--- a/public/books/zero-to-agentic-api-testing/edition-01/Zero-To-Agentic-Api-Testing-Edition-01.docx
+++ b/public/books/zero-to-agentic-api-testing/edition-01/Zero-To-Agentic-Api-Testing-Edition-01.docx
@@ -577,7 +577,7 @@
       </w:r>
     </w:p>
     <w:p>
-      <w:hyperlink w:history="1" r:id="rId6ntsqfefwprb31rlhkvlk">
+      <w:hyperlink w:history="1" r:id="rIdsjlcmpbsxsacdhcrulfsa">
         <w:r>
           <w:rPr>
             <w:rStyle w:val="Hyperlink"/>
@@ -595,7 +595,7 @@
       </w:r>
     </w:p>
     <w:p>
-      <w:hyperlink w:history="1" r:id="rId1opjztybcd_0_8x_ndpev">
+      <w:hyperlink w:history="1" r:id="rIdskjbes_vq4owtxoffeg7x">
         <w:r>
           <w:rPr>
             <w:rStyle w:val="Hyperlink"/>

--- a/public/books/zero-to-agentic-api-testing/edition-01/Zero-To-Agentic-Api-Testing-Edition-01.docx
+++ b/public/books/zero-to-agentic-api-testing/edition-01/Zero-To-Agentic-Api-Testing-Edition-01.docx
@@ -577,7 +577,7 @@
       </w:r>
     </w:p>
     <w:p>
-      <w:hyperlink w:history="1" r:id="rIdsjlcmpbsxsacdhcrulfsa">
+      <w:hyperlink w:history="1" r:id="rIdffhamqnkiqlgxrrmtztb-">
         <w:r>
           <w:rPr>
             <w:rStyle w:val="Hyperlink"/>
@@ -595,7 +595,7 @@
       </w:r>
     </w:p>
     <w:p>
-      <w:hyperlink w:history="1" r:id="rIdskjbes_vq4owtxoffeg7x">
+      <w:hyperlink w:history="1" r:id="rIdtdarwu_9lnlw25513wd-c">
         <w:r>
           <w:rPr>
             <w:rStyle w:val="Hyperlink"/>

--- a/public/books/zero-to-agentic-api-testing/edition-01/Zero-To-Agentic-Api-Testing-Edition-01.docx
+++ b/public/books/zero-to-agentic-api-testing/edition-01/Zero-To-Agentic-Api-Testing-Edition-01.docx
@@ -577,7 +577,7 @@
       </w:r>
     </w:p>
     <w:p>
-      <w:hyperlink w:history="1" r:id="rIdffhamqnkiqlgxrrmtztb-">
+      <w:hyperlink w:history="1" r:id="rId_c3ya0iajhrsveeyafo9e">
         <w:r>
           <w:rPr>
             <w:rStyle w:val="Hyperlink"/>
@@ -595,7 +595,7 @@
       </w:r>
     </w:p>
     <w:p>
-      <w:hyperlink w:history="1" r:id="rIdtdarwu_9lnlw25513wd-c">
+      <w:hyperlink w:history="1" r:id="rIdumzponvrb0-64v0pqcja0">
         <w:r>
           <w:rPr>
             <w:rStyle w:val="Hyperlink"/>
@@ -696,7 +696,7 @@
           <w:iCs/>
           <w:color w:val="596579"/>
         </w:rPr>
-        <w:t xml:space="preserve">What APIs are, how frontends and backends communicate, the restaurant analogy, and inspecting live data in your browser.</w:t>
+        <w:t xml:space="preserve">The campus interoperability crisis, client server decoupling, the restaurant analogy, and inspecting live payloads across the network wire.</w:t>
       </w:r>
     </w:p>
     <w:tbl>
@@ -749,7 +749,7 @@
               <w:spacing w:after="120" w:line="300"/>
             </w:pPr>
             <w:r>
-              <w:t xml:space="preserve">Welcome to the Apex Campus Enterprise Cloud Platform. As our Lead API Test Automation Architect, you are stepping into a high stakes engineering challenge: our university has developed a brand new student mobile application in TypeScript and React Native, while the core course catalog and registrar run on an enterprise Java Spring Boot backend. Furthermore, external academic partners and housing portals in Python need real time data access. Neither side can call internal code directly, and infosec strictly forbids sharing private database passwords. Across our opening three chapters, our mission is to inspect the invisible network wire: mastering what APIs are, decoding the HTTP protocol, resolving the language decoupling crisis, validating live campus catalog endpoints, and assembling an executable test suite in Postman.</w:t>
+              <w:t xml:space="preserve">Welcome to the Apex Campus Enterprise Cloud Platform. As our Lead API Test Automation Architect, you are stepping directly into an urgent engineering crisis: our university is launching a flagship digital campus across web, mobile, and external academic partners. The frontend engineering team built a mobile application in TypeScript and React Native. The backend infrastructure team built the core academic catalog and registrar in Java with Spring Boot, storing records in an enterprise PostgreSQL database. On launch day preview, the mobile application crashed repeatedly because data contracts were mismatched and unverified. Infosec strictly forbids sharing database passwords with frontend devices or external partners. Across our opening three chapters, your mission is to investigate the invisible network wire: mastering what APIs are, decoding HTTP requests and responses, establishing the single source of truth contract, validating live payloads across the web, and setting up an automated Postman testing workbench for the entire engineering organization.</w:t>
             </w:r>
           </w:p>
           <w:p>
@@ -764,7 +764,7 @@
               <w:t xml:space="preserve">What we know: </w:t>
             </w:r>
             <w:r>
-              <w:t xml:space="preserve">Web pages and mobile apps do not store all their data inside your phone or laptop memory. • Whenever an app needs data, it dispatches an invisible background API call across the network. • Without inspecting the network layer, testers cannot distinguish between user interface glitches and server crashes.</w:t>
+              <w:t xml:space="preserve">Web pages and mobile applications never store entire university databases inside client device memory. • Whenever an application displays student grades, courses, or library books, it dispatches background network requests across the wire. • Without inspecting the API layer directly, quality engineering teams cannot distinguish between user interface glitches and serious backend server crashes.</w:t>
             </w:r>
           </w:p>
           <w:p>
@@ -779,7 +779,7 @@
               <w:t xml:space="preserve">What we need: </w:t>
             </w:r>
             <w:r>
-              <w:t xml:space="preserve">An intuitive mental model of client and server communication that anyone can grasp in five minutes. • Hands on experiments requesting real campus API endpoints directly in our web browser without any complex setup. • An understanding of how diverse frontend and backend technologies connect seamlessly through universal JSON contracts.</w:t>
+              <w:t xml:space="preserve">An intuitive mental model explaining how decoupled clients and servers communicate without sharing internal code or database credentials. • Hands on experience inspecting live, authentic API payloads directly in your browser without requiring local server setup or complex tooling. • A clear architectural foundation of why API testing is the highest leverage tier in the modern testing pyramid.</w:t>
             </w:r>
           </w:p>
         </w:tc>
@@ -797,7 +797,7 @@
           <w:bCs/>
           <w:color w:val="4659A7"/>
         </w:rPr>
-        <w:t xml:space="preserve">Step 1: What is an API? The Interoperability Crisis and Waiter Analogy</w:t>
+        <w:t xml:space="preserve">Step 1: The Campus Interoperability Crisis and the Waiter Analogy</w:t>
       </w:r>
     </w:p>
     <w:p>
@@ -815,23 +815,23 @@
         <w:t xml:space="preserve">Application Programming Interface</w:t>
       </w:r>
       <w:r>
-        <w:t xml:space="preserve">. In simple words, an API is a software contract that lets two completely different computer programs talk to each other and exchange data securely.</w:t>
-      </w:r>
-    </w:p>
-    <w:p>
-      <w:pPr>
-        <w:spacing w:after="120" w:line="300"/>
-      </w:pPr>
-      <w:r>
-        <w:t xml:space="preserve">To understand why APIs are indispensable, consider our university campus. The frontend development team wrote a sleek mobile application in TypeScript and React Native. The backend infrastructure team wrote the academic catalog service in Java with Spring Boot, connected to an internal PostgreSQL database. Can the TypeScript mobile app directly invoke a Java method or run a SQL query? Absolutely not. TypeScript cannot execute compiled Java bytecode, and granting mobile devices direct database access would create a massive security catastrophe.</w:t>
-      </w:r>
-    </w:p>
-    <w:p>
-      <w:pPr>
-        <w:spacing w:after="120" w:line="300"/>
-      </w:pPr>
-      <w:r>
-        <w:t xml:space="preserve">Think of visiting your favorite campus dining hall or ordering food on your phone. You do not walk into the kitchen, open the walk in freezer, or operate the commercial pizza oven. You look at the menu, decide what you want, and place your order through the waiter or the digital counter.</w:t>
+        <w:t xml:space="preserve">. At its core, an API is a software messenger and formal contract that allows two completely independent computer programs to communicate and exchange data securely across networks.</w:t>
+      </w:r>
+    </w:p>
+    <w:p>
+      <w:pPr>
+        <w:spacing w:after="120" w:line="300"/>
+      </w:pPr>
+      <w:r>
+        <w:t xml:space="preserve">To understand why APIs are the backbone of modern software, consider the architectural reality of our Apex Campus platform. The student mobile application is compiled into mobile device packages written in TypeScript and React Native. The core course catalog runs on remote enterprise servers written in Java Spring Boot. Can the mobile phone directly invoke a Java method or execute raw SQL against the production PostgreSQL database? Absolutely not. A mobile operating system cannot execute remote Java bytecode. Furthermore, embedding database connection strings inside mobile apps would allow any malicious actor to decompile the app and steal the entire campus student directory.</w:t>
+      </w:r>
+    </w:p>
+    <w:p>
+      <w:pPr>
+        <w:spacing w:after="120" w:line="300"/>
+      </w:pPr>
+      <w:r>
+        <w:t xml:space="preserve">Think of visiting a busy campus dining hall or ordering a meal at a restaurant. You do not walk into the kitchen, open the industrial refrigerator, turn on the stove, or assemble your own dish. Doing so would violate health safety rules and cause complete operational chaos. Instead, you look at the printed menu, select your meal, and give your order to the waiter. The waiter carries your request to the kitchen, the chefs prepare your food according to the recipe, and the waiter delivers the finished dish back to your table.</w:t>
       </w:r>
     </w:p>
     <w:p>
@@ -971,23 +971,31 @@
           <w:bCs/>
           <w:color w:val="4659A7"/>
         </w:rPr>
-        <w:t xml:space="preserve">Step 2: Real World Example: How Partner Aggregators Connect</w:t>
-      </w:r>
-    </w:p>
-    <w:p>
-      <w:pPr>
-        <w:spacing w:after="120" w:line="300"/>
-      </w:pPr>
-      <w:r>
-        <w:t xml:space="preserve">Consider modern marketplace aggregators. When travel portals like Booking.com or Hotels.com display available rooms across worldwide hotel chains like Marriott, how does that integration work? Marriott will never hand over their entire proprietary Java repository or private database credentials to hundreds of outside booking websites.</w:t>
-      </w:r>
-    </w:p>
-    <w:p>
-      <w:pPr>
-        <w:spacing w:after="120" w:line="300"/>
-      </w:pPr>
-      <w:r>
-        <w:t xml:space="preserve">Similarly, when national scholarship boards or student housing aggregators need to verify student enrollment at our university, our campus cannot give them direct database passwords. Instead, our backend team exposes a secure API endpoint: </w:t>
+        <w:t xml:space="preserve">Step 2: Real World Integrations: How External Academic Partners Connect</w:t>
+      </w:r>
+    </w:p>
+    <w:p>
+      <w:pPr>
+        <w:spacing w:after="120" w:line="300"/>
+      </w:pPr>
+      <w:r>
+        <w:t xml:space="preserve">Modern digital platforms do not exist in isolation. Our campus must constantly interact with external ecosystem partners: state scholarship agencies verifying active enrollment, student loan providers approving disbursements, and regional housing portals matching student housing.</w:t>
+      </w:r>
+    </w:p>
+    <w:p>
+      <w:pPr>
+        <w:spacing w:after="120" w:line="300"/>
+      </w:pPr>
+      <w:r>
+        <w:t xml:space="preserve">How do global aggregators like Booking.com display room availability and prices across worldwide hotel chains like Marriott or Hilton? Marriott will never share their internal Java code or production database passwords with hundreds of external travel websites. Doing so would destroy their system security and invite catastrophic data corruption.</w:t>
+      </w:r>
+    </w:p>
+    <w:p>
+      <w:pPr>
+        <w:spacing w:after="120" w:line="300"/>
+      </w:pPr>
+      <w:r>
+        <w:t xml:space="preserve">Instead, Marriott exposes a secure public API endpoint. Travel aggregators send an authorized HTTP request specifying dates and room criteria. The hotel API verifies the request credentials, retrieves real time inventory from internal databases, and returns a clean, structured JSON response. In the exact same way, our Apex Campus platform exposes secure API endpoints like </w:t>
       </w:r>
       <w:r>
         <w:rPr>
@@ -995,10 +1003,10 @@
           <w:color w:val="4659A7"/>
           <w:shd w:fill="EEF1FA" w:val="clear"/>
         </w:rPr>
-        <w:t xml:space="preserve">GET /v1/catalog</w:t>
-      </w:r>
-      <w:r>
-        <w:t xml:space="preserve"> or </w:t>
+        <w:t xml:space="preserve">/v1/catalog</w:t>
+      </w:r>
+      <w:r>
+        <w:t xml:space="preserve"> and </w:t>
       </w:r>
       <w:r>
         <w:rPr>
@@ -1006,18 +1014,10 @@
           <w:color w:val="4659A7"/>
           <w:shd w:fill="EEF1FA" w:val="clear"/>
         </w:rPr>
-        <w:t xml:space="preserve">GET /v1/students/{id}/status</w:t>
-      </w:r>
-      <w:r>
-        <w:t xml:space="preserve">.</w:t>
-      </w:r>
-    </w:p>
-    <w:p>
-      <w:pPr>
-        <w:spacing w:after="120" w:line="300"/>
-      </w:pPr>
-      <w:r>
-        <w:t xml:space="preserve">The partner portal sends an HTTP request with the necessary search parameters. Our campus API receives the request, validates authorization, queries our internal database, and returns clean structured JSON. The external partner receives the exact data needed without ever touching our private code or infrastructure.</w:t>
+        <w:t xml:space="preserve">/v1/students/{id}/status</w:t>
+      </w:r>
+      <w:r>
+        <w:t xml:space="preserve">, allowing legitimate partners to verify records instantly without ever accessing internal infrastructure.</w:t>
       </w:r>
     </w:p>
     <w:p>
@@ -1040,7 +1040,7 @@
         <w:spacing w:after="120" w:line="300"/>
       </w:pPr>
       <w:r>
-        <w:t xml:space="preserve">In modern enterprise software engineering, applications are deliberately divided into independent layers: frontend clients, the API network contract, backend microservices, and persistence storage. The API is the universal bridge that binds them together across the network wire.</w:t>
+        <w:t xml:space="preserve">In enterprise engineering, systems are deliberately separated into distinct tiers: user facing client applications, the API network contract wire, backend microservices, and persistent databases. The API serves as the universal bridge uniting these tiers across the network.</w:t>
       </w:r>
     </w:p>
     <w:p>
@@ -1266,7 +1266,7 @@
                 <w:b/>
                 <w:bCs/>
               </w:rPr>
-              <w:t xml:space="preserve">Role in the Application</w:t>
+              <w:t xml:space="preserve">Role in the Campus Architecture</w:t>
             </w:r>
           </w:p>
         </w:tc>
@@ -1304,7 +1304,7 @@
               <w:spacing w:after="120" w:line="300"/>
             </w:pPr>
             <w:r>
-              <w:t xml:space="preserve">React, Angular, iOS Swift, Android Kotlin, Web Browsers</w:t>
+              <w:t xml:space="preserve">React Native, Angular, iOS Swift, Android Kotlin</w:t>
             </w:r>
           </w:p>
         </w:tc>
@@ -1322,7 +1322,7 @@
               <w:spacing w:after="120" w:line="300"/>
             </w:pPr>
             <w:r>
-              <w:t xml:space="preserve">Displays the visual buttons, colors, and forms that users interact with.</w:t>
+              <w:t xml:space="preserve">Renders buttons, course search filters, and profile screens for students and faculty.</w:t>
             </w:r>
           </w:p>
         </w:tc>
@@ -1360,7 +1360,7 @@
               <w:spacing w:after="120" w:line="300"/>
             </w:pPr>
             <w:r>
-              <w:t xml:space="preserve">HTTP Protocol, JSON Data, REST Guidelines</w:t>
+              <w:t xml:space="preserve">HTTP Protocol, REST Guidelines, JSON and XML Schemas</w:t>
             </w:r>
           </w:p>
         </w:tc>
@@ -1378,7 +1378,7 @@
               <w:spacing w:after="120" w:line="300"/>
             </w:pPr>
             <w:r>
-              <w:t xml:space="preserve">The universal language and rules both sides use to exchange messages.</w:t>
+              <w:t xml:space="preserve">The universal specification and rules defining valid requests, responses, and data shapes.</w:t>
             </w:r>
           </w:p>
         </w:tc>
@@ -1398,7 +1398,7 @@
               <w:spacing w:after="120" w:line="300"/>
             </w:pPr>
             <w:r>
-              <w:t xml:space="preserve">Backend Services</w:t>
+              <w:t xml:space="preserve">Backend Microservices</w:t>
             </w:r>
           </w:p>
         </w:tc>
@@ -1416,7 +1416,7 @@
               <w:spacing w:after="120" w:line="300"/>
             </w:pPr>
             <w:r>
-              <w:t xml:space="preserve">Java Spring Boot, Node.js, Python FastAPI, Go, C# .NET</w:t>
+              <w:t xml:space="preserve">Java Spring Boot, Node.js, Python FastAPI, Go</w:t>
             </w:r>
           </w:p>
         </w:tc>
@@ -1434,7 +1434,7 @@
               <w:spacing w:after="120" w:line="300"/>
             </w:pPr>
             <w:r>
-              <w:t xml:space="preserve">Executes business rules, verifies user credentials, and processes transactions.</w:t>
+              <w:t xml:space="preserve">Enforces business rules, validates prerequisite courses, and handles financial calculations.</w:t>
             </w:r>
           </w:p>
         </w:tc>
@@ -1454,7 +1454,7 @@
               <w:spacing w:after="120" w:line="300"/>
             </w:pPr>
             <w:r>
-              <w:t xml:space="preserve">Database Storage</w:t>
+              <w:t xml:space="preserve">Persistence Layer</w:t>
             </w:r>
           </w:p>
         </w:tc>
@@ -1472,7 +1472,7 @@
               <w:spacing w:after="120" w:line="300"/>
             </w:pPr>
             <w:r>
-              <w:t xml:space="preserve">PostgreSQL, MySQL, MongoDB, Redis</w:t>
+              <w:t xml:space="preserve">PostgreSQL, MySQL, MongoDB, Redis Caches</w:t>
             </w:r>
           </w:p>
         </w:tc>
@@ -1490,7 +1490,7 @@
               <w:spacing w:after="120" w:line="300"/>
             </w:pPr>
             <w:r>
-              <w:t xml:space="preserve">Safely stores student records, course enrollments, and library inventory.</w:t>
+              <w:t xml:space="preserve">Securely stores course catalogs, student records, enrollment status, and credentials.</w:t>
             </w:r>
           </w:p>
         </w:tc>
@@ -1538,31 +1538,39 @@
                 <w:bCs/>
                 <w:color w:val="263A67"/>
               </w:rPr>
-              <w:t xml:space="preserve">Why APIs Create Complete Technology Freedom</w:t>
-            </w:r>
-          </w:p>
-          <w:p>
-            <w:pPr>
-              <w:spacing w:after="120" w:line="300"/>
-            </w:pPr>
-            <w:r>
-              <w:t xml:space="preserve">Notice an amazing advantage of APIs: they are completely language independent.</w:t>
-            </w:r>
-          </w:p>
-          <w:p>
-            <w:pPr>
-              <w:spacing w:after="120" w:line="300"/>
-            </w:pPr>
-            <w:r>
-              <w:t xml:space="preserve">Your frontend could be built with React running on a laptop or an iPhone app written in Swift. Your backend could be written in Java or Go, connected to a database in another country.</w:t>
-            </w:r>
-          </w:p>
-          <w:p>
-            <w:pPr>
-              <w:spacing w:after="120" w:line="300"/>
-            </w:pPr>
-            <w:r>
-              <w:t xml:space="preserve">The frontend does not need to know what programming language the backend uses. As long as both sides agree on the API contract (sending standard HTTP requests with structured JSON text), communication works seamlessly.</w:t>
+              <w:t xml:space="preserve">The Power of Language Decoupling</w:t>
+            </w:r>
+          </w:p>
+          <w:p>
+            <w:pPr>
+              <w:spacing w:after="120" w:line="300"/>
+            </w:pPr>
+            <w:r>
+              <w:t xml:space="preserve">Because APIs communicate through standardized network protocols and plain text JSON payloads, they provide complete technology independence.</w:t>
+            </w:r>
+          </w:p>
+          <w:p>
+            <w:pPr>
+              <w:spacing w:after="120" w:line="300"/>
+            </w:pPr>
+            <w:r>
+              <w:t xml:space="preserve">The mobile engineering team can rewrite the student app in Flutter or Swift without changing a single line of backend code.</w:t>
+            </w:r>
+          </w:p>
+          <w:p>
+            <w:pPr>
+              <w:spacing w:after="120" w:line="300"/>
+            </w:pPr>
+            <w:r>
+              <w:t xml:space="preserve">The infrastructure team can migrate the backend from Java to Go or upgrade the database from MySQL to PostgreSQL without breaking the mobile app.</w:t>
+            </w:r>
+          </w:p>
+          <w:p>
+            <w:pPr>
+              <w:spacing w:after="120" w:line="300"/>
+            </w:pPr>
+            <w:r>
+              <w:t xml:space="preserve">As long as the API contract remains respected and unaltered, both sides can evolve and innovate at their own rapid pace.</w:t>
             </w:r>
           </w:p>
         </w:tc>
@@ -1580,15 +1588,23 @@
           <w:bCs/>
           <w:color w:val="4659A7"/>
         </w:rPr>
-        <w:t xml:space="preserve">Step 4: Inspecting Live Campus Catalog Endpoints in Your Browser</w:t>
-      </w:r>
-    </w:p>
-    <w:p>
-      <w:pPr>
-        <w:spacing w:after="120" w:line="300"/>
-      </w:pPr>
-      <w:r>
-        <w:t xml:space="preserve">You do not need to install complex tools to see an API in action. Your everyday web browser is already an HTTP client capable of making live GET requests. Click each link below to inspect real live JSON data served by our campus test platform:</w:t>
+        <w:t xml:space="preserve">Step 4: Inspecting Live API Payloads Across the Global Web</w:t>
+      </w:r>
+    </w:p>
+    <w:p>
+      <w:pPr>
+        <w:spacing w:after="120" w:line="300"/>
+      </w:pPr>
+      <w:r>
+        <w:t xml:space="preserve">You do not need to install complex desktop software or launch local terminal servers to observe an API in action. Your everyday web browser is already an HTTP client capable of dispatching live GET requests. When you enter a URL into your browser address bar and press Enter, the browser sends an HTTP GET request to the remote host and displays the response payload.</w:t>
+      </w:r>
+    </w:p>
+    <w:p>
+      <w:pPr>
+        <w:spacing w:after="120" w:line="300"/>
+      </w:pPr>
+      <w:r>
+        <w:t xml:space="preserve">Click each link below to inspect real, globally accessible live JSON API payloads in your browser right now on any phone, tablet, or laptop:</w:t>
       </w:r>
     </w:p>
     <w:p>
@@ -1616,7 +1632,7 @@
         <w:spacing w:after="120" w:line="300"/>
       </w:pPr>
       <w:r>
-        <w:t xml:space="preserve">1. Campus Academic Catalog: Click [http://localhost:5050/v1/catalog](http://localhost:5050/v1/catalog). Notice how our server returns all four registered university courses (Computer Systems, Data Structures, Agentic API Automation, Digital Logic) in structured JSON.</w:t>
+        <w:t xml:space="preserve">1. Apex Campus Academic Catalog Contract: Open [Campus Academic Catalog JSON](https://raw.githubusercontent.com/mayankcoder1993/AkshatEbooks/arena/01a0bfe5-akshatebooks/course-materials/zero-to-agentic-api-testing/lesson-01/campus-catalog.json). Notice how the response delivers all four campus courses (Computer Systems, Data Structures, Agentic API Automation, Digital Logic) as clean, structured JSON key value pairs.</w:t>
       </w:r>
     </w:p>
     <w:p>
@@ -1629,7 +1645,7 @@
         <w:spacing w:after="120" w:line="300"/>
       </w:pPr>
       <w:r>
-        <w:t xml:space="preserve">2. System Health Status: Click [http://localhost:5050/status/200](http://localhost:5050/status/200). The server answers with an immediate status confirmation verifying the cluster is healthy.</w:t>
+        <w:t xml:space="preserve">2. Global Developer Profile API: Open [GitHub Octocat Profile](https://api.github.com/users/octocat). The remote GitHub server answers with a structured JSON object detailing login username, public repository counts, and account creation timestamps.</w:t>
       </w:r>
     </w:p>
     <w:p>
@@ -1642,28 +1658,15 @@
         <w:spacing w:after="120" w:line="300"/>
       </w:pPr>
       <w:r>
-        <w:t xml:space="preserve">3. Sustainable Development Goals: Click [http://localhost:5050/SDGAPI/v1/sdg/Goal/List?includechildren=false](http://localhost:5050/SDGAPI/v1/sdg/Goal/List?includechildren=false). Notice how public educational data is organized into structured JSON records.</w:t>
-      </w:r>
-    </w:p>
-    <w:p>
-      <w:pPr>
-        <w:pStyle w:val="ListParagraph"/>
-        <w:numPr>
-          <w:ilvl w:val="0"/>
-          <w:numId w:val="3"/>
-        </w:numPr>
-        <w:spacing w:after="120" w:line="300"/>
-      </w:pPr>
-      <w:r>
-        <w:t xml:space="preserve">4. Open Developer Profile: Click [https://api.github.com/users/octocat](https://api.github.com/users/octocat). The remote GitHub server returns Octocat developer profile: name, company, and public repository statistics.</w:t>
-      </w:r>
-    </w:p>
-    <w:p>
-      <w:pPr>
-        <w:spacing w:after="120" w:line="300"/>
-      </w:pPr>
-      <w:r>
-        <w:t xml:space="preserve">Here is what our Campus Academic Catalog looks like when returned as raw JSON text from our backend server. You can test sending the request live right inside our interactive inspector below:</w:t>
+        <w:t xml:space="preserve">3. Global Meteorological Service API: Open [Open Meteo Weather API](https://api.open-meteo.com/v1/forecast?latitude=37.7749&amp;longitude=-122.4194&amp;current_weather=true). The server returns real time weather telemetry including temperature, wind speed, and weather codes in structured JSON format.</w:t>
+      </w:r>
+    </w:p>
+    <w:p>
+      <w:pPr>
+        <w:spacing w:after="120" w:line="300"/>
+      </w:pPr>
+      <w:r>
+        <w:t xml:space="preserve">To understand what happens behind the scenes during an automated API test, inspect our live interactive wire inspector below. You can test sending the request, examine the response headers and payload body, and verify the automated assertions:</w:t>
       </w:r>
     </w:p>
     <w:tbl>
@@ -1727,7 +1730,7 @@
               <w:rPr>
                 <w:rFonts w:ascii="Consolas" w:cs="Consolas" w:eastAsia="Consolas" w:hAnsi="Consolas"/>
               </w:rPr>
-              <w:t xml:space="preserve">http://localhost:5050/v1/catalog</w:t>
+              <w:t xml:space="preserve">https://api.campuslibrary.org/v1/catalog</w:t>
             </w:r>
           </w:p>
           <w:p>
@@ -2354,15 +2357,15 @@
           <w:bCs/>
           <w:color w:val="4659A7"/>
         </w:rPr>
-        <w:t xml:space="preserve">Step 5: Architectural Styles and the Testing Pyramid</w:t>
-      </w:r>
-    </w:p>
-    <w:p>
-      <w:pPr>
-        <w:spacing w:after="120" w:line="300"/>
-      </w:pPr>
-      <w:r>
-        <w:t xml:space="preserve">Why is API testing considered the most valuable skill for modern quality assurance engineers? The answer lies in the </w:t>
+        <w:t xml:space="preserve">Step 5: Why UI Automation Fails: The Testing Pyramid</w:t>
+      </w:r>
+    </w:p>
+    <w:p>
+      <w:pPr>
+        <w:spacing w:after="120" w:line="300"/>
+      </w:pPr>
+      <w:r>
+        <w:t xml:space="preserve">Why did the campus launch day test fail even though the team wrote automated browser tests? The answer lies in the </w:t>
       </w:r>
       <w:r>
         <w:rPr>
@@ -2372,7 +2375,7 @@
         <w:t xml:space="preserve">Testing Pyramid</w:t>
       </w:r>
       <w:r>
-        <w:t xml:space="preserve">, a fundamental software engineering principle formulated by industry leader Mike Cohn.</w:t>
+        <w:t xml:space="preserve">, a fundamental software engineering doctrine formulated by Mike Cohn.</w:t>
       </w:r>
     </w:p>
     <w:p>
@@ -2449,7 +2452,7 @@
         <w:t xml:space="preserve">1  </w:t>
       </w:r>
       <w:r>
-        <w:t xml:space="preserve">UI Tests (Top): Slow, fragile, and expensive. A button moving three pixels to the left can break twenty automated browser tests.</w:t>
+        <w:t xml:space="preserve">UI Tests (Top Tier): Slow, fragile, and expensive to maintain. A small button redesign or font adjustment can break dozens of automated browser tests even when backend logic works perfectly.</w:t>
       </w:r>
     </w:p>
     <w:p>
@@ -2465,7 +2468,7 @@
         <w:t xml:space="preserve">2  </w:t>
       </w:r>
       <w:r>
-        <w:t xml:space="preserve">API Tests (Middle): Fast, reliable, and high leverage. Tests execute in milliseconds and directly validate business logic and data contracts.</w:t>
+        <w:t xml:space="preserve">API Tests (Middle Tier): Fast, reliable, and exceptionally high leverage. Tests execute across raw network packets in milliseconds, validating core business logic, contracts, and security directly.</w:t>
       </w:r>
     </w:p>
     <w:p>
@@ -2481,15 +2484,38 @@
         <w:t xml:space="preserve">3  </w:t>
       </w:r>
       <w:r>
-        <w:t xml:space="preserve">Unit Tests (Bottom): Extremely fast, written by developers to test individual functions, but unable to verify network integration or database integrity.</w:t>
-      </w:r>
-    </w:p>
-    <w:p>
-      <w:pPr>
-        <w:spacing w:after="120" w:line="300"/>
-      </w:pPr>
-      <w:r>
-        <w:t xml:space="preserve">While REST represents the most dominant architectural style across web applications today, enterprise systems employ different API standards depending on performance and legacy requirements:</w:t>
+        <w:t xml:space="preserve">Unit Tests (Bottom Tier): Lightning fast tests written by developers for isolated code functions, but completely incapable of verifying network integrations, database transactions, or multi system handshakes.</w:t>
+      </w:r>
+    </w:p>
+    <w:p>
+      <w:pPr>
+        <w:spacing w:after="120" w:line="300"/>
+      </w:pPr>
+      <w:r>
+        <w:t xml:space="preserve">By focusing our automation strategy on the API layer, we catch critical bugs early in the deployment pipeline. API tests do not wait for browsers to render CSS styles or load heavy JavaScript bundles. They validate the actual business contracts at machine speed.</w:t>
+      </w:r>
+    </w:p>
+    <w:p>
+      <w:pPr>
+        <w:pStyle w:val="Heading2"/>
+        <w:keepNext/>
+        <w:spacing w:after="100" w:before="240"/>
+      </w:pPr>
+      <w:r>
+        <w:rPr>
+          <w:b/>
+          <w:bCs/>
+          <w:color w:val="4659A7"/>
+        </w:rPr>
+        <w:t xml:space="preserve">Step 6: The Four Major Enterprise API Architectural Styles</w:t>
+      </w:r>
+    </w:p>
+    <w:p>
+      <w:pPr>
+        <w:spacing w:after="120" w:line="300"/>
+      </w:pPr>
+      <w:r>
+        <w:t xml:space="preserve">While REST represents the most dominant architectural style across modern cloud applications, enterprise ecosystems like our campus utilize multiple specialized API paradigms:</w:t>
       </w:r>
     </w:p>
     <w:p>
@@ -2566,7 +2592,7 @@
         <w:t xml:space="preserve">1  </w:t>
       </w:r>
       <w:r>
-        <w:t xml:space="preserve">REST (Representational State Transfer): Uses HTTP methods and JSON. Powers the majority of public web and mobile services.</w:t>
+        <w:t xml:space="preserve">REST (Representational State Transfer): Uses HTTP verbs and standard JSON payloads. Powers our campus web and mobile services in Missions 1 and 2.</w:t>
       </w:r>
     </w:p>
     <w:p>
@@ -2582,7 +2608,7 @@
         <w:t xml:space="preserve">2  </w:t>
       </w:r>
       <w:r>
-        <w:t xml:space="preserve">GraphQL: Exposes a single endpoint allowing clients to query exact fields, eliminating over fetching and under fetching.</w:t>
+        <w:t xml:space="preserve">GraphQL: Exposes a single flexible endpoint allowing clients to query exact fields in one roundtrip, preventing data bloat.</w:t>
       </w:r>
     </w:p>
     <w:p>
@@ -2598,7 +2624,7 @@
         <w:t xml:space="preserve">3  </w:t>
       </w:r>
       <w:r>
-        <w:t xml:space="preserve">SOAP (Simple Object Access Protocol): Strict, XML based protocol common in legacy financial and banking systems.</w:t>
+        <w:t xml:space="preserve">SOAP (Simple Object Access Protocol): Strict, XML based protocol with rigorous enterprise schemas, common in banking and legacy registrar records.</w:t>
       </w:r>
     </w:p>
     <w:p>
@@ -2629,7 +2655,306 @@
           <w:bCs/>
           <w:color w:val="4659A7"/>
         </w:rPr>
-        <w:t xml:space="preserve">Step 6: Review and Practice</w:t>
+        <w:t xml:space="preserve">Step 7: Mission 1 Execution Plan: The Road to Automated Quality</w:t>
+      </w:r>
+    </w:p>
+    <w:p>
+      <w:pPr>
+        <w:spacing w:after="120" w:line="300"/>
+      </w:pPr>
+      <w:r>
+        <w:t xml:space="preserve">Now that you have audited the network wire and grasped the foundational principles of APIs, our Mission 1 roadmap unfolds across the next two chapters:</w:t>
+      </w:r>
+    </w:p>
+    <w:p>
+      <w:pPr>
+        <w:pStyle w:val="Heading2"/>
+        <w:keepNext/>
+        <w:spacing w:after="100" w:before="240"/>
+      </w:pPr>
+      <w:r>
+        <w:rPr>
+          <w:b/>
+          <w:bCs/>
+          <w:color w:val="4659A7"/>
+        </w:rPr>
+        <w:t xml:space="preserve">Try it yourself</w:t>
+      </w:r>
+    </w:p>
+    <w:p>
+      <w:pPr>
+        <w:pStyle w:val="ListParagraph"/>
+        <w:numPr>
+          <w:ilvl w:val="0"/>
+          <w:numId w:val="3"/>
+        </w:numPr>
+        <w:spacing w:after="120" w:line="300"/>
+      </w:pPr>
+      <w:r>
+        <w:t xml:space="preserve">Chapter 1 (Complete): You established why APIs exist, demystified client server decoupling, inspected live JSON payloads in your browser, and positioned API testing at the core of our quality strategy.</w:t>
+      </w:r>
+    </w:p>
+    <w:p>
+      <w:pPr>
+        <w:pStyle w:val="ListParagraph"/>
+        <w:numPr>
+          <w:ilvl w:val="0"/>
+          <w:numId w:val="3"/>
+        </w:numPr>
+        <w:spacing w:after="120" w:line="300"/>
+      </w:pPr>
+      <w:r>
+        <w:t xml:space="preserve">Chapter 2 (Next Step): We decode the HTTP wire itself. You will master the five HTTP methods (GET, POST, PUT, PATCH, DELETE), inspect headers, query parameters, request bodies, and understand all five HTTP status code families from 200 success to 500 server crashes.</w:t>
+      </w:r>
+    </w:p>
+    <w:p>
+      <w:pPr>
+        <w:pStyle w:val="ListParagraph"/>
+        <w:numPr>
+          <w:ilvl w:val="0"/>
+          <w:numId w:val="3"/>
+        </w:numPr>
+        <w:spacing w:after="120" w:line="300"/>
+      </w:pPr>
+      <w:r>
+        <w:t xml:space="preserve">Chapter 3 (Mission Milestone): We install Postman, configure personal and team collaboration workspaces, practice forking and pull requests, and execute our very first collaborative automated test collection to declare Mission 1 fully accomplished.</w:t>
+      </w:r>
+    </w:p>
+    <w:p>
+      <w:pPr>
+        <w:pStyle w:val="Heading2"/>
+        <w:keepNext/>
+        <w:spacing w:after="100" w:before="240"/>
+      </w:pPr>
+      <w:r>
+        <w:rPr>
+          <w:b/>
+          <w:bCs/>
+          <w:color w:val="4659A7"/>
+        </w:rPr>
+        <w:t xml:space="preserve">Step 8: Review and Practice</w:t>
+      </w:r>
+    </w:p>
+    <w:tbl>
+      <w:tblPr>
+        <w:tblW w:type="pct" w:w="100%"/>
+        <w:tblBorders>
+          <w:top w:val="single" w:color="auto" w:sz="4"/>
+          <w:left w:val="single" w:color="auto" w:sz="4"/>
+          <w:bottom w:val="single" w:color="auto" w:sz="4"/>
+          <w:right w:val="single" w:color="auto" w:sz="4"/>
+          <w:insideH w:val="single" w:color="auto" w:sz="4"/>
+          <w:insideV w:val="single" w:color="auto" w:sz="4"/>
+        </w:tblBorders>
+      </w:tblPr>
+      <w:tblGrid>
+        <w:gridCol w:w="100"/>
+      </w:tblGrid>
+      <w:tr>
+        <w:tc>
+          <w:tcPr>
+            <w:tcBorders>
+              <w:top w:val="single" w:color="D9E0EA" w:sz="2"/>
+              <w:left w:val="single" w:color="D9E0EA" w:sz="2"/>
+              <w:bottom w:val="single" w:color="D9E0EA" w:sz="2"/>
+              <w:right w:val="single" w:color="D9E0EA" w:sz="2"/>
+            </w:tcBorders>
+            <w:shd w:fill="F3F0FA" w:val="clear"/>
+            <w:tcMar>
+              <w:top w:type="dxa" w:w="130"/>
+              <w:left w:type="dxa" w:w="160"/>
+              <w:bottom w:type="dxa" w:w="130"/>
+              <w:right w:type="dxa" w:w="160"/>
+            </w:tcMar>
+          </w:tcPr>
+          <w:p>
+            <w:pPr>
+              <w:spacing w:after="120" w:line="300"/>
+            </w:pPr>
+            <w:r>
+              <w:rPr>
+                <w:b/>
+                <w:bCs/>
+                <w:color w:val="263A67"/>
+              </w:rPr>
+              <w:t xml:space="preserve">MAKE A GUESS</w:t>
+            </w:r>
+          </w:p>
+          <w:p>
+            <w:pPr>
+              <w:spacing w:after="120" w:line="300"/>
+            </w:pPr>
+            <w:r>
+              <w:t xml:space="preserve">In our enterprise architecture, why does the React Native mobile app send an HTTP GET request to an API rather than querying PostgreSQL directly?</w:t>
+            </w:r>
+          </w:p>
+          <w:p>
+            <w:pPr>
+              <w:pStyle w:val="ListParagraph"/>
+              <w:numPr>
+                <w:ilvl w:val="0"/>
+                <w:numId w:val="2"/>
+              </w:numPr>
+              <w:spacing w:after="120" w:line="300"/>
+            </w:pPr>
+            <w:r>
+              <w:t xml:space="preserve">A. Because direct database connections expose passwords and violate language decoupling rules.</w:t>
+            </w:r>
+          </w:p>
+          <w:p>
+            <w:pPr>
+              <w:pStyle w:val="ListParagraph"/>
+              <w:numPr>
+                <w:ilvl w:val="0"/>
+                <w:numId w:val="2"/>
+              </w:numPr>
+              <w:spacing w:after="120" w:line="300"/>
+            </w:pPr>
+            <w:r>
+              <w:t xml:space="preserve">B. Because PostgreSQL only accepts connections from Apple iOS devices.</w:t>
+            </w:r>
+          </w:p>
+          <w:p>
+            <w:pPr>
+              <w:pStyle w:val="ListParagraph"/>
+              <w:numPr>
+                <w:ilvl w:val="0"/>
+                <w:numId w:val="2"/>
+              </w:numPr>
+              <w:spacing w:after="120" w:line="300"/>
+            </w:pPr>
+            <w:r>
+              <w:t xml:space="preserve">C. Because web browsers cannot display information that comes from databases.</w:t>
+            </w:r>
+          </w:p>
+          <w:p>
+            <w:pPr>
+              <w:pStyle w:val="ListParagraph"/>
+              <w:numPr>
+                <w:ilvl w:val="0"/>
+                <w:numId w:val="2"/>
+              </w:numPr>
+              <w:spacing w:after="120" w:line="300"/>
+            </w:pPr>
+            <w:r>
+              <w:t xml:space="preserve">D. Because Java Spring Boot servers can only execute on physical desktop computers.</w:t>
+            </w:r>
+          </w:p>
+          <w:p>
+            <w:pPr>
+              <w:spacing w:after="120" w:line="300"/>
+            </w:pPr>
+            <w:r>
+              <w:rPr>
+                <w:b/>
+                <w:bCs/>
+              </w:rPr>
+              <w:t xml:space="preserve">Answer: Because direct database connections expose passwords and violate language decoupling rules.. </w:t>
+            </w:r>
+            <w:r>
+              <w:t xml:space="preserve">Direct database access would force client devices to hold sensitive passwords and bypass all business validation logic. APIs provide a secure contract that abstracts database internals.</w:t>
+            </w:r>
+          </w:p>
+        </w:tc>
+      </w:tr>
+    </w:tbl>
+    <w:p>
+      <w:pPr>
+        <w:pStyle w:val="Heading2"/>
+        <w:keepNext/>
+        <w:spacing w:after="100" w:before="240"/>
+      </w:pPr>
+      <w:r>
+        <w:rPr>
+          <w:b/>
+          <w:bCs/>
+          <w:color w:val="4659A7"/>
+        </w:rPr>
+        <w:t xml:space="preserve">Check your understanding</w:t>
+      </w:r>
+    </w:p>
+    <w:p>
+      <w:pPr>
+        <w:spacing w:after="120" w:line="300"/>
+      </w:pPr>
+      <w:r>
+        <w:rPr>
+          <w:b/>
+          <w:bCs/>
+        </w:rPr>
+        <w:t xml:space="preserve">1. What is the core purpose of an API in modern software engineering?</w:t>
+      </w:r>
+    </w:p>
+    <w:p>
+      <w:pPr>
+        <w:spacing w:after="120" w:line="300"/>
+      </w:pPr>
+      <w:r>
+        <w:rPr>
+          <w:b/>
+          <w:bCs/>
+          <w:color w:val="168A8A"/>
+        </w:rPr>
+        <w:t xml:space="preserve">Answer: </w:t>
+      </w:r>
+      <w:r>
+        <w:t xml:space="preserve">An API acts as a software messenger and formal contract that enables independent applications to exchange data securely without knowing each other internal code or database implementation.</w:t>
+      </w:r>
+    </w:p>
+    <w:p>
+      <w:pPr>
+        <w:spacing w:after="120" w:line="300"/>
+      </w:pPr>
+      <w:r>
+        <w:rPr>
+          <w:b/>
+          <w:bCs/>
+        </w:rPr>
+        <w:t xml:space="preserve">2. Why is API testing considered higher leverage than UI testing in continuous integration pipelines?</w:t>
+      </w:r>
+    </w:p>
+    <w:p>
+      <w:pPr>
+        <w:spacing w:after="120" w:line="300"/>
+      </w:pPr>
+      <w:r>
+        <w:rPr>
+          <w:b/>
+          <w:bCs/>
+          <w:color w:val="168A8A"/>
+        </w:rPr>
+        <w:t xml:space="preserve">Answer: </w:t>
+      </w:r>
+      <w:r>
+        <w:t xml:space="preserve">API tests execute in milliseconds, remain stable against visual user interface redesigns, and validate the actual business logic and data payloads directly over the network wire.</w:t>
+      </w:r>
+    </w:p>
+    <w:p>
+      <w:pPr>
+        <w:spacing w:after="120" w:line="300"/>
+      </w:pPr>
+      <w:r>
+        <w:rPr>
+          <w:b/>
+          <w:bCs/>
+        </w:rPr>
+        <w:t xml:space="preserve">3. How do external partners like scholarship agencies verify student data without accessing internal campus databases?</w:t>
+      </w:r>
+    </w:p>
+    <w:p>
+      <w:pPr>
+        <w:spacing w:after="120" w:line="300"/>
+      </w:pPr>
+      <w:r>
+        <w:rPr>
+          <w:b/>
+          <w:bCs/>
+          <w:color w:val="168A8A"/>
+        </w:rPr>
+        <w:t xml:space="preserve">Answer: </w:t>
+      </w:r>
+      <w:r>
+        <w:t xml:space="preserve">Partners send authenticated HTTP requests to secure API endpoints. The campus API validates the request, retrieves the necessary data, and returns structured JSON without exposing internal databases.</w:t>
       </w:r>
     </w:p>
     <w:p>
@@ -2702,7 +3027,7 @@
               <w:spacing w:after="120" w:line="300"/>
             </w:pPr>
             <w:r>
-              <w:t xml:space="preserve">An API is a software messenger and contract that allows independent applications to communicate without sharing code.</w:t>
+              <w:t xml:space="preserve">An API is a software contract that enables decoupled systems to communicate securely across networks.</w:t>
             </w:r>
           </w:p>
           <w:p>
@@ -2715,7 +3040,7 @@
               <w:spacing w:after="120" w:line="300"/>
             </w:pPr>
             <w:r>
-              <w:t xml:space="preserve">In the restaurant analogy, the customer is the client, the waiter is the API, and the kitchen is the backend server and database.</w:t>
+              <w:t xml:space="preserve">In the restaurant analogy, the customer represents the client, the waiter represents the API messenger, and the kitchen represents backend microservices and databases.</w:t>
             </w:r>
           </w:p>
           <w:p>
@@ -2728,7 +3053,7 @@
               <w:spacing w:after="120" w:line="300"/>
             </w:pPr>
             <w:r>
-              <w:t xml:space="preserve">APIs enable complete language independence: frontends in TypeScript and backends in Java communicate seamlessly using JSON over HTTP.</w:t>
+              <w:t xml:space="preserve">APIs provide complete language independence: frontends in TypeScript and backends in Java communicate seamlessly using standardized JSON over HTTP.</w:t>
             </w:r>
           </w:p>
           <w:p>
@@ -2741,83 +3066,68 @@
               <w:spacing w:after="120" w:line="300"/>
             </w:pPr>
             <w:r>
-              <w:t xml:space="preserve">API testing sits in the golden middle of the testing pyramid: much faster and more resilient than UI tests, while validating real business rules.</w:t>
+              <w:t xml:space="preserve">In the testing pyramid, API testing provides the sweet spot of high execution speed, total test reliability, and deep business validation.</w:t>
             </w:r>
           </w:p>
         </w:tc>
       </w:tr>
     </w:tbl>
-    <w:p>
-      <w:pPr>
-        <w:pStyle w:val="Heading2"/>
-        <w:keepNext/>
-        <w:spacing w:after="100" w:before="240"/>
-      </w:pPr>
-      <w:r>
-        <w:rPr>
-          <w:b/>
-          <w:bCs/>
-          <w:color w:val="4659A7"/>
-        </w:rPr>
-        <w:t xml:space="preserve">Check your understanding</w:t>
-      </w:r>
-    </w:p>
-    <w:p>
-      <w:pPr>
-        <w:spacing w:after="120" w:line="300"/>
-      </w:pPr>
-      <w:r>
-        <w:rPr>
-          <w:b/>
-          <w:bCs/>
-        </w:rPr>
-        <w:t xml:space="preserve">1. Why can a mobile app written in TypeScript talk to a backend service written in Java?</w:t>
-      </w:r>
-    </w:p>
-    <w:p>
-      <w:pPr>
-        <w:spacing w:after="120" w:line="300"/>
-      </w:pPr>
-      <w:r>
-        <w:rPr>
-          <w:b/>
-          <w:bCs/>
-          <w:color w:val="168A8A"/>
-        </w:rPr>
-        <w:t xml:space="preserve">Answer: </w:t>
-      </w:r>
-      <w:r>
-        <w:t xml:space="preserve">Because both programs exchange data using the universal HTTP protocol and standardized JSON text, requiring zero knowledge of internal code.</w:t>
-      </w:r>
-    </w:p>
-    <w:p>
-      <w:pPr>
-        <w:spacing w:after="120" w:line="300"/>
-      </w:pPr>
-      <w:r>
-        <w:rPr>
-          <w:b/>
-          <w:bCs/>
-        </w:rPr>
-        <w:t xml:space="preserve">2. In the Testing Pyramid, why do engineering teams invest heavily in API testing compared to UI testing?</w:t>
-      </w:r>
-    </w:p>
-    <w:p>
-      <w:pPr>
-        <w:spacing w:after="120" w:line="300"/>
-      </w:pPr>
-      <w:r>
-        <w:rPr>
-          <w:b/>
-          <w:bCs/>
-          <w:color w:val="168A8A"/>
-        </w:rPr>
-        <w:t xml:space="preserve">Answer: </w:t>
-      </w:r>
-      <w:r>
-        <w:t xml:space="preserve">API tests execute in milliseconds, are immune to visual user interface layout changes, and validate core business logic directly.</w:t>
-      </w:r>
-    </w:p>
+    <w:tbl>
+      <w:tblPr>
+        <w:tblW w:type="pct" w:w="100%"/>
+        <w:tblBorders>
+          <w:top w:val="single" w:color="auto" w:sz="4"/>
+          <w:left w:val="single" w:color="auto" w:sz="4"/>
+          <w:bottom w:val="single" w:color="auto" w:sz="4"/>
+          <w:right w:val="single" w:color="auto" w:sz="4"/>
+          <w:insideH w:val="single" w:color="auto" w:sz="4"/>
+          <w:insideV w:val="single" w:color="auto" w:sz="4"/>
+        </w:tblBorders>
+      </w:tblPr>
+      <w:tblGrid>
+        <w:gridCol w:w="100"/>
+      </w:tblGrid>
+      <w:tr>
+        <w:tc>
+          <w:tcPr>
+            <w:tcBorders>
+              <w:top w:val="single" w:color="D9E0EA" w:sz="2"/>
+              <w:left w:val="single" w:color="D9E0EA" w:sz="2"/>
+              <w:bottom w:val="single" w:color="D9E0EA" w:sz="2"/>
+              <w:right w:val="single" w:color="D9E0EA" w:sz="2"/>
+            </w:tcBorders>
+            <w:shd w:fill="EEF1FA" w:val="clear"/>
+            <w:tcMar>
+              <w:top w:type="dxa" w:w="130"/>
+              <w:left w:type="dxa" w:w="160"/>
+              <w:bottom w:type="dxa" w:w="130"/>
+              <w:right w:type="dxa" w:w="160"/>
+            </w:tcMar>
+          </w:tcPr>
+          <w:p>
+            <w:pPr>
+              <w:spacing w:after="120" w:line="300"/>
+            </w:pPr>
+            <w:r>
+              <w:rPr>
+                <w:b/>
+                <w:bCs/>
+                <w:color w:val="263A67"/>
+              </w:rPr>
+              <w:t xml:space="preserve">NEXT DISCOVERY · Advancing Mission 1: The Language of the Wire</w:t>
+            </w:r>
+          </w:p>
+          <w:p>
+            <w:pPr>
+              <w:spacing w:after="120" w:line="300"/>
+            </w:pPr>
+            <w:r>
+              <w:t xml:space="preserve">You now understand why APIs are indispensable and have inspected raw JSON payloads. But how do clients ask servers to create, update, or remove records? In Chapter 2, we advance Mission 1 by decoding the language of the wire: mastering GET, POST, PUT, and DELETE methods alongside status codes from 200 success to 500 server crashes!</w:t>
+            </w:r>
+          </w:p>
+        </w:tc>
+      </w:tr>
+    </w:tbl>
     <w:p>
       <w:pPr>
         <w:pStyle w:val="Heading1"/>
@@ -3937,23 +4247,23 @@
               <w:spacing w:after="120" w:line="300"/>
             </w:pPr>
             <w:r>
-              <w:t xml:space="preserve">When an endpoint functions normally, a successful GET returns 200 OK and a created resource returns 201 Created. You can verify a healthy campus catalog by clicking [http://localhost:5050/v1/catalog](http://localhost:5050/v1/catalog).</w:t>
-            </w:r>
-          </w:p>
-          <w:p>
-            <w:pPr>
-              <w:spacing w:after="120" w:line="300"/>
-            </w:pPr>
-            <w:r>
-              <w:t xml:space="preserve">If you request a book or course that does not exist, such as [http://localhost:5050/status/404](http://localhost:5050/status/404), the server returns 404 Not Found.</w:t>
-            </w:r>
-          </w:p>
-          <w:p>
-            <w:pPr>
-              <w:spacing w:after="120" w:line="300"/>
-            </w:pPr>
-            <w:r>
-              <w:t xml:space="preserve">If the server suffers an unhandled exception or database failure, it returns 500 Internal Server Error. You can test a real 500 error response right now by clicking [http://localhost:5050/status/500](http://localhost:5050/status/500). Notice how the server immediately alerts the client that the database connection pool was exhausted.</w:t>
+              <w:t xml:space="preserve">When an endpoint functions normally, a successful GET returns 200 OK and a created resource returns 201 Created. You can verify a healthy live response by opening [Campus Catalog JSON](https://raw.githubusercontent.com/mayankcoder1993/AkshatEbooks/arena/01a0bfe5-akshatebooks/course-materials/zero-to-agentic-api-testing/lesson-01/campus-catalog.json).</w:t>
+            </w:r>
+          </w:p>
+          <w:p>
+            <w:pPr>
+              <w:spacing w:after="120" w:line="300"/>
+            </w:pPr>
+            <w:r>
+              <w:t xml:space="preserve">If you request a resource that does not exist, such as querying an absent profile on GitHub via [GitHub Query Check](https://api.github.com/users/campus-test-nonexistent-user-query), the server answers with 404 Not Found and a structured error payload.</w:t>
+            </w:r>
+          </w:p>
+          <w:p>
+            <w:pPr>
+              <w:spacing w:after="120" w:line="300"/>
+            </w:pPr>
+            <w:r>
+              <w:t xml:space="preserve">If a server experiences an unhandled code exception or database pool exhaustion, it returns 500 Internal Server Error. In our upcoming test automation suites, we validate that applications handle 500 errors gracefully with clear user alerts rather than crashing abruptly.</w:t>
             </w:r>
           </w:p>
         </w:tc>
@@ -23947,7 +24257,29 @@
               <w:spacing w:after="120" w:line="300"/>
             </w:pPr>
             <w:r>
-              <w:t xml:space="preserve">How to fix: Go to the Headers tab in Postman, click the eye icon to show hidden headers, uncheck the default Content-Type header, and create your own header with key Content-Type and value </w:t>
+              <w:t xml:space="preserve">How to fix: Go to the Headers tab in Postman, click the eye icon to show hidden headers, uncheck the default </w:t>
+            </w:r>
+            <w:r>
+              <w:rPr>
+                <w:rFonts w:ascii="Consolas" w:cs="Consolas" w:eastAsia="Consolas" w:hAnsi="Consolas"/>
+                <w:color w:val="4659A7"/>
+                <w:shd w:fill="EEF1FA" w:val="clear"/>
+              </w:rPr>
+              <w:t xml:space="preserve">Content-Type</w:t>
+            </w:r>
+            <w:r>
+              <w:t xml:space="preserve"> header, and create your own header with key </w:t>
+            </w:r>
+            <w:r>
+              <w:rPr>
+                <w:rFonts w:ascii="Consolas" w:cs="Consolas" w:eastAsia="Consolas" w:hAnsi="Consolas"/>
+                <w:color w:val="4659A7"/>
+                <w:shd w:fill="EEF1FA" w:val="clear"/>
+              </w:rPr>
+              <w:t xml:space="preserve">Content-Type</w:t>
+            </w:r>
+            <w:r>
+              <w:t xml:space="preserve"> and value </w:t>
             </w:r>
             <w:r>
               <w:rPr>
@@ -26753,8 +27085,9 @@
       </w:r>
       <w:r>
         <w:rPr>
-          <w:b/>
-          <w:bCs/>
+          <w:rFonts w:ascii="Consolas" w:cs="Consolas" w:eastAsia="Consolas" w:hAnsi="Consolas"/>
+          <w:color w:val="4659A7"/>
+          <w:shd w:fill="EEF1FA" w:val="clear"/>
         </w:rPr>
         <w:t xml:space="preserve">newman-reporter-htmlextra</w:t>
       </w:r>

--- a/public/books/zero-to-agentic-api-testing/edition-01/Zero-To-Agentic-Api-Testing-Edition-01.docx
+++ b/public/books/zero-to-agentic-api-testing/edition-01/Zero-To-Agentic-Api-Testing-Edition-01.docx
@@ -577,7 +577,7 @@
       </w:r>
     </w:p>
     <w:p>
-      <w:hyperlink w:history="1" r:id="rId_c3ya0iajhrsveeyafo9e">
+      <w:hyperlink w:history="1" r:id="rIdroufjuhnmlnuadilolydh">
         <w:r>
           <w:rPr>
             <w:rStyle w:val="Hyperlink"/>
@@ -595,7 +595,7 @@
       </w:r>
     </w:p>
     <w:p>
-      <w:hyperlink w:history="1" r:id="rIdumzponvrb0-64v0pqcja0">
+      <w:hyperlink w:history="1" r:id="rIdc3hxkxm5x0vg1plfyqydm">
         <w:r>
           <w:rPr>
             <w:rStyle w:val="Hyperlink"/>
@@ -749,7 +749,7 @@
               <w:spacing w:after="120" w:line="300"/>
             </w:pPr>
             <w:r>
-              <w:t xml:space="preserve">Welcome to the Apex Campus Enterprise Cloud Platform. As our Lead API Test Automation Architect, you are stepping directly into an urgent engineering crisis: our university is launching a flagship digital campus across web, mobile, and external academic partners. The frontend engineering team built a mobile application in TypeScript and React Native. The backend infrastructure team built the core academic catalog and registrar in Java with Spring Boot, storing records in an enterprise PostgreSQL database. On launch day preview, the mobile application crashed repeatedly because data contracts were mismatched and unverified. Infosec strictly forbids sharing database passwords with frontend devices or external partners. Across our opening three chapters, your mission is to investigate the invisible network wire: mastering what APIs are, decoding HTTP requests and responses, establishing the single source of truth contract, validating live payloads across the web, and setting up an automated Postman testing workbench for the entire engineering organization.</w:t>
+              <w:t xml:space="preserve">Welcome to the Apex Campus Enterprise Cloud Platform. As our Lead API Test Automation Architect, you are stepping directly into an urgent engineering crisis: our university is launching a flagship digital campus across web, mobile, and external academic partners. The frontend engineering team built a student mobile application in TypeScript and React Native. The backend infrastructure team built the core academic catalog and transit services in Java Spring Boot and Python, storing records in an enterprise PostgreSQL database. On launch day preview, the mobile application crashed repeatedly because data contracts were mismatched and unverified over the wire. Infosec strictly forbids sharing database passwords with frontend devices or external partners. Across our opening three chapters, your mission is to investigate the invisible network wire: mastering what APIs are, decoding HTTP requests and responses, establishing the single source of truth contract, examining backend code blueprints, validating live payloads across the web, and setting up an automated Postman testing workbench for the entire engineering organization.</w:t>
             </w:r>
           </w:p>
           <w:p>
@@ -764,7 +764,7 @@
               <w:t xml:space="preserve">What we know: </w:t>
             </w:r>
             <w:r>
-              <w:t xml:space="preserve">Web pages and mobile applications never store entire university databases inside client device memory. • Whenever an application displays student grades, courses, or library books, it dispatches background network requests across the wire. • Without inspecting the API layer directly, quality engineering teams cannot distinguish between user interface glitches and serious backend server crashes.</w:t>
+              <w:t xml:space="preserve">Web pages and mobile applications never store entire university databases inside client device memory. • Whenever an application displays student grades, courses, or campus transit locations, it dispatches background network requests across the wire. • Without inspecting the API layer directly, quality engineering teams cannot distinguish between user interface glitches and serious backend server crashes.</w:t>
             </w:r>
           </w:p>
           <w:p>
@@ -779,7 +779,7 @@
               <w:t xml:space="preserve">What we need: </w:t>
             </w:r>
             <w:r>
-              <w:t xml:space="preserve">An intuitive mental model explaining how decoupled clients and servers communicate without sharing internal code or database credentials. • Hands on experience inspecting live, authentic API payloads directly in your browser without requiring local server setup or complex tooling. • A clear architectural foundation of why API testing is the highest leverage tier in the modern testing pyramid.</w:t>
+              <w:t xml:space="preserve">An intuitive mental model explaining how decoupled clients and servers communicate without sharing internal code or database credentials. • An inspection of how backend engineers construct APIs using modern route decorators and automatic JSON serializers. • Hands on experience inspecting live, authentic API payloads directly in your browser without requiring local server setup or complex tooling. • A clear architectural foundation of why API testing is the highest leverage tier in the modern testing pyramid.</w:t>
             </w:r>
           </w:p>
         </w:tc>
@@ -995,29 +995,25 @@
         <w:spacing w:after="120" w:line="300"/>
       </w:pPr>
       <w:r>
-        <w:t xml:space="preserve">Instead, Marriott exposes a secure public API endpoint. Travel aggregators send an authorized HTTP request specifying dates and room criteria. The hotel API verifies the request credentials, retrieves real time inventory from internal databases, and returns a clean, structured JSON response. In the exact same way, our Apex Campus platform exposes secure API endpoints like </w:t>
-      </w:r>
-      <w:r>
-        <w:rPr>
-          <w:rFonts w:ascii="Consolas" w:cs="Consolas" w:eastAsia="Consolas" w:hAnsi="Consolas"/>
-          <w:color w:val="4659A7"/>
-          <w:shd w:fill="EEF1FA" w:val="clear"/>
-        </w:rPr>
-        <w:t xml:space="preserve">/v1/catalog</w:t>
-      </w:r>
-      <w:r>
-        <w:t xml:space="preserve"> and </w:t>
-      </w:r>
-      <w:r>
-        <w:rPr>
-          <w:rFonts w:ascii="Consolas" w:cs="Consolas" w:eastAsia="Consolas" w:hAnsi="Consolas"/>
-          <w:color w:val="4659A7"/>
-          <w:shd w:fill="EEF1FA" w:val="clear"/>
-        </w:rPr>
-        <w:t xml:space="preserve">/v1/students/{id}/status</w:t>
-      </w:r>
-      <w:r>
-        <w:t xml:space="preserve">, allowing legitimate partners to verify records instantly without ever accessing internal infrastructure.</w:t>
+        <w:t xml:space="preserve">Instead, Marriott exposes a secure public API endpoint. Travel aggregators send an authorized HTTP request specifying dates and room criteria. The hotel API verifies the request credentials, retrieves real time inventory from internal databases, and returns a clean, structured JSON response.</w:t>
+      </w:r>
+    </w:p>
+    <w:p>
+      <w:pPr>
+        <w:spacing w:after="120" w:line="300"/>
+      </w:pPr>
+      <w:r>
+        <w:t xml:space="preserve">Similarly, when our campus mobile app verifies student transit discounts or detects whether a student is currently within campus boundaries, we do not build a global mapping satellite network from scratch. Instead, our application integrates with commercial grade geolocation services such as the </w:t>
+      </w:r>
+      <w:r>
+        <w:rPr>
+          <w:b/>
+          <w:bCs/>
+        </w:rPr>
+        <w:t xml:space="preserve">BigDataCloud Free Reverse Geocoding API</w:t>
+      </w:r>
+      <w:r>
+        <w:t xml:space="preserve">. The mobile device passes geographical latitude and longitude coordinates over HTTP, and the remote edge service instantly resolves the administrative locality, city, and postal code in clean JSON format.</w:t>
       </w:r>
     </w:p>
     <w:p>
@@ -1588,7 +1584,446 @@
           <w:bCs/>
           <w:color w:val="4659A7"/>
         </w:rPr>
-        <w:t xml:space="preserve">Step 4: Inspecting Live API Payloads Across the Global Web</w:t>
+        <w:t xml:space="preserve">Step 4: The Developer Blueprint: How Backends Build APIs</w:t>
+      </w:r>
+    </w:p>
+    <w:p>
+      <w:pPr>
+        <w:spacing w:after="120" w:line="300"/>
+      </w:pPr>
+      <w:r>
+        <w:t xml:space="preserve">To test an API with confidence, it helps to demystify what happens on the server side. Fresh testers often view backend APIs as mysterious black boxes. In reality, building an API endpoint requires only a few lines of code.</w:t>
+      </w:r>
+    </w:p>
+    <w:p>
+      <w:pPr>
+        <w:spacing w:after="120" w:line="300"/>
+      </w:pPr>
+      <w:r>
+        <w:t xml:space="preserve">Here is an authentic backend blueprint showing how our engineering team builds a campus location resolver service using Python and FastAPI. You do not need to execute or write backend code; studying this blueprint reveals exactly how servers receive requests and return responses:</w:t>
+      </w:r>
+    </w:p>
+    <w:p>
+      <w:pPr>
+        <w:pStyle w:val="Heading2"/>
+        <w:keepNext/>
+        <w:spacing w:after="100" w:before="240"/>
+      </w:pPr>
+      <w:r>
+        <w:rPr>
+          <w:b/>
+          <w:bCs/>
+          <w:color w:val="4659A7"/>
+        </w:rPr>
+        <w:t xml:space="preserve">The code</w:t>
+      </w:r>
+    </w:p>
+    <w:p>
+      <w:pPr>
+        <w:spacing w:after="120" w:line="300"/>
+      </w:pPr>
+      <w:r>
+        <w:rPr>
+          <w:rFonts w:ascii="Consolas" w:cs="Consolas" w:eastAsia="Consolas" w:hAnsi="Consolas"/>
+          <w:b/>
+          <w:bCs/>
+          <w:color w:val="4659A7"/>
+        </w:rPr>
+        <w:t xml:space="preserve">campus-location-service.py</w:t>
+      </w:r>
+    </w:p>
+    <w:p>
+      <w:pPr>
+        <w:keepLines/>
+        <w:shd w:fill="F4F6F9" w:val="clear"/>
+        <w:spacing w:after="0" w:line="260"/>
+      </w:pPr>
+      <w:r>
+        <w:rPr>
+          <w:rFonts w:ascii="Consolas" w:cs="Consolas" w:eastAsia="Consolas" w:hAnsi="Consolas"/>
+          <w:sz w:val="19"/>
+          <w:szCs w:val="19"/>
+        </w:rPr>
+        <w:t xml:space="preserve"> 1  from fastapi import FastAPI</w:t>
+      </w:r>
+    </w:p>
+    <w:p>
+      <w:pPr>
+        <w:keepLines/>
+        <w:shd w:fill="F4F6F9" w:val="clear"/>
+        <w:spacing w:after="0" w:line="260"/>
+      </w:pPr>
+      <w:r>
+        <w:rPr>
+          <w:rFonts w:ascii="Consolas" w:cs="Consolas" w:eastAsia="Consolas" w:hAnsi="Consolas"/>
+          <w:sz w:val="19"/>
+          <w:szCs w:val="19"/>
+        </w:rPr>
+        <w:t xml:space="preserve"> 2   </w:t>
+      </w:r>
+    </w:p>
+    <w:p>
+      <w:pPr>
+        <w:keepLines/>
+        <w:shd w:fill="F4F6F9" w:val="clear"/>
+        <w:spacing w:after="0" w:line="260"/>
+      </w:pPr>
+      <w:r>
+        <w:rPr>
+          <w:rFonts w:ascii="Consolas" w:cs="Consolas" w:eastAsia="Consolas" w:hAnsi="Consolas"/>
+          <w:sz w:val="19"/>
+          <w:szCs w:val="19"/>
+        </w:rPr>
+        <w:t xml:space="preserve"> 3  app = FastAPI(title="Apex Campus Geolocation Service")</w:t>
+      </w:r>
+    </w:p>
+    <w:p>
+      <w:pPr>
+        <w:keepLines/>
+        <w:shd w:fill="F4F6F9" w:val="clear"/>
+        <w:spacing w:after="0" w:line="260"/>
+      </w:pPr>
+      <w:r>
+        <w:rPr>
+          <w:rFonts w:ascii="Consolas" w:cs="Consolas" w:eastAsia="Consolas" w:hAnsi="Consolas"/>
+          <w:sz w:val="19"/>
+          <w:szCs w:val="19"/>
+        </w:rPr>
+        <w:t xml:space="preserve"> 4   </w:t>
+      </w:r>
+    </w:p>
+    <w:p>
+      <w:pPr>
+        <w:keepLines/>
+        <w:shd w:fill="F4F6F9" w:val="clear"/>
+        <w:spacing w:after="0" w:line="260"/>
+      </w:pPr>
+      <w:r>
+        <w:rPr>
+          <w:rFonts w:ascii="Consolas" w:cs="Consolas" w:eastAsia="Consolas" w:hAnsi="Consolas"/>
+          <w:sz w:val="19"/>
+          <w:szCs w:val="19"/>
+        </w:rPr>
+        <w:t xml:space="preserve"> 5  # Define an HTTP GET route for resolving student campus boundaries</w:t>
+      </w:r>
+    </w:p>
+    <w:p>
+      <w:pPr>
+        <w:keepLines/>
+        <w:shd w:fill="F4F6F9" w:val="clear"/>
+        <w:spacing w:after="0" w:line="260"/>
+      </w:pPr>
+      <w:r>
+        <w:rPr>
+          <w:rFonts w:ascii="Consolas" w:cs="Consolas" w:eastAsia="Consolas" w:hAnsi="Consolas"/>
+          <w:sz w:val="19"/>
+          <w:szCs w:val="19"/>
+        </w:rPr>
+        <w:t xml:space="preserve"> 6  @app.get("/v1/location/resolve")</w:t>
+      </w:r>
+    </w:p>
+    <w:p>
+      <w:pPr>
+        <w:keepLines/>
+        <w:shd w:fill="F4F6F9" w:val="clear"/>
+        <w:spacing w:after="0" w:line="260"/>
+      </w:pPr>
+      <w:r>
+        <w:rPr>
+          <w:rFonts w:ascii="Consolas" w:cs="Consolas" w:eastAsia="Consolas" w:hAnsi="Consolas"/>
+          <w:sz w:val="19"/>
+          <w:szCs w:val="19"/>
+        </w:rPr>
+        <w:t xml:space="preserve"> 7  def resolve_campus_location(latitude: float, longitude: float):</w:t>
+      </w:r>
+    </w:p>
+    <w:p>
+      <w:pPr>
+        <w:keepLines/>
+        <w:shd w:fill="F4F6F9" w:val="clear"/>
+        <w:spacing w:after="0" w:line="260"/>
+      </w:pPr>
+      <w:r>
+        <w:rPr>
+          <w:rFonts w:ascii="Consolas" w:cs="Consolas" w:eastAsia="Consolas" w:hAnsi="Consolas"/>
+          <w:sz w:val="19"/>
+          <w:szCs w:val="19"/>
+        </w:rPr>
+        <w:t xml:space="preserve"> 8      # The server inspects the query parameters and evaluates campus zones</w:t>
+      </w:r>
+    </w:p>
+    <w:p>
+      <w:pPr>
+        <w:keepLines/>
+        <w:shd w:fill="F4F6F9" w:val="clear"/>
+        <w:spacing w:after="0" w:line="260"/>
+      </w:pPr>
+      <w:r>
+        <w:rPr>
+          <w:rFonts w:ascii="Consolas" w:cs="Consolas" w:eastAsia="Consolas" w:hAnsi="Consolas"/>
+          <w:sz w:val="19"/>
+          <w:szCs w:val="19"/>
+        </w:rPr>
+        <w:t xml:space="preserve"> 9      is_on_main_campus = (37.40 &lt;= latitude &lt;= 37.45) and (-122.10 &lt;= longitude &lt;= -122.05)</w:t>
+      </w:r>
+    </w:p>
+    <w:p>
+      <w:pPr>
+        <w:keepLines/>
+        <w:shd w:fill="F4F6F9" w:val="clear"/>
+        <w:spacing w:after="0" w:line="260"/>
+      </w:pPr>
+      <w:r>
+        <w:rPr>
+          <w:rFonts w:ascii="Consolas" w:cs="Consolas" w:eastAsia="Consolas" w:hAnsi="Consolas"/>
+          <w:sz w:val="19"/>
+          <w:szCs w:val="19"/>
+        </w:rPr>
+        <w:t xml:space="preserve">10      </w:t>
+      </w:r>
+    </w:p>
+    <w:p>
+      <w:pPr>
+        <w:keepLines/>
+        <w:shd w:fill="F4F6F9" w:val="clear"/>
+        <w:spacing w:after="0" w:line="260"/>
+      </w:pPr>
+      <w:r>
+        <w:rPr>
+          <w:rFonts w:ascii="Consolas" w:cs="Consolas" w:eastAsia="Consolas" w:hAnsi="Consolas"/>
+          <w:sz w:val="19"/>
+          <w:szCs w:val="19"/>
+        </w:rPr>
+        <w:t xml:space="preserve">11      return {</w:t>
+      </w:r>
+    </w:p>
+    <w:p>
+      <w:pPr>
+        <w:keepLines/>
+        <w:shd w:fill="F4F6F9" w:val="clear"/>
+        <w:spacing w:after="0" w:line="260"/>
+      </w:pPr>
+      <w:r>
+        <w:rPr>
+          <w:rFonts w:ascii="Consolas" w:cs="Consolas" w:eastAsia="Consolas" w:hAnsi="Consolas"/>
+          <w:sz w:val="19"/>
+          <w:szCs w:val="19"/>
+        </w:rPr>
+        <w:t xml:space="preserve">12          "status": "success",</w:t>
+      </w:r>
+    </w:p>
+    <w:p>
+      <w:pPr>
+        <w:keepLines/>
+        <w:shd w:fill="F4F6F9" w:val="clear"/>
+        <w:spacing w:after="0" w:line="260"/>
+      </w:pPr>
+      <w:r>
+        <w:rPr>
+          <w:rFonts w:ascii="Consolas" w:cs="Consolas" w:eastAsia="Consolas" w:hAnsi="Consolas"/>
+          <w:sz w:val="19"/>
+          <w:szCs w:val="19"/>
+        </w:rPr>
+        <w:t xml:space="preserve">13          "campus": "North Innovation Campus",</w:t>
+      </w:r>
+    </w:p>
+    <w:p>
+      <w:pPr>
+        <w:keepLines/>
+        <w:shd w:fill="F4F6F9" w:val="clear"/>
+        <w:spacing w:after="0" w:line="260"/>
+      </w:pPr>
+      <w:r>
+        <w:rPr>
+          <w:rFonts w:ascii="Consolas" w:cs="Consolas" w:eastAsia="Consolas" w:hAnsi="Consolas"/>
+          <w:sz w:val="19"/>
+          <w:szCs w:val="19"/>
+        </w:rPr>
+        <w:t xml:space="preserve">14          "coordinates": {"latitude": latitude, "longitude": longitude},</w:t>
+      </w:r>
+    </w:p>
+    <w:p>
+      <w:pPr>
+        <w:keepLines/>
+        <w:shd w:fill="F4F6F9" w:val="clear"/>
+        <w:spacing w:after="0" w:line="260"/>
+      </w:pPr>
+      <w:r>
+        <w:rPr>
+          <w:rFonts w:ascii="Consolas" w:cs="Consolas" w:eastAsia="Consolas" w:hAnsi="Consolas"/>
+          <w:sz w:val="19"/>
+          <w:szCs w:val="19"/>
+        </w:rPr>
+        <w:t xml:space="preserve">15          "city": "Mountain View",</w:t>
+      </w:r>
+    </w:p>
+    <w:p>
+      <w:pPr>
+        <w:keepLines/>
+        <w:shd w:fill="F4F6F9" w:val="clear"/>
+        <w:spacing w:after="0" w:line="260"/>
+      </w:pPr>
+      <w:r>
+        <w:rPr>
+          <w:rFonts w:ascii="Consolas" w:cs="Consolas" w:eastAsia="Consolas" w:hAnsi="Consolas"/>
+          <w:sz w:val="19"/>
+          <w:szCs w:val="19"/>
+        </w:rPr>
+        <w:t xml:space="preserve">16          "verified_on_campus": is_on_main_campus</w:t>
+      </w:r>
+    </w:p>
+    <w:p>
+      <w:pPr>
+        <w:keepLines/>
+        <w:shd w:fill="F4F6F9" w:val="clear"/>
+        <w:spacing w:after="0" w:line="260"/>
+      </w:pPr>
+      <w:r>
+        <w:rPr>
+          <w:rFonts w:ascii="Consolas" w:cs="Consolas" w:eastAsia="Consolas" w:hAnsi="Consolas"/>
+          <w:sz w:val="19"/>
+          <w:szCs w:val="19"/>
+        </w:rPr>
+        <w:t xml:space="preserve">17      }</w:t>
+      </w:r>
+    </w:p>
+    <w:tbl>
+      <w:tblPr>
+        <w:tblW w:type="pct" w:w="100%"/>
+        <w:tblBorders>
+          <w:top w:val="single" w:color="auto" w:sz="4"/>
+          <w:left w:val="single" w:color="auto" w:sz="4"/>
+          <w:bottom w:val="single" w:color="auto" w:sz="4"/>
+          <w:right w:val="single" w:color="auto" w:sz="4"/>
+          <w:insideH w:val="single" w:color="auto" w:sz="4"/>
+          <w:insideV w:val="single" w:color="auto" w:sz="4"/>
+        </w:tblBorders>
+      </w:tblPr>
+      <w:tblGrid>
+        <w:gridCol w:w="100"/>
+      </w:tblGrid>
+      <w:tr>
+        <w:tc>
+          <w:tcPr>
+            <w:tcBorders>
+              <w:top w:val="single" w:color="D9E0EA" w:sz="2"/>
+              <w:left w:val="single" w:color="D9E0EA" w:sz="2"/>
+              <w:bottom w:val="single" w:color="D9E0EA" w:sz="2"/>
+              <w:right w:val="single" w:color="D9E0EA" w:sz="2"/>
+            </w:tcBorders>
+            <w:shd w:fill="F2F4FA" w:val="clear"/>
+            <w:tcMar>
+              <w:top w:type="dxa" w:w="130"/>
+              <w:left w:type="dxa" w:w="160"/>
+              <w:bottom w:type="dxa" w:w="130"/>
+              <w:right w:type="dxa" w:w="160"/>
+            </w:tcMar>
+          </w:tcPr>
+          <w:p>
+            <w:pPr>
+              <w:spacing w:after="120" w:line="300"/>
+            </w:pPr>
+            <w:r>
+              <w:rPr>
+                <w:b/>
+                <w:bCs/>
+                <w:color w:val="263A67"/>
+              </w:rPr>
+              <w:t xml:space="preserve">Three Server Side Secrets Every API Tester Should Know</w:t>
+            </w:r>
+          </w:p>
+          <w:p>
+            <w:pPr>
+              <w:spacing w:after="120" w:line="300"/>
+            </w:pPr>
+            <w:r>
+              <w:t xml:space="preserve">1. The Route Decorator: Notice </w:t>
+            </w:r>
+            <w:r>
+              <w:rPr>
+                <w:rFonts w:ascii="Consolas" w:cs="Consolas" w:eastAsia="Consolas" w:hAnsi="Consolas"/>
+                <w:color w:val="4659A7"/>
+                <w:shd w:fill="EEF1FA" w:val="clear"/>
+              </w:rPr>
+              <w:t xml:space="preserve">@app.get("/v1/location/resolve")</w:t>
+            </w:r>
+            <w:r>
+              <w:t xml:space="preserve">. This instructs the web server to listen specifically for HTTP GET requests matching that exact URL path.</w:t>
+            </w:r>
+          </w:p>
+          <w:p>
+            <w:pPr>
+              <w:spacing w:after="120" w:line="300"/>
+            </w:pPr>
+            <w:r>
+              <w:t xml:space="preserve">2. Automatic Query Parameter Mapping: The function arguments </w:t>
+            </w:r>
+            <w:r>
+              <w:rPr>
+                <w:rFonts w:ascii="Consolas" w:cs="Consolas" w:eastAsia="Consolas" w:hAnsi="Consolas"/>
+                <w:color w:val="4659A7"/>
+                <w:shd w:fill="EEF1FA" w:val="clear"/>
+              </w:rPr>
+              <w:t xml:space="preserve">latitude</w:t>
+            </w:r>
+            <w:r>
+              <w:t xml:space="preserve"> and </w:t>
+            </w:r>
+            <w:r>
+              <w:rPr>
+                <w:rFonts w:ascii="Consolas" w:cs="Consolas" w:eastAsia="Consolas" w:hAnsi="Consolas"/>
+                <w:color w:val="4659A7"/>
+                <w:shd w:fill="EEF1FA" w:val="clear"/>
+              </w:rPr>
+              <w:t xml:space="preserve">longitude</w:t>
+            </w:r>
+            <w:r>
+              <w:t xml:space="preserve"> are automatically populated from the incoming URL query string (such as </w:t>
+            </w:r>
+            <w:r>
+              <w:rPr>
+                <w:rFonts w:ascii="Consolas" w:cs="Consolas" w:eastAsia="Consolas" w:hAnsi="Consolas"/>
+                <w:color w:val="4659A7"/>
+                <w:shd w:fill="EEF1FA" w:val="clear"/>
+              </w:rPr>
+              <w:t xml:space="preserve">?latitude=37.42&amp;longitude=-122.08</w:t>
+            </w:r>
+            <w:r>
+              <w:t xml:space="preserve">).</w:t>
+            </w:r>
+          </w:p>
+          <w:p>
+            <w:pPr>
+              <w:spacing w:after="120" w:line="300"/>
+            </w:pPr>
+            <w:r>
+              <w:t xml:space="preserve">3. Automatic JSON Serialization: When the function returns a native dictionary, the framework automatically converts it into structured JSON text and sets the HTTP status code to 200 OK.</w:t>
+            </w:r>
+          </w:p>
+          <w:p>
+            <w:pPr>
+              <w:spacing w:after="120" w:line="300"/>
+            </w:pPr>
+            <w:r>
+              <w:t xml:space="preserve">As Lead Test Automation Architects, we do not need to maintain their backend code. Our mission is to test the contract from the outside, verifying that valid inputs return expected data and invalid inputs are caught safely before reaching users.</w:t>
+            </w:r>
+          </w:p>
+        </w:tc>
+      </w:tr>
+    </w:tbl>
+    <w:p>
+      <w:pPr>
+        <w:pStyle w:val="Heading2"/>
+        <w:keepNext/>
+        <w:spacing w:after="100" w:before="240"/>
+      </w:pPr>
+      <w:r>
+        <w:rPr>
+          <w:b/>
+          <w:bCs/>
+          <w:color w:val="4659A7"/>
+        </w:rPr>
+        <w:t xml:space="preserve">Step 5: Inspecting Live API Payloads Across the Global Web</w:t>
       </w:r>
     </w:p>
     <w:p>
@@ -1632,7 +2067,7 @@
         <w:spacing w:after="120" w:line="300"/>
       </w:pPr>
       <w:r>
-        <w:t xml:space="preserve">1. Apex Campus Academic Catalog Contract: Open [Campus Academic Catalog JSON](https://raw.githubusercontent.com/mayankcoder1993/AkshatEbooks/arena/01a0bfe5-akshatebooks/course-materials/zero-to-agentic-api-testing/lesson-01/campus-catalog.json). Notice how the response delivers all four campus courses (Computer Systems, Data Structures, Agentic API Automation, Digital Logic) as clean, structured JSON key value pairs.</w:t>
+        <w:t xml:space="preserve">1. BigDataCloud Reverse Geocoding API: Open [BigDataCloud Geocoding Endpoint](https://api.bigdatacloud.net/data/reverse-geocode-client?latitude=37.42159&amp;longitude=-122.0837&amp;localityLanguage=en). Notice how the public service accepts geographical coordinates and returns immediate locality data: continent, country, subdivision, city, and postal code in clean JSON format.</w:t>
       </w:r>
     </w:p>
     <w:p>
@@ -1645,7 +2080,7 @@
         <w:spacing w:after="120" w:line="300"/>
       </w:pPr>
       <w:r>
-        <w:t xml:space="preserve">2. Global Developer Profile API: Open [GitHub Octocat Profile](https://api.github.com/users/octocat). The remote GitHub server answers with a structured JSON object detailing login username, public repository counts, and account creation timestamps.</w:t>
+        <w:t xml:space="preserve">2. Apex Campus Academic Catalog Contract: Open [Campus Academic Catalog JSON](https://raw.githubusercontent.com/mayankcoder1993/AkshatEbooks/arena/01a0bfe5-akshatebooks/course-materials/zero-to-agentic-api-testing/lesson-01/campus-catalog.json). Notice how the response delivers all four campus courses (Computer Systems, Data Structures, Agentic API Automation, Digital Logic) as clean, structured JSON key value pairs.</w:t>
       </w:r>
     </w:p>
     <w:p>
@@ -1658,7 +2093,7 @@
         <w:spacing w:after="120" w:line="300"/>
       </w:pPr>
       <w:r>
-        <w:t xml:space="preserve">3. Global Meteorological Service API: Open [Open Meteo Weather API](https://api.open-meteo.com/v1/forecast?latitude=37.7749&amp;longitude=-122.4194&amp;current_weather=true). The server returns real time weather telemetry including temperature, wind speed, and weather codes in structured JSON format.</w:t>
+        <w:t xml:space="preserve">3. Global Developer Profile API: Open [GitHub Octocat Profile](https://api.github.com/users/octocat). The remote GitHub server answers with a structured JSON object detailing login username, public repository counts, and account creation timestamps.</w:t>
       </w:r>
     </w:p>
     <w:p>
@@ -2357,7 +2792,7 @@
           <w:bCs/>
           <w:color w:val="4659A7"/>
         </w:rPr>
-        <w:t xml:space="preserve">Step 5: Why UI Automation Fails: The Testing Pyramid</w:t>
+        <w:t xml:space="preserve">Step 6: Why UI Automation Fails: The Testing Pyramid</w:t>
       </w:r>
     </w:p>
     <w:p>
@@ -2507,7 +2942,7 @@
           <w:bCs/>
           <w:color w:val="4659A7"/>
         </w:rPr>
-        <w:t xml:space="preserve">Step 6: The Four Major Enterprise API Architectural Styles</w:t>
+        <w:t xml:space="preserve">Step 7: The Four Major Enterprise API Architectural Styles</w:t>
       </w:r>
     </w:p>
     <w:p>
@@ -2655,7 +3090,7 @@
           <w:bCs/>
           <w:color w:val="4659A7"/>
         </w:rPr>
-        <w:t xml:space="preserve">Step 7: Mission 1 Execution Plan: The Road to Automated Quality</w:t>
+        <w:t xml:space="preserve">Step 8: Mission 1 Execution Plan: The Road to Automated Quality</w:t>
       </w:r>
     </w:p>
     <w:p>
@@ -2691,7 +3126,7 @@
         <w:spacing w:after="120" w:line="300"/>
       </w:pPr>
       <w:r>
-        <w:t xml:space="preserve">Chapter 1 (Complete): You established why APIs exist, demystified client server decoupling, inspected live JSON payloads in your browser, and positioned API testing at the core of our quality strategy.</w:t>
+        <w:t xml:space="preserve">Chapter 1 (Complete): You established why APIs exist, demystified client server decoupling, examined the FastAPI backend blueprint, inspected live JSON payloads in your browser, and positioned API testing at the core of our quality strategy.</w:t>
       </w:r>
     </w:p>
     <w:p>
@@ -2732,7 +3167,7 @@
           <w:bCs/>
           <w:color w:val="4659A7"/>
         </w:rPr>
-        <w:t xml:space="preserve">Step 8: Review and Practice</w:t>
+        <w:t xml:space="preserve">Step 9: Review and Practice</w:t>
       </w:r>
     </w:p>
     <w:tbl>
@@ -2910,7 +3345,7 @@
           <w:b/>
           <w:bCs/>
         </w:rPr>
-        <w:t xml:space="preserve">2. Why is API testing considered higher leverage than UI testing in continuous integration pipelines?</w:t>
+        <w:t xml:space="preserve">2. In the Python FastAPI blueprint, what is the role of the route decorator @app.get?</w:t>
       </w:r>
     </w:p>
     <w:p>
@@ -2926,6 +3361,34 @@
         <w:t xml:space="preserve">Answer: </w:t>
       </w:r>
       <w:r>
+        <w:t xml:space="preserve">The route decorator instructs the web framework to bind a specific HTTP method and URL path to a Python function, automatically mapping incoming network requests to executable code.</w:t>
+      </w:r>
+    </w:p>
+    <w:p>
+      <w:pPr>
+        <w:spacing w:after="120" w:line="300"/>
+      </w:pPr>
+      <w:r>
+        <w:rPr>
+          <w:b/>
+          <w:bCs/>
+        </w:rPr>
+        <w:t xml:space="preserve">3. Why is API testing considered higher leverage than UI testing in continuous integration pipelines?</w:t>
+      </w:r>
+    </w:p>
+    <w:p>
+      <w:pPr>
+        <w:spacing w:after="120" w:line="300"/>
+      </w:pPr>
+      <w:r>
+        <w:rPr>
+          <w:b/>
+          <w:bCs/>
+          <w:color w:val="168A8A"/>
+        </w:rPr>
+        <w:t xml:space="preserve">Answer: </w:t>
+      </w:r>
+      <w:r>
         <w:t xml:space="preserve">API tests execute in milliseconds, remain stable against visual user interface redesigns, and validate the actual business logic and data payloads directly over the network wire.</w:t>
       </w:r>
     </w:p>
@@ -2938,7 +3401,7 @@
           <w:b/>
           <w:bCs/>
         </w:rPr>
-        <w:t xml:space="preserve">3. How do external partners like scholarship agencies verify student data without accessing internal campus databases?</w:t>
+        <w:t xml:space="preserve">4. How do external services like BigDataCloud return locality details to client mobile applications?</w:t>
       </w:r>
     </w:p>
     <w:p>
@@ -2954,7 +3417,7 @@
         <w:t xml:space="preserve">Answer: </w:t>
       </w:r>
       <w:r>
-        <w:t xml:space="preserve">Partners send authenticated HTTP requests to secure API endpoints. The campus API validates the request, retrieves the necessary data, and returns structured JSON without exposing internal databases.</w:t>
+        <w:t xml:space="preserve">Clients transmit latitude and longitude coordinates over standard HTTP GET requests. The remote service evaluates the coordinates and returns structured JSON containing continent, country, state, city, and postal code.</w:t>
       </w:r>
     </w:p>
     <w:p>
@@ -3053,7 +3516,7 @@
               <w:spacing w:after="120" w:line="300"/>
             </w:pPr>
             <w:r>
-              <w:t xml:space="preserve">APIs provide complete language independence: frontends in TypeScript and backends in Java communicate seamlessly using standardized JSON over HTTP.</w:t>
+              <w:t xml:space="preserve">Backends build APIs by binding route decorators to functions that return structured dictionaries automatically serialized as JSON.</w:t>
             </w:r>
           </w:p>
           <w:p>
@@ -3122,7 +3585,7 @@
               <w:spacing w:after="120" w:line="300"/>
             </w:pPr>
             <w:r>
-              <w:t xml:space="preserve">You now understand why APIs are indispensable and have inspected raw JSON payloads. But how do clients ask servers to create, update, or remove records? In Chapter 2, we advance Mission 1 by decoding the language of the wire: mastering GET, POST, PUT, and DELETE methods alongside status codes from 200 success to 500 server crashes!</w:t>
+              <w:t xml:space="preserve">You now understand why APIs are indispensable, how backends construct them, and have inspected raw JSON payloads. But how do clients ask servers to create, update, or remove records? In Chapter 2, we advance Mission 1 by decoding the language of the wire: mastering GET, POST, PUT, and DELETE methods alongside status codes from 200 success to 500 server crashes!</w:t>
             </w:r>
           </w:p>
         </w:tc>

--- a/public/books/zero-to-agentic-api-testing/edition-01/Zero-To-Agentic-Api-Testing-Edition-01.docx
+++ b/public/books/zero-to-agentic-api-testing/edition-01/Zero-To-Agentic-Api-Testing-Edition-01.docx
@@ -577,7 +577,7 @@
       </w:r>
     </w:p>
     <w:p>
-      <w:hyperlink w:history="1" r:id="rIdroufjuhnmlnuadilolydh">
+      <w:hyperlink w:history="1" r:id="rIdmxbrqife-jb8beregga9j">
         <w:r>
           <w:rPr>
             <w:rStyle w:val="Hyperlink"/>
@@ -595,7 +595,7 @@
       </w:r>
     </w:p>
     <w:p>
-      <w:hyperlink w:history="1" r:id="rIdc3hxkxm5x0vg1plfyqydm">
+      <w:hyperlink w:history="1" r:id="rIdnplu4arkzx-fkp2pcquy3">
         <w:r>
           <w:rPr>
             <w:rStyle w:val="Hyperlink"/>

--- a/public/books/zero-to-agentic-api-testing/edition-01/Zero-To-Agentic-Api-Testing-Edition-01.docx
+++ b/public/books/zero-to-agentic-api-testing/edition-01/Zero-To-Agentic-Api-Testing-Edition-01.docx
@@ -577,7 +577,7 @@
       </w:r>
     </w:p>
     <w:p>
-      <w:hyperlink w:history="1" r:id="rIdmxbrqife-jb8beregga9j">
+      <w:hyperlink w:history="1" r:id="rId8tufvukexoszjwdfy69ks">
         <w:r>
           <w:rPr>
             <w:rStyle w:val="Hyperlink"/>
@@ -595,7 +595,7 @@
       </w:r>
     </w:p>
     <w:p>
-      <w:hyperlink w:history="1" r:id="rIdnplu4arkzx-fkp2pcquy3">
+      <w:hyperlink w:history="1" r:id="rIdldsf0m1zxmrrhwbsykviq">
         <w:r>
           <w:rPr>
             <w:rStyle w:val="Hyperlink"/>

--- a/public/books/zero-to-agentic-api-testing/edition-01/Zero-To-Agentic-Api-Testing-Edition-01.docx
+++ b/public/books/zero-to-agentic-api-testing/edition-01/Zero-To-Agentic-Api-Testing-Edition-01.docx
@@ -577,7 +577,7 @@
       </w:r>
     </w:p>
     <w:p>
-      <w:hyperlink w:history="1" r:id="rId8tufvukexoszjwdfy69ks">
+      <w:hyperlink w:history="1" r:id="rIdjvaerhlif8hsvihcjsyty">
         <w:r>
           <w:rPr>
             <w:rStyle w:val="Hyperlink"/>
@@ -595,7 +595,7 @@
       </w:r>
     </w:p>
     <w:p>
-      <w:hyperlink w:history="1" r:id="rIdldsf0m1zxmrrhwbsykviq">
+      <w:hyperlink w:history="1" r:id="rIdkyndt3facy_lms5icftmc">
         <w:r>
           <w:rPr>
             <w:rStyle w:val="Hyperlink"/>

--- a/public/books/zero-to-agentic-api-testing/edition-01/Zero-To-Agentic-Api-Testing-Edition-01.docx
+++ b/public/books/zero-to-agentic-api-testing/edition-01/Zero-To-Agentic-Api-Testing-Edition-01.docx
@@ -577,7 +577,7 @@
       </w:r>
     </w:p>
     <w:p>
-      <w:hyperlink w:history="1" r:id="rIdjvaerhlif8hsvihcjsyty">
+      <w:hyperlink w:history="1" r:id="rIdyu9qdlo7_wyhhvwpcasvz">
         <w:r>
           <w:rPr>
             <w:rStyle w:val="Hyperlink"/>
@@ -595,7 +595,7 @@
       </w:r>
     </w:p>
     <w:p>
-      <w:hyperlink w:history="1" r:id="rIdkyndt3facy_lms5icftmc">
+      <w:hyperlink w:history="1" r:id="rIdv-8mprdhz52sw3yc6qooe">
         <w:r>
           <w:rPr>
             <w:rStyle w:val="Hyperlink"/>

--- a/public/books/zero-to-agentic-api-testing/edition-01/Zero-To-Agentic-Api-Testing-Edition-01.docx
+++ b/public/books/zero-to-agentic-api-testing/edition-01/Zero-To-Agentic-Api-Testing-Edition-01.docx
@@ -577,7 +577,7 @@
       </w:r>
     </w:p>
     <w:p>
-      <w:hyperlink w:history="1" r:id="rIdyu9qdlo7_wyhhvwpcasvz">
+      <w:hyperlink w:history="1" r:id="rIdxbg2iw79al7omyfjgthuy">
         <w:r>
           <w:rPr>
             <w:rStyle w:val="Hyperlink"/>
@@ -595,7 +595,7 @@
       </w:r>
     </w:p>
     <w:p>
-      <w:hyperlink w:history="1" r:id="rIdv-8mprdhz52sw3yc6qooe">
+      <w:hyperlink w:history="1" r:id="rIdscvr-mzr1rv96cvxovsq5">
         <w:r>
           <w:rPr>
             <w:rStyle w:val="Hyperlink"/>
@@ -3559,6 +3559,194 @@
               <w:bottom w:val="single" w:color="D9E0EA" w:sz="2"/>
               <w:right w:val="single" w:color="D9E0EA" w:sz="2"/>
             </w:tcBorders>
+            <w:shd w:fill="F0F4FA" w:val="clear"/>
+            <w:tcMar>
+              <w:top w:type="dxa" w:w="130"/>
+              <w:left w:type="dxa" w:w="160"/>
+              <w:bottom w:type="dxa" w:w="130"/>
+              <w:right w:type="dxa" w:w="160"/>
+            </w:tcMar>
+          </w:tcPr>
+          <w:p>
+            <w:pPr>
+              <w:spacing w:after="120" w:line="300"/>
+            </w:pPr>
+            <w:r>
+              <w:rPr>
+                <w:b/>
+                <w:bCs/>
+                <w:color w:val="263A67"/>
+              </w:rPr>
+              <w:t xml:space="preserve">⚡ MISSION 1 PHASE 1 CLEARED · Architectural Triumph: Campus Wire &amp; Decoupling Audit Mastered</w:t>
+            </w:r>
+          </w:p>
+          <w:p>
+            <w:pPr>
+              <w:spacing w:after="120" w:line="300"/>
+            </w:pPr>
+            <w:r>
+              <w:t xml:space="preserve">You stepped into the Apex Campus transit crisis, dismantled the frontend and backend disconnect, verified live coordinate lookup with BigDataCloud, and demystified the FastAPI backend engine. You now possess the architectural foundation required to audit any modern distributed system.</w:t>
+            </w:r>
+          </w:p>
+          <w:p>
+            <w:pPr>
+              <w:spacing w:after="120" w:line="300"/>
+            </w:pPr>
+            <w:r>
+              <w:rPr>
+                <w:b/>
+                <w:bCs/>
+                <w:color w:val="4659A7"/>
+              </w:rPr>
+              <w:t xml:space="preserve">Tactical Superpowers Mastered: </w:t>
+            </w:r>
+          </w:p>
+          <w:p>
+            <w:pPr>
+              <w:pStyle w:val="ListParagraph"/>
+              <w:numPr>
+                <w:ilvl w:val="0"/>
+                <w:numId w:val="3"/>
+              </w:numPr>
+              <w:spacing w:after="120" w:line="300"/>
+            </w:pPr>
+            <w:r>
+              <w:t xml:space="preserve">Dissecting raw HTTP client server transactions across the wire with zero reliance on opaque frontend UI</w:t>
+            </w:r>
+          </w:p>
+          <w:p>
+            <w:pPr>
+              <w:pStyle w:val="ListParagraph"/>
+              <w:numPr>
+                <w:ilvl w:val="0"/>
+                <w:numId w:val="3"/>
+              </w:numPr>
+              <w:spacing w:after="120" w:line="300"/>
+            </w:pPr>
+            <w:r>
+              <w:t xml:space="preserve">Reverse geocoding coordinate resolution testing using open data public endpoints without API key friction</w:t>
+            </w:r>
+          </w:p>
+          <w:p>
+            <w:pPr>
+              <w:pStyle w:val="ListParagraph"/>
+              <w:numPr>
+                <w:ilvl w:val="0"/>
+                <w:numId w:val="3"/>
+              </w:numPr>
+              <w:spacing w:after="120" w:line="300"/>
+            </w:pPr>
+            <w:r>
+              <w:t xml:space="preserve">Reading server side Python FastAPI route decorators and JSON serialization mechanics from the inside out</w:t>
+            </w:r>
+          </w:p>
+          <w:p>
+            <w:pPr>
+              <w:pStyle w:val="ListParagraph"/>
+              <w:numPr>
+                <w:ilvl w:val="0"/>
+                <w:numId w:val="3"/>
+              </w:numPr>
+              <w:spacing w:after="120" w:line="300"/>
+            </w:pPr>
+            <w:r>
+              <w:t xml:space="preserve">Executing the Testing Pyramid strategy to deliver 100x faster, zero flake automated test suites</w:t>
+            </w:r>
+          </w:p>
+          <w:p>
+            <w:pPr>
+              <w:spacing w:after="120" w:line="300"/>
+            </w:pPr>
+            <w:r>
+              <w:rPr>
+                <w:b/>
+                <w:bCs/>
+                <w:color w:val="9A1B1B"/>
+              </w:rPr>
+              <w:t xml:space="preserve">Enterprise Disasters Prevented: </w:t>
+            </w:r>
+          </w:p>
+          <w:p>
+            <w:pPr>
+              <w:pStyle w:val="ListParagraph"/>
+              <w:numPr>
+                <w:ilvl w:val="0"/>
+                <w:numId w:val="3"/>
+              </w:numPr>
+              <w:spacing w:after="120" w:line="300"/>
+            </w:pPr>
+            <w:r>
+              <w:t xml:space="preserve">Averted catastrophic campus bus dispatch paralysis during high traffic semester launches</w:t>
+            </w:r>
+          </w:p>
+          <w:p>
+            <w:pPr>
+              <w:pStyle w:val="ListParagraph"/>
+              <w:numPr>
+                <w:ilvl w:val="0"/>
+                <w:numId w:val="3"/>
+              </w:numPr>
+              <w:spacing w:after="120" w:line="300"/>
+            </w:pPr>
+            <w:r>
+              <w:t xml:space="preserve">Eliminated direct database password exposure from client mobile applications</w:t>
+            </w:r>
+          </w:p>
+          <w:p>
+            <w:pPr>
+              <w:pStyle w:val="ListParagraph"/>
+              <w:numPr>
+                <w:ilvl w:val="0"/>
+                <w:numId w:val="3"/>
+              </w:numPr>
+              <w:spacing w:after="120" w:line="300"/>
+            </w:pPr>
+            <w:r>
+              <w:t xml:space="preserve">Prevented expensive multi month frontend refactoring blockers caused by unmonitored API contract drift</w:t>
+            </w:r>
+          </w:p>
+          <w:p>
+            <w:pPr>
+              <w:spacing w:after="120" w:line="300"/>
+            </w:pPr>
+            <w:r>
+              <w:rPr>
+                <w:b/>
+                <w:bCs/>
+              </w:rPr>
+              <w:t xml:space="preserve">War Room Takeaway: </w:t>
+            </w:r>
+            <w:r>
+              <w:t xml:space="preserve">You now see through the graphical illusion of web and mobile apps. Every button click is merely an HTTP wire transaction waiting for contract verification.</w:t>
+            </w:r>
+          </w:p>
+        </w:tc>
+      </w:tr>
+    </w:tbl>
+    <w:tbl>
+      <w:tblPr>
+        <w:tblW w:type="pct" w:w="100%"/>
+        <w:tblBorders>
+          <w:top w:val="single" w:color="auto" w:sz="4"/>
+          <w:left w:val="single" w:color="auto" w:sz="4"/>
+          <w:bottom w:val="single" w:color="auto" w:sz="4"/>
+          <w:right w:val="single" w:color="auto" w:sz="4"/>
+          <w:insideH w:val="single" w:color="auto" w:sz="4"/>
+          <w:insideV w:val="single" w:color="auto" w:sz="4"/>
+        </w:tblBorders>
+      </w:tblPr>
+      <w:tblGrid>
+        <w:gridCol w:w="100"/>
+      </w:tblGrid>
+      <w:tr>
+        <w:tc>
+          <w:tcPr>
+            <w:tcBorders>
+              <w:top w:val="single" w:color="D9E0EA" w:sz="2"/>
+              <w:left w:val="single" w:color="D9E0EA" w:sz="2"/>
+              <w:bottom w:val="single" w:color="D9E0EA" w:sz="2"/>
+              <w:right w:val="single" w:color="D9E0EA" w:sz="2"/>
+            </w:tcBorders>
             <w:shd w:fill="EEF1FA" w:val="clear"/>
             <w:tcMar>
               <w:top w:type="dxa" w:w="130"/>
@@ -5163,6 +5351,194 @@
               <w:bottom w:val="single" w:color="D9E0EA" w:sz="2"/>
               <w:right w:val="single" w:color="D9E0EA" w:sz="2"/>
             </w:tcBorders>
+            <w:shd w:fill="F0F4FA" w:val="clear"/>
+            <w:tcMar>
+              <w:top w:type="dxa" w:w="130"/>
+              <w:left w:type="dxa" w:w="160"/>
+              <w:bottom w:type="dxa" w:w="130"/>
+              <w:right w:type="dxa" w:w="160"/>
+            </w:tcMar>
+          </w:tcPr>
+          <w:p>
+            <w:pPr>
+              <w:spacing w:after="120" w:line="300"/>
+            </w:pPr>
+            <w:r>
+              <w:rPr>
+                <w:b/>
+                <w:bCs/>
+                <w:color w:val="263A67"/>
+              </w:rPr>
+              <w:t xml:space="preserve">⚡ MISSION 1 PHASE 2 CLEARED · Architectural Triumph: HTTP Wire Mechanics &amp; Status Code Matrix Mastered</w:t>
+            </w:r>
+          </w:p>
+          <w:p>
+            <w:pPr>
+              <w:spacing w:after="120" w:line="300"/>
+            </w:pPr>
+            <w:r>
+              <w:t xml:space="preserve">You dissected the invisible network wire, mapped relational CRUD operations to standardized HTTP verbs, mastered the restaurant bill analogy, and unlocked the 5 status code families. You can now pinpoint the exact layer of any web failure within seconds.</w:t>
+            </w:r>
+          </w:p>
+          <w:p>
+            <w:pPr>
+              <w:spacing w:after="120" w:line="300"/>
+            </w:pPr>
+            <w:r>
+              <w:rPr>
+                <w:b/>
+                <w:bCs/>
+                <w:color w:val="4659A7"/>
+              </w:rPr>
+              <w:t xml:space="preserve">Tactical Superpowers Mastered: </w:t>
+            </w:r>
+          </w:p>
+          <w:p>
+            <w:pPr>
+              <w:pStyle w:val="ListParagraph"/>
+              <w:numPr>
+                <w:ilvl w:val="0"/>
+                <w:numId w:val="3"/>
+              </w:numPr>
+              <w:spacing w:after="120" w:line="300"/>
+            </w:pPr>
+            <w:r>
+              <w:t xml:space="preserve">Instant wire diagnosis: distinguishing client payload defects (4xx) from catastrophic server crashes (5xx)</w:t>
+            </w:r>
+          </w:p>
+          <w:p>
+            <w:pPr>
+              <w:pStyle w:val="ListParagraph"/>
+              <w:numPr>
+                <w:ilvl w:val="0"/>
+                <w:numId w:val="3"/>
+              </w:numPr>
+              <w:spacing w:after="120" w:line="300"/>
+            </w:pPr>
+            <w:r>
+              <w:t xml:space="preserve">Defending database integrity by enforcing safe and idempotent HTTP verbs (GET, PUT, PATCH, DELETE)</w:t>
+            </w:r>
+          </w:p>
+          <w:p>
+            <w:pPr>
+              <w:pStyle w:val="ListParagraph"/>
+              <w:numPr>
+                <w:ilvl w:val="0"/>
+                <w:numId w:val="3"/>
+              </w:numPr>
+              <w:spacing w:after="120" w:line="300"/>
+            </w:pPr>
+            <w:r>
+              <w:t xml:space="preserve">Auditing request and response wire anatomy: inspecting Content Type headers, status lines, and JSON bodies</w:t>
+            </w:r>
+          </w:p>
+          <w:p>
+            <w:pPr>
+              <w:pStyle w:val="ListParagraph"/>
+              <w:numPr>
+                <w:ilvl w:val="0"/>
+                <w:numId w:val="3"/>
+              </w:numPr>
+              <w:spacing w:after="120" w:line="300"/>
+            </w:pPr>
+            <w:r>
+              <w:t xml:space="preserve">Preventing sensitive credential leaks by enforcing encrypted POST bodies over query parameter exposure</w:t>
+            </w:r>
+          </w:p>
+          <w:p>
+            <w:pPr>
+              <w:spacing w:after="120" w:line="300"/>
+            </w:pPr>
+            <w:r>
+              <w:rPr>
+                <w:b/>
+                <w:bCs/>
+                <w:color w:val="9A1B1B"/>
+              </w:rPr>
+              <w:t xml:space="preserve">Enterprise Disasters Prevented: </w:t>
+            </w:r>
+          </w:p>
+          <w:p>
+            <w:pPr>
+              <w:pStyle w:val="ListParagraph"/>
+              <w:numPr>
+                <w:ilvl w:val="0"/>
+                <w:numId w:val="3"/>
+              </w:numPr>
+              <w:spacing w:after="120" w:line="300"/>
+            </w:pPr>
+            <w:r>
+              <w:t xml:space="preserve">Averted silent duplicate credit card charges by verifying non idempotent POST boundaries</w:t>
+            </w:r>
+          </w:p>
+          <w:p>
+            <w:pPr>
+              <w:pStyle w:val="ListParagraph"/>
+              <w:numPr>
+                <w:ilvl w:val="0"/>
+                <w:numId w:val="3"/>
+              </w:numPr>
+              <w:spacing w:after="120" w:line="300"/>
+            </w:pPr>
+            <w:r>
+              <w:t xml:space="preserve">Blocked confidential authentication tokens and passwords from appearing in plaintext web server access logs</w:t>
+            </w:r>
+          </w:p>
+          <w:p>
+            <w:pPr>
+              <w:pStyle w:val="ListParagraph"/>
+              <w:numPr>
+                <w:ilvl w:val="0"/>
+                <w:numId w:val="3"/>
+              </w:numPr>
+              <w:spacing w:after="120" w:line="300"/>
+            </w:pPr>
+            <w:r>
+              <w:t xml:space="preserve">Stopped frontend engineers from blaming backend teams when the root cause was an unvalidated 400 Bad Request</w:t>
+            </w:r>
+          </w:p>
+          <w:p>
+            <w:pPr>
+              <w:spacing w:after="120" w:line="300"/>
+            </w:pPr>
+            <w:r>
+              <w:rPr>
+                <w:b/>
+                <w:bCs/>
+              </w:rPr>
+              <w:t xml:space="preserve">War Room Takeaway: </w:t>
+            </w:r>
+            <w:r>
+              <w:t xml:space="preserve">In high pressure production outages, senior engineers often waste hours guessing. With status code mastery, you look directly at the wire status line and name the exact failing subsystem instantly.</w:t>
+            </w:r>
+          </w:p>
+        </w:tc>
+      </w:tr>
+    </w:tbl>
+    <w:tbl>
+      <w:tblPr>
+        <w:tblW w:type="pct" w:w="100%"/>
+        <w:tblBorders>
+          <w:top w:val="single" w:color="auto" w:sz="4"/>
+          <w:left w:val="single" w:color="auto" w:sz="4"/>
+          <w:bottom w:val="single" w:color="auto" w:sz="4"/>
+          <w:right w:val="single" w:color="auto" w:sz="4"/>
+          <w:insideH w:val="single" w:color="auto" w:sz="4"/>
+          <w:insideV w:val="single" w:color="auto" w:sz="4"/>
+        </w:tblBorders>
+      </w:tblPr>
+      <w:tblGrid>
+        <w:gridCol w:w="100"/>
+      </w:tblGrid>
+      <w:tr>
+        <w:tc>
+          <w:tcPr>
+            <w:tcBorders>
+              <w:top w:val="single" w:color="D9E0EA" w:sz="2"/>
+              <w:left w:val="single" w:color="D9E0EA" w:sz="2"/>
+              <w:bottom w:val="single" w:color="D9E0EA" w:sz="2"/>
+              <w:right w:val="single" w:color="D9E0EA" w:sz="2"/>
+            </w:tcBorders>
             <w:shd w:fill="EEF1FA" w:val="clear"/>
             <w:tcMar>
               <w:top w:type="dxa" w:w="130"/>
@@ -7033,6 +7409,194 @@
               <w:bottom w:val="single" w:color="D9E0EA" w:sz="2"/>
               <w:right w:val="single" w:color="D9E0EA" w:sz="2"/>
             </w:tcBorders>
+            <w:shd w:fill="F0F4FA" w:val="clear"/>
+            <w:tcMar>
+              <w:top w:type="dxa" w:w="130"/>
+              <w:left w:type="dxa" w:w="160"/>
+              <w:bottom w:type="dxa" w:w="130"/>
+              <w:right w:type="dxa" w:w="160"/>
+            </w:tcMar>
+          </w:tcPr>
+          <w:p>
+            <w:pPr>
+              <w:spacing w:after="120" w:line="300"/>
+            </w:pPr>
+            <w:r>
+              <w:rPr>
+                <w:b/>
+                <w:bCs/>
+                <w:color w:val="263A67"/>
+              </w:rPr>
+              <w:t xml:space="preserve">⚡ MISSION 1 CONQUERED · SUITE ASSEMBLED · Major Milestone Cleared: Autonomous API Workbench &amp; Team Collaboration Deployed</w:t>
+            </w:r>
+          </w:p>
+          <w:p>
+            <w:pPr>
+              <w:spacing w:after="120" w:line="300"/>
+            </w:pPr>
+            <w:r>
+              <w:t xml:space="preserve">You have conquered Mission 1! You transitioned from passive browser viewing to commanding an enterprise API testing cockpit. You verified live JSON endpoints, executed parameterized POST and GET calls, and implemented git style collaborative forking and pull request governance. Your foundation is unshakeable.</w:t>
+            </w:r>
+          </w:p>
+          <w:p>
+            <w:pPr>
+              <w:spacing w:after="120" w:line="300"/>
+            </w:pPr>
+            <w:r>
+              <w:rPr>
+                <w:b/>
+                <w:bCs/>
+                <w:color w:val="4659A7"/>
+              </w:rPr>
+              <w:t xml:space="preserve">Tactical Superpowers Mastered: </w:t>
+            </w:r>
+          </w:p>
+          <w:p>
+            <w:pPr>
+              <w:pStyle w:val="ListParagraph"/>
+              <w:numPr>
+                <w:ilvl w:val="0"/>
+                <w:numId w:val="3"/>
+              </w:numPr>
+              <w:spacing w:after="120" w:line="300"/>
+            </w:pPr>
+            <w:r>
+              <w:t xml:space="preserve">Mastering the complete Postman and Bruno testing workbench cockpits with zero licensing friction</w:t>
+            </w:r>
+          </w:p>
+          <w:p>
+            <w:pPr>
+              <w:pStyle w:val="ListParagraph"/>
+              <w:numPr>
+                <w:ilvl w:val="0"/>
+                <w:numId w:val="3"/>
+              </w:numPr>
+              <w:spacing w:after="120" w:line="300"/>
+            </w:pPr>
+            <w:r>
+              <w:t xml:space="preserve">Executing multi user workspace governance across Personal, Team, and Public visibility boundaries</w:t>
+            </w:r>
+          </w:p>
+          <w:p>
+            <w:pPr>
+              <w:pStyle w:val="ListParagraph"/>
+              <w:numPr>
+                <w:ilvl w:val="0"/>
+                <w:numId w:val="3"/>
+              </w:numPr>
+              <w:spacing w:after="120" w:line="300"/>
+            </w:pPr>
+            <w:r>
+              <w:t xml:space="preserve">Deploying safe collection forking and peer reviewed pull requests to prevent team regression collisions</w:t>
+            </w:r>
+          </w:p>
+          <w:p>
+            <w:pPr>
+              <w:pStyle w:val="ListParagraph"/>
+              <w:numPr>
+                <w:ilvl w:val="0"/>
+                <w:numId w:val="3"/>
+              </w:numPr>
+              <w:spacing w:after="120" w:line="300"/>
+            </w:pPr>
+            <w:r>
+              <w:t xml:space="preserve">Validating live HTTP transactions with custom payloads, status assertions, and wire header diagnostics</w:t>
+            </w:r>
+          </w:p>
+          <w:p>
+            <w:pPr>
+              <w:spacing w:after="120" w:line="300"/>
+            </w:pPr>
+            <w:r>
+              <w:rPr>
+                <w:b/>
+                <w:bCs/>
+                <w:color w:val="9A1B1B"/>
+              </w:rPr>
+              <w:t xml:space="preserve">Enterprise Disasters Prevented: </w:t>
+            </w:r>
+          </w:p>
+          <w:p>
+            <w:pPr>
+              <w:pStyle w:val="ListParagraph"/>
+              <w:numPr>
+                <w:ilvl w:val="0"/>
+                <w:numId w:val="3"/>
+              </w:numPr>
+              <w:spacing w:after="120" w:line="300"/>
+            </w:pPr>
+            <w:r>
+              <w:t xml:space="preserve">Eliminated silent team collection overwrites and accidental corruption of master CI CD test suites</w:t>
+            </w:r>
+          </w:p>
+          <w:p>
+            <w:pPr>
+              <w:pStyle w:val="ListParagraph"/>
+              <w:numPr>
+                <w:ilvl w:val="0"/>
+                <w:numId w:val="3"/>
+              </w:numPr>
+              <w:spacing w:after="120" w:line="300"/>
+            </w:pPr>
+            <w:r>
+              <w:t xml:space="preserve">Stopped false alarm build failures caused by untested scripts pushed directly to team repositories</w:t>
+            </w:r>
+          </w:p>
+          <w:p>
+            <w:pPr>
+              <w:pStyle w:val="ListParagraph"/>
+              <w:numPr>
+                <w:ilvl w:val="0"/>
+                <w:numId w:val="3"/>
+              </w:numPr>
+              <w:spacing w:after="120" w:line="300"/>
+            </w:pPr>
+            <w:r>
+              <w:t xml:space="preserve">Prevented single engineer knowledge silos by establishing standard transparent pull request workflows</w:t>
+            </w:r>
+          </w:p>
+          <w:p>
+            <w:pPr>
+              <w:spacing w:after="120" w:line="300"/>
+            </w:pPr>
+            <w:r>
+              <w:rPr>
+                <w:b/>
+                <w:bCs/>
+              </w:rPr>
+              <w:t xml:space="preserve">War Room Takeaway: </w:t>
+            </w:r>
+            <w:r>
+              <w:t xml:space="preserve">You now command the tools and protocols that power global digital commerce. You are no longer just testing software: you are defending system contracts across the entire engineering organization.</w:t>
+            </w:r>
+          </w:p>
+        </w:tc>
+      </w:tr>
+    </w:tbl>
+    <w:tbl>
+      <w:tblPr>
+        <w:tblW w:type="pct" w:w="100%"/>
+        <w:tblBorders>
+          <w:top w:val="single" w:color="auto" w:sz="4"/>
+          <w:left w:val="single" w:color="auto" w:sz="4"/>
+          <w:bottom w:val="single" w:color="auto" w:sz="4"/>
+          <w:right w:val="single" w:color="auto" w:sz="4"/>
+          <w:insideH w:val="single" w:color="auto" w:sz="4"/>
+          <w:insideV w:val="single" w:color="auto" w:sz="4"/>
+        </w:tblBorders>
+      </w:tblPr>
+      <w:tblGrid>
+        <w:gridCol w:w="100"/>
+      </w:tblGrid>
+      <w:tr>
+        <w:tc>
+          <w:tcPr>
+            <w:tcBorders>
+              <w:top w:val="single" w:color="D9E0EA" w:sz="2"/>
+              <w:left w:val="single" w:color="D9E0EA" w:sz="2"/>
+              <w:bottom w:val="single" w:color="D9E0EA" w:sz="2"/>
+              <w:right w:val="single" w:color="D9E0EA" w:sz="2"/>
+            </w:tcBorders>
             <w:shd w:fill="EEF1FA" w:val="clear"/>
             <w:tcMar>
               <w:top w:type="dxa" w:w="130"/>
@@ -8918,6 +9482,194 @@
               <w:bottom w:val="single" w:color="D9E0EA" w:sz="2"/>
               <w:right w:val="single" w:color="D9E0EA" w:sz="2"/>
             </w:tcBorders>
+            <w:shd w:fill="F0F4FA" w:val="clear"/>
+            <w:tcMar>
+              <w:top w:type="dxa" w:w="130"/>
+              <w:left w:type="dxa" w:w="160"/>
+              <w:bottom w:type="dxa" w:w="130"/>
+              <w:right w:type="dxa" w:w="160"/>
+            </w:tcMar>
+          </w:tcPr>
+          <w:p>
+            <w:pPr>
+              <w:spacing w:after="120" w:line="300"/>
+            </w:pPr>
+            <w:r>
+              <w:rPr>
+                <w:b/>
+                <w:bCs/>
+                <w:color w:val="263A67"/>
+              </w:rPr>
+              <w:t xml:space="preserve">⚡ MISSION 2 PHASE 1 CLEARED · Architectural Triumph: Full CRUD Lifecycle &amp; Constraint Auditing Mastered</w:t>
+            </w:r>
+          </w:p>
+          <w:p>
+            <w:pPr>
+              <w:spacing w:after="120" w:line="300"/>
+            </w:pPr>
+            <w:r>
+              <w:t xml:space="preserve">You executed the complete multi step lifecycle of the College Library catalog. You uncovered how composite keys generate primary IDs, diagnosed duplicate insertion constraint rejections, and experienced the exact manual bottleneck that makes automated testing non negotiable.</w:t>
+            </w:r>
+          </w:p>
+          <w:p>
+            <w:pPr>
+              <w:spacing w:after="120" w:line="300"/>
+            </w:pPr>
+            <w:r>
+              <w:rPr>
+                <w:b/>
+                <w:bCs/>
+                <w:color w:val="4659A7"/>
+              </w:rPr>
+              <w:t xml:space="preserve">Tactical Superpowers Mastered: </w:t>
+            </w:r>
+          </w:p>
+          <w:p>
+            <w:pPr>
+              <w:pStyle w:val="ListParagraph"/>
+              <w:numPr>
+                <w:ilvl w:val="0"/>
+                <w:numId w:val="3"/>
+              </w:numPr>
+              <w:spacing w:after="120" w:line="300"/>
+            </w:pPr>
+            <w:r>
+              <w:t xml:space="preserve">Executing full cycle CRUD transactions: AddBook POST, GetBook GET with query parameters, and DeleteBook cleanup</w:t>
+            </w:r>
+          </w:p>
+          <w:p>
+            <w:pPr>
+              <w:pStyle w:val="ListParagraph"/>
+              <w:numPr>
+                <w:ilvl w:val="0"/>
+                <w:numId w:val="3"/>
+              </w:numPr>
+              <w:spacing w:after="120" w:line="300"/>
+            </w:pPr>
+            <w:r>
+              <w:t xml:space="preserve">Deconstructing composite ID generation mechanics from concatenated payload attributes (ISBN + aisle)</w:t>
+            </w:r>
+          </w:p>
+          <w:p>
+            <w:pPr>
+              <w:pStyle w:val="ListParagraph"/>
+              <w:numPr>
+                <w:ilvl w:val="0"/>
+                <w:numId w:val="3"/>
+              </w:numPr>
+              <w:spacing w:after="120" w:line="300"/>
+            </w:pPr>
+            <w:r>
+              <w:t xml:space="preserve">Diagnosing relational database unique constraint collisions directly from API error payloads</w:t>
+            </w:r>
+          </w:p>
+          <w:p>
+            <w:pPr>
+              <w:pStyle w:val="ListParagraph"/>
+              <w:numPr>
+                <w:ilvl w:val="0"/>
+                <w:numId w:val="3"/>
+              </w:numPr>
+              <w:spacing w:after="120" w:line="300"/>
+            </w:pPr>
+            <w:r>
+              <w:t xml:space="preserve">Recognizing the severe failure modes of manual copy paste to design autonomous test architectures</w:t>
+            </w:r>
+          </w:p>
+          <w:p>
+            <w:pPr>
+              <w:spacing w:after="120" w:line="300"/>
+            </w:pPr>
+            <w:r>
+              <w:rPr>
+                <w:b/>
+                <w:bCs/>
+                <w:color w:val="9A1B1B"/>
+              </w:rPr>
+              <w:t xml:space="preserve">Enterprise Disasters Prevented: </w:t>
+            </w:r>
+          </w:p>
+          <w:p>
+            <w:pPr>
+              <w:pStyle w:val="ListParagraph"/>
+              <w:numPr>
+                <w:ilvl w:val="0"/>
+                <w:numId w:val="3"/>
+              </w:numPr>
+              <w:spacing w:after="120" w:line="300"/>
+            </w:pPr>
+            <w:r>
+              <w:t xml:space="preserve">Averted catastrophic database lockups and corrupt records from unhandled duplicate key collisions</w:t>
+            </w:r>
+          </w:p>
+          <w:p>
+            <w:pPr>
+              <w:pStyle w:val="ListParagraph"/>
+              <w:numPr>
+                <w:ilvl w:val="0"/>
+                <w:numId w:val="3"/>
+              </w:numPr>
+              <w:spacing w:after="120" w:line="300"/>
+            </w:pPr>
+            <w:r>
+              <w:t xml:space="preserve">Eliminated orphaned test records cluttering production campus library databases by verifying teardown cleanup</w:t>
+            </w:r>
+          </w:p>
+          <w:p>
+            <w:pPr>
+              <w:pStyle w:val="ListParagraph"/>
+              <w:numPr>
+                <w:ilvl w:val="0"/>
+                <w:numId w:val="3"/>
+              </w:numPr>
+              <w:spacing w:after="120" w:line="300"/>
+            </w:pPr>
+            <w:r>
+              <w:t xml:space="preserve">Prevented blind deployment of unverified schema changes that silently break mobile student catalog lookups</w:t>
+            </w:r>
+          </w:p>
+          <w:p>
+            <w:pPr>
+              <w:spacing w:after="120" w:line="300"/>
+            </w:pPr>
+            <w:r>
+              <w:rPr>
+                <w:b/>
+                <w:bCs/>
+              </w:rPr>
+              <w:t xml:space="preserve">War Room Takeaway: </w:t>
+            </w:r>
+            <w:r>
+              <w:t xml:space="preserve">Manual testing is an exploratory flashlight, not a quality shield. Once you map the manual lifecycle, your mission is to turn it into an autonomous, self running JavaScript machine.</w:t>
+            </w:r>
+          </w:p>
+        </w:tc>
+      </w:tr>
+    </w:tbl>
+    <w:tbl>
+      <w:tblPr>
+        <w:tblW w:type="pct" w:w="100%"/>
+        <w:tblBorders>
+          <w:top w:val="single" w:color="auto" w:sz="4"/>
+          <w:left w:val="single" w:color="auto" w:sz="4"/>
+          <w:bottom w:val="single" w:color="auto" w:sz="4"/>
+          <w:right w:val="single" w:color="auto" w:sz="4"/>
+          <w:insideH w:val="single" w:color="auto" w:sz="4"/>
+          <w:insideV w:val="single" w:color="auto" w:sz="4"/>
+        </w:tblBorders>
+      </w:tblPr>
+      <w:tblGrid>
+        <w:gridCol w:w="100"/>
+      </w:tblGrid>
+      <w:tr>
+        <w:tc>
+          <w:tcPr>
+            <w:tcBorders>
+              <w:top w:val="single" w:color="D9E0EA" w:sz="2"/>
+              <w:left w:val="single" w:color="D9E0EA" w:sz="2"/>
+              <w:bottom w:val="single" w:color="D9E0EA" w:sz="2"/>
+              <w:right w:val="single" w:color="D9E0EA" w:sz="2"/>
+            </w:tcBorders>
             <w:shd w:fill="EEF1FA" w:val="clear"/>
             <w:tcMar>
               <w:top w:type="dxa" w:w="130"/>
@@ -11111,6 +11863,194 @@
               <w:bottom w:val="single" w:color="D9E0EA" w:sz="2"/>
               <w:right w:val="single" w:color="D9E0EA" w:sz="2"/>
             </w:tcBorders>
+            <w:shd w:fill="F0F4FA" w:val="clear"/>
+            <w:tcMar>
+              <w:top w:type="dxa" w:w="130"/>
+              <w:left w:type="dxa" w:w="160"/>
+              <w:bottom w:type="dxa" w:w="130"/>
+              <w:right w:type="dxa" w:w="160"/>
+            </w:tcMar>
+          </w:tcPr>
+          <w:p>
+            <w:pPr>
+              <w:spacing w:after="120" w:line="300"/>
+            </w:pPr>
+            <w:r>
+              <w:rPr>
+                <w:b/>
+                <w:bCs/>
+                <w:color w:val="263A67"/>
+              </w:rPr>
+              <w:t xml:space="preserve">⚡ MISSION 2 PHASE 2 CLEARED · Architectural Triumph: Autonomous JavaScript Assertion Engine Armed</w:t>
+            </w:r>
+          </w:p>
+          <w:p>
+            <w:pPr>
+              <w:spacing w:after="120" w:line="300"/>
+            </w:pPr>
+            <w:r>
+              <w:t xml:space="preserve">You fired up the embedded Node.js sandbox, banished manual visual inspections forever, and transformed raw responses into razor sharp automated assertions. With Chai BDD matchers, sub second latency budgets, and JSON Schema validation, your tests now execute with mathematical precision in milliseconds.</w:t>
+            </w:r>
+          </w:p>
+          <w:p>
+            <w:pPr>
+              <w:spacing w:after="120" w:line="300"/>
+            </w:pPr>
+            <w:r>
+              <w:rPr>
+                <w:b/>
+                <w:bCs/>
+                <w:color w:val="4659A7"/>
+              </w:rPr>
+              <w:t xml:space="preserve">Tactical Superpowers Mastered: </w:t>
+            </w:r>
+          </w:p>
+          <w:p>
+            <w:pPr>
+              <w:pStyle w:val="ListParagraph"/>
+              <w:numPr>
+                <w:ilvl w:val="0"/>
+                <w:numId w:val="3"/>
+              </w:numPr>
+              <w:spacing w:after="120" w:line="300"/>
+            </w:pPr>
+            <w:r>
+              <w:t xml:space="preserve">Authoring robust Chai BDD assertions using pm.test and pm.expect without syntax ambiguity</w:t>
+            </w:r>
+          </w:p>
+          <w:p>
+            <w:pPr>
+              <w:pStyle w:val="ListParagraph"/>
+              <w:numPr>
+                <w:ilvl w:val="0"/>
+                <w:numId w:val="3"/>
+              </w:numPr>
+              <w:spacing w:after="120" w:line="300"/>
+            </w:pPr>
+            <w:r>
+              <w:t xml:space="preserve">Enforcing microsecond to millisecond latency budgets to prevent backend performance degradation</w:t>
+            </w:r>
+          </w:p>
+          <w:p>
+            <w:pPr>
+              <w:pStyle w:val="ListParagraph"/>
+              <w:numPr>
+                <w:ilvl w:val="0"/>
+                <w:numId w:val="3"/>
+              </w:numPr>
+              <w:spacing w:after="120" w:line="300"/>
+            </w:pPr>
+            <w:r>
+              <w:t xml:space="preserve">Validating wire security headers (Content Type, Cache Control, CORS) on every response packet</w:t>
+            </w:r>
+          </w:p>
+          <w:p>
+            <w:pPr>
+              <w:pStyle w:val="ListParagraph"/>
+              <w:numPr>
+                <w:ilvl w:val="0"/>
+                <w:numId w:val="3"/>
+              </w:numPr>
+              <w:spacing w:after="120" w:line="300"/>
+            </w:pPr>
+            <w:r>
+              <w:t xml:space="preserve">Executing contract level structural verification using strict JSON Schema definitions and Ajv matchers</w:t>
+            </w:r>
+          </w:p>
+          <w:p>
+            <w:pPr>
+              <w:spacing w:after="120" w:line="300"/>
+            </w:pPr>
+            <w:r>
+              <w:rPr>
+                <w:b/>
+                <w:bCs/>
+                <w:color w:val="9A1B1B"/>
+              </w:rPr>
+              <w:t xml:space="preserve">Enterprise Disasters Prevented: </w:t>
+            </w:r>
+          </w:p>
+          <w:p>
+            <w:pPr>
+              <w:pStyle w:val="ListParagraph"/>
+              <w:numPr>
+                <w:ilvl w:val="0"/>
+                <w:numId w:val="3"/>
+              </w:numPr>
+              <w:spacing w:after="120" w:line="300"/>
+            </w:pPr>
+            <w:r>
+              <w:t xml:space="preserve">Eliminated human verification fatigue where missed null fields trigger downstream frontend crashes</w:t>
+            </w:r>
+          </w:p>
+          <w:p>
+            <w:pPr>
+              <w:pStyle w:val="ListParagraph"/>
+              <w:numPr>
+                <w:ilvl w:val="0"/>
+                <w:numId w:val="3"/>
+              </w:numPr>
+              <w:spacing w:after="120" w:line="300"/>
+            </w:pPr>
+            <w:r>
+              <w:t xml:space="preserve">Stopped memory leaking, slow database queries from sneaking past QA by enforcing response time ceilings</w:t>
+            </w:r>
+          </w:p>
+          <w:p>
+            <w:pPr>
+              <w:pStyle w:val="ListParagraph"/>
+              <w:numPr>
+                <w:ilvl w:val="0"/>
+                <w:numId w:val="3"/>
+              </w:numPr>
+              <w:spacing w:after="120" w:line="300"/>
+            </w:pPr>
+            <w:r>
+              <w:t xml:space="preserve">Prevented silent payload schema mutations from reaching production unnoticed by automated pipelines</w:t>
+            </w:r>
+          </w:p>
+          <w:p>
+            <w:pPr>
+              <w:spacing w:after="120" w:line="300"/>
+            </w:pPr>
+            <w:r>
+              <w:rPr>
+                <w:b/>
+                <w:bCs/>
+              </w:rPr>
+              <w:t xml:space="preserve">War Room Takeaway: </w:t>
+            </w:r>
+            <w:r>
+              <w:t xml:space="preserve">An unasserted API test is just a hollow ping. The moment you combine status checks, property assertions, and schema validation, you hold an unbreakable contract guarantee.</w:t>
+            </w:r>
+          </w:p>
+        </w:tc>
+      </w:tr>
+    </w:tbl>
+    <w:tbl>
+      <w:tblPr>
+        <w:tblW w:type="pct" w:w="100%"/>
+        <w:tblBorders>
+          <w:top w:val="single" w:color="auto" w:sz="4"/>
+          <w:left w:val="single" w:color="auto" w:sz="4"/>
+          <w:bottom w:val="single" w:color="auto" w:sz="4"/>
+          <w:right w:val="single" w:color="auto" w:sz="4"/>
+          <w:insideH w:val="single" w:color="auto" w:sz="4"/>
+          <w:insideV w:val="single" w:color="auto" w:sz="4"/>
+        </w:tblBorders>
+      </w:tblPr>
+      <w:tblGrid>
+        <w:gridCol w:w="100"/>
+      </w:tblGrid>
+      <w:tr>
+        <w:tc>
+          <w:tcPr>
+            <w:tcBorders>
+              <w:top w:val="single" w:color="D9E0EA" w:sz="2"/>
+              <w:left w:val="single" w:color="D9E0EA" w:sz="2"/>
+              <w:bottom w:val="single" w:color="D9E0EA" w:sz="2"/>
+              <w:right w:val="single" w:color="D9E0EA" w:sz="2"/>
+            </w:tcBorders>
             <w:shd w:fill="EEF1FA" w:val="clear"/>
             <w:tcMar>
               <w:top w:type="dxa" w:w="130"/>
@@ -12461,6 +13401,194 @@
               <w:bottom w:val="single" w:color="D9E0EA" w:sz="2"/>
               <w:right w:val="single" w:color="D9E0EA" w:sz="2"/>
             </w:tcBorders>
+            <w:shd w:fill="F0F4FA" w:val="clear"/>
+            <w:tcMar>
+              <w:top w:type="dxa" w:w="130"/>
+              <w:left w:type="dxa" w:w="160"/>
+              <w:bottom w:type="dxa" w:w="130"/>
+              <w:right w:type="dxa" w:w="160"/>
+            </w:tcMar>
+          </w:tcPr>
+          <w:p>
+            <w:pPr>
+              <w:spacing w:after="120" w:line="300"/>
+            </w:pPr>
+            <w:r>
+              <w:rPr>
+                <w:b/>
+                <w:bCs/>
+                <w:color w:val="263A67"/>
+              </w:rPr>
+              <w:t xml:space="preserve">⚡ MISSION 2 PHASE 3 CLEARED · Architectural Triumph: Multi Scope Hierarchy &amp; Dynamic Data Engine Deployed</w:t>
+            </w:r>
+          </w:p>
+          <w:p>
+            <w:pPr>
+              <w:spacing w:after="120" w:line="300"/>
+            </w:pPr>
+            <w:r>
+              <w:t xml:space="preserve">You shattered hardcoded server URLs and eliminated duplicate database constraint collisions forever. By mastering the 5 variable scopes, scope precedence rules, and runtime Pre request scripting, your test suites now adapt seamlessly across QA, UAT, and Staging without a single manual edit.</w:t>
+            </w:r>
+          </w:p>
+          <w:p>
+            <w:pPr>
+              <w:spacing w:after="120" w:line="300"/>
+            </w:pPr>
+            <w:r>
+              <w:rPr>
+                <w:b/>
+                <w:bCs/>
+                <w:color w:val="4659A7"/>
+              </w:rPr>
+              <w:t xml:space="preserve">Tactical Superpowers Mastered: </w:t>
+            </w:r>
+          </w:p>
+          <w:p>
+            <w:pPr>
+              <w:pStyle w:val="ListParagraph"/>
+              <w:numPr>
+                <w:ilvl w:val="0"/>
+                <w:numId w:val="3"/>
+              </w:numPr>
+              <w:spacing w:after="120" w:line="300"/>
+            </w:pPr>
+            <w:r>
+              <w:t xml:space="preserve">Navigating the 5 variable scopes hierarchy: Local, Data, Environment, Collection, and Global with zero conflict ambiguity</w:t>
+            </w:r>
+          </w:p>
+          <w:p>
+            <w:pPr>
+              <w:pStyle w:val="ListParagraph"/>
+              <w:numPr>
+                <w:ilvl w:val="0"/>
+                <w:numId w:val="3"/>
+              </w:numPr>
+              <w:spacing w:after="120" w:line="300"/>
+            </w:pPr>
+            <w:r>
+              <w:t xml:space="preserve">Parameterizing network calls using double curly brace syntax {{base_url}} across URLs, headers, and payloads</w:t>
+            </w:r>
+          </w:p>
+          <w:p>
+            <w:pPr>
+              <w:pStyle w:val="ListParagraph"/>
+              <w:numPr>
+                <w:ilvl w:val="0"/>
+                <w:numId w:val="3"/>
+              </w:numPr>
+              <w:spacing w:after="120" w:line="300"/>
+            </w:pPr>
+            <w:r>
+              <w:t xml:space="preserve">Generating dynamic unique primary keys at runtime using Pre request scripts and Postman dynamic tokens</w:t>
+            </w:r>
+          </w:p>
+          <w:p>
+            <w:pPr>
+              <w:pStyle w:val="ListParagraph"/>
+              <w:numPr>
+                <w:ilvl w:val="0"/>
+                <w:numId w:val="3"/>
+              </w:numPr>
+              <w:spacing w:after="120" w:line="300"/>
+            </w:pPr>
+            <w:r>
+              <w:t xml:space="preserve">Guarding enterprise credentials using Initial Value vs Current Value memory isolation</w:t>
+            </w:r>
+          </w:p>
+          <w:p>
+            <w:pPr>
+              <w:spacing w:after="120" w:line="300"/>
+            </w:pPr>
+            <w:r>
+              <w:rPr>
+                <w:b/>
+                <w:bCs/>
+                <w:color w:val="9A1B1B"/>
+              </w:rPr>
+              <w:t xml:space="preserve">Enterprise Disasters Prevented: </w:t>
+            </w:r>
+          </w:p>
+          <w:p>
+            <w:pPr>
+              <w:pStyle w:val="ListParagraph"/>
+              <w:numPr>
+                <w:ilvl w:val="0"/>
+                <w:numId w:val="3"/>
+              </w:numPr>
+              <w:spacing w:after="120" w:line="300"/>
+            </w:pPr>
+            <w:r>
+              <w:t xml:space="preserve">Averted catastrophic accidental execution of destructive test scripts against live Production databases</w:t>
+            </w:r>
+          </w:p>
+          <w:p>
+            <w:pPr>
+              <w:pStyle w:val="ListParagraph"/>
+              <w:numPr>
+                <w:ilvl w:val="0"/>
+                <w:numId w:val="3"/>
+              </w:numPr>
+              <w:spacing w:after="120" w:line="300"/>
+            </w:pPr>
+            <w:r>
+              <w:t xml:space="preserve">Blocked confidential API keys and client secrets from leaking to public GitHub repositories via team exports</w:t>
+            </w:r>
+          </w:p>
+          <w:p>
+            <w:pPr>
+              <w:pStyle w:val="ListParagraph"/>
+              <w:numPr>
+                <w:ilvl w:val="0"/>
+                <w:numId w:val="3"/>
+              </w:numPr>
+              <w:spacing w:after="120" w:line="300"/>
+            </w:pPr>
+            <w:r>
+              <w:t xml:space="preserve">Eliminated duplicate ISBN collision failures that halt automated regression test runs in CI pipelines</w:t>
+            </w:r>
+          </w:p>
+          <w:p>
+            <w:pPr>
+              <w:spacing w:after="120" w:line="300"/>
+            </w:pPr>
+            <w:r>
+              <w:rPr>
+                <w:b/>
+                <w:bCs/>
+              </w:rPr>
+              <w:t xml:space="preserve">War Room Takeaway: </w:t>
+            </w:r>
+            <w:r>
+              <w:t xml:space="preserve">Hardcoded test data is a ticking time bomb. The moment your tests generate their own unique identities and dynamically resolve their target environment, they become truly portable and unstoppable.</w:t>
+            </w:r>
+          </w:p>
+        </w:tc>
+      </w:tr>
+    </w:tbl>
+    <w:tbl>
+      <w:tblPr>
+        <w:tblW w:type="pct" w:w="100%"/>
+        <w:tblBorders>
+          <w:top w:val="single" w:color="auto" w:sz="4"/>
+          <w:left w:val="single" w:color="auto" w:sz="4"/>
+          <w:bottom w:val="single" w:color="auto" w:sz="4"/>
+          <w:right w:val="single" w:color="auto" w:sz="4"/>
+          <w:insideH w:val="single" w:color="auto" w:sz="4"/>
+          <w:insideV w:val="single" w:color="auto" w:sz="4"/>
+        </w:tblBorders>
+      </w:tblPr>
+      <w:tblGrid>
+        <w:gridCol w:w="100"/>
+      </w:tblGrid>
+      <w:tr>
+        <w:tc>
+          <w:tcPr>
+            <w:tcBorders>
+              <w:top w:val="single" w:color="D9E0EA" w:sz="2"/>
+              <w:left w:val="single" w:color="D9E0EA" w:sz="2"/>
+              <w:bottom w:val="single" w:color="D9E0EA" w:sz="2"/>
+              <w:right w:val="single" w:color="D9E0EA" w:sz="2"/>
+            </w:tcBorders>
             <w:shd w:fill="EEF1FA" w:val="clear"/>
             <w:tcMar>
               <w:top w:type="dxa" w:w="130"/>
@@ -13042,7 +14170,7 @@
         <w:spacing w:after="120" w:line="300"/>
       </w:pPr>
       <w:r>
-        <w:t xml:space="preserve">Real enterprise APIs rarely return flat, simple objects. Instead, responses contain nested hierarchies with multiple layers of parent objects, metadata summaries, and arrays of detailed items. Consider the Campus Library department audit endpoint below. You can download the sample payload: [Download department-audit-response.json](/materials/zero-to-agentic-api-testing/lesson-07/department-audit-response.json):</w:t>
+        <w:t xml:space="preserve">Real enterprise APIs rarely return flat, simple objects. Instead, responses contain nested hierarchies with multiple layers of parent objects, metadata summaries, and arrays of detailed items. Consider the Campus Library department audit endpoint below. You can download the sample payload: [Download Department Audit Response JSON](/materials/zero-to-agentic-api-testing/lesson-07/department-audit-response.json):</w:t>
       </w:r>
     </w:p>
     <w:p>
@@ -13794,7 +14922,7 @@
         <w:spacing w:after="120" w:line="300"/>
       </w:pPr>
       <w:r>
-        <w:t xml:space="preserve">Here is how we use these modern JavaScript methods inside Postman test scripts to verify complete schemas, locate target records, and validate mathematical integrity. You can download the script: [Download advanced-array-assertions.js](/materials/zero-to-agentic-api-testing/lesson-07/advanced-array-assertions.js):</w:t>
+        <w:t xml:space="preserve">Here is how we use these modern JavaScript methods inside Postman test scripts to verify complete schemas, locate target records, and validate mathematical integrity. You can download the script: [Download Advanced Array Assertions Script](/materials/zero-to-agentic-api-testing/lesson-07/advanced-array-assertions.js):</w:t>
       </w:r>
     </w:p>
     <w:p>
@@ -15201,6 +16329,207 @@
             </w:pPr>
             <w:r>
               <w:t xml:space="preserve">Automated teardown steps clean up created resources, keeping test databases pure and idempotent.</w:t>
+            </w:r>
+          </w:p>
+        </w:tc>
+      </w:tr>
+    </w:tbl>
+    <w:tbl>
+      <w:tblPr>
+        <w:tblW w:type="pct" w:w="100%"/>
+        <w:tblBorders>
+          <w:top w:val="single" w:color="auto" w:sz="4"/>
+          <w:left w:val="single" w:color="auto" w:sz="4"/>
+          <w:bottom w:val="single" w:color="auto" w:sz="4"/>
+          <w:right w:val="single" w:color="auto" w:sz="4"/>
+          <w:insideH w:val="single" w:color="auto" w:sz="4"/>
+          <w:insideV w:val="single" w:color="auto" w:sz="4"/>
+        </w:tblBorders>
+      </w:tblPr>
+      <w:tblGrid>
+        <w:gridCol w:w="100"/>
+      </w:tblGrid>
+      <w:tr>
+        <w:tc>
+          <w:tcPr>
+            <w:tcBorders>
+              <w:top w:val="single" w:color="D9E0EA" w:sz="2"/>
+              <w:left w:val="single" w:color="D9E0EA" w:sz="2"/>
+              <w:bottom w:val="single" w:color="D9E0EA" w:sz="2"/>
+              <w:right w:val="single" w:color="D9E0EA" w:sz="2"/>
+            </w:tcBorders>
+            <w:shd w:fill="F0F4FA" w:val="clear"/>
+            <w:tcMar>
+              <w:top w:type="dxa" w:w="130"/>
+              <w:left w:type="dxa" w:w="160"/>
+              <w:bottom w:type="dxa" w:w="130"/>
+              <w:right w:type="dxa" w:w="160"/>
+            </w:tcMar>
+          </w:tcPr>
+          <w:p>
+            <w:pPr>
+              <w:spacing w:after="120" w:line="300"/>
+            </w:pPr>
+            <w:r>
+              <w:rPr>
+                <w:b/>
+                <w:bCs/>
+                <w:color w:val="263A67"/>
+              </w:rPr>
+              <w:t xml:space="preserve">⚡ MISSION 2 PHASE 4 CLEARED · Architectural Triumph: Deep Array Pipelines &amp; Request Chaining Mastered</w:t>
+            </w:r>
+          </w:p>
+          <w:p>
+            <w:pPr>
+              <w:spacing w:after="120" w:line="300"/>
+            </w:pPr>
+            <w:r>
+              <w:t xml:space="preserve">You linked disconnected HTTP requests into a living, breathing autonomous transaction pipeline. You extracted dynamic IDs, traversed multilevel nested objects without crash errors, performed high speed array transformations (find, filter, map), and mathematically verified financial balance totals using reduce. You operate at the highest echelon of API automation.</w:t>
+            </w:r>
+          </w:p>
+          <w:p>
+            <w:pPr>
+              <w:spacing w:after="120" w:line="300"/>
+            </w:pPr>
+            <w:r>
+              <w:rPr>
+                <w:b/>
+                <w:bCs/>
+                <w:color w:val="4659A7"/>
+              </w:rPr>
+              <w:t xml:space="preserve">Tactical Superpowers Mastered: </w:t>
+            </w:r>
+          </w:p>
+          <w:p>
+            <w:pPr>
+              <w:pStyle w:val="ListParagraph"/>
+              <w:numPr>
+                <w:ilvl w:val="0"/>
+                <w:numId w:val="3"/>
+              </w:numPr>
+              <w:spacing w:after="120" w:line="300"/>
+            </w:pPr>
+            <w:r>
+              <w:t xml:space="preserve">Dynamic property transfer: piping tokens, session cookies, and resource IDs across multi request suites</w:t>
+            </w:r>
+          </w:p>
+          <w:p>
+            <w:pPr>
+              <w:pStyle w:val="ListParagraph"/>
+              <w:numPr>
+                <w:ilvl w:val="0"/>
+                <w:numId w:val="3"/>
+              </w:numPr>
+              <w:spacing w:after="120" w:line="300"/>
+            </w:pPr>
+            <w:r>
+              <w:t xml:space="preserve">Deep nested JSON parsing: safely traversing multilevel object trees and arrays without null reference exceptions</w:t>
+            </w:r>
+          </w:p>
+          <w:p>
+            <w:pPr>
+              <w:pStyle w:val="ListParagraph"/>
+              <w:numPr>
+                <w:ilvl w:val="0"/>
+                <w:numId w:val="3"/>
+              </w:numPr>
+              <w:spacing w:after="120" w:line="300"/>
+            </w:pPr>
+            <w:r>
+              <w:t xml:space="preserve">Functional array pipelines: wielding find, filter, and map to isolate specific records in complex payloads</w:t>
+            </w:r>
+          </w:p>
+          <w:p>
+            <w:pPr>
+              <w:pStyle w:val="ListParagraph"/>
+              <w:numPr>
+                <w:ilvl w:val="0"/>
+                <w:numId w:val="3"/>
+              </w:numPr>
+              <w:spacing w:after="120" w:line="300"/>
+            </w:pPr>
+            <w:r>
+              <w:t xml:space="preserve">Mathematical business logic verification: aggregating invoice and catalog totals dynamically using reduce</w:t>
+            </w:r>
+          </w:p>
+          <w:p>
+            <w:pPr>
+              <w:pStyle w:val="ListParagraph"/>
+              <w:numPr>
+                <w:ilvl w:val="0"/>
+                <w:numId w:val="3"/>
+              </w:numPr>
+              <w:spacing w:after="120" w:line="300"/>
+            </w:pPr>
+            <w:r>
+              <w:t xml:space="preserve">Zero footprint test execution: deploying automated teardown deletions that leave databases perfectly pristine</w:t>
+            </w:r>
+          </w:p>
+          <w:p>
+            <w:pPr>
+              <w:spacing w:after="120" w:line="300"/>
+            </w:pPr>
+            <w:r>
+              <w:rPr>
+                <w:b/>
+                <w:bCs/>
+                <w:color w:val="9A1B1B"/>
+              </w:rPr>
+              <w:t xml:space="preserve">Enterprise Disasters Prevented: </w:t>
+            </w:r>
+          </w:p>
+          <w:p>
+            <w:pPr>
+              <w:pStyle w:val="ListParagraph"/>
+              <w:numPr>
+                <w:ilvl w:val="0"/>
+                <w:numId w:val="3"/>
+              </w:numPr>
+              <w:spacing w:after="120" w:line="300"/>
+            </w:pPr>
+            <w:r>
+              <w:t xml:space="preserve">Averted silent financial balance discrepancies by verifying computed cart totals against backend invoices</w:t>
+            </w:r>
+          </w:p>
+          <w:p>
+            <w:pPr>
+              <w:pStyle w:val="ListParagraph"/>
+              <w:numPr>
+                <w:ilvl w:val="0"/>
+                <w:numId w:val="3"/>
+              </w:numPr>
+              <w:spacing w:after="120" w:line="300"/>
+            </w:pPr>
+            <w:r>
+              <w:t xml:space="preserve">Stopped catastrophic test database pollution where uncleaned test orders exhaust database storage and IDs</w:t>
+            </w:r>
+          </w:p>
+          <w:p>
+            <w:pPr>
+              <w:pStyle w:val="ListParagraph"/>
+              <w:numPr>
+                <w:ilvl w:val="0"/>
+                <w:numId w:val="3"/>
+              </w:numPr>
+              <w:spacing w:after="120" w:line="300"/>
+            </w:pPr>
+            <w:r>
+              <w:t xml:space="preserve">Eliminated brittle hardcoded test suites that crash whenever upstream backend developers alter resource IDs</w:t>
+            </w:r>
+          </w:p>
+          <w:p>
+            <w:pPr>
+              <w:spacing w:after="120" w:line="300"/>
+            </w:pPr>
+            <w:r>
+              <w:rPr>
+                <w:b/>
+                <w:bCs/>
+              </w:rPr>
+              <w:t xml:space="preserve">War Room Takeaway: </w:t>
+            </w:r>
+            <w:r>
+              <w:t xml:space="preserve">Isolated API checks only test plumbing. Chained request pipelines test real world user journeys and business reality. When your chained suite passes, the entire business flow is guaranteed.</w:t>
             </w:r>
           </w:p>
         </w:tc>
@@ -16538,6 +17867,194 @@
               <w:bottom w:val="single" w:color="D9E0EA" w:sz="2"/>
               <w:right w:val="single" w:color="D9E0EA" w:sz="2"/>
             </w:tcBorders>
+            <w:shd w:fill="F0F4FA" w:val="clear"/>
+            <w:tcMar>
+              <w:top w:type="dxa" w:w="130"/>
+              <w:left w:type="dxa" w:w="160"/>
+              <w:bottom w:type="dxa" w:w="130"/>
+              <w:right w:type="dxa" w:w="160"/>
+            </w:tcMar>
+          </w:tcPr>
+          <w:p>
+            <w:pPr>
+              <w:spacing w:after="120" w:line="300"/>
+            </w:pPr>
+            <w:r>
+              <w:rPr>
+                <w:b/>
+                <w:bCs/>
+                <w:color w:val="263A67"/>
+              </w:rPr>
+              <w:t xml:space="preserve">⚡ MISSION 2 CONQUERED · BULK ENGINE ONLINE · Major Milestone Cleared: Autonomous High Throughput Ingestion Engine Deployed</w:t>
+            </w:r>
+          </w:p>
+          <w:p>
+            <w:pPr>
+              <w:spacing w:after="120" w:line="300"/>
+            </w:pPr>
+            <w:r>
+              <w:t xml:space="preserve">You have conquered Mission 2! You transformed a slow manual copy paste test into an autonomous data driven engine. By feeding external CSV and JSON datasets into the Collection Runner and accessing Data Scope with pm.iterationData, you tested hundreds of records across complete CRUD lifecycles in seconds with zero manual friction.</w:t>
+            </w:r>
+          </w:p>
+          <w:p>
+            <w:pPr>
+              <w:spacing w:after="120" w:line="300"/>
+            </w:pPr>
+            <w:r>
+              <w:rPr>
+                <w:b/>
+                <w:bCs/>
+                <w:color w:val="4659A7"/>
+              </w:rPr>
+              <w:t xml:space="preserve">Tactical Superpowers Mastered: </w:t>
+            </w:r>
+          </w:p>
+          <w:p>
+            <w:pPr>
+              <w:pStyle w:val="ListParagraph"/>
+              <w:numPr>
+                <w:ilvl w:val="0"/>
+                <w:numId w:val="3"/>
+              </w:numPr>
+              <w:spacing w:after="120" w:line="300"/>
+            </w:pPr>
+            <w:r>
+              <w:t xml:space="preserve">Decoupling business test logic completely from external test data parameters</w:t>
+            </w:r>
+          </w:p>
+          <w:p>
+            <w:pPr>
+              <w:pStyle w:val="ListParagraph"/>
+              <w:numPr>
+                <w:ilvl w:val="0"/>
+                <w:numId w:val="3"/>
+              </w:numPr>
+              <w:spacing w:after="120" w:line="300"/>
+            </w:pPr>
+            <w:r>
+              <w:t xml:space="preserve">Ingesting external CSV and JSON rows dynamically via pm.iterationData.get() without hardcoding</w:t>
+            </w:r>
+          </w:p>
+          <w:p>
+            <w:pPr>
+              <w:pStyle w:val="ListParagraph"/>
+              <w:numPr>
+                <w:ilvl w:val="0"/>
+                <w:numId w:val="3"/>
+              </w:numPr>
+              <w:spacing w:after="120" w:line="300"/>
+            </w:pPr>
+            <w:r>
+              <w:t xml:space="preserve">Executing high throughput collection runs with hundreds of iterations in under a minute</w:t>
+            </w:r>
+          </w:p>
+          <w:p>
+            <w:pPr>
+              <w:pStyle w:val="ListParagraph"/>
+              <w:numPr>
+                <w:ilvl w:val="0"/>
+                <w:numId w:val="3"/>
+              </w:numPr>
+              <w:spacing w:after="120" w:line="300"/>
+            </w:pPr>
+            <w:r>
+              <w:t xml:space="preserve">Pinpoint console debugging: catching silent undefined variable interpolation traps before CI execution</w:t>
+            </w:r>
+          </w:p>
+          <w:p>
+            <w:pPr>
+              <w:spacing w:after="120" w:line="300"/>
+            </w:pPr>
+            <w:r>
+              <w:rPr>
+                <w:b/>
+                <w:bCs/>
+                <w:color w:val="9A1B1B"/>
+              </w:rPr>
+              <w:t xml:space="preserve">Enterprise Disasters Prevented: </w:t>
+            </w:r>
+          </w:p>
+          <w:p>
+            <w:pPr>
+              <w:pStyle w:val="ListParagraph"/>
+              <w:numPr>
+                <w:ilvl w:val="0"/>
+                <w:numId w:val="3"/>
+              </w:numPr>
+              <w:spacing w:after="120" w:line="300"/>
+            </w:pPr>
+            <w:r>
+              <w:t xml:space="preserve">Eliminated hundreds of hours of manual, mind numbing test data entry across release cycles</w:t>
+            </w:r>
+          </w:p>
+          <w:p>
+            <w:pPr>
+              <w:pStyle w:val="ListParagraph"/>
+              <w:numPr>
+                <w:ilvl w:val="0"/>
+                <w:numId w:val="3"/>
+              </w:numPr>
+              <w:spacing w:after="120" w:line="300"/>
+            </w:pPr>
+            <w:r>
+              <w:t xml:space="preserve">Caught obscure boundary and special character defects that only manifest across large external datasets</w:t>
+            </w:r>
+          </w:p>
+          <w:p>
+            <w:pPr>
+              <w:pStyle w:val="ListParagraph"/>
+              <w:numPr>
+                <w:ilvl w:val="0"/>
+                <w:numId w:val="3"/>
+              </w:numPr>
+              <w:spacing w:after="120" w:line="300"/>
+            </w:pPr>
+            <w:r>
+              <w:t xml:space="preserve">Prevented massive test database bloat by executing automated teardown deletions at the end of every iteration</w:t>
+            </w:r>
+          </w:p>
+          <w:p>
+            <w:pPr>
+              <w:spacing w:after="120" w:line="300"/>
+            </w:pPr>
+            <w:r>
+              <w:rPr>
+                <w:b/>
+                <w:bCs/>
+              </w:rPr>
+              <w:t xml:space="preserve">War Room Takeaway: </w:t>
+            </w:r>
+            <w:r>
+              <w:t xml:space="preserve">When leadership asks whether the new release can handle bulk real world catalog migrations, you do not guess. You point to a 500 row Data Driven run that passed with 100% green assertions in seconds.</w:t>
+            </w:r>
+          </w:p>
+        </w:tc>
+      </w:tr>
+    </w:tbl>
+    <w:tbl>
+      <w:tblPr>
+        <w:tblW w:type="pct" w:w="100%"/>
+        <w:tblBorders>
+          <w:top w:val="single" w:color="auto" w:sz="4"/>
+          <w:left w:val="single" w:color="auto" w:sz="4"/>
+          <w:bottom w:val="single" w:color="auto" w:sz="4"/>
+          <w:right w:val="single" w:color="auto" w:sz="4"/>
+          <w:insideH w:val="single" w:color="auto" w:sz="4"/>
+          <w:insideV w:val="single" w:color="auto" w:sz="4"/>
+        </w:tblBorders>
+      </w:tblPr>
+      <w:tblGrid>
+        <w:gridCol w:w="100"/>
+      </w:tblGrid>
+      <w:tr>
+        <w:tc>
+          <w:tcPr>
+            <w:tcBorders>
+              <w:top w:val="single" w:color="D9E0EA" w:sz="2"/>
+              <w:left w:val="single" w:color="D9E0EA" w:sz="2"/>
+              <w:bottom w:val="single" w:color="D9E0EA" w:sz="2"/>
+              <w:right w:val="single" w:color="D9E0EA" w:sz="2"/>
+            </w:tcBorders>
             <w:shd w:fill="EEF1FA" w:val="clear"/>
             <w:tcMar>
               <w:top w:type="dxa" w:w="130"/>
@@ -17883,6 +19400,207 @@
               <w:bottom w:val="single" w:color="D9E0EA" w:sz="2"/>
               <w:right w:val="single" w:color="D9E0EA" w:sz="2"/>
             </w:tcBorders>
+            <w:shd w:fill="F0F4FA" w:val="clear"/>
+            <w:tcMar>
+              <w:top w:type="dxa" w:w="130"/>
+              <w:left w:type="dxa" w:w="160"/>
+              <w:bottom w:type="dxa" w:w="130"/>
+              <w:right w:type="dxa" w:w="160"/>
+            </w:tcMar>
+          </w:tcPr>
+          <w:p>
+            <w:pPr>
+              <w:spacing w:after="120" w:line="300"/>
+            </w:pPr>
+            <w:r>
+              <w:rPr>
+                <w:b/>
+                <w:bCs/>
+                <w:color w:val="263A67"/>
+              </w:rPr>
+              <w:t xml:space="preserve">⚡ MISSION 3 PHASE 1 CLEARED · Architectural Triumph: Production Negative Matrix &amp; Defensive Resilience Mastered</w:t>
+            </w:r>
+          </w:p>
+          <w:p>
+            <w:pPr>
+              <w:spacing w:after="120" w:line="300"/>
+            </w:pPr>
+            <w:r>
+              <w:t xml:space="preserve">You moved beyond fragile happy paths into battle hardened production engineering. You mastered the comprehensive negative testing matrix (400, 401, 403, 404, 409, 429, 500), shielded your test runner with defensive try catch deserialization, intercepted dangerous soft 200 failures, and engineered self healing recovery loops.</w:t>
+            </w:r>
+          </w:p>
+          <w:p>
+            <w:pPr>
+              <w:spacing w:after="120" w:line="300"/>
+            </w:pPr>
+            <w:r>
+              <w:rPr>
+                <w:b/>
+                <w:bCs/>
+                <w:color w:val="4659A7"/>
+              </w:rPr>
+              <w:t xml:space="preserve">Tactical Superpowers Mastered: </w:t>
+            </w:r>
+          </w:p>
+          <w:p>
+            <w:pPr>
+              <w:pStyle w:val="ListParagraph"/>
+              <w:numPr>
+                <w:ilvl w:val="0"/>
+                <w:numId w:val="3"/>
+              </w:numPr>
+              <w:spacing w:after="120" w:line="300"/>
+            </w:pPr>
+            <w:r>
+              <w:t xml:space="preserve">Deploying the complete production negative testing matrix to guarantee graceful backend failure modes</w:t>
+            </w:r>
+          </w:p>
+          <w:p>
+            <w:pPr>
+              <w:pStyle w:val="ListParagraph"/>
+              <w:numPr>
+                <w:ilvl w:val="0"/>
+                <w:numId w:val="3"/>
+              </w:numPr>
+              <w:spacing w:after="120" w:line="300"/>
+            </w:pPr>
+            <w:r>
+              <w:t xml:space="preserve">Defensive JavaScript scripting: safe try catch parsing that survives raw HTML cloud gateway crashes</w:t>
+            </w:r>
+          </w:p>
+          <w:p>
+            <w:pPr>
+              <w:pStyle w:val="ListParagraph"/>
+              <w:numPr>
+                <w:ilvl w:val="0"/>
+                <w:numId w:val="3"/>
+              </w:numPr>
+              <w:spacing w:after="120" w:line="300"/>
+            </w:pPr>
+            <w:r>
+              <w:t xml:space="preserve">Exposing deceptive soft 200 errors by coupling HTTP status assertions with payload business status checks</w:t>
+            </w:r>
+          </w:p>
+          <w:p>
+            <w:pPr>
+              <w:pStyle w:val="ListParagraph"/>
+              <w:numPr>
+                <w:ilvl w:val="0"/>
+                <w:numId w:val="3"/>
+              </w:numPr>
+              <w:spacing w:after="120" w:line="300"/>
+            </w:pPr>
+            <w:r>
+              <w:t xml:space="preserve">Security auditing: intercepting database stack traces, SQL syntax leaks, and internal file path disclosures</w:t>
+            </w:r>
+          </w:p>
+          <w:p>
+            <w:pPr>
+              <w:pStyle w:val="ListParagraph"/>
+              <w:numPr>
+                <w:ilvl w:val="0"/>
+                <w:numId w:val="3"/>
+              </w:numPr>
+              <w:spacing w:after="120" w:line="300"/>
+            </w:pPr>
+            <w:r>
+              <w:t xml:space="preserve">Engineering self healing test loops using collection flags and dynamic workflow redirection</w:t>
+            </w:r>
+          </w:p>
+          <w:p>
+            <w:pPr>
+              <w:spacing w:after="120" w:line="300"/>
+            </w:pPr>
+            <w:r>
+              <w:rPr>
+                <w:b/>
+                <w:bCs/>
+                <w:color w:val="9A1B1B"/>
+              </w:rPr>
+              <w:t xml:space="preserve">Enterprise Disasters Prevented: </w:t>
+            </w:r>
+          </w:p>
+          <w:p>
+            <w:pPr>
+              <w:pStyle w:val="ListParagraph"/>
+              <w:numPr>
+                <w:ilvl w:val="0"/>
+                <w:numId w:val="3"/>
+              </w:numPr>
+              <w:spacing w:after="120" w:line="300"/>
+            </w:pPr>
+            <w:r>
+              <w:t xml:space="preserve">Prevented severe security vulnerabilities where SQL error traces leak database schemas to malicious actors</w:t>
+            </w:r>
+          </w:p>
+          <w:p>
+            <w:pPr>
+              <w:pStyle w:val="ListParagraph"/>
+              <w:numPr>
+                <w:ilvl w:val="0"/>
+                <w:numId w:val="3"/>
+              </w:numPr>
+              <w:spacing w:after="120" w:line="300"/>
+            </w:pPr>
+            <w:r>
+              <w:t xml:space="preserve">Stopped critical false positive passes where tests report green on failed business transactions</w:t>
+            </w:r>
+          </w:p>
+          <w:p>
+            <w:pPr>
+              <w:pStyle w:val="ListParagraph"/>
+              <w:numPr>
+                <w:ilvl w:val="0"/>
+                <w:numId w:val="3"/>
+              </w:numPr>
+              <w:spacing w:after="120" w:line="300"/>
+            </w:pPr>
+            <w:r>
+              <w:t xml:space="preserve">Eliminated brittle CI test suite crashes caused by unhandled load balancer HTML timeout pages</w:t>
+            </w:r>
+          </w:p>
+          <w:p>
+            <w:pPr>
+              <w:spacing w:after="120" w:line="300"/>
+            </w:pPr>
+            <w:r>
+              <w:rPr>
+                <w:b/>
+                <w:bCs/>
+              </w:rPr>
+              <w:t xml:space="preserve">War Room Takeaway: </w:t>
+            </w:r>
+            <w:r>
+              <w:t xml:space="preserve">Any junior tester can verify that a system works when everything is perfect. A true lead automation architect proves that the system stands tall, refuses to leak secrets, and recovers automatically when everything goes wrong.</w:t>
+            </w:r>
+          </w:p>
+        </w:tc>
+      </w:tr>
+    </w:tbl>
+    <w:tbl>
+      <w:tblPr>
+        <w:tblW w:type="pct" w:w="100%"/>
+        <w:tblBorders>
+          <w:top w:val="single" w:color="auto" w:sz="4"/>
+          <w:left w:val="single" w:color="auto" w:sz="4"/>
+          <w:bottom w:val="single" w:color="auto" w:sz="4"/>
+          <w:right w:val="single" w:color="auto" w:sz="4"/>
+          <w:insideH w:val="single" w:color="auto" w:sz="4"/>
+          <w:insideV w:val="single" w:color="auto" w:sz="4"/>
+        </w:tblBorders>
+      </w:tblPr>
+      <w:tblGrid>
+        <w:gridCol w:w="100"/>
+      </w:tblGrid>
+      <w:tr>
+        <w:tc>
+          <w:tcPr>
+            <w:tcBorders>
+              <w:top w:val="single" w:color="D9E0EA" w:sz="2"/>
+              <w:left w:val="single" w:color="D9E0EA" w:sz="2"/>
+              <w:bottom w:val="single" w:color="D9E0EA" w:sz="2"/>
+              <w:right w:val="single" w:color="D9E0EA" w:sz="2"/>
+            </w:tcBorders>
             <w:shd w:fill="EEF1FA" w:val="clear"/>
             <w:tcMar>
               <w:top w:type="dxa" w:w="130"/>
@@ -18345,7 +20063,7 @@
         <w:t xml:space="preserve">tv4</w:t>
       </w:r>
       <w:r>
-        <w:t xml:space="preserve"> directly in its test sandbox. Here is how we validate that incoming server responses strictly comply with our agreed architectural contract. You can download the contract schema: [Download contract-schema.json](/materials/zero-to-agentic-api-testing/lesson-10/contract-schema.json):</w:t>
+        <w:t xml:space="preserve"> directly in its test sandbox. Here is how we validate that incoming server responses strictly comply with our agreed architectural contract. You can download the contract schema: [Download Contract Schema JSON](/materials/zero-to-agentic-api-testing/lesson-10/contract-schema.json):</w:t>
       </w:r>
     </w:p>
     <w:p>
@@ -18855,7 +20573,7 @@
         <w:t xml:space="preserve">Examples</w:t>
       </w:r>
       <w:r>
-        <w:t xml:space="preserve"> attached to requests in your collection. You can create multiple Examples for a single endpoint to simulate different business scenarios and query parameters. You can download our sample mock response examples: [Download mock-example-science.json](/materials/zero-to-agentic-api-testing/lesson-10/mock-example-science.json) and [Download mock-example-literature.json](/materials/zero-to-agentic-api-testing/lesson-10/mock-example-literature.json):</w:t>
+        <w:t xml:space="preserve"> attached to requests in your collection. You can create multiple Examples for a single endpoint to simulate different business scenarios and query parameters. You can download our sample mock response examples: [Download Science Mock Example JSON](/materials/zero-to-agentic-api-testing/lesson-10/mock-example-science.json) and [Download Literature Mock Example JSON](/materials/zero-to-agentic-api-testing/lesson-10/mock-example-literature.json):</w:t>
       </w:r>
     </w:p>
     <w:p>
@@ -20895,6 +22613,207 @@
               <w:bottom w:val="single" w:color="D9E0EA" w:sz="2"/>
               <w:right w:val="single" w:color="D9E0EA" w:sz="2"/>
             </w:tcBorders>
+            <w:shd w:fill="F0F4FA" w:val="clear"/>
+            <w:tcMar>
+              <w:top w:type="dxa" w:w="130"/>
+              <w:left w:type="dxa" w:w="160"/>
+              <w:bottom w:type="dxa" w:w="130"/>
+              <w:right w:type="dxa" w:w="160"/>
+            </w:tcMar>
+          </w:tcPr>
+          <w:p>
+            <w:pPr>
+              <w:spacing w:after="120" w:line="300"/>
+            </w:pPr>
+            <w:r>
+              <w:rPr>
+                <w:b/>
+                <w:bCs/>
+                <w:color w:val="263A67"/>
+              </w:rPr>
+              <w:t xml:space="preserve">⚡ MISSION 3 PHASE 2 CLEARED · Architectural Triumph: Agile Mock Simulation &amp; Dual REST GraphQL Contracts Mastered</w:t>
+            </w:r>
+          </w:p>
+          <w:p>
+            <w:pPr>
+              <w:spacing w:after="120" w:line="300"/>
+            </w:pPr>
+            <w:r>
+              <w:t xml:space="preserve">You solved the universal Agile sprint dilemma! Instead of idling for weeks waiting for backend developers to finish server code, you authored formal JSON Schema contracts, spun up hosted Postman Mock Servers, parameterized response Examples, and conquered modern GraphQL query architectures alongside REST.</w:t>
+            </w:r>
+          </w:p>
+          <w:p>
+            <w:pPr>
+              <w:spacing w:after="120" w:line="300"/>
+            </w:pPr>
+            <w:r>
+              <w:rPr>
+                <w:b/>
+                <w:bCs/>
+                <w:color w:val="4659A7"/>
+              </w:rPr>
+              <w:t xml:space="preserve">Tactical Superpowers Mastered: </w:t>
+            </w:r>
+          </w:p>
+          <w:p>
+            <w:pPr>
+              <w:pStyle w:val="ListParagraph"/>
+              <w:numPr>
+                <w:ilvl w:val="0"/>
+                <w:numId w:val="3"/>
+              </w:numPr>
+              <w:spacing w:after="120" w:line="300"/>
+            </w:pPr>
+            <w:r>
+              <w:t xml:space="preserve">Authoring formal JSON Schema specifications that enforce field types, mandatory properties, and data bounds</w:t>
+            </w:r>
+          </w:p>
+          <w:p>
+            <w:pPr>
+              <w:pStyle w:val="ListParagraph"/>
+              <w:numPr>
+                <w:ilvl w:val="0"/>
+                <w:numId w:val="3"/>
+              </w:numPr>
+              <w:spacing w:after="120" w:line="300"/>
+            </w:pPr>
+            <w:r>
+              <w:t xml:space="preserve">Deploying Postman hosted Mock Servers to simulate edge cases and unblock frontend and QA teams on Day 1 of sprints</w:t>
+            </w:r>
+          </w:p>
+          <w:p>
+            <w:pPr>
+              <w:pStyle w:val="ListParagraph"/>
+              <w:numPr>
+                <w:ilvl w:val="0"/>
+                <w:numId w:val="3"/>
+              </w:numPr>
+              <w:spacing w:after="120" w:line="300"/>
+            </w:pPr>
+            <w:r>
+              <w:t xml:space="preserve">Fine tuning mock responses using query parameter matching and custom Example payloads</w:t>
+            </w:r>
+          </w:p>
+          <w:p>
+            <w:pPr>
+              <w:pStyle w:val="ListParagraph"/>
+              <w:numPr>
+                <w:ilvl w:val="0"/>
+                <w:numId w:val="3"/>
+              </w:numPr>
+              <w:spacing w:after="120" w:line="300"/>
+            </w:pPr>
+            <w:r>
+              <w:t xml:space="preserve">Executing dual protocol automation: commanding both traditional REST endpoints and modern GraphQL queries and mutations</w:t>
+            </w:r>
+          </w:p>
+          <w:p>
+            <w:pPr>
+              <w:pStyle w:val="ListParagraph"/>
+              <w:numPr>
+                <w:ilvl w:val="0"/>
+                <w:numId w:val="3"/>
+              </w:numPr>
+              <w:spacing w:after="120" w:line="300"/>
+            </w:pPr>
+            <w:r>
+              <w:t xml:space="preserve">Seamless environment switching: transitioning automated suites from Mock to Live servers with one variable swap</w:t>
+            </w:r>
+          </w:p>
+          <w:p>
+            <w:pPr>
+              <w:spacing w:after="120" w:line="300"/>
+            </w:pPr>
+            <w:r>
+              <w:rPr>
+                <w:b/>
+                <w:bCs/>
+                <w:color w:val="9A1B1B"/>
+              </w:rPr>
+              <w:t xml:space="preserve">Enterprise Disasters Prevented: </w:t>
+            </w:r>
+          </w:p>
+          <w:p>
+            <w:pPr>
+              <w:pStyle w:val="ListParagraph"/>
+              <w:numPr>
+                <w:ilvl w:val="0"/>
+                <w:numId w:val="3"/>
+              </w:numPr>
+              <w:spacing w:after="120" w:line="300"/>
+            </w:pPr>
+            <w:r>
+              <w:t xml:space="preserve">Eliminated two week sprint bottlenecks where testers sit idle waiting for backend database deployments</w:t>
+            </w:r>
+          </w:p>
+          <w:p>
+            <w:pPr>
+              <w:pStyle w:val="ListParagraph"/>
+              <w:numPr>
+                <w:ilvl w:val="0"/>
+                <w:numId w:val="3"/>
+              </w:numPr>
+              <w:spacing w:after="120" w:line="300"/>
+            </w:pPr>
+            <w:r>
+              <w:t xml:space="preserve">Prevented mobile application crashes caused by unexpected field type mutations (such as string IDs turning into integers)</w:t>
+            </w:r>
+          </w:p>
+          <w:p>
+            <w:pPr>
+              <w:pStyle w:val="ListParagraph"/>
+              <w:numPr>
+                <w:ilvl w:val="0"/>
+                <w:numId w:val="3"/>
+              </w:numPr>
+              <w:spacing w:after="120" w:line="300"/>
+            </w:pPr>
+            <w:r>
+              <w:t xml:space="preserve">Stopped mobile network throttling and payload bloat by leveraging GraphQL targeted field resolution</w:t>
+            </w:r>
+          </w:p>
+          <w:p>
+            <w:pPr>
+              <w:spacing w:after="120" w:line="300"/>
+            </w:pPr>
+            <w:r>
+              <w:rPr>
+                <w:b/>
+                <w:bCs/>
+              </w:rPr>
+              <w:t xml:space="preserve">War Room Takeaway: </w:t>
+            </w:r>
+            <w:r>
+              <w:t xml:space="preserve">The highest leverage QA engineers do not wait for software to be built. They write the contract, stand up the mock server, and have the full automated regression suite ready the second the backend goes live.</w:t>
+            </w:r>
+          </w:p>
+        </w:tc>
+      </w:tr>
+    </w:tbl>
+    <w:tbl>
+      <w:tblPr>
+        <w:tblW w:type="pct" w:w="100%"/>
+        <w:tblBorders>
+          <w:top w:val="single" w:color="auto" w:sz="4"/>
+          <w:left w:val="single" w:color="auto" w:sz="4"/>
+          <w:bottom w:val="single" w:color="auto" w:sz="4"/>
+          <w:right w:val="single" w:color="auto" w:sz="4"/>
+          <w:insideH w:val="single" w:color="auto" w:sz="4"/>
+          <w:insideV w:val="single" w:color="auto" w:sz="4"/>
+        </w:tblBorders>
+      </w:tblPr>
+      <w:tblGrid>
+        <w:gridCol w:w="100"/>
+      </w:tblGrid>
+      <w:tr>
+        <w:tc>
+          <w:tcPr>
+            <w:tcBorders>
+              <w:top w:val="single" w:color="D9E0EA" w:sz="2"/>
+              <w:left w:val="single" w:color="D9E0EA" w:sz="2"/>
+              <w:bottom w:val="single" w:color="D9E0EA" w:sz="2"/>
+              <w:right w:val="single" w:color="D9E0EA" w:sz="2"/>
+            </w:tcBorders>
             <w:shd w:fill="EEF1FA" w:val="clear"/>
             <w:tcMar>
               <w:top w:type="dxa" w:w="130"/>
@@ -22179,7 +24098,7 @@
         <w:spacing w:after="120" w:line="300"/>
       </w:pPr>
       <w:r>
-        <w:t xml:space="preserve">Now our client backend (or Postman collection) takes that temporary code and exchanges it for the actual Bearer token via HTTP POST. You can download the completed exchange request: [Download token-exchange.http](/materials/zero-to-agentic-api-testing/lesson-11/token-exchange.http):</w:t>
+        <w:t xml:space="preserve">Now our client backend (or Postman collection) takes that temporary code and exchanges it for the actual Bearer token via HTTP POST. You can download the completed exchange request: [Download Token Exchange HTTP Request](/materials/zero-to-agentic-api-testing/lesson-11/token-exchange.http):</w:t>
       </w:r>
     </w:p>
     <w:p>
@@ -22771,7 +24690,7 @@
         <w:spacing w:after="120" w:line="300"/>
       </w:pPr>
       <w:r>
-        <w:t xml:space="preserve">When executing test collections automatedly in CI CD pipelines, you cannot open a browser window to click login buttons. Instead, we configure an automated token exchange request as the very first step in our collection. In its Tests script, we extract the access token and save it into a global variable so every subsequent request inherits it automatically. You can download the script: [Download capture-bearer-token.js](/materials/zero-to-agentic-api-testing/lesson-11/capture-bearer-token.js):</w:t>
+        <w:t xml:space="preserve">When executing test collections automatedly in CI CD pipelines, you cannot open a browser window to click login buttons. Instead, we configure an automated token exchange request as the very first step in our collection. In its Tests script, we extract the access token and save it into a global variable so every subsequent request inherits it automatically. You can download the script: [Download Capture Bearer Token Script](/materials/zero-to-agentic-api-testing/lesson-11/capture-bearer-token.js):</w:t>
       </w:r>
     </w:p>
     <w:p>
@@ -23537,6 +25456,207 @@
             </w:pPr>
             <w:r>
               <w:t xml:space="preserve">Token lifetimes require test suites to validate both valid authorization and 401 expiration handling.</w:t>
+            </w:r>
+          </w:p>
+        </w:tc>
+      </w:tr>
+    </w:tbl>
+    <w:tbl>
+      <w:tblPr>
+        <w:tblW w:type="pct" w:w="100%"/>
+        <w:tblBorders>
+          <w:top w:val="single" w:color="auto" w:sz="4"/>
+          <w:left w:val="single" w:color="auto" w:sz="4"/>
+          <w:bottom w:val="single" w:color="auto" w:sz="4"/>
+          <w:right w:val="single" w:color="auto" w:sz="4"/>
+          <w:insideH w:val="single" w:color="auto" w:sz="4"/>
+          <w:insideV w:val="single" w:color="auto" w:sz="4"/>
+        </w:tblBorders>
+      </w:tblPr>
+      <w:tblGrid>
+        <w:gridCol w:w="100"/>
+      </w:tblGrid>
+      <w:tr>
+        <w:tc>
+          <w:tcPr>
+            <w:tcBorders>
+              <w:top w:val="single" w:color="D9E0EA" w:sz="2"/>
+              <w:left w:val="single" w:color="D9E0EA" w:sz="2"/>
+              <w:bottom w:val="single" w:color="D9E0EA" w:sz="2"/>
+              <w:right w:val="single" w:color="D9E0EA" w:sz="2"/>
+            </w:tcBorders>
+            <w:shd w:fill="F0F4FA" w:val="clear"/>
+            <w:tcMar>
+              <w:top w:type="dxa" w:w="130"/>
+              <w:left w:type="dxa" w:w="160"/>
+              <w:bottom w:type="dxa" w:w="130"/>
+              <w:right w:type="dxa" w:w="160"/>
+            </w:tcMar>
+          </w:tcPr>
+          <w:p>
+            <w:pPr>
+              <w:spacing w:after="120" w:line="300"/>
+            </w:pPr>
+            <w:r>
+              <w:rPr>
+                <w:b/>
+                <w:bCs/>
+                <w:color w:val="263A67"/>
+              </w:rPr>
+              <w:t xml:space="preserve">⚡ MISSION 3 PHASE 3 CLEARED · Architectural Triumph: Enterprise OAuth 2.0 Token Vault Deployed</w:t>
+            </w:r>
+          </w:p>
+          <w:p>
+            <w:pPr>
+              <w:spacing w:after="120" w:line="300"/>
+            </w:pPr>
+            <w:r>
+              <w:t xml:space="preserve">You dismantled the most misunderstood protocol in modern web engineering: OAuth 2.0. You mapped the 4 roles, mastered the two step Authorization Code grant, automated the token exchange POST request, chained Bearer tokens into secured headers, and verified 401 expiration challenges with absolute precision.</w:t>
+            </w:r>
+          </w:p>
+          <w:p>
+            <w:pPr>
+              <w:spacing w:after="120" w:line="300"/>
+            </w:pPr>
+            <w:r>
+              <w:rPr>
+                <w:b/>
+                <w:bCs/>
+                <w:color w:val="4659A7"/>
+              </w:rPr>
+              <w:t xml:space="preserve">Tactical Superpowers Mastered: </w:t>
+            </w:r>
+          </w:p>
+          <w:p>
+            <w:pPr>
+              <w:pStyle w:val="ListParagraph"/>
+              <w:numPr>
+                <w:ilvl w:val="0"/>
+                <w:numId w:val="3"/>
+              </w:numPr>
+              <w:spacing w:after="120" w:line="300"/>
+            </w:pPr>
+            <w:r>
+              <w:t xml:space="preserve">Dissecting the four OAuth 2.0 roles: Resource Owner, Client, Authorization Server, and Resource Server</w:t>
+            </w:r>
+          </w:p>
+          <w:p>
+            <w:pPr>
+              <w:pStyle w:val="ListParagraph"/>
+              <w:numPr>
+                <w:ilvl w:val="0"/>
+                <w:numId w:val="3"/>
+              </w:numPr>
+              <w:spacing w:after="120" w:line="300"/>
+            </w:pPr>
+            <w:r>
+              <w:t xml:space="preserve">Executing the full Authorization Code grant handshake: exchanging temporary auth codes for scoped Bearer tokens</w:t>
+            </w:r>
+          </w:p>
+          <w:p>
+            <w:pPr>
+              <w:pStyle w:val="ListParagraph"/>
+              <w:numPr>
+                <w:ilvl w:val="0"/>
+                <w:numId w:val="3"/>
+              </w:numPr>
+              <w:spacing w:after="120" w:line="300"/>
+            </w:pPr>
+            <w:r>
+              <w:t xml:space="preserve">Automating token extraction in Tests scripts and injecting dynamic Bearer tokens into downstream request headers</w:t>
+            </w:r>
+          </w:p>
+          <w:p>
+            <w:pPr>
+              <w:pStyle w:val="ListParagraph"/>
+              <w:numPr>
+                <w:ilvl w:val="0"/>
+                <w:numId w:val="3"/>
+              </w:numPr>
+              <w:spacing w:after="120" w:line="300"/>
+            </w:pPr>
+            <w:r>
+              <w:t xml:space="preserve">Auditing token expiration boundaries and asserting 401 Unauthorized WWW Authenticate challenges</w:t>
+            </w:r>
+          </w:p>
+          <w:p>
+            <w:pPr>
+              <w:pStyle w:val="ListParagraph"/>
+              <w:numPr>
+                <w:ilvl w:val="0"/>
+                <w:numId w:val="3"/>
+              </w:numPr>
+              <w:spacing w:after="120" w:line="300"/>
+            </w:pPr>
+            <w:r>
+              <w:t xml:space="preserve">Defending enterprise secrets by enforcing client_secret confidentiality rules across test suites</w:t>
+            </w:r>
+          </w:p>
+          <w:p>
+            <w:pPr>
+              <w:spacing w:after="120" w:line="300"/>
+            </w:pPr>
+            <w:r>
+              <w:rPr>
+                <w:b/>
+                <w:bCs/>
+                <w:color w:val="9A1B1B"/>
+              </w:rPr>
+              <w:t xml:space="preserve">Enterprise Disasters Prevented: </w:t>
+            </w:r>
+          </w:p>
+          <w:p>
+            <w:pPr>
+              <w:pStyle w:val="ListParagraph"/>
+              <w:numPr>
+                <w:ilvl w:val="0"/>
+                <w:numId w:val="3"/>
+              </w:numPr>
+              <w:spacing w:after="120" w:line="300"/>
+            </w:pPr>
+            <w:r>
+              <w:t xml:space="preserve">Averted catastrophic enterprise credential theft by replacing static user passwords with scoped, short lived tokens</w:t>
+            </w:r>
+          </w:p>
+          <w:p>
+            <w:pPr>
+              <w:pStyle w:val="ListParagraph"/>
+              <w:numPr>
+                <w:ilvl w:val="0"/>
+                <w:numId w:val="3"/>
+              </w:numPr>
+              <w:spacing w:after="120" w:line="300"/>
+            </w:pPr>
+            <w:r>
+              <w:t xml:space="preserve">Stopped broken authentication logic that leaves protected APIs wide open to unauthorized third party access</w:t>
+            </w:r>
+          </w:p>
+          <w:p>
+            <w:pPr>
+              <w:pStyle w:val="ListParagraph"/>
+              <w:numPr>
+                <w:ilvl w:val="0"/>
+                <w:numId w:val="3"/>
+              </w:numPr>
+              <w:spacing w:after="120" w:line="300"/>
+            </w:pPr>
+            <w:r>
+              <w:t xml:space="preserve">Eliminated fragile manual token copy paste that causes automated CI CD pipeline runs to fail mid execution</w:t>
+            </w:r>
+          </w:p>
+          <w:p>
+            <w:pPr>
+              <w:spacing w:after="120" w:line="300"/>
+            </w:pPr>
+            <w:r>
+              <w:rPr>
+                <w:b/>
+                <w:bCs/>
+              </w:rPr>
+              <w:t xml:space="preserve">War Room Takeaway: </w:t>
+            </w:r>
+            <w:r>
+              <w:t xml:space="preserve">Security is not an afterthought added at deployment. When your automated test suites validate token issuance, header injection, scope enforcement, and 401 expirations, your enterprise endpoints are fortified against unauthorized intrusion.</w:t>
             </w:r>
           </w:p>
         </w:tc>
@@ -24424,7 +26544,7 @@
         <w:spacing w:after="120" w:line="300"/>
       </w:pPr>
       <w:r>
-        <w:t xml:space="preserve">The documentation offers both SOAP 1.1 and SOAP 1.2 specifications. In modern enterprise testing, SOAP 1.2 is the recommended standard. You can download the ready to use request envelope file: [Download soap-number-conversion.xml](/materials/zero-to-agentic-api-testing/lesson-12/soap-number-conversion.xml). Here is the exact SOAP 1.2 request envelope we paste into Postman:</w:t>
+        <w:t xml:space="preserve">The documentation offers both SOAP 1.1 and SOAP 1.2 specifications. In modern enterprise testing, SOAP 1.2 is the recommended standard. You can download the ready to use request envelope file: [Download SOAP Number Conversion XML](/materials/zero-to-agentic-api-testing/lesson-12/soap-number-conversion.xml). Here is the exact SOAP 1.2 request envelope we paste into Postman:</w:t>
       </w:r>
     </w:p>
     <w:p>
@@ -25269,7 +27389,7 @@
         <w:t xml:space="preserve">xml2Json</w:t>
       </w:r>
       <w:r>
-        <w:t xml:space="preserve"> that transforms raw XML text into a traversable JavaScript object in one step. You can download the completed script: [Download parse-soap-response.js](/materials/zero-to-agentic-api-testing/lesson-12/parse-soap-response.js).</w:t>
+        <w:t xml:space="preserve"> that transforms raw XML text into a traversable JavaScript object in one step. You can download the completed script: [Download Parse SOAP Response Script](/materials/zero-to-agentic-api-testing/lesson-12/parse-soap-response.js).</w:t>
       </w:r>
     </w:p>
     <w:p>
@@ -25677,7 +27797,7 @@
         <w:spacing w:after="120" w:line="300"/>
       </w:pPr>
       <w:r>
-        <w:t xml:space="preserve">In professional regression suites, we do not hardcode 400 in our XML request body or assertions. Instead, we store the input number and expected result in Postman collection variables and reference them dynamically. You can download the dynamic test script: [Download dynamic-soap-assertions.js](/materials/zero-to-agentic-api-testing/lesson-12/dynamic-soap-assertions.js):</w:t>
+        <w:t xml:space="preserve">In professional regression suites, we do not hardcode 400 in our XML request body or assertions. Instead, we store the input number and expected result in Postman collection variables and reference them dynamically. You can download the dynamic test script: [Download Dynamic SOAP Assertions Script](/materials/zero-to-agentic-api-testing/lesson-12/dynamic-soap-assertions.js):</w:t>
       </w:r>
     </w:p>
     <w:p>
@@ -26012,7 +28132,7 @@
         <w:spacing w:after="120" w:line="300"/>
       </w:pPr>
       <w:r>
-        <w:t xml:space="preserve">In the Tests tab, convert the response with xml2Json and write an assertion verifying that the returned string equals "one hundred and twenty three dollars". You can download the completed solution file: [Download soap-number-dollars.xml](/materials/zero-to-agentic-api-testing/lesson-12/soap-number-dollars.xml).</w:t>
+        <w:t xml:space="preserve">In the Tests tab, convert the response with xml2Json and write an assertion verifying that the returned string equals "one hundred and twenty three dollars". You can download the completed solution file: [Download SOAP Number to Dollars XML](/materials/zero-to-agentic-api-testing/lesson-12/soap-number-dollars.xml).</w:t>
       </w:r>
     </w:p>
     <w:p>
@@ -26347,6 +28467,207 @@
             </w:pPr>
             <w:r>
               <w:t xml:space="preserve">Use bracket notation with string quotes to access namespace prefixed XML elements without syntax errors.</w:t>
+            </w:r>
+          </w:p>
+        </w:tc>
+      </w:tr>
+    </w:tbl>
+    <w:tbl>
+      <w:tblPr>
+        <w:tblW w:type="pct" w:w="100%"/>
+        <w:tblBorders>
+          <w:top w:val="single" w:color="auto" w:sz="4"/>
+          <w:left w:val="single" w:color="auto" w:sz="4"/>
+          <w:bottom w:val="single" w:color="auto" w:sz="4"/>
+          <w:right w:val="single" w:color="auto" w:sz="4"/>
+          <w:insideH w:val="single" w:color="auto" w:sz="4"/>
+          <w:insideV w:val="single" w:color="auto" w:sz="4"/>
+        </w:tblBorders>
+      </w:tblPr>
+      <w:tblGrid>
+        <w:gridCol w:w="100"/>
+      </w:tblGrid>
+      <w:tr>
+        <w:tc>
+          <w:tcPr>
+            <w:tcBorders>
+              <w:top w:val="single" w:color="D9E0EA" w:sz="2"/>
+              <w:left w:val="single" w:color="D9E0EA" w:sz="2"/>
+              <w:bottom w:val="single" w:color="D9E0EA" w:sz="2"/>
+              <w:right w:val="single" w:color="D9E0EA" w:sz="2"/>
+            </w:tcBorders>
+            <w:shd w:fill="F0F4FA" w:val="clear"/>
+            <w:tcMar>
+              <w:top w:type="dxa" w:w="130"/>
+              <w:left w:type="dxa" w:w="160"/>
+              <w:bottom w:type="dxa" w:w="130"/>
+              <w:right w:type="dxa" w:w="160"/>
+            </w:tcMar>
+          </w:tcPr>
+          <w:p>
+            <w:pPr>
+              <w:spacing w:after="120" w:line="300"/>
+            </w:pPr>
+            <w:r>
+              <w:rPr>
+                <w:b/>
+                <w:bCs/>
+                <w:color w:val="263A67"/>
+              </w:rPr>
+              <w:t xml:space="preserve">⚡ MISSION 3 PHASE 4 CLEARED · Architectural Triumph: Legacy SOAP WebServices &amp; XML Parsing Conquered</w:t>
+            </w:r>
+          </w:p>
+          <w:p>
+            <w:pPr>
+              <w:spacing w:after="120" w:line="300"/>
+            </w:pPr>
+            <w:r>
+              <w:t xml:space="preserve">You shattered the modern myth that QA engineers only test JSON REST APIs. When confronted with legacy enterprise banking, healthcare, and government mainframes, you crafted valid SOAP 1.2 XML envelopes, outmaneuvered hidden header traps, converted complex XML trees with xml2Json, and extracted deeply nested namespaces with bracket notation.</w:t>
+            </w:r>
+          </w:p>
+          <w:p>
+            <w:pPr>
+              <w:spacing w:after="120" w:line="300"/>
+            </w:pPr>
+            <w:r>
+              <w:rPr>
+                <w:b/>
+                <w:bCs/>
+                <w:color w:val="4659A7"/>
+              </w:rPr>
+              <w:t xml:space="preserve">Tactical Superpowers Mastered: </w:t>
+            </w:r>
+          </w:p>
+          <w:p>
+            <w:pPr>
+              <w:pStyle w:val="ListParagraph"/>
+              <w:numPr>
+                <w:ilvl w:val="0"/>
+                <w:numId w:val="3"/>
+              </w:numPr>
+              <w:spacing w:after="120" w:line="300"/>
+            </w:pPr>
+            <w:r>
+              <w:t xml:space="preserve">Bridging the architectural divide: commanding both modern REST microservices and legacy enterprise SOAP WebServices</w:t>
+            </w:r>
+          </w:p>
+          <w:p>
+            <w:pPr>
+              <w:pStyle w:val="ListParagraph"/>
+              <w:numPr>
+                <w:ilvl w:val="0"/>
+                <w:numId w:val="3"/>
+              </w:numPr>
+              <w:spacing w:after="120" w:line="300"/>
+            </w:pPr>
+            <w:r>
+              <w:t xml:space="preserve">Authoring valid SOAP 1.2 and SOAP 1.1 XML envelopes with headers, bodies, and target namespaces</w:t>
+            </w:r>
+          </w:p>
+          <w:p>
+            <w:pPr>
+              <w:pStyle w:val="ListParagraph"/>
+              <w:numPr>
+                <w:ilvl w:val="0"/>
+                <w:numId w:val="3"/>
+              </w:numPr>
+              <w:spacing w:after="120" w:line="300"/>
+            </w:pPr>
+            <w:r>
+              <w:t xml:space="preserve">Defeating hidden header traps by enforcing exact Content Type application/soap+xml wire specifications</w:t>
+            </w:r>
+          </w:p>
+          <w:p>
+            <w:pPr>
+              <w:pStyle w:val="ListParagraph"/>
+              <w:numPr>
+                <w:ilvl w:val="0"/>
+                <w:numId w:val="3"/>
+              </w:numPr>
+              <w:spacing w:after="120" w:line="300"/>
+            </w:pPr>
+            <w:r>
+              <w:t xml:space="preserve">Transforming raw XML strings into traversable JavaScript objects using the built in xml2Json utility</w:t>
+            </w:r>
+          </w:p>
+          <w:p>
+            <w:pPr>
+              <w:pStyle w:val="ListParagraph"/>
+              <w:numPr>
+                <w:ilvl w:val="0"/>
+                <w:numId w:val="3"/>
+              </w:numPr>
+              <w:spacing w:after="120" w:line="300"/>
+            </w:pPr>
+            <w:r>
+              <w:t xml:space="preserve">Traversing complex XML namespaces using JavaScript string bracket notation without syntax exceptions</w:t>
+            </w:r>
+          </w:p>
+          <w:p>
+            <w:pPr>
+              <w:spacing w:after="120" w:line="300"/>
+            </w:pPr>
+            <w:r>
+              <w:rPr>
+                <w:b/>
+                <w:bCs/>
+                <w:color w:val="9A1B1B"/>
+              </w:rPr>
+              <w:t xml:space="preserve">Enterprise Disasters Prevented: </w:t>
+            </w:r>
+          </w:p>
+          <w:p>
+            <w:pPr>
+              <w:pStyle w:val="ListParagraph"/>
+              <w:numPr>
+                <w:ilvl w:val="0"/>
+                <w:numId w:val="3"/>
+              </w:numPr>
+              <w:spacing w:after="120" w:line="300"/>
+            </w:pPr>
+            <w:r>
+              <w:t xml:space="preserve">Averted multi million dollar enterprise integration outages during legacy banking and accounting migrations</w:t>
+            </w:r>
+          </w:p>
+          <w:p>
+            <w:pPr>
+              <w:pStyle w:val="ListParagraph"/>
+              <w:numPr>
+                <w:ilvl w:val="0"/>
+                <w:numId w:val="3"/>
+              </w:numPr>
+              <w:spacing w:after="120" w:line="300"/>
+            </w:pPr>
+            <w:r>
+              <w:t xml:space="preserve">Prevented silent test suite failures caused by Postman overriding XML Content Type headers</w:t>
+            </w:r>
+          </w:p>
+          <w:p>
+            <w:pPr>
+              <w:pStyle w:val="ListParagraph"/>
+              <w:numPr>
+                <w:ilvl w:val="0"/>
+                <w:numId w:val="3"/>
+              </w:numPr>
+              <w:spacing w:after="120" w:line="300"/>
+            </w:pPr>
+            <w:r>
+              <w:t xml:space="preserve">Eliminated costly contractor dependencies by proving that Postman can automate legacy XML just as easily as JSON</w:t>
+            </w:r>
+          </w:p>
+          <w:p>
+            <w:pPr>
+              <w:spacing w:after="120" w:line="300"/>
+            </w:pPr>
+            <w:r>
+              <w:rPr>
+                <w:b/>
+                <w:bCs/>
+              </w:rPr>
+              <w:t xml:space="preserve">War Room Takeaway: </w:t>
+            </w:r>
+            <w:r>
+              <w:t xml:space="preserve">The vast majority of global enterprise wealth still flows through legacy SOAP web services. When you can seamlessly test both modern GraphQL REST APIs and legacy SOAP mainframes, your market value as a Lead Test Architect is peerless.</w:t>
             </w:r>
           </w:p>
         </w:tc>
@@ -27006,7 +29327,7 @@
               <w:spacing w:after="120" w:line="300"/>
             </w:pPr>
             <w:r>
-              <w:t xml:space="preserve">Always rename exported files using underscores or hyphens before running terminal commands: </w:t>
+              <w:t xml:space="preserve">Always rename exported files using underscores or clean alphanumeric names before running terminal commands: </w:t>
             </w:r>
             <w:r>
               <w:rPr>
@@ -27555,7 +29876,7 @@
         <w:t xml:space="preserve">newman-reporter-htmlextra</w:t>
       </w:r>
       <w:r>
-        <w:t xml:space="preserve"> plugin to generate publication grade reports. You can download the complete runner script: [Download install-and-run-htmlextra.sh](/materials/zero-to-agentic-api-testing/lesson-13/install-and-run-htmlextra.sh).</w:t>
+        <w:t xml:space="preserve"> plugin to generate publication grade reports. You can download the complete runner script: [Download HTML Extra Runner Script](/materials/zero-to-agentic-api-testing/lesson-13/install-and-run-htmlextra.sh).</w:t>
       </w:r>
     </w:p>
     <w:p>
@@ -27832,7 +30153,7 @@
         <w:t xml:space="preserve">Jenkins</w:t>
       </w:r>
       <w:r>
-        <w:t xml:space="preserve">, the enterprise standard continuous integration server. You can download the Jenkins build script: [Download jenkins-build-step.sh](/materials/zero-to-agentic-api-testing/lesson-13/jenkins-build-step.sh).</w:t>
+        <w:t xml:space="preserve">, the enterprise standard continuous integration server. You can download the Jenkins build script: [Download Jenkins Build Step Script](/materials/zero-to-agentic-api-testing/lesson-13/jenkins-build-step.sh).</w:t>
       </w:r>
     </w:p>
     <w:p>
@@ -27908,7 +30229,7 @@
         <w:spacing w:after="120" w:line="300"/>
       </w:pPr>
       <w:r>
-        <w:t xml:space="preserve">Open your browser and navigate to: http://localhost:9090.</w:t>
+        <w:t xml:space="preserve">Open your local browser to access the running Jenkins administrative setup dashboard on your assigned port.</w:t>
       </w:r>
     </w:p>
     <w:p>
@@ -28381,7 +30702,7 @@
         <w:t xml:space="preserve">${ENV}</w:t>
       </w:r>
       <w:r>
-        <w:t xml:space="preserve">. You can download the parameterized script: [Download parameterized-jenkins-build.sh](/materials/zero-to-agentic-api-testing/lesson-13/parameterized-jenkins-build.sh):</w:t>
+        <w:t xml:space="preserve">. You can download the parameterized script: [Download Parameterized Jenkins Build Script](/materials/zero-to-agentic-api-testing/lesson-13/parameterized-jenkins-build.sh):</w:t>
       </w:r>
     </w:p>
     <w:p>
@@ -28623,7 +30944,7 @@
         <w:spacing w:after="120" w:line="300"/>
       </w:pPr>
       <w:r>
-        <w:t xml:space="preserve">For modern cloud engineering teams that host repositories on GitHub, you can execute this identical pipeline automatically on every git commit without hosting a local Jenkins server. You can download the ready to use GitHub workflow: [Download api-tests-workflow.yml](/materials/zero-to-agentic-api-testing/lesson-13/api-tests-workflow.yml):</w:t>
+        <w:t xml:space="preserve">For modern cloud engineering teams that host repositories on GitHub, you can execute this identical pipeline automatically on every git commit without hosting a local Jenkins server. You can download the ready to use GitHub workflow: [Download GitHub Actions Workflow](/materials/zero-to-agentic-api-testing/lesson-13/api-tests-workflow.yml):</w:t>
       </w:r>
     </w:p>
     <w:p>
@@ -29546,6 +31867,207 @@
             </w:pPr>
             <w:r>
               <w:t xml:space="preserve">Postman Monitors provide scheduled cloud watchdogs running health checks without requiring local machines.</w:t>
+            </w:r>
+          </w:p>
+        </w:tc>
+      </w:tr>
+    </w:tbl>
+    <w:tbl>
+      <w:tblPr>
+        <w:tblW w:type="pct" w:w="100%"/>
+        <w:tblBorders>
+          <w:top w:val="single" w:color="auto" w:sz="4"/>
+          <w:left w:val="single" w:color="auto" w:sz="4"/>
+          <w:bottom w:val="single" w:color="auto" w:sz="4"/>
+          <w:right w:val="single" w:color="auto" w:sz="4"/>
+          <w:insideH w:val="single" w:color="auto" w:sz="4"/>
+          <w:insideV w:val="single" w:color="auto" w:sz="4"/>
+        </w:tblBorders>
+      </w:tblPr>
+      <w:tblGrid>
+        <w:gridCol w:w="100"/>
+      </w:tblGrid>
+      <w:tr>
+        <w:tc>
+          <w:tcPr>
+            <w:tcBorders>
+              <w:top w:val="single" w:color="D9E0EA" w:sz="2"/>
+              <w:left w:val="single" w:color="D9E0EA" w:sz="2"/>
+              <w:bottom w:val="single" w:color="D9E0EA" w:sz="2"/>
+              <w:right w:val="single" w:color="D9E0EA" w:sz="2"/>
+            </w:tcBorders>
+            <w:shd w:fill="F0F4FA" w:val="clear"/>
+            <w:tcMar>
+              <w:top w:type="dxa" w:w="130"/>
+              <w:left w:type="dxa" w:w="160"/>
+              <w:bottom w:type="dxa" w:w="130"/>
+              <w:right w:type="dxa" w:w="160"/>
+            </w:tcMar>
+          </w:tcPr>
+          <w:p>
+            <w:pPr>
+              <w:spacing w:after="120" w:line="300"/>
+            </w:pPr>
+            <w:r>
+              <w:rPr>
+                <w:b/>
+                <w:bCs/>
+                <w:color w:val="263A67"/>
+              </w:rPr>
+              <w:t xml:space="preserve">⚡ ★ FINAL CAPSTONE CONQUERED · CI CD DEFENDER · Ultimate Enterprise Capstone: Autonomous CI CD Quality Gate Deployed</w:t>
+            </w:r>
+          </w:p>
+          <w:p>
+            <w:pPr>
+              <w:spacing w:after="120" w:line="300"/>
+            </w:pPr>
+            <w:r>
+              <w:t xml:space="preserve">You have conquered the entire Zero to Agentic API Testing journey! You took full command of the testing pyramid, automated multi tier campus services, secured microservices with OAuth 2.0, bridged legacy SOAP XML WebServices, and engineered an autonomous continuous integration pipeline powered by Newman, Jenkins, GitHub Actions, and HTML Extra reporting. You stand at the pinnacle of modern software quality engineering.</w:t>
+            </w:r>
+          </w:p>
+          <w:p>
+            <w:pPr>
+              <w:spacing w:after="120" w:line="300"/>
+            </w:pPr>
+            <w:r>
+              <w:rPr>
+                <w:b/>
+                <w:bCs/>
+                <w:color w:val="4659A7"/>
+              </w:rPr>
+              <w:t xml:space="preserve">Tactical Superpowers Mastered: </w:t>
+            </w:r>
+          </w:p>
+          <w:p>
+            <w:pPr>
+              <w:pStyle w:val="ListParagraph"/>
+              <w:numPr>
+                <w:ilvl w:val="0"/>
+                <w:numId w:val="3"/>
+              </w:numPr>
+              <w:spacing w:after="120" w:line="300"/>
+            </w:pPr>
+            <w:r>
+              <w:t xml:space="preserve">Orchestrating zero click headless test execution across containerized CI CD pipelines via Newman CLI</w:t>
+            </w:r>
+          </w:p>
+          <w:p>
+            <w:pPr>
+              <w:pStyle w:val="ListParagraph"/>
+              <w:numPr>
+                <w:ilvl w:val="0"/>
+                <w:numId w:val="3"/>
+              </w:numPr>
+              <w:spacing w:after="120" w:line="300"/>
+            </w:pPr>
+            <w:r>
+              <w:t xml:space="preserve">Automating strict quality gates with the fail fast bail flag to block breaking commits before deployment</w:t>
+            </w:r>
+          </w:p>
+          <w:p>
+            <w:pPr>
+              <w:pStyle w:val="ListParagraph"/>
+              <w:numPr>
+                <w:ilvl w:val="0"/>
+                <w:numId w:val="3"/>
+              </w:numPr>
+              <w:spacing w:after="120" w:line="300"/>
+            </w:pPr>
+            <w:r>
+              <w:t xml:space="preserve">Generating publication grade interactive HTML Extra dashboards with visual charts and granular wire traces</w:t>
+            </w:r>
+          </w:p>
+          <w:p>
+            <w:pPr>
+              <w:pStyle w:val="ListParagraph"/>
+              <w:numPr>
+                <w:ilvl w:val="0"/>
+                <w:numId w:val="3"/>
+              </w:numPr>
+              <w:spacing w:after="120" w:line="300"/>
+            </w:pPr>
+            <w:r>
+              <w:t xml:space="preserve">Engineering parameterized Jenkins pipelines with dynamic Choice Parameters for instant QA and UAT switching</w:t>
+            </w:r>
+          </w:p>
+          <w:p>
+            <w:pPr>
+              <w:pStyle w:val="ListParagraph"/>
+              <w:numPr>
+                <w:ilvl w:val="0"/>
+                <w:numId w:val="3"/>
+              </w:numPr>
+              <w:spacing w:after="120" w:line="300"/>
+            </w:pPr>
+            <w:r>
+              <w:t xml:space="preserve">Deploying round the clock scheduled cloud watchdogs and automated alerts using Postman Monitors</w:t>
+            </w:r>
+          </w:p>
+          <w:p>
+            <w:pPr>
+              <w:spacing w:after="120" w:line="300"/>
+            </w:pPr>
+            <w:r>
+              <w:rPr>
+                <w:b/>
+                <w:bCs/>
+                <w:color w:val="9A1B1B"/>
+              </w:rPr>
+              <w:t xml:space="preserve">Enterprise Disasters Prevented: </w:t>
+            </w:r>
+          </w:p>
+          <w:p>
+            <w:pPr>
+              <w:pStyle w:val="ListParagraph"/>
+              <w:numPr>
+                <w:ilvl w:val="0"/>
+                <w:numId w:val="3"/>
+              </w:numPr>
+              <w:spacing w:after="120" w:line="300"/>
+            </w:pPr>
+            <w:r>
+              <w:t xml:space="preserve">Averted catastrophic midnight production outages by intercepting breaking backend commits in the pipeline</w:t>
+            </w:r>
+          </w:p>
+          <w:p>
+            <w:pPr>
+              <w:pStyle w:val="ListParagraph"/>
+              <w:numPr>
+                <w:ilvl w:val="0"/>
+                <w:numId w:val="3"/>
+              </w:numPr>
+              <w:spacing w:after="120" w:line="300"/>
+            </w:pPr>
+            <w:r>
+              <w:t xml:space="preserve">Eliminated hundreds of hours of manual release signoff delays, enabling true continuous delivery at enterprise scale</w:t>
+            </w:r>
+          </w:p>
+          <w:p>
+            <w:pPr>
+              <w:pStyle w:val="ListParagraph"/>
+              <w:numPr>
+                <w:ilvl w:val="0"/>
+                <w:numId w:val="3"/>
+              </w:numPr>
+              <w:spacing w:after="120" w:line="300"/>
+            </w:pPr>
+            <w:r>
+              <w:t xml:space="preserve">Protected live production environments by establishing rigorous automated UAT gating before customer release</w:t>
+            </w:r>
+          </w:p>
+          <w:p>
+            <w:pPr>
+              <w:spacing w:after="120" w:line="300"/>
+            </w:pPr>
+            <w:r>
+              <w:rPr>
+                <w:b/>
+                <w:bCs/>
+              </w:rPr>
+              <w:t xml:space="preserve">War Room Takeaway: </w:t>
+            </w:r>
+            <w:r>
+              <w:t xml:space="preserve">You are no longer someone who merely checks if an application works. You are the architect who builds the autonomous shields that guarantee software never fails in production. You command the wire, the contract, the assertion, and the pipeline.</w:t>
             </w:r>
           </w:p>
         </w:tc>

--- a/public/books/zero-to-agentic-api-testing/edition-01/Zero-To-Agentic-Api-Testing-Edition-01.docx
+++ b/public/books/zero-to-agentic-api-testing/edition-01/Zero-To-Agentic-Api-Testing-Edition-01.docx
@@ -577,7 +577,7 @@
       </w:r>
     </w:p>
     <w:p>
-      <w:hyperlink w:history="1" r:id="rIdxbg2iw79al7omyfjgthuy">
+      <w:hyperlink w:history="1" r:id="rId4ll2p39xepncai0zy5mbh">
         <w:r>
           <w:rPr>
             <w:rStyle w:val="Hyperlink"/>
@@ -595,7 +595,7 @@
       </w:r>
     </w:p>
     <w:p>
-      <w:hyperlink w:history="1" r:id="rIdscvr-mzr1rv96cvxovsq5">
+      <w:hyperlink w:history="1" r:id="rIdvbknc19oabzg-xv3jo0jd">
         <w:r>
           <w:rPr>
             <w:rStyle w:val="Hyperlink"/>
@@ -787,55 +787,6 @@
     </w:tbl>
     <w:p>
       <w:pPr>
-        <w:pStyle w:val="Heading2"/>
-        <w:keepNext/>
-        <w:spacing w:after="100" w:before="240"/>
-      </w:pPr>
-      <w:r>
-        <w:rPr>
-          <w:b/>
-          <w:bCs/>
-          <w:color w:val="4659A7"/>
-        </w:rPr>
-        <w:t xml:space="preserve">Step 1: The Campus Interoperability Crisis and the Waiter Analogy</w:t>
-      </w:r>
-    </w:p>
-    <w:p>
-      <w:pPr>
-        <w:spacing w:after="120" w:line="300"/>
-      </w:pPr>
-      <w:r>
-        <w:t xml:space="preserve">API stands for </w:t>
-      </w:r>
-      <w:r>
-        <w:rPr>
-          <w:b/>
-          <w:bCs/>
-        </w:rPr>
-        <w:t xml:space="preserve">Application Programming Interface</w:t>
-      </w:r>
-      <w:r>
-        <w:t xml:space="preserve">. At its core, an API is a software messenger and formal contract that allows two completely independent computer programs to communicate and exchange data securely across networks.</w:t>
-      </w:r>
-    </w:p>
-    <w:p>
-      <w:pPr>
-        <w:spacing w:after="120" w:line="300"/>
-      </w:pPr>
-      <w:r>
-        <w:t xml:space="preserve">To understand why APIs are the backbone of modern software, consider the architectural reality of our Apex Campus platform. The student mobile application is compiled into mobile device packages written in TypeScript and React Native. The core course catalog runs on remote enterprise servers written in Java Spring Boot. Can the mobile phone directly invoke a Java method or execute raw SQL against the production PostgreSQL database? Absolutely not. A mobile operating system cannot execute remote Java bytecode. Furthermore, embedding database connection strings inside mobile apps would allow any malicious actor to decompile the app and steal the entire campus student directory.</w:t>
-      </w:r>
-    </w:p>
-    <w:p>
-      <w:pPr>
-        <w:spacing w:after="120" w:line="300"/>
-      </w:pPr>
-      <w:r>
-        <w:t xml:space="preserve">Think of visiting a busy campus dining hall or ordering a meal at a restaurant. You do not walk into the kitchen, open the industrial refrigerator, turn on the stove, or assemble your own dish. Doing so would violate health safety rules and cause complete operational chaos. Instead, you look at the printed menu, select your meal, and give your order to the waiter. The waiter carries your request to the kitchen, the chefs prepare your food according to the recipe, and the waiter delivers the finished dish back to your table.</w:t>
-      </w:r>
-    </w:p>
-    <w:p>
-      <w:pPr>
         <w:jc w:val="center"/>
       </w:pPr>
       <w:r>
@@ -843,7 +794,7 @@
           <wp:inline distT="0" distB="0" distL="0" distR="0">
             <wp:extent cx="5334000" cy="2905125"/>
             <wp:effectExtent t="0" r="0" b="0" l="0"/>
-            <wp:docPr id="1" name="The classic restaurant waiter analogy illustrating how an API mediates between a customer and the kitchen backend." descr="The classic restaurant waiter analogy illustrating how an API mediates between a customer and the kitchen backend." title="The classic restaurant waiter analogy illustrating how an API mediates between a customer and the kitchen backend."/>
+            <wp:docPr id="1" name="Apex University Transit and Safety Gateway command center showing live campus incident monitoring and HTTP packet inspector." descr="Apex University Transit and Safety Gateway command center showing live campus incident monitoring and HTTP packet inspector." title="Apex University Transit and Safety Gateway command center showing live campus incident monitoring and HTTP packet inspector."/>
             <wp:cNvGraphicFramePr>
               <a:graphicFrameLocks xmlns:a="http://schemas.openxmlformats.org/drawingml/2006/main" noChangeAspect="1"/>
             </wp:cNvGraphicFramePr>
@@ -892,6 +843,164 @@
           <w:sz w:val="19"/>
           <w:szCs w:val="19"/>
         </w:rPr>
+        <w:t xml:space="preserve">The Apex Campus War Room: Diagnosing frontend and backend communication failures during the semester transit launch.</w:t>
+      </w:r>
+    </w:p>
+    <w:p>
+      <w:pPr>
+        <w:spacing w:after="120" w:line="300"/>
+      </w:pPr>
+      <w:r>
+        <w:rPr>
+          <w:b/>
+          <w:bCs/>
+          <w:color w:val="4659A7"/>
+        </w:rPr>
+        <w:t xml:space="preserve">1  </w:t>
+      </w:r>
+      <w:r>
+        <w:t xml:space="preserve">Crisis Dashboard: Real time telemetry tracking bus arrivals, student mobile geolocation pings, and dispatch latency.</w:t>
+      </w:r>
+    </w:p>
+    <w:p>
+      <w:pPr>
+        <w:spacing w:after="120" w:line="300"/>
+      </w:pPr>
+      <w:r>
+        <w:rPr>
+          <w:b/>
+          <w:bCs/>
+          <w:color w:val="4659A7"/>
+        </w:rPr>
+        <w:t xml:space="preserve">2  </w:t>
+      </w:r>
+      <w:r>
+        <w:t xml:space="preserve">The Blind Spot: While the student mobile app displayed spinning loaders, the root failure was an unhandled 500 error on the coordinate lookup endpoint.</w:t>
+      </w:r>
+    </w:p>
+    <w:p>
+      <w:pPr>
+        <w:spacing w:after="120" w:line="300"/>
+      </w:pPr>
+      <w:r>
+        <w:rPr>
+          <w:b/>
+          <w:bCs/>
+          <w:color w:val="4659A7"/>
+        </w:rPr>
+        <w:t xml:space="preserve">3  </w:t>
+      </w:r>
+      <w:r>
+        <w:t xml:space="preserve">Wire Auditing: The Lead API Test Automation Architect bypasses the visual UI to inspect raw HTTP packets and JSON payloads directly over the wire.</w:t>
+      </w:r>
+    </w:p>
+    <w:p>
+      <w:pPr>
+        <w:pStyle w:val="Heading2"/>
+        <w:keepNext/>
+        <w:spacing w:after="100" w:before="240"/>
+      </w:pPr>
+      <w:r>
+        <w:rPr>
+          <w:b/>
+          <w:bCs/>
+          <w:color w:val="4659A7"/>
+        </w:rPr>
+        <w:t xml:space="preserve">Step 1: The Campus Interoperability Crisis and the Waiter Analogy</w:t>
+      </w:r>
+    </w:p>
+    <w:p>
+      <w:pPr>
+        <w:spacing w:after="120" w:line="300"/>
+      </w:pPr>
+      <w:r>
+        <w:t xml:space="preserve">API stands for </w:t>
+      </w:r>
+      <w:r>
+        <w:rPr>
+          <w:b/>
+          <w:bCs/>
+        </w:rPr>
+        <w:t xml:space="preserve">Application Programming Interface</w:t>
+      </w:r>
+      <w:r>
+        <w:t xml:space="preserve">. At its core, an API is a software messenger and formal contract that allows two completely independent computer programs to communicate and exchange data securely across networks.</w:t>
+      </w:r>
+    </w:p>
+    <w:p>
+      <w:pPr>
+        <w:spacing w:after="120" w:line="300"/>
+      </w:pPr>
+      <w:r>
+        <w:t xml:space="preserve">To understand why APIs are the backbone of modern software, consider the architectural reality of our Apex Campus platform. The student mobile application is compiled into mobile device packages written in TypeScript and React Native. The core course catalog runs on remote enterprise servers written in Java Spring Boot. Can the mobile phone directly invoke a Java method or execute raw SQL against the production PostgreSQL database? Absolutely not. A mobile operating system cannot execute remote Java bytecode. Furthermore, embedding database connection strings inside mobile apps would allow any malicious actor to decompile the app and steal the entire campus student directory.</w:t>
+      </w:r>
+    </w:p>
+    <w:p>
+      <w:pPr>
+        <w:spacing w:after="120" w:line="300"/>
+      </w:pPr>
+      <w:r>
+        <w:t xml:space="preserve">Think of visiting a busy campus dining hall or ordering a meal at a restaurant. You do not walk into the kitchen, open the industrial refrigerator, turn on the stove, or assemble your own dish. Doing so would violate health safety rules and cause complete operational chaos. Instead, you look at the printed menu, select your meal, and give your order to the waiter. The waiter carries your request to the kitchen, the chefs prepare your food according to the recipe, and the waiter delivers the finished dish back to your table.</w:t>
+      </w:r>
+    </w:p>
+    <w:p>
+      <w:pPr>
+        <w:jc w:val="center"/>
+      </w:pPr>
+      <w:r>
+        <w:drawing>
+          <wp:inline distT="0" distB="0" distL="0" distR="0">
+            <wp:extent cx="5334000" cy="2905125"/>
+            <wp:effectExtent t="0" r="0" b="0" l="0"/>
+            <wp:docPr id="1" name="The classic restaurant waiter analogy illustrating how an API mediates between a customer and the kitchen backend." descr="The classic restaurant waiter analogy illustrating how an API mediates between a customer and the kitchen backend." title="The classic restaurant waiter analogy illustrating how an API mediates between a customer and the kitchen backend."/>
+            <wp:cNvGraphicFramePr>
+              <a:graphicFrameLocks xmlns:a="http://schemas.openxmlformats.org/drawingml/2006/main" noChangeAspect="1"/>
+            </wp:cNvGraphicFramePr>
+            <a:graphic xmlns:a="http://schemas.openxmlformats.org/drawingml/2006/main">
+              <a:graphicData uri="http://schemas.openxmlformats.org/drawingml/2006/picture">
+                <pic:pic xmlns:pic="http://schemas.openxmlformats.org/drawingml/2006/picture">
+                  <pic:nvPicPr>
+                    <pic:cNvPr id="0" name="" descr=""/>
+                    <pic:cNvPicPr>
+                      <a:picLocks noChangeAspect="1" noChangeArrowheads="1"/>
+                    </pic:cNvPicPr>
+                  </pic:nvPicPr>
+                  <pic:blipFill>
+                    <a:blip r:embed="rId11" cstate="none"/>
+                    <a:srcRect/>
+                    <a:stretch>
+                      <a:fillRect/>
+                    </a:stretch>
+                  </pic:blipFill>
+                  <pic:spPr bwMode="auto">
+                    <a:xfrm>
+                      <a:off x="0" y="0"/>
+                      <a:ext cx="5334000" cy="2905125"/>
+                    </a:xfrm>
+                    <a:prstGeom prst="rect">
+                      <a:avLst/>
+                    </a:prstGeom>
+                  </pic:spPr>
+                </pic:pic>
+              </a:graphicData>
+            </a:graphic>
+          </wp:inline>
+        </w:drawing>
+      </w:r>
+    </w:p>
+    <w:p>
+      <w:pPr>
+        <w:spacing w:after="120" w:line="300"/>
+        <w:jc w:val="center"/>
+      </w:pPr>
+      <w:r>
+        <w:rPr>
+          <w:i/>
+          <w:iCs/>
+          <w:color w:val="5B6575"/>
+          <w:sz w:val="19"/>
+          <w:szCs w:val="19"/>
+        </w:rPr>
         <w:t xml:space="preserve">The restaurant analogy: an API acts as the waiter between client and server.</w:t>
       </w:r>
     </w:p>
@@ -1062,7 +1171,7 @@
                     </pic:cNvPicPr>
                   </pic:nvPicPr>
                   <pic:blipFill>
-                    <a:blip r:embed="rId11" cstate="none"/>
+                    <a:blip r:embed="rId12" cstate="none"/>
                     <a:srcRect/>
                     <a:stretch>
                       <a:fillRect/>
@@ -2836,7 +2945,7 @@
                     </pic:cNvPicPr>
                   </pic:nvPicPr>
                   <pic:blipFill>
-                    <a:blip r:embed="rId12" cstate="none"/>
+                    <a:blip r:embed="rId13" cstate="none"/>
                     <a:srcRect/>
                     <a:stretch>
                       <a:fillRect/>
@@ -2976,7 +3085,7 @@
                     </pic:cNvPicPr>
                   </pic:nvPicPr>
                   <pic:blipFill>
-                    <a:blip r:embed="rId13" cstate="none"/>
+                    <a:blip r:embed="rId14" cstate="none"/>
                     <a:srcRect/>
                     <a:stretch>
                       <a:fillRect/>
@@ -4021,7 +4130,7 @@
                     </pic:cNvPicPr>
                   </pic:nvPicPr>
                   <pic:blipFill>
-                    <a:blip r:embed="rId14" cstate="none"/>
+                    <a:blip r:embed="rId15" cstate="none"/>
                     <a:srcRect/>
                     <a:stretch>
                       <a:fillRect/>
@@ -4730,7 +4839,7 @@
                     </pic:cNvPicPr>
                   </pic:nvPicPr>
                   <pic:blipFill>
-                    <a:blip r:embed="rId15" cstate="none"/>
+                    <a:blip r:embed="rId16" cstate="none"/>
                     <a:srcRect/>
                     <a:stretch>
                       <a:fillRect/>
@@ -6151,7 +6260,7 @@
                     </pic:cNvPicPr>
                   </pic:nvPicPr>
                   <pic:blipFill>
-                    <a:blip r:embed="rId16" cstate="none"/>
+                    <a:blip r:embed="rId17" cstate="none"/>
                     <a:srcRect/>
                     <a:stretch>
                       <a:fillRect/>
@@ -6722,7 +6831,7 @@
                     </pic:cNvPicPr>
                   </pic:nvPicPr>
                   <pic:blipFill>
-                    <a:blip r:embed="rId17" cstate="none"/>
+                    <a:blip r:embed="rId18" cstate="none"/>
                     <a:srcRect/>
                     <a:stretch>
                       <a:fillRect/>
@@ -7744,6 +7853,115 @@
     </w:tbl>
     <w:p>
       <w:pPr>
+        <w:jc w:val="center"/>
+      </w:pPr>
+      <w:r>
+        <w:drawing>
+          <wp:inline distT="0" distB="0" distL="0" distR="0">
+            <wp:extent cx="5334000" cy="2981325"/>
+            <wp:effectExtent t="0" r="0" b="0" l="0"/>
+            <wp:docPr id="1" name="Automated campus library inventory center showing REST API operations, shelf mapping matrix, and request chaining pipeline." descr="Automated campus library inventory center showing REST API operations, shelf mapping matrix, and request chaining pipeline." title="Automated campus library inventory center showing REST API operations, shelf mapping matrix, and request chaining pipeline."/>
+            <wp:cNvGraphicFramePr>
+              <a:graphicFrameLocks xmlns:a="http://schemas.openxmlformats.org/drawingml/2006/main" noChangeAspect="1"/>
+            </wp:cNvGraphicFramePr>
+            <a:graphic xmlns:a="http://schemas.openxmlformats.org/drawingml/2006/main">
+              <a:graphicData uri="http://schemas.openxmlformats.org/drawingml/2006/picture">
+                <pic:pic xmlns:pic="http://schemas.openxmlformats.org/drawingml/2006/picture">
+                  <pic:nvPicPr>
+                    <pic:cNvPr id="0" name="" descr=""/>
+                    <pic:cNvPicPr>
+                      <a:picLocks noChangeAspect="1" noChangeArrowheads="1"/>
+                    </pic:cNvPicPr>
+                  </pic:nvPicPr>
+                  <pic:blipFill>
+                    <a:blip r:embed="rId19" cstate="none"/>
+                    <a:srcRect/>
+                    <a:stretch>
+                      <a:fillRect/>
+                    </a:stretch>
+                  </pic:blipFill>
+                  <pic:spPr bwMode="auto">
+                    <a:xfrm>
+                      <a:off x="0" y="0"/>
+                      <a:ext cx="5334000" cy="2981325"/>
+                    </a:xfrm>
+                    <a:prstGeom prst="rect">
+                      <a:avLst/>
+                    </a:prstGeom>
+                  </pic:spPr>
+                </pic:pic>
+              </a:graphicData>
+            </a:graphic>
+          </wp:inline>
+        </w:drawing>
+      </w:r>
+    </w:p>
+    <w:p>
+      <w:pPr>
+        <w:spacing w:after="120" w:line="300"/>
+        <w:jc w:val="center"/>
+      </w:pPr>
+      <w:r>
+        <w:rPr>
+          <w:i/>
+          <w:iCs/>
+          <w:color w:val="5B6575"/>
+          <w:sz w:val="19"/>
+          <w:szCs w:val="19"/>
+        </w:rPr>
+        <w:t xml:space="preserve">The Campus Library Digital Operations Center: Transforming physical circulation into an autonomous automated API pipeline.</w:t>
+      </w:r>
+    </w:p>
+    <w:p>
+      <w:pPr>
+        <w:spacing w:after="120" w:line="300"/>
+      </w:pPr>
+      <w:r>
+        <w:rPr>
+          <w:b/>
+          <w:bCs/>
+          <w:color w:val="4659A7"/>
+        </w:rPr>
+        <w:t xml:space="preserve">1  </w:t>
+      </w:r>
+      <w:r>
+        <w:t xml:space="preserve">Circulation Telemetry: Tracking textbook inventory, physical shelf coordinates, and automated borrowing status in real time.</w:t>
+      </w:r>
+    </w:p>
+    <w:p>
+      <w:pPr>
+        <w:spacing w:after="120" w:line="300"/>
+      </w:pPr>
+      <w:r>
+        <w:rPr>
+          <w:b/>
+          <w:bCs/>
+          <w:color w:val="4659A7"/>
+        </w:rPr>
+        <w:t xml:space="preserve">2  </w:t>
+      </w:r>
+      <w:r>
+        <w:t xml:space="preserve">REST Operations Stream: Dissecting live AddBook POST, GetBook GET, and DeleteBook cleanup calls across campus stacks.</w:t>
+      </w:r>
+    </w:p>
+    <w:p>
+      <w:pPr>
+        <w:spacing w:after="120" w:line="300"/>
+      </w:pPr>
+      <w:r>
+        <w:rPr>
+          <w:b/>
+          <w:bCs/>
+          <w:color w:val="4659A7"/>
+        </w:rPr>
+        <w:t xml:space="preserve">3  </w:t>
+      </w:r>
+      <w:r>
+        <w:t xml:space="preserve">Autonomous Pipeline: Chaining dynamic identifiers and eliminating manual copy paste bottlenecks before scaling to bulk data.</w:t>
+      </w:r>
+    </w:p>
+    <w:p>
+      <w:pPr>
         <w:pStyle w:val="Heading2"/>
         <w:keepNext/>
         <w:spacing w:after="100" w:before="240"/>
@@ -7788,7 +8006,7 @@
                     </pic:cNvPicPr>
                   </pic:nvPicPr>
                   <pic:blipFill>
-                    <a:blip r:embed="rId18" cstate="none"/>
+                    <a:blip r:embed="rId20" cstate="none"/>
                     <a:srcRect/>
                     <a:stretch>
                       <a:fillRect/>
@@ -9831,7 +10049,7 @@
                     </pic:cNvPicPr>
                   </pic:nvPicPr>
                   <pic:blipFill>
-                    <a:blip r:embed="rId19" cstate="none"/>
+                    <a:blip r:embed="rId21" cstate="none"/>
                     <a:srcRect/>
                     <a:stretch>
                       <a:fillRect/>
@@ -12220,7 +12438,7 @@
                     </pic:cNvPicPr>
                   </pic:nvPicPr>
                   <pic:blipFill>
-                    <a:blip r:embed="rId20" cstate="none"/>
+                    <a:blip r:embed="rId22" cstate="none"/>
                     <a:srcRect/>
                     <a:stretch>
                       <a:fillRect/>
@@ -13750,7 +13968,7 @@
                     </pic:cNvPicPr>
                   </pic:nvPicPr>
                   <pic:blipFill>
-                    <a:blip r:embed="rId21" cstate="none"/>
+                    <a:blip r:embed="rId23" cstate="none"/>
                     <a:srcRect/>
                     <a:stretch>
                       <a:fillRect/>
@@ -14800,7 +15018,7 @@
                     </pic:cNvPicPr>
                   </pic:nvPicPr>
                   <pic:blipFill>
-                    <a:blip r:embed="rId22" cstate="none"/>
+                    <a:blip r:embed="rId24" cstate="none"/>
                     <a:srcRect/>
                     <a:stretch>
                       <a:fillRect/>
@@ -16720,7 +16938,7 @@
                     </pic:cNvPicPr>
                   </pic:nvPicPr>
                   <pic:blipFill>
-                    <a:blip r:embed="rId23" cstate="none"/>
+                    <a:blip r:embed="rId25" cstate="none"/>
                     <a:srcRect/>
                     <a:stretch>
                       <a:fillRect/>
@@ -18246,7 +18464,7 @@
                     </pic:cNvPicPr>
                   </pic:nvPicPr>
                   <pic:blipFill>
-                    <a:blip r:embed="rId24" cstate="none"/>
+                    <a:blip r:embed="rId26" cstate="none"/>
                     <a:srcRect/>
                     <a:stretch>
                       <a:fillRect/>
@@ -20441,7 +20659,7 @@
                     </pic:cNvPicPr>
                   </pic:nvPicPr>
                   <pic:blipFill>
-                    <a:blip r:embed="rId25" cstate="none"/>
+                    <a:blip r:embed="rId27" cstate="none"/>
                     <a:srcRect/>
                     <a:stretch>
                       <a:fillRect/>
@@ -21309,7 +21527,7 @@
                     </pic:cNvPicPr>
                   </pic:nvPicPr>
                   <pic:blipFill>
-                    <a:blip r:embed="rId26" cstate="none"/>
+                    <a:blip r:embed="rId28" cstate="none"/>
                     <a:srcRect/>
                     <a:stretch>
                       <a:fillRect/>
@@ -23096,7 +23314,7 @@
                     </pic:cNvPicPr>
                   </pic:nvPicPr>
                   <pic:blipFill>
-                    <a:blip r:embed="rId27" cstate="none"/>
+                    <a:blip r:embed="rId29" cstate="none"/>
                     <a:srcRect/>
                     <a:stretch>
                       <a:fillRect/>
@@ -26365,7 +26583,7 @@
                     </pic:cNvPicPr>
                   </pic:nvPicPr>
                   <pic:blipFill>
-                    <a:blip r:embed="rId28" cstate="none"/>
+                    <a:blip r:embed="rId30" cstate="none"/>
                     <a:srcRect/>
                     <a:stretch>
                       <a:fillRect/>
@@ -28814,6 +29032,115 @@
     </w:tbl>
     <w:p>
       <w:pPr>
+        <w:jc w:val="center"/>
+      </w:pPr>
+      <w:r>
+        <w:drawing>
+          <wp:inline distT="0" distB="0" distL="0" distR="0">
+            <wp:extent cx="5334000" cy="2905125"/>
+            <wp:effectExtent t="0" r="0" b="0" l="0"/>
+            <wp:docPr id="1" name="Enterprise operations command center during midnight deployment showing CI CD deployment gate with green pass shields." descr="Enterprise operations command center during midnight deployment showing CI CD deployment gate with green pass shields." title="Enterprise operations command center during midnight deployment showing CI CD deployment gate with green pass shields."/>
+            <wp:cNvGraphicFramePr>
+              <a:graphicFrameLocks xmlns:a="http://schemas.openxmlformats.org/drawingml/2006/main" noChangeAspect="1"/>
+            </wp:cNvGraphicFramePr>
+            <a:graphic xmlns:a="http://schemas.openxmlformats.org/drawingml/2006/main">
+              <a:graphicData uri="http://schemas.openxmlformats.org/drawingml/2006/picture">
+                <pic:pic xmlns:pic="http://schemas.openxmlformats.org/drawingml/2006/picture">
+                  <pic:nvPicPr>
+                    <pic:cNvPr id="0" name="" descr=""/>
+                    <pic:cNvPicPr>
+                      <a:picLocks noChangeAspect="1" noChangeArrowheads="1"/>
+                    </pic:cNvPicPr>
+                  </pic:nvPicPr>
+                  <pic:blipFill>
+                    <a:blip r:embed="rId31" cstate="none"/>
+                    <a:srcRect/>
+                    <a:stretch>
+                      <a:fillRect/>
+                    </a:stretch>
+                  </pic:blipFill>
+                  <pic:spPr bwMode="auto">
+                    <a:xfrm>
+                      <a:off x="0" y="0"/>
+                      <a:ext cx="5334000" cy="2905125"/>
+                    </a:xfrm>
+                    <a:prstGeom prst="rect">
+                      <a:avLst/>
+                    </a:prstGeom>
+                  </pic:spPr>
+                </pic:pic>
+              </a:graphicData>
+            </a:graphic>
+          </wp:inline>
+        </w:drawing>
+      </w:r>
+    </w:p>
+    <w:p>
+      <w:pPr>
+        <w:spacing w:after="120" w:line="300"/>
+        <w:jc w:val="center"/>
+      </w:pPr>
+      <w:r>
+        <w:rPr>
+          <w:i/>
+          <w:iCs/>
+          <w:color w:val="5B6575"/>
+          <w:sz w:val="19"/>
+          <w:szCs w:val="19"/>
+        </w:rPr>
+        <w:t xml:space="preserve">The Midnight Enrollment Quality Gate: Autonomous Newman execution containers defending production stability.</w:t>
+      </w:r>
+    </w:p>
+    <w:p>
+      <w:pPr>
+        <w:spacing w:after="120" w:line="300"/>
+      </w:pPr>
+      <w:r>
+        <w:rPr>
+          <w:b/>
+          <w:bCs/>
+          <w:color w:val="4659A7"/>
+        </w:rPr>
+        <w:t xml:space="preserve">1  </w:t>
+      </w:r>
+      <w:r>
+        <w:t xml:space="preserve">Automated Deployment Gate: Blocking broken code commits before they reach live student and faculty enrollment clusters.</w:t>
+      </w:r>
+    </w:p>
+    <w:p>
+      <w:pPr>
+        <w:spacing w:after="120" w:line="300"/>
+      </w:pPr>
+      <w:r>
+        <w:rPr>
+          <w:b/>
+          <w:bCs/>
+          <w:color w:val="4659A7"/>
+        </w:rPr>
+        <w:t xml:space="preserve">2  </w:t>
+      </w:r>
+      <w:r>
+        <w:t xml:space="preserve">Headless Execution Matrix: Running complete collection suites across isolated Docker containers via Newman CLI.</w:t>
+      </w:r>
+    </w:p>
+    <w:p>
+      <w:pPr>
+        <w:spacing w:after="120" w:line="300"/>
+      </w:pPr>
+      <w:r>
+        <w:rPr>
+          <w:b/>
+          <w:bCs/>
+          <w:color w:val="4659A7"/>
+        </w:rPr>
+        <w:t xml:space="preserve">3  </w:t>
+      </w:r>
+      <w:r>
+        <w:t xml:space="preserve">Executive Visibility: Generating interactive HTML Extra dashboards and real time telemetry for engineering directors.</w:t>
+      </w:r>
+    </w:p>
+    <w:p>
+      <w:pPr>
         <w:pStyle w:val="Heading2"/>
         <w:keepNext/>
         <w:spacing w:after="100" w:before="240"/>
@@ -28858,7 +29185,7 @@
                     </pic:cNvPicPr>
                   </pic:nvPicPr>
                   <pic:blipFill>
-                    <a:blip r:embed="rId29" cstate="none"/>
+                    <a:blip r:embed="rId32" cstate="none"/>
                     <a:srcRect/>
                     <a:stretch>
                       <a:fillRect/>

--- a/public/books/zero-to-agentic-api-testing/edition-01/Zero-To-Agentic-Api-Testing-Edition-01.docx
+++ b/public/books/zero-to-agentic-api-testing/edition-01/Zero-To-Agentic-Api-Testing-Edition-01.docx
@@ -577,7 +577,7 @@
       </w:r>
     </w:p>
     <w:p>
-      <w:hyperlink w:history="1" r:id="rId4ll2p39xepncai0zy5mbh">
+      <w:hyperlink w:history="1" r:id="rId40towtic9zjtiddu-cqei">
         <w:r>
           <w:rPr>
             <w:rStyle w:val="Hyperlink"/>
@@ -595,7 +595,7 @@
       </w:r>
     </w:p>
     <w:p>
-      <w:hyperlink w:history="1" r:id="rIdvbknc19oabzg-xv3jo0jd">
+      <w:hyperlink w:history="1" r:id="rIdc9inwkyraf1k3quziaxqt">
         <w:r>
           <w:rPr>
             <w:rStyle w:val="Hyperlink"/>
@@ -754,6 +754,115 @@
           </w:p>
           <w:p>
             <w:pPr>
+              <w:jc w:val="center"/>
+            </w:pPr>
+            <w:r>
+              <w:drawing>
+                <wp:inline distT="0" distB="0" distL="0" distR="0">
+                  <wp:extent cx="4953000" cy="2705100"/>
+                  <wp:effectExtent t="0" r="0" b="0" l="0"/>
+                  <wp:docPr id="1" name="Apex University Transit and Safety Gateway command center showing live campus incident monitoring and HTTP packet inspector." descr="Apex University Transit and Safety Gateway command center showing live campus incident monitoring and HTTP packet inspector." title="Apex University Transit and Safety Gateway command center showing live campus incident monitoring and HTTP packet inspector."/>
+                  <wp:cNvGraphicFramePr>
+                    <a:graphicFrameLocks xmlns:a="http://schemas.openxmlformats.org/drawingml/2006/main" noChangeAspect="1"/>
+                  </wp:cNvGraphicFramePr>
+                  <a:graphic xmlns:a="http://schemas.openxmlformats.org/drawingml/2006/main">
+                    <a:graphicData uri="http://schemas.openxmlformats.org/drawingml/2006/picture">
+                      <pic:pic xmlns:pic="http://schemas.openxmlformats.org/drawingml/2006/picture">
+                        <pic:nvPicPr>
+                          <pic:cNvPr id="0" name="" descr=""/>
+                          <pic:cNvPicPr>
+                            <a:picLocks noChangeAspect="1" noChangeArrowheads="1"/>
+                          </pic:cNvPicPr>
+                        </pic:nvPicPr>
+                        <pic:blipFill>
+                          <a:blip r:embed="rId10" cstate="none"/>
+                          <a:srcRect/>
+                          <a:stretch>
+                            <a:fillRect/>
+                          </a:stretch>
+                        </pic:blipFill>
+                        <pic:spPr bwMode="auto">
+                          <a:xfrm>
+                            <a:off x="0" y="0"/>
+                            <a:ext cx="4953000" cy="2705100"/>
+                          </a:xfrm>
+                          <a:prstGeom prst="rect">
+                            <a:avLst/>
+                          </a:prstGeom>
+                        </pic:spPr>
+                      </pic:pic>
+                    </a:graphicData>
+                  </a:graphic>
+                </wp:inline>
+              </w:drawing>
+            </w:r>
+          </w:p>
+          <w:p>
+            <w:pPr>
+              <w:spacing w:after="120" w:line="300"/>
+              <w:jc w:val="center"/>
+            </w:pPr>
+            <w:r>
+              <w:rPr>
+                <w:i/>
+                <w:iCs/>
+                <w:color w:val="5B6575"/>
+                <w:sz w:val="19"/>
+                <w:szCs w:val="19"/>
+              </w:rPr>
+              <w:t xml:space="preserve">The Apex Campus War Room: Diagnosing frontend and backend communication failures during the semester transit launch.</w:t>
+            </w:r>
+          </w:p>
+          <w:p>
+            <w:pPr>
+              <w:spacing w:after="120" w:line="300"/>
+            </w:pPr>
+            <w:r>
+              <w:rPr>
+                <w:b/>
+                <w:bCs/>
+                <w:color w:val="4659A7"/>
+              </w:rPr>
+              <w:t xml:space="preserve">1  </w:t>
+            </w:r>
+            <w:r>
+              <w:t xml:space="preserve">Crisis Dashboard: Real time telemetry tracking bus arrivals, student mobile geolocation pings, and dispatch latency.</w:t>
+            </w:r>
+          </w:p>
+          <w:p>
+            <w:pPr>
+              <w:spacing w:after="120" w:line="300"/>
+            </w:pPr>
+            <w:r>
+              <w:rPr>
+                <w:b/>
+                <w:bCs/>
+                <w:color w:val="4659A7"/>
+              </w:rPr>
+              <w:t xml:space="preserve">2  </w:t>
+            </w:r>
+            <w:r>
+              <w:t xml:space="preserve">The Blind Spot: While the student mobile app displayed spinning loaders, the root failure was an unhandled 500 error on the coordinate lookup endpoint.</w:t>
+            </w:r>
+          </w:p>
+          <w:p>
+            <w:pPr>
+              <w:spacing w:after="120" w:line="300"/>
+            </w:pPr>
+            <w:r>
+              <w:rPr>
+                <w:b/>
+                <w:bCs/>
+                <w:color w:val="4659A7"/>
+              </w:rPr>
+              <w:t xml:space="preserve">3  </w:t>
+            </w:r>
+            <w:r>
+              <w:t xml:space="preserve">Wire Auditing: The Lead API Test Automation Architect bypasses the visual UI to inspect raw HTTP packets and JSON payloads directly over the wire.</w:t>
+            </w:r>
+          </w:p>
+          <w:p>
+            <w:pPr>
               <w:spacing w:after="120" w:line="300"/>
             </w:pPr>
             <w:r>
@@ -787,68 +896,9 @@
     </w:tbl>
     <w:p>
       <w:pPr>
-        <w:jc w:val="center"/>
-      </w:pPr>
-      <w:r>
-        <w:drawing>
-          <wp:inline distT="0" distB="0" distL="0" distR="0">
-            <wp:extent cx="5334000" cy="2905125"/>
-            <wp:effectExtent t="0" r="0" b="0" l="0"/>
-            <wp:docPr id="1" name="Apex University Transit and Safety Gateway command center showing live campus incident monitoring and HTTP packet inspector." descr="Apex University Transit and Safety Gateway command center showing live campus incident monitoring and HTTP packet inspector." title="Apex University Transit and Safety Gateway command center showing live campus incident monitoring and HTTP packet inspector."/>
-            <wp:cNvGraphicFramePr>
-              <a:graphicFrameLocks xmlns:a="http://schemas.openxmlformats.org/drawingml/2006/main" noChangeAspect="1"/>
-            </wp:cNvGraphicFramePr>
-            <a:graphic xmlns:a="http://schemas.openxmlformats.org/drawingml/2006/main">
-              <a:graphicData uri="http://schemas.openxmlformats.org/drawingml/2006/picture">
-                <pic:pic xmlns:pic="http://schemas.openxmlformats.org/drawingml/2006/picture">
-                  <pic:nvPicPr>
-                    <pic:cNvPr id="0" name="" descr=""/>
-                    <pic:cNvPicPr>
-                      <a:picLocks noChangeAspect="1" noChangeArrowheads="1"/>
-                    </pic:cNvPicPr>
-                  </pic:nvPicPr>
-                  <pic:blipFill>
-                    <a:blip r:embed="rId10" cstate="none"/>
-                    <a:srcRect/>
-                    <a:stretch>
-                      <a:fillRect/>
-                    </a:stretch>
-                  </pic:blipFill>
-                  <pic:spPr bwMode="auto">
-                    <a:xfrm>
-                      <a:off x="0" y="0"/>
-                      <a:ext cx="5334000" cy="2905125"/>
-                    </a:xfrm>
-                    <a:prstGeom prst="rect">
-                      <a:avLst/>
-                    </a:prstGeom>
-                  </pic:spPr>
-                </pic:pic>
-              </a:graphicData>
-            </a:graphic>
-          </wp:inline>
-        </w:drawing>
-      </w:r>
-    </w:p>
-    <w:p>
-      <w:pPr>
-        <w:spacing w:after="120" w:line="300"/>
-        <w:jc w:val="center"/>
-      </w:pPr>
-      <w:r>
-        <w:rPr>
-          <w:i/>
-          <w:iCs/>
-          <w:color w:val="5B6575"/>
-          <w:sz w:val="19"/>
-          <w:szCs w:val="19"/>
-        </w:rPr>
-        <w:t xml:space="preserve">The Apex Campus War Room: Diagnosing frontend and backend communication failures during the semester transit launch.</w:t>
-      </w:r>
-    </w:p>
-    <w:p>
-      <w:pPr>
-        <w:spacing w:after="120" w:line="300"/>
+        <w:pStyle w:val="Heading2"/>
+        <w:keepNext/>
+        <w:spacing w:after="100" w:before="240"/>
       </w:pPr>
       <w:r>
         <w:rPr>
@@ -856,15 +906,236 @@
           <w:bCs/>
           <w:color w:val="4659A7"/>
         </w:rPr>
-        <w:t xml:space="preserve">1  </w:t>
-      </w:r>
-      <w:r>
-        <w:t xml:space="preserve">Crisis Dashboard: Real time telemetry tracking bus arrivals, student mobile geolocation pings, and dispatch latency.</w:t>
+        <w:t xml:space="preserve">Step 1: The Campus Interoperability Crisis and the Waiter Analogy</w:t>
       </w:r>
     </w:p>
     <w:p>
       <w:pPr>
         <w:spacing w:after="120" w:line="300"/>
+      </w:pPr>
+      <w:r>
+        <w:t xml:space="preserve">API stands for </w:t>
+      </w:r>
+      <w:r>
+        <w:rPr>
+          <w:b/>
+          <w:bCs/>
+        </w:rPr>
+        <w:t xml:space="preserve">Application Programming Interface</w:t>
+      </w:r>
+      <w:r>
+        <w:t xml:space="preserve">. At its core, an API is a software messenger and formal contract that allows two completely independent computer programs to communicate and exchange data securely across networks.</w:t>
+      </w:r>
+    </w:p>
+    <w:p>
+      <w:pPr>
+        <w:spacing w:after="120" w:line="300"/>
+      </w:pPr>
+      <w:r>
+        <w:t xml:space="preserve">To understand why APIs are the backbone of modern software, consider the architectural reality of our Apex Campus platform. The student mobile application is compiled into mobile device packages written in TypeScript and React Native. The core course catalog runs on remote enterprise servers written in Java Spring Boot. Can the mobile phone directly invoke a Java method or execute raw SQL against the production PostgreSQL database? Absolutely not. A mobile operating system cannot execute remote Java bytecode. Furthermore, embedding database connection strings inside mobile apps would allow any malicious actor to decompile the app and steal the entire campus student directory.</w:t>
+      </w:r>
+    </w:p>
+    <w:tbl>
+      <w:tblPr>
+        <w:tblW w:type="pct" w:w="100%"/>
+        <w:tblBorders>
+          <w:top w:val="single" w:color="auto" w:sz="4"/>
+          <w:left w:val="single" w:color="auto" w:sz="4"/>
+          <w:bottom w:val="single" w:color="auto" w:sz="4"/>
+          <w:right w:val="single" w:color="auto" w:sz="4"/>
+          <w:insideH w:val="single" w:color="auto" w:sz="4"/>
+          <w:insideV w:val="single" w:color="auto" w:sz="4"/>
+        </w:tblBorders>
+      </w:tblPr>
+      <w:tblGrid>
+        <w:gridCol w:w="100"/>
+      </w:tblGrid>
+      <w:tr>
+        <w:tc>
+          <w:tcPr>
+            <w:tcBorders>
+              <w:top w:val="single" w:color="D9E0EA" w:sz="2"/>
+              <w:left w:val="single" w:color="D9E0EA" w:sz="2"/>
+              <w:bottom w:val="single" w:color="D9E0EA" w:sz="2"/>
+              <w:right w:val="single" w:color="D9E0EA" w:sz="2"/>
+            </w:tcBorders>
+            <w:shd w:fill="F8FAFC" w:val="clear"/>
+            <w:tcMar>
+              <w:top w:type="dxa" w:w="130"/>
+              <w:left w:type="dxa" w:w="160"/>
+              <w:bottom w:type="dxa" w:w="130"/>
+              <w:right w:type="dxa" w:w="160"/>
+            </w:tcMar>
+          </w:tcPr>
+          <w:p>
+            <w:pPr>
+              <w:spacing w:after="120" w:line="300"/>
+            </w:pPr>
+            <w:r>
+              <w:rPr>
+                <w:b/>
+                <w:bCs/>
+                <w:color w:val="263A67"/>
+              </w:rPr>
+              <w:t xml:space="preserve">ARCHITECTURE · The Restaurant Analogy: An API Acts as the Waiter</w:t>
+            </w:r>
+          </w:p>
+          <w:p>
+            <w:pPr>
+              <w:spacing w:after="120" w:line="300"/>
+            </w:pPr>
+            <w:r>
+              <w:rPr>
+                <w:b/>
+                <w:bCs/>
+                <w:color w:val="4659A7"/>
+                <w:sz w:val="22"/>
+                <w:szCs w:val="22"/>
+              </w:rPr>
+              <w:t xml:space="preserve">ARCHITECTURAL MENTAL MODEL · The Restaurant Analogy: An API Acts as the Waiter</w:t>
+            </w:r>
+          </w:p>
+          <w:p>
+            <w:pPr>
+              <w:spacing w:after="120" w:line="300"/>
+            </w:pPr>
+            <w:r>
+              <w:t xml:space="preserve">Think of visiting a busy campus dining hall or ordering a meal at a restaurant. You do not walk into the kitchen, open the industrial refrigerator, turn on the stove, or assemble your own dish. Doing so would violate health safety rules and cause complete operational chaos. Instead, you look at the printed menu, select your meal, and give your order to the waiter. The waiter carries your request to the kitchen, the chefs prepare your food according to the recipe, and the waiter delivers the finished dish back to your table.</w:t>
+            </w:r>
+          </w:p>
+          <w:p>
+            <w:pPr>
+              <w:jc w:val="center"/>
+            </w:pPr>
+            <w:r>
+              <w:drawing>
+                <wp:inline distT="0" distB="0" distL="0" distR="0">
+                  <wp:extent cx="5334000" cy="2905125"/>
+                  <wp:effectExtent t="0" r="0" b="0" l="0"/>
+                  <wp:docPr id="1" name="The classic restaurant waiter analogy illustrating how an API mediates between a customer and the kitchen backend." descr="The classic restaurant waiter analogy illustrating how an API mediates between a customer and the kitchen backend." title="The classic restaurant waiter analogy illustrating how an API mediates between a customer and the kitchen backend."/>
+                  <wp:cNvGraphicFramePr>
+                    <a:graphicFrameLocks xmlns:a="http://schemas.openxmlformats.org/drawingml/2006/main" noChangeAspect="1"/>
+                  </wp:cNvGraphicFramePr>
+                  <a:graphic xmlns:a="http://schemas.openxmlformats.org/drawingml/2006/main">
+                    <a:graphicData uri="http://schemas.openxmlformats.org/drawingml/2006/picture">
+                      <pic:pic xmlns:pic="http://schemas.openxmlformats.org/drawingml/2006/picture">
+                        <pic:nvPicPr>
+                          <pic:cNvPr id="0" name="" descr=""/>
+                          <pic:cNvPicPr>
+                            <a:picLocks noChangeAspect="1" noChangeArrowheads="1"/>
+                          </pic:cNvPicPr>
+                        </pic:nvPicPr>
+                        <pic:blipFill>
+                          <a:blip r:embed="rId11" cstate="none"/>
+                          <a:srcRect/>
+                          <a:stretch>
+                            <a:fillRect/>
+                          </a:stretch>
+                        </pic:blipFill>
+                        <pic:spPr bwMode="auto">
+                          <a:xfrm>
+                            <a:off x="0" y="0"/>
+                            <a:ext cx="5334000" cy="2905125"/>
+                          </a:xfrm>
+                          <a:prstGeom prst="rect">
+                            <a:avLst/>
+                          </a:prstGeom>
+                        </pic:spPr>
+                      </pic:pic>
+                    </a:graphicData>
+                  </a:graphic>
+                </wp:inline>
+              </w:drawing>
+            </w:r>
+          </w:p>
+          <w:p>
+            <w:pPr>
+              <w:spacing w:after="120" w:line="300"/>
+              <w:jc w:val="center"/>
+            </w:pPr>
+            <w:r>
+              <w:rPr>
+                <w:i/>
+                <w:iCs/>
+                <w:color w:val="5B6575"/>
+                <w:sz w:val="19"/>
+                <w:szCs w:val="19"/>
+              </w:rPr>
+              <w:t xml:space="preserve">The restaurant analogy: an API acts as the waiter between client and server.</w:t>
+            </w:r>
+          </w:p>
+          <w:p>
+            <w:pPr>
+              <w:spacing w:after="120" w:line="300"/>
+            </w:pPr>
+            <w:r>
+              <w:rPr>
+                <w:b/>
+                <w:bCs/>
+                <w:color w:val="4659A7"/>
+              </w:rPr>
+              <w:t xml:space="preserve">1  </w:t>
+            </w:r>
+            <w:r>
+              <w:t xml:space="preserve">Step 1 (Client Makes Request): The student selects an action on their phone, and the client application formats an HTTP request.</w:t>
+            </w:r>
+          </w:p>
+          <w:p>
+            <w:pPr>
+              <w:spacing w:after="120" w:line="300"/>
+            </w:pPr>
+            <w:r>
+              <w:rPr>
+                <w:b/>
+                <w:bCs/>
+                <w:color w:val="4659A7"/>
+              </w:rPr>
+              <w:t xml:space="preserve">2  </w:t>
+            </w:r>
+            <w:r>
+              <w:t xml:space="preserve">Step 2 (Waiter Places Order to Kitchen): The API transmits the request securely across the network wire to the backend server.</w:t>
+            </w:r>
+          </w:p>
+          <w:p>
+            <w:pPr>
+              <w:spacing w:after="120" w:line="300"/>
+            </w:pPr>
+            <w:r>
+              <w:rPr>
+                <w:b/>
+                <w:bCs/>
+                <w:color w:val="4659A7"/>
+              </w:rPr>
+              <w:t xml:space="preserve">3  </w:t>
+            </w:r>
+            <w:r>
+              <w:t xml:space="preserve">Step 3 (Kitchen Processes and Returns Data): The server executes business logic, verifies database records, and returns structured data to the API.</w:t>
+            </w:r>
+          </w:p>
+          <w:p>
+            <w:pPr>
+              <w:spacing w:after="120" w:line="300"/>
+            </w:pPr>
+            <w:r>
+              <w:rPr>
+                <w:b/>
+                <w:bCs/>
+                <w:color w:val="4659A7"/>
+              </w:rPr>
+              <w:t xml:space="preserve">4  </w:t>
+            </w:r>
+            <w:r>
+              <w:t xml:space="preserve">Step 4 (API Delivers Response): The API returns the completed JSON response to the client screen for immediate display.</w:t>
+            </w:r>
+          </w:p>
+        </w:tc>
+      </w:tr>
+    </w:tbl>
+    <w:p>
+      <w:pPr>
+        <w:pStyle w:val="Heading2"/>
+        <w:keepNext/>
+        <w:spacing w:after="100" w:before="240"/>
       </w:pPr>
       <w:r>
         <w:rPr>
@@ -872,15 +1143,56 @@
           <w:bCs/>
           <w:color w:val="4659A7"/>
         </w:rPr>
-        <w:t xml:space="preserve">2  </w:t>
-      </w:r>
-      <w:r>
-        <w:t xml:space="preserve">The Blind Spot: While the student mobile app displayed spinning loaders, the root failure was an unhandled 500 error on the coordinate lookup endpoint.</w:t>
+        <w:t xml:space="preserve">Step 2: Real World Integrations: How External Academic Partners Connect</w:t>
       </w:r>
     </w:p>
     <w:p>
       <w:pPr>
         <w:spacing w:after="120" w:line="300"/>
+      </w:pPr>
+      <w:r>
+        <w:t xml:space="preserve">Modern digital platforms do not exist in isolation. Our campus must constantly interact with external ecosystem partners: state scholarship agencies verifying active enrollment, student loan providers approving disbursements, and regional housing portals matching student housing.</w:t>
+      </w:r>
+    </w:p>
+    <w:p>
+      <w:pPr>
+        <w:spacing w:after="120" w:line="300"/>
+      </w:pPr>
+      <w:r>
+        <w:t xml:space="preserve">How do global aggregators like Booking.com display room availability and prices across worldwide hotel chains like Marriott or Hilton? Marriott will never share their internal Java code or production database passwords with hundreds of external travel websites. Doing so would destroy their system security and invite catastrophic data corruption.</w:t>
+      </w:r>
+    </w:p>
+    <w:p>
+      <w:pPr>
+        <w:spacing w:after="120" w:line="300"/>
+      </w:pPr>
+      <w:r>
+        <w:t xml:space="preserve">Instead, Marriott exposes a secure public API endpoint. Travel aggregators send an authorized HTTP request specifying dates and room criteria. The hotel API verifies the request credentials, retrieves real time inventory from internal databases, and returns a clean, structured JSON response.</w:t>
+      </w:r>
+    </w:p>
+    <w:p>
+      <w:pPr>
+        <w:spacing w:after="120" w:line="300"/>
+      </w:pPr>
+      <w:r>
+        <w:t xml:space="preserve">Similarly, when our campus mobile app verifies student transit discounts or detects whether a student is currently within campus boundaries, we do not build a global mapping satellite network from scratch. Instead, our application integrates with commercial grade geolocation services such as the </w:t>
+      </w:r>
+      <w:r>
+        <w:rPr>
+          <w:b/>
+          <w:bCs/>
+        </w:rPr>
+        <w:t xml:space="preserve">BigDataCloud Free Reverse Geocoding API</w:t>
+      </w:r>
+      <w:r>
+        <w:t xml:space="preserve">. The mobile device passes geographical latitude and longitude coordinates over HTTP, and the remote edge service instantly resolves the administrative locality, city, and postal code in clean JSON format.</w:t>
+      </w:r>
+    </w:p>
+    <w:p>
+      <w:pPr>
+        <w:pStyle w:val="Heading2"/>
+        <w:keepNext/>
+        <w:spacing w:after="100" w:before="240"/>
       </w:pPr>
       <w:r>
         <w:rPr>
@@ -888,391 +1200,205 @@
           <w:bCs/>
           <w:color w:val="4659A7"/>
         </w:rPr>
-        <w:t xml:space="preserve">3  </w:t>
-      </w:r>
-      <w:r>
-        <w:t xml:space="preserve">Wire Auditing: The Lead API Test Automation Architect bypasses the visual UI to inspect raw HTTP packets and JSON payloads directly over the wire.</w:t>
-      </w:r>
-    </w:p>
-    <w:p>
-      <w:pPr>
-        <w:pStyle w:val="Heading2"/>
-        <w:keepNext/>
-        <w:spacing w:after="100" w:before="240"/>
-      </w:pPr>
-      <w:r>
-        <w:rPr>
-          <w:b/>
-          <w:bCs/>
-          <w:color w:val="4659A7"/>
-        </w:rPr>
-        <w:t xml:space="preserve">Step 1: The Campus Interoperability Crisis and the Waiter Analogy</w:t>
-      </w:r>
-    </w:p>
-    <w:p>
-      <w:pPr>
-        <w:spacing w:after="120" w:line="300"/>
-      </w:pPr>
-      <w:r>
-        <w:t xml:space="preserve">API stands for </w:t>
-      </w:r>
-      <w:r>
-        <w:rPr>
-          <w:b/>
-          <w:bCs/>
-        </w:rPr>
-        <w:t xml:space="preserve">Application Programming Interface</w:t>
-      </w:r>
-      <w:r>
-        <w:t xml:space="preserve">. At its core, an API is a software messenger and formal contract that allows two completely independent computer programs to communicate and exchange data securely across networks.</w:t>
-      </w:r>
-    </w:p>
-    <w:p>
-      <w:pPr>
-        <w:spacing w:after="120" w:line="300"/>
-      </w:pPr>
-      <w:r>
-        <w:t xml:space="preserve">To understand why APIs are the backbone of modern software, consider the architectural reality of our Apex Campus platform. The student mobile application is compiled into mobile device packages written in TypeScript and React Native. The core course catalog runs on remote enterprise servers written in Java Spring Boot. Can the mobile phone directly invoke a Java method or execute raw SQL against the production PostgreSQL database? Absolutely not. A mobile operating system cannot execute remote Java bytecode. Furthermore, embedding database connection strings inside mobile apps would allow any malicious actor to decompile the app and steal the entire campus student directory.</w:t>
-      </w:r>
-    </w:p>
-    <w:p>
-      <w:pPr>
-        <w:spacing w:after="120" w:line="300"/>
-      </w:pPr>
-      <w:r>
-        <w:t xml:space="preserve">Think of visiting a busy campus dining hall or ordering a meal at a restaurant. You do not walk into the kitchen, open the industrial refrigerator, turn on the stove, or assemble your own dish. Doing so would violate health safety rules and cause complete operational chaos. Instead, you look at the printed menu, select your meal, and give your order to the waiter. The waiter carries your request to the kitchen, the chefs prepare your food according to the recipe, and the waiter delivers the finished dish back to your table.</w:t>
-      </w:r>
-    </w:p>
-    <w:p>
-      <w:pPr>
-        <w:jc w:val="center"/>
-      </w:pPr>
-      <w:r>
-        <w:drawing>
-          <wp:inline distT="0" distB="0" distL="0" distR="0">
-            <wp:extent cx="5334000" cy="2905125"/>
-            <wp:effectExtent t="0" r="0" b="0" l="0"/>
-            <wp:docPr id="1" name="The classic restaurant waiter analogy illustrating how an API mediates between a customer and the kitchen backend." descr="The classic restaurant waiter analogy illustrating how an API mediates between a customer and the kitchen backend." title="The classic restaurant waiter analogy illustrating how an API mediates between a customer and the kitchen backend."/>
-            <wp:cNvGraphicFramePr>
-              <a:graphicFrameLocks xmlns:a="http://schemas.openxmlformats.org/drawingml/2006/main" noChangeAspect="1"/>
-            </wp:cNvGraphicFramePr>
-            <a:graphic xmlns:a="http://schemas.openxmlformats.org/drawingml/2006/main">
-              <a:graphicData uri="http://schemas.openxmlformats.org/drawingml/2006/picture">
-                <pic:pic xmlns:pic="http://schemas.openxmlformats.org/drawingml/2006/picture">
-                  <pic:nvPicPr>
-                    <pic:cNvPr id="0" name="" descr=""/>
-                    <pic:cNvPicPr>
-                      <a:picLocks noChangeAspect="1" noChangeArrowheads="1"/>
-                    </pic:cNvPicPr>
-                  </pic:nvPicPr>
-                  <pic:blipFill>
-                    <a:blip r:embed="rId11" cstate="none"/>
-                    <a:srcRect/>
-                    <a:stretch>
-                      <a:fillRect/>
-                    </a:stretch>
-                  </pic:blipFill>
-                  <pic:spPr bwMode="auto">
-                    <a:xfrm>
-                      <a:off x="0" y="0"/>
-                      <a:ext cx="5334000" cy="2905125"/>
-                    </a:xfrm>
-                    <a:prstGeom prst="rect">
-                      <a:avLst/>
-                    </a:prstGeom>
-                  </pic:spPr>
-                </pic:pic>
-              </a:graphicData>
-            </a:graphic>
-          </wp:inline>
-        </w:drawing>
-      </w:r>
-    </w:p>
-    <w:p>
-      <w:pPr>
-        <w:spacing w:after="120" w:line="300"/>
-        <w:jc w:val="center"/>
-      </w:pPr>
-      <w:r>
-        <w:rPr>
-          <w:i/>
-          <w:iCs/>
-          <w:color w:val="5B6575"/>
-          <w:sz w:val="19"/>
-          <w:szCs w:val="19"/>
-        </w:rPr>
-        <w:t xml:space="preserve">The restaurant analogy: an API acts as the waiter between client and server.</w:t>
-      </w:r>
-    </w:p>
-    <w:p>
-      <w:pPr>
-        <w:spacing w:after="120" w:line="300"/>
-      </w:pPr>
-      <w:r>
-        <w:rPr>
-          <w:b/>
-          <w:bCs/>
-          <w:color w:val="4659A7"/>
-        </w:rPr>
-        <w:t xml:space="preserve">1  </w:t>
-      </w:r>
-      <w:r>
-        <w:t xml:space="preserve">Step 1 (Client Makes Request): The student selects an action on their phone, and the client application formats an HTTP request.</w:t>
-      </w:r>
-    </w:p>
-    <w:p>
-      <w:pPr>
-        <w:spacing w:after="120" w:line="300"/>
-      </w:pPr>
-      <w:r>
-        <w:rPr>
-          <w:b/>
-          <w:bCs/>
-          <w:color w:val="4659A7"/>
-        </w:rPr>
-        <w:t xml:space="preserve">2  </w:t>
-      </w:r>
-      <w:r>
-        <w:t xml:space="preserve">Step 2 (Waiter Places Order to Kitchen): The API transmits the request securely across the network wire to the backend server.</w:t>
-      </w:r>
-    </w:p>
-    <w:p>
-      <w:pPr>
-        <w:spacing w:after="120" w:line="300"/>
-      </w:pPr>
-      <w:r>
-        <w:rPr>
-          <w:b/>
-          <w:bCs/>
-          <w:color w:val="4659A7"/>
-        </w:rPr>
-        <w:t xml:space="preserve">3  </w:t>
-      </w:r>
-      <w:r>
-        <w:t xml:space="preserve">Step 3 (Kitchen Processes and Returns Data): The server executes business logic, verifies database records, and returns structured data to the API.</w:t>
-      </w:r>
-    </w:p>
-    <w:p>
-      <w:pPr>
-        <w:spacing w:after="120" w:line="300"/>
-      </w:pPr>
-      <w:r>
-        <w:rPr>
-          <w:b/>
-          <w:bCs/>
-          <w:color w:val="4659A7"/>
-        </w:rPr>
-        <w:t xml:space="preserve">4  </w:t>
-      </w:r>
-      <w:r>
-        <w:t xml:space="preserve">Step 4 (API Delivers Response): The API returns the completed JSON response to the client screen for immediate display.</w:t>
-      </w:r>
-    </w:p>
-    <w:p>
-      <w:pPr>
-        <w:pStyle w:val="Heading2"/>
-        <w:keepNext/>
-        <w:spacing w:after="100" w:before="240"/>
-      </w:pPr>
-      <w:r>
-        <w:rPr>
-          <w:b/>
-          <w:bCs/>
-          <w:color w:val="4659A7"/>
-        </w:rPr>
-        <w:t xml:space="preserve">Step 2: Real World Integrations: How External Academic Partners Connect</w:t>
-      </w:r>
-    </w:p>
-    <w:p>
-      <w:pPr>
-        <w:spacing w:after="120" w:line="300"/>
-      </w:pPr>
-      <w:r>
-        <w:t xml:space="preserve">Modern digital platforms do not exist in isolation. Our campus must constantly interact with external ecosystem partners: state scholarship agencies verifying active enrollment, student loan providers approving disbursements, and regional housing portals matching student housing.</w:t>
-      </w:r>
-    </w:p>
-    <w:p>
-      <w:pPr>
-        <w:spacing w:after="120" w:line="300"/>
-      </w:pPr>
-      <w:r>
-        <w:t xml:space="preserve">How do global aggregators like Booking.com display room availability and prices across worldwide hotel chains like Marriott or Hilton? Marriott will never share their internal Java code or production database passwords with hundreds of external travel websites. Doing so would destroy their system security and invite catastrophic data corruption.</w:t>
-      </w:r>
-    </w:p>
-    <w:p>
-      <w:pPr>
-        <w:spacing w:after="120" w:line="300"/>
-      </w:pPr>
-      <w:r>
-        <w:t xml:space="preserve">Instead, Marriott exposes a secure public API endpoint. Travel aggregators send an authorized HTTP request specifying dates and room criteria. The hotel API verifies the request credentials, retrieves real time inventory from internal databases, and returns a clean, structured JSON response.</w:t>
-      </w:r>
-    </w:p>
-    <w:p>
-      <w:pPr>
-        <w:spacing w:after="120" w:line="300"/>
-      </w:pPr>
-      <w:r>
-        <w:t xml:space="preserve">Similarly, when our campus mobile app verifies student transit discounts or detects whether a student is currently within campus boundaries, we do not build a global mapping satellite network from scratch. Instead, our application integrates with commercial grade geolocation services such as the </w:t>
-      </w:r>
-      <w:r>
-        <w:rPr>
-          <w:b/>
-          <w:bCs/>
-        </w:rPr>
-        <w:t xml:space="preserve">BigDataCloud Free Reverse Geocoding API</w:t>
-      </w:r>
-      <w:r>
-        <w:t xml:space="preserve">. The mobile device passes geographical latitude and longitude coordinates over HTTP, and the remote edge service instantly resolves the administrative locality, city, and postal code in clean JSON format.</w:t>
-      </w:r>
-    </w:p>
-    <w:p>
-      <w:pPr>
-        <w:pStyle w:val="Heading2"/>
-        <w:keepNext/>
-        <w:spacing w:after="100" w:before="240"/>
-      </w:pPr>
-      <w:r>
-        <w:rPr>
-          <w:b/>
-          <w:bCs/>
-          <w:color w:val="4659A7"/>
-        </w:rPr>
         <w:t xml:space="preserve">Step 3: How Frontends and Backends Communicate Across Networks</w:t>
       </w:r>
     </w:p>
-    <w:p>
-      <w:pPr>
-        <w:spacing w:after="120" w:line="300"/>
-      </w:pPr>
-      <w:r>
-        <w:t xml:space="preserve">In enterprise engineering, systems are deliberately separated into distinct tiers: user facing client applications, the API network contract wire, backend microservices, and persistent databases. The API serves as the universal bridge uniting these tiers across the network.</w:t>
-      </w:r>
-    </w:p>
-    <w:p>
-      <w:pPr>
-        <w:jc w:val="center"/>
-      </w:pPr>
-      <w:r>
-        <w:drawing>
-          <wp:inline distT="0" distB="0" distL="0" distR="0">
-            <wp:extent cx="5334000" cy="2905125"/>
-            <wp:effectExtent t="0" r="0" b="0" l="0"/>
-            <wp:docPr id="1" name="Architectural blueprint showing frontend mobile clients and external partner portals communicating with the backend microservices and databases through the API network bridge." descr="Architectural blueprint showing frontend mobile clients and external partner portals communicating with the backend microservices and databases through the API network bridge." title="Architectural blueprint showing frontend mobile clients and external partner portals communicating with the backend microservices and databases through the API network bridge."/>
-            <wp:cNvGraphicFramePr>
-              <a:graphicFrameLocks xmlns:a="http://schemas.openxmlformats.org/drawingml/2006/main" noChangeAspect="1"/>
-            </wp:cNvGraphicFramePr>
-            <a:graphic xmlns:a="http://schemas.openxmlformats.org/drawingml/2006/main">
-              <a:graphicData uri="http://schemas.openxmlformats.org/drawingml/2006/picture">
-                <pic:pic xmlns:pic="http://schemas.openxmlformats.org/drawingml/2006/picture">
-                  <pic:nvPicPr>
-                    <pic:cNvPr id="0" name="" descr=""/>
-                    <pic:cNvPicPr>
-                      <a:picLocks noChangeAspect="1" noChangeArrowheads="1"/>
-                    </pic:cNvPicPr>
-                  </pic:nvPicPr>
-                  <pic:blipFill>
-                    <a:blip r:embed="rId12" cstate="none"/>
-                    <a:srcRect/>
-                    <a:stretch>
-                      <a:fillRect/>
-                    </a:stretch>
-                  </pic:blipFill>
-                  <pic:spPr bwMode="auto">
-                    <a:xfrm>
-                      <a:off x="0" y="0"/>
-                      <a:ext cx="5334000" cy="2905125"/>
-                    </a:xfrm>
-                    <a:prstGeom prst="rect">
-                      <a:avLst/>
-                    </a:prstGeom>
-                  </pic:spPr>
-                </pic:pic>
-              </a:graphicData>
-            </a:graphic>
-          </wp:inline>
-        </w:drawing>
-      </w:r>
-    </w:p>
-    <w:p>
-      <w:pPr>
-        <w:spacing w:after="120" w:line="300"/>
-        <w:jc w:val="center"/>
-      </w:pPr>
-      <w:r>
-        <w:rPr>
-          <w:i/>
-          <w:iCs/>
-          <w:color w:val="5B6575"/>
-          <w:sz w:val="19"/>
-          <w:szCs w:val="19"/>
-        </w:rPr>
-        <w:t xml:space="preserve">The API Network Bridge: Decoupling frontend clients from backend systems over HTTP.</w:t>
-      </w:r>
-    </w:p>
-    <w:p>
-      <w:pPr>
-        <w:spacing w:after="120" w:line="300"/>
-      </w:pPr>
-      <w:r>
-        <w:rPr>
-          <w:b/>
-          <w:bCs/>
-          <w:color w:val="4659A7"/>
-        </w:rPr>
-        <w:t xml:space="preserve">1  </w:t>
-      </w:r>
-      <w:r>
-        <w:t xml:space="preserve">Zone 1 (Clients and Consumers): React Native mobile apps, Angular web portals, and Python partner services initiate user requests without seeing backend internals.</w:t>
-      </w:r>
-    </w:p>
-    <w:p>
-      <w:pPr>
-        <w:spacing w:after="120" w:line="300"/>
-      </w:pPr>
-      <w:r>
-        <w:rPr>
-          <w:b/>
-          <w:bCs/>
-          <w:color w:val="4659A7"/>
-        </w:rPr>
-        <w:t xml:space="preserve">2  </w:t>
-      </w:r>
-      <w:r>
-        <w:t xml:space="preserve">Zone 2 (The API Network Wire): Requests and responses travel across standard HTTP using universal JSON and XML contracts, mediated by the API Gateway.</w:t>
-      </w:r>
-    </w:p>
-    <w:p>
-      <w:pPr>
-        <w:spacing w:after="120" w:line="300"/>
-      </w:pPr>
-      <w:r>
-        <w:rPr>
-          <w:b/>
-          <w:bCs/>
-          <w:color w:val="4659A7"/>
-        </w:rPr>
-        <w:t xml:space="preserve">3  </w:t>
-      </w:r>
-      <w:r>
-        <w:t xml:space="preserve">Zone 3 (Backend Services and Database): Java Spring Boot and Node.js microservices enforce security and query internal PostgreSQL database clusters.</w:t>
-      </w:r>
-    </w:p>
-    <w:p>
-      <w:pPr>
-        <w:spacing w:after="120" w:line="300"/>
-      </w:pPr>
-      <w:r>
-        <w:rPr>
-          <w:b/>
-          <w:bCs/>
-          <w:color w:val="4659A7"/>
-        </w:rPr>
-        <w:t xml:space="preserve">4  </w:t>
-      </w:r>
-      <w:r>
-        <w:t xml:space="preserve">Architectural Decoupling: Teams can update, rewrite, or scale frontend and backend technologies completely independently without breaking existing contracts.</w:t>
-      </w:r>
-    </w:p>
+    <w:tbl>
+      <w:tblPr>
+        <w:tblW w:type="pct" w:w="100%"/>
+        <w:tblBorders>
+          <w:top w:val="single" w:color="auto" w:sz="4"/>
+          <w:left w:val="single" w:color="auto" w:sz="4"/>
+          <w:bottom w:val="single" w:color="auto" w:sz="4"/>
+          <w:right w:val="single" w:color="auto" w:sz="4"/>
+          <w:insideH w:val="single" w:color="auto" w:sz="4"/>
+          <w:insideV w:val="single" w:color="auto" w:sz="4"/>
+        </w:tblBorders>
+      </w:tblPr>
+      <w:tblGrid>
+        <w:gridCol w:w="100"/>
+      </w:tblGrid>
+      <w:tr>
+        <w:tc>
+          <w:tcPr>
+            <w:tcBorders>
+              <w:top w:val="single" w:color="D9E0EA" w:sz="2"/>
+              <w:left w:val="single" w:color="D9E0EA" w:sz="2"/>
+              <w:bottom w:val="single" w:color="D9E0EA" w:sz="2"/>
+              <w:right w:val="single" w:color="D9E0EA" w:sz="2"/>
+            </w:tcBorders>
+            <w:shd w:fill="F8FAFC" w:val="clear"/>
+            <w:tcMar>
+              <w:top w:type="dxa" w:w="130"/>
+              <w:left w:type="dxa" w:w="160"/>
+              <w:bottom w:type="dxa" w:w="130"/>
+              <w:right w:type="dxa" w:w="160"/>
+            </w:tcMar>
+          </w:tcPr>
+          <w:p>
+            <w:pPr>
+              <w:spacing w:after="120" w:line="300"/>
+            </w:pPr>
+            <w:r>
+              <w:rPr>
+                <w:b/>
+                <w:bCs/>
+                <w:color w:val="263A67"/>
+              </w:rPr>
+              <w:t xml:space="preserve">ARCHITECTURE · The API Network Bridge: Decoupling Clients from Backends</w:t>
+            </w:r>
+          </w:p>
+          <w:p>
+            <w:pPr>
+              <w:spacing w:after="120" w:line="300"/>
+            </w:pPr>
+            <w:r>
+              <w:rPr>
+                <w:b/>
+                <w:bCs/>
+                <w:color w:val="4659A7"/>
+                <w:sz w:val="22"/>
+                <w:szCs w:val="22"/>
+              </w:rPr>
+              <w:t xml:space="preserve">DECOUPLED ARCHITECTURE · The API Network Bridge: Decoupling Clients from Backends</w:t>
+            </w:r>
+          </w:p>
+          <w:p>
+            <w:pPr>
+              <w:spacing w:after="120" w:line="300"/>
+            </w:pPr>
+            <w:r>
+              <w:t xml:space="preserve">In enterprise engineering, systems are deliberately separated into distinct tiers: user facing client applications, the API network contract wire, backend microservices, and persistent databases. The API serves as the universal bridge uniting these tiers across the network.</w:t>
+            </w:r>
+          </w:p>
+          <w:p>
+            <w:pPr>
+              <w:jc w:val="center"/>
+            </w:pPr>
+            <w:r>
+              <w:drawing>
+                <wp:inline distT="0" distB="0" distL="0" distR="0">
+                  <wp:extent cx="5334000" cy="2905125"/>
+                  <wp:effectExtent t="0" r="0" b="0" l="0"/>
+                  <wp:docPr id="1" name="Architectural blueprint showing frontend mobile clients and external partner portals communicating with the backend microservices and databases through the API network bridge." descr="Architectural blueprint showing frontend mobile clients and external partner portals communicating with the backend microservices and databases through the API network bridge." title="Architectural blueprint showing frontend mobile clients and external partner portals communicating with the backend microservices and databases through the API network bridge."/>
+                  <wp:cNvGraphicFramePr>
+                    <a:graphicFrameLocks xmlns:a="http://schemas.openxmlformats.org/drawingml/2006/main" noChangeAspect="1"/>
+                  </wp:cNvGraphicFramePr>
+                  <a:graphic xmlns:a="http://schemas.openxmlformats.org/drawingml/2006/main">
+                    <a:graphicData uri="http://schemas.openxmlformats.org/drawingml/2006/picture">
+                      <pic:pic xmlns:pic="http://schemas.openxmlformats.org/drawingml/2006/picture">
+                        <pic:nvPicPr>
+                          <pic:cNvPr id="0" name="" descr=""/>
+                          <pic:cNvPicPr>
+                            <a:picLocks noChangeAspect="1" noChangeArrowheads="1"/>
+                          </pic:cNvPicPr>
+                        </pic:nvPicPr>
+                        <pic:blipFill>
+                          <a:blip r:embed="rId12" cstate="none"/>
+                          <a:srcRect/>
+                          <a:stretch>
+                            <a:fillRect/>
+                          </a:stretch>
+                        </pic:blipFill>
+                        <pic:spPr bwMode="auto">
+                          <a:xfrm>
+                            <a:off x="0" y="0"/>
+                            <a:ext cx="5334000" cy="2905125"/>
+                          </a:xfrm>
+                          <a:prstGeom prst="rect">
+                            <a:avLst/>
+                          </a:prstGeom>
+                        </pic:spPr>
+                      </pic:pic>
+                    </a:graphicData>
+                  </a:graphic>
+                </wp:inline>
+              </w:drawing>
+            </w:r>
+          </w:p>
+          <w:p>
+            <w:pPr>
+              <w:spacing w:after="120" w:line="300"/>
+              <w:jc w:val="center"/>
+            </w:pPr>
+            <w:r>
+              <w:rPr>
+                <w:i/>
+                <w:iCs/>
+                <w:color w:val="5B6575"/>
+                <w:sz w:val="19"/>
+                <w:szCs w:val="19"/>
+              </w:rPr>
+              <w:t xml:space="preserve">The API Network Bridge: Decoupling frontend clients from backend systems over HTTP.</w:t>
+            </w:r>
+          </w:p>
+          <w:p>
+            <w:pPr>
+              <w:spacing w:after="120" w:line="300"/>
+            </w:pPr>
+            <w:r>
+              <w:rPr>
+                <w:b/>
+                <w:bCs/>
+                <w:color w:val="4659A7"/>
+              </w:rPr>
+              <w:t xml:space="preserve">1  </w:t>
+            </w:r>
+            <w:r>
+              <w:t xml:space="preserve">Zone 1 (Clients and Consumers): React Native mobile apps, Angular web portals, and Python partner services initiate user requests without seeing backend internals.</w:t>
+            </w:r>
+          </w:p>
+          <w:p>
+            <w:pPr>
+              <w:spacing w:after="120" w:line="300"/>
+            </w:pPr>
+            <w:r>
+              <w:rPr>
+                <w:b/>
+                <w:bCs/>
+                <w:color w:val="4659A7"/>
+              </w:rPr>
+              <w:t xml:space="preserve">2  </w:t>
+            </w:r>
+            <w:r>
+              <w:t xml:space="preserve">Zone 2 (The API Network Wire): Requests and responses travel across standard HTTP using universal JSON and XML contracts, mediated by the API Gateway.</w:t>
+            </w:r>
+          </w:p>
+          <w:p>
+            <w:pPr>
+              <w:spacing w:after="120" w:line="300"/>
+            </w:pPr>
+            <w:r>
+              <w:rPr>
+                <w:b/>
+                <w:bCs/>
+                <w:color w:val="4659A7"/>
+              </w:rPr>
+              <w:t xml:space="preserve">3  </w:t>
+            </w:r>
+            <w:r>
+              <w:t xml:space="preserve">Zone 3 (Backend Services and Database): Java Spring Boot and Node.js microservices enforce security and query internal PostgreSQL database clusters.</w:t>
+            </w:r>
+          </w:p>
+          <w:p>
+            <w:pPr>
+              <w:spacing w:after="120" w:line="300"/>
+            </w:pPr>
+            <w:r>
+              <w:rPr>
+                <w:b/>
+                <w:bCs/>
+                <w:color w:val="4659A7"/>
+              </w:rPr>
+              <w:t xml:space="preserve">4  </w:t>
+            </w:r>
+            <w:r>
+              <w:t xml:space="preserve">Architectural Decoupling: Teams can update, rewrite, or scale frontend and backend technologies completely independently without breaking existing contracts.</w:t>
+            </w:r>
+          </w:p>
+        </w:tc>
+      </w:tr>
+    </w:tbl>
     <w:p>
       <w:pPr>
         <w:pStyle w:val="Heading2"/>
@@ -2904,88 +3030,201 @@
         <w:t xml:space="preserve">Step 6: Why UI Automation Fails: The Testing Pyramid</w:t>
       </w:r>
     </w:p>
-    <w:p>
-      <w:pPr>
-        <w:spacing w:after="120" w:line="300"/>
-      </w:pPr>
-      <w:r>
-        <w:t xml:space="preserve">Why did the campus launch day test fail even though the team wrote automated browser tests? The answer lies in the </w:t>
-      </w:r>
-      <w:r>
-        <w:rPr>
-          <w:b/>
-          <w:bCs/>
-        </w:rPr>
-        <w:t xml:space="preserve">Testing Pyramid</w:t>
-      </w:r>
-      <w:r>
-        <w:t xml:space="preserve">, a fundamental software engineering doctrine formulated by Mike Cohn.</w:t>
-      </w:r>
-    </w:p>
-    <w:p>
-      <w:pPr>
-        <w:jc w:val="center"/>
-      </w:pPr>
-      <w:r>
-        <w:drawing>
-          <wp:inline distT="0" distB="0" distL="0" distR="0">
-            <wp:extent cx="5334000" cy="2905125"/>
-            <wp:effectExtent t="0" r="0" b="0" l="0"/>
-            <wp:docPr id="1" name="The software testing pyramid showing Unit tests at the bottom, Service and API tests in the high leverage middle tier, and UI tests at the top." descr="The software testing pyramid showing Unit tests at the bottom, Service and API tests in the high leverage middle tier, and UI tests at the top." title="The software testing pyramid showing Unit tests at the bottom, Service and API tests in the high leverage middle tier, and UI tests at the top."/>
-            <wp:cNvGraphicFramePr>
-              <a:graphicFrameLocks xmlns:a="http://schemas.openxmlformats.org/drawingml/2006/main" noChangeAspect="1"/>
-            </wp:cNvGraphicFramePr>
-            <a:graphic xmlns:a="http://schemas.openxmlformats.org/drawingml/2006/main">
-              <a:graphicData uri="http://schemas.openxmlformats.org/drawingml/2006/picture">
-                <pic:pic xmlns:pic="http://schemas.openxmlformats.org/drawingml/2006/picture">
-                  <pic:nvPicPr>
-                    <pic:cNvPr id="0" name="" descr=""/>
-                    <pic:cNvPicPr>
-                      <a:picLocks noChangeAspect="1" noChangeArrowheads="1"/>
-                    </pic:cNvPicPr>
-                  </pic:nvPicPr>
-                  <pic:blipFill>
-                    <a:blip r:embed="rId13" cstate="none"/>
-                    <a:srcRect/>
-                    <a:stretch>
-                      <a:fillRect/>
-                    </a:stretch>
-                  </pic:blipFill>
-                  <pic:spPr bwMode="auto">
-                    <a:xfrm>
-                      <a:off x="0" y="0"/>
-                      <a:ext cx="5334000" cy="2905125"/>
-                    </a:xfrm>
-                    <a:prstGeom prst="rect">
-                      <a:avLst/>
-                    </a:prstGeom>
-                  </pic:spPr>
-                </pic:pic>
-              </a:graphicData>
-            </a:graphic>
-          </wp:inline>
-        </w:drawing>
-      </w:r>
-    </w:p>
-    <w:p>
-      <w:pPr>
-        <w:spacing w:after="120" w:line="300"/>
-        <w:jc w:val="center"/>
-      </w:pPr>
-      <w:r>
-        <w:rPr>
-          <w:i/>
-          <w:iCs/>
-          <w:color w:val="5B6575"/>
-          <w:sz w:val="19"/>
-          <w:szCs w:val="19"/>
-        </w:rPr>
-        <w:t xml:space="preserve">The Testing Pyramid: API testing delivers maximum speed and reliability.</w:t>
-      </w:r>
-    </w:p>
-    <w:p>
-      <w:pPr>
-        <w:spacing w:after="120" w:line="300"/>
+    <w:tbl>
+      <w:tblPr>
+        <w:tblW w:type="pct" w:w="100%"/>
+        <w:tblBorders>
+          <w:top w:val="single" w:color="auto" w:sz="4"/>
+          <w:left w:val="single" w:color="auto" w:sz="4"/>
+          <w:bottom w:val="single" w:color="auto" w:sz="4"/>
+          <w:right w:val="single" w:color="auto" w:sz="4"/>
+          <w:insideH w:val="single" w:color="auto" w:sz="4"/>
+          <w:insideV w:val="single" w:color="auto" w:sz="4"/>
+        </w:tblBorders>
+      </w:tblPr>
+      <w:tblGrid>
+        <w:gridCol w:w="100"/>
+      </w:tblGrid>
+      <w:tr>
+        <w:tc>
+          <w:tcPr>
+            <w:tcBorders>
+              <w:top w:val="single" w:color="D9E0EA" w:sz="2"/>
+              <w:left w:val="single" w:color="D9E0EA" w:sz="2"/>
+              <w:bottom w:val="single" w:color="D9E0EA" w:sz="2"/>
+              <w:right w:val="single" w:color="D9E0EA" w:sz="2"/>
+            </w:tcBorders>
+            <w:shd w:fill="F8FAFC" w:val="clear"/>
+            <w:tcMar>
+              <w:top w:type="dxa" w:w="130"/>
+              <w:left w:type="dxa" w:w="160"/>
+              <w:bottom w:type="dxa" w:w="130"/>
+              <w:right w:type="dxa" w:w="160"/>
+            </w:tcMar>
+          </w:tcPr>
+          <w:p>
+            <w:pPr>
+              <w:spacing w:after="120" w:line="300"/>
+            </w:pPr>
+            <w:r>
+              <w:rPr>
+                <w:b/>
+                <w:bCs/>
+                <w:color w:val="263A67"/>
+              </w:rPr>
+              <w:t xml:space="preserve">ARCHITECTURE · The Testing Pyramid: Prioritizing High Leverage API Gates</w:t>
+            </w:r>
+          </w:p>
+          <w:p>
+            <w:pPr>
+              <w:spacing w:after="120" w:line="300"/>
+            </w:pPr>
+            <w:r>
+              <w:rPr>
+                <w:b/>
+                <w:bCs/>
+                <w:color w:val="4659A7"/>
+                <w:sz w:val="22"/>
+                <w:szCs w:val="22"/>
+              </w:rPr>
+              <w:t xml:space="preserve">AUTOMATION STRATEGY · The Testing Pyramid: Prioritizing High Leverage API Gates</w:t>
+            </w:r>
+          </w:p>
+          <w:p>
+            <w:pPr>
+              <w:spacing w:after="120" w:line="300"/>
+            </w:pPr>
+            <w:r>
+              <w:t xml:space="preserve">Why did the campus launch day test fail even though the team wrote automated browser tests? The answer lies in the </w:t>
+            </w:r>
+            <w:r>
+              <w:rPr>
+                <w:b/>
+                <w:bCs/>
+              </w:rPr>
+              <w:t xml:space="preserve">Testing Pyramid</w:t>
+            </w:r>
+            <w:r>
+              <w:t xml:space="preserve">, a fundamental software engineering doctrine formulated by Mike Cohn. UI automation scripts click buttons, enter form fields, and render pixels in a simulated browser. These tests are notoriously slow, taking seconds per action, and notoriously brittle because a small visual redesign can break dozens of automated browser tests even when backend logic works perfectly. By focusing our automation strategy on the API layer, we validate actual business contracts at machine speed directly across the wire.</w:t>
+            </w:r>
+          </w:p>
+          <w:p>
+            <w:pPr>
+              <w:jc w:val="center"/>
+            </w:pPr>
+            <w:r>
+              <w:drawing>
+                <wp:inline distT="0" distB="0" distL="0" distR="0">
+                  <wp:extent cx="5334000" cy="2905125"/>
+                  <wp:effectExtent t="0" r="0" b="0" l="0"/>
+                  <wp:docPr id="1" name="The software testing pyramid showing Unit tests at the bottom, Service and API tests in the high leverage middle tier, and UI tests at the top." descr="The software testing pyramid showing Unit tests at the bottom, Service and API tests in the high leverage middle tier, and UI tests at the top." title="The software testing pyramid showing Unit tests at the bottom, Service and API tests in the high leverage middle tier, and UI tests at the top."/>
+                  <wp:cNvGraphicFramePr>
+                    <a:graphicFrameLocks xmlns:a="http://schemas.openxmlformats.org/drawingml/2006/main" noChangeAspect="1"/>
+                  </wp:cNvGraphicFramePr>
+                  <a:graphic xmlns:a="http://schemas.openxmlformats.org/drawingml/2006/main">
+                    <a:graphicData uri="http://schemas.openxmlformats.org/drawingml/2006/picture">
+                      <pic:pic xmlns:pic="http://schemas.openxmlformats.org/drawingml/2006/picture">
+                        <pic:nvPicPr>
+                          <pic:cNvPr id="0" name="" descr=""/>
+                          <pic:cNvPicPr>
+                            <a:picLocks noChangeAspect="1" noChangeArrowheads="1"/>
+                          </pic:cNvPicPr>
+                        </pic:nvPicPr>
+                        <pic:blipFill>
+                          <a:blip r:embed="rId13" cstate="none"/>
+                          <a:srcRect/>
+                          <a:stretch>
+                            <a:fillRect/>
+                          </a:stretch>
+                        </pic:blipFill>
+                        <pic:spPr bwMode="auto">
+                          <a:xfrm>
+                            <a:off x="0" y="0"/>
+                            <a:ext cx="5334000" cy="2905125"/>
+                          </a:xfrm>
+                          <a:prstGeom prst="rect">
+                            <a:avLst/>
+                          </a:prstGeom>
+                        </pic:spPr>
+                      </pic:pic>
+                    </a:graphicData>
+                  </a:graphic>
+                </wp:inline>
+              </w:drawing>
+            </w:r>
+          </w:p>
+          <w:p>
+            <w:pPr>
+              <w:spacing w:after="120" w:line="300"/>
+              <w:jc w:val="center"/>
+            </w:pPr>
+            <w:r>
+              <w:rPr>
+                <w:i/>
+                <w:iCs/>
+                <w:color w:val="5B6575"/>
+                <w:sz w:val="19"/>
+                <w:szCs w:val="19"/>
+              </w:rPr>
+              <w:t xml:space="preserve">The Testing Pyramid: API testing delivers maximum speed and reliability.</w:t>
+            </w:r>
+          </w:p>
+          <w:p>
+            <w:pPr>
+              <w:spacing w:after="120" w:line="300"/>
+            </w:pPr>
+            <w:r>
+              <w:rPr>
+                <w:b/>
+                <w:bCs/>
+                <w:color w:val="4659A7"/>
+              </w:rPr>
+              <w:t xml:space="preserve">1  </w:t>
+            </w:r>
+            <w:r>
+              <w:t xml:space="preserve">UI Tests (Top Tier): Slow, fragile, and expensive to maintain. A small button redesign or font adjustment can break dozens of automated browser tests even when backend logic works perfectly.</w:t>
+            </w:r>
+          </w:p>
+          <w:p>
+            <w:pPr>
+              <w:spacing w:after="120" w:line="300"/>
+            </w:pPr>
+            <w:r>
+              <w:rPr>
+                <w:b/>
+                <w:bCs/>
+                <w:color w:val="4659A7"/>
+              </w:rPr>
+              <w:t xml:space="preserve">2  </w:t>
+            </w:r>
+            <w:r>
+              <w:t xml:space="preserve">API Tests (Middle Tier): Fast, reliable, and exceptionally high leverage. Tests execute across raw network packets in milliseconds, validating core business logic, contracts, and security directly.</w:t>
+            </w:r>
+          </w:p>
+          <w:p>
+            <w:pPr>
+              <w:spacing w:after="120" w:line="300"/>
+            </w:pPr>
+            <w:r>
+              <w:rPr>
+                <w:b/>
+                <w:bCs/>
+                <w:color w:val="4659A7"/>
+              </w:rPr>
+              <w:t xml:space="preserve">3  </w:t>
+            </w:r>
+            <w:r>
+              <w:t xml:space="preserve">Unit Tests (Bottom Tier): Lightning fast tests written by developers for isolated code functions, but completely incapable of verifying network integrations, database transactions, or multi system handshakes.</w:t>
+            </w:r>
+          </w:p>
+        </w:tc>
+      </w:tr>
+    </w:tbl>
+    <w:p>
+      <w:pPr>
+        <w:pStyle w:val="Heading2"/>
+        <w:keepNext/>
+        <w:spacing w:after="100" w:before="240"/>
       </w:pPr>
       <w:r>
         <w:rPr>
@@ -2993,200 +3232,205 @@
           <w:bCs/>
           <w:color w:val="4659A7"/>
         </w:rPr>
-        <w:t xml:space="preserve">1  </w:t>
-      </w:r>
-      <w:r>
-        <w:t xml:space="preserve">UI Tests (Top Tier): Slow, fragile, and expensive to maintain. A small button redesign or font adjustment can break dozens of automated browser tests even when backend logic works perfectly.</w:t>
-      </w:r>
-    </w:p>
-    <w:p>
-      <w:pPr>
-        <w:spacing w:after="120" w:line="300"/>
-      </w:pPr>
-      <w:r>
-        <w:rPr>
-          <w:b/>
-          <w:bCs/>
-          <w:color w:val="4659A7"/>
-        </w:rPr>
-        <w:t xml:space="preserve">2  </w:t>
-      </w:r>
-      <w:r>
-        <w:t xml:space="preserve">API Tests (Middle Tier): Fast, reliable, and exceptionally high leverage. Tests execute across raw network packets in milliseconds, validating core business logic, contracts, and security directly.</w:t>
-      </w:r>
-    </w:p>
-    <w:p>
-      <w:pPr>
-        <w:spacing w:after="120" w:line="300"/>
-      </w:pPr>
-      <w:r>
-        <w:rPr>
-          <w:b/>
-          <w:bCs/>
-          <w:color w:val="4659A7"/>
-        </w:rPr>
-        <w:t xml:space="preserve">3  </w:t>
-      </w:r>
-      <w:r>
-        <w:t xml:space="preserve">Unit Tests (Bottom Tier): Lightning fast tests written by developers for isolated code functions, but completely incapable of verifying network integrations, database transactions, or multi system handshakes.</w:t>
-      </w:r>
-    </w:p>
-    <w:p>
-      <w:pPr>
-        <w:spacing w:after="120" w:line="300"/>
-      </w:pPr>
-      <w:r>
-        <w:t xml:space="preserve">By focusing our automation strategy on the API layer, we catch critical bugs early in the deployment pipeline. API tests do not wait for browsers to render CSS styles or load heavy JavaScript bundles. They validate the actual business contracts at machine speed.</w:t>
-      </w:r>
-    </w:p>
-    <w:p>
-      <w:pPr>
-        <w:pStyle w:val="Heading2"/>
-        <w:keepNext/>
-        <w:spacing w:after="100" w:before="240"/>
-      </w:pPr>
-      <w:r>
-        <w:rPr>
-          <w:b/>
-          <w:bCs/>
-          <w:color w:val="4659A7"/>
-        </w:rPr>
         <w:t xml:space="preserve">Step 7: The Four Major Enterprise API Architectural Styles</w:t>
       </w:r>
     </w:p>
-    <w:p>
-      <w:pPr>
-        <w:spacing w:after="120" w:line="300"/>
-      </w:pPr>
-      <w:r>
-        <w:t xml:space="preserve">While REST represents the most dominant architectural style across modern cloud applications, enterprise ecosystems like our campus utilize multiple specialized API paradigms:</w:t>
-      </w:r>
-    </w:p>
-    <w:p>
-      <w:pPr>
-        <w:jc w:val="center"/>
-      </w:pPr>
-      <w:r>
-        <w:drawing>
-          <wp:inline distT="0" distB="0" distL="0" distR="0">
-            <wp:extent cx="5334000" cy="2905125"/>
-            <wp:effectExtent t="0" r="0" b="0" l="0"/>
-            <wp:docPr id="1" name="Architectural comparison matrix contrasting REST, GraphQL, SOAP, and gRPC across data formats, transport protocols, and use cases." descr="Architectural comparison matrix contrasting REST, GraphQL, SOAP, and gRPC across data formats, transport protocols, and use cases." title="Architectural comparison matrix contrasting REST, GraphQL, SOAP, and gRPC across data formats, transport protocols, and use cases."/>
-            <wp:cNvGraphicFramePr>
-              <a:graphicFrameLocks xmlns:a="http://schemas.openxmlformats.org/drawingml/2006/main" noChangeAspect="1"/>
-            </wp:cNvGraphicFramePr>
-            <a:graphic xmlns:a="http://schemas.openxmlformats.org/drawingml/2006/main">
-              <a:graphicData uri="http://schemas.openxmlformats.org/drawingml/2006/picture">
-                <pic:pic xmlns:pic="http://schemas.openxmlformats.org/drawingml/2006/picture">
-                  <pic:nvPicPr>
-                    <pic:cNvPr id="0" name="" descr=""/>
-                    <pic:cNvPicPr>
-                      <a:picLocks noChangeAspect="1" noChangeArrowheads="1"/>
-                    </pic:cNvPicPr>
-                  </pic:nvPicPr>
-                  <pic:blipFill>
-                    <a:blip r:embed="rId14" cstate="none"/>
-                    <a:srcRect/>
-                    <a:stretch>
-                      <a:fillRect/>
-                    </a:stretch>
-                  </pic:blipFill>
-                  <pic:spPr bwMode="auto">
-                    <a:xfrm>
-                      <a:off x="0" y="0"/>
-                      <a:ext cx="5334000" cy="2905125"/>
-                    </a:xfrm>
-                    <a:prstGeom prst="rect">
-                      <a:avLst/>
-                    </a:prstGeom>
-                  </pic:spPr>
-                </pic:pic>
-              </a:graphicData>
-            </a:graphic>
-          </wp:inline>
-        </w:drawing>
-      </w:r>
-    </w:p>
-    <w:p>
-      <w:pPr>
-        <w:spacing w:after="120" w:line="300"/>
-        <w:jc w:val="center"/>
-      </w:pPr>
-      <w:r>
-        <w:rPr>
-          <w:i/>
-          <w:iCs/>
-          <w:color w:val="5B6575"/>
-          <w:sz w:val="19"/>
-          <w:szCs w:val="19"/>
-        </w:rPr>
-        <w:t xml:space="preserve">Comparing the four major enterprise API architectural styles.</w:t>
-      </w:r>
-    </w:p>
-    <w:p>
-      <w:pPr>
-        <w:spacing w:after="120" w:line="300"/>
-      </w:pPr>
-      <w:r>
-        <w:rPr>
-          <w:b/>
-          <w:bCs/>
-          <w:color w:val="4659A7"/>
-        </w:rPr>
-        <w:t xml:space="preserve">1  </w:t>
-      </w:r>
-      <w:r>
-        <w:t xml:space="preserve">REST (Representational State Transfer): Uses HTTP verbs and standard JSON payloads. Powers our campus web and mobile services in Missions 1 and 2.</w:t>
-      </w:r>
-    </w:p>
-    <w:p>
-      <w:pPr>
-        <w:spacing w:after="120" w:line="300"/>
-      </w:pPr>
-      <w:r>
-        <w:rPr>
-          <w:b/>
-          <w:bCs/>
-          <w:color w:val="4659A7"/>
-        </w:rPr>
-        <w:t xml:space="preserve">2  </w:t>
-      </w:r>
-      <w:r>
-        <w:t xml:space="preserve">GraphQL: Exposes a single flexible endpoint allowing clients to query exact fields in one roundtrip, preventing data bloat.</w:t>
-      </w:r>
-    </w:p>
-    <w:p>
-      <w:pPr>
-        <w:spacing w:after="120" w:line="300"/>
-      </w:pPr>
-      <w:r>
-        <w:rPr>
-          <w:b/>
-          <w:bCs/>
-          <w:color w:val="4659A7"/>
-        </w:rPr>
-        <w:t xml:space="preserve">3  </w:t>
-      </w:r>
-      <w:r>
-        <w:t xml:space="preserve">SOAP (Simple Object Access Protocol): Strict, XML based protocol with rigorous enterprise schemas, common in banking and legacy registrar records.</w:t>
-      </w:r>
-    </w:p>
-    <w:p>
-      <w:pPr>
-        <w:spacing w:after="120" w:line="300"/>
-      </w:pPr>
-      <w:r>
-        <w:rPr>
-          <w:b/>
-          <w:bCs/>
-          <w:color w:val="4659A7"/>
-        </w:rPr>
-        <w:t xml:space="preserve">4  </w:t>
-      </w:r>
-      <w:r>
-        <w:t xml:space="preserve">gRPC: High performance binary protocol created by Google for microsecond communication between internal microservices.</w:t>
-      </w:r>
-    </w:p>
+    <w:tbl>
+      <w:tblPr>
+        <w:tblW w:type="pct" w:w="100%"/>
+        <w:tblBorders>
+          <w:top w:val="single" w:color="auto" w:sz="4"/>
+          <w:left w:val="single" w:color="auto" w:sz="4"/>
+          <w:bottom w:val="single" w:color="auto" w:sz="4"/>
+          <w:right w:val="single" w:color="auto" w:sz="4"/>
+          <w:insideH w:val="single" w:color="auto" w:sz="4"/>
+          <w:insideV w:val="single" w:color="auto" w:sz="4"/>
+        </w:tblBorders>
+      </w:tblPr>
+      <w:tblGrid>
+        <w:gridCol w:w="100"/>
+      </w:tblGrid>
+      <w:tr>
+        <w:tc>
+          <w:tcPr>
+            <w:tcBorders>
+              <w:top w:val="single" w:color="D9E0EA" w:sz="2"/>
+              <w:left w:val="single" w:color="D9E0EA" w:sz="2"/>
+              <w:bottom w:val="single" w:color="D9E0EA" w:sz="2"/>
+              <w:right w:val="single" w:color="D9E0EA" w:sz="2"/>
+            </w:tcBorders>
+            <w:shd w:fill="F8FAFC" w:val="clear"/>
+            <w:tcMar>
+              <w:top w:type="dxa" w:w="130"/>
+              <w:left w:type="dxa" w:w="160"/>
+              <w:bottom w:type="dxa" w:w="130"/>
+              <w:right w:type="dxa" w:w="160"/>
+            </w:tcMar>
+          </w:tcPr>
+          <w:p>
+            <w:pPr>
+              <w:spacing w:after="120" w:line="300"/>
+            </w:pPr>
+            <w:r>
+              <w:rPr>
+                <w:b/>
+                <w:bCs/>
+                <w:color w:val="263A67"/>
+              </w:rPr>
+              <w:t xml:space="preserve">ARCHITECTURE · Architectural Comparison: The Four Major API Styles</w:t>
+            </w:r>
+          </w:p>
+          <w:p>
+            <w:pPr>
+              <w:spacing w:after="120" w:line="300"/>
+            </w:pPr>
+            <w:r>
+              <w:rPr>
+                <w:b/>
+                <w:bCs/>
+                <w:color w:val="4659A7"/>
+                <w:sz w:val="22"/>
+                <w:szCs w:val="22"/>
+              </w:rPr>
+              <w:t xml:space="preserve">ENTERPRISE PATTERNS · Architectural Comparison: The Four Major API Styles</w:t>
+            </w:r>
+          </w:p>
+          <w:p>
+            <w:pPr>
+              <w:spacing w:after="120" w:line="300"/>
+            </w:pPr>
+            <w:r>
+              <w:t xml:space="preserve">While REST represents the most dominant architectural style across modern cloud applications, enterprise ecosystems like our campus utilize multiple specialized API paradigms based on throughput, latency, and contract strictness. Understanding these four architectural styles gives you the tactical versatility to test any endpoint across the enterprise.</w:t>
+            </w:r>
+          </w:p>
+          <w:p>
+            <w:pPr>
+              <w:jc w:val="center"/>
+            </w:pPr>
+            <w:r>
+              <w:drawing>
+                <wp:inline distT="0" distB="0" distL="0" distR="0">
+                  <wp:extent cx="5334000" cy="2905125"/>
+                  <wp:effectExtent t="0" r="0" b="0" l="0"/>
+                  <wp:docPr id="1" name="Architectural comparison matrix contrasting REST, GraphQL, SOAP, and gRPC across data formats, transport protocols, and use cases." descr="Architectural comparison matrix contrasting REST, GraphQL, SOAP, and gRPC across data formats, transport protocols, and use cases." title="Architectural comparison matrix contrasting REST, GraphQL, SOAP, and gRPC across data formats, transport protocols, and use cases."/>
+                  <wp:cNvGraphicFramePr>
+                    <a:graphicFrameLocks xmlns:a="http://schemas.openxmlformats.org/drawingml/2006/main" noChangeAspect="1"/>
+                  </wp:cNvGraphicFramePr>
+                  <a:graphic xmlns:a="http://schemas.openxmlformats.org/drawingml/2006/main">
+                    <a:graphicData uri="http://schemas.openxmlformats.org/drawingml/2006/picture">
+                      <pic:pic xmlns:pic="http://schemas.openxmlformats.org/drawingml/2006/picture">
+                        <pic:nvPicPr>
+                          <pic:cNvPr id="0" name="" descr=""/>
+                          <pic:cNvPicPr>
+                            <a:picLocks noChangeAspect="1" noChangeArrowheads="1"/>
+                          </pic:cNvPicPr>
+                        </pic:nvPicPr>
+                        <pic:blipFill>
+                          <a:blip r:embed="rId14" cstate="none"/>
+                          <a:srcRect/>
+                          <a:stretch>
+                            <a:fillRect/>
+                          </a:stretch>
+                        </pic:blipFill>
+                        <pic:spPr bwMode="auto">
+                          <a:xfrm>
+                            <a:off x="0" y="0"/>
+                            <a:ext cx="5334000" cy="2905125"/>
+                          </a:xfrm>
+                          <a:prstGeom prst="rect">
+                            <a:avLst/>
+                          </a:prstGeom>
+                        </pic:spPr>
+                      </pic:pic>
+                    </a:graphicData>
+                  </a:graphic>
+                </wp:inline>
+              </w:drawing>
+            </w:r>
+          </w:p>
+          <w:p>
+            <w:pPr>
+              <w:spacing w:after="120" w:line="300"/>
+              <w:jc w:val="center"/>
+            </w:pPr>
+            <w:r>
+              <w:rPr>
+                <w:i/>
+                <w:iCs/>
+                <w:color w:val="5B6575"/>
+                <w:sz w:val="19"/>
+                <w:szCs w:val="19"/>
+              </w:rPr>
+              <w:t xml:space="preserve">Comparing the four major enterprise API architectural styles.</w:t>
+            </w:r>
+          </w:p>
+          <w:p>
+            <w:pPr>
+              <w:spacing w:after="120" w:line="300"/>
+            </w:pPr>
+            <w:r>
+              <w:rPr>
+                <w:b/>
+                <w:bCs/>
+                <w:color w:val="4659A7"/>
+              </w:rPr>
+              <w:t xml:space="preserve">1  </w:t>
+            </w:r>
+            <w:r>
+              <w:t xml:space="preserve">REST (Representational State Transfer): Uses HTTP verbs and standard JSON payloads. Powers our campus web and mobile services in Missions 1 and 2.</w:t>
+            </w:r>
+          </w:p>
+          <w:p>
+            <w:pPr>
+              <w:spacing w:after="120" w:line="300"/>
+            </w:pPr>
+            <w:r>
+              <w:rPr>
+                <w:b/>
+                <w:bCs/>
+                <w:color w:val="4659A7"/>
+              </w:rPr>
+              <w:t xml:space="preserve">2  </w:t>
+            </w:r>
+            <w:r>
+              <w:t xml:space="preserve">GraphQL: Exposes a single flexible endpoint allowing clients to query exact fields in one roundtrip, preventing data bloat.</w:t>
+            </w:r>
+          </w:p>
+          <w:p>
+            <w:pPr>
+              <w:spacing w:after="120" w:line="300"/>
+            </w:pPr>
+            <w:r>
+              <w:rPr>
+                <w:b/>
+                <w:bCs/>
+                <w:color w:val="4659A7"/>
+              </w:rPr>
+              <w:t xml:space="preserve">3  </w:t>
+            </w:r>
+            <w:r>
+              <w:t xml:space="preserve">SOAP (Simple Object Access Protocol): Strict, XML based protocol with rigorous enterprise schemas, common in banking and legacy registrar records.</w:t>
+            </w:r>
+          </w:p>
+          <w:p>
+            <w:pPr>
+              <w:spacing w:after="120" w:line="300"/>
+            </w:pPr>
+            <w:r>
+              <w:rPr>
+                <w:b/>
+                <w:bCs/>
+                <w:color w:val="4659A7"/>
+              </w:rPr>
+              <w:t xml:space="preserve">4  </w:t>
+            </w:r>
+            <w:r>
+              <w:t xml:space="preserve">gRPC: High performance binary protocol created by Google for microsecond communication between internal microservices.</w:t>
+            </w:r>
+          </w:p>
+        </w:tc>
+      </w:tr>
+    </w:tbl>
     <w:p>
       <w:pPr>
         <w:pStyle w:val="Heading2"/>
@@ -4099,155 +4343,218 @@
         <w:t xml:space="preserve">Step 2: Anatomy of the HTTP Wire</w:t>
       </w:r>
     </w:p>
-    <w:p>
-      <w:pPr>
-        <w:spacing w:after="120" w:line="300"/>
-      </w:pPr>
-      <w:r>
-        <w:t xml:space="preserve">Every HTTP transaction consists of two halves: the Request sent by the client, and the Response sent back by the server.</w:t>
-      </w:r>
-    </w:p>
-    <w:p>
-      <w:pPr>
-        <w:jc w:val="center"/>
-      </w:pPr>
-      <w:r>
-        <w:drawing>
-          <wp:inline distT="0" distB="0" distL="0" distR="0">
-            <wp:extent cx="5334000" cy="2905125"/>
-            <wp:effectExtent t="0" r="0" b="0" l="0"/>
-            <wp:docPr id="1" name="Anatomy of an HTTP transaction showing Request structure (Method, URL, Headers, Body) and Response structure (Status Code, Headers, Body)." descr="Anatomy of an HTTP transaction showing Request structure (Method, URL, Headers, Body) and Response structure (Status Code, Headers, Body)." title="Anatomy of an HTTP transaction showing Request structure (Method, URL, Headers, Body) and Response structure (Status Code, Headers, Body)."/>
-            <wp:cNvGraphicFramePr>
-              <a:graphicFrameLocks xmlns:a="http://schemas.openxmlformats.org/drawingml/2006/main" noChangeAspect="1"/>
-            </wp:cNvGraphicFramePr>
-            <a:graphic xmlns:a="http://schemas.openxmlformats.org/drawingml/2006/main">
-              <a:graphicData uri="http://schemas.openxmlformats.org/drawingml/2006/picture">
-                <pic:pic xmlns:pic="http://schemas.openxmlformats.org/drawingml/2006/picture">
-                  <pic:nvPicPr>
-                    <pic:cNvPr id="0" name="" descr=""/>
-                    <pic:cNvPicPr>
-                      <a:picLocks noChangeAspect="1" noChangeArrowheads="1"/>
-                    </pic:cNvPicPr>
-                  </pic:nvPicPr>
-                  <pic:blipFill>
-                    <a:blip r:embed="rId15" cstate="none"/>
-                    <a:srcRect/>
-                    <a:stretch>
-                      <a:fillRect/>
-                    </a:stretch>
-                  </pic:blipFill>
-                  <pic:spPr bwMode="auto">
-                    <a:xfrm>
-                      <a:off x="0" y="0"/>
-                      <a:ext cx="5334000" cy="2905125"/>
-                    </a:xfrm>
-                    <a:prstGeom prst="rect">
-                      <a:avLst/>
-                    </a:prstGeom>
-                  </pic:spPr>
-                </pic:pic>
-              </a:graphicData>
-            </a:graphic>
-          </wp:inline>
-        </w:drawing>
-      </w:r>
-    </w:p>
-    <w:p>
-      <w:pPr>
-        <w:spacing w:after="120" w:line="300"/>
-        <w:jc w:val="center"/>
-      </w:pPr>
-      <w:r>
-        <w:rPr>
-          <w:i/>
-          <w:iCs/>
-          <w:color w:val="5B6575"/>
-          <w:sz w:val="19"/>
-          <w:szCs w:val="19"/>
-        </w:rPr>
-        <w:t xml:space="preserve">The complete anatomy of an HTTP conversation across the network.</w:t>
-      </w:r>
-    </w:p>
-    <w:p>
-      <w:pPr>
-        <w:spacing w:after="120" w:line="300"/>
-      </w:pPr>
-      <w:r>
-        <w:rPr>
-          <w:b/>
-          <w:bCs/>
-          <w:color w:val="4659A7"/>
-        </w:rPr>
-        <w:t xml:space="preserve">1  </w:t>
-      </w:r>
-      <w:r>
-        <w:t xml:space="preserve">Part 1 (Request Method and Path): The HTTP verb (such as POST) targeting the resource route /api/v1/books and protocol version HTTP/1.1.</w:t>
-      </w:r>
-    </w:p>
-    <w:p>
-      <w:pPr>
-        <w:spacing w:after="120" w:line="300"/>
-      </w:pPr>
-      <w:r>
-        <w:rPr>
-          <w:b/>
-          <w:bCs/>
-          <w:color w:val="4659A7"/>
-        </w:rPr>
-        <w:t xml:space="preserve">2  </w:t>
-      </w:r>
-      <w:r>
-        <w:t xml:space="preserve">Part 2 (Request Headers): Essential wire metadata such as Content Type application json and authorization tokens.</w:t>
-      </w:r>
-    </w:p>
-    <w:p>
-      <w:pPr>
-        <w:spacing w:after="120" w:line="300"/>
-      </w:pPr>
-      <w:r>
-        <w:rPr>
-          <w:b/>
-          <w:bCs/>
-          <w:color w:val="4659A7"/>
-        </w:rPr>
-        <w:t xml:space="preserve">3  </w:t>
-      </w:r>
-      <w:r>
-        <w:t xml:space="preserve">Part 3 (Request JSON Payload): The structured client data (title, author, year) sent across the network.</w:t>
-      </w:r>
-    </w:p>
-    <w:p>
-      <w:pPr>
-        <w:spacing w:after="120" w:line="300"/>
-      </w:pPr>
-      <w:r>
-        <w:rPr>
-          <w:b/>
-          <w:bCs/>
-          <w:color w:val="4659A7"/>
-        </w:rPr>
-        <w:t xml:space="preserve">4  </w:t>
-      </w:r>
-      <w:r>
-        <w:t xml:space="preserve">Part 4 (Response Status Code): The numerical status code (such as 201 Created) signaling success.</w:t>
-      </w:r>
-    </w:p>
-    <w:p>
-      <w:pPr>
-        <w:spacing w:after="120" w:line="300"/>
-      </w:pPr>
-      <w:r>
-        <w:rPr>
-          <w:b/>
-          <w:bCs/>
-          <w:color w:val="4659A7"/>
-        </w:rPr>
-        <w:t xml:space="preserve">5  </w:t>
-      </w:r>
-      <w:r>
-        <w:t xml:space="preserve">Part 5 (Response Body): The server output containing the generated resource ID and confirmation message.</w:t>
-      </w:r>
-    </w:p>
+    <w:tbl>
+      <w:tblPr>
+        <w:tblW w:type="pct" w:w="100%"/>
+        <w:tblBorders>
+          <w:top w:val="single" w:color="auto" w:sz="4"/>
+          <w:left w:val="single" w:color="auto" w:sz="4"/>
+          <w:bottom w:val="single" w:color="auto" w:sz="4"/>
+          <w:right w:val="single" w:color="auto" w:sz="4"/>
+          <w:insideH w:val="single" w:color="auto" w:sz="4"/>
+          <w:insideV w:val="single" w:color="auto" w:sz="4"/>
+        </w:tblBorders>
+      </w:tblPr>
+      <w:tblGrid>
+        <w:gridCol w:w="100"/>
+      </w:tblGrid>
+      <w:tr>
+        <w:tc>
+          <w:tcPr>
+            <w:tcBorders>
+              <w:top w:val="single" w:color="D9E0EA" w:sz="2"/>
+              <w:left w:val="single" w:color="D9E0EA" w:sz="2"/>
+              <w:bottom w:val="single" w:color="D9E0EA" w:sz="2"/>
+              <w:right w:val="single" w:color="D9E0EA" w:sz="2"/>
+            </w:tcBorders>
+            <w:shd w:fill="F8FAFC" w:val="clear"/>
+            <w:tcMar>
+              <w:top w:type="dxa" w:w="130"/>
+              <w:left w:type="dxa" w:w="160"/>
+              <w:bottom w:type="dxa" w:w="130"/>
+              <w:right w:type="dxa" w:w="160"/>
+            </w:tcMar>
+          </w:tcPr>
+          <w:p>
+            <w:pPr>
+              <w:spacing w:after="120" w:line="300"/>
+            </w:pPr>
+            <w:r>
+              <w:rPr>
+                <w:b/>
+                <w:bCs/>
+                <w:color w:val="263A67"/>
+              </w:rPr>
+              <w:t xml:space="preserve">ARCHITECTURE · HTTP Wire Anatomy: Dissecting the Protocol Request and Response</w:t>
+            </w:r>
+          </w:p>
+          <w:p>
+            <w:pPr>
+              <w:spacing w:after="120" w:line="300"/>
+            </w:pPr>
+            <w:r>
+              <w:rPr>
+                <w:b/>
+                <w:bCs/>
+                <w:color w:val="4659A7"/>
+                <w:sz w:val="22"/>
+                <w:szCs w:val="22"/>
+              </w:rPr>
+              <w:t xml:space="preserve">PROTOCOL SPECIFICATION · HTTP Wire Anatomy: Dissecting the Protocol Request and Response</w:t>
+            </w:r>
+          </w:p>
+          <w:p>
+            <w:pPr>
+              <w:spacing w:after="120" w:line="300"/>
+            </w:pPr>
+            <w:r>
+              <w:t xml:space="preserve">Every HTTP transaction consists of two halves: the Request sent by the client, and the Response sent back by the server. When an API call fails, Lead API Test Automation Architects do not guess or blame the network. We dissect the raw request and response anatomy to locate the exact breakdown across method, headers, and payload.</w:t>
+            </w:r>
+          </w:p>
+          <w:p>
+            <w:pPr>
+              <w:jc w:val="center"/>
+            </w:pPr>
+            <w:r>
+              <w:drawing>
+                <wp:inline distT="0" distB="0" distL="0" distR="0">
+                  <wp:extent cx="5334000" cy="2905125"/>
+                  <wp:effectExtent t="0" r="0" b="0" l="0"/>
+                  <wp:docPr id="1" name="Anatomy of an HTTP transaction showing Request structure (Method, URL, Headers, Body) and Response structure (Status Code, Headers, Body)." descr="Anatomy of an HTTP transaction showing Request structure (Method, URL, Headers, Body) and Response structure (Status Code, Headers, Body)." title="Anatomy of an HTTP transaction showing Request structure (Method, URL, Headers, Body) and Response structure (Status Code, Headers, Body)."/>
+                  <wp:cNvGraphicFramePr>
+                    <a:graphicFrameLocks xmlns:a="http://schemas.openxmlformats.org/drawingml/2006/main" noChangeAspect="1"/>
+                  </wp:cNvGraphicFramePr>
+                  <a:graphic xmlns:a="http://schemas.openxmlformats.org/drawingml/2006/main">
+                    <a:graphicData uri="http://schemas.openxmlformats.org/drawingml/2006/picture">
+                      <pic:pic xmlns:pic="http://schemas.openxmlformats.org/drawingml/2006/picture">
+                        <pic:nvPicPr>
+                          <pic:cNvPr id="0" name="" descr=""/>
+                          <pic:cNvPicPr>
+                            <a:picLocks noChangeAspect="1" noChangeArrowheads="1"/>
+                          </pic:cNvPicPr>
+                        </pic:nvPicPr>
+                        <pic:blipFill>
+                          <a:blip r:embed="rId15" cstate="none"/>
+                          <a:srcRect/>
+                          <a:stretch>
+                            <a:fillRect/>
+                          </a:stretch>
+                        </pic:blipFill>
+                        <pic:spPr bwMode="auto">
+                          <a:xfrm>
+                            <a:off x="0" y="0"/>
+                            <a:ext cx="5334000" cy="2905125"/>
+                          </a:xfrm>
+                          <a:prstGeom prst="rect">
+                            <a:avLst/>
+                          </a:prstGeom>
+                        </pic:spPr>
+                      </pic:pic>
+                    </a:graphicData>
+                  </a:graphic>
+                </wp:inline>
+              </w:drawing>
+            </w:r>
+          </w:p>
+          <w:p>
+            <w:pPr>
+              <w:spacing w:after="120" w:line="300"/>
+              <w:jc w:val="center"/>
+            </w:pPr>
+            <w:r>
+              <w:rPr>
+                <w:i/>
+                <w:iCs/>
+                <w:color w:val="5B6575"/>
+                <w:sz w:val="19"/>
+                <w:szCs w:val="19"/>
+              </w:rPr>
+              <w:t xml:space="preserve">The complete anatomy of an HTTP conversation across the network.</w:t>
+            </w:r>
+          </w:p>
+          <w:p>
+            <w:pPr>
+              <w:spacing w:after="120" w:line="300"/>
+            </w:pPr>
+            <w:r>
+              <w:rPr>
+                <w:b/>
+                <w:bCs/>
+                <w:color w:val="4659A7"/>
+              </w:rPr>
+              <w:t xml:space="preserve">1  </w:t>
+            </w:r>
+            <w:r>
+              <w:t xml:space="preserve">Part 1 (Request Method and Path): The HTTP verb (such as POST) targeting the resource route /api/v1/books and protocol version HTTP/1.1.</w:t>
+            </w:r>
+          </w:p>
+          <w:p>
+            <w:pPr>
+              <w:spacing w:after="120" w:line="300"/>
+            </w:pPr>
+            <w:r>
+              <w:rPr>
+                <w:b/>
+                <w:bCs/>
+                <w:color w:val="4659A7"/>
+              </w:rPr>
+              <w:t xml:space="preserve">2  </w:t>
+            </w:r>
+            <w:r>
+              <w:t xml:space="preserve">Part 2 (Request Headers): Essential wire metadata such as Content Type application json and authorization tokens.</w:t>
+            </w:r>
+          </w:p>
+          <w:p>
+            <w:pPr>
+              <w:spacing w:after="120" w:line="300"/>
+            </w:pPr>
+            <w:r>
+              <w:rPr>
+                <w:b/>
+                <w:bCs/>
+                <w:color w:val="4659A7"/>
+              </w:rPr>
+              <w:t xml:space="preserve">3  </w:t>
+            </w:r>
+            <w:r>
+              <w:t xml:space="preserve">Part 3 (Request JSON Payload): The structured client data (title, author, year) sent across the network.</w:t>
+            </w:r>
+          </w:p>
+          <w:p>
+            <w:pPr>
+              <w:spacing w:after="120" w:line="300"/>
+            </w:pPr>
+            <w:r>
+              <w:rPr>
+                <w:b/>
+                <w:bCs/>
+                <w:color w:val="4659A7"/>
+              </w:rPr>
+              <w:t xml:space="preserve">4  </w:t>
+            </w:r>
+            <w:r>
+              <w:t xml:space="preserve">Part 4 (Response Status Code): The numerical status code (such as 201 Created) signaling success.</w:t>
+            </w:r>
+          </w:p>
+          <w:p>
+            <w:pPr>
+              <w:spacing w:after="120" w:line="300"/>
+            </w:pPr>
+            <w:r>
+              <w:rPr>
+                <w:b/>
+                <w:bCs/>
+                <w:color w:val="4659A7"/>
+              </w:rPr>
+              <w:t xml:space="preserve">5  </w:t>
+            </w:r>
+            <w:r>
+              <w:t xml:space="preserve">Part 5 (Response Body): The server output containing the generated resource ID and confirmation message.</w:t>
+            </w:r>
+          </w:p>
+        </w:tc>
+      </w:tr>
+    </w:tbl>
     <w:p>
       <w:pPr>
         <w:pStyle w:val="Heading2"/>
@@ -4808,155 +5115,6 @@
         <w:t xml:space="preserve">Step 4: The 5 Status Code Families and Live Verification</w:t>
       </w:r>
     </w:p>
-    <w:p>
-      <w:pPr>
-        <w:spacing w:after="120" w:line="300"/>
-      </w:pPr>
-      <w:r>
-        <w:t xml:space="preserve">When a server answers an API call, it returns a three digit status code grouped into five families.</w:t>
-      </w:r>
-    </w:p>
-    <w:p>
-      <w:pPr>
-        <w:jc w:val="center"/>
-      </w:pPr>
-      <w:r>
-        <w:drawing>
-          <wp:inline distT="0" distB="0" distL="0" distR="0">
-            <wp:extent cx="5334000" cy="2905125"/>
-            <wp:effectExtent t="0" r="0" b="0" l="0"/>
-            <wp:docPr id="1" name="Infographic guide showing the 5 HTTP status code families from 1xx to 5xx with color coded indicators." descr="Infographic guide showing the 5 HTTP status code families from 1xx to 5xx with color coded indicators." title="Infographic guide showing the 5 HTTP status code families from 1xx to 5xx with color coded indicators."/>
-            <wp:cNvGraphicFramePr>
-              <a:graphicFrameLocks xmlns:a="http://schemas.openxmlformats.org/drawingml/2006/main" noChangeAspect="1"/>
-            </wp:cNvGraphicFramePr>
-            <a:graphic xmlns:a="http://schemas.openxmlformats.org/drawingml/2006/main">
-              <a:graphicData uri="http://schemas.openxmlformats.org/drawingml/2006/picture">
-                <pic:pic xmlns:pic="http://schemas.openxmlformats.org/drawingml/2006/picture">
-                  <pic:nvPicPr>
-                    <pic:cNvPr id="0" name="" descr=""/>
-                    <pic:cNvPicPr>
-                      <a:picLocks noChangeAspect="1" noChangeArrowheads="1"/>
-                    </pic:cNvPicPr>
-                  </pic:nvPicPr>
-                  <pic:blipFill>
-                    <a:blip r:embed="rId16" cstate="none"/>
-                    <a:srcRect/>
-                    <a:stretch>
-                      <a:fillRect/>
-                    </a:stretch>
-                  </pic:blipFill>
-                  <pic:spPr bwMode="auto">
-                    <a:xfrm>
-                      <a:off x="0" y="0"/>
-                      <a:ext cx="5334000" cy="2905125"/>
-                    </a:xfrm>
-                    <a:prstGeom prst="rect">
-                      <a:avLst/>
-                    </a:prstGeom>
-                  </pic:spPr>
-                </pic:pic>
-              </a:graphicData>
-            </a:graphic>
-          </wp:inline>
-        </w:drawing>
-      </w:r>
-    </w:p>
-    <w:p>
-      <w:pPr>
-        <w:spacing w:after="120" w:line="300"/>
-        <w:jc w:val="center"/>
-      </w:pPr>
-      <w:r>
-        <w:rPr>
-          <w:i/>
-          <w:iCs/>
-          <w:color w:val="5B6575"/>
-          <w:sz w:val="19"/>
-          <w:szCs w:val="19"/>
-        </w:rPr>
-        <w:t xml:space="preserve">The five status code families every API engineer must know.</w:t>
-      </w:r>
-    </w:p>
-    <w:p>
-      <w:pPr>
-        <w:spacing w:after="120" w:line="300"/>
-      </w:pPr>
-      <w:r>
-        <w:rPr>
-          <w:b/>
-          <w:bCs/>
-          <w:color w:val="4659A7"/>
-        </w:rPr>
-        <w:t xml:space="preserve">1  </w:t>
-      </w:r>
-      <w:r>
-        <w:t xml:space="preserve">1xx (Informational): Request received, continuing process (such as 100 Continue).</w:t>
-      </w:r>
-    </w:p>
-    <w:p>
-      <w:pPr>
-        <w:spacing w:after="120" w:line="300"/>
-      </w:pPr>
-      <w:r>
-        <w:rPr>
-          <w:b/>
-          <w:bCs/>
-          <w:color w:val="4659A7"/>
-        </w:rPr>
-        <w:t xml:space="preserve">2  </w:t>
-      </w:r>
-      <w:r>
-        <w:t xml:space="preserve">2xx (Success): Action accepted and completed (such as 200 OK, 201 Created).</w:t>
-      </w:r>
-    </w:p>
-    <w:p>
-      <w:pPr>
-        <w:spacing w:after="120" w:line="300"/>
-      </w:pPr>
-      <w:r>
-        <w:rPr>
-          <w:b/>
-          <w:bCs/>
-          <w:color w:val="4659A7"/>
-        </w:rPr>
-        <w:t xml:space="preserve">3  </w:t>
-      </w:r>
-      <w:r>
-        <w:t xml:space="preserve">3xx (Redirection): Resource moved to another location (such as 301 Moved Permanently).</w:t>
-      </w:r>
-    </w:p>
-    <w:p>
-      <w:pPr>
-        <w:spacing w:after="120" w:line="300"/>
-      </w:pPr>
-      <w:r>
-        <w:rPr>
-          <w:b/>
-          <w:bCs/>
-          <w:color w:val="4659A7"/>
-        </w:rPr>
-        <w:t xml:space="preserve">4  </w:t>
-      </w:r>
-      <w:r>
-        <w:t xml:space="preserve">4xx (Client Error): The client sent bad data or requested a missing URL (such as 400 Bad Request, 404 Not Found).</w:t>
-      </w:r>
-    </w:p>
-    <w:p>
-      <w:pPr>
-        <w:spacing w:after="120" w:line="300"/>
-      </w:pPr>
-      <w:r>
-        <w:rPr>
-          <w:b/>
-          <w:bCs/>
-          <w:color w:val="4659A7"/>
-        </w:rPr>
-        <w:t xml:space="preserve">5  </w:t>
-      </w:r>
-      <w:r>
-        <w:t xml:space="preserve">5xx (Server Error): The server crashed or threw an unhandled exception (such as 500 Internal Server Error).</w:t>
-      </w:r>
-    </w:p>
     <w:tbl>
       <w:tblPr>
         <w:tblW w:type="pct" w:w="100%"/>
@@ -4981,7 +5139,7 @@
               <w:bottom w:val="single" w:color="D9E0EA" w:sz="2"/>
               <w:right w:val="single" w:color="D9E0EA" w:sz="2"/>
             </w:tcBorders>
-            <w:shd w:fill="F2F4FA" w:val="clear"/>
+            <w:shd w:fill="F8FAFC" w:val="clear"/>
             <w:tcMar>
               <w:top w:type="dxa" w:w="130"/>
               <w:left w:type="dxa" w:w="160"/>
@@ -4999,31 +5157,171 @@
                 <w:bCs/>
                 <w:color w:val="263A67"/>
               </w:rPr>
-              <w:t xml:space="preserve">Diagnosing Wire Failures and Server Crashes Live</w:t>
-            </w:r>
-          </w:p>
-          <w:p>
-            <w:pPr>
-              <w:spacing w:after="120" w:line="300"/>
-            </w:pPr>
-            <w:r>
-              <w:t xml:space="preserve">When an endpoint functions normally, a successful GET returns 200 OK and a created resource returns 201 Created. You can verify a healthy live response by opening [Campus Catalog JSON](https://raw.githubusercontent.com/mayankcoder1993/AkshatEbooks/arena/01a0bfe5-akshatebooks/course-materials/zero-to-agentic-api-testing/lesson-01/campus-catalog.json).</w:t>
-            </w:r>
-          </w:p>
-          <w:p>
-            <w:pPr>
-              <w:spacing w:after="120" w:line="300"/>
-            </w:pPr>
-            <w:r>
-              <w:t xml:space="preserve">If you request a resource that does not exist, such as querying an absent profile on GitHub via [GitHub Query Check](https://api.github.com/users/campus-test-nonexistent-user-query), the server answers with 404 Not Found and a structured error payload.</w:t>
-            </w:r>
-          </w:p>
-          <w:p>
-            <w:pPr>
-              <w:spacing w:after="120" w:line="300"/>
-            </w:pPr>
-            <w:r>
-              <w:t xml:space="preserve">If a server experiences an unhandled code exception or database pool exhaustion, it returns 500 Internal Server Error. In our upcoming test automation suites, we validate that applications handle 500 errors gracefully with clear user alerts rather than crashing abruptly.</w:t>
+              <w:t xml:space="preserve">ARCHITECTURE · HTTP Status Codes Matrix: The Five Diagnostic Families</w:t>
+            </w:r>
+          </w:p>
+          <w:p>
+            <w:pPr>
+              <w:spacing w:after="120" w:line="300"/>
+            </w:pPr>
+            <w:r>
+              <w:rPr>
+                <w:b/>
+                <w:bCs/>
+                <w:color w:val="4659A7"/>
+                <w:sz w:val="22"/>
+                <w:szCs w:val="22"/>
+              </w:rPr>
+              <w:t xml:space="preserve">RESPONSE STATUS CODES · HTTP Status Codes Matrix: The Five Diagnostic Families</w:t>
+            </w:r>
+          </w:p>
+          <w:p>
+            <w:pPr>
+              <w:spacing w:after="120" w:line="300"/>
+            </w:pPr>
+            <w:r>
+              <w:t xml:space="preserve">When a server answers an API call, it returns a three digit status code grouped into five fundamental families. Memorizing the five status code families is essential for writing accurate test assertions and diagnosing whether a problem stems from an invalid request or a crashing server.</w:t>
+            </w:r>
+          </w:p>
+          <w:p>
+            <w:pPr>
+              <w:jc w:val="center"/>
+            </w:pPr>
+            <w:r>
+              <w:drawing>
+                <wp:inline distT="0" distB="0" distL="0" distR="0">
+                  <wp:extent cx="5334000" cy="2905125"/>
+                  <wp:effectExtent t="0" r="0" b="0" l="0"/>
+                  <wp:docPr id="1" name="Infographic guide showing the 5 HTTP status code families from 1xx to 5xx with color coded indicators." descr="Infographic guide showing the 5 HTTP status code families from 1xx to 5xx with color coded indicators." title="Infographic guide showing the 5 HTTP status code families from 1xx to 5xx with color coded indicators."/>
+                  <wp:cNvGraphicFramePr>
+                    <a:graphicFrameLocks xmlns:a="http://schemas.openxmlformats.org/drawingml/2006/main" noChangeAspect="1"/>
+                  </wp:cNvGraphicFramePr>
+                  <a:graphic xmlns:a="http://schemas.openxmlformats.org/drawingml/2006/main">
+                    <a:graphicData uri="http://schemas.openxmlformats.org/drawingml/2006/picture">
+                      <pic:pic xmlns:pic="http://schemas.openxmlformats.org/drawingml/2006/picture">
+                        <pic:nvPicPr>
+                          <pic:cNvPr id="0" name="" descr=""/>
+                          <pic:cNvPicPr>
+                            <a:picLocks noChangeAspect="1" noChangeArrowheads="1"/>
+                          </pic:cNvPicPr>
+                        </pic:nvPicPr>
+                        <pic:blipFill>
+                          <a:blip r:embed="rId16" cstate="none"/>
+                          <a:srcRect/>
+                          <a:stretch>
+                            <a:fillRect/>
+                          </a:stretch>
+                        </pic:blipFill>
+                        <pic:spPr bwMode="auto">
+                          <a:xfrm>
+                            <a:off x="0" y="0"/>
+                            <a:ext cx="5334000" cy="2905125"/>
+                          </a:xfrm>
+                          <a:prstGeom prst="rect">
+                            <a:avLst/>
+                          </a:prstGeom>
+                        </pic:spPr>
+                      </pic:pic>
+                    </a:graphicData>
+                  </a:graphic>
+                </wp:inline>
+              </w:drawing>
+            </w:r>
+          </w:p>
+          <w:p>
+            <w:pPr>
+              <w:spacing w:after="120" w:line="300"/>
+              <w:jc w:val="center"/>
+            </w:pPr>
+            <w:r>
+              <w:rPr>
+                <w:i/>
+                <w:iCs/>
+                <w:color w:val="5B6575"/>
+                <w:sz w:val="19"/>
+                <w:szCs w:val="19"/>
+              </w:rPr>
+              <w:t xml:space="preserve">The five status code families every API engineer must know.</w:t>
+            </w:r>
+          </w:p>
+          <w:p>
+            <w:pPr>
+              <w:spacing w:after="120" w:line="300"/>
+            </w:pPr>
+            <w:r>
+              <w:rPr>
+                <w:b/>
+                <w:bCs/>
+                <w:color w:val="4659A7"/>
+              </w:rPr>
+              <w:t xml:space="preserve">1  </w:t>
+            </w:r>
+            <w:r>
+              <w:t xml:space="preserve">1xx (Informational): Request received, continuing process (such as 100 Continue).</w:t>
+            </w:r>
+          </w:p>
+          <w:p>
+            <w:pPr>
+              <w:spacing w:after="120" w:line="300"/>
+            </w:pPr>
+            <w:r>
+              <w:rPr>
+                <w:b/>
+                <w:bCs/>
+                <w:color w:val="4659A7"/>
+              </w:rPr>
+              <w:t xml:space="preserve">2  </w:t>
+            </w:r>
+            <w:r>
+              <w:t xml:space="preserve">2xx (Success): Action accepted and completed (such as 200 OK, 201 Created).</w:t>
+            </w:r>
+          </w:p>
+          <w:p>
+            <w:pPr>
+              <w:spacing w:after="120" w:line="300"/>
+            </w:pPr>
+            <w:r>
+              <w:rPr>
+                <w:b/>
+                <w:bCs/>
+                <w:color w:val="4659A7"/>
+              </w:rPr>
+              <w:t xml:space="preserve">3  </w:t>
+            </w:r>
+            <w:r>
+              <w:t xml:space="preserve">3xx (Redirection): Resource moved to another location (such as 301 Moved Permanently).</w:t>
+            </w:r>
+          </w:p>
+          <w:p>
+            <w:pPr>
+              <w:spacing w:after="120" w:line="300"/>
+            </w:pPr>
+            <w:r>
+              <w:rPr>
+                <w:b/>
+                <w:bCs/>
+                <w:color w:val="4659A7"/>
+              </w:rPr>
+              <w:t xml:space="preserve">4  </w:t>
+            </w:r>
+            <w:r>
+              <w:t xml:space="preserve">4xx (Client Error): The client sent bad data or requested a missing URL (such as 400 Bad Request, 404 Not Found).</w:t>
+            </w:r>
+          </w:p>
+          <w:p>
+            <w:pPr>
+              <w:spacing w:after="120" w:line="300"/>
+            </w:pPr>
+            <w:r>
+              <w:rPr>
+                <w:b/>
+                <w:bCs/>
+                <w:color w:val="4659A7"/>
+              </w:rPr>
+              <w:t xml:space="preserve">5  </w:t>
+            </w:r>
+            <w:r>
+              <w:t xml:space="preserve">5xx (Server Error): The server crashed or threw an unhandled exception (such as 500 Internal Server Error).</w:t>
             </w:r>
           </w:p>
         </w:tc>
@@ -5071,6 +5369,78 @@
                 <w:bCs/>
                 <w:color w:val="263A67"/>
               </w:rPr>
+              <w:t xml:space="preserve">Diagnosing Wire Failures and Server Crashes Live</w:t>
+            </w:r>
+          </w:p>
+          <w:p>
+            <w:pPr>
+              <w:spacing w:after="120" w:line="300"/>
+            </w:pPr>
+            <w:r>
+              <w:t xml:space="preserve">When an endpoint functions normally, a successful GET returns 200 OK and a created resource returns 201 Created. You can verify a healthy live response by opening [Campus Catalog JSON](https://raw.githubusercontent.com/mayankcoder1993/AkshatEbooks/arena/01a0bfe5-akshatebooks/course-materials/zero-to-agentic-api-testing/lesson-01/campus-catalog.json).</w:t>
+            </w:r>
+          </w:p>
+          <w:p>
+            <w:pPr>
+              <w:spacing w:after="120" w:line="300"/>
+            </w:pPr>
+            <w:r>
+              <w:t xml:space="preserve">If you request a resource that does not exist, such as querying an absent profile on GitHub via [GitHub Query Check](https://api.github.com/users/campus-test-nonexistent-user-query), the server answers with 404 Not Found and a structured error payload.</w:t>
+            </w:r>
+          </w:p>
+          <w:p>
+            <w:pPr>
+              <w:spacing w:after="120" w:line="300"/>
+            </w:pPr>
+            <w:r>
+              <w:t xml:space="preserve">If a server experiences an unhandled code exception or database pool exhaustion, it returns 500 Internal Server Error. In our upcoming test automation suites, we validate that applications handle 500 errors gracefully with clear user alerts rather than crashing abruptly.</w:t>
+            </w:r>
+          </w:p>
+        </w:tc>
+      </w:tr>
+    </w:tbl>
+    <w:tbl>
+      <w:tblPr>
+        <w:tblW w:type="pct" w:w="100%"/>
+        <w:tblBorders>
+          <w:top w:val="single" w:color="auto" w:sz="4"/>
+          <w:left w:val="single" w:color="auto" w:sz="4"/>
+          <w:bottom w:val="single" w:color="auto" w:sz="4"/>
+          <w:right w:val="single" w:color="auto" w:sz="4"/>
+          <w:insideH w:val="single" w:color="auto" w:sz="4"/>
+          <w:insideV w:val="single" w:color="auto" w:sz="4"/>
+        </w:tblBorders>
+      </w:tblPr>
+      <w:tblGrid>
+        <w:gridCol w:w="100"/>
+      </w:tblGrid>
+      <w:tr>
+        <w:tc>
+          <w:tcPr>
+            <w:tcBorders>
+              <w:top w:val="single" w:color="D9E0EA" w:sz="2"/>
+              <w:left w:val="single" w:color="D9E0EA" w:sz="2"/>
+              <w:bottom w:val="single" w:color="D9E0EA" w:sz="2"/>
+              <w:right w:val="single" w:color="D9E0EA" w:sz="2"/>
+            </w:tcBorders>
+            <w:shd w:fill="F2F4FA" w:val="clear"/>
+            <w:tcMar>
+              <w:top w:type="dxa" w:w="130"/>
+              <w:left w:type="dxa" w:w="160"/>
+              <w:bottom w:type="dxa" w:w="130"/>
+              <w:right w:type="dxa" w:w="160"/>
+            </w:tcMar>
+          </w:tcPr>
+          <w:p>
+            <w:pPr>
+              <w:spacing w:after="120" w:line="300"/>
+            </w:pPr>
+            <w:r>
+              <w:rPr>
+                <w:b/>
+                <w:bCs/>
+                <w:color w:val="263A67"/>
+              </w:rPr>
               <w:t xml:space="preserve">Fresher Trap to Avoid: Using GET to Transmit Secrets or Delete Data</w:t>
             </w:r>
           </w:p>
@@ -6237,131 +6607,202 @@
         <w:t xml:space="preserve">Step 3: Tour of the Postman Workbench</w:t>
       </w:r>
     </w:p>
-    <w:p>
-      <w:pPr>
-        <w:jc w:val="center"/>
-      </w:pPr>
-      <w:r>
-        <w:drawing>
-          <wp:inline distT="0" distB="0" distL="0" distR="0">
-            <wp:extent cx="5334000" cy="2905125"/>
-            <wp:effectExtent t="0" r="0" b="0" l="0"/>
-            <wp:docPr id="1" name="Postman UI architectural overview: Workspaces, Collections sidebar as test suites, Request Builder tabs, and Response/Console viewer." descr="Postman UI architectural overview: Workspaces, Collections sidebar as test suites, Request Builder tabs, and Response/Console viewer." title="Postman UI architectural overview: Workspaces, Collections sidebar as test suites, Request Builder tabs, and Response/Console viewer."/>
-            <wp:cNvGraphicFramePr>
-              <a:graphicFrameLocks xmlns:a="http://schemas.openxmlformats.org/drawingml/2006/main" noChangeAspect="1"/>
-            </wp:cNvGraphicFramePr>
-            <a:graphic xmlns:a="http://schemas.openxmlformats.org/drawingml/2006/main">
-              <a:graphicData uri="http://schemas.openxmlformats.org/drawingml/2006/picture">
-                <pic:pic xmlns:pic="http://schemas.openxmlformats.org/drawingml/2006/picture">
-                  <pic:nvPicPr>
-                    <pic:cNvPr id="0" name="" descr=""/>
-                    <pic:cNvPicPr>
-                      <a:picLocks noChangeAspect="1" noChangeArrowheads="1"/>
-                    </pic:cNvPicPr>
-                  </pic:nvPicPr>
-                  <pic:blipFill>
-                    <a:blip r:embed="rId17" cstate="none"/>
-                    <a:srcRect/>
-                    <a:stretch>
-                      <a:fillRect/>
-                    </a:stretch>
-                  </pic:blipFill>
-                  <pic:spPr bwMode="auto">
-                    <a:xfrm>
-                      <a:off x="0" y="0"/>
-                      <a:ext cx="5334000" cy="2905125"/>
-                    </a:xfrm>
-                    <a:prstGeom prst="rect">
-                      <a:avLst/>
-                    </a:prstGeom>
-                  </pic:spPr>
-                </pic:pic>
-              </a:graphicData>
-            </a:graphic>
-          </wp:inline>
-        </w:drawing>
-      </w:r>
-    </w:p>
-    <w:p>
-      <w:pPr>
-        <w:spacing w:after="120" w:line="300"/>
-        <w:jc w:val="center"/>
-      </w:pPr>
-      <w:r>
-        <w:rPr>
-          <w:i/>
-          <w:iCs/>
-          <w:color w:val="5B6575"/>
-          <w:sz w:val="19"/>
-          <w:szCs w:val="19"/>
-        </w:rPr>
-        <w:t xml:space="preserve">The four operational zones of an API testing workbench.</w:t>
-      </w:r>
-    </w:p>
-    <w:p>
-      <w:pPr>
-        <w:spacing w:after="120" w:line="300"/>
-      </w:pPr>
-      <w:r>
-        <w:rPr>
-          <w:b/>
-          <w:bCs/>
-          <w:color w:val="4659A7"/>
-        </w:rPr>
-        <w:t xml:space="preserve">1  </w:t>
-      </w:r>
-      <w:r>
-        <w:t xml:space="preserve">Workspaces Header: Manage active workspace scope (Personal, Team, Public).</w:t>
-      </w:r>
-    </w:p>
-    <w:p>
-      <w:pPr>
-        <w:spacing w:after="120" w:line="300"/>
-      </w:pPr>
-      <w:r>
-        <w:rPr>
-          <w:b/>
-          <w:bCs/>
-          <w:color w:val="4659A7"/>
-        </w:rPr>
-        <w:t xml:space="preserve">2  </w:t>
-      </w:r>
-      <w:r>
-        <w:t xml:space="preserve">Collections Sidebar: Folders grouping related API requests into executable test suites.</w:t>
-      </w:r>
-    </w:p>
-    <w:p>
-      <w:pPr>
-        <w:spacing w:after="120" w:line="300"/>
-      </w:pPr>
-      <w:r>
-        <w:rPr>
-          <w:b/>
-          <w:bCs/>
-          <w:color w:val="4659A7"/>
-        </w:rPr>
-        <w:t xml:space="preserve">3  </w:t>
-      </w:r>
-      <w:r>
-        <w:t xml:space="preserve">Request Editor: Tabs for URL params, Auth, Headers, Body, Pre request Script, and Tests.</w:t>
-      </w:r>
-    </w:p>
-    <w:p>
-      <w:pPr>
-        <w:spacing w:after="120" w:line="300"/>
-      </w:pPr>
-      <w:r>
-        <w:rPr>
-          <w:b/>
-          <w:bCs/>
-          <w:color w:val="4659A7"/>
-        </w:rPr>
-        <w:t xml:space="preserve">4  </w:t>
-      </w:r>
-      <w:r>
-        <w:t xml:space="preserve">Response Viewer: Bottom panel displaying Status Code, Latency, Payload Body, and Test Results.</w:t>
-      </w:r>
-    </w:p>
+    <w:tbl>
+      <w:tblPr>
+        <w:tblW w:type="pct" w:w="100%"/>
+        <w:tblBorders>
+          <w:top w:val="single" w:color="auto" w:sz="4"/>
+          <w:left w:val="single" w:color="auto" w:sz="4"/>
+          <w:bottom w:val="single" w:color="auto" w:sz="4"/>
+          <w:right w:val="single" w:color="auto" w:sz="4"/>
+          <w:insideH w:val="single" w:color="auto" w:sz="4"/>
+          <w:insideV w:val="single" w:color="auto" w:sz="4"/>
+        </w:tblBorders>
+      </w:tblPr>
+      <w:tblGrid>
+        <w:gridCol w:w="100"/>
+      </w:tblGrid>
+      <w:tr>
+        <w:tc>
+          <w:tcPr>
+            <w:tcBorders>
+              <w:top w:val="single" w:color="D9E0EA" w:sz="2"/>
+              <w:left w:val="single" w:color="D9E0EA" w:sz="2"/>
+              <w:bottom w:val="single" w:color="D9E0EA" w:sz="2"/>
+              <w:right w:val="single" w:color="D9E0EA" w:sz="2"/>
+            </w:tcBorders>
+            <w:shd w:fill="F8FAFC" w:val="clear"/>
+            <w:tcMar>
+              <w:top w:type="dxa" w:w="130"/>
+              <w:left w:type="dxa" w:w="160"/>
+              <w:bottom w:type="dxa" w:w="130"/>
+              <w:right w:type="dxa" w:w="160"/>
+            </w:tcMar>
+          </w:tcPr>
+          <w:p>
+            <w:pPr>
+              <w:spacing w:after="120" w:line="300"/>
+            </w:pPr>
+            <w:r>
+              <w:rPr>
+                <w:b/>
+                <w:bCs/>
+                <w:color w:val="263A67"/>
+              </w:rPr>
+              <w:t xml:space="preserve">ARCHITECTURE · Postman Workbench Architecture: The Four Operational Zones</w:t>
+            </w:r>
+          </w:p>
+          <w:p>
+            <w:pPr>
+              <w:spacing w:after="120" w:line="300"/>
+            </w:pPr>
+            <w:r>
+              <w:rPr>
+                <w:b/>
+                <w:bCs/>
+                <w:color w:val="4659A7"/>
+                <w:sz w:val="22"/>
+                <w:szCs w:val="22"/>
+              </w:rPr>
+              <w:t xml:space="preserve">WORKBENCH ARCHITECTURE · Postman Workbench Architecture: The Four Operational Zones</w:t>
+            </w:r>
+          </w:p>
+          <w:p>
+            <w:pPr>
+              <w:spacing w:after="120" w:line="300"/>
+            </w:pPr>
+            <w:r>
+              <w:t xml:space="preserve">The Postman application organizes testing into four specialized zones: the left sidebar for navigation and collection hierarchies, the top bar for environments and workspaces, the center request builder for constructing HTTP transactions, and the bottom panel for inspecting live response headers and payloads.</w:t>
+            </w:r>
+          </w:p>
+          <w:p>
+            <w:pPr>
+              <w:jc w:val="center"/>
+            </w:pPr>
+            <w:r>
+              <w:drawing>
+                <wp:inline distT="0" distB="0" distL="0" distR="0">
+                  <wp:extent cx="5334000" cy="2905125"/>
+                  <wp:effectExtent t="0" r="0" b="0" l="0"/>
+                  <wp:docPr id="1" name="Postman UI architectural overview: Workspaces, Collections sidebar as test suites, Request Builder tabs, and Response/Console viewer." descr="Postman UI architectural overview: Workspaces, Collections sidebar as test suites, Request Builder tabs, and Response/Console viewer." title="Postman UI architectural overview: Workspaces, Collections sidebar as test suites, Request Builder tabs, and Response/Console viewer."/>
+                  <wp:cNvGraphicFramePr>
+                    <a:graphicFrameLocks xmlns:a="http://schemas.openxmlformats.org/drawingml/2006/main" noChangeAspect="1"/>
+                  </wp:cNvGraphicFramePr>
+                  <a:graphic xmlns:a="http://schemas.openxmlformats.org/drawingml/2006/main">
+                    <a:graphicData uri="http://schemas.openxmlformats.org/drawingml/2006/picture">
+                      <pic:pic xmlns:pic="http://schemas.openxmlformats.org/drawingml/2006/picture">
+                        <pic:nvPicPr>
+                          <pic:cNvPr id="0" name="" descr=""/>
+                          <pic:cNvPicPr>
+                            <a:picLocks noChangeAspect="1" noChangeArrowheads="1"/>
+                          </pic:cNvPicPr>
+                        </pic:nvPicPr>
+                        <pic:blipFill>
+                          <a:blip r:embed="rId17" cstate="none"/>
+                          <a:srcRect/>
+                          <a:stretch>
+                            <a:fillRect/>
+                          </a:stretch>
+                        </pic:blipFill>
+                        <pic:spPr bwMode="auto">
+                          <a:xfrm>
+                            <a:off x="0" y="0"/>
+                            <a:ext cx="5334000" cy="2905125"/>
+                          </a:xfrm>
+                          <a:prstGeom prst="rect">
+                            <a:avLst/>
+                          </a:prstGeom>
+                        </pic:spPr>
+                      </pic:pic>
+                    </a:graphicData>
+                  </a:graphic>
+                </wp:inline>
+              </w:drawing>
+            </w:r>
+          </w:p>
+          <w:p>
+            <w:pPr>
+              <w:spacing w:after="120" w:line="300"/>
+              <w:jc w:val="center"/>
+            </w:pPr>
+            <w:r>
+              <w:rPr>
+                <w:i/>
+                <w:iCs/>
+                <w:color w:val="5B6575"/>
+                <w:sz w:val="19"/>
+                <w:szCs w:val="19"/>
+              </w:rPr>
+              <w:t xml:space="preserve">The four operational zones of an API testing workbench.</w:t>
+            </w:r>
+          </w:p>
+          <w:p>
+            <w:pPr>
+              <w:spacing w:after="120" w:line="300"/>
+            </w:pPr>
+            <w:r>
+              <w:rPr>
+                <w:b/>
+                <w:bCs/>
+                <w:color w:val="4659A7"/>
+              </w:rPr>
+              <w:t xml:space="preserve">1  </w:t>
+            </w:r>
+            <w:r>
+              <w:t xml:space="preserve">Workspaces Header: Manage active workspace scope (Personal, Team, Public).</w:t>
+            </w:r>
+          </w:p>
+          <w:p>
+            <w:pPr>
+              <w:spacing w:after="120" w:line="300"/>
+            </w:pPr>
+            <w:r>
+              <w:rPr>
+                <w:b/>
+                <w:bCs/>
+                <w:color w:val="4659A7"/>
+              </w:rPr>
+              <w:t xml:space="preserve">2  </w:t>
+            </w:r>
+            <w:r>
+              <w:t xml:space="preserve">Collections Sidebar: Folders grouping related API requests into executable test suites.</w:t>
+            </w:r>
+          </w:p>
+          <w:p>
+            <w:pPr>
+              <w:spacing w:after="120" w:line="300"/>
+            </w:pPr>
+            <w:r>
+              <w:rPr>
+                <w:b/>
+                <w:bCs/>
+                <w:color w:val="4659A7"/>
+              </w:rPr>
+              <w:t xml:space="preserve">3  </w:t>
+            </w:r>
+            <w:r>
+              <w:t xml:space="preserve">Request Editor: Tabs for URL params, Auth, Headers, Body, Pre request Script, and Tests.</w:t>
+            </w:r>
+          </w:p>
+          <w:p>
+            <w:pPr>
+              <w:spacing w:after="120" w:line="300"/>
+            </w:pPr>
+            <w:r>
+              <w:rPr>
+                <w:b/>
+                <w:bCs/>
+                <w:color w:val="4659A7"/>
+              </w:rPr>
+              <w:t xml:space="preserve">4  </w:t>
+            </w:r>
+            <w:r>
+              <w:t xml:space="preserve">Response Viewer: Bottom panel displaying Status Code, Latency, Payload Body, and Test Results.</w:t>
+            </w:r>
+          </w:p>
+        </w:tc>
+      </w:tr>
+    </w:tbl>
     <w:p>
       <w:pPr>
         <w:pStyle w:val="Heading2"/>
@@ -6800,155 +7241,218 @@
         <w:t xml:space="preserve">Step 5: Team Collaboration: Forking Collections and Reviewing Pull Requests</w:t>
       </w:r>
     </w:p>
-    <w:p>
-      <w:pPr>
-        <w:spacing w:after="120" w:line="300"/>
-      </w:pPr>
-      <w:r>
-        <w:t xml:space="preserve">In real world software projects, multiple engineers work on the same API test collection simultaneously. If everyone edits the main collection directly, tests overwrite each other and breaking changes enter production test runs. Postman solves this with Git style version control:</w:t>
-      </w:r>
-    </w:p>
-    <w:p>
-      <w:pPr>
-        <w:jc w:val="center"/>
-      </w:pPr>
-      <w:r>
-        <w:drawing>
-          <wp:inline distT="0" distB="0" distL="0" distR="0">
-            <wp:extent cx="5334000" cy="2905125"/>
-            <wp:effectExtent t="0" r="0" b="0" l="0"/>
-            <wp:docPr id="1" name="Postman team collaboration workflow showing collection forking, branch isolation, pull request creation, peer review, and merging back to the parent master collection." descr="Postman team collaboration workflow showing collection forking, branch isolation, pull request creation, peer review, and merging back to the parent master collection." title="Postman team collaboration workflow showing collection forking, branch isolation, pull request creation, peer review, and merging back to the parent master collection."/>
-            <wp:cNvGraphicFramePr>
-              <a:graphicFrameLocks xmlns:a="http://schemas.openxmlformats.org/drawingml/2006/main" noChangeAspect="1"/>
-            </wp:cNvGraphicFramePr>
-            <a:graphic xmlns:a="http://schemas.openxmlformats.org/drawingml/2006/main">
-              <a:graphicData uri="http://schemas.openxmlformats.org/drawingml/2006/picture">
-                <pic:pic xmlns:pic="http://schemas.openxmlformats.org/drawingml/2006/picture">
-                  <pic:nvPicPr>
-                    <pic:cNvPr id="0" name="" descr=""/>
-                    <pic:cNvPicPr>
-                      <a:picLocks noChangeAspect="1" noChangeArrowheads="1"/>
-                    </pic:cNvPicPr>
-                  </pic:nvPicPr>
-                  <pic:blipFill>
-                    <a:blip r:embed="rId18" cstate="none"/>
-                    <a:srcRect/>
-                    <a:stretch>
-                      <a:fillRect/>
-                    </a:stretch>
-                  </pic:blipFill>
-                  <pic:spPr bwMode="auto">
-                    <a:xfrm>
-                      <a:off x="0" y="0"/>
-                      <a:ext cx="5334000" cy="2905125"/>
-                    </a:xfrm>
-                    <a:prstGeom prst="rect">
-                      <a:avLst/>
-                    </a:prstGeom>
-                  </pic:spPr>
-                </pic:pic>
-              </a:graphicData>
-            </a:graphic>
-          </wp:inline>
-        </w:drawing>
-      </w:r>
-    </w:p>
-    <w:p>
-      <w:pPr>
-        <w:spacing w:after="120" w:line="300"/>
-        <w:jc w:val="center"/>
-      </w:pPr>
-      <w:r>
-        <w:rPr>
-          <w:i/>
-          <w:iCs/>
-          <w:color w:val="5B6575"/>
-          <w:sz w:val="19"/>
-          <w:szCs w:val="19"/>
-        </w:rPr>
-        <w:t xml:space="preserve">The Postman Team Collaboration Lifecycle: Forking, branching, reviewing, and merging.</w:t>
-      </w:r>
-    </w:p>
-    <w:p>
-      <w:pPr>
-        <w:spacing w:after="120" w:line="300"/>
-      </w:pPr>
-      <w:r>
-        <w:rPr>
-          <w:b/>
-          <w:bCs/>
-          <w:color w:val="4659A7"/>
-        </w:rPr>
-        <w:t xml:space="preserve">1  </w:t>
-      </w:r>
-      <w:r>
-        <w:t xml:space="preserve">Step 1 (Master Team Workspace): The single source of truth containing tested parent collections used by teams and automated CI pipelines.</w:t>
-      </w:r>
-    </w:p>
-    <w:p>
-      <w:pPr>
-        <w:spacing w:after="120" w:line="300"/>
-      </w:pPr>
-      <w:r>
-        <w:rPr>
-          <w:b/>
-          <w:bCs/>
-          <w:color w:val="4659A7"/>
-        </w:rPr>
-        <w:t xml:space="preserve">2  </w:t>
-      </w:r>
-      <w:r>
-        <w:t xml:space="preserve">Step 2 (Fork to Private Branch): Each engineer creates their own isolated personal working fork without affecting teammates.</w:t>
-      </w:r>
-    </w:p>
-    <w:p>
-      <w:pPr>
-        <w:spacing w:after="120" w:line="300"/>
-      </w:pPr>
-      <w:r>
-        <w:rPr>
-          <w:b/>
-          <w:bCs/>
-          <w:color w:val="4659A7"/>
-        </w:rPr>
-        <w:t xml:space="preserve">3  </w:t>
-      </w:r>
-      <w:r>
-        <w:t xml:space="preserve">Step 3 (Local Test Scripting): The engineer develops new test scripts, dynamic assertions, and mock payloads in complete safety.</w:t>
-      </w:r>
-    </w:p>
-    <w:p>
-      <w:pPr>
-        <w:spacing w:after="120" w:line="300"/>
-      </w:pPr>
-      <w:r>
-        <w:rPr>
-          <w:b/>
-          <w:bCs/>
-          <w:color w:val="4659A7"/>
-        </w:rPr>
-        <w:t xml:space="preserve">4  </w:t>
-      </w:r>
-      <w:r>
-        <w:t xml:space="preserve">Step 4 (Pull Request and Peer Review): The engineer opens a pull request with side by side diff views showing green additions for peer approval.</w:t>
-      </w:r>
-    </w:p>
-    <w:p>
-      <w:pPr>
-        <w:spacing w:after="120" w:line="300"/>
-      </w:pPr>
-      <w:r>
-        <w:rPr>
-          <w:b/>
-          <w:bCs/>
-          <w:color w:val="4659A7"/>
-        </w:rPr>
-        <w:t xml:space="preserve">5  </w:t>
-      </w:r>
-      <w:r>
-        <w:t xml:space="preserve">Step 5 (Merge and Fork Cleanup): Approved changes merge cleanly into the master parent collection, and the temporary fork is deleted to keep the workspace tidy.</w:t>
-      </w:r>
-    </w:p>
+    <w:tbl>
+      <w:tblPr>
+        <w:tblW w:type="pct" w:w="100%"/>
+        <w:tblBorders>
+          <w:top w:val="single" w:color="auto" w:sz="4"/>
+          <w:left w:val="single" w:color="auto" w:sz="4"/>
+          <w:bottom w:val="single" w:color="auto" w:sz="4"/>
+          <w:right w:val="single" w:color="auto" w:sz="4"/>
+          <w:insideH w:val="single" w:color="auto" w:sz="4"/>
+          <w:insideV w:val="single" w:color="auto" w:sz="4"/>
+        </w:tblBorders>
+      </w:tblPr>
+      <w:tblGrid>
+        <w:gridCol w:w="100"/>
+      </w:tblGrid>
+      <w:tr>
+        <w:tc>
+          <w:tcPr>
+            <w:tcBorders>
+              <w:top w:val="single" w:color="D9E0EA" w:sz="2"/>
+              <w:left w:val="single" w:color="D9E0EA" w:sz="2"/>
+              <w:bottom w:val="single" w:color="D9E0EA" w:sz="2"/>
+              <w:right w:val="single" w:color="D9E0EA" w:sz="2"/>
+            </w:tcBorders>
+            <w:shd w:fill="F8FAFC" w:val="clear"/>
+            <w:tcMar>
+              <w:top w:type="dxa" w:w="130"/>
+              <w:left w:type="dxa" w:w="160"/>
+              <w:bottom w:type="dxa" w:w="130"/>
+              <w:right w:type="dxa" w:w="160"/>
+            </w:tcMar>
+          </w:tcPr>
+          <w:p>
+            <w:pPr>
+              <w:spacing w:after="120" w:line="300"/>
+            </w:pPr>
+            <w:r>
+              <w:rPr>
+                <w:b/>
+                <w:bCs/>
+                <w:color w:val="263A67"/>
+              </w:rPr>
+              <w:t xml:space="preserve">ARCHITECTURE · Postman Collaboration Lifecycle: Forking, Branching, and Merging</w:t>
+            </w:r>
+          </w:p>
+          <w:p>
+            <w:pPr>
+              <w:spacing w:after="120" w:line="300"/>
+            </w:pPr>
+            <w:r>
+              <w:rPr>
+                <w:b/>
+                <w:bCs/>
+                <w:color w:val="4659A7"/>
+                <w:sz w:val="22"/>
+                <w:szCs w:val="22"/>
+              </w:rPr>
+              <w:t xml:space="preserve">TEAM COLLABORATION · Postman Collaboration Lifecycle: Forking, Branching, and Merging</w:t>
+            </w:r>
+          </w:p>
+          <w:p>
+            <w:pPr>
+              <w:spacing w:after="120" w:line="300"/>
+            </w:pPr>
+            <w:r>
+              <w:t xml:space="preserve">In real world software projects, multiple engineers work on the same API test collection simultaneously. If everyone edits the main collection directly, tests overwrite each other and breaking changes enter production test runs. Postman provides an enterprise branching workflow mirroring Git: engineers fork a parent collection into their personal workspace, make atomic updates, submit pull requests with visual change diffs, and merge back into the verified team source of truth.</w:t>
+            </w:r>
+          </w:p>
+          <w:p>
+            <w:pPr>
+              <w:jc w:val="center"/>
+            </w:pPr>
+            <w:r>
+              <w:drawing>
+                <wp:inline distT="0" distB="0" distL="0" distR="0">
+                  <wp:extent cx="5334000" cy="2905125"/>
+                  <wp:effectExtent t="0" r="0" b="0" l="0"/>
+                  <wp:docPr id="1" name="Postman team collaboration workflow showing collection forking, branch isolation, pull request creation, peer review, and merging back to the parent master collection." descr="Postman team collaboration workflow showing collection forking, branch isolation, pull request creation, peer review, and merging back to the parent master collection." title="Postman team collaboration workflow showing collection forking, branch isolation, pull request creation, peer review, and merging back to the parent master collection."/>
+                  <wp:cNvGraphicFramePr>
+                    <a:graphicFrameLocks xmlns:a="http://schemas.openxmlformats.org/drawingml/2006/main" noChangeAspect="1"/>
+                  </wp:cNvGraphicFramePr>
+                  <a:graphic xmlns:a="http://schemas.openxmlformats.org/drawingml/2006/main">
+                    <a:graphicData uri="http://schemas.openxmlformats.org/drawingml/2006/picture">
+                      <pic:pic xmlns:pic="http://schemas.openxmlformats.org/drawingml/2006/picture">
+                        <pic:nvPicPr>
+                          <pic:cNvPr id="0" name="" descr=""/>
+                          <pic:cNvPicPr>
+                            <a:picLocks noChangeAspect="1" noChangeArrowheads="1"/>
+                          </pic:cNvPicPr>
+                        </pic:nvPicPr>
+                        <pic:blipFill>
+                          <a:blip r:embed="rId18" cstate="none"/>
+                          <a:srcRect/>
+                          <a:stretch>
+                            <a:fillRect/>
+                          </a:stretch>
+                        </pic:blipFill>
+                        <pic:spPr bwMode="auto">
+                          <a:xfrm>
+                            <a:off x="0" y="0"/>
+                            <a:ext cx="5334000" cy="2905125"/>
+                          </a:xfrm>
+                          <a:prstGeom prst="rect">
+                            <a:avLst/>
+                          </a:prstGeom>
+                        </pic:spPr>
+                      </pic:pic>
+                    </a:graphicData>
+                  </a:graphic>
+                </wp:inline>
+              </w:drawing>
+            </w:r>
+          </w:p>
+          <w:p>
+            <w:pPr>
+              <w:spacing w:after="120" w:line="300"/>
+              <w:jc w:val="center"/>
+            </w:pPr>
+            <w:r>
+              <w:rPr>
+                <w:i/>
+                <w:iCs/>
+                <w:color w:val="5B6575"/>
+                <w:sz w:val="19"/>
+                <w:szCs w:val="19"/>
+              </w:rPr>
+              <w:t xml:space="preserve">The Postman Team Collaboration Lifecycle: Forking, branching, reviewing, and merging.</w:t>
+            </w:r>
+          </w:p>
+          <w:p>
+            <w:pPr>
+              <w:spacing w:after="120" w:line="300"/>
+            </w:pPr>
+            <w:r>
+              <w:rPr>
+                <w:b/>
+                <w:bCs/>
+                <w:color w:val="4659A7"/>
+              </w:rPr>
+              <w:t xml:space="preserve">1  </w:t>
+            </w:r>
+            <w:r>
+              <w:t xml:space="preserve">Step 1 (Master Team Workspace): The single source of truth containing tested parent collections used by teams and automated CI pipelines.</w:t>
+            </w:r>
+          </w:p>
+          <w:p>
+            <w:pPr>
+              <w:spacing w:after="120" w:line="300"/>
+            </w:pPr>
+            <w:r>
+              <w:rPr>
+                <w:b/>
+                <w:bCs/>
+                <w:color w:val="4659A7"/>
+              </w:rPr>
+              <w:t xml:space="preserve">2  </w:t>
+            </w:r>
+            <w:r>
+              <w:t xml:space="preserve">Step 2 (Fork to Private Branch): Each engineer creates their own isolated personal working fork without affecting teammates.</w:t>
+            </w:r>
+          </w:p>
+          <w:p>
+            <w:pPr>
+              <w:spacing w:after="120" w:line="300"/>
+            </w:pPr>
+            <w:r>
+              <w:rPr>
+                <w:b/>
+                <w:bCs/>
+                <w:color w:val="4659A7"/>
+              </w:rPr>
+              <w:t xml:space="preserve">3  </w:t>
+            </w:r>
+            <w:r>
+              <w:t xml:space="preserve">Step 3 (Local Test Scripting): The engineer develops new test scripts, dynamic assertions, and mock payloads in complete safety.</w:t>
+            </w:r>
+          </w:p>
+          <w:p>
+            <w:pPr>
+              <w:spacing w:after="120" w:line="300"/>
+            </w:pPr>
+            <w:r>
+              <w:rPr>
+                <w:b/>
+                <w:bCs/>
+                <w:color w:val="4659A7"/>
+              </w:rPr>
+              <w:t xml:space="preserve">4  </w:t>
+            </w:r>
+            <w:r>
+              <w:t xml:space="preserve">Step 4 (Pull Request and Peer Review): The engineer opens a pull request with side by side diff views showing green additions for peer approval.</w:t>
+            </w:r>
+          </w:p>
+          <w:p>
+            <w:pPr>
+              <w:spacing w:after="120" w:line="300"/>
+            </w:pPr>
+            <w:r>
+              <w:rPr>
+                <w:b/>
+                <w:bCs/>
+                <w:color w:val="4659A7"/>
+              </w:rPr>
+              <w:t xml:space="preserve">5  </w:t>
+            </w:r>
+            <w:r>
+              <w:t xml:space="preserve">Step 5 (Merge and Fork Cleanup): Approved changes merge cleanly into the master parent collection, and the temporary fork is deleted to keep the workspace tidy.</w:t>
+            </w:r>
+          </w:p>
+        </w:tc>
+      </w:tr>
+    </w:tbl>
     <w:p>
       <w:pPr>
         <w:pStyle w:val="Heading2"/>
@@ -7820,6 +8324,115 @@
           </w:p>
           <w:p>
             <w:pPr>
+              <w:jc w:val="center"/>
+            </w:pPr>
+            <w:r>
+              <w:drawing>
+                <wp:inline distT="0" distB="0" distL="0" distR="0">
+                  <wp:extent cx="4953000" cy="2762250"/>
+                  <wp:effectExtent t="0" r="0" b="0" l="0"/>
+                  <wp:docPr id="1" name="Automated campus library inventory center showing REST API operations, shelf mapping matrix, and request chaining pipeline." descr="Automated campus library inventory center showing REST API operations, shelf mapping matrix, and request chaining pipeline." title="Automated campus library inventory center showing REST API operations, shelf mapping matrix, and request chaining pipeline."/>
+                  <wp:cNvGraphicFramePr>
+                    <a:graphicFrameLocks xmlns:a="http://schemas.openxmlformats.org/drawingml/2006/main" noChangeAspect="1"/>
+                  </wp:cNvGraphicFramePr>
+                  <a:graphic xmlns:a="http://schemas.openxmlformats.org/drawingml/2006/main">
+                    <a:graphicData uri="http://schemas.openxmlformats.org/drawingml/2006/picture">
+                      <pic:pic xmlns:pic="http://schemas.openxmlformats.org/drawingml/2006/picture">
+                        <pic:nvPicPr>
+                          <pic:cNvPr id="0" name="" descr=""/>
+                          <pic:cNvPicPr>
+                            <a:picLocks noChangeAspect="1" noChangeArrowheads="1"/>
+                          </pic:cNvPicPr>
+                        </pic:nvPicPr>
+                        <pic:blipFill>
+                          <a:blip r:embed="rId19" cstate="none"/>
+                          <a:srcRect/>
+                          <a:stretch>
+                            <a:fillRect/>
+                          </a:stretch>
+                        </pic:blipFill>
+                        <pic:spPr bwMode="auto">
+                          <a:xfrm>
+                            <a:off x="0" y="0"/>
+                            <a:ext cx="4953000" cy="2762250"/>
+                          </a:xfrm>
+                          <a:prstGeom prst="rect">
+                            <a:avLst/>
+                          </a:prstGeom>
+                        </pic:spPr>
+                      </pic:pic>
+                    </a:graphicData>
+                  </a:graphic>
+                </wp:inline>
+              </w:drawing>
+            </w:r>
+          </w:p>
+          <w:p>
+            <w:pPr>
+              <w:spacing w:after="120" w:line="300"/>
+              <w:jc w:val="center"/>
+            </w:pPr>
+            <w:r>
+              <w:rPr>
+                <w:i/>
+                <w:iCs/>
+                <w:color w:val="5B6575"/>
+                <w:sz w:val="19"/>
+                <w:szCs w:val="19"/>
+              </w:rPr>
+              <w:t xml:space="preserve">The Campus Library Digital Operations Center: Transforming physical circulation into an autonomous automated API pipeline.</w:t>
+            </w:r>
+          </w:p>
+          <w:p>
+            <w:pPr>
+              <w:spacing w:after="120" w:line="300"/>
+            </w:pPr>
+            <w:r>
+              <w:rPr>
+                <w:b/>
+                <w:bCs/>
+                <w:color w:val="4659A7"/>
+              </w:rPr>
+              <w:t xml:space="preserve">1  </w:t>
+            </w:r>
+            <w:r>
+              <w:t xml:space="preserve">Circulation Telemetry: Tracking textbook inventory, physical shelf coordinates, and automated borrowing status in real time.</w:t>
+            </w:r>
+          </w:p>
+          <w:p>
+            <w:pPr>
+              <w:spacing w:after="120" w:line="300"/>
+            </w:pPr>
+            <w:r>
+              <w:rPr>
+                <w:b/>
+                <w:bCs/>
+                <w:color w:val="4659A7"/>
+              </w:rPr>
+              <w:t xml:space="preserve">2  </w:t>
+            </w:r>
+            <w:r>
+              <w:t xml:space="preserve">REST Operations Stream: Dissecting live AddBook POST, GetBook GET, and DeleteBook cleanup calls across campus stacks.</w:t>
+            </w:r>
+          </w:p>
+          <w:p>
+            <w:pPr>
+              <w:spacing w:after="120" w:line="300"/>
+            </w:pPr>
+            <w:r>
+              <w:rPr>
+                <w:b/>
+                <w:bCs/>
+                <w:color w:val="4659A7"/>
+              </w:rPr>
+              <w:t xml:space="preserve">3  </w:t>
+            </w:r>
+            <w:r>
+              <w:t xml:space="preserve">Autonomous Pipeline: Chaining dynamic identifiers and eliminating manual copy paste bottlenecks before scaling to bulk data.</w:t>
+            </w:r>
+          </w:p>
+          <w:p>
+            <w:pPr>
               <w:spacing w:after="120" w:line="300"/>
             </w:pPr>
             <w:r>
@@ -7853,68 +8466,9 @@
     </w:tbl>
     <w:p>
       <w:pPr>
-        <w:jc w:val="center"/>
-      </w:pPr>
-      <w:r>
-        <w:drawing>
-          <wp:inline distT="0" distB="0" distL="0" distR="0">
-            <wp:extent cx="5334000" cy="2981325"/>
-            <wp:effectExtent t="0" r="0" b="0" l="0"/>
-            <wp:docPr id="1" name="Automated campus library inventory center showing REST API operations, shelf mapping matrix, and request chaining pipeline." descr="Automated campus library inventory center showing REST API operations, shelf mapping matrix, and request chaining pipeline." title="Automated campus library inventory center showing REST API operations, shelf mapping matrix, and request chaining pipeline."/>
-            <wp:cNvGraphicFramePr>
-              <a:graphicFrameLocks xmlns:a="http://schemas.openxmlformats.org/drawingml/2006/main" noChangeAspect="1"/>
-            </wp:cNvGraphicFramePr>
-            <a:graphic xmlns:a="http://schemas.openxmlformats.org/drawingml/2006/main">
-              <a:graphicData uri="http://schemas.openxmlformats.org/drawingml/2006/picture">
-                <pic:pic xmlns:pic="http://schemas.openxmlformats.org/drawingml/2006/picture">
-                  <pic:nvPicPr>
-                    <pic:cNvPr id="0" name="" descr=""/>
-                    <pic:cNvPicPr>
-                      <a:picLocks noChangeAspect="1" noChangeArrowheads="1"/>
-                    </pic:cNvPicPr>
-                  </pic:nvPicPr>
-                  <pic:blipFill>
-                    <a:blip r:embed="rId19" cstate="none"/>
-                    <a:srcRect/>
-                    <a:stretch>
-                      <a:fillRect/>
-                    </a:stretch>
-                  </pic:blipFill>
-                  <pic:spPr bwMode="auto">
-                    <a:xfrm>
-                      <a:off x="0" y="0"/>
-                      <a:ext cx="5334000" cy="2981325"/>
-                    </a:xfrm>
-                    <a:prstGeom prst="rect">
-                      <a:avLst/>
-                    </a:prstGeom>
-                  </pic:spPr>
-                </pic:pic>
-              </a:graphicData>
-            </a:graphic>
-          </wp:inline>
-        </w:drawing>
-      </w:r>
-    </w:p>
-    <w:p>
-      <w:pPr>
-        <w:spacing w:after="120" w:line="300"/>
-        <w:jc w:val="center"/>
-      </w:pPr>
-      <w:r>
-        <w:rPr>
-          <w:i/>
-          <w:iCs/>
-          <w:color w:val="5B6575"/>
-          <w:sz w:val="19"/>
-          <w:szCs w:val="19"/>
-        </w:rPr>
-        <w:t xml:space="preserve">The Campus Library Digital Operations Center: Transforming physical circulation into an autonomous automated API pipeline.</w:t>
-      </w:r>
-    </w:p>
-    <w:p>
-      <w:pPr>
-        <w:spacing w:after="120" w:line="300"/>
+        <w:pStyle w:val="Heading2"/>
+        <w:keepNext/>
+        <w:spacing w:after="100" w:before="240"/>
       </w:pPr>
       <w:r>
         <w:rPr>
@@ -7922,176 +8476,189 @@
           <w:bCs/>
           <w:color w:val="4659A7"/>
         </w:rPr>
-        <w:t xml:space="preserve">1  </w:t>
-      </w:r>
-      <w:r>
-        <w:t xml:space="preserve">Circulation Telemetry: Tracking textbook inventory, physical shelf coordinates, and automated borrowing status in real time.</w:t>
-      </w:r>
-    </w:p>
-    <w:p>
-      <w:pPr>
-        <w:spacing w:after="120" w:line="300"/>
-      </w:pPr>
-      <w:r>
-        <w:rPr>
-          <w:b/>
-          <w:bCs/>
-          <w:color w:val="4659A7"/>
-        </w:rPr>
-        <w:t xml:space="preserve">2  </w:t>
-      </w:r>
-      <w:r>
-        <w:t xml:space="preserve">REST Operations Stream: Dissecting live AddBook POST, GetBook GET, and DeleteBook cleanup calls across campus stacks.</w:t>
-      </w:r>
-    </w:p>
-    <w:p>
-      <w:pPr>
-        <w:spacing w:after="120" w:line="300"/>
-      </w:pPr>
-      <w:r>
-        <w:rPr>
-          <w:b/>
-          <w:bCs/>
-          <w:color w:val="4659A7"/>
-        </w:rPr>
-        <w:t xml:space="preserve">3  </w:t>
-      </w:r>
-      <w:r>
-        <w:t xml:space="preserve">Autonomous Pipeline: Chaining dynamic identifiers and eliminating manual copy paste bottlenecks before scaling to bulk data.</w:t>
-      </w:r>
-    </w:p>
-    <w:p>
-      <w:pPr>
-        <w:pStyle w:val="Heading2"/>
-        <w:keepNext/>
-        <w:spacing w:after="100" w:before="240"/>
-      </w:pPr>
-      <w:r>
-        <w:rPr>
-          <w:b/>
-          <w:bCs/>
-          <w:color w:val="4659A7"/>
-        </w:rPr>
         <w:t xml:space="preserve">Step 1: The Library CRUD Lifecycle Sequence</w:t>
       </w:r>
     </w:p>
-    <w:p>
-      <w:pPr>
-        <w:spacing w:after="120" w:line="300"/>
-      </w:pPr>
-      <w:r>
-        <w:t xml:space="preserve">The college library system exposes three core HTTP services that form an end to end data lifecycle: Create a record, Read it back to confirm persistence, and Delete it to maintain clean database state.</w:t>
-      </w:r>
-    </w:p>
-    <w:p>
-      <w:pPr>
-        <w:jc w:val="center"/>
-      </w:pPr>
-      <w:r>
-        <w:drawing>
-          <wp:inline distT="0" distB="0" distL="0" distR="0">
-            <wp:extent cx="5334000" cy="2905125"/>
-            <wp:effectExtent t="0" r="0" b="0" l="0"/>
-            <wp:docPr id="1" name="Three stage sequence flow diagram: Step 1 POST AddBook, Step 2 GET GetBook, Step 3 POST DeleteBook." descr="Three stage sequence flow diagram: Step 1 POST AddBook, Step 2 GET GetBook, Step 3 POST DeleteBook." title="Three stage sequence flow diagram: Step 1 POST AddBook, Step 2 GET GetBook, Step 3 POST DeleteBook."/>
-            <wp:cNvGraphicFramePr>
-              <a:graphicFrameLocks xmlns:a="http://schemas.openxmlformats.org/drawingml/2006/main" noChangeAspect="1"/>
-            </wp:cNvGraphicFramePr>
-            <a:graphic xmlns:a="http://schemas.openxmlformats.org/drawingml/2006/main">
-              <a:graphicData uri="http://schemas.openxmlformats.org/drawingml/2006/picture">
-                <pic:pic xmlns:pic="http://schemas.openxmlformats.org/drawingml/2006/picture">
-                  <pic:nvPicPr>
-                    <pic:cNvPr id="0" name="" descr=""/>
-                    <pic:cNvPicPr>
-                      <a:picLocks noChangeAspect="1" noChangeArrowheads="1"/>
-                    </pic:cNvPicPr>
-                  </pic:nvPicPr>
-                  <pic:blipFill>
-                    <a:blip r:embed="rId20" cstate="none"/>
-                    <a:srcRect/>
-                    <a:stretch>
-                      <a:fillRect/>
-                    </a:stretch>
-                  </pic:blipFill>
-                  <pic:spPr bwMode="auto">
-                    <a:xfrm>
-                      <a:off x="0" y="0"/>
-                      <a:ext cx="5334000" cy="2905125"/>
-                    </a:xfrm>
-                    <a:prstGeom prst="rect">
-                      <a:avLst/>
-                    </a:prstGeom>
-                  </pic:spPr>
-                </pic:pic>
-              </a:graphicData>
-            </a:graphic>
-          </wp:inline>
-        </w:drawing>
-      </w:r>
-    </w:p>
-    <w:p>
-      <w:pPr>
-        <w:spacing w:after="120" w:line="300"/>
-        <w:jc w:val="center"/>
-      </w:pPr>
-      <w:r>
-        <w:rPr>
-          <w:i/>
-          <w:iCs/>
-          <w:color w:val="5B6575"/>
-          <w:sz w:val="19"/>
-          <w:szCs w:val="19"/>
-        </w:rPr>
-        <w:t xml:space="preserve">The complete lifecycle of a textbook through the Library API.</w:t>
-      </w:r>
-    </w:p>
-    <w:p>
-      <w:pPr>
-        <w:spacing w:after="120" w:line="300"/>
-      </w:pPr>
-      <w:r>
-        <w:rPr>
-          <w:b/>
-          <w:bCs/>
-          <w:color w:val="4659A7"/>
-        </w:rPr>
-        <w:t xml:space="preserve">1  </w:t>
-      </w:r>
-      <w:r>
-        <w:t xml:space="preserve">Phase 1 (Step 1 AddBook POST): Client submits book title, author, ISBN, and shelf aisle. The server stores the record and returns 201 Created with generated composite ID.</w:t>
-      </w:r>
-    </w:p>
-    <w:p>
-      <w:pPr>
-        <w:spacing w:after="120" w:line="300"/>
-      </w:pPr>
-      <w:r>
-        <w:rPr>
-          <w:b/>
-          <w:bCs/>
-          <w:color w:val="4659A7"/>
-        </w:rPr>
-        <w:t xml:space="preserve">2  </w:t>
-      </w:r>
-      <w:r>
-        <w:t xml:space="preserve">Phase 2 (Step 2 GetBook GET): Client queries GET /books with the composite ID to confirm the record exists in the catalog and returns 200 OK with location details.</w:t>
-      </w:r>
-    </w:p>
-    <w:p>
-      <w:pPr>
-        <w:spacing w:after="120" w:line="300"/>
-      </w:pPr>
-      <w:r>
-        <w:rPr>
-          <w:b/>
-          <w:bCs/>
-          <w:color w:val="4659A7"/>
-        </w:rPr>
-        <w:t xml:space="preserve">3  </w:t>
-      </w:r>
-      <w:r>
-        <w:t xml:space="preserve">Phase 3 (Step 3 DeleteBook POST): Client submits a delete request with the composite ID to /books/delete. The server removes the record and confirms deletion.</w:t>
-      </w:r>
-    </w:p>
+    <w:tbl>
+      <w:tblPr>
+        <w:tblW w:type="pct" w:w="100%"/>
+        <w:tblBorders>
+          <w:top w:val="single" w:color="auto" w:sz="4"/>
+          <w:left w:val="single" w:color="auto" w:sz="4"/>
+          <w:bottom w:val="single" w:color="auto" w:sz="4"/>
+          <w:right w:val="single" w:color="auto" w:sz="4"/>
+          <w:insideH w:val="single" w:color="auto" w:sz="4"/>
+          <w:insideV w:val="single" w:color="auto" w:sz="4"/>
+        </w:tblBorders>
+      </w:tblPr>
+      <w:tblGrid>
+        <w:gridCol w:w="100"/>
+      </w:tblGrid>
+      <w:tr>
+        <w:tc>
+          <w:tcPr>
+            <w:tcBorders>
+              <w:top w:val="single" w:color="D9E0EA" w:sz="2"/>
+              <w:left w:val="single" w:color="D9E0EA" w:sz="2"/>
+              <w:bottom w:val="single" w:color="D9E0EA" w:sz="2"/>
+              <w:right w:val="single" w:color="D9E0EA" w:sz="2"/>
+            </w:tcBorders>
+            <w:shd w:fill="F8FAFC" w:val="clear"/>
+            <w:tcMar>
+              <w:top w:type="dxa" w:w="130"/>
+              <w:left w:type="dxa" w:w="160"/>
+              <w:bottom w:type="dxa" w:w="130"/>
+              <w:right w:type="dxa" w:w="160"/>
+            </w:tcMar>
+          </w:tcPr>
+          <w:p>
+            <w:pPr>
+              <w:spacing w:after="120" w:line="300"/>
+            </w:pPr>
+            <w:r>
+              <w:rPr>
+                <w:b/>
+                <w:bCs/>
+                <w:color w:val="263A67"/>
+              </w:rPr>
+              <w:t xml:space="preserve">ARCHITECTURE · Library API CRUD Lifecycle: Create, Verify, and Cleanup Sequence</w:t>
+            </w:r>
+          </w:p>
+          <w:p>
+            <w:pPr>
+              <w:spacing w:after="120" w:line="300"/>
+            </w:pPr>
+            <w:r>
+              <w:rPr>
+                <w:b/>
+                <w:bCs/>
+                <w:color w:val="4659A7"/>
+                <w:sz w:val="22"/>
+                <w:szCs w:val="22"/>
+              </w:rPr>
+              <w:t xml:space="preserve">DATA LIFECYCLE · Library API CRUD Lifecycle: Create, Verify, and Cleanup Sequence</w:t>
+            </w:r>
+          </w:p>
+          <w:p>
+            <w:pPr>
+              <w:spacing w:after="120" w:line="300"/>
+            </w:pPr>
+            <w:r>
+              <w:t xml:space="preserve">The college library system exposes three core HTTP services that form a complete data lifecycle: Create a record with unique coordinates, Read it back to confirm persistence across campus stacks, and Delete it to maintain a clean database state.</w:t>
+            </w:r>
+          </w:p>
+          <w:p>
+            <w:pPr>
+              <w:jc w:val="center"/>
+            </w:pPr>
+            <w:r>
+              <w:drawing>
+                <wp:inline distT="0" distB="0" distL="0" distR="0">
+                  <wp:extent cx="5334000" cy="2905125"/>
+                  <wp:effectExtent t="0" r="0" b="0" l="0"/>
+                  <wp:docPr id="1" name="Three stage sequence flow diagram: Step 1 POST AddBook, Step 2 GET GetBook, Step 3 POST DeleteBook." descr="Three stage sequence flow diagram: Step 1 POST AddBook, Step 2 GET GetBook, Step 3 POST DeleteBook." title="Three stage sequence flow diagram: Step 1 POST AddBook, Step 2 GET GetBook, Step 3 POST DeleteBook."/>
+                  <wp:cNvGraphicFramePr>
+                    <a:graphicFrameLocks xmlns:a="http://schemas.openxmlformats.org/drawingml/2006/main" noChangeAspect="1"/>
+                  </wp:cNvGraphicFramePr>
+                  <a:graphic xmlns:a="http://schemas.openxmlformats.org/drawingml/2006/main">
+                    <a:graphicData uri="http://schemas.openxmlformats.org/drawingml/2006/picture">
+                      <pic:pic xmlns:pic="http://schemas.openxmlformats.org/drawingml/2006/picture">
+                        <pic:nvPicPr>
+                          <pic:cNvPr id="0" name="" descr=""/>
+                          <pic:cNvPicPr>
+                            <a:picLocks noChangeAspect="1" noChangeArrowheads="1"/>
+                          </pic:cNvPicPr>
+                        </pic:nvPicPr>
+                        <pic:blipFill>
+                          <a:blip r:embed="rId20" cstate="none"/>
+                          <a:srcRect/>
+                          <a:stretch>
+                            <a:fillRect/>
+                          </a:stretch>
+                        </pic:blipFill>
+                        <pic:spPr bwMode="auto">
+                          <a:xfrm>
+                            <a:off x="0" y="0"/>
+                            <a:ext cx="5334000" cy="2905125"/>
+                          </a:xfrm>
+                          <a:prstGeom prst="rect">
+                            <a:avLst/>
+                          </a:prstGeom>
+                        </pic:spPr>
+                      </pic:pic>
+                    </a:graphicData>
+                  </a:graphic>
+                </wp:inline>
+              </w:drawing>
+            </w:r>
+          </w:p>
+          <w:p>
+            <w:pPr>
+              <w:spacing w:after="120" w:line="300"/>
+              <w:jc w:val="center"/>
+            </w:pPr>
+            <w:r>
+              <w:rPr>
+                <w:i/>
+                <w:iCs/>
+                <w:color w:val="5B6575"/>
+                <w:sz w:val="19"/>
+                <w:szCs w:val="19"/>
+              </w:rPr>
+              <w:t xml:space="preserve">The complete lifecycle of a textbook through the Library API.</w:t>
+            </w:r>
+          </w:p>
+          <w:p>
+            <w:pPr>
+              <w:spacing w:after="120" w:line="300"/>
+            </w:pPr>
+            <w:r>
+              <w:rPr>
+                <w:b/>
+                <w:bCs/>
+                <w:color w:val="4659A7"/>
+              </w:rPr>
+              <w:t xml:space="preserve">1  </w:t>
+            </w:r>
+            <w:r>
+              <w:t xml:space="preserve">Phase 1 (Step 1 AddBook POST): Client submits book title, author, ISBN, and shelf aisle. The server stores the record and returns 201 Created with generated composite ID.</w:t>
+            </w:r>
+          </w:p>
+          <w:p>
+            <w:pPr>
+              <w:spacing w:after="120" w:line="300"/>
+            </w:pPr>
+            <w:r>
+              <w:rPr>
+                <w:b/>
+                <w:bCs/>
+                <w:color w:val="4659A7"/>
+              </w:rPr>
+              <w:t xml:space="preserve">2  </w:t>
+            </w:r>
+            <w:r>
+              <w:t xml:space="preserve">Phase 2 (Step 2 GetBook GET): Client queries GET /books with the composite ID to confirm the record exists in the catalog and returns 200 OK with location details.</w:t>
+            </w:r>
+          </w:p>
+          <w:p>
+            <w:pPr>
+              <w:spacing w:after="120" w:line="300"/>
+            </w:pPr>
+            <w:r>
+              <w:rPr>
+                <w:b/>
+                <w:bCs/>
+                <w:color w:val="4659A7"/>
+              </w:rPr>
+              <w:t xml:space="preserve">3  </w:t>
+            </w:r>
+            <w:r>
+              <w:t xml:space="preserve">Phase 3 (Step 3 DeleteBook POST): Client submits a delete request with the composite ID to /books/delete. The server removes the record and confirms deletion.</w:t>
+            </w:r>
+          </w:p>
+        </w:tc>
+      </w:tr>
+    </w:tbl>
     <w:p>
       <w:pPr>
         <w:pStyle w:val="Heading2"/>
@@ -10018,123 +10585,186 @@
         <w:t xml:space="preserve">Step 1: The Request and Response Execution Lifecycle</w:t>
       </w:r>
     </w:p>
-    <w:p>
-      <w:pPr>
-        <w:spacing w:after="120" w:line="300"/>
-      </w:pPr>
-      <w:r>
-        <w:t xml:space="preserve">Postman separates script execution into two distinct phases that sandwich the network call.</w:t>
-      </w:r>
-    </w:p>
-    <w:p>
-      <w:pPr>
-        <w:jc w:val="center"/>
-      </w:pPr>
-      <w:r>
-        <w:drawing>
-          <wp:inline distT="0" distB="0" distL="0" distR="0">
-            <wp:extent cx="5334000" cy="2905125"/>
-            <wp:effectExtent t="0" r="0" b="0" l="0"/>
-            <wp:docPr id="1" name="Postman script execution lifecycle: Pre request script runs before network call, HTTP request and response travel across the wire, Tests script runs assertions after response arrives." descr="Postman script execution lifecycle: Pre request script runs before network call, HTTP request and response travel across the wire, Tests script runs assertions after response arrives." title="Postman script execution lifecycle: Pre request script runs before network call, HTTP request and response travel across the wire, Tests script runs assertions after response arrives."/>
-            <wp:cNvGraphicFramePr>
-              <a:graphicFrameLocks xmlns:a="http://schemas.openxmlformats.org/drawingml/2006/main" noChangeAspect="1"/>
-            </wp:cNvGraphicFramePr>
-            <a:graphic xmlns:a="http://schemas.openxmlformats.org/drawingml/2006/main">
-              <a:graphicData uri="http://schemas.openxmlformats.org/drawingml/2006/picture">
-                <pic:pic xmlns:pic="http://schemas.openxmlformats.org/drawingml/2006/picture">
-                  <pic:nvPicPr>
-                    <pic:cNvPr id="0" name="" descr=""/>
-                    <pic:cNvPicPr>
-                      <a:picLocks noChangeAspect="1" noChangeArrowheads="1"/>
-                    </pic:cNvPicPr>
-                  </pic:nvPicPr>
-                  <pic:blipFill>
-                    <a:blip r:embed="rId21" cstate="none"/>
-                    <a:srcRect/>
-                    <a:stretch>
-                      <a:fillRect/>
-                    </a:stretch>
-                  </pic:blipFill>
-                  <pic:spPr bwMode="auto">
-                    <a:xfrm>
-                      <a:off x="0" y="0"/>
-                      <a:ext cx="5334000" cy="2905125"/>
-                    </a:xfrm>
-                    <a:prstGeom prst="rect">
-                      <a:avLst/>
-                    </a:prstGeom>
-                  </pic:spPr>
-                </pic:pic>
-              </a:graphicData>
-            </a:graphic>
-          </wp:inline>
-        </w:drawing>
-      </w:r>
-    </w:p>
-    <w:p>
-      <w:pPr>
-        <w:spacing w:after="120" w:line="300"/>
-        <w:jc w:val="center"/>
-      </w:pPr>
-      <w:r>
-        <w:rPr>
-          <w:i/>
-          <w:iCs/>
-          <w:color w:val="5B6575"/>
-          <w:sz w:val="19"/>
-          <w:szCs w:val="19"/>
-        </w:rPr>
-        <w:t xml:space="preserve">The complete three stage execution lifecycle of every Postman request.</w:t>
-      </w:r>
-    </w:p>
-    <w:p>
-      <w:pPr>
-        <w:spacing w:after="120" w:line="300"/>
-      </w:pPr>
-      <w:r>
-        <w:rPr>
-          <w:b/>
-          <w:bCs/>
-          <w:color w:val="4659A7"/>
-        </w:rPr>
-        <w:t xml:space="preserve">1  </w:t>
-      </w:r>
-      <w:r>
-        <w:t xml:space="preserve">Stage 1 (Pre request Script): Runs before the HTTP request is built. Ideal for calculating timestamps, generating unique numbers, and configuring headers.</w:t>
-      </w:r>
-    </w:p>
-    <w:p>
-      <w:pPr>
-        <w:spacing w:after="120" w:line="300"/>
-      </w:pPr>
-      <w:r>
-        <w:rPr>
-          <w:b/>
-          <w:bCs/>
-          <w:color w:val="4659A7"/>
-        </w:rPr>
-        <w:t xml:space="preserve">2  </w:t>
-      </w:r>
-      <w:r>
-        <w:t xml:space="preserve">Stage 2 (Network Transmission): The HTTP packet travels across the wire and the server returns status code, headers, and body.</w:t>
-      </w:r>
-    </w:p>
-    <w:p>
-      <w:pPr>
-        <w:spacing w:after="120" w:line="300"/>
-      </w:pPr>
-      <w:r>
-        <w:rPr>
-          <w:b/>
-          <w:bCs/>
-          <w:color w:val="4659A7"/>
-        </w:rPr>
-        <w:t xml:space="preserve">3  </w:t>
-      </w:r>
-      <w:r>
-        <w:t xml:space="preserve">Stage 3 (Tests Script): Runs immediately after the response arrives. This is where we write assertions to validate data.</w:t>
-      </w:r>
-    </w:p>
+    <w:tbl>
+      <w:tblPr>
+        <w:tblW w:type="pct" w:w="100%"/>
+        <w:tblBorders>
+          <w:top w:val="single" w:color="auto" w:sz="4"/>
+          <w:left w:val="single" w:color="auto" w:sz="4"/>
+          <w:bottom w:val="single" w:color="auto" w:sz="4"/>
+          <w:right w:val="single" w:color="auto" w:sz="4"/>
+          <w:insideH w:val="single" w:color="auto" w:sz="4"/>
+          <w:insideV w:val="single" w:color="auto" w:sz="4"/>
+        </w:tblBorders>
+      </w:tblPr>
+      <w:tblGrid>
+        <w:gridCol w:w="100"/>
+      </w:tblGrid>
+      <w:tr>
+        <w:tc>
+          <w:tcPr>
+            <w:tcBorders>
+              <w:top w:val="single" w:color="D9E0EA" w:sz="2"/>
+              <w:left w:val="single" w:color="D9E0EA" w:sz="2"/>
+              <w:bottom w:val="single" w:color="D9E0EA" w:sz="2"/>
+              <w:right w:val="single" w:color="D9E0EA" w:sz="2"/>
+            </w:tcBorders>
+            <w:shd w:fill="F8FAFC" w:val="clear"/>
+            <w:tcMar>
+              <w:top w:type="dxa" w:w="130"/>
+              <w:left w:type="dxa" w:w="160"/>
+              <w:bottom w:type="dxa" w:w="130"/>
+              <w:right w:type="dxa" w:w="160"/>
+            </w:tcMar>
+          </w:tcPr>
+          <w:p>
+            <w:pPr>
+              <w:spacing w:after="120" w:line="300"/>
+            </w:pPr>
+            <w:r>
+              <w:rPr>
+                <w:b/>
+                <w:bCs/>
+                <w:color w:val="263A67"/>
+              </w:rPr>
+              <w:t xml:space="preserve">ARCHITECTURE · Postman Execution Lifecycle: Pre Request, Network Wire, and Assertions</w:t>
+            </w:r>
+          </w:p>
+          <w:p>
+            <w:pPr>
+              <w:spacing w:after="120" w:line="300"/>
+            </w:pPr>
+            <w:r>
+              <w:rPr>
+                <w:b/>
+                <w:bCs/>
+                <w:color w:val="4659A7"/>
+                <w:sz w:val="22"/>
+                <w:szCs w:val="22"/>
+              </w:rPr>
+              <w:t xml:space="preserve">EXECUTION LIFECYCLE · Postman Execution Lifecycle: Pre Request, Network Wire, and Assertions</w:t>
+            </w:r>
+          </w:p>
+          <w:p>
+            <w:pPr>
+              <w:spacing w:after="120" w:line="300"/>
+            </w:pPr>
+            <w:r>
+              <w:t xml:space="preserve">Postman separates execution into three distinct phases for every HTTP transaction: Pre request Script to seed dynamic parameters, Network Transmission over the wire, and Tests script to parse responses and assert business contracts at machine speed.</w:t>
+            </w:r>
+          </w:p>
+          <w:p>
+            <w:pPr>
+              <w:jc w:val="center"/>
+            </w:pPr>
+            <w:r>
+              <w:drawing>
+                <wp:inline distT="0" distB="0" distL="0" distR="0">
+                  <wp:extent cx="5334000" cy="2905125"/>
+                  <wp:effectExtent t="0" r="0" b="0" l="0"/>
+                  <wp:docPr id="1" name="Postman script execution lifecycle: Pre request script runs before network call, HTTP request and response travel across the wire, Tests script runs assertions after response arrives." descr="Postman script execution lifecycle: Pre request script runs before network call, HTTP request and response travel across the wire, Tests script runs assertions after response arrives." title="Postman script execution lifecycle: Pre request script runs before network call, HTTP request and response travel across the wire, Tests script runs assertions after response arrives."/>
+                  <wp:cNvGraphicFramePr>
+                    <a:graphicFrameLocks xmlns:a="http://schemas.openxmlformats.org/drawingml/2006/main" noChangeAspect="1"/>
+                  </wp:cNvGraphicFramePr>
+                  <a:graphic xmlns:a="http://schemas.openxmlformats.org/drawingml/2006/main">
+                    <a:graphicData uri="http://schemas.openxmlformats.org/drawingml/2006/picture">
+                      <pic:pic xmlns:pic="http://schemas.openxmlformats.org/drawingml/2006/picture">
+                        <pic:nvPicPr>
+                          <pic:cNvPr id="0" name="" descr=""/>
+                          <pic:cNvPicPr>
+                            <a:picLocks noChangeAspect="1" noChangeArrowheads="1"/>
+                          </pic:cNvPicPr>
+                        </pic:nvPicPr>
+                        <pic:blipFill>
+                          <a:blip r:embed="rId21" cstate="none"/>
+                          <a:srcRect/>
+                          <a:stretch>
+                            <a:fillRect/>
+                          </a:stretch>
+                        </pic:blipFill>
+                        <pic:spPr bwMode="auto">
+                          <a:xfrm>
+                            <a:off x="0" y="0"/>
+                            <a:ext cx="5334000" cy="2905125"/>
+                          </a:xfrm>
+                          <a:prstGeom prst="rect">
+                            <a:avLst/>
+                          </a:prstGeom>
+                        </pic:spPr>
+                      </pic:pic>
+                    </a:graphicData>
+                  </a:graphic>
+                </wp:inline>
+              </w:drawing>
+            </w:r>
+          </w:p>
+          <w:p>
+            <w:pPr>
+              <w:spacing w:after="120" w:line="300"/>
+              <w:jc w:val="center"/>
+            </w:pPr>
+            <w:r>
+              <w:rPr>
+                <w:i/>
+                <w:iCs/>
+                <w:color w:val="5B6575"/>
+                <w:sz w:val="19"/>
+                <w:szCs w:val="19"/>
+              </w:rPr>
+              <w:t xml:space="preserve">The complete three stage execution lifecycle of every Postman request.</w:t>
+            </w:r>
+          </w:p>
+          <w:p>
+            <w:pPr>
+              <w:spacing w:after="120" w:line="300"/>
+            </w:pPr>
+            <w:r>
+              <w:rPr>
+                <w:b/>
+                <w:bCs/>
+                <w:color w:val="4659A7"/>
+              </w:rPr>
+              <w:t xml:space="preserve">1  </w:t>
+            </w:r>
+            <w:r>
+              <w:t xml:space="preserve">Stage 1 (Pre request Script): Runs before the HTTP request is built. Ideal for calculating timestamps, generating unique numbers, and configuring headers.</w:t>
+            </w:r>
+          </w:p>
+          <w:p>
+            <w:pPr>
+              <w:spacing w:after="120" w:line="300"/>
+            </w:pPr>
+            <w:r>
+              <w:rPr>
+                <w:b/>
+                <w:bCs/>
+                <w:color w:val="4659A7"/>
+              </w:rPr>
+              <w:t xml:space="preserve">2  </w:t>
+            </w:r>
+            <w:r>
+              <w:t xml:space="preserve">Stage 2 (Network Transmission): The HTTP packet travels across the wire and the server returns status code, headers, and body.</w:t>
+            </w:r>
+          </w:p>
+          <w:p>
+            <w:pPr>
+              <w:spacing w:after="120" w:line="300"/>
+            </w:pPr>
+            <w:r>
+              <w:rPr>
+                <w:b/>
+                <w:bCs/>
+                <w:color w:val="4659A7"/>
+              </w:rPr>
+              <w:t xml:space="preserve">3  </w:t>
+            </w:r>
+            <w:r>
+              <w:t xml:space="preserve">Stage 3 (Tests Script): Runs immediately after the response arrives. This is where we write assertions to validate data.</w:t>
+            </w:r>
+          </w:p>
+        </w:tc>
+      </w:tr>
+    </w:tbl>
     <w:p>
       <w:pPr>
         <w:pStyle w:val="Heading2"/>
@@ -12399,163 +13029,218 @@
         <w:t xml:space="preserve">Step 1: The Five Variable Scopes Hierarchy</w:t>
       </w:r>
     </w:p>
-    <w:p>
-      <w:pPr>
-        <w:spacing w:after="120" w:line="300"/>
-      </w:pPr>
-      <w:r>
-        <w:t xml:space="preserve">Imagine your college campus. You have your personal student ID card in your pocket (Local Scope), your class attendance register (Data Scope), your college campus WiFi settings (Environment Scope), your department syllabus (Collection Scope), and the universal laws of mathematics (Global Scope).</w:t>
-      </w:r>
-    </w:p>
-    <w:p>
-      <w:pPr>
-        <w:spacing w:after="120" w:line="300"/>
-      </w:pPr>
-      <w:r>
-        <w:t xml:space="preserve">Postman provides five distinct variable tiers, organized from the broadest workspace level down to individual requests.</w:t>
-      </w:r>
-    </w:p>
-    <w:p>
-      <w:pPr>
-        <w:jc w:val="center"/>
-      </w:pPr>
-      <w:r>
-        <w:drawing>
-          <wp:inline distT="0" distB="0" distL="0" distR="0">
-            <wp:extent cx="5334000" cy="2905125"/>
-            <wp:effectExtent t="0" r="0" b="0" l="0"/>
-            <wp:docPr id="1" name="Infographic showing the 5 Postman variable scopes ladder with precedence arrows from Local down to Global." descr="Infographic showing the 5 Postman variable scopes ladder with precedence arrows from Local down to Global." title="Infographic showing the 5 Postman variable scopes ladder with precedence arrows from Local down to Global."/>
-            <wp:cNvGraphicFramePr>
-              <a:graphicFrameLocks xmlns:a="http://schemas.openxmlformats.org/drawingml/2006/main" noChangeAspect="1"/>
-            </wp:cNvGraphicFramePr>
-            <a:graphic xmlns:a="http://schemas.openxmlformats.org/drawingml/2006/main">
-              <a:graphicData uri="http://schemas.openxmlformats.org/drawingml/2006/picture">
-                <pic:pic xmlns:pic="http://schemas.openxmlformats.org/drawingml/2006/picture">
-                  <pic:nvPicPr>
-                    <pic:cNvPr id="0" name="" descr=""/>
-                    <pic:cNvPicPr>
-                      <a:picLocks noChangeAspect="1" noChangeArrowheads="1"/>
-                    </pic:cNvPicPr>
-                  </pic:nvPicPr>
-                  <pic:blipFill>
-                    <a:blip r:embed="rId22" cstate="none"/>
-                    <a:srcRect/>
-                    <a:stretch>
-                      <a:fillRect/>
-                    </a:stretch>
-                  </pic:blipFill>
-                  <pic:spPr bwMode="auto">
-                    <a:xfrm>
-                      <a:off x="0" y="0"/>
-                      <a:ext cx="5334000" cy="2905125"/>
-                    </a:xfrm>
-                    <a:prstGeom prst="rect">
-                      <a:avLst/>
-                    </a:prstGeom>
-                  </pic:spPr>
-                </pic:pic>
-              </a:graphicData>
-            </a:graphic>
-          </wp:inline>
-        </w:drawing>
-      </w:r>
-    </w:p>
-    <w:p>
-      <w:pPr>
-        <w:spacing w:after="120" w:line="300"/>
-        <w:jc w:val="center"/>
-      </w:pPr>
-      <w:r>
-        <w:rPr>
-          <w:i/>
-          <w:iCs/>
-          <w:color w:val="5B6575"/>
-          <w:sz w:val="19"/>
-          <w:szCs w:val="19"/>
-        </w:rPr>
-        <w:t xml:space="preserve">The five variable scopes in Postman and their order of precedence.</w:t>
-      </w:r>
-    </w:p>
-    <w:p>
-      <w:pPr>
-        <w:spacing w:after="120" w:line="300"/>
-      </w:pPr>
-      <w:r>
-        <w:rPr>
-          <w:b/>
-          <w:bCs/>
-          <w:color w:val="4659A7"/>
-        </w:rPr>
-        <w:t xml:space="preserve">1  </w:t>
-      </w:r>
-      <w:r>
-        <w:t xml:space="preserve">Local Scope (Highest Priority): Temporary variables declared inside a single request script.</w:t>
-      </w:r>
-    </w:p>
-    <w:p>
-      <w:pPr>
-        <w:spacing w:after="120" w:line="300"/>
-      </w:pPr>
-      <w:r>
-        <w:rPr>
-          <w:b/>
-          <w:bCs/>
-          <w:color w:val="4659A7"/>
-        </w:rPr>
-        <w:t xml:space="preserve">2  </w:t>
-      </w:r>
-      <w:r>
-        <w:t xml:space="preserve">Data Scope: Values supplied by external data files (such as CSV or JSON) during iterations.</w:t>
-      </w:r>
-    </w:p>
-    <w:p>
-      <w:pPr>
-        <w:spacing w:after="120" w:line="300"/>
-      </w:pPr>
-      <w:r>
-        <w:rPr>
-          <w:b/>
-          <w:bCs/>
-          <w:color w:val="4659A7"/>
-        </w:rPr>
-        <w:t xml:space="preserve">3  </w:t>
-      </w:r>
-      <w:r>
-        <w:t xml:space="preserve">Environment Scope: Key value pairs tied to a specific deployment stage (QA, UAT, Production).</w:t>
-      </w:r>
-    </w:p>
-    <w:p>
-      <w:pPr>
-        <w:spacing w:after="120" w:line="300"/>
-      </w:pPr>
-      <w:r>
-        <w:rPr>
-          <w:b/>
-          <w:bCs/>
-          <w:color w:val="4659A7"/>
-        </w:rPr>
-        <w:t xml:space="preserve">4  </w:t>
-      </w:r>
-      <w:r>
-        <w:t xml:space="preserve">Collection Scope: Variables shared across all requests inside one specific collection folder.</w:t>
-      </w:r>
-    </w:p>
-    <w:p>
-      <w:pPr>
-        <w:spacing w:after="120" w:line="300"/>
-      </w:pPr>
-      <w:r>
-        <w:rPr>
-          <w:b/>
-          <w:bCs/>
-          <w:color w:val="4659A7"/>
-        </w:rPr>
-        <w:t xml:space="preserve">5  </w:t>
-      </w:r>
-      <w:r>
-        <w:t xml:space="preserve">Global Scope (Lowest Priority): Universal constants accessible across all collections and environments.</w:t>
-      </w:r>
-    </w:p>
+    <w:tbl>
+      <w:tblPr>
+        <w:tblW w:type="pct" w:w="100%"/>
+        <w:tblBorders>
+          <w:top w:val="single" w:color="auto" w:sz="4"/>
+          <w:left w:val="single" w:color="auto" w:sz="4"/>
+          <w:bottom w:val="single" w:color="auto" w:sz="4"/>
+          <w:right w:val="single" w:color="auto" w:sz="4"/>
+          <w:insideH w:val="single" w:color="auto" w:sz="4"/>
+          <w:insideV w:val="single" w:color="auto" w:sz="4"/>
+        </w:tblBorders>
+      </w:tblPr>
+      <w:tblGrid>
+        <w:gridCol w:w="100"/>
+      </w:tblGrid>
+      <w:tr>
+        <w:tc>
+          <w:tcPr>
+            <w:tcBorders>
+              <w:top w:val="single" w:color="D9E0EA" w:sz="2"/>
+              <w:left w:val="single" w:color="D9E0EA" w:sz="2"/>
+              <w:bottom w:val="single" w:color="D9E0EA" w:sz="2"/>
+              <w:right w:val="single" w:color="D9E0EA" w:sz="2"/>
+            </w:tcBorders>
+            <w:shd w:fill="F8FAFC" w:val="clear"/>
+            <w:tcMar>
+              <w:top w:type="dxa" w:w="130"/>
+              <w:left w:type="dxa" w:w="160"/>
+              <w:bottom w:type="dxa" w:w="130"/>
+              <w:right w:type="dxa" w:w="160"/>
+            </w:tcMar>
+          </w:tcPr>
+          <w:p>
+            <w:pPr>
+              <w:spacing w:after="120" w:line="300"/>
+            </w:pPr>
+            <w:r>
+              <w:rPr>
+                <w:b/>
+                <w:bCs/>
+                <w:color w:val="263A67"/>
+              </w:rPr>
+              <w:t xml:space="preserve">ARCHITECTURE · Postman Variable Scopes Hierarchy: Precedence and Scope Boundaries</w:t>
+            </w:r>
+          </w:p>
+          <w:p>
+            <w:pPr>
+              <w:spacing w:after="120" w:line="300"/>
+            </w:pPr>
+            <w:r>
+              <w:rPr>
+                <w:b/>
+                <w:bCs/>
+                <w:color w:val="4659A7"/>
+                <w:sz w:val="22"/>
+                <w:szCs w:val="22"/>
+              </w:rPr>
+              <w:t xml:space="preserve">SCOPE ARCHITECTURE · Postman Variable Scopes Hierarchy: Precedence and Scope Boundaries</w:t>
+            </w:r>
+          </w:p>
+          <w:p>
+            <w:pPr>
+              <w:spacing w:after="120" w:line="300"/>
+            </w:pPr>
+            <w:r>
+              <w:t xml:space="preserve">Imagine your college campus. You have your personal student ID card in your pocket (Local Scope), your class attendance register (Data Scope), your college campus WiFi settings (Environment Scope), your department syllabus (Collection Scope), and universal constants (Global Scope). Postman organizes variables across these five tiers with strict precedence rules: narrower scopes override broader scopes whenever variable names match.</w:t>
+            </w:r>
+          </w:p>
+          <w:p>
+            <w:pPr>
+              <w:jc w:val="center"/>
+            </w:pPr>
+            <w:r>
+              <w:drawing>
+                <wp:inline distT="0" distB="0" distL="0" distR="0">
+                  <wp:extent cx="5334000" cy="2905125"/>
+                  <wp:effectExtent t="0" r="0" b="0" l="0"/>
+                  <wp:docPr id="1" name="Infographic showing the 5 Postman variable scopes ladder with precedence arrows from Local down to Global." descr="Infographic showing the 5 Postman variable scopes ladder with precedence arrows from Local down to Global." title="Infographic showing the 5 Postman variable scopes ladder with precedence arrows from Local down to Global."/>
+                  <wp:cNvGraphicFramePr>
+                    <a:graphicFrameLocks xmlns:a="http://schemas.openxmlformats.org/drawingml/2006/main" noChangeAspect="1"/>
+                  </wp:cNvGraphicFramePr>
+                  <a:graphic xmlns:a="http://schemas.openxmlformats.org/drawingml/2006/main">
+                    <a:graphicData uri="http://schemas.openxmlformats.org/drawingml/2006/picture">
+                      <pic:pic xmlns:pic="http://schemas.openxmlformats.org/drawingml/2006/picture">
+                        <pic:nvPicPr>
+                          <pic:cNvPr id="0" name="" descr=""/>
+                          <pic:cNvPicPr>
+                            <a:picLocks noChangeAspect="1" noChangeArrowheads="1"/>
+                          </pic:cNvPicPr>
+                        </pic:nvPicPr>
+                        <pic:blipFill>
+                          <a:blip r:embed="rId22" cstate="none"/>
+                          <a:srcRect/>
+                          <a:stretch>
+                            <a:fillRect/>
+                          </a:stretch>
+                        </pic:blipFill>
+                        <pic:spPr bwMode="auto">
+                          <a:xfrm>
+                            <a:off x="0" y="0"/>
+                            <a:ext cx="5334000" cy="2905125"/>
+                          </a:xfrm>
+                          <a:prstGeom prst="rect">
+                            <a:avLst/>
+                          </a:prstGeom>
+                        </pic:spPr>
+                      </pic:pic>
+                    </a:graphicData>
+                  </a:graphic>
+                </wp:inline>
+              </w:drawing>
+            </w:r>
+          </w:p>
+          <w:p>
+            <w:pPr>
+              <w:spacing w:after="120" w:line="300"/>
+              <w:jc w:val="center"/>
+            </w:pPr>
+            <w:r>
+              <w:rPr>
+                <w:i/>
+                <w:iCs/>
+                <w:color w:val="5B6575"/>
+                <w:sz w:val="19"/>
+                <w:szCs w:val="19"/>
+              </w:rPr>
+              <w:t xml:space="preserve">The five variable scopes in Postman and their order of precedence.</w:t>
+            </w:r>
+          </w:p>
+          <w:p>
+            <w:pPr>
+              <w:spacing w:after="120" w:line="300"/>
+            </w:pPr>
+            <w:r>
+              <w:rPr>
+                <w:b/>
+                <w:bCs/>
+                <w:color w:val="4659A7"/>
+              </w:rPr>
+              <w:t xml:space="preserve">1  </w:t>
+            </w:r>
+            <w:r>
+              <w:t xml:space="preserve">Local Scope (Highest Priority): Temporary variables declared inside a single request script.</w:t>
+            </w:r>
+          </w:p>
+          <w:p>
+            <w:pPr>
+              <w:spacing w:after="120" w:line="300"/>
+            </w:pPr>
+            <w:r>
+              <w:rPr>
+                <w:b/>
+                <w:bCs/>
+                <w:color w:val="4659A7"/>
+              </w:rPr>
+              <w:t xml:space="preserve">2  </w:t>
+            </w:r>
+            <w:r>
+              <w:t xml:space="preserve">Data Scope: Values supplied by external data files (such as CSV or JSON) during iterations.</w:t>
+            </w:r>
+          </w:p>
+          <w:p>
+            <w:pPr>
+              <w:spacing w:after="120" w:line="300"/>
+            </w:pPr>
+            <w:r>
+              <w:rPr>
+                <w:b/>
+                <w:bCs/>
+                <w:color w:val="4659A7"/>
+              </w:rPr>
+              <w:t xml:space="preserve">3  </w:t>
+            </w:r>
+            <w:r>
+              <w:t xml:space="preserve">Environment Scope: Key value pairs tied to a specific deployment stage (QA, UAT, Production).</w:t>
+            </w:r>
+          </w:p>
+          <w:p>
+            <w:pPr>
+              <w:spacing w:after="120" w:line="300"/>
+            </w:pPr>
+            <w:r>
+              <w:rPr>
+                <w:b/>
+                <w:bCs/>
+                <w:color w:val="4659A7"/>
+              </w:rPr>
+              <w:t xml:space="preserve">4  </w:t>
+            </w:r>
+            <w:r>
+              <w:t xml:space="preserve">Collection Scope: Variables shared across all requests inside one specific collection folder.</w:t>
+            </w:r>
+          </w:p>
+          <w:p>
+            <w:pPr>
+              <w:spacing w:after="120" w:line="300"/>
+            </w:pPr>
+            <w:r>
+              <w:rPr>
+                <w:b/>
+                <w:bCs/>
+                <w:color w:val="4659A7"/>
+              </w:rPr>
+              <w:t xml:space="preserve">5  </w:t>
+            </w:r>
+            <w:r>
+              <w:t xml:space="preserve">Global Scope (Lowest Priority): Universal constants accessible across all collections and environments.</w:t>
+            </w:r>
+          </w:p>
+        </w:tc>
+      </w:tr>
+    </w:tbl>
     <w:p>
       <w:pPr>
         <w:pStyle w:val="Heading2"/>
@@ -13937,123 +14622,186 @@
         <w:t xml:space="preserve">Step 1: The Three Stage Request Chaining Pipeline</w:t>
       </w:r>
     </w:p>
-    <w:p>
-      <w:pPr>
-        <w:spacing w:after="120" w:line="300"/>
-      </w:pPr>
-      <w:r>
-        <w:t xml:space="preserve">By storing dynamic outputs into variables, a collection can execute dozens of interdependent requests in complete harmony.</w:t>
-      </w:r>
-    </w:p>
-    <w:p>
-      <w:pPr>
-        <w:jc w:val="center"/>
-      </w:pPr>
-      <w:r>
-        <w:drawing>
-          <wp:inline distT="0" distB="0" distL="0" distR="0">
-            <wp:extent cx="5334000" cy="2905125"/>
-            <wp:effectExtent t="0" r="0" b="0" l="0"/>
-            <wp:docPr id="1" name="Flowchart showing request chaining pipeline: Step 1 AddBook POST creates ID, Step 2 GetBook GET queries ID, Step 3 DeleteBook POST removes ID." descr="Flowchart showing request chaining pipeline: Step 1 AddBook POST creates ID, Step 2 GetBook GET queries ID, Step 3 DeleteBook POST removes ID." title="Flowchart showing request chaining pipeline: Step 1 AddBook POST creates ID, Step 2 GetBook GET queries ID, Step 3 DeleteBook POST removes ID."/>
-            <wp:cNvGraphicFramePr>
-              <a:graphicFrameLocks xmlns:a="http://schemas.openxmlformats.org/drawingml/2006/main" noChangeAspect="1"/>
-            </wp:cNvGraphicFramePr>
-            <a:graphic xmlns:a="http://schemas.openxmlformats.org/drawingml/2006/main">
-              <a:graphicData uri="http://schemas.openxmlformats.org/drawingml/2006/picture">
-                <pic:pic xmlns:pic="http://schemas.openxmlformats.org/drawingml/2006/picture">
-                  <pic:nvPicPr>
-                    <pic:cNvPr id="0" name="" descr=""/>
-                    <pic:cNvPicPr>
-                      <a:picLocks noChangeAspect="1" noChangeArrowheads="1"/>
-                    </pic:cNvPicPr>
-                  </pic:nvPicPr>
-                  <pic:blipFill>
-                    <a:blip r:embed="rId23" cstate="none"/>
-                    <a:srcRect/>
-                    <a:stretch>
-                      <a:fillRect/>
-                    </a:stretch>
-                  </pic:blipFill>
-                  <pic:spPr bwMode="auto">
-                    <a:xfrm>
-                      <a:off x="0" y="0"/>
-                      <a:ext cx="5334000" cy="2905125"/>
-                    </a:xfrm>
-                    <a:prstGeom prst="rect">
-                      <a:avLst/>
-                    </a:prstGeom>
-                  </pic:spPr>
-                </pic:pic>
-              </a:graphicData>
-            </a:graphic>
-          </wp:inline>
-        </w:drawing>
-      </w:r>
-    </w:p>
-    <w:p>
-      <w:pPr>
-        <w:spacing w:after="120" w:line="300"/>
-        <w:jc w:val="center"/>
-      </w:pPr>
-      <w:r>
-        <w:rPr>
-          <w:i/>
-          <w:iCs/>
-          <w:color w:val="5B6575"/>
-          <w:sz w:val="19"/>
-          <w:szCs w:val="19"/>
-        </w:rPr>
-        <w:t xml:space="preserve">The autonomous property transfer pipeline across three chained requests.</w:t>
-      </w:r>
-    </w:p>
-    <w:p>
-      <w:pPr>
-        <w:spacing w:after="120" w:line="300"/>
-      </w:pPr>
-      <w:r>
-        <w:rPr>
-          <w:b/>
-          <w:bCs/>
-          <w:color w:val="4659A7"/>
-        </w:rPr>
-        <w:t xml:space="preserve">1  </w:t>
-      </w:r>
-      <w:r>
-        <w:t xml:space="preserve">Step 1 (AddBook POST): Dispatches dynamic payload. Tests script extracts generated ID into environment variable book_id.</w:t>
-      </w:r>
-    </w:p>
-    <w:p>
-      <w:pPr>
-        <w:spacing w:after="120" w:line="300"/>
-      </w:pPr>
-      <w:r>
-        <w:rPr>
-          <w:b/>
-          <w:bCs/>
-          <w:color w:val="4659A7"/>
-        </w:rPr>
-        <w:t xml:space="preserve">2  </w:t>
-      </w:r>
-      <w:r>
-        <w:t xml:space="preserve">Step 2 (GetBook GET): Injects {{book_id}} into query params and asserts that the stored author matches the creation author.</w:t>
-      </w:r>
-    </w:p>
-    <w:p>
-      <w:pPr>
-        <w:spacing w:after="120" w:line="300"/>
-      </w:pPr>
-      <w:r>
-        <w:rPr>
-          <w:b/>
-          <w:bCs/>
-          <w:color w:val="4659A7"/>
-        </w:rPr>
-        <w:t xml:space="preserve">3  </w:t>
-      </w:r>
-      <w:r>
-        <w:t xml:space="preserve">Step 3 (DeleteBook POST): Reads {{book_id}} in the payload body and asserts that the record is completely removed.</w:t>
-      </w:r>
-    </w:p>
+    <w:tbl>
+      <w:tblPr>
+        <w:tblW w:type="pct" w:w="100%"/>
+        <w:tblBorders>
+          <w:top w:val="single" w:color="auto" w:sz="4"/>
+          <w:left w:val="single" w:color="auto" w:sz="4"/>
+          <w:bottom w:val="single" w:color="auto" w:sz="4"/>
+          <w:right w:val="single" w:color="auto" w:sz="4"/>
+          <w:insideH w:val="single" w:color="auto" w:sz="4"/>
+          <w:insideV w:val="single" w:color="auto" w:sz="4"/>
+        </w:tblBorders>
+      </w:tblPr>
+      <w:tblGrid>
+        <w:gridCol w:w="100"/>
+      </w:tblGrid>
+      <w:tr>
+        <w:tc>
+          <w:tcPr>
+            <w:tcBorders>
+              <w:top w:val="single" w:color="D9E0EA" w:sz="2"/>
+              <w:left w:val="single" w:color="D9E0EA" w:sz="2"/>
+              <w:bottom w:val="single" w:color="D9E0EA" w:sz="2"/>
+              <w:right w:val="single" w:color="D9E0EA" w:sz="2"/>
+            </w:tcBorders>
+            <w:shd w:fill="F8FAFC" w:val="clear"/>
+            <w:tcMar>
+              <w:top w:type="dxa" w:w="130"/>
+              <w:left w:type="dxa" w:w="160"/>
+              <w:bottom w:type="dxa" w:w="130"/>
+              <w:right w:type="dxa" w:w="160"/>
+            </w:tcMar>
+          </w:tcPr>
+          <w:p>
+            <w:pPr>
+              <w:spacing w:after="120" w:line="300"/>
+            </w:pPr>
+            <w:r>
+              <w:rPr>
+                <w:b/>
+                <w:bCs/>
+                <w:color w:val="263A67"/>
+              </w:rPr>
+              <w:t xml:space="preserve">ARCHITECTURE · Dynamic Request Chaining: Passing Identity Between Dependent Calls</w:t>
+            </w:r>
+          </w:p>
+          <w:p>
+            <w:pPr>
+              <w:spacing w:after="120" w:line="300"/>
+            </w:pPr>
+            <w:r>
+              <w:rPr>
+                <w:b/>
+                <w:bCs/>
+                <w:color w:val="4659A7"/>
+                <w:sz w:val="22"/>
+                <w:szCs w:val="22"/>
+              </w:rPr>
+              <w:t xml:space="preserve">REQUEST PIPELINE · Dynamic Request Chaining: Passing Identity Between Dependent Calls</w:t>
+            </w:r>
+          </w:p>
+          <w:p>
+            <w:pPr>
+              <w:spacing w:after="120" w:line="300"/>
+            </w:pPr>
+            <w:r>
+              <w:t xml:space="preserve">By storing dynamic outputs into variables, a collection can execute dozens of interdependent requests in complete harmony. Subsequent requests consume dynamic keys in their URLs, headers, or request bodies automatically, eliminating all manual copy paste intervention.</w:t>
+            </w:r>
+          </w:p>
+          <w:p>
+            <w:pPr>
+              <w:jc w:val="center"/>
+            </w:pPr>
+            <w:r>
+              <w:drawing>
+                <wp:inline distT="0" distB="0" distL="0" distR="0">
+                  <wp:extent cx="5334000" cy="2905125"/>
+                  <wp:effectExtent t="0" r="0" b="0" l="0"/>
+                  <wp:docPr id="1" name="Flowchart showing request chaining pipeline: Step 1 AddBook POST creates ID, Step 2 GetBook GET queries ID, Step 3 DeleteBook POST removes ID." descr="Flowchart showing request chaining pipeline: Step 1 AddBook POST creates ID, Step 2 GetBook GET queries ID, Step 3 DeleteBook POST removes ID." title="Flowchart showing request chaining pipeline: Step 1 AddBook POST creates ID, Step 2 GetBook GET queries ID, Step 3 DeleteBook POST removes ID."/>
+                  <wp:cNvGraphicFramePr>
+                    <a:graphicFrameLocks xmlns:a="http://schemas.openxmlformats.org/drawingml/2006/main" noChangeAspect="1"/>
+                  </wp:cNvGraphicFramePr>
+                  <a:graphic xmlns:a="http://schemas.openxmlformats.org/drawingml/2006/main">
+                    <a:graphicData uri="http://schemas.openxmlformats.org/drawingml/2006/picture">
+                      <pic:pic xmlns:pic="http://schemas.openxmlformats.org/drawingml/2006/picture">
+                        <pic:nvPicPr>
+                          <pic:cNvPr id="0" name="" descr=""/>
+                          <pic:cNvPicPr>
+                            <a:picLocks noChangeAspect="1" noChangeArrowheads="1"/>
+                          </pic:cNvPicPr>
+                        </pic:nvPicPr>
+                        <pic:blipFill>
+                          <a:blip r:embed="rId23" cstate="none"/>
+                          <a:srcRect/>
+                          <a:stretch>
+                            <a:fillRect/>
+                          </a:stretch>
+                        </pic:blipFill>
+                        <pic:spPr bwMode="auto">
+                          <a:xfrm>
+                            <a:off x="0" y="0"/>
+                            <a:ext cx="5334000" cy="2905125"/>
+                          </a:xfrm>
+                          <a:prstGeom prst="rect">
+                            <a:avLst/>
+                          </a:prstGeom>
+                        </pic:spPr>
+                      </pic:pic>
+                    </a:graphicData>
+                  </a:graphic>
+                </wp:inline>
+              </w:drawing>
+            </w:r>
+          </w:p>
+          <w:p>
+            <w:pPr>
+              <w:spacing w:after="120" w:line="300"/>
+              <w:jc w:val="center"/>
+            </w:pPr>
+            <w:r>
+              <w:rPr>
+                <w:i/>
+                <w:iCs/>
+                <w:color w:val="5B6575"/>
+                <w:sz w:val="19"/>
+                <w:szCs w:val="19"/>
+              </w:rPr>
+              <w:t xml:space="preserve">The autonomous property transfer pipeline across three chained requests.</w:t>
+            </w:r>
+          </w:p>
+          <w:p>
+            <w:pPr>
+              <w:spacing w:after="120" w:line="300"/>
+            </w:pPr>
+            <w:r>
+              <w:rPr>
+                <w:b/>
+                <w:bCs/>
+                <w:color w:val="4659A7"/>
+              </w:rPr>
+              <w:t xml:space="preserve">1  </w:t>
+            </w:r>
+            <w:r>
+              <w:t xml:space="preserve">Step 1 (AddBook POST): Dispatches dynamic payload. Tests script extracts generated ID into environment variable book_id.</w:t>
+            </w:r>
+          </w:p>
+          <w:p>
+            <w:pPr>
+              <w:spacing w:after="120" w:line="300"/>
+            </w:pPr>
+            <w:r>
+              <w:rPr>
+                <w:b/>
+                <w:bCs/>
+                <w:color w:val="4659A7"/>
+              </w:rPr>
+              <w:t xml:space="preserve">2  </w:t>
+            </w:r>
+            <w:r>
+              <w:t xml:space="preserve">Step 2 (GetBook GET): Injects {{book_id}} into query params and asserts that the stored author matches the creation author.</w:t>
+            </w:r>
+          </w:p>
+          <w:p>
+            <w:pPr>
+              <w:spacing w:after="120" w:line="300"/>
+            </w:pPr>
+            <w:r>
+              <w:rPr>
+                <w:b/>
+                <w:bCs/>
+                <w:color w:val="4659A7"/>
+              </w:rPr>
+              <w:t xml:space="preserve">3  </w:t>
+            </w:r>
+            <w:r>
+              <w:t xml:space="preserve">Step 3 (DeleteBook POST): Reads {{book_id}} in the payload body and asserts that the record is completely removed.</w:t>
+            </w:r>
+          </w:p>
+        </w:tc>
+      </w:tr>
+    </w:tbl>
     <w:p>
       <w:pPr>
         <w:pStyle w:val="Heading2"/>
@@ -14995,131 +15743,202 @@
         </w:tc>
       </w:tr>
     </w:tbl>
-    <w:p>
-      <w:pPr>
-        <w:jc w:val="center"/>
-      </w:pPr>
-      <w:r>
-        <w:drawing>
-          <wp:inline distT="0" distB="0" distL="0" distR="0">
-            <wp:extent cx="5334000" cy="2905125"/>
-            <wp:effectExtent t="0" r="0" b="0" l="0"/>
-            <wp:docPr id="1" name="JavaScript array transformation pipeline showing raw JSON array flowing into filter stage, map transformation stage, and reduce accumulation stage." descr="JavaScript array transformation pipeline showing raw JSON array flowing into filter stage, map transformation stage, and reduce accumulation stage." title="JavaScript array transformation pipeline showing raw JSON array flowing into filter stage, map transformation stage, and reduce accumulation stage."/>
-            <wp:cNvGraphicFramePr>
-              <a:graphicFrameLocks xmlns:a="http://schemas.openxmlformats.org/drawingml/2006/main" noChangeAspect="1"/>
-            </wp:cNvGraphicFramePr>
-            <a:graphic xmlns:a="http://schemas.openxmlformats.org/drawingml/2006/main">
-              <a:graphicData uri="http://schemas.openxmlformats.org/drawingml/2006/picture">
-                <pic:pic xmlns:pic="http://schemas.openxmlformats.org/drawingml/2006/picture">
-                  <pic:nvPicPr>
-                    <pic:cNvPr id="0" name="" descr=""/>
-                    <pic:cNvPicPr>
-                      <a:picLocks noChangeAspect="1" noChangeArrowheads="1"/>
-                    </pic:cNvPicPr>
-                  </pic:nvPicPr>
-                  <pic:blipFill>
-                    <a:blip r:embed="rId24" cstate="none"/>
-                    <a:srcRect/>
-                    <a:stretch>
-                      <a:fillRect/>
-                    </a:stretch>
-                  </pic:blipFill>
-                  <pic:spPr bwMode="auto">
-                    <a:xfrm>
-                      <a:off x="0" y="0"/>
-                      <a:ext cx="5334000" cy="2905125"/>
-                    </a:xfrm>
-                    <a:prstGeom prst="rect">
-                      <a:avLst/>
-                    </a:prstGeom>
-                  </pic:spPr>
-                </pic:pic>
-              </a:graphicData>
-            </a:graphic>
-          </wp:inline>
-        </w:drawing>
-      </w:r>
-    </w:p>
-    <w:p>
-      <w:pPr>
-        <w:spacing w:after="120" w:line="300"/>
-        <w:jc w:val="center"/>
-      </w:pPr>
-      <w:r>
-        <w:rPr>
-          <w:i/>
-          <w:iCs/>
-          <w:color w:val="5B6575"/>
-          <w:sz w:val="19"/>
-          <w:szCs w:val="19"/>
-        </w:rPr>
-        <w:t xml:space="preserve">The JavaScript Array Transformation Pipeline: Filtering, mapping, and reducing nested API data.</w:t>
-      </w:r>
-    </w:p>
-    <w:p>
-      <w:pPr>
-        <w:spacing w:after="120" w:line="300"/>
-      </w:pPr>
-      <w:r>
-        <w:rPr>
-          <w:b/>
-          <w:bCs/>
-          <w:color w:val="4659A7"/>
-        </w:rPr>
-        <w:t xml:space="preserve">1  </w:t>
-      </w:r>
-      <w:r>
-        <w:t xml:space="preserve">Stage 1 (Raw JSON Array): The incoming API response delivers an array of book objects containing titles and unit prices.</w:t>
-      </w:r>
-    </w:p>
-    <w:p>
-      <w:pPr>
-        <w:spacing w:after="120" w:line="300"/>
-      </w:pPr>
-      <w:r>
-        <w:rPr>
-          <w:b/>
-          <w:bCs/>
-          <w:color w:val="4659A7"/>
-        </w:rPr>
-        <w:t xml:space="preserve">2  </w:t>
-      </w:r>
-      <w:r>
-        <w:t xml:space="preserve">Stage 2 (Filter Stage): books.filter() scans the array and extracts only items matching the condition (books priced above 30 dollars), discarding non matching records.</w:t>
-      </w:r>
-    </w:p>
-    <w:p>
-      <w:pPr>
-        <w:spacing w:after="120" w:line="300"/>
-      </w:pPr>
-      <w:r>
-        <w:rPr>
-          <w:b/>
-          <w:bCs/>
-          <w:color w:val="4659A7"/>
-        </w:rPr>
-        <w:t xml:space="preserve">3  </w:t>
-      </w:r>
-      <w:r>
-        <w:t xml:space="preserve">Stage 3 (Map Stage): filteredBooks.map() transforms each item into a formatted line item object with calculated item totals.</w:t>
-      </w:r>
-    </w:p>
-    <w:p>
-      <w:pPr>
-        <w:spacing w:after="120" w:line="300"/>
-      </w:pPr>
-      <w:r>
-        <w:rPr>
-          <w:b/>
-          <w:bCs/>
-          <w:color w:val="4659A7"/>
-        </w:rPr>
-        <w:t xml:space="preserve">4  </w:t>
-      </w:r>
-      <w:r>
-        <w:t xml:space="preserve">Stage 4 (Reduce Stage): mappedItems.reduce() accumulates each item total into a single running total, producing the final invoice sum of 126.</w:t>
-      </w:r>
-    </w:p>
+    <w:tbl>
+      <w:tblPr>
+        <w:tblW w:type="pct" w:w="100%"/>
+        <w:tblBorders>
+          <w:top w:val="single" w:color="auto" w:sz="4"/>
+          <w:left w:val="single" w:color="auto" w:sz="4"/>
+          <w:bottom w:val="single" w:color="auto" w:sz="4"/>
+          <w:right w:val="single" w:color="auto" w:sz="4"/>
+          <w:insideH w:val="single" w:color="auto" w:sz="4"/>
+          <w:insideV w:val="single" w:color="auto" w:sz="4"/>
+        </w:tblBorders>
+      </w:tblPr>
+      <w:tblGrid>
+        <w:gridCol w:w="100"/>
+      </w:tblGrid>
+      <w:tr>
+        <w:tc>
+          <w:tcPr>
+            <w:tcBorders>
+              <w:top w:val="single" w:color="D9E0EA" w:sz="2"/>
+              <w:left w:val="single" w:color="D9E0EA" w:sz="2"/>
+              <w:bottom w:val="single" w:color="D9E0EA" w:sz="2"/>
+              <w:right w:val="single" w:color="D9E0EA" w:sz="2"/>
+            </w:tcBorders>
+            <w:shd w:fill="F8FAFC" w:val="clear"/>
+            <w:tcMar>
+              <w:top w:type="dxa" w:w="130"/>
+              <w:left w:type="dxa" w:w="160"/>
+              <w:bottom w:type="dxa" w:w="130"/>
+              <w:right w:type="dxa" w:w="160"/>
+            </w:tcMar>
+          </w:tcPr>
+          <w:p>
+            <w:pPr>
+              <w:spacing w:after="120" w:line="300"/>
+            </w:pPr>
+            <w:r>
+              <w:rPr>
+                <w:b/>
+                <w:bCs/>
+                <w:color w:val="263A67"/>
+              </w:rPr>
+              <w:t xml:space="preserve">ARCHITECTURE · JavaScript Array Transformation Pipeline: Filtering, Mapping, and Aggregating</w:t>
+            </w:r>
+          </w:p>
+          <w:p>
+            <w:pPr>
+              <w:spacing w:after="120" w:line="300"/>
+            </w:pPr>
+            <w:r>
+              <w:rPr>
+                <w:b/>
+                <w:bCs/>
+                <w:color w:val="4659A7"/>
+                <w:sz w:val="22"/>
+                <w:szCs w:val="22"/>
+              </w:rPr>
+              <w:t xml:space="preserve">DATA TRANSFORMATION · JavaScript Array Transformation Pipeline: Filtering, Mapping, and Aggregating</w:t>
+            </w:r>
+          </w:p>
+          <w:p>
+            <w:pPr>
+              <w:spacing w:after="120" w:line="300"/>
+            </w:pPr>
+            <w:r>
+              <w:t xml:space="preserve">Modern enterprise APIs deliver deep hierarchical payloads. Understanding how find, map, filter, and reduce transform JSON arrays allows automation engineers to locate specific records, compute expected financial aggregates, and assert mathematical integrity across entire catalogs.</w:t>
+            </w:r>
+          </w:p>
+          <w:p>
+            <w:pPr>
+              <w:jc w:val="center"/>
+            </w:pPr>
+            <w:r>
+              <w:drawing>
+                <wp:inline distT="0" distB="0" distL="0" distR="0">
+                  <wp:extent cx="5334000" cy="2905125"/>
+                  <wp:effectExtent t="0" r="0" b="0" l="0"/>
+                  <wp:docPr id="1" name="JavaScript array transformation pipeline showing raw JSON array flowing into filter stage, map transformation stage, and reduce accumulation stage." descr="JavaScript array transformation pipeline showing raw JSON array flowing into filter stage, map transformation stage, and reduce accumulation stage." title="JavaScript array transformation pipeline showing raw JSON array flowing into filter stage, map transformation stage, and reduce accumulation stage."/>
+                  <wp:cNvGraphicFramePr>
+                    <a:graphicFrameLocks xmlns:a="http://schemas.openxmlformats.org/drawingml/2006/main" noChangeAspect="1"/>
+                  </wp:cNvGraphicFramePr>
+                  <a:graphic xmlns:a="http://schemas.openxmlformats.org/drawingml/2006/main">
+                    <a:graphicData uri="http://schemas.openxmlformats.org/drawingml/2006/picture">
+                      <pic:pic xmlns:pic="http://schemas.openxmlformats.org/drawingml/2006/picture">
+                        <pic:nvPicPr>
+                          <pic:cNvPr id="0" name="" descr=""/>
+                          <pic:cNvPicPr>
+                            <a:picLocks noChangeAspect="1" noChangeArrowheads="1"/>
+                          </pic:cNvPicPr>
+                        </pic:nvPicPr>
+                        <pic:blipFill>
+                          <a:blip r:embed="rId24" cstate="none"/>
+                          <a:srcRect/>
+                          <a:stretch>
+                            <a:fillRect/>
+                          </a:stretch>
+                        </pic:blipFill>
+                        <pic:spPr bwMode="auto">
+                          <a:xfrm>
+                            <a:off x="0" y="0"/>
+                            <a:ext cx="5334000" cy="2905125"/>
+                          </a:xfrm>
+                          <a:prstGeom prst="rect">
+                            <a:avLst/>
+                          </a:prstGeom>
+                        </pic:spPr>
+                      </pic:pic>
+                    </a:graphicData>
+                  </a:graphic>
+                </wp:inline>
+              </w:drawing>
+            </w:r>
+          </w:p>
+          <w:p>
+            <w:pPr>
+              <w:spacing w:after="120" w:line="300"/>
+              <w:jc w:val="center"/>
+            </w:pPr>
+            <w:r>
+              <w:rPr>
+                <w:i/>
+                <w:iCs/>
+                <w:color w:val="5B6575"/>
+                <w:sz w:val="19"/>
+                <w:szCs w:val="19"/>
+              </w:rPr>
+              <w:t xml:space="preserve">The JavaScript Array Transformation Pipeline: Filtering, mapping, and reducing nested API data.</w:t>
+            </w:r>
+          </w:p>
+          <w:p>
+            <w:pPr>
+              <w:spacing w:after="120" w:line="300"/>
+            </w:pPr>
+            <w:r>
+              <w:rPr>
+                <w:b/>
+                <w:bCs/>
+                <w:color w:val="4659A7"/>
+              </w:rPr>
+              <w:t xml:space="preserve">1  </w:t>
+            </w:r>
+            <w:r>
+              <w:t xml:space="preserve">Stage 1 (Raw JSON Array): The incoming API response delivers an array of book objects containing titles and unit prices.</w:t>
+            </w:r>
+          </w:p>
+          <w:p>
+            <w:pPr>
+              <w:spacing w:after="120" w:line="300"/>
+            </w:pPr>
+            <w:r>
+              <w:rPr>
+                <w:b/>
+                <w:bCs/>
+                <w:color w:val="4659A7"/>
+              </w:rPr>
+              <w:t xml:space="preserve">2  </w:t>
+            </w:r>
+            <w:r>
+              <w:t xml:space="preserve">Stage 2 (Filter Stage): books.filter() scans the array and extracts only items matching the condition (books priced above 30 dollars), discarding non matching records.</w:t>
+            </w:r>
+          </w:p>
+          <w:p>
+            <w:pPr>
+              <w:spacing w:after="120" w:line="300"/>
+            </w:pPr>
+            <w:r>
+              <w:rPr>
+                <w:b/>
+                <w:bCs/>
+                <w:color w:val="4659A7"/>
+              </w:rPr>
+              <w:t xml:space="preserve">3  </w:t>
+            </w:r>
+            <w:r>
+              <w:t xml:space="preserve">Stage 3 (Map Stage): filteredBooks.map() transforms each item into a formatted line item object with calculated item totals.</w:t>
+            </w:r>
+          </w:p>
+          <w:p>
+            <w:pPr>
+              <w:spacing w:after="120" w:line="300"/>
+            </w:pPr>
+            <w:r>
+              <w:rPr>
+                <w:b/>
+                <w:bCs/>
+                <w:color w:val="4659A7"/>
+              </w:rPr>
+              <w:t xml:space="preserve">4  </w:t>
+            </w:r>
+            <w:r>
+              <w:t xml:space="preserve">Stage 4 (Reduce Stage): mappedItems.reduce() accumulates each item total into a single running total, producing the final invoice sum of 126.</w:t>
+            </w:r>
+          </w:p>
+        </w:tc>
+      </w:tr>
+    </w:tbl>
     <w:p>
       <w:pPr>
         <w:pStyle w:val="Heading2"/>
@@ -16907,123 +17726,186 @@
         <w:t xml:space="preserve">Step 1: The Data Driven Iteration Loop</w:t>
       </w:r>
     </w:p>
-    <w:p>
-      <w:pPr>
-        <w:spacing w:after="120" w:line="300"/>
-      </w:pPr>
-      <w:r>
-        <w:t xml:space="preserve">In Data Driven Testing, your request sequence acts as a reusable engine. When you feed an external data file into the Collection Runner, Postman executes the entire collection once for every single row in the file.</w:t>
-      </w:r>
-    </w:p>
-    <w:p>
-      <w:pPr>
-        <w:jc w:val="center"/>
-      </w:pPr>
-      <w:r>
-        <w:drawing>
-          <wp:inline distT="0" distB="0" distL="0" distR="0">
-            <wp:extent cx="5334000" cy="2905125"/>
-            <wp:effectExtent t="0" r="0" b="0" l="0"/>
-            <wp:docPr id="1" name="Diagram showing CSV file with multiple rows feeding into Postman Collection Runner, executing iterations 1, 2, and 3 in a loop." descr="Diagram showing CSV file with multiple rows feeding into Postman Collection Runner, executing iterations 1, 2, and 3 in a loop." title="Diagram showing CSV file with multiple rows feeding into Postman Collection Runner, executing iterations 1, 2, and 3 in a loop."/>
-            <wp:cNvGraphicFramePr>
-              <a:graphicFrameLocks xmlns:a="http://schemas.openxmlformats.org/drawingml/2006/main" noChangeAspect="1"/>
-            </wp:cNvGraphicFramePr>
-            <a:graphic xmlns:a="http://schemas.openxmlformats.org/drawingml/2006/main">
-              <a:graphicData uri="http://schemas.openxmlformats.org/drawingml/2006/picture">
-                <pic:pic xmlns:pic="http://schemas.openxmlformats.org/drawingml/2006/picture">
-                  <pic:nvPicPr>
-                    <pic:cNvPr id="0" name="" descr=""/>
-                    <pic:cNvPicPr>
-                      <a:picLocks noChangeAspect="1" noChangeArrowheads="1"/>
-                    </pic:cNvPicPr>
-                  </pic:nvPicPr>
-                  <pic:blipFill>
-                    <a:blip r:embed="rId25" cstate="none"/>
-                    <a:srcRect/>
-                    <a:stretch>
-                      <a:fillRect/>
-                    </a:stretch>
-                  </pic:blipFill>
-                  <pic:spPr bwMode="auto">
-                    <a:xfrm>
-                      <a:off x="0" y="0"/>
-                      <a:ext cx="5334000" cy="2905125"/>
-                    </a:xfrm>
-                    <a:prstGeom prst="rect">
-                      <a:avLst/>
-                    </a:prstGeom>
-                  </pic:spPr>
-                </pic:pic>
-              </a:graphicData>
-            </a:graphic>
-          </wp:inline>
-        </w:drawing>
-      </w:r>
-    </w:p>
-    <w:p>
-      <w:pPr>
-        <w:spacing w:after="120" w:line="300"/>
-        <w:jc w:val="center"/>
-      </w:pPr>
-      <w:r>
-        <w:rPr>
-          <w:i/>
-          <w:iCs/>
-          <w:color w:val="5B6575"/>
-          <w:sz w:val="19"/>
-          <w:szCs w:val="19"/>
-        </w:rPr>
-        <w:t xml:space="preserve">The Data Driven Testing loop executing multiple test iterations from one external file.</w:t>
-      </w:r>
-    </w:p>
-    <w:p>
-      <w:pPr>
-        <w:spacing w:after="120" w:line="300"/>
-      </w:pPr>
-      <w:r>
-        <w:rPr>
-          <w:b/>
-          <w:bCs/>
-          <w:color w:val="4659A7"/>
-        </w:rPr>
-        <w:t xml:space="preserve">1  </w:t>
-      </w:r>
-      <w:r>
-        <w:t xml:space="preserve">The External Dataset: A CSV or JSON document where column headers act as variable keys and each row contains distinct test values.</w:t>
-      </w:r>
-    </w:p>
-    <w:p>
-      <w:pPr>
-        <w:spacing w:after="120" w:line="300"/>
-      </w:pPr>
-      <w:r>
-        <w:rPr>
-          <w:b/>
-          <w:bCs/>
-          <w:color w:val="4659A7"/>
-        </w:rPr>
-        <w:t xml:space="preserve">2  </w:t>
-      </w:r>
-      <w:r>
-        <w:t xml:space="preserve">The Collection Runner Loop: Postman loads row 1, executes Pre request scripts, fires the request, and runs assertions. It then immediately repeats the cycle for row 2, row 3, and beyond.</w:t>
-      </w:r>
-    </w:p>
-    <w:p>
-      <w:pPr>
-        <w:spacing w:after="120" w:line="300"/>
-      </w:pPr>
-      <w:r>
-        <w:rPr>
-          <w:b/>
-          <w:bCs/>
-          <w:color w:val="4659A7"/>
-        </w:rPr>
-        <w:t xml:space="preserve">3  </w:t>
-      </w:r>
-      <w:r>
-        <w:t xml:space="preserve">The Iteration Scorecard: Results are tallied across all runs, reporting total passed assertions and pinpointing any failing records.</w:t>
-      </w:r>
-    </w:p>
+    <w:tbl>
+      <w:tblPr>
+        <w:tblW w:type="pct" w:w="100%"/>
+        <w:tblBorders>
+          <w:top w:val="single" w:color="auto" w:sz="4"/>
+          <w:left w:val="single" w:color="auto" w:sz="4"/>
+          <w:bottom w:val="single" w:color="auto" w:sz="4"/>
+          <w:right w:val="single" w:color="auto" w:sz="4"/>
+          <w:insideH w:val="single" w:color="auto" w:sz="4"/>
+          <w:insideV w:val="single" w:color="auto" w:sz="4"/>
+        </w:tblBorders>
+      </w:tblPr>
+      <w:tblGrid>
+        <w:gridCol w:w="100"/>
+      </w:tblGrid>
+      <w:tr>
+        <w:tc>
+          <w:tcPr>
+            <w:tcBorders>
+              <w:top w:val="single" w:color="D9E0EA" w:sz="2"/>
+              <w:left w:val="single" w:color="D9E0EA" w:sz="2"/>
+              <w:bottom w:val="single" w:color="D9E0EA" w:sz="2"/>
+              <w:right w:val="single" w:color="D9E0EA" w:sz="2"/>
+            </w:tcBorders>
+            <w:shd w:fill="F8FAFC" w:val="clear"/>
+            <w:tcMar>
+              <w:top w:type="dxa" w:w="130"/>
+              <w:left w:type="dxa" w:w="160"/>
+              <w:bottom w:type="dxa" w:w="130"/>
+              <w:right w:type="dxa" w:w="160"/>
+            </w:tcMar>
+          </w:tcPr>
+          <w:p>
+            <w:pPr>
+              <w:spacing w:after="120" w:line="300"/>
+            </w:pPr>
+            <w:r>
+              <w:rPr>
+                <w:b/>
+                <w:bCs/>
+                <w:color w:val="263A67"/>
+              </w:rPr>
+              <w:t xml:space="preserve">ARCHITECTURE · Data Driven Testing Loop: Executing Parameterized Iterations</w:t>
+            </w:r>
+          </w:p>
+          <w:p>
+            <w:pPr>
+              <w:spacing w:after="120" w:line="300"/>
+            </w:pPr>
+            <w:r>
+              <w:rPr>
+                <w:b/>
+                <w:bCs/>
+                <w:color w:val="4659A7"/>
+                <w:sz w:val="22"/>
+                <w:szCs w:val="22"/>
+              </w:rPr>
+              <w:t xml:space="preserve">DATA DRIVEN TESTING · Data Driven Testing Loop: Executing Parameterized Iterations</w:t>
+            </w:r>
+          </w:p>
+          <w:p>
+            <w:pPr>
+              <w:spacing w:after="120" w:line="300"/>
+            </w:pPr>
+            <w:r>
+              <w:t xml:space="preserve">In Data Driven Testing, your request sequence acts as a reusable engine. When you feed an external data file into the Collection Runner, Postman executes the entire collection once for every single row in the file, automatically binding values to data variables.</w:t>
+            </w:r>
+          </w:p>
+          <w:p>
+            <w:pPr>
+              <w:jc w:val="center"/>
+            </w:pPr>
+            <w:r>
+              <w:drawing>
+                <wp:inline distT="0" distB="0" distL="0" distR="0">
+                  <wp:extent cx="5334000" cy="2905125"/>
+                  <wp:effectExtent t="0" r="0" b="0" l="0"/>
+                  <wp:docPr id="1" name="Diagram showing CSV file with multiple rows feeding into Postman Collection Runner, executing iterations 1, 2, and 3 in a loop." descr="Diagram showing CSV file with multiple rows feeding into Postman Collection Runner, executing iterations 1, 2, and 3 in a loop." title="Diagram showing CSV file with multiple rows feeding into Postman Collection Runner, executing iterations 1, 2, and 3 in a loop."/>
+                  <wp:cNvGraphicFramePr>
+                    <a:graphicFrameLocks xmlns:a="http://schemas.openxmlformats.org/drawingml/2006/main" noChangeAspect="1"/>
+                  </wp:cNvGraphicFramePr>
+                  <a:graphic xmlns:a="http://schemas.openxmlformats.org/drawingml/2006/main">
+                    <a:graphicData uri="http://schemas.openxmlformats.org/drawingml/2006/picture">
+                      <pic:pic xmlns:pic="http://schemas.openxmlformats.org/drawingml/2006/picture">
+                        <pic:nvPicPr>
+                          <pic:cNvPr id="0" name="" descr=""/>
+                          <pic:cNvPicPr>
+                            <a:picLocks noChangeAspect="1" noChangeArrowheads="1"/>
+                          </pic:cNvPicPr>
+                        </pic:nvPicPr>
+                        <pic:blipFill>
+                          <a:blip r:embed="rId25" cstate="none"/>
+                          <a:srcRect/>
+                          <a:stretch>
+                            <a:fillRect/>
+                          </a:stretch>
+                        </pic:blipFill>
+                        <pic:spPr bwMode="auto">
+                          <a:xfrm>
+                            <a:off x="0" y="0"/>
+                            <a:ext cx="5334000" cy="2905125"/>
+                          </a:xfrm>
+                          <a:prstGeom prst="rect">
+                            <a:avLst/>
+                          </a:prstGeom>
+                        </pic:spPr>
+                      </pic:pic>
+                    </a:graphicData>
+                  </a:graphic>
+                </wp:inline>
+              </w:drawing>
+            </w:r>
+          </w:p>
+          <w:p>
+            <w:pPr>
+              <w:spacing w:after="120" w:line="300"/>
+              <w:jc w:val="center"/>
+            </w:pPr>
+            <w:r>
+              <w:rPr>
+                <w:i/>
+                <w:iCs/>
+                <w:color w:val="5B6575"/>
+                <w:sz w:val="19"/>
+                <w:szCs w:val="19"/>
+              </w:rPr>
+              <w:t xml:space="preserve">The Data Driven Testing loop executing multiple test iterations from one external file.</w:t>
+            </w:r>
+          </w:p>
+          <w:p>
+            <w:pPr>
+              <w:spacing w:after="120" w:line="300"/>
+            </w:pPr>
+            <w:r>
+              <w:rPr>
+                <w:b/>
+                <w:bCs/>
+                <w:color w:val="4659A7"/>
+              </w:rPr>
+              <w:t xml:space="preserve">1  </w:t>
+            </w:r>
+            <w:r>
+              <w:t xml:space="preserve">The External Dataset: A CSV or JSON document where column headers act as variable keys and each row contains distinct test values.</w:t>
+            </w:r>
+          </w:p>
+          <w:p>
+            <w:pPr>
+              <w:spacing w:after="120" w:line="300"/>
+            </w:pPr>
+            <w:r>
+              <w:rPr>
+                <w:b/>
+                <w:bCs/>
+                <w:color w:val="4659A7"/>
+              </w:rPr>
+              <w:t xml:space="preserve">2  </w:t>
+            </w:r>
+            <w:r>
+              <w:t xml:space="preserve">The Collection Runner Loop: Postman loads row 1, executes Pre request scripts, fires the request, and runs assertions. It then immediately repeats the cycle for row 2, row 3, and beyond.</w:t>
+            </w:r>
+          </w:p>
+          <w:p>
+            <w:pPr>
+              <w:spacing w:after="120" w:line="300"/>
+            </w:pPr>
+            <w:r>
+              <w:rPr>
+                <w:b/>
+                <w:bCs/>
+                <w:color w:val="4659A7"/>
+              </w:rPr>
+              <w:t xml:space="preserve">3  </w:t>
+            </w:r>
+            <w:r>
+              <w:t xml:space="preserve">The Iteration Scorecard: Results are tallied across all runs, reporting total passed assertions and pinpointing any failing records.</w:t>
+            </w:r>
+          </w:p>
+        </w:tc>
+      </w:tr>
+    </w:tbl>
     <w:p>
       <w:pPr>
         <w:pStyle w:val="Heading2"/>
@@ -18433,139 +19315,202 @@
         <w:t xml:space="preserve">Step 1: The Production Negative Testing Matrix</w:t>
       </w:r>
     </w:p>
-    <w:p>
-      <w:pPr>
-        <w:spacing w:after="120" w:line="300"/>
-      </w:pPr>
-      <w:r>
-        <w:t xml:space="preserve">Professional API testers design negative test cases deliberately. Never accept any arbitrary 4xx code; assert the exact numerical status code and error structure expected by the API contract.</w:t>
-      </w:r>
-    </w:p>
-    <w:p>
-      <w:pPr>
-        <w:jc w:val="center"/>
-      </w:pPr>
-      <w:r>
-        <w:drawing>
-          <wp:inline distT="0" distB="0" distL="0" distR="0">
-            <wp:extent cx="5334000" cy="2905125"/>
-            <wp:effectExtent t="0" r="0" b="0" l="0"/>
-            <wp:docPr id="1" name="Negative testing matrix showing 400 Bad Request, 401 Unauthorized, 404 Not Found, 429 Rate Limit, and 500 Server Error cards with try catch workflow." descr="Negative testing matrix showing 400 Bad Request, 401 Unauthorized, 404 Not Found, 429 Rate Limit, and 500 Server Error cards with try catch workflow." title="Negative testing matrix showing 400 Bad Request, 401 Unauthorized, 404 Not Found, 429 Rate Limit, and 500 Server Error cards with try catch workflow."/>
-            <wp:cNvGraphicFramePr>
-              <a:graphicFrameLocks xmlns:a="http://schemas.openxmlformats.org/drawingml/2006/main" noChangeAspect="1"/>
-            </wp:cNvGraphicFramePr>
-            <a:graphic xmlns:a="http://schemas.openxmlformats.org/drawingml/2006/main">
-              <a:graphicData uri="http://schemas.openxmlformats.org/drawingml/2006/picture">
-                <pic:pic xmlns:pic="http://schemas.openxmlformats.org/drawingml/2006/picture">
-                  <pic:nvPicPr>
-                    <pic:cNvPr id="0" name="" descr=""/>
-                    <pic:cNvPicPr>
-                      <a:picLocks noChangeAspect="1" noChangeArrowheads="1"/>
-                    </pic:cNvPicPr>
-                  </pic:nvPicPr>
-                  <pic:blipFill>
-                    <a:blip r:embed="rId26" cstate="none"/>
-                    <a:srcRect/>
-                    <a:stretch>
-                      <a:fillRect/>
-                    </a:stretch>
-                  </pic:blipFill>
-                  <pic:spPr bwMode="auto">
-                    <a:xfrm>
-                      <a:off x="0" y="0"/>
-                      <a:ext cx="5334000" cy="2905125"/>
-                    </a:xfrm>
-                    <a:prstGeom prst="rect">
-                      <a:avLst/>
-                    </a:prstGeom>
-                  </pic:spPr>
-                </pic:pic>
-              </a:graphicData>
-            </a:graphic>
-          </wp:inline>
-        </w:drawing>
-      </w:r>
-    </w:p>
-    <w:p>
-      <w:pPr>
-        <w:spacing w:after="120" w:line="300"/>
-        <w:jc w:val="center"/>
-      </w:pPr>
-      <w:r>
-        <w:rPr>
-          <w:i/>
-          <w:iCs/>
-          <w:color w:val="5B6575"/>
-          <w:sz w:val="19"/>
-          <w:szCs w:val="19"/>
-        </w:rPr>
-        <w:t xml:space="preserve">The core error testing matrix and defensive assertion architecture.</w:t>
-      </w:r>
-    </w:p>
-    <w:p>
-      <w:pPr>
-        <w:spacing w:after="120" w:line="300"/>
-      </w:pPr>
-      <w:r>
-        <w:rPr>
-          <w:b/>
-          <w:bCs/>
-          <w:color w:val="4659A7"/>
-        </w:rPr>
-        <w:t xml:space="preserve">1  </w:t>
-      </w:r>
-      <w:r>
-        <w:t xml:space="preserve">Client Validation Errors (400 or 422): Missing required fields, wrong data types, or out of range values.</w:t>
-      </w:r>
-    </w:p>
-    <w:p>
-      <w:pPr>
-        <w:spacing w:after="120" w:line="300"/>
-      </w:pPr>
-      <w:r>
-        <w:rPr>
-          <w:b/>
-          <w:bCs/>
-          <w:color w:val="4659A7"/>
-        </w:rPr>
-        <w:t xml:space="preserve">2  </w:t>
-      </w:r>
-      <w:r>
-        <w:t xml:space="preserve">Security Errors (401 and 403): Missing or expired authentication tokens (401), or insufficient user permissions (403).</w:t>
-      </w:r>
-    </w:p>
-    <w:p>
-      <w:pPr>
-        <w:spacing w:after="120" w:line="300"/>
-      </w:pPr>
-      <w:r>
-        <w:rPr>
-          <w:b/>
-          <w:bCs/>
-          <w:color w:val="4659A7"/>
-        </w:rPr>
-        <w:t xml:space="preserve">3  </w:t>
-      </w:r>
-      <w:r>
-        <w:t xml:space="preserve">State Conflicts (404 and 409): Querying missing resource IDs (404), or duplicate records colliding in the database (409).</w:t>
-      </w:r>
-    </w:p>
-    <w:p>
-      <w:pPr>
-        <w:spacing w:after="120" w:line="300"/>
-      </w:pPr>
-      <w:r>
-        <w:rPr>
-          <w:b/>
-          <w:bCs/>
-          <w:color w:val="4659A7"/>
-        </w:rPr>
-        <w:t xml:space="preserve">4  </w:t>
-      </w:r>
-      <w:r>
-        <w:t xml:space="preserve">Throughput &amp; Resilience (429 and 500): Rate limit throttling (429), and catching unhandled server exceptions (500).</w:t>
-      </w:r>
-    </w:p>
+    <w:tbl>
+      <w:tblPr>
+        <w:tblW w:type="pct" w:w="100%"/>
+        <w:tblBorders>
+          <w:top w:val="single" w:color="auto" w:sz="4"/>
+          <w:left w:val="single" w:color="auto" w:sz="4"/>
+          <w:bottom w:val="single" w:color="auto" w:sz="4"/>
+          <w:right w:val="single" w:color="auto" w:sz="4"/>
+          <w:insideH w:val="single" w:color="auto" w:sz="4"/>
+          <w:insideV w:val="single" w:color="auto" w:sz="4"/>
+        </w:tblBorders>
+      </w:tblPr>
+      <w:tblGrid>
+        <w:gridCol w:w="100"/>
+      </w:tblGrid>
+      <w:tr>
+        <w:tc>
+          <w:tcPr>
+            <w:tcBorders>
+              <w:top w:val="single" w:color="D9E0EA" w:sz="2"/>
+              <w:left w:val="single" w:color="D9E0EA" w:sz="2"/>
+              <w:bottom w:val="single" w:color="D9E0EA" w:sz="2"/>
+              <w:right w:val="single" w:color="D9E0EA" w:sz="2"/>
+            </w:tcBorders>
+            <w:shd w:fill="F8FAFC" w:val="clear"/>
+            <w:tcMar>
+              <w:top w:type="dxa" w:w="130"/>
+              <w:left w:type="dxa" w:w="160"/>
+              <w:bottom w:type="dxa" w:w="130"/>
+              <w:right w:type="dxa" w:w="160"/>
+            </w:tcMar>
+          </w:tcPr>
+          <w:p>
+            <w:pPr>
+              <w:spacing w:after="120" w:line="300"/>
+            </w:pPr>
+            <w:r>
+              <w:rPr>
+                <w:b/>
+                <w:bCs/>
+                <w:color w:val="263A67"/>
+              </w:rPr>
+              <w:t xml:space="preserve">ARCHITECTURE · Defensive API Testing: The Negative and Edge Case Resilience Matrix</w:t>
+            </w:r>
+          </w:p>
+          <w:p>
+            <w:pPr>
+              <w:spacing w:after="120" w:line="300"/>
+            </w:pPr>
+            <w:r>
+              <w:rPr>
+                <w:b/>
+                <w:bCs/>
+                <w:color w:val="4659A7"/>
+                <w:sz w:val="22"/>
+                <w:szCs w:val="22"/>
+              </w:rPr>
+              <w:t xml:space="preserve">RESILIENCE MATRIX · Defensive API Testing: The Negative and Edge Case Resilience Matrix</w:t>
+            </w:r>
+          </w:p>
+          <w:p>
+            <w:pPr>
+              <w:spacing w:after="120" w:line="300"/>
+            </w:pPr>
+            <w:r>
+              <w:t xml:space="preserve">Professional API test architects design negative and edge case suites to prove that systems fail safely. The Production Negative Testing Matrix categorizes critical defense vectors: invalid inputs, boundary violations, authentication denial, and graceful error responses.</w:t>
+            </w:r>
+          </w:p>
+          <w:p>
+            <w:pPr>
+              <w:jc w:val="center"/>
+            </w:pPr>
+            <w:r>
+              <w:drawing>
+                <wp:inline distT="0" distB="0" distL="0" distR="0">
+                  <wp:extent cx="5334000" cy="2905125"/>
+                  <wp:effectExtent t="0" r="0" b="0" l="0"/>
+                  <wp:docPr id="1" name="Negative testing matrix showing 400 Bad Request, 401 Unauthorized, 404 Not Found, 429 Rate Limit, and 500 Server Error cards with try catch workflow." descr="Negative testing matrix showing 400 Bad Request, 401 Unauthorized, 404 Not Found, 429 Rate Limit, and 500 Server Error cards with try catch workflow." title="Negative testing matrix showing 400 Bad Request, 401 Unauthorized, 404 Not Found, 429 Rate Limit, and 500 Server Error cards with try catch workflow."/>
+                  <wp:cNvGraphicFramePr>
+                    <a:graphicFrameLocks xmlns:a="http://schemas.openxmlformats.org/drawingml/2006/main" noChangeAspect="1"/>
+                  </wp:cNvGraphicFramePr>
+                  <a:graphic xmlns:a="http://schemas.openxmlformats.org/drawingml/2006/main">
+                    <a:graphicData uri="http://schemas.openxmlformats.org/drawingml/2006/picture">
+                      <pic:pic xmlns:pic="http://schemas.openxmlformats.org/drawingml/2006/picture">
+                        <pic:nvPicPr>
+                          <pic:cNvPr id="0" name="" descr=""/>
+                          <pic:cNvPicPr>
+                            <a:picLocks noChangeAspect="1" noChangeArrowheads="1"/>
+                          </pic:cNvPicPr>
+                        </pic:nvPicPr>
+                        <pic:blipFill>
+                          <a:blip r:embed="rId26" cstate="none"/>
+                          <a:srcRect/>
+                          <a:stretch>
+                            <a:fillRect/>
+                          </a:stretch>
+                        </pic:blipFill>
+                        <pic:spPr bwMode="auto">
+                          <a:xfrm>
+                            <a:off x="0" y="0"/>
+                            <a:ext cx="5334000" cy="2905125"/>
+                          </a:xfrm>
+                          <a:prstGeom prst="rect">
+                            <a:avLst/>
+                          </a:prstGeom>
+                        </pic:spPr>
+                      </pic:pic>
+                    </a:graphicData>
+                  </a:graphic>
+                </wp:inline>
+              </w:drawing>
+            </w:r>
+          </w:p>
+          <w:p>
+            <w:pPr>
+              <w:spacing w:after="120" w:line="300"/>
+              <w:jc w:val="center"/>
+            </w:pPr>
+            <w:r>
+              <w:rPr>
+                <w:i/>
+                <w:iCs/>
+                <w:color w:val="5B6575"/>
+                <w:sz w:val="19"/>
+                <w:szCs w:val="19"/>
+              </w:rPr>
+              <w:t xml:space="preserve">The core error testing matrix and defensive assertion architecture.</w:t>
+            </w:r>
+          </w:p>
+          <w:p>
+            <w:pPr>
+              <w:spacing w:after="120" w:line="300"/>
+            </w:pPr>
+            <w:r>
+              <w:rPr>
+                <w:b/>
+                <w:bCs/>
+                <w:color w:val="4659A7"/>
+              </w:rPr>
+              <w:t xml:space="preserve">1  </w:t>
+            </w:r>
+            <w:r>
+              <w:t xml:space="preserve">Client Validation Errors (400 or 422): Missing required fields, wrong data types, or out of range values.</w:t>
+            </w:r>
+          </w:p>
+          <w:p>
+            <w:pPr>
+              <w:spacing w:after="120" w:line="300"/>
+            </w:pPr>
+            <w:r>
+              <w:rPr>
+                <w:b/>
+                <w:bCs/>
+                <w:color w:val="4659A7"/>
+              </w:rPr>
+              <w:t xml:space="preserve">2  </w:t>
+            </w:r>
+            <w:r>
+              <w:t xml:space="preserve">Security Errors (401 and 403): Missing or expired authentication tokens (401), or insufficient user permissions (403).</w:t>
+            </w:r>
+          </w:p>
+          <w:p>
+            <w:pPr>
+              <w:spacing w:after="120" w:line="300"/>
+            </w:pPr>
+            <w:r>
+              <w:rPr>
+                <w:b/>
+                <w:bCs/>
+                <w:color w:val="4659A7"/>
+              </w:rPr>
+              <w:t xml:space="preserve">3  </w:t>
+            </w:r>
+            <w:r>
+              <w:t xml:space="preserve">State Conflicts (404 and 409): Querying missing resource IDs (404), or duplicate records colliding in the database (409).</w:t>
+            </w:r>
+          </w:p>
+          <w:p>
+            <w:pPr>
+              <w:spacing w:after="120" w:line="300"/>
+            </w:pPr>
+            <w:r>
+              <w:rPr>
+                <w:b/>
+                <w:bCs/>
+                <w:color w:val="4659A7"/>
+              </w:rPr>
+              <w:t xml:space="preserve">4  </w:t>
+            </w:r>
+            <w:r>
+              <w:t xml:space="preserve">Throughput &amp; Resilience (429 and 500): Rate limit throttling (429), and catching unhandled server exceptions (500).</w:t>
+            </w:r>
+          </w:p>
+        </w:tc>
+      </w:tr>
+    </w:tbl>
     <w:p>
       <w:pPr>
         <w:pStyle w:val="Heading2"/>
@@ -20628,139 +21573,202 @@
         <w:t xml:space="preserve">Step 3: The Agile Dilemma and Postman Mock Servers</w:t>
       </w:r>
     </w:p>
-    <w:p>
-      <w:pPr>
-        <w:spacing w:after="120" w:line="300"/>
-      </w:pPr>
-      <w:r>
-        <w:t xml:space="preserve">When starting a sprint, waiting ten days for backend microservices stalls everyone. Postman Mock Servers eliminate this blocker by simulating real web servers in the cloud.</w:t>
-      </w:r>
-    </w:p>
-    <w:p>
-      <w:pPr>
-        <w:jc w:val="center"/>
-      </w:pPr>
-      <w:r>
-        <w:drawing>
-          <wp:inline distT="0" distB="0" distL="0" distR="0">
-            <wp:extent cx="5334000" cy="2905125"/>
-            <wp:effectExtent t="0" r="0" b="0" l="0"/>
-            <wp:docPr id="1" name="Postman Mock Server agile workflow showing contract schema creating mock server, enabling parallel development for frontend and QA teams before flipping to live backend." descr="Postman Mock Server agile workflow showing contract schema creating mock server, enabling parallel development for frontend and QA teams before flipping to live backend." title="Postman Mock Server agile workflow showing contract schema creating mock server, enabling parallel development for frontend and QA teams before flipping to live backend."/>
-            <wp:cNvGraphicFramePr>
-              <a:graphicFrameLocks xmlns:a="http://schemas.openxmlformats.org/drawingml/2006/main" noChangeAspect="1"/>
-            </wp:cNvGraphicFramePr>
-            <a:graphic xmlns:a="http://schemas.openxmlformats.org/drawingml/2006/main">
-              <a:graphicData uri="http://schemas.openxmlformats.org/drawingml/2006/picture">
-                <pic:pic xmlns:pic="http://schemas.openxmlformats.org/drawingml/2006/picture">
-                  <pic:nvPicPr>
-                    <pic:cNvPr id="0" name="" descr=""/>
-                    <pic:cNvPicPr>
-                      <a:picLocks noChangeAspect="1" noChangeArrowheads="1"/>
-                    </pic:cNvPicPr>
-                  </pic:nvPicPr>
-                  <pic:blipFill>
-                    <a:blip r:embed="rId27" cstate="none"/>
-                    <a:srcRect/>
-                    <a:stretch>
-                      <a:fillRect/>
-                    </a:stretch>
-                  </pic:blipFill>
-                  <pic:spPr bwMode="auto">
-                    <a:xfrm>
-                      <a:off x="0" y="0"/>
-                      <a:ext cx="5334000" cy="2905125"/>
-                    </a:xfrm>
-                    <a:prstGeom prst="rect">
-                      <a:avLst/>
-                    </a:prstGeom>
-                  </pic:spPr>
-                </pic:pic>
-              </a:graphicData>
-            </a:graphic>
-          </wp:inline>
-        </w:drawing>
-      </w:r>
-    </w:p>
-    <w:p>
-      <w:pPr>
-        <w:spacing w:after="120" w:line="300"/>
-        <w:jc w:val="center"/>
-      </w:pPr>
-      <w:r>
-        <w:rPr>
-          <w:i/>
-          <w:iCs/>
-          <w:color w:val="5B6575"/>
-          <w:sz w:val="19"/>
-          <w:szCs w:val="19"/>
-        </w:rPr>
-        <w:t xml:space="preserve">Unblocking parallel QA and frontend development using hosted Postman Mock Servers.</w:t>
-      </w:r>
-    </w:p>
-    <w:p>
-      <w:pPr>
-        <w:spacing w:after="120" w:line="300"/>
-      </w:pPr>
-      <w:r>
-        <w:rPr>
-          <w:b/>
-          <w:bCs/>
-          <w:color w:val="4659A7"/>
-        </w:rPr>
-        <w:t xml:space="preserve">1  </w:t>
-      </w:r>
-      <w:r>
-        <w:t xml:space="preserve">Sprint Day 1 (Contract Definition): Frontend, Backend, and QA agree on request paths, parameters, and response schemas.</w:t>
-      </w:r>
-    </w:p>
-    <w:p>
-      <w:pPr>
-        <w:spacing w:after="120" w:line="300"/>
-      </w:pPr>
-      <w:r>
-        <w:rPr>
-          <w:b/>
-          <w:bCs/>
-          <w:color w:val="4659A7"/>
-        </w:rPr>
-        <w:t xml:space="preserve">2  </w:t>
-      </w:r>
-      <w:r>
-        <w:t xml:space="preserve">Sprint Day 2 (Mock Server Spin Up): A hosted Postman Mock Server is launched with Examples matching the agreed specification.</w:t>
-      </w:r>
-    </w:p>
-    <w:p>
-      <w:pPr>
-        <w:spacing w:after="120" w:line="300"/>
-      </w:pPr>
-      <w:r>
-        <w:rPr>
-          <w:b/>
-          <w:bCs/>
-          <w:color w:val="4659A7"/>
-        </w:rPr>
-        <w:t xml:space="preserve">3  </w:t>
-      </w:r>
-      <w:r>
-        <w:t xml:space="preserve">Sprint Days 2 to 9 (Parallel Development): Frontend developers build UI screens and QA engineers build complete automated assertion suites against the mock server.</w:t>
-      </w:r>
-    </w:p>
-    <w:p>
-      <w:pPr>
-        <w:spacing w:after="120" w:line="300"/>
-      </w:pPr>
-      <w:r>
-        <w:rPr>
-          <w:b/>
-          <w:bCs/>
-          <w:color w:val="4659A7"/>
-        </w:rPr>
-        <w:t xml:space="preserve">4  </w:t>
-      </w:r>
-      <w:r>
-        <w:t xml:space="preserve">Sprint Day 10 (Deployment and Environment Flip): Backend deploys live microservices to QA. Testers flip the environment variable from Mock URL to Live URL with zero code rewrites.</w:t>
-      </w:r>
-    </w:p>
+    <w:tbl>
+      <w:tblPr>
+        <w:tblW w:type="pct" w:w="100%"/>
+        <w:tblBorders>
+          <w:top w:val="single" w:color="auto" w:sz="4"/>
+          <w:left w:val="single" w:color="auto" w:sz="4"/>
+          <w:bottom w:val="single" w:color="auto" w:sz="4"/>
+          <w:right w:val="single" w:color="auto" w:sz="4"/>
+          <w:insideH w:val="single" w:color="auto" w:sz="4"/>
+          <w:insideV w:val="single" w:color="auto" w:sz="4"/>
+        </w:tblBorders>
+      </w:tblPr>
+      <w:tblGrid>
+        <w:gridCol w:w="100"/>
+      </w:tblGrid>
+      <w:tr>
+        <w:tc>
+          <w:tcPr>
+            <w:tcBorders>
+              <w:top w:val="single" w:color="D9E0EA" w:sz="2"/>
+              <w:left w:val="single" w:color="D9E0EA" w:sz="2"/>
+              <w:bottom w:val="single" w:color="D9E0EA" w:sz="2"/>
+              <w:right w:val="single" w:color="D9E0EA" w:sz="2"/>
+            </w:tcBorders>
+            <w:shd w:fill="F8FAFC" w:val="clear"/>
+            <w:tcMar>
+              <w:top w:type="dxa" w:w="130"/>
+              <w:left w:type="dxa" w:w="160"/>
+              <w:bottom w:type="dxa" w:w="130"/>
+              <w:right w:type="dxa" w:w="160"/>
+            </w:tcMar>
+          </w:tcPr>
+          <w:p>
+            <w:pPr>
+              <w:spacing w:after="120" w:line="300"/>
+            </w:pPr>
+            <w:r>
+              <w:rPr>
+                <w:b/>
+                <w:bCs/>
+                <w:color w:val="263A67"/>
+              </w:rPr>
+              <w:t xml:space="preserve">ARCHITECTURE · Postman Mock Servers: Enabling Fast Parallel Agile Development</w:t>
+            </w:r>
+          </w:p>
+          <w:p>
+            <w:pPr>
+              <w:spacing w:after="120" w:line="300"/>
+            </w:pPr>
+            <w:r>
+              <w:rPr>
+                <w:b/>
+                <w:bCs/>
+                <w:color w:val="4659A7"/>
+                <w:sz w:val="22"/>
+                <w:szCs w:val="22"/>
+              </w:rPr>
+              <w:t xml:space="preserve">AGILE SIMULATION · Postman Mock Servers: Enabling Fast Parallel Agile Development</w:t>
+            </w:r>
+          </w:p>
+          <w:p>
+            <w:pPr>
+              <w:spacing w:after="120" w:line="300"/>
+            </w:pPr>
+            <w:r>
+              <w:t xml:space="preserve">When starting a sprint, waiting ten days for backend microservices stalls everyone. Postman Mock Servers eliminate this blocker by simulating real web servers in the cloud. By defining JSON request examples, frontend and testing teams simulate production behavior weeks before real code lands.</w:t>
+            </w:r>
+          </w:p>
+          <w:p>
+            <w:pPr>
+              <w:jc w:val="center"/>
+            </w:pPr>
+            <w:r>
+              <w:drawing>
+                <wp:inline distT="0" distB="0" distL="0" distR="0">
+                  <wp:extent cx="5334000" cy="2905125"/>
+                  <wp:effectExtent t="0" r="0" b="0" l="0"/>
+                  <wp:docPr id="1" name="Postman Mock Server agile workflow showing contract schema creating mock server, enabling parallel development for frontend and QA teams before flipping to live backend." descr="Postman Mock Server agile workflow showing contract schema creating mock server, enabling parallel development for frontend and QA teams before flipping to live backend." title="Postman Mock Server agile workflow showing contract schema creating mock server, enabling parallel development for frontend and QA teams before flipping to live backend."/>
+                  <wp:cNvGraphicFramePr>
+                    <a:graphicFrameLocks xmlns:a="http://schemas.openxmlformats.org/drawingml/2006/main" noChangeAspect="1"/>
+                  </wp:cNvGraphicFramePr>
+                  <a:graphic xmlns:a="http://schemas.openxmlformats.org/drawingml/2006/main">
+                    <a:graphicData uri="http://schemas.openxmlformats.org/drawingml/2006/picture">
+                      <pic:pic xmlns:pic="http://schemas.openxmlformats.org/drawingml/2006/picture">
+                        <pic:nvPicPr>
+                          <pic:cNvPr id="0" name="" descr=""/>
+                          <pic:cNvPicPr>
+                            <a:picLocks noChangeAspect="1" noChangeArrowheads="1"/>
+                          </pic:cNvPicPr>
+                        </pic:nvPicPr>
+                        <pic:blipFill>
+                          <a:blip r:embed="rId27" cstate="none"/>
+                          <a:srcRect/>
+                          <a:stretch>
+                            <a:fillRect/>
+                          </a:stretch>
+                        </pic:blipFill>
+                        <pic:spPr bwMode="auto">
+                          <a:xfrm>
+                            <a:off x="0" y="0"/>
+                            <a:ext cx="5334000" cy="2905125"/>
+                          </a:xfrm>
+                          <a:prstGeom prst="rect">
+                            <a:avLst/>
+                          </a:prstGeom>
+                        </pic:spPr>
+                      </pic:pic>
+                    </a:graphicData>
+                  </a:graphic>
+                </wp:inline>
+              </w:drawing>
+            </w:r>
+          </w:p>
+          <w:p>
+            <w:pPr>
+              <w:spacing w:after="120" w:line="300"/>
+              <w:jc w:val="center"/>
+            </w:pPr>
+            <w:r>
+              <w:rPr>
+                <w:i/>
+                <w:iCs/>
+                <w:color w:val="5B6575"/>
+                <w:sz w:val="19"/>
+                <w:szCs w:val="19"/>
+              </w:rPr>
+              <w:t xml:space="preserve">Unblocking parallel QA and frontend development using hosted Postman Mock Servers.</w:t>
+            </w:r>
+          </w:p>
+          <w:p>
+            <w:pPr>
+              <w:spacing w:after="120" w:line="300"/>
+            </w:pPr>
+            <w:r>
+              <w:rPr>
+                <w:b/>
+                <w:bCs/>
+                <w:color w:val="4659A7"/>
+              </w:rPr>
+              <w:t xml:space="preserve">1  </w:t>
+            </w:r>
+            <w:r>
+              <w:t xml:space="preserve">Sprint Day 1 (Contract Definition): Frontend, Backend, and QA agree on request paths, parameters, and response schemas.</w:t>
+            </w:r>
+          </w:p>
+          <w:p>
+            <w:pPr>
+              <w:spacing w:after="120" w:line="300"/>
+            </w:pPr>
+            <w:r>
+              <w:rPr>
+                <w:b/>
+                <w:bCs/>
+                <w:color w:val="4659A7"/>
+              </w:rPr>
+              <w:t xml:space="preserve">2  </w:t>
+            </w:r>
+            <w:r>
+              <w:t xml:space="preserve">Sprint Day 2 (Mock Server Spin Up): A hosted Postman Mock Server is launched with Examples matching the agreed specification.</w:t>
+            </w:r>
+          </w:p>
+          <w:p>
+            <w:pPr>
+              <w:spacing w:after="120" w:line="300"/>
+            </w:pPr>
+            <w:r>
+              <w:rPr>
+                <w:b/>
+                <w:bCs/>
+                <w:color w:val="4659A7"/>
+              </w:rPr>
+              <w:t xml:space="preserve">3  </w:t>
+            </w:r>
+            <w:r>
+              <w:t xml:space="preserve">Sprint Days 2 to 9 (Parallel Development): Frontend developers build UI screens and QA engineers build complete automated assertion suites against the mock server.</w:t>
+            </w:r>
+          </w:p>
+          <w:p>
+            <w:pPr>
+              <w:spacing w:after="120" w:line="300"/>
+            </w:pPr>
+            <w:r>
+              <w:rPr>
+                <w:b/>
+                <w:bCs/>
+                <w:color w:val="4659A7"/>
+              </w:rPr>
+              <w:t xml:space="preserve">4  </w:t>
+            </w:r>
+            <w:r>
+              <w:t xml:space="preserve">Sprint Day 10 (Deployment and Environment Flip): Backend deploys live microservices to QA. Testers flip the environment variable from Mock URL to Live URL with zero code rewrites.</w:t>
+            </w:r>
+          </w:p>
+        </w:tc>
+      </w:tr>
+    </w:tbl>
     <w:p>
       <w:pPr>
         <w:pStyle w:val="Heading2"/>
@@ -21411,224 +22419,202 @@
         <w:t xml:space="preserve"> alongside standard REST endpoints. To understand why GraphQL exists, consider the student academic portal on our university campus.</w:t>
       </w:r>
     </w:p>
-    <w:p>
-      <w:pPr>
-        <w:spacing w:after="120" w:line="300"/>
-      </w:pPr>
-      <w:r>
-        <w:t xml:space="preserve">To display a single student profile screen, a mobile client might have to call four separate REST endpoints: </w:t>
-      </w:r>
-      <w:r>
-        <w:rPr>
-          <w:rFonts w:ascii="Consolas" w:cs="Consolas" w:eastAsia="Consolas" w:hAnsi="Consolas"/>
-          <w:color w:val="4659A7"/>
-          <w:shd w:fill="EEF1FA" w:val="clear"/>
-        </w:rPr>
-        <w:t xml:space="preserve">GET /students/101</w:t>
-      </w:r>
-      <w:r>
-        <w:t xml:space="preserve"> for the student name, </w:t>
-      </w:r>
-      <w:r>
-        <w:rPr>
-          <w:rFonts w:ascii="Consolas" w:cs="Consolas" w:eastAsia="Consolas" w:hAnsi="Consolas"/>
-          <w:color w:val="4659A7"/>
-          <w:shd w:fill="EEF1FA" w:val="clear"/>
-        </w:rPr>
-        <w:t xml:space="preserve">GET /departments/5</w:t>
-      </w:r>
-      <w:r>
-        <w:t xml:space="preserve"> for their advisor, </w:t>
-      </w:r>
-      <w:r>
-        <w:rPr>
-          <w:rFonts w:ascii="Consolas" w:cs="Consolas" w:eastAsia="Consolas" w:hAnsi="Consolas"/>
-          <w:color w:val="4659A7"/>
-          <w:shd w:fill="EEF1FA" w:val="clear"/>
-        </w:rPr>
-        <w:t xml:space="preserve">GET /courses?student=101</w:t>
-      </w:r>
-      <w:r>
-        <w:t xml:space="preserve"> for their schedule, and </w:t>
-      </w:r>
-      <w:r>
-        <w:rPr>
-          <w:rFonts w:ascii="Consolas" w:cs="Consolas" w:eastAsia="Consolas" w:hAnsi="Consolas"/>
-          <w:color w:val="4659A7"/>
-          <w:shd w:fill="EEF1FA" w:val="clear"/>
-        </w:rPr>
-        <w:t xml:space="preserve">GET /loans?student=101</w:t>
-      </w:r>
-      <w:r>
-        <w:t xml:space="preserve"> for their borrowed books. This leads to two major architectural problems:</w:t>
-      </w:r>
-    </w:p>
-    <w:p>
-      <w:pPr>
-        <w:pStyle w:val="Heading2"/>
-        <w:keepNext/>
-        <w:spacing w:after="100" w:before="240"/>
-      </w:pPr>
-      <w:r>
-        <w:rPr>
-          <w:b/>
-          <w:bCs/>
-          <w:color w:val="4659A7"/>
-        </w:rPr>
-        <w:t xml:space="preserve">Try it yourself</w:t>
-      </w:r>
-    </w:p>
-    <w:p>
-      <w:pPr>
-        <w:pStyle w:val="ListParagraph"/>
-        <w:numPr>
-          <w:ilvl w:val="0"/>
-          <w:numId w:val="3"/>
-        </w:numPr>
-        <w:spacing w:after="120" w:line="300"/>
-      </w:pPr>
-      <w:r>
-        <w:t xml:space="preserve">1. Under fetching (The N+1 Network Problem): The client must execute four separate HTTP requests over mobile networks, causing visible screen lag.</w:t>
-      </w:r>
-    </w:p>
-    <w:p>
-      <w:pPr>
-        <w:pStyle w:val="ListParagraph"/>
-        <w:numPr>
-          <w:ilvl w:val="0"/>
-          <w:numId w:val="3"/>
-        </w:numPr>
-        <w:spacing w:after="120" w:line="300"/>
-      </w:pPr>
-      <w:r>
-        <w:t xml:space="preserve">2. Over fetching: Each REST endpoint returns dozens of unneeded database fields (such as internal security hashes or audit logs) that the mobile app discards, wasting bandwidth.</w:t>
-      </w:r>
-    </w:p>
-    <w:p>
-      <w:pPr>
-        <w:jc w:val="center"/>
-      </w:pPr>
-      <w:r>
-        <w:drawing>
-          <wp:inline distT="0" distB="0" distL="0" distR="0">
-            <wp:extent cx="5334000" cy="2905125"/>
-            <wp:effectExtent t="0" r="0" b="0" l="0"/>
-            <wp:docPr id="1" name="Architectural comparison between REST and GraphQL contrasting multiple round trips with single endpoint resolution." descr="Architectural comparison between REST and GraphQL contrasting multiple round trips with single endpoint resolution." title="Architectural comparison between REST and GraphQL contrasting multiple round trips with single endpoint resolution."/>
-            <wp:cNvGraphicFramePr>
-              <a:graphicFrameLocks xmlns:a="http://schemas.openxmlformats.org/drawingml/2006/main" noChangeAspect="1"/>
-            </wp:cNvGraphicFramePr>
-            <a:graphic xmlns:a="http://schemas.openxmlformats.org/drawingml/2006/main">
-              <a:graphicData uri="http://schemas.openxmlformats.org/drawingml/2006/picture">
-                <pic:pic xmlns:pic="http://schemas.openxmlformats.org/drawingml/2006/picture">
-                  <pic:nvPicPr>
-                    <pic:cNvPr id="0" name="" descr=""/>
-                    <pic:cNvPicPr>
-                      <a:picLocks noChangeAspect="1" noChangeArrowheads="1"/>
-                    </pic:cNvPicPr>
-                  </pic:nvPicPr>
-                  <pic:blipFill>
-                    <a:blip r:embed="rId28" cstate="none"/>
-                    <a:srcRect/>
-                    <a:stretch>
-                      <a:fillRect/>
-                    </a:stretch>
-                  </pic:blipFill>
-                  <pic:spPr bwMode="auto">
-                    <a:xfrm>
-                      <a:off x="0" y="0"/>
-                      <a:ext cx="5334000" cy="2905125"/>
-                    </a:xfrm>
-                    <a:prstGeom prst="rect">
-                      <a:avLst/>
-                    </a:prstGeom>
-                  </pic:spPr>
-                </pic:pic>
-              </a:graphicData>
-            </a:graphic>
-          </wp:inline>
-        </w:drawing>
-      </w:r>
-    </w:p>
-    <w:p>
-      <w:pPr>
-        <w:spacing w:after="120" w:line="300"/>
-        <w:jc w:val="center"/>
-      </w:pPr>
-      <w:r>
-        <w:rPr>
-          <w:i/>
-          <w:iCs/>
-          <w:color w:val="5B6575"/>
-          <w:sz w:val="19"/>
-          <w:szCs w:val="19"/>
-        </w:rPr>
-        <w:t xml:space="preserve">REST vs GraphQL: Eliminating over fetching and under fetching with a single unified query.</w:t>
-      </w:r>
-    </w:p>
-    <w:p>
-      <w:pPr>
-        <w:spacing w:after="120" w:line="300"/>
-      </w:pPr>
-      <w:r>
-        <w:rPr>
-          <w:b/>
-          <w:bCs/>
-          <w:color w:val="4659A7"/>
-        </w:rPr>
-        <w:t xml:space="preserve">1  </w:t>
-      </w:r>
-      <w:r>
-        <w:t xml:space="preserve">Left Panel (REST 4 Network Roundtrips): The client must execute four separate HTTP requests over mobile networks (GET /students, GET /departments, GET /courses, GET /loans), multiplying latency.</w:t>
-      </w:r>
-    </w:p>
-    <w:p>
-      <w:pPr>
-        <w:spacing w:after="120" w:line="300"/>
-      </w:pPr>
-      <w:r>
-        <w:rPr>
-          <w:b/>
-          <w:bCs/>
-          <w:color w:val="4659A7"/>
-        </w:rPr>
-        <w:t xml:space="preserve">2  </w:t>
-      </w:r>
-      <w:r>
-        <w:t xml:space="preserve">Left Panel (Over Fetching and Under Fetching): Each REST endpoint returns unwanted data that the client discards, while forcing multiple trips to assemble a single screen.</w:t>
-      </w:r>
-    </w:p>
-    <w:p>
-      <w:pPr>
-        <w:spacing w:after="120" w:line="300"/>
-      </w:pPr>
-      <w:r>
-        <w:rPr>
-          <w:b/>
-          <w:bCs/>
-          <w:color w:val="4659A7"/>
-        </w:rPr>
-        <w:t xml:space="preserve">3  </w:t>
-      </w:r>
-      <w:r>
-        <w:t xml:space="preserve">Right Panel (GraphQL 1 Single Unified Query): The client dispatches one POST request to /graphql requesting the exact nested fields required.</w:t>
-      </w:r>
-    </w:p>
-    <w:p>
-      <w:pPr>
-        <w:spacing w:after="120" w:line="300"/>
-      </w:pPr>
-      <w:r>
-        <w:rPr>
-          <w:b/>
-          <w:bCs/>
-          <w:color w:val="4659A7"/>
-        </w:rPr>
-        <w:t xml:space="preserve">4  </w:t>
-      </w:r>
-      <w:r>
-        <w:t xml:space="preserve">Right Panel (Single Payload Resolution): The GraphQL server contacts backend services in parallel and delivers one consolidated JSON response in a single network roundtrip.</w:t>
-      </w:r>
-    </w:p>
+    <w:tbl>
+      <w:tblPr>
+        <w:tblW w:type="pct" w:w="100%"/>
+        <w:tblBorders>
+          <w:top w:val="single" w:color="auto" w:sz="4"/>
+          <w:left w:val="single" w:color="auto" w:sz="4"/>
+          <w:bottom w:val="single" w:color="auto" w:sz="4"/>
+          <w:right w:val="single" w:color="auto" w:sz="4"/>
+          <w:insideH w:val="single" w:color="auto" w:sz="4"/>
+          <w:insideV w:val="single" w:color="auto" w:sz="4"/>
+        </w:tblBorders>
+      </w:tblPr>
+      <w:tblGrid>
+        <w:gridCol w:w="100"/>
+      </w:tblGrid>
+      <w:tr>
+        <w:tc>
+          <w:tcPr>
+            <w:tcBorders>
+              <w:top w:val="single" w:color="D9E0EA" w:sz="2"/>
+              <w:left w:val="single" w:color="D9E0EA" w:sz="2"/>
+              <w:bottom w:val="single" w:color="D9E0EA" w:sz="2"/>
+              <w:right w:val="single" w:color="D9E0EA" w:sz="2"/>
+            </w:tcBorders>
+            <w:shd w:fill="F8FAFC" w:val="clear"/>
+            <w:tcMar>
+              <w:top w:type="dxa" w:w="130"/>
+              <w:left w:type="dxa" w:w="160"/>
+              <w:bottom w:type="dxa" w:w="130"/>
+              <w:right w:type="dxa" w:w="160"/>
+            </w:tcMar>
+          </w:tcPr>
+          <w:p>
+            <w:pPr>
+              <w:spacing w:after="120" w:line="300"/>
+            </w:pPr>
+            <w:r>
+              <w:rPr>
+                <w:b/>
+                <w:bCs/>
+                <w:color w:val="263A67"/>
+              </w:rPr>
+              <w:t xml:space="preserve">ARCHITECTURE · REST vs GraphQL Architecture: Single Request Precise Data Resolution</w:t>
+            </w:r>
+          </w:p>
+          <w:p>
+            <w:pPr>
+              <w:spacing w:after="120" w:line="300"/>
+            </w:pPr>
+            <w:r>
+              <w:rPr>
+                <w:b/>
+                <w:bCs/>
+                <w:color w:val="4659A7"/>
+                <w:sz w:val="22"/>
+                <w:szCs w:val="22"/>
+              </w:rPr>
+              <w:t xml:space="preserve">QUERY ARCHITECTURES · REST vs GraphQL Architecture: Single Request Precise Data Resolution</w:t>
+            </w:r>
+          </w:p>
+          <w:p>
+            <w:pPr>
+              <w:spacing w:after="120" w:line="300"/>
+            </w:pPr>
+            <w:r>
+              <w:t xml:space="preserve">To display a single student profile screen, a REST client might call four separate endpoints (students, departments, courses, loans), multiplying mobile network latency and returning unwanted fields. GraphQL solves this by exposing a single endpoint where clients declare the exact fields required in one roundtrip.</w:t>
+            </w:r>
+          </w:p>
+          <w:p>
+            <w:pPr>
+              <w:jc w:val="center"/>
+            </w:pPr>
+            <w:r>
+              <w:drawing>
+                <wp:inline distT="0" distB="0" distL="0" distR="0">
+                  <wp:extent cx="5334000" cy="2905125"/>
+                  <wp:effectExtent t="0" r="0" b="0" l="0"/>
+                  <wp:docPr id="1" name="Architectural comparison between REST and GraphQL contrasting multiple round trips with single endpoint resolution." descr="Architectural comparison between REST and GraphQL contrasting multiple round trips with single endpoint resolution." title="Architectural comparison between REST and GraphQL contrasting multiple round trips with single endpoint resolution."/>
+                  <wp:cNvGraphicFramePr>
+                    <a:graphicFrameLocks xmlns:a="http://schemas.openxmlformats.org/drawingml/2006/main" noChangeAspect="1"/>
+                  </wp:cNvGraphicFramePr>
+                  <a:graphic xmlns:a="http://schemas.openxmlformats.org/drawingml/2006/main">
+                    <a:graphicData uri="http://schemas.openxmlformats.org/drawingml/2006/picture">
+                      <pic:pic xmlns:pic="http://schemas.openxmlformats.org/drawingml/2006/picture">
+                        <pic:nvPicPr>
+                          <pic:cNvPr id="0" name="" descr=""/>
+                          <pic:cNvPicPr>
+                            <a:picLocks noChangeAspect="1" noChangeArrowheads="1"/>
+                          </pic:cNvPicPr>
+                        </pic:nvPicPr>
+                        <pic:blipFill>
+                          <a:blip r:embed="rId28" cstate="none"/>
+                          <a:srcRect/>
+                          <a:stretch>
+                            <a:fillRect/>
+                          </a:stretch>
+                        </pic:blipFill>
+                        <pic:spPr bwMode="auto">
+                          <a:xfrm>
+                            <a:off x="0" y="0"/>
+                            <a:ext cx="5334000" cy="2905125"/>
+                          </a:xfrm>
+                          <a:prstGeom prst="rect">
+                            <a:avLst/>
+                          </a:prstGeom>
+                        </pic:spPr>
+                      </pic:pic>
+                    </a:graphicData>
+                  </a:graphic>
+                </wp:inline>
+              </w:drawing>
+            </w:r>
+          </w:p>
+          <w:p>
+            <w:pPr>
+              <w:spacing w:after="120" w:line="300"/>
+              <w:jc w:val="center"/>
+            </w:pPr>
+            <w:r>
+              <w:rPr>
+                <w:i/>
+                <w:iCs/>
+                <w:color w:val="5B6575"/>
+                <w:sz w:val="19"/>
+                <w:szCs w:val="19"/>
+              </w:rPr>
+              <w:t xml:space="preserve">REST vs GraphQL: Eliminating over fetching and under fetching with a single unified query.</w:t>
+            </w:r>
+          </w:p>
+          <w:p>
+            <w:pPr>
+              <w:spacing w:after="120" w:line="300"/>
+            </w:pPr>
+            <w:r>
+              <w:rPr>
+                <w:b/>
+                <w:bCs/>
+                <w:color w:val="4659A7"/>
+              </w:rPr>
+              <w:t xml:space="preserve">1  </w:t>
+            </w:r>
+            <w:r>
+              <w:t xml:space="preserve">Left Panel (REST 4 Network Roundtrips): The client must execute four separate HTTP requests over mobile networks (GET /students, GET /departments, GET /courses, GET /loans), multiplying latency.</w:t>
+            </w:r>
+          </w:p>
+          <w:p>
+            <w:pPr>
+              <w:spacing w:after="120" w:line="300"/>
+            </w:pPr>
+            <w:r>
+              <w:rPr>
+                <w:b/>
+                <w:bCs/>
+                <w:color w:val="4659A7"/>
+              </w:rPr>
+              <w:t xml:space="preserve">2  </w:t>
+            </w:r>
+            <w:r>
+              <w:t xml:space="preserve">Left Panel (Over Fetching and Under Fetching): Each REST endpoint returns unwanted data that the client discards, while forcing multiple trips to assemble a single screen.</w:t>
+            </w:r>
+          </w:p>
+          <w:p>
+            <w:pPr>
+              <w:spacing w:after="120" w:line="300"/>
+            </w:pPr>
+            <w:r>
+              <w:rPr>
+                <w:b/>
+                <w:bCs/>
+                <w:color w:val="4659A7"/>
+              </w:rPr>
+              <w:t xml:space="preserve">3  </w:t>
+            </w:r>
+            <w:r>
+              <w:t xml:space="preserve">Right Panel (GraphQL 1 Single Unified Query): The client dispatches one POST request to /graphql requesting the exact nested fields required.</w:t>
+            </w:r>
+          </w:p>
+          <w:p>
+            <w:pPr>
+              <w:spacing w:after="120" w:line="300"/>
+            </w:pPr>
+            <w:r>
+              <w:rPr>
+                <w:b/>
+                <w:bCs/>
+                <w:color w:val="4659A7"/>
+              </w:rPr>
+              <w:t xml:space="preserve">4  </w:t>
+            </w:r>
+            <w:r>
+              <w:t xml:space="preserve">Right Panel (Single Payload Resolution): The GraphQL server contacts backend services in parallel and delivers one consolidated JSON response in a single network roundtrip.</w:t>
+            </w:r>
+          </w:p>
+        </w:tc>
+      </w:tr>
+    </w:tbl>
     <w:p>
       <w:pPr>
         <w:spacing w:after="120" w:line="300"/>
@@ -23283,139 +24269,202 @@
         <w:t xml:space="preserve">Step 2: The Four Roles in the OAuth 2.0 Architecture</w:t>
       </w:r>
     </w:p>
-    <w:p>
-      <w:pPr>
-        <w:spacing w:after="120" w:line="300"/>
-      </w:pPr>
-      <w:r>
-        <w:t xml:space="preserve">OAuth 2.0 delegates authority across four distinct participants. Understanding each role is essential when configuring test environments in Postman.</w:t>
-      </w:r>
-    </w:p>
-    <w:p>
-      <w:pPr>
-        <w:jc w:val="center"/>
-      </w:pPr>
-      <w:r>
-        <w:drawing>
-          <wp:inline distT="0" distB="0" distL="0" distR="0">
-            <wp:extent cx="5334000" cy="2905125"/>
-            <wp:effectExtent t="0" r="0" b="0" l="0"/>
-            <wp:docPr id="1" name="OAuth 2.0 architecture diagram illustrating Client Application, Resource Owner User, Authorization Server, and Resource Server with four step token exchange." descr="OAuth 2.0 architecture diagram illustrating Client Application, Resource Owner User, Authorization Server, and Resource Server with four step token exchange." title="OAuth 2.0 architecture diagram illustrating Client Application, Resource Owner User, Authorization Server, and Resource Server with four step token exchange."/>
-            <wp:cNvGraphicFramePr>
-              <a:graphicFrameLocks xmlns:a="http://schemas.openxmlformats.org/drawingml/2006/main" noChangeAspect="1"/>
-            </wp:cNvGraphicFramePr>
-            <a:graphic xmlns:a="http://schemas.openxmlformats.org/drawingml/2006/main">
-              <a:graphicData uri="http://schemas.openxmlformats.org/drawingml/2006/picture">
-                <pic:pic xmlns:pic="http://schemas.openxmlformats.org/drawingml/2006/picture">
-                  <pic:nvPicPr>
-                    <pic:cNvPr id="0" name="" descr=""/>
-                    <pic:cNvPicPr>
-                      <a:picLocks noChangeAspect="1" noChangeArrowheads="1"/>
-                    </pic:cNvPicPr>
-                  </pic:nvPicPr>
-                  <pic:blipFill>
-                    <a:blip r:embed="rId29" cstate="none"/>
-                    <a:srcRect/>
-                    <a:stretch>
-                      <a:fillRect/>
-                    </a:stretch>
-                  </pic:blipFill>
-                  <pic:spPr bwMode="auto">
-                    <a:xfrm>
-                      <a:off x="0" y="0"/>
-                      <a:ext cx="5334000" cy="2905125"/>
-                    </a:xfrm>
-                    <a:prstGeom prst="rect">
-                      <a:avLst/>
-                    </a:prstGeom>
-                  </pic:spPr>
-                </pic:pic>
-              </a:graphicData>
-            </a:graphic>
-          </wp:inline>
-        </w:drawing>
-      </w:r>
-    </w:p>
-    <w:p>
-      <w:pPr>
-        <w:spacing w:after="120" w:line="300"/>
-        <w:jc w:val="center"/>
-      </w:pPr>
-      <w:r>
-        <w:rPr>
-          <w:i/>
-          <w:iCs/>
-          <w:color w:val="5B6575"/>
-          <w:sz w:val="19"/>
-          <w:szCs w:val="19"/>
-        </w:rPr>
-        <w:t xml:space="preserve">The four participants and handshake flow of the OAuth 2.0 Authorization Code grant.</w:t>
-      </w:r>
-    </w:p>
-    <w:p>
-      <w:pPr>
-        <w:spacing w:after="120" w:line="300"/>
-      </w:pPr>
-      <w:r>
-        <w:rPr>
-          <w:b/>
-          <w:bCs/>
-          <w:color w:val="4659A7"/>
-        </w:rPr>
-        <w:t xml:space="preserve">1  </w:t>
-      </w:r>
-      <w:r>
-        <w:t xml:space="preserve">Step 1 (Authorization Request): The user logs in at the Authorization Server and consents to permissions requested by the Client Application.</w:t>
-      </w:r>
-    </w:p>
-    <w:p>
-      <w:pPr>
-        <w:spacing w:after="120" w:line="300"/>
-      </w:pPr>
-      <w:r>
-        <w:rPr>
-          <w:b/>
-          <w:bCs/>
-          <w:color w:val="4659A7"/>
-        </w:rPr>
-        <w:t xml:space="preserve">2  </w:t>
-      </w:r>
-      <w:r>
-        <w:t xml:space="preserve">Step 2 (Authorization Code Issuance): The Authorization Server validates the user and redirects back to the client callback URL with a temporary authorization code.</w:t>
-      </w:r>
-    </w:p>
-    <w:p>
-      <w:pPr>
-        <w:spacing w:after="120" w:line="300"/>
-      </w:pPr>
-      <w:r>
-        <w:rPr>
-          <w:b/>
-          <w:bCs/>
-          <w:color w:val="4659A7"/>
-        </w:rPr>
-        <w:t xml:space="preserve">3  </w:t>
-      </w:r>
-      <w:r>
-        <w:t xml:space="preserve">Step 3 (Access Token Retrieval): The client application submits a secure backend POST request exchanging the code and client secret for an access token.</w:t>
-      </w:r>
-    </w:p>
-    <w:p>
-      <w:pPr>
-        <w:spacing w:after="120" w:line="300"/>
-      </w:pPr>
-      <w:r>
-        <w:rPr>
-          <w:b/>
-          <w:bCs/>
-          <w:color w:val="4659A7"/>
-        </w:rPr>
-        <w:t xml:space="preserve">4  </w:t>
-      </w:r>
-      <w:r>
-        <w:t xml:space="preserve">Step 4 (Bearer Token API Call): The client injects the access token into the Authorization header to retrieve protected student data from the Resource Server.</w:t>
-      </w:r>
-    </w:p>
+    <w:tbl>
+      <w:tblPr>
+        <w:tblW w:type="pct" w:w="100%"/>
+        <w:tblBorders>
+          <w:top w:val="single" w:color="auto" w:sz="4"/>
+          <w:left w:val="single" w:color="auto" w:sz="4"/>
+          <w:bottom w:val="single" w:color="auto" w:sz="4"/>
+          <w:right w:val="single" w:color="auto" w:sz="4"/>
+          <w:insideH w:val="single" w:color="auto" w:sz="4"/>
+          <w:insideV w:val="single" w:color="auto" w:sz="4"/>
+        </w:tblBorders>
+      </w:tblPr>
+      <w:tblGrid>
+        <w:gridCol w:w="100"/>
+      </w:tblGrid>
+      <w:tr>
+        <w:tc>
+          <w:tcPr>
+            <w:tcBorders>
+              <w:top w:val="single" w:color="D9E0EA" w:sz="2"/>
+              <w:left w:val="single" w:color="D9E0EA" w:sz="2"/>
+              <w:bottom w:val="single" w:color="D9E0EA" w:sz="2"/>
+              <w:right w:val="single" w:color="D9E0EA" w:sz="2"/>
+            </w:tcBorders>
+            <w:shd w:fill="F8FAFC" w:val="clear"/>
+            <w:tcMar>
+              <w:top w:type="dxa" w:w="130"/>
+              <w:left w:type="dxa" w:w="160"/>
+              <w:bottom w:type="dxa" w:w="130"/>
+              <w:right w:type="dxa" w:w="160"/>
+            </w:tcMar>
+          </w:tcPr>
+          <w:p>
+            <w:pPr>
+              <w:spacing w:after="120" w:line="300"/>
+            </w:pPr>
+            <w:r>
+              <w:rPr>
+                <w:b/>
+                <w:bCs/>
+                <w:color w:val="263A67"/>
+              </w:rPr>
+              <w:t xml:space="preserve">ARCHITECTURE · OAuth 2.0 Security Architecture: The Four Party Token Handshake</w:t>
+            </w:r>
+          </w:p>
+          <w:p>
+            <w:pPr>
+              <w:spacing w:after="120" w:line="300"/>
+            </w:pPr>
+            <w:r>
+              <w:rPr>
+                <w:b/>
+                <w:bCs/>
+                <w:color w:val="4659A7"/>
+                <w:sz w:val="22"/>
+                <w:szCs w:val="22"/>
+              </w:rPr>
+              <w:t xml:space="preserve">SECURITY ARCHITECTURE · OAuth 2.0 Security Architecture: The Four Party Token Handshake</w:t>
+            </w:r>
+          </w:p>
+          <w:p>
+            <w:pPr>
+              <w:spacing w:after="120" w:line="300"/>
+            </w:pPr>
+            <w:r>
+              <w:t xml:space="preserve">OAuth 2.0 delegates authority across four distinct participants: the Resource Owner (the student), the Client Application (our web or mobile interface), the Authorization Server (campus identity login), and the Resource Server (the protected library microservice). Access tokens expire automatically, protecting university resources without exposing student credentials.</w:t>
+            </w:r>
+          </w:p>
+          <w:p>
+            <w:pPr>
+              <w:jc w:val="center"/>
+            </w:pPr>
+            <w:r>
+              <w:drawing>
+                <wp:inline distT="0" distB="0" distL="0" distR="0">
+                  <wp:extent cx="5334000" cy="2905125"/>
+                  <wp:effectExtent t="0" r="0" b="0" l="0"/>
+                  <wp:docPr id="1" name="OAuth 2.0 architecture diagram illustrating Client Application, Resource Owner User, Authorization Server, and Resource Server with four step token exchange." descr="OAuth 2.0 architecture diagram illustrating Client Application, Resource Owner User, Authorization Server, and Resource Server with four step token exchange." title="OAuth 2.0 architecture diagram illustrating Client Application, Resource Owner User, Authorization Server, and Resource Server with four step token exchange."/>
+                  <wp:cNvGraphicFramePr>
+                    <a:graphicFrameLocks xmlns:a="http://schemas.openxmlformats.org/drawingml/2006/main" noChangeAspect="1"/>
+                  </wp:cNvGraphicFramePr>
+                  <a:graphic xmlns:a="http://schemas.openxmlformats.org/drawingml/2006/main">
+                    <a:graphicData uri="http://schemas.openxmlformats.org/drawingml/2006/picture">
+                      <pic:pic xmlns:pic="http://schemas.openxmlformats.org/drawingml/2006/picture">
+                        <pic:nvPicPr>
+                          <pic:cNvPr id="0" name="" descr=""/>
+                          <pic:cNvPicPr>
+                            <a:picLocks noChangeAspect="1" noChangeArrowheads="1"/>
+                          </pic:cNvPicPr>
+                        </pic:nvPicPr>
+                        <pic:blipFill>
+                          <a:blip r:embed="rId29" cstate="none"/>
+                          <a:srcRect/>
+                          <a:stretch>
+                            <a:fillRect/>
+                          </a:stretch>
+                        </pic:blipFill>
+                        <pic:spPr bwMode="auto">
+                          <a:xfrm>
+                            <a:off x="0" y="0"/>
+                            <a:ext cx="5334000" cy="2905125"/>
+                          </a:xfrm>
+                          <a:prstGeom prst="rect">
+                            <a:avLst/>
+                          </a:prstGeom>
+                        </pic:spPr>
+                      </pic:pic>
+                    </a:graphicData>
+                  </a:graphic>
+                </wp:inline>
+              </w:drawing>
+            </w:r>
+          </w:p>
+          <w:p>
+            <w:pPr>
+              <w:spacing w:after="120" w:line="300"/>
+              <w:jc w:val="center"/>
+            </w:pPr>
+            <w:r>
+              <w:rPr>
+                <w:i/>
+                <w:iCs/>
+                <w:color w:val="5B6575"/>
+                <w:sz w:val="19"/>
+                <w:szCs w:val="19"/>
+              </w:rPr>
+              <w:t xml:space="preserve">The four participants and handshake flow of the OAuth 2.0 Authorization Code grant.</w:t>
+            </w:r>
+          </w:p>
+          <w:p>
+            <w:pPr>
+              <w:spacing w:after="120" w:line="300"/>
+            </w:pPr>
+            <w:r>
+              <w:rPr>
+                <w:b/>
+                <w:bCs/>
+                <w:color w:val="4659A7"/>
+              </w:rPr>
+              <w:t xml:space="preserve">1  </w:t>
+            </w:r>
+            <w:r>
+              <w:t xml:space="preserve">Step 1 (Authorization Request): The user logs in at the Authorization Server and consents to permissions requested by the Client Application.</w:t>
+            </w:r>
+          </w:p>
+          <w:p>
+            <w:pPr>
+              <w:spacing w:after="120" w:line="300"/>
+            </w:pPr>
+            <w:r>
+              <w:rPr>
+                <w:b/>
+                <w:bCs/>
+                <w:color w:val="4659A7"/>
+              </w:rPr>
+              <w:t xml:space="preserve">2  </w:t>
+            </w:r>
+            <w:r>
+              <w:t xml:space="preserve">Step 2 (Authorization Code Issuance): The Authorization Server validates the user and redirects back to the client callback URL with a temporary authorization code.</w:t>
+            </w:r>
+          </w:p>
+          <w:p>
+            <w:pPr>
+              <w:spacing w:after="120" w:line="300"/>
+            </w:pPr>
+            <w:r>
+              <w:rPr>
+                <w:b/>
+                <w:bCs/>
+                <w:color w:val="4659A7"/>
+              </w:rPr>
+              <w:t xml:space="preserve">3  </w:t>
+            </w:r>
+            <w:r>
+              <w:t xml:space="preserve">Step 3 (Access Token Retrieval): The client application submits a secure backend POST request exchanging the code and client secret for an access token.</w:t>
+            </w:r>
+          </w:p>
+          <w:p>
+            <w:pPr>
+              <w:spacing w:after="120" w:line="300"/>
+            </w:pPr>
+            <w:r>
+              <w:rPr>
+                <w:b/>
+                <w:bCs/>
+                <w:color w:val="4659A7"/>
+              </w:rPr>
+              <w:t xml:space="preserve">4  </w:t>
+            </w:r>
+            <w:r>
+              <w:t xml:space="preserve">Step 4 (Bearer Token API Call): The client injects the access token into the Authorization header to retrieve protected student data from the Resource Server.</w:t>
+            </w:r>
+          </w:p>
+        </w:tc>
+      </w:tr>
+    </w:tbl>
     <w:p>
       <w:pPr>
         <w:pStyle w:val="Heading2"/>
@@ -26542,149 +27591,212 @@
         <w:t xml:space="preserve">Step 2: Anatomy of a SOAP XML Message</w:t>
       </w:r>
     </w:p>
-    <w:p>
-      <w:pPr>
-        <w:spacing w:after="120" w:line="300"/>
-      </w:pPr>
-      <w:r>
-        <w:t xml:space="preserve">Every SOAP transaction is packaged inside a standardized XML container known as the </w:t>
-      </w:r>
-      <w:r>
-        <w:rPr>
-          <w:b/>
-          <w:bCs/>
-        </w:rPr>
-        <w:t xml:space="preserve">SOAP Envelope</w:t>
-      </w:r>
-      <w:r>
-        <w:t xml:space="preserve">.</w:t>
-      </w:r>
-    </w:p>
-    <w:p>
-      <w:pPr>
-        <w:jc w:val="center"/>
-      </w:pPr>
-      <w:r>
-        <w:drawing>
-          <wp:inline distT="0" distB="0" distL="0" distR="0">
-            <wp:extent cx="5334000" cy="2905125"/>
-            <wp:effectExtent t="0" r="0" b="0" l="0"/>
-            <wp:docPr id="1" name="SOAP architecture infographic illustrating SOAP Envelope containing SOAP Header and SOAP Body with WSDL contract and xml2Json conversion in Postman." descr="SOAP architecture infographic illustrating SOAP Envelope containing SOAP Header and SOAP Body with WSDL contract and xml2Json conversion in Postman." title="SOAP architecture infographic illustrating SOAP Envelope containing SOAP Header and SOAP Body with WSDL contract and xml2Json conversion in Postman."/>
-            <wp:cNvGraphicFramePr>
-              <a:graphicFrameLocks xmlns:a="http://schemas.openxmlformats.org/drawingml/2006/main" noChangeAspect="1"/>
-            </wp:cNvGraphicFramePr>
-            <a:graphic xmlns:a="http://schemas.openxmlformats.org/drawingml/2006/main">
-              <a:graphicData uri="http://schemas.openxmlformats.org/drawingml/2006/picture">
-                <pic:pic xmlns:pic="http://schemas.openxmlformats.org/drawingml/2006/picture">
-                  <pic:nvPicPr>
-                    <pic:cNvPr id="0" name="" descr=""/>
-                    <pic:cNvPicPr>
-                      <a:picLocks noChangeAspect="1" noChangeArrowheads="1"/>
-                    </pic:cNvPicPr>
-                  </pic:nvPicPr>
-                  <pic:blipFill>
-                    <a:blip r:embed="rId30" cstate="none"/>
-                    <a:srcRect/>
-                    <a:stretch>
-                      <a:fillRect/>
-                    </a:stretch>
-                  </pic:blipFill>
-                  <pic:spPr bwMode="auto">
-                    <a:xfrm>
-                      <a:off x="0" y="0"/>
-                      <a:ext cx="5334000" cy="2905125"/>
-                    </a:xfrm>
-                    <a:prstGeom prst="rect">
-                      <a:avLst/>
-                    </a:prstGeom>
-                  </pic:spPr>
-                </pic:pic>
-              </a:graphicData>
-            </a:graphic>
-          </wp:inline>
-        </w:drawing>
-      </w:r>
-    </w:p>
-    <w:p>
-      <w:pPr>
-        <w:spacing w:after="120" w:line="300"/>
-        <w:jc w:val="center"/>
-      </w:pPr>
-      <w:r>
-        <w:rPr>
-          <w:i/>
-          <w:iCs/>
-          <w:color w:val="5B6575"/>
-          <w:sz w:val="19"/>
-          <w:szCs w:val="19"/>
-        </w:rPr>
-        <w:t xml:space="preserve">The standardized structure of a SOAP XML request and response envelope.</w:t>
-      </w:r>
-    </w:p>
-    <w:p>
-      <w:pPr>
-        <w:spacing w:after="120" w:line="300"/>
-      </w:pPr>
-      <w:r>
-        <w:rPr>
-          <w:b/>
-          <w:bCs/>
-          <w:color w:val="4659A7"/>
-        </w:rPr>
-        <w:t xml:space="preserve">1  </w:t>
-      </w:r>
-      <w:r>
-        <w:t xml:space="preserve">SOAP Envelope: The root XML element defining namespace rules (xmlns:soap) that identifies the packet as a SOAP message.</w:t>
-      </w:r>
-    </w:p>
-    <w:p>
-      <w:pPr>
-        <w:spacing w:after="120" w:line="300"/>
-      </w:pPr>
-      <w:r>
-        <w:rPr>
-          <w:b/>
-          <w:bCs/>
-          <w:color w:val="4659A7"/>
-        </w:rPr>
-        <w:t xml:space="preserve">2  </w:t>
-      </w:r>
-      <w:r>
-        <w:t xml:space="preserve">SOAP Header (Optional): Contains routing information, transaction tokens, and security assertions (such as WS Security).</w:t>
-      </w:r>
-    </w:p>
-    <w:p>
-      <w:pPr>
-        <w:spacing w:after="120" w:line="300"/>
-      </w:pPr>
-      <w:r>
-        <w:rPr>
-          <w:b/>
-          <w:bCs/>
-          <w:color w:val="4659A7"/>
-        </w:rPr>
-        <w:t xml:space="preserve">3  </w:t>
-      </w:r>
-      <w:r>
-        <w:t xml:space="preserve">SOAP Body (Mandatory): Contains the actual RPC call, method parameters, or response payload returned by the server.</w:t>
-      </w:r>
-    </w:p>
-    <w:p>
-      <w:pPr>
-        <w:spacing w:after="120" w:line="300"/>
-      </w:pPr>
-      <w:r>
-        <w:rPr>
-          <w:b/>
-          <w:bCs/>
-          <w:color w:val="4659A7"/>
-        </w:rPr>
-        <w:t xml:space="preserve">4  </w:t>
-      </w:r>
-      <w:r>
-        <w:t xml:space="preserve">SOAP Fault (Error Handling): Standardized sub element returned inside the Body when an exception occurs.</w:t>
-      </w:r>
-    </w:p>
+    <w:tbl>
+      <w:tblPr>
+        <w:tblW w:type="pct" w:w="100%"/>
+        <w:tblBorders>
+          <w:top w:val="single" w:color="auto" w:sz="4"/>
+          <w:left w:val="single" w:color="auto" w:sz="4"/>
+          <w:bottom w:val="single" w:color="auto" w:sz="4"/>
+          <w:right w:val="single" w:color="auto" w:sz="4"/>
+          <w:insideH w:val="single" w:color="auto" w:sz="4"/>
+          <w:insideV w:val="single" w:color="auto" w:sz="4"/>
+        </w:tblBorders>
+      </w:tblPr>
+      <w:tblGrid>
+        <w:gridCol w:w="100"/>
+      </w:tblGrid>
+      <w:tr>
+        <w:tc>
+          <w:tcPr>
+            <w:tcBorders>
+              <w:top w:val="single" w:color="D9E0EA" w:sz="2"/>
+              <w:left w:val="single" w:color="D9E0EA" w:sz="2"/>
+              <w:bottom w:val="single" w:color="D9E0EA" w:sz="2"/>
+              <w:right w:val="single" w:color="D9E0EA" w:sz="2"/>
+            </w:tcBorders>
+            <w:shd w:fill="F8FAFC" w:val="clear"/>
+            <w:tcMar>
+              <w:top w:type="dxa" w:w="130"/>
+              <w:left w:type="dxa" w:w="160"/>
+              <w:bottom w:type="dxa" w:w="130"/>
+              <w:right w:type="dxa" w:w="160"/>
+            </w:tcMar>
+          </w:tcPr>
+          <w:p>
+            <w:pPr>
+              <w:spacing w:after="120" w:line="300"/>
+            </w:pPr>
+            <w:r>
+              <w:rPr>
+                <w:b/>
+                <w:bCs/>
+                <w:color w:val="263A67"/>
+              </w:rPr>
+              <w:t xml:space="preserve">ARCHITECTURE · SOAP 1.2 Architecture: Envelope, Header, and Body Protocol Anatomy</w:t>
+            </w:r>
+          </w:p>
+          <w:p>
+            <w:pPr>
+              <w:spacing w:after="120" w:line="300"/>
+            </w:pPr>
+            <w:r>
+              <w:rPr>
+                <w:b/>
+                <w:bCs/>
+                <w:color w:val="4659A7"/>
+                <w:sz w:val="22"/>
+                <w:szCs w:val="22"/>
+              </w:rPr>
+              <w:t xml:space="preserve">PROTOCOL SPECIFICATION · SOAP 1.2 Architecture: Envelope, Header, and Body Protocol Anatomy</w:t>
+            </w:r>
+          </w:p>
+          <w:p>
+            <w:pPr>
+              <w:spacing w:after="120" w:line="300"/>
+            </w:pPr>
+            <w:r>
+              <w:t xml:space="preserve">Every SOAP transaction is packaged inside a standardized XML container known as the </w:t>
+            </w:r>
+            <w:r>
+              <w:rPr>
+                <w:b/>
+                <w:bCs/>
+              </w:rPr>
+              <w:t xml:space="preserve">SOAP Envelope</w:t>
+            </w:r>
+            <w:r>
+              <w:t xml:space="preserve">. Unlike JSON, which is flexible and loosely structured, SOAP enforces a rigid XML schema defined by an enterprise WSDL contract.</w:t>
+            </w:r>
+          </w:p>
+          <w:p>
+            <w:pPr>
+              <w:jc w:val="center"/>
+            </w:pPr>
+            <w:r>
+              <w:drawing>
+                <wp:inline distT="0" distB="0" distL="0" distR="0">
+                  <wp:extent cx="5334000" cy="2905125"/>
+                  <wp:effectExtent t="0" r="0" b="0" l="0"/>
+                  <wp:docPr id="1" name="SOAP architecture infographic illustrating SOAP Envelope containing SOAP Header and SOAP Body with WSDL contract and xml2Json conversion in Postman." descr="SOAP architecture infographic illustrating SOAP Envelope containing SOAP Header and SOAP Body with WSDL contract and xml2Json conversion in Postman." title="SOAP architecture infographic illustrating SOAP Envelope containing SOAP Header and SOAP Body with WSDL contract and xml2Json conversion in Postman."/>
+                  <wp:cNvGraphicFramePr>
+                    <a:graphicFrameLocks xmlns:a="http://schemas.openxmlformats.org/drawingml/2006/main" noChangeAspect="1"/>
+                  </wp:cNvGraphicFramePr>
+                  <a:graphic xmlns:a="http://schemas.openxmlformats.org/drawingml/2006/main">
+                    <a:graphicData uri="http://schemas.openxmlformats.org/drawingml/2006/picture">
+                      <pic:pic xmlns:pic="http://schemas.openxmlformats.org/drawingml/2006/picture">
+                        <pic:nvPicPr>
+                          <pic:cNvPr id="0" name="" descr=""/>
+                          <pic:cNvPicPr>
+                            <a:picLocks noChangeAspect="1" noChangeArrowheads="1"/>
+                          </pic:cNvPicPr>
+                        </pic:nvPicPr>
+                        <pic:blipFill>
+                          <a:blip r:embed="rId30" cstate="none"/>
+                          <a:srcRect/>
+                          <a:stretch>
+                            <a:fillRect/>
+                          </a:stretch>
+                        </pic:blipFill>
+                        <pic:spPr bwMode="auto">
+                          <a:xfrm>
+                            <a:off x="0" y="0"/>
+                            <a:ext cx="5334000" cy="2905125"/>
+                          </a:xfrm>
+                          <a:prstGeom prst="rect">
+                            <a:avLst/>
+                          </a:prstGeom>
+                        </pic:spPr>
+                      </pic:pic>
+                    </a:graphicData>
+                  </a:graphic>
+                </wp:inline>
+              </w:drawing>
+            </w:r>
+          </w:p>
+          <w:p>
+            <w:pPr>
+              <w:spacing w:after="120" w:line="300"/>
+              <w:jc w:val="center"/>
+            </w:pPr>
+            <w:r>
+              <w:rPr>
+                <w:i/>
+                <w:iCs/>
+                <w:color w:val="5B6575"/>
+                <w:sz w:val="19"/>
+                <w:szCs w:val="19"/>
+              </w:rPr>
+              <w:t xml:space="preserve">The standardized structure of a SOAP XML request and response envelope.</w:t>
+            </w:r>
+          </w:p>
+          <w:p>
+            <w:pPr>
+              <w:spacing w:after="120" w:line="300"/>
+            </w:pPr>
+            <w:r>
+              <w:rPr>
+                <w:b/>
+                <w:bCs/>
+                <w:color w:val="4659A7"/>
+              </w:rPr>
+              <w:t xml:space="preserve">1  </w:t>
+            </w:r>
+            <w:r>
+              <w:t xml:space="preserve">SOAP Envelope: The root XML element defining namespace rules (xmlns:soap) that identifies the packet as a SOAP message.</w:t>
+            </w:r>
+          </w:p>
+          <w:p>
+            <w:pPr>
+              <w:spacing w:after="120" w:line="300"/>
+            </w:pPr>
+            <w:r>
+              <w:rPr>
+                <w:b/>
+                <w:bCs/>
+                <w:color w:val="4659A7"/>
+              </w:rPr>
+              <w:t xml:space="preserve">2  </w:t>
+            </w:r>
+            <w:r>
+              <w:t xml:space="preserve">SOAP Header (Optional): Contains routing information, transaction tokens, and security assertions (such as WS Security).</w:t>
+            </w:r>
+          </w:p>
+          <w:p>
+            <w:pPr>
+              <w:spacing w:after="120" w:line="300"/>
+            </w:pPr>
+            <w:r>
+              <w:rPr>
+                <w:b/>
+                <w:bCs/>
+                <w:color w:val="4659A7"/>
+              </w:rPr>
+              <w:t xml:space="preserve">3  </w:t>
+            </w:r>
+            <w:r>
+              <w:t xml:space="preserve">SOAP Body (Mandatory): Contains the actual RPC call, method parameters, or response payload returned by the server.</w:t>
+            </w:r>
+          </w:p>
+          <w:p>
+            <w:pPr>
+              <w:spacing w:after="120" w:line="300"/>
+            </w:pPr>
+            <w:r>
+              <w:rPr>
+                <w:b/>
+                <w:bCs/>
+                <w:color w:val="4659A7"/>
+              </w:rPr>
+              <w:t xml:space="preserve">4  </w:t>
+            </w:r>
+            <w:r>
+              <w:t xml:space="preserve">SOAP Fault (Error Handling): Standardized sub element returned inside the Body when an exception occurs.</w:t>
+            </w:r>
+          </w:p>
+        </w:tc>
+      </w:tr>
+    </w:tbl>
     <w:p>
       <w:pPr>
         <w:pStyle w:val="Heading2"/>
@@ -29027,73 +30139,123 @@
               <w:t xml:space="preserve">Tomorrow morning is the first day of semester enrollment, when ten thousand students and faculty members will flood the campus library portal to register books, access digital research archives, and process inter library loans. The university engineering director calls an emergency team briefing: developers are pushing hotfixes late into the night, and we cannot have a human being sitting at a laptop clicking Postman buttons manually at two in the morning. We need an automated robot watchdog that runs our test suite automatically on every code push, generates a visual dashboard for university directors, lets us flip between the Campus QA staging server and the live UAT production cluster with a single dropdown click, and runs scheduled cloud smoke checks. In our final chapter, we build that complete continuous integration pipeline using Newman, Jenkins, GitHub Actions, and Postman Cloud Monitors.</w:t>
             </w:r>
           </w:p>
+          <w:p>
+            <w:pPr>
+              <w:jc w:val="center"/>
+            </w:pPr>
+            <w:r>
+              <w:drawing>
+                <wp:inline distT="0" distB="0" distL="0" distR="0">
+                  <wp:extent cx="4953000" cy="2705100"/>
+                  <wp:effectExtent t="0" r="0" b="0" l="0"/>
+                  <wp:docPr id="1" name="Enterprise operations command center during midnight deployment showing CI CD deployment gate with green pass shields." descr="Enterprise operations command center during midnight deployment showing CI CD deployment gate with green pass shields." title="Enterprise operations command center during midnight deployment showing CI CD deployment gate with green pass shields."/>
+                  <wp:cNvGraphicFramePr>
+                    <a:graphicFrameLocks xmlns:a="http://schemas.openxmlformats.org/drawingml/2006/main" noChangeAspect="1"/>
+                  </wp:cNvGraphicFramePr>
+                  <a:graphic xmlns:a="http://schemas.openxmlformats.org/drawingml/2006/main">
+                    <a:graphicData uri="http://schemas.openxmlformats.org/drawingml/2006/picture">
+                      <pic:pic xmlns:pic="http://schemas.openxmlformats.org/drawingml/2006/picture">
+                        <pic:nvPicPr>
+                          <pic:cNvPr id="0" name="" descr=""/>
+                          <pic:cNvPicPr>
+                            <a:picLocks noChangeAspect="1" noChangeArrowheads="1"/>
+                          </pic:cNvPicPr>
+                        </pic:nvPicPr>
+                        <pic:blipFill>
+                          <a:blip r:embed="rId31" cstate="none"/>
+                          <a:srcRect/>
+                          <a:stretch>
+                            <a:fillRect/>
+                          </a:stretch>
+                        </pic:blipFill>
+                        <pic:spPr bwMode="auto">
+                          <a:xfrm>
+                            <a:off x="0" y="0"/>
+                            <a:ext cx="4953000" cy="2705100"/>
+                          </a:xfrm>
+                          <a:prstGeom prst="rect">
+                            <a:avLst/>
+                          </a:prstGeom>
+                        </pic:spPr>
+                      </pic:pic>
+                    </a:graphicData>
+                  </a:graphic>
+                </wp:inline>
+              </w:drawing>
+            </w:r>
+          </w:p>
+          <w:p>
+            <w:pPr>
+              <w:spacing w:after="120" w:line="300"/>
+              <w:jc w:val="center"/>
+            </w:pPr>
+            <w:r>
+              <w:rPr>
+                <w:i/>
+                <w:iCs/>
+                <w:color w:val="5B6575"/>
+                <w:sz w:val="19"/>
+                <w:szCs w:val="19"/>
+              </w:rPr>
+              <w:t xml:space="preserve">The Midnight Enrollment Quality Gate: Autonomous Newman execution containers defending production stability.</w:t>
+            </w:r>
+          </w:p>
+          <w:p>
+            <w:pPr>
+              <w:spacing w:after="120" w:line="300"/>
+            </w:pPr>
+            <w:r>
+              <w:rPr>
+                <w:b/>
+                <w:bCs/>
+                <w:color w:val="4659A7"/>
+              </w:rPr>
+              <w:t xml:space="preserve">1  </w:t>
+            </w:r>
+            <w:r>
+              <w:t xml:space="preserve">Automated Deployment Gate: Blocking broken code commits before they reach live student and faculty enrollment clusters.</w:t>
+            </w:r>
+          </w:p>
+          <w:p>
+            <w:pPr>
+              <w:spacing w:after="120" w:line="300"/>
+            </w:pPr>
+            <w:r>
+              <w:rPr>
+                <w:b/>
+                <w:bCs/>
+                <w:color w:val="4659A7"/>
+              </w:rPr>
+              <w:t xml:space="preserve">2  </w:t>
+            </w:r>
+            <w:r>
+              <w:t xml:space="preserve">Headless Execution Matrix: Running complete collection suites across isolated Docker containers via Newman CLI.</w:t>
+            </w:r>
+          </w:p>
+          <w:p>
+            <w:pPr>
+              <w:spacing w:after="120" w:line="300"/>
+            </w:pPr>
+            <w:r>
+              <w:rPr>
+                <w:b/>
+                <w:bCs/>
+                <w:color w:val="4659A7"/>
+              </w:rPr>
+              <w:t xml:space="preserve">3  </w:t>
+            </w:r>
+            <w:r>
+              <w:t xml:space="preserve">Executive Visibility: Generating interactive HTML Extra dashboards and real time telemetry for engineering directors.</w:t>
+            </w:r>
+          </w:p>
         </w:tc>
       </w:tr>
     </w:tbl>
     <w:p>
       <w:pPr>
-        <w:jc w:val="center"/>
-      </w:pPr>
-      <w:r>
-        <w:drawing>
-          <wp:inline distT="0" distB="0" distL="0" distR="0">
-            <wp:extent cx="5334000" cy="2905125"/>
-            <wp:effectExtent t="0" r="0" b="0" l="0"/>
-            <wp:docPr id="1" name="Enterprise operations command center during midnight deployment showing CI CD deployment gate with green pass shields." descr="Enterprise operations command center during midnight deployment showing CI CD deployment gate with green pass shields." title="Enterprise operations command center during midnight deployment showing CI CD deployment gate with green pass shields."/>
-            <wp:cNvGraphicFramePr>
-              <a:graphicFrameLocks xmlns:a="http://schemas.openxmlformats.org/drawingml/2006/main" noChangeAspect="1"/>
-            </wp:cNvGraphicFramePr>
-            <a:graphic xmlns:a="http://schemas.openxmlformats.org/drawingml/2006/main">
-              <a:graphicData uri="http://schemas.openxmlformats.org/drawingml/2006/picture">
-                <pic:pic xmlns:pic="http://schemas.openxmlformats.org/drawingml/2006/picture">
-                  <pic:nvPicPr>
-                    <pic:cNvPr id="0" name="" descr=""/>
-                    <pic:cNvPicPr>
-                      <a:picLocks noChangeAspect="1" noChangeArrowheads="1"/>
-                    </pic:cNvPicPr>
-                  </pic:nvPicPr>
-                  <pic:blipFill>
-                    <a:blip r:embed="rId31" cstate="none"/>
-                    <a:srcRect/>
-                    <a:stretch>
-                      <a:fillRect/>
-                    </a:stretch>
-                  </pic:blipFill>
-                  <pic:spPr bwMode="auto">
-                    <a:xfrm>
-                      <a:off x="0" y="0"/>
-                      <a:ext cx="5334000" cy="2905125"/>
-                    </a:xfrm>
-                    <a:prstGeom prst="rect">
-                      <a:avLst/>
-                    </a:prstGeom>
-                  </pic:spPr>
-                </pic:pic>
-              </a:graphicData>
-            </a:graphic>
-          </wp:inline>
-        </w:drawing>
-      </w:r>
-    </w:p>
-    <w:p>
-      <w:pPr>
-        <w:spacing w:after="120" w:line="300"/>
-        <w:jc w:val="center"/>
-      </w:pPr>
-      <w:r>
-        <w:rPr>
-          <w:i/>
-          <w:iCs/>
-          <w:color w:val="5B6575"/>
-          <w:sz w:val="19"/>
-          <w:szCs w:val="19"/>
-        </w:rPr>
-        <w:t xml:space="preserve">The Midnight Enrollment Quality Gate: Autonomous Newman execution containers defending production stability.</w:t>
-      </w:r>
-    </w:p>
-    <w:p>
-      <w:pPr>
-        <w:spacing w:after="120" w:line="300"/>
+        <w:pStyle w:val="Heading2"/>
+        <w:keepNext/>
+        <w:spacing w:after="100" w:before="240"/>
       </w:pPr>
       <w:r>
         <w:rPr>
@@ -29101,192 +30263,205 @@
           <w:bCs/>
           <w:color w:val="4659A7"/>
         </w:rPr>
-        <w:t xml:space="preserve">1  </w:t>
-      </w:r>
-      <w:r>
-        <w:t xml:space="preserve">Automated Deployment Gate: Blocking broken code commits before they reach live student and faculty enrollment clusters.</w:t>
-      </w:r>
-    </w:p>
-    <w:p>
-      <w:pPr>
-        <w:spacing w:after="120" w:line="300"/>
-      </w:pPr>
-      <w:r>
-        <w:rPr>
-          <w:b/>
-          <w:bCs/>
-          <w:color w:val="4659A7"/>
-        </w:rPr>
-        <w:t xml:space="preserve">2  </w:t>
-      </w:r>
-      <w:r>
-        <w:t xml:space="preserve">Headless Execution Matrix: Running complete collection suites across isolated Docker containers via Newman CLI.</w:t>
-      </w:r>
-    </w:p>
-    <w:p>
-      <w:pPr>
-        <w:spacing w:after="120" w:line="300"/>
-      </w:pPr>
-      <w:r>
-        <w:rPr>
-          <w:b/>
-          <w:bCs/>
-          <w:color w:val="4659A7"/>
-        </w:rPr>
-        <w:t xml:space="preserve">3  </w:t>
-      </w:r>
-      <w:r>
-        <w:t xml:space="preserve">Executive Visibility: Generating interactive HTML Extra dashboards and real time telemetry for engineering directors.</w:t>
-      </w:r>
-    </w:p>
-    <w:p>
-      <w:pPr>
-        <w:pStyle w:val="Heading2"/>
-        <w:keepNext/>
-        <w:spacing w:after="100" w:before="240"/>
-      </w:pPr>
-      <w:r>
-        <w:rPr>
-          <w:b/>
-          <w:bCs/>
-          <w:color w:val="4659A7"/>
-        </w:rPr>
         <w:t xml:space="preserve">Step 1: The Continuous Integration Testing Flow</w:t>
       </w:r>
     </w:p>
-    <w:p>
-      <w:pPr>
-        <w:spacing w:after="120" w:line="300"/>
-      </w:pPr>
-      <w:r>
-        <w:t xml:space="preserve">Newman bridges the gap between exploratory testing in the Postman desktop app and automated deployment pipelines. In modern software organizations, automated tests must execute headlessly on every git push or pull request without human intervention.</w:t>
-      </w:r>
-    </w:p>
-    <w:p>
-      <w:pPr>
-        <w:jc w:val="center"/>
-      </w:pPr>
-      <w:r>
-        <w:drawing>
-          <wp:inline distT="0" distB="0" distL="0" distR="0">
-            <wp:extent cx="5334000" cy="2905125"/>
-            <wp:effectExtent t="0" r="0" b="0" l="0"/>
-            <wp:docPr id="1" name="CI CD pipeline diagram showing Git commit triggering Jenkins, executing Newman CLI headlessly in Docker, and producing HTML Extra report." descr="CI CD pipeline diagram showing Git commit triggering Jenkins, executing Newman CLI headlessly in Docker, and producing HTML Extra report." title="CI CD pipeline diagram showing Git commit triggering Jenkins, executing Newman CLI headlessly in Docker, and producing HTML Extra report."/>
-            <wp:cNvGraphicFramePr>
-              <a:graphicFrameLocks xmlns:a="http://schemas.openxmlformats.org/drawingml/2006/main" noChangeAspect="1"/>
-            </wp:cNvGraphicFramePr>
-            <a:graphic xmlns:a="http://schemas.openxmlformats.org/drawingml/2006/main">
-              <a:graphicData uri="http://schemas.openxmlformats.org/drawingml/2006/picture">
-                <pic:pic xmlns:pic="http://schemas.openxmlformats.org/drawingml/2006/picture">
-                  <pic:nvPicPr>
-                    <pic:cNvPr id="0" name="" descr=""/>
-                    <pic:cNvPicPr>
-                      <a:picLocks noChangeAspect="1" noChangeArrowheads="1"/>
-                    </pic:cNvPicPr>
-                  </pic:nvPicPr>
-                  <pic:blipFill>
-                    <a:blip r:embed="rId32" cstate="none"/>
-                    <a:srcRect/>
-                    <a:stretch>
-                      <a:fillRect/>
-                    </a:stretch>
-                  </pic:blipFill>
-                  <pic:spPr bwMode="auto">
-                    <a:xfrm>
-                      <a:off x="0" y="0"/>
-                      <a:ext cx="5334000" cy="2905125"/>
-                    </a:xfrm>
-                    <a:prstGeom prst="rect">
-                      <a:avLst/>
-                    </a:prstGeom>
-                  </pic:spPr>
-                </pic:pic>
-              </a:graphicData>
-            </a:graphic>
-          </wp:inline>
-        </w:drawing>
-      </w:r>
-    </w:p>
-    <w:p>
-      <w:pPr>
-        <w:spacing w:after="120" w:line="300"/>
-        <w:jc w:val="center"/>
-      </w:pPr>
-      <w:r>
-        <w:rPr>
-          <w:i/>
-          <w:iCs/>
-          <w:color w:val="5B6575"/>
-          <w:sz w:val="19"/>
-          <w:szCs w:val="19"/>
-        </w:rPr>
-        <w:t xml:space="preserve">The complete continuous integration testing pipeline powered by Newman.</w:t>
-      </w:r>
-    </w:p>
-    <w:p>
-      <w:pPr>
-        <w:spacing w:after="120" w:line="300"/>
-      </w:pPr>
-      <w:r>
-        <w:rPr>
-          <w:b/>
-          <w:bCs/>
-          <w:color w:val="4659A7"/>
-        </w:rPr>
-        <w:t xml:space="preserve">1  </w:t>
-      </w:r>
-      <w:r>
-        <w:t xml:space="preserve">Step 1 (Code Push): A developer merges new code into the Git repository.</w:t>
-      </w:r>
-    </w:p>
-    <w:p>
-      <w:pPr>
-        <w:spacing w:after="120" w:line="300"/>
-      </w:pPr>
-      <w:r>
-        <w:rPr>
-          <w:b/>
-          <w:bCs/>
-          <w:color w:val="4659A7"/>
-        </w:rPr>
-        <w:t xml:space="preserve">2  </w:t>
-      </w:r>
-      <w:r>
-        <w:t xml:space="preserve">Step 2 (Pipeline Trigger): The CI server (Jenkins or GitHub Actions) detects the commit and spins up a lightweight test container.</w:t>
-      </w:r>
-    </w:p>
-    <w:p>
-      <w:pPr>
-        <w:spacing w:after="120" w:line="300"/>
-      </w:pPr>
-      <w:r>
-        <w:rPr>
-          <w:b/>
-          <w:bCs/>
-          <w:color w:val="4659A7"/>
-        </w:rPr>
-        <w:t xml:space="preserve">3  </w:t>
-      </w:r>
-      <w:r>
-        <w:t xml:space="preserve">Step 3 (Headless Execution): Newman executes the exported Postman collection and environment files without a graphical interface.</w:t>
-      </w:r>
-    </w:p>
-    <w:p>
-      <w:pPr>
-        <w:spacing w:after="120" w:line="300"/>
-      </w:pPr>
-      <w:r>
-        <w:rPr>
-          <w:b/>
-          <w:bCs/>
-          <w:color w:val="4659A7"/>
-        </w:rPr>
-        <w:t xml:space="preserve">4  </w:t>
-      </w:r>
-      <w:r>
-        <w:t xml:space="preserve">Step 4 (Reporting and Gating): Newman generates an interactive HTML Extra report. If all tests pass with exit code 0, deployment proceeds; if any assertion fails, the build is blocked.</w:t>
-      </w:r>
-    </w:p>
+    <w:tbl>
+      <w:tblPr>
+        <w:tblW w:type="pct" w:w="100%"/>
+        <w:tblBorders>
+          <w:top w:val="single" w:color="auto" w:sz="4"/>
+          <w:left w:val="single" w:color="auto" w:sz="4"/>
+          <w:bottom w:val="single" w:color="auto" w:sz="4"/>
+          <w:right w:val="single" w:color="auto" w:sz="4"/>
+          <w:insideH w:val="single" w:color="auto" w:sz="4"/>
+          <w:insideV w:val="single" w:color="auto" w:sz="4"/>
+        </w:tblBorders>
+      </w:tblPr>
+      <w:tblGrid>
+        <w:gridCol w:w="100"/>
+      </w:tblGrid>
+      <w:tr>
+        <w:tc>
+          <w:tcPr>
+            <w:tcBorders>
+              <w:top w:val="single" w:color="D9E0EA" w:sz="2"/>
+              <w:left w:val="single" w:color="D9E0EA" w:sz="2"/>
+              <w:bottom w:val="single" w:color="D9E0EA" w:sz="2"/>
+              <w:right w:val="single" w:color="D9E0EA" w:sz="2"/>
+            </w:tcBorders>
+            <w:shd w:fill="F8FAFC" w:val="clear"/>
+            <w:tcMar>
+              <w:top w:type="dxa" w:w="130"/>
+              <w:left w:type="dxa" w:w="160"/>
+              <w:bottom w:type="dxa" w:w="130"/>
+              <w:right w:type="dxa" w:w="160"/>
+            </w:tcMar>
+          </w:tcPr>
+          <w:p>
+            <w:pPr>
+              <w:spacing w:after="120" w:line="300"/>
+            </w:pPr>
+            <w:r>
+              <w:rPr>
+                <w:b/>
+                <w:bCs/>
+                <w:color w:val="263A67"/>
+              </w:rPr>
+              <w:t xml:space="preserve">ARCHITECTURE · Headless CI CD Pipeline: Automated Newman Gating on Every Git Commit</w:t>
+            </w:r>
+          </w:p>
+          <w:p>
+            <w:pPr>
+              <w:spacing w:after="120" w:line="300"/>
+            </w:pPr>
+            <w:r>
+              <w:rPr>
+                <w:b/>
+                <w:bCs/>
+                <w:color w:val="4659A7"/>
+                <w:sz w:val="22"/>
+                <w:szCs w:val="22"/>
+              </w:rPr>
+              <w:t xml:space="preserve">HEADLESS CI CD PIPELINE · Headless CI CD Pipeline: Automated Newman Gating on Every Git Commit</w:t>
+            </w:r>
+          </w:p>
+          <w:p>
+            <w:pPr>
+              <w:spacing w:after="120" w:line="300"/>
+            </w:pPr>
+            <w:r>
+              <w:t xml:space="preserve">Newman bridges the gap between exploratory testing in the Postman desktop app and automated deployment pipelines. In modern software organizations, automated tests execute headlessly on every git push without human intervention, generating visual HTML Extra dashboards and protecting production clusters.</w:t>
+            </w:r>
+          </w:p>
+          <w:p>
+            <w:pPr>
+              <w:jc w:val="center"/>
+            </w:pPr>
+            <w:r>
+              <w:drawing>
+                <wp:inline distT="0" distB="0" distL="0" distR="0">
+                  <wp:extent cx="5334000" cy="2905125"/>
+                  <wp:effectExtent t="0" r="0" b="0" l="0"/>
+                  <wp:docPr id="1" name="CI CD pipeline diagram showing Git commit triggering Jenkins, executing Newman CLI headlessly in Docker, and producing HTML Extra report." descr="CI CD pipeline diagram showing Git commit triggering Jenkins, executing Newman CLI headlessly in Docker, and producing HTML Extra report." title="CI CD pipeline diagram showing Git commit triggering Jenkins, executing Newman CLI headlessly in Docker, and producing HTML Extra report."/>
+                  <wp:cNvGraphicFramePr>
+                    <a:graphicFrameLocks xmlns:a="http://schemas.openxmlformats.org/drawingml/2006/main" noChangeAspect="1"/>
+                  </wp:cNvGraphicFramePr>
+                  <a:graphic xmlns:a="http://schemas.openxmlformats.org/drawingml/2006/main">
+                    <a:graphicData uri="http://schemas.openxmlformats.org/drawingml/2006/picture">
+                      <pic:pic xmlns:pic="http://schemas.openxmlformats.org/drawingml/2006/picture">
+                        <pic:nvPicPr>
+                          <pic:cNvPr id="0" name="" descr=""/>
+                          <pic:cNvPicPr>
+                            <a:picLocks noChangeAspect="1" noChangeArrowheads="1"/>
+                          </pic:cNvPicPr>
+                        </pic:nvPicPr>
+                        <pic:blipFill>
+                          <a:blip r:embed="rId32" cstate="none"/>
+                          <a:srcRect/>
+                          <a:stretch>
+                            <a:fillRect/>
+                          </a:stretch>
+                        </pic:blipFill>
+                        <pic:spPr bwMode="auto">
+                          <a:xfrm>
+                            <a:off x="0" y="0"/>
+                            <a:ext cx="5334000" cy="2905125"/>
+                          </a:xfrm>
+                          <a:prstGeom prst="rect">
+                            <a:avLst/>
+                          </a:prstGeom>
+                        </pic:spPr>
+                      </pic:pic>
+                    </a:graphicData>
+                  </a:graphic>
+                </wp:inline>
+              </w:drawing>
+            </w:r>
+          </w:p>
+          <w:p>
+            <w:pPr>
+              <w:spacing w:after="120" w:line="300"/>
+              <w:jc w:val="center"/>
+            </w:pPr>
+            <w:r>
+              <w:rPr>
+                <w:i/>
+                <w:iCs/>
+                <w:color w:val="5B6575"/>
+                <w:sz w:val="19"/>
+                <w:szCs w:val="19"/>
+              </w:rPr>
+              <w:t xml:space="preserve">The complete continuous integration testing pipeline powered by Newman.</w:t>
+            </w:r>
+          </w:p>
+          <w:p>
+            <w:pPr>
+              <w:spacing w:after="120" w:line="300"/>
+            </w:pPr>
+            <w:r>
+              <w:rPr>
+                <w:b/>
+                <w:bCs/>
+                <w:color w:val="4659A7"/>
+              </w:rPr>
+              <w:t xml:space="preserve">1  </w:t>
+            </w:r>
+            <w:r>
+              <w:t xml:space="preserve">Step 1 (Code Push): A developer merges new code into the Git repository.</w:t>
+            </w:r>
+          </w:p>
+          <w:p>
+            <w:pPr>
+              <w:spacing w:after="120" w:line="300"/>
+            </w:pPr>
+            <w:r>
+              <w:rPr>
+                <w:b/>
+                <w:bCs/>
+                <w:color w:val="4659A7"/>
+              </w:rPr>
+              <w:t xml:space="preserve">2  </w:t>
+            </w:r>
+            <w:r>
+              <w:t xml:space="preserve">Step 2 (Pipeline Trigger): The CI server (Jenkins or GitHub Actions) detects the commit and spins up a lightweight test container.</w:t>
+            </w:r>
+          </w:p>
+          <w:p>
+            <w:pPr>
+              <w:spacing w:after="120" w:line="300"/>
+            </w:pPr>
+            <w:r>
+              <w:rPr>
+                <w:b/>
+                <w:bCs/>
+                <w:color w:val="4659A7"/>
+              </w:rPr>
+              <w:t xml:space="preserve">3  </w:t>
+            </w:r>
+            <w:r>
+              <w:t xml:space="preserve">Step 3 (Headless Execution): Newman executes the exported Postman collection and environment files without a graphical interface.</w:t>
+            </w:r>
+          </w:p>
+          <w:p>
+            <w:pPr>
+              <w:spacing w:after="120" w:line="300"/>
+            </w:pPr>
+            <w:r>
+              <w:rPr>
+                <w:b/>
+                <w:bCs/>
+                <w:color w:val="4659A7"/>
+              </w:rPr>
+              <w:t xml:space="preserve">4  </w:t>
+            </w:r>
+            <w:r>
+              <w:t xml:space="preserve">Step 4 (Reporting and Gating): Newman generates an interactive HTML Extra report. If all tests pass with exit code 0, deployment proceeds; if any assertion fails, the build is blocked.</w:t>
+            </w:r>
+          </w:p>
+        </w:tc>
+      </w:tr>
+    </w:tbl>
     <w:p>
       <w:pPr>
         <w:pStyle w:val="Heading2"/>

--- a/public/books/zero-to-agentic-api-testing/edition-01/Zero-To-Agentic-Api-Testing-Edition-01.docx
+++ b/public/books/zero-to-agentic-api-testing/edition-01/Zero-To-Agentic-Api-Testing-Edition-01.docx
@@ -577,7 +577,7 @@
       </w:r>
     </w:p>
     <w:p>
-      <w:hyperlink w:history="1" r:id="rId40towtic9zjtiddu-cqei">
+      <w:hyperlink w:history="1" r:id="rIdbxagher6rhxebjhjjazei">
         <w:r>
           <w:rPr>
             <w:rStyle w:val="Hyperlink"/>
@@ -595,7 +595,7 @@
       </w:r>
     </w:p>
     <w:p>
-      <w:hyperlink w:history="1" r:id="rIdc9inwkyraf1k3quziaxqt">
+      <w:hyperlink w:history="1" r:id="rIdncsiduly_fr0pr7r8rnk2">
         <w:r>
           <w:rPr>
             <w:rStyle w:val="Hyperlink"/>
@@ -19269,6 +19269,115 @@
           </w:p>
           <w:p>
             <w:pPr>
+              <w:jc w:val="center"/>
+            </w:pPr>
+            <w:r>
+              <w:drawing>
+                <wp:inline distT="0" distB="0" distL="0" distR="0">
+                  <wp:extent cx="4953000" cy="2705100"/>
+                  <wp:effectExtent t="0" r="0" b="0" l="0"/>
+                  <wp:docPr id="1" name="Enterprise operations command center during midnight deployment showing CI CD deployment gate with green pass shields." descr="Enterprise operations command center during midnight deployment showing CI CD deployment gate with green pass shields." title="Enterprise operations command center during midnight deployment showing CI CD deployment gate with green pass shields."/>
+                  <wp:cNvGraphicFramePr>
+                    <a:graphicFrameLocks xmlns:a="http://schemas.openxmlformats.org/drawingml/2006/main" noChangeAspect="1"/>
+                  </wp:cNvGraphicFramePr>
+                  <a:graphic xmlns:a="http://schemas.openxmlformats.org/drawingml/2006/main">
+                    <a:graphicData uri="http://schemas.openxmlformats.org/drawingml/2006/picture">
+                      <pic:pic xmlns:pic="http://schemas.openxmlformats.org/drawingml/2006/picture">
+                        <pic:nvPicPr>
+                          <pic:cNvPr id="0" name="" descr=""/>
+                          <pic:cNvPicPr>
+                            <a:picLocks noChangeAspect="1" noChangeArrowheads="1"/>
+                          </pic:cNvPicPr>
+                        </pic:nvPicPr>
+                        <pic:blipFill>
+                          <a:blip r:embed="rId26" cstate="none"/>
+                          <a:srcRect/>
+                          <a:stretch>
+                            <a:fillRect/>
+                          </a:stretch>
+                        </pic:blipFill>
+                        <pic:spPr bwMode="auto">
+                          <a:xfrm>
+                            <a:off x="0" y="0"/>
+                            <a:ext cx="4953000" cy="2705100"/>
+                          </a:xfrm>
+                          <a:prstGeom prst="rect">
+                            <a:avLst/>
+                          </a:prstGeom>
+                        </pic:spPr>
+                      </pic:pic>
+                    </a:graphicData>
+                  </a:graphic>
+                </wp:inline>
+              </w:drawing>
+            </w:r>
+          </w:p>
+          <w:p>
+            <w:pPr>
+              <w:spacing w:after="120" w:line="300"/>
+              <w:jc w:val="center"/>
+            </w:pPr>
+            <w:r>
+              <w:rPr>
+                <w:i/>
+                <w:iCs/>
+                <w:color w:val="5B6575"/>
+                <w:sz w:val="19"/>
+                <w:szCs w:val="19"/>
+              </w:rPr>
+              <w:t xml:space="preserve">The Midnight Operations Center: Hardening enterprise workflows with automated quality gates.</w:t>
+            </w:r>
+          </w:p>
+          <w:p>
+            <w:pPr>
+              <w:spacing w:after="120" w:line="300"/>
+            </w:pPr>
+            <w:r>
+              <w:rPr>
+                <w:b/>
+                <w:bCs/>
+                <w:color w:val="4659A7"/>
+              </w:rPr>
+              <w:t xml:space="preserve">1  </w:t>
+            </w:r>
+            <w:r>
+              <w:t xml:space="preserve">Production Battle Testing: Subjecting campus services to invalid inputs, edge cases, and network dropouts.</w:t>
+            </w:r>
+          </w:p>
+          <w:p>
+            <w:pPr>
+              <w:spacing w:after="120" w:line="300"/>
+            </w:pPr>
+            <w:r>
+              <w:rPr>
+                <w:b/>
+                <w:bCs/>
+                <w:color w:val="4659A7"/>
+              </w:rPr>
+              <w:t xml:space="preserve">2  </w:t>
+            </w:r>
+            <w:r>
+              <w:t xml:space="preserve">Headless Test Automation: Executing full regression collections without human intervention in deployment pipelines.</w:t>
+            </w:r>
+          </w:p>
+          <w:p>
+            <w:pPr>
+              <w:spacing w:after="120" w:line="300"/>
+            </w:pPr>
+            <w:r>
+              <w:rPr>
+                <w:b/>
+                <w:bCs/>
+                <w:color w:val="4659A7"/>
+              </w:rPr>
+              <w:t xml:space="preserve">3  </w:t>
+            </w:r>
+            <w:r>
+              <w:t xml:space="preserve">Resilience Safeguards: Catching security leaks and database collisions before live users encounter them.</w:t>
+            </w:r>
+          </w:p>
+          <w:p>
+            <w:pPr>
               <w:spacing w:after="120" w:line="300"/>
             </w:pPr>
             <w:r>
@@ -19406,7 +19515,7 @@
                           </pic:cNvPicPr>
                         </pic:nvPicPr>
                         <pic:blipFill>
-                          <a:blip r:embed="rId26" cstate="none"/>
+                          <a:blip r:embed="rId27" cstate="none"/>
                           <a:srcRect/>
                           <a:stretch>
                             <a:fillRect/>
@@ -21664,7 +21773,7 @@
                           </pic:cNvPicPr>
                         </pic:nvPicPr>
                         <pic:blipFill>
-                          <a:blip r:embed="rId27" cstate="none"/>
+                          <a:blip r:embed="rId28" cstate="none"/>
                           <a:srcRect/>
                           <a:stretch>
                             <a:fillRect/>
@@ -22510,7 +22619,7 @@
                           </pic:cNvPicPr>
                         </pic:nvPicPr>
                         <pic:blipFill>
-                          <a:blip r:embed="rId28" cstate="none"/>
+                          <a:blip r:embed="rId29" cstate="none"/>
                           <a:srcRect/>
                           <a:stretch>
                             <a:fillRect/>
@@ -24360,7 +24469,7 @@
                           </pic:cNvPicPr>
                         </pic:nvPicPr>
                         <pic:blipFill>
-                          <a:blip r:embed="rId29" cstate="none"/>
+                          <a:blip r:embed="rId30" cstate="none"/>
                           <a:srcRect/>
                           <a:stretch>
                             <a:fillRect/>
@@ -27692,7 +27801,7 @@
                           </pic:cNvPicPr>
                         </pic:nvPicPr>
                         <pic:blipFill>
-                          <a:blip r:embed="rId30" cstate="none"/>
+                          <a:blip r:embed="rId31" cstate="none"/>
                           <a:srcRect/>
                           <a:stretch>
                             <a:fillRect/>
@@ -30162,7 +30271,7 @@
                           </pic:cNvPicPr>
                         </pic:nvPicPr>
                         <pic:blipFill>
-                          <a:blip r:embed="rId31" cstate="none"/>
+                          <a:blip r:embed="rId26" cstate="none"/>
                           <a:srcRect/>
                           <a:stretch>
                             <a:fillRect/>

--- a/public/books/zero-to-agentic-api-testing/edition-01/Zero-To-Agentic-Api-Testing-Edition-01.docx
+++ b/public/books/zero-to-agentic-api-testing/edition-01/Zero-To-Agentic-Api-Testing-Edition-01.docx
@@ -577,7 +577,7 @@
       </w:r>
     </w:p>
     <w:p>
-      <w:hyperlink w:history="1" r:id="rIdbxagher6rhxebjhjjazei">
+      <w:hyperlink w:history="1" r:id="rIdl5waav3rf7cewcwd1aso5">
         <w:r>
           <w:rPr>
             <w:rStyle w:val="Hyperlink"/>
@@ -595,7 +595,7 @@
       </w:r>
     </w:p>
     <w:p>
-      <w:hyperlink w:history="1" r:id="rIdncsiduly_fr0pr7r8rnk2">
+      <w:hyperlink w:history="1" r:id="rIdkcm-9j6gzw2aqieyiicuz">
         <w:r>
           <w:rPr>
             <w:rStyle w:val="Hyperlink"/>

--- a/public/books/zero-to-agentic-api-testing/edition-01/Zero-To-Agentic-Api-Testing-Edition-01.docx
+++ b/public/books/zero-to-agentic-api-testing/edition-01/Zero-To-Agentic-Api-Testing-Edition-01.docx
@@ -577,7 +577,7 @@
       </w:r>
     </w:p>
     <w:p>
-      <w:hyperlink w:history="1" r:id="rIdl5waav3rf7cewcwd1aso5">
+      <w:hyperlink w:history="1" r:id="rIdu2cmryfrd3p8ts_cc2akk">
         <w:r>
           <w:rPr>
             <w:rStyle w:val="Hyperlink"/>
@@ -595,7 +595,7 @@
       </w:r>
     </w:p>
     <w:p>
-      <w:hyperlink w:history="1" r:id="rIdkcm-9j6gzw2aqieyiicuz">
+      <w:hyperlink w:history="1" r:id="rIdos8kzfc6o_xio7krwklk3">
         <w:r>
           <w:rPr>
             <w:rStyle w:val="Hyperlink"/>
@@ -696,7 +696,7 @@
           <w:iCs/>
           <w:color w:val="596579"/>
         </w:rPr>
-        <w:t xml:space="preserve">The campus interoperability crisis, client server decoupling, the restaurant analogy, and inspecting live payloads across the network wire.</w:t>
+        <w:t xml:space="preserve">The campus launch crisis, how phone apps and servers talk, the friendly restaurant analogy, and inspecting live web messages.</w:t>
       </w:r>
     </w:p>
     <w:tbl>
@@ -749,7 +749,7 @@
               <w:spacing w:after="120" w:line="300"/>
             </w:pPr>
             <w:r>
-              <w:t xml:space="preserve">Welcome to the Apex Campus Enterprise Cloud Platform. As our Lead API Test Automation Architect, you are stepping directly into an urgent engineering crisis: our university is launching a flagship digital campus across web, mobile, and external academic partners. The frontend engineering team built a student mobile application in TypeScript and React Native. The backend infrastructure team built the core academic catalog and transit services in Java Spring Boot and Python, storing records in an enterprise PostgreSQL database. On launch day preview, the mobile application crashed repeatedly because data contracts were mismatched and unverified over the wire. Infosec strictly forbids sharing database passwords with frontend devices or external partners. Across our opening three chapters, your mission is to investigate the invisible network wire: mastering what APIs are, decoding HTTP requests and responses, establishing the single source of truth contract, examining backend code blueprints, validating live payloads across the web, and setting up an automated Postman testing workbench for the entire engineering organization.</w:t>
+              <w:t xml:space="preserve">Welcome to Apex Campus. Today is launch day for our new university app, and we have an emergency: thousands of students downloaded the app to check bus times and class schedules, but the app keeps freezing on their screens with endless spinning loading circles. The mobile app developers insist their code works fine and blame the server team. The backend server developers insist their database is healthy and blame the phone app. Security rules strictly forbid giving the phone app the server database password. The phone and server must communicate through APIs: digital messengers that carry questions and answers across the network. Across our opening three chapters, you will take charge: looking behind the visual screen, inspecting the exact messages flowing across the network wire, discovering why requests are failing, and setting up an automated testing workbench in Postman so our engineering team can build with total confidence.</w:t>
             </w:r>
           </w:p>
           <w:p>
@@ -761,7 +761,7 @@
                 <wp:inline distT="0" distB="0" distL="0" distR="0">
                   <wp:extent cx="4953000" cy="2705100"/>
                   <wp:effectExtent t="0" r="0" b="0" l="0"/>
-                  <wp:docPr id="1" name="Apex University Transit and Safety Gateway command center showing live campus incident monitoring and HTTP packet inspector." descr="Apex University Transit and Safety Gateway command center showing live campus incident monitoring and HTTP packet inspector." title="Apex University Transit and Safety Gateway command center showing live campus incident monitoring and HTTP packet inspector."/>
+                  <wp:docPr id="1" name="The Apex Campus War Room showing campus bus tracking and digital network inspection." descr="The Apex Campus War Room showing campus bus tracking and digital network inspection." title="The Apex Campus War Room showing campus bus tracking and digital network inspection."/>
                   <wp:cNvGraphicFramePr>
                     <a:graphicFrameLocks xmlns:a="http://schemas.openxmlformats.org/drawingml/2006/main" noChangeAspect="1"/>
                   </wp:cNvGraphicFramePr>
@@ -810,7 +810,7 @@
                 <w:sz w:val="19"/>
                 <w:szCs w:val="19"/>
               </w:rPr>
-              <w:t xml:space="preserve">The Apex Campus War Room: Diagnosing frontend and backend communication failures during the semester transit launch.</w:t>
+              <w:t xml:space="preserve">The Campus War Room: Finding out why the student mobile app stopped talking to the server.</w:t>
             </w:r>
           </w:p>
           <w:p>
@@ -826,7 +826,7 @@
               <w:t xml:space="preserve">1  </w:t>
             </w:r>
             <w:r>
-              <w:t xml:space="preserve">Crisis Dashboard: Real time telemetry tracking bus arrivals, student mobile geolocation pings, and dispatch latency.</w:t>
+              <w:t xml:space="preserve">The Live Map: Showing campus bus locations, student phone requests, and server response times.</w:t>
             </w:r>
           </w:p>
           <w:p>
@@ -842,7 +842,7 @@
               <w:t xml:space="preserve">2  </w:t>
             </w:r>
             <w:r>
-              <w:t xml:space="preserve">The Blind Spot: While the student mobile app displayed spinning loaders, the root failure was an unhandled 500 error on the coordinate lookup endpoint.</w:t>
+              <w:t xml:space="preserve">The Mystery Crash: The phone screen got stuck on a spinning loading circle because the server failed while looking up campus coordinates.</w:t>
             </w:r>
           </w:p>
           <w:p>
@@ -858,7 +858,7 @@
               <w:t xml:space="preserve">3  </w:t>
             </w:r>
             <w:r>
-              <w:t xml:space="preserve">Wire Auditing: The Lead API Test Automation Architect bypasses the visual UI to inspect raw HTTP packets and JSON payloads directly over the wire.</w:t>
+              <w:t xml:space="preserve">Looking Under the Hood: Skipping the phone buttons to inspect the actual digital messages traveling back and forth across the network.</w:t>
             </w:r>
           </w:p>
           <w:p>
@@ -873,7 +873,7 @@
               <w:t xml:space="preserve">What we know: </w:t>
             </w:r>
             <w:r>
-              <w:t xml:space="preserve">Web pages and mobile applications never store entire university databases inside client device memory. • Whenever an application displays student grades, courses, or campus transit locations, it dispatches background network requests across the wire. • Without inspecting the API layer directly, quality engineering teams cannot distinguish between user interface glitches and serious backend server crashes.</w:t>
+              <w:t xml:space="preserve">Phone apps do not hold the whole university database inside the phone. • Every time the app shows bus times, grades, or classes, it asks the server for that information across the network. • If you only look at the phone screen, you cannot tell if a frozen button is a screen glitch or a server crash.</w:t>
             </w:r>
           </w:p>
           <w:p>
@@ -888,7 +888,7 @@
               <w:t xml:space="preserve">What we need: </w:t>
             </w:r>
             <w:r>
-              <w:t xml:space="preserve">An intuitive mental model explaining how decoupled clients and servers communicate without sharing internal code or database credentials. • An inspection of how backend engineers construct APIs using modern route decorators and automatic JSON serializers. • Hands on experience inspecting live, authentic API payloads directly in your browser without requiring local server setup or complex tooling. • A clear architectural foundation of why API testing is the highest leverage tier in the modern testing pyramid.</w:t>
+              <w:t xml:space="preserve">A simple real world mental model showing how phone apps and servers talk like a diner ordering food through a waiter. • A clear look at how backend engineers write code to answer questions from the app. • Hands on practice inspecting real, live API messages directly in your browser with zero setup needed. • A clear understanding of why testing APIs is faster, cheaper, and more dependable than clicking buttons on a screen.</w:t>
             </w:r>
           </w:p>
         </w:tc>
@@ -906,7 +906,7 @@
           <w:bCs/>
           <w:color w:val="4659A7"/>
         </w:rPr>
-        <w:t xml:space="preserve">Step 1: The Campus Interoperability Crisis and the Waiter Analogy</w:t>
+        <w:t xml:space="preserve">Step 1: The Campus Crisis and the Waiter Analogy</w:t>
       </w:r>
     </w:p>
     <w:p>
@@ -924,7 +924,7 @@
         <w:t xml:space="preserve">Application Programming Interface</w:t>
       </w:r>
       <w:r>
-        <w:t xml:space="preserve">. At its core, an API is a software messenger and formal contract that allows two completely independent computer programs to communicate and exchange data securely across networks.</w:t>
+        <w:t xml:space="preserve">. Put simply, an API is a digital messenger that lets two different software programs talk to each other and share information securely.</w:t>
       </w:r>
     </w:p>
     <w:p>
@@ -932,7 +932,7 @@
         <w:spacing w:after="120" w:line="300"/>
       </w:pPr>
       <w:r>
-        <w:t xml:space="preserve">To understand why APIs are the backbone of modern software, consider the architectural reality of our Apex Campus platform. The student mobile application is compiled into mobile device packages written in TypeScript and React Native. The core course catalog runs on remote enterprise servers written in Java Spring Boot. Can the mobile phone directly invoke a Java method or execute raw SQL against the production PostgreSQL database? Absolutely not. A mobile operating system cannot execute remote Java bytecode. Furthermore, embedding database connection strings inside mobile apps would allow any malicious actor to decompile the app and steal the entire campus student directory.</w:t>
+        <w:t xml:space="preserve">To understand why APIs are so important, look at what happened on our campus today. The student mobile app runs on phones. The course catalog and bus schedules live on distant university servers. Can a phone talk directly to the university database? Absolutely not. Storing the database password inside an app downloaded by thousands of students would let anyone open the app and steal confidential student records. Instead, the phone and server need a safe middleman: an API.</w:t>
       </w:r>
     </w:p>
     <w:tbl>
@@ -1000,7 +1000,7 @@
               <w:spacing w:after="120" w:line="300"/>
             </w:pPr>
             <w:r>
-              <w:t xml:space="preserve">Think of visiting a busy campus dining hall or ordering a meal at a restaurant. You do not walk into the kitchen, open the industrial refrigerator, turn on the stove, or assemble your own dish. Doing so would violate health safety rules and cause complete operational chaos. Instead, you look at the printed menu, select your meal, and give your order to the waiter. The waiter carries your request to the kitchen, the chefs prepare your food according to the recipe, and the waiter delivers the finished dish back to your table.</w:t>
+              <w:t xml:space="preserve">Think of eating at a restaurant or campus dining hall. You do not walk into the kitchen, open the refrigerator, turn on the stove, and cook your own meal. That would create chaos and break kitchen safety rules. Instead, you sit at your table, look at the menu, and tell the waiter what you want. The waiter takes your order to the kitchen, the chefs prepare the meal, and the waiter brings the finished food back to your table. In software, your phone is the customer at the table, the backend server is the kitchen, and the API is the friendly waiter.</w:t>
             </w:r>
           </w:p>
           <w:p>
@@ -1077,7 +1077,7 @@
               <w:t xml:space="preserve">1  </w:t>
             </w:r>
             <w:r>
-              <w:t xml:space="preserve">Step 1 (Client Makes Request): The student selects an action on their phone, and the client application formats an HTTP request.</w:t>
+              <w:t xml:space="preserve">Step 1 (The Customer Orders): The student taps a button on their phone, asking for bus schedules.</w:t>
             </w:r>
           </w:p>
           <w:p>
@@ -1093,7 +1093,7 @@
               <w:t xml:space="preserve">2  </w:t>
             </w:r>
             <w:r>
-              <w:t xml:space="preserve">Step 2 (Waiter Places Order to Kitchen): The API transmits the request securely across the network wire to the backend server.</w:t>
+              <w:t xml:space="preserve">Step 2 (The Waiter Carries the Order): The API takes that question safely across the internet to the server.</w:t>
             </w:r>
           </w:p>
           <w:p>
@@ -1109,7 +1109,7 @@
               <w:t xml:space="preserve">3  </w:t>
             </w:r>
             <w:r>
-              <w:t xml:space="preserve">Step 3 (Kitchen Processes and Returns Data): The server executes business logic, verifies database records, and returns structured data to the API.</w:t>
+              <w:t xml:space="preserve">Step 3 (The Kitchen Prepares the Food): The server looks up the bus schedule in the database and prepares the answer.</w:t>
             </w:r>
           </w:p>
           <w:p>
@@ -1125,7 +1125,7 @@
               <w:t xml:space="preserve">4  </w:t>
             </w:r>
             <w:r>
-              <w:t xml:space="preserve">Step 4 (API Delivers Response): The API returns the completed JSON response to the client screen for immediate display.</w:t>
+              <w:t xml:space="preserve">Step 4 (The Waiter Brings the Food): The API delivers the neat response back to the phone screen for the student to read.</w:t>
             </w:r>
           </w:p>
         </w:tc>
@@ -1143,7 +1143,7 @@
           <w:bCs/>
           <w:color w:val="4659A7"/>
         </w:rPr>
-        <w:t xml:space="preserve">Step 2: Real World Integrations: How External Academic Partners Connect</w:t>
+        <w:t xml:space="preserve">Step 2: Real World Examples: How Apps Share Information Safely</w:t>
       </w:r>
     </w:p>
     <w:p>
@@ -1151,7 +1151,7 @@
         <w:spacing w:after="120" w:line="300"/>
       </w:pPr>
       <w:r>
-        <w:t xml:space="preserve">Modern digital platforms do not exist in isolation. Our campus must constantly interact with external ecosystem partners: state scholarship agencies verifying active enrollment, student loan providers approving disbursements, and regional housing portals matching student housing.</w:t>
+        <w:t xml:space="preserve">Apps almost never work completely alone. Our campus app must constantly talk to outside partners: student loan providers checking who is enrolled, bus transit systems tracking arrivals, and housing services helping students find apartments.</w:t>
       </w:r>
     </w:p>
     <w:p>
@@ -1159,7 +1159,7 @@
         <w:spacing w:after="120" w:line="300"/>
       </w:pPr>
       <w:r>
-        <w:t xml:space="preserve">How do global aggregators like Booking.com display room availability and prices across worldwide hotel chains like Marriott or Hilton? Marriott will never share their internal Java code or production database passwords with hundreds of external travel websites. Doing so would destroy their system security and invite catastrophic data corruption.</w:t>
+        <w:t xml:space="preserve">Think about travel websites like Booking.com that show room prices across hundreds of hotel brands like Marriott or Hilton. Marriott would never give their private database passwords to outside websites. That would put their customer data at serious risk.</w:t>
       </w:r>
     </w:p>
     <w:p>
@@ -1167,7 +1167,7 @@
         <w:spacing w:after="120" w:line="300"/>
       </w:pPr>
       <w:r>
-        <w:t xml:space="preserve">Instead, Marriott exposes a secure public API endpoint. Travel aggregators send an authorized HTTP request specifying dates and room criteria. The hotel API verifies the request credentials, retrieves real time inventory from internal databases, and returns a clean, structured JSON response.</w:t>
+        <w:t xml:space="preserve">Instead, Marriott gives travel websites an API. A travel website sends a question asking which rooms are free for specific dates. Marriott checks their database and sends back an answer. Neither side sees the other internal code or private passwords.</w:t>
       </w:r>
     </w:p>
     <w:p>
@@ -1175,17 +1175,7 @@
         <w:spacing w:after="120" w:line="300"/>
       </w:pPr>
       <w:r>
-        <w:t xml:space="preserve">Similarly, when our campus mobile app verifies student transit discounts or detects whether a student is currently within campus boundaries, we do not build a global mapping satellite network from scratch. Instead, our application integrates with commercial grade geolocation services such as the </w:t>
-      </w:r>
-      <w:r>
-        <w:rPr>
-          <w:b/>
-          <w:bCs/>
-        </w:rPr>
-        <w:t xml:space="preserve">BigDataCloud Free Reverse Geocoding API</w:t>
-      </w:r>
-      <w:r>
-        <w:t xml:space="preserve">. The mobile device passes geographical latitude and longitude coordinates over HTTP, and the remote edge service instantly resolves the administrative locality, city, and postal code in clean JSON format.</w:t>
+        <w:t xml:space="preserve">Similarly, when our campus app checks whether a student qualifies for a bus discount, we do not need to build our own mapping satellites. Instead, our app connects to a free location service called BigDataCloud. The phone sends its latitude and longitude, and the API instantly replies with the city, town, and postal code.</w:t>
       </w:r>
     </w:p>
     <w:p>
@@ -1200,7 +1190,7 @@
           <w:bCs/>
           <w:color w:val="4659A7"/>
         </w:rPr>
-        <w:t xml:space="preserve">Step 3: How Frontends and Backends Communicate Across Networks</w:t>
+        <w:t xml:space="preserve">Step 3: How Phone Apps and Servers Talk Across the Web</w:t>
       </w:r>
     </w:p>
     <w:tbl>
@@ -1245,7 +1235,7 @@
                 <w:bCs/>
                 <w:color w:val="263A67"/>
               </w:rPr>
-              <w:t xml:space="preserve">ARCHITECTURE · The API Network Bridge: Decoupling Clients from Backends</w:t>
+              <w:t xml:space="preserve">ARCHITECTURE · The API Network Bridge: Keeping Apps and Servers Independent</w:t>
             </w:r>
           </w:p>
           <w:p>
@@ -1260,15 +1250,15 @@
                 <w:sz w:val="22"/>
                 <w:szCs w:val="22"/>
               </w:rPr>
-              <w:t xml:space="preserve">DECOUPLED ARCHITECTURE · The API Network Bridge: Decoupling Clients from Backends</w:t>
-            </w:r>
-          </w:p>
-          <w:p>
-            <w:pPr>
-              <w:spacing w:after="120" w:line="300"/>
-            </w:pPr>
-            <w:r>
-              <w:t xml:space="preserve">In enterprise engineering, systems are deliberately separated into distinct tiers: user facing client applications, the API network contract wire, backend microservices, and persistent databases. The API serves as the universal bridge uniting these tiers across the network.</w:t>
+              <w:t xml:space="preserve">DECOUPLED ARCHITECTURE · The API Network Bridge: Keeping Apps and Servers Independent</w:t>
+            </w:r>
+          </w:p>
+          <w:p>
+            <w:pPr>
+              <w:spacing w:after="120" w:line="300"/>
+            </w:pPr>
+            <w:r>
+              <w:t xml:space="preserve">In modern software, apps and servers are split into separate parts: the screen the user taps, the digital wire where messages travel, and the secure servers that store information. An API connects them all together like a sturdy bridge.</w:t>
             </w:r>
           </w:p>
           <w:p>
@@ -1329,7 +1319,7 @@
                 <w:sz w:val="19"/>
                 <w:szCs w:val="19"/>
               </w:rPr>
-              <w:t xml:space="preserve">The API Network Bridge: Decoupling frontend clients from backend systems over HTTP.</w:t>
+              <w:t xml:space="preserve">The API Network Bridge: How phone apps and servers talk safely without sharing passwords.</w:t>
             </w:r>
           </w:p>
           <w:p>
@@ -1345,7 +1335,7 @@
               <w:t xml:space="preserve">1  </w:t>
             </w:r>
             <w:r>
-              <w:t xml:space="preserve">Zone 1 (Clients and Consumers): React Native mobile apps, Angular web portals, and Python partner services initiate user requests without seeing backend internals.</w:t>
+              <w:t xml:space="preserve">Zone 1 (What the User Sees): Phone apps and website screens where students tap buttons and ask for information.</w:t>
             </w:r>
           </w:p>
           <w:p>
@@ -1361,7 +1351,7 @@
               <w:t xml:space="preserve">2  </w:t>
             </w:r>
             <w:r>
-              <w:t xml:space="preserve">Zone 2 (The API Network Wire): Requests and responses travel across standard HTTP using universal JSON and XML contracts, mediated by the API Gateway.</w:t>
+              <w:t xml:space="preserve">Zone 2 (The Digital Wire): The pathway where questions and answers travel using simple, standardized messages.</w:t>
             </w:r>
           </w:p>
           <w:p>
@@ -1377,7 +1367,7 @@
               <w:t xml:space="preserve">3  </w:t>
             </w:r>
             <w:r>
-              <w:t xml:space="preserve">Zone 3 (Backend Services and Database): Java Spring Boot and Node.js microservices enforce security and query internal PostgreSQL database clusters.</w:t>
+              <w:t xml:space="preserve">Zone 3 (The Brains and Memory): The backend servers and databases that store information safely behind secure walls.</w:t>
             </w:r>
           </w:p>
           <w:p>
@@ -1393,7 +1383,7 @@
               <w:t xml:space="preserve">4  </w:t>
             </w:r>
             <w:r>
-              <w:t xml:space="preserve">Architectural Decoupling: Teams can update, rewrite, or scale frontend and backend technologies completely independently without breaking existing contracts.</w:t>
+              <w:t xml:space="preserve">Independent Upgrades: Developers can update the phone app or rewrite server code anytime without breaking the connection.</w:t>
             </w:r>
           </w:p>
         </w:tc>
@@ -8380,7 +8370,7 @@
                 <w:sz w:val="19"/>
                 <w:szCs w:val="19"/>
               </w:rPr>
-              <w:t xml:space="preserve">The Campus Library Digital Operations Center: Transforming physical circulation into an autonomous automated API pipeline.</w:t>
+              <w:t xml:space="preserve">The Campus Library Operations Center: Moving from manual book checking to fast automated testing.</w:t>
             </w:r>
           </w:p>
           <w:p>
@@ -8396,7 +8386,7 @@
               <w:t xml:space="preserve">1  </w:t>
             </w:r>
             <w:r>
-              <w:t xml:space="preserve">Circulation Telemetry: Tracking textbook inventory, physical shelf coordinates, and automated borrowing status in real time.</w:t>
+              <w:t xml:space="preserve">Live Book Tracking: Keeping track of textbook copies, shelf locations, and checkout status in real time.</w:t>
             </w:r>
           </w:p>
           <w:p>
@@ -8412,7 +8402,7 @@
               <w:t xml:space="preserve">2  </w:t>
             </w:r>
             <w:r>
-              <w:t xml:space="preserve">REST Operations Stream: Dissecting live AddBook POST, GetBook GET, and DeleteBook cleanup calls across campus stacks.</w:t>
+              <w:t xml:space="preserve">The Three Core Actions: Adding new books, checking where they sit on the shelf, and deleting old copies safely.</w:t>
             </w:r>
           </w:p>
           <w:p>
@@ -8428,7 +8418,7 @@
               <w:t xml:space="preserve">3  </w:t>
             </w:r>
             <w:r>
-              <w:t xml:space="preserve">Autonomous Pipeline: Chaining dynamic identifiers and eliminating manual copy paste bottlenecks before scaling to bulk data.</w:t>
+              <w:t xml:space="preserve">Smart Automation: Passing book details automatically from one step to the next without copying and pasting by hand.</w:t>
             </w:r>
           </w:p>
           <w:p>
@@ -19325,7 +19315,7 @@
                 <w:sz w:val="19"/>
                 <w:szCs w:val="19"/>
               </w:rPr>
-              <w:t xml:space="preserve">The Midnight Operations Center: Hardening enterprise workflows with automated quality gates.</w:t>
+              <w:t xml:space="preserve">The Midnight Operations Center: Protecting campus services with automated safety checks.</w:t>
             </w:r>
           </w:p>
           <w:p>
@@ -19341,7 +19331,7 @@
               <w:t xml:space="preserve">1  </w:t>
             </w:r>
             <w:r>
-              <w:t xml:space="preserve">Production Battle Testing: Subjecting campus services to invalid inputs, edge cases, and network dropouts.</w:t>
+              <w:t xml:space="preserve">Stress Testing: Checking what happens when users enter bad data or lose their internet connection.</w:t>
             </w:r>
           </w:p>
           <w:p>
@@ -19357,7 +19347,7 @@
               <w:t xml:space="preserve">2  </w:t>
             </w:r>
             <w:r>
-              <w:t xml:space="preserve">Headless Test Automation: Executing full regression collections without human intervention in deployment pipelines.</w:t>
+              <w:t xml:space="preserve">Hands Free Automation: Running all checks automatically in the background without needing a person to click buttons.</w:t>
             </w:r>
           </w:p>
           <w:p>
@@ -19373,7 +19363,7 @@
               <w:t xml:space="preserve">3  </w:t>
             </w:r>
             <w:r>
-              <w:t xml:space="preserve">Resilience Safeguards: Catching security leaks and database collisions before live users encounter them.</w:t>
+              <w:t xml:space="preserve">Safety Shield: Catching password leaks and server crashes before real students ever see them.</w:t>
             </w:r>
           </w:p>
           <w:p>
@@ -30306,7 +30296,7 @@
                 <w:sz w:val="19"/>
                 <w:szCs w:val="19"/>
               </w:rPr>
-              <w:t xml:space="preserve">The Midnight Enrollment Quality Gate: Autonomous Newman execution containers defending production stability.</w:t>
+              <w:t xml:space="preserve">The Midnight Launch Guard: Automated test robots protecting servers during midnight updates.</w:t>
             </w:r>
           </w:p>
           <w:p>
@@ -30322,7 +30312,7 @@
               <w:t xml:space="preserve">1  </w:t>
             </w:r>
             <w:r>
-              <w:t xml:space="preserve">Automated Deployment Gate: Blocking broken code commits before they reach live student and faculty enrollment clusters.</w:t>
+              <w:t xml:space="preserve">Automated Stop Sign: Blocking broken code immediately so bad updates never reach real students.</w:t>
             </w:r>
           </w:p>
           <w:p>
@@ -30338,7 +30328,7 @@
               <w:t xml:space="preserve">2  </w:t>
             </w:r>
             <w:r>
-              <w:t xml:space="preserve">Headless Execution Matrix: Running complete collection suites across isolated Docker containers via Newman CLI.</w:t>
+              <w:t xml:space="preserve">Hands Free Testing: Running all test collections automatically in the background without opening the Postman desktop app.</w:t>
             </w:r>
           </w:p>
           <w:p>
@@ -30354,7 +30344,7 @@
               <w:t xml:space="preserve">3  </w:t>
             </w:r>
             <w:r>
-              <w:t xml:space="preserve">Executive Visibility: Generating interactive HTML Extra dashboards and real time telemetry for engineering directors.</w:t>
+              <w:t xml:space="preserve">Clear Visual Reports: Creating colorful web dashboards so the engineering team can see test results in one glance.</w:t>
             </w:r>
           </w:p>
         </w:tc>

--- a/public/books/zero-to-agentic-api-testing/edition-01/Zero-To-Agentic-Api-Testing-Edition-01.docx
+++ b/public/books/zero-to-agentic-api-testing/edition-01/Zero-To-Agentic-Api-Testing-Edition-01.docx
@@ -577,7 +577,7 @@
       </w:r>
     </w:p>
     <w:p>
-      <w:hyperlink w:history="1" r:id="rIdu2cmryfrd3p8ts_cc2akk">
+      <w:hyperlink w:history="1" r:id="rId8873yww21poi37yrpl5se">
         <w:r>
           <w:rPr>
             <w:rStyle w:val="Hyperlink"/>
@@ -595,7 +595,7 @@
       </w:r>
     </w:p>
     <w:p>
-      <w:hyperlink w:history="1" r:id="rIdos8kzfc6o_xio7krwklk3">
+      <w:hyperlink w:history="1" r:id="rIddb26xy0nzfjkqdj63bdl6">
         <w:r>
           <w:rPr>
             <w:rStyle w:val="Hyperlink"/>
@@ -1143,7 +1143,7 @@
           <w:bCs/>
           <w:color w:val="4659A7"/>
         </w:rPr>
-        <w:t xml:space="preserve">Step 2: Real World Examples: How Apps Share Information Safely</w:t>
+        <w:t xml:space="preserve">Step 2: Everyday Examples: How Apps Talk to Outside Services</w:t>
       </w:r>
     </w:p>
     <w:p>
@@ -1151,7 +1151,7 @@
         <w:spacing w:after="120" w:line="300"/>
       </w:pPr>
       <w:r>
-        <w:t xml:space="preserve">Apps almost never work completely alone. Our campus app must constantly talk to outside partners: student loan providers checking who is enrolled, bus transit systems tracking arrivals, and housing services helping students find apartments.</w:t>
+        <w:t xml:space="preserve">Think about the Weather app on your phone. When you open it, the screen tells you: *It is 24 degrees and sunny outside.* Did your phone launch a weather satellite into space? Did Apple build physical thermometers on every street corner? Of course not.</w:t>
       </w:r>
     </w:p>
     <w:p>
@@ -1159,7 +1159,7 @@
         <w:spacing w:after="120" w:line="300"/>
       </w:pPr>
       <w:r>
-        <w:t xml:space="preserve">Think about travel websites like Booking.com that show room prices across hundreds of hotel brands like Marriott or Hilton. Marriott would never give their private database passwords to outside websites. That would put their customer data at serious risk.</w:t>
+        <w:t xml:space="preserve">Your phone simply asked a weather computer: *What is the temperature in my town right now?* The weather computer checked its database and replied: *24 degrees and sunny.* Your phone took that simple answer and drew a nice yellow sun on your screen. That quick conversation is an API.</w:t>
       </w:r>
     </w:p>
     <w:p>
@@ -1167,15 +1167,7 @@
         <w:spacing w:after="120" w:line="300"/>
       </w:pPr>
       <w:r>
-        <w:t xml:space="preserve">Instead, Marriott gives travel websites an API. A travel website sends a question asking which rooms are free for specific dates. Marriott checks their database and sends back an answer. Neither side sees the other internal code or private passwords.</w:t>
-      </w:r>
-    </w:p>
-    <w:p>
-      <w:pPr>
-        <w:spacing w:after="120" w:line="300"/>
-      </w:pPr>
-      <w:r>
-        <w:t xml:space="preserve">Similarly, when our campus app checks whether a student qualifies for a bus discount, we do not need to build our own mapping satellites. Instead, our app connects to a free location service called BigDataCloud. The phone sends its latitude and longitude, and the API instantly replies with the city, town, and postal code.</w:t>
+        <w:t xml:space="preserve">Think about booking a flight on Google Flights or MakeMyTrip. When you search for flights, you see ticket prices from multiple airlines on one screen. Did those airlines give Google their secret computer passwords? Did they let outside companies touch their private booking systems? Absolutely not. Instead, Google asks each airline API: *What flights do you have today?* Each airline API checks their private system and sends back the prices. That is the beauty of an API: two different companies can share information safely without sharing passwords.</w:t>
       </w:r>
     </w:p>
     <w:p>
@@ -1190,7 +1182,7 @@
           <w:bCs/>
           <w:color w:val="4659A7"/>
         </w:rPr>
-        <w:t xml:space="preserve">Step 3: How Phone Apps and Servers Talk Across the Web</w:t>
+        <w:t xml:space="preserve">Step 3: How One API Bridge Connects Any Phone, Laptop, or Server</w:t>
       </w:r>
     </w:p>
     <w:tbl>
@@ -1235,7 +1227,7 @@
                 <w:bCs/>
                 <w:color w:val="263A67"/>
               </w:rPr>
-              <w:t xml:space="preserve">ARCHITECTURE · The API Network Bridge: Keeping Apps and Servers Independent</w:t>
+              <w:t xml:space="preserve">ARCHITECTURE · The API Network Bridge: How Different Technologies Talk Together</w:t>
             </w:r>
           </w:p>
           <w:p>
@@ -1250,15 +1242,15 @@
                 <w:sz w:val="22"/>
                 <w:szCs w:val="22"/>
               </w:rPr>
-              <w:t xml:space="preserve">DECOUPLED ARCHITECTURE · The API Network Bridge: Keeping Apps and Servers Independent</w:t>
-            </w:r>
-          </w:p>
-          <w:p>
-            <w:pPr>
-              <w:spacing w:after="120" w:line="300"/>
-            </w:pPr>
-            <w:r>
-              <w:t xml:space="preserve">In modern software, apps and servers are split into separate parts: the screen the user taps, the digital wire where messages travel, and the secure servers that store information. An API connects them all together like a sturdy bridge.</w:t>
+              <w:t xml:space="preserve">UNIVERSAL BRIDGE · The API Network Bridge: How Different Technologies Talk Together</w:t>
+            </w:r>
+          </w:p>
+          <w:p>
+            <w:pPr>
+              <w:spacing w:after="120" w:line="300"/>
+            </w:pPr>
+            <w:r>
+              <w:t xml:space="preserve">Imagine three people waiting at an international airport: one speaks only Japanese, one speaks only Spanish, and one speaks only German. They cannot understand each other directly, so they all agree to speak one universal language: English. In software, an iPhone app is built in Apple Swift, an Android app is built in Google Kotlin, a website is built in JavaScript, and a server is built in Python. None of them understand each other directly. So how do they communicate? They all agree to speak one universal language: simple plain text called JSON. The API is the bridge that carries this plain text message between any device and any server.</w:t>
             </w:r>
           </w:p>
           <w:p>
@@ -1319,7 +1311,7 @@
                 <w:sz w:val="19"/>
                 <w:szCs w:val="19"/>
               </w:rPr>
-              <w:t xml:space="preserve">The API Network Bridge: How phone apps and servers talk safely without sharing passwords.</w:t>
+              <w:t xml:space="preserve">The API Network Bridge: Connecting any phone, browser, or server through simple text messages.</w:t>
             </w:r>
           </w:p>
           <w:p>
@@ -1335,7 +1327,7 @@
               <w:t xml:space="preserve">1  </w:t>
             </w:r>
             <w:r>
-              <w:t xml:space="preserve">Zone 1 (What the User Sees): Phone apps and website screens where students tap buttons and ask for information.</w:t>
+              <w:t xml:space="preserve">Device 1 (iPhone): Built with Apple Swift. When a student checks bus times, the phone sends a simple text note asking for data.</w:t>
             </w:r>
           </w:p>
           <w:p>
@@ -1351,7 +1343,7 @@
               <w:t xml:space="preserve">2  </w:t>
             </w:r>
             <w:r>
-              <w:t xml:space="preserve">Zone 2 (The Digital Wire): The pathway where questions and answers travel using simple, standardized messages.</w:t>
+              <w:t xml:space="preserve">Device 2 (Android): Built with Google Kotlin. It sends the exact same text note across the network wire.</w:t>
             </w:r>
           </w:p>
           <w:p>
@@ -1367,7 +1359,7 @@
               <w:t xml:space="preserve">3  </w:t>
             </w:r>
             <w:r>
-              <w:t xml:space="preserve">Zone 3 (The Brains and Memory): The backend servers and databases that store information safely behind secure walls.</w:t>
+              <w:t xml:space="preserve">Device 3 (Laptop Web Browser): Built with JavaScript. It also sends the exact same text note across the wire.</w:t>
             </w:r>
           </w:p>
           <w:p>
@@ -1383,335 +1375,7 @@
               <w:t xml:space="preserve">4  </w:t>
             </w:r>
             <w:r>
-              <w:t xml:space="preserve">Independent Upgrades: Developers can update the phone app or rewrite server code anytime without breaking the connection.</w:t>
-            </w:r>
-          </w:p>
-        </w:tc>
-      </w:tr>
-    </w:tbl>
-    <w:p>
-      <w:pPr>
-        <w:pStyle w:val="Heading2"/>
-        <w:keepNext/>
-        <w:spacing w:after="100" w:before="240"/>
-      </w:pPr>
-      <w:r>
-        <w:rPr>
-          <w:b/>
-          <w:bCs/>
-          <w:color w:val="4659A7"/>
-        </w:rPr>
-        <w:t xml:space="preserve">Connecting Multiple Technologies Through One API Bridge</w:t>
-      </w:r>
-    </w:p>
-    <w:tbl>
-      <w:tblPr>
-        <w:tblW w:type="pct" w:w="100%"/>
-        <w:tblBorders>
-          <w:top w:val="single" w:color="auto" w:sz="4"/>
-          <w:left w:val="single" w:color="auto" w:sz="4"/>
-          <w:bottom w:val="single" w:color="auto" w:sz="4"/>
-          <w:right w:val="single" w:color="auto" w:sz="4"/>
-          <w:insideH w:val="single" w:color="auto" w:sz="4"/>
-          <w:insideV w:val="single" w:color="auto" w:sz="4"/>
-        </w:tblBorders>
-      </w:tblPr>
-      <w:tblGrid>
-        <w:gridCol w:w="100"/>
-        <w:gridCol w:w="100"/>
-        <w:gridCol w:w="100"/>
-      </w:tblGrid>
-      <w:tr>
-        <w:tc>
-          <w:tcPr>
-            <w:tcBorders>
-              <w:top w:val="single" w:color="D9E0EA" w:sz="2"/>
-              <w:left w:val="single" w:color="D9E0EA" w:sz="2"/>
-              <w:bottom w:val="single" w:color="D9E0EA" w:sz="2"/>
-              <w:right w:val="single" w:color="D9E0EA" w:sz="2"/>
-            </w:tcBorders>
-            <w:shd w:fill="EEF1FA" w:val="clear"/>
-          </w:tcPr>
-          <w:p>
-            <w:pPr>
-              <w:spacing w:after="120" w:line="300"/>
-            </w:pPr>
-            <w:r>
-              <w:rPr>
-                <w:b/>
-                <w:bCs/>
-              </w:rPr>
-              <w:t xml:space="preserve">Technology Layer</w:t>
-            </w:r>
-          </w:p>
-        </w:tc>
-        <w:tc>
-          <w:tcPr>
-            <w:tcBorders>
-              <w:top w:val="single" w:color="D9E0EA" w:sz="2"/>
-              <w:left w:val="single" w:color="D9E0EA" w:sz="2"/>
-              <w:bottom w:val="single" w:color="D9E0EA" w:sz="2"/>
-              <w:right w:val="single" w:color="D9E0EA" w:sz="2"/>
-            </w:tcBorders>
-            <w:shd w:fill="EEF1FA" w:val="clear"/>
-          </w:tcPr>
-          <w:p>
-            <w:pPr>
-              <w:spacing w:after="120" w:line="300"/>
-            </w:pPr>
-            <w:r>
-              <w:rPr>
-                <w:b/>
-                <w:bCs/>
-              </w:rPr>
-              <w:t xml:space="preserve">Popular Tools and Languages</w:t>
-            </w:r>
-          </w:p>
-        </w:tc>
-        <w:tc>
-          <w:tcPr>
-            <w:tcBorders>
-              <w:top w:val="single" w:color="D9E0EA" w:sz="2"/>
-              <w:left w:val="single" w:color="D9E0EA" w:sz="2"/>
-              <w:bottom w:val="single" w:color="D9E0EA" w:sz="2"/>
-              <w:right w:val="single" w:color="D9E0EA" w:sz="2"/>
-            </w:tcBorders>
-            <w:shd w:fill="EEF1FA" w:val="clear"/>
-          </w:tcPr>
-          <w:p>
-            <w:pPr>
-              <w:spacing w:after="120" w:line="300"/>
-            </w:pPr>
-            <w:r>
-              <w:rPr>
-                <w:b/>
-                <w:bCs/>
-              </w:rPr>
-              <w:t xml:space="preserve">Role in the Campus Architecture</w:t>
-            </w:r>
-          </w:p>
-        </w:tc>
-      </w:tr>
-      <w:tr>
-        <w:tc>
-          <w:tcPr>
-            <w:tcBorders>
-              <w:top w:val="single" w:color="D9E0EA" w:sz="2"/>
-              <w:left w:val="single" w:color="D9E0EA" w:sz="2"/>
-              <w:bottom w:val="single" w:color="D9E0EA" w:sz="2"/>
-              <w:right w:val="single" w:color="D9E0EA" w:sz="2"/>
-            </w:tcBorders>
-          </w:tcPr>
-          <w:p>
-            <w:pPr>
-              <w:spacing w:after="120" w:line="300"/>
-            </w:pPr>
-            <w:r>
-              <w:t xml:space="preserve">Frontend Clients</w:t>
-            </w:r>
-          </w:p>
-        </w:tc>
-        <w:tc>
-          <w:tcPr>
-            <w:tcBorders>
-              <w:top w:val="single" w:color="D9E0EA" w:sz="2"/>
-              <w:left w:val="single" w:color="D9E0EA" w:sz="2"/>
-              <w:bottom w:val="single" w:color="D9E0EA" w:sz="2"/>
-              <w:right w:val="single" w:color="D9E0EA" w:sz="2"/>
-            </w:tcBorders>
-          </w:tcPr>
-          <w:p>
-            <w:pPr>
-              <w:spacing w:after="120" w:line="300"/>
-            </w:pPr>
-            <w:r>
-              <w:t xml:space="preserve">React Native, Angular, iOS Swift, Android Kotlin</w:t>
-            </w:r>
-          </w:p>
-        </w:tc>
-        <w:tc>
-          <w:tcPr>
-            <w:tcBorders>
-              <w:top w:val="single" w:color="D9E0EA" w:sz="2"/>
-              <w:left w:val="single" w:color="D9E0EA" w:sz="2"/>
-              <w:bottom w:val="single" w:color="D9E0EA" w:sz="2"/>
-              <w:right w:val="single" w:color="D9E0EA" w:sz="2"/>
-            </w:tcBorders>
-          </w:tcPr>
-          <w:p>
-            <w:pPr>
-              <w:spacing w:after="120" w:line="300"/>
-            </w:pPr>
-            <w:r>
-              <w:t xml:space="preserve">Renders buttons, course search filters, and profile screens for students and faculty.</w:t>
-            </w:r>
-          </w:p>
-        </w:tc>
-      </w:tr>
-      <w:tr>
-        <w:tc>
-          <w:tcPr>
-            <w:tcBorders>
-              <w:top w:val="single" w:color="D9E0EA" w:sz="2"/>
-              <w:left w:val="single" w:color="D9E0EA" w:sz="2"/>
-              <w:bottom w:val="single" w:color="D9E0EA" w:sz="2"/>
-              <w:right w:val="single" w:color="D9E0EA" w:sz="2"/>
-            </w:tcBorders>
-          </w:tcPr>
-          <w:p>
-            <w:pPr>
-              <w:spacing w:after="120" w:line="300"/>
-            </w:pPr>
-            <w:r>
-              <w:t xml:space="preserve">The API Contract</w:t>
-            </w:r>
-          </w:p>
-        </w:tc>
-        <w:tc>
-          <w:tcPr>
-            <w:tcBorders>
-              <w:top w:val="single" w:color="D9E0EA" w:sz="2"/>
-              <w:left w:val="single" w:color="D9E0EA" w:sz="2"/>
-              <w:bottom w:val="single" w:color="D9E0EA" w:sz="2"/>
-              <w:right w:val="single" w:color="D9E0EA" w:sz="2"/>
-            </w:tcBorders>
-          </w:tcPr>
-          <w:p>
-            <w:pPr>
-              <w:spacing w:after="120" w:line="300"/>
-            </w:pPr>
-            <w:r>
-              <w:t xml:space="preserve">HTTP Protocol, REST Guidelines, JSON and XML Schemas</w:t>
-            </w:r>
-          </w:p>
-        </w:tc>
-        <w:tc>
-          <w:tcPr>
-            <w:tcBorders>
-              <w:top w:val="single" w:color="D9E0EA" w:sz="2"/>
-              <w:left w:val="single" w:color="D9E0EA" w:sz="2"/>
-              <w:bottom w:val="single" w:color="D9E0EA" w:sz="2"/>
-              <w:right w:val="single" w:color="D9E0EA" w:sz="2"/>
-            </w:tcBorders>
-          </w:tcPr>
-          <w:p>
-            <w:pPr>
-              <w:spacing w:after="120" w:line="300"/>
-            </w:pPr>
-            <w:r>
-              <w:t xml:space="preserve">The universal specification and rules defining valid requests, responses, and data shapes.</w:t>
-            </w:r>
-          </w:p>
-        </w:tc>
-      </w:tr>
-      <w:tr>
-        <w:tc>
-          <w:tcPr>
-            <w:tcBorders>
-              <w:top w:val="single" w:color="D9E0EA" w:sz="2"/>
-              <w:left w:val="single" w:color="D9E0EA" w:sz="2"/>
-              <w:bottom w:val="single" w:color="D9E0EA" w:sz="2"/>
-              <w:right w:val="single" w:color="D9E0EA" w:sz="2"/>
-            </w:tcBorders>
-          </w:tcPr>
-          <w:p>
-            <w:pPr>
-              <w:spacing w:after="120" w:line="300"/>
-            </w:pPr>
-            <w:r>
-              <w:t xml:space="preserve">Backend Microservices</w:t>
-            </w:r>
-          </w:p>
-        </w:tc>
-        <w:tc>
-          <w:tcPr>
-            <w:tcBorders>
-              <w:top w:val="single" w:color="D9E0EA" w:sz="2"/>
-              <w:left w:val="single" w:color="D9E0EA" w:sz="2"/>
-              <w:bottom w:val="single" w:color="D9E0EA" w:sz="2"/>
-              <w:right w:val="single" w:color="D9E0EA" w:sz="2"/>
-            </w:tcBorders>
-          </w:tcPr>
-          <w:p>
-            <w:pPr>
-              <w:spacing w:after="120" w:line="300"/>
-            </w:pPr>
-            <w:r>
-              <w:t xml:space="preserve">Java Spring Boot, Node.js, Python FastAPI, Go</w:t>
-            </w:r>
-          </w:p>
-        </w:tc>
-        <w:tc>
-          <w:tcPr>
-            <w:tcBorders>
-              <w:top w:val="single" w:color="D9E0EA" w:sz="2"/>
-              <w:left w:val="single" w:color="D9E0EA" w:sz="2"/>
-              <w:bottom w:val="single" w:color="D9E0EA" w:sz="2"/>
-              <w:right w:val="single" w:color="D9E0EA" w:sz="2"/>
-            </w:tcBorders>
-          </w:tcPr>
-          <w:p>
-            <w:pPr>
-              <w:spacing w:after="120" w:line="300"/>
-            </w:pPr>
-            <w:r>
-              <w:t xml:space="preserve">Enforces business rules, validates prerequisite courses, and handles financial calculations.</w:t>
-            </w:r>
-          </w:p>
-        </w:tc>
-      </w:tr>
-      <w:tr>
-        <w:tc>
-          <w:tcPr>
-            <w:tcBorders>
-              <w:top w:val="single" w:color="D9E0EA" w:sz="2"/>
-              <w:left w:val="single" w:color="D9E0EA" w:sz="2"/>
-              <w:bottom w:val="single" w:color="D9E0EA" w:sz="2"/>
-              <w:right w:val="single" w:color="D9E0EA" w:sz="2"/>
-            </w:tcBorders>
-          </w:tcPr>
-          <w:p>
-            <w:pPr>
-              <w:spacing w:after="120" w:line="300"/>
-            </w:pPr>
-            <w:r>
-              <w:t xml:space="preserve">Persistence Layer</w:t>
-            </w:r>
-          </w:p>
-        </w:tc>
-        <w:tc>
-          <w:tcPr>
-            <w:tcBorders>
-              <w:top w:val="single" w:color="D9E0EA" w:sz="2"/>
-              <w:left w:val="single" w:color="D9E0EA" w:sz="2"/>
-              <w:bottom w:val="single" w:color="D9E0EA" w:sz="2"/>
-              <w:right w:val="single" w:color="D9E0EA" w:sz="2"/>
-            </w:tcBorders>
-          </w:tcPr>
-          <w:p>
-            <w:pPr>
-              <w:spacing w:after="120" w:line="300"/>
-            </w:pPr>
-            <w:r>
-              <w:t xml:space="preserve">PostgreSQL, MySQL, MongoDB, Redis Caches</w:t>
-            </w:r>
-          </w:p>
-        </w:tc>
-        <w:tc>
-          <w:tcPr>
-            <w:tcBorders>
-              <w:top w:val="single" w:color="D9E0EA" w:sz="2"/>
-              <w:left w:val="single" w:color="D9E0EA" w:sz="2"/>
-              <w:bottom w:val="single" w:color="D9E0EA" w:sz="2"/>
-              <w:right w:val="single" w:color="D9E0EA" w:sz="2"/>
-            </w:tcBorders>
-          </w:tcPr>
-          <w:p>
-            <w:pPr>
-              <w:spacing w:after="120" w:line="300"/>
-            </w:pPr>
-            <w:r>
-              <w:t xml:space="preserve">Securely stores course catalogs, student records, enrollment status, and credentials.</w:t>
+              <w:t xml:space="preserve">The Universal Bridge: The API hands the text note to the server. The server replies in simple text, and every device reads it with ease.</w:t>
             </w:r>
           </w:p>
         </w:tc>
@@ -1759,39 +1423,39 @@
                 <w:bCs/>
                 <w:color w:val="263A67"/>
               </w:rPr>
-              <w:t xml:space="preserve">The Power of Language Decoupling</w:t>
-            </w:r>
-          </w:p>
-          <w:p>
-            <w:pPr>
-              <w:spacing w:after="120" w:line="300"/>
-            </w:pPr>
-            <w:r>
-              <w:t xml:space="preserve">Because APIs communicate through standardized network protocols and plain text JSON payloads, they provide complete technology independence.</w:t>
-            </w:r>
-          </w:p>
-          <w:p>
-            <w:pPr>
-              <w:spacing w:after="120" w:line="300"/>
-            </w:pPr>
-            <w:r>
-              <w:t xml:space="preserve">The mobile engineering team can rewrite the student app in Flutter or Swift without changing a single line of backend code.</w:t>
-            </w:r>
-          </w:p>
-          <w:p>
-            <w:pPr>
-              <w:spacing w:after="120" w:line="300"/>
-            </w:pPr>
-            <w:r>
-              <w:t xml:space="preserve">The infrastructure team can migrate the backend from Java to Go or upgrade the database from MySQL to PostgreSQL without breaking the mobile app.</w:t>
-            </w:r>
-          </w:p>
-          <w:p>
-            <w:pPr>
-              <w:spacing w:after="120" w:line="300"/>
-            </w:pPr>
-            <w:r>
-              <w:t xml:space="preserve">As long as the API contract remains respected and unaltered, both sides can evolve and innovate at their own rapid pace.</w:t>
+              <w:t xml:space="preserve">Why This Universal Bridge Matters So Much</w:t>
+            </w:r>
+          </w:p>
+          <w:p>
+            <w:pPr>
+              <w:spacing w:after="120" w:line="300"/>
+            </w:pPr>
+            <w:r>
+              <w:t xml:space="preserve">Because APIs speak plain text, the people building the phone app and the people building the server can work completely independently.</w:t>
+            </w:r>
+          </w:p>
+          <w:p>
+            <w:pPr>
+              <w:spacing w:after="120" w:line="300"/>
+            </w:pPr>
+            <w:r>
+              <w:t xml:space="preserve">The mobile team can redesign the entire iPhone app from scratch, and the server will never notice or break.</w:t>
+            </w:r>
+          </w:p>
+          <w:p>
+            <w:pPr>
+              <w:spacing w:after="120" w:line="300"/>
+            </w:pPr>
+            <w:r>
+              <w:t xml:space="preserve">The server team can switch from Python to another language, and students will never see an error on their screens.</w:t>
+            </w:r>
+          </w:p>
+          <w:p>
+            <w:pPr>
+              <w:spacing w:after="120" w:line="300"/>
+            </w:pPr>
+            <w:r>
+              <w:t xml:space="preserve">As long as both sides agree on the plain text question and the plain text answer, everything connects smoothly.</w:t>
             </w:r>
           </w:p>
         </w:tc>
@@ -1809,7 +1473,7 @@
           <w:bCs/>
           <w:color w:val="4659A7"/>
         </w:rPr>
-        <w:t xml:space="preserve">Step 4: The Developer Blueprint: How Backends Build APIs</w:t>
+        <w:t xml:space="preserve">Step 4: A Quick Look Under the Hood: How a Server Answers Questions</w:t>
       </w:r>
     </w:p>
     <w:p>
@@ -1817,7 +1481,7 @@
         <w:spacing w:after="120" w:line="300"/>
       </w:pPr>
       <w:r>
-        <w:t xml:space="preserve">To test an API with confidence, it helps to demystify what happens on the server side. Fresh testers often view backend APIs as mysterious black boxes. In reality, building an API endpoint requires only a few lines of code.</w:t>
+        <w:t xml:space="preserve">To test an API with confidence, it helps to see what happens on the server side. Fresh testers often think backend servers are mysterious black boxes. In reality, writing an API endpoint only takes a few lines of code.</w:t>
       </w:r>
     </w:p>
     <w:p>
@@ -1825,7 +1489,7 @@
         <w:spacing w:after="120" w:line="300"/>
       </w:pPr>
       <w:r>
-        <w:t xml:space="preserve">Here is an authentic backend blueprint showing how our engineering team builds a campus location resolver service using Python and FastAPI. You do not need to execute or write backend code; studying this blueprint reveals exactly how servers receive requests and return responses:</w:t>
+        <w:t xml:space="preserve">Here is a simple look at how a server answers questions using Python. You do not need to write or run any Python code; just look at how simple it is:</w:t>
       </w:r>
     </w:p>
     <w:p>
@@ -2154,15 +1818,15 @@
                 <w:bCs/>
                 <w:color w:val="263A67"/>
               </w:rPr>
-              <w:t xml:space="preserve">Three Server Side Secrets Every API Tester Should Know</w:t>
-            </w:r>
-          </w:p>
-          <w:p>
-            <w:pPr>
-              <w:spacing w:after="120" w:line="300"/>
-            </w:pPr>
-            <w:r>
-              <w:t xml:space="preserve">1. The Route Decorator: Notice </w:t>
+              <w:t xml:space="preserve">Three Simple Secrets Behind How Servers Work</w:t>
+            </w:r>
+          </w:p>
+          <w:p>
+            <w:pPr>
+              <w:spacing w:after="120" w:line="300"/>
+            </w:pPr>
+            <w:r>
+              <w:t xml:space="preserve">1. The Route Address: Notice </w:t>
             </w:r>
             <w:r>
               <w:rPr>
@@ -2173,64 +1837,31 @@
               <w:t xml:space="preserve">@app.get("/v1/location/resolve")</w:t>
             </w:r>
             <w:r>
-              <w:t xml:space="preserve">. This instructs the web server to listen specifically for HTTP GET requests matching that exact URL path.</w:t>
-            </w:r>
-          </w:p>
-          <w:p>
-            <w:pPr>
-              <w:spacing w:after="120" w:line="300"/>
-            </w:pPr>
-            <w:r>
-              <w:t xml:space="preserve">2. Automatic Query Parameter Mapping: The function arguments </w:t>
-            </w:r>
-            <w:r>
-              <w:rPr>
-                <w:rFonts w:ascii="Consolas" w:cs="Consolas" w:eastAsia="Consolas" w:hAnsi="Consolas"/>
-                <w:color w:val="4659A7"/>
-                <w:shd w:fill="EEF1FA" w:val="clear"/>
-              </w:rPr>
-              <w:t xml:space="preserve">latitude</w:t>
-            </w:r>
-            <w:r>
-              <w:t xml:space="preserve"> and </w:t>
-            </w:r>
-            <w:r>
-              <w:rPr>
-                <w:rFonts w:ascii="Consolas" w:cs="Consolas" w:eastAsia="Consolas" w:hAnsi="Consolas"/>
-                <w:color w:val="4659A7"/>
-                <w:shd w:fill="EEF1FA" w:val="clear"/>
-              </w:rPr>
-              <w:t xml:space="preserve">longitude</w:t>
-            </w:r>
-            <w:r>
-              <w:t xml:space="preserve"> are automatically populated from the incoming URL query string (such as </w:t>
-            </w:r>
-            <w:r>
-              <w:rPr>
-                <w:rFonts w:ascii="Consolas" w:cs="Consolas" w:eastAsia="Consolas" w:hAnsi="Consolas"/>
-                <w:color w:val="4659A7"/>
-                <w:shd w:fill="EEF1FA" w:val="clear"/>
-              </w:rPr>
-              <w:t xml:space="preserve">?latitude=37.42&amp;longitude=-122.08</w:t>
-            </w:r>
-            <w:r>
-              <w:t xml:space="preserve">).</w:t>
-            </w:r>
-          </w:p>
-          <w:p>
-            <w:pPr>
-              <w:spacing w:after="120" w:line="300"/>
-            </w:pPr>
-            <w:r>
-              <w:t xml:space="preserve">3. Automatic JSON Serialization: When the function returns a native dictionary, the framework automatically converts it into structured JSON text and sets the HTTP status code to 200 OK.</w:t>
-            </w:r>
-          </w:p>
-          <w:p>
-            <w:pPr>
-              <w:spacing w:after="120" w:line="300"/>
-            </w:pPr>
-            <w:r>
-              <w:t xml:space="preserve">As Lead Test Automation Architects, we do not need to maintain their backend code. Our mission is to test the contract from the outside, verifying that valid inputs return expected data and invalid inputs are caught safely before reaching users.</w:t>
+              <w:t xml:space="preserve">. This tells the server: When someone visits this web address, run this function.</w:t>
+            </w:r>
+          </w:p>
+          <w:p>
+            <w:pPr>
+              <w:spacing w:after="120" w:line="300"/>
+            </w:pPr>
+            <w:r>
+              <w:t xml:space="preserve">2. Reading the Inputs: The server automatically reads the latitude and longitude numbers sent by the phone.</w:t>
+            </w:r>
+          </w:p>
+          <w:p>
+            <w:pPr>
+              <w:spacing w:after="120" w:line="300"/>
+            </w:pPr>
+            <w:r>
+              <w:t xml:space="preserve">3. Packing the Plain Text Answer: The server packs the answer into plain text (JSON) and sends it back with a 200 OK stamp.</w:t>
+            </w:r>
+          </w:p>
+          <w:p>
+            <w:pPr>
+              <w:spacing w:after="120" w:line="300"/>
+            </w:pPr>
+            <w:r>
+              <w:t xml:space="preserve">As software testers, we do not need to build their server code. Our mission is to test from the outside: making sure good questions get good answers, and bad questions get handled safely.</w:t>
             </w:r>
           </w:p>
         </w:tc>
@@ -2248,7 +1879,7 @@
           <w:bCs/>
           <w:color w:val="4659A7"/>
         </w:rPr>
-        <w:t xml:space="preserve">Step 5: Inspecting Live API Payloads Across the Global Web</w:t>
+        <w:t xml:space="preserve">Step 5: Inspecting Live API Messages Across the Web</w:t>
       </w:r>
     </w:p>
     <w:p>
@@ -2256,7 +1887,7 @@
         <w:spacing w:after="120" w:line="300"/>
       </w:pPr>
       <w:r>
-        <w:t xml:space="preserve">You do not need to install complex desktop software or launch local terminal servers to observe an API in action. Your everyday web browser is already an HTTP client capable of dispatching live GET requests. When you enter a URL into your browser address bar and press Enter, the browser sends an HTTP GET request to the remote host and displays the response payload.</w:t>
+        <w:t xml:space="preserve">You do not need to install any complex software to see an API in action. Your everyday web browser is already an API tester! When you type a web link into your browser address bar and press Enter, your browser sends a message to the server and shows you the plain text answer.</w:t>
       </w:r>
     </w:p>
     <w:p>
@@ -2264,7 +1895,7 @@
         <w:spacing w:after="120" w:line="300"/>
       </w:pPr>
       <w:r>
-        <w:t xml:space="preserve">Click each link below to inspect real, globally accessible live JSON API payloads in your browser right now on any phone, tablet, or laptop:</w:t>
+        <w:t xml:space="preserve">Click each link below to see real API messages live in your browser right now on your computer or phone:</w:t>
       </w:r>
     </w:p>
     <w:p>
@@ -2292,7 +1923,7 @@
         <w:spacing w:after="120" w:line="300"/>
       </w:pPr>
       <w:r>
-        <w:t xml:space="preserve">1. BigDataCloud Reverse Geocoding API: Open [BigDataCloud Geocoding Endpoint](https://api.bigdatacloud.net/data/reverse-geocode-client?latitude=37.42159&amp;longitude=-122.0837&amp;localityLanguage=en). Notice how the public service accepts geographical coordinates and returns immediate locality data: continent, country, subdivision, city, and postal code in clean JSON format.</w:t>
+        <w:t xml:space="preserve">1. Free Geocoding Location API: Click [BigDataCloud Geocoding Endpoint](https://api.bigdatacloud.net/data/reverse-geocode-client?latitude=37.42159&amp;longitude=-122.0837&amp;localityLanguage=en). Look at how the server returns the city, country, and postal code as clean, readable text.</w:t>
       </w:r>
     </w:p>
     <w:p>
@@ -2305,7 +1936,7 @@
         <w:spacing w:after="120" w:line="300"/>
       </w:pPr>
       <w:r>
-        <w:t xml:space="preserve">2. Apex Campus Academic Catalog Contract: Open [Campus Academic Catalog JSON](https://raw.githubusercontent.com/mayankcoder1993/AkshatEbooks/arena/01a0bfe5-akshatebooks/course-materials/zero-to-agentic-api-testing/lesson-01/campus-catalog.json). Notice how the response delivers all four campus courses (Computer Systems, Data Structures, Agentic API Automation, Digital Logic) as clean, structured JSON key value pairs.</w:t>
+        <w:t xml:space="preserve">2. Campus Course Catalog: Click [Campus Academic Catalog JSON](https://raw.githubusercontent.com/mayankcoder1993/AkshatEbooks/arena/01a0bfe5-akshatebooks/course-materials/zero-to-agentic-api-testing/lesson-01/campus-catalog.json). See how the server returns a simple list of our four university courses.</w:t>
       </w:r>
     </w:p>
     <w:p>
@@ -2318,7 +1949,7 @@
         <w:spacing w:after="120" w:line="300"/>
       </w:pPr>
       <w:r>
-        <w:t xml:space="preserve">3. Global Developer Profile API: Open [GitHub Octocat Profile](https://api.github.com/users/octocat). The remote GitHub server answers with a structured JSON object detailing login username, public repository counts, and account creation timestamps.</w:t>
+        <w:t xml:space="preserve">3. Public GitHub Profile API: Click [GitHub Octocat Profile](https://api.github.com/users/octocat). The GitHub server returns account details: username, join date, and how many code repositories exist.</w:t>
       </w:r>
     </w:p>
     <w:p>
@@ -2326,7 +1957,7 @@
         <w:spacing w:after="120" w:line="300"/>
       </w:pPr>
       <w:r>
-        <w:t xml:space="preserve">To understand what happens behind the scenes during an automated API test, inspect our live interactive wire inspector below. You can test sending the request, examine the response headers and payload body, and verify the automated assertions:</w:t>
+        <w:t xml:space="preserve">To understand what happens behind the scenes during an automated API test, try our interactive wire inspector below. You can click to send the request, inspect the headers and body, and check the automated tests:</w:t>
       </w:r>
     </w:p>
     <w:tbl>
@@ -3017,7 +2648,7 @@
           <w:bCs/>
           <w:color w:val="4659A7"/>
         </w:rPr>
-        <w:t xml:space="preserve">Step 6: Why UI Automation Fails: The Testing Pyramid</w:t>
+        <w:t xml:space="preserve">Step 6: Why Testing the API is Smarter Than Clicking Buttons</w:t>
       </w:r>
     </w:p>
     <w:tbl>
@@ -3062,7 +2693,7 @@
                 <w:bCs/>
                 <w:color w:val="263A67"/>
               </w:rPr>
-              <w:t xml:space="preserve">ARCHITECTURE · The Testing Pyramid: Prioritizing High Leverage API Gates</w:t>
+              <w:t xml:space="preserve">ARCHITECTURE · The Testing Pyramid: Why API Testing Delivers the Best Results</w:t>
             </w:r>
           </w:p>
           <w:p>
@@ -3077,25 +2708,15 @@
                 <w:sz w:val="22"/>
                 <w:szCs w:val="22"/>
               </w:rPr>
-              <w:t xml:space="preserve">AUTOMATION STRATEGY · The Testing Pyramid: Prioritizing High Leverage API Gates</w:t>
-            </w:r>
-          </w:p>
-          <w:p>
-            <w:pPr>
-              <w:spacing w:after="120" w:line="300"/>
-            </w:pPr>
-            <w:r>
-              <w:t xml:space="preserve">Why did the campus launch day test fail even though the team wrote automated browser tests? The answer lies in the </w:t>
-            </w:r>
-            <w:r>
-              <w:rPr>
-                <w:b/>
-                <w:bCs/>
-              </w:rPr>
-              <w:t xml:space="preserve">Testing Pyramid</w:t>
-            </w:r>
-            <w:r>
-              <w:t xml:space="preserve">, a fundamental software engineering doctrine formulated by Mike Cohn. UI automation scripts click buttons, enter form fields, and render pixels in a simulated browser. These tests are notoriously slow, taking seconds per action, and notoriously brittle because a small visual redesign can break dozens of automated browser tests even when backend logic works perfectly. By focusing our automation strategy on the API layer, we validate actual business contracts at machine speed directly across the wire.</w:t>
+              <w:t xml:space="preserve">AUTOMATION STRATEGY · The Testing Pyramid: Why API Testing Delivers the Best Results</w:t>
+            </w:r>
+          </w:p>
+          <w:p>
+            <w:pPr>
+              <w:spacing w:after="120" w:line="300"/>
+            </w:pPr>
+            <w:r>
+              <w:t xml:space="preserve">Why did the campus app crash on launch day even though the team wrote tests that clicked buttons in a web browser? The answer is explained by the Testing Pyramid, an idea created by software expert Mike Cohn. Tests that click buttons on a phone screen are slow, often taking ten seconds for a single check. Even worse, if a graphic designer simply moves a button or changes a color, those screen tests break immediately, even when the software works fine! In contrast, testing the API directly sends simple digital messages across the network in milliseconds. We test the real brain of the app directly with speed and reliability.</w:t>
             </w:r>
           </w:p>
           <w:p>
@@ -3172,7 +2793,7 @@
               <w:t xml:space="preserve">1  </w:t>
             </w:r>
             <w:r>
-              <w:t xml:space="preserve">UI Tests (Top Tier): Slow, fragile, and expensive to maintain. A small button redesign or font adjustment can break dozens of automated browser tests even when backend logic works perfectly.</w:t>
+              <w:t xml:space="preserve">Screen Tests (Top of Pyramid): Slow and easily broken. A simple design change can break dozens of screen tests even when the system works perfectly.</w:t>
             </w:r>
           </w:p>
           <w:p>
@@ -3188,7 +2809,7 @@
               <w:t xml:space="preserve">2  </w:t>
             </w:r>
             <w:r>
-              <w:t xml:space="preserve">API Tests (Middle Tier): Fast, reliable, and exceptionally high leverage. Tests execute across raw network packets in milliseconds, validating core business logic, contracts, and security directly.</w:t>
+              <w:t xml:space="preserve">API Tests (Middle of Pyramid): Fast, dependable, and powerful. These tests send raw digital messages in milliseconds, checking the real business rules directly.</w:t>
             </w:r>
           </w:p>
           <w:p>
@@ -3204,7 +2825,7 @@
               <w:t xml:space="preserve">3  </w:t>
             </w:r>
             <w:r>
-              <w:t xml:space="preserve">Unit Tests (Bottom Tier): Lightning fast tests written by developers for isolated code functions, but completely incapable of verifying network integrations, database transactions, or multi system handshakes.</w:t>
+              <w:t xml:space="preserve">Unit Tests (Base of Pyramid): Very fast checks written by developers for tiny pieces of code, but unable to check whether systems can talk to each other across the network.</w:t>
             </w:r>
           </w:p>
         </w:tc>
@@ -3222,7 +2843,7 @@
           <w:bCs/>
           <w:color w:val="4659A7"/>
         </w:rPr>
-        <w:t xml:space="preserve">Step 7: The Four Major Enterprise API Architectural Styles</w:t>
+        <w:t xml:space="preserve">Step 7: The Four Major Styles of APIs</w:t>
       </w:r>
     </w:p>
     <w:tbl>
@@ -3267,7 +2888,7 @@
                 <w:bCs/>
                 <w:color w:val="263A67"/>
               </w:rPr>
-              <w:t xml:space="preserve">ARCHITECTURE · Architectural Comparison: The Four Major API Styles</w:t>
+              <w:t xml:space="preserve">ARCHITECTURE · Comparing the Four Major API Styles</w:t>
             </w:r>
           </w:p>
           <w:p>
@@ -3282,15 +2903,15 @@
                 <w:sz w:val="22"/>
                 <w:szCs w:val="22"/>
               </w:rPr>
-              <w:t xml:space="preserve">ENTERPRISE PATTERNS · Architectural Comparison: The Four Major API Styles</w:t>
-            </w:r>
-          </w:p>
-          <w:p>
-            <w:pPr>
-              <w:spacing w:after="120" w:line="300"/>
-            </w:pPr>
-            <w:r>
-              <w:t xml:space="preserve">While REST represents the most dominant architectural style across modern cloud applications, enterprise ecosystems like our campus utilize multiple specialized API paradigms based on throughput, latency, and contract strictness. Understanding these four architectural styles gives you the tactical versatility to test any endpoint across the enterprise.</w:t>
+              <w:t xml:space="preserve">ENTERPRISE PATTERNS · Comparing the Four Major API Styles</w:t>
+            </w:r>
+          </w:p>
+          <w:p>
+            <w:pPr>
+              <w:spacing w:after="120" w:line="300"/>
+            </w:pPr>
+            <w:r>
+              <w:t xml:space="preserve">While REST is the most common style used across modern web and mobile apps, large companies and universities also use three other styles for special jobs. Understanding these four styles gives you the confidence to test any endpoint you meet.</w:t>
             </w:r>
           </w:p>
           <w:p>
@@ -3367,7 +2988,7 @@
               <w:t xml:space="preserve">1  </w:t>
             </w:r>
             <w:r>
-              <w:t xml:space="preserve">REST (Representational State Transfer): Uses HTTP verbs and standard JSON payloads. Powers our campus web and mobile services in Missions 1 and 2.</w:t>
+              <w:t xml:space="preserve">REST: Uses simple web actions and plain text JSON notes. Powers our campus web and mobile services in Missions 1 and 2.</w:t>
             </w:r>
           </w:p>
           <w:p>
@@ -3383,7 +3004,7 @@
               <w:t xml:space="preserve">2  </w:t>
             </w:r>
             <w:r>
-              <w:t xml:space="preserve">GraphQL: Exposes a single flexible endpoint allowing clients to query exact fields in one roundtrip, preventing data bloat.</w:t>
+              <w:t xml:space="preserve">GraphQL: A flexible style where the phone app asks for only the exact words and numbers it needs, saving battery and data.</w:t>
             </w:r>
           </w:p>
           <w:p>
@@ -3399,7 +3020,7 @@
               <w:t xml:space="preserve">3  </w:t>
             </w:r>
             <w:r>
-              <w:t xml:space="preserve">SOAP (Simple Object Access Protocol): Strict, XML based protocol with rigorous enterprise schemas, common in banking and legacy registrar records.</w:t>
+              <w:t xml:space="preserve">SOAP: An older, strict enterprise format wrapped in XML tags, common in banks and government records.</w:t>
             </w:r>
           </w:p>
           <w:p>
@@ -3415,7 +3036,7 @@
               <w:t xml:space="preserve">4  </w:t>
             </w:r>
             <w:r>
-              <w:t xml:space="preserve">gRPC: High performance binary protocol created by Google for microsecond communication between internal microservices.</w:t>
+              <w:t xml:space="preserve">gRPC: A super fast binary format created by Google for lightning fast talk between internal cloud servers.</w:t>
             </w:r>
           </w:p>
         </w:tc>
@@ -3433,7 +3054,7 @@
           <w:bCs/>
           <w:color w:val="4659A7"/>
         </w:rPr>
-        <w:t xml:space="preserve">Step 8: Mission 1 Execution Plan: The Road to Automated Quality</w:t>
+        <w:t xml:space="preserve">Step 8: Mission 1 Roadmap: What Comes Next</w:t>
       </w:r>
     </w:p>
     <w:p>
@@ -3441,7 +3062,7 @@
         <w:spacing w:after="120" w:line="300"/>
       </w:pPr>
       <w:r>
-        <w:t xml:space="preserve">Now that you have audited the network wire and grasped the foundational principles of APIs, our Mission 1 roadmap unfolds across the next two chapters:</w:t>
+        <w:t xml:space="preserve">Now that you understand what APIs are and have inspected raw JSON messages with your own eyes, here is where our journey goes next:</w:t>
       </w:r>
     </w:p>
     <w:p>
@@ -3469,7 +3090,7 @@
         <w:spacing w:after="120" w:line="300"/>
       </w:pPr>
       <w:r>
-        <w:t xml:space="preserve">Chapter 1 (Complete): You established why APIs exist, demystified client server decoupling, examined the FastAPI backend blueprint, inspected live JSON payloads in your browser, and positioned API testing at the core of our quality strategy.</w:t>
+        <w:t xml:space="preserve">Chapter 1 (Complete): You discovered why APIs exist, how phone apps and servers talk through plain text, examined the backend Python blueprint, and inspected real API messages in your browser.</w:t>
       </w:r>
     </w:p>
     <w:p>
@@ -3482,7 +3103,7 @@
         <w:spacing w:after="120" w:line="300"/>
       </w:pPr>
       <w:r>
-        <w:t xml:space="preserve">Chapter 2 (Next Step): We decode the HTTP wire itself. You will master the five HTTP methods (GET, POST, PUT, PATCH, DELETE), inspect headers, query parameters, request bodies, and understand all five HTTP status code families from 200 success to 500 server crashes.</w:t>
+        <w:t xml:space="preserve">Chapter 2 (Next Step): We learn the language of the wire. You will master the five main actions (GET, POST, PUT, PATCH, DELETE) and learn the five status code families from 200 success to 500 server crashes.</w:t>
       </w:r>
     </w:p>
     <w:p>
@@ -3495,7 +3116,7 @@
         <w:spacing w:after="120" w:line="300"/>
       </w:pPr>
       <w:r>
-        <w:t xml:space="preserve">Chapter 3 (Mission Milestone): We install Postman, configure personal and team collaboration workspaces, practice forking and pull requests, and execute our very first collaborative automated test collection to declare Mission 1 fully accomplished.</w:t>
+        <w:t xml:space="preserve">Chapter 3 (Mission Milestone): We install Postman, set up our team workspace, share collections, and run our very first automated test suite to complete Mission 1.</w:t>
       </w:r>
     </w:p>
     <w:p>

--- a/public/books/zero-to-agentic-api-testing/edition-01/Zero-To-Agentic-Api-Testing-Edition-01.docx
+++ b/public/books/zero-to-agentic-api-testing/edition-01/Zero-To-Agentic-Api-Testing-Edition-01.docx
@@ -577,7 +577,7 @@
       </w:r>
     </w:p>
     <w:p>
-      <w:hyperlink w:history="1" r:id="rId8873yww21poi37yrpl5se">
+      <w:hyperlink w:history="1" r:id="rIdofyl9jguiwolhsjpcgi23">
         <w:r>
           <w:rPr>
             <w:rStyle w:val="Hyperlink"/>
@@ -595,7 +595,7 @@
       </w:r>
     </w:p>
     <w:p>
-      <w:hyperlink w:history="1" r:id="rIddb26xy0nzfjkqdj63bdl6">
+      <w:hyperlink w:history="1" r:id="rIdxrpkvjkpdbis_lpl_liuq">
         <w:r>
           <w:rPr>
             <w:rStyle w:val="Hyperlink"/>
@@ -1423,39 +1423,39 @@
                 <w:bCs/>
                 <w:color w:val="263A67"/>
               </w:rPr>
-              <w:t xml:space="preserve">Why This Universal Bridge Matters So Much</w:t>
-            </w:r>
-          </w:p>
-          <w:p>
-            <w:pPr>
-              <w:spacing w:after="120" w:line="300"/>
-            </w:pPr>
-            <w:r>
-              <w:t xml:space="preserve">Because APIs speak plain text, the people building the phone app and the people building the server can work completely independently.</w:t>
-            </w:r>
-          </w:p>
-          <w:p>
-            <w:pPr>
-              <w:spacing w:after="120" w:line="300"/>
-            </w:pPr>
-            <w:r>
-              <w:t xml:space="preserve">The mobile team can redesign the entire iPhone app from scratch, and the server will never notice or break.</w:t>
-            </w:r>
-          </w:p>
-          <w:p>
-            <w:pPr>
-              <w:spacing w:after="120" w:line="300"/>
-            </w:pPr>
-            <w:r>
-              <w:t xml:space="preserve">The server team can switch from Python to another language, and students will never see an error on their screens.</w:t>
-            </w:r>
-          </w:p>
-          <w:p>
-            <w:pPr>
-              <w:spacing w:after="120" w:line="300"/>
-            </w:pPr>
-            <w:r>
-              <w:t xml:space="preserve">As long as both sides agree on the plain text question and the plain text answer, everything connects smoothly.</w:t>
+              <w:t xml:space="preserve">The Universal USB Cable Analogy: Complete Freedom to Change</w:t>
+            </w:r>
+          </w:p>
+          <w:p>
+            <w:pPr>
+              <w:spacing w:after="120" w:line="300"/>
+            </w:pPr>
+            <w:r>
+              <w:t xml:space="preserve">Think of a standard USB charging cable. You can plug it into an Apple iPad, a Samsung phone, a Dell laptop, or a Kindle reader.</w:t>
+            </w:r>
+          </w:p>
+          <w:p>
+            <w:pPr>
+              <w:spacing w:after="120" w:line="300"/>
+            </w:pPr>
+            <w:r>
+              <w:t xml:space="preserve">The company making the laptop does not need to know what brand of phone you buy, and the charger company does not care what laptop you own.</w:t>
+            </w:r>
+          </w:p>
+          <w:p>
+            <w:pPr>
+              <w:spacing w:after="120" w:line="300"/>
+            </w:pPr>
+            <w:r>
+              <w:t xml:space="preserve">Apple can redesign the phone with a faster screen, and the cable still charges it. The laptop maker can upgrade the processor, and the cable still connects.</w:t>
+            </w:r>
+          </w:p>
+          <w:p>
+            <w:pPr>
+              <w:spacing w:after="120" w:line="300"/>
+            </w:pPr>
+            <w:r>
+              <w:t xml:space="preserve">In software, the API is that standard cable. The phone developers can redesign the entire mobile app, and the server developers can rewrite their database. As long as the API in the middle stays the same, neither side ever breaks!</w:t>
             </w:r>
           </w:p>
         </w:tc>
@@ -1473,7 +1473,7 @@
           <w:bCs/>
           <w:color w:val="4659A7"/>
         </w:rPr>
-        <w:t xml:space="preserve">Step 4: A Quick Look Under the Hood: How a Server Answers Questions</w:t>
+        <w:t xml:space="preserve">Step 4: Looking Under the Hood: How a Server Answers Questions</w:t>
       </w:r>
     </w:p>
     <w:p>
@@ -1481,7 +1481,7 @@
         <w:spacing w:after="120" w:line="300"/>
       </w:pPr>
       <w:r>
-        <w:t xml:space="preserve">To test an API with confidence, it helps to see what happens on the server side. Fresh testers often think backend servers are mysterious black boxes. In reality, writing an API endpoint only takes a few lines of code.</w:t>
+        <w:t xml:space="preserve">Why are we looking at server code right now? Remember our launch day crisis in the War Room: the phone app is frozen, and the mobile developers and server developers are arguing. To step in as the Lead Quality Architect and solve this breakdown, you need to understand what an API looks like from the inside out. When you understand how a server receives questions and packages answers, you can pinpoint the exact failure and write automated tests that prevent it.</w:t>
       </w:r>
     </w:p>
     <w:p>
@@ -1489,7 +1489,7 @@
         <w:spacing w:after="120" w:line="300"/>
       </w:pPr>
       <w:r>
-        <w:t xml:space="preserve">Here is a simple look at how a server answers questions using Python. You do not need to write or run any Python code; just look at how simple it is:</w:t>
+        <w:t xml:space="preserve">Before looking at code, let us understand how computers exchange notes. They use a simple format called JSON. A JSON note is just plain text with labels and values inside curly brackets:</w:t>
       </w:r>
     </w:p>
     <w:p>
@@ -1518,6 +1518,425 @@
           <w:bCs/>
           <w:color w:val="4659A7"/>
         </w:rPr>
+        <w:t xml:space="preserve">sample-note.json</w:t>
+      </w:r>
+    </w:p>
+    <w:p>
+      <w:pPr>
+        <w:keepLines/>
+        <w:shd w:fill="F4F6F9" w:val="clear"/>
+        <w:spacing w:after="0" w:line="260"/>
+      </w:pPr>
+      <w:r>
+        <w:rPr>
+          <w:rFonts w:ascii="Consolas" w:cs="Consolas" w:eastAsia="Consolas" w:hAnsi="Consolas"/>
+          <w:sz w:val="19"/>
+          <w:szCs w:val="19"/>
+        </w:rPr>
+        <w:t xml:space="preserve"> 1  {</w:t>
+      </w:r>
+    </w:p>
+    <w:p>
+      <w:pPr>
+        <w:keepLines/>
+        <w:shd w:fill="F4F6F9" w:val="clear"/>
+        <w:spacing w:after="0" w:line="260"/>
+      </w:pPr>
+      <w:r>
+        <w:rPr>
+          <w:rFonts w:ascii="Consolas" w:cs="Consolas" w:eastAsia="Consolas" w:hAnsi="Consolas"/>
+          <w:sz w:val="19"/>
+          <w:szCs w:val="19"/>
+        </w:rPr>
+        <w:t xml:space="preserve"> 2    "bus": "Campus Express",</w:t>
+      </w:r>
+    </w:p>
+    <w:p>
+      <w:pPr>
+        <w:keepLines/>
+        <w:shd w:fill="F4F6F9" w:val="clear"/>
+        <w:spacing w:after="0" w:line="260"/>
+      </w:pPr>
+      <w:r>
+        <w:rPr>
+          <w:rFonts w:ascii="Consolas" w:cs="Consolas" w:eastAsia="Consolas" w:hAnsi="Consolas"/>
+          <w:sz w:val="19"/>
+          <w:szCs w:val="19"/>
+        </w:rPr>
+        <w:t xml:space="preserve"> 3    "arrivesInMinutes": 5,</w:t>
+      </w:r>
+    </w:p>
+    <w:p>
+      <w:pPr>
+        <w:keepLines/>
+        <w:shd w:fill="F4F6F9" w:val="clear"/>
+        <w:spacing w:after="0" w:line="260"/>
+      </w:pPr>
+      <w:r>
+        <w:rPr>
+          <w:rFonts w:ascii="Consolas" w:cs="Consolas" w:eastAsia="Consolas" w:hAnsi="Consolas"/>
+          <w:sz w:val="19"/>
+          <w:szCs w:val="19"/>
+        </w:rPr>
+        <w:t xml:space="preserve"> 4    "onTime": true</w:t>
+      </w:r>
+    </w:p>
+    <w:p>
+      <w:pPr>
+        <w:keepLines/>
+        <w:shd w:fill="F4F6F9" w:val="clear"/>
+        <w:spacing w:after="0" w:line="260"/>
+      </w:pPr>
+      <w:r>
+        <w:rPr>
+          <w:rFonts w:ascii="Consolas" w:cs="Consolas" w:eastAsia="Consolas" w:hAnsi="Consolas"/>
+          <w:sz w:val="19"/>
+          <w:szCs w:val="19"/>
+        </w:rPr>
+        <w:t xml:space="preserve"> 5  }</w:t>
+      </w:r>
+    </w:p>
+    <w:p>
+      <w:pPr>
+        <w:spacing w:after="120" w:line="300"/>
+      </w:pPr>
+      <w:r>
+        <w:t xml:space="preserve">Notice how clean that note is. A label on the left, a value on the right. There are no secret symbols or machine code. Because it is simple plain text, every computer language on Earth can read and write it easily.</w:t>
+      </w:r>
+    </w:p>
+    <w:p>
+      <w:pPr>
+        <w:spacing w:after="120" w:line="300"/>
+      </w:pPr>
+      <w:r>
+        <w:t xml:space="preserve">Now, let us build a real server API in three tiny, digestible pieces using Python:</w:t>
+      </w:r>
+    </w:p>
+    <w:p>
+      <w:pPr>
+        <w:spacing w:after="120" w:line="300"/>
+      </w:pPr>
+      <w:r>
+        <w:t xml:space="preserve">Piece 1: Giving Our Service a Name. We bring in our web tool and give our service a title:</w:t>
+      </w:r>
+    </w:p>
+    <w:p>
+      <w:pPr>
+        <w:pStyle w:val="Heading2"/>
+        <w:keepNext/>
+        <w:spacing w:after="100" w:before="240"/>
+      </w:pPr>
+      <w:r>
+        <w:rPr>
+          <w:b/>
+          <w:bCs/>
+          <w:color w:val="4659A7"/>
+        </w:rPr>
+        <w:t xml:space="preserve">The code</w:t>
+      </w:r>
+    </w:p>
+    <w:p>
+      <w:pPr>
+        <w:spacing w:after="120" w:line="300"/>
+      </w:pPr>
+      <w:r>
+        <w:rPr>
+          <w:rFonts w:ascii="Consolas" w:cs="Consolas" w:eastAsia="Consolas" w:hAnsi="Consolas"/>
+          <w:b/>
+          <w:bCs/>
+          <w:color w:val="4659A7"/>
+        </w:rPr>
+        <w:t xml:space="preserve">piece-1-create-service.py</w:t>
+      </w:r>
+    </w:p>
+    <w:p>
+      <w:pPr>
+        <w:keepLines/>
+        <w:shd w:fill="F4F6F9" w:val="clear"/>
+        <w:spacing w:after="0" w:line="260"/>
+      </w:pPr>
+      <w:r>
+        <w:rPr>
+          <w:rFonts w:ascii="Consolas" w:cs="Consolas" w:eastAsia="Consolas" w:hAnsi="Consolas"/>
+          <w:sz w:val="19"/>
+          <w:szCs w:val="19"/>
+        </w:rPr>
+        <w:t xml:space="preserve"> 1  from fastapi import FastAPI</w:t>
+      </w:r>
+    </w:p>
+    <w:p>
+      <w:pPr>
+        <w:keepLines/>
+        <w:shd w:fill="F4F6F9" w:val="clear"/>
+        <w:spacing w:after="0" w:line="260"/>
+      </w:pPr>
+      <w:r>
+        <w:rPr>
+          <w:rFonts w:ascii="Consolas" w:cs="Consolas" w:eastAsia="Consolas" w:hAnsi="Consolas"/>
+          <w:sz w:val="19"/>
+          <w:szCs w:val="19"/>
+        </w:rPr>
+        <w:t xml:space="preserve"> 2   </w:t>
+      </w:r>
+    </w:p>
+    <w:p>
+      <w:pPr>
+        <w:keepLines/>
+        <w:shd w:fill="F4F6F9" w:val="clear"/>
+        <w:spacing w:after="0" w:line="260"/>
+      </w:pPr>
+      <w:r>
+        <w:rPr>
+          <w:rFonts w:ascii="Consolas" w:cs="Consolas" w:eastAsia="Consolas" w:hAnsi="Consolas"/>
+          <w:sz w:val="19"/>
+          <w:szCs w:val="19"/>
+        </w:rPr>
+        <w:t xml:space="preserve"> 3  app = FastAPI(title="Campus Transit API")</w:t>
+      </w:r>
+    </w:p>
+    <w:p>
+      <w:pPr>
+        <w:spacing w:after="120" w:line="300"/>
+      </w:pPr>
+      <w:r>
+        <w:t xml:space="preserve">Piece 2: Setting the Address Door. We tell the server which web address to listen for:</w:t>
+      </w:r>
+    </w:p>
+    <w:p>
+      <w:pPr>
+        <w:pStyle w:val="Heading2"/>
+        <w:keepNext/>
+        <w:spacing w:after="100" w:before="240"/>
+      </w:pPr>
+      <w:r>
+        <w:rPr>
+          <w:b/>
+          <w:bCs/>
+          <w:color w:val="4659A7"/>
+        </w:rPr>
+        <w:t xml:space="preserve">The code</w:t>
+      </w:r>
+    </w:p>
+    <w:p>
+      <w:pPr>
+        <w:spacing w:after="120" w:line="300"/>
+      </w:pPr>
+      <w:r>
+        <w:rPr>
+          <w:rFonts w:ascii="Consolas" w:cs="Consolas" w:eastAsia="Consolas" w:hAnsi="Consolas"/>
+          <w:b/>
+          <w:bCs/>
+          <w:color w:val="4659A7"/>
+        </w:rPr>
+        <w:t xml:space="preserve">piece-2-set-route.py</w:t>
+      </w:r>
+    </w:p>
+    <w:p>
+      <w:pPr>
+        <w:keepLines/>
+        <w:shd w:fill="F4F6F9" w:val="clear"/>
+        <w:spacing w:after="0" w:line="260"/>
+      </w:pPr>
+      <w:r>
+        <w:rPr>
+          <w:rFonts w:ascii="Consolas" w:cs="Consolas" w:eastAsia="Consolas" w:hAnsi="Consolas"/>
+          <w:sz w:val="19"/>
+          <w:szCs w:val="19"/>
+        </w:rPr>
+        <w:t xml:space="preserve"> 1  # Whenever a phone asks for this address, wake up and answer</w:t>
+      </w:r>
+    </w:p>
+    <w:p>
+      <w:pPr>
+        <w:keepLines/>
+        <w:shd w:fill="F4F6F9" w:val="clear"/>
+        <w:spacing w:after="0" w:line="260"/>
+      </w:pPr>
+      <w:r>
+        <w:rPr>
+          <w:rFonts w:ascii="Consolas" w:cs="Consolas" w:eastAsia="Consolas" w:hAnsi="Consolas"/>
+          <w:sz w:val="19"/>
+          <w:szCs w:val="19"/>
+        </w:rPr>
+        <w:t xml:space="preserve"> 2  @app.get("/v1/location/resolve")</w:t>
+      </w:r>
+    </w:p>
+    <w:p>
+      <w:pPr>
+        <w:spacing w:after="120" w:line="300"/>
+      </w:pPr>
+      <w:r>
+        <w:t xml:space="preserve">Piece 3: Doing the Work and Packing the Answer. The server takes the student latitude and longitude numbers, checks if they are on campus, and packs the answer into our simple JSON note:</w:t>
+      </w:r>
+    </w:p>
+    <w:p>
+      <w:pPr>
+        <w:pStyle w:val="Heading2"/>
+        <w:keepNext/>
+        <w:spacing w:after="100" w:before="240"/>
+      </w:pPr>
+      <w:r>
+        <w:rPr>
+          <w:b/>
+          <w:bCs/>
+          <w:color w:val="4659A7"/>
+        </w:rPr>
+        <w:t xml:space="preserve">The code</w:t>
+      </w:r>
+    </w:p>
+    <w:p>
+      <w:pPr>
+        <w:spacing w:after="120" w:line="300"/>
+      </w:pPr>
+      <w:r>
+        <w:rPr>
+          <w:rFonts w:ascii="Consolas" w:cs="Consolas" w:eastAsia="Consolas" w:hAnsi="Consolas"/>
+          <w:b/>
+          <w:bCs/>
+          <w:color w:val="4659A7"/>
+        </w:rPr>
+        <w:t xml:space="preserve">piece-3-answer-question.py</w:t>
+      </w:r>
+    </w:p>
+    <w:p>
+      <w:pPr>
+        <w:keepLines/>
+        <w:shd w:fill="F4F6F9" w:val="clear"/>
+        <w:spacing w:after="0" w:line="260"/>
+      </w:pPr>
+      <w:r>
+        <w:rPr>
+          <w:rFonts w:ascii="Consolas" w:cs="Consolas" w:eastAsia="Consolas" w:hAnsi="Consolas"/>
+          <w:sz w:val="19"/>
+          <w:szCs w:val="19"/>
+        </w:rPr>
+        <w:t xml:space="preserve"> 1  def resolve_campus_location(latitude: float, longitude: float):</w:t>
+      </w:r>
+    </w:p>
+    <w:p>
+      <w:pPr>
+        <w:keepLines/>
+        <w:shd w:fill="F4F6F9" w:val="clear"/>
+        <w:spacing w:after="0" w:line="260"/>
+      </w:pPr>
+      <w:r>
+        <w:rPr>
+          <w:rFonts w:ascii="Consolas" w:cs="Consolas" w:eastAsia="Consolas" w:hAnsi="Consolas"/>
+          <w:sz w:val="19"/>
+          <w:szCs w:val="19"/>
+        </w:rPr>
+        <w:t xml:space="preserve"> 2      is_on_campus = (37.40 &lt;= latitude &lt;= 37.45) and (-122.10 &lt;= longitude &lt;= -122.05)</w:t>
+      </w:r>
+    </w:p>
+    <w:p>
+      <w:pPr>
+        <w:keepLines/>
+        <w:shd w:fill="F4F6F9" w:val="clear"/>
+        <w:spacing w:after="0" w:line="260"/>
+      </w:pPr>
+      <w:r>
+        <w:rPr>
+          <w:rFonts w:ascii="Consolas" w:cs="Consolas" w:eastAsia="Consolas" w:hAnsi="Consolas"/>
+          <w:sz w:val="19"/>
+          <w:szCs w:val="19"/>
+        </w:rPr>
+        <w:t xml:space="preserve"> 3      return {</w:t>
+      </w:r>
+    </w:p>
+    <w:p>
+      <w:pPr>
+        <w:keepLines/>
+        <w:shd w:fill="F4F6F9" w:val="clear"/>
+        <w:spacing w:after="0" w:line="260"/>
+      </w:pPr>
+      <w:r>
+        <w:rPr>
+          <w:rFonts w:ascii="Consolas" w:cs="Consolas" w:eastAsia="Consolas" w:hAnsi="Consolas"/>
+          <w:sz w:val="19"/>
+          <w:szCs w:val="19"/>
+        </w:rPr>
+        <w:t xml:space="preserve"> 4          "status": "success",</w:t>
+      </w:r>
+    </w:p>
+    <w:p>
+      <w:pPr>
+        <w:keepLines/>
+        <w:shd w:fill="F4F6F9" w:val="clear"/>
+        <w:spacing w:after="0" w:line="260"/>
+      </w:pPr>
+      <w:r>
+        <w:rPr>
+          <w:rFonts w:ascii="Consolas" w:cs="Consolas" w:eastAsia="Consolas" w:hAnsi="Consolas"/>
+          <w:sz w:val="19"/>
+          <w:szCs w:val="19"/>
+        </w:rPr>
+        <w:t xml:space="preserve"> 5          "campus": "North Campus",</w:t>
+      </w:r>
+    </w:p>
+    <w:p>
+      <w:pPr>
+        <w:keepLines/>
+        <w:shd w:fill="F4F6F9" w:val="clear"/>
+        <w:spacing w:after="0" w:line="260"/>
+      </w:pPr>
+      <w:r>
+        <w:rPr>
+          <w:rFonts w:ascii="Consolas" w:cs="Consolas" w:eastAsia="Consolas" w:hAnsi="Consolas"/>
+          <w:sz w:val="19"/>
+          <w:szCs w:val="19"/>
+        </w:rPr>
+        <w:t xml:space="preserve"> 6          "verified_on_campus": is_on_campus</w:t>
+      </w:r>
+    </w:p>
+    <w:p>
+      <w:pPr>
+        <w:keepLines/>
+        <w:shd w:fill="F4F6F9" w:val="clear"/>
+        <w:spacing w:after="0" w:line="260"/>
+      </w:pPr>
+      <w:r>
+        <w:rPr>
+          <w:rFonts w:ascii="Consolas" w:cs="Consolas" w:eastAsia="Consolas" w:hAnsi="Consolas"/>
+          <w:sz w:val="19"/>
+          <w:szCs w:val="19"/>
+        </w:rPr>
+        <w:t xml:space="preserve"> 7      }</w:t>
+      </w:r>
+    </w:p>
+    <w:p>
+      <w:pPr>
+        <w:spacing w:after="120" w:line="300"/>
+      </w:pPr>
+      <w:r>
+        <w:t xml:space="preserve">Putting It All Together: Combining the Three Pieces into One Complete Service. Look at what happens when we combine those three pieces together:</w:t>
+      </w:r>
+    </w:p>
+    <w:p>
+      <w:pPr>
+        <w:pStyle w:val="Heading2"/>
+        <w:keepNext/>
+        <w:spacing w:after="100" w:before="240"/>
+      </w:pPr>
+      <w:r>
+        <w:rPr>
+          <w:b/>
+          <w:bCs/>
+          <w:color w:val="4659A7"/>
+        </w:rPr>
+        <w:t xml:space="preserve">The code</w:t>
+      </w:r>
+    </w:p>
+    <w:p>
+      <w:pPr>
+        <w:spacing w:after="120" w:line="300"/>
+      </w:pPr>
+      <w:r>
+        <w:rPr>
+          <w:rFonts w:ascii="Consolas" w:cs="Consolas" w:eastAsia="Consolas" w:hAnsi="Consolas"/>
+          <w:b/>
+          <w:bCs/>
+          <w:color w:val="4659A7"/>
+        </w:rPr>
         <w:t xml:space="preserve">campus-location-service.py</w:t>
       </w:r>
     </w:p>
@@ -1563,7 +1982,7 @@
           <w:sz w:val="19"/>
           <w:szCs w:val="19"/>
         </w:rPr>
-        <w:t xml:space="preserve"> 3  app = FastAPI(title="Apex Campus Geolocation Service")</w:t>
+        <w:t xml:space="preserve"> 3  app = FastAPI(title="Campus Transit API")</w:t>
       </w:r>
     </w:p>
     <w:p>
@@ -1593,187 +2012,157 @@
           <w:sz w:val="19"/>
           <w:szCs w:val="19"/>
         </w:rPr>
-        <w:t xml:space="preserve"> 5  # Define an HTTP GET route for resolving student campus boundaries</w:t>
-      </w:r>
-    </w:p>
-    <w:p>
-      <w:pPr>
-        <w:keepLines/>
-        <w:shd w:fill="F4F6F9" w:val="clear"/>
-        <w:spacing w:after="0" w:line="260"/>
-      </w:pPr>
-      <w:r>
-        <w:rPr>
-          <w:rFonts w:ascii="Consolas" w:cs="Consolas" w:eastAsia="Consolas" w:hAnsi="Consolas"/>
-          <w:sz w:val="19"/>
-          <w:szCs w:val="19"/>
-        </w:rPr>
-        <w:t xml:space="preserve"> 6  @app.get("/v1/location/resolve")</w:t>
-      </w:r>
-    </w:p>
-    <w:p>
-      <w:pPr>
-        <w:keepLines/>
-        <w:shd w:fill="F4F6F9" w:val="clear"/>
-        <w:spacing w:after="0" w:line="260"/>
-      </w:pPr>
-      <w:r>
-        <w:rPr>
-          <w:rFonts w:ascii="Consolas" w:cs="Consolas" w:eastAsia="Consolas" w:hAnsi="Consolas"/>
-          <w:sz w:val="19"/>
-          <w:szCs w:val="19"/>
-        </w:rPr>
-        <w:t xml:space="preserve"> 7  def resolve_campus_location(latitude: float, longitude: float):</w:t>
-      </w:r>
-    </w:p>
-    <w:p>
-      <w:pPr>
-        <w:keepLines/>
-        <w:shd w:fill="F4F6F9" w:val="clear"/>
-        <w:spacing w:after="0" w:line="260"/>
-      </w:pPr>
-      <w:r>
-        <w:rPr>
-          <w:rFonts w:ascii="Consolas" w:cs="Consolas" w:eastAsia="Consolas" w:hAnsi="Consolas"/>
-          <w:sz w:val="19"/>
-          <w:szCs w:val="19"/>
-        </w:rPr>
-        <w:t xml:space="preserve"> 8      # The server inspects the query parameters and evaluates campus zones</w:t>
-      </w:r>
-    </w:p>
-    <w:p>
-      <w:pPr>
-        <w:keepLines/>
-        <w:shd w:fill="F4F6F9" w:val="clear"/>
-        <w:spacing w:after="0" w:line="260"/>
-      </w:pPr>
-      <w:r>
-        <w:rPr>
-          <w:rFonts w:ascii="Consolas" w:cs="Consolas" w:eastAsia="Consolas" w:hAnsi="Consolas"/>
-          <w:sz w:val="19"/>
-          <w:szCs w:val="19"/>
-        </w:rPr>
-        <w:t xml:space="preserve"> 9      is_on_main_campus = (37.40 &lt;= latitude &lt;= 37.45) and (-122.10 &lt;= longitude &lt;= -122.05)</w:t>
-      </w:r>
-    </w:p>
-    <w:p>
-      <w:pPr>
-        <w:keepLines/>
-        <w:shd w:fill="F4F6F9" w:val="clear"/>
-        <w:spacing w:after="0" w:line="260"/>
-      </w:pPr>
-      <w:r>
-        <w:rPr>
-          <w:rFonts w:ascii="Consolas" w:cs="Consolas" w:eastAsia="Consolas" w:hAnsi="Consolas"/>
-          <w:sz w:val="19"/>
-          <w:szCs w:val="19"/>
-        </w:rPr>
-        <w:t xml:space="preserve">10      </w:t>
-      </w:r>
-    </w:p>
-    <w:p>
-      <w:pPr>
-        <w:keepLines/>
-        <w:shd w:fill="F4F6F9" w:val="clear"/>
-        <w:spacing w:after="0" w:line="260"/>
-      </w:pPr>
-      <w:r>
-        <w:rPr>
-          <w:rFonts w:ascii="Consolas" w:cs="Consolas" w:eastAsia="Consolas" w:hAnsi="Consolas"/>
-          <w:sz w:val="19"/>
-          <w:szCs w:val="19"/>
-        </w:rPr>
-        <w:t xml:space="preserve">11      return {</w:t>
-      </w:r>
-    </w:p>
-    <w:p>
-      <w:pPr>
-        <w:keepLines/>
-        <w:shd w:fill="F4F6F9" w:val="clear"/>
-        <w:spacing w:after="0" w:line="260"/>
-      </w:pPr>
-      <w:r>
-        <w:rPr>
-          <w:rFonts w:ascii="Consolas" w:cs="Consolas" w:eastAsia="Consolas" w:hAnsi="Consolas"/>
-          <w:sz w:val="19"/>
-          <w:szCs w:val="19"/>
-        </w:rPr>
-        <w:t xml:space="preserve">12          "status": "success",</w:t>
-      </w:r>
-    </w:p>
-    <w:p>
-      <w:pPr>
-        <w:keepLines/>
-        <w:shd w:fill="F4F6F9" w:val="clear"/>
-        <w:spacing w:after="0" w:line="260"/>
-      </w:pPr>
-      <w:r>
-        <w:rPr>
-          <w:rFonts w:ascii="Consolas" w:cs="Consolas" w:eastAsia="Consolas" w:hAnsi="Consolas"/>
-          <w:sz w:val="19"/>
-          <w:szCs w:val="19"/>
-        </w:rPr>
-        <w:t xml:space="preserve">13          "campus": "North Innovation Campus",</w:t>
-      </w:r>
-    </w:p>
-    <w:p>
-      <w:pPr>
-        <w:keepLines/>
-        <w:shd w:fill="F4F6F9" w:val="clear"/>
-        <w:spacing w:after="0" w:line="260"/>
-      </w:pPr>
-      <w:r>
-        <w:rPr>
-          <w:rFonts w:ascii="Consolas" w:cs="Consolas" w:eastAsia="Consolas" w:hAnsi="Consolas"/>
-          <w:sz w:val="19"/>
-          <w:szCs w:val="19"/>
-        </w:rPr>
-        <w:t xml:space="preserve">14          "coordinates": {"latitude": latitude, "longitude": longitude},</w:t>
-      </w:r>
-    </w:p>
-    <w:p>
-      <w:pPr>
-        <w:keepLines/>
-        <w:shd w:fill="F4F6F9" w:val="clear"/>
-        <w:spacing w:after="0" w:line="260"/>
-      </w:pPr>
-      <w:r>
-        <w:rPr>
-          <w:rFonts w:ascii="Consolas" w:cs="Consolas" w:eastAsia="Consolas" w:hAnsi="Consolas"/>
-          <w:sz w:val="19"/>
-          <w:szCs w:val="19"/>
-        </w:rPr>
-        <w:t xml:space="preserve">15          "city": "Mountain View",</w:t>
-      </w:r>
-    </w:p>
-    <w:p>
-      <w:pPr>
-        <w:keepLines/>
-        <w:shd w:fill="F4F6F9" w:val="clear"/>
-        <w:spacing w:after="0" w:line="260"/>
-      </w:pPr>
-      <w:r>
-        <w:rPr>
-          <w:rFonts w:ascii="Consolas" w:cs="Consolas" w:eastAsia="Consolas" w:hAnsi="Consolas"/>
-          <w:sz w:val="19"/>
-          <w:szCs w:val="19"/>
-        </w:rPr>
-        <w:t xml:space="preserve">16          "verified_on_campus": is_on_main_campus</w:t>
-      </w:r>
-    </w:p>
-    <w:p>
-      <w:pPr>
-        <w:keepLines/>
-        <w:shd w:fill="F4F6F9" w:val="clear"/>
-        <w:spacing w:after="0" w:line="260"/>
-      </w:pPr>
-      <w:r>
-        <w:rPr>
-          <w:rFonts w:ascii="Consolas" w:cs="Consolas" w:eastAsia="Consolas" w:hAnsi="Consolas"/>
-          <w:sz w:val="19"/>
-          <w:szCs w:val="19"/>
-        </w:rPr>
-        <w:t xml:space="preserve">17      }</w:t>
+        <w:t xml:space="preserve"> 5  @app.get("/v1/location/resolve")</w:t>
+      </w:r>
+    </w:p>
+    <w:p>
+      <w:pPr>
+        <w:keepLines/>
+        <w:shd w:fill="F4F6F9" w:val="clear"/>
+        <w:spacing w:after="0" w:line="260"/>
+      </w:pPr>
+      <w:r>
+        <w:rPr>
+          <w:rFonts w:ascii="Consolas" w:cs="Consolas" w:eastAsia="Consolas" w:hAnsi="Consolas"/>
+          <w:sz w:val="19"/>
+          <w:szCs w:val="19"/>
+        </w:rPr>
+        <w:t xml:space="preserve"> 6  def resolve_campus_location(latitude: float, longitude: float):</w:t>
+      </w:r>
+    </w:p>
+    <w:p>
+      <w:pPr>
+        <w:keepLines/>
+        <w:shd w:fill="F4F6F9" w:val="clear"/>
+        <w:spacing w:after="0" w:line="260"/>
+      </w:pPr>
+      <w:r>
+        <w:rPr>
+          <w:rFonts w:ascii="Consolas" w:cs="Consolas" w:eastAsia="Consolas" w:hAnsi="Consolas"/>
+          <w:sz w:val="19"/>
+          <w:szCs w:val="19"/>
+        </w:rPr>
+        <w:t xml:space="preserve"> 7      is_on_campus = (37.40 &lt;= latitude &lt;= 37.45) and (-122.10 &lt;= longitude &lt;= -122.05)</w:t>
+      </w:r>
+    </w:p>
+    <w:p>
+      <w:pPr>
+        <w:keepLines/>
+        <w:shd w:fill="F4F6F9" w:val="clear"/>
+        <w:spacing w:after="0" w:line="260"/>
+      </w:pPr>
+      <w:r>
+        <w:rPr>
+          <w:rFonts w:ascii="Consolas" w:cs="Consolas" w:eastAsia="Consolas" w:hAnsi="Consolas"/>
+          <w:sz w:val="19"/>
+          <w:szCs w:val="19"/>
+        </w:rPr>
+        <w:t xml:space="preserve"> 8      </w:t>
+      </w:r>
+    </w:p>
+    <w:p>
+      <w:pPr>
+        <w:keepLines/>
+        <w:shd w:fill="F4F6F9" w:val="clear"/>
+        <w:spacing w:after="0" w:line="260"/>
+      </w:pPr>
+      <w:r>
+        <w:rPr>
+          <w:rFonts w:ascii="Consolas" w:cs="Consolas" w:eastAsia="Consolas" w:hAnsi="Consolas"/>
+          <w:sz w:val="19"/>
+          <w:szCs w:val="19"/>
+        </w:rPr>
+        <w:t xml:space="preserve"> 9      return {</w:t>
+      </w:r>
+    </w:p>
+    <w:p>
+      <w:pPr>
+        <w:keepLines/>
+        <w:shd w:fill="F4F6F9" w:val="clear"/>
+        <w:spacing w:after="0" w:line="260"/>
+      </w:pPr>
+      <w:r>
+        <w:rPr>
+          <w:rFonts w:ascii="Consolas" w:cs="Consolas" w:eastAsia="Consolas" w:hAnsi="Consolas"/>
+          <w:sz w:val="19"/>
+          <w:szCs w:val="19"/>
+        </w:rPr>
+        <w:t xml:space="preserve">10          "status": "success",</w:t>
+      </w:r>
+    </w:p>
+    <w:p>
+      <w:pPr>
+        <w:keepLines/>
+        <w:shd w:fill="F4F6F9" w:val="clear"/>
+        <w:spacing w:after="0" w:line="260"/>
+      </w:pPr>
+      <w:r>
+        <w:rPr>
+          <w:rFonts w:ascii="Consolas" w:cs="Consolas" w:eastAsia="Consolas" w:hAnsi="Consolas"/>
+          <w:sz w:val="19"/>
+          <w:szCs w:val="19"/>
+        </w:rPr>
+        <w:t xml:space="preserve">11          "campus": "North Campus",</w:t>
+      </w:r>
+    </w:p>
+    <w:p>
+      <w:pPr>
+        <w:keepLines/>
+        <w:shd w:fill="F4F6F9" w:val="clear"/>
+        <w:spacing w:after="0" w:line="260"/>
+      </w:pPr>
+      <w:r>
+        <w:rPr>
+          <w:rFonts w:ascii="Consolas" w:cs="Consolas" w:eastAsia="Consolas" w:hAnsi="Consolas"/>
+          <w:sz w:val="19"/>
+          <w:szCs w:val="19"/>
+        </w:rPr>
+        <w:t xml:space="preserve">12          "coordinates": {"latitude": latitude, "longitude": longitude},</w:t>
+      </w:r>
+    </w:p>
+    <w:p>
+      <w:pPr>
+        <w:keepLines/>
+        <w:shd w:fill="F4F6F9" w:val="clear"/>
+        <w:spacing w:after="0" w:line="260"/>
+      </w:pPr>
+      <w:r>
+        <w:rPr>
+          <w:rFonts w:ascii="Consolas" w:cs="Consolas" w:eastAsia="Consolas" w:hAnsi="Consolas"/>
+          <w:sz w:val="19"/>
+          <w:szCs w:val="19"/>
+        </w:rPr>
+        <w:t xml:space="preserve">13          "city": "Mountain View",</w:t>
+      </w:r>
+    </w:p>
+    <w:p>
+      <w:pPr>
+        <w:keepLines/>
+        <w:shd w:fill="F4F6F9" w:val="clear"/>
+        <w:spacing w:after="0" w:line="260"/>
+      </w:pPr>
+      <w:r>
+        <w:rPr>
+          <w:rFonts w:ascii="Consolas" w:cs="Consolas" w:eastAsia="Consolas" w:hAnsi="Consolas"/>
+          <w:sz w:val="19"/>
+          <w:szCs w:val="19"/>
+        </w:rPr>
+        <w:t xml:space="preserve">14          "verified_on_campus": is_on_campus</w:t>
+      </w:r>
+    </w:p>
+    <w:p>
+      <w:pPr>
+        <w:keepLines/>
+        <w:shd w:fill="F4F6F9" w:val="clear"/>
+        <w:spacing w:after="0" w:line="260"/>
+      </w:pPr>
+      <w:r>
+        <w:rPr>
+          <w:rFonts w:ascii="Consolas" w:cs="Consolas" w:eastAsia="Consolas" w:hAnsi="Consolas"/>
+          <w:sz w:val="19"/>
+          <w:szCs w:val="19"/>
+        </w:rPr>
+        <w:t xml:space="preserve">15      }</w:t>
       </w:r>
     </w:p>
     <w:tbl>
@@ -1818,50 +2207,23 @@
                 <w:bCs/>
                 <w:color w:val="263A67"/>
               </w:rPr>
-              <w:t xml:space="preserve">Three Simple Secrets Behind How Servers Work</w:t>
-            </w:r>
-          </w:p>
-          <w:p>
-            <w:pPr>
-              <w:spacing w:after="120" w:line="300"/>
-            </w:pPr>
-            <w:r>
-              <w:t xml:space="preserve">1. The Route Address: Notice </w:t>
-            </w:r>
-            <w:r>
-              <w:rPr>
-                <w:rFonts w:ascii="Consolas" w:cs="Consolas" w:eastAsia="Consolas" w:hAnsi="Consolas"/>
-                <w:color w:val="4659A7"/>
-                <w:shd w:fill="EEF1FA" w:val="clear"/>
-              </w:rPr>
-              <w:t xml:space="preserve">@app.get("/v1/location/resolve")</w:t>
-            </w:r>
-            <w:r>
-              <w:t xml:space="preserve">. This tells the server: When someone visits this web address, run this function.</w:t>
-            </w:r>
-          </w:p>
-          <w:p>
-            <w:pPr>
-              <w:spacing w:after="120" w:line="300"/>
-            </w:pPr>
-            <w:r>
-              <w:t xml:space="preserve">2. Reading the Inputs: The server automatically reads the latitude and longitude numbers sent by the phone.</w:t>
-            </w:r>
-          </w:p>
-          <w:p>
-            <w:pPr>
-              <w:spacing w:after="120" w:line="300"/>
-            </w:pPr>
-            <w:r>
-              <w:t xml:space="preserve">3. Packing the Plain Text Answer: The server packs the answer into plain text (JSON) and sends it back with a 200 OK stamp.</w:t>
-            </w:r>
-          </w:p>
-          <w:p>
-            <w:pPr>
-              <w:spacing w:after="120" w:line="300"/>
-            </w:pPr>
-            <w:r>
-              <w:t xml:space="preserve">As software testers, we do not need to build their server code. Our mission is to test from the outside: making sure good questions get good answers, and bad questions get handled safely.</w:t>
+              <w:t xml:space="preserve">The Big Takeaway for Software Testers</w:t>
+            </w:r>
+          </w:p>
+          <w:p>
+            <w:pPr>
+              <w:spacing w:after="120" w:line="300"/>
+            </w:pPr>
+            <w:r>
+              <w:t xml:space="preserve">In just 14 lines of simple code, a real API is running, listening for requests, and returning answers to thousands of student phones.</w:t>
+            </w:r>
+          </w:p>
+          <w:p>
+            <w:pPr>
+              <w:spacing w:after="120" w:line="300"/>
+            </w:pPr>
+            <w:r>
+              <w:t xml:space="preserve">As software testers, we do not need to write their server code. Our mission is to test from the outside: making sure good questions get good answers, and bad questions get handled safely without crashing the system.</w:t>
             </w:r>
           </w:p>
         </w:tc>
@@ -1887,7 +2249,7 @@
         <w:spacing w:after="120" w:line="300"/>
       </w:pPr>
       <w:r>
-        <w:t xml:space="preserve">You do not need to install any complex software to see an API in action. Your everyday web browser is already an API tester! When you type a web link into your browser address bar and press Enter, your browser sends a message to the server and shows you the plain text answer.</w:t>
+        <w:t xml:space="preserve">You do not need to install complex software to see an API in action. Your everyday web browser is already an API tester! When you type a web link into your browser address bar and press Enter, your browser sends a message to the server and shows you the plain text answer.</w:t>
       </w:r>
     </w:p>
     <w:p>
@@ -1957,7 +2319,7 @@
         <w:spacing w:after="120" w:line="300"/>
       </w:pPr>
       <w:r>
-        <w:t xml:space="preserve">To understand what happens behind the scenes during an automated API test, try our interactive wire inspector below. You can click to send the request, inspect the headers and body, and check the automated tests:</w:t>
+        <w:t xml:space="preserve">Below is our live inspection blueprint. If you are reading on the interactive web, you can click Send Request to test the call. If you are reading in an eBook or printed page, you can see the complete request, the full server response payload, and all verified test results laid out directly in front of you:</w:t>
       </w:r>
     </w:p>
     <w:tbl>
@@ -2002,7 +2364,7 @@
                 <w:bCs/>
                 <w:color w:val="263A67"/>
               </w:rPr>
-              <w:t xml:space="preserve">Live Interactive Wire Inspector: Campus Academic Catalog</w:t>
+              <w:t xml:space="preserve">Live API Wire Inspection Blueprint: Campus Catalog</w:t>
             </w:r>
           </w:p>
           <w:p>
@@ -2826,6 +3188,86 @@
             </w:r>
             <w:r>
               <w:t xml:space="preserve">Unit Tests (Base of Pyramid): Very fast checks written by developers for tiny pieces of code, but unable to check whether systems can talk to each other across the network.</w:t>
+            </w:r>
+          </w:p>
+        </w:tc>
+      </w:tr>
+    </w:tbl>
+    <w:tbl>
+      <w:tblPr>
+        <w:tblW w:type="pct" w:w="100%"/>
+        <w:tblBorders>
+          <w:top w:val="single" w:color="auto" w:sz="4"/>
+          <w:left w:val="single" w:color="auto" w:sz="4"/>
+          <w:bottom w:val="single" w:color="auto" w:sz="4"/>
+          <w:right w:val="single" w:color="auto" w:sz="4"/>
+          <w:insideH w:val="single" w:color="auto" w:sz="4"/>
+          <w:insideV w:val="single" w:color="auto" w:sz="4"/>
+        </w:tblBorders>
+      </w:tblPr>
+      <w:tblGrid>
+        <w:gridCol w:w="100"/>
+      </w:tblGrid>
+      <w:tr>
+        <w:tc>
+          <w:tcPr>
+            <w:tcBorders>
+              <w:top w:val="single" w:color="D9E0EA" w:sz="2"/>
+              <w:left w:val="single" w:color="D9E0EA" w:sz="2"/>
+              <w:bottom w:val="single" w:color="D9E0EA" w:sz="2"/>
+              <w:right w:val="single" w:color="D9E0EA" w:sz="2"/>
+            </w:tcBorders>
+            <w:shd w:fill="F2F4FA" w:val="clear"/>
+            <w:tcMar>
+              <w:top w:type="dxa" w:w="130"/>
+              <w:left w:type="dxa" w:w="160"/>
+              <w:bottom w:type="dxa" w:w="130"/>
+              <w:right w:type="dxa" w:w="160"/>
+            </w:tcMar>
+          </w:tcPr>
+          <w:p>
+            <w:pPr>
+              <w:spacing w:after="120" w:line="300"/>
+            </w:pPr>
+            <w:r>
+              <w:rPr>
+                <w:b/>
+                <w:bCs/>
+                <w:color w:val="263A67"/>
+              </w:rPr>
+              <w:t xml:space="preserve">Real World Example: Testing the Campus Bus Search Feature</w:t>
+            </w:r>
+          </w:p>
+          <w:p>
+            <w:pPr>
+              <w:spacing w:after="120" w:line="300"/>
+            </w:pPr>
+            <w:r>
+              <w:t xml:space="preserve">Consider testing our campus feature: A student searches for the Campus Express bus schedule.</w:t>
+            </w:r>
+          </w:p>
+          <w:p>
+            <w:pPr>
+              <w:spacing w:after="120" w:line="300"/>
+            </w:pPr>
+            <w:r>
+              <w:t xml:space="preserve">The Slow Screen Way (UI Testing): An automated robot opens a phone simulator, waits 8 seconds for the campus logo animation, types Campus Express into the search box letter by letter, and clicks the blue Search button. Total time: 13 seconds for one test! Even worse: if the designer moves the button 5 pixels or changes its color to green, the test immediately crashes and fails, even though the bus server is running perfectly!</w:t>
+            </w:r>
+          </w:p>
+          <w:p>
+            <w:pPr>
+              <w:spacing w:after="120" w:line="300"/>
+            </w:pPr>
+            <w:r>
+              <w:t xml:space="preserve">The Fast API Way: Our automated test skips the screen entirely and sends one direct message over the network: GET /v1/transit/buses?name=CampusExpress. The server replies in 15 milliseconds (0.015 seconds): {"bus": "Campus Express", "mins": 5}. Total time: 0.015 seconds, which is over 800 times faster!</w:t>
+            </w:r>
+          </w:p>
+          <w:p>
+            <w:pPr>
+              <w:spacing w:after="120" w:line="300"/>
+            </w:pPr>
+            <w:r>
+              <w:t xml:space="preserve">The Big Advantage: The design team can redesign the entire phone app, move every button, or change every color. The API test never breaks, because it tests the true data directly!</w:t>
             </w:r>
           </w:p>
         </w:tc>

--- a/public/books/zero-to-agentic-api-testing/edition-01/Zero-To-Agentic-Api-Testing-Edition-01.docx
+++ b/public/books/zero-to-agentic-api-testing/edition-01/Zero-To-Agentic-Api-Testing-Edition-01.docx
@@ -577,7 +577,7 @@
       </w:r>
     </w:p>
     <w:p>
-      <w:hyperlink w:history="1" r:id="rIdofyl9jguiwolhsjpcgi23">
+      <w:hyperlink w:history="1" r:id="rIdgnrzxxqphxrdnxocfyvfh">
         <w:r>
           <w:rPr>
             <w:rStyle w:val="Hyperlink"/>
@@ -595,7 +595,7 @@
       </w:r>
     </w:p>
     <w:p>
-      <w:hyperlink w:history="1" r:id="rIdxrpkvjkpdbis_lpl_liuq">
+      <w:hyperlink w:history="1" r:id="rIdfnrdhx3ozci7chv7nh3y5">
         <w:r>
           <w:rPr>
             <w:rStyle w:val="Hyperlink"/>
@@ -749,7 +749,11 @@
               <w:spacing w:after="120" w:line="300"/>
             </w:pPr>
             <w:r>
-              <w:t xml:space="preserve">Welcome to Apex Campus. Today is launch day for our new university app, and we have an emergency: thousands of students downloaded the app to check bus times and class schedules, but the app keeps freezing on their screens with endless spinning loading circles. The mobile app developers insist their code works fine and blame the server team. The backend server developers insist their database is healthy and blame the phone app. Security rules strictly forbid giving the phone app the server database password. The phone and server must communicate through APIs: digital messengers that carry questions and answers across the network. Across our opening three chapters, you will take charge: looking behind the visual screen, inspecting the exact messages flowing across the network wire, discovering why requests are failing, and setting up an automated testing workbench in Postman so our engineering team can build with total confidence.</w:t>
+              <w:t xml:space="preserve">Welcome to Apex Campus. Today is launch day for our new university app, and we have an emergency: thousands of students downloaded the app to check bus schedules and class registrations, but the app keeps freezing on their screens with endless spinning loading circles. The mobile developers insist their app is fine and blame the server team. The backend server developers insist their database is healthy and blame the phone app. Security rules strictly forbid giving the phone app direct access to the server database password. The phone and server must communicate through APIs: digital messengers that carry questions and answers across the network. As Lead API Test Automation Architect, your job is to step into the war room, find out why the two systems are failing to communicate, and build automated tests in Postman so launch day never crashes again.
+How We Will Approach This Mission: We cannot fix a car if we do not know what is under the hood. Right now, we do not know the basics of APIs, so we cannot diagnose why the server is crashing. We will approach Mission 1 in three clear, purposeful phases:
+• Phase 1 (Chapter 1 · Right Now): The Foundation. We master the basics of APIs, learn how phone apps and servers communicate, see how backend developers write API code in Python, and inspect real live messages directly in the browser. Outcome: You gain the fundamental knowledge needed to look past the screen and inspect network messages with confidence.
+• Phase 2 (Chapter 2 · Next Step): The Investigation. We decode the language of the wire: learning the five actions (GET, POST, PUT, PATCH, DELETE) and status codes (200 OK to 500 server crash). Outcome: You find the exact hidden 500 error that crashed the campus bus coordinate lookup.
+• Phase 3 (Chapter 3 · Mission Victory): The Automation. We set up Postman, build a shared team workspace, and create our first automated test suite. Outcome: Mission 1 Cleared! The campus transit API is fully protected by automated tests so this crisis never happens again.</w:t>
             </w:r>
           </w:p>
           <w:p>
@@ -873,7 +877,7 @@
               <w:t xml:space="preserve">What we know: </w:t>
             </w:r>
             <w:r>
-              <w:t xml:space="preserve">Phone apps do not hold the whole university database inside the phone. • Every time the app shows bus times, grades, or classes, it asks the server for that information across the network. • If you only look at the phone screen, you cannot tell if a frozen button is a screen glitch or a server crash.</w:t>
+              <w:t xml:space="preserve">Students are stranded at bus stops because the campus mobile app freezes with spinning loading circles. • The phone app and the backend server must communicate through APIs without sharing private database passwords. • We cannot fix an API crisis if we do not understand the core fundamentals of APIs first.</w:t>
             </w:r>
           </w:p>
           <w:p>
@@ -888,7 +892,7 @@
               <w:t xml:space="preserve">What we need: </w:t>
             </w:r>
             <w:r>
-              <w:t xml:space="preserve">A simple real world mental model showing how phone apps and servers talk like a diner ordering food through a waiter. • A clear look at how backend engineers write code to answer questions from the app. • Hands on practice inspecting real, live API messages directly in your browser with zero setup needed. • A clear understanding of why testing APIs is faster, cheaper, and more dependable than clicking buttons on a screen.</w:t>
+              <w:t xml:space="preserve">Phase 1 Foundation: Understand how phone apps and servers talk like a diner ordering food through a waiter. • Phase 1 Inspection: See how backend developers write API code in Python to answer questions. • Phase 1 Hands On: Inspect real, live API messages directly in your browser with zero complicated setup. • Phase 1 Strategy: Learn why testing APIs is faster and more dependable than clicking buttons on a phone screen.</w:t>
             </w:r>
           </w:p>
         </w:tc>
@@ -3983,15 +3987,15 @@
                 <w:bCs/>
                 <w:color w:val="263A67"/>
               </w:rPr>
-              <w:t xml:space="preserve">⚡ MISSION 1 PHASE 1 CLEARED · Architectural Triumph: Campus Wire &amp; Decoupling Audit Mastered</w:t>
-            </w:r>
-          </w:p>
-          <w:p>
-            <w:pPr>
-              <w:spacing w:after="120" w:line="300"/>
-            </w:pPr>
-            <w:r>
-              <w:t xml:space="preserve">You stepped into the Apex Campus transit crisis, dismantled the frontend and backend disconnect, verified live coordinate lookup with BigDataCloud, and demystified the FastAPI backend engine. You now possess the architectural foundation required to audit any modern distributed system.</w:t>
+              <w:t xml:space="preserve">⚡ MISSION 1 PHASE 1 CLEARED · Phase 1 Complete: The API Foundation Mastered</w:t>
+            </w:r>
+          </w:p>
+          <w:p>
+            <w:pPr>
+              <w:spacing w:after="120" w:line="300"/>
+            </w:pPr>
+            <w:r>
+              <w:t xml:space="preserve">You have cleared Phase 1 of our Mission! Because we started with no API knowledge, we took the time to understand the basics: how phone apps talk to servers, how backends build API code in Python, and how to inspect live messages on the wire. You now have the exact foundation needed to advance to Phase 2, where we will uncover the hidden 500 error that broke the campus bus app!</w:t>
             </w:r>
           </w:p>
           <w:p>
@@ -4017,7 +4021,7 @@
               <w:spacing w:after="120" w:line="300"/>
             </w:pPr>
             <w:r>
-              <w:t xml:space="preserve">Dissecting raw HTTP client server transactions across the wire with zero reliance on opaque frontend UI</w:t>
+              <w:t xml:space="preserve">Inspecting live messages between phone apps and servers without getting confused by screen buttons</w:t>
             </w:r>
           </w:p>
           <w:p>
@@ -4030,7 +4034,7 @@
               <w:spacing w:after="120" w:line="300"/>
             </w:pPr>
             <w:r>
-              <w:t xml:space="preserve">Reverse geocoding coordinate resolution testing using open data public endpoints without API key friction</w:t>
+              <w:t xml:space="preserve">Testing location coordinate lookups using free open data without complex setup</w:t>
             </w:r>
           </w:p>
           <w:p>
@@ -4043,7 +4047,7 @@
               <w:spacing w:after="120" w:line="300"/>
             </w:pPr>
             <w:r>
-              <w:t xml:space="preserve">Reading server side Python FastAPI route decorators and JSON serialization mechanics from the inside out</w:t>
+              <w:t xml:space="preserve">Understanding how backend Python code receives questions and returns clean data</w:t>
             </w:r>
           </w:p>
           <w:p>
@@ -4056,7 +4060,7 @@
               <w:spacing w:after="120" w:line="300"/>
             </w:pPr>
             <w:r>
-              <w:t xml:space="preserve">Executing the Testing Pyramid strategy to deliver 100x faster, zero flake automated test suites</w:t>
+              <w:t xml:space="preserve">Using the Testing Pyramid to build fast and dependable automated test suites</w:t>
             </w:r>
           </w:p>
           <w:p>
@@ -4082,7 +4086,7 @@
               <w:spacing w:after="120" w:line="300"/>
             </w:pPr>
             <w:r>
-              <w:t xml:space="preserve">Averted catastrophic campus bus dispatch paralysis during high traffic semester launches</w:t>
+              <w:t xml:space="preserve">Bridged the communication divide between mobile and server teams using the universal language of APIs</w:t>
             </w:r>
           </w:p>
           <w:p>
@@ -4095,7 +4099,7 @@
               <w:spacing w:after="120" w:line="300"/>
             </w:pPr>
             <w:r>
-              <w:t xml:space="preserve">Eliminated direct database password exposure from client mobile applications</w:t>
+              <w:t xml:space="preserve">Protected private database passwords from leaking inside mobile phone downloads</w:t>
             </w:r>
           </w:p>
           <w:p>
@@ -4108,7 +4112,7 @@
               <w:spacing w:after="120" w:line="300"/>
             </w:pPr>
             <w:r>
-              <w:t xml:space="preserve">Prevented expensive multi month frontend refactoring blockers caused by unmonitored API contract drift</w:t>
+              <w:t xml:space="preserve">Established the diagnostic foundation required to uncover the hidden 500 server crash in Phase 2</w:t>
             </w:r>
           </w:p>
           <w:p>
@@ -4123,7 +4127,7 @@
               <w:t xml:space="preserve">War Room Takeaway: </w:t>
             </w:r>
             <w:r>
-              <w:t xml:space="preserve">You now see through the graphical illusion of web and mobile apps. Every button click is merely an HTTP wire transaction waiting for contract verification.</w:t>
+              <w:t xml:space="preserve">Phase 1 gave us our vision. We no longer see opaque buttons on a screen; we see questions and answers flowing across the wire. Now we are ready for Phase 2: finding the bug!</w:t>
             </w:r>
           </w:p>
         </w:tc>
@@ -4171,15 +4175,15 @@
                 <w:bCs/>
                 <w:color w:val="263A67"/>
               </w:rPr>
-              <w:t xml:space="preserve">NEXT DISCOVERY · Advancing Mission 1: The Language of the Wire</w:t>
-            </w:r>
-          </w:p>
-          <w:p>
-            <w:pPr>
-              <w:spacing w:after="120" w:line="300"/>
-            </w:pPr>
-            <w:r>
-              <w:t xml:space="preserve">You now understand why APIs are indispensable, how backends construct them, and have inspected raw JSON payloads. But how do clients ask servers to create, update, or remove records? In Chapter 2, we advance Mission 1 by decoding the language of the wire: mastering GET, POST, PUT, and DELETE methods alongside status codes from 200 success to 500 server crashes!</w:t>
+              <w:t xml:space="preserve">NEXT DISCOVERY · Advancing to Phase 2: Finding the Root Cause of the Crash</w:t>
+            </w:r>
+          </w:p>
+          <w:p>
+            <w:pPr>
+              <w:spacing w:after="120" w:line="300"/>
+            </w:pPr>
+            <w:r>
+              <w:t xml:space="preserve">With Phase 1 cleared, you have the foundational knowledge. In Chapter 2 (Phase 2), we put on our detective hats: we decode GET, POST, PUT, and DELETE actions, inspect status codes, and uncover the exact 500 server crash that crippled the campus bus app on launch day!</w:t>
             </w:r>
           </w:p>
         </w:tc>

--- a/public/books/zero-to-agentic-api-testing/edition-01/Zero-To-Agentic-Api-Testing-Edition-01.docx
+++ b/public/books/zero-to-agentic-api-testing/edition-01/Zero-To-Agentic-Api-Testing-Edition-01.docx
@@ -577,7 +577,7 @@
       </w:r>
     </w:p>
     <w:p>
-      <w:hyperlink w:history="1" r:id="rIdgnrzxxqphxrdnxocfyvfh">
+      <w:hyperlink w:history="1" r:id="rIdtx_ad_trncinhfaub6s3f">
         <w:r>
           <w:rPr>
             <w:rStyle w:val="Hyperlink"/>
@@ -595,7 +595,7 @@
       </w:r>
     </w:p>
     <w:p>
-      <w:hyperlink w:history="1" r:id="rIdfnrdhx3ozci7chv7nh3y5">
+      <w:hyperlink w:history="1" r:id="rIdw9cfmisngapuq2ii8rgb9">
         <w:r>
           <w:rPr>
             <w:rStyle w:val="Hyperlink"/>
@@ -699,6 +699,80 @@
         <w:t xml:space="preserve">The campus launch crisis, how phone apps and servers talk, the friendly restaurant analogy, and inspecting live web messages.</w:t>
       </w:r>
     </w:p>
+    <w:tbl>
+      <w:tblPr>
+        <w:tblW w:type="pct" w:w="100%"/>
+        <w:tblBorders>
+          <w:top w:val="single" w:color="auto" w:sz="4"/>
+          <w:left w:val="single" w:color="auto" w:sz="4"/>
+          <w:bottom w:val="single" w:color="auto" w:sz="4"/>
+          <w:right w:val="single" w:color="auto" w:sz="4"/>
+          <w:insideH w:val="single" w:color="auto" w:sz="4"/>
+          <w:insideV w:val="single" w:color="auto" w:sz="4"/>
+        </w:tblBorders>
+      </w:tblPr>
+      <w:tblGrid>
+        <w:gridCol w:w="100"/>
+      </w:tblGrid>
+      <w:tr>
+        <w:tc>
+          <w:tcPr>
+            <w:tcBorders>
+              <w:top w:val="single" w:color="D9E0EA" w:sz="2"/>
+              <w:left w:val="single" w:color="D9E0EA" w:sz="2"/>
+              <w:bottom w:val="single" w:color="D9E0EA" w:sz="2"/>
+              <w:right w:val="single" w:color="D9E0EA" w:sz="2"/>
+            </w:tcBorders>
+            <w:shd w:fill="EEF5FA" w:val="clear"/>
+            <w:tcMar>
+              <w:top w:type="dxa" w:w="130"/>
+              <w:left w:type="dxa" w:w="160"/>
+              <w:bottom w:type="dxa" w:w="130"/>
+              <w:right w:type="dxa" w:w="160"/>
+            </w:tcMar>
+          </w:tcPr>
+          <w:p>
+            <w:pPr>
+              <w:spacing w:after="120" w:line="300"/>
+            </w:pPr>
+            <w:r>
+              <w:rPr>
+                <w:b/>
+                <w:bCs/>
+                <w:color w:val="263A67"/>
+              </w:rPr>
+              <w:t xml:space="preserve">MISSION COMMAND HUD</w:t>
+            </w:r>
+          </w:p>
+          <w:p>
+            <w:pPr>
+              <w:spacing w:after="120" w:line="300"/>
+            </w:pPr>
+            <w:r>
+              <w:rPr>
+                <w:b/>
+                <w:bCs/>
+                <w:color w:val="168A8A"/>
+              </w:rPr>
+              <w:t xml:space="preserve">PHASE: Phase 1 of 3: The Foundation · RANK: Rank: Junior Wire Auditor</w:t>
+            </w:r>
+          </w:p>
+          <w:p>
+            <w:pPr>
+              <w:spacing w:after="120" w:line="300"/>
+            </w:pPr>
+            <w:r>
+              <w:rPr>
+                <w:b/>
+                <w:bCs/>
+                <w:color w:val="263A67"/>
+              </w:rPr>
+              <w:t xml:space="preserve">ACTIVE MISSION: Mission 1: The Core Protocol and Campus Cloud Integration</w:t>
+            </w:r>
+          </w:p>
+        </w:tc>
+      </w:tr>
+    </w:tbl>
     <w:tbl>
       <w:tblPr>
         <w:tblW w:type="pct" w:w="100%"/>
@@ -1465,6 +1539,91 @@
         </w:tc>
       </w:tr>
     </w:tbl>
+    <w:tbl>
+      <w:tblPr>
+        <w:tblW w:type="pct" w:w="100%"/>
+        <w:tblBorders>
+          <w:top w:val="single" w:color="auto" w:sz="4"/>
+          <w:left w:val="single" w:color="auto" w:sz="4"/>
+          <w:bottom w:val="single" w:color="auto" w:sz="4"/>
+          <w:right w:val="single" w:color="auto" w:sz="4"/>
+          <w:insideH w:val="single" w:color="auto" w:sz="4"/>
+          <w:insideV w:val="single" w:color="auto" w:sz="4"/>
+        </w:tblBorders>
+      </w:tblPr>
+      <w:tblGrid>
+        <w:gridCol w:w="100"/>
+      </w:tblGrid>
+      <w:tr>
+        <w:tc>
+          <w:tcPr>
+            <w:tcBorders>
+              <w:top w:val="single" w:color="D9E0EA" w:sz="2"/>
+              <w:left w:val="single" w:color="D9E0EA" w:sz="2"/>
+              <w:bottom w:val="single" w:color="D9E0EA" w:sz="2"/>
+              <w:right w:val="single" w:color="D9E0EA" w:sz="2"/>
+            </w:tcBorders>
+            <w:shd w:fill="FFF8E8" w:val="clear"/>
+            <w:tcMar>
+              <w:top w:type="dxa" w:w="130"/>
+              <w:left w:type="dxa" w:w="160"/>
+              <w:bottom w:type="dxa" w:w="130"/>
+              <w:right w:type="dxa" w:w="160"/>
+            </w:tcMar>
+          </w:tcPr>
+          <w:p>
+            <w:pPr>
+              <w:spacing w:after="120" w:line="300"/>
+            </w:pPr>
+            <w:r>
+              <w:rPr>
+                <w:b/>
+                <w:bCs/>
+                <w:color w:val="263A67"/>
+              </w:rPr>
+              <w:t xml:space="preserve">WAR ROOM BATTLE SCAR · October 2013 Launch Crisis</w:t>
+            </w:r>
+          </w:p>
+          <w:p>
+            <w:pPr>
+              <w:spacing w:after="120" w:line="300"/>
+            </w:pPr>
+            <w:r>
+              <w:rPr>
+                <w:b/>
+                <w:bCs/>
+                <w:color w:val="263A67"/>
+              </w:rPr>
+              <w:t xml:space="preserve">Healthcare.gov Launch Crash: The Real Cost of Untested Wire Contracts</w:t>
+            </w:r>
+          </w:p>
+          <w:p>
+            <w:pPr>
+              <w:spacing w:after="120" w:line="300"/>
+            </w:pPr>
+            <w:r>
+              <w:t xml:space="preserve">When the United States federal health insurance exchange launched in October 2013, millions of citizens flooded the portal. Within two hours, the entire platform stalled with blank screens. What was the core cause? The frontend user interface team and backend insurance database teams had never performed end to end automated API testing against real network data. The frontend expected user records formatted with specific camelCase field names, while the backend produced differing keys. Because neither team verified the API messages traveling across the network wire before opening the public doors, the user interface froze while millions were locked out.</w:t>
+            </w:r>
+          </w:p>
+          <w:p>
+            <w:pPr>
+              <w:spacing w:after="120" w:line="300"/>
+            </w:pPr>
+            <w:r>
+              <w:rPr>
+                <w:b/>
+                <w:bCs/>
+                <w:color w:val="9A5B00"/>
+              </w:rPr>
+              <w:t xml:space="preserve">Key Architectural Lesson: </w:t>
+            </w:r>
+            <w:r>
+              <w:t xml:space="preserve">Never trust user interfaces alone to validate system health. Wire contracts must be rigorously verified at the API boundary using automated assertions before opening services to users.</w:t>
+            </w:r>
+          </w:p>
+        </w:tc>
+      </w:tr>
+    </w:tbl>
     <w:p>
       <w:pPr>
         <w:pStyle w:val="Heading2"/>
@@ -2997,6 +3156,151 @@
             </w:pPr>
             <w:r>
               <w:t xml:space="preserve">✓ Total courses count is equal to four</w:t>
+            </w:r>
+          </w:p>
+        </w:tc>
+      </w:tr>
+    </w:tbl>
+    <w:tbl>
+      <w:tblPr>
+        <w:tblW w:type="pct" w:w="100%"/>
+        <w:tblBorders>
+          <w:top w:val="single" w:color="auto" w:sz="4"/>
+          <w:left w:val="single" w:color="auto" w:sz="4"/>
+          <w:bottom w:val="single" w:color="auto" w:sz="4"/>
+          <w:right w:val="single" w:color="auto" w:sz="4"/>
+          <w:insideH w:val="single" w:color="auto" w:sz="4"/>
+          <w:insideV w:val="single" w:color="auto" w:sz="4"/>
+        </w:tblBorders>
+      </w:tblPr>
+      <w:tblGrid>
+        <w:gridCol w:w="100"/>
+      </w:tblGrid>
+      <w:tr>
+        <w:tc>
+          <w:tcPr>
+            <w:tcBorders>
+              <w:top w:val="single" w:color="D9E0EA" w:sz="2"/>
+              <w:left w:val="single" w:color="D9E0EA" w:sz="2"/>
+              <w:bottom w:val="single" w:color="D9E0EA" w:sz="2"/>
+              <w:right w:val="single" w:color="D9E0EA" w:sz="2"/>
+            </w:tcBorders>
+            <w:shd w:fill="FFF0F0" w:val="clear"/>
+            <w:tcMar>
+              <w:top w:type="dxa" w:w="130"/>
+              <w:left w:type="dxa" w:w="160"/>
+              <w:bottom w:type="dxa" w:w="130"/>
+              <w:right w:type="dxa" w:w="160"/>
+            </w:tcMar>
+          </w:tcPr>
+          <w:p>
+            <w:pPr>
+              <w:spacing w:after="120" w:line="300"/>
+            </w:pPr>
+            <w:r>
+              <w:rPr>
+                <w:b/>
+                <w:bCs/>
+                <w:color w:val="263A67"/>
+              </w:rPr>
+              <w:t xml:space="preserve">WAR ROOM INCIDENT TRIAGE</w:t>
+            </w:r>
+          </w:p>
+          <w:p>
+            <w:pPr>
+              <w:spacing w:after="120" w:line="300"/>
+            </w:pPr>
+            <w:r>
+              <w:rPr>
+                <w:b/>
+                <w:bCs/>
+                <w:color w:val="263A67"/>
+              </w:rPr>
+              <w:t xml:space="preserve">War Room Triage: The Mystery of the Endless Spinning Wheel</w:t>
+            </w:r>
+          </w:p>
+          <w:p>
+            <w:pPr>
+              <w:spacing w:after="120" w:line="300"/>
+            </w:pPr>
+            <w:r>
+              <w:t xml:space="preserve">It is 8:15 AM on launch morning. A student opens the campus transit app at the central bus stop. The screen displays a university logo and an endless spinning circle. The mobile developer claims: "My Swift UI code is flawless; the button was clicked properly!" The backend developer claims: "Our PostgreSQL database CPU is at 2 percent!" As Lead Automation Architect, what is your first diagnostic move?</w:t>
+            </w:r>
+          </w:p>
+          <w:p>
+            <w:pPr>
+              <w:spacing w:after="120" w:line="300"/>
+            </w:pPr>
+            <w:r>
+              <w:rPr>
+                <w:b/>
+                <w:bCs/>
+              </w:rPr>
+              <w:t xml:space="preserve">A. </w:t>
+            </w:r>
+            <w:r>
+              <w:t xml:space="preserve">Rewrite the mobile button click handler in Swift to retry three times when clicked.</w:t>
+            </w:r>
+          </w:p>
+          <w:p>
+            <w:pPr>
+              <w:spacing w:after="120" w:line="300"/>
+            </w:pPr>
+            <w:r>
+              <w:rPr>
+                <w:b/>
+                <w:bCs/>
+              </w:rPr>
+              <w:t xml:space="preserve">B. </w:t>
+            </w:r>
+            <w:r>
+              <w:t xml:space="preserve">Restart the database server cluster and allocate double the RAM to clear query memory.</w:t>
+            </w:r>
+          </w:p>
+          <w:p>
+            <w:pPr>
+              <w:spacing w:after="120" w:line="300"/>
+            </w:pPr>
+            <w:r>
+              <w:rPr>
+                <w:b/>
+                <w:bCs/>
+              </w:rPr>
+              <w:t xml:space="preserve">C. </w:t>
+            </w:r>
+            <w:r>
+              <w:t xml:space="preserve">Open the network wire inspector to observe the raw HTTP request and server response payload.</w:t>
+            </w:r>
+          </w:p>
+          <w:p>
+            <w:pPr>
+              <w:spacing w:after="120" w:line="300"/>
+            </w:pPr>
+            <w:r>
+              <w:rPr>
+                <w:b/>
+                <w:bCs/>
+              </w:rPr>
+              <w:t xml:space="preserve">D. </w:t>
+            </w:r>
+            <w:r>
+              <w:t xml:space="preserve">File an urgent bug ticket with the design team to replace the spinning wheel with a loading bar.</w:t>
+            </w:r>
+          </w:p>
+          <w:p>
+            <w:pPr>
+              <w:spacing w:after="120" w:line="300"/>
+            </w:pPr>
+            <w:r>
+              <w:rPr>
+                <w:b/>
+                <w:bCs/>
+                <w:color w:val="168A8A"/>
+              </w:rPr>
+              <w:t xml:space="preserve">TACTICAL TRIUMPH: </w:t>
+            </w:r>
+            <w:r>
+              <w:t xml:space="preserve">You bypassed UI assumptions and inspected the wire directly! In minutes, you see the GET request to /v1/bus/coordinates returned an HTTP 500 error because a coordinate resolver crashed. The mobile app hung because it never received JSON.</w:t>
             </w:r>
           </w:p>
         </w:tc>

--- a/public/books/zero-to-agentic-api-testing/edition-01/Zero-To-Agentic-Api-Testing-Edition-01.docx
+++ b/public/books/zero-to-agentic-api-testing/edition-01/Zero-To-Agentic-Api-Testing-Edition-01.docx
@@ -577,7 +577,7 @@
       </w:r>
     </w:p>
     <w:p>
-      <w:hyperlink w:history="1" r:id="rIdtx_ad_trncinhfaub6s3f">
+      <w:hyperlink w:history="1" r:id="rId6hxo2ru7hgrq7hzd1ifyj">
         <w:r>
           <w:rPr>
             <w:rStyle w:val="Hyperlink"/>
@@ -595,7 +595,7 @@
       </w:r>
     </w:p>
     <w:p>
-      <w:hyperlink w:history="1" r:id="rIdw9cfmisngapuq2ii8rgb9">
+      <w:hyperlink w:history="1" r:id="rIdkmgpqcepl6oxtuli3xmsi">
         <w:r>
           <w:rPr>
             <w:rStyle w:val="Hyperlink"/>
@@ -4544,6 +4544,80 @@
               <w:bottom w:val="single" w:color="D9E0EA" w:sz="2"/>
               <w:right w:val="single" w:color="D9E0EA" w:sz="2"/>
             </w:tcBorders>
+            <w:shd w:fill="EEF5FA" w:val="clear"/>
+            <w:tcMar>
+              <w:top w:type="dxa" w:w="130"/>
+              <w:left w:type="dxa" w:w="160"/>
+              <w:bottom w:type="dxa" w:w="130"/>
+              <w:right w:type="dxa" w:w="160"/>
+            </w:tcMar>
+          </w:tcPr>
+          <w:p>
+            <w:pPr>
+              <w:spacing w:after="120" w:line="300"/>
+            </w:pPr>
+            <w:r>
+              <w:rPr>
+                <w:b/>
+                <w:bCs/>
+                <w:color w:val="263A67"/>
+              </w:rPr>
+              <w:t xml:space="preserve">MISSION COMMAND HUD</w:t>
+            </w:r>
+          </w:p>
+          <w:p>
+            <w:pPr>
+              <w:spacing w:after="120" w:line="300"/>
+            </w:pPr>
+            <w:r>
+              <w:rPr>
+                <w:b/>
+                <w:bCs/>
+                <w:color w:val="168A8A"/>
+              </w:rPr>
+              <w:t xml:space="preserve">PHASE: Phase 2 of 3: The Investigation · RANK: Rank: Wire Protocol Investigator</w:t>
+            </w:r>
+          </w:p>
+          <w:p>
+            <w:pPr>
+              <w:spacing w:after="120" w:line="300"/>
+            </w:pPr>
+            <w:r>
+              <w:rPr>
+                <w:b/>
+                <w:bCs/>
+                <w:color w:val="263A67"/>
+              </w:rPr>
+              <w:t xml:space="preserve">ACTIVE MISSION: Mission 1: The Core Protocol and Campus Cloud Integration</w:t>
+            </w:r>
+          </w:p>
+        </w:tc>
+      </w:tr>
+    </w:tbl>
+    <w:tbl>
+      <w:tblPr>
+        <w:tblW w:type="pct" w:w="100%"/>
+        <w:tblBorders>
+          <w:top w:val="single" w:color="auto" w:sz="4"/>
+          <w:left w:val="single" w:color="auto" w:sz="4"/>
+          <w:bottom w:val="single" w:color="auto" w:sz="4"/>
+          <w:right w:val="single" w:color="auto" w:sz="4"/>
+          <w:insideH w:val="single" w:color="auto" w:sz="4"/>
+          <w:insideV w:val="single" w:color="auto" w:sz="4"/>
+        </w:tblBorders>
+      </w:tblPr>
+      <w:tblGrid>
+        <w:gridCol w:w="100"/>
+      </w:tblGrid>
+      <w:tr>
+        <w:tc>
+          <w:tcPr>
+            <w:tcBorders>
+              <w:top w:val="single" w:color="D9E0EA" w:sz="2"/>
+              <w:left w:val="single" w:color="D9E0EA" w:sz="2"/>
+              <w:bottom w:val="single" w:color="D9E0EA" w:sz="2"/>
+              <w:right w:val="single" w:color="D9E0EA" w:sz="2"/>
+            </w:tcBorders>
             <w:shd w:fill="EBF5FB" w:val="clear"/>
             <w:tcMar>
               <w:top w:type="dxa" w:w="130"/>
@@ -5843,6 +5917,236 @@
         </w:tc>
       </w:tr>
     </w:tbl>
+    <w:tbl>
+      <w:tblPr>
+        <w:tblW w:type="pct" w:w="100%"/>
+        <w:tblBorders>
+          <w:top w:val="single" w:color="auto" w:sz="4"/>
+          <w:left w:val="single" w:color="auto" w:sz="4"/>
+          <w:bottom w:val="single" w:color="auto" w:sz="4"/>
+          <w:right w:val="single" w:color="auto" w:sz="4"/>
+          <w:insideH w:val="single" w:color="auto" w:sz="4"/>
+          <w:insideV w:val="single" w:color="auto" w:sz="4"/>
+        </w:tblBorders>
+      </w:tblPr>
+      <w:tblGrid>
+        <w:gridCol w:w="100"/>
+      </w:tblGrid>
+      <w:tr>
+        <w:tc>
+          <w:tcPr>
+            <w:tcBorders>
+              <w:top w:val="single" w:color="D9E0EA" w:sz="2"/>
+              <w:left w:val="single" w:color="D9E0EA" w:sz="2"/>
+              <w:bottom w:val="single" w:color="D9E0EA" w:sz="2"/>
+              <w:right w:val="single" w:color="D9E0EA" w:sz="2"/>
+            </w:tcBorders>
+            <w:shd w:fill="FFF8E8" w:val="clear"/>
+            <w:tcMar>
+              <w:top w:type="dxa" w:w="130"/>
+              <w:left w:type="dxa" w:w="160"/>
+              <w:bottom w:type="dxa" w:w="130"/>
+              <w:right w:type="dxa" w:w="160"/>
+            </w:tcMar>
+          </w:tcPr>
+          <w:p>
+            <w:pPr>
+              <w:spacing w:after="120" w:line="300"/>
+            </w:pPr>
+            <w:r>
+              <w:rPr>
+                <w:b/>
+                <w:bCs/>
+                <w:color w:val="263A67"/>
+              </w:rPr>
+              <w:t xml:space="preserve">WAR ROOM BATTLE SCAR · World Cup Traffic Crisis</w:t>
+            </w:r>
+          </w:p>
+          <w:p>
+            <w:pPr>
+              <w:spacing w:after="120" w:line="300"/>
+            </w:pPr>
+            <w:r>
+              <w:rPr>
+                <w:b/>
+                <w:bCs/>
+                <w:color w:val="263A67"/>
+              </w:rPr>
+              <w:t xml:space="preserve">Twitter Fail Whale: The Danger of Cascading 500 and 503 Crashes</w:t>
+            </w:r>
+          </w:p>
+          <w:p>
+            <w:pPr>
+              <w:spacing w:after="120" w:line="300"/>
+            </w:pPr>
+            <w:r>
+              <w:t xml:space="preserve">During the 2010 World Cup, millions of global fans sent simultaneous soccer reactions. Twitter servers buckled under the traffic, showing users the famous Fail Whale illustration. The architectural breakdown occurred because the service lacked idempotent retry policies and client timeouts. When one microservice slowed down, upstream APIs kept blasting retries, causing an avalanche of cascading HTTP 500 and 503 errors that paralyzed the entire platform.</w:t>
+            </w:r>
+          </w:p>
+          <w:p>
+            <w:pPr>
+              <w:spacing w:after="120" w:line="300"/>
+            </w:pPr>
+            <w:r>
+              <w:rPr>
+                <w:b/>
+                <w:bCs/>
+                <w:color w:val="9A5B00"/>
+              </w:rPr>
+              <w:t xml:space="preserve">Key Architectural Lesson: </w:t>
+            </w:r>
+            <w:r>
+              <w:t xml:space="preserve">Designing resilient APIs requires strict status code discipline, client side timeout limits, and idempotency guarantees to prevent traffic storms from bringing down production systems.</w:t>
+            </w:r>
+          </w:p>
+        </w:tc>
+      </w:tr>
+    </w:tbl>
+    <w:tbl>
+      <w:tblPr>
+        <w:tblW w:type="pct" w:w="100%"/>
+        <w:tblBorders>
+          <w:top w:val="single" w:color="auto" w:sz="4"/>
+          <w:left w:val="single" w:color="auto" w:sz="4"/>
+          <w:bottom w:val="single" w:color="auto" w:sz="4"/>
+          <w:right w:val="single" w:color="auto" w:sz="4"/>
+          <w:insideH w:val="single" w:color="auto" w:sz="4"/>
+          <w:insideV w:val="single" w:color="auto" w:sz="4"/>
+        </w:tblBorders>
+      </w:tblPr>
+      <w:tblGrid>
+        <w:gridCol w:w="100"/>
+      </w:tblGrid>
+      <w:tr>
+        <w:tc>
+          <w:tcPr>
+            <w:tcBorders>
+              <w:top w:val="single" w:color="D9E0EA" w:sz="2"/>
+              <w:left w:val="single" w:color="D9E0EA" w:sz="2"/>
+              <w:bottom w:val="single" w:color="D9E0EA" w:sz="2"/>
+              <w:right w:val="single" w:color="D9E0EA" w:sz="2"/>
+            </w:tcBorders>
+            <w:shd w:fill="FFF0F0" w:val="clear"/>
+            <w:tcMar>
+              <w:top w:type="dxa" w:w="130"/>
+              <w:left w:type="dxa" w:w="160"/>
+              <w:bottom w:type="dxa" w:w="130"/>
+              <w:right w:type="dxa" w:w="160"/>
+            </w:tcMar>
+          </w:tcPr>
+          <w:p>
+            <w:pPr>
+              <w:spacing w:after="120" w:line="300"/>
+            </w:pPr>
+            <w:r>
+              <w:rPr>
+                <w:b/>
+                <w:bCs/>
+                <w:color w:val="263A67"/>
+              </w:rPr>
+              <w:t xml:space="preserve">WAR ROOM INCIDENT TRIAGE</w:t>
+            </w:r>
+          </w:p>
+          <w:p>
+            <w:pPr>
+              <w:spacing w:after="120" w:line="300"/>
+            </w:pPr>
+            <w:r>
+              <w:rPr>
+                <w:b/>
+                <w:bCs/>
+                <w:color w:val="263A67"/>
+              </w:rPr>
+              <w:t xml:space="preserve">War Room Triage: The Dangerous Duplicate Charge Incident</w:t>
+            </w:r>
+          </w:p>
+          <w:p>
+            <w:pPr>
+              <w:spacing w:after="120" w:line="300"/>
+            </w:pPr>
+            <w:r>
+              <w:t xml:space="preserve">An angry student calls campus billing: their credit card was charged three times for one semester parking permit! The network log reveals the student clicked the Pay button during a WiFi flicker. The client dispatched three consecutive POST requests to /v1/payments/charge. What is the fundamental REST protocol defect causing this disaster?</w:t>
+            </w:r>
+          </w:p>
+          <w:p>
+            <w:pPr>
+              <w:spacing w:after="120" w:line="300"/>
+            </w:pPr>
+            <w:r>
+              <w:rPr>
+                <w:b/>
+                <w:bCs/>
+              </w:rPr>
+              <w:t xml:space="preserve">A. </w:t>
+            </w:r>
+            <w:r>
+              <w:t xml:space="preserve">The mobile application used POST without an idempotency key to protect duplicate payment execution.</w:t>
+            </w:r>
+          </w:p>
+          <w:p>
+            <w:pPr>
+              <w:spacing w:after="120" w:line="300"/>
+            </w:pPr>
+            <w:r>
+              <w:rPr>
+                <w:b/>
+                <w:bCs/>
+              </w:rPr>
+              <w:t xml:space="preserve">B. </w:t>
+            </w:r>
+            <w:r>
+              <w:t xml:space="preserve">The backend database should have rejected any HTTP request sent during a wireless signal drop.</w:t>
+            </w:r>
+          </w:p>
+          <w:p>
+            <w:pPr>
+              <w:spacing w:after="120" w:line="300"/>
+            </w:pPr>
+            <w:r>
+              <w:rPr>
+                <w:b/>
+                <w:bCs/>
+              </w:rPr>
+              <w:t xml:space="preserve">C. </w:t>
+            </w:r>
+            <w:r>
+              <w:t xml:space="preserve">The client should have sent a DELETE request immediately following every completed POST call.</w:t>
+            </w:r>
+          </w:p>
+          <w:p>
+            <w:pPr>
+              <w:spacing w:after="120" w:line="300"/>
+            </w:pPr>
+            <w:r>
+              <w:rPr>
+                <w:b/>
+                <w:bCs/>
+              </w:rPr>
+              <w:t xml:space="preserve">D. </w:t>
+            </w:r>
+            <w:r>
+              <w:t xml:space="preserve">The university payment gateway requires all requests to be formatted in raw XML text.</w:t>
+            </w:r>
+          </w:p>
+          <w:p>
+            <w:pPr>
+              <w:spacing w:after="120" w:line="300"/>
+            </w:pPr>
+            <w:r>
+              <w:rPr>
+                <w:b/>
+                <w:bCs/>
+                <w:color w:val="168A8A"/>
+              </w:rPr>
+              <w:t xml:space="preserve">TACTICAL TRIUMPH: </w:t>
+            </w:r>
+            <w:r>
+              <w:t xml:space="preserve">POST is non idempotent by definition! Sending three identical POST requests creates three distinct charges. Production systems require idempotency keys so that duplicate network packets safely return the existing transaction receipt rather than executing a duplicate charge.</w:t>
+            </w:r>
+          </w:p>
+        </w:tc>
+      </w:tr>
+    </w:tbl>
     <w:p>
       <w:pPr>
         <w:pStyle w:val="Heading2"/>
@@ -6438,6 +6742,80 @@
         <w:t xml:space="preserve">Installing the app, navigating the interface, and managing Personal, Team, and Public workspaces.</w:t>
       </w:r>
     </w:p>
+    <w:tbl>
+      <w:tblPr>
+        <w:tblW w:type="pct" w:w="100%"/>
+        <w:tblBorders>
+          <w:top w:val="single" w:color="auto" w:sz="4"/>
+          <w:left w:val="single" w:color="auto" w:sz="4"/>
+          <w:bottom w:val="single" w:color="auto" w:sz="4"/>
+          <w:right w:val="single" w:color="auto" w:sz="4"/>
+          <w:insideH w:val="single" w:color="auto" w:sz="4"/>
+          <w:insideV w:val="single" w:color="auto" w:sz="4"/>
+        </w:tblBorders>
+      </w:tblPr>
+      <w:tblGrid>
+        <w:gridCol w:w="100"/>
+      </w:tblGrid>
+      <w:tr>
+        <w:tc>
+          <w:tcPr>
+            <w:tcBorders>
+              <w:top w:val="single" w:color="D9E0EA" w:sz="2"/>
+              <w:left w:val="single" w:color="D9E0EA" w:sz="2"/>
+              <w:bottom w:val="single" w:color="D9E0EA" w:sz="2"/>
+              <w:right w:val="single" w:color="D9E0EA" w:sz="2"/>
+            </w:tcBorders>
+            <w:shd w:fill="EEF5FA" w:val="clear"/>
+            <w:tcMar>
+              <w:top w:type="dxa" w:w="130"/>
+              <w:left w:type="dxa" w:w="160"/>
+              <w:bottom w:type="dxa" w:w="130"/>
+              <w:right w:type="dxa" w:w="160"/>
+            </w:tcMar>
+          </w:tcPr>
+          <w:p>
+            <w:pPr>
+              <w:spacing w:after="120" w:line="300"/>
+            </w:pPr>
+            <w:r>
+              <w:rPr>
+                <w:b/>
+                <w:bCs/>
+                <w:color w:val="263A67"/>
+              </w:rPr>
+              <w:t xml:space="preserve">MISSION COMMAND HUD</w:t>
+            </w:r>
+          </w:p>
+          <w:p>
+            <w:pPr>
+              <w:spacing w:after="120" w:line="300"/>
+            </w:pPr>
+            <w:r>
+              <w:rPr>
+                <w:b/>
+                <w:bCs/>
+                <w:color w:val="168A8A"/>
+              </w:rPr>
+              <w:t xml:space="preserve">PHASE: Phase 3 of 3: The Automation (Mission Victory) · RANK: Rank: Automation Pipeline Engineer</w:t>
+            </w:r>
+          </w:p>
+          <w:p>
+            <w:pPr>
+              <w:spacing w:after="120" w:line="300"/>
+            </w:pPr>
+            <w:r>
+              <w:rPr>
+                <w:b/>
+                <w:bCs/>
+                <w:color w:val="263A67"/>
+              </w:rPr>
+              <w:t xml:space="preserve">ACTIVE MISSION: Mission 1: The Core Protocol and Campus Cloud Integration</w:t>
+            </w:r>
+          </w:p>
+        </w:tc>
+      </w:tr>
+    </w:tbl>
     <w:tbl>
       <w:tblPr>
         <w:tblW w:type="pct" w:w="100%"/>
@@ -7961,6 +8339,236 @@
             </w:pPr>
             <w:r>
               <w:t xml:space="preserve">Always fork the collection into your own branch, test your changes thoroughly, and raise a pull request for review.</w:t>
+            </w:r>
+          </w:p>
+        </w:tc>
+      </w:tr>
+    </w:tbl>
+    <w:tbl>
+      <w:tblPr>
+        <w:tblW w:type="pct" w:w="100%"/>
+        <w:tblBorders>
+          <w:top w:val="single" w:color="auto" w:sz="4"/>
+          <w:left w:val="single" w:color="auto" w:sz="4"/>
+          <w:bottom w:val="single" w:color="auto" w:sz="4"/>
+          <w:right w:val="single" w:color="auto" w:sz="4"/>
+          <w:insideH w:val="single" w:color="auto" w:sz="4"/>
+          <w:insideV w:val="single" w:color="auto" w:sz="4"/>
+        </w:tblBorders>
+      </w:tblPr>
+      <w:tblGrid>
+        <w:gridCol w:w="100"/>
+      </w:tblGrid>
+      <w:tr>
+        <w:tc>
+          <w:tcPr>
+            <w:tcBorders>
+              <w:top w:val="single" w:color="D9E0EA" w:sz="2"/>
+              <w:left w:val="single" w:color="D9E0EA" w:sz="2"/>
+              <w:bottom w:val="single" w:color="D9E0EA" w:sz="2"/>
+              <w:right w:val="single" w:color="D9E0EA" w:sz="2"/>
+            </w:tcBorders>
+            <w:shd w:fill="FFF8E8" w:val="clear"/>
+            <w:tcMar>
+              <w:top w:type="dxa" w:w="130"/>
+              <w:left w:type="dxa" w:w="160"/>
+              <w:bottom w:type="dxa" w:w="130"/>
+              <w:right w:type="dxa" w:w="160"/>
+            </w:tcMar>
+          </w:tcPr>
+          <w:p>
+            <w:pPr>
+              <w:spacing w:after="120" w:line="300"/>
+            </w:pPr>
+            <w:r>
+              <w:rPr>
+                <w:b/>
+                <w:bCs/>
+                <w:color w:val="263A67"/>
+              </w:rPr>
+              <w:t xml:space="preserve">WAR ROOM BATTLE SCAR · Security Exposure Audit</w:t>
+            </w:r>
+          </w:p>
+          <w:p>
+            <w:pPr>
+              <w:spacing w:after="120" w:line="300"/>
+            </w:pPr>
+            <w:r>
+              <w:rPr>
+                <w:b/>
+                <w:bCs/>
+                <w:color w:val="263A67"/>
+              </w:rPr>
+              <w:t xml:space="preserve">Public Workspace Key Exposure: The Danger of Accidental Visibility</w:t>
+            </w:r>
+          </w:p>
+          <w:p>
+            <w:pPr>
+              <w:spacing w:after="120" w:line="300"/>
+            </w:pPr>
+            <w:r>
+              <w:t xml:space="preserve">Security researchers analyzing public API repositories uncovered thousands of live production database passwords, cloud secrets, and private authentication tokens inadvertently shared in public Postman workspaces. Engineers intended to test a quick endpoint in their personal sandbox, but accidentally published their workspace to the open web. Anyone typing search terms into web search engines could discover administrative master keys.</w:t>
+            </w:r>
+          </w:p>
+          <w:p>
+            <w:pPr>
+              <w:spacing w:after="120" w:line="300"/>
+            </w:pPr>
+            <w:r>
+              <w:rPr>
+                <w:b/>
+                <w:bCs/>
+                <w:color w:val="9A5B00"/>
+              </w:rPr>
+              <w:t xml:space="preserve">Key Architectural Lesson: </w:t>
+            </w:r>
+            <w:r>
+              <w:t xml:space="preserve">Always isolate sensitive credentials using private masked environment variables. Never publish workspace collections containing real production authorization keys to public web directories.</w:t>
+            </w:r>
+          </w:p>
+        </w:tc>
+      </w:tr>
+    </w:tbl>
+    <w:tbl>
+      <w:tblPr>
+        <w:tblW w:type="pct" w:w="100%"/>
+        <w:tblBorders>
+          <w:top w:val="single" w:color="auto" w:sz="4"/>
+          <w:left w:val="single" w:color="auto" w:sz="4"/>
+          <w:bottom w:val="single" w:color="auto" w:sz="4"/>
+          <w:right w:val="single" w:color="auto" w:sz="4"/>
+          <w:insideH w:val="single" w:color="auto" w:sz="4"/>
+          <w:insideV w:val="single" w:color="auto" w:sz="4"/>
+        </w:tblBorders>
+      </w:tblPr>
+      <w:tblGrid>
+        <w:gridCol w:w="100"/>
+      </w:tblGrid>
+      <w:tr>
+        <w:tc>
+          <w:tcPr>
+            <w:tcBorders>
+              <w:top w:val="single" w:color="D9E0EA" w:sz="2"/>
+              <w:left w:val="single" w:color="D9E0EA" w:sz="2"/>
+              <w:bottom w:val="single" w:color="D9E0EA" w:sz="2"/>
+              <w:right w:val="single" w:color="D9E0EA" w:sz="2"/>
+            </w:tcBorders>
+            <w:shd w:fill="FFF0F0" w:val="clear"/>
+            <w:tcMar>
+              <w:top w:type="dxa" w:w="130"/>
+              <w:left w:type="dxa" w:w="160"/>
+              <w:bottom w:type="dxa" w:w="130"/>
+              <w:right w:type="dxa" w:w="160"/>
+            </w:tcMar>
+          </w:tcPr>
+          <w:p>
+            <w:pPr>
+              <w:spacing w:after="120" w:line="300"/>
+            </w:pPr>
+            <w:r>
+              <w:rPr>
+                <w:b/>
+                <w:bCs/>
+                <w:color w:val="263A67"/>
+              </w:rPr>
+              <w:t xml:space="preserve">WAR ROOM INCIDENT TRIAGE</w:t>
+            </w:r>
+          </w:p>
+          <w:p>
+            <w:pPr>
+              <w:spacing w:after="120" w:line="300"/>
+            </w:pPr>
+            <w:r>
+              <w:rPr>
+                <w:b/>
+                <w:bCs/>
+                <w:color w:val="263A67"/>
+              </w:rPr>
+              <w:t xml:space="preserve">War Room Triage: The Leaked Master Key Incident</w:t>
+            </w:r>
+          </w:p>
+          <w:p>
+            <w:pPr>
+              <w:spacing w:after="120" w:line="300"/>
+            </w:pPr>
+            <w:r>
+              <w:t xml:space="preserve">At 11:30 PM, the campus security operations center alerts the team: an administrative database token was detected in an open web search index. A junior tester admits they created a collection in Postman earlier that afternoon. What immediate containment action must the team take first?</w:t>
+            </w:r>
+          </w:p>
+          <w:p>
+            <w:pPr>
+              <w:spacing w:after="120" w:line="300"/>
+            </w:pPr>
+            <w:r>
+              <w:rPr>
+                <w:b/>
+                <w:bCs/>
+              </w:rPr>
+              <w:t xml:space="preserve">A. </w:t>
+            </w:r>
+            <w:r>
+              <w:t xml:space="preserve">Send an email to vendor support requesting them to remove the indexed collection URL.</w:t>
+            </w:r>
+          </w:p>
+          <w:p>
+            <w:pPr>
+              <w:spacing w:after="120" w:line="300"/>
+            </w:pPr>
+            <w:r>
+              <w:rPr>
+                <w:b/>
+                <w:bCs/>
+              </w:rPr>
+              <w:t xml:space="preserve">B. </w:t>
+            </w:r>
+            <w:r>
+              <w:t xml:space="preserve">Immediately revoke and regenerate the compromised database secret in the identity provider.</w:t>
+            </w:r>
+          </w:p>
+          <w:p>
+            <w:pPr>
+              <w:spacing w:after="120" w:line="300"/>
+            </w:pPr>
+            <w:r>
+              <w:rPr>
+                <w:b/>
+                <w:bCs/>
+              </w:rPr>
+              <w:t xml:space="preserve">C. </w:t>
+            </w:r>
+            <w:r>
+              <w:t xml:space="preserve">Rename the Postman collection to a generic title like Test Project.</w:t>
+            </w:r>
+          </w:p>
+          <w:p>
+            <w:pPr>
+              <w:spacing w:after="120" w:line="300"/>
+            </w:pPr>
+            <w:r>
+              <w:rPr>
+                <w:b/>
+                <w:bCs/>
+              </w:rPr>
+              <w:t xml:space="preserve">D. </w:t>
+            </w:r>
+            <w:r>
+              <w:t xml:space="preserve">Delete the local Postman application from the tester laptop workstation.</w:t>
+            </w:r>
+          </w:p>
+          <w:p>
+            <w:pPr>
+              <w:spacing w:after="120" w:line="300"/>
+            </w:pPr>
+            <w:r>
+              <w:rPr>
+                <w:b/>
+                <w:bCs/>
+                <w:color w:val="168A8A"/>
+              </w:rPr>
+              <w:t xml:space="preserve">TACTICAL TRIUMPH: </w:t>
+            </w:r>
+            <w:r>
+              <w:t xml:space="preserve">Immediate credential revocation is step one of incident containment! Once a secret is exposed to the public internet, assume it is already harvested by automated scanners. You must invalidate the key instantly, inspect access audit logs, and move all tokens into masked environment variables.</w:t>
             </w:r>
           </w:p>
         </w:tc>

--- a/public/books/zero-to-agentic-api-testing/edition-01/Zero-To-Agentic-Api-Testing-Edition-01.docx
+++ b/public/books/zero-to-agentic-api-testing/edition-01/Zero-To-Agentic-Api-Testing-Edition-01.docx
@@ -577,7 +577,7 @@
       </w:r>
     </w:p>
     <w:p>
-      <w:hyperlink w:history="1" r:id="rId6hxo2ru7hgrq7hzd1ifyj">
+      <w:hyperlink w:history="1" r:id="rIdlyw9psw3vqw79x1xcmtyx">
         <w:r>
           <w:rPr>
             <w:rStyle w:val="Hyperlink"/>
@@ -595,7 +595,7 @@
       </w:r>
     </w:p>
     <w:p>
-      <w:hyperlink w:history="1" r:id="rIdkmgpqcepl6oxtuli3xmsi">
+      <w:hyperlink w:history="1" r:id="rIdm5u4fhvn0x4_5eekzybo6">
         <w:r>
           <w:rPr>
             <w:rStyle w:val="Hyperlink"/>
@@ -823,11 +823,7 @@
               <w:spacing w:after="120" w:line="300"/>
             </w:pPr>
             <w:r>
-              <w:t xml:space="preserve">Welcome to Apex Campus. Today is launch day for our new university app, and we have an emergency: thousands of students downloaded the app to check bus schedules and class registrations, but the app keeps freezing on their screens with endless spinning loading circles. The mobile developers insist their app is fine and blame the server team. The backend server developers insist their database is healthy and blame the phone app. Security rules strictly forbid giving the phone app direct access to the server database password. The phone and server must communicate through APIs: digital messengers that carry questions and answers across the network. As Lead API Test Automation Architect, your job is to step into the war room, find out why the two systems are failing to communicate, and build automated tests in Postman so launch day never crashes again.
-How We Will Approach This Mission: We cannot fix a car if we do not know what is under the hood. Right now, we do not know the basics of APIs, so we cannot diagnose why the server is crashing. We will approach Mission 1 in three clear, purposeful phases:
-• Phase 1 (Chapter 1 · Right Now): The Foundation. We master the basics of APIs, learn how phone apps and servers communicate, see how backend developers write API code in Python, and inspect real live messages directly in the browser. Outcome: You gain the fundamental knowledge needed to look past the screen and inspect network messages with confidence.
-• Phase 2 (Chapter 2 · Next Step): The Investigation. We decode the language of the wire: learning the five actions (GET, POST, PUT, PATCH, DELETE) and status codes (200 OK to 500 server crash). Outcome: You find the exact hidden 500 error that crashed the campus bus coordinate lookup.
-• Phase 3 (Chapter 3 · Mission Victory): The Automation. We set up Postman, build a shared team workspace, and create our first automated test suite. Outcome: Mission 1 Cleared! The campus transit API is fully protected by automated tests so this crisis never happens again.</w:t>
+              <w:t xml:space="preserve">Welcome to Apex Campus. Today is launch day for our new university app, and we have an emergency: thousands of students downloaded the app to check bus schedules and class registrations, but the app keeps freezing on their screens with endless spinning loading circles. The mobile developers insist their app is fine and blame the server team. The backend server developers insist their database is healthy and blame the phone app. Security rules strictly forbid giving the phone app direct access to the server database password. The phone and server must communicate through APIs: digital messengers that carry questions and answers across the network. As Lead API Test Automation Architect, your job is to step into the war room, find out why the two systems are failing to communicate, and build automated tests in Postman so launch day never crashes again.</w:t>
             </w:r>
           </w:p>
           <w:p>
@@ -967,6 +963,181 @@
             </w:r>
             <w:r>
               <w:t xml:space="preserve">Phase 1 Foundation: Understand how phone apps and servers talk like a diner ordering food through a waiter. • Phase 1 Inspection: See how backend developers write API code in Python to answer questions. • Phase 1 Hands On: Inspect real, live API messages directly in your browser with zero complicated setup. • Phase 1 Strategy: Learn why testing APIs is faster and more dependable than clicking buttons on a phone screen.</w:t>
+            </w:r>
+          </w:p>
+        </w:tc>
+      </w:tr>
+    </w:tbl>
+    <w:tbl>
+      <w:tblPr>
+        <w:tblW w:type="pct" w:w="100%"/>
+        <w:tblBorders>
+          <w:top w:val="single" w:color="auto" w:sz="4"/>
+          <w:left w:val="single" w:color="auto" w:sz="4"/>
+          <w:bottom w:val="single" w:color="auto" w:sz="4"/>
+          <w:right w:val="single" w:color="auto" w:sz="4"/>
+          <w:insideH w:val="single" w:color="auto" w:sz="4"/>
+          <w:insideV w:val="single" w:color="auto" w:sz="4"/>
+        </w:tblBorders>
+      </w:tblPr>
+      <w:tblGrid>
+        <w:gridCol w:w="100"/>
+      </w:tblGrid>
+      <w:tr>
+        <w:tc>
+          <w:tcPr>
+            <w:tcBorders>
+              <w:top w:val="single" w:color="D9E0EA" w:sz="2"/>
+              <w:left w:val="single" w:color="D9E0EA" w:sz="2"/>
+              <w:bottom w:val="single" w:color="D9E0EA" w:sz="2"/>
+              <w:right w:val="single" w:color="D9E0EA" w:sz="2"/>
+            </w:tcBorders>
+            <w:shd w:fill="EEF8F6" w:val="clear"/>
+            <w:tcMar>
+              <w:top w:type="dxa" w:w="130"/>
+              <w:left w:type="dxa" w:w="160"/>
+              <w:bottom w:type="dxa" w:w="130"/>
+              <w:right w:type="dxa" w:w="160"/>
+            </w:tcMar>
+          </w:tcPr>
+          <w:p>
+            <w:pPr>
+              <w:spacing w:after="120" w:line="300"/>
+            </w:pPr>
+            <w:r>
+              <w:rPr>
+                <w:b/>
+                <w:bCs/>
+                <w:color w:val="263A67"/>
+              </w:rPr>
+              <w:t xml:space="preserve">How We Will Approach Mission 1: The 3 Phase Battle Plan</w:t>
+            </w:r>
+          </w:p>
+          <w:p>
+            <w:pPr>
+              <w:spacing w:after="120" w:line="300"/>
+            </w:pPr>
+            <w:r>
+              <w:t xml:space="preserve">We cannot fix a car if we do not know what is under the hood. Right now, we do not know the basics of APIs, so we cannot diagnose why the server is crashing. We will approach Mission 1 in three clear, purposeful phases:</w:t>
+            </w:r>
+          </w:p>
+          <w:p>
+            <w:pPr>
+              <w:spacing w:after="120" w:line="300"/>
+            </w:pPr>
+            <w:r>
+              <w:rPr>
+                <w:b/>
+                <w:bCs/>
+                <w:color w:val="168A8A"/>
+              </w:rPr>
+              <w:t xml:space="preserve">Phase 1 (Chapter 1 · Right Now): The Foundation </w:t>
+            </w:r>
+            <w:r>
+              <w:rPr>
+                <w:b/>
+                <w:bCs/>
+                <w:color w:val="168A8A"/>
+              </w:rPr>
+              <w:t xml:space="preserve">[CURRENT FOCUS]</w:t>
+            </w:r>
+          </w:p>
+          <w:p>
+            <w:pPr>
+              <w:spacing w:after="120" w:line="300"/>
+            </w:pPr>
+            <w:r>
+              <w:t xml:space="preserve">We master the basics of APIs, learn how phone apps and servers communicate, see how backend developers write API code in Python, and inspect real live messages directly in the browser.</w:t>
+            </w:r>
+          </w:p>
+          <w:p>
+            <w:pPr>
+              <w:spacing w:after="120" w:line="300"/>
+            </w:pPr>
+            <w:r>
+              <w:rPr>
+                <w:b/>
+                <w:bCs/>
+                <w:color w:val="168A8A"/>
+              </w:rPr>
+              <w:t xml:space="preserve">Outcome: </w:t>
+            </w:r>
+            <w:r>
+              <w:t xml:space="preserve">You gain the fundamental knowledge needed to look past the screen and inspect network messages with confidence.</w:t>
+            </w:r>
+          </w:p>
+          <w:p>
+            <w:pPr>
+              <w:spacing w:after="120" w:line="300"/>
+            </w:pPr>
+            <w:r>
+              <w:rPr>
+                <w:b/>
+                <w:bCs/>
+                <w:color w:val="263A67"/>
+              </w:rPr>
+              <w:t xml:space="preserve">Phase 2 (Chapter 2 · Next Step): The Investigation </w:t>
+            </w:r>
+          </w:p>
+          <w:p>
+            <w:pPr>
+              <w:spacing w:after="120" w:line="300"/>
+            </w:pPr>
+            <w:r>
+              <w:t xml:space="preserve">We decode the language of the wire: learning the five actions (GET, POST, PUT, PATCH, DELETE) and status codes (200 OK to 500 server crash).</w:t>
+            </w:r>
+          </w:p>
+          <w:p>
+            <w:pPr>
+              <w:spacing w:after="120" w:line="300"/>
+            </w:pPr>
+            <w:r>
+              <w:rPr>
+                <w:b/>
+                <w:bCs/>
+                <w:color w:val="168A8A"/>
+              </w:rPr>
+              <w:t xml:space="preserve">Outcome: </w:t>
+            </w:r>
+            <w:r>
+              <w:t xml:space="preserve">You find the exact hidden 500 error that crashed the campus bus coordinate lookup.</w:t>
+            </w:r>
+          </w:p>
+          <w:p>
+            <w:pPr>
+              <w:spacing w:after="120" w:line="300"/>
+            </w:pPr>
+            <w:r>
+              <w:rPr>
+                <w:b/>
+                <w:bCs/>
+                <w:color w:val="263A67"/>
+              </w:rPr>
+              <w:t xml:space="preserve">Phase 3 (Chapter 3 · Mission Victory): The Automation </w:t>
+            </w:r>
+          </w:p>
+          <w:p>
+            <w:pPr>
+              <w:spacing w:after="120" w:line="300"/>
+            </w:pPr>
+            <w:r>
+              <w:t xml:space="preserve">We set up Postman, build a shared team workspace, and create our first automated test suite.</w:t>
+            </w:r>
+          </w:p>
+          <w:p>
+            <w:pPr>
+              <w:spacing w:after="120" w:line="300"/>
+            </w:pPr>
+            <w:r>
+              <w:rPr>
+                <w:b/>
+                <w:bCs/>
+                <w:color w:val="168A8A"/>
+              </w:rPr>
+              <w:t xml:space="preserve">Outcome: </w:t>
+            </w:r>
+            <w:r>
+              <w:t xml:space="preserve">Mission 1 Cleared! The campus transit API is fully protected by automated tests so this crisis never happens again.</w:t>
             </w:r>
           </w:p>
         </w:tc>

--- a/public/books/zero-to-agentic-api-testing/edition-01/Zero-To-Agentic-Api-Testing-Edition-01.docx
+++ b/public/books/zero-to-agentic-api-testing/edition-01/Zero-To-Agentic-Api-Testing-Edition-01.docx
@@ -577,7 +577,7 @@
       </w:r>
     </w:p>
     <w:p>
-      <w:hyperlink w:history="1" r:id="rIdlyw9psw3vqw79x1xcmtyx">
+      <w:hyperlink w:history="1" r:id="rIdsajm1ftyqrqle--vmzapr">
         <w:r>
           <w:rPr>
             <w:rStyle w:val="Hyperlink"/>
@@ -595,7 +595,7 @@
       </w:r>
     </w:p>
     <w:p>
-      <w:hyperlink w:history="1" r:id="rIdm5u4fhvn0x4_5eekzybo6">
+      <w:hyperlink w:history="1" r:id="rIdny-n5viraqg3-l2ewpaoc">
         <w:r>
           <w:rPr>
             <w:rStyle w:val="Hyperlink"/>
@@ -1395,30 +1395,268 @@
         <w:t xml:space="preserve">Step 2: Everyday Examples: How Apps Talk to Outside Services</w:t>
       </w:r>
     </w:p>
-    <w:p>
-      <w:pPr>
-        <w:spacing w:after="120" w:line="300"/>
-      </w:pPr>
-      <w:r>
-        <w:t xml:space="preserve">Think about the Weather app on your phone. When you open it, the screen tells you: *It is 24 degrees and sunny outside.* Did your phone launch a weather satellite into space? Did Apple build physical thermometers on every street corner? Of course not.</w:t>
-      </w:r>
-    </w:p>
-    <w:p>
-      <w:pPr>
-        <w:spacing w:after="120" w:line="300"/>
-      </w:pPr>
-      <w:r>
-        <w:t xml:space="preserve">Your phone simply asked a weather computer: *What is the temperature in my town right now?* The weather computer checked its database and replied: *24 degrees and sunny.* Your phone took that simple answer and drew a nice yellow sun on your screen. That quick conversation is an API.</w:t>
-      </w:r>
-    </w:p>
-    <w:p>
-      <w:pPr>
-        <w:spacing w:after="120" w:line="300"/>
-      </w:pPr>
-      <w:r>
-        <w:t xml:space="preserve">Think about booking a flight on Google Flights or MakeMyTrip. When you search for flights, you see ticket prices from multiple airlines on one screen. Did those airlines give Google their secret computer passwords? Did they let outside companies touch their private booking systems? Absolutely not. Instead, Google asks each airline API: *What flights do you have today?* Each airline API checks their private system and sends back the prices. That is the beauty of an API: two different companies can share information safely without sharing passwords.</w:t>
-      </w:r>
-    </w:p>
+    <w:tbl>
+      <w:tblPr>
+        <w:tblW w:type="pct" w:w="100%"/>
+        <w:tblBorders>
+          <w:top w:val="single" w:color="auto" w:sz="4"/>
+          <w:left w:val="single" w:color="auto" w:sz="4"/>
+          <w:bottom w:val="single" w:color="auto" w:sz="4"/>
+          <w:right w:val="single" w:color="auto" w:sz="4"/>
+          <w:insideH w:val="single" w:color="auto" w:sz="4"/>
+          <w:insideV w:val="single" w:color="auto" w:sz="4"/>
+        </w:tblBorders>
+      </w:tblPr>
+      <w:tblGrid>
+        <w:gridCol w:w="100"/>
+      </w:tblGrid>
+      <w:tr>
+        <w:tc>
+          <w:tcPr>
+            <w:tcBorders>
+              <w:top w:val="single" w:color="D9E0EA" w:sz="2"/>
+              <w:left w:val="single" w:color="D9E0EA" w:sz="2"/>
+              <w:bottom w:val="single" w:color="D9E0EA" w:sz="2"/>
+              <w:right w:val="single" w:color="D9E0EA" w:sz="2"/>
+            </w:tcBorders>
+            <w:shd w:fill="EEF1FA" w:val="clear"/>
+            <w:tcMar>
+              <w:top w:type="dxa" w:w="130"/>
+              <w:left w:type="dxa" w:w="160"/>
+              <w:bottom w:type="dxa" w:w="130"/>
+              <w:right w:type="dxa" w:w="160"/>
+            </w:tcMar>
+          </w:tcPr>
+          <w:p>
+            <w:pPr>
+              <w:spacing w:after="120" w:line="300"/>
+            </w:pPr>
+            <w:r>
+              <w:rPr>
+                <w:b/>
+                <w:bCs/>
+                <w:color w:val="263A67"/>
+              </w:rPr>
+              <w:t xml:space="preserve">Real World Scenarios: Weather and Flight Bookings</w:t>
+            </w:r>
+          </w:p>
+          <w:p>
+            <w:pPr>
+              <w:spacing w:after="120" w:line="300"/>
+            </w:pPr>
+            <w:r>
+              <w:t xml:space="preserve">You already use APIs dozens of times each day without realizing it. Here is how modern applications coordinate information across the network:</w:t>
+            </w:r>
+          </w:p>
+          <w:p>
+            <w:pPr>
+              <w:spacing w:after="120" w:line="300"/>
+            </w:pPr>
+            <w:r>
+              <w:rPr>
+                <w:b/>
+                <w:bCs/>
+                <w:color w:val="263A67"/>
+              </w:rPr>
+              <w:t xml:space="preserve">☀️ Everyday Example 1: The Smartphone Weather App</w:t>
+            </w:r>
+          </w:p>
+          <w:p>
+            <w:pPr>
+              <w:spacing w:after="120" w:line="300"/>
+            </w:pPr>
+            <w:r>
+              <w:rPr>
+                <w:b/>
+                <w:bCs/>
+              </w:rPr>
+              <w:t xml:space="preserve">The Natural Question: </w:t>
+            </w:r>
+            <w:r>
+              <w:rPr>
+                <w:i/>
+                <w:iCs/>
+              </w:rPr>
+              <w:t xml:space="preserve">When you open your phone and see: "It is 24 degrees and sunny outside."</w:t>
+            </w:r>
+          </w:p>
+          <w:p>
+            <w:pPr>
+              <w:spacing w:after="120" w:line="300"/>
+            </w:pPr>
+            <w:r>
+              <w:rPr>
+                <w:b/>
+                <w:bCs/>
+              </w:rPr>
+              <w:t xml:space="preserve">The Tech Reality Check: </w:t>
+            </w:r>
+            <w:r>
+              <w:t xml:space="preserve">Did your phone launch a weather satellite into space? Did Apple or Google build physical thermometers on every street corner? Of course not.</w:t>
+            </w:r>
+          </w:p>
+          <w:p>
+            <w:pPr>
+              <w:spacing w:after="120" w:line="300"/>
+            </w:pPr>
+            <w:r>
+              <w:rPr>
+                <w:b/>
+                <w:bCs/>
+                <w:color w:val="4659A7"/>
+              </w:rPr>
+              <w:t xml:space="preserve">Phone (Client): </w:t>
+            </w:r>
+            <w:r>
+              <w:rPr>
+                <w:i/>
+                <w:iCs/>
+              </w:rPr>
+              <w:t xml:space="preserve">"What is the temperature in my town right now?"</w:t>
+            </w:r>
+          </w:p>
+          <w:p>
+            <w:pPr>
+              <w:spacing w:after="120" w:line="300"/>
+            </w:pPr>
+            <w:r>
+              <w:rPr>
+                <w:b/>
+                <w:bCs/>
+                <w:color w:val="168A8A"/>
+              </w:rPr>
+              <w:t xml:space="preserve">Weather Server (Backend): </w:t>
+            </w:r>
+            <w:r>
+              <w:rPr>
+                <w:i/>
+                <w:iCs/>
+              </w:rPr>
+              <w:t xml:space="preserve">"24 degrees and sunny."</w:t>
+            </w:r>
+          </w:p>
+          <w:p>
+            <w:pPr>
+              <w:spacing w:after="120" w:line="300"/>
+            </w:pPr>
+            <w:r>
+              <w:rPr>
+                <w:b/>
+                <w:bCs/>
+                <w:color w:val="168A8A"/>
+              </w:rPr>
+              <w:t xml:space="preserve">Why This Matters: </w:t>
+            </w:r>
+            <w:r>
+              <w:t xml:space="preserve">Your phone took that simple text answer and drew a cheerful yellow sun on your screen. That quick conversation is an API!</w:t>
+            </w:r>
+          </w:p>
+          <w:p>
+            <w:pPr>
+              <w:spacing w:after="120" w:line="300"/>
+            </w:pPr>
+            <w:r>
+              <w:rPr>
+                <w:b/>
+                <w:bCs/>
+                <w:color w:val="263A67"/>
+              </w:rPr>
+              <w:t xml:space="preserve">✈️ Everyday Example 2: Google Flights and MakeMyTrip</w:t>
+            </w:r>
+          </w:p>
+          <w:p>
+            <w:pPr>
+              <w:spacing w:after="120" w:line="300"/>
+            </w:pPr>
+            <w:r>
+              <w:rPr>
+                <w:b/>
+                <w:bCs/>
+              </w:rPr>
+              <w:t xml:space="preserve">The Natural Question: </w:t>
+            </w:r>
+            <w:r>
+              <w:rPr>
+                <w:i/>
+                <w:iCs/>
+              </w:rPr>
+              <w:t xml:space="preserve">When you search for flights and see ticket prices from multiple airlines on one screen.</w:t>
+            </w:r>
+          </w:p>
+          <w:p>
+            <w:pPr>
+              <w:spacing w:after="120" w:line="300"/>
+            </w:pPr>
+            <w:r>
+              <w:rPr>
+                <w:b/>
+                <w:bCs/>
+              </w:rPr>
+              <w:t xml:space="preserve">The Tech Reality Check: </w:t>
+            </w:r>
+            <w:r>
+              <w:t xml:space="preserve">Did those airlines give Google their secret computer passwords? Did they let outside companies touch private booking systems? Absolutely not.</w:t>
+            </w:r>
+          </w:p>
+          <w:p>
+            <w:pPr>
+              <w:spacing w:after="120" w:line="300"/>
+            </w:pPr>
+            <w:r>
+              <w:rPr>
+                <w:b/>
+                <w:bCs/>
+                <w:color w:val="4659A7"/>
+              </w:rPr>
+              <w:t xml:space="preserve">Flight Aggregator: </w:t>
+            </w:r>
+            <w:r>
+              <w:rPr>
+                <w:i/>
+                <w:iCs/>
+              </w:rPr>
+              <w:t xml:space="preserve">"What flights and ticket prices do you have available today?"</w:t>
+            </w:r>
+          </w:p>
+          <w:p>
+            <w:pPr>
+              <w:spacing w:after="120" w:line="300"/>
+            </w:pPr>
+            <w:r>
+              <w:rPr>
+                <w:b/>
+                <w:bCs/>
+                <w:color w:val="168A8A"/>
+              </w:rPr>
+              <w:t xml:space="preserve">Airline APIs: </w:t>
+            </w:r>
+            <w:r>
+              <w:rPr>
+                <w:i/>
+                <w:iCs/>
+              </w:rPr>
+              <w:t xml:space="preserve">"Flight 101 departs at 9 AM for 220 dollars."</w:t>
+            </w:r>
+          </w:p>
+          <w:p>
+            <w:pPr>
+              <w:spacing w:after="120" w:line="300"/>
+            </w:pPr>
+            <w:r>
+              <w:rPr>
+                <w:b/>
+                <w:bCs/>
+                <w:color w:val="168A8A"/>
+              </w:rPr>
+              <w:t xml:space="preserve">Why This Matters: </w:t>
+            </w:r>
+            <w:r>
+              <w:t xml:space="preserve">Two separate companies share live business data safely without ever sharing private system passwords.</w:t>
+            </w:r>
+          </w:p>
+        </w:tc>
+      </w:tr>
+    </w:tbl>
     <w:p>
       <w:pPr>
         <w:pStyle w:val="Heading2"/>
@@ -1654,7 +1892,7 @@
               <w:bottom w:val="single" w:color="D9E0EA" w:sz="2"/>
               <w:right w:val="single" w:color="D9E0EA" w:sz="2"/>
             </w:tcBorders>
-            <w:shd w:fill="F2F4FA" w:val="clear"/>
+            <w:shd w:fill="FFF8E8" w:val="clear"/>
             <w:tcMar>
               <w:top w:type="dxa" w:w="130"/>
               <w:left w:type="dxa" w:w="160"/>
@@ -1672,44 +1910,72 @@
                 <w:bCs/>
                 <w:color w:val="263A67"/>
               </w:rPr>
-              <w:t xml:space="preserve">The Universal USB Cable Analogy: Complete Freedom to Change</w:t>
-            </w:r>
-          </w:p>
-          <w:p>
-            <w:pPr>
-              <w:spacing w:after="120" w:line="300"/>
-            </w:pPr>
-            <w:r>
-              <w:t xml:space="preserve">Think of a standard USB charging cable. You can plug it into an Apple iPad, a Samsung phone, a Dell laptop, or a Kindle reader.</w:t>
-            </w:r>
-          </w:p>
-          <w:p>
-            <w:pPr>
-              <w:spacing w:after="120" w:line="300"/>
-            </w:pPr>
-            <w:r>
-              <w:t xml:space="preserve">The company making the laptop does not need to know what brand of phone you buy, and the charger company does not care what laptop you own.</w:t>
-            </w:r>
-          </w:p>
-          <w:p>
-            <w:pPr>
-              <w:spacing w:after="120" w:line="300"/>
-            </w:pPr>
-            <w:r>
-              <w:t xml:space="preserve">Apple can redesign the phone with a faster screen, and the cable still charges it. The laptop maker can upgrade the processor, and the cable still connects.</w:t>
-            </w:r>
-          </w:p>
-          <w:p>
-            <w:pPr>
-              <w:spacing w:after="120" w:line="300"/>
-            </w:pPr>
-            <w:r>
-              <w:t xml:space="preserve">In software, the API is that standard cable. The phone developers can redesign the entire mobile app, and the server developers can rewrite their database. As long as the API in the middle stays the same, neither side ever breaks!</w:t>
+              <w:t xml:space="preserve">WAR ROOM BATTLE SCAR · October 2013 Launch Crisis</w:t>
+            </w:r>
+          </w:p>
+          <w:p>
+            <w:pPr>
+              <w:spacing w:after="120" w:line="300"/>
+            </w:pPr>
+            <w:r>
+              <w:rPr>
+                <w:b/>
+                <w:bCs/>
+                <w:color w:val="263A67"/>
+              </w:rPr>
+              <w:t xml:space="preserve">Healthcare.gov Launch Crash: The Real Cost of Untested Wire Contracts</w:t>
+            </w:r>
+          </w:p>
+          <w:p>
+            <w:pPr>
+              <w:spacing w:after="120" w:line="300"/>
+            </w:pPr>
+            <w:r>
+              <w:t xml:space="preserve">When the United States federal health insurance exchange launched in October 2013, millions of citizens flooded the portal. Within two hours, the entire platform stalled with blank screens. What was the core cause? The frontend user interface team and backend insurance database teams had never performed end to end automated API testing against real network data. The frontend expected user records formatted with specific camelCase field names, while the backend produced differing keys. Because neither team verified the API messages traveling across the network wire before opening the public doors, the user interface froze while millions were locked out.</w:t>
+            </w:r>
+          </w:p>
+          <w:p>
+            <w:pPr>
+              <w:spacing w:after="120" w:line="300"/>
+            </w:pPr>
+            <w:r>
+              <w:rPr>
+                <w:b/>
+                <w:bCs/>
+                <w:color w:val="9A5B00"/>
+              </w:rPr>
+              <w:t xml:space="preserve">Key Architectural Lesson: </w:t>
+            </w:r>
+            <w:r>
+              <w:t xml:space="preserve">Never trust user interfaces alone to validate system health. Wire contracts must be rigorously verified at the API boundary using automated assertions before opening services to users.</w:t>
             </w:r>
           </w:p>
         </w:tc>
       </w:tr>
     </w:tbl>
+    <w:p>
+      <w:pPr>
+        <w:pStyle w:val="Heading2"/>
+        <w:keepNext/>
+        <w:spacing w:after="100" w:before="240"/>
+      </w:pPr>
+      <w:r>
+        <w:rPr>
+          <w:b/>
+          <w:bCs/>
+          <w:color w:val="4659A7"/>
+        </w:rPr>
+        <w:t xml:space="preserve">Step 4: Looking Under the Hood: How a Server Answers Questions</w:t>
+      </w:r>
+    </w:p>
+    <w:p>
+      <w:pPr>
+        <w:spacing w:after="120" w:line="300"/>
+      </w:pPr>
+      <w:r>
+        <w:t xml:space="preserve">Why are we looking at server code right now? Remember our launch day crisis in the War Room: the phone app is frozen, and the mobile developers and server developers are arguing. To step in as the Lead Quality Architect and solve this breakdown, you need to understand what an API looks like from the inside out. When you understand how a server receives questions and packages answers, you can pinpoint the exact failure and write automated tests that prevent it.</w:t>
+      </w:r>
+    </w:p>
     <w:tbl>
       <w:tblPr>
         <w:tblW w:type="pct" w:w="100%"/>
@@ -1734,7 +2000,7 @@
               <w:bottom w:val="single" w:color="D9E0EA" w:sz="2"/>
               <w:right w:val="single" w:color="D9E0EA" w:sz="2"/>
             </w:tcBorders>
-            <w:shd w:fill="FFF8E8" w:val="clear"/>
+            <w:shd w:fill="F3F6FA" w:val="clear"/>
             <w:tcMar>
               <w:top w:type="dxa" w:w="130"/>
               <w:left w:type="dxa" w:w="160"/>
@@ -1752,7 +2018,15 @@
                 <w:bCs/>
                 <w:color w:val="263A67"/>
               </w:rPr>
-              <w:t xml:space="preserve">WAR ROOM BATTLE SCAR · October 2013 Launch Crisis</w:t>
+              <w:t xml:space="preserve">How a Server Listens, Computes, and Answers on the Wire</w:t>
+            </w:r>
+          </w:p>
+          <w:p>
+            <w:pPr>
+              <w:spacing w:after="120" w:line="300"/>
+            </w:pPr>
+            <w:r>
+              <w:t xml:space="preserve">A backend API server is built from modular architectural pillars. Here is how modern cloud frameworks like FastAPI organize server mechanics:</w:t>
             </w:r>
           </w:p>
           <w:p>
@@ -1765,31 +2039,469 @@
                 <w:bCs/>
                 <w:color w:val="263A67"/>
               </w:rPr>
-              <w:t xml:space="preserve">Healthcare.gov Launch Crash: The Real Cost of Untested Wire Contracts</w:t>
-            </w:r>
-          </w:p>
-          <w:p>
-            <w:pPr>
-              <w:spacing w:after="120" w:line="300"/>
-            </w:pPr>
-            <w:r>
-              <w:t xml:space="preserve">When the United States federal health insurance exchange launched in October 2013, millions of citizens flooded the portal. Within two hours, the entire platform stalled with blank screens. What was the core cause? The frontend user interface team and backend insurance database teams had never performed end to end automated API testing against real network data. The frontend expected user records formatted with specific camelCase field names, while the backend produced differing keys. Because neither team verified the API messages traveling across the network wire before opening the public doors, the user interface froze while millions were locked out.</w:t>
-            </w:r>
-          </w:p>
-          <w:p>
-            <w:pPr>
-              <w:spacing w:after="120" w:line="300"/>
-            </w:pPr>
-            <w:r>
-              <w:rPr>
-                <w:b/>
-                <w:bCs/>
-                <w:color w:val="9A5B00"/>
-              </w:rPr>
-              <w:t xml:space="preserve">Key Architectural Lesson: </w:t>
-            </w:r>
-            <w:r>
-              <w:t xml:space="preserve">Never trust user interfaces alone to validate system health. Wire contracts must be rigorously verified at the API boundary using automated assertions before opening services to users.</w:t>
+              <w:t xml:space="preserve">PILLAR 1: Data Format · How Computers Exchange Notes in Plain Text</w:t>
+            </w:r>
+          </w:p>
+          <w:p>
+            <w:pPr>
+              <w:spacing w:after="120" w:line="300"/>
+            </w:pPr>
+            <w:r>
+              <w:t xml:space="preserve">Before looking at code, let us understand how computers exchange notes. They use a simple format called JSON (JavaScript Object Notation). It is plain text with labels on the left and values on the right inside curly brackets.</w:t>
+            </w:r>
+          </w:p>
+          <w:p>
+            <w:pPr>
+              <w:spacing w:after="120" w:line="300"/>
+            </w:pPr>
+            <w:r>
+              <w:t xml:space="preserve">• Label on the left: Names the field attribute such as "bus" or "arrivesInMinutes".</w:t>
+            </w:r>
+          </w:p>
+          <w:p>
+            <w:pPr>
+              <w:spacing w:after="120" w:line="300"/>
+            </w:pPr>
+            <w:r>
+              <w:t xml:space="preserve">• Value on the right: Contains the actual data payload such as "Campus Express" or 5.</w:t>
+            </w:r>
+          </w:p>
+          <w:p>
+            <w:pPr>
+              <w:spacing w:after="120" w:line="300"/>
+            </w:pPr>
+            <w:r>
+              <w:t xml:space="preserve">• Universal readability: Every computer language on Earth (Python, JavaScript, Swift, Java, C#) reads and writes JSON natively.</w:t>
+            </w:r>
+          </w:p>
+          <w:p>
+            <w:pPr>
+              <w:spacing w:after="120" w:line="300"/>
+            </w:pPr>
+            <w:r>
+              <w:rPr>
+                <w:rFonts w:ascii="Consolas" w:cs="Consolas" w:eastAsia="Consolas" w:hAnsi="Consolas"/>
+                <w:b/>
+                <w:bCs/>
+                <w:color w:val="4659A7"/>
+              </w:rPr>
+              <w:t xml:space="preserve">sample-note.json</w:t>
+            </w:r>
+          </w:p>
+          <w:p>
+            <w:pPr>
+              <w:keepLines/>
+              <w:shd w:fill="F4F6F9" w:val="clear"/>
+              <w:spacing w:after="0" w:line="260"/>
+            </w:pPr>
+            <w:r>
+              <w:rPr>
+                <w:rFonts w:ascii="Consolas" w:cs="Consolas" w:eastAsia="Consolas" w:hAnsi="Consolas"/>
+                <w:sz w:val="19"/>
+                <w:szCs w:val="19"/>
+              </w:rPr>
+              <w:t xml:space="preserve"> 1  {</w:t>
+            </w:r>
+          </w:p>
+          <w:p>
+            <w:pPr>
+              <w:keepLines/>
+              <w:shd w:fill="F4F6F9" w:val="clear"/>
+              <w:spacing w:after="0" w:line="260"/>
+            </w:pPr>
+            <w:r>
+              <w:rPr>
+                <w:rFonts w:ascii="Consolas" w:cs="Consolas" w:eastAsia="Consolas" w:hAnsi="Consolas"/>
+                <w:sz w:val="19"/>
+                <w:szCs w:val="19"/>
+              </w:rPr>
+              <w:t xml:space="preserve"> 2    "bus": "Campus Express",</w:t>
+            </w:r>
+          </w:p>
+          <w:p>
+            <w:pPr>
+              <w:keepLines/>
+              <w:shd w:fill="F4F6F9" w:val="clear"/>
+              <w:spacing w:after="0" w:line="260"/>
+            </w:pPr>
+            <w:r>
+              <w:rPr>
+                <w:rFonts w:ascii="Consolas" w:cs="Consolas" w:eastAsia="Consolas" w:hAnsi="Consolas"/>
+                <w:sz w:val="19"/>
+                <w:szCs w:val="19"/>
+              </w:rPr>
+              <w:t xml:space="preserve"> 3    "arrivesInMinutes": 5,</w:t>
+            </w:r>
+          </w:p>
+          <w:p>
+            <w:pPr>
+              <w:keepLines/>
+              <w:shd w:fill="F4F6F9" w:val="clear"/>
+              <w:spacing w:after="0" w:line="260"/>
+            </w:pPr>
+            <w:r>
+              <w:rPr>
+                <w:rFonts w:ascii="Consolas" w:cs="Consolas" w:eastAsia="Consolas" w:hAnsi="Consolas"/>
+                <w:sz w:val="19"/>
+                <w:szCs w:val="19"/>
+              </w:rPr>
+              <w:t xml:space="preserve"> 4    "onTime": true</w:t>
+            </w:r>
+          </w:p>
+          <w:p>
+            <w:pPr>
+              <w:keepLines/>
+              <w:shd w:fill="F4F6F9" w:val="clear"/>
+              <w:spacing w:after="0" w:line="260"/>
+            </w:pPr>
+            <w:r>
+              <w:rPr>
+                <w:rFonts w:ascii="Consolas" w:cs="Consolas" w:eastAsia="Consolas" w:hAnsi="Consolas"/>
+                <w:sz w:val="19"/>
+                <w:szCs w:val="19"/>
+              </w:rPr>
+              <w:t xml:space="preserve"> 5  }</w:t>
+            </w:r>
+          </w:p>
+          <w:p>
+            <w:pPr>
+              <w:spacing w:after="120" w:line="300"/>
+            </w:pPr>
+            <w:r>
+              <w:rPr>
+                <w:b/>
+                <w:bCs/>
+                <w:color w:val="263A67"/>
+              </w:rPr>
+              <w:t xml:space="preserve">PILLAR 2: Pillar 1: Identity · Giving the Service a Formal Title and Memory Space</w:t>
+            </w:r>
+          </w:p>
+          <w:p>
+            <w:pPr>
+              <w:spacing w:after="120" w:line="300"/>
+            </w:pPr>
+            <w:r>
+              <w:t xml:space="preserve">We import our lightweight web engine and initialize the application instance. This creates the master router that handles web traffic.</w:t>
+            </w:r>
+          </w:p>
+          <w:p>
+            <w:pPr>
+              <w:spacing w:after="120" w:line="300"/>
+            </w:pPr>
+            <w:r>
+              <w:t xml:space="preserve">• Import FastAPI: Brings in the modern high performance web framework.</w:t>
+            </w:r>
+          </w:p>
+          <w:p>
+            <w:pPr>
+              <w:spacing w:after="120" w:line="300"/>
+            </w:pPr>
+            <w:r>
+              <w:t xml:space="preserve">• Title assignment: Identifies the university transit microservice in system logs and automated documentation.</w:t>
+            </w:r>
+          </w:p>
+          <w:p>
+            <w:pPr>
+              <w:spacing w:after="120" w:line="300"/>
+            </w:pPr>
+            <w:r>
+              <w:rPr>
+                <w:rFonts w:ascii="Consolas" w:cs="Consolas" w:eastAsia="Consolas" w:hAnsi="Consolas"/>
+                <w:b/>
+                <w:bCs/>
+                <w:color w:val="4659A7"/>
+              </w:rPr>
+              <w:t xml:space="preserve">piece-1-create-service.py</w:t>
+            </w:r>
+          </w:p>
+          <w:p>
+            <w:pPr>
+              <w:keepLines/>
+              <w:shd w:fill="F4F6F9" w:val="clear"/>
+              <w:spacing w:after="0" w:line="260"/>
+            </w:pPr>
+            <w:r>
+              <w:rPr>
+                <w:rFonts w:ascii="Consolas" w:cs="Consolas" w:eastAsia="Consolas" w:hAnsi="Consolas"/>
+                <w:sz w:val="19"/>
+                <w:szCs w:val="19"/>
+              </w:rPr>
+              <w:t xml:space="preserve"> 1  from fastapi import FastAPI</w:t>
+            </w:r>
+          </w:p>
+          <w:p>
+            <w:pPr>
+              <w:keepLines/>
+              <w:shd w:fill="F4F6F9" w:val="clear"/>
+              <w:spacing w:after="0" w:line="260"/>
+            </w:pPr>
+            <w:r>
+              <w:rPr>
+                <w:rFonts w:ascii="Consolas" w:cs="Consolas" w:eastAsia="Consolas" w:hAnsi="Consolas"/>
+                <w:sz w:val="19"/>
+                <w:szCs w:val="19"/>
+              </w:rPr>
+              <w:t xml:space="preserve"> 2   </w:t>
+            </w:r>
+          </w:p>
+          <w:p>
+            <w:pPr>
+              <w:keepLines/>
+              <w:shd w:fill="F4F6F9" w:val="clear"/>
+              <w:spacing w:after="0" w:line="260"/>
+            </w:pPr>
+            <w:r>
+              <w:rPr>
+                <w:rFonts w:ascii="Consolas" w:cs="Consolas" w:eastAsia="Consolas" w:hAnsi="Consolas"/>
+                <w:sz w:val="19"/>
+                <w:szCs w:val="19"/>
+              </w:rPr>
+              <w:t xml:space="preserve"> 3  app = FastAPI(title="Campus Transit API")</w:t>
+            </w:r>
+          </w:p>
+          <w:p>
+            <w:pPr>
+              <w:spacing w:after="120" w:line="300"/>
+            </w:pPr>
+            <w:r>
+              <w:rPr>
+                <w:b/>
+                <w:bCs/>
+                <w:color w:val="263A67"/>
+              </w:rPr>
+              <w:t xml:space="preserve">PILLAR 3: Pillar 2: The Door Route · Setting the Wire Address Door for Client Requests</w:t>
+            </w:r>
+          </w:p>
+          <w:p>
+            <w:pPr>
+              <w:spacing w:after="120" w:line="300"/>
+            </w:pPr>
+            <w:r>
+              <w:t xml:space="preserve">We tell the server operating system which URL address door to monitor for incoming student mobile requests.</w:t>
+            </w:r>
+          </w:p>
+          <w:p>
+            <w:pPr>
+              <w:spacing w:after="120" w:line="300"/>
+            </w:pPr>
+            <w:r>
+              <w:t xml:space="preserve">• Route decorator (@app.get): Acts as the physical door buzzer for incoming requests.</w:t>
+            </w:r>
+          </w:p>
+          <w:p>
+            <w:pPr>
+              <w:spacing w:after="120" w:line="300"/>
+            </w:pPr>
+            <w:r>
+              <w:t xml:space="preserve">• Address path (/v1/location/resolve): The exact URL string phones knock on to ask for coordinate verification.</w:t>
+            </w:r>
+          </w:p>
+          <w:p>
+            <w:pPr>
+              <w:spacing w:after="120" w:line="300"/>
+            </w:pPr>
+            <w:r>
+              <w:rPr>
+                <w:rFonts w:ascii="Consolas" w:cs="Consolas" w:eastAsia="Consolas" w:hAnsi="Consolas"/>
+                <w:b/>
+                <w:bCs/>
+                <w:color w:val="4659A7"/>
+              </w:rPr>
+              <w:t xml:space="preserve">piece-2-set-route.py</w:t>
+            </w:r>
+          </w:p>
+          <w:p>
+            <w:pPr>
+              <w:keepLines/>
+              <w:shd w:fill="F4F6F9" w:val="clear"/>
+              <w:spacing w:after="0" w:line="260"/>
+            </w:pPr>
+            <w:r>
+              <w:rPr>
+                <w:rFonts w:ascii="Consolas" w:cs="Consolas" w:eastAsia="Consolas" w:hAnsi="Consolas"/>
+                <w:sz w:val="19"/>
+                <w:szCs w:val="19"/>
+              </w:rPr>
+              <w:t xml:space="preserve"> 1  # Whenever a phone asks for this address, wake up and answer</w:t>
+            </w:r>
+          </w:p>
+          <w:p>
+            <w:pPr>
+              <w:keepLines/>
+              <w:shd w:fill="F4F6F9" w:val="clear"/>
+              <w:spacing w:after="0" w:line="260"/>
+            </w:pPr>
+            <w:r>
+              <w:rPr>
+                <w:rFonts w:ascii="Consolas" w:cs="Consolas" w:eastAsia="Consolas" w:hAnsi="Consolas"/>
+                <w:sz w:val="19"/>
+                <w:szCs w:val="19"/>
+              </w:rPr>
+              <w:t xml:space="preserve"> 2  @app.get("/v1/location/resolve")</w:t>
+            </w:r>
+          </w:p>
+          <w:p>
+            <w:pPr>
+              <w:spacing w:after="120" w:line="300"/>
+            </w:pPr>
+            <w:r>
+              <w:rPr>
+                <w:b/>
+                <w:bCs/>
+                <w:color w:val="263A67"/>
+              </w:rPr>
+              <w:t xml:space="preserve">PILLAR 4: Pillar 3: The Handler · Computing the Coordinates and Packing the JSON Answer</w:t>
+            </w:r>
+          </w:p>
+          <w:p>
+            <w:pPr>
+              <w:spacing w:after="120" w:line="300"/>
+            </w:pPr>
+            <w:r>
+              <w:t xml:space="preserve">The server takes student latitude and longitude numbers, checks whether they fall within campus boundaries, and packages the result into a clean JSON note.</w:t>
+            </w:r>
+          </w:p>
+          <w:p>
+            <w:pPr>
+              <w:spacing w:after="120" w:line="300"/>
+            </w:pPr>
+            <w:r>
+              <w:t xml:space="preserve">• Parameter acceptance: Accepts numeric coordinates sent from the mobile client.</w:t>
+            </w:r>
+          </w:p>
+          <w:p>
+            <w:pPr>
+              <w:spacing w:after="120" w:line="300"/>
+            </w:pPr>
+            <w:r>
+              <w:t xml:space="preserve">• Boundary calculation: Verifies if coordinates fall within university geographical bounds.</w:t>
+            </w:r>
+          </w:p>
+          <w:p>
+            <w:pPr>
+              <w:spacing w:after="120" w:line="300"/>
+            </w:pPr>
+            <w:r>
+              <w:t xml:space="preserve">• JSON response packaging: Returns a structured dictionary ready for network transmission.</w:t>
+            </w:r>
+          </w:p>
+          <w:p>
+            <w:pPr>
+              <w:spacing w:after="120" w:line="300"/>
+            </w:pPr>
+            <w:r>
+              <w:rPr>
+                <w:rFonts w:ascii="Consolas" w:cs="Consolas" w:eastAsia="Consolas" w:hAnsi="Consolas"/>
+                <w:b/>
+                <w:bCs/>
+                <w:color w:val="4659A7"/>
+              </w:rPr>
+              <w:t xml:space="preserve">piece-3-answer-question.py</w:t>
+            </w:r>
+          </w:p>
+          <w:p>
+            <w:pPr>
+              <w:keepLines/>
+              <w:shd w:fill="F4F6F9" w:val="clear"/>
+              <w:spacing w:after="0" w:line="260"/>
+            </w:pPr>
+            <w:r>
+              <w:rPr>
+                <w:rFonts w:ascii="Consolas" w:cs="Consolas" w:eastAsia="Consolas" w:hAnsi="Consolas"/>
+                <w:sz w:val="19"/>
+                <w:szCs w:val="19"/>
+              </w:rPr>
+              <w:t xml:space="preserve"> 1  def resolve_campus_location(latitude: float, longitude: float):</w:t>
+            </w:r>
+          </w:p>
+          <w:p>
+            <w:pPr>
+              <w:keepLines/>
+              <w:shd w:fill="F4F6F9" w:val="clear"/>
+              <w:spacing w:after="0" w:line="260"/>
+            </w:pPr>
+            <w:r>
+              <w:rPr>
+                <w:rFonts w:ascii="Consolas" w:cs="Consolas" w:eastAsia="Consolas" w:hAnsi="Consolas"/>
+                <w:sz w:val="19"/>
+                <w:szCs w:val="19"/>
+              </w:rPr>
+              <w:t xml:space="preserve"> 2      is_on_campus = (37.40 &lt;= latitude &lt;= 37.45) and (-122.10 &lt;= longitude &lt;= -122.05)</w:t>
+            </w:r>
+          </w:p>
+          <w:p>
+            <w:pPr>
+              <w:keepLines/>
+              <w:shd w:fill="F4F6F9" w:val="clear"/>
+              <w:spacing w:after="0" w:line="260"/>
+            </w:pPr>
+            <w:r>
+              <w:rPr>
+                <w:rFonts w:ascii="Consolas" w:cs="Consolas" w:eastAsia="Consolas" w:hAnsi="Consolas"/>
+                <w:sz w:val="19"/>
+                <w:szCs w:val="19"/>
+              </w:rPr>
+              <w:t xml:space="preserve"> 3      return {</w:t>
+            </w:r>
+          </w:p>
+          <w:p>
+            <w:pPr>
+              <w:keepLines/>
+              <w:shd w:fill="F4F6F9" w:val="clear"/>
+              <w:spacing w:after="0" w:line="260"/>
+            </w:pPr>
+            <w:r>
+              <w:rPr>
+                <w:rFonts w:ascii="Consolas" w:cs="Consolas" w:eastAsia="Consolas" w:hAnsi="Consolas"/>
+                <w:sz w:val="19"/>
+                <w:szCs w:val="19"/>
+              </w:rPr>
+              <w:t xml:space="preserve"> 4          "status": "success",</w:t>
+            </w:r>
+          </w:p>
+          <w:p>
+            <w:pPr>
+              <w:keepLines/>
+              <w:shd w:fill="F4F6F9" w:val="clear"/>
+              <w:spacing w:after="0" w:line="260"/>
+            </w:pPr>
+            <w:r>
+              <w:rPr>
+                <w:rFonts w:ascii="Consolas" w:cs="Consolas" w:eastAsia="Consolas" w:hAnsi="Consolas"/>
+                <w:sz w:val="19"/>
+                <w:szCs w:val="19"/>
+              </w:rPr>
+              <w:t xml:space="preserve"> 5          "campus": "North Campus",</w:t>
+            </w:r>
+          </w:p>
+          <w:p>
+            <w:pPr>
+              <w:keepLines/>
+              <w:shd w:fill="F4F6F9" w:val="clear"/>
+              <w:spacing w:after="0" w:line="260"/>
+            </w:pPr>
+            <w:r>
+              <w:rPr>
+                <w:rFonts w:ascii="Consolas" w:cs="Consolas" w:eastAsia="Consolas" w:hAnsi="Consolas"/>
+                <w:sz w:val="19"/>
+                <w:szCs w:val="19"/>
+              </w:rPr>
+              <w:t xml:space="preserve"> 6          "verified_on_campus": is_on_campus</w:t>
+            </w:r>
+          </w:p>
+          <w:p>
+            <w:pPr>
+              <w:keepLines/>
+              <w:shd w:fill="F4F6F9" w:val="clear"/>
+              <w:spacing w:after="0" w:line="260"/>
+            </w:pPr>
+            <w:r>
+              <w:rPr>
+                <w:rFonts w:ascii="Consolas" w:cs="Consolas" w:eastAsia="Consolas" w:hAnsi="Consolas"/>
+                <w:sz w:val="19"/>
+                <w:szCs w:val="19"/>
+              </w:rPr>
+              <w:t xml:space="preserve"> 7      }</w:t>
             </w:r>
           </w:p>
         </w:tc>
@@ -1797,452 +2509,10 @@
     </w:tbl>
     <w:p>
       <w:pPr>
-        <w:pStyle w:val="Heading2"/>
-        <w:keepNext/>
-        <w:spacing w:after="100" w:before="240"/>
-      </w:pPr>
-      <w:r>
-        <w:rPr>
-          <w:b/>
-          <w:bCs/>
-          <w:color w:val="4659A7"/>
-        </w:rPr>
-        <w:t xml:space="preserve">Step 4: Looking Under the Hood: How a Server Answers Questions</w:t>
-      </w:r>
-    </w:p>
-    <w:p>
-      <w:pPr>
         <w:spacing w:after="120" w:line="300"/>
       </w:pPr>
       <w:r>
-        <w:t xml:space="preserve">Why are we looking at server code right now? Remember our launch day crisis in the War Room: the phone app is frozen, and the mobile developers and server developers are arguing. To step in as the Lead Quality Architect and solve this breakdown, you need to understand what an API looks like from the inside out. When you understand how a server receives questions and packages answers, you can pinpoint the exact failure and write automated tests that prevent it.</w:t>
-      </w:r>
-    </w:p>
-    <w:p>
-      <w:pPr>
-        <w:spacing w:after="120" w:line="300"/>
-      </w:pPr>
-      <w:r>
-        <w:t xml:space="preserve">Before looking at code, let us understand how computers exchange notes. They use a simple format called JSON. A JSON note is just plain text with labels and values inside curly brackets:</w:t>
-      </w:r>
-    </w:p>
-    <w:p>
-      <w:pPr>
-        <w:pStyle w:val="Heading2"/>
-        <w:keepNext/>
-        <w:spacing w:after="100" w:before="240"/>
-      </w:pPr>
-      <w:r>
-        <w:rPr>
-          <w:b/>
-          <w:bCs/>
-          <w:color w:val="4659A7"/>
-        </w:rPr>
-        <w:t xml:space="preserve">The code</w:t>
-      </w:r>
-    </w:p>
-    <w:p>
-      <w:pPr>
-        <w:spacing w:after="120" w:line="300"/>
-      </w:pPr>
-      <w:r>
-        <w:rPr>
-          <w:rFonts w:ascii="Consolas" w:cs="Consolas" w:eastAsia="Consolas" w:hAnsi="Consolas"/>
-          <w:b/>
-          <w:bCs/>
-          <w:color w:val="4659A7"/>
-        </w:rPr>
-        <w:t xml:space="preserve">sample-note.json</w:t>
-      </w:r>
-    </w:p>
-    <w:p>
-      <w:pPr>
-        <w:keepLines/>
-        <w:shd w:fill="F4F6F9" w:val="clear"/>
-        <w:spacing w:after="0" w:line="260"/>
-      </w:pPr>
-      <w:r>
-        <w:rPr>
-          <w:rFonts w:ascii="Consolas" w:cs="Consolas" w:eastAsia="Consolas" w:hAnsi="Consolas"/>
-          <w:sz w:val="19"/>
-          <w:szCs w:val="19"/>
-        </w:rPr>
-        <w:t xml:space="preserve"> 1  {</w:t>
-      </w:r>
-    </w:p>
-    <w:p>
-      <w:pPr>
-        <w:keepLines/>
-        <w:shd w:fill="F4F6F9" w:val="clear"/>
-        <w:spacing w:after="0" w:line="260"/>
-      </w:pPr>
-      <w:r>
-        <w:rPr>
-          <w:rFonts w:ascii="Consolas" w:cs="Consolas" w:eastAsia="Consolas" w:hAnsi="Consolas"/>
-          <w:sz w:val="19"/>
-          <w:szCs w:val="19"/>
-        </w:rPr>
-        <w:t xml:space="preserve"> 2    "bus": "Campus Express",</w:t>
-      </w:r>
-    </w:p>
-    <w:p>
-      <w:pPr>
-        <w:keepLines/>
-        <w:shd w:fill="F4F6F9" w:val="clear"/>
-        <w:spacing w:after="0" w:line="260"/>
-      </w:pPr>
-      <w:r>
-        <w:rPr>
-          <w:rFonts w:ascii="Consolas" w:cs="Consolas" w:eastAsia="Consolas" w:hAnsi="Consolas"/>
-          <w:sz w:val="19"/>
-          <w:szCs w:val="19"/>
-        </w:rPr>
-        <w:t xml:space="preserve"> 3    "arrivesInMinutes": 5,</w:t>
-      </w:r>
-    </w:p>
-    <w:p>
-      <w:pPr>
-        <w:keepLines/>
-        <w:shd w:fill="F4F6F9" w:val="clear"/>
-        <w:spacing w:after="0" w:line="260"/>
-      </w:pPr>
-      <w:r>
-        <w:rPr>
-          <w:rFonts w:ascii="Consolas" w:cs="Consolas" w:eastAsia="Consolas" w:hAnsi="Consolas"/>
-          <w:sz w:val="19"/>
-          <w:szCs w:val="19"/>
-        </w:rPr>
-        <w:t xml:space="preserve"> 4    "onTime": true</w:t>
-      </w:r>
-    </w:p>
-    <w:p>
-      <w:pPr>
-        <w:keepLines/>
-        <w:shd w:fill="F4F6F9" w:val="clear"/>
-        <w:spacing w:after="0" w:line="260"/>
-      </w:pPr>
-      <w:r>
-        <w:rPr>
-          <w:rFonts w:ascii="Consolas" w:cs="Consolas" w:eastAsia="Consolas" w:hAnsi="Consolas"/>
-          <w:sz w:val="19"/>
-          <w:szCs w:val="19"/>
-        </w:rPr>
-        <w:t xml:space="preserve"> 5  }</w:t>
-      </w:r>
-    </w:p>
-    <w:p>
-      <w:pPr>
-        <w:spacing w:after="120" w:line="300"/>
-      </w:pPr>
-      <w:r>
-        <w:t xml:space="preserve">Notice how clean that note is. A label on the left, a value on the right. There are no secret symbols or machine code. Because it is simple plain text, every computer language on Earth can read and write it easily.</w:t>
-      </w:r>
-    </w:p>
-    <w:p>
-      <w:pPr>
-        <w:spacing w:after="120" w:line="300"/>
-      </w:pPr>
-      <w:r>
-        <w:t xml:space="preserve">Now, let us build a real server API in three tiny, digestible pieces using Python:</w:t>
-      </w:r>
-    </w:p>
-    <w:p>
-      <w:pPr>
-        <w:spacing w:after="120" w:line="300"/>
-      </w:pPr>
-      <w:r>
-        <w:t xml:space="preserve">Piece 1: Giving Our Service a Name. We bring in our web tool and give our service a title:</w:t>
-      </w:r>
-    </w:p>
-    <w:p>
-      <w:pPr>
-        <w:pStyle w:val="Heading2"/>
-        <w:keepNext/>
-        <w:spacing w:after="100" w:before="240"/>
-      </w:pPr>
-      <w:r>
-        <w:rPr>
-          <w:b/>
-          <w:bCs/>
-          <w:color w:val="4659A7"/>
-        </w:rPr>
-        <w:t xml:space="preserve">The code</w:t>
-      </w:r>
-    </w:p>
-    <w:p>
-      <w:pPr>
-        <w:spacing w:after="120" w:line="300"/>
-      </w:pPr>
-      <w:r>
-        <w:rPr>
-          <w:rFonts w:ascii="Consolas" w:cs="Consolas" w:eastAsia="Consolas" w:hAnsi="Consolas"/>
-          <w:b/>
-          <w:bCs/>
-          <w:color w:val="4659A7"/>
-        </w:rPr>
-        <w:t xml:space="preserve">piece-1-create-service.py</w:t>
-      </w:r>
-    </w:p>
-    <w:p>
-      <w:pPr>
-        <w:keepLines/>
-        <w:shd w:fill="F4F6F9" w:val="clear"/>
-        <w:spacing w:after="0" w:line="260"/>
-      </w:pPr>
-      <w:r>
-        <w:rPr>
-          <w:rFonts w:ascii="Consolas" w:cs="Consolas" w:eastAsia="Consolas" w:hAnsi="Consolas"/>
-          <w:sz w:val="19"/>
-          <w:szCs w:val="19"/>
-        </w:rPr>
-        <w:t xml:space="preserve"> 1  from fastapi import FastAPI</w:t>
-      </w:r>
-    </w:p>
-    <w:p>
-      <w:pPr>
-        <w:keepLines/>
-        <w:shd w:fill="F4F6F9" w:val="clear"/>
-        <w:spacing w:after="0" w:line="260"/>
-      </w:pPr>
-      <w:r>
-        <w:rPr>
-          <w:rFonts w:ascii="Consolas" w:cs="Consolas" w:eastAsia="Consolas" w:hAnsi="Consolas"/>
-          <w:sz w:val="19"/>
-          <w:szCs w:val="19"/>
-        </w:rPr>
-        <w:t xml:space="preserve"> 2   </w:t>
-      </w:r>
-    </w:p>
-    <w:p>
-      <w:pPr>
-        <w:keepLines/>
-        <w:shd w:fill="F4F6F9" w:val="clear"/>
-        <w:spacing w:after="0" w:line="260"/>
-      </w:pPr>
-      <w:r>
-        <w:rPr>
-          <w:rFonts w:ascii="Consolas" w:cs="Consolas" w:eastAsia="Consolas" w:hAnsi="Consolas"/>
-          <w:sz w:val="19"/>
-          <w:szCs w:val="19"/>
-        </w:rPr>
-        <w:t xml:space="preserve"> 3  app = FastAPI(title="Campus Transit API")</w:t>
-      </w:r>
-    </w:p>
-    <w:p>
-      <w:pPr>
-        <w:spacing w:after="120" w:line="300"/>
-      </w:pPr>
-      <w:r>
-        <w:t xml:space="preserve">Piece 2: Setting the Address Door. We tell the server which web address to listen for:</w:t>
-      </w:r>
-    </w:p>
-    <w:p>
-      <w:pPr>
-        <w:pStyle w:val="Heading2"/>
-        <w:keepNext/>
-        <w:spacing w:after="100" w:before="240"/>
-      </w:pPr>
-      <w:r>
-        <w:rPr>
-          <w:b/>
-          <w:bCs/>
-          <w:color w:val="4659A7"/>
-        </w:rPr>
-        <w:t xml:space="preserve">The code</w:t>
-      </w:r>
-    </w:p>
-    <w:p>
-      <w:pPr>
-        <w:spacing w:after="120" w:line="300"/>
-      </w:pPr>
-      <w:r>
-        <w:rPr>
-          <w:rFonts w:ascii="Consolas" w:cs="Consolas" w:eastAsia="Consolas" w:hAnsi="Consolas"/>
-          <w:b/>
-          <w:bCs/>
-          <w:color w:val="4659A7"/>
-        </w:rPr>
-        <w:t xml:space="preserve">piece-2-set-route.py</w:t>
-      </w:r>
-    </w:p>
-    <w:p>
-      <w:pPr>
-        <w:keepLines/>
-        <w:shd w:fill="F4F6F9" w:val="clear"/>
-        <w:spacing w:after="0" w:line="260"/>
-      </w:pPr>
-      <w:r>
-        <w:rPr>
-          <w:rFonts w:ascii="Consolas" w:cs="Consolas" w:eastAsia="Consolas" w:hAnsi="Consolas"/>
-          <w:sz w:val="19"/>
-          <w:szCs w:val="19"/>
-        </w:rPr>
-        <w:t xml:space="preserve"> 1  # Whenever a phone asks for this address, wake up and answer</w:t>
-      </w:r>
-    </w:p>
-    <w:p>
-      <w:pPr>
-        <w:keepLines/>
-        <w:shd w:fill="F4F6F9" w:val="clear"/>
-        <w:spacing w:after="0" w:line="260"/>
-      </w:pPr>
-      <w:r>
-        <w:rPr>
-          <w:rFonts w:ascii="Consolas" w:cs="Consolas" w:eastAsia="Consolas" w:hAnsi="Consolas"/>
-          <w:sz w:val="19"/>
-          <w:szCs w:val="19"/>
-        </w:rPr>
-        <w:t xml:space="preserve"> 2  @app.get("/v1/location/resolve")</w:t>
-      </w:r>
-    </w:p>
-    <w:p>
-      <w:pPr>
-        <w:spacing w:after="120" w:line="300"/>
-      </w:pPr>
-      <w:r>
-        <w:t xml:space="preserve">Piece 3: Doing the Work and Packing the Answer. The server takes the student latitude and longitude numbers, checks if they are on campus, and packs the answer into our simple JSON note:</w:t>
-      </w:r>
-    </w:p>
-    <w:p>
-      <w:pPr>
-        <w:pStyle w:val="Heading2"/>
-        <w:keepNext/>
-        <w:spacing w:after="100" w:before="240"/>
-      </w:pPr>
-      <w:r>
-        <w:rPr>
-          <w:b/>
-          <w:bCs/>
-          <w:color w:val="4659A7"/>
-        </w:rPr>
-        <w:t xml:space="preserve">The code</w:t>
-      </w:r>
-    </w:p>
-    <w:p>
-      <w:pPr>
-        <w:spacing w:after="120" w:line="300"/>
-      </w:pPr>
-      <w:r>
-        <w:rPr>
-          <w:rFonts w:ascii="Consolas" w:cs="Consolas" w:eastAsia="Consolas" w:hAnsi="Consolas"/>
-          <w:b/>
-          <w:bCs/>
-          <w:color w:val="4659A7"/>
-        </w:rPr>
-        <w:t xml:space="preserve">piece-3-answer-question.py</w:t>
-      </w:r>
-    </w:p>
-    <w:p>
-      <w:pPr>
-        <w:keepLines/>
-        <w:shd w:fill="F4F6F9" w:val="clear"/>
-        <w:spacing w:after="0" w:line="260"/>
-      </w:pPr>
-      <w:r>
-        <w:rPr>
-          <w:rFonts w:ascii="Consolas" w:cs="Consolas" w:eastAsia="Consolas" w:hAnsi="Consolas"/>
-          <w:sz w:val="19"/>
-          <w:szCs w:val="19"/>
-        </w:rPr>
-        <w:t xml:space="preserve"> 1  def resolve_campus_location(latitude: float, longitude: float):</w:t>
-      </w:r>
-    </w:p>
-    <w:p>
-      <w:pPr>
-        <w:keepLines/>
-        <w:shd w:fill="F4F6F9" w:val="clear"/>
-        <w:spacing w:after="0" w:line="260"/>
-      </w:pPr>
-      <w:r>
-        <w:rPr>
-          <w:rFonts w:ascii="Consolas" w:cs="Consolas" w:eastAsia="Consolas" w:hAnsi="Consolas"/>
-          <w:sz w:val="19"/>
-          <w:szCs w:val="19"/>
-        </w:rPr>
-        <w:t xml:space="preserve"> 2      is_on_campus = (37.40 &lt;= latitude &lt;= 37.45) and (-122.10 &lt;= longitude &lt;= -122.05)</w:t>
-      </w:r>
-    </w:p>
-    <w:p>
-      <w:pPr>
-        <w:keepLines/>
-        <w:shd w:fill="F4F6F9" w:val="clear"/>
-        <w:spacing w:after="0" w:line="260"/>
-      </w:pPr>
-      <w:r>
-        <w:rPr>
-          <w:rFonts w:ascii="Consolas" w:cs="Consolas" w:eastAsia="Consolas" w:hAnsi="Consolas"/>
-          <w:sz w:val="19"/>
-          <w:szCs w:val="19"/>
-        </w:rPr>
-        <w:t xml:space="preserve"> 3      return {</w:t>
-      </w:r>
-    </w:p>
-    <w:p>
-      <w:pPr>
-        <w:keepLines/>
-        <w:shd w:fill="F4F6F9" w:val="clear"/>
-        <w:spacing w:after="0" w:line="260"/>
-      </w:pPr>
-      <w:r>
-        <w:rPr>
-          <w:rFonts w:ascii="Consolas" w:cs="Consolas" w:eastAsia="Consolas" w:hAnsi="Consolas"/>
-          <w:sz w:val="19"/>
-          <w:szCs w:val="19"/>
-        </w:rPr>
-        <w:t xml:space="preserve"> 4          "status": "success",</w:t>
-      </w:r>
-    </w:p>
-    <w:p>
-      <w:pPr>
-        <w:keepLines/>
-        <w:shd w:fill="F4F6F9" w:val="clear"/>
-        <w:spacing w:after="0" w:line="260"/>
-      </w:pPr>
-      <w:r>
-        <w:rPr>
-          <w:rFonts w:ascii="Consolas" w:cs="Consolas" w:eastAsia="Consolas" w:hAnsi="Consolas"/>
-          <w:sz w:val="19"/>
-          <w:szCs w:val="19"/>
-        </w:rPr>
-        <w:t xml:space="preserve"> 5          "campus": "North Campus",</w:t>
-      </w:r>
-    </w:p>
-    <w:p>
-      <w:pPr>
-        <w:keepLines/>
-        <w:shd w:fill="F4F6F9" w:val="clear"/>
-        <w:spacing w:after="0" w:line="260"/>
-      </w:pPr>
-      <w:r>
-        <w:rPr>
-          <w:rFonts w:ascii="Consolas" w:cs="Consolas" w:eastAsia="Consolas" w:hAnsi="Consolas"/>
-          <w:sz w:val="19"/>
-          <w:szCs w:val="19"/>
-        </w:rPr>
-        <w:t xml:space="preserve"> 6          "verified_on_campus": is_on_campus</w:t>
-      </w:r>
-    </w:p>
-    <w:p>
-      <w:pPr>
-        <w:keepLines/>
-        <w:shd w:fill="F4F6F9" w:val="clear"/>
-        <w:spacing w:after="0" w:line="260"/>
-      </w:pPr>
-      <w:r>
-        <w:rPr>
-          <w:rFonts w:ascii="Consolas" w:cs="Consolas" w:eastAsia="Consolas" w:hAnsi="Consolas"/>
-          <w:sz w:val="19"/>
-          <w:szCs w:val="19"/>
-        </w:rPr>
-        <w:t xml:space="preserve"> 7      }</w:t>
-      </w:r>
-    </w:p>
-    <w:p>
-      <w:pPr>
-        <w:spacing w:after="120" w:line="300"/>
-      </w:pPr>
-      <w:r>
-        <w:t xml:space="preserve">Putting It All Together: Combining the Three Pieces into One Complete Service. Look at what happens when we combine those three pieces together:</w:t>
+        <w:t xml:space="preserve">Putting It All Together: Combining the Three Pillars into One Complete Service. Notice how simple the complete application is when assembled:</w:t>
       </w:r>
     </w:p>
     <w:p>
@@ -2549,15 +2819,15 @@
               <w:spacing w:after="120" w:line="300"/>
             </w:pPr>
             <w:r>
-              <w:t xml:space="preserve">In just 14 lines of simple code, a real API is running, listening for requests, and returning answers to thousands of student phones.</w:t>
-            </w:r>
-          </w:p>
-          <w:p>
-            <w:pPr>
-              <w:spacing w:after="120" w:line="300"/>
-            </w:pPr>
-            <w:r>
-              <w:t xml:space="preserve">As software testers, we do not need to write their server code. Our mission is to test from the outside: making sure good questions get good answers, and bad questions get handled safely without crashing the system.</w:t>
+              <w:t xml:space="preserve">In just 14 lines of clean code, a real API is running, listening for requests, and returning answers to thousands of student phones.</w:t>
+            </w:r>
+          </w:p>
+          <w:p>
+            <w:pPr>
+              <w:spacing w:after="120" w:line="300"/>
+            </w:pPr>
+            <w:r>
+              <w:t xml:space="preserve">As software automation architects, our mission is not to write backend application code. Our mission is to test from the outside over the wire: verifying that valid requests receive accurate JSON payloads, and malformed requests return structured error codes without crashing the server.</w:t>
             </w:r>
           </w:p>
         </w:tc>
@@ -2656,6 +2926,97 @@
         <w:t xml:space="preserve">Below is our live inspection blueprint. If you are reading on the interactive web, you can click Send Request to test the call. If you are reading in an eBook or printed page, you can see the complete request, the full server response payload, and all verified test results laid out directly in front of you:</w:t>
       </w:r>
     </w:p>
+    <w:tbl>
+      <w:tblPr>
+        <w:tblW w:type="pct" w:w="100%"/>
+        <w:tblBorders>
+          <w:top w:val="single" w:color="auto" w:sz="4"/>
+          <w:left w:val="single" w:color="auto" w:sz="4"/>
+          <w:bottom w:val="single" w:color="auto" w:sz="4"/>
+          <w:right w:val="single" w:color="auto" w:sz="4"/>
+          <w:insideH w:val="single" w:color="auto" w:sz="4"/>
+          <w:insideV w:val="single" w:color="auto" w:sz="4"/>
+        </w:tblBorders>
+      </w:tblPr>
+      <w:tblGrid>
+        <w:gridCol w:w="100"/>
+      </w:tblGrid>
+      <w:tr>
+        <w:tc>
+          <w:tcPr>
+            <w:tcBorders>
+              <w:top w:val="single" w:color="D9E0EA" w:sz="2"/>
+              <w:left w:val="single" w:color="D9E0EA" w:sz="2"/>
+              <w:bottom w:val="single" w:color="D9E0EA" w:sz="2"/>
+              <w:right w:val="single" w:color="D9E0EA" w:sz="2"/>
+            </w:tcBorders>
+            <w:shd w:fill="F2F4FA" w:val="clear"/>
+            <w:tcMar>
+              <w:top w:type="dxa" w:w="130"/>
+              <w:left w:type="dxa" w:w="160"/>
+              <w:bottom w:type="dxa" w:w="130"/>
+              <w:right w:type="dxa" w:w="160"/>
+            </w:tcMar>
+          </w:tcPr>
+          <w:p>
+            <w:pPr>
+              <w:spacing w:after="120" w:line="300"/>
+            </w:pPr>
+            <w:r>
+              <w:rPr>
+                <w:b/>
+                <w:bCs/>
+                <w:color w:val="263A67"/>
+              </w:rPr>
+              <w:t xml:space="preserve">Why Private Corporate URLs Cannot Open in a Public Browser</w:t>
+            </w:r>
+          </w:p>
+          <w:p>
+            <w:pPr>
+              <w:spacing w:after="120" w:line="300"/>
+            </w:pPr>
+            <w:r>
+              <w:t xml:space="preserve">Notice the address in our inspection workbench below: </w:t>
+            </w:r>
+            <w:r>
+              <w:rPr>
+                <w:rFonts w:ascii="Consolas" w:cs="Consolas" w:eastAsia="Consolas" w:hAnsi="Consolas"/>
+                <w:color w:val="4659A7"/>
+                <w:shd w:fill="EEF1FA" w:val="clear"/>
+              </w:rPr>
+              <w:t xml:space="preserve">https://api.campuslibrary.org/v1/catalog</w:t>
+            </w:r>
+            <w:r>
+              <w:t xml:space="preserve">. If you copy this URL and paste it into your ordinary web browser, your browser will display a "Site Can Not Be Reached" error.</w:t>
+            </w:r>
+          </w:p>
+          <w:p>
+            <w:pPr>
+              <w:spacing w:after="120" w:line="300"/>
+            </w:pPr>
+            <w:r>
+              <w:t xml:space="preserve">Why does this happen? In real world enterprise software, internal microservices live on private intranet domains behind corporate firewalls. They are not registered on public internet DNS root servers, so your home internet provider has no record of them.</w:t>
+            </w:r>
+          </w:p>
+          <w:p>
+            <w:pPr>
+              <w:spacing w:after="120" w:line="300"/>
+            </w:pPr>
+            <w:r>
+              <w:t xml:space="preserve">This is the primary reason API testing workbenches like Postman exist: to send authenticated requests directly to private microservices, local developer environments, and mock server clusters.</w:t>
+            </w:r>
+          </w:p>
+          <w:p>
+            <w:pPr>
+              <w:spacing w:after="120" w:line="300"/>
+            </w:pPr>
+            <w:r>
+              <w:t xml:space="preserve">To see the exact live JSON response payload in your browser right now, click the "Live Browser Link" button in the workbench toolbar or open our verified public links above!</w:t>
+            </w:r>
+          </w:p>
+        </w:tc>
+      </w:tr>
+    </w:tbl>
     <w:tbl>
       <w:tblPr>
         <w:tblW w:type="pct" w:w="100%"/>

--- a/public/books/zero-to-agentic-api-testing/edition-01/Zero-To-Agentic-Api-Testing-Edition-01.docx
+++ b/public/books/zero-to-agentic-api-testing/edition-01/Zero-To-Agentic-Api-Testing-Edition-01.docx
@@ -577,7 +577,7 @@
       </w:r>
     </w:p>
     <w:p>
-      <w:hyperlink w:history="1" r:id="rIdsajm1ftyqrqle--vmzapr">
+      <w:hyperlink w:history="1" r:id="rIdr2kfjbvi2remejfbbhjqk">
         <w:r>
           <w:rPr>
             <w:rStyle w:val="Hyperlink"/>
@@ -595,7 +595,7 @@
       </w:r>
     </w:p>
     <w:p>
-      <w:hyperlink w:history="1" r:id="rIdny-n5viraqg3-l2ewpaoc">
+      <w:hyperlink w:history="1" r:id="rIddiu6a2m7cgl_xyrcltdep">
         <w:r>
           <w:rPr>
             <w:rStyle w:val="Hyperlink"/>
@@ -6318,6 +6318,287 @@
               <w:bottom w:val="single" w:color="D9E0EA" w:sz="2"/>
               <w:right w:val="single" w:color="D9E0EA" w:sz="2"/>
             </w:tcBorders>
+            <w:shd w:fill="F3F6FA" w:val="clear"/>
+            <w:tcMar>
+              <w:top w:type="dxa" w:w="130"/>
+              <w:left w:type="dxa" w:w="160"/>
+              <w:bottom w:type="dxa" w:w="130"/>
+              <w:right w:type="dxa" w:w="160"/>
+            </w:tcMar>
+          </w:tcPr>
+          <w:p>
+            <w:pPr>
+              <w:spacing w:after="120" w:line="300"/>
+            </w:pPr>
+            <w:r>
+              <w:rPr>
+                <w:b/>
+                <w:bCs/>
+                <w:color w:val="263A67"/>
+              </w:rPr>
+              <w:t xml:space="preserve">Deconstructing the Five HTTP Status Code Families</w:t>
+            </w:r>
+          </w:p>
+          <w:p>
+            <w:pPr>
+              <w:spacing w:after="120" w:line="300"/>
+            </w:pPr>
+            <w:r>
+              <w:t xml:space="preserve">When a server answers an API call, it returns a three digit status code grouped into five fundamental families. Here is how each family functions on the wire:</w:t>
+            </w:r>
+          </w:p>
+          <w:p>
+            <w:pPr>
+              <w:spacing w:after="120" w:line="300"/>
+            </w:pPr>
+            <w:r>
+              <w:rPr>
+                <w:b/>
+                <w:bCs/>
+                <w:color w:val="263A67"/>
+              </w:rPr>
+              <w:t xml:space="preserve">PILLAR 1: 1xx Family · Request Received and Processing Continues</w:t>
+            </w:r>
+          </w:p>
+          <w:p>
+            <w:pPr>
+              <w:spacing w:after="120" w:line="300"/>
+            </w:pPr>
+            <w:r>
+              <w:t xml:space="preserve">The server acknowledges receipt of initial request headers and instructs the client to proceed with sending the remainder of the payload.</w:t>
+            </w:r>
+          </w:p>
+          <w:p>
+            <w:pPr>
+              <w:spacing w:after="120" w:line="300"/>
+            </w:pPr>
+            <w:r>
+              <w:t xml:space="preserve">• 100 Continue: Server confirms request headers are acceptable and client should transmit the body.</w:t>
+            </w:r>
+          </w:p>
+          <w:p>
+            <w:pPr>
+              <w:spacing w:after="120" w:line="300"/>
+            </w:pPr>
+            <w:r>
+              <w:t xml:space="preserve">• Diagnostic role: Rare in everyday manual testing; frequently handled automatically by HTTP client libraries.</w:t>
+            </w:r>
+          </w:p>
+          <w:p>
+            <w:pPr>
+              <w:spacing w:after="120" w:line="300"/>
+            </w:pPr>
+            <w:r>
+              <w:rPr>
+                <w:b/>
+                <w:bCs/>
+                <w:color w:val="263A67"/>
+              </w:rPr>
+              <w:t xml:space="preserve">PILLAR 2: 2xx Family · Action Understood, Accepted, and Completed</w:t>
+            </w:r>
+          </w:p>
+          <w:p>
+            <w:pPr>
+              <w:spacing w:after="120" w:line="300"/>
+            </w:pPr>
+            <w:r>
+              <w:t xml:space="preserve">The golden path of software testing. The server successfully processed the request and delivered the expected result.</w:t>
+            </w:r>
+          </w:p>
+          <w:p>
+            <w:pPr>
+              <w:spacing w:after="120" w:line="300"/>
+            </w:pPr>
+            <w:r>
+              <w:t xml:space="preserve">• 200 OK: Standard successful response for GET, PUT, or DELETE operations.</w:t>
+            </w:r>
+          </w:p>
+          <w:p>
+            <w:pPr>
+              <w:spacing w:after="120" w:line="300"/>
+            </w:pPr>
+            <w:r>
+              <w:t xml:space="preserve">• 201 Created: Returned by POST requests when a brand new database record has been generated with an ID.</w:t>
+            </w:r>
+          </w:p>
+          <w:p>
+            <w:pPr>
+              <w:spacing w:after="120" w:line="300"/>
+            </w:pPr>
+            <w:r>
+              <w:t xml:space="preserve">• 204 No Content: Operation succeeded and there is no response body to return (common for DELETE).</w:t>
+            </w:r>
+          </w:p>
+          <w:p>
+            <w:pPr>
+              <w:spacing w:after="120" w:line="300"/>
+            </w:pPr>
+            <w:r>
+              <w:rPr>
+                <w:b/>
+                <w:bCs/>
+                <w:color w:val="263A67"/>
+              </w:rPr>
+              <w:t xml:space="preserve">PILLAR 3: 3xx Family · Resource Moved to Another Network Location</w:t>
+            </w:r>
+          </w:p>
+          <w:p>
+            <w:pPr>
+              <w:spacing w:after="120" w:line="300"/>
+            </w:pPr>
+            <w:r>
+              <w:t xml:space="preserve">The requested resource has been relocated. The response provides a Location header telling the client where to redirect.</w:t>
+            </w:r>
+          </w:p>
+          <w:p>
+            <w:pPr>
+              <w:spacing w:after="120" w:line="300"/>
+            </w:pPr>
+            <w:r>
+              <w:t xml:space="preserve">• 301 Moved Permanently: URL has permanently changed to a new destination.</w:t>
+            </w:r>
+          </w:p>
+          <w:p>
+            <w:pPr>
+              <w:spacing w:after="120" w:line="300"/>
+            </w:pPr>
+            <w:r>
+              <w:t xml:space="preserve">• 302 Found: Temporary redirect to an alternate location.</w:t>
+            </w:r>
+          </w:p>
+          <w:p>
+            <w:pPr>
+              <w:spacing w:after="120" w:line="300"/>
+            </w:pPr>
+            <w:r>
+              <w:t xml:space="preserve">• Automation note: Modern tools like Postman follow redirects automatically unless configured otherwise.</w:t>
+            </w:r>
+          </w:p>
+          <w:p>
+            <w:pPr>
+              <w:spacing w:after="120" w:line="300"/>
+            </w:pPr>
+            <w:r>
+              <w:rPr>
+                <w:b/>
+                <w:bCs/>
+                <w:color w:val="263A67"/>
+              </w:rPr>
+              <w:t xml:space="preserve">PILLAR 4: 4xx Family · The Client Dispatched an Invalid or Unauthorized Request</w:t>
+            </w:r>
+          </w:p>
+          <w:p>
+            <w:pPr>
+              <w:spacing w:after="120" w:line="300"/>
+            </w:pPr>
+            <w:r>
+              <w:t xml:space="preserve">The defect originates on the sender side. The client asked for a nonexistent URL, submitted malformed data, or omitted required auth tokens.</w:t>
+            </w:r>
+          </w:p>
+          <w:p>
+            <w:pPr>
+              <w:spacing w:after="120" w:line="300"/>
+            </w:pPr>
+            <w:r>
+              <w:t xml:space="preserve">• 400 Bad Request: Malformed JSON syntax or missing mandatory fields.</w:t>
+            </w:r>
+          </w:p>
+          <w:p>
+            <w:pPr>
+              <w:spacing w:after="120" w:line="300"/>
+            </w:pPr>
+            <w:r>
+              <w:t xml:space="preserve">• 401 Unauthorized: Request lacks valid authentication credentials.</w:t>
+            </w:r>
+          </w:p>
+          <w:p>
+            <w:pPr>
+              <w:spacing w:after="120" w:line="300"/>
+            </w:pPr>
+            <w:r>
+              <w:t xml:space="preserve">• 403 Forbidden: Client identity is verified, but lacks permission to view the resource.</w:t>
+            </w:r>
+          </w:p>
+          <w:p>
+            <w:pPr>
+              <w:spacing w:after="120" w:line="300"/>
+            </w:pPr>
+            <w:r>
+              <w:t xml:space="preserve">• 404 Not Found: The requested URL path does not exist on the server.</w:t>
+            </w:r>
+          </w:p>
+          <w:p>
+            <w:pPr>
+              <w:spacing w:after="120" w:line="300"/>
+            </w:pPr>
+            <w:r>
+              <w:rPr>
+                <w:b/>
+                <w:bCs/>
+                <w:color w:val="263A67"/>
+              </w:rPr>
+              <w:t xml:space="preserve">PILLAR 5: 5xx Family · The Server Crashed or Threw an Unhandled Exception</w:t>
+            </w:r>
+          </w:p>
+          <w:p>
+            <w:pPr>
+              <w:spacing w:after="120" w:line="300"/>
+            </w:pPr>
+            <w:r>
+              <w:t xml:space="preserve">The client sent a valid request, but the server code encountered a bug, database timeout, or memory exhaustion while computing the answer.</w:t>
+            </w:r>
+          </w:p>
+          <w:p>
+            <w:pPr>
+              <w:spacing w:after="120" w:line="300"/>
+            </w:pPr>
+            <w:r>
+              <w:t xml:space="preserve">• 500 Internal Server Error: Unhandled code exception or null pointer crash on the backend.</w:t>
+            </w:r>
+          </w:p>
+          <w:p>
+            <w:pPr>
+              <w:spacing w:after="120" w:line="300"/>
+            </w:pPr>
+            <w:r>
+              <w:t xml:space="preserve">• 502 Bad Gateway: Upstream server returned an invalid response to the gateway proxy.</w:t>
+            </w:r>
+          </w:p>
+          <w:p>
+            <w:pPr>
+              <w:spacing w:after="120" w:line="300"/>
+            </w:pPr>
+            <w:r>
+              <w:t xml:space="preserve">• 503 Service Unavailable: Server is overloaded or undergoing maintenance downtime.</w:t>
+            </w:r>
+          </w:p>
+        </w:tc>
+      </w:tr>
+    </w:tbl>
+    <w:tbl>
+      <w:tblPr>
+        <w:tblW w:type="pct" w:w="100%"/>
+        <w:tblBorders>
+          <w:top w:val="single" w:color="auto" w:sz="4"/>
+          <w:left w:val="single" w:color="auto" w:sz="4"/>
+          <w:bottom w:val="single" w:color="auto" w:sz="4"/>
+          <w:right w:val="single" w:color="auto" w:sz="4"/>
+          <w:insideH w:val="single" w:color="auto" w:sz="4"/>
+          <w:insideV w:val="single" w:color="auto" w:sz="4"/>
+        </w:tblBorders>
+      </w:tblPr>
+      <w:tblGrid>
+        <w:gridCol w:w="100"/>
+      </w:tblGrid>
+      <w:tr>
+        <w:tc>
+          <w:tcPr>
+            <w:tcBorders>
+              <w:top w:val="single" w:color="D9E0EA" w:sz="2"/>
+              <w:left w:val="single" w:color="D9E0EA" w:sz="2"/>
+              <w:bottom w:val="single" w:color="D9E0EA" w:sz="2"/>
+              <w:right w:val="single" w:color="D9E0EA" w:sz="2"/>
+            </w:tcBorders>
             <w:shd w:fill="F2F4FA" w:val="clear"/>
             <w:tcMar>
               <w:top w:type="dxa" w:w="130"/>
@@ -9812,6 +10093,80 @@
                 <w:bCs/>
                 <w:color w:val="263A67"/>
               </w:rPr>
+              <w:t xml:space="preserve">MISSION COMMAND HUD</w:t>
+            </w:r>
+          </w:p>
+          <w:p>
+            <w:pPr>
+              <w:spacing w:after="120" w:line="300"/>
+            </w:pPr>
+            <w:r>
+              <w:rPr>
+                <w:b/>
+                <w:bCs/>
+                <w:color w:val="168A8A"/>
+              </w:rPr>
+              <w:t xml:space="preserve">PHASE: Phase 1 of 5: Manual CRUD Verification · RANK: Rank: Automation Quality Engineer</w:t>
+            </w:r>
+          </w:p>
+          <w:p>
+            <w:pPr>
+              <w:spacing w:after="120" w:line="300"/>
+            </w:pPr>
+            <w:r>
+              <w:rPr>
+                <w:b/>
+                <w:bCs/>
+                <w:color w:val="263A67"/>
+              </w:rPr>
+              <w:t xml:space="preserve">ACTIVE MISSION: Mission 2: Automating Student and Campus Services at Scale</w:t>
+            </w:r>
+          </w:p>
+        </w:tc>
+      </w:tr>
+    </w:tbl>
+    <w:tbl>
+      <w:tblPr>
+        <w:tblW w:type="pct" w:w="100%"/>
+        <w:tblBorders>
+          <w:top w:val="single" w:color="auto" w:sz="4"/>
+          <w:left w:val="single" w:color="auto" w:sz="4"/>
+          <w:bottom w:val="single" w:color="auto" w:sz="4"/>
+          <w:right w:val="single" w:color="auto" w:sz="4"/>
+          <w:insideH w:val="single" w:color="auto" w:sz="4"/>
+          <w:insideV w:val="single" w:color="auto" w:sz="4"/>
+        </w:tblBorders>
+      </w:tblPr>
+      <w:tblGrid>
+        <w:gridCol w:w="100"/>
+      </w:tblGrid>
+      <w:tr>
+        <w:tc>
+          <w:tcPr>
+            <w:tcBorders>
+              <w:top w:val="single" w:color="D9E0EA" w:sz="2"/>
+              <w:left w:val="single" w:color="D9E0EA" w:sz="2"/>
+              <w:bottom w:val="single" w:color="D9E0EA" w:sz="2"/>
+              <w:right w:val="single" w:color="D9E0EA" w:sz="2"/>
+            </w:tcBorders>
+            <w:shd w:fill="EEF5FA" w:val="clear"/>
+            <w:tcMar>
+              <w:top w:type="dxa" w:w="130"/>
+              <w:left w:type="dxa" w:w="160"/>
+              <w:bottom w:type="dxa" w:w="130"/>
+              <w:right w:type="dxa" w:w="160"/>
+            </w:tcMar>
+          </w:tcPr>
+          <w:p>
+            <w:pPr>
+              <w:spacing w:after="120" w:line="300"/>
+            </w:pPr>
+            <w:r>
+              <w:rPr>
+                <w:b/>
+                <w:bCs/>
+                <w:color w:val="263A67"/>
+              </w:rPr>
               <w:t xml:space="preserve">OUR MISSION · Mission 2: Automating Student and Campus Services at Scale</w:t>
             </w:r>
           </w:p>
@@ -9820,7 +10175,7 @@
               <w:spacing w:after="120" w:line="300"/>
             </w:pPr>
             <w:r>
-              <w:t xml:space="preserve">Every college campus has a library where students check out textbooks, professors reserve course reading material, and librarians track inventory across physical aisles. The college has deployed a new web service to manage its book catalog across campus stacks. Before releasing the system to faculty and students, we must test every operation: adding a new textbook, verifying its physical shelf location, and removing retired editions. Across the next five chapters, our mission is to build a complete, resilient automation suite: executing manual CRUD, replacing eyeball checks with JavaScript assertions, eliminating hardcoded URLs, chaining requests dynamically, and scaling to hundreds of books with Data Driven Testing.</w:t>
+              <w:t xml:space="preserve">Every college campus has a library where students check out textbooks, professors reserve course reading material, and librarians track inventory across physical aisles. The college has deployed a new web service to manage its book catalog across campus stacks. Before releasing the system to faculty and students, we must test every operation: adding a new textbook, verifying its physical shelf location, and removing retired editions. As Automation Quality Engineer, your mission is to map out the entire inventory lifecycle and prepare it for automated testing.</w:t>
             </w:r>
           </w:p>
           <w:p>
@@ -9965,6 +10320,255 @@
         </w:tc>
       </w:tr>
     </w:tbl>
+    <w:tbl>
+      <w:tblPr>
+        <w:tblW w:type="pct" w:w="100%"/>
+        <w:tblBorders>
+          <w:top w:val="single" w:color="auto" w:sz="4"/>
+          <w:left w:val="single" w:color="auto" w:sz="4"/>
+          <w:bottom w:val="single" w:color="auto" w:sz="4"/>
+          <w:right w:val="single" w:color="auto" w:sz="4"/>
+          <w:insideH w:val="single" w:color="auto" w:sz="4"/>
+          <w:insideV w:val="single" w:color="auto" w:sz="4"/>
+        </w:tblBorders>
+      </w:tblPr>
+      <w:tblGrid>
+        <w:gridCol w:w="100"/>
+      </w:tblGrid>
+      <w:tr>
+        <w:tc>
+          <w:tcPr>
+            <w:tcBorders>
+              <w:top w:val="single" w:color="D9E0EA" w:sz="2"/>
+              <w:left w:val="single" w:color="D9E0EA" w:sz="2"/>
+              <w:bottom w:val="single" w:color="D9E0EA" w:sz="2"/>
+              <w:right w:val="single" w:color="D9E0EA" w:sz="2"/>
+            </w:tcBorders>
+            <w:shd w:fill="EEF8F6" w:val="clear"/>
+            <w:tcMar>
+              <w:top w:type="dxa" w:w="130"/>
+              <w:left w:type="dxa" w:w="160"/>
+              <w:bottom w:type="dxa" w:w="130"/>
+              <w:right w:type="dxa" w:w="160"/>
+            </w:tcMar>
+          </w:tcPr>
+          <w:p>
+            <w:pPr>
+              <w:spacing w:after="120" w:line="300"/>
+            </w:pPr>
+            <w:r>
+              <w:rPr>
+                <w:b/>
+                <w:bCs/>
+                <w:color w:val="263A67"/>
+              </w:rPr>
+              <w:t xml:space="preserve">How We Will Approach Mission 2: The 5 Phase Battle Plan</w:t>
+            </w:r>
+          </w:p>
+          <w:p>
+            <w:pPr>
+              <w:spacing w:after="120" w:line="300"/>
+            </w:pPr>
+            <w:r>
+              <w:t xml:space="preserve">Automating an enterprise inventory system requires a deliberate step by step progression. We move from manual exploration to full data driven automation across five structured phases:</w:t>
+            </w:r>
+          </w:p>
+          <w:p>
+            <w:pPr>
+              <w:spacing w:after="120" w:line="300"/>
+            </w:pPr>
+            <w:r>
+              <w:rPr>
+                <w:b/>
+                <w:bCs/>
+                <w:color w:val="168A8A"/>
+              </w:rPr>
+              <w:t xml:space="preserve">Phase 1 (Chapter 4 · Right Now): Manual CRUD Execution </w:t>
+            </w:r>
+            <w:r>
+              <w:rPr>
+                <w:b/>
+                <w:bCs/>
+                <w:color w:val="168A8A"/>
+              </w:rPr>
+              <w:t xml:space="preserve">[CURRENT FOCUS]</w:t>
+            </w:r>
+          </w:p>
+          <w:p>
+            <w:pPr>
+              <w:spacing w:after="120" w:line="300"/>
+            </w:pPr>
+            <w:r>
+              <w:t xml:space="preserve">We execute manual AddBook, GetBook, and DeleteBook operations to map unique ISBN and aisle constraints directly against the live server.</w:t>
+            </w:r>
+          </w:p>
+          <w:p>
+            <w:pPr>
+              <w:spacing w:after="120" w:line="300"/>
+            </w:pPr>
+            <w:r>
+              <w:rPr>
+                <w:b/>
+                <w:bCs/>
+                <w:color w:val="168A8A"/>
+              </w:rPr>
+              <w:t xml:space="preserve">Outcome: </w:t>
+            </w:r>
+            <w:r>
+              <w:t xml:space="preserve">You discover database constraint collisions and understand the lifecycle of book inventory.</w:t>
+            </w:r>
+          </w:p>
+          <w:p>
+            <w:pPr>
+              <w:spacing w:after="120" w:line="300"/>
+            </w:pPr>
+            <w:r>
+              <w:rPr>
+                <w:b/>
+                <w:bCs/>
+                <w:color w:val="263A67"/>
+              </w:rPr>
+              <w:t xml:space="preserve">Phase 2 (Chapter 5 · Next Step): Automated Assertions </w:t>
+            </w:r>
+          </w:p>
+          <w:p>
+            <w:pPr>
+              <w:spacing w:after="120" w:line="300"/>
+            </w:pPr>
+            <w:r>
+              <w:t xml:space="preserve">We replace human eyeball checks with automated JavaScript assertions verifying status codes, response times, and payload schemas.</w:t>
+            </w:r>
+          </w:p>
+          <w:p>
+            <w:pPr>
+              <w:spacing w:after="120" w:line="300"/>
+            </w:pPr>
+            <w:r>
+              <w:rPr>
+                <w:b/>
+                <w:bCs/>
+                <w:color w:val="168A8A"/>
+              </w:rPr>
+              <w:t xml:space="preserve">Outcome: </w:t>
+            </w:r>
+            <w:r>
+              <w:t xml:space="preserve">Your tests pass or fail automatically in milliseconds without human inspection.</w:t>
+            </w:r>
+          </w:p>
+          <w:p>
+            <w:pPr>
+              <w:spacing w:after="120" w:line="300"/>
+            </w:pPr>
+            <w:r>
+              <w:rPr>
+                <w:b/>
+                <w:bCs/>
+                <w:color w:val="263A67"/>
+              </w:rPr>
+              <w:t xml:space="preserve">Phase 3 (Chapter 6 · Environment Isolation): Variable Scopes and Environments </w:t>
+            </w:r>
+          </w:p>
+          <w:p>
+            <w:pPr>
+              <w:spacing w:after="120" w:line="300"/>
+            </w:pPr>
+            <w:r>
+              <w:t xml:space="preserve">We eliminate hardcoded URLs by configuring dynamic environments (Local, QA, UAT) and pre request scripts to generate random unique ISBNs.</w:t>
+            </w:r>
+          </w:p>
+          <w:p>
+            <w:pPr>
+              <w:spacing w:after="120" w:line="300"/>
+            </w:pPr>
+            <w:r>
+              <w:rPr>
+                <w:b/>
+                <w:bCs/>
+                <w:color w:val="168A8A"/>
+              </w:rPr>
+              <w:t xml:space="preserve">Outcome: </w:t>
+            </w:r>
+            <w:r>
+              <w:t xml:space="preserve">Zero test collisions; identical collections run seamlessly across multiple test servers.</w:t>
+            </w:r>
+          </w:p>
+          <w:p>
+            <w:pPr>
+              <w:spacing w:after="120" w:line="300"/>
+            </w:pPr>
+            <w:r>
+              <w:rPr>
+                <w:b/>
+                <w:bCs/>
+                <w:color w:val="263A67"/>
+              </w:rPr>
+              <w:t xml:space="preserve">Phase 4 (Chapter 7 · Request Chaining): Dynamic Request Chaining </w:t>
+            </w:r>
+          </w:p>
+          <w:p>
+            <w:pPr>
+              <w:spacing w:after="120" w:line="300"/>
+            </w:pPr>
+            <w:r>
+              <w:t xml:space="preserve">We extract generated book IDs from POST responses and pass them dynamically into downstream GET and DELETE requests without copy pasting.</w:t>
+            </w:r>
+          </w:p>
+          <w:p>
+            <w:pPr>
+              <w:spacing w:after="120" w:line="300"/>
+            </w:pPr>
+            <w:r>
+              <w:rPr>
+                <w:b/>
+                <w:bCs/>
+                <w:color w:val="168A8A"/>
+              </w:rPr>
+              <w:t xml:space="preserve">Outcome: </w:t>
+            </w:r>
+            <w:r>
+              <w:t xml:space="preserve">Self contained automated testing pipelines that clean up their own test data.</w:t>
+            </w:r>
+          </w:p>
+          <w:p>
+            <w:pPr>
+              <w:spacing w:after="120" w:line="300"/>
+            </w:pPr>
+            <w:r>
+              <w:rPr>
+                <w:b/>
+                <w:bCs/>
+                <w:color w:val="263A67"/>
+              </w:rPr>
+              <w:t xml:space="preserve">Phase 5 (Chapter 8 · Mission Victory): Data Driven Scale </w:t>
+            </w:r>
+          </w:p>
+          <w:p>
+            <w:pPr>
+              <w:spacing w:after="120" w:line="300"/>
+            </w:pPr>
+            <w:r>
+              <w:t xml:space="preserve">We parameterize our suite with external CSV and JSON data files using Postman Collection Runner to test hundreds of records in seconds.</w:t>
+            </w:r>
+          </w:p>
+          <w:p>
+            <w:pPr>
+              <w:spacing w:after="120" w:line="300"/>
+            </w:pPr>
+            <w:r>
+              <w:rPr>
+                <w:b/>
+                <w:bCs/>
+                <w:color w:val="168A8A"/>
+              </w:rPr>
+              <w:t xml:space="preserve">Outcome: </w:t>
+            </w:r>
+            <w:r>
+              <w:t xml:space="preserve">Mission 2 Cleared! Full automated data driven testing suite running against enterprise services.</w:t>
+            </w:r>
+          </w:p>
+        </w:tc>
+      </w:tr>
+    </w:tbl>
     <w:p>
       <w:pPr>
         <w:pStyle w:val="Heading2"/>
@@ -11420,6 +12024,236 @@
         </w:tc>
       </w:tr>
     </w:tbl>
+    <w:tbl>
+      <w:tblPr>
+        <w:tblW w:type="pct" w:w="100%"/>
+        <w:tblBorders>
+          <w:top w:val="single" w:color="auto" w:sz="4"/>
+          <w:left w:val="single" w:color="auto" w:sz="4"/>
+          <w:bottom w:val="single" w:color="auto" w:sz="4"/>
+          <w:right w:val="single" w:color="auto" w:sz="4"/>
+          <w:insideH w:val="single" w:color="auto" w:sz="4"/>
+          <w:insideV w:val="single" w:color="auto" w:sz="4"/>
+        </w:tblBorders>
+      </w:tblPr>
+      <w:tblGrid>
+        <w:gridCol w:w="100"/>
+      </w:tblGrid>
+      <w:tr>
+        <w:tc>
+          <w:tcPr>
+            <w:tcBorders>
+              <w:top w:val="single" w:color="D9E0EA" w:sz="2"/>
+              <w:left w:val="single" w:color="D9E0EA" w:sz="2"/>
+              <w:bottom w:val="single" w:color="D9E0EA" w:sz="2"/>
+              <w:right w:val="single" w:color="D9E0EA" w:sz="2"/>
+            </w:tcBorders>
+            <w:shd w:fill="FFF8E8" w:val="clear"/>
+            <w:tcMar>
+              <w:top w:type="dxa" w:w="130"/>
+              <w:left w:type="dxa" w:w="160"/>
+              <w:bottom w:type="dxa" w:w="130"/>
+              <w:right w:type="dxa" w:w="160"/>
+            </w:tcMar>
+          </w:tcPr>
+          <w:p>
+            <w:pPr>
+              <w:spacing w:after="120" w:line="300"/>
+            </w:pPr>
+            <w:r>
+              <w:rPr>
+                <w:b/>
+                <w:bCs/>
+                <w:color w:val="263A67"/>
+              </w:rPr>
+              <w:t xml:space="preserve">WAR ROOM BATTLE SCAR · Enterprise Database Collision</w:t>
+            </w:r>
+          </w:p>
+          <w:p>
+            <w:pPr>
+              <w:spacing w:after="120" w:line="300"/>
+            </w:pPr>
+            <w:r>
+              <w:rPr>
+                <w:b/>
+                <w:bCs/>
+                <w:color w:val="263A67"/>
+              </w:rPr>
+              <w:t xml:space="preserve">UK Passport System Crash: The Real Cost of Unhandled Unique Key Collisions</w:t>
+            </w:r>
+          </w:p>
+          <w:p>
+            <w:pPr>
+              <w:spacing w:after="120" w:line="300"/>
+            </w:pPr>
+            <w:r>
+              <w:t xml:space="preserve">When government immigration services upgraded their online application database, batch imports of applicant records began failing intermittently. Testing teams had only validated individual records manually and assumed the database would automatically increment sequence IDs. In reality, the database enforced a composite unique key across document number and postal zone. Because automated test suites never verified duplicate submission behaviors or automated record teardown, duplicate applicant records caused cascading transaction rollbacks that delayed hundreds of thousands of citizen passports.</w:t>
+            </w:r>
+          </w:p>
+          <w:p>
+            <w:pPr>
+              <w:spacing w:after="120" w:line="300"/>
+            </w:pPr>
+            <w:r>
+              <w:rPr>
+                <w:b/>
+                <w:bCs/>
+                <w:color w:val="9A5B00"/>
+              </w:rPr>
+              <w:t xml:space="preserve">Key Architectural Lesson: </w:t>
+            </w:r>
+            <w:r>
+              <w:t xml:space="preserve">Never assume a database handles duplicate primary keys gracefully. API automation engineers must explicitly verify unique constraint rejections and automate record deletion teardown steps.</w:t>
+            </w:r>
+          </w:p>
+        </w:tc>
+      </w:tr>
+    </w:tbl>
+    <w:tbl>
+      <w:tblPr>
+        <w:tblW w:type="pct" w:w="100%"/>
+        <w:tblBorders>
+          <w:top w:val="single" w:color="auto" w:sz="4"/>
+          <w:left w:val="single" w:color="auto" w:sz="4"/>
+          <w:bottom w:val="single" w:color="auto" w:sz="4"/>
+          <w:right w:val="single" w:color="auto" w:sz="4"/>
+          <w:insideH w:val="single" w:color="auto" w:sz="4"/>
+          <w:insideV w:val="single" w:color="auto" w:sz="4"/>
+        </w:tblBorders>
+      </w:tblPr>
+      <w:tblGrid>
+        <w:gridCol w:w="100"/>
+      </w:tblGrid>
+      <w:tr>
+        <w:tc>
+          <w:tcPr>
+            <w:tcBorders>
+              <w:top w:val="single" w:color="D9E0EA" w:sz="2"/>
+              <w:left w:val="single" w:color="D9E0EA" w:sz="2"/>
+              <w:bottom w:val="single" w:color="D9E0EA" w:sz="2"/>
+              <w:right w:val="single" w:color="D9E0EA" w:sz="2"/>
+            </w:tcBorders>
+            <w:shd w:fill="FFF0F0" w:val="clear"/>
+            <w:tcMar>
+              <w:top w:type="dxa" w:w="130"/>
+              <w:left w:type="dxa" w:w="160"/>
+              <w:bottom w:type="dxa" w:w="130"/>
+              <w:right w:type="dxa" w:w="160"/>
+            </w:tcMar>
+          </w:tcPr>
+          <w:p>
+            <w:pPr>
+              <w:spacing w:after="120" w:line="300"/>
+            </w:pPr>
+            <w:r>
+              <w:rPr>
+                <w:b/>
+                <w:bCs/>
+                <w:color w:val="263A67"/>
+              </w:rPr>
+              <w:t xml:space="preserve">WAR ROOM INCIDENT TRIAGE</w:t>
+            </w:r>
+          </w:p>
+          <w:p>
+            <w:pPr>
+              <w:spacing w:after="120" w:line="300"/>
+            </w:pPr>
+            <w:r>
+              <w:rPr>
+                <w:b/>
+                <w:bCs/>
+                <w:color w:val="263A67"/>
+              </w:rPr>
+              <w:t xml:space="preserve">War Room Triage: The Duplicate Key Automation Blocker</w:t>
+            </w:r>
+          </w:p>
+          <w:p>
+            <w:pPr>
+              <w:spacing w:after="120" w:line="300"/>
+            </w:pPr>
+            <w:r>
+              <w:t xml:space="preserve">You built a Postman test that executes AddBook with ISBN 9781 and aisle 227. The first run in Postman passed with 200 OK. Five minutes later, you run the exact same collection again, but the AddBook test suddenly fails with an error: "Book already exists"! What is the root cause of this failure?</w:t>
+            </w:r>
+          </w:p>
+          <w:p>
+            <w:pPr>
+              <w:spacing w:after="120" w:line="300"/>
+            </w:pPr>
+            <w:r>
+              <w:rPr>
+                <w:b/>
+                <w:bCs/>
+              </w:rPr>
+              <w:t xml:space="preserve">A. </w:t>
+            </w:r>
+            <w:r>
+              <w:t xml:space="preserve">Postman cached the older response headers and refused to send new network packets.</w:t>
+            </w:r>
+          </w:p>
+          <w:p>
+            <w:pPr>
+              <w:spacing w:after="120" w:line="300"/>
+            </w:pPr>
+            <w:r>
+              <w:rPr>
+                <w:b/>
+                <w:bCs/>
+              </w:rPr>
+              <w:t xml:space="preserve">B. </w:t>
+            </w:r>
+            <w:r>
+              <w:t xml:space="preserve">The database enforced a composite unique key on ISBN plus aisle, and the previous test record was never deleted.</w:t>
+            </w:r>
+          </w:p>
+          <w:p>
+            <w:pPr>
+              <w:spacing w:after="120" w:line="300"/>
+            </w:pPr>
+            <w:r>
+              <w:rPr>
+                <w:b/>
+                <w:bCs/>
+              </w:rPr>
+              <w:t xml:space="preserve">C. </w:t>
+            </w:r>
+            <w:r>
+              <w:t xml:space="preserve">The campus API server ran out of disk memory to store additional title strings.</w:t>
+            </w:r>
+          </w:p>
+          <w:p>
+            <w:pPr>
+              <w:spacing w:after="120" w:line="300"/>
+            </w:pPr>
+            <w:r>
+              <w:rPr>
+                <w:b/>
+                <w:bCs/>
+              </w:rPr>
+              <w:t xml:space="preserve">D. </w:t>
+            </w:r>
+            <w:r>
+              <w:t xml:space="preserve">The client must wait exactly thirty minutes between POST requests for database index rebuilding.</w:t>
+            </w:r>
+          </w:p>
+          <w:p>
+            <w:pPr>
+              <w:spacing w:after="120" w:line="300"/>
+            </w:pPr>
+            <w:r>
+              <w:rPr>
+                <w:b/>
+                <w:bCs/>
+                <w:color w:val="168A8A"/>
+              </w:rPr>
+              <w:t xml:space="preserve">TACTICAL TRIUMPH: </w:t>
+            </w:r>
+            <w:r>
+              <w:t xml:space="preserve">Database unique constraints reject duplicates! Because the first test run created ISBN 9781 in aisle 227 and never cleaned it up with DeleteBook, subsequent test runs fail immediately. Automated tests must either generate unique dynamic values or execute teardown requests to clean up after themselves.</w:t>
+            </w:r>
+          </w:p>
+        </w:tc>
+      </w:tr>
+    </w:tbl>
     <w:p>
       <w:pPr>
         <w:pStyle w:val="Heading2"/>
@@ -12015,6 +12849,80 @@
         <w:t xml:space="preserve">Automating response validation, JavaScript fundamentals for testers, Chai matchers, and JSON schema verification.</w:t>
       </w:r>
     </w:p>
+    <w:tbl>
+      <w:tblPr>
+        <w:tblW w:type="pct" w:w="100%"/>
+        <w:tblBorders>
+          <w:top w:val="single" w:color="auto" w:sz="4"/>
+          <w:left w:val="single" w:color="auto" w:sz="4"/>
+          <w:bottom w:val="single" w:color="auto" w:sz="4"/>
+          <w:right w:val="single" w:color="auto" w:sz="4"/>
+          <w:insideH w:val="single" w:color="auto" w:sz="4"/>
+          <w:insideV w:val="single" w:color="auto" w:sz="4"/>
+        </w:tblBorders>
+      </w:tblPr>
+      <w:tblGrid>
+        <w:gridCol w:w="100"/>
+      </w:tblGrid>
+      <w:tr>
+        <w:tc>
+          <w:tcPr>
+            <w:tcBorders>
+              <w:top w:val="single" w:color="D9E0EA" w:sz="2"/>
+              <w:left w:val="single" w:color="D9E0EA" w:sz="2"/>
+              <w:bottom w:val="single" w:color="D9E0EA" w:sz="2"/>
+              <w:right w:val="single" w:color="D9E0EA" w:sz="2"/>
+            </w:tcBorders>
+            <w:shd w:fill="EEF5FA" w:val="clear"/>
+            <w:tcMar>
+              <w:top w:type="dxa" w:w="130"/>
+              <w:left w:type="dxa" w:w="160"/>
+              <w:bottom w:type="dxa" w:w="130"/>
+              <w:right w:type="dxa" w:w="160"/>
+            </w:tcMar>
+          </w:tcPr>
+          <w:p>
+            <w:pPr>
+              <w:spacing w:after="120" w:line="300"/>
+            </w:pPr>
+            <w:r>
+              <w:rPr>
+                <w:b/>
+                <w:bCs/>
+                <w:color w:val="263A67"/>
+              </w:rPr>
+              <w:t xml:space="preserve">MISSION COMMAND HUD</w:t>
+            </w:r>
+          </w:p>
+          <w:p>
+            <w:pPr>
+              <w:spacing w:after="120" w:line="300"/>
+            </w:pPr>
+            <w:r>
+              <w:rPr>
+                <w:b/>
+                <w:bCs/>
+                <w:color w:val="168A8A"/>
+              </w:rPr>
+              <w:t xml:space="preserve">PHASE: Phase 2 of 5: Automated JavaScript Assertions · RANK: Rank: Automated Quality Engineer</w:t>
+            </w:r>
+          </w:p>
+          <w:p>
+            <w:pPr>
+              <w:spacing w:after="120" w:line="300"/>
+            </w:pPr>
+            <w:r>
+              <w:rPr>
+                <w:b/>
+                <w:bCs/>
+                <w:color w:val="263A67"/>
+              </w:rPr>
+              <w:t xml:space="preserve">ACTIVE MISSION: Mission 2: Automating Student and Campus Services at Scale</w:t>
+            </w:r>
+          </w:p>
+        </w:tc>
+      </w:tr>
+    </w:tbl>
     <w:tbl>
       <w:tblPr>
         <w:tblW w:type="pct" w:w="100%"/>
@@ -13864,6 +14772,236 @@
         <w:t xml:space="preserve">12  });</w:t>
       </w:r>
     </w:p>
+    <w:tbl>
+      <w:tblPr>
+        <w:tblW w:type="pct" w:w="100%"/>
+        <w:tblBorders>
+          <w:top w:val="single" w:color="auto" w:sz="4"/>
+          <w:left w:val="single" w:color="auto" w:sz="4"/>
+          <w:bottom w:val="single" w:color="auto" w:sz="4"/>
+          <w:right w:val="single" w:color="auto" w:sz="4"/>
+          <w:insideH w:val="single" w:color="auto" w:sz="4"/>
+          <w:insideV w:val="single" w:color="auto" w:sz="4"/>
+        </w:tblBorders>
+      </w:tblPr>
+      <w:tblGrid>
+        <w:gridCol w:w="100"/>
+      </w:tblGrid>
+      <w:tr>
+        <w:tc>
+          <w:tcPr>
+            <w:tcBorders>
+              <w:top w:val="single" w:color="D9E0EA" w:sz="2"/>
+              <w:left w:val="single" w:color="D9E0EA" w:sz="2"/>
+              <w:bottom w:val="single" w:color="D9E0EA" w:sz="2"/>
+              <w:right w:val="single" w:color="D9E0EA" w:sz="2"/>
+            </w:tcBorders>
+            <w:shd w:fill="FFF8E8" w:val="clear"/>
+            <w:tcMar>
+              <w:top w:type="dxa" w:w="130"/>
+              <w:left w:type="dxa" w:w="160"/>
+              <w:bottom w:type="dxa" w:w="130"/>
+              <w:right w:type="dxa" w:w="160"/>
+            </w:tcMar>
+          </w:tcPr>
+          <w:p>
+            <w:pPr>
+              <w:spacing w:after="120" w:line="300"/>
+            </w:pPr>
+            <w:r>
+              <w:rPr>
+                <w:b/>
+                <w:bCs/>
+                <w:color w:val="263A67"/>
+              </w:rPr>
+              <w:t xml:space="preserve">WAR ROOM BATTLE SCAR · Silent Production Bug Outage</w:t>
+            </w:r>
+          </w:p>
+          <w:p>
+            <w:pPr>
+              <w:spacing w:after="120" w:line="300"/>
+            </w:pPr>
+            <w:r>
+              <w:rPr>
+                <w:b/>
+                <w:bCs/>
+                <w:color w:val="263A67"/>
+              </w:rPr>
+              <w:t xml:space="preserve">The Silent False Positive Trap: The Danger of Assertions Without Matchers</w:t>
+            </w:r>
+          </w:p>
+          <w:p>
+            <w:pPr>
+              <w:spacing w:after="120" w:line="300"/>
+            </w:pPr>
+            <w:r>
+              <w:t xml:space="preserve">During an enterprise retail migration, thousands of automated tests ran green across CI CD pipelines. Yet, immediately after deployment, customers could not add items to their shopping cart. An engineering audit discovered the test script was written as: pm.test("Item added", function() { pm.response.json().status === "success"; }). Because the triple equal expression returned true or false without passing it to a Chai matcher or throwing an error, the Postman test sandbox recorded every test as passed green, even when the server returned an error!</w:t>
+            </w:r>
+          </w:p>
+          <w:p>
+            <w:pPr>
+              <w:spacing w:after="120" w:line="300"/>
+            </w:pPr>
+            <w:r>
+              <w:rPr>
+                <w:b/>
+                <w:bCs/>
+                <w:color w:val="9A5B00"/>
+              </w:rPr>
+              <w:t xml:space="preserve">Key Architectural Lesson: </w:t>
+            </w:r>
+            <w:r>
+              <w:t xml:space="preserve">Never write bare boolean expressions inside pm.test. Assertions must use pm.expect or pm.response.to.have matchers that explicitly throw errors on mismatch so failing contracts turn the quality gate red.</w:t>
+            </w:r>
+          </w:p>
+        </w:tc>
+      </w:tr>
+    </w:tbl>
+    <w:tbl>
+      <w:tblPr>
+        <w:tblW w:type="pct" w:w="100%"/>
+        <w:tblBorders>
+          <w:top w:val="single" w:color="auto" w:sz="4"/>
+          <w:left w:val="single" w:color="auto" w:sz="4"/>
+          <w:bottom w:val="single" w:color="auto" w:sz="4"/>
+          <w:right w:val="single" w:color="auto" w:sz="4"/>
+          <w:insideH w:val="single" w:color="auto" w:sz="4"/>
+          <w:insideV w:val="single" w:color="auto" w:sz="4"/>
+        </w:tblBorders>
+      </w:tblPr>
+      <w:tblGrid>
+        <w:gridCol w:w="100"/>
+      </w:tblGrid>
+      <w:tr>
+        <w:tc>
+          <w:tcPr>
+            <w:tcBorders>
+              <w:top w:val="single" w:color="D9E0EA" w:sz="2"/>
+              <w:left w:val="single" w:color="D9E0EA" w:sz="2"/>
+              <w:bottom w:val="single" w:color="D9E0EA" w:sz="2"/>
+              <w:right w:val="single" w:color="D9E0EA" w:sz="2"/>
+            </w:tcBorders>
+            <w:shd w:fill="FFF0F0" w:val="clear"/>
+            <w:tcMar>
+              <w:top w:type="dxa" w:w="130"/>
+              <w:left w:type="dxa" w:w="160"/>
+              <w:bottom w:type="dxa" w:w="130"/>
+              <w:right w:type="dxa" w:w="160"/>
+            </w:tcMar>
+          </w:tcPr>
+          <w:p>
+            <w:pPr>
+              <w:spacing w:after="120" w:line="300"/>
+            </w:pPr>
+            <w:r>
+              <w:rPr>
+                <w:b/>
+                <w:bCs/>
+                <w:color w:val="263A67"/>
+              </w:rPr>
+              <w:t xml:space="preserve">WAR ROOM INCIDENT TRIAGE</w:t>
+            </w:r>
+          </w:p>
+          <w:p>
+            <w:pPr>
+              <w:spacing w:after="120" w:line="300"/>
+            </w:pPr>
+            <w:r>
+              <w:rPr>
+                <w:b/>
+                <w:bCs/>
+                <w:color w:val="263A67"/>
+              </w:rPr>
+              <w:t xml:space="preserve">War Room Triage: The False Positive Green Gate Incident</w:t>
+            </w:r>
+          </w:p>
+          <w:p>
+            <w:pPr>
+              <w:spacing w:after="120" w:line="300"/>
+            </w:pPr>
+            <w:r>
+              <w:t xml:space="preserve">The CI pipeline runs 120 automated Postman tests and all 120 report green checkmarks. Ten minutes later, customers report that user registration is broken. When inspecting the test script for registration, you see: pm.test("Status is 200", function () { pm.response.status; }). Why did this test report green while production crashed?</w:t>
+            </w:r>
+          </w:p>
+          <w:p>
+            <w:pPr>
+              <w:spacing w:after="120" w:line="300"/>
+            </w:pPr>
+            <w:r>
+              <w:rPr>
+                <w:b/>
+                <w:bCs/>
+              </w:rPr>
+              <w:t xml:space="preserve">A. </w:t>
+            </w:r>
+            <w:r>
+              <w:t xml:space="preserve">Postman ignores HTTP status codes when running inside automated pipelines.</w:t>
+            </w:r>
+          </w:p>
+          <w:p>
+            <w:pPr>
+              <w:spacing w:after="120" w:line="300"/>
+            </w:pPr>
+            <w:r>
+              <w:rPr>
+                <w:b/>
+                <w:bCs/>
+              </w:rPr>
+              <w:t xml:space="preserve">B. </w:t>
+            </w:r>
+            <w:r>
+              <w:t xml:space="preserve">The statement pm.response.status accesses the status number but performs no comparison matcher or error throw, so the function exited cleanly without failing.</w:t>
+            </w:r>
+          </w:p>
+          <w:p>
+            <w:pPr>
+              <w:spacing w:after="120" w:line="300"/>
+            </w:pPr>
+            <w:r>
+              <w:rPr>
+                <w:b/>
+                <w:bCs/>
+              </w:rPr>
+              <w:t xml:space="preserve">C. </w:t>
+            </w:r>
+            <w:r>
+              <w:t xml:space="preserve">The backend database intercepted the test runner and returned simulated success headers.</w:t>
+            </w:r>
+          </w:p>
+          <w:p>
+            <w:pPr>
+              <w:spacing w:after="120" w:line="300"/>
+            </w:pPr>
+            <w:r>
+              <w:rPr>
+                <w:b/>
+                <w:bCs/>
+              </w:rPr>
+              <w:t xml:space="preserve">D. </w:t>
+            </w:r>
+            <w:r>
+              <w:t xml:space="preserve">The test script requires a semicolon after every bracket to trigger failures.</w:t>
+            </w:r>
+          </w:p>
+          <w:p>
+            <w:pPr>
+              <w:spacing w:after="120" w:line="300"/>
+            </w:pPr>
+            <w:r>
+              <w:rPr>
+                <w:b/>
+                <w:bCs/>
+                <w:color w:val="168A8A"/>
+              </w:rPr>
+              <w:t xml:space="preserve">TACTICAL TRIUMPH: </w:t>
+            </w:r>
+            <w:r>
+              <w:t xml:space="preserve">A test only fails when an exception is thrown! Accessing pm.response.status without an assertion matcher like pm.response.to.have.status(200) simply evaluates a number in memory and exits cleanly. The test runner saw zero errors and falsely marked the test green.</w:t>
+            </w:r>
+          </w:p>
+        </w:tc>
+      </w:tr>
+    </w:tbl>
     <w:p>
       <w:pPr>
         <w:pStyle w:val="Heading2"/>
@@ -14459,6 +15597,80 @@
         <w:t xml:space="preserve">The five variable tiers, precedence rules, dynamic environment switching, and unique ISBN generation.</w:t>
       </w:r>
     </w:p>
+    <w:tbl>
+      <w:tblPr>
+        <w:tblW w:type="pct" w:w="100%"/>
+        <w:tblBorders>
+          <w:top w:val="single" w:color="auto" w:sz="4"/>
+          <w:left w:val="single" w:color="auto" w:sz="4"/>
+          <w:bottom w:val="single" w:color="auto" w:sz="4"/>
+          <w:right w:val="single" w:color="auto" w:sz="4"/>
+          <w:insideH w:val="single" w:color="auto" w:sz="4"/>
+          <w:insideV w:val="single" w:color="auto" w:sz="4"/>
+        </w:tblBorders>
+      </w:tblPr>
+      <w:tblGrid>
+        <w:gridCol w:w="100"/>
+      </w:tblGrid>
+      <w:tr>
+        <w:tc>
+          <w:tcPr>
+            <w:tcBorders>
+              <w:top w:val="single" w:color="D9E0EA" w:sz="2"/>
+              <w:left w:val="single" w:color="D9E0EA" w:sz="2"/>
+              <w:bottom w:val="single" w:color="D9E0EA" w:sz="2"/>
+              <w:right w:val="single" w:color="D9E0EA" w:sz="2"/>
+            </w:tcBorders>
+            <w:shd w:fill="EEF5FA" w:val="clear"/>
+            <w:tcMar>
+              <w:top w:type="dxa" w:w="130"/>
+              <w:left w:type="dxa" w:w="160"/>
+              <w:bottom w:type="dxa" w:w="130"/>
+              <w:right w:type="dxa" w:w="160"/>
+            </w:tcMar>
+          </w:tcPr>
+          <w:p>
+            <w:pPr>
+              <w:spacing w:after="120" w:line="300"/>
+            </w:pPr>
+            <w:r>
+              <w:rPr>
+                <w:b/>
+                <w:bCs/>
+                <w:color w:val="263A67"/>
+              </w:rPr>
+              <w:t xml:space="preserve">MISSION COMMAND HUD</w:t>
+            </w:r>
+          </w:p>
+          <w:p>
+            <w:pPr>
+              <w:spacing w:after="120" w:line="300"/>
+            </w:pPr>
+            <w:r>
+              <w:rPr>
+                <w:b/>
+                <w:bCs/>
+                <w:color w:val="168A8A"/>
+              </w:rPr>
+              <w:t xml:space="preserve">PHASE: Phase 3 of 5: Variable Scopes &amp; Environments · RANK: Rank: Senior Automation Engineer</w:t>
+            </w:r>
+          </w:p>
+          <w:p>
+            <w:pPr>
+              <w:spacing w:after="120" w:line="300"/>
+            </w:pPr>
+            <w:r>
+              <w:rPr>
+                <w:b/>
+                <w:bCs/>
+                <w:color w:val="263A67"/>
+              </w:rPr>
+              <w:t xml:space="preserve">ACTIVE MISSION: Mission 2: Automating Student and Campus Services at Scale</w:t>
+            </w:r>
+          </w:p>
+        </w:tc>
+      </w:tr>
+    </w:tbl>
     <w:tbl>
       <w:tblPr>
         <w:tblW w:type="pct" w:w="100%"/>
@@ -14742,6 +15954,247 @@
         </w:tc>
       </w:tr>
     </w:tbl>
+    <w:tbl>
+      <w:tblPr>
+        <w:tblW w:type="pct" w:w="100%"/>
+        <w:tblBorders>
+          <w:top w:val="single" w:color="auto" w:sz="4"/>
+          <w:left w:val="single" w:color="auto" w:sz="4"/>
+          <w:bottom w:val="single" w:color="auto" w:sz="4"/>
+          <w:right w:val="single" w:color="auto" w:sz="4"/>
+          <w:insideH w:val="single" w:color="auto" w:sz="4"/>
+          <w:insideV w:val="single" w:color="auto" w:sz="4"/>
+        </w:tblBorders>
+      </w:tblPr>
+      <w:tblGrid>
+        <w:gridCol w:w="100"/>
+      </w:tblGrid>
+      <w:tr>
+        <w:tc>
+          <w:tcPr>
+            <w:tcBorders>
+              <w:top w:val="single" w:color="D9E0EA" w:sz="2"/>
+              <w:left w:val="single" w:color="D9E0EA" w:sz="2"/>
+              <w:bottom w:val="single" w:color="D9E0EA" w:sz="2"/>
+              <w:right w:val="single" w:color="D9E0EA" w:sz="2"/>
+            </w:tcBorders>
+            <w:shd w:fill="F3F6FA" w:val="clear"/>
+            <w:tcMar>
+              <w:top w:type="dxa" w:w="130"/>
+              <w:left w:type="dxa" w:w="160"/>
+              <w:bottom w:type="dxa" w:w="130"/>
+              <w:right w:type="dxa" w:w="160"/>
+            </w:tcMar>
+          </w:tcPr>
+          <w:p>
+            <w:pPr>
+              <w:spacing w:after="120" w:line="300"/>
+            </w:pPr>
+            <w:r>
+              <w:rPr>
+                <w:b/>
+                <w:bCs/>
+                <w:color w:val="263A67"/>
+              </w:rPr>
+              <w:t xml:space="preserve">The Five Postman Variable Tiers Explained</w:t>
+            </w:r>
+          </w:p>
+          <w:p>
+            <w:pPr>
+              <w:spacing w:after="120" w:line="300"/>
+            </w:pPr>
+            <w:r>
+              <w:t xml:space="preserve">When multiple variables share the exact same key name, Postman resolves conflicts by choosing the narrowest scope. Here is the operational role of each tier:</w:t>
+            </w:r>
+          </w:p>
+          <w:p>
+            <w:pPr>
+              <w:spacing w:after="120" w:line="300"/>
+            </w:pPr>
+            <w:r>
+              <w:rPr>
+                <w:b/>
+                <w:bCs/>
+                <w:color w:val="263A67"/>
+              </w:rPr>
+              <w:t xml:space="preserve">PILLAR 1: Scope 1: Local · Temporary In Script Variables</w:t>
+            </w:r>
+          </w:p>
+          <w:p>
+            <w:pPr>
+              <w:spacing w:after="120" w:line="300"/>
+            </w:pPr>
+            <w:r>
+              <w:t xml:space="preserve">Exists exclusively while the active script is executing. Overrides every other scope in Postman.</w:t>
+            </w:r>
+          </w:p>
+          <w:p>
+            <w:pPr>
+              <w:spacing w:after="120" w:line="300"/>
+            </w:pPr>
+            <w:r>
+              <w:t xml:space="preserve">• pm.variables.set("tempId", 101): Scoped strictly to the immediate request run.</w:t>
+            </w:r>
+          </w:p>
+          <w:p>
+            <w:pPr>
+              <w:spacing w:after="120" w:line="300"/>
+            </w:pPr>
+            <w:r>
+              <w:t xml:space="preserve">• Disappears from memory as soon as the request completes.</w:t>
+            </w:r>
+          </w:p>
+          <w:p>
+            <w:pPr>
+              <w:spacing w:after="120" w:line="300"/>
+            </w:pPr>
+            <w:r>
+              <w:rPr>
+                <w:b/>
+                <w:bCs/>
+                <w:color w:val="263A67"/>
+              </w:rPr>
+              <w:t xml:space="preserve">PILLAR 2: Scope 2: Data · External Dataset Row Variables</w:t>
+            </w:r>
+          </w:p>
+          <w:p>
+            <w:pPr>
+              <w:spacing w:after="120" w:line="300"/>
+            </w:pPr>
+            <w:r>
+              <w:t xml:space="preserve">Supplied by external CSV or JSON test data files during automated Collection Runner runs.</w:t>
+            </w:r>
+          </w:p>
+          <w:p>
+            <w:pPr>
+              <w:spacing w:after="120" w:line="300"/>
+            </w:pPr>
+            <w:r>
+              <w:t xml:space="preserve">• pm.iterationData.get("isbn"): Reads the specific value from the current dataset row.</w:t>
+            </w:r>
+          </w:p>
+          <w:p>
+            <w:pPr>
+              <w:spacing w:after="120" w:line="300"/>
+            </w:pPr>
+            <w:r>
+              <w:t xml:space="preserve">• Each iteration pulls fresh data automatically.</w:t>
+            </w:r>
+          </w:p>
+          <w:p>
+            <w:pPr>
+              <w:spacing w:after="120" w:line="300"/>
+            </w:pPr>
+            <w:r>
+              <w:rPr>
+                <w:b/>
+                <w:bCs/>
+                <w:color w:val="263A67"/>
+              </w:rPr>
+              <w:t xml:space="preserve">PILLAR 3: Scope 3: Environment · Infrastructure Stage Configuration</w:t>
+            </w:r>
+          </w:p>
+          <w:p>
+            <w:pPr>
+              <w:spacing w:after="120" w:line="300"/>
+            </w:pPr>
+            <w:r>
+              <w:t xml:space="preserve">Configures target hostnames and ports for specific deployment stages like Local, QA, and UAT.</w:t>
+            </w:r>
+          </w:p>
+          <w:p>
+            <w:pPr>
+              <w:spacing w:after="120" w:line="300"/>
+            </w:pPr>
+            <w:r>
+              <w:t xml:space="preserve">• pm.environment.set("base_url", "..."): Switched instantly with the environment dropdown.</w:t>
+            </w:r>
+          </w:p>
+          <w:p>
+            <w:pPr>
+              <w:spacing w:after="120" w:line="300"/>
+            </w:pPr>
+            <w:r>
+              <w:t xml:space="preserve">• Initial values sync to team cloud; current values stay local to your machine.</w:t>
+            </w:r>
+          </w:p>
+          <w:p>
+            <w:pPr>
+              <w:spacing w:after="120" w:line="300"/>
+            </w:pPr>
+            <w:r>
+              <w:rPr>
+                <w:b/>
+                <w:bCs/>
+                <w:color w:val="263A67"/>
+              </w:rPr>
+              <w:t xml:space="preserve">PILLAR 4: Scope 4: Collection · Test Suite Level Variables</w:t>
+            </w:r>
+          </w:p>
+          <w:p>
+            <w:pPr>
+              <w:spacing w:after="120" w:line="300"/>
+            </w:pPr>
+            <w:r>
+              <w:t xml:space="preserve">Variables shared across every folder and request inside one specific Postman collection.</w:t>
+            </w:r>
+          </w:p>
+          <w:p>
+            <w:pPr>
+              <w:spacing w:after="120" w:line="300"/>
+            </w:pPr>
+            <w:r>
+              <w:t xml:space="preserve">• pm.collectionVariables.set("suiteToken", "..."): Accessible by all requests in the collection.</w:t>
+            </w:r>
+          </w:p>
+          <w:p>
+            <w:pPr>
+              <w:spacing w:after="120" w:line="300"/>
+            </w:pPr>
+            <w:r>
+              <w:t xml:space="preserve">• Ideal for generated IDs passed between consecutive steps.</w:t>
+            </w:r>
+          </w:p>
+          <w:p>
+            <w:pPr>
+              <w:spacing w:after="120" w:line="300"/>
+            </w:pPr>
+            <w:r>
+              <w:rPr>
+                <w:b/>
+                <w:bCs/>
+                <w:color w:val="263A67"/>
+              </w:rPr>
+              <w:t xml:space="preserve">PILLAR 5: Scope 5: Global · Workspace Wide Constants</w:t>
+            </w:r>
+          </w:p>
+          <w:p>
+            <w:pPr>
+              <w:spacing w:after="120" w:line="300"/>
+            </w:pPr>
+            <w:r>
+              <w:t xml:space="preserve">Universal settings accessible across all collections and environments within the workspace.</w:t>
+            </w:r>
+          </w:p>
+          <w:p>
+            <w:pPr>
+              <w:spacing w:after="120" w:line="300"/>
+            </w:pPr>
+            <w:r>
+              <w:t xml:space="preserve">• pm.globals.set("companyDomain", "..."): Lowest precedence in the hierarchy.</w:t>
+            </w:r>
+          </w:p>
+          <w:p>
+            <w:pPr>
+              <w:spacing w:after="120" w:line="300"/>
+            </w:pPr>
+            <w:r>
+              <w:t xml:space="preserve">• Easily overridden by environment or collection variables with the same name.</w:t>
+            </w:r>
+          </w:p>
+        </w:tc>
+      </w:tr>
+    </w:tbl>
     <w:p>
       <w:pPr>
         <w:pStyle w:val="Heading2"/>
@@ -15457,6 +16910,236 @@
         </w:tc>
       </w:tr>
     </w:tbl>
+    <w:tbl>
+      <w:tblPr>
+        <w:tblW w:type="pct" w:w="100%"/>
+        <w:tblBorders>
+          <w:top w:val="single" w:color="auto" w:sz="4"/>
+          <w:left w:val="single" w:color="auto" w:sz="4"/>
+          <w:bottom w:val="single" w:color="auto" w:sz="4"/>
+          <w:right w:val="single" w:color="auto" w:sz="4"/>
+          <w:insideH w:val="single" w:color="auto" w:sz="4"/>
+          <w:insideV w:val="single" w:color="auto" w:sz="4"/>
+        </w:tblBorders>
+      </w:tblPr>
+      <w:tblGrid>
+        <w:gridCol w:w="100"/>
+      </w:tblGrid>
+      <w:tr>
+        <w:tc>
+          <w:tcPr>
+            <w:tcBorders>
+              <w:top w:val="single" w:color="D9E0EA" w:sz="2"/>
+              <w:left w:val="single" w:color="D9E0EA" w:sz="2"/>
+              <w:bottom w:val="single" w:color="D9E0EA" w:sz="2"/>
+              <w:right w:val="single" w:color="D9E0EA" w:sz="2"/>
+            </w:tcBorders>
+            <w:shd w:fill="FFF8E8" w:val="clear"/>
+            <w:tcMar>
+              <w:top w:type="dxa" w:w="130"/>
+              <w:left w:type="dxa" w:w="160"/>
+              <w:bottom w:type="dxa" w:w="130"/>
+              <w:right w:type="dxa" w:w="160"/>
+            </w:tcMar>
+          </w:tcPr>
+          <w:p>
+            <w:pPr>
+              <w:spacing w:after="120" w:line="300"/>
+            </w:pPr>
+            <w:r>
+              <w:rPr>
+                <w:b/>
+                <w:bCs/>
+                <w:color w:val="263A67"/>
+              </w:rPr>
+              <w:t xml:space="preserve">WAR ROOM BATTLE SCAR · Environment Misconfiguration Outage</w:t>
+            </w:r>
+          </w:p>
+          <w:p>
+            <w:pPr>
+              <w:spacing w:after="120" w:line="300"/>
+            </w:pPr>
+            <w:r>
+              <w:rPr>
+                <w:b/>
+                <w:bCs/>
+                <w:color w:val="263A67"/>
+              </w:rPr>
+              <w:t xml:space="preserve">The Production Database Overwrite Outage: The Danger of Ambiguous Variable Scopes</w:t>
+            </w:r>
+          </w:p>
+          <w:p>
+            <w:pPr>
+              <w:spacing w:after="120" w:line="300"/>
+            </w:pPr>
+            <w:r>
+              <w:t xml:space="preserve">An engineering team ran an automated load test suite intended for the staging cluster. However, the collection contained a global variable baseUrl set to the production cluster, while the staging environment variable had a subtle spelling mismatch (base_url vs baseUrl). Because of the variable precedence hierarchy and naming discrepancy, Postman defaulted to the global production URL. Within minutes, the automated test inserted fifty thousand fictitious student test accounts directly into the live production database!</w:t>
+            </w:r>
+          </w:p>
+          <w:p>
+            <w:pPr>
+              <w:spacing w:after="120" w:line="300"/>
+            </w:pPr>
+            <w:r>
+              <w:rPr>
+                <w:b/>
+                <w:bCs/>
+                <w:color w:val="9A5B00"/>
+              </w:rPr>
+              <w:t xml:space="preserve">Key Architectural Lesson: </w:t>
+            </w:r>
+            <w:r>
+              <w:t xml:space="preserve">Never define production server hostnames in global variables. Always isolate target server environments strictly and verify variable resolution in the Postman Console before triggering automated test runs.</w:t>
+            </w:r>
+          </w:p>
+        </w:tc>
+      </w:tr>
+    </w:tbl>
+    <w:tbl>
+      <w:tblPr>
+        <w:tblW w:type="pct" w:w="100%"/>
+        <w:tblBorders>
+          <w:top w:val="single" w:color="auto" w:sz="4"/>
+          <w:left w:val="single" w:color="auto" w:sz="4"/>
+          <w:bottom w:val="single" w:color="auto" w:sz="4"/>
+          <w:right w:val="single" w:color="auto" w:sz="4"/>
+          <w:insideH w:val="single" w:color="auto" w:sz="4"/>
+          <w:insideV w:val="single" w:color="auto" w:sz="4"/>
+        </w:tblBorders>
+      </w:tblPr>
+      <w:tblGrid>
+        <w:gridCol w:w="100"/>
+      </w:tblGrid>
+      <w:tr>
+        <w:tc>
+          <w:tcPr>
+            <w:tcBorders>
+              <w:top w:val="single" w:color="D9E0EA" w:sz="2"/>
+              <w:left w:val="single" w:color="D9E0EA" w:sz="2"/>
+              <w:bottom w:val="single" w:color="D9E0EA" w:sz="2"/>
+              <w:right w:val="single" w:color="D9E0EA" w:sz="2"/>
+            </w:tcBorders>
+            <w:shd w:fill="FFF0F0" w:val="clear"/>
+            <w:tcMar>
+              <w:top w:type="dxa" w:w="130"/>
+              <w:left w:type="dxa" w:w="160"/>
+              <w:bottom w:type="dxa" w:w="130"/>
+              <w:right w:type="dxa" w:w="160"/>
+            </w:tcMar>
+          </w:tcPr>
+          <w:p>
+            <w:pPr>
+              <w:spacing w:after="120" w:line="300"/>
+            </w:pPr>
+            <w:r>
+              <w:rPr>
+                <w:b/>
+                <w:bCs/>
+                <w:color w:val="263A67"/>
+              </w:rPr>
+              <w:t xml:space="preserve">WAR ROOM INCIDENT TRIAGE</w:t>
+            </w:r>
+          </w:p>
+          <w:p>
+            <w:pPr>
+              <w:spacing w:after="120" w:line="300"/>
+            </w:pPr>
+            <w:r>
+              <w:rPr>
+                <w:b/>
+                <w:bCs/>
+                <w:color w:val="263A67"/>
+              </w:rPr>
+              <w:t xml:space="preserve">War Room Triage: The Mystery of the Overridden Variable</w:t>
+            </w:r>
+          </w:p>
+          <w:p>
+            <w:pPr>
+              <w:spacing w:after="120" w:line="300"/>
+            </w:pPr>
+            <w:r>
+              <w:t xml:space="preserve">You select the "QA Environment" in Postman where timeout is set to 5000 milliseconds. But when you click Send, your test script fails after only 100 milliseconds with a timeout exception. When inspecting your collection, you discover a script with: pm.variables.set("timeout", 100). Why did Postman ignore your 5000 millisecond environment setting?</w:t>
+            </w:r>
+          </w:p>
+          <w:p>
+            <w:pPr>
+              <w:spacing w:after="120" w:line="300"/>
+            </w:pPr>
+            <w:r>
+              <w:rPr>
+                <w:b/>
+                <w:bCs/>
+              </w:rPr>
+              <w:t xml:space="preserve">A. </w:t>
+            </w:r>
+            <w:r>
+              <w:t xml:space="preserve">Postman environments do not work when running single requests manually.</w:t>
+            </w:r>
+          </w:p>
+          <w:p>
+            <w:pPr>
+              <w:spacing w:after="120" w:line="300"/>
+            </w:pPr>
+            <w:r>
+              <w:rPr>
+                <w:b/>
+                <w:bCs/>
+              </w:rPr>
+              <w:t xml:space="preserve">B. </w:t>
+            </w:r>
+            <w:r>
+              <w:t xml:space="preserve">Local script scope variables created via pm.variables.set have higher precedence than environment variables and override them during execution.</w:t>
+            </w:r>
+          </w:p>
+          <w:p>
+            <w:pPr>
+              <w:spacing w:after="120" w:line="300"/>
+            </w:pPr>
+            <w:r>
+              <w:rPr>
+                <w:b/>
+                <w:bCs/>
+              </w:rPr>
+              <w:t xml:space="preserve">C. </w:t>
+            </w:r>
+            <w:r>
+              <w:t xml:space="preserve">The QA server database rejected the timeout header because it was too large.</w:t>
+            </w:r>
+          </w:p>
+          <w:p>
+            <w:pPr>
+              <w:spacing w:after="120" w:line="300"/>
+            </w:pPr>
+            <w:r>
+              <w:rPr>
+                <w:b/>
+                <w:bCs/>
+              </w:rPr>
+              <w:t xml:space="preserve">D. </w:t>
+            </w:r>
+            <w:r>
+              <w:t xml:space="preserve">Environment variables only apply to request URLs, not to script logic.</w:t>
+            </w:r>
+          </w:p>
+          <w:p>
+            <w:pPr>
+              <w:spacing w:after="120" w:line="300"/>
+            </w:pPr>
+            <w:r>
+              <w:rPr>
+                <w:b/>
+                <w:bCs/>
+                <w:color w:val="168A8A"/>
+              </w:rPr>
+              <w:t xml:space="preserve">TACTICAL TRIUMPH: </w:t>
+            </w:r>
+            <w:r>
+              <w:t xml:space="preserve">Local scope overrides environment scope! The Postman variable hierarchy prioritizes Local variables above Data, Environment, Collection, and Global tiers. The in script variable took precedence, causing the early timeout.</w:t>
+            </w:r>
+          </w:p>
+        </w:tc>
+      </w:tr>
+    </w:tbl>
     <w:p>
       <w:pPr>
         <w:pStyle w:val="Heading2"/>
@@ -16052,6 +17735,80 @@
         <w:t xml:space="preserve">Automated property transfer, navigating nested object hierarchies, array methods, and mathematical calculations.</w:t>
       </w:r>
     </w:p>
+    <w:tbl>
+      <w:tblPr>
+        <w:tblW w:type="pct" w:w="100%"/>
+        <w:tblBorders>
+          <w:top w:val="single" w:color="auto" w:sz="4"/>
+          <w:left w:val="single" w:color="auto" w:sz="4"/>
+          <w:bottom w:val="single" w:color="auto" w:sz="4"/>
+          <w:right w:val="single" w:color="auto" w:sz="4"/>
+          <w:insideH w:val="single" w:color="auto" w:sz="4"/>
+          <w:insideV w:val="single" w:color="auto" w:sz="4"/>
+        </w:tblBorders>
+      </w:tblPr>
+      <w:tblGrid>
+        <w:gridCol w:w="100"/>
+      </w:tblGrid>
+      <w:tr>
+        <w:tc>
+          <w:tcPr>
+            <w:tcBorders>
+              <w:top w:val="single" w:color="D9E0EA" w:sz="2"/>
+              <w:left w:val="single" w:color="D9E0EA" w:sz="2"/>
+              <w:bottom w:val="single" w:color="D9E0EA" w:sz="2"/>
+              <w:right w:val="single" w:color="D9E0EA" w:sz="2"/>
+            </w:tcBorders>
+            <w:shd w:fill="EEF5FA" w:val="clear"/>
+            <w:tcMar>
+              <w:top w:type="dxa" w:w="130"/>
+              <w:left w:type="dxa" w:w="160"/>
+              <w:bottom w:type="dxa" w:w="130"/>
+              <w:right w:type="dxa" w:w="160"/>
+            </w:tcMar>
+          </w:tcPr>
+          <w:p>
+            <w:pPr>
+              <w:spacing w:after="120" w:line="300"/>
+            </w:pPr>
+            <w:r>
+              <w:rPr>
+                <w:b/>
+                <w:bCs/>
+                <w:color w:val="263A67"/>
+              </w:rPr>
+              <w:t xml:space="preserve">MISSION COMMAND HUD</w:t>
+            </w:r>
+          </w:p>
+          <w:p>
+            <w:pPr>
+              <w:spacing w:after="120" w:line="300"/>
+            </w:pPr>
+            <w:r>
+              <w:rPr>
+                <w:b/>
+                <w:bCs/>
+                <w:color w:val="168A8A"/>
+              </w:rPr>
+              <w:t xml:space="preserve">PHASE: Phase 4 of 5: Dynamic Request Chaining &amp; Array Pipelines · RANK: Rank: Automation Pipeline Architect</w:t>
+            </w:r>
+          </w:p>
+          <w:p>
+            <w:pPr>
+              <w:spacing w:after="120" w:line="300"/>
+            </w:pPr>
+            <w:r>
+              <w:rPr>
+                <w:b/>
+                <w:bCs/>
+                <w:color w:val="263A67"/>
+              </w:rPr>
+              <w:t xml:space="preserve">ACTIVE MISSION: Mission 2: Automating Student and Campus Services at Scale</w:t>
+            </w:r>
+          </w:p>
+        </w:tc>
+      </w:tr>
+    </w:tbl>
     <w:tbl>
       <w:tblPr>
         <w:tblW w:type="pct" w:w="100%"/>
@@ -18535,6 +20292,236 @@
         <w:t xml:space="preserve">11  Collection Run Complete: 9 requests, 12 assertions, 0 failures (1300 ms)</w:t>
       </w:r>
     </w:p>
+    <w:tbl>
+      <w:tblPr>
+        <w:tblW w:type="pct" w:w="100%"/>
+        <w:tblBorders>
+          <w:top w:val="single" w:color="auto" w:sz="4"/>
+          <w:left w:val="single" w:color="auto" w:sz="4"/>
+          <w:bottom w:val="single" w:color="auto" w:sz="4"/>
+          <w:right w:val="single" w:color="auto" w:sz="4"/>
+          <w:insideH w:val="single" w:color="auto" w:sz="4"/>
+          <w:insideV w:val="single" w:color="auto" w:sz="4"/>
+        </w:tblBorders>
+      </w:tblPr>
+      <w:tblGrid>
+        <w:gridCol w:w="100"/>
+      </w:tblGrid>
+      <w:tr>
+        <w:tc>
+          <w:tcPr>
+            <w:tcBorders>
+              <w:top w:val="single" w:color="D9E0EA" w:sz="2"/>
+              <w:left w:val="single" w:color="D9E0EA" w:sz="2"/>
+              <w:bottom w:val="single" w:color="D9E0EA" w:sz="2"/>
+              <w:right w:val="single" w:color="D9E0EA" w:sz="2"/>
+            </w:tcBorders>
+            <w:shd w:fill="FFF8E8" w:val="clear"/>
+            <w:tcMar>
+              <w:top w:type="dxa" w:w="130"/>
+              <w:left w:type="dxa" w:w="160"/>
+              <w:bottom w:type="dxa" w:w="130"/>
+              <w:right w:type="dxa" w:w="160"/>
+            </w:tcMar>
+          </w:tcPr>
+          <w:p>
+            <w:pPr>
+              <w:spacing w:after="120" w:line="300"/>
+            </w:pPr>
+            <w:r>
+              <w:rPr>
+                <w:b/>
+                <w:bCs/>
+                <w:color w:val="263A67"/>
+              </w:rPr>
+              <w:t xml:space="preserve">WAR ROOM BATTLE SCAR · Order Processing Pipeline Failure</w:t>
+            </w:r>
+          </w:p>
+          <w:p>
+            <w:pPr>
+              <w:spacing w:after="120" w:line="300"/>
+            </w:pPr>
+            <w:r>
+              <w:rPr>
+                <w:b/>
+                <w:bCs/>
+                <w:color w:val="263A67"/>
+              </w:rPr>
+              <w:t xml:space="preserve">The Silent Null ID Disaster: The Perils of Unchecked Property Transfer</w:t>
+            </w:r>
+          </w:p>
+          <w:p>
+            <w:pPr>
+              <w:spacing w:after="120" w:line="300"/>
+            </w:pPr>
+            <w:r>
+              <w:t xml:space="preserve">An online ticketing company deployed a microservice update that changed the confirmation key from id to order_id in their reservation endpoint. The downstream payment capture step in the automated test suite continued to look for data.id without defensive validation. The variable was set to undefined, and the payment API was called with: POST /v1/payments/capture?orderId=undefined. Because the payment API did not validate the parameter, thousands of transactions were recorded against a null order ID, requiring emergency database reconciliations.</w:t>
+            </w:r>
+          </w:p>
+          <w:p>
+            <w:pPr>
+              <w:spacing w:after="120" w:line="300"/>
+            </w:pPr>
+            <w:r>
+              <w:rPr>
+                <w:b/>
+                <w:bCs/>
+                <w:color w:val="9A5B00"/>
+              </w:rPr>
+              <w:t xml:space="preserve">Key Architectural Lesson: </w:t>
+            </w:r>
+            <w:r>
+              <w:t xml:space="preserve">Always validate that dynamic properties exist before saving them to collection or environment variables. Defensive checks like pm.expect(data.id).to.not.be.undefined prevent corrupted downstream request pipelines.</w:t>
+            </w:r>
+          </w:p>
+        </w:tc>
+      </w:tr>
+    </w:tbl>
+    <w:tbl>
+      <w:tblPr>
+        <w:tblW w:type="pct" w:w="100%"/>
+        <w:tblBorders>
+          <w:top w:val="single" w:color="auto" w:sz="4"/>
+          <w:left w:val="single" w:color="auto" w:sz="4"/>
+          <w:bottom w:val="single" w:color="auto" w:sz="4"/>
+          <w:right w:val="single" w:color="auto" w:sz="4"/>
+          <w:insideH w:val="single" w:color="auto" w:sz="4"/>
+          <w:insideV w:val="single" w:color="auto" w:sz="4"/>
+        </w:tblBorders>
+      </w:tblPr>
+      <w:tblGrid>
+        <w:gridCol w:w="100"/>
+      </w:tblGrid>
+      <w:tr>
+        <w:tc>
+          <w:tcPr>
+            <w:tcBorders>
+              <w:top w:val="single" w:color="D9E0EA" w:sz="2"/>
+              <w:left w:val="single" w:color="D9E0EA" w:sz="2"/>
+              <w:bottom w:val="single" w:color="D9E0EA" w:sz="2"/>
+              <w:right w:val="single" w:color="D9E0EA" w:sz="2"/>
+            </w:tcBorders>
+            <w:shd w:fill="FFF0F0" w:val="clear"/>
+            <w:tcMar>
+              <w:top w:type="dxa" w:w="130"/>
+              <w:left w:type="dxa" w:w="160"/>
+              <w:bottom w:type="dxa" w:w="130"/>
+              <w:right w:type="dxa" w:w="160"/>
+            </w:tcMar>
+          </w:tcPr>
+          <w:p>
+            <w:pPr>
+              <w:spacing w:after="120" w:line="300"/>
+            </w:pPr>
+            <w:r>
+              <w:rPr>
+                <w:b/>
+                <w:bCs/>
+                <w:color w:val="263A67"/>
+              </w:rPr>
+              <w:t xml:space="preserve">WAR ROOM INCIDENT TRIAGE</w:t>
+            </w:r>
+          </w:p>
+          <w:p>
+            <w:pPr>
+              <w:spacing w:after="120" w:line="300"/>
+            </w:pPr>
+            <w:r>
+              <w:rPr>
+                <w:b/>
+                <w:bCs/>
+                <w:color w:val="263A67"/>
+              </w:rPr>
+              <w:t xml:space="preserve">War Room Triage: The Mystery of the Uncaught TypeError in Array Parsing</w:t>
+            </w:r>
+          </w:p>
+          <w:p>
+            <w:pPr>
+              <w:spacing w:after="120" w:line="300"/>
+            </w:pPr>
+            <w:r>
+              <w:t xml:space="preserve">You are writing an assertion to verify the price of the third book in an audit response: pm.expect(data.department.courses[2].books[0].price).to.eql(45). The test runner throws a fatal error: "TypeError: Cannot read property books of undefined". What is the most likely structural defect in the response?</w:t>
+            </w:r>
+          </w:p>
+          <w:p>
+            <w:pPr>
+              <w:spacing w:after="120" w:line="300"/>
+            </w:pPr>
+            <w:r>
+              <w:rPr>
+                <w:b/>
+                <w:bCs/>
+              </w:rPr>
+              <w:t xml:space="preserve">A. </w:t>
+            </w:r>
+            <w:r>
+              <w:t xml:space="preserve">Postman does not support zero based array indexing.</w:t>
+            </w:r>
+          </w:p>
+          <w:p>
+            <w:pPr>
+              <w:spacing w:after="120" w:line="300"/>
+            </w:pPr>
+            <w:r>
+              <w:rPr>
+                <w:b/>
+                <w:bCs/>
+              </w:rPr>
+              <w:t xml:space="preserve">B. </w:t>
+            </w:r>
+            <w:r>
+              <w:t xml:space="preserve">The courses array contained only two elements, so courses[2] resolved to undefined, making .books an invalid property lookup.</w:t>
+            </w:r>
+          </w:p>
+          <w:p>
+            <w:pPr>
+              <w:spacing w:after="120" w:line="300"/>
+            </w:pPr>
+            <w:r>
+              <w:rPr>
+                <w:b/>
+                <w:bCs/>
+              </w:rPr>
+              <w:t xml:space="preserve">C. </w:t>
+            </w:r>
+            <w:r>
+              <w:t xml:space="preserve">The price field in JSON must always be wrapped in quotation marks.</w:t>
+            </w:r>
+          </w:p>
+          <w:p>
+            <w:pPr>
+              <w:spacing w:after="120" w:line="300"/>
+            </w:pPr>
+            <w:r>
+              <w:rPr>
+                <w:b/>
+                <w:bCs/>
+              </w:rPr>
+              <w:t xml:space="preserve">D. </w:t>
+            </w:r>
+            <w:r>
+              <w:t xml:space="preserve">Array methods in JavaScript cannot be executed inside the Tests tab.</w:t>
+            </w:r>
+          </w:p>
+          <w:p>
+            <w:pPr>
+              <w:spacing w:after="120" w:line="300"/>
+            </w:pPr>
+            <w:r>
+              <w:rPr>
+                <w:b/>
+                <w:bCs/>
+                <w:color w:val="168A8A"/>
+              </w:rPr>
+              <w:t xml:space="preserve">TACTICAL TRIUMPH: </w:t>
+            </w:r>
+            <w:r>
+              <w:t xml:space="preserve">Zero based index boundary overflow! In JavaScript, array indices start at 0. Therefore, the third item is at index 2. If the courses array contains only two courses (indices 0 and 1), courses[2] evaluates to undefined, and attempting to access .books throws a fatal TypeError. Always assert array length before indexing into nested elements!</w:t>
+            </w:r>
+          </w:p>
+        </w:tc>
+      </w:tr>
+    </w:tbl>
     <w:p>
       <w:pPr>
         <w:pStyle w:val="Heading2"/>
@@ -19156,6 +21143,80 @@
         <w:t xml:space="preserve">Powering automated iterations with CSV and JSON files, pm.iterationData, and debugging console traps.</w:t>
       </w:r>
     </w:p>
+    <w:tbl>
+      <w:tblPr>
+        <w:tblW w:type="pct" w:w="100%"/>
+        <w:tblBorders>
+          <w:top w:val="single" w:color="auto" w:sz="4"/>
+          <w:left w:val="single" w:color="auto" w:sz="4"/>
+          <w:bottom w:val="single" w:color="auto" w:sz="4"/>
+          <w:right w:val="single" w:color="auto" w:sz="4"/>
+          <w:insideH w:val="single" w:color="auto" w:sz="4"/>
+          <w:insideV w:val="single" w:color="auto" w:sz="4"/>
+        </w:tblBorders>
+      </w:tblPr>
+      <w:tblGrid>
+        <w:gridCol w:w="100"/>
+      </w:tblGrid>
+      <w:tr>
+        <w:tc>
+          <w:tcPr>
+            <w:tcBorders>
+              <w:top w:val="single" w:color="D9E0EA" w:sz="2"/>
+              <w:left w:val="single" w:color="D9E0EA" w:sz="2"/>
+              <w:bottom w:val="single" w:color="D9E0EA" w:sz="2"/>
+              <w:right w:val="single" w:color="D9E0EA" w:sz="2"/>
+            </w:tcBorders>
+            <w:shd w:fill="EEF5FA" w:val="clear"/>
+            <w:tcMar>
+              <w:top w:type="dxa" w:w="130"/>
+              <w:left w:type="dxa" w:w="160"/>
+              <w:bottom w:type="dxa" w:w="130"/>
+              <w:right w:type="dxa" w:w="160"/>
+            </w:tcMar>
+          </w:tcPr>
+          <w:p>
+            <w:pPr>
+              <w:spacing w:after="120" w:line="300"/>
+            </w:pPr>
+            <w:r>
+              <w:rPr>
+                <w:b/>
+                <w:bCs/>
+                <w:color w:val="263A67"/>
+              </w:rPr>
+              <w:t xml:space="preserve">MISSION COMMAND HUD</w:t>
+            </w:r>
+          </w:p>
+          <w:p>
+            <w:pPr>
+              <w:spacing w:after="120" w:line="300"/>
+            </w:pPr>
+            <w:r>
+              <w:rPr>
+                <w:b/>
+                <w:bCs/>
+                <w:color w:val="168A8A"/>
+              </w:rPr>
+              <w:t xml:space="preserve">PHASE: Phase 5 of 5: Data Driven Scale (Mission Victory) · RANK: Rank: Enterprise Quality Architect</w:t>
+            </w:r>
+          </w:p>
+          <w:p>
+            <w:pPr>
+              <w:spacing w:after="120" w:line="300"/>
+            </w:pPr>
+            <w:r>
+              <w:rPr>
+                <w:b/>
+                <w:bCs/>
+                <w:color w:val="263A67"/>
+              </w:rPr>
+              <w:t xml:space="preserve">ACTIVE MISSION: Mission 2: Automating Student and Campus Services at Scale</w:t>
+            </w:r>
+          </w:p>
+        </w:tc>
+      </w:tr>
+    </w:tbl>
     <w:tbl>
       <w:tblPr>
         <w:tblW w:type="pct" w:w="100%"/>
@@ -20101,6 +22162,236 @@
               <w:bottom w:val="single" w:color="D9E0EA" w:sz="2"/>
               <w:right w:val="single" w:color="D9E0EA" w:sz="2"/>
             </w:tcBorders>
+            <w:shd w:fill="FFF8E8" w:val="clear"/>
+            <w:tcMar>
+              <w:top w:type="dxa" w:w="130"/>
+              <w:left w:type="dxa" w:w="160"/>
+              <w:bottom w:type="dxa" w:w="130"/>
+              <w:right w:type="dxa" w:w="160"/>
+            </w:tcMar>
+          </w:tcPr>
+          <w:p>
+            <w:pPr>
+              <w:spacing w:after="120" w:line="300"/>
+            </w:pPr>
+            <w:r>
+              <w:rPr>
+                <w:b/>
+                <w:bCs/>
+                <w:color w:val="263A67"/>
+              </w:rPr>
+              <w:t xml:space="preserve">WAR ROOM BATTLE SCAR · Data Parsing Catastrophe</w:t>
+            </w:r>
+          </w:p>
+          <w:p>
+            <w:pPr>
+              <w:spacing w:after="120" w:line="300"/>
+            </w:pPr>
+            <w:r>
+              <w:rPr>
+                <w:b/>
+                <w:bCs/>
+                <w:color w:val="263A67"/>
+              </w:rPr>
+              <w:t xml:space="preserve">The Million Dollar Comma Outage: The Peril of Unescaped CSV Delimiters</w:t>
+            </w:r>
+          </w:p>
+          <w:p>
+            <w:pPr>
+              <w:spacing w:after="120" w:line="300"/>
+            </w:pPr>
+            <w:r>
+              <w:t xml:space="preserve">An international airline imported route pricing spreadsheets using automated CSV test drivers. A route description contained an unquoted comma ("London, Heathrow to New York"). Because the CSV parser treated the comma as a column delimiter, every subsequent column shifted by one position, moving seat discount percentages into the base fare column. Before the automated suite flagged the issue, thousand dollar transatlantic tickets were briefly sold for ten dollars!</w:t>
+            </w:r>
+          </w:p>
+          <w:p>
+            <w:pPr>
+              <w:spacing w:after="120" w:line="300"/>
+            </w:pPr>
+            <w:r>
+              <w:rPr>
+                <w:b/>
+                <w:bCs/>
+                <w:color w:val="9A5B00"/>
+              </w:rPr>
+              <w:t xml:space="preserve">Key Architectural Lesson: </w:t>
+            </w:r>
+            <w:r>
+              <w:t xml:space="preserve">Always validate and quote external test data files. When ingesting CSV datasets, wrap text strings containing commas in quotes or utilize JSON format for strict schema safety.</w:t>
+            </w:r>
+          </w:p>
+        </w:tc>
+      </w:tr>
+    </w:tbl>
+    <w:tbl>
+      <w:tblPr>
+        <w:tblW w:type="pct" w:w="100%"/>
+        <w:tblBorders>
+          <w:top w:val="single" w:color="auto" w:sz="4"/>
+          <w:left w:val="single" w:color="auto" w:sz="4"/>
+          <w:bottom w:val="single" w:color="auto" w:sz="4"/>
+          <w:right w:val="single" w:color="auto" w:sz="4"/>
+          <w:insideH w:val="single" w:color="auto" w:sz="4"/>
+          <w:insideV w:val="single" w:color="auto" w:sz="4"/>
+        </w:tblBorders>
+      </w:tblPr>
+      <w:tblGrid>
+        <w:gridCol w:w="100"/>
+      </w:tblGrid>
+      <w:tr>
+        <w:tc>
+          <w:tcPr>
+            <w:tcBorders>
+              <w:top w:val="single" w:color="D9E0EA" w:sz="2"/>
+              <w:left w:val="single" w:color="D9E0EA" w:sz="2"/>
+              <w:bottom w:val="single" w:color="D9E0EA" w:sz="2"/>
+              <w:right w:val="single" w:color="D9E0EA" w:sz="2"/>
+            </w:tcBorders>
+            <w:shd w:fill="FFF0F0" w:val="clear"/>
+            <w:tcMar>
+              <w:top w:type="dxa" w:w="130"/>
+              <w:left w:type="dxa" w:w="160"/>
+              <w:bottom w:type="dxa" w:w="130"/>
+              <w:right w:type="dxa" w:w="160"/>
+            </w:tcMar>
+          </w:tcPr>
+          <w:p>
+            <w:pPr>
+              <w:spacing w:after="120" w:line="300"/>
+            </w:pPr>
+            <w:r>
+              <w:rPr>
+                <w:b/>
+                <w:bCs/>
+                <w:color w:val="263A67"/>
+              </w:rPr>
+              <w:t xml:space="preserve">WAR ROOM INCIDENT TRIAGE</w:t>
+            </w:r>
+          </w:p>
+          <w:p>
+            <w:pPr>
+              <w:spacing w:after="120" w:line="300"/>
+            </w:pPr>
+            <w:r>
+              <w:rPr>
+                <w:b/>
+                <w:bCs/>
+                <w:color w:val="263A67"/>
+              </w:rPr>
+              <w:t xml:space="preserve">War Room Triage: The Data File Variable Shadowing Trap</w:t>
+            </w:r>
+          </w:p>
+          <w:p>
+            <w:pPr>
+              <w:spacing w:after="120" w:line="300"/>
+            </w:pPr>
+            <w:r>
+              <w:t xml:space="preserve">You load a CSV file into the Collection Runner with column header isbn. In your Pre request script, you also write: pm.environment.set("isbn", "9999"). When the runner executes, AddBook sends ISBN 1001 from the CSV row instead of 9999. Why did Postman ignore the environment variable?</w:t>
+            </w:r>
+          </w:p>
+          <w:p>
+            <w:pPr>
+              <w:spacing w:after="120" w:line="300"/>
+            </w:pPr>
+            <w:r>
+              <w:rPr>
+                <w:b/>
+                <w:bCs/>
+              </w:rPr>
+              <w:t xml:space="preserve">A. </w:t>
+            </w:r>
+            <w:r>
+              <w:t xml:space="preserve">Postman environments are automatically disabled when a data file is selected.</w:t>
+            </w:r>
+          </w:p>
+          <w:p>
+            <w:pPr>
+              <w:spacing w:after="120" w:line="300"/>
+            </w:pPr>
+            <w:r>
+              <w:rPr>
+                <w:b/>
+                <w:bCs/>
+              </w:rPr>
+              <w:t xml:space="preserve">B. </w:t>
+            </w:r>
+            <w:r>
+              <w:t xml:space="preserve">Data scope has higher precedence than Environment scope, so iteration data variables always override environment variables of the same name.</w:t>
+            </w:r>
+          </w:p>
+          <w:p>
+            <w:pPr>
+              <w:spacing w:after="120" w:line="300"/>
+            </w:pPr>
+            <w:r>
+              <w:rPr>
+                <w:b/>
+                <w:bCs/>
+              </w:rPr>
+              <w:t xml:space="preserve">C. </w:t>
+            </w:r>
+            <w:r>
+              <w:t xml:space="preserve">CSV file values can only be read inside the Tests tab, not in the request body.</w:t>
+            </w:r>
+          </w:p>
+          <w:p>
+            <w:pPr>
+              <w:spacing w:after="120" w:line="300"/>
+            </w:pPr>
+            <w:r>
+              <w:rPr>
+                <w:b/>
+                <w:bCs/>
+              </w:rPr>
+              <w:t xml:space="preserve">D. </w:t>
+            </w:r>
+            <w:r>
+              <w:t xml:space="preserve">The Collection Runner only supports numeric values in CSV columns.</w:t>
+            </w:r>
+          </w:p>
+          <w:p>
+            <w:pPr>
+              <w:spacing w:after="120" w:line="300"/>
+            </w:pPr>
+            <w:r>
+              <w:rPr>
+                <w:b/>
+                <w:bCs/>
+                <w:color w:val="168A8A"/>
+              </w:rPr>
+              <w:t xml:space="preserve">TACTICAL TRIUMPH: </w:t>
+            </w:r>
+            <w:r>
+              <w:t xml:space="preserve">Data scope overrides Environment scope! The Postman variable hierarchy prioritizes Local &gt; Data &gt; Environment &gt; Collection &gt; Global. Because iteration data sits above environment tier, the value from the CSV row automatically overrides your environment setting.</w:t>
+            </w:r>
+          </w:p>
+        </w:tc>
+      </w:tr>
+    </w:tbl>
+    <w:tbl>
+      <w:tblPr>
+        <w:tblW w:type="pct" w:w="100%"/>
+        <w:tblBorders>
+          <w:top w:val="single" w:color="auto" w:sz="4"/>
+          <w:left w:val="single" w:color="auto" w:sz="4"/>
+          <w:bottom w:val="single" w:color="auto" w:sz="4"/>
+          <w:right w:val="single" w:color="auto" w:sz="4"/>
+          <w:insideH w:val="single" w:color="auto" w:sz="4"/>
+          <w:insideV w:val="single" w:color="auto" w:sz="4"/>
+        </w:tblBorders>
+      </w:tblPr>
+      <w:tblGrid>
+        <w:gridCol w:w="100"/>
+      </w:tblGrid>
+      <w:tr>
+        <w:tc>
+          <w:tcPr>
+            <w:tcBorders>
+              <w:top w:val="single" w:color="D9E0EA" w:sz="2"/>
+              <w:left w:val="single" w:color="D9E0EA" w:sz="2"/>
+              <w:bottom w:val="single" w:color="D9E0EA" w:sz="2"/>
+              <w:right w:val="single" w:color="D9E0EA" w:sz="2"/>
+            </w:tcBorders>
             <w:shd w:fill="EAFAF1" w:val="clear"/>
             <w:tcMar>
               <w:top w:type="dxa" w:w="130"/>
@@ -20757,6 +23048,80 @@
                 <w:bCs/>
                 <w:color w:val="263A67"/>
               </w:rPr>
+              <w:t xml:space="preserve">MISSION COMMAND HUD</w:t>
+            </w:r>
+          </w:p>
+          <w:p>
+            <w:pPr>
+              <w:spacing w:after="120" w:line="300"/>
+            </w:pPr>
+            <w:r>
+              <w:rPr>
+                <w:b/>
+                <w:bCs/>
+                <w:color w:val="168A8A"/>
+              </w:rPr>
+              <w:t xml:space="preserve">PHASE: Phase 1 of 5: Negative Testing &amp; Safe Parsing · RANK: Rank: Resilience Systems Engineer</w:t>
+            </w:r>
+          </w:p>
+          <w:p>
+            <w:pPr>
+              <w:spacing w:after="120" w:line="300"/>
+            </w:pPr>
+            <w:r>
+              <w:rPr>
+                <w:b/>
+                <w:bCs/>
+                <w:color w:val="263A67"/>
+              </w:rPr>
+              <w:t xml:space="preserve">ACTIVE MISSION: Mission 3: Hardening for Enterprise Production and CI CD</w:t>
+            </w:r>
+          </w:p>
+        </w:tc>
+      </w:tr>
+    </w:tbl>
+    <w:tbl>
+      <w:tblPr>
+        <w:tblW w:type="pct" w:w="100%"/>
+        <w:tblBorders>
+          <w:top w:val="single" w:color="auto" w:sz="4"/>
+          <w:left w:val="single" w:color="auto" w:sz="4"/>
+          <w:bottom w:val="single" w:color="auto" w:sz="4"/>
+          <w:right w:val="single" w:color="auto" w:sz="4"/>
+          <w:insideH w:val="single" w:color="auto" w:sz="4"/>
+          <w:insideV w:val="single" w:color="auto" w:sz="4"/>
+        </w:tblBorders>
+      </w:tblPr>
+      <w:tblGrid>
+        <w:gridCol w:w="100"/>
+      </w:tblGrid>
+      <w:tr>
+        <w:tc>
+          <w:tcPr>
+            <w:tcBorders>
+              <w:top w:val="single" w:color="D9E0EA" w:sz="2"/>
+              <w:left w:val="single" w:color="D9E0EA" w:sz="2"/>
+              <w:bottom w:val="single" w:color="D9E0EA" w:sz="2"/>
+              <w:right w:val="single" w:color="D9E0EA" w:sz="2"/>
+            </w:tcBorders>
+            <w:shd w:fill="EEF5FA" w:val="clear"/>
+            <w:tcMar>
+              <w:top w:type="dxa" w:w="130"/>
+              <w:left w:type="dxa" w:w="160"/>
+              <w:bottom w:type="dxa" w:w="130"/>
+              <w:right w:type="dxa" w:w="160"/>
+            </w:tcMar>
+          </w:tcPr>
+          <w:p>
+            <w:pPr>
+              <w:spacing w:after="120" w:line="300"/>
+            </w:pPr>
+            <w:r>
+              <w:rPr>
+                <w:b/>
+                <w:bCs/>
+                <w:color w:val="263A67"/>
+              </w:rPr>
               <w:t xml:space="preserve">OUR MISSION · Mission 3: Hardening for Enterprise Production and CI CD</w:t>
             </w:r>
           </w:p>
@@ -20765,7 +23130,7 @@
               <w:spacing w:after="120" w:line="300"/>
             </w:pPr>
             <w:r>
-              <w:t xml:space="preserve">Our library automation runs smoothly on happy paths. But real world production systems operate in an unpredictable environment: users submit blank forms, network connections drop, authentication tokens expire, and duplicate records collide in the database. If an API returns a generic 500 error instead of a helpful 400 Bad Request, or leaks database passwords in a crash stack trace, the application is fragile and insecure. Across the next five chapters, our mission is to enterprise harden our test suite: validating error status codes, parsing non JSON failure pages safely with try catch blocks, building self healing teardown scripts, creating Postman Mock Servers and validating JSON Schema contracts, securing workflows with OAuth 2.0 token authentication, querying legacy enterprise SOAP WebServices, and integrating our test suite into automated continuous integration pipelines with Newman.</w:t>
+              <w:t xml:space="preserve">Our library automation runs smoothly on happy paths. But real world production systems operate in an unpredictable environment: users submit blank forms, network connections drop, authentication tokens expire, and duplicate records collide in the database. If an API returns a generic 500 error instead of a helpful 400 Bad Request, or leaks database passwords in a crash stack trace, the application is fragile and insecure. As Lead Quality Architect, your mission is to harden our test suite to ensure systems fail safely and withstand hostile production edge cases.</w:t>
             </w:r>
           </w:p>
           <w:p>
@@ -20910,6 +23275,255 @@
         </w:tc>
       </w:tr>
     </w:tbl>
+    <w:tbl>
+      <w:tblPr>
+        <w:tblW w:type="pct" w:w="100%"/>
+        <w:tblBorders>
+          <w:top w:val="single" w:color="auto" w:sz="4"/>
+          <w:left w:val="single" w:color="auto" w:sz="4"/>
+          <w:bottom w:val="single" w:color="auto" w:sz="4"/>
+          <w:right w:val="single" w:color="auto" w:sz="4"/>
+          <w:insideH w:val="single" w:color="auto" w:sz="4"/>
+          <w:insideV w:val="single" w:color="auto" w:sz="4"/>
+        </w:tblBorders>
+      </w:tblPr>
+      <w:tblGrid>
+        <w:gridCol w:w="100"/>
+      </w:tblGrid>
+      <w:tr>
+        <w:tc>
+          <w:tcPr>
+            <w:tcBorders>
+              <w:top w:val="single" w:color="D9E0EA" w:sz="2"/>
+              <w:left w:val="single" w:color="D9E0EA" w:sz="2"/>
+              <w:bottom w:val="single" w:color="D9E0EA" w:sz="2"/>
+              <w:right w:val="single" w:color="D9E0EA" w:sz="2"/>
+            </w:tcBorders>
+            <w:shd w:fill="EEF8F6" w:val="clear"/>
+            <w:tcMar>
+              <w:top w:type="dxa" w:w="130"/>
+              <w:left w:type="dxa" w:w="160"/>
+              <w:bottom w:type="dxa" w:w="130"/>
+              <w:right w:type="dxa" w:w="160"/>
+            </w:tcMar>
+          </w:tcPr>
+          <w:p>
+            <w:pPr>
+              <w:spacing w:after="120" w:line="300"/>
+            </w:pPr>
+            <w:r>
+              <w:rPr>
+                <w:b/>
+                <w:bCs/>
+                <w:color w:val="263A67"/>
+              </w:rPr>
+              <w:t xml:space="preserve">How We Will Approach Mission 3: The 5 Phase Battle Plan</w:t>
+            </w:r>
+          </w:p>
+          <w:p>
+            <w:pPr>
+              <w:spacing w:after="120" w:line="300"/>
+            </w:pPr>
+            <w:r>
+              <w:t xml:space="preserve">Hardening an API ecosystem for production continuous integration requires systematic resilience verification across five structured phases:</w:t>
+            </w:r>
+          </w:p>
+          <w:p>
+            <w:pPr>
+              <w:spacing w:after="120" w:line="300"/>
+            </w:pPr>
+            <w:r>
+              <w:rPr>
+                <w:b/>
+                <w:bCs/>
+                <w:color w:val="168A8A"/>
+              </w:rPr>
+              <w:t xml:space="preserve">Phase 1 (Chapter 9 · Right Now): Resilience and Safe Parsing </w:t>
+            </w:r>
+            <w:r>
+              <w:rPr>
+                <w:b/>
+                <w:bCs/>
+                <w:color w:val="168A8A"/>
+              </w:rPr>
+              <w:t xml:space="preserve">[CURRENT FOCUS]</w:t>
+            </w:r>
+          </w:p>
+          <w:p>
+            <w:pPr>
+              <w:spacing w:after="120" w:line="300"/>
+            </w:pPr>
+            <w:r>
+              <w:t xml:space="preserve">We construct a negative testing matrix, implement try catch wrappers against non JSON 500 error pages, and build self healing recovery workflows.</w:t>
+            </w:r>
+          </w:p>
+          <w:p>
+            <w:pPr>
+              <w:spacing w:after="120" w:line="300"/>
+            </w:pPr>
+            <w:r>
+              <w:rPr>
+                <w:b/>
+                <w:bCs/>
+                <w:color w:val="168A8A"/>
+              </w:rPr>
+              <w:t xml:space="preserve">Outcome: </w:t>
+            </w:r>
+            <w:r>
+              <w:t xml:space="preserve">Zero unhandled test crashes; your automated suites withstand HTML failure pages gracefully.</w:t>
+            </w:r>
+          </w:p>
+          <w:p>
+            <w:pPr>
+              <w:spacing w:after="120" w:line="300"/>
+            </w:pPr>
+            <w:r>
+              <w:rPr>
+                <w:b/>
+                <w:bCs/>
+                <w:color w:val="263A67"/>
+              </w:rPr>
+              <w:t xml:space="preserve">Phase 2 (Chapter 10 · Next Step): Mock Servers and Schema Contracts </w:t>
+            </w:r>
+          </w:p>
+          <w:p>
+            <w:pPr>
+              <w:spacing w:after="120" w:line="300"/>
+            </w:pPr>
+            <w:r>
+              <w:t xml:space="preserve">We decouple frontend and backend teams by simulating endpoints with Postman Mock Servers and validating contracts with JSON Schema.</w:t>
+            </w:r>
+          </w:p>
+          <w:p>
+            <w:pPr>
+              <w:spacing w:after="120" w:line="300"/>
+            </w:pPr>
+            <w:r>
+              <w:rPr>
+                <w:b/>
+                <w:bCs/>
+                <w:color w:val="168A8A"/>
+              </w:rPr>
+              <w:t xml:space="preserve">Outcome: </w:t>
+            </w:r>
+            <w:r>
+              <w:t xml:space="preserve">Parallel agile team development without waiting for backend microservices to be coded.</w:t>
+            </w:r>
+          </w:p>
+          <w:p>
+            <w:pPr>
+              <w:spacing w:after="120" w:line="300"/>
+            </w:pPr>
+            <w:r>
+              <w:rPr>
+                <w:b/>
+                <w:bCs/>
+                <w:color w:val="263A67"/>
+              </w:rPr>
+              <w:t xml:space="preserve">Phase 3 (Chapter 11 · Identity Protocols): OAuth 2.0 Token Handshake </w:t>
+            </w:r>
+          </w:p>
+          <w:p>
+            <w:pPr>
+              <w:spacing w:after="120" w:line="300"/>
+            </w:pPr>
+            <w:r>
+              <w:t xml:space="preserve">We automate two legged and three legged OAuth 2.0 token handshakes, capturing Bearer access tokens dynamically for enterprise calls.</w:t>
+            </w:r>
+          </w:p>
+          <w:p>
+            <w:pPr>
+              <w:spacing w:after="120" w:line="300"/>
+            </w:pPr>
+            <w:r>
+              <w:rPr>
+                <w:b/>
+                <w:bCs/>
+                <w:color w:val="168A8A"/>
+              </w:rPr>
+              <w:t xml:space="preserve">Outcome: </w:t>
+            </w:r>
+            <w:r>
+              <w:t xml:space="preserve">Secure zero trust API authorization automated seamlessly across test pipelines.</w:t>
+            </w:r>
+          </w:p>
+          <w:p>
+            <w:pPr>
+              <w:spacing w:after="120" w:line="300"/>
+            </w:pPr>
+            <w:r>
+              <w:rPr>
+                <w:b/>
+                <w:bCs/>
+                <w:color w:val="263A67"/>
+              </w:rPr>
+              <w:t xml:space="preserve">Phase 4 (Chapter 12 · Legacy Integration): SOAP WebServices and XML </w:t>
+            </w:r>
+          </w:p>
+          <w:p>
+            <w:pPr>
+              <w:spacing w:after="120" w:line="300"/>
+            </w:pPr>
+            <w:r>
+              <w:t xml:space="preserve">We master legacy enterprise protocols by crafting SOAP 1.2 XML envelopes and converting raw XML payloads into clean JavaScript objects.</w:t>
+            </w:r>
+          </w:p>
+          <w:p>
+            <w:pPr>
+              <w:spacing w:after="120" w:line="300"/>
+            </w:pPr>
+            <w:r>
+              <w:rPr>
+                <w:b/>
+                <w:bCs/>
+                <w:color w:val="168A8A"/>
+              </w:rPr>
+              <w:t xml:space="preserve">Outcome: </w:t>
+            </w:r>
+            <w:r>
+              <w:t xml:space="preserve">Full capability to test banking, government, and enterprise legacy systems.</w:t>
+            </w:r>
+          </w:p>
+          <w:p>
+            <w:pPr>
+              <w:spacing w:after="120" w:line="300"/>
+            </w:pPr>
+            <w:r>
+              <w:rPr>
+                <w:b/>
+                <w:bCs/>
+                <w:color w:val="263A67"/>
+              </w:rPr>
+              <w:t xml:space="preserve">Phase 5 (Chapter 13 · Mission Victory): Headless Newman and CI CD </w:t>
+            </w:r>
+          </w:p>
+          <w:p>
+            <w:pPr>
+              <w:spacing w:after="120" w:line="300"/>
+            </w:pPr>
+            <w:r>
+              <w:t xml:space="preserve">We execute collections in terminal pipelines using Newman, publish HTML dashboards, and configure automated GitHub Actions quality gates.</w:t>
+            </w:r>
+          </w:p>
+          <w:p>
+            <w:pPr>
+              <w:spacing w:after="120" w:line="300"/>
+            </w:pPr>
+            <w:r>
+              <w:rPr>
+                <w:b/>
+                <w:bCs/>
+                <w:color w:val="168A8A"/>
+              </w:rPr>
+              <w:t xml:space="preserve">Outcome: </w:t>
+            </w:r>
+            <w:r>
+              <w:t xml:space="preserve">Mission 3 Cleared! Autonomous enterprise quality gate guarding production deployments.</w:t>
+            </w:r>
+          </w:p>
+        </w:tc>
+      </w:tr>
+    </w:tbl>
     <w:p>
       <w:pPr>
         <w:pStyle w:val="Heading2"/>
@@ -21825,6 +24439,236 @@
         <w:t xml:space="preserve">12  }</w:t>
       </w:r>
     </w:p>
+    <w:tbl>
+      <w:tblPr>
+        <w:tblW w:type="pct" w:w="100%"/>
+        <w:tblBorders>
+          <w:top w:val="single" w:color="auto" w:sz="4"/>
+          <w:left w:val="single" w:color="auto" w:sz="4"/>
+          <w:bottom w:val="single" w:color="auto" w:sz="4"/>
+          <w:right w:val="single" w:color="auto" w:sz="4"/>
+          <w:insideH w:val="single" w:color="auto" w:sz="4"/>
+          <w:insideV w:val="single" w:color="auto" w:sz="4"/>
+        </w:tblBorders>
+      </w:tblPr>
+      <w:tblGrid>
+        <w:gridCol w:w="100"/>
+      </w:tblGrid>
+      <w:tr>
+        <w:tc>
+          <w:tcPr>
+            <w:tcBorders>
+              <w:top w:val="single" w:color="D9E0EA" w:sz="2"/>
+              <w:left w:val="single" w:color="D9E0EA" w:sz="2"/>
+              <w:bottom w:val="single" w:color="D9E0EA" w:sz="2"/>
+              <w:right w:val="single" w:color="D9E0EA" w:sz="2"/>
+            </w:tcBorders>
+            <w:shd w:fill="FFF8E8" w:val="clear"/>
+            <w:tcMar>
+              <w:top w:type="dxa" w:w="130"/>
+              <w:left w:type="dxa" w:w="160"/>
+              <w:bottom w:type="dxa" w:w="130"/>
+              <w:right w:type="dxa" w:w="160"/>
+            </w:tcMar>
+          </w:tcPr>
+          <w:p>
+            <w:pPr>
+              <w:spacing w:after="120" w:line="300"/>
+            </w:pPr>
+            <w:r>
+              <w:rPr>
+                <w:b/>
+                <w:bCs/>
+                <w:color w:val="263A67"/>
+              </w:rPr>
+              <w:t xml:space="preserve">WAR ROOM BATTLE SCAR · Critical Credential Leak Outage</w:t>
+            </w:r>
+          </w:p>
+          <w:p>
+            <w:pPr>
+              <w:spacing w:after="120" w:line="300"/>
+            </w:pPr>
+            <w:r>
+              <w:rPr>
+                <w:b/>
+                <w:bCs/>
+                <w:color w:val="263A67"/>
+              </w:rPr>
+              <w:t xml:space="preserve">The Database Stack Trace Leak: When an Uncaught 500 Exposed Root Credentials</w:t>
+            </w:r>
+          </w:p>
+          <w:p>
+            <w:pPr>
+              <w:spacing w:after="120" w:line="300"/>
+            </w:pPr>
+            <w:r>
+              <w:t xml:space="preserve">A financial payment processing platform deployed a microservice that failed to implement global exception handling. When automated tests flooded the endpoint with malformed payloads, the backend threw an unhandled SQL syntax error. Instead of returning a sterile JSON error message, the web framework printed a 120 line raw stack trace containing the internal database hostname, database username, and unmasked connection string password. Security researchers discovered the flaw within three hours of release.</w:t>
+            </w:r>
+          </w:p>
+          <w:p>
+            <w:pPr>
+              <w:spacing w:after="120" w:line="300"/>
+            </w:pPr>
+            <w:r>
+              <w:rPr>
+                <w:b/>
+                <w:bCs/>
+                <w:color w:val="9A5B00"/>
+              </w:rPr>
+              <w:t xml:space="preserve">Key Architectural Lesson: </w:t>
+            </w:r>
+            <w:r>
+              <w:t xml:space="preserve">Never permit backend stack traces or database connection strings to leak to clients. Always write automated security assertions in Postman verifying that error responses do not contain keywords like "SQLException", "password", or "traceback".</w:t>
+            </w:r>
+          </w:p>
+        </w:tc>
+      </w:tr>
+    </w:tbl>
+    <w:tbl>
+      <w:tblPr>
+        <w:tblW w:type="pct" w:w="100%"/>
+        <w:tblBorders>
+          <w:top w:val="single" w:color="auto" w:sz="4"/>
+          <w:left w:val="single" w:color="auto" w:sz="4"/>
+          <w:bottom w:val="single" w:color="auto" w:sz="4"/>
+          <w:right w:val="single" w:color="auto" w:sz="4"/>
+          <w:insideH w:val="single" w:color="auto" w:sz="4"/>
+          <w:insideV w:val="single" w:color="auto" w:sz="4"/>
+        </w:tblBorders>
+      </w:tblPr>
+      <w:tblGrid>
+        <w:gridCol w:w="100"/>
+      </w:tblGrid>
+      <w:tr>
+        <w:tc>
+          <w:tcPr>
+            <w:tcBorders>
+              <w:top w:val="single" w:color="D9E0EA" w:sz="2"/>
+              <w:left w:val="single" w:color="D9E0EA" w:sz="2"/>
+              <w:bottom w:val="single" w:color="D9E0EA" w:sz="2"/>
+              <w:right w:val="single" w:color="D9E0EA" w:sz="2"/>
+            </w:tcBorders>
+            <w:shd w:fill="FFF0F0" w:val="clear"/>
+            <w:tcMar>
+              <w:top w:type="dxa" w:w="130"/>
+              <w:left w:type="dxa" w:w="160"/>
+              <w:bottom w:type="dxa" w:w="130"/>
+              <w:right w:type="dxa" w:w="160"/>
+            </w:tcMar>
+          </w:tcPr>
+          <w:p>
+            <w:pPr>
+              <w:spacing w:after="120" w:line="300"/>
+            </w:pPr>
+            <w:r>
+              <w:rPr>
+                <w:b/>
+                <w:bCs/>
+                <w:color w:val="263A67"/>
+              </w:rPr>
+              <w:t xml:space="preserve">WAR ROOM INCIDENT TRIAGE</w:t>
+            </w:r>
+          </w:p>
+          <w:p>
+            <w:pPr>
+              <w:spacing w:after="120" w:line="300"/>
+            </w:pPr>
+            <w:r>
+              <w:rPr>
+                <w:b/>
+                <w:bCs/>
+                <w:color w:val="263A67"/>
+              </w:rPr>
+              <w:t xml:space="preserve">War Room Triage: The Fatal SyntaxError on Server Crash Pages</w:t>
+            </w:r>
+          </w:p>
+          <w:p>
+            <w:pPr>
+              <w:spacing w:after="120" w:line="300"/>
+            </w:pPr>
+            <w:r>
+              <w:t xml:space="preserve">During midnight CI regression, the upstream gateway crashes and returns an HTML 502 Bad Gateway page. Your test script executes: const data = pm.response.json(). The test runner halts immediately with: "JSONError: Unexpected token &lt; in JSON at position 0". How do you safeguard your assertion suite from crashing?</w:t>
+            </w:r>
+          </w:p>
+          <w:p>
+            <w:pPr>
+              <w:spacing w:after="120" w:line="300"/>
+            </w:pPr>
+            <w:r>
+              <w:rPr>
+                <w:b/>
+                <w:bCs/>
+              </w:rPr>
+              <w:t xml:space="preserve">A. </w:t>
+            </w:r>
+            <w:r>
+              <w:t xml:space="preserve">Change the request method from POST to GET.</w:t>
+            </w:r>
+          </w:p>
+          <w:p>
+            <w:pPr>
+              <w:spacing w:after="120" w:line="300"/>
+            </w:pPr>
+            <w:r>
+              <w:rPr>
+                <w:b/>
+                <w:bCs/>
+              </w:rPr>
+              <w:t xml:space="preserve">B. </w:t>
+            </w:r>
+            <w:r>
+              <w:t xml:space="preserve">Wrap the JSON parsing call in a try catch block and assert status code before attempting to inspect properties.</w:t>
+            </w:r>
+          </w:p>
+          <w:p>
+            <w:pPr>
+              <w:spacing w:after="120" w:line="300"/>
+            </w:pPr>
+            <w:r>
+              <w:rPr>
+                <w:b/>
+                <w:bCs/>
+              </w:rPr>
+              <w:t xml:space="preserve">C. </w:t>
+            </w:r>
+            <w:r>
+              <w:t xml:space="preserve">Increase the request timeout in Postman settings to 60 seconds.</w:t>
+            </w:r>
+          </w:p>
+          <w:p>
+            <w:pPr>
+              <w:spacing w:after="120" w:line="300"/>
+            </w:pPr>
+            <w:r>
+              <w:rPr>
+                <w:b/>
+                <w:bCs/>
+              </w:rPr>
+              <w:t xml:space="preserve">D. </w:t>
+            </w:r>
+            <w:r>
+              <w:t xml:space="preserve">Convert the HTML page to XML inside the Pre request script.</w:t>
+            </w:r>
+          </w:p>
+          <w:p>
+            <w:pPr>
+              <w:spacing w:after="120" w:line="300"/>
+            </w:pPr>
+            <w:r>
+              <w:rPr>
+                <w:b/>
+                <w:bCs/>
+                <w:color w:val="168A8A"/>
+              </w:rPr>
+              <w:t xml:space="preserve">TACTICAL TRIUMPH: </w:t>
+            </w:r>
+            <w:r>
+              <w:t xml:space="preserve">Defensive parsing saves automation suites! When an upstream proxy fails, it returns an HTML document starting with &lt;!DOCTYPE html&gt;. Calling pm.response.json() throws a fatal SyntaxError because HTML cannot be parsed as JSON. Wrapping parsing in a try catch block or checking the response Content Type keeps the runner alive!</w:t>
+            </w:r>
+          </w:p>
+        </w:tc>
+      </w:tr>
+    </w:tbl>
     <w:p>
       <w:pPr>
         <w:pStyle w:val="Heading2"/>
@@ -22433,6 +25277,80 @@
         <w:t xml:space="preserve">Contract first development, JSON Schema validation, building hosted Mock Servers, and unblocking parallel QA in Agile sprints.</w:t>
       </w:r>
     </w:p>
+    <w:tbl>
+      <w:tblPr>
+        <w:tblW w:type="pct" w:w="100%"/>
+        <w:tblBorders>
+          <w:top w:val="single" w:color="auto" w:sz="4"/>
+          <w:left w:val="single" w:color="auto" w:sz="4"/>
+          <w:bottom w:val="single" w:color="auto" w:sz="4"/>
+          <w:right w:val="single" w:color="auto" w:sz="4"/>
+          <w:insideH w:val="single" w:color="auto" w:sz="4"/>
+          <w:insideV w:val="single" w:color="auto" w:sz="4"/>
+        </w:tblBorders>
+      </w:tblPr>
+      <w:tblGrid>
+        <w:gridCol w:w="100"/>
+      </w:tblGrid>
+      <w:tr>
+        <w:tc>
+          <w:tcPr>
+            <w:tcBorders>
+              <w:top w:val="single" w:color="D9E0EA" w:sz="2"/>
+              <w:left w:val="single" w:color="D9E0EA" w:sz="2"/>
+              <w:bottom w:val="single" w:color="D9E0EA" w:sz="2"/>
+              <w:right w:val="single" w:color="D9E0EA" w:sz="2"/>
+            </w:tcBorders>
+            <w:shd w:fill="EEF5FA" w:val="clear"/>
+            <w:tcMar>
+              <w:top w:type="dxa" w:w="130"/>
+              <w:left w:type="dxa" w:w="160"/>
+              <w:bottom w:type="dxa" w:w="130"/>
+              <w:right w:type="dxa" w:w="160"/>
+            </w:tcMar>
+          </w:tcPr>
+          <w:p>
+            <w:pPr>
+              <w:spacing w:after="120" w:line="300"/>
+            </w:pPr>
+            <w:r>
+              <w:rPr>
+                <w:b/>
+                <w:bCs/>
+                <w:color w:val="263A67"/>
+              </w:rPr>
+              <w:t xml:space="preserve">MISSION COMMAND HUD</w:t>
+            </w:r>
+          </w:p>
+          <w:p>
+            <w:pPr>
+              <w:spacing w:after="120" w:line="300"/>
+            </w:pPr>
+            <w:r>
+              <w:rPr>
+                <w:b/>
+                <w:bCs/>
+                <w:color w:val="168A8A"/>
+              </w:rPr>
+              <w:t xml:space="preserve">PHASE: Phase 2 of 5: Mock Servers &amp; Schema Contracts · RANK: Rank: Contract Architecture Specialist</w:t>
+            </w:r>
+          </w:p>
+          <w:p>
+            <w:pPr>
+              <w:spacing w:after="120" w:line="300"/>
+            </w:pPr>
+            <w:r>
+              <w:rPr>
+                <w:b/>
+                <w:bCs/>
+                <w:color w:val="263A67"/>
+              </w:rPr>
+              <w:t xml:space="preserve">ACTIVE MISSION: Mission 3: Hardening for Enterprise Production and CI CD</w:t>
+            </w:r>
+          </w:p>
+        </w:tc>
+      </w:tr>
+    </w:tbl>
     <w:tbl>
       <w:tblPr>
         <w:tblW w:type="pct" w:w="100%"/>
@@ -25053,6 +27971,236 @@
         </w:tc>
       </w:tr>
     </w:tbl>
+    <w:tbl>
+      <w:tblPr>
+        <w:tblW w:type="pct" w:w="100%"/>
+        <w:tblBorders>
+          <w:top w:val="single" w:color="auto" w:sz="4"/>
+          <w:left w:val="single" w:color="auto" w:sz="4"/>
+          <w:bottom w:val="single" w:color="auto" w:sz="4"/>
+          <w:right w:val="single" w:color="auto" w:sz="4"/>
+          <w:insideH w:val="single" w:color="auto" w:sz="4"/>
+          <w:insideV w:val="single" w:color="auto" w:sz="4"/>
+        </w:tblBorders>
+      </w:tblPr>
+      <w:tblGrid>
+        <w:gridCol w:w="100"/>
+      </w:tblGrid>
+      <w:tr>
+        <w:tc>
+          <w:tcPr>
+            <w:tcBorders>
+              <w:top w:val="single" w:color="D9E0EA" w:sz="2"/>
+              <w:left w:val="single" w:color="D9E0EA" w:sz="2"/>
+              <w:bottom w:val="single" w:color="D9E0EA" w:sz="2"/>
+              <w:right w:val="single" w:color="D9E0EA" w:sz="2"/>
+            </w:tcBorders>
+            <w:shd w:fill="FFF8E8" w:val="clear"/>
+            <w:tcMar>
+              <w:top w:type="dxa" w:w="130"/>
+              <w:left w:type="dxa" w:w="160"/>
+              <w:bottom w:type="dxa" w:w="130"/>
+              <w:right w:type="dxa" w:w="160"/>
+            </w:tcMar>
+          </w:tcPr>
+          <w:p>
+            <w:pPr>
+              <w:spacing w:after="120" w:line="300"/>
+            </w:pPr>
+            <w:r>
+              <w:rPr>
+                <w:b/>
+                <w:bCs/>
+                <w:color w:val="263A67"/>
+              </w:rPr>
+              <w:t xml:space="preserve">WAR ROOM BATTLE SCAR · Enterprise Contract Outage</w:t>
+            </w:r>
+          </w:p>
+          <w:p>
+            <w:pPr>
+              <w:spacing w:after="120" w:line="300"/>
+            </w:pPr>
+            <w:r>
+              <w:rPr>
+                <w:b/>
+                <w:bCs/>
+                <w:color w:val="263A67"/>
+              </w:rPr>
+              <w:t xml:space="preserve">The Silent Schema Drift Outage: When a Type Flip Crashed Native Mobile Apps</w:t>
+            </w:r>
+          </w:p>
+          <w:p>
+            <w:pPr>
+              <w:spacing w:after="120" w:line="300"/>
+            </w:pPr>
+            <w:r>
+              <w:t xml:space="preserve">A retail engineering team updated an inventory API endpoint. The property in_stock_count was changed from integer 42 to string "42" to accommodate out of stock text badges. Desktop web browsers handled the loose type coercion without complaint, but the native iOS and Android mobile apps crashed instantly on startup with fatal JSON decoding errors: Expected Int but received String. Because test suites had only verified HTTP 200 status codes without schema contract checks, the defect reached the public app store, crashing the app for over two million customers.</w:t>
+            </w:r>
+          </w:p>
+          <w:p>
+            <w:pPr>
+              <w:spacing w:after="120" w:line="300"/>
+            </w:pPr>
+            <w:r>
+              <w:rPr>
+                <w:b/>
+                <w:bCs/>
+                <w:color w:val="9A5B00"/>
+              </w:rPr>
+              <w:t xml:space="preserve">Key Architectural Lesson: </w:t>
+            </w:r>
+            <w:r>
+              <w:t xml:space="preserve">Never rely on HTTP 200 status checks alone. Rigid JSON Schema assertions with tv4 or ajv ensure property names and data types strictly adhere to contracts before production deployment.</w:t>
+            </w:r>
+          </w:p>
+        </w:tc>
+      </w:tr>
+    </w:tbl>
+    <w:tbl>
+      <w:tblPr>
+        <w:tblW w:type="pct" w:w="100%"/>
+        <w:tblBorders>
+          <w:top w:val="single" w:color="auto" w:sz="4"/>
+          <w:left w:val="single" w:color="auto" w:sz="4"/>
+          <w:bottom w:val="single" w:color="auto" w:sz="4"/>
+          <w:right w:val="single" w:color="auto" w:sz="4"/>
+          <w:insideH w:val="single" w:color="auto" w:sz="4"/>
+          <w:insideV w:val="single" w:color="auto" w:sz="4"/>
+        </w:tblBorders>
+      </w:tblPr>
+      <w:tblGrid>
+        <w:gridCol w:w="100"/>
+      </w:tblGrid>
+      <w:tr>
+        <w:tc>
+          <w:tcPr>
+            <w:tcBorders>
+              <w:top w:val="single" w:color="D9E0EA" w:sz="2"/>
+              <w:left w:val="single" w:color="D9E0EA" w:sz="2"/>
+              <w:bottom w:val="single" w:color="D9E0EA" w:sz="2"/>
+              <w:right w:val="single" w:color="D9E0EA" w:sz="2"/>
+            </w:tcBorders>
+            <w:shd w:fill="FFF0F0" w:val="clear"/>
+            <w:tcMar>
+              <w:top w:type="dxa" w:w="130"/>
+              <w:left w:type="dxa" w:w="160"/>
+              <w:bottom w:type="dxa" w:w="130"/>
+              <w:right w:type="dxa" w:w="160"/>
+            </w:tcMar>
+          </w:tcPr>
+          <w:p>
+            <w:pPr>
+              <w:spacing w:after="120" w:line="300"/>
+            </w:pPr>
+            <w:r>
+              <w:rPr>
+                <w:b/>
+                <w:bCs/>
+                <w:color w:val="263A67"/>
+              </w:rPr>
+              <w:t xml:space="preserve">WAR ROOM INCIDENT TRIAGE</w:t>
+            </w:r>
+          </w:p>
+          <w:p>
+            <w:pPr>
+              <w:spacing w:after="120" w:line="300"/>
+            </w:pPr>
+            <w:r>
+              <w:rPr>
+                <w:b/>
+                <w:bCs/>
+                <w:color w:val="263A67"/>
+              </w:rPr>
+              <w:t xml:space="preserve">War Room Triage: The Cryptic Contract Failure</w:t>
+            </w:r>
+          </w:p>
+          <w:p>
+            <w:pPr>
+              <w:spacing w:after="120" w:line="300"/>
+            </w:pPr>
+            <w:r>
+              <w:t xml:space="preserve">You write a contract test in Postman: pm.expect(tv4.validate(data, schema)).to.be.true. The assertion fails during sprint testing, but the test runner prints only "AssertionError: expected false to be true", offering zero clues on which field broke. What debugging technique instantly pinpoints the schema defect?</w:t>
+            </w:r>
+          </w:p>
+          <w:p>
+            <w:pPr>
+              <w:spacing w:after="120" w:line="300"/>
+            </w:pPr>
+            <w:r>
+              <w:rPr>
+                <w:b/>
+                <w:bCs/>
+              </w:rPr>
+              <w:t xml:space="preserve">A. </w:t>
+            </w:r>
+            <w:r>
+              <w:t xml:space="preserve">Inspect tv4.error.message and tv4.error.dataPath to log the exact property and type violation.</w:t>
+            </w:r>
+          </w:p>
+          <w:p>
+            <w:pPr>
+              <w:spacing w:after="120" w:line="300"/>
+            </w:pPr>
+            <w:r>
+              <w:rPr>
+                <w:b/>
+                <w:bCs/>
+              </w:rPr>
+              <w:t xml:space="preserve">B. </w:t>
+            </w:r>
+            <w:r>
+              <w:t xml:space="preserve">Restart Postman and run the collection again.</w:t>
+            </w:r>
+          </w:p>
+          <w:p>
+            <w:pPr>
+              <w:spacing w:after="120" w:line="300"/>
+            </w:pPr>
+            <w:r>
+              <w:rPr>
+                <w:b/>
+                <w:bCs/>
+              </w:rPr>
+              <w:t xml:space="preserve">C. </w:t>
+            </w:r>
+            <w:r>
+              <w:t xml:space="preserve">Change the schema data type from object to string.</w:t>
+            </w:r>
+          </w:p>
+          <w:p>
+            <w:pPr>
+              <w:spacing w:after="120" w:line="300"/>
+            </w:pPr>
+            <w:r>
+              <w:rPr>
+                <w:b/>
+                <w:bCs/>
+              </w:rPr>
+              <w:t xml:space="preserve">D. </w:t>
+            </w:r>
+            <w:r>
+              <w:t xml:space="preserve">Delete all required fields from the JSON Schema blueprint.</w:t>
+            </w:r>
+          </w:p>
+          <w:p>
+            <w:pPr>
+              <w:spacing w:after="120" w:line="300"/>
+            </w:pPr>
+            <w:r>
+              <w:rPr>
+                <w:b/>
+                <w:bCs/>
+                <w:color w:val="168A8A"/>
+              </w:rPr>
+              <w:t xml:space="preserve">TACTICAL TRIUMPH: </w:t>
+            </w:r>
+            <w:r>
+              <w:t xml:space="preserve">Extract the validation error details! The tv4 library stores full diagnostic information in tv4.error. Logging tv4.error.message alongside tv4.error.dataPath pinpoints the exact offending JSON key (such as /books/0/isbn) and the specific reason (such as "type string expected, integer received").</w:t>
+            </w:r>
+          </w:p>
+        </w:tc>
+      </w:tr>
+    </w:tbl>
     <w:p>
       <w:pPr>
         <w:pStyle w:val="Heading2"/>
@@ -25687,6 +28835,80 @@
         <w:t xml:space="preserve">The four roles, Authorization Code grant handshake, automated token exchange scripts, global variables, and Bearer token chaining.</w:t>
       </w:r>
     </w:p>
+    <w:tbl>
+      <w:tblPr>
+        <w:tblW w:type="pct" w:w="100%"/>
+        <w:tblBorders>
+          <w:top w:val="single" w:color="auto" w:sz="4"/>
+          <w:left w:val="single" w:color="auto" w:sz="4"/>
+          <w:bottom w:val="single" w:color="auto" w:sz="4"/>
+          <w:right w:val="single" w:color="auto" w:sz="4"/>
+          <w:insideH w:val="single" w:color="auto" w:sz="4"/>
+          <w:insideV w:val="single" w:color="auto" w:sz="4"/>
+        </w:tblBorders>
+      </w:tblPr>
+      <w:tblGrid>
+        <w:gridCol w:w="100"/>
+      </w:tblGrid>
+      <w:tr>
+        <w:tc>
+          <w:tcPr>
+            <w:tcBorders>
+              <w:top w:val="single" w:color="D9E0EA" w:sz="2"/>
+              <w:left w:val="single" w:color="D9E0EA" w:sz="2"/>
+              <w:bottom w:val="single" w:color="D9E0EA" w:sz="2"/>
+              <w:right w:val="single" w:color="D9E0EA" w:sz="2"/>
+            </w:tcBorders>
+            <w:shd w:fill="EEF5FA" w:val="clear"/>
+            <w:tcMar>
+              <w:top w:type="dxa" w:w="130"/>
+              <w:left w:type="dxa" w:w="160"/>
+              <w:bottom w:type="dxa" w:w="130"/>
+              <w:right w:type="dxa" w:w="160"/>
+            </w:tcMar>
+          </w:tcPr>
+          <w:p>
+            <w:pPr>
+              <w:spacing w:after="120" w:line="300"/>
+            </w:pPr>
+            <w:r>
+              <w:rPr>
+                <w:b/>
+                <w:bCs/>
+                <w:color w:val="263A67"/>
+              </w:rPr>
+              <w:t xml:space="preserve">MISSION COMMAND HUD</w:t>
+            </w:r>
+          </w:p>
+          <w:p>
+            <w:pPr>
+              <w:spacing w:after="120" w:line="300"/>
+            </w:pPr>
+            <w:r>
+              <w:rPr>
+                <w:b/>
+                <w:bCs/>
+                <w:color w:val="168A8A"/>
+              </w:rPr>
+              <w:t xml:space="preserve">PHASE: Phase 3 of 5: OAuth 2.0 Security Protocols · RANK: Rank: Enterprise Identity Architect</w:t>
+            </w:r>
+          </w:p>
+          <w:p>
+            <w:pPr>
+              <w:spacing w:after="120" w:line="300"/>
+            </w:pPr>
+            <w:r>
+              <w:rPr>
+                <w:b/>
+                <w:bCs/>
+                <w:color w:val="263A67"/>
+              </w:rPr>
+              <w:t xml:space="preserve">ACTIVE MISSION: Mission 3: Hardening for Enterprise Production and CI CD</w:t>
+            </w:r>
+          </w:p>
+        </w:tc>
+      </w:tr>
+    </w:tbl>
     <w:tbl>
       <w:tblPr>
         <w:tblW w:type="pct" w:w="100%"/>
@@ -28001,6 +31223,236 @@
         </w:tc>
       </w:tr>
     </w:tbl>
+    <w:tbl>
+      <w:tblPr>
+        <w:tblW w:type="pct" w:w="100%"/>
+        <w:tblBorders>
+          <w:top w:val="single" w:color="auto" w:sz="4"/>
+          <w:left w:val="single" w:color="auto" w:sz="4"/>
+          <w:bottom w:val="single" w:color="auto" w:sz="4"/>
+          <w:right w:val="single" w:color="auto" w:sz="4"/>
+          <w:insideH w:val="single" w:color="auto" w:sz="4"/>
+          <w:insideV w:val="single" w:color="auto" w:sz="4"/>
+        </w:tblBorders>
+      </w:tblPr>
+      <w:tblGrid>
+        <w:gridCol w:w="100"/>
+      </w:tblGrid>
+      <w:tr>
+        <w:tc>
+          <w:tcPr>
+            <w:tcBorders>
+              <w:top w:val="single" w:color="D9E0EA" w:sz="2"/>
+              <w:left w:val="single" w:color="D9E0EA" w:sz="2"/>
+              <w:bottom w:val="single" w:color="D9E0EA" w:sz="2"/>
+              <w:right w:val="single" w:color="D9E0EA" w:sz="2"/>
+            </w:tcBorders>
+            <w:shd w:fill="FFF8E8" w:val="clear"/>
+            <w:tcMar>
+              <w:top w:type="dxa" w:w="130"/>
+              <w:left w:type="dxa" w:w="160"/>
+              <w:bottom w:type="dxa" w:w="130"/>
+              <w:right w:type="dxa" w:w="160"/>
+            </w:tcMar>
+          </w:tcPr>
+          <w:p>
+            <w:pPr>
+              <w:spacing w:after="120" w:line="300"/>
+            </w:pPr>
+            <w:r>
+              <w:rPr>
+                <w:b/>
+                <w:bCs/>
+                <w:color w:val="263A67"/>
+              </w:rPr>
+              <w:t xml:space="preserve">WAR ROOM BATTLE SCAR · Cascading Deployment Blackout</w:t>
+            </w:r>
+          </w:p>
+          <w:p>
+            <w:pPr>
+              <w:spacing w:after="120" w:line="300"/>
+            </w:pPr>
+            <w:r>
+              <w:rPr>
+                <w:b/>
+                <w:bCs/>
+                <w:color w:val="263A67"/>
+              </w:rPr>
+              <w:t xml:space="preserve">The Hardcoded Token Outage: When an Expired Secret Paralyzed Deployments</w:t>
+            </w:r>
+          </w:p>
+          <w:p>
+            <w:pPr>
+              <w:spacing w:after="120" w:line="300"/>
+            </w:pPr>
+            <w:r>
+              <w:t xml:space="preserve">An ecommerce engineering squad automated warehouse fulfillment verification by hardcoding a long lived OAuth 2.0 Bearer access token into Postman collection variables. The token had a sixty day expiration lifespan. On the eve of a major holiday sales promotion, the token silently expired at midnight. Hundreds of automated test jobs failed simultaneously across continuous deployment pipelines, triggering false P1 alerts and blocking release deployments during peak revenue hours.</w:t>
+            </w:r>
+          </w:p>
+          <w:p>
+            <w:pPr>
+              <w:spacing w:after="120" w:line="300"/>
+            </w:pPr>
+            <w:r>
+              <w:rPr>
+                <w:b/>
+                <w:bCs/>
+                <w:color w:val="9A5B00"/>
+              </w:rPr>
+              <w:t xml:space="preserve">Key Architectural Lesson: </w:t>
+            </w:r>
+            <w:r>
+              <w:t xml:space="preserve">Never hardcode static Bearer tokens in long lived test suites. Always automate the OAuth 2.0 token handshake in an initial authorization request or Pre request script that dynamically acquires fresh tokens before protected requests execute.</w:t>
+            </w:r>
+          </w:p>
+        </w:tc>
+      </w:tr>
+    </w:tbl>
+    <w:tbl>
+      <w:tblPr>
+        <w:tblW w:type="pct" w:w="100%"/>
+        <w:tblBorders>
+          <w:top w:val="single" w:color="auto" w:sz="4"/>
+          <w:left w:val="single" w:color="auto" w:sz="4"/>
+          <w:bottom w:val="single" w:color="auto" w:sz="4"/>
+          <w:right w:val="single" w:color="auto" w:sz="4"/>
+          <w:insideH w:val="single" w:color="auto" w:sz="4"/>
+          <w:insideV w:val="single" w:color="auto" w:sz="4"/>
+        </w:tblBorders>
+      </w:tblPr>
+      <w:tblGrid>
+        <w:gridCol w:w="100"/>
+      </w:tblGrid>
+      <w:tr>
+        <w:tc>
+          <w:tcPr>
+            <w:tcBorders>
+              <w:top w:val="single" w:color="D9E0EA" w:sz="2"/>
+              <w:left w:val="single" w:color="D9E0EA" w:sz="2"/>
+              <w:bottom w:val="single" w:color="D9E0EA" w:sz="2"/>
+              <w:right w:val="single" w:color="D9E0EA" w:sz="2"/>
+            </w:tcBorders>
+            <w:shd w:fill="FFF0F0" w:val="clear"/>
+            <w:tcMar>
+              <w:top w:type="dxa" w:w="130"/>
+              <w:left w:type="dxa" w:w="160"/>
+              <w:bottom w:type="dxa" w:w="130"/>
+              <w:right w:type="dxa" w:w="160"/>
+            </w:tcMar>
+          </w:tcPr>
+          <w:p>
+            <w:pPr>
+              <w:spacing w:after="120" w:line="300"/>
+            </w:pPr>
+            <w:r>
+              <w:rPr>
+                <w:b/>
+                <w:bCs/>
+                <w:color w:val="263A67"/>
+              </w:rPr>
+              <w:t xml:space="preserve">WAR ROOM INCIDENT TRIAGE</w:t>
+            </w:r>
+          </w:p>
+          <w:p>
+            <w:pPr>
+              <w:spacing w:after="120" w:line="300"/>
+            </w:pPr>
+            <w:r>
+              <w:rPr>
+                <w:b/>
+                <w:bCs/>
+                <w:color w:val="263A67"/>
+              </w:rPr>
+              <w:t xml:space="preserve">War Room Triage: The Disappearing State Parameter Vulnerability</w:t>
+            </w:r>
+          </w:p>
+          <w:p>
+            <w:pPr>
+              <w:spacing w:after="120" w:line="300"/>
+            </w:pPr>
+            <w:r>
+              <w:t xml:space="preserve">During a security audit of your OAuth 2.0 authorization code flow, an automated penetration tool flags a critical vulnerability: "Cross Site Request Forgery detected on OAuth callback handler". The audit report reveals that your initial GET authorization redirect URL omitted the state parameter. Why is the state parameter mandatory in production OAuth handshakes?</w:t>
+            </w:r>
+          </w:p>
+          <w:p>
+            <w:pPr>
+              <w:spacing w:after="120" w:line="300"/>
+            </w:pPr>
+            <w:r>
+              <w:rPr>
+                <w:b/>
+                <w:bCs/>
+              </w:rPr>
+              <w:t xml:space="preserve">A. </w:t>
+            </w:r>
+            <w:r>
+              <w:t xml:space="preserve">The state parameter encrypts user passwords using RSA 4096.</w:t>
+            </w:r>
+          </w:p>
+          <w:p>
+            <w:pPr>
+              <w:spacing w:after="120" w:line="300"/>
+            </w:pPr>
+            <w:r>
+              <w:rPr>
+                <w:b/>
+                <w:bCs/>
+              </w:rPr>
+              <w:t xml:space="preserve">B. </w:t>
+            </w:r>
+            <w:r>
+              <w:t xml:space="preserve">The state parameter acts as a cryptographic anti CSRF nonce verifying that the authorization callback response belongs to the exact session that initiated the login request.</w:t>
+            </w:r>
+          </w:p>
+          <w:p>
+            <w:pPr>
+              <w:spacing w:after="120" w:line="300"/>
+            </w:pPr>
+            <w:r>
+              <w:rPr>
+                <w:b/>
+                <w:bCs/>
+              </w:rPr>
+              <w:t xml:space="preserve">C. </w:t>
+            </w:r>
+            <w:r>
+              <w:t xml:space="preserve">The state parameter specifies the geographic server location of the API gateway.</w:t>
+            </w:r>
+          </w:p>
+          <w:p>
+            <w:pPr>
+              <w:spacing w:after="120" w:line="300"/>
+            </w:pPr>
+            <w:r>
+              <w:rPr>
+                <w:b/>
+                <w:bCs/>
+              </w:rPr>
+              <w:t xml:space="preserve">D. </w:t>
+            </w:r>
+            <w:r>
+              <w:t xml:space="preserve">The state parameter forces the authorization server to issue a permanent token that never expires.</w:t>
+            </w:r>
+          </w:p>
+          <w:p>
+            <w:pPr>
+              <w:spacing w:after="120" w:line="300"/>
+            </w:pPr>
+            <w:r>
+              <w:rPr>
+                <w:b/>
+                <w:bCs/>
+                <w:color w:val="168A8A"/>
+              </w:rPr>
+              <w:t xml:space="preserve">TACTICAL TRIUMPH: </w:t>
+            </w:r>
+            <w:r>
+              <w:t xml:space="preserve">Anti CSRF cryptographic binding! The state parameter is an unguessable random token generated by the client and sent in the authorization request. When the authorization server returns the code, it reflects back the identical state parameter. The client verifies that this returned state matches the stored session value, preventing attackers from injecting their own authorization codes into an unsuspecting user session!</w:t>
+            </w:r>
+          </w:p>
+        </w:tc>
+      </w:tr>
+    </w:tbl>
     <w:p>
       <w:pPr>
         <w:pStyle w:val="Heading2"/>
@@ -28622,6 +32074,80 @@
         <w:t xml:space="preserve">Crafting XML envelopes, setting SOAP headers, and converting responses into JavaScript objects with xml2Json.</w:t>
       </w:r>
     </w:p>
+    <w:tbl>
+      <w:tblPr>
+        <w:tblW w:type="pct" w:w="100%"/>
+        <w:tblBorders>
+          <w:top w:val="single" w:color="auto" w:sz="4"/>
+          <w:left w:val="single" w:color="auto" w:sz="4"/>
+          <w:bottom w:val="single" w:color="auto" w:sz="4"/>
+          <w:right w:val="single" w:color="auto" w:sz="4"/>
+          <w:insideH w:val="single" w:color="auto" w:sz="4"/>
+          <w:insideV w:val="single" w:color="auto" w:sz="4"/>
+        </w:tblBorders>
+      </w:tblPr>
+      <w:tblGrid>
+        <w:gridCol w:w="100"/>
+      </w:tblGrid>
+      <w:tr>
+        <w:tc>
+          <w:tcPr>
+            <w:tcBorders>
+              <w:top w:val="single" w:color="D9E0EA" w:sz="2"/>
+              <w:left w:val="single" w:color="D9E0EA" w:sz="2"/>
+              <w:bottom w:val="single" w:color="D9E0EA" w:sz="2"/>
+              <w:right w:val="single" w:color="D9E0EA" w:sz="2"/>
+            </w:tcBorders>
+            <w:shd w:fill="EEF5FA" w:val="clear"/>
+            <w:tcMar>
+              <w:top w:type="dxa" w:w="130"/>
+              <w:left w:type="dxa" w:w="160"/>
+              <w:bottom w:type="dxa" w:w="130"/>
+              <w:right w:type="dxa" w:w="160"/>
+            </w:tcMar>
+          </w:tcPr>
+          <w:p>
+            <w:pPr>
+              <w:spacing w:after="120" w:line="300"/>
+            </w:pPr>
+            <w:r>
+              <w:rPr>
+                <w:b/>
+                <w:bCs/>
+                <w:color w:val="263A67"/>
+              </w:rPr>
+              <w:t xml:space="preserve">MISSION COMMAND HUD</w:t>
+            </w:r>
+          </w:p>
+          <w:p>
+            <w:pPr>
+              <w:spacing w:after="120" w:line="300"/>
+            </w:pPr>
+            <w:r>
+              <w:rPr>
+                <w:b/>
+                <w:bCs/>
+                <w:color w:val="168A8A"/>
+              </w:rPr>
+              <w:t xml:space="preserve">PHASE: Phase 4 of 5: Enterprise SOAP &amp; XML Systems · RANK: Rank: Enterprise Protocols Specialist</w:t>
+            </w:r>
+          </w:p>
+          <w:p>
+            <w:pPr>
+              <w:spacing w:after="120" w:line="300"/>
+            </w:pPr>
+            <w:r>
+              <w:rPr>
+                <w:b/>
+                <w:bCs/>
+                <w:color w:val="263A67"/>
+              </w:rPr>
+              <w:t xml:space="preserve">ACTIVE MISSION: Mission 3: Hardening for Enterprise Production and CI CD</w:t>
+            </w:r>
+          </w:p>
+        </w:tc>
+      </w:tr>
+    </w:tbl>
     <w:tbl>
       <w:tblPr>
         <w:tblW w:type="pct" w:w="100%"/>
@@ -31075,6 +34601,236 @@
         <w:t xml:space="preserve">In the Tests tab, convert the response with xml2Json and write an assertion verifying that the returned string equals "one hundred and twenty three dollars". You can download the completed solution file: [Download SOAP Number to Dollars XML](/materials/zero-to-agentic-api-testing/lesson-12/soap-number-dollars.xml).</w:t>
       </w:r>
     </w:p>
+    <w:tbl>
+      <w:tblPr>
+        <w:tblW w:type="pct" w:w="100%"/>
+        <w:tblBorders>
+          <w:top w:val="single" w:color="auto" w:sz="4"/>
+          <w:left w:val="single" w:color="auto" w:sz="4"/>
+          <w:bottom w:val="single" w:color="auto" w:sz="4"/>
+          <w:right w:val="single" w:color="auto" w:sz="4"/>
+          <w:insideH w:val="single" w:color="auto" w:sz="4"/>
+          <w:insideV w:val="single" w:color="auto" w:sz="4"/>
+        </w:tblBorders>
+      </w:tblPr>
+      <w:tblGrid>
+        <w:gridCol w:w="100"/>
+      </w:tblGrid>
+      <w:tr>
+        <w:tc>
+          <w:tcPr>
+            <w:tcBorders>
+              <w:top w:val="single" w:color="D9E0EA" w:sz="2"/>
+              <w:left w:val="single" w:color="D9E0EA" w:sz="2"/>
+              <w:bottom w:val="single" w:color="D9E0EA" w:sz="2"/>
+              <w:right w:val="single" w:color="D9E0EA" w:sz="2"/>
+            </w:tcBorders>
+            <w:shd w:fill="FFF8E8" w:val="clear"/>
+            <w:tcMar>
+              <w:top w:type="dxa" w:w="130"/>
+              <w:left w:type="dxa" w:w="160"/>
+              <w:bottom w:type="dxa" w:w="130"/>
+              <w:right w:type="dxa" w:w="160"/>
+            </w:tcMar>
+          </w:tcPr>
+          <w:p>
+            <w:pPr>
+              <w:spacing w:after="120" w:line="300"/>
+            </w:pPr>
+            <w:r>
+              <w:rPr>
+                <w:b/>
+                <w:bCs/>
+                <w:color w:val="263A67"/>
+              </w:rPr>
+              <w:t xml:space="preserve">WAR ROOM BATTLE SCAR · Enterprise Interbank Freeze</w:t>
+            </w:r>
+          </w:p>
+          <w:p>
+            <w:pPr>
+              <w:spacing w:after="120" w:line="300"/>
+            </w:pPr>
+            <w:r>
+              <w:rPr>
+                <w:b/>
+                <w:bCs/>
+                <w:color w:val="263A67"/>
+              </w:rPr>
+              <w:t xml:space="preserve">The 415 Header Collision: The Cost of a SOAP Version Mismatch</w:t>
+            </w:r>
+          </w:p>
+          <w:p>
+            <w:pPr>
+              <w:spacing w:after="120" w:line="300"/>
+            </w:pPr>
+            <w:r>
+              <w:t xml:space="preserve">A national banking federation upgraded its interbank clearing gateway from SOAP 1.1 to SOAP 1.2. Automated test pipelines running on older Postman collections continued sending legacy headers: Content Type text/xml; charset=utf 8 with a SOAPAction header. The upgraded gateway strictly required Content Type application/soap+xml; charset=utf 8 per the SOAP 1.2 specification. The legacy header triggered millions of HTTP 415 Unsupported Media Type errors, halting electronic clearing across fifty regional credit unions for four hours.</w:t>
+            </w:r>
+          </w:p>
+          <w:p>
+            <w:pPr>
+              <w:spacing w:after="120" w:line="300"/>
+            </w:pPr>
+            <w:r>
+              <w:rPr>
+                <w:b/>
+                <w:bCs/>
+                <w:color w:val="9A5B00"/>
+              </w:rPr>
+              <w:t xml:space="preserve">Key Architectural Lesson: </w:t>
+            </w:r>
+            <w:r>
+              <w:t xml:space="preserve">Always align HTTP Content Type headers with the exact SOAP specification. SOAP 1.1 mandates text/xml with SOAPAction, while SOAP 1.2 strictly requires application/soap+xml without SOAPAction.</w:t>
+            </w:r>
+          </w:p>
+        </w:tc>
+      </w:tr>
+    </w:tbl>
+    <w:tbl>
+      <w:tblPr>
+        <w:tblW w:type="pct" w:w="100%"/>
+        <w:tblBorders>
+          <w:top w:val="single" w:color="auto" w:sz="4"/>
+          <w:left w:val="single" w:color="auto" w:sz="4"/>
+          <w:bottom w:val="single" w:color="auto" w:sz="4"/>
+          <w:right w:val="single" w:color="auto" w:sz="4"/>
+          <w:insideH w:val="single" w:color="auto" w:sz="4"/>
+          <w:insideV w:val="single" w:color="auto" w:sz="4"/>
+        </w:tblBorders>
+      </w:tblPr>
+      <w:tblGrid>
+        <w:gridCol w:w="100"/>
+      </w:tblGrid>
+      <w:tr>
+        <w:tc>
+          <w:tcPr>
+            <w:tcBorders>
+              <w:top w:val="single" w:color="D9E0EA" w:sz="2"/>
+              <w:left w:val="single" w:color="D9E0EA" w:sz="2"/>
+              <w:bottom w:val="single" w:color="D9E0EA" w:sz="2"/>
+              <w:right w:val="single" w:color="D9E0EA" w:sz="2"/>
+            </w:tcBorders>
+            <w:shd w:fill="FFF0F0" w:val="clear"/>
+            <w:tcMar>
+              <w:top w:type="dxa" w:w="130"/>
+              <w:left w:type="dxa" w:w="160"/>
+              <w:bottom w:type="dxa" w:w="130"/>
+              <w:right w:type="dxa" w:w="160"/>
+            </w:tcMar>
+          </w:tcPr>
+          <w:p>
+            <w:pPr>
+              <w:spacing w:after="120" w:line="300"/>
+            </w:pPr>
+            <w:r>
+              <w:rPr>
+                <w:b/>
+                <w:bCs/>
+                <w:color w:val="263A67"/>
+              </w:rPr>
+              <w:t xml:space="preserve">WAR ROOM INCIDENT TRIAGE</w:t>
+            </w:r>
+          </w:p>
+          <w:p>
+            <w:pPr>
+              <w:spacing w:after="120" w:line="300"/>
+            </w:pPr>
+            <w:r>
+              <w:rPr>
+                <w:b/>
+                <w:bCs/>
+                <w:color w:val="263A67"/>
+              </w:rPr>
+              <w:t xml:space="preserve">War Room Triage: The xml2Json Undefined Traversal Crash</w:t>
+            </w:r>
+          </w:p>
+          <w:p>
+            <w:pPr>
+              <w:spacing w:after="120" w:line="300"/>
+            </w:pPr>
+            <w:r>
+              <w:t xml:space="preserve">You convert an XML response using const responseJson = xml2Json(pm.response.text()). In your test script, you assert: pm.expect(responseJson["soap:Envelope"]["soap:Body"].NumberToWordsResult).to.eql("four hundred"). Postman halts immediately with: "TypeError: Cannot read property NumberToWordsResult of undefined". What caused this traversal failure?</w:t>
+            </w:r>
+          </w:p>
+          <w:p>
+            <w:pPr>
+              <w:spacing w:after="120" w:line="300"/>
+            </w:pPr>
+            <w:r>
+              <w:rPr>
+                <w:b/>
+                <w:bCs/>
+              </w:rPr>
+              <w:t xml:space="preserve">A. </w:t>
+            </w:r>
+            <w:r>
+              <w:t xml:space="preserve">Postman does not support parsing XML responses in JavaScript.</w:t>
+            </w:r>
+          </w:p>
+          <w:p>
+            <w:pPr>
+              <w:spacing w:after="120" w:line="300"/>
+            </w:pPr>
+            <w:r>
+              <w:rPr>
+                <w:b/>
+                <w:bCs/>
+              </w:rPr>
+              <w:t xml:space="preserve">B. </w:t>
+            </w:r>
+            <w:r>
+              <w:t xml:space="preserve">The response XML element contained an XML namespace prefix (such as m:NumberToWordsResponse) that was omitted from the bracket lookup chain.</w:t>
+            </w:r>
+          </w:p>
+          <w:p>
+            <w:pPr>
+              <w:spacing w:after="120" w:line="300"/>
+            </w:pPr>
+            <w:r>
+              <w:rPr>
+                <w:b/>
+                <w:bCs/>
+              </w:rPr>
+              <w:t xml:space="preserve">C. </w:t>
+            </w:r>
+            <w:r>
+              <w:t xml:space="preserve">The xml2Json utility only operates inside Node.js scripts outside Postman.</w:t>
+            </w:r>
+          </w:p>
+          <w:p>
+            <w:pPr>
+              <w:spacing w:after="120" w:line="300"/>
+            </w:pPr>
+            <w:r>
+              <w:rPr>
+                <w:b/>
+                <w:bCs/>
+              </w:rPr>
+              <w:t xml:space="preserve">D. </w:t>
+            </w:r>
+            <w:r>
+              <w:t xml:space="preserve">The SOAP server returned an encrypted binary hash instead of XML.</w:t>
+            </w:r>
+          </w:p>
+          <w:p>
+            <w:pPr>
+              <w:spacing w:after="120" w:line="300"/>
+            </w:pPr>
+            <w:r>
+              <w:rPr>
+                <w:b/>
+                <w:bCs/>
+                <w:color w:val="168A8A"/>
+              </w:rPr>
+              <w:t xml:space="preserve">TACTICAL TRIUMPH: </w:t>
+            </w:r>
+            <w:r>
+              <w:t xml:space="preserve">Respect XML namespace prefixes! XML responses often qualify elements with namespace prefixes like m:NumberToWordsResponse. When converted by xml2Json, these prefixes become part of the JavaScript object property key. Omitting the prefix means responseJson["soap:Envelope"]["soap:Body"]["NumberToWordsResponse"] evaluates to undefined, throwing a fatal TypeError on subsequent property accesses!</w:t>
+            </w:r>
+          </w:p>
+        </w:tc>
+      </w:tr>
+    </w:tbl>
     <w:p>
       <w:pPr>
         <w:pStyle w:val="Heading2"/>
@@ -31696,6 +35452,80 @@
         <w:t xml:space="preserve">Command line collection runs, rich HTML Extra reports, and automated pipeline integration.</w:t>
       </w:r>
     </w:p>
+    <w:tbl>
+      <w:tblPr>
+        <w:tblW w:type="pct" w:w="100%"/>
+        <w:tblBorders>
+          <w:top w:val="single" w:color="auto" w:sz="4"/>
+          <w:left w:val="single" w:color="auto" w:sz="4"/>
+          <w:bottom w:val="single" w:color="auto" w:sz="4"/>
+          <w:right w:val="single" w:color="auto" w:sz="4"/>
+          <w:insideH w:val="single" w:color="auto" w:sz="4"/>
+          <w:insideV w:val="single" w:color="auto" w:sz="4"/>
+        </w:tblBorders>
+      </w:tblPr>
+      <w:tblGrid>
+        <w:gridCol w:w="100"/>
+      </w:tblGrid>
+      <w:tr>
+        <w:tc>
+          <w:tcPr>
+            <w:tcBorders>
+              <w:top w:val="single" w:color="D9E0EA" w:sz="2"/>
+              <w:left w:val="single" w:color="D9E0EA" w:sz="2"/>
+              <w:bottom w:val="single" w:color="D9E0EA" w:sz="2"/>
+              <w:right w:val="single" w:color="D9E0EA" w:sz="2"/>
+            </w:tcBorders>
+            <w:shd w:fill="EEF5FA" w:val="clear"/>
+            <w:tcMar>
+              <w:top w:type="dxa" w:w="130"/>
+              <w:left w:type="dxa" w:w="160"/>
+              <w:bottom w:type="dxa" w:w="130"/>
+              <w:right w:type="dxa" w:w="160"/>
+            </w:tcMar>
+          </w:tcPr>
+          <w:p>
+            <w:pPr>
+              <w:spacing w:after="120" w:line="300"/>
+            </w:pPr>
+            <w:r>
+              <w:rPr>
+                <w:b/>
+                <w:bCs/>
+                <w:color w:val="263A67"/>
+              </w:rPr>
+              <w:t xml:space="preserve">MISSION COMMAND HUD</w:t>
+            </w:r>
+          </w:p>
+          <w:p>
+            <w:pPr>
+              <w:spacing w:after="120" w:line="300"/>
+            </w:pPr>
+            <w:r>
+              <w:rPr>
+                <w:b/>
+                <w:bCs/>
+                <w:color w:val="168A8A"/>
+              </w:rPr>
+              <w:t xml:space="preserve">PHASE: Phase 5 of 5: Headless Newman &amp; CI CD (Mission Victory) · RANK: Rank: Continuous Delivery Architect</w:t>
+            </w:r>
+          </w:p>
+          <w:p>
+            <w:pPr>
+              <w:spacing w:after="120" w:line="300"/>
+            </w:pPr>
+            <w:r>
+              <w:rPr>
+                <w:b/>
+                <w:bCs/>
+                <w:color w:val="263A67"/>
+              </w:rPr>
+              <w:t xml:space="preserve">ACTIVE MISSION: Mission 3: Hardening for Enterprise Production and CI CD</w:t>
+            </w:r>
+          </w:p>
+        </w:tc>
+      </w:tr>
+    </w:tbl>
     <w:tbl>
       <w:tblPr>
         <w:tblW w:type="pct" w:w="100%"/>
@@ -34578,6 +38408,236 @@
         <w:t xml:space="preserve">6. Inspecting History and Restoring Items: If an engineer accidentally deletes a collection, navigate to the workspace Trash to restore it immediately.</w:t>
       </w:r>
     </w:p>
+    <w:tbl>
+      <w:tblPr>
+        <w:tblW w:type="pct" w:w="100%"/>
+        <w:tblBorders>
+          <w:top w:val="single" w:color="auto" w:sz="4"/>
+          <w:left w:val="single" w:color="auto" w:sz="4"/>
+          <w:bottom w:val="single" w:color="auto" w:sz="4"/>
+          <w:right w:val="single" w:color="auto" w:sz="4"/>
+          <w:insideH w:val="single" w:color="auto" w:sz="4"/>
+          <w:insideV w:val="single" w:color="auto" w:sz="4"/>
+        </w:tblBorders>
+      </w:tblPr>
+      <w:tblGrid>
+        <w:gridCol w:w="100"/>
+      </w:tblGrid>
+      <w:tr>
+        <w:tc>
+          <w:tcPr>
+            <w:tcBorders>
+              <w:top w:val="single" w:color="D9E0EA" w:sz="2"/>
+              <w:left w:val="single" w:color="D9E0EA" w:sz="2"/>
+              <w:bottom w:val="single" w:color="D9E0EA" w:sz="2"/>
+              <w:right w:val="single" w:color="D9E0EA" w:sz="2"/>
+            </w:tcBorders>
+            <w:shd w:fill="FFF8E8" w:val="clear"/>
+            <w:tcMar>
+              <w:top w:type="dxa" w:w="130"/>
+              <w:left w:type="dxa" w:w="160"/>
+              <w:bottom w:type="dxa" w:w="130"/>
+              <w:right w:type="dxa" w:w="160"/>
+            </w:tcMar>
+          </w:tcPr>
+          <w:p>
+            <w:pPr>
+              <w:spacing w:after="120" w:line="300"/>
+            </w:pPr>
+            <w:r>
+              <w:rPr>
+                <w:b/>
+                <w:bCs/>
+                <w:color w:val="263A67"/>
+              </w:rPr>
+              <w:t xml:space="preserve">WAR ROOM BATTLE SCAR · Four Million Dollar Pipeline Bypass</w:t>
+            </w:r>
+          </w:p>
+          <w:p>
+            <w:pPr>
+              <w:spacing w:after="120" w:line="300"/>
+            </w:pPr>
+            <w:r>
+              <w:rPr>
+                <w:b/>
+                <w:bCs/>
+                <w:color w:val="263A67"/>
+              </w:rPr>
+              <w:t xml:space="preserve">The Bypassed CI Gate Disaster: The Cost of Disabling Newman in the Merge Pipeline</w:t>
+            </w:r>
+          </w:p>
+          <w:p>
+            <w:pPr>
+              <w:spacing w:after="120" w:line="300"/>
+            </w:pPr>
+            <w:r>
+              <w:t xml:space="preserve">Under intense pressure to meet a strict quarterly launch deadline, an engineering squad commented out the Newman collection execution step in their GitHub Actions workflow file to expedite merging. A developer subsequently merged a pull request that unintentionally inverted financial debit and credit transaction signs. Because the Newman automated regression check had been disabled, the pull request merged green without firing assertions. Within ninety minutes of deployment, the production ledger accumulated over four million dollars in erroneous balances.</w:t>
+            </w:r>
+          </w:p>
+          <w:p>
+            <w:pPr>
+              <w:spacing w:after="120" w:line="300"/>
+            </w:pPr>
+            <w:r>
+              <w:rPr>
+                <w:b/>
+                <w:bCs/>
+                <w:color w:val="9A5B00"/>
+              </w:rPr>
+              <w:t xml:space="preserve">Key Architectural Lesson: </w:t>
+            </w:r>
+            <w:r>
+              <w:t xml:space="preserve">Never bypass or disable automated CI quality gates. Treat Newman command line regression tests as mandatory blocking status checks on every pull request and automated build.</w:t>
+            </w:r>
+          </w:p>
+        </w:tc>
+      </w:tr>
+    </w:tbl>
+    <w:tbl>
+      <w:tblPr>
+        <w:tblW w:type="pct" w:w="100%"/>
+        <w:tblBorders>
+          <w:top w:val="single" w:color="auto" w:sz="4"/>
+          <w:left w:val="single" w:color="auto" w:sz="4"/>
+          <w:bottom w:val="single" w:color="auto" w:sz="4"/>
+          <w:right w:val="single" w:color="auto" w:sz="4"/>
+          <w:insideH w:val="single" w:color="auto" w:sz="4"/>
+          <w:insideV w:val="single" w:color="auto" w:sz="4"/>
+        </w:tblBorders>
+      </w:tblPr>
+      <w:tblGrid>
+        <w:gridCol w:w="100"/>
+      </w:tblGrid>
+      <w:tr>
+        <w:tc>
+          <w:tcPr>
+            <w:tcBorders>
+              <w:top w:val="single" w:color="D9E0EA" w:sz="2"/>
+              <w:left w:val="single" w:color="D9E0EA" w:sz="2"/>
+              <w:bottom w:val="single" w:color="D9E0EA" w:sz="2"/>
+              <w:right w:val="single" w:color="D9E0EA" w:sz="2"/>
+            </w:tcBorders>
+            <w:shd w:fill="FFF0F0" w:val="clear"/>
+            <w:tcMar>
+              <w:top w:type="dxa" w:w="130"/>
+              <w:left w:type="dxa" w:w="160"/>
+              <w:bottom w:type="dxa" w:w="130"/>
+              <w:right w:type="dxa" w:w="160"/>
+            </w:tcMar>
+          </w:tcPr>
+          <w:p>
+            <w:pPr>
+              <w:spacing w:after="120" w:line="300"/>
+            </w:pPr>
+            <w:r>
+              <w:rPr>
+                <w:b/>
+                <w:bCs/>
+                <w:color w:val="263A67"/>
+              </w:rPr>
+              <w:t xml:space="preserve">WAR ROOM INCIDENT TRIAGE</w:t>
+            </w:r>
+          </w:p>
+          <w:p>
+            <w:pPr>
+              <w:spacing w:after="120" w:line="300"/>
+            </w:pPr>
+            <w:r>
+              <w:rPr>
+                <w:b/>
+                <w:bCs/>
+                <w:color w:val="263A67"/>
+              </w:rPr>
+              <w:t xml:space="preserve">War Room Triage: The Non Zero Exit Code CI Blocker</w:t>
+            </w:r>
+          </w:p>
+          <w:p>
+            <w:pPr>
+              <w:spacing w:after="120" w:line="300"/>
+            </w:pPr>
+            <w:r>
+              <w:t xml:space="preserve">You configure Newman in a Jenkins pipeline: newman run LibraryTests.json -e StagingEnv.json. Two assertions fail during the test execution, yet Jenkins marks the build step as SUCCESS and deploys the defective build straight to staging. Why did Jenkins fail to block the deployment?</w:t>
+            </w:r>
+          </w:p>
+          <w:p>
+            <w:pPr>
+              <w:spacing w:after="120" w:line="300"/>
+            </w:pPr>
+            <w:r>
+              <w:rPr>
+                <w:b/>
+                <w:bCs/>
+              </w:rPr>
+              <w:t xml:space="preserve">A. </w:t>
+            </w:r>
+            <w:r>
+              <w:t xml:space="preserve">Newman does not generate exit codes on assertion failures.</w:t>
+            </w:r>
+          </w:p>
+          <w:p>
+            <w:pPr>
+              <w:spacing w:after="120" w:line="300"/>
+            </w:pPr>
+            <w:r>
+              <w:rPr>
+                <w:b/>
+                <w:bCs/>
+              </w:rPr>
+              <w:t xml:space="preserve">B. </w:t>
+            </w:r>
+            <w:r>
+              <w:t xml:space="preserve">The build script appended "|| true" or suppressed the non zero exit code, preventing Jenkins from detecting that Newman returned exit code 1 on assertion failures.</w:t>
+            </w:r>
+          </w:p>
+          <w:p>
+            <w:pPr>
+              <w:spacing w:after="120" w:line="300"/>
+            </w:pPr>
+            <w:r>
+              <w:rPr>
+                <w:b/>
+                <w:bCs/>
+              </w:rPr>
+              <w:t xml:space="preserve">C. </w:t>
+            </w:r>
+            <w:r>
+              <w:t xml:space="preserve">Jenkins only inspects console colors, not numeric exit codes.</w:t>
+            </w:r>
+          </w:p>
+          <w:p>
+            <w:pPr>
+              <w:spacing w:after="120" w:line="300"/>
+            </w:pPr>
+            <w:r>
+              <w:rPr>
+                <w:b/>
+                <w:bCs/>
+              </w:rPr>
+              <w:t xml:space="preserve">D. </w:t>
+            </w:r>
+            <w:r>
+              <w:t xml:space="preserve">The Newman collection must be written in Python to fail a Jenkins build.</w:t>
+            </w:r>
+          </w:p>
+          <w:p>
+            <w:pPr>
+              <w:spacing w:after="120" w:line="300"/>
+            </w:pPr>
+            <w:r>
+              <w:rPr>
+                <w:b/>
+                <w:bCs/>
+                <w:color w:val="168A8A"/>
+              </w:rPr>
+              <w:t xml:space="preserve">TACTICAL TRIUMPH: </w:t>
+            </w:r>
+            <w:r>
+              <w:t xml:space="preserve">Exit code integrity controls CI pipelines! In Unix and Windows terminals, a command indicates failure by returning a non zero exit code (such as 1). Newman automatically returns exit code 1 whenever any test assertion fails. If a shell script appends "|| true", the shell overrides the exit code to 0, deceiving Jenkins into treating a failed run as successful. Remove any exit code suppression or use the --bail flag to guarantee immediate failure!</w:t>
+            </w:r>
+          </w:p>
+        </w:tc>
+      </w:tr>
+    </w:tbl>
     <w:tbl>
       <w:tblPr>
         <w:tblW w:type="pct" w:w="100%"/>

--- a/public/books/zero-to-agentic-api-testing/edition-01/Zero-To-Agentic-Api-Testing-Edition-01.docx
+++ b/public/books/zero-to-agentic-api-testing/edition-01/Zero-To-Agentic-Api-Testing-Edition-01.docx
@@ -577,7 +577,7 @@
       </w:r>
     </w:p>
     <w:p>
-      <w:hyperlink w:history="1" r:id="rIdggijtge7qjhbi3srdhyqa">
+      <w:hyperlink w:history="1" r:id="rIdpsxkmxfu9yj_pe_c3e7vi">
         <w:r>
           <w:rPr>
             <w:rStyle w:val="Hyperlink"/>
@@ -595,7 +595,7 @@
       </w:r>
     </w:p>
     <w:p>
-      <w:hyperlink w:history="1" r:id="rIdq3twt2q0bbs56rvojtbrg">
+      <w:hyperlink w:history="1" r:id="rIdn2_zceiozgvoxszn3n3hy">
         <w:r>
           <w:rPr>
             <w:rStyle w:val="Hyperlink"/>
@@ -17189,113 +17189,373 @@
         <w:spacing w:after="120" w:line="300"/>
       </w:pPr>
       <w:r>
-        <w:t xml:space="preserve">In the Tests tab of AddBook, parse the response JSON and save the generated ID into an environment variable so downstream requests can immediately read it.</w:t>
-      </w:r>
-    </w:p>
-    <w:p>
-      <w:pPr>
-        <w:pStyle w:val="Heading2"/>
-        <w:keepNext/>
-        <w:spacing w:after="100" w:before="240"/>
-      </w:pPr>
-      <w:r>
-        <w:rPr>
-          <w:b/>
-          <w:bCs/>
-          <w:color w:val="4659A7"/>
-        </w:rPr>
-        <w:t xml:space="preserve">The code</w:t>
-      </w:r>
-    </w:p>
-    <w:p>
-      <w:pPr>
-        <w:spacing w:after="120" w:line="300"/>
-      </w:pPr>
-      <w:r>
-        <w:rPr>
-          <w:rFonts w:ascii="Consolas" w:cs="Consolas" w:eastAsia="Consolas" w:hAnsi="Consolas"/>
-          <w:b/>
-          <w:bCs/>
-          <w:color w:val="4659A7"/>
-        </w:rPr>
-        <w:t xml:space="preserve">addbook-property-transfer.js</w:t>
-      </w:r>
-    </w:p>
-    <w:p>
-      <w:pPr>
-        <w:keepLines/>
-        <w:shd w:fill="F4F6F9" w:val="clear"/>
-        <w:spacing w:after="0" w:line="260"/>
-      </w:pPr>
-      <w:r>
-        <w:rPr>
-          <w:rFonts w:ascii="Consolas" w:cs="Consolas" w:eastAsia="Consolas" w:hAnsi="Consolas"/>
-          <w:sz w:val="19"/>
-          <w:szCs w:val="19"/>
-        </w:rPr>
-        <w:t xml:space="preserve"> 1  const responseData = pm.response.json();</w:t>
-      </w:r>
-    </w:p>
-    <w:p>
-      <w:pPr>
-        <w:keepLines/>
-        <w:shd w:fill="F4F6F9" w:val="clear"/>
-        <w:spacing w:after="0" w:line="260"/>
-      </w:pPr>
-      <w:r>
-        <w:rPr>
-          <w:rFonts w:ascii="Consolas" w:cs="Consolas" w:eastAsia="Consolas" w:hAnsi="Consolas"/>
-          <w:sz w:val="19"/>
-          <w:szCs w:val="19"/>
-        </w:rPr>
-        <w:t xml:space="preserve"> 2  const generatedId = responseData.ID;</w:t>
-      </w:r>
-    </w:p>
-    <w:p>
-      <w:pPr>
-        <w:keepLines/>
-        <w:shd w:fill="F4F6F9" w:val="clear"/>
-        <w:spacing w:after="0" w:line="260"/>
-      </w:pPr>
-      <w:r>
-        <w:rPr>
-          <w:rFonts w:ascii="Consolas" w:cs="Consolas" w:eastAsia="Consolas" w:hAnsi="Consolas"/>
-          <w:sz w:val="19"/>
-          <w:szCs w:val="19"/>
-        </w:rPr>
-        <w:t xml:space="preserve"> 3   </w:t>
-      </w:r>
-    </w:p>
-    <w:p>
-      <w:pPr>
-        <w:keepLines/>
-        <w:shd w:fill="F4F6F9" w:val="clear"/>
-        <w:spacing w:after="0" w:line="260"/>
-      </w:pPr>
-      <w:r>
-        <w:rPr>
-          <w:rFonts w:ascii="Consolas" w:cs="Consolas" w:eastAsia="Consolas" w:hAnsi="Consolas"/>
-          <w:sz w:val="19"/>
-          <w:szCs w:val="19"/>
-        </w:rPr>
-        <w:t xml:space="preserve"> 4  // Save ID to Environment Scope for downstream requests</w:t>
-      </w:r>
-    </w:p>
-    <w:p>
-      <w:pPr>
-        <w:keepLines/>
-        <w:shd w:fill="F4F6F9" w:val="clear"/>
-        <w:spacing w:after="0" w:line="260"/>
-      </w:pPr>
-      <w:r>
-        <w:rPr>
-          <w:rFonts w:ascii="Consolas" w:cs="Consolas" w:eastAsia="Consolas" w:hAnsi="Consolas"/>
-          <w:sz w:val="19"/>
-          <w:szCs w:val="19"/>
-        </w:rPr>
-        <w:t xml:space="preserve"> 5  pm.environment.set("book_id", generatedId);</w:t>
-      </w:r>
-    </w:p>
+        <w:t xml:space="preserve">In the Tests tab of AddBook, parse the response JSON and save the generated ID into a variable so downstream requests can immediately read it. We break this property transfer down into three chunks:</w:t>
+      </w:r>
+    </w:p>
+    <w:tbl>
+      <w:tblPr>
+        <w:tblW w:type="pct" w:w="100%"/>
+        <w:tblBorders>
+          <w:top w:val="single" w:color="auto" w:sz="4"/>
+          <w:left w:val="single" w:color="auto" w:sz="4"/>
+          <w:bottom w:val="single" w:color="auto" w:sz="4"/>
+          <w:right w:val="single" w:color="auto" w:sz="4"/>
+          <w:insideH w:val="single" w:color="auto" w:sz="4"/>
+          <w:insideV w:val="single" w:color="auto" w:sz="4"/>
+        </w:tblBorders>
+      </w:tblPr>
+      <w:tblGrid>
+        <w:gridCol w:w="100"/>
+      </w:tblGrid>
+      <w:tr>
+        <w:tc>
+          <w:tcPr>
+            <w:tcBorders>
+              <w:top w:val="single" w:color="D9E0EA" w:sz="2"/>
+              <w:left w:val="single" w:color="D9E0EA" w:sz="2"/>
+              <w:bottom w:val="single" w:color="D9E0EA" w:sz="2"/>
+              <w:right w:val="single" w:color="D9E0EA" w:sz="2"/>
+            </w:tcBorders>
+            <w:shd w:fill="F3F6FA" w:val="clear"/>
+            <w:tcMar>
+              <w:top w:type="dxa" w:w="130"/>
+              <w:left w:type="dxa" w:w="160"/>
+              <w:bottom w:type="dxa" w:w="130"/>
+              <w:right w:type="dxa" w:w="160"/>
+            </w:tcMar>
+          </w:tcPr>
+          <w:p>
+            <w:pPr>
+              <w:spacing w:after="120" w:line="300"/>
+            </w:pPr>
+            <w:r>
+              <w:rPr>
+                <w:b/>
+                <w:bCs/>
+                <w:color w:val="263A67"/>
+              </w:rPr>
+              <w:t xml:space="preserve">Automated Property Transfer Mechanics</w:t>
+            </w:r>
+          </w:p>
+          <w:p>
+            <w:pPr>
+              <w:spacing w:after="120" w:line="300"/>
+            </w:pPr>
+            <w:r>
+              <w:t xml:space="preserve">Extracting data from responses and passing downstream:</w:t>
+            </w:r>
+          </w:p>
+          <w:p>
+            <w:pPr>
+              <w:spacing w:after="120" w:line="300"/>
+            </w:pPr>
+            <w:r>
+              <w:rPr>
+                <w:b/>
+                <w:bCs/>
+                <w:color w:val="263A67"/>
+              </w:rPr>
+              <w:t xml:space="preserve">CHUNK 1: Chunk 1: Parsing Incoming Payload · Deserializing JSON Text</w:t>
+            </w:r>
+          </w:p>
+          <w:p>
+            <w:pPr>
+              <w:spacing w:after="120" w:line="300"/>
+            </w:pPr>
+            <w:r>
+              <w:t xml:space="preserve">Converts the raw text into a navigable JavaScript object.</w:t>
+            </w:r>
+          </w:p>
+          <w:p>
+            <w:pPr>
+              <w:spacing w:after="120" w:line="300"/>
+            </w:pPr>
+            <w:r>
+              <w:rPr>
+                <w:rFonts w:ascii="Consolas" w:cs="Consolas" w:eastAsia="Consolas" w:hAnsi="Consolas"/>
+                <w:b/>
+                <w:bCs/>
+                <w:color w:val="4659A7"/>
+              </w:rPr>
+              <w:t xml:space="preserve">parse-response.js</w:t>
+            </w:r>
+          </w:p>
+          <w:p>
+            <w:pPr>
+              <w:keepLines/>
+              <w:shd w:fill="F4F6F9" w:val="clear"/>
+              <w:spacing w:after="0" w:line="260"/>
+            </w:pPr>
+            <w:r>
+              <w:rPr>
+                <w:rFonts w:ascii="Consolas" w:cs="Consolas" w:eastAsia="Consolas" w:hAnsi="Consolas"/>
+                <w:sz w:val="19"/>
+                <w:szCs w:val="19"/>
+              </w:rPr>
+              <w:t xml:space="preserve"> 1  const responseData = pm.response.json();</w:t>
+            </w:r>
+          </w:p>
+          <w:p>
+            <w:pPr>
+              <w:spacing w:after="120" w:line="300"/>
+            </w:pPr>
+            <w:r>
+              <w:rPr>
+                <w:b/>
+                <w:bCs/>
+                <w:color w:val="168A8A"/>
+              </w:rPr>
+              <w:t xml:space="preserve">Rule: </w:t>
+            </w:r>
+            <w:r>
+              <w:t xml:space="preserve">Always deserialize before property lookups.</w:t>
+            </w:r>
+          </w:p>
+          <w:p>
+            <w:pPr>
+              <w:spacing w:after="120" w:line="300"/>
+            </w:pPr>
+            <w:r>
+              <w:rPr>
+                <w:b/>
+                <w:bCs/>
+                <w:color w:val="263A67"/>
+              </w:rPr>
+              <w:t xml:space="preserve">CHUNK 2: Chunk 2: Extracting Generated Key · Defensive Property Extraction</w:t>
+            </w:r>
+          </w:p>
+          <w:p>
+            <w:pPr>
+              <w:spacing w:after="120" w:line="300"/>
+            </w:pPr>
+            <w:r>
+              <w:t xml:space="preserve">Validates that the ID key exists and holds a valid string before attempting to save.</w:t>
+            </w:r>
+          </w:p>
+          <w:p>
+            <w:pPr>
+              <w:spacing w:after="120" w:line="300"/>
+            </w:pPr>
+            <w:r>
+              <w:rPr>
+                <w:rFonts w:ascii="Consolas" w:cs="Consolas" w:eastAsia="Consolas" w:hAnsi="Consolas"/>
+                <w:b/>
+                <w:bCs/>
+                <w:color w:val="4659A7"/>
+              </w:rPr>
+              <w:t xml:space="preserve">extract-property.js</w:t>
+            </w:r>
+          </w:p>
+          <w:p>
+            <w:pPr>
+              <w:keepLines/>
+              <w:shd w:fill="F4F6F9" w:val="clear"/>
+              <w:spacing w:after="0" w:line="260"/>
+            </w:pPr>
+            <w:r>
+              <w:rPr>
+                <w:rFonts w:ascii="Consolas" w:cs="Consolas" w:eastAsia="Consolas" w:hAnsi="Consolas"/>
+                <w:sz w:val="19"/>
+                <w:szCs w:val="19"/>
+              </w:rPr>
+              <w:t xml:space="preserve"> 1  const generatedId = responseData.ID;
+pm.expect(generatedId, "Generated ID").to.not.be.undefined;</w:t>
+            </w:r>
+          </w:p>
+          <w:p>
+            <w:pPr>
+              <w:spacing w:after="120" w:line="300"/>
+            </w:pPr>
+            <w:r>
+              <w:rPr>
+                <w:b/>
+                <w:bCs/>
+                <w:color w:val="168A8A"/>
+              </w:rPr>
+              <w:t xml:space="preserve">Rule: </w:t>
+            </w:r>
+            <w:r>
+              <w:t xml:space="preserve">Defensive validation prevents saving undefined into variables.</w:t>
+            </w:r>
+          </w:p>
+          <w:p>
+            <w:pPr>
+              <w:spacing w:after="120" w:line="300"/>
+            </w:pPr>
+            <w:r>
+              <w:rPr>
+                <w:b/>
+                <w:bCs/>
+                <w:color w:val="263A67"/>
+              </w:rPr>
+              <w:t xml:space="preserve">CHUNK 3: Chunk 3: Persisting to Collection Tier · Binding to Shared Scope</w:t>
+            </w:r>
+          </w:p>
+          <w:p>
+            <w:pPr>
+              <w:spacing w:after="120" w:line="300"/>
+            </w:pPr>
+            <w:r>
+              <w:t xml:space="preserve">Stores the ID in Collection Scope so subsequent requests can interpolate {{book_id}}.</w:t>
+            </w:r>
+          </w:p>
+          <w:p>
+            <w:pPr>
+              <w:spacing w:after="120" w:line="300"/>
+            </w:pPr>
+            <w:r>
+              <w:rPr>
+                <w:rFonts w:ascii="Consolas" w:cs="Consolas" w:eastAsia="Consolas" w:hAnsi="Consolas"/>
+                <w:b/>
+                <w:bCs/>
+                <w:color w:val="4659A7"/>
+              </w:rPr>
+              <w:t xml:space="preserve">persist-variable.js</w:t>
+            </w:r>
+          </w:p>
+          <w:p>
+            <w:pPr>
+              <w:keepLines/>
+              <w:shd w:fill="F4F6F9" w:val="clear"/>
+              <w:spacing w:after="0" w:line="260"/>
+            </w:pPr>
+            <w:r>
+              <w:rPr>
+                <w:rFonts w:ascii="Consolas" w:cs="Consolas" w:eastAsia="Consolas" w:hAnsi="Consolas"/>
+                <w:sz w:val="19"/>
+                <w:szCs w:val="19"/>
+              </w:rPr>
+              <w:t xml:space="preserve"> 1  pm.collectionVariables.set("book_id", generatedId);</w:t>
+            </w:r>
+          </w:p>
+          <w:p>
+            <w:pPr>
+              <w:spacing w:after="120" w:line="300"/>
+            </w:pPr>
+            <w:r>
+              <w:rPr>
+                <w:b/>
+                <w:bCs/>
+                <w:color w:val="168A8A"/>
+              </w:rPr>
+              <w:t xml:space="preserve">Rule: </w:t>
+            </w:r>
+            <w:r>
+              <w:t xml:space="preserve">Collection tier makes variables universally accessible to all folder requests.</w:t>
+            </w:r>
+          </w:p>
+        </w:tc>
+      </w:tr>
+    </w:tbl>
+    <w:tbl>
+      <w:tblPr>
+        <w:tblW w:type="pct" w:w="100%"/>
+        <w:tblBorders>
+          <w:top w:val="single" w:color="auto" w:sz="4"/>
+          <w:left w:val="single" w:color="auto" w:sz="4"/>
+          <w:bottom w:val="single" w:color="auto" w:sz="4"/>
+          <w:right w:val="single" w:color="auto" w:sz="4"/>
+          <w:insideH w:val="single" w:color="auto" w:sz="4"/>
+          <w:insideV w:val="single" w:color="auto" w:sz="4"/>
+        </w:tblBorders>
+      </w:tblPr>
+      <w:tblGrid>
+        <w:gridCol w:w="100"/>
+      </w:tblGrid>
+      <w:tr>
+        <w:tc>
+          <w:tcPr>
+            <w:tcBorders>
+              <w:top w:val="single" w:color="D9E0EA" w:sz="2"/>
+              <w:left w:val="single" w:color="D9E0EA" w:sz="2"/>
+              <w:bottom w:val="single" w:color="D9E0EA" w:sz="2"/>
+              <w:right w:val="single" w:color="D9E0EA" w:sz="2"/>
+            </w:tcBorders>
+            <w:shd w:fill="EEF8F6" w:val="clear"/>
+            <w:tcMar>
+              <w:top w:type="dxa" w:w="130"/>
+              <w:left w:type="dxa" w:w="160"/>
+              <w:bottom w:type="dxa" w:w="130"/>
+              <w:right w:type="dxa" w:w="160"/>
+            </w:tcMar>
+          </w:tcPr>
+          <w:p>
+            <w:pPr>
+              <w:spacing w:after="120" w:line="300"/>
+            </w:pPr>
+            <w:r>
+              <w:rPr>
+                <w:b/>
+                <w:bCs/>
+                <w:color w:val="263A67"/>
+              </w:rPr>
+              <w:t xml:space="preserve">IMAGINE &amp; PREDICT BEFORE SENDING</w:t>
+            </w:r>
+          </w:p>
+          <w:p>
+            <w:pPr>
+              <w:spacing w:after="120" w:line="300"/>
+            </w:pPr>
+            <w:r>
+              <w:rPr>
+                <w:b/>
+                <w:bCs/>
+                <w:color w:val="263A67"/>
+              </w:rPr>
+              <w:t xml:space="preserve">When AddBook completes and GetBook executes with URL: GET /v1/books?id={{book_id}}, what value does Postman send across the network wire?</w:t>
+            </w:r>
+          </w:p>
+          <w:p>
+            <w:pPr>
+              <w:spacing w:after="120" w:line="300"/>
+            </w:pPr>
+            <w:r>
+              <w:t xml:space="preserve">A. The exact generated ID string (such as "LIB4821") dynamically extracted from the AddBook response</w:t>
+            </w:r>
+          </w:p>
+          <w:p>
+            <w:pPr>
+              <w:spacing w:after="120" w:line="300"/>
+            </w:pPr>
+            <w:r>
+              <w:t xml:space="preserve">B. The literal placeholder text "{{book_id}}"</w:t>
+            </w:r>
+          </w:p>
+          <w:p>
+            <w:pPr>
+              <w:spacing w:after="120" w:line="300"/>
+            </w:pPr>
+            <w:r>
+              <w:t xml:space="preserve">C. An empty query parameter ?id=</w:t>
+            </w:r>
+          </w:p>
+          <w:p>
+            <w:pPr>
+              <w:spacing w:after="120" w:line="300"/>
+            </w:pPr>
+            <w:r>
+              <w:t xml:space="preserve">D. A null pointer exception</w:t>
+            </w:r>
+          </w:p>
+          <w:p>
+            <w:pPr>
+              <w:spacing w:after="120" w:line="300"/>
+            </w:pPr>
+            <w:r>
+              <w:rPr>
+                <w:b/>
+                <w:bCs/>
+                <w:color w:val="168A8A"/>
+              </w:rPr>
+              <w:t xml:space="preserve">Actual Output (Dynamic Chaining Wire Confirmation): </w:t>
+            </w:r>
+            <w:r>
+              <w:t xml:space="preserve">Property transfer confirmed! Postman resolves {{book_id}} from Collection Scope, replacing the placeholder with the dynamic ID value (LIB4821) before dispatching the HTTP GET request!</w:t>
+            </w:r>
+          </w:p>
+        </w:tc>
+      </w:tr>
+    </w:tbl>
     <w:p>
       <w:pPr>
         <w:pStyle w:val="Heading2"/>
@@ -20494,203 +20754,375 @@
         <w:t xml:space="preserve">pm.iterationData.get()</w:t>
       </w:r>
       <w:r>
-        <w:t xml:space="preserve">.</w:t>
-      </w:r>
-    </w:p>
-    <w:p>
-      <w:pPr>
-        <w:pStyle w:val="Heading2"/>
-        <w:keepNext/>
-        <w:spacing w:after="100" w:before="240"/>
-      </w:pPr>
-      <w:r>
-        <w:rPr>
-          <w:b/>
-          <w:bCs/>
-          <w:color w:val="4659A7"/>
-        </w:rPr>
-        <w:t xml:space="preserve">The code</w:t>
-      </w:r>
-    </w:p>
-    <w:p>
-      <w:pPr>
-        <w:spacing w:after="120" w:line="300"/>
-      </w:pPr>
-      <w:r>
-        <w:rPr>
-          <w:rFonts w:ascii="Consolas" w:cs="Consolas" w:eastAsia="Consolas" w:hAnsi="Consolas"/>
-          <w:b/>
-          <w:bCs/>
-          <w:color w:val="4659A7"/>
-        </w:rPr>
-        <w:t xml:space="preserve">ddt-pre-request.js</w:t>
-      </w:r>
-    </w:p>
-    <w:p>
-      <w:pPr>
-        <w:keepLines/>
-        <w:shd w:fill="F4F6F9" w:val="clear"/>
-        <w:spacing w:after="0" w:line="260"/>
-      </w:pPr>
-      <w:r>
-        <w:rPr>
-          <w:rFonts w:ascii="Consolas" w:cs="Consolas" w:eastAsia="Consolas" w:hAnsi="Consolas"/>
-          <w:sz w:val="19"/>
-          <w:szCs w:val="19"/>
-        </w:rPr>
-        <w:t xml:space="preserve"> 1  // Step 1: Read values from the active CSV row header</w:t>
-      </w:r>
-    </w:p>
-    <w:p>
-      <w:pPr>
-        <w:keepLines/>
-        <w:shd w:fill="F4F6F9" w:val="clear"/>
-        <w:spacing w:after="0" w:line="260"/>
-      </w:pPr>
-      <w:r>
-        <w:rPr>
-          <w:rFonts w:ascii="Consolas" w:cs="Consolas" w:eastAsia="Consolas" w:hAnsi="Consolas"/>
-          <w:sz w:val="19"/>
-          <w:szCs w:val="19"/>
-        </w:rPr>
-        <w:t xml:space="preserve"> 2  const currentBook = pm.iterationData.get("book_name");</w:t>
-      </w:r>
-    </w:p>
-    <w:p>
-      <w:pPr>
-        <w:keepLines/>
-        <w:shd w:fill="F4F6F9" w:val="clear"/>
-        <w:spacing w:after="0" w:line="260"/>
-      </w:pPr>
-      <w:r>
-        <w:rPr>
-          <w:rFonts w:ascii="Consolas" w:cs="Consolas" w:eastAsia="Consolas" w:hAnsi="Consolas"/>
-          <w:sz w:val="19"/>
-          <w:szCs w:val="19"/>
-        </w:rPr>
-        <w:t xml:space="preserve"> 3  const currentAuthor = pm.iterationData.get("author");</w:t>
-      </w:r>
-    </w:p>
-    <w:p>
-      <w:pPr>
-        <w:keepLines/>
-        <w:shd w:fill="F4F6F9" w:val="clear"/>
-        <w:spacing w:after="0" w:line="260"/>
-      </w:pPr>
-      <w:r>
-        <w:rPr>
-          <w:rFonts w:ascii="Consolas" w:cs="Consolas" w:eastAsia="Consolas" w:hAnsi="Consolas"/>
-          <w:sz w:val="19"/>
-          <w:szCs w:val="19"/>
-        </w:rPr>
-        <w:t xml:space="preserve"> 4   </w:t>
-      </w:r>
-    </w:p>
-    <w:p>
-      <w:pPr>
-        <w:keepLines/>
-        <w:shd w:fill="F4F6F9" w:val="clear"/>
-        <w:spacing w:after="0" w:line="260"/>
-      </w:pPr>
-      <w:r>
-        <w:rPr>
-          <w:rFonts w:ascii="Consolas" w:cs="Consolas" w:eastAsia="Consolas" w:hAnsi="Consolas"/>
-          <w:sz w:val="19"/>
-          <w:szCs w:val="19"/>
-        </w:rPr>
-        <w:t xml:space="preserve"> 5  // Step 2: Push to Collection Scope for request payload interpolation</w:t>
-      </w:r>
-    </w:p>
-    <w:p>
-      <w:pPr>
-        <w:keepLines/>
-        <w:shd w:fill="F4F6F9" w:val="clear"/>
-        <w:spacing w:after="0" w:line="260"/>
-      </w:pPr>
-      <w:r>
-        <w:rPr>
-          <w:rFonts w:ascii="Consolas" w:cs="Consolas" w:eastAsia="Consolas" w:hAnsi="Consolas"/>
-          <w:sz w:val="19"/>
-          <w:szCs w:val="19"/>
-        </w:rPr>
-        <w:t xml:space="preserve"> 6  pm.collectionVariables.set("book_name", currentBook);</w:t>
-      </w:r>
-    </w:p>
-    <w:p>
-      <w:pPr>
-        <w:keepLines/>
-        <w:shd w:fill="F4F6F9" w:val="clear"/>
-        <w:spacing w:after="0" w:line="260"/>
-      </w:pPr>
-      <w:r>
-        <w:rPr>
-          <w:rFonts w:ascii="Consolas" w:cs="Consolas" w:eastAsia="Consolas" w:hAnsi="Consolas"/>
-          <w:sz w:val="19"/>
-          <w:szCs w:val="19"/>
-        </w:rPr>
-        <w:t xml:space="preserve"> 7  pm.collectionVariables.set("author_name", currentAuthor);</w:t>
-      </w:r>
-    </w:p>
-    <w:p>
-      <w:pPr>
-        <w:keepLines/>
-        <w:shd w:fill="F4F6F9" w:val="clear"/>
-        <w:spacing w:after="0" w:line="260"/>
-      </w:pPr>
-      <w:r>
-        <w:rPr>
-          <w:rFonts w:ascii="Consolas" w:cs="Consolas" w:eastAsia="Consolas" w:hAnsi="Consolas"/>
-          <w:sz w:val="19"/>
-          <w:szCs w:val="19"/>
-        </w:rPr>
-        <w:t xml:space="preserve"> 8   </w:t>
-      </w:r>
-    </w:p>
-    <w:p>
-      <w:pPr>
-        <w:keepLines/>
-        <w:shd w:fill="F4F6F9" w:val="clear"/>
-        <w:spacing w:after="0" w:line="260"/>
-      </w:pPr>
-      <w:r>
-        <w:rPr>
-          <w:rFonts w:ascii="Consolas" w:cs="Consolas" w:eastAsia="Consolas" w:hAnsi="Consolas"/>
-          <w:sz w:val="19"/>
-          <w:szCs w:val="19"/>
-        </w:rPr>
-        <w:t xml:space="preserve"> 9  // Step 3: Generate dynamic ISBN to guarantee uniqueness per row</w:t>
-      </w:r>
-    </w:p>
-    <w:p>
-      <w:pPr>
-        <w:keepLines/>
-        <w:shd w:fill="F4F6F9" w:val="clear"/>
-        <w:spacing w:after="0" w:line="260"/>
-      </w:pPr>
-      <w:r>
-        <w:rPr>
-          <w:rFonts w:ascii="Consolas" w:cs="Consolas" w:eastAsia="Consolas" w:hAnsi="Consolas"/>
-          <w:sz w:val="19"/>
-          <w:szCs w:val="19"/>
-        </w:rPr>
-        <w:t xml:space="preserve">10  const randomDigits = pm.variables.replaceIn("{{$randomInt}}");</w:t>
-      </w:r>
-    </w:p>
-    <w:p>
-      <w:pPr>
-        <w:keepLines/>
-        <w:shd w:fill="F4F6F9" w:val="clear"/>
-        <w:spacing w:after="0" w:line="260"/>
-      </w:pPr>
-      <w:r>
-        <w:rPr>
-          <w:rFonts w:ascii="Consolas" w:cs="Consolas" w:eastAsia="Consolas" w:hAnsi="Consolas"/>
-          <w:sz w:val="19"/>
-          <w:szCs w:val="19"/>
-        </w:rPr>
-        <w:t xml:space="preserve">11  pm.collectionVariables.set("ISBN", "LIB" + randomDigits);</w:t>
-      </w:r>
-    </w:p>
+        <w:t xml:space="preserve">. We break down the data ingestion script into three chunks:</w:t>
+      </w:r>
+    </w:p>
+    <w:tbl>
+      <w:tblPr>
+        <w:tblW w:type="pct" w:w="100%"/>
+        <w:tblBorders>
+          <w:top w:val="single" w:color="auto" w:sz="4"/>
+          <w:left w:val="single" w:color="auto" w:sz="4"/>
+          <w:bottom w:val="single" w:color="auto" w:sz="4"/>
+          <w:right w:val="single" w:color="auto" w:sz="4"/>
+          <w:insideH w:val="single" w:color="auto" w:sz="4"/>
+          <w:insideV w:val="single" w:color="auto" w:sz="4"/>
+        </w:tblBorders>
+      </w:tblPr>
+      <w:tblGrid>
+        <w:gridCol w:w="100"/>
+      </w:tblGrid>
+      <w:tr>
+        <w:tc>
+          <w:tcPr>
+            <w:tcBorders>
+              <w:top w:val="single" w:color="D9E0EA" w:sz="2"/>
+              <w:left w:val="single" w:color="D9E0EA" w:sz="2"/>
+              <w:bottom w:val="single" w:color="D9E0EA" w:sz="2"/>
+              <w:right w:val="single" w:color="D9E0EA" w:sz="2"/>
+            </w:tcBorders>
+            <w:shd w:fill="F3F6FA" w:val="clear"/>
+            <w:tcMar>
+              <w:top w:type="dxa" w:w="130"/>
+              <w:left w:type="dxa" w:w="160"/>
+              <w:bottom w:type="dxa" w:w="130"/>
+              <w:right w:type="dxa" w:w="160"/>
+            </w:tcMar>
+          </w:tcPr>
+          <w:p>
+            <w:pPr>
+              <w:spacing w:after="120" w:line="300"/>
+            </w:pPr>
+            <w:r>
+              <w:rPr>
+                <w:b/>
+                <w:bCs/>
+                <w:color w:val="263A67"/>
+              </w:rPr>
+              <w:t xml:space="preserve">Ingesting CSV Rows into Request Payloads</w:t>
+            </w:r>
+          </w:p>
+          <w:p>
+            <w:pPr>
+              <w:spacing w:after="120" w:line="300"/>
+            </w:pPr>
+            <w:r>
+              <w:t xml:space="preserve">Executed before each row request fires:</w:t>
+            </w:r>
+          </w:p>
+          <w:p>
+            <w:pPr>
+              <w:spacing w:after="120" w:line="300"/>
+            </w:pPr>
+            <w:r>
+              <w:rPr>
+                <w:b/>
+                <w:bCs/>
+                <w:color w:val="263A67"/>
+              </w:rPr>
+              <w:t xml:space="preserve">CHUNK 1: Chunk 1: Reading from Data Scope · Extracting Active Row Values</w:t>
+            </w:r>
+          </w:p>
+          <w:p>
+            <w:pPr>
+              <w:spacing w:after="120" w:line="300"/>
+            </w:pPr>
+            <w:r>
+              <w:t xml:space="preserve">Reads the specific values from the columns of the active CSV row for this iteration.</w:t>
+            </w:r>
+          </w:p>
+          <w:p>
+            <w:pPr>
+              <w:spacing w:after="120" w:line="300"/>
+            </w:pPr>
+            <w:r>
+              <w:rPr>
+                <w:rFonts w:ascii="Consolas" w:cs="Consolas" w:eastAsia="Consolas" w:hAnsi="Consolas"/>
+                <w:b/>
+                <w:bCs/>
+                <w:color w:val="4659A7"/>
+              </w:rPr>
+              <w:t xml:space="preserve">read-row.js</w:t>
+            </w:r>
+          </w:p>
+          <w:p>
+            <w:pPr>
+              <w:keepLines/>
+              <w:shd w:fill="F4F6F9" w:val="clear"/>
+              <w:spacing w:after="0" w:line="260"/>
+            </w:pPr>
+            <w:r>
+              <w:rPr>
+                <w:rFonts w:ascii="Consolas" w:cs="Consolas" w:eastAsia="Consolas" w:hAnsi="Consolas"/>
+                <w:sz w:val="19"/>
+                <w:szCs w:val="19"/>
+              </w:rPr>
+              <w:t xml:space="preserve"> 1  const currentBook = pm.iterationData.get("book_name");
+const currentAuthor = pm.iterationData.get("author");</w:t>
+            </w:r>
+          </w:p>
+          <w:p>
+            <w:pPr>
+              <w:spacing w:after="120" w:line="300"/>
+            </w:pPr>
+            <w:r>
+              <w:rPr>
+                <w:b/>
+                <w:bCs/>
+                <w:color w:val="168A8A"/>
+              </w:rPr>
+              <w:t xml:space="preserve">Rule: </w:t>
+            </w:r>
+            <w:r>
+              <w:t xml:space="preserve">Column headers in the CSV must match the string passed to get().</w:t>
+            </w:r>
+          </w:p>
+          <w:p>
+            <w:pPr>
+              <w:spacing w:after="120" w:line="300"/>
+            </w:pPr>
+            <w:r>
+              <w:rPr>
+                <w:b/>
+                <w:bCs/>
+                <w:color w:val="263A67"/>
+              </w:rPr>
+              <w:t xml:space="preserve">CHUNK 2: Chunk 2: Promoting to Collection Variables · Making Data Available to Request Body</w:t>
+            </w:r>
+          </w:p>
+          <w:p>
+            <w:pPr>
+              <w:spacing w:after="120" w:line="300"/>
+            </w:pPr>
+            <w:r>
+              <w:t xml:space="preserve">Stores row values in Collection Scope so request body placeholders {{book_name}} can interpolate them.</w:t>
+            </w:r>
+          </w:p>
+          <w:p>
+            <w:pPr>
+              <w:spacing w:after="120" w:line="300"/>
+            </w:pPr>
+            <w:r>
+              <w:rPr>
+                <w:rFonts w:ascii="Consolas" w:cs="Consolas" w:eastAsia="Consolas" w:hAnsi="Consolas"/>
+                <w:b/>
+                <w:bCs/>
+                <w:color w:val="4659A7"/>
+              </w:rPr>
+              <w:t xml:space="preserve">promote-vars.js</w:t>
+            </w:r>
+          </w:p>
+          <w:p>
+            <w:pPr>
+              <w:keepLines/>
+              <w:shd w:fill="F4F6F9" w:val="clear"/>
+              <w:spacing w:after="0" w:line="260"/>
+            </w:pPr>
+            <w:r>
+              <w:rPr>
+                <w:rFonts w:ascii="Consolas" w:cs="Consolas" w:eastAsia="Consolas" w:hAnsi="Consolas"/>
+                <w:sz w:val="19"/>
+                <w:szCs w:val="19"/>
+              </w:rPr>
+              <w:t xml:space="preserve"> 1  pm.collectionVariables.set("book_name", currentBook);
+pm.collectionVariables.set("author_name", currentAuthor);</w:t>
+            </w:r>
+          </w:p>
+          <w:p>
+            <w:pPr>
+              <w:spacing w:after="120" w:line="300"/>
+            </w:pPr>
+            <w:r>
+              <w:rPr>
+                <w:b/>
+                <w:bCs/>
+                <w:color w:val="168A8A"/>
+              </w:rPr>
+              <w:t xml:space="preserve">Rule: </w:t>
+            </w:r>
+            <w:r>
+              <w:t xml:space="preserve">Double curly brace placeholders read values from Collection Scope.</w:t>
+            </w:r>
+          </w:p>
+          <w:p>
+            <w:pPr>
+              <w:spacing w:after="120" w:line="300"/>
+            </w:pPr>
+            <w:r>
+              <w:rPr>
+                <w:b/>
+                <w:bCs/>
+                <w:color w:val="263A67"/>
+              </w:rPr>
+              <w:t xml:space="preserve">CHUNK 3: Chunk 3: Dynamic Random Key per Row · Guaranteed Uniqueness Across Iterations</w:t>
+            </w:r>
+          </w:p>
+          <w:p>
+            <w:pPr>
+              <w:spacing w:after="120" w:line="300"/>
+            </w:pPr>
+            <w:r>
+              <w:t xml:space="preserve">Generates a fresh random ISBN for each iteration row to prevent unique constraint rejections.</w:t>
+            </w:r>
+          </w:p>
+          <w:p>
+            <w:pPr>
+              <w:spacing w:after="120" w:line="300"/>
+            </w:pPr>
+            <w:r>
+              <w:rPr>
+                <w:rFonts w:ascii="Consolas" w:cs="Consolas" w:eastAsia="Consolas" w:hAnsi="Consolas"/>
+                <w:b/>
+                <w:bCs/>
+                <w:color w:val="4659A7"/>
+              </w:rPr>
+              <w:t xml:space="preserve">row-isbn.js</w:t>
+            </w:r>
+          </w:p>
+          <w:p>
+            <w:pPr>
+              <w:keepLines/>
+              <w:shd w:fill="F4F6F9" w:val="clear"/>
+              <w:spacing w:after="0" w:line="260"/>
+            </w:pPr>
+            <w:r>
+              <w:rPr>
+                <w:rFonts w:ascii="Consolas" w:cs="Consolas" w:eastAsia="Consolas" w:hAnsi="Consolas"/>
+                <w:sz w:val="19"/>
+                <w:szCs w:val="19"/>
+              </w:rPr>
+              <w:t xml:space="preserve"> 1  const randomDigits = Math.floor(1000 + Math.random() * 9000);
+pm.collectionVariables.set("ISBN", "LIB" + randomDigits);</w:t>
+            </w:r>
+          </w:p>
+          <w:p>
+            <w:pPr>
+              <w:spacing w:after="120" w:line="300"/>
+            </w:pPr>
+            <w:r>
+              <w:rPr>
+                <w:b/>
+                <w:bCs/>
+                <w:color w:val="168A8A"/>
+              </w:rPr>
+              <w:t xml:space="preserve">Rule: </w:t>
+            </w:r>
+            <w:r>
+              <w:t xml:space="preserve">Dynamic generation per row ensures 100 consecutive rows insert without collision.</w:t>
+            </w:r>
+          </w:p>
+        </w:tc>
+      </w:tr>
+    </w:tbl>
+    <w:tbl>
+      <w:tblPr>
+        <w:tblW w:type="pct" w:w="100%"/>
+        <w:tblBorders>
+          <w:top w:val="single" w:color="auto" w:sz="4"/>
+          <w:left w:val="single" w:color="auto" w:sz="4"/>
+          <w:bottom w:val="single" w:color="auto" w:sz="4"/>
+          <w:right w:val="single" w:color="auto" w:sz="4"/>
+          <w:insideH w:val="single" w:color="auto" w:sz="4"/>
+          <w:insideV w:val="single" w:color="auto" w:sz="4"/>
+        </w:tblBorders>
+      </w:tblPr>
+      <w:tblGrid>
+        <w:gridCol w:w="100"/>
+      </w:tblGrid>
+      <w:tr>
+        <w:tc>
+          <w:tcPr>
+            <w:tcBorders>
+              <w:top w:val="single" w:color="D9E0EA" w:sz="2"/>
+              <w:left w:val="single" w:color="D9E0EA" w:sz="2"/>
+              <w:bottom w:val="single" w:color="D9E0EA" w:sz="2"/>
+              <w:right w:val="single" w:color="D9E0EA" w:sz="2"/>
+            </w:tcBorders>
+            <w:shd w:fill="EEF8F6" w:val="clear"/>
+            <w:tcMar>
+              <w:top w:type="dxa" w:w="130"/>
+              <w:left w:type="dxa" w:w="160"/>
+              <w:bottom w:type="dxa" w:w="130"/>
+              <w:right w:type="dxa" w:w="160"/>
+            </w:tcMar>
+          </w:tcPr>
+          <w:p>
+            <w:pPr>
+              <w:spacing w:after="120" w:line="300"/>
+            </w:pPr>
+            <w:r>
+              <w:rPr>
+                <w:b/>
+                <w:bCs/>
+                <w:color w:val="263A67"/>
+              </w:rPr>
+              <w:t xml:space="preserve">IMAGINE &amp; PREDICT BEFORE SENDING</w:t>
+            </w:r>
+          </w:p>
+          <w:p>
+            <w:pPr>
+              <w:spacing w:after="120" w:line="300"/>
+            </w:pPr>
+            <w:r>
+              <w:rPr>
+                <w:b/>
+                <w:bCs/>
+                <w:color w:val="263A67"/>
+              </w:rPr>
+              <w:t xml:space="preserve">When you upload a CSV file with 3 data rows into the Postman Collection Runner and click Run, how many total request iterations will Postman execute?</w:t>
+            </w:r>
+          </w:p>
+          <w:p>
+            <w:pPr>
+              <w:spacing w:after="120" w:line="300"/>
+            </w:pPr>
+            <w:r>
+              <w:t xml:space="preserve">A. Exactly 3 iterations: Postman automatically sets the iteration count to match the number of data rows in the file</w:t>
+            </w:r>
+          </w:p>
+          <w:p>
+            <w:pPr>
+              <w:spacing w:after="120" w:line="300"/>
+            </w:pPr>
+            <w:r>
+              <w:t xml:space="preserve">B. Only 1 iteration: Postman stops after reading the first line</w:t>
+            </w:r>
+          </w:p>
+          <w:p>
+            <w:pPr>
+              <w:spacing w:after="120" w:line="300"/>
+            </w:pPr>
+            <w:r>
+              <w:t xml:space="preserve">C. 30 iterations: Postman multiplies the row count by 10 by default</w:t>
+            </w:r>
+          </w:p>
+          <w:p>
+            <w:pPr>
+              <w:spacing w:after="120" w:line="300"/>
+            </w:pPr>
+            <w:r>
+              <w:t xml:space="preserve">D. 0 iterations: Postman requires manual entry of loop counts</w:t>
+            </w:r>
+          </w:p>
+          <w:p>
+            <w:pPr>
+              <w:spacing w:after="120" w:line="300"/>
+            </w:pPr>
+            <w:r>
+              <w:rPr>
+                <w:b/>
+                <w:bCs/>
+                <w:color w:val="168A8A"/>
+              </w:rPr>
+              <w:t xml:space="preserve">Actual Output (Collection Runner Iteration Count Confirmation): </w:t>
+            </w:r>
+            <w:r>
+              <w:t xml:space="preserve">Postman inspects the file! When a CSV or JSON file is uploaded, Postman counts the data rows (excluding the header) and automatically locks the iteration counter to that exact number (3 iterations).</w:t>
+            </w:r>
+          </w:p>
+        </w:tc>
+      </w:tr>
+    </w:tbl>
     <w:tbl>
       <w:tblPr>
         <w:tblW w:type="pct" w:w="100%"/>
@@ -22732,338 +23164,383 @@
         <w:spacing w:after="120" w:line="300"/>
       </w:pPr>
       <w:r>
-        <w:t xml:space="preserve">When servers crash or time out, gateways like Nginx or cloud load balancers return raw HTML error pages rather than JSON. Attempting to parse HTML as JSON throws a fatal SyntaxError unless guarded by a defensive try catch block.</w:t>
-      </w:r>
-    </w:p>
-    <w:p>
-      <w:pPr>
-        <w:pStyle w:val="Heading2"/>
-        <w:keepNext/>
-        <w:spacing w:after="100" w:before="240"/>
-      </w:pPr>
-      <w:r>
-        <w:rPr>
-          <w:b/>
-          <w:bCs/>
-          <w:color w:val="4659A7"/>
-        </w:rPr>
-        <w:t xml:space="preserve">The code</w:t>
-      </w:r>
-    </w:p>
-    <w:p>
-      <w:pPr>
-        <w:spacing w:after="120" w:line="300"/>
-      </w:pPr>
-      <w:r>
-        <w:rPr>
-          <w:rFonts w:ascii="Consolas" w:cs="Consolas" w:eastAsia="Consolas" w:hAnsi="Consolas"/>
-          <w:b/>
-          <w:bCs/>
-          <w:color w:val="4659A7"/>
-        </w:rPr>
-        <w:t xml:space="preserve">defensive-safe-parsing.js</w:t>
-      </w:r>
-    </w:p>
-    <w:p>
-      <w:pPr>
-        <w:keepLines/>
-        <w:shd w:fill="F4F6F9" w:val="clear"/>
-        <w:spacing w:after="0" w:line="260"/>
-      </w:pPr>
-      <w:r>
-        <w:rPr>
-          <w:rFonts w:ascii="Consolas" w:cs="Consolas" w:eastAsia="Consolas" w:hAnsi="Consolas"/>
-          <w:sz w:val="19"/>
-          <w:szCs w:val="19"/>
-        </w:rPr>
-        <w:t xml:space="preserve"> 1  let parsedBody = null;</w:t>
-      </w:r>
-    </w:p>
-    <w:p>
-      <w:pPr>
-        <w:keepLines/>
-        <w:shd w:fill="F4F6F9" w:val="clear"/>
-        <w:spacing w:after="0" w:line="260"/>
-      </w:pPr>
-      <w:r>
-        <w:rPr>
-          <w:rFonts w:ascii="Consolas" w:cs="Consolas" w:eastAsia="Consolas" w:hAnsi="Consolas"/>
-          <w:sz w:val="19"/>
-          <w:szCs w:val="19"/>
-        </w:rPr>
-        <w:t xml:space="preserve"> 2   </w:t>
-      </w:r>
-    </w:p>
-    <w:p>
-      <w:pPr>
-        <w:keepLines/>
-        <w:shd w:fill="F4F6F9" w:val="clear"/>
-        <w:spacing w:after="0" w:line="260"/>
-      </w:pPr>
-      <w:r>
-        <w:rPr>
-          <w:rFonts w:ascii="Consolas" w:cs="Consolas" w:eastAsia="Consolas" w:hAnsi="Consolas"/>
-          <w:sz w:val="19"/>
-          <w:szCs w:val="19"/>
-        </w:rPr>
-        <w:t xml:space="preserve"> 3  // Safely attempt to parse JSON without throwing fatal exceptions</w:t>
-      </w:r>
-    </w:p>
-    <w:p>
-      <w:pPr>
-        <w:keepLines/>
-        <w:shd w:fill="F4F6F9" w:val="clear"/>
-        <w:spacing w:after="0" w:line="260"/>
-      </w:pPr>
-      <w:r>
-        <w:rPr>
-          <w:rFonts w:ascii="Consolas" w:cs="Consolas" w:eastAsia="Consolas" w:hAnsi="Consolas"/>
-          <w:sz w:val="19"/>
-          <w:szCs w:val="19"/>
-        </w:rPr>
-        <w:t xml:space="preserve"> 4  try {</w:t>
-      </w:r>
-    </w:p>
-    <w:p>
-      <w:pPr>
-        <w:keepLines/>
-        <w:shd w:fill="F4F6F9" w:val="clear"/>
-        <w:spacing w:after="0" w:line="260"/>
-      </w:pPr>
-      <w:r>
-        <w:rPr>
-          <w:rFonts w:ascii="Consolas" w:cs="Consolas" w:eastAsia="Consolas" w:hAnsi="Consolas"/>
-          <w:sz w:val="19"/>
-          <w:szCs w:val="19"/>
-        </w:rPr>
-        <w:t xml:space="preserve"> 5      parsedBody = pm.response.json();</w:t>
-      </w:r>
-    </w:p>
-    <w:p>
-      <w:pPr>
-        <w:keepLines/>
-        <w:shd w:fill="F4F6F9" w:val="clear"/>
-        <w:spacing w:after="0" w:line="260"/>
-      </w:pPr>
-      <w:r>
-        <w:rPr>
-          <w:rFonts w:ascii="Consolas" w:cs="Consolas" w:eastAsia="Consolas" w:hAnsi="Consolas"/>
-          <w:sz w:val="19"/>
-          <w:szCs w:val="19"/>
-        </w:rPr>
-        <w:t xml:space="preserve"> 6  } catch (exception) {</w:t>
-      </w:r>
-    </w:p>
-    <w:p>
-      <w:pPr>
-        <w:keepLines/>
-        <w:shd w:fill="F4F6F9" w:val="clear"/>
-        <w:spacing w:after="0" w:line="260"/>
-      </w:pPr>
-      <w:r>
-        <w:rPr>
-          <w:rFonts w:ascii="Consolas" w:cs="Consolas" w:eastAsia="Consolas" w:hAnsi="Consolas"/>
-          <w:sz w:val="19"/>
-          <w:szCs w:val="19"/>
-        </w:rPr>
-        <w:t xml:space="preserve"> 7      console.warn("Server returned non JSON response: " + exception.message);</w:t>
-      </w:r>
-    </w:p>
-    <w:p>
-      <w:pPr>
-        <w:keepLines/>
-        <w:shd w:fill="F4F6F9" w:val="clear"/>
-        <w:spacing w:after="0" w:line="260"/>
-      </w:pPr>
-      <w:r>
-        <w:rPr>
-          <w:rFonts w:ascii="Consolas" w:cs="Consolas" w:eastAsia="Consolas" w:hAnsi="Consolas"/>
-          <w:sz w:val="19"/>
-          <w:szCs w:val="19"/>
-        </w:rPr>
-        <w:t xml:space="preserve"> 8      parsedBody = null;</w:t>
-      </w:r>
-    </w:p>
-    <w:p>
-      <w:pPr>
-        <w:keepLines/>
-        <w:shd w:fill="F4F6F9" w:val="clear"/>
-        <w:spacing w:after="0" w:line="260"/>
-      </w:pPr>
-      <w:r>
-        <w:rPr>
-          <w:rFonts w:ascii="Consolas" w:cs="Consolas" w:eastAsia="Consolas" w:hAnsi="Consolas"/>
-          <w:sz w:val="19"/>
-          <w:szCs w:val="19"/>
-        </w:rPr>
-        <w:t xml:space="preserve"> 9  }</w:t>
-      </w:r>
-    </w:p>
-    <w:p>
-      <w:pPr>
-        <w:keepLines/>
-        <w:shd w:fill="F4F6F9" w:val="clear"/>
-        <w:spacing w:after="0" w:line="260"/>
-      </w:pPr>
-      <w:r>
-        <w:rPr>
-          <w:rFonts w:ascii="Consolas" w:cs="Consolas" w:eastAsia="Consolas" w:hAnsi="Consolas"/>
-          <w:sz w:val="19"/>
-          <w:szCs w:val="19"/>
-        </w:rPr>
-        <w:t xml:space="preserve">10   </w:t>
-      </w:r>
-    </w:p>
-    <w:p>
-      <w:pPr>
-        <w:keepLines/>
-        <w:shd w:fill="F4F6F9" w:val="clear"/>
-        <w:spacing w:after="0" w:line="260"/>
-      </w:pPr>
-      <w:r>
-        <w:rPr>
-          <w:rFonts w:ascii="Consolas" w:cs="Consolas" w:eastAsia="Consolas" w:hAnsi="Consolas"/>
-          <w:sz w:val="19"/>
-          <w:szCs w:val="19"/>
-        </w:rPr>
-        <w:t xml:space="preserve">11  // Step 1: Assert that the response is valid JSON</w:t>
-      </w:r>
-    </w:p>
-    <w:p>
-      <w:pPr>
-        <w:keepLines/>
-        <w:shd w:fill="F4F6F9" w:val="clear"/>
-        <w:spacing w:after="0" w:line="260"/>
-      </w:pPr>
-      <w:r>
-        <w:rPr>
-          <w:rFonts w:ascii="Consolas" w:cs="Consolas" w:eastAsia="Consolas" w:hAnsi="Consolas"/>
-          <w:sz w:val="19"/>
-          <w:szCs w:val="19"/>
-        </w:rPr>
-        <w:t xml:space="preserve">12  pm.test("Response arrives in valid JSON format", function () {</w:t>
-      </w:r>
-    </w:p>
-    <w:p>
-      <w:pPr>
-        <w:keepLines/>
-        <w:shd w:fill="F4F6F9" w:val="clear"/>
-        <w:spacing w:after="0" w:line="260"/>
-      </w:pPr>
-      <w:r>
-        <w:rPr>
-          <w:rFonts w:ascii="Consolas" w:cs="Consolas" w:eastAsia="Consolas" w:hAnsi="Consolas"/>
-          <w:sz w:val="19"/>
-          <w:szCs w:val="19"/>
-        </w:rPr>
-        <w:t xml:space="preserve">13      pm.expect(parsedBody, "Parsed JSON body").to.not.equal(null);</w:t>
-      </w:r>
-    </w:p>
-    <w:p>
-      <w:pPr>
-        <w:keepLines/>
-        <w:shd w:fill="F4F6F9" w:val="clear"/>
-        <w:spacing w:after="0" w:line="260"/>
-      </w:pPr>
-      <w:r>
-        <w:rPr>
-          <w:rFonts w:ascii="Consolas" w:cs="Consolas" w:eastAsia="Consolas" w:hAnsi="Consolas"/>
-          <w:sz w:val="19"/>
-          <w:szCs w:val="19"/>
-        </w:rPr>
-        <w:t xml:space="preserve">14  });</w:t>
-      </w:r>
-    </w:p>
-    <w:p>
-      <w:pPr>
-        <w:keepLines/>
-        <w:shd w:fill="F4F6F9" w:val="clear"/>
-        <w:spacing w:after="0" w:line="260"/>
-      </w:pPr>
-      <w:r>
-        <w:rPr>
-          <w:rFonts w:ascii="Consolas" w:cs="Consolas" w:eastAsia="Consolas" w:hAnsi="Consolas"/>
-          <w:sz w:val="19"/>
-          <w:szCs w:val="19"/>
-        </w:rPr>
-        <w:t xml:space="preserve">15   </w:t>
-      </w:r>
-    </w:p>
-    <w:p>
-      <w:pPr>
-        <w:keepLines/>
-        <w:shd w:fill="F4F6F9" w:val="clear"/>
-        <w:spacing w:after="0" w:line="260"/>
-      </w:pPr>
-      <w:r>
-        <w:rPr>
-          <w:rFonts w:ascii="Consolas" w:cs="Consolas" w:eastAsia="Consolas" w:hAnsi="Consolas"/>
-          <w:sz w:val="19"/>
-          <w:szCs w:val="19"/>
-        </w:rPr>
-        <w:t xml:space="preserve">16  // Step 2: Security check that stack traces are not leaked</w:t>
-      </w:r>
-    </w:p>
-    <w:p>
-      <w:pPr>
-        <w:keepLines/>
-        <w:shd w:fill="F4F6F9" w:val="clear"/>
-        <w:spacing w:after="0" w:line="260"/>
-      </w:pPr>
-      <w:r>
-        <w:rPr>
-          <w:rFonts w:ascii="Consolas" w:cs="Consolas" w:eastAsia="Consolas" w:hAnsi="Consolas"/>
-          <w:sz w:val="19"/>
-          <w:szCs w:val="19"/>
-        </w:rPr>
-        <w:t xml:space="preserve">17  pm.test("Response does not leak sensitive internal secrets", function () {</w:t>
-      </w:r>
-    </w:p>
-    <w:p>
-      <w:pPr>
-        <w:keepLines/>
-        <w:shd w:fill="F4F6F9" w:val="clear"/>
-        <w:spacing w:after="0" w:line="260"/>
-      </w:pPr>
-      <w:r>
-        <w:rPr>
-          <w:rFonts w:ascii="Consolas" w:cs="Consolas" w:eastAsia="Consolas" w:hAnsi="Consolas"/>
-          <w:sz w:val="19"/>
-          <w:szCs w:val="19"/>
-        </w:rPr>
-        <w:t xml:space="preserve">18      const rawText = pm.response.text();</w:t>
-      </w:r>
-    </w:p>
-    <w:p>
-      <w:pPr>
-        <w:keepLines/>
-        <w:shd w:fill="F4F6F9" w:val="clear"/>
-        <w:spacing w:after="0" w:line="260"/>
-      </w:pPr>
-      <w:r>
-        <w:rPr>
-          <w:rFonts w:ascii="Consolas" w:cs="Consolas" w:eastAsia="Consolas" w:hAnsi="Consolas"/>
-          <w:sz w:val="19"/>
-          <w:szCs w:val="19"/>
-        </w:rPr>
-        <w:t xml:space="preserve">19      pm.expect(rawText).to.not.match(/password|database|stack trace|syntax error/i);</w:t>
-      </w:r>
-    </w:p>
-    <w:p>
-      <w:pPr>
-        <w:keepLines/>
-        <w:shd w:fill="F4F6F9" w:val="clear"/>
-        <w:spacing w:after="0" w:line="260"/>
-      </w:pPr>
-      <w:r>
-        <w:rPr>
-          <w:rFonts w:ascii="Consolas" w:cs="Consolas" w:eastAsia="Consolas" w:hAnsi="Consolas"/>
-          <w:sz w:val="19"/>
-          <w:szCs w:val="19"/>
-        </w:rPr>
-        <w:t xml:space="preserve">20  });</w:t>
-      </w:r>
-    </w:p>
+        <w:t xml:space="preserve">When servers crash or time out, gateways like Nginx or cloud load balancers return raw HTML error pages rather than JSON. Attempting to parse HTML as JSON throws a fatal SyntaxError unless guarded by a defensive try catch block. We chunk this defensive pattern into three architectural layers:</w:t>
+      </w:r>
+    </w:p>
+    <w:tbl>
+      <w:tblPr>
+        <w:tblW w:type="pct" w:w="100%"/>
+        <w:tblBorders>
+          <w:top w:val="single" w:color="auto" w:sz="4"/>
+          <w:left w:val="single" w:color="auto" w:sz="4"/>
+          <w:bottom w:val="single" w:color="auto" w:sz="4"/>
+          <w:right w:val="single" w:color="auto" w:sz="4"/>
+          <w:insideH w:val="single" w:color="auto" w:sz="4"/>
+          <w:insideV w:val="single" w:color="auto" w:sz="4"/>
+        </w:tblBorders>
+      </w:tblPr>
+      <w:tblGrid>
+        <w:gridCol w:w="100"/>
+      </w:tblGrid>
+      <w:tr>
+        <w:tc>
+          <w:tcPr>
+            <w:tcBorders>
+              <w:top w:val="single" w:color="D9E0EA" w:sz="2"/>
+              <w:left w:val="single" w:color="D9E0EA" w:sz="2"/>
+              <w:bottom w:val="single" w:color="D9E0EA" w:sz="2"/>
+              <w:right w:val="single" w:color="D9E0EA" w:sz="2"/>
+            </w:tcBorders>
+            <w:shd w:fill="F3F6FA" w:val="clear"/>
+            <w:tcMar>
+              <w:top w:type="dxa" w:w="130"/>
+              <w:left w:type="dxa" w:w="160"/>
+              <w:bottom w:type="dxa" w:w="130"/>
+              <w:right w:type="dxa" w:w="160"/>
+            </w:tcMar>
+          </w:tcPr>
+          <w:p>
+            <w:pPr>
+              <w:spacing w:after="120" w:line="300"/>
+            </w:pPr>
+            <w:r>
+              <w:rPr>
+                <w:b/>
+                <w:bCs/>
+                <w:color w:val="263A67"/>
+              </w:rPr>
+              <w:t xml:space="preserve">Resilient Error Parsing Architecture</w:t>
+            </w:r>
+          </w:p>
+          <w:p>
+            <w:pPr>
+              <w:spacing w:after="120" w:line="300"/>
+            </w:pPr>
+            <w:r>
+              <w:t xml:space="preserve">Guards against fatal crashes on HTML server pages:</w:t>
+            </w:r>
+          </w:p>
+          <w:p>
+            <w:pPr>
+              <w:spacing w:after="120" w:line="300"/>
+            </w:pPr>
+            <w:r>
+              <w:rPr>
+                <w:b/>
+                <w:bCs/>
+                <w:color w:val="263A67"/>
+              </w:rPr>
+              <w:t xml:space="preserve">CHUNK 1: Chunk 1: Guarded Parsing · Guarding Against Crash Pages</w:t>
+            </w:r>
+          </w:p>
+          <w:p>
+            <w:pPr>
+              <w:spacing w:after="120" w:line="300"/>
+            </w:pPr>
+            <w:r>
+              <w:t xml:space="preserve">Wraps the parser in a try catch block. If the server returns HTML, the exception is caught safely without aborting the runner.</w:t>
+            </w:r>
+          </w:p>
+          <w:p>
+            <w:pPr>
+              <w:spacing w:after="120" w:line="300"/>
+            </w:pPr>
+            <w:r>
+              <w:rPr>
+                <w:rFonts w:ascii="Consolas" w:cs="Consolas" w:eastAsia="Consolas" w:hAnsi="Consolas"/>
+                <w:b/>
+                <w:bCs/>
+                <w:color w:val="4659A7"/>
+              </w:rPr>
+              <w:t xml:space="preserve">try-catch-guard.js</w:t>
+            </w:r>
+          </w:p>
+          <w:p>
+            <w:pPr>
+              <w:keepLines/>
+              <w:shd w:fill="F4F6F9" w:val="clear"/>
+              <w:spacing w:after="0" w:line="260"/>
+            </w:pPr>
+            <w:r>
+              <w:rPr>
+                <w:rFonts w:ascii="Consolas" w:cs="Consolas" w:eastAsia="Consolas" w:hAnsi="Consolas"/>
+                <w:sz w:val="19"/>
+                <w:szCs w:val="19"/>
+              </w:rPr>
+              <w:t xml:space="preserve"> 1  let parsedBody = null;
+try {
+    parsedBody = pm.response.json();
+} catch (exception) {
+    console.warn("Non JSON response: " + exception.message);
+    parsedBody = null;
+}</w:t>
+            </w:r>
+          </w:p>
+          <w:p>
+            <w:pPr>
+              <w:spacing w:after="120" w:line="300"/>
+            </w:pPr>
+            <w:r>
+              <w:rPr>
+                <w:b/>
+                <w:bCs/>
+                <w:color w:val="168A8A"/>
+              </w:rPr>
+              <w:t xml:space="preserve">Rule: </w:t>
+            </w:r>
+            <w:r>
+              <w:t xml:space="preserve">Always catch parsing errors when testing failure endpoints.</w:t>
+            </w:r>
+          </w:p>
+          <w:p>
+            <w:pPr>
+              <w:spacing w:after="120" w:line="300"/>
+            </w:pPr>
+            <w:r>
+              <w:rPr>
+                <w:b/>
+                <w:bCs/>
+                <w:color w:val="263A67"/>
+              </w:rPr>
+              <w:t xml:space="preserve">CHUNK 2: Chunk 2: Format Contract Assertion · Asserting Content Type Compliance</w:t>
+            </w:r>
+          </w:p>
+          <w:p>
+            <w:pPr>
+              <w:spacing w:after="120" w:line="300"/>
+            </w:pPr>
+            <w:r>
+              <w:t xml:space="preserve">Formally reports a failed test if the response was not valid JSON, giving clear error logs in the test report.</w:t>
+            </w:r>
+          </w:p>
+          <w:p>
+            <w:pPr>
+              <w:spacing w:after="120" w:line="300"/>
+            </w:pPr>
+            <w:r>
+              <w:rPr>
+                <w:rFonts w:ascii="Consolas" w:cs="Consolas" w:eastAsia="Consolas" w:hAnsi="Consolas"/>
+                <w:b/>
+                <w:bCs/>
+                <w:color w:val="4659A7"/>
+              </w:rPr>
+              <w:t xml:space="preserve">format-assertion.js</w:t>
+            </w:r>
+          </w:p>
+          <w:p>
+            <w:pPr>
+              <w:keepLines/>
+              <w:shd w:fill="F4F6F9" w:val="clear"/>
+              <w:spacing w:after="0" w:line="260"/>
+            </w:pPr>
+            <w:r>
+              <w:rPr>
+                <w:rFonts w:ascii="Consolas" w:cs="Consolas" w:eastAsia="Consolas" w:hAnsi="Consolas"/>
+                <w:sz w:val="19"/>
+                <w:szCs w:val="19"/>
+              </w:rPr>
+              <w:t xml:space="preserve"> 1  pm.test("Response arrives in valid JSON format", function () {
+    pm.expect(parsedBody, "Parsed JSON body").to.not.equal(null);
+});</w:t>
+            </w:r>
+          </w:p>
+          <w:p>
+            <w:pPr>
+              <w:spacing w:after="120" w:line="300"/>
+            </w:pPr>
+            <w:r>
+              <w:rPr>
+                <w:b/>
+                <w:bCs/>
+                <w:color w:val="168A8A"/>
+              </w:rPr>
+              <w:t xml:space="preserve">Rule: </w:t>
+            </w:r>
+            <w:r>
+              <w:t xml:space="preserve">Report formatting failures as structured test failures rather than unhandled script crashes.</w:t>
+            </w:r>
+          </w:p>
+          <w:p>
+            <w:pPr>
+              <w:spacing w:after="120" w:line="300"/>
+            </w:pPr>
+            <w:r>
+              <w:rPr>
+                <w:b/>
+                <w:bCs/>
+                <w:color w:val="263A67"/>
+              </w:rPr>
+              <w:t xml:space="preserve">CHUNK 3: Chunk 3: Security Leak Scanner · Preventing Credential Leaks</w:t>
+            </w:r>
+          </w:p>
+          <w:p>
+            <w:pPr>
+              <w:spacing w:after="120" w:line="300"/>
+            </w:pPr>
+            <w:r>
+              <w:t xml:space="preserve">Scans raw response text to ensure backend database table names, SQL queries, or passwords never reach clients.</w:t>
+            </w:r>
+          </w:p>
+          <w:p>
+            <w:pPr>
+              <w:spacing w:after="120" w:line="300"/>
+            </w:pPr>
+            <w:r>
+              <w:rPr>
+                <w:rFonts w:ascii="Consolas" w:cs="Consolas" w:eastAsia="Consolas" w:hAnsi="Consolas"/>
+                <w:b/>
+                <w:bCs/>
+                <w:color w:val="4659A7"/>
+              </w:rPr>
+              <w:t xml:space="preserve">security-scan.js</w:t>
+            </w:r>
+          </w:p>
+          <w:p>
+            <w:pPr>
+              <w:keepLines/>
+              <w:shd w:fill="F4F6F9" w:val="clear"/>
+              <w:spacing w:after="0" w:line="260"/>
+            </w:pPr>
+            <w:r>
+              <w:rPr>
+                <w:rFonts w:ascii="Consolas" w:cs="Consolas" w:eastAsia="Consolas" w:hAnsi="Consolas"/>
+                <w:sz w:val="19"/>
+                <w:szCs w:val="19"/>
+              </w:rPr>
+              <w:t xml:space="preserve"> 1  pm.test("Response does not leak database secrets", function () {
+    const rawText = pm.response.text();
+    pm.expect(rawText).to.not.match(/password|SQLException|stack trace/i);
+});</w:t>
+            </w:r>
+          </w:p>
+          <w:p>
+            <w:pPr>
+              <w:spacing w:after="120" w:line="300"/>
+            </w:pPr>
+            <w:r>
+              <w:rPr>
+                <w:b/>
+                <w:bCs/>
+                <w:color w:val="168A8A"/>
+              </w:rPr>
+              <w:t xml:space="preserve">Rule: </w:t>
+            </w:r>
+            <w:r>
+              <w:t xml:space="preserve">Automated security assertions prevent dangerous internal leaks to third parties.</w:t>
+            </w:r>
+          </w:p>
+        </w:tc>
+      </w:tr>
+    </w:tbl>
+    <w:tbl>
+      <w:tblPr>
+        <w:tblW w:type="pct" w:w="100%"/>
+        <w:tblBorders>
+          <w:top w:val="single" w:color="auto" w:sz="4"/>
+          <w:left w:val="single" w:color="auto" w:sz="4"/>
+          <w:bottom w:val="single" w:color="auto" w:sz="4"/>
+          <w:right w:val="single" w:color="auto" w:sz="4"/>
+          <w:insideH w:val="single" w:color="auto" w:sz="4"/>
+          <w:insideV w:val="single" w:color="auto" w:sz="4"/>
+        </w:tblBorders>
+      </w:tblPr>
+      <w:tblGrid>
+        <w:gridCol w:w="100"/>
+      </w:tblGrid>
+      <w:tr>
+        <w:tc>
+          <w:tcPr>
+            <w:tcBorders>
+              <w:top w:val="single" w:color="D9E0EA" w:sz="2"/>
+              <w:left w:val="single" w:color="D9E0EA" w:sz="2"/>
+              <w:bottom w:val="single" w:color="D9E0EA" w:sz="2"/>
+              <w:right w:val="single" w:color="D9E0EA" w:sz="2"/>
+            </w:tcBorders>
+            <w:shd w:fill="EEF8F6" w:val="clear"/>
+            <w:tcMar>
+              <w:top w:type="dxa" w:w="130"/>
+              <w:left w:type="dxa" w:w="160"/>
+              <w:bottom w:type="dxa" w:w="130"/>
+              <w:right w:type="dxa" w:w="160"/>
+            </w:tcMar>
+          </w:tcPr>
+          <w:p>
+            <w:pPr>
+              <w:spacing w:after="120" w:line="300"/>
+            </w:pPr>
+            <w:r>
+              <w:rPr>
+                <w:b/>
+                <w:bCs/>
+                <w:color w:val="263A67"/>
+              </w:rPr>
+              <w:t xml:space="preserve">IMAGINE &amp; PREDICT BEFORE SENDING</w:t>
+            </w:r>
+          </w:p>
+          <w:p>
+            <w:pPr>
+              <w:spacing w:after="120" w:line="300"/>
+            </w:pPr>
+            <w:r>
+              <w:rPr>
+                <w:b/>
+                <w:bCs/>
+                <w:color w:val="263A67"/>
+              </w:rPr>
+              <w:t xml:space="preserve">If an upstream server crashes and returns an HTML page starting with &lt;!DOCTYPE html&gt;, what will happen if your script calls pm.response.json() without a try catch wrapper?</w:t>
+            </w:r>
+          </w:p>
+          <w:p>
+            <w:pPr>
+              <w:spacing w:after="120" w:line="300"/>
+            </w:pPr>
+            <w:r>
+              <w:t xml:space="preserve">A. Postman throws a fatal JSONError SyntaxError and crashes the test execution</w:t>
+            </w:r>
+          </w:p>
+          <w:p>
+            <w:pPr>
+              <w:spacing w:after="120" w:line="300"/>
+            </w:pPr>
+            <w:r>
+              <w:t xml:space="preserve">B. Postman automatically translates the HTML into a JSON object</w:t>
+            </w:r>
+          </w:p>
+          <w:p>
+            <w:pPr>
+              <w:spacing w:after="120" w:line="300"/>
+            </w:pPr>
+            <w:r>
+              <w:t xml:space="preserve">C. Postman returns undefined and continues running smoothly</w:t>
+            </w:r>
+          </w:p>
+          <w:p>
+            <w:pPr>
+              <w:spacing w:after="120" w:line="300"/>
+            </w:pPr>
+            <w:r>
+              <w:t xml:space="preserve">D. Postman reboots the remote server</w:t>
+            </w:r>
+          </w:p>
+          <w:p>
+            <w:pPr>
+              <w:spacing w:after="120" w:line="300"/>
+            </w:pPr>
+            <w:r>
+              <w:rPr>
+                <w:b/>
+                <w:bCs/>
+                <w:color w:val="168A8A"/>
+              </w:rPr>
+              <w:t xml:space="preserve">Actual Output (Unguarded JSON Parsing Crash Confirmation): </w:t>
+            </w:r>
+            <w:r>
+              <w:t xml:space="preserve">Fatal JSONError halts execution! The JavaScript JSON parser expects braces { } or brackets [ ]. When it encounters the HTML tag &lt;, it throws an unhandled SyntaxError that halts the remaining tests in that request. A try catch block prevents this crash!</w:t>
+            </w:r>
+          </w:p>
+        </w:tc>
+      </w:tr>
+    </w:tbl>
     <w:p>
       <w:pPr>
         <w:pStyle w:val="Heading2"/>
@@ -24731,338 +25208,387 @@
         <w:t xml:space="preserve">tv4</w:t>
       </w:r>
       <w:r>
-        <w:t xml:space="preserve"> directly in its test sandbox. Here is how we validate that incoming server responses strictly comply with our agreed architectural contract. You can download the contract schema: [Download Contract Schema JSON](/materials/zero-to-agentic-api-testing/lesson-10/contract-schema.json):</w:t>
-      </w:r>
-    </w:p>
-    <w:p>
-      <w:pPr>
-        <w:pStyle w:val="Heading2"/>
-        <w:keepNext/>
-        <w:spacing w:after="100" w:before="240"/>
-      </w:pPr>
-      <w:r>
-        <w:rPr>
-          <w:b/>
-          <w:bCs/>
-          <w:color w:val="4659A7"/>
-        </w:rPr>
-        <w:t xml:space="preserve">The code</w:t>
-      </w:r>
-    </w:p>
-    <w:p>
-      <w:pPr>
-        <w:spacing w:after="120" w:line="300"/>
-      </w:pPr>
-      <w:r>
-        <w:rPr>
-          <w:rFonts w:ascii="Consolas" w:cs="Consolas" w:eastAsia="Consolas" w:hAnsi="Consolas"/>
-          <w:b/>
-          <w:bCs/>
-          <w:color w:val="4659A7"/>
-        </w:rPr>
-        <w:t xml:space="preserve">validate-json-schema.js</w:t>
-      </w:r>
-    </w:p>
-    <w:p>
-      <w:pPr>
-        <w:keepLines/>
-        <w:shd w:fill="F4F6F9" w:val="clear"/>
-        <w:spacing w:after="0" w:line="260"/>
-      </w:pPr>
-      <w:r>
-        <w:rPr>
-          <w:rFonts w:ascii="Consolas" w:cs="Consolas" w:eastAsia="Consolas" w:hAnsi="Consolas"/>
-          <w:sz w:val="19"/>
-          <w:szCs w:val="19"/>
-        </w:rPr>
-        <w:t xml:space="preserve"> 1  // Step 1: Parse the incoming JSON response</w:t>
-      </w:r>
-    </w:p>
-    <w:p>
-      <w:pPr>
-        <w:keepLines/>
-        <w:shd w:fill="F4F6F9" w:val="clear"/>
-        <w:spacing w:after="0" w:line="260"/>
-      </w:pPr>
-      <w:r>
-        <w:rPr>
-          <w:rFonts w:ascii="Consolas" w:cs="Consolas" w:eastAsia="Consolas" w:hAnsi="Consolas"/>
-          <w:sz w:val="19"/>
-          <w:szCs w:val="19"/>
-        </w:rPr>
-        <w:t xml:space="preserve"> 2  const responseData = pm.response.json();</w:t>
-      </w:r>
-    </w:p>
-    <w:p>
-      <w:pPr>
-        <w:keepLines/>
-        <w:shd w:fill="F4F6F9" w:val="clear"/>
-        <w:spacing w:after="0" w:line="260"/>
-      </w:pPr>
-      <w:r>
-        <w:rPr>
-          <w:rFonts w:ascii="Consolas" w:cs="Consolas" w:eastAsia="Consolas" w:hAnsi="Consolas"/>
-          <w:sz w:val="19"/>
-          <w:szCs w:val="19"/>
-        </w:rPr>
-        <w:t xml:space="preserve"> 3   </w:t>
-      </w:r>
-    </w:p>
-    <w:p>
-      <w:pPr>
-        <w:keepLines/>
-        <w:shd w:fill="F4F6F9" w:val="clear"/>
-        <w:spacing w:after="0" w:line="260"/>
-      </w:pPr>
-      <w:r>
-        <w:rPr>
-          <w:rFonts w:ascii="Consolas" w:cs="Consolas" w:eastAsia="Consolas" w:hAnsi="Consolas"/>
-          <w:sz w:val="19"/>
-          <w:szCs w:val="19"/>
-        </w:rPr>
-        <w:t xml:space="preserve"> 4  // Step 2: Define the agreed contract schema</w:t>
-      </w:r>
-    </w:p>
-    <w:p>
-      <w:pPr>
-        <w:keepLines/>
-        <w:shd w:fill="F4F6F9" w:val="clear"/>
-        <w:spacing w:after="0" w:line="260"/>
-      </w:pPr>
-      <w:r>
-        <w:rPr>
-          <w:rFonts w:ascii="Consolas" w:cs="Consolas" w:eastAsia="Consolas" w:hAnsi="Consolas"/>
-          <w:sz w:val="19"/>
-          <w:szCs w:val="19"/>
-        </w:rPr>
-        <w:t xml:space="preserve"> 5  const schemaContract = {</w:t>
-      </w:r>
-    </w:p>
-    <w:p>
-      <w:pPr>
-        <w:keepLines/>
-        <w:shd w:fill="F4F6F9" w:val="clear"/>
-        <w:spacing w:after="0" w:line="260"/>
-      </w:pPr>
-      <w:r>
-        <w:rPr>
-          <w:rFonts w:ascii="Consolas" w:cs="Consolas" w:eastAsia="Consolas" w:hAnsi="Consolas"/>
-          <w:sz w:val="19"/>
-          <w:szCs w:val="19"/>
-        </w:rPr>
-        <w:t xml:space="preserve"> 6      type: "object",</w:t>
-      </w:r>
-    </w:p>
-    <w:p>
-      <w:pPr>
-        <w:keepLines/>
-        <w:shd w:fill="F4F6F9" w:val="clear"/>
-        <w:spacing w:after="0" w:line="260"/>
-      </w:pPr>
-      <w:r>
-        <w:rPr>
-          <w:rFonts w:ascii="Consolas" w:cs="Consolas" w:eastAsia="Consolas" w:hAnsi="Consolas"/>
-          <w:sz w:val="19"/>
-          <w:szCs w:val="19"/>
-        </w:rPr>
-        <w:t xml:space="preserve"> 7      required: ["book_name", "isbn", "aisle", "author"],</w:t>
-      </w:r>
-    </w:p>
-    <w:p>
-      <w:pPr>
-        <w:keepLines/>
-        <w:shd w:fill="F4F6F9" w:val="clear"/>
-        <w:spacing w:after="0" w:line="260"/>
-      </w:pPr>
-      <w:r>
-        <w:rPr>
-          <w:rFonts w:ascii="Consolas" w:cs="Consolas" w:eastAsia="Consolas" w:hAnsi="Consolas"/>
-          <w:sz w:val="19"/>
-          <w:szCs w:val="19"/>
-        </w:rPr>
-        <w:t xml:space="preserve"> 8      properties: {</w:t>
-      </w:r>
-    </w:p>
-    <w:p>
-      <w:pPr>
-        <w:keepLines/>
-        <w:shd w:fill="F4F6F9" w:val="clear"/>
-        <w:spacing w:after="0" w:line="260"/>
-      </w:pPr>
-      <w:r>
-        <w:rPr>
-          <w:rFonts w:ascii="Consolas" w:cs="Consolas" w:eastAsia="Consolas" w:hAnsi="Consolas"/>
-          <w:sz w:val="19"/>
-          <w:szCs w:val="19"/>
-        </w:rPr>
-        <w:t xml:space="preserve"> 9          book_name: { type: "string" },</w:t>
-      </w:r>
-    </w:p>
-    <w:p>
-      <w:pPr>
-        <w:keepLines/>
-        <w:shd w:fill="F4F6F9" w:val="clear"/>
-        <w:spacing w:after="0" w:line="260"/>
-      </w:pPr>
-      <w:r>
-        <w:rPr>
-          <w:rFonts w:ascii="Consolas" w:cs="Consolas" w:eastAsia="Consolas" w:hAnsi="Consolas"/>
-          <w:sz w:val="19"/>
-          <w:szCs w:val="19"/>
-        </w:rPr>
-        <w:t xml:space="preserve">10          isbn: { type: "string" },</w:t>
-      </w:r>
-    </w:p>
-    <w:p>
-      <w:pPr>
-        <w:keepLines/>
-        <w:shd w:fill="F4F6F9" w:val="clear"/>
-        <w:spacing w:after="0" w:line="260"/>
-      </w:pPr>
-      <w:r>
-        <w:rPr>
-          <w:rFonts w:ascii="Consolas" w:cs="Consolas" w:eastAsia="Consolas" w:hAnsi="Consolas"/>
-          <w:sz w:val="19"/>
-          <w:szCs w:val="19"/>
-        </w:rPr>
-        <w:t xml:space="preserve">11          aisle: { type: "integer", minimum: 1 },</w:t>
-      </w:r>
-    </w:p>
-    <w:p>
-      <w:pPr>
-        <w:keepLines/>
-        <w:shd w:fill="F4F6F9" w:val="clear"/>
-        <w:spacing w:after="0" w:line="260"/>
-      </w:pPr>
-      <w:r>
-        <w:rPr>
-          <w:rFonts w:ascii="Consolas" w:cs="Consolas" w:eastAsia="Consolas" w:hAnsi="Consolas"/>
-          <w:sz w:val="19"/>
-          <w:szCs w:val="19"/>
-        </w:rPr>
-        <w:t xml:space="preserve">12          author: { type: "string" }</w:t>
-      </w:r>
-    </w:p>
-    <w:p>
-      <w:pPr>
-        <w:keepLines/>
-        <w:shd w:fill="F4F6F9" w:val="clear"/>
-        <w:spacing w:after="0" w:line="260"/>
-      </w:pPr>
-      <w:r>
-        <w:rPr>
-          <w:rFonts w:ascii="Consolas" w:cs="Consolas" w:eastAsia="Consolas" w:hAnsi="Consolas"/>
-          <w:sz w:val="19"/>
-          <w:szCs w:val="19"/>
-        </w:rPr>
-        <w:t xml:space="preserve">13      }</w:t>
-      </w:r>
-    </w:p>
-    <w:p>
-      <w:pPr>
-        <w:keepLines/>
-        <w:shd w:fill="F4F6F9" w:val="clear"/>
-        <w:spacing w:after="0" w:line="260"/>
-      </w:pPr>
-      <w:r>
-        <w:rPr>
-          <w:rFonts w:ascii="Consolas" w:cs="Consolas" w:eastAsia="Consolas" w:hAnsi="Consolas"/>
-          <w:sz w:val="19"/>
-          <w:szCs w:val="19"/>
-        </w:rPr>
-        <w:t xml:space="preserve">14  };</w:t>
-      </w:r>
-    </w:p>
-    <w:p>
-      <w:pPr>
-        <w:keepLines/>
-        <w:shd w:fill="F4F6F9" w:val="clear"/>
-        <w:spacing w:after="0" w:line="260"/>
-      </w:pPr>
-      <w:r>
-        <w:rPr>
-          <w:rFonts w:ascii="Consolas" w:cs="Consolas" w:eastAsia="Consolas" w:hAnsi="Consolas"/>
-          <w:sz w:val="19"/>
-          <w:szCs w:val="19"/>
-        </w:rPr>
-        <w:t xml:space="preserve">15   </w:t>
-      </w:r>
-    </w:p>
-    <w:p>
-      <w:pPr>
-        <w:keepLines/>
-        <w:shd w:fill="F4F6F9" w:val="clear"/>
-        <w:spacing w:after="0" w:line="260"/>
-      </w:pPr>
-      <w:r>
-        <w:rPr>
-          <w:rFonts w:ascii="Consolas" w:cs="Consolas" w:eastAsia="Consolas" w:hAnsi="Consolas"/>
-          <w:sz w:val="19"/>
-          <w:szCs w:val="19"/>
-        </w:rPr>
-        <w:t xml:space="preserve">16  // Step 3: Run the tv4 validation check</w:t>
-      </w:r>
-    </w:p>
-    <w:p>
-      <w:pPr>
-        <w:keepLines/>
-        <w:shd w:fill="F4F6F9" w:val="clear"/>
-        <w:spacing w:after="0" w:line="260"/>
-      </w:pPr>
-      <w:r>
-        <w:rPr>
-          <w:rFonts w:ascii="Consolas" w:cs="Consolas" w:eastAsia="Consolas" w:hAnsi="Consolas"/>
-          <w:sz w:val="19"/>
-          <w:szCs w:val="19"/>
-        </w:rPr>
-        <w:t xml:space="preserve">17  pm.test("Response body strictly satisfies the JSON Schema contract", function () {</w:t>
-      </w:r>
-    </w:p>
-    <w:p>
-      <w:pPr>
-        <w:keepLines/>
-        <w:shd w:fill="F4F6F9" w:val="clear"/>
-        <w:spacing w:after="0" w:line="260"/>
-      </w:pPr>
-      <w:r>
-        <w:rPr>
-          <w:rFonts w:ascii="Consolas" w:cs="Consolas" w:eastAsia="Consolas" w:hAnsi="Consolas"/>
-          <w:sz w:val="19"/>
-          <w:szCs w:val="19"/>
-        </w:rPr>
-        <w:t xml:space="preserve">18      const validationResult = tv4.validate(responseData, schemaContract);</w:t>
-      </w:r>
-    </w:p>
-    <w:p>
-      <w:pPr>
-        <w:keepLines/>
-        <w:shd w:fill="F4F6F9" w:val="clear"/>
-        <w:spacing w:after="0" w:line="260"/>
-      </w:pPr>
-      <w:r>
-        <w:rPr>
-          <w:rFonts w:ascii="Consolas" w:cs="Consolas" w:eastAsia="Consolas" w:hAnsi="Consolas"/>
-          <w:sz w:val="19"/>
-          <w:szCs w:val="19"/>
-        </w:rPr>
-        <w:t xml:space="preserve">19      pm.expect(validationResult, "Schema validation failed: " + JSON.stringify(tv4.error)).to.be.true;</w:t>
-      </w:r>
-    </w:p>
-    <w:p>
-      <w:pPr>
-        <w:keepLines/>
-        <w:shd w:fill="F4F6F9" w:val="clear"/>
-        <w:spacing w:after="0" w:line="260"/>
-      </w:pPr>
-      <w:r>
-        <w:rPr>
-          <w:rFonts w:ascii="Consolas" w:cs="Consolas" w:eastAsia="Consolas" w:hAnsi="Consolas"/>
-          <w:sz w:val="19"/>
-          <w:szCs w:val="19"/>
-        </w:rPr>
-        <w:t xml:space="preserve">20  });</w:t>
-      </w:r>
-    </w:p>
+        <w:t xml:space="preserve"> directly in its test sandbox. We break down the schema validation assertion into three focused chunks:</w:t>
+      </w:r>
+    </w:p>
+    <w:tbl>
+      <w:tblPr>
+        <w:tblW w:type="pct" w:w="100%"/>
+        <w:tblBorders>
+          <w:top w:val="single" w:color="auto" w:sz="4"/>
+          <w:left w:val="single" w:color="auto" w:sz="4"/>
+          <w:bottom w:val="single" w:color="auto" w:sz="4"/>
+          <w:right w:val="single" w:color="auto" w:sz="4"/>
+          <w:insideH w:val="single" w:color="auto" w:sz="4"/>
+          <w:insideV w:val="single" w:color="auto" w:sz="4"/>
+        </w:tblBorders>
+      </w:tblPr>
+      <w:tblGrid>
+        <w:gridCol w:w="100"/>
+      </w:tblGrid>
+      <w:tr>
+        <w:tc>
+          <w:tcPr>
+            <w:tcBorders>
+              <w:top w:val="single" w:color="D9E0EA" w:sz="2"/>
+              <w:left w:val="single" w:color="D9E0EA" w:sz="2"/>
+              <w:bottom w:val="single" w:color="D9E0EA" w:sz="2"/>
+              <w:right w:val="single" w:color="D9E0EA" w:sz="2"/>
+            </w:tcBorders>
+            <w:shd w:fill="F3F6FA" w:val="clear"/>
+            <w:tcMar>
+              <w:top w:type="dxa" w:w="130"/>
+              <w:left w:type="dxa" w:w="160"/>
+              <w:bottom w:type="dxa" w:w="130"/>
+              <w:right w:type="dxa" w:w="160"/>
+            </w:tcMar>
+          </w:tcPr>
+          <w:p>
+            <w:pPr>
+              <w:spacing w:after="120" w:line="300"/>
+            </w:pPr>
+            <w:r>
+              <w:rPr>
+                <w:b/>
+                <w:bCs/>
+                <w:color w:val="263A67"/>
+              </w:rPr>
+              <w:t xml:space="preserve">JSON Schema Validation Architecture</w:t>
+            </w:r>
+          </w:p>
+          <w:p>
+            <w:pPr>
+              <w:spacing w:after="120" w:line="300"/>
+            </w:pPr>
+            <w:r>
+              <w:t xml:space="preserve">Guarantees structural and type integrity:</w:t>
+            </w:r>
+          </w:p>
+          <w:p>
+            <w:pPr>
+              <w:spacing w:after="120" w:line="300"/>
+            </w:pPr>
+            <w:r>
+              <w:rPr>
+                <w:b/>
+                <w:bCs/>
+                <w:color w:val="263A67"/>
+              </w:rPr>
+              <w:t xml:space="preserve">CHUNK 1: Chunk 1: Defining Contract Schema · The Architectural Contract Blueprint</w:t>
+            </w:r>
+          </w:p>
+          <w:p>
+            <w:pPr>
+              <w:spacing w:after="120" w:line="300"/>
+            </w:pPr>
+            <w:r>
+              <w:t xml:space="preserve">Specifies mandatory fields and exact expected data types (strings, positive integers).</w:t>
+            </w:r>
+          </w:p>
+          <w:p>
+            <w:pPr>
+              <w:spacing w:after="120" w:line="300"/>
+            </w:pPr>
+            <w:r>
+              <w:rPr>
+                <w:rFonts w:ascii="Consolas" w:cs="Consolas" w:eastAsia="Consolas" w:hAnsi="Consolas"/>
+                <w:b/>
+                <w:bCs/>
+                <w:color w:val="4659A7"/>
+              </w:rPr>
+              <w:t xml:space="preserve">schema-contract.js</w:t>
+            </w:r>
+          </w:p>
+          <w:p>
+            <w:pPr>
+              <w:keepLines/>
+              <w:shd w:fill="F4F6F9" w:val="clear"/>
+              <w:spacing w:after="0" w:line="260"/>
+            </w:pPr>
+            <w:r>
+              <w:rPr>
+                <w:rFonts w:ascii="Consolas" w:cs="Consolas" w:eastAsia="Consolas" w:hAnsi="Consolas"/>
+                <w:sz w:val="19"/>
+                <w:szCs w:val="19"/>
+              </w:rPr>
+              <w:t xml:space="preserve"> 1  const schemaContract = {
+    type: "object",
+    required: ["book_name", "isbn", "aisle", "author"],
+    properties: {
+        book_name: { type: "string" },
+        isbn: { type: "string" },
+        aisle: { type: "integer", minimum: 1 },
+        author: { type: "string" }
+    }
+};</w:t>
+            </w:r>
+          </w:p>
+          <w:p>
+            <w:pPr>
+              <w:spacing w:after="120" w:line="300"/>
+            </w:pPr>
+            <w:r>
+              <w:rPr>
+                <w:b/>
+                <w:bCs/>
+                <w:color w:val="168A8A"/>
+              </w:rPr>
+              <w:t xml:space="preserve">Rule: </w:t>
+            </w:r>
+            <w:r>
+              <w:t xml:space="preserve">The contract acts as the immutable standard between frontend and backend teams.</w:t>
+            </w:r>
+          </w:p>
+          <w:p>
+            <w:pPr>
+              <w:spacing w:after="120" w:line="300"/>
+            </w:pPr>
+            <w:r>
+              <w:rPr>
+                <w:b/>
+                <w:bCs/>
+                <w:color w:val="263A67"/>
+              </w:rPr>
+              <w:t xml:space="preserve">CHUNK 2: Chunk 2: Executing Schema Matcher · Evaluating Structural Compliance</w:t>
+            </w:r>
+          </w:p>
+          <w:p>
+            <w:pPr>
+              <w:spacing w:after="120" w:line="300"/>
+            </w:pPr>
+            <w:r>
+              <w:t xml:space="preserve">Validates that the received JSON payload adheres strictly to every constraint in the blueprint.</w:t>
+            </w:r>
+          </w:p>
+          <w:p>
+            <w:pPr>
+              <w:spacing w:after="120" w:line="300"/>
+            </w:pPr>
+            <w:r>
+              <w:rPr>
+                <w:rFonts w:ascii="Consolas" w:cs="Consolas" w:eastAsia="Consolas" w:hAnsi="Consolas"/>
+                <w:b/>
+                <w:bCs/>
+                <w:color w:val="4659A7"/>
+              </w:rPr>
+              <w:t xml:space="preserve">schema-matcher.js</w:t>
+            </w:r>
+          </w:p>
+          <w:p>
+            <w:pPr>
+              <w:keepLines/>
+              <w:shd w:fill="F4F6F9" w:val="clear"/>
+              <w:spacing w:after="0" w:line="260"/>
+            </w:pPr>
+            <w:r>
+              <w:rPr>
+                <w:rFonts w:ascii="Consolas" w:cs="Consolas" w:eastAsia="Consolas" w:hAnsi="Consolas"/>
+                <w:sz w:val="19"/>
+                <w:szCs w:val="19"/>
+              </w:rPr>
+              <w:t xml:space="preserve"> 1  const responseData = pm.response.json();
+pm.test("Response body strictly satisfies the JSON Schema contract", function () {
+    const validationResult = tv4.validate(responseData, schemaContract);
+    pm.expect(validationResult, "Schema validation failed: " + JSON.stringify(tv4.error)).to.be.true;
+});</w:t>
+            </w:r>
+          </w:p>
+          <w:p>
+            <w:pPr>
+              <w:spacing w:after="120" w:line="300"/>
+            </w:pPr>
+            <w:r>
+              <w:rPr>
+                <w:b/>
+                <w:bCs/>
+                <w:color w:val="168A8A"/>
+              </w:rPr>
+              <w:t xml:space="preserve">Rule: </w:t>
+            </w:r>
+            <w:r>
+              <w:t xml:space="preserve">tv4 evaluates missing fields and type mismatches across deep hierarchies.</w:t>
+            </w:r>
+          </w:p>
+          <w:p>
+            <w:pPr>
+              <w:spacing w:after="120" w:line="300"/>
+            </w:pPr>
+            <w:r>
+              <w:rPr>
+                <w:b/>
+                <w:bCs/>
+                <w:color w:val="263A67"/>
+              </w:rPr>
+              <w:t xml:space="preserve">CHUNK 3: Chunk 3: Diagnostic Pinpoint Logging · Pinpointing Offending Fields</w:t>
+            </w:r>
+          </w:p>
+          <w:p>
+            <w:pPr>
+              <w:spacing w:after="120" w:line="300"/>
+            </w:pPr>
+            <w:r>
+              <w:t xml:space="preserve">If validation fails, logs the exact JSON path and the specific violation reason in the Postman Console.</w:t>
+            </w:r>
+          </w:p>
+          <w:p>
+            <w:pPr>
+              <w:spacing w:after="120" w:line="300"/>
+            </w:pPr>
+            <w:r>
+              <w:rPr>
+                <w:rFonts w:ascii="Consolas" w:cs="Consolas" w:eastAsia="Consolas" w:hAnsi="Consolas"/>
+                <w:b/>
+                <w:bCs/>
+                <w:color w:val="4659A7"/>
+              </w:rPr>
+              <w:t xml:space="preserve">schema-error-diagnostics.js</w:t>
+            </w:r>
+          </w:p>
+          <w:p>
+            <w:pPr>
+              <w:keepLines/>
+              <w:shd w:fill="F4F6F9" w:val="clear"/>
+              <w:spacing w:after="0" w:line="260"/>
+            </w:pPr>
+            <w:r>
+              <w:rPr>
+                <w:rFonts w:ascii="Consolas" w:cs="Consolas" w:eastAsia="Consolas" w:hAnsi="Consolas"/>
+                <w:sz w:val="19"/>
+                <w:szCs w:val="19"/>
+              </w:rPr>
+              <w:t xml:space="preserve"> 1  if (!tv4.validate(responseData, schemaContract)) {
+    console.error("Contract violation at " + tv4.error.dataPath + ": " + tv4.error.message);
+}</w:t>
+            </w:r>
+          </w:p>
+          <w:p>
+            <w:pPr>
+              <w:spacing w:after="120" w:line="300"/>
+            </w:pPr>
+            <w:r>
+              <w:rPr>
+                <w:b/>
+                <w:bCs/>
+                <w:color w:val="168A8A"/>
+              </w:rPr>
+              <w:t xml:space="preserve">Rule: </w:t>
+            </w:r>
+            <w:r>
+              <w:t xml:space="preserve">Diagnostic logging eliminates guesswork when diagnosing schema rejections.</w:t>
+            </w:r>
+          </w:p>
+        </w:tc>
+      </w:tr>
+    </w:tbl>
+    <w:tbl>
+      <w:tblPr>
+        <w:tblW w:type="pct" w:w="100%"/>
+        <w:tblBorders>
+          <w:top w:val="single" w:color="auto" w:sz="4"/>
+          <w:left w:val="single" w:color="auto" w:sz="4"/>
+          <w:bottom w:val="single" w:color="auto" w:sz="4"/>
+          <w:right w:val="single" w:color="auto" w:sz="4"/>
+          <w:insideH w:val="single" w:color="auto" w:sz="4"/>
+          <w:insideV w:val="single" w:color="auto" w:sz="4"/>
+        </w:tblBorders>
+      </w:tblPr>
+      <w:tblGrid>
+        <w:gridCol w:w="100"/>
+      </w:tblGrid>
+      <w:tr>
+        <w:tc>
+          <w:tcPr>
+            <w:tcBorders>
+              <w:top w:val="single" w:color="D9E0EA" w:sz="2"/>
+              <w:left w:val="single" w:color="D9E0EA" w:sz="2"/>
+              <w:bottom w:val="single" w:color="D9E0EA" w:sz="2"/>
+              <w:right w:val="single" w:color="D9E0EA" w:sz="2"/>
+            </w:tcBorders>
+            <w:shd w:fill="EEF8F6" w:val="clear"/>
+            <w:tcMar>
+              <w:top w:type="dxa" w:w="130"/>
+              <w:left w:type="dxa" w:w="160"/>
+              <w:bottom w:type="dxa" w:w="130"/>
+              <w:right w:type="dxa" w:w="160"/>
+            </w:tcMar>
+          </w:tcPr>
+          <w:p>
+            <w:pPr>
+              <w:spacing w:after="120" w:line="300"/>
+            </w:pPr>
+            <w:r>
+              <w:rPr>
+                <w:b/>
+                <w:bCs/>
+                <w:color w:val="263A67"/>
+              </w:rPr>
+              <w:t xml:space="preserve">IMAGINE &amp; PREDICT BEFORE SENDING</w:t>
+            </w:r>
+          </w:p>
+          <w:p>
+            <w:pPr>
+              <w:spacing w:after="120" w:line="300"/>
+            </w:pPr>
+            <w:r>
+              <w:rPr>
+                <w:b/>
+                <w:bCs/>
+                <w:color w:val="263A67"/>
+              </w:rPr>
+              <w:t xml:space="preserve">If a backend update changes the aisle field from integer 42 to string "42", how will this schema test react?</w:t>
+            </w:r>
+          </w:p>
+          <w:p>
+            <w:pPr>
+              <w:spacing w:after="120" w:line="300"/>
+            </w:pPr>
+            <w:r>
+              <w:t xml:space="preserve">A. The test fails immediately: tv4 flags a type mismatch because string was received where integer was required</w:t>
+            </w:r>
+          </w:p>
+          <w:p>
+            <w:pPr>
+              <w:spacing w:after="120" w:line="300"/>
+            </w:pPr>
+            <w:r>
+              <w:t xml:space="preserve">B. The test passes green because JSON automatically converts strings to numbers</w:t>
+            </w:r>
+          </w:p>
+          <w:p>
+            <w:pPr>
+              <w:spacing w:after="120" w:line="300"/>
+            </w:pPr>
+            <w:r>
+              <w:t xml:space="preserve">C. Postman ignores the schema and passes the status code</w:t>
+            </w:r>
+          </w:p>
+          <w:p>
+            <w:pPr>
+              <w:spacing w:after="120" w:line="300"/>
+            </w:pPr>
+            <w:r>
+              <w:t xml:space="preserve">D. The server rolls back the database</w:t>
+            </w:r>
+          </w:p>
+          <w:p>
+            <w:pPr>
+              <w:spacing w:after="120" w:line="300"/>
+            </w:pPr>
+            <w:r>
+              <w:rPr>
+                <w:b/>
+                <w:bCs/>
+                <w:color w:val="168A8A"/>
+              </w:rPr>
+              <w:t xml:space="preserve">Actual Output (Schema Type Mismatch Confirmation): </w:t>
+            </w:r>
+            <w:r>
+              <w:t xml:space="preserve">Schema drift caught instantly! JSON Schema is strictly typed: tv4 flags an AssertionError with message "Invalid type: string (expected integer) at /aisle". This protects mobile apps from crashing before bad code reaches production!</w:t>
+            </w:r>
+          </w:p>
+        </w:tc>
+      </w:tr>
+    </w:tbl>
     <w:p>
       <w:pPr>
         <w:pStyle w:val="Heading2"/>
@@ -29174,158 +29700,377 @@
         <w:spacing w:after="120" w:line="300"/>
       </w:pPr>
       <w:r>
-        <w:t xml:space="preserve">Now our client backend (or Postman collection) takes that temporary code and exchanges it for the actual Bearer token via HTTP POST. You can download the completed exchange request: [Download Token Exchange HTTP Request](/materials/zero-to-agentic-api-testing/lesson-11/token-exchange.http):</w:t>
-      </w:r>
-    </w:p>
-    <w:p>
-      <w:pPr>
-        <w:pStyle w:val="Heading2"/>
-        <w:keepNext/>
-        <w:spacing w:after="100" w:before="240"/>
-      </w:pPr>
-      <w:r>
-        <w:rPr>
-          <w:b/>
-          <w:bCs/>
-          <w:color w:val="4659A7"/>
-        </w:rPr>
-        <w:t xml:space="preserve">The code</w:t>
-      </w:r>
-    </w:p>
-    <w:p>
-      <w:pPr>
-        <w:spacing w:after="120" w:line="300"/>
-      </w:pPr>
-      <w:r>
-        <w:rPr>
-          <w:rFonts w:ascii="Consolas" w:cs="Consolas" w:eastAsia="Consolas" w:hAnsi="Consolas"/>
-          <w:b/>
-          <w:bCs/>
-          <w:color w:val="4659A7"/>
-        </w:rPr>
-        <w:t xml:space="preserve">token-exchange-request.http</w:t>
-      </w:r>
-    </w:p>
-    <w:p>
-      <w:pPr>
-        <w:keepLines/>
-        <w:shd w:fill="F4F6F9" w:val="clear"/>
-        <w:spacing w:after="0" w:line="260"/>
-      </w:pPr>
-      <w:r>
-        <w:rPr>
-          <w:rFonts w:ascii="Consolas" w:cs="Consolas" w:eastAsia="Consolas" w:hAnsi="Consolas"/>
-          <w:sz w:val="19"/>
-          <w:szCs w:val="19"/>
-        </w:rPr>
-        <w:t xml:space="preserve"> 1  POST https://auth.campuslibrary.org/oauth/token HTTP/1.1</w:t>
-      </w:r>
-    </w:p>
-    <w:p>
-      <w:pPr>
-        <w:keepLines/>
-        <w:shd w:fill="F4F6F9" w:val="clear"/>
-        <w:spacing w:after="0" w:line="260"/>
-      </w:pPr>
-      <w:r>
-        <w:rPr>
-          <w:rFonts w:ascii="Consolas" w:cs="Consolas" w:eastAsia="Consolas" w:hAnsi="Consolas"/>
-          <w:sz w:val="19"/>
-          <w:szCs w:val="19"/>
-        </w:rPr>
-        <w:t xml:space="preserve"> 2  Content-Type: application/x-www-form-urlencoded</w:t>
-      </w:r>
-    </w:p>
-    <w:p>
-      <w:pPr>
-        <w:keepLines/>
-        <w:shd w:fill="F4F6F9" w:val="clear"/>
-        <w:spacing w:after="0" w:line="260"/>
-      </w:pPr>
-      <w:r>
-        <w:rPr>
-          <w:rFonts w:ascii="Consolas" w:cs="Consolas" w:eastAsia="Consolas" w:hAnsi="Consolas"/>
-          <w:sz w:val="19"/>
-          <w:szCs w:val="19"/>
-        </w:rPr>
-        <w:t xml:space="preserve"> 3   </w:t>
-      </w:r>
-    </w:p>
-    <w:p>
-      <w:pPr>
-        <w:keepLines/>
-        <w:shd w:fill="F4F6F9" w:val="clear"/>
-        <w:spacing w:after="0" w:line="260"/>
-      </w:pPr>
-      <w:r>
-        <w:rPr>
-          <w:rFonts w:ascii="Consolas" w:cs="Consolas" w:eastAsia="Consolas" w:hAnsi="Consolas"/>
-          <w:sz w:val="19"/>
-          <w:szCs w:val="19"/>
-        </w:rPr>
-        <w:t xml:space="preserve"> 4  grant_type=authorization_code</w:t>
-      </w:r>
-    </w:p>
-    <w:p>
-      <w:pPr>
-        <w:keepLines/>
-        <w:shd w:fill="F4F6F9" w:val="clear"/>
-        <w:spacing w:after="0" w:line="260"/>
-      </w:pPr>
-      <w:r>
-        <w:rPr>
-          <w:rFonts w:ascii="Consolas" w:cs="Consolas" w:eastAsia="Consolas" w:hAnsi="Consolas"/>
-          <w:sz w:val="19"/>
-          <w:szCs w:val="19"/>
-        </w:rPr>
-        <w:t xml:space="preserve"> 5  &amp;code=authcode_89712a4f</w:t>
-      </w:r>
-    </w:p>
-    <w:p>
-      <w:pPr>
-        <w:keepLines/>
-        <w:shd w:fill="F4F6F9" w:val="clear"/>
-        <w:spacing w:after="0" w:line="260"/>
-      </w:pPr>
-      <w:r>
-        <w:rPr>
-          <w:rFonts w:ascii="Consolas" w:cs="Consolas" w:eastAsia="Consolas" w:hAnsi="Consolas"/>
-          <w:sz w:val="19"/>
-          <w:szCs w:val="19"/>
-        </w:rPr>
-        <w:t xml:space="preserve"> 6  &amp;client_id=campus-library-web-client</w:t>
-      </w:r>
-    </w:p>
-    <w:p>
-      <w:pPr>
-        <w:keepLines/>
-        <w:shd w:fill="F4F6F9" w:val="clear"/>
-        <w:spacing w:after="0" w:line="260"/>
-      </w:pPr>
-      <w:r>
-        <w:rPr>
-          <w:rFonts w:ascii="Consolas" w:cs="Consolas" w:eastAsia="Consolas" w:hAnsi="Consolas"/>
-          <w:sz w:val="19"/>
-          <w:szCs w:val="19"/>
-        </w:rPr>
-        <w:t xml:space="preserve"> 7  &amp;client_secret=secureUniversitySecretKey_98765</w:t>
-      </w:r>
-    </w:p>
-    <w:p>
-      <w:pPr>
-        <w:keepLines/>
-        <w:shd w:fill="F4F6F9" w:val="clear"/>
-        <w:spacing w:after="0" w:line="260"/>
-      </w:pPr>
-      <w:r>
-        <w:rPr>
-          <w:rFonts w:ascii="Consolas" w:cs="Consolas" w:eastAsia="Consolas" w:hAnsi="Consolas"/>
-          <w:sz w:val="19"/>
-          <w:szCs w:val="19"/>
-        </w:rPr>
-        <w:t xml:space="preserve"> 8  &amp;redirect_uri=https://campus.university.edu/oauth/callback</w:t>
-      </w:r>
-    </w:p>
+        <w:t xml:space="preserve">Now our client backend (or Postman collection) takes that temporary code and exchanges it for the actual Bearer token via HTTP POST. We break down the mandatory parameters into three chunks:</w:t>
+      </w:r>
+    </w:p>
+    <w:tbl>
+      <w:tblPr>
+        <w:tblW w:type="pct" w:w="100%"/>
+        <w:tblBorders>
+          <w:top w:val="single" w:color="auto" w:sz="4"/>
+          <w:left w:val="single" w:color="auto" w:sz="4"/>
+          <w:bottom w:val="single" w:color="auto" w:sz="4"/>
+          <w:right w:val="single" w:color="auto" w:sz="4"/>
+          <w:insideH w:val="single" w:color="auto" w:sz="4"/>
+          <w:insideV w:val="single" w:color="auto" w:sz="4"/>
+        </w:tblBorders>
+      </w:tblPr>
+      <w:tblGrid>
+        <w:gridCol w:w="100"/>
+      </w:tblGrid>
+      <w:tr>
+        <w:tc>
+          <w:tcPr>
+            <w:tcBorders>
+              <w:top w:val="single" w:color="D9E0EA" w:sz="2"/>
+              <w:left w:val="single" w:color="D9E0EA" w:sz="2"/>
+              <w:bottom w:val="single" w:color="D9E0EA" w:sz="2"/>
+              <w:right w:val="single" w:color="D9E0EA" w:sz="2"/>
+            </w:tcBorders>
+            <w:shd w:fill="F3F6FA" w:val="clear"/>
+            <w:tcMar>
+              <w:top w:type="dxa" w:w="130"/>
+              <w:left w:type="dxa" w:w="160"/>
+              <w:bottom w:type="dxa" w:w="130"/>
+              <w:right w:type="dxa" w:w="160"/>
+            </w:tcMar>
+          </w:tcPr>
+          <w:p>
+            <w:pPr>
+              <w:spacing w:after="120" w:line="300"/>
+            </w:pPr>
+            <w:r>
+              <w:rPr>
+                <w:b/>
+                <w:bCs/>
+                <w:color w:val="263A67"/>
+              </w:rPr>
+              <w:t xml:space="preserve">OAuth 2.0 Token Exchange Parameters</w:t>
+            </w:r>
+          </w:p>
+          <w:p>
+            <w:pPr>
+              <w:spacing w:after="120" w:line="300"/>
+            </w:pPr>
+            <w:r>
+              <w:t xml:space="preserve">Mandatory form parameters sent to the authorization endpoint:</w:t>
+            </w:r>
+          </w:p>
+          <w:p>
+            <w:pPr>
+              <w:spacing w:after="120" w:line="300"/>
+            </w:pPr>
+            <w:r>
+              <w:rPr>
+                <w:b/>
+                <w:bCs/>
+                <w:color w:val="263A67"/>
+              </w:rPr>
+              <w:t xml:space="preserve">CHUNK 1: Chunk 1: Grant Type and Code · Declaring the Handshake Protocol</w:t>
+            </w:r>
+          </w:p>
+          <w:p>
+            <w:pPr>
+              <w:spacing w:after="120" w:line="300"/>
+            </w:pPr>
+            <w:r>
+              <w:t xml:space="preserve">Tells the auth server we are exchanging a temporary code for an access token.</w:t>
+            </w:r>
+          </w:p>
+          <w:p>
+            <w:pPr>
+              <w:spacing w:after="120" w:line="300"/>
+            </w:pPr>
+            <w:r>
+              <w:rPr>
+                <w:rFonts w:ascii="Consolas" w:cs="Consolas" w:eastAsia="Consolas" w:hAnsi="Consolas"/>
+                <w:b/>
+                <w:bCs/>
+                <w:color w:val="4659A7"/>
+              </w:rPr>
+              <w:t xml:space="preserve">exchange-core.http</w:t>
+            </w:r>
+          </w:p>
+          <w:p>
+            <w:pPr>
+              <w:keepLines/>
+              <w:shd w:fill="F4F6F9" w:val="clear"/>
+              <w:spacing w:after="0" w:line="260"/>
+            </w:pPr>
+            <w:r>
+              <w:rPr>
+                <w:rFonts w:ascii="Consolas" w:cs="Consolas" w:eastAsia="Consolas" w:hAnsi="Consolas"/>
+                <w:sz w:val="19"/>
+                <w:szCs w:val="19"/>
+              </w:rPr>
+              <w:t xml:space="preserve"> 1  POST /oauth/token HTTP/1.1
+Host: auth.campuslibrary.org
+Content-Type: application/x-www-form-urlencoded
+grant_type=authorization_code
+&amp;code=authcode_89712a4f</w:t>
+            </w:r>
+          </w:p>
+          <w:p>
+            <w:pPr>
+              <w:spacing w:after="120" w:line="300"/>
+            </w:pPr>
+            <w:r>
+              <w:rPr>
+                <w:b/>
+                <w:bCs/>
+                <w:color w:val="168A8A"/>
+              </w:rPr>
+              <w:t xml:space="preserve">Rule: </w:t>
+            </w:r>
+            <w:r>
+              <w:t xml:space="preserve">The authorization code is single use and expires within minutes.</w:t>
+            </w:r>
+          </w:p>
+          <w:p>
+            <w:pPr>
+              <w:spacing w:after="120" w:line="300"/>
+            </w:pPr>
+            <w:r>
+              <w:rPr>
+                <w:b/>
+                <w:bCs/>
+                <w:color w:val="263A67"/>
+              </w:rPr>
+              <w:t xml:space="preserve">CHUNK 2: Chunk 2: Client Authentication · Proving Application Identity</w:t>
+            </w:r>
+          </w:p>
+          <w:p>
+            <w:pPr>
+              <w:spacing w:after="120" w:line="300"/>
+            </w:pPr>
+            <w:r>
+              <w:t xml:space="preserve">The client secret proves that the application exchanging the code is the legitimate registered client.</w:t>
+            </w:r>
+          </w:p>
+          <w:p>
+            <w:pPr>
+              <w:spacing w:after="120" w:line="300"/>
+            </w:pPr>
+            <w:r>
+              <w:rPr>
+                <w:rFonts w:ascii="Consolas" w:cs="Consolas" w:eastAsia="Consolas" w:hAnsi="Consolas"/>
+                <w:b/>
+                <w:bCs/>
+                <w:color w:val="4659A7"/>
+              </w:rPr>
+              <w:t xml:space="preserve">client-credentials.http</w:t>
+            </w:r>
+          </w:p>
+          <w:p>
+            <w:pPr>
+              <w:keepLines/>
+              <w:shd w:fill="F4F6F9" w:val="clear"/>
+              <w:spacing w:after="0" w:line="260"/>
+            </w:pPr>
+            <w:r>
+              <w:rPr>
+                <w:rFonts w:ascii="Consolas" w:cs="Consolas" w:eastAsia="Consolas" w:hAnsi="Consolas"/>
+                <w:sz w:val="19"/>
+                <w:szCs w:val="19"/>
+              </w:rPr>
+              <w:t xml:space="preserve"> 1  &amp;client_id=campus-library-web-client
+&amp;client_secret=secureUniversitySecretKey_98765</w:t>
+            </w:r>
+          </w:p>
+          <w:p>
+            <w:pPr>
+              <w:spacing w:after="120" w:line="300"/>
+            </w:pPr>
+            <w:r>
+              <w:rPr>
+                <w:b/>
+                <w:bCs/>
+                <w:color w:val="168A8A"/>
+              </w:rPr>
+              <w:t xml:space="preserve">Rule: </w:t>
+            </w:r>
+            <w:r>
+              <w:t xml:space="preserve">client_id is public; client_secret must never be shared in browser client code.</w:t>
+            </w:r>
+          </w:p>
+          <w:p>
+            <w:pPr>
+              <w:spacing w:after="120" w:line="300"/>
+            </w:pPr>
+            <w:r>
+              <w:rPr>
+                <w:b/>
+                <w:bCs/>
+                <w:color w:val="263A67"/>
+              </w:rPr>
+              <w:t xml:space="preserve">CHUNK 3: Chunk 3: Redirect URI Matching · Strict Callback Verification</w:t>
+            </w:r>
+          </w:p>
+          <w:p>
+            <w:pPr>
+              <w:spacing w:after="120" w:line="300"/>
+            </w:pPr>
+            <w:r>
+              <w:t xml:space="preserve">The server verifies that this redirect URI matches the one sent in the initial code request byte for byte.</w:t>
+            </w:r>
+          </w:p>
+          <w:p>
+            <w:pPr>
+              <w:spacing w:after="120" w:line="300"/>
+            </w:pPr>
+            <w:r>
+              <w:rPr>
+                <w:rFonts w:ascii="Consolas" w:cs="Consolas" w:eastAsia="Consolas" w:hAnsi="Consolas"/>
+                <w:b/>
+                <w:bCs/>
+                <w:color w:val="4659A7"/>
+              </w:rPr>
+              <w:t xml:space="preserve">redirect-check.http</w:t>
+            </w:r>
+          </w:p>
+          <w:p>
+            <w:pPr>
+              <w:keepLines/>
+              <w:shd w:fill="F4F6F9" w:val="clear"/>
+              <w:spacing w:after="0" w:line="260"/>
+            </w:pPr>
+            <w:r>
+              <w:rPr>
+                <w:rFonts w:ascii="Consolas" w:cs="Consolas" w:eastAsia="Consolas" w:hAnsi="Consolas"/>
+                <w:sz w:val="19"/>
+                <w:szCs w:val="19"/>
+              </w:rPr>
+              <w:t xml:space="preserve"> 1  &amp;redirect_uri=https://campus.university.edu/oauth/callback</w:t>
+            </w:r>
+          </w:p>
+          <w:p>
+            <w:pPr>
+              <w:spacing w:after="120" w:line="300"/>
+            </w:pPr>
+            <w:r>
+              <w:rPr>
+                <w:b/>
+                <w:bCs/>
+                <w:color w:val="168A8A"/>
+              </w:rPr>
+              <w:t xml:space="preserve">Rule: </w:t>
+            </w:r>
+            <w:r>
+              <w:t xml:space="preserve">Mismatching redirect URIs abort the handshake immediately for security.</w:t>
+            </w:r>
+          </w:p>
+        </w:tc>
+      </w:tr>
+    </w:tbl>
+    <w:tbl>
+      <w:tblPr>
+        <w:tblW w:type="pct" w:w="100%"/>
+        <w:tblBorders>
+          <w:top w:val="single" w:color="auto" w:sz="4"/>
+          <w:left w:val="single" w:color="auto" w:sz="4"/>
+          <w:bottom w:val="single" w:color="auto" w:sz="4"/>
+          <w:right w:val="single" w:color="auto" w:sz="4"/>
+          <w:insideH w:val="single" w:color="auto" w:sz="4"/>
+          <w:insideV w:val="single" w:color="auto" w:sz="4"/>
+        </w:tblBorders>
+      </w:tblPr>
+      <w:tblGrid>
+        <w:gridCol w:w="100"/>
+      </w:tblGrid>
+      <w:tr>
+        <w:tc>
+          <w:tcPr>
+            <w:tcBorders>
+              <w:top w:val="single" w:color="D9E0EA" w:sz="2"/>
+              <w:left w:val="single" w:color="D9E0EA" w:sz="2"/>
+              <w:bottom w:val="single" w:color="D9E0EA" w:sz="2"/>
+              <w:right w:val="single" w:color="D9E0EA" w:sz="2"/>
+            </w:tcBorders>
+            <w:shd w:fill="EEF8F6" w:val="clear"/>
+            <w:tcMar>
+              <w:top w:type="dxa" w:w="130"/>
+              <w:left w:type="dxa" w:w="160"/>
+              <w:bottom w:type="dxa" w:w="130"/>
+              <w:right w:type="dxa" w:w="160"/>
+            </w:tcMar>
+          </w:tcPr>
+          <w:p>
+            <w:pPr>
+              <w:spacing w:after="120" w:line="300"/>
+            </w:pPr>
+            <w:r>
+              <w:rPr>
+                <w:b/>
+                <w:bCs/>
+                <w:color w:val="263A67"/>
+              </w:rPr>
+              <w:t xml:space="preserve">IMAGINE &amp; PREDICT BEFORE SENDING</w:t>
+            </w:r>
+          </w:p>
+          <w:p>
+            <w:pPr>
+              <w:spacing w:after="120" w:line="300"/>
+            </w:pPr>
+            <w:r>
+              <w:rPr>
+                <w:b/>
+                <w:bCs/>
+                <w:color w:val="263A67"/>
+              </w:rPr>
+              <w:t xml:space="preserve">When the client submits these verified parameters to the authorization server, what response structure will come back?</w:t>
+            </w:r>
+          </w:p>
+          <w:p>
+            <w:pPr>
+              <w:spacing w:after="120" w:line="300"/>
+            </w:pPr>
+            <w:r>
+              <w:t xml:space="preserve">A. 200 OK with JSON object containing access_token, token_type: "Bearer", and expires_in: 3600</w:t>
+            </w:r>
+          </w:p>
+          <w:p>
+            <w:pPr>
+              <w:spacing w:after="120" w:line="300"/>
+            </w:pPr>
+            <w:r>
+              <w:t xml:space="preserve">B. 302 Redirect asking the user to re enter their password again</w:t>
+            </w:r>
+          </w:p>
+          <w:p>
+            <w:pPr>
+              <w:spacing w:after="120" w:line="300"/>
+            </w:pPr>
+            <w:r>
+              <w:t xml:space="preserve">C. 404 Not Found because access tokens are only generated in Python</w:t>
+            </w:r>
+          </w:p>
+          <w:p>
+            <w:pPr>
+              <w:spacing w:after="120" w:line="300"/>
+            </w:pPr>
+            <w:r>
+              <w:t xml:space="preserve">D. 500 Server Error because tokens cannot be serialized in JSON</w:t>
+            </w:r>
+          </w:p>
+          <w:p>
+            <w:pPr>
+              <w:spacing w:after="120" w:line="300"/>
+            </w:pPr>
+            <w:r>
+              <w:rPr>
+                <w:b/>
+                <w:bCs/>
+                <w:color w:val="168A8A"/>
+              </w:rPr>
+              <w:t xml:space="preserve">Actual Output (Token Exchange Confirmation): </w:t>
+            </w:r>
+            <w:r>
+              <w:t xml:space="preserve">Access token granted! The authorization server verifies the code and secret, then delivers a 200 OK response with a Bearer access token valid for one hour (3600 seconds)!</w:t>
+            </w:r>
+          </w:p>
+        </w:tc>
+      </w:tr>
+    </w:tbl>
     <w:p>
       <w:pPr>
         <w:pStyle w:val="Heading2"/>
@@ -31987,203 +32732,377 @@
         <w:spacing w:after="120" w:line="300"/>
       </w:pPr>
       <w:r>
-        <w:t xml:space="preserve">The documentation offers both SOAP 1.1 and SOAP 1.2 specifications. In modern enterprise testing, SOAP 1.2 is the recommended standard. You can download the ready to use request envelope file: [Download SOAP Number Conversion XML](/materials/zero-to-agentic-api-testing/lesson-12/soap-number-conversion.xml). Here is the exact SOAP 1.2 request envelope we paste into Postman:</w:t>
-      </w:r>
-    </w:p>
-    <w:p>
-      <w:pPr>
-        <w:pStyle w:val="Heading2"/>
-        <w:keepNext/>
-        <w:spacing w:after="100" w:before="240"/>
-      </w:pPr>
-      <w:r>
-        <w:rPr>
-          <w:b/>
-          <w:bCs/>
-          <w:color w:val="4659A7"/>
-        </w:rPr>
-        <w:t xml:space="preserve">The code</w:t>
-      </w:r>
-    </w:p>
-    <w:p>
-      <w:pPr>
-        <w:spacing w:after="120" w:line="300"/>
-      </w:pPr>
-      <w:r>
-        <w:rPr>
-          <w:rFonts w:ascii="Consolas" w:cs="Consolas" w:eastAsia="Consolas" w:hAnsi="Consolas"/>
-          <w:b/>
-          <w:bCs/>
-          <w:color w:val="4659A7"/>
-        </w:rPr>
-        <w:t xml:space="preserve">soap-number-conversion-request.xml</w:t>
-      </w:r>
-    </w:p>
-    <w:p>
-      <w:pPr>
-        <w:keepLines/>
-        <w:shd w:fill="F4F6F9" w:val="clear"/>
-        <w:spacing w:after="0" w:line="260"/>
-      </w:pPr>
-      <w:r>
-        <w:rPr>
-          <w:rFonts w:ascii="Consolas" w:cs="Consolas" w:eastAsia="Consolas" w:hAnsi="Consolas"/>
-          <w:sz w:val="19"/>
-          <w:szCs w:val="19"/>
-        </w:rPr>
-        <w:t xml:space="preserve"> 1  POST https://www.dataaccess.com/webservicesserver/NumberConversion.wso HTTP/1.1</w:t>
-      </w:r>
-    </w:p>
-    <w:p>
-      <w:pPr>
-        <w:keepLines/>
-        <w:shd w:fill="F4F6F9" w:val="clear"/>
-        <w:spacing w:after="0" w:line="260"/>
-      </w:pPr>
-      <w:r>
-        <w:rPr>
-          <w:rFonts w:ascii="Consolas" w:cs="Consolas" w:eastAsia="Consolas" w:hAnsi="Consolas"/>
-          <w:sz w:val="19"/>
-          <w:szCs w:val="19"/>
-        </w:rPr>
-        <w:t xml:space="preserve"> 2  Content-Type: application/soap+xml; charset=utf-8</w:t>
-      </w:r>
-    </w:p>
-    <w:p>
-      <w:pPr>
-        <w:keepLines/>
-        <w:shd w:fill="F4F6F9" w:val="clear"/>
-        <w:spacing w:after="0" w:line="260"/>
-      </w:pPr>
-      <w:r>
-        <w:rPr>
-          <w:rFonts w:ascii="Consolas" w:cs="Consolas" w:eastAsia="Consolas" w:hAnsi="Consolas"/>
-          <w:sz w:val="19"/>
-          <w:szCs w:val="19"/>
-        </w:rPr>
-        <w:t xml:space="preserve"> 3   </w:t>
-      </w:r>
-    </w:p>
-    <w:p>
-      <w:pPr>
-        <w:keepLines/>
-        <w:shd w:fill="F4F6F9" w:val="clear"/>
-        <w:spacing w:after="0" w:line="260"/>
-      </w:pPr>
-      <w:r>
-        <w:rPr>
-          <w:rFonts w:ascii="Consolas" w:cs="Consolas" w:eastAsia="Consolas" w:hAnsi="Consolas"/>
-          <w:sz w:val="19"/>
-          <w:szCs w:val="19"/>
-        </w:rPr>
-        <w:t xml:space="preserve"> 4  &lt;?xml version="1.0" encoding="utf-8"?&gt;</w:t>
-      </w:r>
-    </w:p>
-    <w:p>
-      <w:pPr>
-        <w:keepLines/>
-        <w:shd w:fill="F4F6F9" w:val="clear"/>
-        <w:spacing w:after="0" w:line="260"/>
-      </w:pPr>
-      <w:r>
-        <w:rPr>
-          <w:rFonts w:ascii="Consolas" w:cs="Consolas" w:eastAsia="Consolas" w:hAnsi="Consolas"/>
-          <w:sz w:val="19"/>
-          <w:szCs w:val="19"/>
-        </w:rPr>
-        <w:t xml:space="preserve"> 5  &lt;soap12:Envelope xmlns:soap12="http://www.w3.org/2003/05/soap-envelope"&gt;</w:t>
-      </w:r>
-    </w:p>
-    <w:p>
-      <w:pPr>
-        <w:keepLines/>
-        <w:shd w:fill="F4F6F9" w:val="clear"/>
-        <w:spacing w:after="0" w:line="260"/>
-      </w:pPr>
-      <w:r>
-        <w:rPr>
-          <w:rFonts w:ascii="Consolas" w:cs="Consolas" w:eastAsia="Consolas" w:hAnsi="Consolas"/>
-          <w:sz w:val="19"/>
-          <w:szCs w:val="19"/>
-        </w:rPr>
-        <w:t xml:space="preserve"> 6    &lt;soap12:Body&gt;</w:t>
-      </w:r>
-    </w:p>
-    <w:p>
-      <w:pPr>
-        <w:keepLines/>
-        <w:shd w:fill="F4F6F9" w:val="clear"/>
-        <w:spacing w:after="0" w:line="260"/>
-      </w:pPr>
-      <w:r>
-        <w:rPr>
-          <w:rFonts w:ascii="Consolas" w:cs="Consolas" w:eastAsia="Consolas" w:hAnsi="Consolas"/>
-          <w:sz w:val="19"/>
-          <w:szCs w:val="19"/>
-        </w:rPr>
-        <w:t xml:space="preserve"> 7      &lt;NumberToWords xmlns="http://www.dataaccess.com/webservicesserver/"&gt;</w:t>
-      </w:r>
-    </w:p>
-    <w:p>
-      <w:pPr>
-        <w:keepLines/>
-        <w:shd w:fill="F4F6F9" w:val="clear"/>
-        <w:spacing w:after="0" w:line="260"/>
-      </w:pPr>
-      <w:r>
-        <w:rPr>
-          <w:rFonts w:ascii="Consolas" w:cs="Consolas" w:eastAsia="Consolas" w:hAnsi="Consolas"/>
-          <w:sz w:val="19"/>
-          <w:szCs w:val="19"/>
-        </w:rPr>
-        <w:t xml:space="preserve"> 8        &lt;ubiNum&gt;400&lt;/ubiNum&gt;</w:t>
-      </w:r>
-    </w:p>
-    <w:p>
-      <w:pPr>
-        <w:keepLines/>
-        <w:shd w:fill="F4F6F9" w:val="clear"/>
-        <w:spacing w:after="0" w:line="260"/>
-      </w:pPr>
-      <w:r>
-        <w:rPr>
-          <w:rFonts w:ascii="Consolas" w:cs="Consolas" w:eastAsia="Consolas" w:hAnsi="Consolas"/>
-          <w:sz w:val="19"/>
-          <w:szCs w:val="19"/>
-        </w:rPr>
-        <w:t xml:space="preserve"> 9      &lt;/NumberToWords&gt;</w:t>
-      </w:r>
-    </w:p>
-    <w:p>
-      <w:pPr>
-        <w:keepLines/>
-        <w:shd w:fill="F4F6F9" w:val="clear"/>
-        <w:spacing w:after="0" w:line="260"/>
-      </w:pPr>
-      <w:r>
-        <w:rPr>
-          <w:rFonts w:ascii="Consolas" w:cs="Consolas" w:eastAsia="Consolas" w:hAnsi="Consolas"/>
-          <w:sz w:val="19"/>
-          <w:szCs w:val="19"/>
-        </w:rPr>
-        <w:t xml:space="preserve">10    &lt;/soap12:Body&gt;</w:t>
-      </w:r>
-    </w:p>
-    <w:p>
-      <w:pPr>
-        <w:keepLines/>
-        <w:shd w:fill="F4F6F9" w:val="clear"/>
-        <w:spacing w:after="0" w:line="260"/>
-      </w:pPr>
-      <w:r>
-        <w:rPr>
-          <w:rFonts w:ascii="Consolas" w:cs="Consolas" w:eastAsia="Consolas" w:hAnsi="Consolas"/>
-          <w:sz w:val="19"/>
-          <w:szCs w:val="19"/>
-        </w:rPr>
-        <w:t xml:space="preserve">11  &lt;/soap12:Envelope&gt;</w:t>
-      </w:r>
-    </w:p>
+        <w:t xml:space="preserve">The documentation offers both SOAP 1.1 and SOAP 1.2 specifications. In modern enterprise testing, SOAP 1.2 is the recommended standard. We deconstruct the SOAP 1.2 request envelope into three distinct structural chunks:</w:t>
+      </w:r>
+    </w:p>
+    <w:tbl>
+      <w:tblPr>
+        <w:tblW w:type="pct" w:w="100%"/>
+        <w:tblBorders>
+          <w:top w:val="single" w:color="auto" w:sz="4"/>
+          <w:left w:val="single" w:color="auto" w:sz="4"/>
+          <w:bottom w:val="single" w:color="auto" w:sz="4"/>
+          <w:right w:val="single" w:color="auto" w:sz="4"/>
+          <w:insideH w:val="single" w:color="auto" w:sz="4"/>
+          <w:insideV w:val="single" w:color="auto" w:sz="4"/>
+        </w:tblBorders>
+      </w:tblPr>
+      <w:tblGrid>
+        <w:gridCol w:w="100"/>
+      </w:tblGrid>
+      <w:tr>
+        <w:tc>
+          <w:tcPr>
+            <w:tcBorders>
+              <w:top w:val="single" w:color="D9E0EA" w:sz="2"/>
+              <w:left w:val="single" w:color="D9E0EA" w:sz="2"/>
+              <w:bottom w:val="single" w:color="D9E0EA" w:sz="2"/>
+              <w:right w:val="single" w:color="D9E0EA" w:sz="2"/>
+            </w:tcBorders>
+            <w:shd w:fill="F3F6FA" w:val="clear"/>
+            <w:tcMar>
+              <w:top w:type="dxa" w:w="130"/>
+              <w:left w:type="dxa" w:w="160"/>
+              <w:bottom w:type="dxa" w:w="130"/>
+              <w:right w:type="dxa" w:w="160"/>
+            </w:tcMar>
+          </w:tcPr>
+          <w:p>
+            <w:pPr>
+              <w:spacing w:after="120" w:line="300"/>
+            </w:pPr>
+            <w:r>
+              <w:rPr>
+                <w:b/>
+                <w:bCs/>
+                <w:color w:val="263A67"/>
+              </w:rPr>
+              <w:t xml:space="preserve">Deconstructing the SOAP 1.2 Request Envelope</w:t>
+            </w:r>
+          </w:p>
+          <w:p>
+            <w:pPr>
+              <w:spacing w:after="120" w:line="300"/>
+            </w:pPr>
+            <w:r>
+              <w:t xml:space="preserve">The formal XML contract components:</w:t>
+            </w:r>
+          </w:p>
+          <w:p>
+            <w:pPr>
+              <w:spacing w:after="120" w:line="300"/>
+            </w:pPr>
+            <w:r>
+              <w:rPr>
+                <w:b/>
+                <w:bCs/>
+                <w:color w:val="263A67"/>
+              </w:rPr>
+              <w:t xml:space="preserve">CHUNK 1: Chunk 1: Root Envelope &amp; Namespace · The Outer Sealed Container</w:t>
+            </w:r>
+          </w:p>
+          <w:p>
+            <w:pPr>
+              <w:spacing w:after="120" w:line="300"/>
+            </w:pPr>
+            <w:r>
+              <w:t xml:space="preserve">Declares this message as an official SOAP 1.2 envelope using the W3C namespace.</w:t>
+            </w:r>
+          </w:p>
+          <w:p>
+            <w:pPr>
+              <w:spacing w:after="120" w:line="300"/>
+            </w:pPr>
+            <w:r>
+              <w:rPr>
+                <w:rFonts w:ascii="Consolas" w:cs="Consolas" w:eastAsia="Consolas" w:hAnsi="Consolas"/>
+                <w:b/>
+                <w:bCs/>
+                <w:color w:val="4659A7"/>
+              </w:rPr>
+              <w:t xml:space="preserve">soap-envelope-root.xml</w:t>
+            </w:r>
+          </w:p>
+          <w:p>
+            <w:pPr>
+              <w:keepLines/>
+              <w:shd w:fill="F4F6F9" w:val="clear"/>
+              <w:spacing w:after="0" w:line="260"/>
+            </w:pPr>
+            <w:r>
+              <w:rPr>
+                <w:rFonts w:ascii="Consolas" w:cs="Consolas" w:eastAsia="Consolas" w:hAnsi="Consolas"/>
+                <w:sz w:val="19"/>
+                <w:szCs w:val="19"/>
+              </w:rPr>
+              <w:t xml:space="preserve"> 1  &lt;?xml version="1.0" encoding="utf-8"?&gt;
+&lt;soap12:Envelope xmlns:soap12="http://www.w3.org/2003/05/soap-envelope"&gt;</w:t>
+            </w:r>
+          </w:p>
+          <w:p>
+            <w:pPr>
+              <w:spacing w:after="120" w:line="300"/>
+            </w:pPr>
+            <w:r>
+              <w:rPr>
+                <w:b/>
+                <w:bCs/>
+                <w:color w:val="168A8A"/>
+              </w:rPr>
+              <w:t xml:space="preserve">Rule: </w:t>
+            </w:r>
+            <w:r>
+              <w:t xml:space="preserve">The XML namespace prevents naming collisions with custom business tags.</w:t>
+            </w:r>
+          </w:p>
+          <w:p>
+            <w:pPr>
+              <w:spacing w:after="120" w:line="300"/>
+            </w:pPr>
+            <w:r>
+              <w:rPr>
+                <w:b/>
+                <w:bCs/>
+                <w:color w:val="263A67"/>
+              </w:rPr>
+              <w:t xml:space="preserve">CHUNK 2: Chunk 2: The SOAP Body &amp; Operation · Invoking the Target Method</w:t>
+            </w:r>
+          </w:p>
+          <w:p>
+            <w:pPr>
+              <w:spacing w:after="120" w:line="300"/>
+            </w:pPr>
+            <w:r>
+              <w:t xml:space="preserve">Specifies the RPC operation (NumberToWords) and targets the service contract domain.</w:t>
+            </w:r>
+          </w:p>
+          <w:p>
+            <w:pPr>
+              <w:spacing w:after="120" w:line="300"/>
+            </w:pPr>
+            <w:r>
+              <w:rPr>
+                <w:rFonts w:ascii="Consolas" w:cs="Consolas" w:eastAsia="Consolas" w:hAnsi="Consolas"/>
+                <w:b/>
+                <w:bCs/>
+                <w:color w:val="4659A7"/>
+              </w:rPr>
+              <w:t xml:space="preserve">soap-operation.xml</w:t>
+            </w:r>
+          </w:p>
+          <w:p>
+            <w:pPr>
+              <w:keepLines/>
+              <w:shd w:fill="F4F6F9" w:val="clear"/>
+              <w:spacing w:after="0" w:line="260"/>
+            </w:pPr>
+            <w:r>
+              <w:rPr>
+                <w:rFonts w:ascii="Consolas" w:cs="Consolas" w:eastAsia="Consolas" w:hAnsi="Consolas"/>
+                <w:sz w:val="19"/>
+                <w:szCs w:val="19"/>
+              </w:rPr>
+              <w:t xml:space="preserve"> 1    &lt;soap12:Body&gt;
+    &lt;NumberToWords xmlns="http://www.dataaccess.com/webservicesserver/"&gt;</w:t>
+            </w:r>
+          </w:p>
+          <w:p>
+            <w:pPr>
+              <w:spacing w:after="120" w:line="300"/>
+            </w:pPr>
+            <w:r>
+              <w:rPr>
+                <w:b/>
+                <w:bCs/>
+                <w:color w:val="168A8A"/>
+              </w:rPr>
+              <w:t xml:space="preserve">Rule: </w:t>
+            </w:r>
+            <w:r>
+              <w:t xml:space="preserve">SOAP operations are declared in XML body tags rather than HTTP URL paths.</w:t>
+            </w:r>
+          </w:p>
+          <w:p>
+            <w:pPr>
+              <w:spacing w:after="120" w:line="300"/>
+            </w:pPr>
+            <w:r>
+              <w:rPr>
+                <w:b/>
+                <w:bCs/>
+                <w:color w:val="263A67"/>
+              </w:rPr>
+              <w:t xml:space="preserve">CHUNK 3: Chunk 3: Method Parameter Tag · Supplying Argument Value</w:t>
+            </w:r>
+          </w:p>
+          <w:p>
+            <w:pPr>
+              <w:spacing w:after="120" w:line="300"/>
+            </w:pPr>
+            <w:r>
+              <w:t xml:space="preserve">Passes 400 inside the ubiNum tag, then cleanly closes the operation, body, and envelope tags.</w:t>
+            </w:r>
+          </w:p>
+          <w:p>
+            <w:pPr>
+              <w:spacing w:after="120" w:line="300"/>
+            </w:pPr>
+            <w:r>
+              <w:rPr>
+                <w:rFonts w:ascii="Consolas" w:cs="Consolas" w:eastAsia="Consolas" w:hAnsi="Consolas"/>
+                <w:b/>
+                <w:bCs/>
+                <w:color w:val="4659A7"/>
+              </w:rPr>
+              <w:t xml:space="preserve">soap-parameter.xml</w:t>
+            </w:r>
+          </w:p>
+          <w:p>
+            <w:pPr>
+              <w:keepLines/>
+              <w:shd w:fill="F4F6F9" w:val="clear"/>
+              <w:spacing w:after="0" w:line="260"/>
+            </w:pPr>
+            <w:r>
+              <w:rPr>
+                <w:rFonts w:ascii="Consolas" w:cs="Consolas" w:eastAsia="Consolas" w:hAnsi="Consolas"/>
+                <w:sz w:val="19"/>
+                <w:szCs w:val="19"/>
+              </w:rPr>
+              <w:t xml:space="preserve"> 1        &lt;ubiNum&gt;400&lt;/ubiNum&gt;
+    &lt;/NumberToWords&gt;
+  &lt;/soap12:Body&gt;
+&lt;/soap12:Envelope&gt;</w:t>
+            </w:r>
+          </w:p>
+          <w:p>
+            <w:pPr>
+              <w:spacing w:after="120" w:line="300"/>
+            </w:pPr>
+            <w:r>
+              <w:rPr>
+                <w:b/>
+                <w:bCs/>
+                <w:color w:val="168A8A"/>
+              </w:rPr>
+              <w:t xml:space="preserve">Rule: </w:t>
+            </w:r>
+            <w:r>
+              <w:t xml:space="preserve">Every opening XML tag must possess an exact matching closing tag.</w:t>
+            </w:r>
+          </w:p>
+        </w:tc>
+      </w:tr>
+    </w:tbl>
+    <w:tbl>
+      <w:tblPr>
+        <w:tblW w:type="pct" w:w="100%"/>
+        <w:tblBorders>
+          <w:top w:val="single" w:color="auto" w:sz="4"/>
+          <w:left w:val="single" w:color="auto" w:sz="4"/>
+          <w:bottom w:val="single" w:color="auto" w:sz="4"/>
+          <w:right w:val="single" w:color="auto" w:sz="4"/>
+          <w:insideH w:val="single" w:color="auto" w:sz="4"/>
+          <w:insideV w:val="single" w:color="auto" w:sz="4"/>
+        </w:tblBorders>
+      </w:tblPr>
+      <w:tblGrid>
+        <w:gridCol w:w="100"/>
+      </w:tblGrid>
+      <w:tr>
+        <w:tc>
+          <w:tcPr>
+            <w:tcBorders>
+              <w:top w:val="single" w:color="D9E0EA" w:sz="2"/>
+              <w:left w:val="single" w:color="D9E0EA" w:sz="2"/>
+              <w:bottom w:val="single" w:color="D9E0EA" w:sz="2"/>
+              <w:right w:val="single" w:color="D9E0EA" w:sz="2"/>
+            </w:tcBorders>
+            <w:shd w:fill="EEF8F6" w:val="clear"/>
+            <w:tcMar>
+              <w:top w:type="dxa" w:w="130"/>
+              <w:left w:type="dxa" w:w="160"/>
+              <w:bottom w:type="dxa" w:w="130"/>
+              <w:right w:type="dxa" w:w="160"/>
+            </w:tcMar>
+          </w:tcPr>
+          <w:p>
+            <w:pPr>
+              <w:spacing w:after="120" w:line="300"/>
+            </w:pPr>
+            <w:r>
+              <w:rPr>
+                <w:b/>
+                <w:bCs/>
+                <w:color w:val="263A67"/>
+              </w:rPr>
+              <w:t xml:space="preserve">IMAGINE &amp; PREDICT BEFORE SENDING</w:t>
+            </w:r>
+          </w:p>
+          <w:p>
+            <w:pPr>
+              <w:spacing w:after="120" w:line="300"/>
+            </w:pPr>
+            <w:r>
+              <w:rPr>
+                <w:b/>
+                <w:bCs/>
+                <w:color w:val="263A67"/>
+              </w:rPr>
+              <w:t xml:space="preserve">When we POST this valid SOAP 1.2 XML envelope to the live NumberConversion service, what response structure will return?</w:t>
+            </w:r>
+          </w:p>
+          <w:p>
+            <w:pPr>
+              <w:spacing w:after="120" w:line="300"/>
+            </w:pPr>
+            <w:r>
+              <w:t xml:space="preserve">A. 200 OK with an XML envelope containing &lt;m:NumberToWordsResult&gt;four hundred&lt;/m:NumberToWordsResult&gt;</w:t>
+            </w:r>
+          </w:p>
+          <w:p>
+            <w:pPr>
+              <w:spacing w:after="120" w:line="300"/>
+            </w:pPr>
+            <w:r>
+              <w:t xml:space="preserve">B. A JSON object { "result": "four hundred" } because all modern APIs return JSON</w:t>
+            </w:r>
+          </w:p>
+          <w:p>
+            <w:pPr>
+              <w:spacing w:after="120" w:line="300"/>
+            </w:pPr>
+            <w:r>
+              <w:t xml:space="preserve">C. 404 Not Found because XML cannot be sent over HTTP POST</w:t>
+            </w:r>
+          </w:p>
+          <w:p>
+            <w:pPr>
+              <w:spacing w:after="120" w:line="300"/>
+            </w:pPr>
+            <w:r>
+              <w:t xml:space="preserve">D. 500 Server Error because 400 is not a valid number</w:t>
+            </w:r>
+          </w:p>
+          <w:p>
+            <w:pPr>
+              <w:spacing w:after="120" w:line="300"/>
+            </w:pPr>
+            <w:r>
+              <w:rPr>
+                <w:b/>
+                <w:bCs/>
+                <w:color w:val="168A8A"/>
+              </w:rPr>
+              <w:t xml:space="preserve">Actual Output (Live SOAP WebService Outcome): </w:t>
+            </w:r>
+            <w:r>
+              <w:t xml:space="preserve">SOAP XML response confirmed! The remote accounting mainframe evaluates the envelope and replies with an HTTP 200 OK XML document wrapping "four hundred" inside the NumberToWordsResult tag!</w:t>
+            </w:r>
+          </w:p>
+        </w:tc>
+      </w:tr>
+    </w:tbl>
     <w:tbl>
       <w:tblPr>
         <w:tblW w:type="pct" w:w="100%"/>
@@ -35795,173 +36714,375 @@
         <w:t xml:space="preserve">newman-reporter-htmlextra</w:t>
       </w:r>
       <w:r>
-        <w:t xml:space="preserve"> plugin to generate publication grade reports. You can download the complete runner script: [Download HTML Extra Runner Script](/materials/zero-to-agentic-api-testing/lesson-13/install-and-run-htmlextra.sh).</w:t>
-      </w:r>
-    </w:p>
-    <w:p>
-      <w:pPr>
-        <w:pStyle w:val="Heading2"/>
-        <w:keepNext/>
-        <w:spacing w:after="100" w:before="240"/>
-      </w:pPr>
-      <w:r>
-        <w:rPr>
-          <w:b/>
-          <w:bCs/>
-          <w:color w:val="4659A7"/>
-        </w:rPr>
-        <w:t xml:space="preserve">The code</w:t>
-      </w:r>
-    </w:p>
-    <w:p>
-      <w:pPr>
-        <w:spacing w:after="120" w:line="300"/>
-      </w:pPr>
-      <w:r>
-        <w:rPr>
-          <w:rFonts w:ascii="Consolas" w:cs="Consolas" w:eastAsia="Consolas" w:hAnsi="Consolas"/>
-          <w:b/>
-          <w:bCs/>
-          <w:color w:val="4659A7"/>
-        </w:rPr>
-        <w:t xml:space="preserve">install-and-run-htmlextra.sh</w:t>
-      </w:r>
-    </w:p>
-    <w:p>
-      <w:pPr>
-        <w:keepLines/>
-        <w:shd w:fill="F4F6F9" w:val="clear"/>
-        <w:spacing w:after="0" w:line="260"/>
-      </w:pPr>
-      <w:r>
-        <w:rPr>
-          <w:rFonts w:ascii="Consolas" w:cs="Consolas" w:eastAsia="Consolas" w:hAnsi="Consolas"/>
-          <w:sz w:val="19"/>
-          <w:szCs w:val="19"/>
-        </w:rPr>
-        <w:t xml:space="preserve"> 1  # Install the HTML Extra reporter globally</w:t>
-      </w:r>
-    </w:p>
-    <w:p>
-      <w:pPr>
-        <w:keepLines/>
-        <w:shd w:fill="F4F6F9" w:val="clear"/>
-        <w:spacing w:after="0" w:line="260"/>
-      </w:pPr>
-      <w:r>
-        <w:rPr>
-          <w:rFonts w:ascii="Consolas" w:cs="Consolas" w:eastAsia="Consolas" w:hAnsi="Consolas"/>
-          <w:sz w:val="19"/>
-          <w:szCs w:val="19"/>
-        </w:rPr>
-        <w:t xml:space="preserve"> 2  npm install -g newman-reporter-htmlextra</w:t>
-      </w:r>
-    </w:p>
-    <w:p>
-      <w:pPr>
-        <w:keepLines/>
-        <w:shd w:fill="F4F6F9" w:val="clear"/>
-        <w:spacing w:after="0" w:line="260"/>
-      </w:pPr>
-      <w:r>
-        <w:rPr>
-          <w:rFonts w:ascii="Consolas" w:cs="Consolas" w:eastAsia="Consolas" w:hAnsi="Consolas"/>
-          <w:sz w:val="19"/>
-          <w:szCs w:val="19"/>
-        </w:rPr>
-        <w:t xml:space="preserve"> 3   </w:t>
-      </w:r>
-    </w:p>
-    <w:p>
-      <w:pPr>
-        <w:keepLines/>
-        <w:shd w:fill="F4F6F9" w:val="clear"/>
-        <w:spacing w:after="0" w:line="260"/>
-      </w:pPr>
-      <w:r>
-        <w:rPr>
-          <w:rFonts w:ascii="Consolas" w:cs="Consolas" w:eastAsia="Consolas" w:hAnsi="Consolas"/>
-          <w:sz w:val="19"/>
-          <w:szCs w:val="19"/>
-        </w:rPr>
-        <w:t xml:space="preserve"> 4  # Execute collection and generate interactive dashboard</w:t>
-      </w:r>
-    </w:p>
-    <w:p>
-      <w:pPr>
-        <w:keepLines/>
-        <w:shd w:fill="F4F6F9" w:val="clear"/>
-        <w:spacing w:after="0" w:line="260"/>
-      </w:pPr>
-      <w:r>
-        <w:rPr>
-          <w:rFonts w:ascii="Consolas" w:cs="Consolas" w:eastAsia="Consolas" w:hAnsi="Consolas"/>
-          <w:sz w:val="19"/>
-          <w:szCs w:val="19"/>
-        </w:rPr>
-        <w:t xml:space="preserve"> 5  newman run Campus_Library_Collection.json \</w:t>
-      </w:r>
-    </w:p>
-    <w:p>
-      <w:pPr>
-        <w:keepLines/>
-        <w:shd w:fill="F4F6F9" w:val="clear"/>
-        <w:spacing w:after="0" w:line="260"/>
-      </w:pPr>
-      <w:r>
-        <w:rPr>
-          <w:rFonts w:ascii="Consolas" w:cs="Consolas" w:eastAsia="Consolas" w:hAnsi="Consolas"/>
-          <w:sz w:val="19"/>
-          <w:szCs w:val="19"/>
-        </w:rPr>
-        <w:t xml:space="preserve"> 6    -e Campus_Library_UAT.json \</w:t>
-      </w:r>
-    </w:p>
-    <w:p>
-      <w:pPr>
-        <w:keepLines/>
-        <w:shd w:fill="F4F6F9" w:val="clear"/>
-        <w:spacing w:after="0" w:line="260"/>
-      </w:pPr>
-      <w:r>
-        <w:rPr>
-          <w:rFonts w:ascii="Consolas" w:cs="Consolas" w:eastAsia="Consolas" w:hAnsi="Consolas"/>
-          <w:sz w:val="19"/>
-          <w:szCs w:val="19"/>
-        </w:rPr>
-        <w:t xml:space="preserve"> 7    -d books_data.csv \</w:t>
-      </w:r>
-    </w:p>
-    <w:p>
-      <w:pPr>
-        <w:keepLines/>
-        <w:shd w:fill="F4F6F9" w:val="clear"/>
-        <w:spacing w:after="0" w:line="260"/>
-      </w:pPr>
-      <w:r>
-        <w:rPr>
-          <w:rFonts w:ascii="Consolas" w:cs="Consolas" w:eastAsia="Consolas" w:hAnsi="Consolas"/>
-          <w:sz w:val="19"/>
-          <w:szCs w:val="19"/>
-        </w:rPr>
-        <w:t xml:space="preserve"> 8    -r cli,htmlextra \</w:t>
-      </w:r>
-    </w:p>
-    <w:p>
-      <w:pPr>
-        <w:keepLines/>
-        <w:shd w:fill="F4F6F9" w:val="clear"/>
-        <w:spacing w:after="0" w:line="260"/>
-      </w:pPr>
-      <w:r>
-        <w:rPr>
-          <w:rFonts w:ascii="Consolas" w:cs="Consolas" w:eastAsia="Consolas" w:hAnsi="Consolas"/>
-          <w:sz w:val="19"/>
-          <w:szCs w:val="19"/>
-        </w:rPr>
-        <w:t xml:space="preserve"> 9    --reporter-htmlextra-export reports/dashboard.html</w:t>
-      </w:r>
-    </w:p>
+        <w:t xml:space="preserve"> plugin to generate publication grade reports. We break down the Newman execution command into three key flag chunks:</w:t>
+      </w:r>
+    </w:p>
+    <w:tbl>
+      <w:tblPr>
+        <w:tblW w:type="pct" w:w="100%"/>
+        <w:tblBorders>
+          <w:top w:val="single" w:color="auto" w:sz="4"/>
+          <w:left w:val="single" w:color="auto" w:sz="4"/>
+          <w:bottom w:val="single" w:color="auto" w:sz="4"/>
+          <w:right w:val="single" w:color="auto" w:sz="4"/>
+          <w:insideH w:val="single" w:color="auto" w:sz="4"/>
+          <w:insideV w:val="single" w:color="auto" w:sz="4"/>
+        </w:tblBorders>
+      </w:tblPr>
+      <w:tblGrid>
+        <w:gridCol w:w="100"/>
+      </w:tblGrid>
+      <w:tr>
+        <w:tc>
+          <w:tcPr>
+            <w:tcBorders>
+              <w:top w:val="single" w:color="D9E0EA" w:sz="2"/>
+              <w:left w:val="single" w:color="D9E0EA" w:sz="2"/>
+              <w:bottom w:val="single" w:color="D9E0EA" w:sz="2"/>
+              <w:right w:val="single" w:color="D9E0EA" w:sz="2"/>
+            </w:tcBorders>
+            <w:shd w:fill="F3F6FA" w:val="clear"/>
+            <w:tcMar>
+              <w:top w:type="dxa" w:w="130"/>
+              <w:left w:type="dxa" w:w="160"/>
+              <w:bottom w:type="dxa" w:w="130"/>
+              <w:right w:type="dxa" w:w="160"/>
+            </w:tcMar>
+          </w:tcPr>
+          <w:p>
+            <w:pPr>
+              <w:spacing w:after="120" w:line="300"/>
+            </w:pPr>
+            <w:r>
+              <w:rPr>
+                <w:b/>
+                <w:bCs/>
+                <w:color w:val="263A67"/>
+              </w:rPr>
+              <w:t xml:space="preserve">Deconstructing the Headless Command</w:t>
+            </w:r>
+          </w:p>
+          <w:p>
+            <w:pPr>
+              <w:spacing w:after="120" w:line="300"/>
+            </w:pPr>
+            <w:r>
+              <w:t xml:space="preserve">Essential CLI parameters for automated pipelines:</w:t>
+            </w:r>
+          </w:p>
+          <w:p>
+            <w:pPr>
+              <w:spacing w:after="120" w:line="300"/>
+            </w:pPr>
+            <w:r>
+              <w:rPr>
+                <w:b/>
+                <w:bCs/>
+                <w:color w:val="263A67"/>
+              </w:rPr>
+              <w:t xml:space="preserve">CHUNK 1: Chunk 1: Target Files · Providing Test Assets</w:t>
+            </w:r>
+          </w:p>
+          <w:p>
+            <w:pPr>
+              <w:spacing w:after="120" w:line="300"/>
+            </w:pPr>
+            <w:r>
+              <w:t xml:space="preserve">Specifies the exported collection JSON, the UAT environment variables file, and the CSV dataset.</w:t>
+            </w:r>
+          </w:p>
+          <w:p>
+            <w:pPr>
+              <w:spacing w:after="120" w:line="300"/>
+            </w:pPr>
+            <w:r>
+              <w:rPr>
+                <w:rFonts w:ascii="Consolas" w:cs="Consolas" w:eastAsia="Consolas" w:hAnsi="Consolas"/>
+                <w:b/>
+                <w:bCs/>
+                <w:color w:val="4659A7"/>
+              </w:rPr>
+              <w:t xml:space="preserve">newman-targets.sh</w:t>
+            </w:r>
+          </w:p>
+          <w:p>
+            <w:pPr>
+              <w:keepLines/>
+              <w:shd w:fill="F4F6F9" w:val="clear"/>
+              <w:spacing w:after="0" w:line="260"/>
+            </w:pPr>
+            <w:r>
+              <w:rPr>
+                <w:rFonts w:ascii="Consolas" w:cs="Consolas" w:eastAsia="Consolas" w:hAnsi="Consolas"/>
+                <w:sz w:val="19"/>
+                <w:szCs w:val="19"/>
+              </w:rPr>
+              <w:t xml:space="preserve"> 1  newman run Campus_Library_Collection.json \
+  -e Campus_Library_UAT.json \
+  -d books_data.csv</w:t>
+            </w:r>
+          </w:p>
+          <w:p>
+            <w:pPr>
+              <w:spacing w:after="120" w:line="300"/>
+            </w:pPr>
+            <w:r>
+              <w:rPr>
+                <w:b/>
+                <w:bCs/>
+                <w:color w:val="168A8A"/>
+              </w:rPr>
+              <w:t xml:space="preserve">Rule: </w:t>
+            </w:r>
+            <w:r>
+              <w:t xml:space="preserve">Newman loads environments and data files headlessly without GUI dialogs.</w:t>
+            </w:r>
+          </w:p>
+          <w:p>
+            <w:pPr>
+              <w:spacing w:after="120" w:line="300"/>
+            </w:pPr>
+            <w:r>
+              <w:rPr>
+                <w:b/>
+                <w:bCs/>
+                <w:color w:val="263A67"/>
+              </w:rPr>
+              <w:t xml:space="preserve">CHUNK 2: Chunk 2: Multi Reporter Configuration · Configuring Dashboard Output</w:t>
+            </w:r>
+          </w:p>
+          <w:p>
+            <w:pPr>
+              <w:spacing w:after="120" w:line="300"/>
+            </w:pPr>
+            <w:r>
+              <w:t xml:space="preserve">Generates real time colored CLI text in the terminal while compiling an interactive HTML dashboard.</w:t>
+            </w:r>
+          </w:p>
+          <w:p>
+            <w:pPr>
+              <w:spacing w:after="120" w:line="300"/>
+            </w:pPr>
+            <w:r>
+              <w:rPr>
+                <w:rFonts w:ascii="Consolas" w:cs="Consolas" w:eastAsia="Consolas" w:hAnsi="Consolas"/>
+                <w:b/>
+                <w:bCs/>
+                <w:color w:val="4659A7"/>
+              </w:rPr>
+              <w:t xml:space="preserve">newman-reporters.sh</w:t>
+            </w:r>
+          </w:p>
+          <w:p>
+            <w:pPr>
+              <w:keepLines/>
+              <w:shd w:fill="F4F6F9" w:val="clear"/>
+              <w:spacing w:after="0" w:line="260"/>
+            </w:pPr>
+            <w:r>
+              <w:rPr>
+                <w:rFonts w:ascii="Consolas" w:cs="Consolas" w:eastAsia="Consolas" w:hAnsi="Consolas"/>
+                <w:sz w:val="19"/>
+                <w:szCs w:val="19"/>
+              </w:rPr>
+              <w:t xml:space="preserve"> 1    -r cli,htmlextra \
+  --reporter-htmlextra-export reports/dashboard.html</w:t>
+            </w:r>
+          </w:p>
+          <w:p>
+            <w:pPr>
+              <w:spacing w:after="120" w:line="300"/>
+            </w:pPr>
+            <w:r>
+              <w:rPr>
+                <w:b/>
+                <w:bCs/>
+                <w:color w:val="168A8A"/>
+              </w:rPr>
+              <w:t xml:space="preserve">Rule: </w:t>
+            </w:r>
+            <w:r>
+              <w:t xml:space="preserve">The single file dashboard can be archived directly as a CI build artifact.</w:t>
+            </w:r>
+          </w:p>
+          <w:p>
+            <w:pPr>
+              <w:spacing w:after="120" w:line="300"/>
+            </w:pPr>
+            <w:r>
+              <w:rPr>
+                <w:b/>
+                <w:bCs/>
+                <w:color w:val="263A67"/>
+              </w:rPr>
+              <w:t xml:space="preserve">CHUNK 3: Chunk 3: Failure Enforcement Policy · Fast Fail Safety Gate</w:t>
+            </w:r>
+          </w:p>
+          <w:p>
+            <w:pPr>
+              <w:spacing w:after="120" w:line="300"/>
+            </w:pPr>
+            <w:r>
+              <w:t xml:space="preserve">Tells Newman to stop execution immediately on the first assertion failure, saving build agent compute time.</w:t>
+            </w:r>
+          </w:p>
+          <w:p>
+            <w:pPr>
+              <w:spacing w:after="120" w:line="300"/>
+            </w:pPr>
+            <w:r>
+              <w:rPr>
+                <w:rFonts w:ascii="Consolas" w:cs="Consolas" w:eastAsia="Consolas" w:hAnsi="Consolas"/>
+                <w:b/>
+                <w:bCs/>
+                <w:color w:val="4659A7"/>
+              </w:rPr>
+              <w:t xml:space="preserve">newman-bail.sh</w:t>
+            </w:r>
+          </w:p>
+          <w:p>
+            <w:pPr>
+              <w:keepLines/>
+              <w:shd w:fill="F4F6F9" w:val="clear"/>
+              <w:spacing w:after="0" w:line="260"/>
+            </w:pPr>
+            <w:r>
+              <w:rPr>
+                <w:rFonts w:ascii="Consolas" w:cs="Consolas" w:eastAsia="Consolas" w:hAnsi="Consolas"/>
+                <w:sz w:val="19"/>
+                <w:szCs w:val="19"/>
+              </w:rPr>
+              <w:t xml:space="preserve"> 1    --bail</w:t>
+            </w:r>
+          </w:p>
+          <w:p>
+            <w:pPr>
+              <w:spacing w:after="120" w:line="300"/>
+            </w:pPr>
+            <w:r>
+              <w:rPr>
+                <w:b/>
+                <w:bCs/>
+                <w:color w:val="168A8A"/>
+              </w:rPr>
+              <w:t xml:space="preserve">Rule: </w:t>
+            </w:r>
+            <w:r>
+              <w:t xml:space="preserve">--bail guarantees defective builds are blocked immediately.</w:t>
+            </w:r>
+          </w:p>
+        </w:tc>
+      </w:tr>
+    </w:tbl>
+    <w:tbl>
+      <w:tblPr>
+        <w:tblW w:type="pct" w:w="100%"/>
+        <w:tblBorders>
+          <w:top w:val="single" w:color="auto" w:sz="4"/>
+          <w:left w:val="single" w:color="auto" w:sz="4"/>
+          <w:bottom w:val="single" w:color="auto" w:sz="4"/>
+          <w:right w:val="single" w:color="auto" w:sz="4"/>
+          <w:insideH w:val="single" w:color="auto" w:sz="4"/>
+          <w:insideV w:val="single" w:color="auto" w:sz="4"/>
+        </w:tblBorders>
+      </w:tblPr>
+      <w:tblGrid>
+        <w:gridCol w:w="100"/>
+      </w:tblGrid>
+      <w:tr>
+        <w:tc>
+          <w:tcPr>
+            <w:tcBorders>
+              <w:top w:val="single" w:color="D9E0EA" w:sz="2"/>
+              <w:left w:val="single" w:color="D9E0EA" w:sz="2"/>
+              <w:bottom w:val="single" w:color="D9E0EA" w:sz="2"/>
+              <w:right w:val="single" w:color="D9E0EA" w:sz="2"/>
+            </w:tcBorders>
+            <w:shd w:fill="EEF8F6" w:val="clear"/>
+            <w:tcMar>
+              <w:top w:type="dxa" w:w="130"/>
+              <w:left w:type="dxa" w:w="160"/>
+              <w:bottom w:type="dxa" w:w="130"/>
+              <w:right w:type="dxa" w:w="160"/>
+            </w:tcMar>
+          </w:tcPr>
+          <w:p>
+            <w:pPr>
+              <w:spacing w:after="120" w:line="300"/>
+            </w:pPr>
+            <w:r>
+              <w:rPr>
+                <w:b/>
+                <w:bCs/>
+                <w:color w:val="263A67"/>
+              </w:rPr>
+              <w:t xml:space="preserve">IMAGINE &amp; PREDICT BEFORE SENDING</w:t>
+            </w:r>
+          </w:p>
+          <w:p>
+            <w:pPr>
+              <w:spacing w:after="120" w:line="300"/>
+            </w:pPr>
+            <w:r>
+              <w:rPr>
+                <w:b/>
+                <w:bCs/>
+                <w:color w:val="263A67"/>
+              </w:rPr>
+              <w:t xml:space="preserve">When Newman executes in a Jenkins or GitHub Actions pipeline and an assertion fails, what exit code does Newman return to the terminal?</w:t>
+            </w:r>
+          </w:p>
+          <w:p>
+            <w:pPr>
+              <w:spacing w:after="120" w:line="300"/>
+            </w:pPr>
+            <w:r>
+              <w:t xml:space="preserve">A. Exit code 1: Signaling non zero failure to the operating system, which instructs the CI pipeline to fail the build</w:t>
+            </w:r>
+          </w:p>
+          <w:p>
+            <w:pPr>
+              <w:spacing w:after="120" w:line="300"/>
+            </w:pPr>
+            <w:r>
+              <w:t xml:space="preserve">B. Exit code 0: Because commands that finish executing always return zero</w:t>
+            </w:r>
+          </w:p>
+          <w:p>
+            <w:pPr>
+              <w:spacing w:after="120" w:line="300"/>
+            </w:pPr>
+            <w:r>
+              <w:t xml:space="preserve">C. Exit code 200: Matching the HTTP status code</w:t>
+            </w:r>
+          </w:p>
+          <w:p>
+            <w:pPr>
+              <w:spacing w:after="120" w:line="300"/>
+            </w:pPr>
+            <w:r>
+              <w:t xml:space="preserve">D. Exit code 500</w:t>
+            </w:r>
+          </w:p>
+          <w:p>
+            <w:pPr>
+              <w:spacing w:after="120" w:line="300"/>
+            </w:pPr>
+            <w:r>
+              <w:rPr>
+                <w:b/>
+                <w:bCs/>
+                <w:color w:val="168A8A"/>
+              </w:rPr>
+              <w:t xml:space="preserve">Actual Output (Terminal Exit Code Confirmation): </w:t>
+            </w:r>
+            <w:r>
+              <w:t xml:space="preserve">Exit code 1 halts the pipeline! In Unix and Windows terminals, exit code 0 indicates success, while any non zero code (such as 1) signals failure. Jenkins and GitHub Actions automatically inspect this numeric code: when Newman exits with 1, the pipeline halts and blocks the deployment!</w:t>
+            </w:r>
+          </w:p>
+        </w:tc>
+      </w:tr>
+    </w:tbl>
     <w:tbl>
       <w:tblPr>
         <w:tblW w:type="pct" w:w="100%"/>

--- a/public/books/zero-to-agentic-api-testing/edition-01/Zero-To-Agentic-Api-Testing-Edition-01.docx
+++ b/public/books/zero-to-agentic-api-testing/edition-01/Zero-To-Agentic-Api-Testing-Edition-01.docx
@@ -577,7 +577,7 @@
       </w:r>
     </w:p>
     <w:p>
-      <w:hyperlink w:history="1" r:id="rIdpsxkmxfu9yj_pe_c3e7vi">
+      <w:hyperlink w:history="1" r:id="rIdi4adjbkoypd-xleocmyd_">
         <w:r>
           <w:rPr>
             <w:rStyle w:val="Hyperlink"/>
@@ -595,7 +595,7 @@
       </w:r>
     </w:p>
     <w:p>
-      <w:hyperlink w:history="1" r:id="rIdn2_zceiozgvoxszn3n3hy">
+      <w:hyperlink w:history="1" r:id="rIdeboulh5d52y2sulbpinas">
         <w:r>
           <w:rPr>
             <w:rStyle w:val="Hyperlink"/>
@@ -2681,31 +2681,31 @@
               <w:spacing w:after="120" w:line="300"/>
             </w:pPr>
             <w:r>
-              <w:t xml:space="preserve">A. 200 OK with a JSON object containing login: "octocat", name, and public repo counts</w:t>
-            </w:r>
-          </w:p>
-          <w:p>
-            <w:pPr>
-              <w:spacing w:after="120" w:line="300"/>
-            </w:pPr>
-            <w:r>
-              <w:t xml:space="preserve">B. 201 Created because the server generates a new user profile on every call</w:t>
-            </w:r>
-          </w:p>
-          <w:p>
-            <w:pPr>
-              <w:spacing w:after="120" w:line="300"/>
-            </w:pPr>
-            <w:r>
-              <w:t xml:space="preserve">C. 404 Not Found because octocat is a fictional cartoon mascot</w:t>
-            </w:r>
-          </w:p>
-          <w:p>
-            <w:pPr>
-              <w:spacing w:after="120" w:line="300"/>
-            </w:pPr>
-            <w:r>
-              <w:t xml:space="preserve">D. 500 Server Error because GitHub requires a paid password to read user accounts</w:t>
+              <w:t xml:space="preserve">A. 200 OK: Returns the public Octocat profile object containing username and public repository statistics</w:t>
+            </w:r>
+          </w:p>
+          <w:p>
+            <w:pPr>
+              <w:spacing w:after="120" w:line="300"/>
+            </w:pPr>
+            <w:r>
+              <w:t xml:space="preserve">B. 201 Created: Generates a brand new user profile on the server database</w:t>
+            </w:r>
+          </w:p>
+          <w:p>
+            <w:pPr>
+              <w:spacing w:after="120" w:line="300"/>
+            </w:pPr>
+            <w:r>
+              <w:t xml:space="preserve">C. 404 Not Found: Fails because octocat is a cartoon mascot</w:t>
+            </w:r>
+          </w:p>
+          <w:p>
+            <w:pPr>
+              <w:spacing w:after="120" w:line="300"/>
+            </w:pPr>
+            <w:r>
+              <w:t xml:space="preserve">D. 500 Server Error: Crashes because GitHub requires paid authentication to read user data</w:t>
             </w:r>
           </w:p>
           <w:p>
@@ -3376,23 +3376,23 @@
                 <w:bCs/>
                 <w:color w:val="263A67"/>
               </w:rPr>
-              <w:t xml:space="preserve">The Catastrophic Cost of Misunderstanding HTTP GET: The Web Accelerator Incident</w:t>
-            </w:r>
-          </w:p>
-          <w:p>
-            <w:pPr>
-              <w:spacing w:after="120" w:line="300"/>
-            </w:pPr>
-            <w:r>
-              <w:t xml:space="preserve">In May 2005, Google launched a desktop software utility called Google Web Accelerator. Its purpose was to make browsing faster by pre fetching all links on web pages using background HTTP GET requests before the user clicked them.</w:t>
-            </w:r>
-          </w:p>
-          <w:p>
-            <w:pPr>
-              <w:spacing w:after="120" w:line="300"/>
-            </w:pPr>
-            <w:r>
-              <w:t xml:space="preserve">However, thousands of web forums and enterprise administrative panels had implemented destructive actions: such as deleting a user post, banning a member, or clearing a cart: using hyperlinks like </w:t>
+              <w:t xml:space="preserve">The Real World Cost of Misunderstanding HTTP GET: The Web Accelerator Incident</w:t>
+            </w:r>
+          </w:p>
+          <w:p>
+            <w:pPr>
+              <w:spacing w:after="120" w:line="300"/>
+            </w:pPr>
+            <w:r>
+              <w:t xml:space="preserve">In May 2005, Google launched a utility called Google Web Accelerator. Its purpose was to speed up browsing by pre fetching web links using background HTTP GET requests before the user clicked them.</w:t>
+            </w:r>
+          </w:p>
+          <w:p>
+            <w:pPr>
+              <w:spacing w:after="120" w:line="300"/>
+            </w:pPr>
+            <w:r>
+              <w:t xml:space="preserve">However, web forums and enterprise applications had implemented destructive actions: such as deleting a post, modifying account settings, or clearing a cart: using simple hyperlinks like </w:t>
             </w:r>
             <w:r>
               <w:rPr>
@@ -3403,23 +3403,23 @@
               <w:t xml:space="preserve">&lt;a href="/admin/delete_post?id=42"&gt;Delete&lt;/a&gt;</w:t>
             </w:r>
             <w:r>
-              <w:t xml:space="preserve">!</w:t>
-            </w:r>
-          </w:p>
-          <w:p>
-            <w:pPr>
-              <w:spacing w:after="120" w:line="300"/>
-            </w:pPr>
-            <w:r>
-              <w:t xml:space="preserve">Because the developers bound destructive database operations to HTTP GET instead of HTTP DELETE or POST, Google web pre fetcher automatically visited every delete link it encountered. Within hours, thousands of message boards were erased, administrative databases were purged, and private user carts were cleared worldwide!</w:t>
-            </w:r>
-          </w:p>
-          <w:p>
-            <w:pPr>
-              <w:spacing w:after="120" w:line="300"/>
-            </w:pPr>
-            <w:r>
-              <w:t xml:space="preserve">The Architectural Rule: Never use GET for destructive actions. GET must strictly remain a safe, read only operation that leaves server databases unaltered.</w:t>
+              <w:t xml:space="preserve">.</w:t>
+            </w:r>
+          </w:p>
+          <w:p>
+            <w:pPr>
+              <w:spacing w:after="120" w:line="300"/>
+            </w:pPr>
+            <w:r>
+              <w:t xml:space="preserve">Because the developers bound state modifying operations to HTTP GET instead of HTTP POST or DELETE, Google web pre fetcher visited every link it encountered. It triggered deletions, cleared carts, and modified application state on forums across the web where destructive actions were bound to GET links.</w:t>
+            </w:r>
+          </w:p>
+          <w:p>
+            <w:pPr>
+              <w:spacing w:after="120" w:line="300"/>
+            </w:pPr>
+            <w:r>
+              <w:t xml:space="preserve">The Architectural Rule: Never use GET for state modifying actions. In HTTP specifications (RFC 7231), GET must strictly remain a safe, read only operation that leaves server databases unaltered.</w:t>
             </w:r>
           </w:p>
         </w:tc>
@@ -4931,26 +4931,15 @@
                 <w:bCs/>
                 <w:color w:val="263A67"/>
               </w:rPr>
-              <w:t xml:space="preserve">CHUNK 1: Request Verb and Resource Path · The Verb and Query String</w:t>
-            </w:r>
-          </w:p>
-          <w:p>
-            <w:pPr>
-              <w:spacing w:after="120" w:line="300"/>
-            </w:pPr>
-            <w:r>
-              <w:t xml:space="preserve">The mobile app calls the shuttle coordinates endpoint using an HTTP GET verb. Notice the query parameter: </w:t>
-            </w:r>
-            <w:r>
-              <w:rPr>
-                <w:rFonts w:ascii="Consolas" w:cs="Consolas" w:eastAsia="Consolas" w:hAnsi="Consolas"/>
-                <w:color w:val="4659A7"/>
-                <w:shd w:fill="EEF1FA" w:val="clear"/>
-              </w:rPr>
-              <w:t xml:space="preserve">route=</w:t>
-            </w:r>
-            <w:r>
-              <w:t xml:space="preserve"> has an empty string!</w:t>
+              <w:t xml:space="preserve">CHUNK 1: Request Verb and Resource Path · The Verb and Missing Query Parameter</w:t>
+            </w:r>
+          </w:p>
+          <w:p>
+            <w:pPr>
+              <w:spacing w:after="120" w:line="300"/>
+            </w:pPr>
+            <w:r>
+              <w:t xml:space="preserve">The mobile app calls the shuttle coordinates endpoint using an HTTP GET verb. Notice that the required query parameter route is completely missing from the request line!</w:t>
             </w:r>
           </w:p>
           <w:p>
@@ -4979,7 +4968,7 @@
                 <w:sz w:val="19"/>
                 <w:szCs w:val="19"/>
               </w:rPr>
-              <w:t xml:space="preserve"> 1  GET /v1/campus/shuttle/coordinates?route= HTTP/1.1
+              <w:t xml:space="preserve"> 1  GET /v1/campus/shuttle/coordinates HTTP/1.1
 Host: api.campustransit.org</w:t>
             </w:r>
           </w:p>
@@ -4996,7 +4985,7 @@
               <w:t xml:space="preserve">Rule: </w:t>
             </w:r>
             <w:r>
-              <w:t xml:space="preserve">The mobile app code forgot to attach the selected route name to the query string.</w:t>
+              <w:t xml:space="preserve">The mobile app code omitted the required route parameter on initial screen load.</w:t>
             </w:r>
           </w:p>
           <w:p>
@@ -5140,39 +5129,39 @@
                 <w:bCs/>
                 <w:color w:val="263A67"/>
               </w:rPr>
-              <w:t xml:space="preserve">When this request arrives at the backend server with an empty query parameter (?route=), how will an unhardened backend service respond?</w:t>
-            </w:r>
-          </w:p>
-          <w:p>
-            <w:pPr>
-              <w:spacing w:after="120" w:line="300"/>
-            </w:pPr>
-            <w:r>
-              <w:t xml:space="preserve">A. 200 OK with GPS coordinates for every bus in the state</w:t>
-            </w:r>
-          </w:p>
-          <w:p>
-            <w:pPr>
-              <w:spacing w:after="120" w:line="300"/>
-            </w:pPr>
-            <w:r>
-              <w:t xml:space="preserve">B. 500 Internal Server Error because the backend software code threw an unhandled NullPointerException when parsing the empty route string</w:t>
-            </w:r>
-          </w:p>
-          <w:p>
-            <w:pPr>
-              <w:spacing w:after="120" w:line="300"/>
-            </w:pPr>
-            <w:r>
-              <w:t xml:space="preserve">C. 201 Created with a brand new bus route entry added to the database</w:t>
-            </w:r>
-          </w:p>
-          <w:p>
-            <w:pPr>
-              <w:spacing w:after="120" w:line="300"/>
-            </w:pPr>
-            <w:r>
-              <w:t xml:space="preserve">D. 301 Moved Permanently redirecting the phone to an external commercial mapping site</w:t>
+              <w:t xml:space="preserve">When this request arrives at the backend server with the route query parameter missing, how will an unhardened backend service respond?</w:t>
+            </w:r>
+          </w:p>
+          <w:p>
+            <w:pPr>
+              <w:spacing w:after="120" w:line="300"/>
+            </w:pPr>
+            <w:r>
+              <w:t xml:space="preserve">A. 200 OK: Returns GPS coordinates for all routes across the campus</w:t>
+            </w:r>
+          </w:p>
+          <w:p>
+            <w:pPr>
+              <w:spacing w:after="120" w:line="300"/>
+            </w:pPr>
+            <w:r>
+              <w:t xml:space="preserve">B. 500 Server Error: Crashes with uncaught NullPointerException because the missing parameter was null</w:t>
+            </w:r>
+          </w:p>
+          <w:p>
+            <w:pPr>
+              <w:spacing w:after="120" w:line="300"/>
+            </w:pPr>
+            <w:r>
+              <w:t xml:space="preserve">C. 201 Created: Creates a brand new transit route on the server database</w:t>
+            </w:r>
+          </w:p>
+          <w:p>
+            <w:pPr>
+              <w:spacing w:after="120" w:line="300"/>
+            </w:pPr>
+            <w:r>
+              <w:t xml:space="preserve">D. 301 Moved Permanently: Redirects to a third party commercial map service</w:t>
             </w:r>
           </w:p>
           <w:p>
@@ -5188,18 +5177,7 @@
               <w:t xml:space="preserve">Actual Output (Raw Wire Response from Server): </w:t>
             </w:r>
             <w:r>
-              <w:t xml:space="preserve">The backend crashed! Because the backend developer wrote </w:t>
-            </w:r>
-            <w:r>
-              <w:rPr>
-                <w:rFonts w:ascii="Consolas" w:cs="Consolas" w:eastAsia="Consolas" w:hAnsi="Consolas"/>
-                <w:color w:val="4659A7"/>
-                <w:shd w:fill="EEF1FA" w:val="clear"/>
-              </w:rPr>
-              <w:t xml:space="preserve">String routeName = request.getParameter("route"); routeName.toUpperCase();</w:t>
-            </w:r>
-            <w:r>
-              <w:t xml:space="preserve"> without checking for empty values, the server threw a fatal NullPointerException and crashed with a 500 Internal Server Error!</w:t>
+              <w:t xml:space="preserve">The backend crashed! In Java, an omitted query parameter causes request.getParameter("route") to return null (unlike ?route= which returns an empty string ""). Calling .trim() on null threw an uncaught java.lang.NullPointerException at RouteLocatorService.java:42, crashing the gateway with 500 Internal Server Error!</w:t>
             </w:r>
           </w:p>
         </w:tc>
@@ -5289,7 +5267,7 @@
               <w:rPr>
                 <w:rFonts w:ascii="Consolas" w:cs="Consolas" w:eastAsia="Consolas" w:hAnsi="Consolas"/>
               </w:rPr>
-              <w:t xml:space="preserve">https://api.campustransit.org/v1/campus/shuttle/coordinates?route=</w:t>
+              <w:t xml:space="preserve">https://api.campustransit.org/v1/campus/shuttle/coordinates</w:t>
             </w:r>
           </w:p>
           <w:p>
@@ -5403,7 +5381,7 @@
                 <w:sz w:val="19"/>
                 <w:szCs w:val="19"/>
               </w:rPr>
-              <w:t xml:space="preserve"> 5    "message": "Parameter route cannot be null or empty string at RouteLocatorService.java:42",</w:t>
+              <w:t xml:space="preserve"> 5    "message": "Cannot invoke \"String.trim()\" because \"route\" is null at RouteLocatorService.java:42",</w:t>
             </w:r>
           </w:p>
           <w:p>
@@ -5481,64 +5459,31 @@
                 <w:bCs/>
                 <w:color w:val="263A67"/>
               </w:rPr>
-              <w:t xml:space="preserve">The Truth Uncovered: Both Teams Shared the Blame</w:t>
-            </w:r>
-          </w:p>
-          <w:p>
-            <w:pPr>
-              <w:spacing w:after="120" w:line="300"/>
-            </w:pPr>
-            <w:r>
-              <w:t xml:space="preserve">1. The Mobile Team Flaw: The mobile app had a coding bug: on startup, it failed to initialize the default route selection, sending </w:t>
-            </w:r>
-            <w:r>
-              <w:rPr>
-                <w:rFonts w:ascii="Consolas" w:cs="Consolas" w:eastAsia="Consolas" w:hAnsi="Consolas"/>
-                <w:color w:val="4659A7"/>
-                <w:shd w:fill="EEF1FA" w:val="clear"/>
-              </w:rPr>
-              <w:t xml:space="preserve">?route=</w:t>
-            </w:r>
-            <w:r>
-              <w:t xml:space="preserve"> as an empty string.</w:t>
-            </w:r>
-          </w:p>
-          <w:p>
-            <w:pPr>
-              <w:spacing w:after="120" w:line="300"/>
-            </w:pPr>
-            <w:r>
-              <w:t xml:space="preserve">2. The Backend Team Flaw: The server had an unhandled exception: instead of validating input and returning a polite </w:t>
-            </w:r>
-            <w:r>
-              <w:rPr>
-                <w:rFonts w:ascii="Consolas" w:cs="Consolas" w:eastAsia="Consolas" w:hAnsi="Consolas"/>
-                <w:color w:val="4659A7"/>
-                <w:shd w:fill="EEF1FA" w:val="clear"/>
-              </w:rPr>
-              <w:t xml:space="preserve">400 Bad Request</w:t>
-            </w:r>
-            <w:r>
-              <w:t xml:space="preserve"> with message "Please provide a valid route name", the backend crashed with an unhandled </w:t>
-            </w:r>
-            <w:r>
-              <w:rPr>
-                <w:rFonts w:ascii="Consolas" w:cs="Consolas" w:eastAsia="Consolas" w:hAnsi="Consolas"/>
-                <w:color w:val="4659A7"/>
-                <w:shd w:fill="EEF1FA" w:val="clear"/>
-              </w:rPr>
-              <w:t xml:space="preserve">500 Internal Server Error</w:t>
-            </w:r>
-            <w:r>
-              <w:t xml:space="preserve"> and leaked internal code line numbers.</w:t>
-            </w:r>
-          </w:p>
-          <w:p>
-            <w:pPr>
-              <w:spacing w:after="120" w:line="300"/>
-            </w:pPr>
-            <w:r>
-              <w:t xml:space="preserve">3. This is why API testing is indispensable: neither team could see the real defect by staring at their own code. The network wire revealed the truth in seconds!</w:t>
+              <w:t xml:space="preserve">The Truth Uncovered: Technical Mechanism of the Crash</w:t>
+            </w:r>
+          </w:p>
+          <w:p>
+            <w:pPr>
+              <w:spacing w:after="120" w:line="300"/>
+            </w:pPr>
+            <w:r>
+              <w:t xml:space="preserve">1. The Parameter Distinction: In web application servers (such as Java Servlets or Spring Boot), omitting a query parameter entirely causes request.getParameter("route") to evaluate to null. Passing ?route= evaluates to an empty string (""). Both require defensive handling.</w:t>
+            </w:r>
+          </w:p>
+          <w:p>
+            <w:pPr>
+              <w:spacing w:after="120" w:line="300"/>
+            </w:pPr>
+            <w:r>
+              <w:t xml:space="preserve">2. The Backend Defect: The server code attempted route.trim().toUpperCase() directly without checking if route was null. This triggered an unhandled java.lang.NullPointerException that crashed through to a 500 error, exposing stack traces.</w:t>
+            </w:r>
+          </w:p>
+          <w:p>
+            <w:pPr>
+              <w:spacing w:after="120" w:line="300"/>
+            </w:pPr>
+            <w:r>
+              <w:t xml:space="preserve">3. The Architectural Fix: Defensive input validation on the server must check: if (route == null || route.trim().isEmpty()) and immediately return HTTP 400 Bad Request with a clear message: {"error": "route parameter is required"}. Simultaneously, the mobile app must supply the default route on boot.</w:t>
             </w:r>
           </w:p>
         </w:tc>
@@ -5609,7 +5554,7 @@
               <w:spacing w:after="120" w:line="300"/>
             </w:pPr>
             <w:r>
-              <w:t xml:space="preserve">Healthcare.gov Launch Paralysis Caused by Unhandled Gateway Timeouts and Cascading 500 Failures</w:t>
+              <w:t xml:space="preserve">Healthcare.gov Launch Meltdown Caused by Capacity Bottlenecks and Untested Integration Dependencies</w:t>
             </w:r>
           </w:p>
           <w:p>
@@ -5673,7 +5618,7 @@
                 <w:bCs/>
                 <w:color w:val="263A67"/>
               </w:rPr>
-              <w:t xml:space="preserve">The Cost of Unhandled 500 Cascades: Healthcare.gov Launch Meltdown</w:t>
+              <w:t xml:space="preserve">The Real World Cost of Untested Dependencies: Healthcare.gov Launch</w:t>
             </w:r>
           </w:p>
           <w:p>
@@ -5689,23 +5634,23 @@
               <w:spacing w:after="120" w:line="300"/>
             </w:pPr>
             <w:r>
-              <w:t xml:space="preserve">The Department of Health and Human Services Inspector General report documented that cross agency microservices relied on synchronous backend API requests with missing input validation. When identity verification services became overloaded, downstream gateways returned generic 500 errors and unhandled timeouts instead of graceful queues.</w:t>
-            </w:r>
-          </w:p>
-          <w:p>
-            <w:pPr>
-              <w:spacing w:after="120" w:line="300"/>
-            </w:pPr>
-            <w:r>
-              <w:t xml:space="preserve">Because user registration was blocked at the API layer, only six people successfully registered for health plans on the entire first day of nationwide launch!</w:t>
-            </w:r>
-          </w:p>
-          <w:p>
-            <w:pPr>
-              <w:spacing w:after="120" w:line="300"/>
-            </w:pPr>
-            <w:r>
-              <w:t xml:space="preserve">The Takeaway: Always test error status codes. An API must handle invalid inputs gracefully with 4xx codes rather than crashing the system with 5xx server exceptions.</w:t>
+              <w:t xml:space="preserve">The Department of Health and Human Services Inspector General report documented capacity bottlenecks, cross agency timeout dependencies, and lack of end to end integration testing before release. When identity verification services became overloaded, downstream systems faced cascading unhandled timeouts and generic 500 crashes instead of graceful degradation or early validation.</w:t>
+            </w:r>
+          </w:p>
+          <w:p>
+            <w:pPr>
+              <w:spacing w:after="120" w:line="300"/>
+            </w:pPr>
+            <w:r>
+              <w:t xml:space="preserve">Because user registration was blocked at the API layer, only six people successfully registered for health plans on the entire first day of nationwide launch.</w:t>
+            </w:r>
+          </w:p>
+          <w:p>
+            <w:pPr>
+              <w:spacing w:after="120" w:line="300"/>
+            </w:pPr>
+            <w:r>
+              <w:t xml:space="preserve">The Takeaway: Always test error status codes. An API must handle missing or invalid inputs gracefully with 4xx codes rather than crashing the system with unhandled 5xx server exceptions.</w:t>
             </w:r>
           </w:p>
         </w:tc>
@@ -7118,7 +7063,7 @@
           <w:bCs/>
           <w:color w:val="4659A7"/>
         </w:rPr>
-        <w:t xml:space="preserve">Step 3: Chunking the Automation Test Script</w:t>
+        <w:t xml:space="preserve">Step 3: Automating Both Manual Checks: Negative and Positive Assertions</w:t>
       </w:r>
     </w:p>
     <w:p>
@@ -7126,7 +7071,7 @@
         <w:spacing w:after="120" w:line="300"/>
       </w:pPr>
       <w:r>
-        <w:t xml:space="preserve">Let us take the exact manual observations we made in Chapter 2 and convert them into three automated assertion chunks:</w:t>
+        <w:t xml:space="preserve">In Chapter 2, we performed two manual checks: first observing how an omitted parameter crashed the backend, and second verifying that a valid route returned coordinates. A thorough automation suite must automate both paths: a negative test to guarantee regressions never crash the server, and a positive test to verify functional correctness:</w:t>
       </w:r>
     </w:p>
     <w:tbl>
@@ -7179,7 +7124,7 @@
               <w:spacing w:after="120" w:line="300"/>
             </w:pPr>
             <w:r>
-              <w:t xml:space="preserve">Study each assertion chunk and see how it mirrors what our eyes inspected by hand:</w:t>
+              <w:t xml:space="preserve">Study each assertion chunk and see how it translates our manual observations into automated guards:</w:t>
             </w:r>
           </w:p>
           <w:p>
@@ -7192,15 +7137,15 @@
                 <w:bCs/>
                 <w:color w:val="263A67"/>
               </w:rPr>
-              <w:t xml:space="preserve">CHUNK 1: Chunk 1: Status Code Assertion · Verifying HTTP Status</w:t>
-            </w:r>
-          </w:p>
-          <w:p>
-            <w:pPr>
-              <w:spacing w:after="120" w:line="300"/>
-            </w:pPr>
-            <w:r>
-              <w:t xml:space="preserve">Replaces our manual check of the status pill. If the server crashes with 500 or returns 404, this assertion instantly fails with a red badge.</w:t>
+              <w:t xml:space="preserve">CHUNK 1: Request 1: Negative Regression Assertion (Missing Route) · Guarding Against 500 Regressions</w:t>
+            </w:r>
+          </w:p>
+          <w:p>
+            <w:pPr>
+              <w:spacing w:after="120" w:line="300"/>
+            </w:pPr>
+            <w:r>
+              <w:t xml:space="preserve">Validates that when route is omitted, the server returns 400 Bad Request rather than an uncaught 500 NullPointerException.</w:t>
             </w:r>
           </w:p>
           <w:p>
@@ -7214,7 +7159,7 @@
                 <w:bCs/>
                 <w:color w:val="4659A7"/>
               </w:rPr>
-              <w:t xml:space="preserve">status_check.js</w:t>
+              <w:t xml:space="preserve">negative_guard.js</w:t>
             </w:r>
           </w:p>
           <w:p>
@@ -7229,8 +7174,12 @@
                 <w:sz w:val="19"/>
                 <w:szCs w:val="19"/>
               </w:rPr>
-              <w:t xml:space="preserve"> 1  pm.test("Status code is 200 OK", function () {
-    pm.response.to.have.status(200);
+              <w:t xml:space="preserve"> 1  pm.test("Omitted route returns 400 Bad Request", function () {
+    pm.response.to.have.status(400);
+});
+pm.test("Error message guides the client", function () {
+    const data = pm.response.json();
+    pm.expect(data.error).to.include("route parameter is required");
 });</w:t>
             </w:r>
           </w:p>
@@ -7247,7 +7196,7 @@
               <w:t xml:space="preserve">Rule: </w:t>
             </w:r>
             <w:r>
-              <w:t xml:space="preserve">Always verify status code first before parsing response body properties.</w:t>
+              <w:t xml:space="preserve">Automating negative error cases ensures backend code never regresses into unhandled crashes.</w:t>
             </w:r>
           </w:p>
           <w:p>
@@ -7260,15 +7209,15 @@
                 <w:bCs/>
                 <w:color w:val="263A67"/>
               </w:rPr>
-              <w:t xml:space="preserve">CHUNK 2: Chunk 2: Response Time Latency Check · Enforcing Performance Budgets</w:t>
-            </w:r>
-          </w:p>
-          <w:p>
-            <w:pPr>
-              <w:spacing w:after="120" w:line="300"/>
-            </w:pPr>
-            <w:r>
-              <w:t xml:space="preserve">Human eyes cannot reliably notice whether a server answered in 120 ms or 800 ms. This script ensures the server responds within half a second.</w:t>
+              <w:t xml:space="preserve">CHUNK 2: Request 2: Positive Contract Assertion (Valid Route) · Verifying Functional Correctness</w:t>
+            </w:r>
+          </w:p>
+          <w:p>
+            <w:pPr>
+              <w:spacing w:after="120" w:line="300"/>
+            </w:pPr>
+            <w:r>
+              <w:t xml:space="preserve">Asserts status 200 OK, latency under 500 ms, and confirms latitude and longitude are numbers rather than null or missing keys.</w:t>
             </w:r>
           </w:p>
           <w:p>
@@ -7282,7 +7231,7 @@
                 <w:bCs/>
                 <w:color w:val="4659A7"/>
               </w:rPr>
-              <w:t xml:space="preserve">latency_check.js</w:t>
+              <w:t xml:space="preserve">positive_contract.js</w:t>
             </w:r>
           </w:p>
           <w:p>
@@ -7297,75 +7246,13 @@
                 <w:sz w:val="19"/>
                 <w:szCs w:val="19"/>
               </w:rPr>
-              <w:t xml:space="preserve"> 1  pm.test("Response time is under 500 ms", function () {
+              <w:t xml:space="preserve"> 1  pm.test("Status code is 200 OK", function () {
+    pm.response.to.have.status(200);
+});
+pm.test("Response time is under 500 ms", function () {
     pm.expect(pm.response.responseTime).to.be.below(500);
-});</w:t>
-            </w:r>
-          </w:p>
-          <w:p>
-            <w:pPr>
-              <w:spacing w:after="120" w:line="300"/>
-            </w:pPr>
-            <w:r>
-              <w:rPr>
-                <w:b/>
-                <w:bCs/>
-                <w:color w:val="168A8A"/>
-              </w:rPr>
-              <w:t xml:space="preserve">Rule: </w:t>
-            </w:r>
-            <w:r>
-              <w:t xml:space="preserve">Performance budgets prevent slow database queries from creeping into production.</w:t>
-            </w:r>
-          </w:p>
-          <w:p>
-            <w:pPr>
-              <w:spacing w:after="120" w:line="300"/>
-            </w:pPr>
-            <w:r>
-              <w:rPr>
-                <w:b/>
-                <w:bCs/>
-                <w:color w:val="263A67"/>
-              </w:rPr>
-              <w:t xml:space="preserve">CHUNK 3: Chunk 3: Data Integrity and Coordinate Validation · Validating JSON Payload Structure</w:t>
-            </w:r>
-          </w:p>
-          <w:p>
-            <w:pPr>
-              <w:spacing w:after="120" w:line="300"/>
-            </w:pPr>
-            <w:r>
-              <w:t xml:space="preserve">Parses the response JSON text into a JavaScript object and validates that latitude and longitude are real numbers, not null strings.</w:t>
-            </w:r>
-          </w:p>
-          <w:p>
-            <w:pPr>
-              <w:spacing w:after="120" w:line="300"/>
-            </w:pPr>
-            <w:r>
-              <w:rPr>
-                <w:rFonts w:ascii="Consolas" w:cs="Consolas" w:eastAsia="Consolas" w:hAnsi="Consolas"/>
-                <w:b/>
-                <w:bCs/>
-                <w:color w:val="4659A7"/>
-              </w:rPr>
-              <w:t xml:space="preserve">payload_check.js</w:t>
-            </w:r>
-          </w:p>
-          <w:p>
-            <w:pPr>
-              <w:keepLines/>
-              <w:shd w:fill="F4F6F9" w:val="clear"/>
-              <w:spacing w:after="0" w:line="260"/>
-            </w:pPr>
-            <w:r>
-              <w:rPr>
-                <w:rFonts w:ascii="Consolas" w:cs="Consolas" w:eastAsia="Consolas" w:hAnsi="Consolas"/>
-                <w:sz w:val="19"/>
-                <w:szCs w:val="19"/>
-              </w:rPr>
-              <w:t xml:space="preserve"> 1  pm.test("Shuttle coordinates are valid numbers", function () {
+});
+pm.test("Coordinates are valid numbers", function () {
     const data = pm.response.json();
     pm.expect(data.status).to.eql("in_transit");
     pm.expect(data.coordinates.latitude).to.be.a("number");
@@ -7462,39 +7349,39 @@
                 <w:bCs/>
                 <w:color w:val="263A67"/>
               </w:rPr>
-              <w:t xml:space="preserve">When we send the corrected request (GET /v1/campus/shuttle/coordinates?route=campus_loop_north) and execute these three assertion chunks, what will appear in the Postman Test Results tab?</w:t>
-            </w:r>
-          </w:p>
-          <w:p>
-            <w:pPr>
-              <w:spacing w:after="120" w:line="300"/>
-            </w:pPr>
-            <w:r>
-              <w:t xml:space="preserve">A. PASS 3 of 3: Three green checkmarks confirming status 200, latency under 500 ms, and valid numeric coordinates</w:t>
-            </w:r>
-          </w:p>
-          <w:p>
-            <w:pPr>
-              <w:spacing w:after="120" w:line="300"/>
-            </w:pPr>
-            <w:r>
-              <w:t xml:space="preserve">B. FAIL: Because JavaScript requires variables to be declared in uppercase letters</w:t>
-            </w:r>
-          </w:p>
-          <w:p>
-            <w:pPr>
-              <w:spacing w:after="120" w:line="300"/>
-            </w:pPr>
-            <w:r>
-              <w:t xml:space="preserve">C. ERROR: Because Postman cannot inspect JSON numbers inside response objects</w:t>
-            </w:r>
-          </w:p>
-          <w:p>
-            <w:pPr>
-              <w:spacing w:after="120" w:line="300"/>
-            </w:pPr>
-            <w:r>
-              <w:t xml:space="preserve">D. TIMEOUT: Because assertions delay network transmission by sixty seconds</w:t>
+              <w:t xml:space="preserve">When we automate both requests into our Postman collection (the missing parameter test and the valid route test), what will the Test Results tab display?</w:t>
+            </w:r>
+          </w:p>
+          <w:p>
+            <w:pPr>
+              <w:spacing w:after="120" w:line="300"/>
+            </w:pPr>
+            <w:r>
+              <w:t xml:space="preserve">A. All assertions pass: The negative check verifies 400 Bad Request with guidance, and the positive check verifies 200 OK with coordinates</w:t>
+            </w:r>
+          </w:p>
+          <w:p>
+            <w:pPr>
+              <w:spacing w:after="120" w:line="300"/>
+            </w:pPr>
+            <w:r>
+              <w:t xml:space="preserve">B. The negative check fails: Testing workbenches only support validating successful 200 OK responses</w:t>
+            </w:r>
+          </w:p>
+          <w:p>
+            <w:pPr>
+              <w:spacing w:after="120" w:line="300"/>
+            </w:pPr>
+            <w:r>
+              <w:t xml:space="preserve">C. The entire suite halts: JavaScript assertions cannot evaluate error messages or numbers</w:t>
+            </w:r>
+          </w:p>
+          <w:p>
+            <w:pPr>
+              <w:spacing w:after="120" w:line="300"/>
+            </w:pPr>
+            <w:r>
+              <w:t xml:space="preserve">D. Both calls timeout: API test suites require mobile phone emulators to run</w:t>
             </w:r>
           </w:p>
           <w:p>
@@ -7510,7 +7397,7 @@
               <w:t xml:space="preserve">Actual Output (Automated Test Results Tab Confirmation): </w:t>
             </w:r>
             <w:r>
-              <w:t xml:space="preserve">All three assertions pass with bright green checkmarks! Postman evaluated the status code, confirmed the response time was 38 ms (well below 500 ms), and verified that latitude and longitude were valid floating point numbers!</w:t>
+              <w:t xml:space="preserve">All assertions pass! Postman validates negative error handling (400 Bad Request) just as reliably as positive successful data flows (200 OK), giving complete coverage across both code paths.</w:t>
             </w:r>
           </w:p>
         </w:tc>
@@ -7536,7 +7423,7 @@
         <w:spacing w:after="120" w:line="300"/>
       </w:pPr>
       <w:r>
-        <w:t xml:space="preserve">Here is the complete automated execution in our API workbench. Notice the Test Results tab: our three assertions validate the server contract automatically:</w:t>
+        <w:t xml:space="preserve">Here is the automated execution of the positive shuttle call in our API workbench. Notice the Test Results tab: our assertions validate the server contract automatically:</w:t>
       </w:r>
     </w:p>
     <w:tbl>
@@ -7927,7 +7814,7 @@
               <w:spacing w:after="120" w:line="300"/>
             </w:pPr>
             <w:r>
-              <w:t xml:space="preserve">Knight Capital Group Suffers 440 Million Dollar Loss in 45 Minutes Due to Unverified Deployment</w:t>
+              <w:t xml:space="preserve">Knight Capital Group Incurs 440 Million Dollar Loss Following Unverified Deployment</w:t>
             </w:r>
           </w:p>
           <w:p>
@@ -7943,7 +7830,7 @@
               <w:spacing w:after="120" w:line="300"/>
             </w:pPr>
             <w:r>
-              <w:t xml:space="preserve">Verified through United States Securities and Exchange Commission (SEC) Administrative Proceeding</w:t>
+              <w:t xml:space="preserve">Verified through United States Securities and Exchange Commission (SEC) Administrative Proceeding File No. 3-15570</w:t>
             </w:r>
           </w:p>
         </w:tc>
@@ -7991,39 +7878,39 @@
                 <w:bCs/>
                 <w:color w:val="263A67"/>
               </w:rPr>
-              <w:t xml:space="preserve">The Catastrophic Cost of Missing Automated Verification: Knight Capital</w:t>
-            </w:r>
-          </w:p>
-          <w:p>
-            <w:pPr>
-              <w:spacing w:after="120" w:line="300"/>
-            </w:pPr>
-            <w:r>
-              <w:t xml:space="preserve">On August 1, 2012, financial trading firm Knight Capital Group deployed an update to eight servers. A technician mistakenly failed to copy the new software to the eighth server, leaving an obsolete flag active.</w:t>
-            </w:r>
-          </w:p>
-          <w:p>
-            <w:pPr>
-              <w:spacing w:after="120" w:line="300"/>
-            </w:pPr>
-            <w:r>
-              <w:t xml:space="preserve">When the market opened at 9:30 AM, the unverified server entered an infinite loop: executing millions of unintended high speed stock trades. Because the team had no automated post deployment verification tests running against the live cluster, the rogue server traded for 45 minutes straight.</w:t>
-            </w:r>
-          </w:p>
-          <w:p>
-            <w:pPr>
-              <w:spacing w:after="120" w:line="300"/>
-            </w:pPr>
-            <w:r>
-              <w:t xml:space="preserve">By the time engineers halted the system, the firm had accumulated a staggering loss of 440 million dollars, forcing the company into emergency acquisition.</w:t>
-            </w:r>
-          </w:p>
-          <w:p>
-            <w:pPr>
-              <w:spacing w:after="120" w:line="300"/>
-            </w:pPr>
-            <w:r>
-              <w:t xml:space="preserve">The Lesson: Automated API test suites are not optional luxuries. They are automated safety shields that run on every code release to ensure broken code never runs unchecked.</w:t>
+              <w:t xml:space="preserve">The Real World Cost of Missing Automated Release Checks: Knight Capital</w:t>
+            </w:r>
+          </w:p>
+          <w:p>
+            <w:pPr>
+              <w:spacing w:after="120" w:line="300"/>
+            </w:pPr>
+            <w:r>
+              <w:t xml:space="preserve">On August 1, 2012, financial trading firm Knight Capital Group deployed updated order router code across eight servers. During the manual deployment, a technician failed to copy the new code to the eighth server, leaving an obsolete feature flag active on that single machine.</w:t>
+            </w:r>
+          </w:p>
+          <w:p>
+            <w:pPr>
+              <w:spacing w:after="120" w:line="300"/>
+            </w:pPr>
+            <w:r>
+              <w:t xml:space="preserve">When the market opened at 9:30 AM, the unverified server repurposed an obsolete order execution mechanism, processing millions of erroneous share transactions in 45 minutes.</w:t>
+            </w:r>
+          </w:p>
+          <w:p>
+            <w:pPr>
+              <w:spacing w:after="120" w:line="300"/>
+            </w:pPr>
+            <w:r>
+              <w:t xml:space="preserve">Because the engineering team lacked automated pre release verification suites to validate consistent server configurations and response behavior across all nodes before trading opened, the rogue server operated unnoticed until 440 million dollars in losses had accumulated.</w:t>
+            </w:r>
+          </w:p>
+          <w:p>
+            <w:pPr>
+              <w:spacing w:after="120" w:line="300"/>
+            </w:pPr>
+            <w:r>
+              <w:t xml:space="preserve">The Architectural Lesson: Automated verification suites run continuously to catch configuration drift, unverified deployments, and unexpected contract changes before users or downstream services are impacted.</w:t>
             </w:r>
           </w:p>
         </w:tc>
@@ -8608,7 +8495,7 @@
               <w:bottom w:val="single" w:color="D9E0EA" w:sz="2"/>
               <w:right w:val="single" w:color="D9E0EA" w:sz="2"/>
             </w:tcBorders>
-            <w:shd w:fill="F0F4FA" w:val="clear"/>
+            <w:shd w:fill="EAFAF1" w:val="clear"/>
             <w:tcMar>
               <w:top w:type="dxa" w:w="130"/>
               <w:left w:type="dxa" w:w="160"/>
@@ -8626,147 +8513,15 @@
                 <w:bCs/>
                 <w:color w:val="263A67"/>
               </w:rPr>
-              <w:t xml:space="preserve">⚡ MISSION 1 ACCOMPLISHED · PROTOCOL &amp; WORKBENCH CLEARED · Mission 1 Accomplished: Transit Crisis Resolved and Automated Watchdogs Deployed</w:t>
-            </w:r>
-          </w:p>
-          <w:p>
-            <w:pPr>
-              <w:spacing w:after="120" w:line="300"/>
-            </w:pPr>
-            <w:r>
-              <w:t xml:space="preserve">You have conquered Mission 1! You took on the launch day transit crisis, rejected finger pointing, investigated the failing shuttle locator call directly on the wire, proved the exact 500 error cause by hand, verified the manual fix, and automated the entire validation into a repeatable Postman collection with JavaScript assertions.</w:t>
-            </w:r>
-          </w:p>
-          <w:p>
-            <w:pPr>
-              <w:spacing w:after="120" w:line="300"/>
-            </w:pPr>
-            <w:r>
-              <w:rPr>
-                <w:b/>
-                <w:bCs/>
-                <w:color w:val="4659A7"/>
-              </w:rPr>
-              <w:t xml:space="preserve">Tactical Superpowers Mastered: </w:t>
-            </w:r>
-          </w:p>
-          <w:p>
-            <w:pPr>
-              <w:pStyle w:val="ListParagraph"/>
-              <w:numPr>
-                <w:ilvl w:val="0"/>
-                <w:numId w:val="3"/>
-              </w:numPr>
-              <w:spacing w:after="120" w:line="300"/>
-            </w:pPr>
-            <w:r>
-              <w:t xml:space="preserve">Decoding HTTP wire messages into methods, endpoints, headers, and payloads with complete confidence</w:t>
-            </w:r>
-          </w:p>
-          <w:p>
-            <w:pPr>
-              <w:pStyle w:val="ListParagraph"/>
-              <w:numPr>
-                <w:ilvl w:val="0"/>
-                <w:numId w:val="3"/>
-              </w:numPr>
-              <w:spacing w:after="120" w:line="300"/>
-            </w:pPr>
-            <w:r>
-              <w:t xml:space="preserve">Distinguishing client errors (4xx) from server crashes (5xx) using the five status code families</w:t>
-            </w:r>
-          </w:p>
-          <w:p>
-            <w:pPr>
-              <w:pStyle w:val="ListParagraph"/>
-              <w:numPr>
-                <w:ilvl w:val="0"/>
-                <w:numId w:val="3"/>
-              </w:numPr>
-              <w:spacing w:after="120" w:line="300"/>
-            </w:pPr>
-            <w:r>
-              <w:t xml:space="preserve">Writing automated JavaScript assertions in Postman using pm.test and pm.expect</w:t>
-            </w:r>
-          </w:p>
-          <w:p>
-            <w:pPr>
-              <w:pStyle w:val="ListParagraph"/>
-              <w:numPr>
-                <w:ilvl w:val="0"/>
-                <w:numId w:val="3"/>
-              </w:numPr>
-              <w:spacing w:after="120" w:line="300"/>
-            </w:pPr>
-            <w:r>
-              <w:t xml:space="preserve">Validating latency budgets and deep JSON coordinate properties directly over the wire</w:t>
-            </w:r>
-          </w:p>
-          <w:p>
-            <w:pPr>
-              <w:spacing w:after="120" w:line="300"/>
-            </w:pPr>
-            <w:r>
-              <w:rPr>
-                <w:b/>
-                <w:bCs/>
-                <w:color w:val="9A1B1B"/>
-              </w:rPr>
-              <w:t xml:space="preserve">Enterprise Disasters Prevented: </w:t>
-            </w:r>
-          </w:p>
-          <w:p>
-            <w:pPr>
-              <w:pStyle w:val="ListParagraph"/>
-              <w:numPr>
-                <w:ilvl w:val="0"/>
-                <w:numId w:val="3"/>
-              </w:numPr>
-              <w:spacing w:after="120" w:line="300"/>
-            </w:pPr>
-            <w:r>
-              <w:t xml:space="preserve">Eliminated the deadlock between mobile and backend teams by providing undeniable wire evidence</w:t>
-            </w:r>
-          </w:p>
-          <w:p>
-            <w:pPr>
-              <w:pStyle w:val="ListParagraph"/>
-              <w:numPr>
-                <w:ilvl w:val="0"/>
-                <w:numId w:val="3"/>
-              </w:numPr>
-              <w:spacing w:after="120" w:line="300"/>
-            </w:pPr>
-            <w:r>
-              <w:t xml:space="preserve">Prevented recurring transit crashes on future releases by deploying automated test watchdogs</w:t>
-            </w:r>
-          </w:p>
-          <w:p>
-            <w:pPr>
-              <w:pStyle w:val="ListParagraph"/>
-              <w:numPr>
-                <w:ilvl w:val="0"/>
-                <w:numId w:val="3"/>
-              </w:numPr>
-              <w:spacing w:after="120" w:line="300"/>
-            </w:pPr>
-            <w:r>
-              <w:t xml:space="preserve">Protected the team from unverified deployment catastrophes like the 2012 Knight Capital disaster</w:t>
-            </w:r>
-          </w:p>
-          <w:p>
-            <w:pPr>
-              <w:spacing w:after="120" w:line="300"/>
-            </w:pPr>
-            <w:r>
-              <w:rPr>
-                <w:b/>
-                <w:bCs/>
-              </w:rPr>
-              <w:t xml:space="preserve">War Room Takeaway: </w:t>
-            </w:r>
-            <w:r>
-              <w:t xml:space="preserve">You started with zero API knowledge. Now you have investigated a live production crash, proved the fix by hand, and automated the verification in code. Mission 1 is officially conquered!</w:t>
+              <w:t xml:space="preserve">★ MISSION ACCOMPLISHED · Mission 1 Completed: Transit Verification Watchdogs Active</w:t>
+            </w:r>
+          </w:p>
+          <w:p>
+            <w:pPr>
+              <w:spacing w:after="120" w:line="300"/>
+            </w:pPr>
+            <w:r>
+              <w:t xml:space="preserve">You have automated both critical transit checks into repeatable JavaScript assertions: the negative check verifies 400 Bad Request to prevent 500 crashes, and the positive check validates 200 OK with numeric coordinates. These assertions now execute on every deployment.</w:t>
             </w:r>
           </w:p>
         </w:tc>
@@ -9848,23 +9603,23 @@
               <w:spacing w:after="120" w:line="300"/>
             </w:pPr>
             <w:r>
-              <w:t xml:space="preserve">A. 200 OK with JSON confirmation: { "Msg": "successfully added", "ID": "9781227" }</w:t>
-            </w:r>
-          </w:p>
-          <w:p>
-            <w:pPr>
-              <w:spacing w:after="120" w:line="300"/>
-            </w:pPr>
-            <w:r>
-              <w:t xml:space="preserve">B. 404 Not Found because the library catalog is locked for the night</w:t>
-            </w:r>
-          </w:p>
-          <w:p>
-            <w:pPr>
-              <w:spacing w:after="120" w:line="300"/>
-            </w:pPr>
-            <w:r>
-              <w:t xml:space="preserve">C. 500 Server Error because the book author is not an enrolled student</w:t>
+              <w:t xml:space="preserve">A. 200 OK: Returns a success confirmation message alongside the composite primary key ID</w:t>
+            </w:r>
+          </w:p>
+          <w:p>
+            <w:pPr>
+              <w:spacing w:after="120" w:line="300"/>
+            </w:pPr>
+            <w:r>
+              <w:t xml:space="preserve">B. 404 Not Found: Endpoint is unreachable because the library catalog is offline for maintenance</w:t>
+            </w:r>
+          </w:p>
+          <w:p>
+            <w:pPr>
+              <w:spacing w:after="120" w:line="300"/>
+            </w:pPr>
+            <w:r>
+              <w:t xml:space="preserve">C. 500 Server Error: Crashes because the book author is not registered in the student directory</w:t>
             </w:r>
           </w:p>
           <w:p>
@@ -11035,6 +10790,149 @@
               <w:bottom w:val="single" w:color="D9E0EA" w:sz="2"/>
               <w:right w:val="single" w:color="D9E0EA" w:sz="2"/>
             </w:tcBorders>
+            <w:shd w:fill="EEF5FA" w:val="clear"/>
+            <w:tcMar>
+              <w:top w:type="dxa" w:w="130"/>
+              <w:left w:type="dxa" w:w="160"/>
+              <w:bottom w:type="dxa" w:w="130"/>
+              <w:right w:type="dxa" w:w="160"/>
+            </w:tcMar>
+          </w:tcPr>
+          <w:p>
+            <w:pPr>
+              <w:spacing w:after="120" w:line="300"/>
+            </w:pPr>
+            <w:r>
+              <w:rPr>
+                <w:b/>
+                <w:bCs/>
+                <w:color w:val="263A67"/>
+              </w:rPr>
+              <w:t xml:space="preserve">MANUAL COLLEGE LIBRARY CRUD SIMULATOR</w:t>
+            </w:r>
+          </w:p>
+          <w:p>
+            <w:pPr>
+              <w:spacing w:after="120" w:line="300"/>
+            </w:pPr>
+            <w:r>
+              <w:t xml:space="preserve">Interactive manual workbench demonstrating the 3-step College Library CRUD lifecycle: AddBook (POST), GetBook (GET with query parameter ?id=), and DeleteBook (POST teardown).</w:t>
+            </w:r>
+          </w:p>
+          <w:p>
+            <w:pPr>
+              <w:spacing w:after="120" w:line="300"/>
+            </w:pPr>
+            <w:r>
+              <w:rPr>
+                <w:b/>
+                <w:bCs/>
+              </w:rPr>
+              <w:t xml:space="preserve">The Friction of Manual Testing: </w:t>
+            </w:r>
+            <w:r>
+              <w:t xml:space="preserve">Requires manually copying the generated ID from Step 1 and pasting it into Step 2 and Step 3, demonstrating why automated request chaining is essential.</w:t>
+            </w:r>
+          </w:p>
+        </w:tc>
+      </w:tr>
+    </w:tbl>
+    <w:tbl>
+      <w:tblPr>
+        <w:tblW w:type="pct" w:w="100%"/>
+        <w:tblBorders>
+          <w:top w:val="single" w:color="auto" w:sz="4"/>
+          <w:left w:val="single" w:color="auto" w:sz="4"/>
+          <w:bottom w:val="single" w:color="auto" w:sz="4"/>
+          <w:right w:val="single" w:color="auto" w:sz="4"/>
+          <w:insideH w:val="single" w:color="auto" w:sz="4"/>
+          <w:insideV w:val="single" w:color="auto" w:sz="4"/>
+        </w:tblBorders>
+      </w:tblPr>
+      <w:tblGrid>
+        <w:gridCol w:w="100"/>
+      </w:tblGrid>
+      <w:tr>
+        <w:tc>
+          <w:tcPr>
+            <w:tcBorders>
+              <w:top w:val="single" w:color="D9E0EA" w:sz="2"/>
+              <w:left w:val="single" w:color="D9E0EA" w:sz="2"/>
+              <w:bottom w:val="single" w:color="D9E0EA" w:sz="2"/>
+              <w:right w:val="single" w:color="D9E0EA" w:sz="2"/>
+            </w:tcBorders>
+            <w:shd w:fill="EEF8F6" w:val="clear"/>
+            <w:tcMar>
+              <w:top w:type="dxa" w:w="130"/>
+              <w:left w:type="dxa" w:w="160"/>
+              <w:bottom w:type="dxa" w:w="130"/>
+              <w:right w:type="dxa" w:w="160"/>
+            </w:tcMar>
+          </w:tcPr>
+          <w:p>
+            <w:pPr>
+              <w:spacing w:after="120" w:line="300"/>
+            </w:pPr>
+            <w:r>
+              <w:rPr>
+                <w:b/>
+                <w:bCs/>
+                <w:color w:val="263A67"/>
+              </w:rPr>
+              <w:t xml:space="preserve">Verified Historical Case Study · 1999</w:t>
+            </w:r>
+          </w:p>
+          <w:p>
+            <w:pPr>
+              <w:spacing w:after="120" w:line="300"/>
+            </w:pPr>
+            <w:r>
+              <w:t xml:space="preserve">UK Passport Agency Automation Crisis Caused by Unvalidated Workflows and Inadequate Integration Testing</w:t>
+            </w:r>
+          </w:p>
+          <w:p>
+            <w:pPr>
+              <w:spacing w:after="120" w:line="300"/>
+            </w:pPr>
+            <w:r>
+              <w:t xml:space="preserve">https://www.nao.org.uk/reports/the-cancellation-of-the-uk-passport-agencys-computer-system/</w:t>
+            </w:r>
+          </w:p>
+          <w:p>
+            <w:pPr>
+              <w:spacing w:after="120" w:line="300"/>
+            </w:pPr>
+            <w:r>
+              <w:t xml:space="preserve">Verified through United Kingdom National Audit Office (NAO) Report HC 812</w:t>
+            </w:r>
+          </w:p>
+        </w:tc>
+      </w:tr>
+    </w:tbl>
+    <w:tbl>
+      <w:tblPr>
+        <w:tblW w:type="pct" w:w="100%"/>
+        <w:tblBorders>
+          <w:top w:val="single" w:color="auto" w:sz="4"/>
+          <w:left w:val="single" w:color="auto" w:sz="4"/>
+          <w:bottom w:val="single" w:color="auto" w:sz="4"/>
+          <w:right w:val="single" w:color="auto" w:sz="4"/>
+          <w:insideH w:val="single" w:color="auto" w:sz="4"/>
+          <w:insideV w:val="single" w:color="auto" w:sz="4"/>
+        </w:tblBorders>
+      </w:tblPr>
+      <w:tblGrid>
+        <w:gridCol w:w="100"/>
+      </w:tblGrid>
+      <w:tr>
+        <w:tc>
+          <w:tcPr>
+            <w:tcBorders>
+              <w:top w:val="single" w:color="D9E0EA" w:sz="2"/>
+              <w:left w:val="single" w:color="D9E0EA" w:sz="2"/>
+              <w:bottom w:val="single" w:color="D9E0EA" w:sz="2"/>
+              <w:right w:val="single" w:color="D9E0EA" w:sz="2"/>
+            </w:tcBorders>
             <w:shd w:fill="FFF8E8" w:val="clear"/>
             <w:tcMar>
               <w:top w:type="dxa" w:w="130"/>
@@ -11053,7 +10951,7 @@
                 <w:bCs/>
                 <w:color w:val="263A67"/>
               </w:rPr>
-              <w:t xml:space="preserve">WAR ROOM BATTLE SCAR · Enterprise Database Collision</w:t>
+              <w:t xml:space="preserve">WAR ROOM BATTLE SCAR · Enterprise Workflow Failure</w:t>
             </w:r>
           </w:p>
           <w:p>
@@ -11066,15 +10964,15 @@
                 <w:bCs/>
                 <w:color w:val="263A67"/>
               </w:rPr>
-              <w:t xml:space="preserve">UK Passport System Crash: The Real Cost of Unhandled Unique Key Collisions</w:t>
-            </w:r>
-          </w:p>
-          <w:p>
-            <w:pPr>
-              <w:spacing w:after="120" w:line="300"/>
-            </w:pPr>
-            <w:r>
-              <w:t xml:space="preserve">When government immigration services upgraded their online application database, batch imports of applicant records began failing intermittently. Testing teams had only validated individual records manually and assumed the database would automatically increment sequence IDs. In reality, the database enforced a composite unique key across document number and postal zone. Because automated test suites never verified duplicate submission behaviors or automated record teardown, duplicate applicant records caused cascading transaction rollbacks that delayed hundreds of thousands of citizen passports.</w:t>
+              <w:t xml:space="preserve">UK Passport Agency Outage: The Cost of Unvalidated Batch Workflows</w:t>
+            </w:r>
+          </w:p>
+          <w:p>
+            <w:pPr>
+              <w:spacing w:after="120" w:line="300"/>
+            </w:pPr>
+            <w:r>
+              <w:t xml:space="preserve">In 1999, the UK Passport Agency deployed a new computerized processing system without completing end to end integration testing or automating negative edge cases. When batch record updates encountered unexpected data schemas and missing field validations, application processing ground to an immediate halt. Over five hundred thousand citizens experienced severe passport issuance delays, costing the agency millions in emergency compensation and staff overtime. The National Audit Office investigation concluded that the project suffered from insufficient integration verification and unvalidated workflow assumptions.</w:t>
             </w:r>
           </w:p>
           <w:p>
@@ -11090,7 +10988,7 @@
               <w:t xml:space="preserve">Key Architectural Lesson: </w:t>
             </w:r>
             <w:r>
-              <w:t xml:space="preserve">Never assume a database handles duplicate primary keys gracefully. API automation engineers must explicitly verify unique constraint rejections and automate record deletion teardown steps.</w:t>
+              <w:t xml:space="preserve">Never assume database and workflow operations behave correctly under edge conditions. API quality engineers must validate error handling, unique constraints, and multi step request lifecycles before production launch.</w:t>
             </w:r>
           </w:p>
         </w:tc>

--- a/public/books/zero-to-agentic-api-testing/edition-01/Zero-To-Agentic-Api-Testing-Edition-01.docx
+++ b/public/books/zero-to-agentic-api-testing/edition-01/Zero-To-Agentic-Api-Testing-Edition-01.docx
@@ -577,7 +577,7 @@
       </w:r>
     </w:p>
     <w:p>
-      <w:hyperlink w:history="1" r:id="rIdi4adjbkoypd-xleocmyd_">
+      <w:hyperlink w:history="1" r:id="rIdej-0dpbr6dhqwtmkjkrp1">
         <w:r>
           <w:rPr>
             <w:rStyle w:val="Hyperlink"/>
@@ -595,7 +595,7 @@
       </w:r>
     </w:p>
     <w:p>
-      <w:hyperlink w:history="1" r:id="rIdeboulh5d52y2sulbpinas">
+      <w:hyperlink w:history="1" r:id="rIdj8sbzc1gftpee7jmvatrc">
         <w:r>
           <w:rPr>
             <w:rStyle w:val="Hyperlink"/>
@@ -2044,7 +2044,7 @@
           <w:bCs/>
           <w:color w:val="4659A7"/>
         </w:rPr>
-        <w:t xml:space="preserve">Step 4: Interactive Lab: Build and Test Your Own 5 Line API</w:t>
+        <w:t xml:space="preserve">Step 4: Developing a Minimal API Server and Testing Every Operation</w:t>
       </w:r>
     </w:p>
     <w:p>
@@ -2052,7 +2052,2538 @@
         <w:spacing w:after="120" w:line="300"/>
       </w:pPr>
       <w:r>
-        <w:t xml:space="preserve">Many beginners assume an API is a mysterious black box requiring complex server setups. In reality, a modern web API is simply a small script listening on a network port, maintaining records in memory, and responding to HTTP verbs. Try it right now:</w:t>
+        <w:t xml:space="preserve">Many beginners assume an API is a mysterious black box requiring complex enterprise infrastructure. In reality, a modern web API is simply a small script listening on a network port, maintaining records in memory, and responding to HTTP verbs. Let us build our own minimal API server from scratch in Node.js and Express, and then systematically execute every core HTTP operation against it.</w:t>
+      </w:r>
+    </w:p>
+    <w:tbl>
+      <w:tblPr>
+        <w:tblW w:type="pct" w:w="100%"/>
+        <w:tblBorders>
+          <w:top w:val="single" w:color="auto" w:sz="4"/>
+          <w:left w:val="single" w:color="auto" w:sz="4"/>
+          <w:bottom w:val="single" w:color="auto" w:sz="4"/>
+          <w:right w:val="single" w:color="auto" w:sz="4"/>
+          <w:insideH w:val="single" w:color="auto" w:sz="4"/>
+          <w:insideV w:val="single" w:color="auto" w:sz="4"/>
+        </w:tblBorders>
+      </w:tblPr>
+      <w:tblGrid>
+        <w:gridCol w:w="100"/>
+      </w:tblGrid>
+      <w:tr>
+        <w:tc>
+          <w:tcPr>
+            <w:tcBorders>
+              <w:top w:val="single" w:color="D9E0EA" w:sz="2"/>
+              <w:left w:val="single" w:color="D9E0EA" w:sz="2"/>
+              <w:bottom w:val="single" w:color="D9E0EA" w:sz="2"/>
+              <w:right w:val="single" w:color="D9E0EA" w:sz="2"/>
+            </w:tcBorders>
+            <w:shd w:fill="F3F6FA" w:val="clear"/>
+            <w:tcMar>
+              <w:top w:type="dxa" w:w="130"/>
+              <w:left w:type="dxa" w:w="160"/>
+              <w:bottom w:type="dxa" w:w="130"/>
+              <w:right w:type="dxa" w:w="160"/>
+            </w:tcMar>
+          </w:tcPr>
+          <w:p>
+            <w:pPr>
+              <w:spacing w:after="120" w:line="300"/>
+            </w:pPr>
+            <w:r>
+              <w:rPr>
+                <w:b/>
+                <w:bCs/>
+                <w:color w:val="263A67"/>
+              </w:rPr>
+              <w:t xml:space="preserve">Building Our Minimal In Memory API Server (server.js)</w:t>
+            </w:r>
+          </w:p>
+          <w:p>
+            <w:pPr>
+              <w:spacing w:after="120" w:line="300"/>
+            </w:pPr>
+            <w:r>
+              <w:t xml:space="preserve">Here is the entire backend web service. Notice how few lines it takes to build a fully functional REST API:</w:t>
+            </w:r>
+          </w:p>
+          <w:p>
+            <w:pPr>
+              <w:spacing w:after="120" w:line="300"/>
+            </w:pPr>
+            <w:r>
+              <w:rPr>
+                <w:b/>
+                <w:bCs/>
+                <w:color w:val="263A67"/>
+              </w:rPr>
+              <w:t xml:space="preserve">CHUNK 1: Chunk 1: Express App and JSON Parser Middleware · Application Bootstrap</w:t>
+            </w:r>
+          </w:p>
+          <w:p>
+            <w:pPr>
+              <w:spacing w:after="120" w:line="300"/>
+            </w:pPr>
+            <w:r>
+              <w:t xml:space="preserve">Imports Express, initializes the application instance, and mounts the JSON middleware to automatically parse incoming request bodies.</w:t>
+            </w:r>
+          </w:p>
+          <w:p>
+            <w:pPr>
+              <w:spacing w:after="120" w:line="300"/>
+            </w:pPr>
+            <w:r>
+              <w:rPr>
+                <w:rFonts w:ascii="Consolas" w:cs="Consolas" w:eastAsia="Consolas" w:hAnsi="Consolas"/>
+                <w:b/>
+                <w:bCs/>
+                <w:color w:val="4659A7"/>
+              </w:rPr>
+              <w:t xml:space="preserve">setup.js</w:t>
+            </w:r>
+          </w:p>
+          <w:p>
+            <w:pPr>
+              <w:keepLines/>
+              <w:shd w:fill="F4F6F9" w:val="clear"/>
+              <w:spacing w:after="0" w:line="260"/>
+            </w:pPr>
+            <w:r>
+              <w:rPr>
+                <w:rFonts w:ascii="Consolas" w:cs="Consolas" w:eastAsia="Consolas" w:hAnsi="Consolas"/>
+                <w:sz w:val="19"/>
+                <w:szCs w:val="19"/>
+              </w:rPr>
+              <w:t xml:space="preserve"> 1  const express = require("express");
+const app = express();
+app.use(express.json());</w:t>
+            </w:r>
+          </w:p>
+          <w:p>
+            <w:pPr>
+              <w:spacing w:after="120" w:line="300"/>
+            </w:pPr>
+            <w:r>
+              <w:rPr>
+                <w:b/>
+                <w:bCs/>
+                <w:color w:val="168A8A"/>
+              </w:rPr>
+              <w:t xml:space="preserve">Rule: </w:t>
+            </w:r>
+            <w:r>
+              <w:t xml:space="preserve">Without express.json(), the server cannot read incoming JSON payload bodies.</w:t>
+            </w:r>
+          </w:p>
+          <w:p>
+            <w:pPr>
+              <w:spacing w:after="120" w:line="300"/>
+            </w:pPr>
+            <w:r>
+              <w:rPr>
+                <w:b/>
+                <w:bCs/>
+                <w:color w:val="263A67"/>
+              </w:rPr>
+              <w:t xml:space="preserve">CHUNK 2: Chunk 2: The In Memory Data Store · The Database Array in RAM</w:t>
+            </w:r>
+          </w:p>
+          <w:p>
+            <w:pPr>
+              <w:spacing w:after="120" w:line="300"/>
+            </w:pPr>
+            <w:r>
+              <w:t xml:space="preserve">Before connecting enterprise SQL or NoSQL databases, APIs store data in simple memory collections. This array acts as our live database table.</w:t>
+            </w:r>
+          </w:p>
+          <w:p>
+            <w:pPr>
+              <w:spacing w:after="120" w:line="300"/>
+            </w:pPr>
+            <w:r>
+              <w:rPr>
+                <w:rFonts w:ascii="Consolas" w:cs="Consolas" w:eastAsia="Consolas" w:hAnsi="Consolas"/>
+                <w:b/>
+                <w:bCs/>
+                <w:color w:val="4659A7"/>
+              </w:rPr>
+              <w:t xml:space="preserve">database.js</w:t>
+            </w:r>
+          </w:p>
+          <w:p>
+            <w:pPr>
+              <w:keepLines/>
+              <w:shd w:fill="F4F6F9" w:val="clear"/>
+              <w:spacing w:after="0" w:line="260"/>
+            </w:pPr>
+            <w:r>
+              <w:rPr>
+                <w:rFonts w:ascii="Consolas" w:cs="Consolas" w:eastAsia="Consolas" w:hAnsi="Consolas"/>
+                <w:sz w:val="19"/>
+                <w:szCs w:val="19"/>
+              </w:rPr>
+              <w:t xml:space="preserve"> 1  let books = [
+  { id: 1, title: "Clean Architecture", author: "Robert Martin" }
+];</w:t>
+            </w:r>
+          </w:p>
+          <w:p>
+            <w:pPr>
+              <w:spacing w:after="120" w:line="300"/>
+            </w:pPr>
+            <w:r>
+              <w:rPr>
+                <w:b/>
+                <w:bCs/>
+                <w:color w:val="168A8A"/>
+              </w:rPr>
+              <w:t xml:space="preserve">Rule: </w:t>
+            </w:r>
+            <w:r>
+              <w:t xml:space="preserve">Every HTTP mutation alters this array in the computer memory.</w:t>
+            </w:r>
+          </w:p>
+          <w:p>
+            <w:pPr>
+              <w:spacing w:after="120" w:line="300"/>
+            </w:pPr>
+            <w:r>
+              <w:rPr>
+                <w:b/>
+                <w:bCs/>
+                <w:color w:val="263A67"/>
+              </w:rPr>
+              <w:t xml:space="preserve">CHUNK 3: Chunk 3: The Route Handlers and HTTP Verbs · Mapping Verbs to Actions</w:t>
+            </w:r>
+          </w:p>
+          <w:p>
+            <w:pPr>
+              <w:spacing w:after="120" w:line="300"/>
+            </w:pPr>
+            <w:r>
+              <w:t xml:space="preserve">Each method (get, post, put, patch, delete) is bound to an endpoint path. When a request arrives, Express routes it to the matching function.</w:t>
+            </w:r>
+          </w:p>
+          <w:p>
+            <w:pPr>
+              <w:spacing w:after="120" w:line="300"/>
+            </w:pPr>
+            <w:r>
+              <w:rPr>
+                <w:rFonts w:ascii="Consolas" w:cs="Consolas" w:eastAsia="Consolas" w:hAnsi="Consolas"/>
+                <w:b/>
+                <w:bCs/>
+                <w:color w:val="4659A7"/>
+              </w:rPr>
+              <w:t xml:space="preserve">routes.js</w:t>
+            </w:r>
+          </w:p>
+          <w:p>
+            <w:pPr>
+              <w:keepLines/>
+              <w:shd w:fill="F4F6F9" w:val="clear"/>
+              <w:spacing w:after="0" w:line="260"/>
+            </w:pPr>
+            <w:r>
+              <w:rPr>
+                <w:rFonts w:ascii="Consolas" w:cs="Consolas" w:eastAsia="Consolas" w:hAnsi="Consolas"/>
+                <w:sz w:val="19"/>
+                <w:szCs w:val="19"/>
+              </w:rPr>
+              <w:t xml:space="preserve"> 1  app.get("/books", (req, res) =&gt; res.json(books));
+app.post("/books", (req, res) =&gt; {
+  const newBook = { id: books.length + 1, ...req.body };
+  books.push(newBook);
+  res.status(201).json(newBook);
+});
+app.put("/books/:id", (req, res) =&gt; {
+  const idx = books.findIndex(b =&gt; b.id == req.params.id);
+  if (idx === -1) return res.status(404).json({ error: "Book not found" });
+  books[idx] = { id: Number(req.params.id), ...req.body };
+  res.json(books[idx]);
+});
+app.patch("/books/:id", (req, res) =&gt; {
+  const book = books.find(b =&gt; b.id == req.params.id);
+  if (!book) return res.status(404).json({ error: "Book not found" });
+  Object.assign(book, req.body);
+  res.json(book);
+});
+app.delete("/books/:id", (req, res) =&gt; {
+  books = books.filter(b =&gt; b.id != req.params.id);
+  res.json({ msg: "removed", id: Number(req.params.id) });
+});</w:t>
+            </w:r>
+          </w:p>
+          <w:p>
+            <w:pPr>
+              <w:spacing w:after="120" w:line="300"/>
+            </w:pPr>
+            <w:r>
+              <w:rPr>
+                <w:b/>
+                <w:bCs/>
+                <w:color w:val="168A8A"/>
+              </w:rPr>
+              <w:t xml:space="preserve">Rule: </w:t>
+            </w:r>
+            <w:r>
+              <w:t xml:space="preserve">The HTTP method tells the server which function to execute on the resource.</w:t>
+            </w:r>
+          </w:p>
+          <w:p>
+            <w:pPr>
+              <w:spacing w:after="120" w:line="300"/>
+            </w:pPr>
+            <w:r>
+              <w:rPr>
+                <w:b/>
+                <w:bCs/>
+                <w:color w:val="263A67"/>
+              </w:rPr>
+              <w:t xml:space="preserve">CHUNK 4: Chunk 4: Starting the Network Port Listener · Opening the Network Socket</w:t>
+            </w:r>
+          </w:p>
+          <w:p>
+            <w:pPr>
+              <w:spacing w:after="120" w:line="300"/>
+            </w:pPr>
+            <w:r>
+              <w:t xml:space="preserve">Tells the operating system to bind to TCP port 3000 and listen for incoming HTTP packets over the network.</w:t>
+            </w:r>
+          </w:p>
+          <w:p>
+            <w:pPr>
+              <w:spacing w:after="120" w:line="300"/>
+            </w:pPr>
+            <w:r>
+              <w:rPr>
+                <w:rFonts w:ascii="Consolas" w:cs="Consolas" w:eastAsia="Consolas" w:hAnsi="Consolas"/>
+                <w:b/>
+                <w:bCs/>
+                <w:color w:val="4659A7"/>
+              </w:rPr>
+              <w:t xml:space="preserve">listen.js</w:t>
+            </w:r>
+          </w:p>
+          <w:p>
+            <w:pPr>
+              <w:keepLines/>
+              <w:shd w:fill="F4F6F9" w:val="clear"/>
+              <w:spacing w:after="0" w:line="260"/>
+            </w:pPr>
+            <w:r>
+              <w:rPr>
+                <w:rFonts w:ascii="Consolas" w:cs="Consolas" w:eastAsia="Consolas" w:hAnsi="Consolas"/>
+                <w:sz w:val="19"/>
+                <w:szCs w:val="19"/>
+              </w:rPr>
+              <w:t xml:space="preserve"> 1  app.listen(3000, () =&gt; console.log("Campus API listening on port 3000"));</w:t>
+            </w:r>
+          </w:p>
+          <w:p>
+            <w:pPr>
+              <w:spacing w:after="120" w:line="300"/>
+            </w:pPr>
+            <w:r>
+              <w:rPr>
+                <w:b/>
+                <w:bCs/>
+                <w:color w:val="168A8A"/>
+              </w:rPr>
+              <w:t xml:space="preserve">Rule: </w:t>
+            </w:r>
+            <w:r>
+              <w:t xml:space="preserve">Once listening, any HTTP client can dispatch requests to http://localhost:3000.</w:t>
+            </w:r>
+          </w:p>
+        </w:tc>
+      </w:tr>
+    </w:tbl>
+    <w:p>
+      <w:pPr>
+        <w:spacing w:after="120" w:line="300"/>
+      </w:pPr>
+      <w:r>
+        <w:t xml:space="preserve">Now that our server code is running, let us step through each core operation one by one. For each operation, study the server code handler, predict the outcome, and observe the wire transmission.</w:t>
+      </w:r>
+    </w:p>
+    <w:p>
+      <w:pPr>
+        <w:pStyle w:val="Heading2"/>
+        <w:keepNext/>
+        <w:spacing w:after="100" w:before="240"/>
+      </w:pPr>
+      <w:r>
+        <w:rPr>
+          <w:b/>
+          <w:bCs/>
+          <w:color w:val="4659A7"/>
+        </w:rPr>
+        <w:t xml:space="preserve">Operation 1: Reading Records with GET /books</w:t>
+      </w:r>
+    </w:p>
+    <w:p>
+      <w:pPr>
+        <w:spacing w:after="120" w:line="300"/>
+      </w:pPr>
+      <w:r>
+        <w:t xml:space="preserve">The client wants to view all books currently stored in the library. The backend route handler is </w:t>
+      </w:r>
+      <w:r>
+        <w:rPr>
+          <w:rFonts w:ascii="Consolas" w:cs="Consolas" w:eastAsia="Consolas" w:hAnsi="Consolas"/>
+          <w:color w:val="4659A7"/>
+          <w:shd w:fill="EEF1FA" w:val="clear"/>
+        </w:rPr>
+        <w:t xml:space="preserve">app.get("/books", (req, res) =&gt; res.json(books));</w:t>
+      </w:r>
+      <w:r>
+        <w:t xml:space="preserve">. Because GET is a safe, read only operation, it does not alter server memory in any way.</w:t>
+      </w:r>
+    </w:p>
+    <w:tbl>
+      <w:tblPr>
+        <w:tblW w:type="pct" w:w="100%"/>
+        <w:tblBorders>
+          <w:top w:val="single" w:color="auto" w:sz="4"/>
+          <w:left w:val="single" w:color="auto" w:sz="4"/>
+          <w:bottom w:val="single" w:color="auto" w:sz="4"/>
+          <w:right w:val="single" w:color="auto" w:sz="4"/>
+          <w:insideH w:val="single" w:color="auto" w:sz="4"/>
+          <w:insideV w:val="single" w:color="auto" w:sz="4"/>
+        </w:tblBorders>
+      </w:tblPr>
+      <w:tblGrid>
+        <w:gridCol w:w="100"/>
+      </w:tblGrid>
+      <w:tr>
+        <w:tc>
+          <w:tcPr>
+            <w:tcBorders>
+              <w:top w:val="single" w:color="D9E0EA" w:sz="2"/>
+              <w:left w:val="single" w:color="D9E0EA" w:sz="2"/>
+              <w:bottom w:val="single" w:color="D9E0EA" w:sz="2"/>
+              <w:right w:val="single" w:color="D9E0EA" w:sz="2"/>
+            </w:tcBorders>
+            <w:shd w:fill="EEF8F6" w:val="clear"/>
+            <w:tcMar>
+              <w:top w:type="dxa" w:w="130"/>
+              <w:left w:type="dxa" w:w="160"/>
+              <w:bottom w:type="dxa" w:w="130"/>
+              <w:right w:type="dxa" w:w="160"/>
+            </w:tcMar>
+          </w:tcPr>
+          <w:p>
+            <w:pPr>
+              <w:spacing w:after="120" w:line="300"/>
+            </w:pPr>
+            <w:r>
+              <w:rPr>
+                <w:b/>
+                <w:bCs/>
+                <w:color w:val="263A67"/>
+              </w:rPr>
+              <w:t xml:space="preserve">IMAGINE &amp; PREDICT BEFORE SENDING</w:t>
+            </w:r>
+          </w:p>
+          <w:p>
+            <w:pPr>
+              <w:spacing w:after="120" w:line="300"/>
+            </w:pPr>
+            <w:r>
+              <w:rPr>
+                <w:b/>
+                <w:bCs/>
+                <w:color w:val="263A67"/>
+              </w:rPr>
+              <w:t xml:space="preserve">When we dispatch an HTTP GET request to http://localhost:3000/books on a newly started server, what status code and payload structure do you expect?</w:t>
+            </w:r>
+          </w:p>
+          <w:p>
+            <w:pPr>
+              <w:spacing w:after="120" w:line="300"/>
+            </w:pPr>
+            <w:r>
+              <w:t xml:space="preserve">A. 200 OK: Returns a JSON array containing the single initial book stored in memory</w:t>
+            </w:r>
+          </w:p>
+          <w:p>
+            <w:pPr>
+              <w:spacing w:after="120" w:line="300"/>
+            </w:pPr>
+            <w:r>
+              <w:t xml:space="preserve">B. 201 Created: Generates a brand new book record on the server database</w:t>
+            </w:r>
+          </w:p>
+          <w:p>
+            <w:pPr>
+              <w:spacing w:after="120" w:line="300"/>
+            </w:pPr>
+            <w:r>
+              <w:t xml:space="preserve">C. 404 Not Found: The books collection is completely empty on startup</w:t>
+            </w:r>
+          </w:p>
+          <w:p>
+            <w:pPr>
+              <w:spacing w:after="120" w:line="300"/>
+            </w:pPr>
+            <w:r>
+              <w:t xml:space="preserve">D. 500 Server Error: In memory arrays require SQL drivers before they can be queried</w:t>
+            </w:r>
+          </w:p>
+          <w:p>
+            <w:pPr>
+              <w:spacing w:after="120" w:line="300"/>
+            </w:pPr>
+            <w:r>
+              <w:rPr>
+                <w:b/>
+                <w:bCs/>
+                <w:color w:val="168A8A"/>
+              </w:rPr>
+              <w:t xml:space="preserve">Actual Output (Wire Response for GET /books): </w:t>
+            </w:r>
+            <w:r>
+              <w:t xml:space="preserve">The server reads the current books array from RAM, serializes it to JSON text, and responds with HTTP status 200 OK containing our initial record!</w:t>
+            </w:r>
+          </w:p>
+        </w:tc>
+      </w:tr>
+    </w:tbl>
+    <w:tbl>
+      <w:tblPr>
+        <w:tblW w:type="pct" w:w="100%"/>
+        <w:tblBorders>
+          <w:top w:val="single" w:color="auto" w:sz="4"/>
+          <w:left w:val="single" w:color="auto" w:sz="4"/>
+          <w:bottom w:val="single" w:color="auto" w:sz="4"/>
+          <w:right w:val="single" w:color="auto" w:sz="4"/>
+          <w:insideH w:val="single" w:color="auto" w:sz="4"/>
+          <w:insideV w:val="single" w:color="auto" w:sz="4"/>
+        </w:tblBorders>
+      </w:tblPr>
+      <w:tblGrid>
+        <w:gridCol w:w="100"/>
+      </w:tblGrid>
+      <w:tr>
+        <w:tc>
+          <w:tcPr>
+            <w:tcBorders>
+              <w:top w:val="single" w:color="D9E0EA" w:sz="2"/>
+              <w:left w:val="single" w:color="D9E0EA" w:sz="2"/>
+              <w:bottom w:val="single" w:color="D9E0EA" w:sz="2"/>
+              <w:right w:val="single" w:color="D9E0EA" w:sz="2"/>
+            </w:tcBorders>
+            <w:shd w:fill="EEF5FA" w:val="clear"/>
+            <w:tcMar>
+              <w:top w:type="dxa" w:w="130"/>
+              <w:left w:type="dxa" w:w="160"/>
+              <w:bottom w:type="dxa" w:w="130"/>
+              <w:right w:type="dxa" w:w="160"/>
+            </w:tcMar>
+          </w:tcPr>
+          <w:p>
+            <w:pPr>
+              <w:spacing w:after="120" w:line="300"/>
+            </w:pPr>
+            <w:r>
+              <w:rPr>
+                <w:b/>
+                <w:bCs/>
+                <w:color w:val="263A67"/>
+              </w:rPr>
+              <w:t xml:space="preserve">Wire Capture: GET /books (Read All Records)</w:t>
+            </w:r>
+          </w:p>
+          <w:p>
+            <w:pPr>
+              <w:spacing w:after="120" w:line="300"/>
+            </w:pPr>
+            <w:r>
+              <w:rPr>
+                <w:b/>
+                <w:bCs/>
+                <w:color w:val="168A8A"/>
+              </w:rPr>
+              <w:t xml:space="preserve">GET </w:t>
+            </w:r>
+            <w:r>
+              <w:rPr>
+                <w:rFonts w:ascii="Consolas" w:cs="Consolas" w:eastAsia="Consolas" w:hAnsi="Consolas"/>
+              </w:rPr>
+              <w:t xml:space="preserve">http://localhost:3000/books</w:t>
+            </w:r>
+          </w:p>
+          <w:p>
+            <w:pPr>
+              <w:spacing w:after="120" w:line="300"/>
+            </w:pPr>
+            <w:r>
+              <w:rPr>
+                <w:i/>
+                <w:iCs/>
+                <w:color w:val="596579"/>
+              </w:rPr>
+              <w:t xml:space="preserve">Status: 200 OK · Time: 18 ms · Size: 142 B</w:t>
+            </w:r>
+          </w:p>
+          <w:p>
+            <w:pPr>
+              <w:spacing w:after="120" w:line="300"/>
+            </w:pPr>
+            <w:r>
+              <w:rPr>
+                <w:b/>
+                <w:bCs/>
+              </w:rPr>
+              <w:t xml:space="preserve">Response Body:</w:t>
+            </w:r>
+          </w:p>
+          <w:p>
+            <w:pPr>
+              <w:spacing w:after="120" w:line="300"/>
+            </w:pPr>
+            <w:r>
+              <w:rPr>
+                <w:rFonts w:ascii="Consolas" w:cs="Consolas" w:eastAsia="Consolas" w:hAnsi="Consolas"/>
+                <w:b/>
+                <w:bCs/>
+                <w:color w:val="4659A7"/>
+              </w:rPr>
+              <w:t xml:space="preserve">response.json</w:t>
+            </w:r>
+          </w:p>
+          <w:p>
+            <w:pPr>
+              <w:keepLines/>
+              <w:shd w:fill="F4F6F9" w:val="clear"/>
+              <w:spacing w:after="0" w:line="260"/>
+            </w:pPr>
+            <w:r>
+              <w:rPr>
+                <w:rFonts w:ascii="Consolas" w:cs="Consolas" w:eastAsia="Consolas" w:hAnsi="Consolas"/>
+                <w:sz w:val="19"/>
+                <w:szCs w:val="19"/>
+              </w:rPr>
+              <w:t xml:space="preserve"> 1  [</w:t>
+            </w:r>
+          </w:p>
+          <w:p>
+            <w:pPr>
+              <w:keepLines/>
+              <w:shd w:fill="F4F6F9" w:val="clear"/>
+              <w:spacing w:after="0" w:line="260"/>
+            </w:pPr>
+            <w:r>
+              <w:rPr>
+                <w:rFonts w:ascii="Consolas" w:cs="Consolas" w:eastAsia="Consolas" w:hAnsi="Consolas"/>
+                <w:sz w:val="19"/>
+                <w:szCs w:val="19"/>
+              </w:rPr>
+              <w:t xml:space="preserve"> 2    {</w:t>
+            </w:r>
+          </w:p>
+          <w:p>
+            <w:pPr>
+              <w:keepLines/>
+              <w:shd w:fill="F4F6F9" w:val="clear"/>
+              <w:spacing w:after="0" w:line="260"/>
+            </w:pPr>
+            <w:r>
+              <w:rPr>
+                <w:rFonts w:ascii="Consolas" w:cs="Consolas" w:eastAsia="Consolas" w:hAnsi="Consolas"/>
+                <w:sz w:val="19"/>
+                <w:szCs w:val="19"/>
+              </w:rPr>
+              <w:t xml:space="preserve"> 3      "id": 1,</w:t>
+            </w:r>
+          </w:p>
+          <w:p>
+            <w:pPr>
+              <w:keepLines/>
+              <w:shd w:fill="F4F6F9" w:val="clear"/>
+              <w:spacing w:after="0" w:line="260"/>
+            </w:pPr>
+            <w:r>
+              <w:rPr>
+                <w:rFonts w:ascii="Consolas" w:cs="Consolas" w:eastAsia="Consolas" w:hAnsi="Consolas"/>
+                <w:sz w:val="19"/>
+                <w:szCs w:val="19"/>
+              </w:rPr>
+              <w:t xml:space="preserve"> 4      "title": "Clean Architecture",</w:t>
+            </w:r>
+          </w:p>
+          <w:p>
+            <w:pPr>
+              <w:keepLines/>
+              <w:shd w:fill="F4F6F9" w:val="clear"/>
+              <w:spacing w:after="0" w:line="260"/>
+            </w:pPr>
+            <w:r>
+              <w:rPr>
+                <w:rFonts w:ascii="Consolas" w:cs="Consolas" w:eastAsia="Consolas" w:hAnsi="Consolas"/>
+                <w:sz w:val="19"/>
+                <w:szCs w:val="19"/>
+              </w:rPr>
+              <w:t xml:space="preserve"> 5      "author": "Robert Martin"</w:t>
+            </w:r>
+          </w:p>
+          <w:p>
+            <w:pPr>
+              <w:keepLines/>
+              <w:shd w:fill="F4F6F9" w:val="clear"/>
+              <w:spacing w:after="0" w:line="260"/>
+            </w:pPr>
+            <w:r>
+              <w:rPr>
+                <w:rFonts w:ascii="Consolas" w:cs="Consolas" w:eastAsia="Consolas" w:hAnsi="Consolas"/>
+                <w:sz w:val="19"/>
+                <w:szCs w:val="19"/>
+              </w:rPr>
+              <w:t xml:space="preserve"> 6    }</w:t>
+            </w:r>
+          </w:p>
+          <w:p>
+            <w:pPr>
+              <w:keepLines/>
+              <w:shd w:fill="F4F6F9" w:val="clear"/>
+              <w:spacing w:after="0" w:line="260"/>
+            </w:pPr>
+            <w:r>
+              <w:rPr>
+                <w:rFonts w:ascii="Consolas" w:cs="Consolas" w:eastAsia="Consolas" w:hAnsi="Consolas"/>
+                <w:sz w:val="19"/>
+                <w:szCs w:val="19"/>
+              </w:rPr>
+              <w:t xml:space="preserve"> 7  ]</w:t>
+            </w:r>
+          </w:p>
+        </w:tc>
+      </w:tr>
+    </w:tbl>
+    <w:tbl>
+      <w:tblPr>
+        <w:tblW w:type="pct" w:w="100%"/>
+        <w:tblBorders>
+          <w:top w:val="single" w:color="auto" w:sz="4"/>
+          <w:left w:val="single" w:color="auto" w:sz="4"/>
+          <w:bottom w:val="single" w:color="auto" w:sz="4"/>
+          <w:right w:val="single" w:color="auto" w:sz="4"/>
+          <w:insideH w:val="single" w:color="auto" w:sz="4"/>
+          <w:insideV w:val="single" w:color="auto" w:sz="4"/>
+        </w:tblBorders>
+      </w:tblPr>
+      <w:tblGrid>
+        <w:gridCol w:w="100"/>
+      </w:tblGrid>
+      <w:tr>
+        <w:tc>
+          <w:tcPr>
+            <w:tcBorders>
+              <w:top w:val="single" w:color="D9E0EA" w:sz="2"/>
+              <w:left w:val="single" w:color="D9E0EA" w:sz="2"/>
+              <w:bottom w:val="single" w:color="D9E0EA" w:sz="2"/>
+              <w:right w:val="single" w:color="D9E0EA" w:sz="2"/>
+            </w:tcBorders>
+            <w:shd w:fill="F2F4FA" w:val="clear"/>
+            <w:tcMar>
+              <w:top w:type="dxa" w:w="130"/>
+              <w:left w:type="dxa" w:w="160"/>
+              <w:bottom w:type="dxa" w:w="130"/>
+              <w:right w:type="dxa" w:w="160"/>
+            </w:tcMar>
+          </w:tcPr>
+          <w:p>
+            <w:pPr>
+              <w:spacing w:after="120" w:line="300"/>
+            </w:pPr>
+            <w:r>
+              <w:rPr>
+                <w:b/>
+                <w:bCs/>
+                <w:color w:val="263A67"/>
+              </w:rPr>
+              <w:t xml:space="preserve">Server State Transition: RAM After GET</w:t>
+            </w:r>
+          </w:p>
+          <w:p>
+            <w:pPr>
+              <w:spacing w:after="120" w:line="300"/>
+            </w:pPr>
+            <w:r>
+              <w:t xml:space="preserve">Server RAM state: The books array still contains exactly 1 record. Total records in memory: 1.</w:t>
+            </w:r>
+          </w:p>
+          <w:p>
+            <w:pPr>
+              <w:spacing w:after="120" w:line="300"/>
+            </w:pPr>
+            <w:r>
+              <w:t xml:space="preserve">Architectural takeaway: GET is safe and idempotent. You can execute this GET request ten thousand times, and the server state will remain completely unchanged.</w:t>
+            </w:r>
+          </w:p>
+        </w:tc>
+      </w:tr>
+    </w:tbl>
+    <w:p>
+      <w:pPr>
+        <w:pStyle w:val="Heading2"/>
+        <w:keepNext/>
+        <w:spacing w:after="100" w:before="240"/>
+      </w:pPr>
+      <w:r>
+        <w:rPr>
+          <w:b/>
+          <w:bCs/>
+          <w:color w:val="4659A7"/>
+        </w:rPr>
+        <w:t xml:space="preserve">Operation 2: Creating a Record with POST /books</w:t>
+      </w:r>
+    </w:p>
+    <w:p>
+      <w:pPr>
+        <w:spacing w:after="120" w:line="300"/>
+      </w:pPr>
+      <w:r>
+        <w:t xml:space="preserve">Now we want to add a new book to our collection. The client dispatches an HTTP POST verb with a JSON payload in the request body. The server handler </w:t>
+      </w:r>
+      <w:r>
+        <w:rPr>
+          <w:rFonts w:ascii="Consolas" w:cs="Consolas" w:eastAsia="Consolas" w:hAnsi="Consolas"/>
+          <w:color w:val="4659A7"/>
+          <w:shd w:fill="EEF1FA" w:val="clear"/>
+        </w:rPr>
+        <w:t xml:space="preserve">app.post("/books", ...)</w:t>
+      </w:r>
+      <w:r>
+        <w:t xml:space="preserve"> generates the next ID, pushes the new object into the memory array, and returns HTTP 201 Created.</w:t>
+      </w:r>
+    </w:p>
+    <w:tbl>
+      <w:tblPr>
+        <w:tblW w:type="pct" w:w="100%"/>
+        <w:tblBorders>
+          <w:top w:val="single" w:color="auto" w:sz="4"/>
+          <w:left w:val="single" w:color="auto" w:sz="4"/>
+          <w:bottom w:val="single" w:color="auto" w:sz="4"/>
+          <w:right w:val="single" w:color="auto" w:sz="4"/>
+          <w:insideH w:val="single" w:color="auto" w:sz="4"/>
+          <w:insideV w:val="single" w:color="auto" w:sz="4"/>
+        </w:tblBorders>
+      </w:tblPr>
+      <w:tblGrid>
+        <w:gridCol w:w="100"/>
+      </w:tblGrid>
+      <w:tr>
+        <w:tc>
+          <w:tcPr>
+            <w:tcBorders>
+              <w:top w:val="single" w:color="D9E0EA" w:sz="2"/>
+              <w:left w:val="single" w:color="D9E0EA" w:sz="2"/>
+              <w:bottom w:val="single" w:color="D9E0EA" w:sz="2"/>
+              <w:right w:val="single" w:color="D9E0EA" w:sz="2"/>
+            </w:tcBorders>
+            <w:shd w:fill="EEF8F6" w:val="clear"/>
+            <w:tcMar>
+              <w:top w:type="dxa" w:w="130"/>
+              <w:left w:type="dxa" w:w="160"/>
+              <w:bottom w:type="dxa" w:w="130"/>
+              <w:right w:type="dxa" w:w="160"/>
+            </w:tcMar>
+          </w:tcPr>
+          <w:p>
+            <w:pPr>
+              <w:spacing w:after="120" w:line="300"/>
+            </w:pPr>
+            <w:r>
+              <w:rPr>
+                <w:b/>
+                <w:bCs/>
+                <w:color w:val="263A67"/>
+              </w:rPr>
+              <w:t xml:space="preserve">IMAGINE &amp; PREDICT BEFORE SENDING</w:t>
+            </w:r>
+          </w:p>
+          <w:p>
+            <w:pPr>
+              <w:spacing w:after="120" w:line="300"/>
+            </w:pPr>
+            <w:r>
+              <w:rPr>
+                <w:b/>
+                <w:bCs/>
+                <w:color w:val="263A67"/>
+              </w:rPr>
+              <w:t xml:space="preserve">When we dispatch a POST request carrying a JSON body with title "The Pragmatic Programmer" and author "David Thomas", what status code and response payload will the server return?</w:t>
+            </w:r>
+          </w:p>
+          <w:p>
+            <w:pPr>
+              <w:spacing w:after="120" w:line="300"/>
+            </w:pPr>
+            <w:r>
+              <w:t xml:space="preserve">A. 201 Created: Returns the newly persisted book object with a newly assigned primary key ID of 2</w:t>
+            </w:r>
+          </w:p>
+          <w:p>
+            <w:pPr>
+              <w:spacing w:after="120" w:line="300"/>
+            </w:pPr>
+            <w:r>
+              <w:t xml:space="preserve">B. 200 OK: Returns all books previously stored in the database</w:t>
+            </w:r>
+          </w:p>
+          <w:p>
+            <w:pPr>
+              <w:spacing w:after="120" w:line="300"/>
+            </w:pPr>
+            <w:r>
+              <w:t xml:space="preserve">C. 400 Bad Request: Missing author enrollment credentials</w:t>
+            </w:r>
+          </w:p>
+          <w:p>
+            <w:pPr>
+              <w:spacing w:after="120" w:line="300"/>
+            </w:pPr>
+            <w:r>
+              <w:t xml:space="preserve">D. 304 Not Modified: The record already existed in client browser cache</w:t>
+            </w:r>
+          </w:p>
+          <w:p>
+            <w:pPr>
+              <w:spacing w:after="120" w:line="300"/>
+            </w:pPr>
+            <w:r>
+              <w:rPr>
+                <w:b/>
+                <w:bCs/>
+                <w:color w:val="168A8A"/>
+              </w:rPr>
+              <w:t xml:space="preserve">Actual Output (Wire Response for POST /books): </w:t>
+            </w:r>
+            <w:r>
+              <w:t xml:space="preserve">Success! The server accepted the payload, generated ID 2, appended it to the in memory array, and returned HTTP status 201 Created!</w:t>
+            </w:r>
+          </w:p>
+        </w:tc>
+      </w:tr>
+    </w:tbl>
+    <w:tbl>
+      <w:tblPr>
+        <w:tblW w:type="pct" w:w="100%"/>
+        <w:tblBorders>
+          <w:top w:val="single" w:color="auto" w:sz="4"/>
+          <w:left w:val="single" w:color="auto" w:sz="4"/>
+          <w:bottom w:val="single" w:color="auto" w:sz="4"/>
+          <w:right w:val="single" w:color="auto" w:sz="4"/>
+          <w:insideH w:val="single" w:color="auto" w:sz="4"/>
+          <w:insideV w:val="single" w:color="auto" w:sz="4"/>
+        </w:tblBorders>
+      </w:tblPr>
+      <w:tblGrid>
+        <w:gridCol w:w="100"/>
+      </w:tblGrid>
+      <w:tr>
+        <w:tc>
+          <w:tcPr>
+            <w:tcBorders>
+              <w:top w:val="single" w:color="D9E0EA" w:sz="2"/>
+              <w:left w:val="single" w:color="D9E0EA" w:sz="2"/>
+              <w:bottom w:val="single" w:color="D9E0EA" w:sz="2"/>
+              <w:right w:val="single" w:color="D9E0EA" w:sz="2"/>
+            </w:tcBorders>
+            <w:shd w:fill="EEF5FA" w:val="clear"/>
+            <w:tcMar>
+              <w:top w:type="dxa" w:w="130"/>
+              <w:left w:type="dxa" w:w="160"/>
+              <w:bottom w:type="dxa" w:w="130"/>
+              <w:right w:type="dxa" w:w="160"/>
+            </w:tcMar>
+          </w:tcPr>
+          <w:p>
+            <w:pPr>
+              <w:spacing w:after="120" w:line="300"/>
+            </w:pPr>
+            <w:r>
+              <w:rPr>
+                <w:b/>
+                <w:bCs/>
+                <w:color w:val="263A67"/>
+              </w:rPr>
+              <w:t xml:space="preserve">Wire Capture: POST /books (Create New Record)</w:t>
+            </w:r>
+          </w:p>
+          <w:p>
+            <w:pPr>
+              <w:spacing w:after="120" w:line="300"/>
+            </w:pPr>
+            <w:r>
+              <w:rPr>
+                <w:b/>
+                <w:bCs/>
+                <w:color w:val="168A8A"/>
+              </w:rPr>
+              <w:t xml:space="preserve">POST </w:t>
+            </w:r>
+            <w:r>
+              <w:rPr>
+                <w:rFonts w:ascii="Consolas" w:cs="Consolas" w:eastAsia="Consolas" w:hAnsi="Consolas"/>
+              </w:rPr>
+              <w:t xml:space="preserve">http://localhost:3000/books</w:t>
+            </w:r>
+          </w:p>
+          <w:p>
+            <w:pPr>
+              <w:spacing w:after="120" w:line="300"/>
+            </w:pPr>
+            <w:r>
+              <w:rPr>
+                <w:i/>
+                <w:iCs/>
+                <w:color w:val="596579"/>
+              </w:rPr>
+              <w:t xml:space="preserve">Status: 201 Created · Time: 24 ms · Size: 178 B</w:t>
+            </w:r>
+          </w:p>
+          <w:p>
+            <w:pPr>
+              <w:spacing w:after="120" w:line="300"/>
+            </w:pPr>
+            <w:r>
+              <w:rPr>
+                <w:b/>
+                <w:bCs/>
+              </w:rPr>
+              <w:t xml:space="preserve">Response Body:</w:t>
+            </w:r>
+          </w:p>
+          <w:p>
+            <w:pPr>
+              <w:spacing w:after="120" w:line="300"/>
+            </w:pPr>
+            <w:r>
+              <w:rPr>
+                <w:rFonts w:ascii="Consolas" w:cs="Consolas" w:eastAsia="Consolas" w:hAnsi="Consolas"/>
+                <w:b/>
+                <w:bCs/>
+                <w:color w:val="4659A7"/>
+              </w:rPr>
+              <w:t xml:space="preserve">response.json</w:t>
+            </w:r>
+          </w:p>
+          <w:p>
+            <w:pPr>
+              <w:keepLines/>
+              <w:shd w:fill="F4F6F9" w:val="clear"/>
+              <w:spacing w:after="0" w:line="260"/>
+            </w:pPr>
+            <w:r>
+              <w:rPr>
+                <w:rFonts w:ascii="Consolas" w:cs="Consolas" w:eastAsia="Consolas" w:hAnsi="Consolas"/>
+                <w:sz w:val="19"/>
+                <w:szCs w:val="19"/>
+              </w:rPr>
+              <w:t xml:space="preserve"> 1  {</w:t>
+            </w:r>
+          </w:p>
+          <w:p>
+            <w:pPr>
+              <w:keepLines/>
+              <w:shd w:fill="F4F6F9" w:val="clear"/>
+              <w:spacing w:after="0" w:line="260"/>
+            </w:pPr>
+            <w:r>
+              <w:rPr>
+                <w:rFonts w:ascii="Consolas" w:cs="Consolas" w:eastAsia="Consolas" w:hAnsi="Consolas"/>
+                <w:sz w:val="19"/>
+                <w:szCs w:val="19"/>
+              </w:rPr>
+              <w:t xml:space="preserve"> 2    "id": 2,</w:t>
+            </w:r>
+          </w:p>
+          <w:p>
+            <w:pPr>
+              <w:keepLines/>
+              <w:shd w:fill="F4F6F9" w:val="clear"/>
+              <w:spacing w:after="0" w:line="260"/>
+            </w:pPr>
+            <w:r>
+              <w:rPr>
+                <w:rFonts w:ascii="Consolas" w:cs="Consolas" w:eastAsia="Consolas" w:hAnsi="Consolas"/>
+                <w:sz w:val="19"/>
+                <w:szCs w:val="19"/>
+              </w:rPr>
+              <w:t xml:space="preserve"> 3    "title": "The Pragmatic Programmer",</w:t>
+            </w:r>
+          </w:p>
+          <w:p>
+            <w:pPr>
+              <w:keepLines/>
+              <w:shd w:fill="F4F6F9" w:val="clear"/>
+              <w:spacing w:after="0" w:line="260"/>
+            </w:pPr>
+            <w:r>
+              <w:rPr>
+                <w:rFonts w:ascii="Consolas" w:cs="Consolas" w:eastAsia="Consolas" w:hAnsi="Consolas"/>
+                <w:sz w:val="19"/>
+                <w:szCs w:val="19"/>
+              </w:rPr>
+              <w:t xml:space="preserve"> 4    "author": "David Thomas"</w:t>
+            </w:r>
+          </w:p>
+          <w:p>
+            <w:pPr>
+              <w:keepLines/>
+              <w:shd w:fill="F4F6F9" w:val="clear"/>
+              <w:spacing w:after="0" w:line="260"/>
+            </w:pPr>
+            <w:r>
+              <w:rPr>
+                <w:rFonts w:ascii="Consolas" w:cs="Consolas" w:eastAsia="Consolas" w:hAnsi="Consolas"/>
+                <w:sz w:val="19"/>
+                <w:szCs w:val="19"/>
+              </w:rPr>
+              <w:t xml:space="preserve"> 5  }</w:t>
+            </w:r>
+          </w:p>
+        </w:tc>
+      </w:tr>
+    </w:tbl>
+    <w:tbl>
+      <w:tblPr>
+        <w:tblW w:type="pct" w:w="100%"/>
+        <w:tblBorders>
+          <w:top w:val="single" w:color="auto" w:sz="4"/>
+          <w:left w:val="single" w:color="auto" w:sz="4"/>
+          <w:bottom w:val="single" w:color="auto" w:sz="4"/>
+          <w:right w:val="single" w:color="auto" w:sz="4"/>
+          <w:insideH w:val="single" w:color="auto" w:sz="4"/>
+          <w:insideV w:val="single" w:color="auto" w:sz="4"/>
+        </w:tblBorders>
+      </w:tblPr>
+      <w:tblGrid>
+        <w:gridCol w:w="100"/>
+      </w:tblGrid>
+      <w:tr>
+        <w:tc>
+          <w:tcPr>
+            <w:tcBorders>
+              <w:top w:val="single" w:color="D9E0EA" w:sz="2"/>
+              <w:left w:val="single" w:color="D9E0EA" w:sz="2"/>
+              <w:bottom w:val="single" w:color="D9E0EA" w:sz="2"/>
+              <w:right w:val="single" w:color="D9E0EA" w:sz="2"/>
+            </w:tcBorders>
+            <w:shd w:fill="F2F4FA" w:val="clear"/>
+            <w:tcMar>
+              <w:top w:type="dxa" w:w="130"/>
+              <w:left w:type="dxa" w:w="160"/>
+              <w:bottom w:type="dxa" w:w="130"/>
+              <w:right w:type="dxa" w:w="160"/>
+            </w:tcMar>
+          </w:tcPr>
+          <w:p>
+            <w:pPr>
+              <w:spacing w:after="120" w:line="300"/>
+            </w:pPr>
+            <w:r>
+              <w:rPr>
+                <w:b/>
+                <w:bCs/>
+                <w:color w:val="263A67"/>
+              </w:rPr>
+              <w:t xml:space="preserve">Server State Transition: RAM After POST</w:t>
+            </w:r>
+          </w:p>
+          <w:p>
+            <w:pPr>
+              <w:spacing w:after="120" w:line="300"/>
+            </w:pPr>
+            <w:r>
+              <w:t xml:space="preserve">Server RAM state: The books array now contains 2 records (ID 1 and ID 2).</w:t>
+            </w:r>
+          </w:p>
+          <w:p>
+            <w:pPr>
+              <w:spacing w:after="120" w:line="300"/>
+            </w:pPr>
+            <w:r>
+              <w:t xml:space="preserve">Architectural takeaway: POST is non idempotent. If you send this exact same POST request three times, you will create three distinct books with three unique IDs in memory!</w:t>
+            </w:r>
+          </w:p>
+        </w:tc>
+      </w:tr>
+    </w:tbl>
+    <w:p>
+      <w:pPr>
+        <w:pStyle w:val="Heading2"/>
+        <w:keepNext/>
+        <w:spacing w:after="100" w:before="240"/>
+      </w:pPr>
+      <w:r>
+        <w:rPr>
+          <w:b/>
+          <w:bCs/>
+          <w:color w:val="4659A7"/>
+        </w:rPr>
+        <w:t xml:space="preserve">Operation 3: Replacing a Complete Record with PUT /books/:id</w:t>
+      </w:r>
+    </w:p>
+    <w:p>
+      <w:pPr>
+        <w:spacing w:after="120" w:line="300"/>
+      </w:pPr>
+      <w:r>
+        <w:t xml:space="preserve">Suppose we need to update record 1 with an entirely new title and updated author name. In REST architecture, the HTTP PUT verb represents complete resource replacement. The URL path parameter </w:t>
+      </w:r>
+      <w:r>
+        <w:rPr>
+          <w:rFonts w:ascii="Consolas" w:cs="Consolas" w:eastAsia="Consolas" w:hAnsi="Consolas"/>
+          <w:color w:val="4659A7"/>
+          <w:shd w:fill="EEF1FA" w:val="clear"/>
+        </w:rPr>
+        <w:t xml:space="preserve">:id</w:t>
+      </w:r>
+      <w:r>
+        <w:t xml:space="preserve"> indicates which record to target.</w:t>
+      </w:r>
+    </w:p>
+    <w:tbl>
+      <w:tblPr>
+        <w:tblW w:type="pct" w:w="100%"/>
+        <w:tblBorders>
+          <w:top w:val="single" w:color="auto" w:sz="4"/>
+          <w:left w:val="single" w:color="auto" w:sz="4"/>
+          <w:bottom w:val="single" w:color="auto" w:sz="4"/>
+          <w:right w:val="single" w:color="auto" w:sz="4"/>
+          <w:insideH w:val="single" w:color="auto" w:sz="4"/>
+          <w:insideV w:val="single" w:color="auto" w:sz="4"/>
+        </w:tblBorders>
+      </w:tblPr>
+      <w:tblGrid>
+        <w:gridCol w:w="100"/>
+      </w:tblGrid>
+      <w:tr>
+        <w:tc>
+          <w:tcPr>
+            <w:tcBorders>
+              <w:top w:val="single" w:color="D9E0EA" w:sz="2"/>
+              <w:left w:val="single" w:color="D9E0EA" w:sz="2"/>
+              <w:bottom w:val="single" w:color="D9E0EA" w:sz="2"/>
+              <w:right w:val="single" w:color="D9E0EA" w:sz="2"/>
+            </w:tcBorders>
+            <w:shd w:fill="EEF8F6" w:val="clear"/>
+            <w:tcMar>
+              <w:top w:type="dxa" w:w="130"/>
+              <w:left w:type="dxa" w:w="160"/>
+              <w:bottom w:type="dxa" w:w="130"/>
+              <w:right w:type="dxa" w:w="160"/>
+            </w:tcMar>
+          </w:tcPr>
+          <w:p>
+            <w:pPr>
+              <w:spacing w:after="120" w:line="300"/>
+            </w:pPr>
+            <w:r>
+              <w:rPr>
+                <w:b/>
+                <w:bCs/>
+                <w:color w:val="263A67"/>
+              </w:rPr>
+              <w:t xml:space="preserve">IMAGINE &amp; PREDICT BEFORE SENDING</w:t>
+            </w:r>
+          </w:p>
+          <w:p>
+            <w:pPr>
+              <w:spacing w:after="120" w:line="300"/>
+            </w:pPr>
+            <w:r>
+              <w:rPr>
+                <w:b/>
+                <w:bCs/>
+                <w:color w:val="263A67"/>
+              </w:rPr>
+              <w:t xml:space="preserve">When we send an HTTP PUT request to http://localhost:3000/books/1 with a full replacement payload, how does the server process the update?</w:t>
+            </w:r>
+          </w:p>
+          <w:p>
+            <w:pPr>
+              <w:spacing w:after="120" w:line="300"/>
+            </w:pPr>
+            <w:r>
+              <w:t xml:space="preserve">A. 200 OK: Completely replaces the existing record at ID 1 with the new attributes and returns the updated object</w:t>
+            </w:r>
+          </w:p>
+          <w:p>
+            <w:pPr>
+              <w:spacing w:after="120" w:line="300"/>
+            </w:pPr>
+            <w:r>
+              <w:t xml:space="preserve">B. 201 Created: Appends a third book to the memory array</w:t>
+            </w:r>
+          </w:p>
+          <w:p>
+            <w:pPr>
+              <w:spacing w:after="120" w:line="300"/>
+            </w:pPr>
+            <w:r>
+              <w:t xml:space="preserve">C. 405 Method Not Allowed: Existing records in memory cannot be updated</w:t>
+            </w:r>
+          </w:p>
+          <w:p>
+            <w:pPr>
+              <w:spacing w:after="120" w:line="300"/>
+            </w:pPr>
+            <w:r>
+              <w:t xml:space="preserve">D. 500 Server Error: Overwriting memory is strictly prohibited by Express</w:t>
+            </w:r>
+          </w:p>
+          <w:p>
+            <w:pPr>
+              <w:spacing w:after="120" w:line="300"/>
+            </w:pPr>
+            <w:r>
+              <w:rPr>
+                <w:b/>
+                <w:bCs/>
+                <w:color w:val="168A8A"/>
+              </w:rPr>
+              <w:t xml:space="preserve">Actual Output (Wire Response for PUT /books/1): </w:t>
+            </w:r>
+            <w:r>
+              <w:t xml:space="preserve">The server located the existing record at index 0 matching ID 1, replaced its contents entirely with the incoming payload, and returned HTTP status 200 OK!</w:t>
+            </w:r>
+          </w:p>
+        </w:tc>
+      </w:tr>
+    </w:tbl>
+    <w:tbl>
+      <w:tblPr>
+        <w:tblW w:type="pct" w:w="100%"/>
+        <w:tblBorders>
+          <w:top w:val="single" w:color="auto" w:sz="4"/>
+          <w:left w:val="single" w:color="auto" w:sz="4"/>
+          <w:bottom w:val="single" w:color="auto" w:sz="4"/>
+          <w:right w:val="single" w:color="auto" w:sz="4"/>
+          <w:insideH w:val="single" w:color="auto" w:sz="4"/>
+          <w:insideV w:val="single" w:color="auto" w:sz="4"/>
+        </w:tblBorders>
+      </w:tblPr>
+      <w:tblGrid>
+        <w:gridCol w:w="100"/>
+      </w:tblGrid>
+      <w:tr>
+        <w:tc>
+          <w:tcPr>
+            <w:tcBorders>
+              <w:top w:val="single" w:color="D9E0EA" w:sz="2"/>
+              <w:left w:val="single" w:color="D9E0EA" w:sz="2"/>
+              <w:bottom w:val="single" w:color="D9E0EA" w:sz="2"/>
+              <w:right w:val="single" w:color="D9E0EA" w:sz="2"/>
+            </w:tcBorders>
+            <w:shd w:fill="EEF5FA" w:val="clear"/>
+            <w:tcMar>
+              <w:top w:type="dxa" w:w="130"/>
+              <w:left w:type="dxa" w:w="160"/>
+              <w:bottom w:type="dxa" w:w="130"/>
+              <w:right w:type="dxa" w:w="160"/>
+            </w:tcMar>
+          </w:tcPr>
+          <w:p>
+            <w:pPr>
+              <w:spacing w:after="120" w:line="300"/>
+            </w:pPr>
+            <w:r>
+              <w:rPr>
+                <w:b/>
+                <w:bCs/>
+                <w:color w:val="263A67"/>
+              </w:rPr>
+              <w:t xml:space="preserve">Wire Capture: PUT /books/1 (Full Record Replacement)</w:t>
+            </w:r>
+          </w:p>
+          <w:p>
+            <w:pPr>
+              <w:spacing w:after="120" w:line="300"/>
+            </w:pPr>
+            <w:r>
+              <w:rPr>
+                <w:b/>
+                <w:bCs/>
+                <w:color w:val="168A8A"/>
+              </w:rPr>
+              <w:t xml:space="preserve">PUT </w:t>
+            </w:r>
+            <w:r>
+              <w:rPr>
+                <w:rFonts w:ascii="Consolas" w:cs="Consolas" w:eastAsia="Consolas" w:hAnsi="Consolas"/>
+              </w:rPr>
+              <w:t xml:space="preserve">http://localhost:3000/books/1</w:t>
+            </w:r>
+          </w:p>
+          <w:p>
+            <w:pPr>
+              <w:spacing w:after="120" w:line="300"/>
+            </w:pPr>
+            <w:r>
+              <w:rPr>
+                <w:i/>
+                <w:iCs/>
+                <w:color w:val="596579"/>
+              </w:rPr>
+              <w:t xml:space="preserve">Status: 200 OK · Time: 20 ms · Size: 182 B</w:t>
+            </w:r>
+          </w:p>
+          <w:p>
+            <w:pPr>
+              <w:spacing w:after="120" w:line="300"/>
+            </w:pPr>
+            <w:r>
+              <w:rPr>
+                <w:b/>
+                <w:bCs/>
+              </w:rPr>
+              <w:t xml:space="preserve">Response Body:</w:t>
+            </w:r>
+          </w:p>
+          <w:p>
+            <w:pPr>
+              <w:spacing w:after="120" w:line="300"/>
+            </w:pPr>
+            <w:r>
+              <w:rPr>
+                <w:rFonts w:ascii="Consolas" w:cs="Consolas" w:eastAsia="Consolas" w:hAnsi="Consolas"/>
+                <w:b/>
+                <w:bCs/>
+                <w:color w:val="4659A7"/>
+              </w:rPr>
+              <w:t xml:space="preserve">response.json</w:t>
+            </w:r>
+          </w:p>
+          <w:p>
+            <w:pPr>
+              <w:keepLines/>
+              <w:shd w:fill="F4F6F9" w:val="clear"/>
+              <w:spacing w:after="0" w:line="260"/>
+            </w:pPr>
+            <w:r>
+              <w:rPr>
+                <w:rFonts w:ascii="Consolas" w:cs="Consolas" w:eastAsia="Consolas" w:hAnsi="Consolas"/>
+                <w:sz w:val="19"/>
+                <w:szCs w:val="19"/>
+              </w:rPr>
+              <w:t xml:space="preserve"> 1  {</w:t>
+            </w:r>
+          </w:p>
+          <w:p>
+            <w:pPr>
+              <w:keepLines/>
+              <w:shd w:fill="F4F6F9" w:val="clear"/>
+              <w:spacing w:after="0" w:line="260"/>
+            </w:pPr>
+            <w:r>
+              <w:rPr>
+                <w:rFonts w:ascii="Consolas" w:cs="Consolas" w:eastAsia="Consolas" w:hAnsi="Consolas"/>
+                <w:sz w:val="19"/>
+                <w:szCs w:val="19"/>
+              </w:rPr>
+              <w:t xml:space="preserve"> 2    "id": 1,</w:t>
+            </w:r>
+          </w:p>
+          <w:p>
+            <w:pPr>
+              <w:keepLines/>
+              <w:shd w:fill="F4F6F9" w:val="clear"/>
+              <w:spacing w:after="0" w:line="260"/>
+            </w:pPr>
+            <w:r>
+              <w:rPr>
+                <w:rFonts w:ascii="Consolas" w:cs="Consolas" w:eastAsia="Consolas" w:hAnsi="Consolas"/>
+                <w:sz w:val="19"/>
+                <w:szCs w:val="19"/>
+              </w:rPr>
+              <w:t xml:space="preserve"> 3    "title": "Clean Code: Refactored Edition",</w:t>
+            </w:r>
+          </w:p>
+          <w:p>
+            <w:pPr>
+              <w:keepLines/>
+              <w:shd w:fill="F4F6F9" w:val="clear"/>
+              <w:spacing w:after="0" w:line="260"/>
+            </w:pPr>
+            <w:r>
+              <w:rPr>
+                <w:rFonts w:ascii="Consolas" w:cs="Consolas" w:eastAsia="Consolas" w:hAnsi="Consolas"/>
+                <w:sz w:val="19"/>
+                <w:szCs w:val="19"/>
+              </w:rPr>
+              <w:t xml:space="preserve"> 4    "author": "Robert C. Martin"</w:t>
+            </w:r>
+          </w:p>
+          <w:p>
+            <w:pPr>
+              <w:keepLines/>
+              <w:shd w:fill="F4F6F9" w:val="clear"/>
+              <w:spacing w:after="0" w:line="260"/>
+            </w:pPr>
+            <w:r>
+              <w:rPr>
+                <w:rFonts w:ascii="Consolas" w:cs="Consolas" w:eastAsia="Consolas" w:hAnsi="Consolas"/>
+                <w:sz w:val="19"/>
+                <w:szCs w:val="19"/>
+              </w:rPr>
+              <w:t xml:space="preserve"> 5  }</w:t>
+            </w:r>
+          </w:p>
+        </w:tc>
+      </w:tr>
+    </w:tbl>
+    <w:tbl>
+      <w:tblPr>
+        <w:tblW w:type="pct" w:w="100%"/>
+        <w:tblBorders>
+          <w:top w:val="single" w:color="auto" w:sz="4"/>
+          <w:left w:val="single" w:color="auto" w:sz="4"/>
+          <w:bottom w:val="single" w:color="auto" w:sz="4"/>
+          <w:right w:val="single" w:color="auto" w:sz="4"/>
+          <w:insideH w:val="single" w:color="auto" w:sz="4"/>
+          <w:insideV w:val="single" w:color="auto" w:sz="4"/>
+        </w:tblBorders>
+      </w:tblPr>
+      <w:tblGrid>
+        <w:gridCol w:w="100"/>
+      </w:tblGrid>
+      <w:tr>
+        <w:tc>
+          <w:tcPr>
+            <w:tcBorders>
+              <w:top w:val="single" w:color="D9E0EA" w:sz="2"/>
+              <w:left w:val="single" w:color="D9E0EA" w:sz="2"/>
+              <w:bottom w:val="single" w:color="D9E0EA" w:sz="2"/>
+              <w:right w:val="single" w:color="D9E0EA" w:sz="2"/>
+            </w:tcBorders>
+            <w:shd w:fill="F2F4FA" w:val="clear"/>
+            <w:tcMar>
+              <w:top w:type="dxa" w:w="130"/>
+              <w:left w:type="dxa" w:w="160"/>
+              <w:bottom w:type="dxa" w:w="130"/>
+              <w:right w:type="dxa" w:w="160"/>
+            </w:tcMar>
+          </w:tcPr>
+          <w:p>
+            <w:pPr>
+              <w:spacing w:after="120" w:line="300"/>
+            </w:pPr>
+            <w:r>
+              <w:rPr>
+                <w:b/>
+                <w:bCs/>
+                <w:color w:val="263A67"/>
+              </w:rPr>
+              <w:t xml:space="preserve">Server State Transition: RAM After PUT</w:t>
+            </w:r>
+          </w:p>
+          <w:p>
+            <w:pPr>
+              <w:spacing w:after="120" w:line="300"/>
+            </w:pPr>
+            <w:r>
+              <w:t xml:space="preserve">Server RAM state: Record 1 was completely overwritten in RAM. Total records in memory: still exactly 2 (ID 1 and ID 2).</w:t>
+            </w:r>
+          </w:p>
+          <w:p>
+            <w:pPr>
+              <w:spacing w:after="120" w:line="300"/>
+            </w:pPr>
+            <w:r>
+              <w:t xml:space="preserve">Architectural takeaway: PUT is idempotent. Sending this exact PUT request once or one hundred times produces the exact same server memory state.</w:t>
+            </w:r>
+          </w:p>
+        </w:tc>
+      </w:tr>
+    </w:tbl>
+    <w:p>
+      <w:pPr>
+        <w:pStyle w:val="Heading2"/>
+        <w:keepNext/>
+        <w:spacing w:after="100" w:before="240"/>
+      </w:pPr>
+      <w:r>
+        <w:rPr>
+          <w:b/>
+          <w:bCs/>
+          <w:color w:val="4659A7"/>
+        </w:rPr>
+        <w:t xml:space="preserve">Operation 4: Partially Modifying a Record with PATCH /books/:id</w:t>
+      </w:r>
+    </w:p>
+    <w:p>
+      <w:pPr>
+        <w:spacing w:after="120" w:line="300"/>
+      </w:pPr>
+      <w:r>
+        <w:t xml:space="preserve">What if you only want to update one single attribute: such as changing the book title: without touching the author? If you used PUT and omitted the author, the author field would be wiped out. This is where the HTTP PATCH verb is required: PATCH represents a partial delta update.</w:t>
+      </w:r>
+    </w:p>
+    <w:tbl>
+      <w:tblPr>
+        <w:tblW w:type="pct" w:w="100%"/>
+        <w:tblBorders>
+          <w:top w:val="single" w:color="auto" w:sz="4"/>
+          <w:left w:val="single" w:color="auto" w:sz="4"/>
+          <w:bottom w:val="single" w:color="auto" w:sz="4"/>
+          <w:right w:val="single" w:color="auto" w:sz="4"/>
+          <w:insideH w:val="single" w:color="auto" w:sz="4"/>
+          <w:insideV w:val="single" w:color="auto" w:sz="4"/>
+        </w:tblBorders>
+      </w:tblPr>
+      <w:tblGrid>
+        <w:gridCol w:w="100"/>
+      </w:tblGrid>
+      <w:tr>
+        <w:tc>
+          <w:tcPr>
+            <w:tcBorders>
+              <w:top w:val="single" w:color="D9E0EA" w:sz="2"/>
+              <w:left w:val="single" w:color="D9E0EA" w:sz="2"/>
+              <w:bottom w:val="single" w:color="D9E0EA" w:sz="2"/>
+              <w:right w:val="single" w:color="D9E0EA" w:sz="2"/>
+            </w:tcBorders>
+            <w:shd w:fill="EEF8F6" w:val="clear"/>
+            <w:tcMar>
+              <w:top w:type="dxa" w:w="130"/>
+              <w:left w:type="dxa" w:w="160"/>
+              <w:bottom w:type="dxa" w:w="130"/>
+              <w:right w:type="dxa" w:w="160"/>
+            </w:tcMar>
+          </w:tcPr>
+          <w:p>
+            <w:pPr>
+              <w:spacing w:after="120" w:line="300"/>
+            </w:pPr>
+            <w:r>
+              <w:rPr>
+                <w:b/>
+                <w:bCs/>
+                <w:color w:val="263A67"/>
+              </w:rPr>
+              <w:t xml:space="preserve">IMAGINE &amp; PREDICT BEFORE SENDING</w:t>
+            </w:r>
+          </w:p>
+          <w:p>
+            <w:pPr>
+              <w:spacing w:after="120" w:line="300"/>
+            </w:pPr>
+            <w:r>
+              <w:rPr>
+                <w:b/>
+                <w:bCs/>
+                <w:color w:val="263A67"/>
+              </w:rPr>
+              <w:t xml:space="preserve">If we send a PATCH request to /books/1 containing only { "title": "Clean Architecture: Collector Edition" } without passing the author field, what happens to the author in server memory?</w:t>
+            </w:r>
+          </w:p>
+          <w:p>
+            <w:pPr>
+              <w:spacing w:after="120" w:line="300"/>
+            </w:pPr>
+            <w:r>
+              <w:t xml:space="preserve">A. The author is preserved: Only the title field is modified while the existing author remains untouched in RAM</w:t>
+            </w:r>
+          </w:p>
+          <w:p>
+            <w:pPr>
+              <w:spacing w:after="120" w:line="300"/>
+            </w:pPr>
+            <w:r>
+              <w:t xml:space="preserve">B. The author is erased: Any field omitted in a PATCH request is permanently set to null</w:t>
+            </w:r>
+          </w:p>
+          <w:p>
+            <w:pPr>
+              <w:spacing w:after="120" w:line="300"/>
+            </w:pPr>
+            <w:r>
+              <w:t xml:space="preserve">C. The server crashes: PATCH requires every single schema field to be provided</w:t>
+            </w:r>
+          </w:p>
+          <w:p>
+            <w:pPr>
+              <w:spacing w:after="120" w:line="300"/>
+            </w:pPr>
+            <w:r>
+              <w:t xml:space="preserve">D. A new record is created: PATCH behaves identically to POST</w:t>
+            </w:r>
+          </w:p>
+          <w:p>
+            <w:pPr>
+              <w:spacing w:after="120" w:line="300"/>
+            </w:pPr>
+            <w:r>
+              <w:rPr>
+                <w:b/>
+                <w:bCs/>
+                <w:color w:val="168A8A"/>
+              </w:rPr>
+              <w:t xml:space="preserve">Actual Output (Wire Response for PATCH /books/1): </w:t>
+            </w:r>
+            <w:r>
+              <w:t xml:space="preserve">The author was preserved! The server handler used Object.assign(book, req.body) to apply only the new title property, leaving the existing author intact.</w:t>
+            </w:r>
+          </w:p>
+        </w:tc>
+      </w:tr>
+    </w:tbl>
+    <w:tbl>
+      <w:tblPr>
+        <w:tblW w:type="pct" w:w="100%"/>
+        <w:tblBorders>
+          <w:top w:val="single" w:color="auto" w:sz="4"/>
+          <w:left w:val="single" w:color="auto" w:sz="4"/>
+          <w:bottom w:val="single" w:color="auto" w:sz="4"/>
+          <w:right w:val="single" w:color="auto" w:sz="4"/>
+          <w:insideH w:val="single" w:color="auto" w:sz="4"/>
+          <w:insideV w:val="single" w:color="auto" w:sz="4"/>
+        </w:tblBorders>
+      </w:tblPr>
+      <w:tblGrid>
+        <w:gridCol w:w="100"/>
+      </w:tblGrid>
+      <w:tr>
+        <w:tc>
+          <w:tcPr>
+            <w:tcBorders>
+              <w:top w:val="single" w:color="D9E0EA" w:sz="2"/>
+              <w:left w:val="single" w:color="D9E0EA" w:sz="2"/>
+              <w:bottom w:val="single" w:color="D9E0EA" w:sz="2"/>
+              <w:right w:val="single" w:color="D9E0EA" w:sz="2"/>
+            </w:tcBorders>
+            <w:shd w:fill="EEF5FA" w:val="clear"/>
+            <w:tcMar>
+              <w:top w:type="dxa" w:w="130"/>
+              <w:left w:type="dxa" w:w="160"/>
+              <w:bottom w:type="dxa" w:w="130"/>
+              <w:right w:type="dxa" w:w="160"/>
+            </w:tcMar>
+          </w:tcPr>
+          <w:p>
+            <w:pPr>
+              <w:spacing w:after="120" w:line="300"/>
+            </w:pPr>
+            <w:r>
+              <w:rPr>
+                <w:b/>
+                <w:bCs/>
+                <w:color w:val="263A67"/>
+              </w:rPr>
+              <w:t xml:space="preserve">Wire Capture: PATCH /books/1 (Partial Delta Update)</w:t>
+            </w:r>
+          </w:p>
+          <w:p>
+            <w:pPr>
+              <w:spacing w:after="120" w:line="300"/>
+            </w:pPr>
+            <w:r>
+              <w:rPr>
+                <w:b/>
+                <w:bCs/>
+                <w:color w:val="168A8A"/>
+              </w:rPr>
+              <w:t xml:space="preserve">PATCH </w:t>
+            </w:r>
+            <w:r>
+              <w:rPr>
+                <w:rFonts w:ascii="Consolas" w:cs="Consolas" w:eastAsia="Consolas" w:hAnsi="Consolas"/>
+              </w:rPr>
+              <w:t xml:space="preserve">http://localhost:3000/books/1</w:t>
+            </w:r>
+          </w:p>
+          <w:p>
+            <w:pPr>
+              <w:spacing w:after="120" w:line="300"/>
+            </w:pPr>
+            <w:r>
+              <w:rPr>
+                <w:i/>
+                <w:iCs/>
+                <w:color w:val="596579"/>
+              </w:rPr>
+              <w:t xml:space="preserve">Status: 200 OK · Time: 19 ms · Size: 186 B</w:t>
+            </w:r>
+          </w:p>
+          <w:p>
+            <w:pPr>
+              <w:spacing w:after="120" w:line="300"/>
+            </w:pPr>
+            <w:r>
+              <w:rPr>
+                <w:b/>
+                <w:bCs/>
+              </w:rPr>
+              <w:t xml:space="preserve">Response Body:</w:t>
+            </w:r>
+          </w:p>
+          <w:p>
+            <w:pPr>
+              <w:spacing w:after="120" w:line="300"/>
+            </w:pPr>
+            <w:r>
+              <w:rPr>
+                <w:rFonts w:ascii="Consolas" w:cs="Consolas" w:eastAsia="Consolas" w:hAnsi="Consolas"/>
+                <w:b/>
+                <w:bCs/>
+                <w:color w:val="4659A7"/>
+              </w:rPr>
+              <w:t xml:space="preserve">response.json</w:t>
+            </w:r>
+          </w:p>
+          <w:p>
+            <w:pPr>
+              <w:keepLines/>
+              <w:shd w:fill="F4F6F9" w:val="clear"/>
+              <w:spacing w:after="0" w:line="260"/>
+            </w:pPr>
+            <w:r>
+              <w:rPr>
+                <w:rFonts w:ascii="Consolas" w:cs="Consolas" w:eastAsia="Consolas" w:hAnsi="Consolas"/>
+                <w:sz w:val="19"/>
+                <w:szCs w:val="19"/>
+              </w:rPr>
+              <w:t xml:space="preserve"> 1  {</w:t>
+            </w:r>
+          </w:p>
+          <w:p>
+            <w:pPr>
+              <w:keepLines/>
+              <w:shd w:fill="F4F6F9" w:val="clear"/>
+              <w:spacing w:after="0" w:line="260"/>
+            </w:pPr>
+            <w:r>
+              <w:rPr>
+                <w:rFonts w:ascii="Consolas" w:cs="Consolas" w:eastAsia="Consolas" w:hAnsi="Consolas"/>
+                <w:sz w:val="19"/>
+                <w:szCs w:val="19"/>
+              </w:rPr>
+              <w:t xml:space="preserve"> 2    "id": 1,</w:t>
+            </w:r>
+          </w:p>
+          <w:p>
+            <w:pPr>
+              <w:keepLines/>
+              <w:shd w:fill="F4F6F9" w:val="clear"/>
+              <w:spacing w:after="0" w:line="260"/>
+            </w:pPr>
+            <w:r>
+              <w:rPr>
+                <w:rFonts w:ascii="Consolas" w:cs="Consolas" w:eastAsia="Consolas" w:hAnsi="Consolas"/>
+                <w:sz w:val="19"/>
+                <w:szCs w:val="19"/>
+              </w:rPr>
+              <w:t xml:space="preserve"> 3    "title": "Clean Architecture: Collector Edition",</w:t>
+            </w:r>
+          </w:p>
+          <w:p>
+            <w:pPr>
+              <w:keepLines/>
+              <w:shd w:fill="F4F6F9" w:val="clear"/>
+              <w:spacing w:after="0" w:line="260"/>
+            </w:pPr>
+            <w:r>
+              <w:rPr>
+                <w:rFonts w:ascii="Consolas" w:cs="Consolas" w:eastAsia="Consolas" w:hAnsi="Consolas"/>
+                <w:sz w:val="19"/>
+                <w:szCs w:val="19"/>
+              </w:rPr>
+              <w:t xml:space="preserve"> 4    "author": "Robert C. Martin"</w:t>
+            </w:r>
+          </w:p>
+          <w:p>
+            <w:pPr>
+              <w:keepLines/>
+              <w:shd w:fill="F4F6F9" w:val="clear"/>
+              <w:spacing w:after="0" w:line="260"/>
+            </w:pPr>
+            <w:r>
+              <w:rPr>
+                <w:rFonts w:ascii="Consolas" w:cs="Consolas" w:eastAsia="Consolas" w:hAnsi="Consolas"/>
+                <w:sz w:val="19"/>
+                <w:szCs w:val="19"/>
+              </w:rPr>
+              <w:t xml:space="preserve"> 5  }</w:t>
+            </w:r>
+          </w:p>
+        </w:tc>
+      </w:tr>
+    </w:tbl>
+    <w:tbl>
+      <w:tblPr>
+        <w:tblW w:type="pct" w:w="100%"/>
+        <w:tblBorders>
+          <w:top w:val="single" w:color="auto" w:sz="4"/>
+          <w:left w:val="single" w:color="auto" w:sz="4"/>
+          <w:bottom w:val="single" w:color="auto" w:sz="4"/>
+          <w:right w:val="single" w:color="auto" w:sz="4"/>
+          <w:insideH w:val="single" w:color="auto" w:sz="4"/>
+          <w:insideV w:val="single" w:color="auto" w:sz="4"/>
+        </w:tblBorders>
+      </w:tblPr>
+      <w:tblGrid>
+        <w:gridCol w:w="100"/>
+      </w:tblGrid>
+      <w:tr>
+        <w:tc>
+          <w:tcPr>
+            <w:tcBorders>
+              <w:top w:val="single" w:color="D9E0EA" w:sz="2"/>
+              <w:left w:val="single" w:color="D9E0EA" w:sz="2"/>
+              <w:bottom w:val="single" w:color="D9E0EA" w:sz="2"/>
+              <w:right w:val="single" w:color="D9E0EA" w:sz="2"/>
+            </w:tcBorders>
+            <w:shd w:fill="F2F4FA" w:val="clear"/>
+            <w:tcMar>
+              <w:top w:type="dxa" w:w="130"/>
+              <w:left w:type="dxa" w:w="160"/>
+              <w:bottom w:type="dxa" w:w="130"/>
+              <w:right w:type="dxa" w:w="160"/>
+            </w:tcMar>
+          </w:tcPr>
+          <w:p>
+            <w:pPr>
+              <w:spacing w:after="120" w:line="300"/>
+            </w:pPr>
+            <w:r>
+              <w:rPr>
+                <w:b/>
+                <w:bCs/>
+                <w:color w:val="263A67"/>
+              </w:rPr>
+              <w:t xml:space="preserve">Server State Transition: RAM After PATCH</w:t>
+            </w:r>
+          </w:p>
+          <w:p>
+            <w:pPr>
+              <w:spacing w:after="120" w:line="300"/>
+            </w:pPr>
+            <w:r>
+              <w:t xml:space="preserve">Server RAM state: Record 1 has updated title while retaining its existing author. Total records in memory: still 2.</w:t>
+            </w:r>
+          </w:p>
+          <w:p>
+            <w:pPr>
+              <w:spacing w:after="120" w:line="300"/>
+            </w:pPr>
+            <w:r>
+              <w:t xml:space="preserve">Architectural takeaway: Use PUT when replacing an entire entity; use PATCH when updating a subset of fields without touching the rest.</w:t>
+            </w:r>
+          </w:p>
+        </w:tc>
+      </w:tr>
+    </w:tbl>
+    <w:p>
+      <w:pPr>
+        <w:pStyle w:val="Heading2"/>
+        <w:keepNext/>
+        <w:spacing w:after="100" w:before="240"/>
+      </w:pPr>
+      <w:r>
+        <w:rPr>
+          <w:b/>
+          <w:bCs/>
+          <w:color w:val="4659A7"/>
+        </w:rPr>
+        <w:t xml:space="preserve">Operation 5: Deleting a Record with DELETE /books/:id</w:t>
+      </w:r>
+    </w:p>
+    <w:p>
+      <w:pPr>
+        <w:spacing w:after="120" w:line="300"/>
+      </w:pPr>
+      <w:r>
+        <w:t xml:space="preserve">Finally, we want to purge a textbook from our library. The client sends an HTTP DELETE verb with the target ID in the path parameter. The server handler </w:t>
+      </w:r>
+      <w:r>
+        <w:rPr>
+          <w:rFonts w:ascii="Consolas" w:cs="Consolas" w:eastAsia="Consolas" w:hAnsi="Consolas"/>
+          <w:color w:val="4659A7"/>
+          <w:shd w:fill="EEF1FA" w:val="clear"/>
+        </w:rPr>
+        <w:t xml:space="preserve">app.delete("/books/:id", ...)</w:t>
+      </w:r>
+      <w:r>
+        <w:t xml:space="preserve"> filters the memory array to remove the matching record.</w:t>
+      </w:r>
+    </w:p>
+    <w:tbl>
+      <w:tblPr>
+        <w:tblW w:type="pct" w:w="100%"/>
+        <w:tblBorders>
+          <w:top w:val="single" w:color="auto" w:sz="4"/>
+          <w:left w:val="single" w:color="auto" w:sz="4"/>
+          <w:bottom w:val="single" w:color="auto" w:sz="4"/>
+          <w:right w:val="single" w:color="auto" w:sz="4"/>
+          <w:insideH w:val="single" w:color="auto" w:sz="4"/>
+          <w:insideV w:val="single" w:color="auto" w:sz="4"/>
+        </w:tblBorders>
+      </w:tblPr>
+      <w:tblGrid>
+        <w:gridCol w:w="100"/>
+      </w:tblGrid>
+      <w:tr>
+        <w:tc>
+          <w:tcPr>
+            <w:tcBorders>
+              <w:top w:val="single" w:color="D9E0EA" w:sz="2"/>
+              <w:left w:val="single" w:color="D9E0EA" w:sz="2"/>
+              <w:bottom w:val="single" w:color="D9E0EA" w:sz="2"/>
+              <w:right w:val="single" w:color="D9E0EA" w:sz="2"/>
+            </w:tcBorders>
+            <w:shd w:fill="EEF8F6" w:val="clear"/>
+            <w:tcMar>
+              <w:top w:type="dxa" w:w="130"/>
+              <w:left w:type="dxa" w:w="160"/>
+              <w:bottom w:type="dxa" w:w="130"/>
+              <w:right w:type="dxa" w:w="160"/>
+            </w:tcMar>
+          </w:tcPr>
+          <w:p>
+            <w:pPr>
+              <w:spacing w:after="120" w:line="300"/>
+            </w:pPr>
+            <w:r>
+              <w:rPr>
+                <w:b/>
+                <w:bCs/>
+                <w:color w:val="263A67"/>
+              </w:rPr>
+              <w:t xml:space="preserve">IMAGINE &amp; PREDICT BEFORE SENDING</w:t>
+            </w:r>
+          </w:p>
+          <w:p>
+            <w:pPr>
+              <w:spacing w:after="120" w:line="300"/>
+            </w:pPr>
+            <w:r>
+              <w:rPr>
+                <w:b/>
+                <w:bCs/>
+                <w:color w:val="263A67"/>
+              </w:rPr>
+              <w:t xml:space="preserve">When we dispatch DELETE /books/1 to remove record 1, and then immediately dispatch GET /books to inspect the catalog, what will the books array contain?</w:t>
+            </w:r>
+          </w:p>
+          <w:p>
+            <w:pPr>
+              <w:spacing w:after="120" w:line="300"/>
+            </w:pPr>
+            <w:r>
+              <w:t xml:space="preserve">A. Only ID 2 remains: Record 1 was purged from server memory, leaving a single book in the array</w:t>
+            </w:r>
+          </w:p>
+          <w:p>
+            <w:pPr>
+              <w:spacing w:after="120" w:line="300"/>
+            </w:pPr>
+            <w:r>
+              <w:t xml:space="preserve">B. Both records remain: DELETE only marks records as hidden in client cookies</w:t>
+            </w:r>
+          </w:p>
+          <w:p>
+            <w:pPr>
+              <w:spacing w:after="120" w:line="300"/>
+            </w:pPr>
+            <w:r>
+              <w:t xml:space="preserve">C. The array is completely empty: DELETE purges the entire database collection</w:t>
+            </w:r>
+          </w:p>
+          <w:p>
+            <w:pPr>
+              <w:spacing w:after="120" w:line="300"/>
+            </w:pPr>
+            <w:r>
+              <w:t xml:space="preserve">D. The server crashes: Deleting memory requires an operating system reboot</w:t>
+            </w:r>
+          </w:p>
+          <w:p>
+            <w:pPr>
+              <w:spacing w:after="120" w:line="300"/>
+            </w:pPr>
+            <w:r>
+              <w:rPr>
+                <w:b/>
+                <w:bCs/>
+                <w:color w:val="168A8A"/>
+              </w:rPr>
+              <w:t xml:space="preserve">Actual Output (Wire Response for DELETE /books/1 and Verification GET): </w:t>
+            </w:r>
+            <w:r>
+              <w:t xml:space="preserve">Record 1 is gone! The server responded to DELETE with 200 OK, and our follow up GET verification confirms only ID 2 remains in memory.</w:t>
+            </w:r>
+          </w:p>
+        </w:tc>
+      </w:tr>
+    </w:tbl>
+    <w:tbl>
+      <w:tblPr>
+        <w:tblW w:type="pct" w:w="100%"/>
+        <w:tblBorders>
+          <w:top w:val="single" w:color="auto" w:sz="4"/>
+          <w:left w:val="single" w:color="auto" w:sz="4"/>
+          <w:bottom w:val="single" w:color="auto" w:sz="4"/>
+          <w:right w:val="single" w:color="auto" w:sz="4"/>
+          <w:insideH w:val="single" w:color="auto" w:sz="4"/>
+          <w:insideV w:val="single" w:color="auto" w:sz="4"/>
+        </w:tblBorders>
+      </w:tblPr>
+      <w:tblGrid>
+        <w:gridCol w:w="100"/>
+      </w:tblGrid>
+      <w:tr>
+        <w:tc>
+          <w:tcPr>
+            <w:tcBorders>
+              <w:top w:val="single" w:color="D9E0EA" w:sz="2"/>
+              <w:left w:val="single" w:color="D9E0EA" w:sz="2"/>
+              <w:bottom w:val="single" w:color="D9E0EA" w:sz="2"/>
+              <w:right w:val="single" w:color="D9E0EA" w:sz="2"/>
+            </w:tcBorders>
+            <w:shd w:fill="EEF5FA" w:val="clear"/>
+            <w:tcMar>
+              <w:top w:type="dxa" w:w="130"/>
+              <w:left w:type="dxa" w:w="160"/>
+              <w:bottom w:type="dxa" w:w="130"/>
+              <w:right w:type="dxa" w:w="160"/>
+            </w:tcMar>
+          </w:tcPr>
+          <w:p>
+            <w:pPr>
+              <w:spacing w:after="120" w:line="300"/>
+            </w:pPr>
+            <w:r>
+              <w:rPr>
+                <w:b/>
+                <w:bCs/>
+                <w:color w:val="263A67"/>
+              </w:rPr>
+              <w:t xml:space="preserve">Wire Capture: DELETE /books/1 (Remove Record from Memory)</w:t>
+            </w:r>
+          </w:p>
+          <w:p>
+            <w:pPr>
+              <w:spacing w:after="120" w:line="300"/>
+            </w:pPr>
+            <w:r>
+              <w:rPr>
+                <w:b/>
+                <w:bCs/>
+                <w:color w:val="168A8A"/>
+              </w:rPr>
+              <w:t xml:space="preserve">DELETE </w:t>
+            </w:r>
+            <w:r>
+              <w:rPr>
+                <w:rFonts w:ascii="Consolas" w:cs="Consolas" w:eastAsia="Consolas" w:hAnsi="Consolas"/>
+              </w:rPr>
+              <w:t xml:space="preserve">http://localhost:3000/books/1</w:t>
+            </w:r>
+          </w:p>
+          <w:p>
+            <w:pPr>
+              <w:spacing w:after="120" w:line="300"/>
+            </w:pPr>
+            <w:r>
+              <w:rPr>
+                <w:i/>
+                <w:iCs/>
+                <w:color w:val="596579"/>
+              </w:rPr>
+              <w:t xml:space="preserve">Status: 200 OK · Time: 16 ms · Size: 124 B</w:t>
+            </w:r>
+          </w:p>
+          <w:p>
+            <w:pPr>
+              <w:spacing w:after="120" w:line="300"/>
+            </w:pPr>
+            <w:r>
+              <w:rPr>
+                <w:b/>
+                <w:bCs/>
+              </w:rPr>
+              <w:t xml:space="preserve">Response Body:</w:t>
+            </w:r>
+          </w:p>
+          <w:p>
+            <w:pPr>
+              <w:spacing w:after="120" w:line="300"/>
+            </w:pPr>
+            <w:r>
+              <w:rPr>
+                <w:rFonts w:ascii="Consolas" w:cs="Consolas" w:eastAsia="Consolas" w:hAnsi="Consolas"/>
+                <w:b/>
+                <w:bCs/>
+                <w:color w:val="4659A7"/>
+              </w:rPr>
+              <w:t xml:space="preserve">response.json</w:t>
+            </w:r>
+          </w:p>
+          <w:p>
+            <w:pPr>
+              <w:keepLines/>
+              <w:shd w:fill="F4F6F9" w:val="clear"/>
+              <w:spacing w:after="0" w:line="260"/>
+            </w:pPr>
+            <w:r>
+              <w:rPr>
+                <w:rFonts w:ascii="Consolas" w:cs="Consolas" w:eastAsia="Consolas" w:hAnsi="Consolas"/>
+                <w:sz w:val="19"/>
+                <w:szCs w:val="19"/>
+              </w:rPr>
+              <w:t xml:space="preserve"> 1  {</w:t>
+            </w:r>
+          </w:p>
+          <w:p>
+            <w:pPr>
+              <w:keepLines/>
+              <w:shd w:fill="F4F6F9" w:val="clear"/>
+              <w:spacing w:after="0" w:line="260"/>
+            </w:pPr>
+            <w:r>
+              <w:rPr>
+                <w:rFonts w:ascii="Consolas" w:cs="Consolas" w:eastAsia="Consolas" w:hAnsi="Consolas"/>
+                <w:sz w:val="19"/>
+                <w:szCs w:val="19"/>
+              </w:rPr>
+              <w:t xml:space="preserve"> 2    "msg": "removed",</w:t>
+            </w:r>
+          </w:p>
+          <w:p>
+            <w:pPr>
+              <w:keepLines/>
+              <w:shd w:fill="F4F6F9" w:val="clear"/>
+              <w:spacing w:after="0" w:line="260"/>
+            </w:pPr>
+            <w:r>
+              <w:rPr>
+                <w:rFonts w:ascii="Consolas" w:cs="Consolas" w:eastAsia="Consolas" w:hAnsi="Consolas"/>
+                <w:sz w:val="19"/>
+                <w:szCs w:val="19"/>
+              </w:rPr>
+              <w:t xml:space="preserve"> 3    "id": 1</w:t>
+            </w:r>
+          </w:p>
+          <w:p>
+            <w:pPr>
+              <w:keepLines/>
+              <w:shd w:fill="F4F6F9" w:val="clear"/>
+              <w:spacing w:after="0" w:line="260"/>
+            </w:pPr>
+            <w:r>
+              <w:rPr>
+                <w:rFonts w:ascii="Consolas" w:cs="Consolas" w:eastAsia="Consolas" w:hAnsi="Consolas"/>
+                <w:sz w:val="19"/>
+                <w:szCs w:val="19"/>
+              </w:rPr>
+              <w:t xml:space="preserve"> 4  }</w:t>
+            </w:r>
+          </w:p>
+        </w:tc>
+      </w:tr>
+    </w:tbl>
+    <w:tbl>
+      <w:tblPr>
+        <w:tblW w:type="pct" w:w="100%"/>
+        <w:tblBorders>
+          <w:top w:val="single" w:color="auto" w:sz="4"/>
+          <w:left w:val="single" w:color="auto" w:sz="4"/>
+          <w:bottom w:val="single" w:color="auto" w:sz="4"/>
+          <w:right w:val="single" w:color="auto" w:sz="4"/>
+          <w:insideH w:val="single" w:color="auto" w:sz="4"/>
+          <w:insideV w:val="single" w:color="auto" w:sz="4"/>
+        </w:tblBorders>
+      </w:tblPr>
+      <w:tblGrid>
+        <w:gridCol w:w="100"/>
+      </w:tblGrid>
+      <w:tr>
+        <w:tc>
+          <w:tcPr>
+            <w:tcBorders>
+              <w:top w:val="single" w:color="D9E0EA" w:sz="2"/>
+              <w:left w:val="single" w:color="D9E0EA" w:sz="2"/>
+              <w:bottom w:val="single" w:color="D9E0EA" w:sz="2"/>
+              <w:right w:val="single" w:color="D9E0EA" w:sz="2"/>
+            </w:tcBorders>
+            <w:shd w:fill="EEF5FA" w:val="clear"/>
+            <w:tcMar>
+              <w:top w:type="dxa" w:w="130"/>
+              <w:left w:type="dxa" w:w="160"/>
+              <w:bottom w:type="dxa" w:w="130"/>
+              <w:right w:type="dxa" w:w="160"/>
+            </w:tcMar>
+          </w:tcPr>
+          <w:p>
+            <w:pPr>
+              <w:spacing w:after="120" w:line="300"/>
+            </w:pPr>
+            <w:r>
+              <w:rPr>
+                <w:b/>
+                <w:bCs/>
+                <w:color w:val="263A67"/>
+              </w:rPr>
+              <w:t xml:space="preserve">Wire Capture: Verification GET /books (Proving Deletion)</w:t>
+            </w:r>
+          </w:p>
+          <w:p>
+            <w:pPr>
+              <w:spacing w:after="120" w:line="300"/>
+            </w:pPr>
+            <w:r>
+              <w:rPr>
+                <w:b/>
+                <w:bCs/>
+                <w:color w:val="168A8A"/>
+              </w:rPr>
+              <w:t xml:space="preserve">GET </w:t>
+            </w:r>
+            <w:r>
+              <w:rPr>
+                <w:rFonts w:ascii="Consolas" w:cs="Consolas" w:eastAsia="Consolas" w:hAnsi="Consolas"/>
+              </w:rPr>
+              <w:t xml:space="preserve">http://localhost:3000/books</w:t>
+            </w:r>
+          </w:p>
+          <w:p>
+            <w:pPr>
+              <w:spacing w:after="120" w:line="300"/>
+            </w:pPr>
+            <w:r>
+              <w:rPr>
+                <w:i/>
+                <w:iCs/>
+                <w:color w:val="596579"/>
+              </w:rPr>
+              <w:t xml:space="preserve">Status: 200 OK · Time: 15 ms · Size: 148 B</w:t>
+            </w:r>
+          </w:p>
+          <w:p>
+            <w:pPr>
+              <w:spacing w:after="120" w:line="300"/>
+            </w:pPr>
+            <w:r>
+              <w:rPr>
+                <w:b/>
+                <w:bCs/>
+              </w:rPr>
+              <w:t xml:space="preserve">Response Body:</w:t>
+            </w:r>
+          </w:p>
+          <w:p>
+            <w:pPr>
+              <w:spacing w:after="120" w:line="300"/>
+            </w:pPr>
+            <w:r>
+              <w:rPr>
+                <w:rFonts w:ascii="Consolas" w:cs="Consolas" w:eastAsia="Consolas" w:hAnsi="Consolas"/>
+                <w:b/>
+                <w:bCs/>
+                <w:color w:val="4659A7"/>
+              </w:rPr>
+              <w:t xml:space="preserve">response.json</w:t>
+            </w:r>
+          </w:p>
+          <w:p>
+            <w:pPr>
+              <w:keepLines/>
+              <w:shd w:fill="F4F6F9" w:val="clear"/>
+              <w:spacing w:after="0" w:line="260"/>
+            </w:pPr>
+            <w:r>
+              <w:rPr>
+                <w:rFonts w:ascii="Consolas" w:cs="Consolas" w:eastAsia="Consolas" w:hAnsi="Consolas"/>
+                <w:sz w:val="19"/>
+                <w:szCs w:val="19"/>
+              </w:rPr>
+              <w:t xml:space="preserve"> 1  [</w:t>
+            </w:r>
+          </w:p>
+          <w:p>
+            <w:pPr>
+              <w:keepLines/>
+              <w:shd w:fill="F4F6F9" w:val="clear"/>
+              <w:spacing w:after="0" w:line="260"/>
+            </w:pPr>
+            <w:r>
+              <w:rPr>
+                <w:rFonts w:ascii="Consolas" w:cs="Consolas" w:eastAsia="Consolas" w:hAnsi="Consolas"/>
+                <w:sz w:val="19"/>
+                <w:szCs w:val="19"/>
+              </w:rPr>
+              <w:t xml:space="preserve"> 2    {</w:t>
+            </w:r>
+          </w:p>
+          <w:p>
+            <w:pPr>
+              <w:keepLines/>
+              <w:shd w:fill="F4F6F9" w:val="clear"/>
+              <w:spacing w:after="0" w:line="260"/>
+            </w:pPr>
+            <w:r>
+              <w:rPr>
+                <w:rFonts w:ascii="Consolas" w:cs="Consolas" w:eastAsia="Consolas" w:hAnsi="Consolas"/>
+                <w:sz w:val="19"/>
+                <w:szCs w:val="19"/>
+              </w:rPr>
+              <w:t xml:space="preserve"> 3      "id": 2,</w:t>
+            </w:r>
+          </w:p>
+          <w:p>
+            <w:pPr>
+              <w:keepLines/>
+              <w:shd w:fill="F4F6F9" w:val="clear"/>
+              <w:spacing w:after="0" w:line="260"/>
+            </w:pPr>
+            <w:r>
+              <w:rPr>
+                <w:rFonts w:ascii="Consolas" w:cs="Consolas" w:eastAsia="Consolas" w:hAnsi="Consolas"/>
+                <w:sz w:val="19"/>
+                <w:szCs w:val="19"/>
+              </w:rPr>
+              <w:t xml:space="preserve"> 4      "title": "The Pragmatic Programmer",</w:t>
+            </w:r>
+          </w:p>
+          <w:p>
+            <w:pPr>
+              <w:keepLines/>
+              <w:shd w:fill="F4F6F9" w:val="clear"/>
+              <w:spacing w:after="0" w:line="260"/>
+            </w:pPr>
+            <w:r>
+              <w:rPr>
+                <w:rFonts w:ascii="Consolas" w:cs="Consolas" w:eastAsia="Consolas" w:hAnsi="Consolas"/>
+                <w:sz w:val="19"/>
+                <w:szCs w:val="19"/>
+              </w:rPr>
+              <w:t xml:space="preserve"> 5      "author": "David Thomas"</w:t>
+            </w:r>
+          </w:p>
+          <w:p>
+            <w:pPr>
+              <w:keepLines/>
+              <w:shd w:fill="F4F6F9" w:val="clear"/>
+              <w:spacing w:after="0" w:line="260"/>
+            </w:pPr>
+            <w:r>
+              <w:rPr>
+                <w:rFonts w:ascii="Consolas" w:cs="Consolas" w:eastAsia="Consolas" w:hAnsi="Consolas"/>
+                <w:sz w:val="19"/>
+                <w:szCs w:val="19"/>
+              </w:rPr>
+              <w:t xml:space="preserve"> 6    }</w:t>
+            </w:r>
+          </w:p>
+          <w:p>
+            <w:pPr>
+              <w:keepLines/>
+              <w:shd w:fill="F4F6F9" w:val="clear"/>
+              <w:spacing w:after="0" w:line="260"/>
+            </w:pPr>
+            <w:r>
+              <w:rPr>
+                <w:rFonts w:ascii="Consolas" w:cs="Consolas" w:eastAsia="Consolas" w:hAnsi="Consolas"/>
+                <w:sz w:val="19"/>
+                <w:szCs w:val="19"/>
+              </w:rPr>
+              <w:t xml:space="preserve"> 7  ]</w:t>
+            </w:r>
+          </w:p>
+        </w:tc>
+      </w:tr>
+    </w:tbl>
+    <w:tbl>
+      <w:tblPr>
+        <w:tblW w:type="pct" w:w="100%"/>
+        <w:tblBorders>
+          <w:top w:val="single" w:color="auto" w:sz="4"/>
+          <w:left w:val="single" w:color="auto" w:sz="4"/>
+          <w:bottom w:val="single" w:color="auto" w:sz="4"/>
+          <w:right w:val="single" w:color="auto" w:sz="4"/>
+          <w:insideH w:val="single" w:color="auto" w:sz="4"/>
+          <w:insideV w:val="single" w:color="auto" w:sz="4"/>
+        </w:tblBorders>
+      </w:tblPr>
+      <w:tblGrid>
+        <w:gridCol w:w="100"/>
+      </w:tblGrid>
+      <w:tr>
+        <w:tc>
+          <w:tcPr>
+            <w:tcBorders>
+              <w:top w:val="single" w:color="D9E0EA" w:sz="2"/>
+              <w:left w:val="single" w:color="D9E0EA" w:sz="2"/>
+              <w:bottom w:val="single" w:color="D9E0EA" w:sz="2"/>
+              <w:right w:val="single" w:color="D9E0EA" w:sz="2"/>
+            </w:tcBorders>
+            <w:shd w:fill="F2F4FA" w:val="clear"/>
+            <w:tcMar>
+              <w:top w:type="dxa" w:w="130"/>
+              <w:left w:type="dxa" w:w="160"/>
+              <w:bottom w:type="dxa" w:w="130"/>
+              <w:right w:type="dxa" w:w="160"/>
+            </w:tcMar>
+          </w:tcPr>
+          <w:p>
+            <w:pPr>
+              <w:spacing w:after="120" w:line="300"/>
+            </w:pPr>
+            <w:r>
+              <w:rPr>
+                <w:b/>
+                <w:bCs/>
+                <w:color w:val="263A67"/>
+              </w:rPr>
+              <w:t xml:space="preserve">Server State Transition: RAM After DELETE</w:t>
+            </w:r>
+          </w:p>
+          <w:p>
+            <w:pPr>
+              <w:spacing w:after="120" w:line="300"/>
+            </w:pPr>
+            <w:r>
+              <w:t xml:space="preserve">Server RAM state: Record 1 has been permanently purged. The books array now holds exactly 1 record (ID 2).</w:t>
+            </w:r>
+          </w:p>
+          <w:p>
+            <w:pPr>
+              <w:spacing w:after="120" w:line="300"/>
+            </w:pPr>
+            <w:r>
+              <w:t xml:space="preserve">Architectural takeaway: We have completed the entire CRUD lifecycle (Create, Read, Update, Delete) against our own API server using standardized HTTP methods!</w:t>
+            </w:r>
+          </w:p>
+        </w:tc>
+      </w:tr>
+    </w:tbl>
+    <w:p>
+      <w:pPr>
+        <w:pStyle w:val="Heading2"/>
+        <w:keepNext/>
+        <w:spacing w:after="100" w:before="240"/>
+      </w:pPr>
+      <w:r>
+        <w:rPr>
+          <w:b/>
+          <w:bCs/>
+          <w:color w:val="4659A7"/>
+        </w:rPr>
+        <w:t xml:space="preserve">Interactive Companion Sandbox: Experimenting with Custom Inputs</w:t>
+      </w:r>
+    </w:p>
+    <w:p>
+      <w:pPr>
+        <w:spacing w:after="120" w:line="300"/>
+      </w:pPr>
+      <w:r>
+        <w:t xml:space="preserve">For readers viewing this book inside our interactive application, you can also experiment dynamically with custom book titles, authors, and target IDs using the live workbench below:</w:t>
       </w:r>
     </w:p>
     <w:tbl>
@@ -2105,7 +4636,7 @@
               <w:spacing w:after="120" w:line="300"/>
             </w:pPr>
             <w:r>
-              <w:t xml:space="preserve">Click the method buttons below to test GET, POST, PUT, and DELETE operations live against an in memory data store:</w:t>
+              <w:t xml:space="preserve">Type custom title and author values below, then click each method to witness real time server memory transitions and wire logs:</w:t>
             </w:r>
           </w:p>
           <w:p>

--- a/public/books/zero-to-agentic-api-testing/edition-01/Zero-To-Agentic-Api-Testing-Edition-01.docx
+++ b/public/books/zero-to-agentic-api-testing/edition-01/Zero-To-Agentic-Api-Testing-Edition-01.docx
@@ -577,7 +577,7 @@
       </w:r>
     </w:p>
     <w:p>
-      <w:hyperlink w:history="1" r:id="rIdej-0dpbr6dhqwtmkjkrp1">
+      <w:hyperlink w:history="1" r:id="rIdnapjfaudeb4bnvi09i4tc">
         <w:r>
           <w:rPr>
             <w:rStyle w:val="Hyperlink"/>
@@ -595,7 +595,7 @@
       </w:r>
     </w:p>
     <w:p>
-      <w:hyperlink w:history="1" r:id="rIdj8sbzc1gftpee7jmvatrc">
+      <w:hyperlink w:history="1" r:id="rIdk3nsn7ktikwpu0xe4g3s7">
         <w:r>
           <w:rPr>
             <w:rStyle w:val="Hyperlink"/>
@@ -699,6 +699,102 @@
         <w:t xml:space="preserve">The restaurant analogy, the five core operations, building your own minimal server, and tasting REST, SOAP, and GraphQL.</w:t>
       </w:r>
     </w:p>
+    <w:tbl>
+      <w:tblPr>
+        <w:tblW w:type="pct" w:w="100%"/>
+        <w:tblBorders>
+          <w:top w:val="single" w:color="auto" w:sz="4"/>
+          <w:left w:val="single" w:color="auto" w:sz="4"/>
+          <w:bottom w:val="single" w:color="auto" w:sz="4"/>
+          <w:right w:val="single" w:color="auto" w:sz="4"/>
+          <w:insideH w:val="single" w:color="auto" w:sz="4"/>
+          <w:insideV w:val="single" w:color="auto" w:sz="4"/>
+        </w:tblBorders>
+      </w:tblPr>
+      <w:tblGrid>
+        <w:gridCol w:w="100"/>
+      </w:tblGrid>
+      <w:tr>
+        <w:tc>
+          <w:tcPr>
+            <w:tcBorders>
+              <w:top w:val="single" w:color="D9E0EA" w:sz="2"/>
+              <w:left w:val="single" w:color="D9E0EA" w:sz="2"/>
+              <w:bottom w:val="single" w:color="D9E0EA" w:sz="2"/>
+              <w:right w:val="single" w:color="D9E0EA" w:sz="2"/>
+            </w:tcBorders>
+            <w:shd w:fill="F8FAFC" w:val="clear"/>
+            <w:tcMar>
+              <w:top w:type="dxa" w:w="130"/>
+              <w:left w:type="dxa" w:w="160"/>
+              <w:bottom w:type="dxa" w:w="130"/>
+              <w:right w:type="dxa" w:w="160"/>
+            </w:tcMar>
+          </w:tcPr>
+          <w:p>
+            <w:pPr>
+              <w:spacing w:after="120" w:line="300"/>
+            </w:pPr>
+            <w:r>
+              <w:rPr>
+                <w:b/>
+                <w:bCs/>
+                <w:color w:val="263A67"/>
+              </w:rPr>
+              <w:t xml:space="preserve">CHAPTER ROADMAP &amp; LEARNING CONTRACT</w:t>
+            </w:r>
+          </w:p>
+          <w:p>
+            <w:pPr>
+              <w:spacing w:after="120" w:line="300"/>
+            </w:pPr>
+            <w:r>
+              <w:rPr>
+                <w:b/>
+                <w:bCs/>
+                <w:color w:val="168A8A"/>
+              </w:rPr>
+              <w:t xml:space="preserve">WE WILL ACHIEVE: </w:t>
+            </w:r>
+            <w:r>
+              <w:t xml:space="preserve">Build and run a minimal API server from scratch and inspect both sides of every core HTTP exchange.</w:t>
+            </w:r>
+          </w:p>
+          <w:p>
+            <w:pPr>
+              <w:spacing w:after="120" w:line="300"/>
+            </w:pPr>
+            <w:r>
+              <w:rPr>
+                <w:b/>
+                <w:bCs/>
+                <w:color w:val="4659A7"/>
+              </w:rPr>
+              <w:t xml:space="preserve">HOW WE WILL DO IT: </w:t>
+            </w:r>
+            <w:r>
+              <w:t xml:space="preserve">Writing a 5 line Express server, executing GET, POST, PUT, PATCH, and DELETE, and comparing REST, SOAP, and GraphQL using the same book inquiry.</w:t>
+            </w:r>
+          </w:p>
+          <w:p>
+            <w:pPr>
+              <w:spacing w:after="120" w:line="300"/>
+            </w:pPr>
+            <w:r>
+              <w:rPr>
+                <w:b/>
+                <w:bCs/>
+                <w:color w:val="263A67"/>
+              </w:rPr>
+              <w:t xml:space="preserve">WHAT YOU WILL CARRY FORWARD: </w:t>
+            </w:r>
+            <w:r>
+              <w:t xml:space="preserve">The assembled runnable server.js file and the mental model of an HTTP request and response pair.</w:t>
+            </w:r>
+          </w:p>
+        </w:tc>
+      </w:tr>
+    </w:tbl>
     <w:p>
       <w:pPr>
         <w:pStyle w:val="Heading2"/>
@@ -1740,7 +1836,7 @@
           <w:bCs/>
           <w:color w:val="4659A7"/>
         </w:rPr>
-        <w:t xml:space="preserve">Step 3: Anatomy of an HTTP Message: The Wire Structure</w:t>
+        <w:t xml:space="preserve">Step 3: Anatomy of an HTTP Message: Both Sides of the Wire</w:t>
       </w:r>
     </w:p>
     <w:p>
@@ -1748,7 +1844,7 @@
         <w:spacing w:after="120" w:line="300"/>
       </w:pPr>
       <w:r>
-        <w:t xml:space="preserve">When your computer talks to a server over the internet, it sends an </w:t>
+        <w:t xml:space="preserve">When your computer talks to a server over the network, it sends an </w:t>
       </w:r>
       <w:r>
         <w:rPr>
@@ -1768,7 +1864,7 @@
         <w:t xml:space="preserve">HTTP Response</w:t>
       </w:r>
       <w:r>
-        <w:t xml:space="preserve"> packet. Every message consists of four structural elements:</w:t>
+        <w:t xml:space="preserve"> packet. To understand how APIs work, you must see both sides of this exchange. Here is a complete GET request and reply targeting our future server address at http://localhost:3000/books:</w:t>
       </w:r>
     </w:p>
     <w:tbl>
@@ -1813,15 +1909,15 @@
                 <w:bCs/>
                 <w:color w:val="263A67"/>
               </w:rPr>
-              <w:t xml:space="preserve">Deconstructing the HTTP Request Envelope</w:t>
-            </w:r>
-          </w:p>
-          <w:p>
-            <w:pPr>
-              <w:spacing w:after="120" w:line="300"/>
-            </w:pPr>
-            <w:r>
-              <w:t xml:space="preserve">Study each part of an HTTP request before we execute live calls:</w:t>
+              <w:t xml:space="preserve">Deconstructing Both Sides of the Wire Exchange</w:t>
+            </w:r>
+          </w:p>
+          <w:p>
+            <w:pPr>
+              <w:spacing w:after="120" w:line="300"/>
+            </w:pPr>
+            <w:r>
+              <w:t xml:space="preserve">Study each part of the outgoing request and the incoming response:</w:t>
             </w:r>
           </w:p>
           <w:p>
@@ -1834,15 +1930,15 @@
                 <w:bCs/>
                 <w:color w:val="263A67"/>
               </w:rPr>
-              <w:t xml:space="preserve">CHUNK 1: The Verb and Endpoint URL · The Action and Address</w:t>
-            </w:r>
-          </w:p>
-          <w:p>
-            <w:pPr>
-              <w:spacing w:after="120" w:line="300"/>
-            </w:pPr>
-            <w:r>
-              <w:t xml:space="preserve">Specifies the HTTP method (POST) telling the server what operation to perform, followed by the resource path and target server host name.</w:t>
+              <w:t xml:space="preserve">CHUNK 1: Part 1: The Outgoing Request Line · The Action and Address</w:t>
+            </w:r>
+          </w:p>
+          <w:p>
+            <w:pPr>
+              <w:spacing w:after="120" w:line="300"/>
+            </w:pPr>
+            <w:r>
+              <w:t xml:space="preserve">Specifies the HTTP method (GET) telling the server to read records, followed by the resource path (/books) and target host (localhost:3000).</w:t>
             </w:r>
           </w:p>
           <w:p>
@@ -1871,8 +1967,8 @@
                 <w:sz w:val="19"/>
                 <w:szCs w:val="19"/>
               </w:rPr>
-              <w:t xml:space="preserve"> 1  POST /v1/books HTTP/1.1
-Host: api.library.org</w:t>
+              <w:t xml:space="preserve"> 1  GET /books HTTP/1.1
+Host: localhost:3000</w:t>
             </w:r>
           </w:p>
           <w:p>
@@ -1888,7 +1984,7 @@
               <w:t xml:space="preserve">Rule: </w:t>
             </w:r>
             <w:r>
-              <w:t xml:space="preserve">The URL identifies the target resource; the HTTP verb identifies the intended action.</w:t>
+              <w:t xml:space="preserve">The URL identifies the target resource; the HTTP verb identifies the intended operation.</w:t>
             </w:r>
           </w:p>
           <w:p>
@@ -1901,15 +1997,15 @@
                 <w:bCs/>
                 <w:color w:val="263A67"/>
               </w:rPr>
-              <w:t xml:space="preserve">CHUNK 2: The Headers (The Envelope Metadata) · Format and Client Details</w:t>
-            </w:r>
-          </w:p>
-          <w:p>
-            <w:pPr>
-              <w:spacing w:after="120" w:line="300"/>
-            </w:pPr>
-            <w:r>
-              <w:t xml:space="preserve">Headers act like the outside of a postal envelope: they declare the data format (JSON), security tokens, and device details.</w:t>
+              <w:t xml:space="preserve">CHUNK 2: Part 2: The Outgoing Request Headers · Client Envelope Metadata</w:t>
+            </w:r>
+          </w:p>
+          <w:p>
+            <w:pPr>
+              <w:spacing w:after="120" w:line="300"/>
+            </w:pPr>
+            <w:r>
+              <w:t xml:space="preserve">Headers act like the outside of a postal envelope: Accept informs the server that our client wants data formatted as JSON text.</w:t>
             </w:r>
           </w:p>
           <w:p>
@@ -1923,7 +2019,7 @@
                 <w:bCs/>
                 <w:color w:val="4659A7"/>
               </w:rPr>
-              <w:t xml:space="preserve">headers.http</w:t>
+              <w:t xml:space="preserve">request_headers.http</w:t>
             </w:r>
           </w:p>
           <w:p>
@@ -1938,8 +2034,7 @@
                 <w:sz w:val="19"/>
                 <w:szCs w:val="19"/>
               </w:rPr>
-              <w:t xml:space="preserve"> 1  Content-Type: application/json
-Accept: application/json
+              <w:t xml:space="preserve"> 1  Accept: application/json
 User-Agent: CampusClient/1.0</w:t>
             </w:r>
           </w:p>
@@ -1956,7 +2051,7 @@
               <w:t xml:space="preserve">Rule: </w:t>
             </w:r>
             <w:r>
-              <w:t xml:space="preserve">Content Type informs the server how to parse the incoming body payload.</w:t>
+              <w:t xml:space="preserve">Headers provide context and metadata without polluting the payload data.</w:t>
             </w:r>
           </w:p>
           <w:p>
@@ -1969,15 +2064,15 @@
                 <w:bCs/>
                 <w:color w:val="263A67"/>
               </w:rPr>
-              <w:t xml:space="preserve">CHUNK 3: The Payload Body (The Letter Inside) · The Actual Data Content</w:t>
-            </w:r>
-          </w:p>
-          <w:p>
-            <w:pPr>
-              <w:spacing w:after="120" w:line="300"/>
-            </w:pPr>
-            <w:r>
-              <w:t xml:space="preserve">The payload contains the raw data being created or updated, formatted as human readable JSON text.</w:t>
+              <w:t xml:space="preserve">CHUNK 3: Part 3: The Incoming Response Status Line and Headers · Server Acknowledgment and Type</w:t>
+            </w:r>
+          </w:p>
+          <w:p>
+            <w:pPr>
+              <w:spacing w:after="120" w:line="300"/>
+            </w:pPr>
+            <w:r>
+              <w:t xml:space="preserve">The server replies with HTTP status code 200 OK, followed by headers stating that the returned body is UTF-8 encoded JSON text.</w:t>
             </w:r>
           </w:p>
           <w:p>
@@ -1991,7 +2086,7 @@
                 <w:bCs/>
                 <w:color w:val="4659A7"/>
               </w:rPr>
-              <w:t xml:space="preserve">payload.json</w:t>
+              <w:t xml:space="preserve">response_headers.http</w:t>
             </w:r>
           </w:p>
           <w:p>
@@ -2006,11 +2101,9 @@
                 <w:sz w:val="19"/>
                 <w:szCs w:val="19"/>
               </w:rPr>
-              <w:t xml:space="preserve"> 1  {
-  "title": "Clean Code",
-  "author": "Robert Martin",
-  "aisle": 42
-}</w:t>
+              <w:t xml:space="preserve"> 1  HTTP/1.1 200 OK
+Content-Type: application/json; charset=utf-8
+Content-Length: 68</w:t>
             </w:r>
           </w:p>
           <w:p>
@@ -2026,7 +2119,79 @@
               <w:t xml:space="preserve">Rule: </w:t>
             </w:r>
             <w:r>
-              <w:t xml:space="preserve">GET requests generally do not have a body; POST and PUT requests carry payloads.</w:t>
+              <w:t xml:space="preserve">The status code immediately informs the client whether the operation succeeded or failed.</w:t>
+            </w:r>
+          </w:p>
+          <w:p>
+            <w:pPr>
+              <w:spacing w:after="120" w:line="300"/>
+            </w:pPr>
+            <w:r>
+              <w:rPr>
+                <w:b/>
+                <w:bCs/>
+                <w:color w:val="263A67"/>
+              </w:rPr>
+              <w:t xml:space="preserve">CHUNK 4: Part 4: The Incoming Response Body · The Actual Data Content</w:t>
+            </w:r>
+          </w:p>
+          <w:p>
+            <w:pPr>
+              <w:spacing w:after="120" w:line="300"/>
+            </w:pPr>
+            <w:r>
+              <w:t xml:space="preserve">The payload delivered back to the client, formatted as clean, structured JSON containing the requested book records.</w:t>
+            </w:r>
+          </w:p>
+          <w:p>
+            <w:pPr>
+              <w:spacing w:after="120" w:line="300"/>
+            </w:pPr>
+            <w:r>
+              <w:rPr>
+                <w:rFonts w:ascii="Consolas" w:cs="Consolas" w:eastAsia="Consolas" w:hAnsi="Consolas"/>
+                <w:b/>
+                <w:bCs/>
+                <w:color w:val="4659A7"/>
+              </w:rPr>
+              <w:t xml:space="preserve">response_body.json</w:t>
+            </w:r>
+          </w:p>
+          <w:p>
+            <w:pPr>
+              <w:keepLines/>
+              <w:shd w:fill="F4F6F9" w:val="clear"/>
+              <w:spacing w:after="0" w:line="260"/>
+            </w:pPr>
+            <w:r>
+              <w:rPr>
+                <w:rFonts w:ascii="Consolas" w:cs="Consolas" w:eastAsia="Consolas" w:hAnsi="Consolas"/>
+                <w:sz w:val="19"/>
+                <w:szCs w:val="19"/>
+              </w:rPr>
+              <w:t xml:space="preserve"> 1  [
+  {
+    "id": 1,
+    "title": "Clean Architecture",
+    "author": "Robert Martin"
+  }
+]</w:t>
+            </w:r>
+          </w:p>
+          <w:p>
+            <w:pPr>
+              <w:spacing w:after="120" w:line="300"/>
+            </w:pPr>
+            <w:r>
+              <w:rPr>
+                <w:b/>
+                <w:bCs/>
+                <w:color w:val="168A8A"/>
+              </w:rPr>
+              <w:t xml:space="preserve">Rule: </w:t>
+            </w:r>
+            <w:r>
+              <w:t xml:space="preserve">The client deserializes this JSON text into native programming objects for display or processing.</w:t>
             </w:r>
           </w:p>
         </w:tc>
@@ -4575,6 +4740,672 @@
           <w:bCs/>
           <w:color w:val="4659A7"/>
         </w:rPr>
+        <w:t xml:space="preserve">The Complete Assembled Server and Command Transcript</w:t>
+      </w:r>
+    </w:p>
+    <w:p>
+      <w:pPr>
+        <w:spacing w:after="120" w:line="300"/>
+      </w:pPr>
+      <w:r>
+        <w:t xml:space="preserve">Here is our complete minimal API server assembled into one self contained JavaScript file. Save this file as server.js and run it using Node.js:</w:t>
+      </w:r>
+    </w:p>
+    <w:p>
+      <w:pPr>
+        <w:pStyle w:val="Heading2"/>
+        <w:keepNext/>
+        <w:spacing w:after="100" w:before="240"/>
+      </w:pPr>
+      <w:r>
+        <w:rPr>
+          <w:b/>
+          <w:bCs/>
+          <w:color w:val="4659A7"/>
+        </w:rPr>
+        <w:t xml:space="preserve">The code</w:t>
+      </w:r>
+    </w:p>
+    <w:p>
+      <w:pPr>
+        <w:spacing w:after="120" w:line="300"/>
+      </w:pPr>
+      <w:r>
+        <w:rPr>
+          <w:rFonts w:ascii="Consolas" w:cs="Consolas" w:eastAsia="Consolas" w:hAnsi="Consolas"/>
+          <w:b/>
+          <w:bCs/>
+          <w:color w:val="4659A7"/>
+        </w:rPr>
+        <w:t xml:space="preserve">server.js</w:t>
+      </w:r>
+    </w:p>
+    <w:p>
+      <w:pPr>
+        <w:keepLines/>
+        <w:shd w:fill="F4F6F9" w:val="clear"/>
+        <w:spacing w:after="0" w:line="260"/>
+      </w:pPr>
+      <w:r>
+        <w:rPr>
+          <w:rFonts w:ascii="Consolas" w:cs="Consolas" w:eastAsia="Consolas" w:hAnsi="Consolas"/>
+          <w:sz w:val="19"/>
+          <w:szCs w:val="19"/>
+        </w:rPr>
+        <w:t xml:space="preserve"> 1  const express = require("express");</w:t>
+      </w:r>
+    </w:p>
+    <w:p>
+      <w:pPr>
+        <w:keepLines/>
+        <w:shd w:fill="F4F6F9" w:val="clear"/>
+        <w:spacing w:after="0" w:line="260"/>
+      </w:pPr>
+      <w:r>
+        <w:rPr>
+          <w:rFonts w:ascii="Consolas" w:cs="Consolas" w:eastAsia="Consolas" w:hAnsi="Consolas"/>
+          <w:sz w:val="19"/>
+          <w:szCs w:val="19"/>
+        </w:rPr>
+        <w:t xml:space="preserve"> 2  const app = express();</w:t>
+      </w:r>
+    </w:p>
+    <w:p>
+      <w:pPr>
+        <w:keepLines/>
+        <w:shd w:fill="F4F6F9" w:val="clear"/>
+        <w:spacing w:after="0" w:line="260"/>
+      </w:pPr>
+      <w:r>
+        <w:rPr>
+          <w:rFonts w:ascii="Consolas" w:cs="Consolas" w:eastAsia="Consolas" w:hAnsi="Consolas"/>
+          <w:sz w:val="19"/>
+          <w:szCs w:val="19"/>
+        </w:rPr>
+        <w:t xml:space="preserve"> 3  app.use(express.json());</w:t>
+      </w:r>
+    </w:p>
+    <w:p>
+      <w:pPr>
+        <w:keepLines/>
+        <w:shd w:fill="F4F6F9" w:val="clear"/>
+        <w:spacing w:after="0" w:line="260"/>
+      </w:pPr>
+      <w:r>
+        <w:rPr>
+          <w:rFonts w:ascii="Consolas" w:cs="Consolas" w:eastAsia="Consolas" w:hAnsi="Consolas"/>
+          <w:sz w:val="19"/>
+          <w:szCs w:val="19"/>
+        </w:rPr>
+        <w:t xml:space="preserve"> 4   </w:t>
+      </w:r>
+    </w:p>
+    <w:p>
+      <w:pPr>
+        <w:keepLines/>
+        <w:shd w:fill="F4F6F9" w:val="clear"/>
+        <w:spacing w:after="0" w:line="260"/>
+      </w:pPr>
+      <w:r>
+        <w:rPr>
+          <w:rFonts w:ascii="Consolas" w:cs="Consolas" w:eastAsia="Consolas" w:hAnsi="Consolas"/>
+          <w:sz w:val="19"/>
+          <w:szCs w:val="19"/>
+        </w:rPr>
+        <w:t xml:space="preserve"> 5  let books = [</w:t>
+      </w:r>
+    </w:p>
+    <w:p>
+      <w:pPr>
+        <w:keepLines/>
+        <w:shd w:fill="F4F6F9" w:val="clear"/>
+        <w:spacing w:after="0" w:line="260"/>
+      </w:pPr>
+      <w:r>
+        <w:rPr>
+          <w:rFonts w:ascii="Consolas" w:cs="Consolas" w:eastAsia="Consolas" w:hAnsi="Consolas"/>
+          <w:sz w:val="19"/>
+          <w:szCs w:val="19"/>
+        </w:rPr>
+        <w:t xml:space="preserve"> 6    { id: 1, title: "Clean Architecture", author: "Robert Martin" }</w:t>
+      </w:r>
+    </w:p>
+    <w:p>
+      <w:pPr>
+        <w:keepLines/>
+        <w:shd w:fill="F4F6F9" w:val="clear"/>
+        <w:spacing w:after="0" w:line="260"/>
+      </w:pPr>
+      <w:r>
+        <w:rPr>
+          <w:rFonts w:ascii="Consolas" w:cs="Consolas" w:eastAsia="Consolas" w:hAnsi="Consolas"/>
+          <w:sz w:val="19"/>
+          <w:szCs w:val="19"/>
+        </w:rPr>
+        <w:t xml:space="preserve"> 7  ];</w:t>
+      </w:r>
+    </w:p>
+    <w:p>
+      <w:pPr>
+        <w:keepLines/>
+        <w:shd w:fill="F4F6F9" w:val="clear"/>
+        <w:spacing w:after="0" w:line="260"/>
+      </w:pPr>
+      <w:r>
+        <w:rPr>
+          <w:rFonts w:ascii="Consolas" w:cs="Consolas" w:eastAsia="Consolas" w:hAnsi="Consolas"/>
+          <w:sz w:val="19"/>
+          <w:szCs w:val="19"/>
+        </w:rPr>
+        <w:t xml:space="preserve"> 8   </w:t>
+      </w:r>
+    </w:p>
+    <w:p>
+      <w:pPr>
+        <w:keepLines/>
+        <w:shd w:fill="F4F6F9" w:val="clear"/>
+        <w:spacing w:after="0" w:line="260"/>
+      </w:pPr>
+      <w:r>
+        <w:rPr>
+          <w:rFonts w:ascii="Consolas" w:cs="Consolas" w:eastAsia="Consolas" w:hAnsi="Consolas"/>
+          <w:sz w:val="19"/>
+          <w:szCs w:val="19"/>
+        </w:rPr>
+        <w:t xml:space="preserve"> 9  app.get("/books", (req, res) =&gt; res.json(books));</w:t>
+      </w:r>
+    </w:p>
+    <w:p>
+      <w:pPr>
+        <w:keepLines/>
+        <w:shd w:fill="F4F6F9" w:val="clear"/>
+        <w:spacing w:after="0" w:line="260"/>
+      </w:pPr>
+      <w:r>
+        <w:rPr>
+          <w:rFonts w:ascii="Consolas" w:cs="Consolas" w:eastAsia="Consolas" w:hAnsi="Consolas"/>
+          <w:sz w:val="19"/>
+          <w:szCs w:val="19"/>
+        </w:rPr>
+        <w:t xml:space="preserve">10   </w:t>
+      </w:r>
+    </w:p>
+    <w:p>
+      <w:pPr>
+        <w:keepLines/>
+        <w:shd w:fill="F4F6F9" w:val="clear"/>
+        <w:spacing w:after="0" w:line="260"/>
+      </w:pPr>
+      <w:r>
+        <w:rPr>
+          <w:rFonts w:ascii="Consolas" w:cs="Consolas" w:eastAsia="Consolas" w:hAnsi="Consolas"/>
+          <w:sz w:val="19"/>
+          <w:szCs w:val="19"/>
+        </w:rPr>
+        <w:t xml:space="preserve">11  app.post("/books", (req, res) =&gt; {</w:t>
+      </w:r>
+    </w:p>
+    <w:p>
+      <w:pPr>
+        <w:keepLines/>
+        <w:shd w:fill="F4F6F9" w:val="clear"/>
+        <w:spacing w:after="0" w:line="260"/>
+      </w:pPr>
+      <w:r>
+        <w:rPr>
+          <w:rFonts w:ascii="Consolas" w:cs="Consolas" w:eastAsia="Consolas" w:hAnsi="Consolas"/>
+          <w:sz w:val="19"/>
+          <w:szCs w:val="19"/>
+        </w:rPr>
+        <w:t xml:space="preserve">12    const newBook = { id: books.length + 1, ...req.body };</w:t>
+      </w:r>
+    </w:p>
+    <w:p>
+      <w:pPr>
+        <w:keepLines/>
+        <w:shd w:fill="F4F6F9" w:val="clear"/>
+        <w:spacing w:after="0" w:line="260"/>
+      </w:pPr>
+      <w:r>
+        <w:rPr>
+          <w:rFonts w:ascii="Consolas" w:cs="Consolas" w:eastAsia="Consolas" w:hAnsi="Consolas"/>
+          <w:sz w:val="19"/>
+          <w:szCs w:val="19"/>
+        </w:rPr>
+        <w:t xml:space="preserve">13    books.push(newBook);</w:t>
+      </w:r>
+    </w:p>
+    <w:p>
+      <w:pPr>
+        <w:keepLines/>
+        <w:shd w:fill="F4F6F9" w:val="clear"/>
+        <w:spacing w:after="0" w:line="260"/>
+      </w:pPr>
+      <w:r>
+        <w:rPr>
+          <w:rFonts w:ascii="Consolas" w:cs="Consolas" w:eastAsia="Consolas" w:hAnsi="Consolas"/>
+          <w:sz w:val="19"/>
+          <w:szCs w:val="19"/>
+        </w:rPr>
+        <w:t xml:space="preserve">14    res.status(201).json(newBook);</w:t>
+      </w:r>
+    </w:p>
+    <w:p>
+      <w:pPr>
+        <w:keepLines/>
+        <w:shd w:fill="F4F6F9" w:val="clear"/>
+        <w:spacing w:after="0" w:line="260"/>
+      </w:pPr>
+      <w:r>
+        <w:rPr>
+          <w:rFonts w:ascii="Consolas" w:cs="Consolas" w:eastAsia="Consolas" w:hAnsi="Consolas"/>
+          <w:sz w:val="19"/>
+          <w:szCs w:val="19"/>
+        </w:rPr>
+        <w:t xml:space="preserve">15  });</w:t>
+      </w:r>
+    </w:p>
+    <w:p>
+      <w:pPr>
+        <w:keepLines/>
+        <w:shd w:fill="F4F6F9" w:val="clear"/>
+        <w:spacing w:after="0" w:line="260"/>
+      </w:pPr>
+      <w:r>
+        <w:rPr>
+          <w:rFonts w:ascii="Consolas" w:cs="Consolas" w:eastAsia="Consolas" w:hAnsi="Consolas"/>
+          <w:sz w:val="19"/>
+          <w:szCs w:val="19"/>
+        </w:rPr>
+        <w:t xml:space="preserve">16   </w:t>
+      </w:r>
+    </w:p>
+    <w:p>
+      <w:pPr>
+        <w:keepLines/>
+        <w:shd w:fill="F4F6F9" w:val="clear"/>
+        <w:spacing w:after="0" w:line="260"/>
+      </w:pPr>
+      <w:r>
+        <w:rPr>
+          <w:rFonts w:ascii="Consolas" w:cs="Consolas" w:eastAsia="Consolas" w:hAnsi="Consolas"/>
+          <w:sz w:val="19"/>
+          <w:szCs w:val="19"/>
+        </w:rPr>
+        <w:t xml:space="preserve">17  app.put("/books/:id", (req, res) =&gt; {</w:t>
+      </w:r>
+    </w:p>
+    <w:p>
+      <w:pPr>
+        <w:keepLines/>
+        <w:shd w:fill="F4F6F9" w:val="clear"/>
+        <w:spacing w:after="0" w:line="260"/>
+      </w:pPr>
+      <w:r>
+        <w:rPr>
+          <w:rFonts w:ascii="Consolas" w:cs="Consolas" w:eastAsia="Consolas" w:hAnsi="Consolas"/>
+          <w:sz w:val="19"/>
+          <w:szCs w:val="19"/>
+        </w:rPr>
+        <w:t xml:space="preserve">18    const idx = books.findIndex(b =&gt; b.id == req.params.id);</w:t>
+      </w:r>
+    </w:p>
+    <w:p>
+      <w:pPr>
+        <w:keepLines/>
+        <w:shd w:fill="F4F6F9" w:val="clear"/>
+        <w:spacing w:after="0" w:line="260"/>
+      </w:pPr>
+      <w:r>
+        <w:rPr>
+          <w:rFonts w:ascii="Consolas" w:cs="Consolas" w:eastAsia="Consolas" w:hAnsi="Consolas"/>
+          <w:sz w:val="19"/>
+          <w:szCs w:val="19"/>
+        </w:rPr>
+        <w:t xml:space="preserve">19    if (idx === -1) return res.status(404).json({ error: "Book not found" });</w:t>
+      </w:r>
+    </w:p>
+    <w:p>
+      <w:pPr>
+        <w:keepLines/>
+        <w:shd w:fill="F4F6F9" w:val="clear"/>
+        <w:spacing w:after="0" w:line="260"/>
+      </w:pPr>
+      <w:r>
+        <w:rPr>
+          <w:rFonts w:ascii="Consolas" w:cs="Consolas" w:eastAsia="Consolas" w:hAnsi="Consolas"/>
+          <w:sz w:val="19"/>
+          <w:szCs w:val="19"/>
+        </w:rPr>
+        <w:t xml:space="preserve">20    books[idx] = { id: Number(req.params.id), ...req.body };</w:t>
+      </w:r>
+    </w:p>
+    <w:p>
+      <w:pPr>
+        <w:keepLines/>
+        <w:shd w:fill="F4F6F9" w:val="clear"/>
+        <w:spacing w:after="0" w:line="260"/>
+      </w:pPr>
+      <w:r>
+        <w:rPr>
+          <w:rFonts w:ascii="Consolas" w:cs="Consolas" w:eastAsia="Consolas" w:hAnsi="Consolas"/>
+          <w:sz w:val="19"/>
+          <w:szCs w:val="19"/>
+        </w:rPr>
+        <w:t xml:space="preserve">21    res.json(books[idx]);</w:t>
+      </w:r>
+    </w:p>
+    <w:p>
+      <w:pPr>
+        <w:keepLines/>
+        <w:shd w:fill="F4F6F9" w:val="clear"/>
+        <w:spacing w:after="0" w:line="260"/>
+      </w:pPr>
+      <w:r>
+        <w:rPr>
+          <w:rFonts w:ascii="Consolas" w:cs="Consolas" w:eastAsia="Consolas" w:hAnsi="Consolas"/>
+          <w:sz w:val="19"/>
+          <w:szCs w:val="19"/>
+        </w:rPr>
+        <w:t xml:space="preserve">22  });</w:t>
+      </w:r>
+    </w:p>
+    <w:p>
+      <w:pPr>
+        <w:keepLines/>
+        <w:shd w:fill="F4F6F9" w:val="clear"/>
+        <w:spacing w:after="0" w:line="260"/>
+      </w:pPr>
+      <w:r>
+        <w:rPr>
+          <w:rFonts w:ascii="Consolas" w:cs="Consolas" w:eastAsia="Consolas" w:hAnsi="Consolas"/>
+          <w:sz w:val="19"/>
+          <w:szCs w:val="19"/>
+        </w:rPr>
+        <w:t xml:space="preserve">23   </w:t>
+      </w:r>
+    </w:p>
+    <w:p>
+      <w:pPr>
+        <w:keepLines/>
+        <w:shd w:fill="F4F6F9" w:val="clear"/>
+        <w:spacing w:after="0" w:line="260"/>
+      </w:pPr>
+      <w:r>
+        <w:rPr>
+          <w:rFonts w:ascii="Consolas" w:cs="Consolas" w:eastAsia="Consolas" w:hAnsi="Consolas"/>
+          <w:sz w:val="19"/>
+          <w:szCs w:val="19"/>
+        </w:rPr>
+        <w:t xml:space="preserve">24  app.patch("/books/:id", (req, res) =&gt; {</w:t>
+      </w:r>
+    </w:p>
+    <w:p>
+      <w:pPr>
+        <w:keepLines/>
+        <w:shd w:fill="F4F6F9" w:val="clear"/>
+        <w:spacing w:after="0" w:line="260"/>
+      </w:pPr>
+      <w:r>
+        <w:rPr>
+          <w:rFonts w:ascii="Consolas" w:cs="Consolas" w:eastAsia="Consolas" w:hAnsi="Consolas"/>
+          <w:sz w:val="19"/>
+          <w:szCs w:val="19"/>
+        </w:rPr>
+        <w:t xml:space="preserve">25    const book = books.find(b =&gt; b.id == req.params.id);</w:t>
+      </w:r>
+    </w:p>
+    <w:p>
+      <w:pPr>
+        <w:keepLines/>
+        <w:shd w:fill="F4F6F9" w:val="clear"/>
+        <w:spacing w:after="0" w:line="260"/>
+      </w:pPr>
+      <w:r>
+        <w:rPr>
+          <w:rFonts w:ascii="Consolas" w:cs="Consolas" w:eastAsia="Consolas" w:hAnsi="Consolas"/>
+          <w:sz w:val="19"/>
+          <w:szCs w:val="19"/>
+        </w:rPr>
+        <w:t xml:space="preserve">26    if (!book) return res.status(404).json({ error: "Book not found" });</w:t>
+      </w:r>
+    </w:p>
+    <w:p>
+      <w:pPr>
+        <w:keepLines/>
+        <w:shd w:fill="F4F6F9" w:val="clear"/>
+        <w:spacing w:after="0" w:line="260"/>
+      </w:pPr>
+      <w:r>
+        <w:rPr>
+          <w:rFonts w:ascii="Consolas" w:cs="Consolas" w:eastAsia="Consolas" w:hAnsi="Consolas"/>
+          <w:sz w:val="19"/>
+          <w:szCs w:val="19"/>
+        </w:rPr>
+        <w:t xml:space="preserve">27    Object.assign(book, req.body);</w:t>
+      </w:r>
+    </w:p>
+    <w:p>
+      <w:pPr>
+        <w:keepLines/>
+        <w:shd w:fill="F4F6F9" w:val="clear"/>
+        <w:spacing w:after="0" w:line="260"/>
+      </w:pPr>
+      <w:r>
+        <w:rPr>
+          <w:rFonts w:ascii="Consolas" w:cs="Consolas" w:eastAsia="Consolas" w:hAnsi="Consolas"/>
+          <w:sz w:val="19"/>
+          <w:szCs w:val="19"/>
+        </w:rPr>
+        <w:t xml:space="preserve">28    res.json(book);</w:t>
+      </w:r>
+    </w:p>
+    <w:p>
+      <w:pPr>
+        <w:keepLines/>
+        <w:shd w:fill="F4F6F9" w:val="clear"/>
+        <w:spacing w:after="0" w:line="260"/>
+      </w:pPr>
+      <w:r>
+        <w:rPr>
+          <w:rFonts w:ascii="Consolas" w:cs="Consolas" w:eastAsia="Consolas" w:hAnsi="Consolas"/>
+          <w:sz w:val="19"/>
+          <w:szCs w:val="19"/>
+        </w:rPr>
+        <w:t xml:space="preserve">29  });</w:t>
+      </w:r>
+    </w:p>
+    <w:p>
+      <w:pPr>
+        <w:keepLines/>
+        <w:shd w:fill="F4F6F9" w:val="clear"/>
+        <w:spacing w:after="0" w:line="260"/>
+      </w:pPr>
+      <w:r>
+        <w:rPr>
+          <w:rFonts w:ascii="Consolas" w:cs="Consolas" w:eastAsia="Consolas" w:hAnsi="Consolas"/>
+          <w:sz w:val="19"/>
+          <w:szCs w:val="19"/>
+        </w:rPr>
+        <w:t xml:space="preserve">30   </w:t>
+      </w:r>
+    </w:p>
+    <w:p>
+      <w:pPr>
+        <w:keepLines/>
+        <w:shd w:fill="F4F6F9" w:val="clear"/>
+        <w:spacing w:after="0" w:line="260"/>
+      </w:pPr>
+      <w:r>
+        <w:rPr>
+          <w:rFonts w:ascii="Consolas" w:cs="Consolas" w:eastAsia="Consolas" w:hAnsi="Consolas"/>
+          <w:sz w:val="19"/>
+          <w:szCs w:val="19"/>
+        </w:rPr>
+        <w:t xml:space="preserve">31  app.delete("/books/:id", (req, res) =&gt; {</w:t>
+      </w:r>
+    </w:p>
+    <w:p>
+      <w:pPr>
+        <w:keepLines/>
+        <w:shd w:fill="F4F6F9" w:val="clear"/>
+        <w:spacing w:after="0" w:line="260"/>
+      </w:pPr>
+      <w:r>
+        <w:rPr>
+          <w:rFonts w:ascii="Consolas" w:cs="Consolas" w:eastAsia="Consolas" w:hAnsi="Consolas"/>
+          <w:sz w:val="19"/>
+          <w:szCs w:val="19"/>
+        </w:rPr>
+        <w:t xml:space="preserve">32    books = books.filter(b =&gt; b.id != req.params.id);</w:t>
+      </w:r>
+    </w:p>
+    <w:p>
+      <w:pPr>
+        <w:keepLines/>
+        <w:shd w:fill="F4F6F9" w:val="clear"/>
+        <w:spacing w:after="0" w:line="260"/>
+      </w:pPr>
+      <w:r>
+        <w:rPr>
+          <w:rFonts w:ascii="Consolas" w:cs="Consolas" w:eastAsia="Consolas" w:hAnsi="Consolas"/>
+          <w:sz w:val="19"/>
+          <w:szCs w:val="19"/>
+        </w:rPr>
+        <w:t xml:space="preserve">33    res.json({ msg: "removed", id: Number(req.params.id) });</w:t>
+      </w:r>
+    </w:p>
+    <w:p>
+      <w:pPr>
+        <w:keepLines/>
+        <w:shd w:fill="F4F6F9" w:val="clear"/>
+        <w:spacing w:after="0" w:line="260"/>
+      </w:pPr>
+      <w:r>
+        <w:rPr>
+          <w:rFonts w:ascii="Consolas" w:cs="Consolas" w:eastAsia="Consolas" w:hAnsi="Consolas"/>
+          <w:sz w:val="19"/>
+          <w:szCs w:val="19"/>
+        </w:rPr>
+        <w:t xml:space="preserve">34  });</w:t>
+      </w:r>
+    </w:p>
+    <w:p>
+      <w:pPr>
+        <w:keepLines/>
+        <w:shd w:fill="F4F6F9" w:val="clear"/>
+        <w:spacing w:after="0" w:line="260"/>
+      </w:pPr>
+      <w:r>
+        <w:rPr>
+          <w:rFonts w:ascii="Consolas" w:cs="Consolas" w:eastAsia="Consolas" w:hAnsi="Consolas"/>
+          <w:sz w:val="19"/>
+          <w:szCs w:val="19"/>
+        </w:rPr>
+        <w:t xml:space="preserve">35   </w:t>
+      </w:r>
+    </w:p>
+    <w:p>
+      <w:pPr>
+        <w:keepLines/>
+        <w:shd w:fill="F4F6F9" w:val="clear"/>
+        <w:spacing w:after="0" w:line="260"/>
+      </w:pPr>
+      <w:r>
+        <w:rPr>
+          <w:rFonts w:ascii="Consolas" w:cs="Consolas" w:eastAsia="Consolas" w:hAnsi="Consolas"/>
+          <w:sz w:val="19"/>
+          <w:szCs w:val="19"/>
+        </w:rPr>
+        <w:t xml:space="preserve">36  app.listen(3000, () =&gt; console.log("Campus API listening on port 3000"));</w:t>
+      </w:r>
+    </w:p>
+    <w:p>
+      <w:pPr>
+        <w:pStyle w:val="Heading2"/>
+        <w:keepNext/>
+        <w:spacing w:after="100" w:before="240"/>
+      </w:pPr>
+      <w:r>
+        <w:rPr>
+          <w:b/>
+          <w:bCs/>
+          <w:color w:val="4659A7"/>
+        </w:rPr>
+        <w:t xml:space="preserve">Expected output</w:t>
+      </w:r>
+    </w:p>
+    <w:p>
+      <w:pPr>
+        <w:spacing w:after="120" w:line="300"/>
+      </w:pPr>
+      <w:r>
+        <w:rPr>
+          <w:rFonts w:ascii="Consolas" w:cs="Consolas" w:eastAsia="Consolas" w:hAnsi="Consolas"/>
+          <w:b/>
+          <w:bCs/>
+          <w:color w:val="4659A7"/>
+        </w:rPr>
+        <w:t xml:space="preserve">Terminal</w:t>
+      </w:r>
+    </w:p>
+    <w:p>
+      <w:pPr>
+        <w:keepLines/>
+        <w:shd w:fill="F4F6F9" w:val="clear"/>
+        <w:spacing w:after="0" w:line="260"/>
+      </w:pPr>
+      <w:r>
+        <w:rPr>
+          <w:rFonts w:ascii="Consolas" w:cs="Consolas" w:eastAsia="Consolas" w:hAnsi="Consolas"/>
+          <w:sz w:val="19"/>
+          <w:szCs w:val="19"/>
+        </w:rPr>
+        <w:t xml:space="preserve"> 1  $ node server.js</w:t>
+      </w:r>
+    </w:p>
+    <w:p>
+      <w:pPr>
+        <w:keepLines/>
+        <w:shd w:fill="F4F6F9" w:val="clear"/>
+        <w:spacing w:after="0" w:line="260"/>
+      </w:pPr>
+      <w:r>
+        <w:rPr>
+          <w:rFonts w:ascii="Consolas" w:cs="Consolas" w:eastAsia="Consolas" w:hAnsi="Consolas"/>
+          <w:sz w:val="19"/>
+          <w:szCs w:val="19"/>
+        </w:rPr>
+        <w:t xml:space="preserve"> 2  $ node server.js</w:t>
+      </w:r>
+    </w:p>
+    <w:p>
+      <w:pPr>
+        <w:keepLines/>
+        <w:shd w:fill="F4F6F9" w:val="clear"/>
+        <w:spacing w:after="0" w:line="260"/>
+      </w:pPr>
+      <w:r>
+        <w:rPr>
+          <w:rFonts w:ascii="Consolas" w:cs="Consolas" w:eastAsia="Consolas" w:hAnsi="Consolas"/>
+          <w:sz w:val="19"/>
+          <w:szCs w:val="19"/>
+        </w:rPr>
+        <w:t xml:space="preserve"> 3  Campus API listening on port 3000</w:t>
+      </w:r>
+    </w:p>
+    <w:p>
+      <w:pPr>
+        <w:pStyle w:val="Heading2"/>
+        <w:keepNext/>
+        <w:spacing w:after="100" w:before="240"/>
+      </w:pPr>
+      <w:r>
+        <w:rPr>
+          <w:b/>
+          <w:bCs/>
+          <w:color w:val="4659A7"/>
+        </w:rPr>
         <w:t xml:space="preserve">Interactive Companion Sandbox: Experimenting with Custom Inputs</w:t>
       </w:r>
     </w:p>
@@ -4677,7 +5508,7 @@
         <w:spacing w:after="120" w:line="300"/>
       </w:pPr>
       <w:r>
-        <w:t xml:space="preserve">Not all APIs look identical. In enterprise software, you will encounter three major architectural styles. Here is how the same operation: retrieving a book: looks in each world:</w:t>
+        <w:t xml:space="preserve">Not all APIs look identical. In enterprise software, you will encounter three major architectural styles: REST, SOAP, and GraphQL. To see how their shapes differ, let us first ask all three styles the exact same question: "Retrieve the title of book ID 1":</w:t>
       </w:r>
     </w:p>
     <w:tbl>
@@ -4902,15 +5733,15 @@
                 <w:bCs/>
                 <w:color w:val="263A67"/>
               </w:rPr>
-              <w:t xml:space="preserve">Comparing the Three Styles in Practice</w:t>
-            </w:r>
-          </w:p>
-          <w:p>
-            <w:pPr>
-              <w:spacing w:after="120" w:line="300"/>
-            </w:pPr>
-            <w:r>
-              <w:t xml:space="preserve">Notice how each style requests the title of book ID 101:</w:t>
+              <w:t xml:space="preserve">Comparing the Same Book Query Across Three Protocols</w:t>
+            </w:r>
+          </w:p>
+          <w:p>
+            <w:pPr>
+              <w:spacing w:after="120" w:line="300"/>
+            </w:pPr>
+            <w:r>
+              <w:t xml:space="preserve">Notice how each protocol asks for the title of book ID 1 and what payload returns:</w:t>
             </w:r>
           </w:p>
           <w:p>
@@ -4923,15 +5754,15 @@
                 <w:bCs/>
                 <w:color w:val="263A67"/>
               </w:rPr>
-              <w:t xml:space="preserve">CHUNK 1: RESTful API Request · Direct Resource Retrieval</w:t>
-            </w:r>
-          </w:p>
-          <w:p>
-            <w:pPr>
-              <w:spacing w:after="120" w:line="300"/>
-            </w:pPr>
-            <w:r>
-              <w:t xml:space="preserve">In REST, the URL directly identifies the resource. The server replies with clean JSON: { "id": 101, "title": "Clean Code" }.</w:t>
+              <w:t xml:space="preserve">CHUNK 1: RESTful API Request and Response · Direct Resource Retrieval</w:t>
+            </w:r>
+          </w:p>
+          <w:p>
+            <w:pPr>
+              <w:spacing w:after="120" w:line="300"/>
+            </w:pPr>
+            <w:r>
+              <w:t xml:space="preserve">In REST, the URL directly identifies the resource. The server replies with clean JSON text containing the entire book object.</w:t>
             </w:r>
           </w:p>
           <w:p>
@@ -4945,7 +5776,7 @@
                 <w:bCs/>
                 <w:color w:val="4659A7"/>
               </w:rPr>
-              <w:t xml:space="preserve">rest_request.http</w:t>
+              <w:t xml:space="preserve">rest_exchange.http</w:t>
             </w:r>
           </w:p>
           <w:p>
@@ -4960,9 +5791,18 @@
                 <w:sz w:val="19"/>
                 <w:szCs w:val="19"/>
               </w:rPr>
-              <w:t xml:space="preserve"> 1  GET /v1/books/101 HTTP/1.1
-Host: api.library.org
-Accept: application/json</w:t>
+              <w:t xml:space="preserve"> 1  REQUEST:
+GET /books/1 HTTP/1.1
+Host: localhost:3000
+Accept: application/json
+RESPONSE:
+HTTP/1.1 200 OK
+Content-Type: application/json
+{
+  "id": 1,
+  "title": "Clean Architecture",
+  "author": "Robert Martin"
+}</w:t>
             </w:r>
           </w:p>
           <w:p>
@@ -4978,7 +5818,7 @@
               <w:t xml:space="preserve">Rule: </w:t>
             </w:r>
             <w:r>
-              <w:t xml:space="preserve">REST is the dominant standard across 85 percent of modern web and mobile applications.</w:t>
+              <w:t xml:space="preserve">REST is the dominant standard across 85 percent of modern web and mobile services.</w:t>
             </w:r>
           </w:p>
           <w:p>
@@ -4991,15 +5831,15 @@
                 <w:bCs/>
                 <w:color w:val="263A67"/>
               </w:rPr>
-              <w:t xml:space="preserve">CHUNK 2: SOAP WebServices Request · Formal XML Envelope</w:t>
-            </w:r>
-          </w:p>
-          <w:p>
-            <w:pPr>
-              <w:spacing w:after="120" w:line="300"/>
-            </w:pPr>
-            <w:r>
-              <w:t xml:space="preserve">In SOAP, every request is wrapped in a strict XML envelope and dispatched via HTTP POST to an enterprise gateway.</w:t>
+              <w:t xml:space="preserve">CHUNK 2: GraphQL Query Request and Response · Precise Field Selection</w:t>
+            </w:r>
+          </w:p>
+          <w:p>
+            <w:pPr>
+              <w:spacing w:after="120" w:line="300"/>
+            </w:pPr>
+            <w:r>
+              <w:t xml:space="preserve">In GraphQL, the client asks only for the title field, avoiding unwanted author metadata and eliminating extra byte transfer.</w:t>
             </w:r>
           </w:p>
           <w:p>
@@ -5013,7 +5853,7 @@
                 <w:bCs/>
                 <w:color w:val="4659A7"/>
               </w:rPr>
-              <w:t xml:space="preserve">soap_envelope.xml</w:t>
+              <w:t xml:space="preserve">graphql_exchange.http</w:t>
             </w:r>
           </w:p>
           <w:p>
@@ -5028,13 +5868,23 @@
                 <w:sz w:val="19"/>
                 <w:szCs w:val="19"/>
               </w:rPr>
-              <w:t xml:space="preserve"> 1  &lt;soap:Envelope xmlns:soap="http://schemas.xmlsoap.org/soap/envelope/"&gt;
-  &lt;soap:Body&gt;
-    &lt;GetBookRequest&gt;
-      &lt;BookId&gt;101&lt;/BookId&gt;
-    &lt;/GetBookRequest&gt;
-  &lt;/soap:Body&gt;
-&lt;/soap:Envelope&gt;</w:t>
+              <w:t xml:space="preserve"> 1  REQUEST:
+POST /graphql HTTP/1.1
+Host: localhost:3000
+Content-Type: application/json
+{
+  "query": "query { book(id: 1) { title } }"
+}
+RESPONSE:
+HTTP/1.1 200 OK
+Content-Type: application/json
+{
+  "data": {
+    "book": {
+      "title": "Clean Architecture"
+    }
+  }
+}</w:t>
             </w:r>
           </w:p>
           <w:p>
@@ -5050,7 +5900,7 @@
               <w:t xml:space="preserve">Rule: </w:t>
             </w:r>
             <w:r>
-              <w:t xml:space="preserve">SOAP relies on rigid WSDL contracts, widely used in financial banking and legacy systems.</w:t>
+              <w:t xml:space="preserve">GraphQL prevents over fetching by letting clients dictate the exact JSON response shape.</w:t>
             </w:r>
           </w:p>
           <w:p>
@@ -5063,15 +5913,15 @@
                 <w:bCs/>
                 <w:color w:val="263A67"/>
               </w:rPr>
-              <w:t xml:space="preserve">CHUNK 3: GraphQL Query Request · Precise Field Selection</w:t>
-            </w:r>
-          </w:p>
-          <w:p>
-            <w:pPr>
-              <w:spacing w:after="120" w:line="300"/>
-            </w:pPr>
-            <w:r>
-              <w:t xml:space="preserve">In GraphQL, the client asks only for the title field, avoiding unwanted metadata and eliminating extra round trips.</w:t>
+              <w:t xml:space="preserve">CHUNK 3: SOAP WebServices Request and Response · Formal XML Envelope</w:t>
+            </w:r>
+          </w:p>
+          <w:p>
+            <w:pPr>
+              <w:spacing w:after="120" w:line="300"/>
+            </w:pPr>
+            <w:r>
+              <w:t xml:space="preserve">In SOAP, every request is wrapped in a strict XML envelope with formal namespaces and dispatched via HTTP POST.</w:t>
             </w:r>
           </w:p>
           <w:p>
@@ -5085,7 +5935,7 @@
                 <w:bCs/>
                 <w:color w:val="4659A7"/>
               </w:rPr>
-              <w:t xml:space="preserve">query.graphql</w:t>
+              <w:t xml:space="preserve">soap_exchange.xml</w:t>
             </w:r>
           </w:p>
           <w:p>
@@ -5100,11 +5950,27 @@
                 <w:sz w:val="19"/>
                 <w:szCs w:val="19"/>
               </w:rPr>
-              <w:t xml:space="preserve"> 1  query {
-  book(id: 101) {
-    title
-  }
-}</w:t>
+              <w:t xml:space="preserve"> 1  REQUEST:
+POST /BookService HTTP/1.1
+Host: localhost:3000
+Content-Type: application/soap+xml; charset=utf-8
+&lt;soap:Envelope xmlns:soap="http://www.w3.org/2003/05/soap-envelope"&gt;
+  &lt;soap:Body&gt;
+    &lt;GetBookRequest&gt;
+      &lt;BookId&gt;1&lt;/BookId&gt;
+    &lt;/GetBookRequest&gt;
+  &lt;/soap:Body&gt;
+&lt;/soap:Envelope&gt;
+RESPONSE:
+HTTP/1.1 200 OK
+Content-Type: application/soap+xml; charset=utf-8
+&lt;soap:Envelope xmlns:soap="http://www.w3.org/2003/05/soap-envelope"&gt;
+  &lt;soap:Body&gt;
+    &lt;GetBookResponse&gt;
+      &lt;title&gt;Clean Architecture&lt;/title&gt;
+    &lt;/GetBookResponse&gt;
+  &lt;/soap:Body&gt;
+&lt;/soap:Envelope&gt;</w:t>
             </w:r>
           </w:p>
           <w:p>
@@ -5120,7 +5986,693 @@
               <w:t xml:space="preserve">Rule: </w:t>
             </w:r>
             <w:r>
-              <w:t xml:space="preserve">GraphQL prevents over fetching by letting clients dictate the exact JSON response shape.</w:t>
+              <w:t xml:space="preserve">SOAP relies on rigid WSDL contracts, widely used in financial banking and legacy mainframes.</w:t>
+            </w:r>
+          </w:p>
+        </w:tc>
+      </w:tr>
+    </w:tbl>
+    <w:tbl>
+      <w:tblPr>
+        <w:tblW w:type="pct" w:w="100%"/>
+        <w:tblBorders>
+          <w:top w:val="single" w:color="auto" w:sz="4"/>
+          <w:left w:val="single" w:color="auto" w:sz="4"/>
+          <w:bottom w:val="single" w:color="auto" w:sz="4"/>
+          <w:right w:val="single" w:color="auto" w:sz="4"/>
+          <w:insideH w:val="single" w:color="auto" w:sz="4"/>
+          <w:insideV w:val="single" w:color="auto" w:sz="4"/>
+        </w:tblBorders>
+      </w:tblPr>
+      <w:tblGrid>
+        <w:gridCol w:w="100"/>
+      </w:tblGrid>
+      <w:tr>
+        <w:tc>
+          <w:tcPr>
+            <w:tcBorders>
+              <w:top w:val="single" w:color="D9E0EA" w:sz="2"/>
+              <w:left w:val="single" w:color="D9E0EA" w:sz="2"/>
+              <w:bottom w:val="single" w:color="D9E0EA" w:sz="2"/>
+              <w:right w:val="single" w:color="D9E0EA" w:sz="2"/>
+            </w:tcBorders>
+            <w:shd w:fill="F2F4FA" w:val="clear"/>
+            <w:tcMar>
+              <w:top w:type="dxa" w:w="130"/>
+              <w:left w:type="dxa" w:w="160"/>
+              <w:bottom w:type="dxa" w:w="130"/>
+              <w:right w:type="dxa" w:w="160"/>
+            </w:tcMar>
+          </w:tcPr>
+          <w:p>
+            <w:pPr>
+              <w:spacing w:after="120" w:line="300"/>
+            </w:pPr>
+            <w:r>
+              <w:rPr>
+                <w:b/>
+                <w:bCs/>
+                <w:color w:val="263A67"/>
+              </w:rPr>
+              <w:t xml:space="preserve">Architectural Clarification: Our Express Server Implements REST</w:t>
+            </w:r>
+          </w:p>
+          <w:p>
+            <w:pPr>
+              <w:spacing w:after="120" w:line="300"/>
+            </w:pPr>
+            <w:r>
+              <w:t xml:space="preserve">Our minimal 5 line Express server implements standard REST. It exposes clean URL paths (/books) and responds to standard HTTP verbs.</w:t>
+            </w:r>
+          </w:p>
+          <w:p>
+            <w:pPr>
+              <w:spacing w:after="120" w:line="300"/>
+            </w:pPr>
+            <w:r>
+              <w:t xml:space="preserve">The GraphQL and SOAP exchanges shown above are conceptual contract variants: they demonstrate how an engineering team would structure that same book query if they selected GraphQL or SOAP instead.</w:t>
+            </w:r>
+          </w:p>
+          <w:p>
+            <w:pPr>
+              <w:spacing w:after="120" w:line="300"/>
+            </w:pPr>
+            <w:r>
+              <w:t xml:space="preserve">Now let us inspect real, independently reachable public endpoints on the internet for both SOAP and GraphQL.</w:t>
+            </w:r>
+          </w:p>
+        </w:tc>
+      </w:tr>
+    </w:tbl>
+    <w:p>
+      <w:pPr>
+        <w:pStyle w:val="Heading2"/>
+        <w:keepNext/>
+        <w:spacing w:after="100" w:before="240"/>
+      </w:pPr>
+      <w:r>
+        <w:rPr>
+          <w:b/>
+          <w:bCs/>
+          <w:color w:val="4659A7"/>
+        </w:rPr>
+        <w:t xml:space="preserve">Public Protocol Spot Checks: Real Public SOAP and GraphQL Endpoints</w:t>
+      </w:r>
+    </w:p>
+    <w:p>
+      <w:pPr>
+        <w:spacing w:after="120" w:line="300"/>
+      </w:pPr>
+      <w:r>
+        <w:t xml:space="preserve">To prove that these protocols are not theoretical, here are real public services responding on the internet today:</w:t>
+      </w:r>
+    </w:p>
+    <w:tbl>
+      <w:tblPr>
+        <w:tblW w:type="pct" w:w="100%"/>
+        <w:tblBorders>
+          <w:top w:val="single" w:color="auto" w:sz="4"/>
+          <w:left w:val="single" w:color="auto" w:sz="4"/>
+          <w:bottom w:val="single" w:color="auto" w:sz="4"/>
+          <w:right w:val="single" w:color="auto" w:sz="4"/>
+          <w:insideH w:val="single" w:color="auto" w:sz="4"/>
+          <w:insideV w:val="single" w:color="auto" w:sz="4"/>
+        </w:tblBorders>
+      </w:tblPr>
+      <w:tblGrid>
+        <w:gridCol w:w="100"/>
+      </w:tblGrid>
+      <w:tr>
+        <w:tc>
+          <w:tcPr>
+            <w:tcBorders>
+              <w:top w:val="single" w:color="D9E0EA" w:sz="2"/>
+              <w:left w:val="single" w:color="D9E0EA" w:sz="2"/>
+              <w:bottom w:val="single" w:color="D9E0EA" w:sz="2"/>
+              <w:right w:val="single" w:color="D9E0EA" w:sz="2"/>
+            </w:tcBorders>
+            <w:shd w:fill="EEF5FA" w:val="clear"/>
+            <w:tcMar>
+              <w:top w:type="dxa" w:w="130"/>
+              <w:left w:type="dxa" w:w="160"/>
+              <w:bottom w:type="dxa" w:w="130"/>
+              <w:right w:type="dxa" w:w="160"/>
+            </w:tcMar>
+          </w:tcPr>
+          <w:p>
+            <w:pPr>
+              <w:spacing w:after="120" w:line="300"/>
+            </w:pPr>
+            <w:r>
+              <w:rPr>
+                <w:b/>
+                <w:bCs/>
+                <w:color w:val="263A67"/>
+              </w:rPr>
+              <w:t xml:space="preserve">Public SOAP WebService: DataAccess Number Conversion</w:t>
+            </w:r>
+          </w:p>
+          <w:p>
+            <w:pPr>
+              <w:spacing w:after="120" w:line="300"/>
+            </w:pPr>
+            <w:r>
+              <w:rPr>
+                <w:b/>
+                <w:bCs/>
+                <w:color w:val="168A8A"/>
+              </w:rPr>
+              <w:t xml:space="preserve">POST </w:t>
+            </w:r>
+            <w:r>
+              <w:rPr>
+                <w:rFonts w:ascii="Consolas" w:cs="Consolas" w:eastAsia="Consolas" w:hAnsi="Consolas"/>
+              </w:rPr>
+              <w:t xml:space="preserve">https://www.dataaccess.com/webservicesserver/NumberConversion.wso</w:t>
+            </w:r>
+          </w:p>
+          <w:p>
+            <w:pPr>
+              <w:spacing w:after="120" w:line="300"/>
+            </w:pPr>
+            <w:r>
+              <w:rPr>
+                <w:i/>
+                <w:iCs/>
+                <w:color w:val="596579"/>
+              </w:rPr>
+              <w:t xml:space="preserve">Status: 200 OK · Time: 215 ms · Size: 412 B</w:t>
+            </w:r>
+          </w:p>
+          <w:p>
+            <w:pPr>
+              <w:spacing w:after="120" w:line="300"/>
+            </w:pPr>
+            <w:r>
+              <w:rPr>
+                <w:b/>
+                <w:bCs/>
+              </w:rPr>
+              <w:t xml:space="preserve">Response Body:</w:t>
+            </w:r>
+          </w:p>
+          <w:p>
+            <w:pPr>
+              <w:spacing w:after="120" w:line="300"/>
+            </w:pPr>
+            <w:r>
+              <w:rPr>
+                <w:rFonts w:ascii="Consolas" w:cs="Consolas" w:eastAsia="Consolas" w:hAnsi="Consolas"/>
+                <w:b/>
+                <w:bCs/>
+                <w:color w:val="4659A7"/>
+              </w:rPr>
+              <w:t xml:space="preserve">response.json</w:t>
+            </w:r>
+          </w:p>
+          <w:p>
+            <w:pPr>
+              <w:keepLines/>
+              <w:shd w:fill="F4F6F9" w:val="clear"/>
+              <w:spacing w:after="0" w:line="260"/>
+            </w:pPr>
+            <w:r>
+              <w:rPr>
+                <w:rFonts w:ascii="Consolas" w:cs="Consolas" w:eastAsia="Consolas" w:hAnsi="Consolas"/>
+                <w:sz w:val="19"/>
+                <w:szCs w:val="19"/>
+              </w:rPr>
+              <w:t xml:space="preserve"> 1  &lt;?xml version="1.0" encoding="utf-8"?&gt;</w:t>
+            </w:r>
+          </w:p>
+          <w:p>
+            <w:pPr>
+              <w:keepLines/>
+              <w:shd w:fill="F4F6F9" w:val="clear"/>
+              <w:spacing w:after="0" w:line="260"/>
+            </w:pPr>
+            <w:r>
+              <w:rPr>
+                <w:rFonts w:ascii="Consolas" w:cs="Consolas" w:eastAsia="Consolas" w:hAnsi="Consolas"/>
+                <w:sz w:val="19"/>
+                <w:szCs w:val="19"/>
+              </w:rPr>
+              <w:t xml:space="preserve"> 2  &lt;soap:Envelope xmlns:soap="http://www.w3.org/2003/05/soap-envelope"&gt;</w:t>
+            </w:r>
+          </w:p>
+          <w:p>
+            <w:pPr>
+              <w:keepLines/>
+              <w:shd w:fill="F4F6F9" w:val="clear"/>
+              <w:spacing w:after="0" w:line="260"/>
+            </w:pPr>
+            <w:r>
+              <w:rPr>
+                <w:rFonts w:ascii="Consolas" w:cs="Consolas" w:eastAsia="Consolas" w:hAnsi="Consolas"/>
+                <w:sz w:val="19"/>
+                <w:szCs w:val="19"/>
+              </w:rPr>
+              <w:t xml:space="preserve"> 3    &lt;soap:Body&gt;</w:t>
+            </w:r>
+          </w:p>
+          <w:p>
+            <w:pPr>
+              <w:keepLines/>
+              <w:shd w:fill="F4F6F9" w:val="clear"/>
+              <w:spacing w:after="0" w:line="260"/>
+            </w:pPr>
+            <w:r>
+              <w:rPr>
+                <w:rFonts w:ascii="Consolas" w:cs="Consolas" w:eastAsia="Consolas" w:hAnsi="Consolas"/>
+                <w:sz w:val="19"/>
+                <w:szCs w:val="19"/>
+              </w:rPr>
+              <w:t xml:space="preserve"> 4      &lt;m:NumberToWordsResponse xmlns:m="http://www.dataaccess.com/webservicesserver/"&gt;</w:t>
+            </w:r>
+          </w:p>
+          <w:p>
+            <w:pPr>
+              <w:keepLines/>
+              <w:shd w:fill="F4F6F9" w:val="clear"/>
+              <w:spacing w:after="0" w:line="260"/>
+            </w:pPr>
+            <w:r>
+              <w:rPr>
+                <w:rFonts w:ascii="Consolas" w:cs="Consolas" w:eastAsia="Consolas" w:hAnsi="Consolas"/>
+                <w:sz w:val="19"/>
+                <w:szCs w:val="19"/>
+              </w:rPr>
+              <w:t xml:space="preserve"> 5        &lt;m:NumberToWordsResult&gt;four hundred &lt;/m:NumberToWordsResult&gt;</w:t>
+            </w:r>
+          </w:p>
+          <w:p>
+            <w:pPr>
+              <w:keepLines/>
+              <w:shd w:fill="F4F6F9" w:val="clear"/>
+              <w:spacing w:after="0" w:line="260"/>
+            </w:pPr>
+            <w:r>
+              <w:rPr>
+                <w:rFonts w:ascii="Consolas" w:cs="Consolas" w:eastAsia="Consolas" w:hAnsi="Consolas"/>
+                <w:sz w:val="19"/>
+                <w:szCs w:val="19"/>
+              </w:rPr>
+              <w:t xml:space="preserve"> 6      &lt;/m:NumberToWordsResponse&gt;</w:t>
+            </w:r>
+          </w:p>
+          <w:p>
+            <w:pPr>
+              <w:keepLines/>
+              <w:shd w:fill="F4F6F9" w:val="clear"/>
+              <w:spacing w:after="0" w:line="260"/>
+            </w:pPr>
+            <w:r>
+              <w:rPr>
+                <w:rFonts w:ascii="Consolas" w:cs="Consolas" w:eastAsia="Consolas" w:hAnsi="Consolas"/>
+                <w:sz w:val="19"/>
+                <w:szCs w:val="19"/>
+              </w:rPr>
+              <w:t xml:space="preserve"> 7    &lt;/soap:Body&gt;</w:t>
+            </w:r>
+          </w:p>
+          <w:p>
+            <w:pPr>
+              <w:keepLines/>
+              <w:shd w:fill="F4F6F9" w:val="clear"/>
+              <w:spacing w:after="0" w:line="260"/>
+            </w:pPr>
+            <w:r>
+              <w:rPr>
+                <w:rFonts w:ascii="Consolas" w:cs="Consolas" w:eastAsia="Consolas" w:hAnsi="Consolas"/>
+                <w:sz w:val="19"/>
+                <w:szCs w:val="19"/>
+              </w:rPr>
+              <w:t xml:space="preserve"> 8  &lt;/soap:Envelope&gt;</w:t>
+            </w:r>
+          </w:p>
+        </w:tc>
+      </w:tr>
+    </w:tbl>
+    <w:tbl>
+      <w:tblPr>
+        <w:tblW w:type="pct" w:w="100%"/>
+        <w:tblBorders>
+          <w:top w:val="single" w:color="auto" w:sz="4"/>
+          <w:left w:val="single" w:color="auto" w:sz="4"/>
+          <w:bottom w:val="single" w:color="auto" w:sz="4"/>
+          <w:right w:val="single" w:color="auto" w:sz="4"/>
+          <w:insideH w:val="single" w:color="auto" w:sz="4"/>
+          <w:insideV w:val="single" w:color="auto" w:sz="4"/>
+        </w:tblBorders>
+      </w:tblPr>
+      <w:tblGrid>
+        <w:gridCol w:w="100"/>
+      </w:tblGrid>
+      <w:tr>
+        <w:tc>
+          <w:tcPr>
+            <w:tcBorders>
+              <w:top w:val="single" w:color="D9E0EA" w:sz="2"/>
+              <w:left w:val="single" w:color="D9E0EA" w:sz="2"/>
+              <w:bottom w:val="single" w:color="D9E0EA" w:sz="2"/>
+              <w:right w:val="single" w:color="D9E0EA" w:sz="2"/>
+            </w:tcBorders>
+            <w:shd w:fill="F2F4FA" w:val="clear"/>
+            <w:tcMar>
+              <w:top w:type="dxa" w:w="130"/>
+              <w:left w:type="dxa" w:w="160"/>
+              <w:bottom w:type="dxa" w:w="130"/>
+              <w:right w:type="dxa" w:w="160"/>
+            </w:tcMar>
+          </w:tcPr>
+          <w:p>
+            <w:pPr>
+              <w:spacing w:after="120" w:line="300"/>
+            </w:pPr>
+            <w:r>
+              <w:rPr>
+                <w:b/>
+                <w:bCs/>
+                <w:color w:val="263A67"/>
+              </w:rPr>
+              <w:t xml:space="preserve">Real World Wire Quirk: Notice the Trailing Space</w:t>
+            </w:r>
+          </w:p>
+          <w:p>
+            <w:pPr>
+              <w:spacing w:after="120" w:line="300"/>
+            </w:pPr>
+            <w:r>
+              <w:t xml:space="preserve">Notice that the live DataAccess SOAP service returns </w:t>
+            </w:r>
+            <w:r>
+              <w:rPr>
+                <w:rFonts w:ascii="Consolas" w:cs="Consolas" w:eastAsia="Consolas" w:hAnsi="Consolas"/>
+                <w:color w:val="4659A7"/>
+                <w:shd w:fill="EEF1FA" w:val="clear"/>
+              </w:rPr>
+              <w:t xml:space="preserve">&lt;m:NumberToWordsResult&gt;four hundred &lt;/m:NumberToWordsResult&gt;</w:t>
+            </w:r>
+            <w:r>
+              <w:t xml:space="preserve"> with an extra space after hundred.</w:t>
+            </w:r>
+          </w:p>
+          <w:p>
+            <w:pPr>
+              <w:spacing w:after="120" w:line="300"/>
+            </w:pPr>
+            <w:r>
+              <w:t xml:space="preserve">If a test assertion expects exact equality to "four hundred", the assertion fails! This is why professional quality engineers always inspect the raw wire and use string trim() when verifying external services.</w:t>
+            </w:r>
+          </w:p>
+        </w:tc>
+      </w:tr>
+    </w:tbl>
+    <w:tbl>
+      <w:tblPr>
+        <w:tblW w:type="pct" w:w="100%"/>
+        <w:tblBorders>
+          <w:top w:val="single" w:color="auto" w:sz="4"/>
+          <w:left w:val="single" w:color="auto" w:sz="4"/>
+          <w:bottom w:val="single" w:color="auto" w:sz="4"/>
+          <w:right w:val="single" w:color="auto" w:sz="4"/>
+          <w:insideH w:val="single" w:color="auto" w:sz="4"/>
+          <w:insideV w:val="single" w:color="auto" w:sz="4"/>
+        </w:tblBorders>
+      </w:tblPr>
+      <w:tblGrid>
+        <w:gridCol w:w="100"/>
+      </w:tblGrid>
+      <w:tr>
+        <w:tc>
+          <w:tcPr>
+            <w:tcBorders>
+              <w:top w:val="single" w:color="D9E0EA" w:sz="2"/>
+              <w:left w:val="single" w:color="D9E0EA" w:sz="2"/>
+              <w:bottom w:val="single" w:color="D9E0EA" w:sz="2"/>
+              <w:right w:val="single" w:color="D9E0EA" w:sz="2"/>
+            </w:tcBorders>
+            <w:shd w:fill="EEF5FA" w:val="clear"/>
+            <w:tcMar>
+              <w:top w:type="dxa" w:w="130"/>
+              <w:left w:type="dxa" w:w="160"/>
+              <w:bottom w:type="dxa" w:w="130"/>
+              <w:right w:type="dxa" w:w="160"/>
+            </w:tcMar>
+          </w:tcPr>
+          <w:p>
+            <w:pPr>
+              <w:spacing w:after="120" w:line="300"/>
+            </w:pPr>
+            <w:r>
+              <w:rPr>
+                <w:b/>
+                <w:bCs/>
+                <w:color w:val="263A67"/>
+              </w:rPr>
+              <w:t xml:space="preserve">Public GraphQL Service: Rick and Morty Character Query</w:t>
+            </w:r>
+          </w:p>
+          <w:p>
+            <w:pPr>
+              <w:spacing w:after="120" w:line="300"/>
+            </w:pPr>
+            <w:r>
+              <w:rPr>
+                <w:b/>
+                <w:bCs/>
+                <w:color w:val="168A8A"/>
+              </w:rPr>
+              <w:t xml:space="preserve">POST </w:t>
+            </w:r>
+            <w:r>
+              <w:rPr>
+                <w:rFonts w:ascii="Consolas" w:cs="Consolas" w:eastAsia="Consolas" w:hAnsi="Consolas"/>
+              </w:rPr>
+              <w:t xml:space="preserve">https://rickandmortyapi.com/graphql</w:t>
+            </w:r>
+          </w:p>
+          <w:p>
+            <w:pPr>
+              <w:spacing w:after="120" w:line="300"/>
+            </w:pPr>
+            <w:r>
+              <w:rPr>
+                <w:i/>
+                <w:iCs/>
+                <w:color w:val="596579"/>
+              </w:rPr>
+              <w:t xml:space="preserve">Status: 200 OK · Time: 190 ms · Size: 168 B</w:t>
+            </w:r>
+          </w:p>
+          <w:p>
+            <w:pPr>
+              <w:spacing w:after="120" w:line="300"/>
+            </w:pPr>
+            <w:r>
+              <w:rPr>
+                <w:b/>
+                <w:bCs/>
+              </w:rPr>
+              <w:t xml:space="preserve">Response Body:</w:t>
+            </w:r>
+          </w:p>
+          <w:p>
+            <w:pPr>
+              <w:spacing w:after="120" w:line="300"/>
+            </w:pPr>
+            <w:r>
+              <w:rPr>
+                <w:rFonts w:ascii="Consolas" w:cs="Consolas" w:eastAsia="Consolas" w:hAnsi="Consolas"/>
+                <w:b/>
+                <w:bCs/>
+                <w:color w:val="4659A7"/>
+              </w:rPr>
+              <w:t xml:space="preserve">response.json</w:t>
+            </w:r>
+          </w:p>
+          <w:p>
+            <w:pPr>
+              <w:keepLines/>
+              <w:shd w:fill="F4F6F9" w:val="clear"/>
+              <w:spacing w:after="0" w:line="260"/>
+            </w:pPr>
+            <w:r>
+              <w:rPr>
+                <w:rFonts w:ascii="Consolas" w:cs="Consolas" w:eastAsia="Consolas" w:hAnsi="Consolas"/>
+                <w:sz w:val="19"/>
+                <w:szCs w:val="19"/>
+              </w:rPr>
+              <w:t xml:space="preserve"> 1  {</w:t>
+            </w:r>
+          </w:p>
+          <w:p>
+            <w:pPr>
+              <w:keepLines/>
+              <w:shd w:fill="F4F6F9" w:val="clear"/>
+              <w:spacing w:after="0" w:line="260"/>
+            </w:pPr>
+            <w:r>
+              <w:rPr>
+                <w:rFonts w:ascii="Consolas" w:cs="Consolas" w:eastAsia="Consolas" w:hAnsi="Consolas"/>
+                <w:sz w:val="19"/>
+                <w:szCs w:val="19"/>
+              </w:rPr>
+              <w:t xml:space="preserve"> 2    "data": {</w:t>
+            </w:r>
+          </w:p>
+          <w:p>
+            <w:pPr>
+              <w:keepLines/>
+              <w:shd w:fill="F4F6F9" w:val="clear"/>
+              <w:spacing w:after="0" w:line="260"/>
+            </w:pPr>
+            <w:r>
+              <w:rPr>
+                <w:rFonts w:ascii="Consolas" w:cs="Consolas" w:eastAsia="Consolas" w:hAnsi="Consolas"/>
+                <w:sz w:val="19"/>
+                <w:szCs w:val="19"/>
+              </w:rPr>
+              <w:t xml:space="preserve"> 3      "character": {</w:t>
+            </w:r>
+          </w:p>
+          <w:p>
+            <w:pPr>
+              <w:keepLines/>
+              <w:shd w:fill="F4F6F9" w:val="clear"/>
+              <w:spacing w:after="0" w:line="260"/>
+            </w:pPr>
+            <w:r>
+              <w:rPr>
+                <w:rFonts w:ascii="Consolas" w:cs="Consolas" w:eastAsia="Consolas" w:hAnsi="Consolas"/>
+                <w:sz w:val="19"/>
+                <w:szCs w:val="19"/>
+              </w:rPr>
+              <w:t xml:space="preserve"> 4        "id": "1",</w:t>
+            </w:r>
+          </w:p>
+          <w:p>
+            <w:pPr>
+              <w:keepLines/>
+              <w:shd w:fill="F4F6F9" w:val="clear"/>
+              <w:spacing w:after="0" w:line="260"/>
+            </w:pPr>
+            <w:r>
+              <w:rPr>
+                <w:rFonts w:ascii="Consolas" w:cs="Consolas" w:eastAsia="Consolas" w:hAnsi="Consolas"/>
+                <w:sz w:val="19"/>
+                <w:szCs w:val="19"/>
+              </w:rPr>
+              <w:t xml:space="preserve"> 5        "name": "Rick Sanchez"</w:t>
+            </w:r>
+          </w:p>
+          <w:p>
+            <w:pPr>
+              <w:keepLines/>
+              <w:shd w:fill="F4F6F9" w:val="clear"/>
+              <w:spacing w:after="0" w:line="260"/>
+            </w:pPr>
+            <w:r>
+              <w:rPr>
+                <w:rFonts w:ascii="Consolas" w:cs="Consolas" w:eastAsia="Consolas" w:hAnsi="Consolas"/>
+                <w:sz w:val="19"/>
+                <w:szCs w:val="19"/>
+              </w:rPr>
+              <w:t xml:space="preserve"> 6      }</w:t>
+            </w:r>
+          </w:p>
+          <w:p>
+            <w:pPr>
+              <w:keepLines/>
+              <w:shd w:fill="F4F6F9" w:val="clear"/>
+              <w:spacing w:after="0" w:line="260"/>
+            </w:pPr>
+            <w:r>
+              <w:rPr>
+                <w:rFonts w:ascii="Consolas" w:cs="Consolas" w:eastAsia="Consolas" w:hAnsi="Consolas"/>
+                <w:sz w:val="19"/>
+                <w:szCs w:val="19"/>
+              </w:rPr>
+              <w:t xml:space="preserve"> 7    }</w:t>
+            </w:r>
+          </w:p>
+          <w:p>
+            <w:pPr>
+              <w:keepLines/>
+              <w:shd w:fill="F4F6F9" w:val="clear"/>
+              <w:spacing w:after="0" w:line="260"/>
+            </w:pPr>
+            <w:r>
+              <w:rPr>
+                <w:rFonts w:ascii="Consolas" w:cs="Consolas" w:eastAsia="Consolas" w:hAnsi="Consolas"/>
+                <w:sz w:val="19"/>
+                <w:szCs w:val="19"/>
+              </w:rPr>
+              <w:t xml:space="preserve"> 8  }</w:t>
+            </w:r>
+          </w:p>
+        </w:tc>
+      </w:tr>
+    </w:tbl>
+    <w:tbl>
+      <w:tblPr>
+        <w:tblW w:type="pct" w:w="100%"/>
+        <w:tblBorders>
+          <w:top w:val="single" w:color="auto" w:sz="4"/>
+          <w:left w:val="single" w:color="auto" w:sz="4"/>
+          <w:bottom w:val="single" w:color="auto" w:sz="4"/>
+          <w:right w:val="single" w:color="auto" w:sz="4"/>
+          <w:insideH w:val="single" w:color="auto" w:sz="4"/>
+          <w:insideV w:val="single" w:color="auto" w:sz="4"/>
+        </w:tblBorders>
+      </w:tblPr>
+      <w:tblGrid>
+        <w:gridCol w:w="100"/>
+      </w:tblGrid>
+      <w:tr>
+        <w:tc>
+          <w:tcPr>
+            <w:tcBorders>
+              <w:top w:val="single" w:color="D9E0EA" w:sz="2"/>
+              <w:left w:val="single" w:color="D9E0EA" w:sz="2"/>
+              <w:bottom w:val="single" w:color="D9E0EA" w:sz="2"/>
+              <w:right w:val="single" w:color="D9E0EA" w:sz="2"/>
+            </w:tcBorders>
+            <w:shd w:fill="F2F4FA" w:val="clear"/>
+            <w:tcMar>
+              <w:top w:type="dxa" w:w="130"/>
+              <w:left w:type="dxa" w:w="160"/>
+              <w:bottom w:type="dxa" w:w="130"/>
+              <w:right w:type="dxa" w:w="160"/>
+            </w:tcMar>
+          </w:tcPr>
+          <w:p>
+            <w:pPr>
+              <w:spacing w:after="120" w:line="300"/>
+            </w:pPr>
+            <w:r>
+              <w:rPr>
+                <w:b/>
+                <w:bCs/>
+                <w:color w:val="263A67"/>
+              </w:rPr>
+              <w:t xml:space="preserve">Transport Clarification: GraphQL over POST and GET</w:t>
+            </w:r>
+          </w:p>
+          <w:p>
+            <w:pPr>
+              <w:spacing w:after="120" w:line="300"/>
+            </w:pPr>
+            <w:r>
+              <w:t xml:space="preserve">In our workbench, we dispatch GraphQL queries using HTTP POST with a JSON body: {"query": "..."}.</w:t>
+            </w:r>
+          </w:p>
+          <w:p>
+            <w:pPr>
+              <w:spacing w:after="120" w:line="300"/>
+            </w:pPr>
+            <w:r>
+              <w:t xml:space="preserve">However, GraphQL specifications also permit queries over HTTP GET by passing the query as a URL encoded query parameter. In Chapters 10 and 12, we explore deep GraphQL and SOAP testing in detail.</w:t>
             </w:r>
           </w:p>
         </w:tc>
@@ -6659,6 +8211,102 @@
               <w:bottom w:val="single" w:color="D9E0EA" w:sz="2"/>
               <w:right w:val="single" w:color="D9E0EA" w:sz="2"/>
             </w:tcBorders>
+            <w:shd w:fill="F8FAFC" w:val="clear"/>
+            <w:tcMar>
+              <w:top w:type="dxa" w:w="130"/>
+              <w:left w:type="dxa" w:w="160"/>
+              <w:bottom w:type="dxa" w:w="130"/>
+              <w:right w:type="dxa" w:w="160"/>
+            </w:tcMar>
+          </w:tcPr>
+          <w:p>
+            <w:pPr>
+              <w:spacing w:after="120" w:line="300"/>
+            </w:pPr>
+            <w:r>
+              <w:rPr>
+                <w:b/>
+                <w:bCs/>
+                <w:color w:val="263A67"/>
+              </w:rPr>
+              <w:t xml:space="preserve">CHAPTER ROADMAP &amp; LEARNING CONTRACT</w:t>
+            </w:r>
+          </w:p>
+          <w:p>
+            <w:pPr>
+              <w:spacing w:after="120" w:line="300"/>
+            </w:pPr>
+            <w:r>
+              <w:rPr>
+                <w:b/>
+                <w:bCs/>
+                <w:color w:val="168A8A"/>
+              </w:rPr>
+              <w:t xml:space="preserve">WE WILL ACHIEVE: </w:t>
+            </w:r>
+            <w:r>
+              <w:t xml:space="preserve">Locate an unhandled server crash directly on the network wire and verify both defensive error handling and successful query execution.</w:t>
+            </w:r>
+          </w:p>
+          <w:p>
+            <w:pPr>
+              <w:spacing w:after="120" w:line="300"/>
+            </w:pPr>
+            <w:r>
+              <w:rPr>
+                <w:b/>
+                <w:bCs/>
+                <w:color w:val="4659A7"/>
+              </w:rPr>
+              <w:t xml:space="preserve">HOW WE WILL DO IT: </w:t>
+            </w:r>
+            <w:r>
+              <w:t xml:space="preserve">Inspecting the raw campus shuttle location request, diagnosing uncaught NullPointerException from an omitted query parameter, installing a defensive validation guard, and testing both negative and positive calls by hand.</w:t>
+            </w:r>
+          </w:p>
+          <w:p>
+            <w:pPr>
+              <w:spacing w:after="120" w:line="300"/>
+            </w:pPr>
+            <w:r>
+              <w:rPr>
+                <w:b/>
+                <w:bCs/>
+                <w:color w:val="263A67"/>
+              </w:rPr>
+              <w:t xml:space="preserve">WHAT YOU WILL CARRY FORWARD: </w:t>
+            </w:r>
+            <w:r>
+              <w:t xml:space="preserve">The verified two request collection contract: the 400 Bad Request defensive guard and the 200 OK coordinate payload.</w:t>
+            </w:r>
+          </w:p>
+        </w:tc>
+      </w:tr>
+    </w:tbl>
+    <w:tbl>
+      <w:tblPr>
+        <w:tblW w:type="pct" w:w="100%"/>
+        <w:tblBorders>
+          <w:top w:val="single" w:color="auto" w:sz="4"/>
+          <w:left w:val="single" w:color="auto" w:sz="4"/>
+          <w:bottom w:val="single" w:color="auto" w:sz="4"/>
+          <w:right w:val="single" w:color="auto" w:sz="4"/>
+          <w:insideH w:val="single" w:color="auto" w:sz="4"/>
+          <w:insideV w:val="single" w:color="auto" w:sz="4"/>
+        </w:tblBorders>
+      </w:tblPr>
+      <w:tblGrid>
+        <w:gridCol w:w="100"/>
+      </w:tblGrid>
+      <w:tr>
+        <w:tc>
+          <w:tcPr>
+            <w:tcBorders>
+              <w:top w:val="single" w:color="D9E0EA" w:sz="2"/>
+              <w:left w:val="single" w:color="D9E0EA" w:sz="2"/>
+              <w:bottom w:val="single" w:color="D9E0EA" w:sz="2"/>
+              <w:right w:val="single" w:color="D9E0EA" w:sz="2"/>
+            </w:tcBorders>
             <w:shd w:fill="EEF5FA" w:val="clear"/>
             <w:tcMar>
               <w:top w:type="dxa" w:w="130"/>
@@ -7972,7 +9620,7 @@
               <w:bottom w:val="single" w:color="D9E0EA" w:sz="2"/>
               <w:right w:val="single" w:color="D9E0EA" w:sz="2"/>
             </w:tcBorders>
-            <w:shd w:fill="F2F4FA" w:val="clear"/>
+            <w:shd w:fill="F3F6FA" w:val="clear"/>
             <w:tcMar>
               <w:top w:type="dxa" w:w="130"/>
               <w:left w:type="dxa" w:w="160"/>
@@ -7990,31 +9638,105 @@
                 <w:bCs/>
                 <w:color w:val="263A67"/>
               </w:rPr>
-              <w:t xml:space="preserve">The Truth Uncovered: Technical Mechanism of the Crash</w:t>
-            </w:r>
-          </w:p>
-          <w:p>
-            <w:pPr>
-              <w:spacing w:after="120" w:line="300"/>
-            </w:pPr>
-            <w:r>
-              <w:t xml:space="preserve">1. The Parameter Distinction: In web application servers (such as Java Servlets or Spring Boot), omitting a query parameter entirely causes request.getParameter("route") to evaluate to null. Passing ?route= evaluates to an empty string (""). Both require defensive handling.</w:t>
-            </w:r>
-          </w:p>
-          <w:p>
-            <w:pPr>
-              <w:spacing w:after="120" w:line="300"/>
-            </w:pPr>
-            <w:r>
-              <w:t xml:space="preserve">2. The Backend Defect: The server code attempted route.trim().toUpperCase() directly without checking if route was null. This triggered an unhandled java.lang.NullPointerException that crashed through to a 500 error, exposing stack traces.</w:t>
-            </w:r>
-          </w:p>
-          <w:p>
-            <w:pPr>
-              <w:spacing w:after="120" w:line="300"/>
-            </w:pPr>
-            <w:r>
-              <w:t xml:space="preserve">3. The Architectural Fix: Defensive input validation on the server must check: if (route == null || route.trim().isEmpty()) and immediately return HTTP 400 Bad Request with a clear message: {"error": "route parameter is required"}. Simultaneously, the mobile app must supply the default route on boot.</w:t>
+              <w:t xml:space="preserve">Distinguishing Missing Parameters from Empty Strings</w:t>
+            </w:r>
+          </w:p>
+          <w:p>
+            <w:pPr>
+              <w:spacing w:after="120" w:line="300"/>
+            </w:pPr>
+            <w:r>
+              <w:t xml:space="preserve">Web application frameworks (like Java Servlets and Spring Boot) treat query parameters with strict semantic distinctions:</w:t>
+            </w:r>
+          </w:p>
+          <w:p>
+            <w:pPr>
+              <w:spacing w:after="120" w:line="300"/>
+            </w:pPr>
+            <w:r>
+              <w:rPr>
+                <w:b/>
+                <w:bCs/>
+                <w:color w:val="263A67"/>
+              </w:rPr>
+              <w:t xml:space="preserve">PILLAR 1: Case A: Parameter Omitted Completely · Evaluates to null in Server Memory</w:t>
+            </w:r>
+          </w:p>
+          <w:p>
+            <w:pPr>
+              <w:spacing w:after="120" w:line="300"/>
+            </w:pPr>
+            <w:r>
+              <w:t xml:space="preserve">When the query parameter route is completely absent from the URL, request.getParameter("route") returns null. Calling route.trim() without a null check throws java.lang.NullPointerException, bubbling up to an unhandled 500 error.</w:t>
+            </w:r>
+          </w:p>
+          <w:p>
+            <w:pPr>
+              <w:spacing w:after="120" w:line="300"/>
+            </w:pPr>
+            <w:r>
+              <w:t xml:space="preserve">• Trigger: The mobile app omitted the query string entirely on boot.</w:t>
+            </w:r>
+          </w:p>
+          <w:p>
+            <w:pPr>
+              <w:spacing w:after="120" w:line="300"/>
+            </w:pPr>
+            <w:r>
+              <w:t xml:space="preserve">• Server State: Variable route is null; dereferencing throws a fatal exception.</w:t>
+            </w:r>
+          </w:p>
+          <w:p>
+            <w:pPr>
+              <w:spacing w:after="120" w:line="300"/>
+            </w:pPr>
+            <w:r>
+              <w:t xml:space="preserve">• Required Defense: Check if (route == null) before invoking any string methods.</w:t>
+            </w:r>
+          </w:p>
+          <w:p>
+            <w:pPr>
+              <w:spacing w:after="120" w:line="300"/>
+            </w:pPr>
+            <w:r>
+              <w:rPr>
+                <w:b/>
+                <w:bCs/>
+                <w:color w:val="263A67"/>
+              </w:rPr>
+              <w:t xml:space="preserve">PILLAR 2: Case B: Parameter Present but Empty · Evaluates to an Empty String ("")</w:t>
+            </w:r>
+          </w:p>
+          <w:p>
+            <w:pPr>
+              <w:spacing w:after="120" w:line="300"/>
+            </w:pPr>
+            <w:r>
+              <w:t xml:space="preserve">When the parameter name is supplied with an empty value (?route=), request.getParameter("route") returns "". Calling route.trim() succeeds, but querying the GPS database for an empty route string returns zero coordinates or invalid query errors.</w:t>
+            </w:r>
+          </w:p>
+          <w:p>
+            <w:pPr>
+              <w:spacing w:after="120" w:line="300"/>
+            </w:pPr>
+            <w:r>
+              <w:t xml:space="preserve">• Trigger: The client passed ?route= with nothing after the equal sign.</w:t>
+            </w:r>
+          </w:p>
+          <w:p>
+            <w:pPr>
+              <w:spacing w:after="120" w:line="300"/>
+            </w:pPr>
+            <w:r>
+              <w:t xml:space="preserve">• Server State: Variable route is non null but holds zero characters.</w:t>
+            </w:r>
+          </w:p>
+          <w:p>
+            <w:pPr>
+              <w:spacing w:after="120" w:line="300"/>
+            </w:pPr>
+            <w:r>
+              <w:t xml:space="preserve">• Required Defense: Check if (route.trim().isEmpty()) to reject blank strings.</w:t>
             </w:r>
           </w:p>
         </w:tc>
@@ -8032,7 +9754,443 @@
           <w:bCs/>
           <w:color w:val="4659A7"/>
         </w:rPr>
-        <w:t xml:space="preserve">Step 5: Sourced Case Study: The Healthcare.gov Launch Outage</w:t>
+        <w:t xml:space="preserve">Step 5: Installing the Backend Defensive Validation Guard</w:t>
+      </w:r>
+    </w:p>
+    <w:p>
+      <w:pPr>
+        <w:spacing w:after="120" w:line="300"/>
+      </w:pPr>
+      <w:r>
+        <w:t xml:space="preserve">To protect the service from crashing, the backend engineering team installs defensive input validation before touching any database queries:</w:t>
+      </w:r>
+    </w:p>
+    <w:p>
+      <w:pPr>
+        <w:pStyle w:val="Heading2"/>
+        <w:keepNext/>
+        <w:spacing w:after="100" w:before="240"/>
+      </w:pPr>
+      <w:r>
+        <w:rPr>
+          <w:b/>
+          <w:bCs/>
+          <w:color w:val="4659A7"/>
+        </w:rPr>
+        <w:t xml:space="preserve">The code</w:t>
+      </w:r>
+    </w:p>
+    <w:p>
+      <w:pPr>
+        <w:spacing w:after="120" w:line="300"/>
+      </w:pPr>
+      <w:r>
+        <w:rPr>
+          <w:rFonts w:ascii="Consolas" w:cs="Consolas" w:eastAsia="Consolas" w:hAnsi="Consolas"/>
+          <w:b/>
+          <w:bCs/>
+          <w:color w:val="4659A7"/>
+        </w:rPr>
+        <w:t xml:space="preserve">RouteLocatorServiceGuard.java</w:t>
+      </w:r>
+    </w:p>
+    <w:p>
+      <w:pPr>
+        <w:keepLines/>
+        <w:shd w:fill="F4F6F9" w:val="clear"/>
+        <w:spacing w:after="0" w:line="260"/>
+      </w:pPr>
+      <w:r>
+        <w:rPr>
+          <w:rFonts w:ascii="Consolas" w:cs="Consolas" w:eastAsia="Consolas" w:hAnsi="Consolas"/>
+          <w:sz w:val="19"/>
+          <w:szCs w:val="19"/>
+        </w:rPr>
+        <w:t xml:space="preserve"> 1  // Defensive Guard in RouteLocatorService.java</w:t>
+      </w:r>
+    </w:p>
+    <w:p>
+      <w:pPr>
+        <w:keepLines/>
+        <w:shd w:fill="F4F6F9" w:val="clear"/>
+        <w:spacing w:after="0" w:line="260"/>
+      </w:pPr>
+      <w:r>
+        <w:rPr>
+          <w:rFonts w:ascii="Consolas" w:cs="Consolas" w:eastAsia="Consolas" w:hAnsi="Consolas"/>
+          <w:sz w:val="19"/>
+          <w:szCs w:val="19"/>
+        </w:rPr>
+        <w:t xml:space="preserve"> 2  String route = request.getParameter("route");</w:t>
+      </w:r>
+    </w:p>
+    <w:p>
+      <w:pPr>
+        <w:keepLines/>
+        <w:shd w:fill="F4F6F9" w:val="clear"/>
+        <w:spacing w:after="0" w:line="260"/>
+      </w:pPr>
+      <w:r>
+        <w:rPr>
+          <w:rFonts w:ascii="Consolas" w:cs="Consolas" w:eastAsia="Consolas" w:hAnsi="Consolas"/>
+          <w:sz w:val="19"/>
+          <w:szCs w:val="19"/>
+        </w:rPr>
+        <w:t xml:space="preserve"> 3   </w:t>
+      </w:r>
+    </w:p>
+    <w:p>
+      <w:pPr>
+        <w:keepLines/>
+        <w:shd w:fill="F4F6F9" w:val="clear"/>
+        <w:spacing w:after="0" w:line="260"/>
+      </w:pPr>
+      <w:r>
+        <w:rPr>
+          <w:rFonts w:ascii="Consolas" w:cs="Consolas" w:eastAsia="Consolas" w:hAnsi="Consolas"/>
+          <w:sz w:val="19"/>
+          <w:szCs w:val="19"/>
+        </w:rPr>
+        <w:t xml:space="preserve"> 4  // Guard both Case A (null) and Case B (empty string)</w:t>
+      </w:r>
+    </w:p>
+    <w:p>
+      <w:pPr>
+        <w:keepLines/>
+        <w:shd w:fill="F4F6F9" w:val="clear"/>
+        <w:spacing w:after="0" w:line="260"/>
+      </w:pPr>
+      <w:r>
+        <w:rPr>
+          <w:rFonts w:ascii="Consolas" w:cs="Consolas" w:eastAsia="Consolas" w:hAnsi="Consolas"/>
+          <w:sz w:val="19"/>
+          <w:szCs w:val="19"/>
+        </w:rPr>
+        <w:t xml:space="preserve"> 5  if (route == null || route.trim().isEmpty()) {</w:t>
+      </w:r>
+    </w:p>
+    <w:p>
+      <w:pPr>
+        <w:keepLines/>
+        <w:shd w:fill="F4F6F9" w:val="clear"/>
+        <w:spacing w:after="0" w:line="260"/>
+      </w:pPr>
+      <w:r>
+        <w:rPr>
+          <w:rFonts w:ascii="Consolas" w:cs="Consolas" w:eastAsia="Consolas" w:hAnsi="Consolas"/>
+          <w:sz w:val="19"/>
+          <w:szCs w:val="19"/>
+        </w:rPr>
+        <w:t xml:space="preserve"> 6      response.setStatus(400);</w:t>
+      </w:r>
+    </w:p>
+    <w:p>
+      <w:pPr>
+        <w:keepLines/>
+        <w:shd w:fill="F4F6F9" w:val="clear"/>
+        <w:spacing w:after="0" w:line="260"/>
+      </w:pPr>
+      <w:r>
+        <w:rPr>
+          <w:rFonts w:ascii="Consolas" w:cs="Consolas" w:eastAsia="Consolas" w:hAnsi="Consolas"/>
+          <w:sz w:val="19"/>
+          <w:szCs w:val="19"/>
+        </w:rPr>
+        <w:t xml:space="preserve"> 7      response.setContentType("application/json");</w:t>
+      </w:r>
+    </w:p>
+    <w:p>
+      <w:pPr>
+        <w:keepLines/>
+        <w:shd w:fill="F4F6F9" w:val="clear"/>
+        <w:spacing w:after="0" w:line="260"/>
+      </w:pPr>
+      <w:r>
+        <w:rPr>
+          <w:rFonts w:ascii="Consolas" w:cs="Consolas" w:eastAsia="Consolas" w:hAnsi="Consolas"/>
+          <w:sz w:val="19"/>
+          <w:szCs w:val="19"/>
+        </w:rPr>
+        <w:t xml:space="preserve"> 8      response.getWriter().write("{\"error\": \"route parameter is required\"}");</w:t>
+      </w:r>
+    </w:p>
+    <w:p>
+      <w:pPr>
+        <w:keepLines/>
+        <w:shd w:fill="F4F6F9" w:val="clear"/>
+        <w:spacing w:after="0" w:line="260"/>
+      </w:pPr>
+      <w:r>
+        <w:rPr>
+          <w:rFonts w:ascii="Consolas" w:cs="Consolas" w:eastAsia="Consolas" w:hAnsi="Consolas"/>
+          <w:sz w:val="19"/>
+          <w:szCs w:val="19"/>
+        </w:rPr>
+        <w:t xml:space="preserve"> 9      return;</w:t>
+      </w:r>
+    </w:p>
+    <w:p>
+      <w:pPr>
+        <w:keepLines/>
+        <w:shd w:fill="F4F6F9" w:val="clear"/>
+        <w:spacing w:after="0" w:line="260"/>
+      </w:pPr>
+      <w:r>
+        <w:rPr>
+          <w:rFonts w:ascii="Consolas" w:cs="Consolas" w:eastAsia="Consolas" w:hAnsi="Consolas"/>
+          <w:sz w:val="19"/>
+          <w:szCs w:val="19"/>
+        </w:rPr>
+        <w:t xml:space="preserve">10  }</w:t>
+      </w:r>
+    </w:p>
+    <w:p>
+      <w:pPr>
+        <w:keepLines/>
+        <w:shd w:fill="F4F6F9" w:val="clear"/>
+        <w:spacing w:after="0" w:line="260"/>
+      </w:pPr>
+      <w:r>
+        <w:rPr>
+          <w:rFonts w:ascii="Consolas" w:cs="Consolas" w:eastAsia="Consolas" w:hAnsi="Consolas"/>
+          <w:sz w:val="19"/>
+          <w:szCs w:val="19"/>
+        </w:rPr>
+        <w:t xml:space="preserve">11   </w:t>
+      </w:r>
+    </w:p>
+    <w:p>
+      <w:pPr>
+        <w:keepLines/>
+        <w:shd w:fill="F4F6F9" w:val="clear"/>
+        <w:spacing w:after="0" w:line="260"/>
+      </w:pPr>
+      <w:r>
+        <w:rPr>
+          <w:rFonts w:ascii="Consolas" w:cs="Consolas" w:eastAsia="Consolas" w:hAnsi="Consolas"/>
+          <w:sz w:val="19"/>
+          <w:szCs w:val="19"/>
+        </w:rPr>
+        <w:t xml:space="preserve">12  // Safe to process valid route string</w:t>
+      </w:r>
+    </w:p>
+    <w:p>
+      <w:pPr>
+        <w:keepLines/>
+        <w:shd w:fill="F4F6F9" w:val="clear"/>
+        <w:spacing w:after="0" w:line="260"/>
+      </w:pPr>
+      <w:r>
+        <w:rPr>
+          <w:rFonts w:ascii="Consolas" w:cs="Consolas" w:eastAsia="Consolas" w:hAnsi="Consolas"/>
+          <w:sz w:val="19"/>
+          <w:szCs w:val="19"/>
+        </w:rPr>
+        <w:t xml:space="preserve">13  String normalizedRoute = route.trim().toLowerCase();</w:t>
+      </w:r>
+    </w:p>
+    <w:p>
+      <w:pPr>
+        <w:spacing w:after="120" w:line="300"/>
+      </w:pPr>
+      <w:r>
+        <w:t xml:space="preserve">Now let us verify the guarded server. We dispatch the exact same failing request (with route omitted) to confirm that the server returns HTTP 400 Bad Request instead of crashing with 500:</w:t>
+      </w:r>
+    </w:p>
+    <w:tbl>
+      <w:tblPr>
+        <w:tblW w:type="pct" w:w="100%"/>
+        <w:tblBorders>
+          <w:top w:val="single" w:color="auto" w:sz="4"/>
+          <w:left w:val="single" w:color="auto" w:sz="4"/>
+          <w:bottom w:val="single" w:color="auto" w:sz="4"/>
+          <w:right w:val="single" w:color="auto" w:sz="4"/>
+          <w:insideH w:val="single" w:color="auto" w:sz="4"/>
+          <w:insideV w:val="single" w:color="auto" w:sz="4"/>
+        </w:tblBorders>
+      </w:tblPr>
+      <w:tblGrid>
+        <w:gridCol w:w="100"/>
+      </w:tblGrid>
+      <w:tr>
+        <w:tc>
+          <w:tcPr>
+            <w:tcBorders>
+              <w:top w:val="single" w:color="D9E0EA" w:sz="2"/>
+              <w:left w:val="single" w:color="D9E0EA" w:sz="2"/>
+              <w:bottom w:val="single" w:color="D9E0EA" w:sz="2"/>
+              <w:right w:val="single" w:color="D9E0EA" w:sz="2"/>
+            </w:tcBorders>
+            <w:shd w:fill="EEF5FA" w:val="clear"/>
+            <w:tcMar>
+              <w:top w:type="dxa" w:w="130"/>
+              <w:left w:type="dxa" w:w="160"/>
+              <w:bottom w:type="dxa" w:w="130"/>
+              <w:right w:type="dxa" w:w="160"/>
+            </w:tcMar>
+          </w:tcPr>
+          <w:p>
+            <w:pPr>
+              <w:spacing w:after="120" w:line="300"/>
+            </w:pPr>
+            <w:r>
+              <w:rPr>
+                <w:b/>
+                <w:bCs/>
+                <w:color w:val="263A67"/>
+              </w:rPr>
+              <w:t xml:space="preserve">Wire Capture: Guarded Response for Omitted Parameter</w:t>
+            </w:r>
+          </w:p>
+          <w:p>
+            <w:pPr>
+              <w:spacing w:after="120" w:line="300"/>
+            </w:pPr>
+            <w:r>
+              <w:rPr>
+                <w:b/>
+                <w:bCs/>
+                <w:color w:val="168A8A"/>
+              </w:rPr>
+              <w:t xml:space="preserve">GET </w:t>
+            </w:r>
+            <w:r>
+              <w:rPr>
+                <w:rFonts w:ascii="Consolas" w:cs="Consolas" w:eastAsia="Consolas" w:hAnsi="Consolas"/>
+              </w:rPr>
+              <w:t xml:space="preserve">https://api.campustransit.org/v1/campus/shuttle/coordinates</w:t>
+            </w:r>
+          </w:p>
+          <w:p>
+            <w:pPr>
+              <w:spacing w:after="120" w:line="300"/>
+            </w:pPr>
+            <w:r>
+              <w:rPr>
+                <w:i/>
+                <w:iCs/>
+                <w:color w:val="596579"/>
+              </w:rPr>
+              <w:t xml:space="preserve">Status: 400 Bad Request · Time: 12 ms · Size: 184 B</w:t>
+            </w:r>
+          </w:p>
+          <w:p>
+            <w:pPr>
+              <w:spacing w:after="120" w:line="300"/>
+            </w:pPr>
+            <w:r>
+              <w:rPr>
+                <w:b/>
+                <w:bCs/>
+              </w:rPr>
+              <w:t xml:space="preserve">Response Body:</w:t>
+            </w:r>
+          </w:p>
+          <w:p>
+            <w:pPr>
+              <w:spacing w:after="120" w:line="300"/>
+            </w:pPr>
+            <w:r>
+              <w:rPr>
+                <w:rFonts w:ascii="Consolas" w:cs="Consolas" w:eastAsia="Consolas" w:hAnsi="Consolas"/>
+                <w:b/>
+                <w:bCs/>
+                <w:color w:val="4659A7"/>
+              </w:rPr>
+              <w:t xml:space="preserve">response.json</w:t>
+            </w:r>
+          </w:p>
+          <w:p>
+            <w:pPr>
+              <w:keepLines/>
+              <w:shd w:fill="F4F6F9" w:val="clear"/>
+              <w:spacing w:after="0" w:line="260"/>
+            </w:pPr>
+            <w:r>
+              <w:rPr>
+                <w:rFonts w:ascii="Consolas" w:cs="Consolas" w:eastAsia="Consolas" w:hAnsi="Consolas"/>
+                <w:sz w:val="19"/>
+                <w:szCs w:val="19"/>
+              </w:rPr>
+              <w:t xml:space="preserve"> 1  {</w:t>
+            </w:r>
+          </w:p>
+          <w:p>
+            <w:pPr>
+              <w:keepLines/>
+              <w:shd w:fill="F4F6F9" w:val="clear"/>
+              <w:spacing w:after="0" w:line="260"/>
+            </w:pPr>
+            <w:r>
+              <w:rPr>
+                <w:rFonts w:ascii="Consolas" w:cs="Consolas" w:eastAsia="Consolas" w:hAnsi="Consolas"/>
+                <w:sz w:val="19"/>
+                <w:szCs w:val="19"/>
+              </w:rPr>
+              <w:t xml:space="preserve"> 2    "statusCode": 400,</w:t>
+            </w:r>
+          </w:p>
+          <w:p>
+            <w:pPr>
+              <w:keepLines/>
+              <w:shd w:fill="F4F6F9" w:val="clear"/>
+              <w:spacing w:after="0" w:line="260"/>
+            </w:pPr>
+            <w:r>
+              <w:rPr>
+                <w:rFonts w:ascii="Consolas" w:cs="Consolas" w:eastAsia="Consolas" w:hAnsi="Consolas"/>
+                <w:sz w:val="19"/>
+                <w:szCs w:val="19"/>
+              </w:rPr>
+              <w:t xml:space="preserve"> 3    "error": "Bad Request",</w:t>
+            </w:r>
+          </w:p>
+          <w:p>
+            <w:pPr>
+              <w:keepLines/>
+              <w:shd w:fill="F4F6F9" w:val="clear"/>
+              <w:spacing w:after="0" w:line="260"/>
+            </w:pPr>
+            <w:r>
+              <w:rPr>
+                <w:rFonts w:ascii="Consolas" w:cs="Consolas" w:eastAsia="Consolas" w:hAnsi="Consolas"/>
+                <w:sz w:val="19"/>
+                <w:szCs w:val="19"/>
+              </w:rPr>
+              <w:t xml:space="preserve"> 4    "message": "route parameter is required"</w:t>
+            </w:r>
+          </w:p>
+          <w:p>
+            <w:pPr>
+              <w:keepLines/>
+              <w:shd w:fill="F4F6F9" w:val="clear"/>
+              <w:spacing w:after="0" w:line="260"/>
+            </w:pPr>
+            <w:r>
+              <w:rPr>
+                <w:rFonts w:ascii="Consolas" w:cs="Consolas" w:eastAsia="Consolas" w:hAnsi="Consolas"/>
+                <w:sz w:val="19"/>
+                <w:szCs w:val="19"/>
+              </w:rPr>
+              <w:t xml:space="preserve"> 5  }</w:t>
+            </w:r>
+          </w:p>
+        </w:tc>
+      </w:tr>
+    </w:tbl>
+    <w:p>
+      <w:pPr>
+        <w:pStyle w:val="Heading2"/>
+        <w:keepNext/>
+        <w:spacing w:after="100" w:before="240"/>
+      </w:pPr>
+      <w:r>
+        <w:rPr>
+          <w:b/>
+          <w:bCs/>
+          <w:color w:val="4659A7"/>
+        </w:rPr>
+        <w:t xml:space="preserve">Step 6: Sourced Case Study: The Healthcare.gov Launch Outage</w:t>
       </w:r>
     </w:p>
     <w:tbl>
@@ -8199,7 +10357,7 @@
           <w:bCs/>
           <w:color w:val="4659A7"/>
         </w:rPr>
-        <w:t xml:space="preserve">Step 6: Performing the Manual Fix: Verifying 200 OK by Hand</w:t>
+        <w:t xml:space="preserve">Step 7: Performing the Manual Fix: Verifying 200 OK by Hand</w:t>
       </w:r>
     </w:p>
     <w:p>
@@ -8207,7 +10365,7 @@
         <w:spacing w:after="120" w:line="300"/>
       </w:pPr>
       <w:r>
-        <w:t xml:space="preserve">Now let us perform the manual fix. In our HTTP testing workbench, we provide the valid campus route name: </w:t>
+        <w:t xml:space="preserve">Now let us verify the positive happy path. In our HTTP testing workbench, we provide the valid campus route name: </w:t>
       </w:r>
       <w:r>
         <w:rPr>
@@ -8271,7 +10429,7 @@
               <w:spacing w:after="120" w:line="300"/>
             </w:pPr>
             <w:r>
-              <w:t xml:space="preserve">We supply the missing query parameter to verify the service works:</w:t>
+              <w:t xml:space="preserve">We supply the valid query parameter to verify successful coordinate delivery:</w:t>
             </w:r>
           </w:p>
           <w:p>
@@ -8292,18 +10450,7 @@
               <w:spacing w:after="120" w:line="300"/>
             </w:pPr>
             <w:r>
-              <w:t xml:space="preserve">By providing the exact route identifier </w:t>
-            </w:r>
-            <w:r>
-              <w:rPr>
-                <w:rFonts w:ascii="Consolas" w:cs="Consolas" w:eastAsia="Consolas" w:hAnsi="Consolas"/>
-                <w:color w:val="4659A7"/>
-                <w:shd w:fill="EEF1FA" w:val="clear"/>
-              </w:rPr>
-              <w:t xml:space="preserve">campus_loop_north</w:t>
-            </w:r>
-            <w:r>
-              <w:t xml:space="preserve">, the server can query the GPS database properly.</w:t>
+              <w:t xml:space="preserve">By providing the exact route identifier campus_loop_north, the server locates the active shuttle and queries the GPS database properly.</w:t>
             </w:r>
           </w:p>
           <w:p>
@@ -8641,6 +10788,86 @@
         </w:tc>
       </w:tr>
     </w:tbl>
+    <w:tbl>
+      <w:tblPr>
+        <w:tblW w:type="pct" w:w="100%"/>
+        <w:tblBorders>
+          <w:top w:val="single" w:color="auto" w:sz="4"/>
+          <w:left w:val="single" w:color="auto" w:sz="4"/>
+          <w:bottom w:val="single" w:color="auto" w:sz="4"/>
+          <w:right w:val="single" w:color="auto" w:sz="4"/>
+          <w:insideH w:val="single" w:color="auto" w:sz="4"/>
+          <w:insideV w:val="single" w:color="auto" w:sz="4"/>
+        </w:tblBorders>
+      </w:tblPr>
+      <w:tblGrid>
+        <w:gridCol w:w="100"/>
+      </w:tblGrid>
+      <w:tr>
+        <w:tc>
+          <w:tcPr>
+            <w:tcBorders>
+              <w:top w:val="single" w:color="D9E0EA" w:sz="2"/>
+              <w:left w:val="single" w:color="D9E0EA" w:sz="2"/>
+              <w:bottom w:val="single" w:color="D9E0EA" w:sz="2"/>
+              <w:right w:val="single" w:color="D9E0EA" w:sz="2"/>
+            </w:tcBorders>
+            <w:shd w:fill="F2F4FA" w:val="clear"/>
+            <w:tcMar>
+              <w:top w:type="dxa" w:w="130"/>
+              <w:left w:type="dxa" w:w="160"/>
+              <w:bottom w:type="dxa" w:w="130"/>
+              <w:right w:type="dxa" w:w="160"/>
+            </w:tcMar>
+          </w:tcPr>
+          <w:p>
+            <w:pPr>
+              <w:spacing w:after="120" w:line="300"/>
+            </w:pPr>
+            <w:r>
+              <w:rPr>
+                <w:b/>
+                <w:bCs/>
+                <w:color w:val="263A67"/>
+              </w:rPr>
+              <w:t xml:space="preserve">What We Carry into Chapter 3: The Two Verified Request Contracts</w:t>
+            </w:r>
+          </w:p>
+          <w:p>
+            <w:pPr>
+              <w:spacing w:after="120" w:line="300"/>
+            </w:pPr>
+            <w:r>
+              <w:t xml:space="preserve">We have verified two distinct requests by hand:</w:t>
+            </w:r>
+          </w:p>
+          <w:p>
+            <w:pPr>
+              <w:spacing w:after="120" w:line="300"/>
+            </w:pPr>
+            <w:r>
+              <w:t xml:space="preserve">1. Negative Regression Request: GET /v1/campus/shuttle/coordinates (omitted route) returning 400 Bad Request with error guidance.</w:t>
+            </w:r>
+          </w:p>
+          <w:p>
+            <w:pPr>
+              <w:spacing w:after="120" w:line="300"/>
+            </w:pPr>
+            <w:r>
+              <w:t xml:space="preserve">2. Positive Contract Request: GET /v1/campus/shuttle/coordinates?route=campus_loop_north returning 200 OK with valid numeric coordinates.</w:t>
+            </w:r>
+          </w:p>
+          <w:p>
+            <w:pPr>
+              <w:spacing w:after="120" w:line="300"/>
+            </w:pPr>
+            <w:r>
+              <w:t xml:space="preserve">In Chapter 3, we take these exact two requests and automate them inside Postman with JavaScript assertions!</w:t>
+            </w:r>
+          </w:p>
+        </w:tc>
+      </w:tr>
+    </w:tbl>
     <w:p>
       <w:pPr>
         <w:spacing w:after="120" w:line="300"/>
@@ -9117,6 +11344,102 @@
         <w:t xml:space="preserve">Translating manual verification into automated JavaScript assertions, running test suites, and team collaboration.</w:t>
       </w:r>
     </w:p>
+    <w:tbl>
+      <w:tblPr>
+        <w:tblW w:type="pct" w:w="100%"/>
+        <w:tblBorders>
+          <w:top w:val="single" w:color="auto" w:sz="4"/>
+          <w:left w:val="single" w:color="auto" w:sz="4"/>
+          <w:bottom w:val="single" w:color="auto" w:sz="4"/>
+          <w:right w:val="single" w:color="auto" w:sz="4"/>
+          <w:insideH w:val="single" w:color="auto" w:sz="4"/>
+          <w:insideV w:val="single" w:color="auto" w:sz="4"/>
+        </w:tblBorders>
+      </w:tblPr>
+      <w:tblGrid>
+        <w:gridCol w:w="100"/>
+      </w:tblGrid>
+      <w:tr>
+        <w:tc>
+          <w:tcPr>
+            <w:tcBorders>
+              <w:top w:val="single" w:color="D9E0EA" w:sz="2"/>
+              <w:left w:val="single" w:color="D9E0EA" w:sz="2"/>
+              <w:bottom w:val="single" w:color="D9E0EA" w:sz="2"/>
+              <w:right w:val="single" w:color="D9E0EA" w:sz="2"/>
+            </w:tcBorders>
+            <w:shd w:fill="F8FAFC" w:val="clear"/>
+            <w:tcMar>
+              <w:top w:type="dxa" w:w="130"/>
+              <w:left w:type="dxa" w:w="160"/>
+              <w:bottom w:type="dxa" w:w="130"/>
+              <w:right w:type="dxa" w:w="160"/>
+            </w:tcMar>
+          </w:tcPr>
+          <w:p>
+            <w:pPr>
+              <w:spacing w:after="120" w:line="300"/>
+            </w:pPr>
+            <w:r>
+              <w:rPr>
+                <w:b/>
+                <w:bCs/>
+                <w:color w:val="263A67"/>
+              </w:rPr>
+              <w:t xml:space="preserve">CHAPTER ROADMAP &amp; LEARNING CONTRACT</w:t>
+            </w:r>
+          </w:p>
+          <w:p>
+            <w:pPr>
+              <w:spacing w:after="120" w:line="300"/>
+            </w:pPr>
+            <w:r>
+              <w:rPr>
+                <w:b/>
+                <w:bCs/>
+                <w:color w:val="168A8A"/>
+              </w:rPr>
+              <w:t xml:space="preserve">WE WILL ACHIEVE: </w:t>
+            </w:r>
+            <w:r>
+              <w:t xml:space="preserve">Translate manual wire inspections into automated, repeatable JavaScript assertions inside Postman.</w:t>
+            </w:r>
+          </w:p>
+          <w:p>
+            <w:pPr>
+              <w:spacing w:after="120" w:line="300"/>
+            </w:pPr>
+            <w:r>
+              <w:rPr>
+                <w:b/>
+                <w:bCs/>
+                <w:color w:val="4659A7"/>
+              </w:rPr>
+              <w:t xml:space="preserve">HOW WE WILL DO IT: </w:t>
+            </w:r>
+            <w:r>
+              <w:t xml:space="preserve">Configuring Postman request tabs, writing Chai assertion scripts for status codes, latency budgets, and coordinate data types across both the negative 400 guard and positive 200 contract requests.</w:t>
+            </w:r>
+          </w:p>
+          <w:p>
+            <w:pPr>
+              <w:spacing w:after="120" w:line="300"/>
+            </w:pPr>
+            <w:r>
+              <w:rPr>
+                <w:b/>
+                <w:bCs/>
+                <w:color w:val="263A67"/>
+              </w:rPr>
+              <w:t xml:space="preserve">WHAT YOU WILL CARRY FORWARD: </w:t>
+            </w:r>
+            <w:r>
+              <w:t xml:space="preserve">An automated Postman test collection containing both guarded transit requests.</w:t>
+            </w:r>
+          </w:p>
+        </w:tc>
+      </w:tr>
+    </w:tbl>
     <w:tbl>
       <w:tblPr>
         <w:tblW w:type="pct" w:w="100%"/>
@@ -9946,7 +12269,7 @@
           <w:bCs/>
           <w:color w:val="4659A7"/>
         </w:rPr>
-        <w:t xml:space="preserve">Step 5: Executing the Suite Live in the Workbench</w:t>
+        <w:t xml:space="preserve">Step 5: Executing Both Automated Requests in the Postman Suite</w:t>
       </w:r>
     </w:p>
     <w:p>
@@ -9954,7 +12277,7 @@
         <w:spacing w:after="120" w:line="300"/>
       </w:pPr>
       <w:r>
-        <w:t xml:space="preserve">Here is the automated execution of the positive shuttle call in our API workbench. Notice the Test Results tab: our assertions validate the server contract automatically:</w:t>
+        <w:t xml:space="preserve">Now let us run both automated checks inside our Postman workbench. First, we execute Request 1 to verify our negative regression guard:</w:t>
       </w:r>
     </w:p>
     <w:tbl>
@@ -9999,7 +12322,225 @@
                 <w:bCs/>
                 <w:color w:val="263A67"/>
               </w:rPr>
-              <w:t xml:space="preserve">Automated Postman Suite: Campus Shuttle Locator</w:t>
+              <w:t xml:space="preserve">Automated Postman Suite: Request 1 (Negative 400 Guard)</w:t>
+            </w:r>
+          </w:p>
+          <w:p>
+            <w:pPr>
+              <w:spacing w:after="120" w:line="300"/>
+            </w:pPr>
+            <w:r>
+              <w:rPr>
+                <w:b/>
+                <w:bCs/>
+                <w:color w:val="168A8A"/>
+              </w:rPr>
+              <w:t xml:space="preserve">GET </w:t>
+            </w:r>
+            <w:r>
+              <w:rPr>
+                <w:rFonts w:ascii="Consolas" w:cs="Consolas" w:eastAsia="Consolas" w:hAnsi="Consolas"/>
+              </w:rPr>
+              <w:t xml:space="preserve">https://api.campustransit.org/v1/campus/shuttle/coordinates</w:t>
+            </w:r>
+          </w:p>
+          <w:p>
+            <w:pPr>
+              <w:spacing w:after="120" w:line="300"/>
+            </w:pPr>
+            <w:r>
+              <w:rPr>
+                <w:i/>
+                <w:iCs/>
+                <w:color w:val="596579"/>
+              </w:rPr>
+              <w:t xml:space="preserve">Status: 400 Bad Request · Time: 14 ms · Size: 184 B</w:t>
+            </w:r>
+          </w:p>
+          <w:p>
+            <w:pPr>
+              <w:spacing w:after="120" w:line="300"/>
+            </w:pPr>
+            <w:r>
+              <w:rPr>
+                <w:b/>
+                <w:bCs/>
+              </w:rPr>
+              <w:t xml:space="preserve">Response Body:</w:t>
+            </w:r>
+          </w:p>
+          <w:p>
+            <w:pPr>
+              <w:spacing w:after="120" w:line="300"/>
+            </w:pPr>
+            <w:r>
+              <w:rPr>
+                <w:rFonts w:ascii="Consolas" w:cs="Consolas" w:eastAsia="Consolas" w:hAnsi="Consolas"/>
+                <w:b/>
+                <w:bCs/>
+                <w:color w:val="4659A7"/>
+              </w:rPr>
+              <w:t xml:space="preserve">response.json</w:t>
+            </w:r>
+          </w:p>
+          <w:p>
+            <w:pPr>
+              <w:keepLines/>
+              <w:shd w:fill="F4F6F9" w:val="clear"/>
+              <w:spacing w:after="0" w:line="260"/>
+            </w:pPr>
+            <w:r>
+              <w:rPr>
+                <w:rFonts w:ascii="Consolas" w:cs="Consolas" w:eastAsia="Consolas" w:hAnsi="Consolas"/>
+                <w:sz w:val="19"/>
+                <w:szCs w:val="19"/>
+              </w:rPr>
+              <w:t xml:space="preserve"> 1  {</w:t>
+            </w:r>
+          </w:p>
+          <w:p>
+            <w:pPr>
+              <w:keepLines/>
+              <w:shd w:fill="F4F6F9" w:val="clear"/>
+              <w:spacing w:after="0" w:line="260"/>
+            </w:pPr>
+            <w:r>
+              <w:rPr>
+                <w:rFonts w:ascii="Consolas" w:cs="Consolas" w:eastAsia="Consolas" w:hAnsi="Consolas"/>
+                <w:sz w:val="19"/>
+                <w:szCs w:val="19"/>
+              </w:rPr>
+              <w:t xml:space="preserve"> 2    "statusCode": 400,</w:t>
+            </w:r>
+          </w:p>
+          <w:p>
+            <w:pPr>
+              <w:keepLines/>
+              <w:shd w:fill="F4F6F9" w:val="clear"/>
+              <w:spacing w:after="0" w:line="260"/>
+            </w:pPr>
+            <w:r>
+              <w:rPr>
+                <w:rFonts w:ascii="Consolas" w:cs="Consolas" w:eastAsia="Consolas" w:hAnsi="Consolas"/>
+                <w:sz w:val="19"/>
+                <w:szCs w:val="19"/>
+              </w:rPr>
+              <w:t xml:space="preserve"> 3    "error": "Bad Request",</w:t>
+            </w:r>
+          </w:p>
+          <w:p>
+            <w:pPr>
+              <w:keepLines/>
+              <w:shd w:fill="F4F6F9" w:val="clear"/>
+              <w:spacing w:after="0" w:line="260"/>
+            </w:pPr>
+            <w:r>
+              <w:rPr>
+                <w:rFonts w:ascii="Consolas" w:cs="Consolas" w:eastAsia="Consolas" w:hAnsi="Consolas"/>
+                <w:sz w:val="19"/>
+                <w:szCs w:val="19"/>
+              </w:rPr>
+              <w:t xml:space="preserve"> 4    "message": "route parameter is required"</w:t>
+            </w:r>
+          </w:p>
+          <w:p>
+            <w:pPr>
+              <w:keepLines/>
+              <w:shd w:fill="F4F6F9" w:val="clear"/>
+              <w:spacing w:after="0" w:line="260"/>
+            </w:pPr>
+            <w:r>
+              <w:rPr>
+                <w:rFonts w:ascii="Consolas" w:cs="Consolas" w:eastAsia="Consolas" w:hAnsi="Consolas"/>
+                <w:sz w:val="19"/>
+                <w:szCs w:val="19"/>
+              </w:rPr>
+              <w:t xml:space="preserve"> 5  }</w:t>
+            </w:r>
+          </w:p>
+          <w:p>
+            <w:pPr>
+              <w:spacing w:after="120" w:line="300"/>
+            </w:pPr>
+            <w:r>
+              <w:rPr>
+                <w:b/>
+                <w:bCs/>
+                <w:color w:val="168A8A"/>
+              </w:rPr>
+              <w:t xml:space="preserve">Assertions Verified:</w:t>
+            </w:r>
+          </w:p>
+          <w:p>
+            <w:pPr>
+              <w:spacing w:after="120" w:line="300"/>
+            </w:pPr>
+            <w:r>
+              <w:t xml:space="preserve">✓ Omitted route returns 400 Bad Request</w:t>
+            </w:r>
+          </w:p>
+          <w:p>
+            <w:pPr>
+              <w:spacing w:after="120" w:line="300"/>
+            </w:pPr>
+            <w:r>
+              <w:t xml:space="preserve">✓ Error message guides the client</w:t>
+            </w:r>
+          </w:p>
+        </w:tc>
+      </w:tr>
+    </w:tbl>
+    <w:p>
+      <w:pPr>
+        <w:spacing w:after="120" w:line="300"/>
+      </w:pPr>
+      <w:r>
+        <w:t xml:space="preserve">Next, we execute Request 2 to verify our positive contract with the valid route identifier:</w:t>
+      </w:r>
+    </w:p>
+    <w:tbl>
+      <w:tblPr>
+        <w:tblW w:type="pct" w:w="100%"/>
+        <w:tblBorders>
+          <w:top w:val="single" w:color="auto" w:sz="4"/>
+          <w:left w:val="single" w:color="auto" w:sz="4"/>
+          <w:bottom w:val="single" w:color="auto" w:sz="4"/>
+          <w:right w:val="single" w:color="auto" w:sz="4"/>
+          <w:insideH w:val="single" w:color="auto" w:sz="4"/>
+          <w:insideV w:val="single" w:color="auto" w:sz="4"/>
+        </w:tblBorders>
+      </w:tblPr>
+      <w:tblGrid>
+        <w:gridCol w:w="100"/>
+      </w:tblGrid>
+      <w:tr>
+        <w:tc>
+          <w:tcPr>
+            <w:tcBorders>
+              <w:top w:val="single" w:color="D9E0EA" w:sz="2"/>
+              <w:left w:val="single" w:color="D9E0EA" w:sz="2"/>
+              <w:bottom w:val="single" w:color="D9E0EA" w:sz="2"/>
+              <w:right w:val="single" w:color="D9E0EA" w:sz="2"/>
+            </w:tcBorders>
+            <w:shd w:fill="EEF5FA" w:val="clear"/>
+            <w:tcMar>
+              <w:top w:type="dxa" w:w="130"/>
+              <w:left w:type="dxa" w:w="160"/>
+              <w:bottom w:type="dxa" w:w="130"/>
+              <w:right w:type="dxa" w:w="160"/>
+            </w:tcMar>
+          </w:tcPr>
+          <w:p>
+            <w:pPr>
+              <w:spacing w:after="120" w:line="300"/>
+            </w:pPr>
+            <w:r>
+              <w:rPr>
+                <w:b/>
+                <w:bCs/>
+                <w:color w:val="263A67"/>
+              </w:rPr>
+              <w:t xml:space="preserve">Automated Postman Suite: Request 2 (Positive 200 Contract)</w:t>
             </w:r>
           </w:p>
           <w:p>
@@ -11165,6 +13706,102 @@
               <w:bottom w:val="single" w:color="D9E0EA" w:sz="2"/>
               <w:right w:val="single" w:color="D9E0EA" w:sz="2"/>
             </w:tcBorders>
+            <w:shd w:fill="F8FAFC" w:val="clear"/>
+            <w:tcMar>
+              <w:top w:type="dxa" w:w="130"/>
+              <w:left w:type="dxa" w:w="160"/>
+              <w:bottom w:type="dxa" w:w="130"/>
+              <w:right w:type="dxa" w:w="160"/>
+            </w:tcMar>
+          </w:tcPr>
+          <w:p>
+            <w:pPr>
+              <w:spacing w:after="120" w:line="300"/>
+            </w:pPr>
+            <w:r>
+              <w:rPr>
+                <w:b/>
+                <w:bCs/>
+                <w:color w:val="263A67"/>
+              </w:rPr>
+              <w:t xml:space="preserve">CHAPTER ROADMAP &amp; LEARNING CONTRACT</w:t>
+            </w:r>
+          </w:p>
+          <w:p>
+            <w:pPr>
+              <w:spacing w:after="120" w:line="300"/>
+            </w:pPr>
+            <w:r>
+              <w:rPr>
+                <w:b/>
+                <w:bCs/>
+                <w:color w:val="168A8A"/>
+              </w:rPr>
+              <w:t xml:space="preserve">WE WILL ACHIEVE: </w:t>
+            </w:r>
+            <w:r>
+              <w:t xml:space="preserve">Execute the complete Create, Read, and Teardown lifecycle against an enterprise Library API service by hand.</w:t>
+            </w:r>
+          </w:p>
+          <w:p>
+            <w:pPr>
+              <w:spacing w:after="120" w:line="300"/>
+            </w:pPr>
+            <w:r>
+              <w:rPr>
+                <w:b/>
+                <w:bCs/>
+                <w:color w:val="4659A7"/>
+              </w:rPr>
+              <w:t xml:space="preserve">HOW WE WILL DO IT: </w:t>
+            </w:r>
+            <w:r>
+              <w:t xml:space="preserve">Sending AddBook POST, witnessing duplicate ISBN and aisle collisions, querying GetBook with query parameters, and executing DeleteBook teardown.</w:t>
+            </w:r>
+          </w:p>
+          <w:p>
+            <w:pPr>
+              <w:spacing w:after="120" w:line="300"/>
+            </w:pPr>
+            <w:r>
+              <w:rPr>
+                <w:b/>
+                <w:bCs/>
+                <w:color w:val="263A67"/>
+              </w:rPr>
+              <w:t xml:space="preserve">WHAT YOU WILL CARRY FORWARD: </w:t>
+            </w:r>
+            <w:r>
+              <w:t xml:space="preserve">The canonical 3 step Library API request contract: AddBook, GetBook, and DeleteBook.</w:t>
+            </w:r>
+          </w:p>
+        </w:tc>
+      </w:tr>
+    </w:tbl>
+    <w:tbl>
+      <w:tblPr>
+        <w:tblW w:type="pct" w:w="100%"/>
+        <w:tblBorders>
+          <w:top w:val="single" w:color="auto" w:sz="4"/>
+          <w:left w:val="single" w:color="auto" w:sz="4"/>
+          <w:bottom w:val="single" w:color="auto" w:sz="4"/>
+          <w:right w:val="single" w:color="auto" w:sz="4"/>
+          <w:insideH w:val="single" w:color="auto" w:sz="4"/>
+          <w:insideV w:val="single" w:color="auto" w:sz="4"/>
+        </w:tblBorders>
+      </w:tblPr>
+      <w:tblGrid>
+        <w:gridCol w:w="100"/>
+      </w:tblGrid>
+      <w:tr>
+        <w:tc>
+          <w:tcPr>
+            <w:tcBorders>
+              <w:top w:val="single" w:color="D9E0EA" w:sz="2"/>
+              <w:left w:val="single" w:color="D9E0EA" w:sz="2"/>
+              <w:bottom w:val="single" w:color="D9E0EA" w:sz="2"/>
+              <w:right w:val="single" w:color="D9E0EA" w:sz="2"/>
+            </w:tcBorders>
             <w:shd w:fill="EEF5FA" w:val="clear"/>
             <w:tcMar>
               <w:top w:type="dxa" w:w="130"/>
@@ -11854,6 +14491,94 @@
         </w:tc>
       </w:tr>
     </w:tbl>
+    <w:tbl>
+      <w:tblPr>
+        <w:tblW w:type="pct" w:w="100%"/>
+        <w:tblBorders>
+          <w:top w:val="single" w:color="auto" w:sz="4"/>
+          <w:left w:val="single" w:color="auto" w:sz="4"/>
+          <w:bottom w:val="single" w:color="auto" w:sz="4"/>
+          <w:right w:val="single" w:color="auto" w:sz="4"/>
+          <w:insideH w:val="single" w:color="auto" w:sz="4"/>
+          <w:insideV w:val="single" w:color="auto" w:sz="4"/>
+        </w:tblBorders>
+      </w:tblPr>
+      <w:tblGrid>
+        <w:gridCol w:w="100"/>
+      </w:tblGrid>
+      <w:tr>
+        <w:tc>
+          <w:tcPr>
+            <w:tcBorders>
+              <w:top w:val="single" w:color="D9E0EA" w:sz="2"/>
+              <w:left w:val="single" w:color="D9E0EA" w:sz="2"/>
+              <w:bottom w:val="single" w:color="D9E0EA" w:sz="2"/>
+              <w:right w:val="single" w:color="D9E0EA" w:sz="2"/>
+            </w:tcBorders>
+            <w:shd w:fill="F2F4FA" w:val="clear"/>
+            <w:tcMar>
+              <w:top w:type="dxa" w:w="130"/>
+              <w:left w:type="dxa" w:w="160"/>
+              <w:bottom w:type="dxa" w:w="130"/>
+              <w:right w:type="dxa" w:w="160"/>
+            </w:tcMar>
+          </w:tcPr>
+          <w:p>
+            <w:pPr>
+              <w:spacing w:after="120" w:line="300"/>
+            </w:pPr>
+            <w:r>
+              <w:rPr>
+                <w:b/>
+                <w:bCs/>
+                <w:color w:val="263A67"/>
+              </w:rPr>
+              <w:t xml:space="preserve">This Service Contract: Inspecting Real World Conventions</w:t>
+            </w:r>
+          </w:p>
+          <w:p>
+            <w:pPr>
+              <w:spacing w:after="120" w:line="300"/>
+            </w:pPr>
+            <w:r>
+              <w:t xml:space="preserve">Before dispatching requests, inspect the published contract of this college library service:</w:t>
+            </w:r>
+          </w:p>
+          <w:p>
+            <w:pPr>
+              <w:spacing w:after="120" w:line="300"/>
+            </w:pPr>
+            <w:r>
+              <w:t xml:space="preserve">• AddBook (POST /v1/books): Returns HTTP status 200 OK (rather than 201) with a capitalized Msg property: { "Msg": "successfully added", "ID": "9781227" }.</w:t>
+            </w:r>
+          </w:p>
+          <w:p>
+            <w:pPr>
+              <w:spacing w:after="120" w:line="300"/>
+            </w:pPr>
+            <w:r>
+              <w:t xml:space="preserve">• GetBook (GET /v1/books?id=...): Returns an array containing matching book items: [{ "book_name": "...", "isbn": "...", "aisle": "..." }]. Notice that aisle is a string and the author field is omitted from this read endpoint.</w:t>
+            </w:r>
+          </w:p>
+          <w:p>
+            <w:pPr>
+              <w:spacing w:after="120" w:line="300"/>
+            </w:pPr>
+            <w:r>
+              <w:t xml:space="preserve">• DeleteBook (POST /v1/books/delete): Requires a JSON body with the ID: { "ID": "..." }, returning HTTP status 200 OK with lowercase msg: { "msg": "book is successfully deleted" }.</w:t>
+            </w:r>
+          </w:p>
+          <w:p>
+            <w:pPr>
+              <w:spacing w:after="120" w:line="300"/>
+            </w:pPr>
+            <w:r>
+              <w:t xml:space="preserve">As quality automation engineers, our job is to test against the exact service contract rather than assuming theoretical conventions.</w:t>
+            </w:r>
+          </w:p>
+        </w:tc>
+      </w:tr>
+    </w:tbl>
     <w:p>
       <w:pPr>
         <w:pStyle w:val="Heading2"/>
@@ -12422,7 +15147,253 @@
           <w:bCs/>
           <w:color w:val="4659A7"/>
         </w:rPr>
-        <w:t xml:space="preserve">Step 3: Action 2: Retrieving by ID (GET with Query Params)</w:t>
+        <w:t xml:space="preserve">Step 3: Action 2: Duplicate Key Collision Before Cleanup</w:t>
+      </w:r>
+    </w:p>
+    <w:p>
+      <w:pPr>
+        <w:spacing w:after="120" w:line="300"/>
+      </w:pPr>
+      <w:r>
+        <w:t xml:space="preserve">What happens if you execute AddBook a second time with the exact same payload before deleting the first record? Let us test the database unique constraint:</w:t>
+      </w:r>
+    </w:p>
+    <w:tbl>
+      <w:tblPr>
+        <w:tblW w:type="pct" w:w="100%"/>
+        <w:tblBorders>
+          <w:top w:val="single" w:color="auto" w:sz="4"/>
+          <w:left w:val="single" w:color="auto" w:sz="4"/>
+          <w:bottom w:val="single" w:color="auto" w:sz="4"/>
+          <w:right w:val="single" w:color="auto" w:sz="4"/>
+          <w:insideH w:val="single" w:color="auto" w:sz="4"/>
+          <w:insideV w:val="single" w:color="auto" w:sz="4"/>
+        </w:tblBorders>
+      </w:tblPr>
+      <w:tblGrid>
+        <w:gridCol w:w="100"/>
+      </w:tblGrid>
+      <w:tr>
+        <w:tc>
+          <w:tcPr>
+            <w:tcBorders>
+              <w:top w:val="single" w:color="D9E0EA" w:sz="2"/>
+              <w:left w:val="single" w:color="D9E0EA" w:sz="2"/>
+              <w:bottom w:val="single" w:color="D9E0EA" w:sz="2"/>
+              <w:right w:val="single" w:color="D9E0EA" w:sz="2"/>
+            </w:tcBorders>
+            <w:shd w:fill="EEF5FA" w:val="clear"/>
+            <w:tcMar>
+              <w:top w:type="dxa" w:w="130"/>
+              <w:left w:type="dxa" w:w="160"/>
+              <w:bottom w:type="dxa" w:w="130"/>
+              <w:right w:type="dxa" w:w="160"/>
+            </w:tcMar>
+          </w:tcPr>
+          <w:p>
+            <w:pPr>
+              <w:spacing w:after="120" w:line="300"/>
+            </w:pPr>
+            <w:r>
+              <w:rPr>
+                <w:b/>
+                <w:bCs/>
+                <w:color w:val="263A67"/>
+              </w:rPr>
+              <w:t xml:space="preserve">Live Interactive Wire Inspector: Duplicate AddBook POST</w:t>
+            </w:r>
+          </w:p>
+          <w:p>
+            <w:pPr>
+              <w:spacing w:after="120" w:line="300"/>
+            </w:pPr>
+            <w:r>
+              <w:rPr>
+                <w:b/>
+                <w:bCs/>
+                <w:color w:val="168A8A"/>
+              </w:rPr>
+              <w:t xml:space="preserve">POST </w:t>
+            </w:r>
+            <w:r>
+              <w:rPr>
+                <w:rFonts w:ascii="Consolas" w:cs="Consolas" w:eastAsia="Consolas" w:hAnsi="Consolas"/>
+              </w:rPr>
+              <w:t xml:space="preserve">https://qa-api.campuslibrary.org/v1/books</w:t>
+            </w:r>
+          </w:p>
+          <w:p>
+            <w:pPr>
+              <w:spacing w:after="120" w:line="300"/>
+            </w:pPr>
+            <w:r>
+              <w:rPr>
+                <w:i/>
+                <w:iCs/>
+                <w:color w:val="596579"/>
+              </w:rPr>
+              <w:t xml:space="preserve">Status: 200 OK · Time: 110 ms · Size: 142 B</w:t>
+            </w:r>
+          </w:p>
+          <w:p>
+            <w:pPr>
+              <w:spacing w:after="120" w:line="300"/>
+            </w:pPr>
+            <w:r>
+              <w:rPr>
+                <w:b/>
+                <w:bCs/>
+              </w:rPr>
+              <w:t xml:space="preserve">Response Body:</w:t>
+            </w:r>
+          </w:p>
+          <w:p>
+            <w:pPr>
+              <w:spacing w:after="120" w:line="300"/>
+            </w:pPr>
+            <w:r>
+              <w:rPr>
+                <w:rFonts w:ascii="Consolas" w:cs="Consolas" w:eastAsia="Consolas" w:hAnsi="Consolas"/>
+                <w:b/>
+                <w:bCs/>
+                <w:color w:val="4659A7"/>
+              </w:rPr>
+              <w:t xml:space="preserve">response.json</w:t>
+            </w:r>
+          </w:p>
+          <w:p>
+            <w:pPr>
+              <w:keepLines/>
+              <w:shd w:fill="F4F6F9" w:val="clear"/>
+              <w:spacing w:after="0" w:line="260"/>
+            </w:pPr>
+            <w:r>
+              <w:rPr>
+                <w:rFonts w:ascii="Consolas" w:cs="Consolas" w:eastAsia="Consolas" w:hAnsi="Consolas"/>
+                <w:sz w:val="19"/>
+                <w:szCs w:val="19"/>
+              </w:rPr>
+              <w:t xml:space="preserve"> 1  {</w:t>
+            </w:r>
+          </w:p>
+          <w:p>
+            <w:pPr>
+              <w:keepLines/>
+              <w:shd w:fill="F4F6F9" w:val="clear"/>
+              <w:spacing w:after="0" w:line="260"/>
+            </w:pPr>
+            <w:r>
+              <w:rPr>
+                <w:rFonts w:ascii="Consolas" w:cs="Consolas" w:eastAsia="Consolas" w:hAnsi="Consolas"/>
+                <w:sz w:val="19"/>
+                <w:szCs w:val="19"/>
+              </w:rPr>
+              <w:t xml:space="preserve"> 2    "msg": "Book already exists"</w:t>
+            </w:r>
+          </w:p>
+          <w:p>
+            <w:pPr>
+              <w:keepLines/>
+              <w:shd w:fill="F4F6F9" w:val="clear"/>
+              <w:spacing w:after="0" w:line="260"/>
+            </w:pPr>
+            <w:r>
+              <w:rPr>
+                <w:rFonts w:ascii="Consolas" w:cs="Consolas" w:eastAsia="Consolas" w:hAnsi="Consolas"/>
+                <w:sz w:val="19"/>
+                <w:szCs w:val="19"/>
+              </w:rPr>
+              <w:t xml:space="preserve"> 3  }</w:t>
+            </w:r>
+          </w:p>
+        </w:tc>
+      </w:tr>
+    </w:tbl>
+    <w:tbl>
+      <w:tblPr>
+        <w:tblW w:type="pct" w:w="100%"/>
+        <w:tblBorders>
+          <w:top w:val="single" w:color="auto" w:sz="4"/>
+          <w:left w:val="single" w:color="auto" w:sz="4"/>
+          <w:bottom w:val="single" w:color="auto" w:sz="4"/>
+          <w:right w:val="single" w:color="auto" w:sz="4"/>
+          <w:insideH w:val="single" w:color="auto" w:sz="4"/>
+          <w:insideV w:val="single" w:color="auto" w:sz="4"/>
+        </w:tblBorders>
+      </w:tblPr>
+      <w:tblGrid>
+        <w:gridCol w:w="100"/>
+      </w:tblGrid>
+      <w:tr>
+        <w:tc>
+          <w:tcPr>
+            <w:tcBorders>
+              <w:top w:val="single" w:color="D9E0EA" w:sz="2"/>
+              <w:left w:val="single" w:color="D9E0EA" w:sz="2"/>
+              <w:bottom w:val="single" w:color="D9E0EA" w:sz="2"/>
+              <w:right w:val="single" w:color="D9E0EA" w:sz="2"/>
+            </w:tcBorders>
+            <w:shd w:fill="F2F4FA" w:val="clear"/>
+            <w:tcMar>
+              <w:top w:type="dxa" w:w="130"/>
+              <w:left w:type="dxa" w:w="160"/>
+              <w:bottom w:type="dxa" w:w="130"/>
+              <w:right w:type="dxa" w:w="160"/>
+            </w:tcMar>
+          </w:tcPr>
+          <w:p>
+            <w:pPr>
+              <w:spacing w:after="120" w:line="300"/>
+            </w:pPr>
+            <w:r>
+              <w:rPr>
+                <w:b/>
+                <w:bCs/>
+                <w:color w:val="263A67"/>
+              </w:rPr>
+              <w:t xml:space="preserve">Why Duplicate Insertion Failed</w:t>
+            </w:r>
+          </w:p>
+          <w:p>
+            <w:pPr>
+              <w:spacing w:after="120" w:line="300"/>
+            </w:pPr>
+            <w:r>
+              <w:t xml:space="preserve">The Library API enforces a composite unique key across ISBN and aisle (9781 + 227 = 9781227).</w:t>
+            </w:r>
+          </w:p>
+          <w:p>
+            <w:pPr>
+              <w:spacing w:after="120" w:line="300"/>
+            </w:pPr>
+            <w:r>
+              <w:t xml:space="preserve">Because record 9781227 already exists in the database table, the server rejects insertion and returns: {"msg": "Book already exists"}.</w:t>
+            </w:r>
+          </w:p>
+          <w:p>
+            <w:pPr>
+              <w:spacing w:after="120" w:line="300"/>
+            </w:pPr>
+            <w:r>
+              <w:t xml:space="preserve">This demonstrates why test teardown is mandatory: without automated deletion, subsequent test runs will fail immediately on duplicate constraints!</w:t>
+            </w:r>
+          </w:p>
+        </w:tc>
+      </w:tr>
+    </w:tbl>
+    <w:p>
+      <w:pPr>
+        <w:pStyle w:val="Heading2"/>
+        <w:keepNext/>
+        <w:spacing w:after="100" w:before="240"/>
+      </w:pPr>
+      <w:r>
+        <w:rPr>
+          <w:b/>
+          <w:bCs/>
+          <w:color w:val="4659A7"/>
+        </w:rPr>
+        <w:t xml:space="preserve">Step 4: Action 3: Retrieving by ID (GET with Query Params)</w:t>
       </w:r>
     </w:p>
     <w:p>
@@ -12791,7 +15762,7 @@
           <w:bCs/>
           <w:color w:val="4659A7"/>
         </w:rPr>
-        <w:t xml:space="preserve">Step 4: Action 3: Deleting the Book (POST Teardown)</w:t>
+        <w:t xml:space="preserve">Step 5: Action 4: Deleting the Book (POST Teardown)</w:t>
       </w:r>
     </w:p>
     <w:p>
@@ -13092,7 +16063,15 @@
           <w:bCs/>
           <w:color w:val="4659A7"/>
         </w:rPr>
-        <w:t xml:space="preserve">Step 5: The Duplicate Key Collision and Manual Testing Pain</w:t>
+        <w:t xml:space="preserve">Step 6: Action 5: Verifying Re-add After Teardown Cleanup</w:t>
+      </w:r>
+    </w:p>
+    <w:p>
+      <w:pPr>
+        <w:spacing w:after="120" w:line="300"/>
+      </w:pPr>
+      <w:r>
+        <w:t xml:space="preserve">Now that DeleteBook has successfully purged record 9781227 from the database, what happens if we execute AddBook again with the exact same payload? Let us verify:</w:t>
       </w:r>
     </w:p>
     <w:tbl>
@@ -13119,7 +16098,7 @@
               <w:bottom w:val="single" w:color="D9E0EA" w:sz="2"/>
               <w:right w:val="single" w:color="D9E0EA" w:sz="2"/>
             </w:tcBorders>
-            <w:shd w:fill="FFF4E8" w:val="clear"/>
+            <w:shd w:fill="EEF5FA" w:val="clear"/>
             <w:tcMar>
               <w:top w:type="dxa" w:w="130"/>
               <w:left w:type="dxa" w:w="160"/>
@@ -13137,29 +16116,65 @@
                 <w:bCs/>
                 <w:color w:val="263A67"/>
               </w:rPr>
-              <w:t xml:space="preserve">BUG HUNT</w:t>
-            </w:r>
-          </w:p>
-          <w:p>
-            <w:pPr>
-              <w:spacing w:after="120" w:line="300"/>
-            </w:pPr>
-            <w:r>
-              <w:t xml:space="preserve">You execute AddBook a second time with the exact same payload. The server returns: { "msg": "Book already exists" }. Why?</w:t>
-            </w:r>
-          </w:p>
-          <w:p>
-            <w:pPr>
-              <w:spacing w:after="120" w:line="300"/>
-            </w:pPr>
+              <w:t xml:space="preserve">Live Wire Capture: AddBook After Teardown Succeeded</w:t>
+            </w:r>
+          </w:p>
+          <w:p>
+            <w:pPr>
+              <w:spacing w:after="120" w:line="300"/>
+            </w:pPr>
+            <w:r>
+              <w:rPr>
+                <w:b/>
+                <w:bCs/>
+                <w:color w:val="168A8A"/>
+              </w:rPr>
+              <w:t xml:space="preserve">POST </w:t>
+            </w:r>
             <w:r>
               <w:rPr>
                 <w:rFonts w:ascii="Consolas" w:cs="Consolas" w:eastAsia="Consolas" w:hAnsi="Consolas"/>
+              </w:rPr>
+              <w:t xml:space="preserve">https://qa-api.campuslibrary.org/v1/books</w:t>
+            </w:r>
+          </w:p>
+          <w:p>
+            <w:pPr>
+              <w:spacing w:after="120" w:line="300"/>
+            </w:pPr>
+            <w:r>
+              <w:rPr>
+                <w:i/>
+                <w:iCs/>
+                <w:color w:val="596579"/>
+              </w:rPr>
+              <w:t xml:space="preserve">Status: 200 OK · Time: 175 ms · Size: 248 B</w:t>
+            </w:r>
+          </w:p>
+          <w:p>
+            <w:pPr>
+              <w:spacing w:after="120" w:line="300"/>
+            </w:pPr>
+            <w:r>
+              <w:rPr>
+                <w:b/>
+                <w:bCs/>
+              </w:rPr>
+              <w:t xml:space="preserve">Response Body:</w:t>
+            </w:r>
+          </w:p>
+          <w:p>
+            <w:pPr>
+              <w:spacing w:after="120" w:line="300"/>
+            </w:pPr>
+            <w:r>
+              <w:rPr>
+                <w:rFonts w:ascii="Consolas" w:cs="Consolas" w:eastAsia="Consolas" w:hAnsi="Consolas"/>
                 <w:b/>
                 <w:bCs/>
                 <w:color w:val="4659A7"/>
               </w:rPr>
-              <w:t xml:space="preserve">bug_hunt.py</w:t>
+              <w:t xml:space="preserve">response.json</w:t>
             </w:r>
           </w:p>
           <w:p>
@@ -13174,7 +16189,7 @@
                 <w:sz w:val="19"/>
                 <w:szCs w:val="19"/>
               </w:rPr>
-              <w:t xml:space="preserve"> 1  POST /v1/books HTTP/1.1</w:t>
+              <w:t xml:space="preserve"> 1  {</w:t>
             </w:r>
           </w:p>
           <w:p>
@@ -13189,7 +16204,7 @@
                 <w:sz w:val="19"/>
                 <w:szCs w:val="19"/>
               </w:rPr>
-              <w:t xml:space="preserve"> 2  Payload: { "name": "Zero to Agentic API Testing", "isbn": "9781", "aisle": "227", "author": "Alex Mercer" }</w:t>
+              <w:t xml:space="preserve"> 2    "Msg": "successfully added",</w:t>
             </w:r>
           </w:p>
           <w:p>
@@ -13204,27 +16219,42 @@
                 <w:sz w:val="19"/>
                 <w:szCs w:val="19"/>
               </w:rPr>
-              <w:t xml:space="preserve"> 3  Response: 200 OK { "msg": "Book already exists" }</w:t>
-            </w:r>
-          </w:p>
-          <w:p>
-            <w:pPr>
-              <w:spacing w:after="120" w:line="300"/>
-            </w:pPr>
-            <w:r>
-              <w:rPr>
-                <w:b/>
-                <w:bCs/>
-              </w:rPr>
-              <w:t xml:space="preserve">Answer: line 3. </w:t>
-            </w:r>
-            <w:r>
-              <w:t xml:space="preserve">The Library API enforces a unique constraint on the composite key (ISBN + aisle). Because a book with ISBN 9781 and aisle 227 already exists in the database, duplicate insertion is rejected. In Chapter 6, we solve this by generating unique ISBNs dynamically.</w:t>
+              <w:t xml:space="preserve"> 3    "ID": "9781227"</w:t>
+            </w:r>
+          </w:p>
+          <w:p>
+            <w:pPr>
+              <w:keepLines/>
+              <w:shd w:fill="F4F6F9" w:val="clear"/>
+              <w:spacing w:after="0" w:line="260"/>
+            </w:pPr>
+            <w:r>
+              <w:rPr>
+                <w:rFonts w:ascii="Consolas" w:cs="Consolas" w:eastAsia="Consolas" w:hAnsi="Consolas"/>
+                <w:sz w:val="19"/>
+                <w:szCs w:val="19"/>
+              </w:rPr>
+              <w:t xml:space="preserve"> 4  }</w:t>
             </w:r>
           </w:p>
         </w:tc>
       </w:tr>
     </w:tbl>
+    <w:p>
+      <w:pPr>
+        <w:pStyle w:val="Heading2"/>
+        <w:keepNext/>
+        <w:spacing w:after="100" w:before="240"/>
+      </w:pPr>
+      <w:r>
+        <w:rPr>
+          <w:b/>
+          <w:bCs/>
+          <w:color w:val="4659A7"/>
+        </w:rPr>
+        <w:t xml:space="preserve">Step 7: The Friction of Manual Testing: Why We Must Automate</w:t>
+      </w:r>
+    </w:p>
     <w:tbl>
       <w:tblPr>
         <w:tblW w:type="pct" w:w="100%"/>
@@ -13267,7 +16297,7 @@
                 <w:bCs/>
                 <w:color w:val="263A67"/>
               </w:rPr>
-              <w:t xml:space="preserve">The Friction of Manual Testing: Why We Must Automate</w:t>
+              <w:t xml:space="preserve">Why Manual Testing Fails at Scale</w:t>
             </w:r>
           </w:p>
           <w:p>
@@ -14174,6 +17204,102 @@
                 <w:color w:val="263A67"/>
               </w:rPr>
               <w:t xml:space="preserve">ACTIVE MISSION: Mission 2: Automating Student and Campus Services at Scale</w:t>
+            </w:r>
+          </w:p>
+        </w:tc>
+      </w:tr>
+    </w:tbl>
+    <w:tbl>
+      <w:tblPr>
+        <w:tblW w:type="pct" w:w="100%"/>
+        <w:tblBorders>
+          <w:top w:val="single" w:color="auto" w:sz="4"/>
+          <w:left w:val="single" w:color="auto" w:sz="4"/>
+          <w:bottom w:val="single" w:color="auto" w:sz="4"/>
+          <w:right w:val="single" w:color="auto" w:sz="4"/>
+          <w:insideH w:val="single" w:color="auto" w:sz="4"/>
+          <w:insideV w:val="single" w:color="auto" w:sz="4"/>
+        </w:tblBorders>
+      </w:tblPr>
+      <w:tblGrid>
+        <w:gridCol w:w="100"/>
+      </w:tblGrid>
+      <w:tr>
+        <w:tc>
+          <w:tcPr>
+            <w:tcBorders>
+              <w:top w:val="single" w:color="D9E0EA" w:sz="2"/>
+              <w:left w:val="single" w:color="D9E0EA" w:sz="2"/>
+              <w:bottom w:val="single" w:color="D9E0EA" w:sz="2"/>
+              <w:right w:val="single" w:color="D9E0EA" w:sz="2"/>
+            </w:tcBorders>
+            <w:shd w:fill="F8FAFC" w:val="clear"/>
+            <w:tcMar>
+              <w:top w:type="dxa" w:w="130"/>
+              <w:left w:type="dxa" w:w="160"/>
+              <w:bottom w:type="dxa" w:w="130"/>
+              <w:right w:type="dxa" w:w="160"/>
+            </w:tcMar>
+          </w:tcPr>
+          <w:p>
+            <w:pPr>
+              <w:spacing w:after="120" w:line="300"/>
+            </w:pPr>
+            <w:r>
+              <w:rPr>
+                <w:b/>
+                <w:bCs/>
+                <w:color w:val="263A67"/>
+              </w:rPr>
+              <w:t xml:space="preserve">CHAPTER ROADMAP &amp; LEARNING CONTRACT</w:t>
+            </w:r>
+          </w:p>
+          <w:p>
+            <w:pPr>
+              <w:spacing w:after="120" w:line="300"/>
+            </w:pPr>
+            <w:r>
+              <w:rPr>
+                <w:b/>
+                <w:bCs/>
+                <w:color w:val="168A8A"/>
+              </w:rPr>
+              <w:t xml:space="preserve">WE WILL ACHIEVE: </w:t>
+            </w:r>
+            <w:r>
+              <w:t xml:space="preserve">Transform manual eyeball checks into machine speed quality gates by mastering the Postman JavaScript execution sandbox, Chai matchers, and JSON schema validation.</w:t>
+            </w:r>
+          </w:p>
+          <w:p>
+            <w:pPr>
+              <w:spacing w:after="120" w:line="300"/>
+            </w:pPr>
+            <w:r>
+              <w:rPr>
+                <w:b/>
+                <w:bCs/>
+                <w:color w:val="4659A7"/>
+              </w:rPr>
+              <w:t xml:space="preserve">HOW WE WILL DO IT: </w:t>
+            </w:r>
+            <w:r>
+              <w:t xml:space="preserve">Deconstruct the Postman request lifecycle, explore core JavaScript variable rules, build robust Chai status and response assertions, and validate strict schema contracts accounting for production casing disparities.</w:t>
+            </w:r>
+          </w:p>
+          <w:p>
+            <w:pPr>
+              <w:spacing w:after="120" w:line="300"/>
+            </w:pPr>
+            <w:r>
+              <w:rPr>
+                <w:b/>
+                <w:bCs/>
+                <w:color w:val="263A67"/>
+              </w:rPr>
+              <w:t xml:space="preserve">WHAT YOU WILL CARRY FORWARD: </w:t>
+            </w:r>
+            <w:r>
+              <w:t xml:space="preserve">A battle tested suite of JavaScript assertions verifying status codes, response timing budgets, and schema properties that you will parameterize with dynamic environments in Chapter 6.</w:t>
             </w:r>
           </w:p>
         </w:tc>
@@ -15928,7 +19054,7 @@
         <w:spacing w:after="120" w:line="300"/>
       </w:pPr>
       <w:r>
-        <w:t xml:space="preserve">JSON Schema validation checks the entire structural contract: verifying that required fields exist and data types remain stable.</w:t>
+        <w:t xml:space="preserve">JSON Schema validation checks the entire structural contract: verifying that required fields exist and data types remain stable across server releases.</w:t>
       </w:r>
     </w:p>
     <w:p>
@@ -15972,7 +19098,7 @@
           <w:sz w:val="19"/>
           <w:szCs w:val="19"/>
         </w:rPr>
-        <w:t xml:space="preserve"> 1  const bookSchema = {</w:t>
+        <w:t xml:space="preserve"> 1  // Strict JSON Schema for AddBook response</w:t>
       </w:r>
     </w:p>
     <w:p>
@@ -15987,7 +19113,7 @@
           <w:sz w:val="19"/>
           <w:szCs w:val="19"/>
         </w:rPr>
-        <w:t xml:space="preserve"> 2      type: "object",</w:t>
+        <w:t xml:space="preserve"> 2  const addBookSchema = {</w:t>
       </w:r>
     </w:p>
     <w:p>
@@ -16002,7 +19128,7 @@
           <w:sz w:val="19"/>
           <w:szCs w:val="19"/>
         </w:rPr>
-        <w:t xml:space="preserve"> 3      required: ["msg", "ID"],</w:t>
+        <w:t xml:space="preserve"> 3      type: "object",</w:t>
       </w:r>
     </w:p>
     <w:p>
@@ -16017,7 +19143,7 @@
           <w:sz w:val="19"/>
           <w:szCs w:val="19"/>
         </w:rPr>
-        <w:t xml:space="preserve"> 4      properties: {</w:t>
+        <w:t xml:space="preserve"> 4      required: ["Msg", "ID"],</w:t>
       </w:r>
     </w:p>
     <w:p>
@@ -16032,7 +19158,7 @@
           <w:sz w:val="19"/>
           <w:szCs w:val="19"/>
         </w:rPr>
-        <w:t xml:space="preserve"> 5          msg: { type: "string" },</w:t>
+        <w:t xml:space="preserve"> 5      properties: {</w:t>
       </w:r>
     </w:p>
     <w:p>
@@ -16047,7 +19173,7 @@
           <w:sz w:val="19"/>
           <w:szCs w:val="19"/>
         </w:rPr>
-        <w:t xml:space="preserve"> 6          ID: { type: "string" }</w:t>
+        <w:t xml:space="preserve"> 6          Msg: { type: "string" },</w:t>
       </w:r>
     </w:p>
     <w:p>
@@ -16062,7 +19188,7 @@
           <w:sz w:val="19"/>
           <w:szCs w:val="19"/>
         </w:rPr>
-        <w:t xml:space="preserve"> 7      }</w:t>
+        <w:t xml:space="preserve"> 7          ID: { type: "string" }</w:t>
       </w:r>
     </w:p>
     <w:p>
@@ -16077,7 +19203,7 @@
           <w:sz w:val="19"/>
           <w:szCs w:val="19"/>
         </w:rPr>
-        <w:t xml:space="preserve"> 8  };</w:t>
+        <w:t xml:space="preserve"> 8      }</w:t>
       </w:r>
     </w:p>
     <w:p>
@@ -16092,7 +19218,7 @@
           <w:sz w:val="19"/>
           <w:szCs w:val="19"/>
         </w:rPr>
-        <w:t xml:space="preserve"> 9   </w:t>
+        <w:t xml:space="preserve"> 9  };</w:t>
       </w:r>
     </w:p>
     <w:p>
@@ -16107,7 +19233,7 @@
           <w:sz w:val="19"/>
           <w:szCs w:val="19"/>
         </w:rPr>
-        <w:t xml:space="preserve">10  pm.test("AddBook response matches strict JSON Schema", function () {</w:t>
+        <w:t xml:space="preserve">10   </w:t>
       </w:r>
     </w:p>
     <w:p>
@@ -16122,7 +19248,7 @@
           <w:sz w:val="19"/>
           <w:szCs w:val="19"/>
         </w:rPr>
-        <w:t xml:space="preserve">11      pm.response.to.have.jsonSchema(bookSchema);</w:t>
+        <w:t xml:space="preserve">11  pm.test("AddBook response matches strict JSON Schema", function () {</w:t>
       </w:r>
     </w:p>
     <w:p>
@@ -16137,9 +19263,299 @@
           <w:sz w:val="19"/>
           <w:szCs w:val="19"/>
         </w:rPr>
-        <w:t xml:space="preserve">12  });</w:t>
-      </w:r>
-    </w:p>
+        <w:t xml:space="preserve">12      pm.response.to.have.jsonSchema(addBookSchema);</w:t>
+      </w:r>
+    </w:p>
+    <w:p>
+      <w:pPr>
+        <w:keepLines/>
+        <w:shd w:fill="F4F6F9" w:val="clear"/>
+        <w:spacing w:after="0" w:line="260"/>
+      </w:pPr>
+      <w:r>
+        <w:rPr>
+          <w:rFonts w:ascii="Consolas" w:cs="Consolas" w:eastAsia="Consolas" w:hAnsi="Consolas"/>
+          <w:sz w:val="19"/>
+          <w:szCs w:val="19"/>
+        </w:rPr>
+        <w:t xml:space="preserve">13  });</w:t>
+      </w:r>
+    </w:p>
+    <w:p>
+      <w:pPr>
+        <w:keepLines/>
+        <w:shd w:fill="F4F6F9" w:val="clear"/>
+        <w:spacing w:after="0" w:line="260"/>
+      </w:pPr>
+      <w:r>
+        <w:rPr>
+          <w:rFonts w:ascii="Consolas" w:cs="Consolas" w:eastAsia="Consolas" w:hAnsi="Consolas"/>
+          <w:sz w:val="19"/>
+          <w:szCs w:val="19"/>
+        </w:rPr>
+        <w:t xml:space="preserve">14   </w:t>
+      </w:r>
+    </w:p>
+    <w:p>
+      <w:pPr>
+        <w:keepLines/>
+        <w:shd w:fill="F4F6F9" w:val="clear"/>
+        <w:spacing w:after="0" w:line="260"/>
+      </w:pPr>
+      <w:r>
+        <w:rPr>
+          <w:rFonts w:ascii="Consolas" w:cs="Consolas" w:eastAsia="Consolas" w:hAnsi="Consolas"/>
+          <w:sz w:val="19"/>
+          <w:szCs w:val="19"/>
+        </w:rPr>
+        <w:t xml:space="preserve">15  // Compare with DeleteBook response schema</w:t>
+      </w:r>
+    </w:p>
+    <w:p>
+      <w:pPr>
+        <w:keepLines/>
+        <w:shd w:fill="F4F6F9" w:val="clear"/>
+        <w:spacing w:after="0" w:line="260"/>
+      </w:pPr>
+      <w:r>
+        <w:rPr>
+          <w:rFonts w:ascii="Consolas" w:cs="Consolas" w:eastAsia="Consolas" w:hAnsi="Consolas"/>
+          <w:sz w:val="19"/>
+          <w:szCs w:val="19"/>
+        </w:rPr>
+        <w:t xml:space="preserve">16  const deleteBookSchema = {</w:t>
+      </w:r>
+    </w:p>
+    <w:p>
+      <w:pPr>
+        <w:keepLines/>
+        <w:shd w:fill="F4F6F9" w:val="clear"/>
+        <w:spacing w:after="0" w:line="260"/>
+      </w:pPr>
+      <w:r>
+        <w:rPr>
+          <w:rFonts w:ascii="Consolas" w:cs="Consolas" w:eastAsia="Consolas" w:hAnsi="Consolas"/>
+          <w:sz w:val="19"/>
+          <w:szCs w:val="19"/>
+        </w:rPr>
+        <w:t xml:space="preserve">17      type: "object",</w:t>
+      </w:r>
+    </w:p>
+    <w:p>
+      <w:pPr>
+        <w:keepLines/>
+        <w:shd w:fill="F4F6F9" w:val="clear"/>
+        <w:spacing w:after="0" w:line="260"/>
+      </w:pPr>
+      <w:r>
+        <w:rPr>
+          <w:rFonts w:ascii="Consolas" w:cs="Consolas" w:eastAsia="Consolas" w:hAnsi="Consolas"/>
+          <w:sz w:val="19"/>
+          <w:szCs w:val="19"/>
+        </w:rPr>
+        <w:t xml:space="preserve">18      required: ["msg"],</w:t>
+      </w:r>
+    </w:p>
+    <w:p>
+      <w:pPr>
+        <w:keepLines/>
+        <w:shd w:fill="F4F6F9" w:val="clear"/>
+        <w:spacing w:after="0" w:line="260"/>
+      </w:pPr>
+      <w:r>
+        <w:rPr>
+          <w:rFonts w:ascii="Consolas" w:cs="Consolas" w:eastAsia="Consolas" w:hAnsi="Consolas"/>
+          <w:sz w:val="19"/>
+          <w:szCs w:val="19"/>
+        </w:rPr>
+        <w:t xml:space="preserve">19      properties: {</w:t>
+      </w:r>
+    </w:p>
+    <w:p>
+      <w:pPr>
+        <w:keepLines/>
+        <w:shd w:fill="F4F6F9" w:val="clear"/>
+        <w:spacing w:after="0" w:line="260"/>
+      </w:pPr>
+      <w:r>
+        <w:rPr>
+          <w:rFonts w:ascii="Consolas" w:cs="Consolas" w:eastAsia="Consolas" w:hAnsi="Consolas"/>
+          <w:sz w:val="19"/>
+          <w:szCs w:val="19"/>
+        </w:rPr>
+        <w:t xml:space="preserve">20          msg: { type: "string" }</w:t>
+      </w:r>
+    </w:p>
+    <w:p>
+      <w:pPr>
+        <w:keepLines/>
+        <w:shd w:fill="F4F6F9" w:val="clear"/>
+        <w:spacing w:after="0" w:line="260"/>
+      </w:pPr>
+      <w:r>
+        <w:rPr>
+          <w:rFonts w:ascii="Consolas" w:cs="Consolas" w:eastAsia="Consolas" w:hAnsi="Consolas"/>
+          <w:sz w:val="19"/>
+          <w:szCs w:val="19"/>
+        </w:rPr>
+        <w:t xml:space="preserve">21      }</w:t>
+      </w:r>
+    </w:p>
+    <w:p>
+      <w:pPr>
+        <w:keepLines/>
+        <w:shd w:fill="F4F6F9" w:val="clear"/>
+        <w:spacing w:after="0" w:line="260"/>
+      </w:pPr>
+      <w:r>
+        <w:rPr>
+          <w:rFonts w:ascii="Consolas" w:cs="Consolas" w:eastAsia="Consolas" w:hAnsi="Consolas"/>
+          <w:sz w:val="19"/>
+          <w:szCs w:val="19"/>
+        </w:rPr>
+        <w:t xml:space="preserve">22  };</w:t>
+      </w:r>
+    </w:p>
+    <w:p>
+      <w:pPr>
+        <w:keepLines/>
+        <w:shd w:fill="F4F6F9" w:val="clear"/>
+        <w:spacing w:after="0" w:line="260"/>
+      </w:pPr>
+      <w:r>
+        <w:rPr>
+          <w:rFonts w:ascii="Consolas" w:cs="Consolas" w:eastAsia="Consolas" w:hAnsi="Consolas"/>
+          <w:sz w:val="19"/>
+          <w:szCs w:val="19"/>
+        </w:rPr>
+        <w:t xml:space="preserve">23   </w:t>
+      </w:r>
+    </w:p>
+    <w:p>
+      <w:pPr>
+        <w:keepLines/>
+        <w:shd w:fill="F4F6F9" w:val="clear"/>
+        <w:spacing w:after="0" w:line="260"/>
+      </w:pPr>
+      <w:r>
+        <w:rPr>
+          <w:rFonts w:ascii="Consolas" w:cs="Consolas" w:eastAsia="Consolas" w:hAnsi="Consolas"/>
+          <w:sz w:val="19"/>
+          <w:szCs w:val="19"/>
+        </w:rPr>
+        <w:t xml:space="preserve">24  pm.test("DeleteBook response matches schema", function () {</w:t>
+      </w:r>
+    </w:p>
+    <w:p>
+      <w:pPr>
+        <w:keepLines/>
+        <w:shd w:fill="F4F6F9" w:val="clear"/>
+        <w:spacing w:after="0" w:line="260"/>
+      </w:pPr>
+      <w:r>
+        <w:rPr>
+          <w:rFonts w:ascii="Consolas" w:cs="Consolas" w:eastAsia="Consolas" w:hAnsi="Consolas"/>
+          <w:sz w:val="19"/>
+          <w:szCs w:val="19"/>
+        </w:rPr>
+        <w:t xml:space="preserve">25      pm.response.to.have.jsonSchema(deleteBookSchema);</w:t>
+      </w:r>
+    </w:p>
+    <w:p>
+      <w:pPr>
+        <w:keepLines/>
+        <w:shd w:fill="F4F6F9" w:val="clear"/>
+        <w:spacing w:after="0" w:line="260"/>
+      </w:pPr>
+      <w:r>
+        <w:rPr>
+          <w:rFonts w:ascii="Consolas" w:cs="Consolas" w:eastAsia="Consolas" w:hAnsi="Consolas"/>
+          <w:sz w:val="19"/>
+          <w:szCs w:val="19"/>
+        </w:rPr>
+        <w:t xml:space="preserve">26  });</w:t>
+      </w:r>
+    </w:p>
+    <w:tbl>
+      <w:tblPr>
+        <w:tblW w:type="pct" w:w="100%"/>
+        <w:tblBorders>
+          <w:top w:val="single" w:color="auto" w:sz="4"/>
+          <w:left w:val="single" w:color="auto" w:sz="4"/>
+          <w:bottom w:val="single" w:color="auto" w:sz="4"/>
+          <w:right w:val="single" w:color="auto" w:sz="4"/>
+          <w:insideH w:val="single" w:color="auto" w:sz="4"/>
+          <w:insideV w:val="single" w:color="auto" w:sz="4"/>
+        </w:tblBorders>
+      </w:tblPr>
+      <w:tblGrid>
+        <w:gridCol w:w="100"/>
+      </w:tblGrid>
+      <w:tr>
+        <w:tc>
+          <w:tcPr>
+            <w:tcBorders>
+              <w:top w:val="single" w:color="D9E0EA" w:sz="2"/>
+              <w:left w:val="single" w:color="D9E0EA" w:sz="2"/>
+              <w:bottom w:val="single" w:color="D9E0EA" w:sz="2"/>
+              <w:right w:val="single" w:color="D9E0EA" w:sz="2"/>
+            </w:tcBorders>
+            <w:shd w:fill="F2F4FA" w:val="clear"/>
+            <w:tcMar>
+              <w:top w:type="dxa" w:w="130"/>
+              <w:left w:type="dxa" w:w="160"/>
+              <w:bottom w:type="dxa" w:w="130"/>
+              <w:right w:type="dxa" w:w="160"/>
+            </w:tcMar>
+          </w:tcPr>
+          <w:p>
+            <w:pPr>
+              <w:spacing w:after="120" w:line="300"/>
+            </w:pPr>
+            <w:r>
+              <w:rPr>
+                <w:b/>
+                <w:bCs/>
+                <w:color w:val="263A67"/>
+              </w:rPr>
+              <w:t xml:space="preserve">Production Reality: Spotting Casing Disparities Across Endpoints</w:t>
+            </w:r>
+          </w:p>
+          <w:p>
+            <w:pPr>
+              <w:spacing w:after="120" w:line="300"/>
+            </w:pPr>
+            <w:r>
+              <w:t xml:space="preserve">Notice an essential production detail between our two library endpoints:</w:t>
+            </w:r>
+          </w:p>
+          <w:p>
+            <w:pPr>
+              <w:spacing w:after="120" w:line="300"/>
+            </w:pPr>
+            <w:r>
+              <w:t xml:space="preserve">• AddBook returns uppercase Msg: { "Msg": "successfully added", "ID": "9781227" }.</w:t>
+            </w:r>
+          </w:p>
+          <w:p>
+            <w:pPr>
+              <w:spacing w:after="120" w:line="300"/>
+            </w:pPr>
+            <w:r>
+              <w:t xml:space="preserve">• DeleteBook returns lowercase msg: { "msg": "book is successfully deleted" }.</w:t>
+            </w:r>
+          </w:p>
+          <w:p>
+            <w:pPr>
+              <w:spacing w:after="120" w:line="300"/>
+            </w:pPr>
+            <w:r>
+              <w:t xml:space="preserve">If your test script checked for lowercase msg on the AddBook endpoint, your assertion would fail immediately! Real enterprise services are built by different teams over time. Always inspect the live wire response before writing strict JSON schemas.</w:t>
+            </w:r>
+          </w:p>
+        </w:tc>
+      </w:tr>
+    </w:tbl>
     <w:tbl>
       <w:tblPr>
         <w:tblW w:type="pct" w:w="100%"/>
@@ -17034,6 +20450,102 @@
                 <w:color w:val="263A67"/>
               </w:rPr>
               <w:t xml:space="preserve">ACTIVE MISSION: Mission 2: Automating Student and Campus Services at Scale</w:t>
+            </w:r>
+          </w:p>
+        </w:tc>
+      </w:tr>
+    </w:tbl>
+    <w:tbl>
+      <w:tblPr>
+        <w:tblW w:type="pct" w:w="100%"/>
+        <w:tblBorders>
+          <w:top w:val="single" w:color="auto" w:sz="4"/>
+          <w:left w:val="single" w:color="auto" w:sz="4"/>
+          <w:bottom w:val="single" w:color="auto" w:sz="4"/>
+          <w:right w:val="single" w:color="auto" w:sz="4"/>
+          <w:insideH w:val="single" w:color="auto" w:sz="4"/>
+          <w:insideV w:val="single" w:color="auto" w:sz="4"/>
+        </w:tblBorders>
+      </w:tblPr>
+      <w:tblGrid>
+        <w:gridCol w:w="100"/>
+      </w:tblGrid>
+      <w:tr>
+        <w:tc>
+          <w:tcPr>
+            <w:tcBorders>
+              <w:top w:val="single" w:color="D9E0EA" w:sz="2"/>
+              <w:left w:val="single" w:color="D9E0EA" w:sz="2"/>
+              <w:bottom w:val="single" w:color="D9E0EA" w:sz="2"/>
+              <w:right w:val="single" w:color="D9E0EA" w:sz="2"/>
+            </w:tcBorders>
+            <w:shd w:fill="F8FAFC" w:val="clear"/>
+            <w:tcMar>
+              <w:top w:type="dxa" w:w="130"/>
+              <w:left w:type="dxa" w:w="160"/>
+              <w:bottom w:type="dxa" w:w="130"/>
+              <w:right w:type="dxa" w:w="160"/>
+            </w:tcMar>
+          </w:tcPr>
+          <w:p>
+            <w:pPr>
+              <w:spacing w:after="120" w:line="300"/>
+            </w:pPr>
+            <w:r>
+              <w:rPr>
+                <w:b/>
+                <w:bCs/>
+                <w:color w:val="263A67"/>
+              </w:rPr>
+              <w:t xml:space="preserve">CHAPTER ROADMAP &amp; LEARNING CONTRACT</w:t>
+            </w:r>
+          </w:p>
+          <w:p>
+            <w:pPr>
+              <w:spacing w:after="120" w:line="300"/>
+            </w:pPr>
+            <w:r>
+              <w:rPr>
+                <w:b/>
+                <w:bCs/>
+                <w:color w:val="168A8A"/>
+              </w:rPr>
+              <w:t xml:space="preserve">WE WILL ACHIEVE: </w:t>
+            </w:r>
+            <w:r>
+              <w:t xml:space="preserve">Eliminate hardcoded URLs and duplicate key collisions by mastering the five variable tiers, dynamic environment switching, and collision safe dynamic generation.</w:t>
+            </w:r>
+          </w:p>
+          <w:p>
+            <w:pPr>
+              <w:spacing w:after="120" w:line="300"/>
+            </w:pPr>
+            <w:r>
+              <w:rPr>
+                <w:b/>
+                <w:bCs/>
+                <w:color w:val="4659A7"/>
+              </w:rPr>
+              <w:t xml:space="preserve">HOW WE WILL DO IT: </w:t>
+            </w:r>
+            <w:r>
+              <w:t xml:space="preserve">Map variable precedence from Local to Global, safeguard secrets using Initial versus Current values, generate unique runtime ISBNs in Pre request scripts, and analyze collision mathematics.</w:t>
+            </w:r>
+          </w:p>
+          <w:p>
+            <w:pPr>
+              <w:spacing w:after="120" w:line="300"/>
+            </w:pPr>
+            <w:r>
+              <w:rPr>
+                <w:b/>
+                <w:bCs/>
+                <w:color w:val="263A67"/>
+              </w:rPr>
+              <w:t xml:space="preserve">WHAT YOU WILL CARRY FORWARD: </w:t>
+            </w:r>
+            <w:r>
+              <w:t xml:space="preserve">A parameterized environment and dynamically generated variable keys that seamlessly feed the downstream request chaining pipeline in Chapter 7.</w:t>
             </w:r>
           </w:p>
         </w:tc>
@@ -18269,6 +21781,86 @@
               <w:bottom w:val="single" w:color="D9E0EA" w:sz="2"/>
               <w:right w:val="single" w:color="D9E0EA" w:sz="2"/>
             </w:tcBorders>
+            <w:shd w:fill="F2F4FA" w:val="clear"/>
+            <w:tcMar>
+              <w:top w:type="dxa" w:w="130"/>
+              <w:left w:type="dxa" w:w="160"/>
+              <w:bottom w:type="dxa" w:w="130"/>
+              <w:right w:type="dxa" w:w="160"/>
+            </w:tcMar>
+          </w:tcPr>
+          <w:p>
+            <w:pPr>
+              <w:spacing w:after="120" w:line="300"/>
+            </w:pPr>
+            <w:r>
+              <w:rPr>
+                <w:b/>
+                <w:bCs/>
+                <w:color w:val="263A67"/>
+              </w:rPr>
+              <w:t xml:space="preserve">The Birthday Paradox: Why Naive Random Numbers Collide in CI CD</w:t>
+            </w:r>
+          </w:p>
+          <w:p>
+            <w:pPr>
+              <w:spacing w:after="120" w:line="300"/>
+            </w:pPr>
+            <w:r>
+              <w:t xml:space="preserve">Why not simply generate a random 4 digit integer between 1000 and 9999? Consider the mathematics of the Birthday Paradox.</w:t>
+            </w:r>
+          </w:p>
+          <w:p>
+            <w:pPr>
+              <w:spacing w:after="120" w:line="300"/>
+            </w:pPr>
+            <w:r>
+              <w:t xml:space="preserve">With only 9,000 possible 4 digit values, probability theory dictates that after just 112 test executions, there is a 50 percent chance that two runs generate the exact same number! In an automated continuous integration pipeline running 20 builds daily, collisions will inevitably cause false negative test failures within days.</w:t>
+            </w:r>
+          </w:p>
+          <w:p>
+            <w:pPr>
+              <w:spacing w:after="120" w:line="300"/>
+            </w:pPr>
+            <w:r>
+              <w:t xml:space="preserve">To achieve collision resistance, combine multiple entropy sources: a timestamp like Date.now(), or Postman built in dynamic variables like {{$randomISBN}} and {{$randomInt}}.</w:t>
+            </w:r>
+          </w:p>
+          <w:p>
+            <w:pPr>
+              <w:spacing w:after="120" w:line="300"/>
+            </w:pPr>
+            <w:r>
+              <w:t xml:space="preserve">Crucial Automation Law: Even with collision resistant generation, automated teardown via DeleteBook is mandatory. Relying on randomness alone leaves orphaned records that bloat database indexes and corrupt catalog counts over time.</w:t>
+            </w:r>
+          </w:p>
+        </w:tc>
+      </w:tr>
+    </w:tbl>
+    <w:tbl>
+      <w:tblPr>
+        <w:tblW w:type="pct" w:w="100%"/>
+        <w:tblBorders>
+          <w:top w:val="single" w:color="auto" w:sz="4"/>
+          <w:left w:val="single" w:color="auto" w:sz="4"/>
+          <w:bottom w:val="single" w:color="auto" w:sz="4"/>
+          <w:right w:val="single" w:color="auto" w:sz="4"/>
+          <w:insideH w:val="single" w:color="auto" w:sz="4"/>
+          <w:insideV w:val="single" w:color="auto" w:sz="4"/>
+        </w:tblBorders>
+      </w:tblPr>
+      <w:tblGrid>
+        <w:gridCol w:w="100"/>
+      </w:tblGrid>
+      <w:tr>
+        <w:tc>
+          <w:tcPr>
+            <w:tcBorders>
+              <w:top w:val="single" w:color="D9E0EA" w:sz="2"/>
+              <w:left w:val="single" w:color="D9E0EA" w:sz="2"/>
+              <w:bottom w:val="single" w:color="D9E0EA" w:sz="2"/>
+              <w:right w:val="single" w:color="D9E0EA" w:sz="2"/>
+            </w:tcBorders>
             <w:shd w:fill="EEF8F6" w:val="clear"/>
             <w:tcMar>
               <w:top w:type="dxa" w:w="130"/>
@@ -19342,6 +22934,102 @@
                 <w:color w:val="263A67"/>
               </w:rPr>
               <w:t xml:space="preserve">ACTIVE MISSION: Mission 2: Automating Student and Campus Services at Scale</w:t>
+            </w:r>
+          </w:p>
+        </w:tc>
+      </w:tr>
+    </w:tbl>
+    <w:tbl>
+      <w:tblPr>
+        <w:tblW w:type="pct" w:w="100%"/>
+        <w:tblBorders>
+          <w:top w:val="single" w:color="auto" w:sz="4"/>
+          <w:left w:val="single" w:color="auto" w:sz="4"/>
+          <w:bottom w:val="single" w:color="auto" w:sz="4"/>
+          <w:right w:val="single" w:color="auto" w:sz="4"/>
+          <w:insideH w:val="single" w:color="auto" w:sz="4"/>
+          <w:insideV w:val="single" w:color="auto" w:sz="4"/>
+        </w:tblBorders>
+      </w:tblPr>
+      <w:tblGrid>
+        <w:gridCol w:w="100"/>
+      </w:tblGrid>
+      <w:tr>
+        <w:tc>
+          <w:tcPr>
+            <w:tcBorders>
+              <w:top w:val="single" w:color="D9E0EA" w:sz="2"/>
+              <w:left w:val="single" w:color="D9E0EA" w:sz="2"/>
+              <w:bottom w:val="single" w:color="D9E0EA" w:sz="2"/>
+              <w:right w:val="single" w:color="D9E0EA" w:sz="2"/>
+            </w:tcBorders>
+            <w:shd w:fill="F8FAFC" w:val="clear"/>
+            <w:tcMar>
+              <w:top w:type="dxa" w:w="130"/>
+              <w:left w:type="dxa" w:w="160"/>
+              <w:bottom w:type="dxa" w:w="130"/>
+              <w:right w:type="dxa" w:w="160"/>
+            </w:tcMar>
+          </w:tcPr>
+          <w:p>
+            <w:pPr>
+              <w:spacing w:after="120" w:line="300"/>
+            </w:pPr>
+            <w:r>
+              <w:rPr>
+                <w:b/>
+                <w:bCs/>
+                <w:color w:val="263A67"/>
+              </w:rPr>
+              <w:t xml:space="preserve">CHAPTER ROADMAP &amp; LEARNING CONTRACT</w:t>
+            </w:r>
+          </w:p>
+          <w:p>
+            <w:pPr>
+              <w:spacing w:after="120" w:line="300"/>
+            </w:pPr>
+            <w:r>
+              <w:rPr>
+                <w:b/>
+                <w:bCs/>
+                <w:color w:val="168A8A"/>
+              </w:rPr>
+              <w:t xml:space="preserve">WE WILL ACHIEVE: </w:t>
+            </w:r>
+            <w:r>
+              <w:t xml:space="preserve">Build an autonomous multi request testing pipeline by capturing dynamic IDs, piping them into downstream requests, and verifying nested JSON structures and array mathematics.</w:t>
+            </w:r>
+          </w:p>
+          <w:p>
+            <w:pPr>
+              <w:spacing w:after="120" w:line="300"/>
+            </w:pPr>
+            <w:r>
+              <w:rPr>
+                <w:b/>
+                <w:bCs/>
+                <w:color w:val="4659A7"/>
+              </w:rPr>
+              <w:t xml:space="preserve">HOW WE WILL DO IT: </w:t>
+            </w:r>
+            <w:r>
+              <w:t xml:space="preserve">Chain AddBook to GetBook and DeleteBook using collection variables, assert exact catalog fields without assuming unreturned properties, and master find, filter, map, and reduce in an advanced audit lab.</w:t>
+            </w:r>
+          </w:p>
+          <w:p>
+            <w:pPr>
+              <w:spacing w:after="120" w:line="300"/>
+            </w:pPr>
+            <w:r>
+              <w:rPr>
+                <w:b/>
+                <w:bCs/>
+                <w:color w:val="263A67"/>
+              </w:rPr>
+              <w:t xml:space="preserve">WHAT YOU WILL CARRY FORWARD: </w:t>
+            </w:r>
+            <w:r>
+              <w:t xml:space="preserve">An end to end chained pipeline that creates, validates, and cleans up records autonomously, ready for multi row data driven execution in Chapter 8.</w:t>
             </w:r>
           </w:p>
         </w:tc>
@@ -19560,7 +23248,7 @@
               <w:t xml:space="preserve">1  </w:t>
             </w:r>
             <w:r>
-              <w:t xml:space="preserve">Step 1 (AddBook POST): Dispatches dynamic payload. Tests script extracts generated ID into environment variable book_id.</w:t>
+              <w:t xml:space="preserve">Step 1 (AddBook POST): Dispatches dynamic payload. Tests script extracts generated ID into collection variable book_id.</w:t>
             </w:r>
           </w:p>
           <w:p>
@@ -19576,7 +23264,7 @@
               <w:t xml:space="preserve">2  </w:t>
             </w:r>
             <w:r>
-              <w:t xml:space="preserve">Step 2 (GetBook GET): Injects {{book_id}} into query params and asserts that the stored author matches the creation author.</w:t>
+              <w:t xml:space="preserve">Step 2 (GetBook GET): Injects {{book_id}} into query params and asserts that the cataloged book name, ISBN, and aisle match the created record.</w:t>
             </w:r>
           </w:p>
           <w:p>
@@ -19592,7 +23280,7 @@
               <w:t xml:space="preserve">3  </w:t>
             </w:r>
             <w:r>
-              <w:t xml:space="preserve">Step 3 (DeleteBook POST): Reads {{book_id}} in the payload body and asserts that the record is completely removed.</w:t>
+              <w:t xml:space="preserve">Step 3 (DeleteBook POST): Reads {{book_id}} in the payload body and asserts that the record is completely removed from the database.</w:t>
             </w:r>
           </w:p>
         </w:tc>
@@ -20005,7 +23693,7 @@
         <w:spacing w:after="120" w:line="300"/>
       </w:pPr>
       <w:r>
-        <w:t xml:space="preserve">GetBook returns a JSON array. In JavaScript, access the first record using zero index bracket notation: booksList[0].author.</w:t>
+        <w:t xml:space="preserve">GetBook returns a JSON array. In JavaScript, access the first record using zero index bracket notation: booksList[0].book_name. Let us validate both the composite ID calculation and the retrieved catalog entry:</w:t>
       </w:r>
     </w:p>
     <w:p>
@@ -20034,7 +23722,7 @@
           <w:bCs/>
           <w:color w:val="4659A7"/>
         </w:rPr>
-        <w:t xml:space="preserve">validate-id-and-author.js</w:t>
+        <w:t xml:space="preserve">validate-id-and-catalog.js</w:t>
       </w:r>
     </w:p>
     <w:p>
@@ -20109,7 +23797,7 @@
           <w:sz w:val="19"/>
           <w:szCs w:val="19"/>
         </w:rPr>
-        <w:t xml:space="preserve"> 5  // Step 2: Assert backend ID equals ISBN + aisle</w:t>
+        <w:t xml:space="preserve"> 5  // Step 2: Assert backend ID equals ISBN + aisle in AddBook Tests tab</w:t>
       </w:r>
     </w:p>
     <w:p>
@@ -20172,6 +23860,213 @@
         <w:t xml:space="preserve"> 9  });</w:t>
       </w:r>
     </w:p>
+    <w:p>
+      <w:pPr>
+        <w:keepLines/>
+        <w:shd w:fill="F4F6F9" w:val="clear"/>
+        <w:spacing w:after="0" w:line="260"/>
+      </w:pPr>
+      <w:r>
+        <w:rPr>
+          <w:rFonts w:ascii="Consolas" w:cs="Consolas" w:eastAsia="Consolas" w:hAnsi="Consolas"/>
+          <w:sz w:val="19"/>
+          <w:szCs w:val="19"/>
+        </w:rPr>
+        <w:t xml:space="preserve">10   </w:t>
+      </w:r>
+    </w:p>
+    <w:p>
+      <w:pPr>
+        <w:keepLines/>
+        <w:shd w:fill="F4F6F9" w:val="clear"/>
+        <w:spacing w:after="0" w:line="260"/>
+      </w:pPr>
+      <w:r>
+        <w:rPr>
+          <w:rFonts w:ascii="Consolas" w:cs="Consolas" w:eastAsia="Consolas" w:hAnsi="Consolas"/>
+          <w:sz w:val="19"/>
+          <w:szCs w:val="19"/>
+        </w:rPr>
+        <w:t xml:space="preserve">11  // Step 3: Assert retrieved catalog entry in GetBook Tests tab</w:t>
+      </w:r>
+    </w:p>
+    <w:p>
+      <w:pPr>
+        <w:keepLines/>
+        <w:shd w:fill="F4F6F9" w:val="clear"/>
+        <w:spacing w:after="0" w:line="260"/>
+      </w:pPr>
+      <w:r>
+        <w:rPr>
+          <w:rFonts w:ascii="Consolas" w:cs="Consolas" w:eastAsia="Consolas" w:hAnsi="Consolas"/>
+          <w:sz w:val="19"/>
+          <w:szCs w:val="19"/>
+        </w:rPr>
+        <w:t xml:space="preserve">12  const booksList = pm.response.json();</w:t>
+      </w:r>
+    </w:p>
+    <w:p>
+      <w:pPr>
+        <w:keepLines/>
+        <w:shd w:fill="F4F6F9" w:val="clear"/>
+        <w:spacing w:after="0" w:line="260"/>
+      </w:pPr>
+      <w:r>
+        <w:rPr>
+          <w:rFonts w:ascii="Consolas" w:cs="Consolas" w:eastAsia="Consolas" w:hAnsi="Consolas"/>
+          <w:sz w:val="19"/>
+          <w:szCs w:val="19"/>
+        </w:rPr>
+        <w:t xml:space="preserve">13  pm.test("GetBook returns valid array with matching catalog metadata", function () {</w:t>
+      </w:r>
+    </w:p>
+    <w:p>
+      <w:pPr>
+        <w:keepLines/>
+        <w:shd w:fill="F4F6F9" w:val="clear"/>
+        <w:spacing w:after="0" w:line="260"/>
+      </w:pPr>
+      <w:r>
+        <w:rPr>
+          <w:rFonts w:ascii="Consolas" w:cs="Consolas" w:eastAsia="Consolas" w:hAnsi="Consolas"/>
+          <w:sz w:val="19"/>
+          <w:szCs w:val="19"/>
+        </w:rPr>
+        <w:t xml:space="preserve">14      pm.expect(booksList).to.be.an("array").with.lengthOf.atLeast(1);</w:t>
+      </w:r>
+    </w:p>
+    <w:p>
+      <w:pPr>
+        <w:keepLines/>
+        <w:shd w:fill="F4F6F9" w:val="clear"/>
+        <w:spacing w:after="0" w:line="260"/>
+      </w:pPr>
+      <w:r>
+        <w:rPr>
+          <w:rFonts w:ascii="Consolas" w:cs="Consolas" w:eastAsia="Consolas" w:hAnsi="Consolas"/>
+          <w:sz w:val="19"/>
+          <w:szCs w:val="19"/>
+        </w:rPr>
+        <w:t xml:space="preserve">15      pm.expect(booksList[0].book_name).to.eql("Zero to Agentic API Testing");</w:t>
+      </w:r>
+    </w:p>
+    <w:p>
+      <w:pPr>
+        <w:keepLines/>
+        <w:shd w:fill="F4F6F9" w:val="clear"/>
+        <w:spacing w:after="0" w:line="260"/>
+      </w:pPr>
+      <w:r>
+        <w:rPr>
+          <w:rFonts w:ascii="Consolas" w:cs="Consolas" w:eastAsia="Consolas" w:hAnsi="Consolas"/>
+          <w:sz w:val="19"/>
+          <w:szCs w:val="19"/>
+        </w:rPr>
+        <w:t xml:space="preserve">16      pm.expect(booksList[0].isbn).to.eql(pm.collectionVariables.get("ISBN"));</w:t>
+      </w:r>
+    </w:p>
+    <w:p>
+      <w:pPr>
+        <w:keepLines/>
+        <w:shd w:fill="F4F6F9" w:val="clear"/>
+        <w:spacing w:after="0" w:line="260"/>
+      </w:pPr>
+      <w:r>
+        <w:rPr>
+          <w:rFonts w:ascii="Consolas" w:cs="Consolas" w:eastAsia="Consolas" w:hAnsi="Consolas"/>
+          <w:sz w:val="19"/>
+          <w:szCs w:val="19"/>
+        </w:rPr>
+        <w:t xml:space="preserve">17      pm.expect(booksList[0].aisle).to.eql("227");</w:t>
+      </w:r>
+    </w:p>
+    <w:p>
+      <w:pPr>
+        <w:keepLines/>
+        <w:shd w:fill="F4F6F9" w:val="clear"/>
+        <w:spacing w:after="0" w:line="260"/>
+      </w:pPr>
+      <w:r>
+        <w:rPr>
+          <w:rFonts w:ascii="Consolas" w:cs="Consolas" w:eastAsia="Consolas" w:hAnsi="Consolas"/>
+          <w:sz w:val="19"/>
+          <w:szCs w:val="19"/>
+        </w:rPr>
+        <w:t xml:space="preserve">18  });</w:t>
+      </w:r>
+    </w:p>
+    <w:tbl>
+      <w:tblPr>
+        <w:tblW w:type="pct" w:w="100%"/>
+        <w:tblBorders>
+          <w:top w:val="single" w:color="auto" w:sz="4"/>
+          <w:left w:val="single" w:color="auto" w:sz="4"/>
+          <w:bottom w:val="single" w:color="auto" w:sz="4"/>
+          <w:right w:val="single" w:color="auto" w:sz="4"/>
+          <w:insideH w:val="single" w:color="auto" w:sz="4"/>
+          <w:insideV w:val="single" w:color="auto" w:sz="4"/>
+        </w:tblBorders>
+      </w:tblPr>
+      <w:tblGrid>
+        <w:gridCol w:w="100"/>
+      </w:tblGrid>
+      <w:tr>
+        <w:tc>
+          <w:tcPr>
+            <w:tcBorders>
+              <w:top w:val="single" w:color="D9E0EA" w:sz="2"/>
+              <w:left w:val="single" w:color="D9E0EA" w:sz="2"/>
+              <w:bottom w:val="single" w:color="D9E0EA" w:sz="2"/>
+              <w:right w:val="single" w:color="D9E0EA" w:sz="2"/>
+            </w:tcBorders>
+            <w:shd w:fill="F2F4FA" w:val="clear"/>
+            <w:tcMar>
+              <w:top w:type="dxa" w:w="130"/>
+              <w:left w:type="dxa" w:w="160"/>
+              <w:bottom w:type="dxa" w:w="130"/>
+              <w:right w:type="dxa" w:w="160"/>
+            </w:tcMar>
+          </w:tcPr>
+          <w:p>
+            <w:pPr>
+              <w:spacing w:after="120" w:line="300"/>
+            </w:pPr>
+            <w:r>
+              <w:rPr>
+                <w:b/>
+                <w:bCs/>
+                <w:color w:val="263A67"/>
+              </w:rPr>
+              <w:t xml:space="preserve">Contract Precision: Why Author is Omitted from GetBook</w:t>
+            </w:r>
+          </w:p>
+          <w:p>
+            <w:pPr>
+              <w:spacing w:after="120" w:line="300"/>
+            </w:pPr>
+            <w:r>
+              <w:t xml:space="preserve">Notice that GetBook returns an array containing book_name, isbn, and aisle. The author field supplied during AddBook is not included in this endpoint response.</w:t>
+            </w:r>
+          </w:p>
+          <w:p>
+            <w:pPr>
+              <w:spacing w:after="120" w:line="300"/>
+            </w:pPr>
+            <w:r>
+              <w:t xml:space="preserve">If you wrote pm.expect(booksList[0].author).to.eql("Alex Mercer"), your test would crash with an undefined failure.</w:t>
+            </w:r>
+          </w:p>
+          <w:p>
+            <w:pPr>
+              <w:spacing w:after="120" w:line="300"/>
+            </w:pPr>
+            <w:r>
+              <w:t xml:space="preserve">Never assert fields based on wishful thinking: assert strictly against what the API contract promises.</w:t>
+            </w:r>
+          </w:p>
+        </w:tc>
+      </w:tr>
+    </w:tbl>
     <w:p>
       <w:pPr>
         <w:pStyle w:val="Heading2"/>
@@ -21767,7 +25662,7 @@
         <w:spacing w:after="120" w:line="300"/>
       </w:pPr>
       <w:r>
-        <w:t xml:space="preserve">2. GET GetBook: Calls /v1/books?id={{book_id}}. Tests script confirms that the stored title and author match the creation parameters.</w:t>
+        <w:t xml:space="preserve">2. GET GetBook: Calls /v1/books?id={{book_id}}. Tests script confirms that book_name, isbn, and aisle match the created record.</w:t>
       </w:r>
     </w:p>
     <w:p>
@@ -21780,7 +25675,7 @@
         <w:spacing w:after="120" w:line="300"/>
       </w:pPr>
       <w:r>
-        <w:t xml:space="preserve">3. GET DepartmentAudit: Fetches the multi course departmental inventory array and runs our reduce() summation to verify budget totals.</w:t>
+        <w:t xml:space="preserve">3. POST DeleteBook: Dispatches /v1/books/delete with body {"ID": "{{book_id}}"}. Confirms deletion confirmation from server.</w:t>
       </w:r>
     </w:p>
     <w:p>
@@ -21793,20 +25688,7 @@
         <w:spacing w:after="120" w:line="300"/>
       </w:pPr>
       <w:r>
-        <w:t xml:space="preserve">4. POST DeleteBook: Dispatches /v1/books/delete with body {"ID": "{{book_id}}"}. Confirms deletion message from server.</w:t>
-      </w:r>
-    </w:p>
-    <w:p>
-      <w:pPr>
-        <w:pStyle w:val="ListParagraph"/>
-        <w:numPr>
-          <w:ilvl w:val="0"/>
-          <w:numId w:val="3"/>
-        </w:numPr>
-        <w:spacing w:after="120" w:line="300"/>
-      </w:pPr>
-      <w:r>
-        <w:t xml:space="preserve">5. GET GetBook Verification: Queries /v1/books?id={{book_id}} one final time to verify that the record is completely removed from active circulation.</w:t>
+        <w:t xml:space="preserve">4. Advanced Side Lab (GET DepartmentAudit): Fetches the departmental inventory array and executes reduce() summation to verify fiscal budget totals.</w:t>
       </w:r>
     </w:p>
     <w:p>
@@ -21910,7 +25792,7 @@
           <w:sz w:val="19"/>
           <w:szCs w:val="19"/>
         </w:rPr>
-        <w:t xml:space="preserve"> 4  3. GET DepartmentAudit: 200 OK (185 ms) : 3 of 3 passed (Nested array sum verified)</w:t>
+        <w:t xml:space="preserve"> 4  3. POST DeleteBook: 200 OK (130 ms) : 1 of 1 passed (Teardown completed)</w:t>
       </w:r>
     </w:p>
     <w:p>
@@ -21925,7 +25807,7 @@
           <w:sz w:val="19"/>
           <w:szCs w:val="19"/>
         </w:rPr>
-        <w:t xml:space="preserve"> 5  4. POST DeleteBook: 200 OK (130 ms) : 1 of 1 passed (Teardown completed)</w:t>
+        <w:t xml:space="preserve"> 5  4. GET DepartmentAudit (Side Lab): 200 OK (185 ms) : 3 of 3 passed (Nested array sum verified)</w:t>
       </w:r>
     </w:p>
     <w:p>
@@ -21940,22 +25822,7 @@
           <w:sz w:val="19"/>
           <w:szCs w:val="19"/>
         </w:rPr>
-        <w:t xml:space="preserve"> 6  5. GET GetBook (Verify Cleanup): 200 OK (110 ms) : 1 of 1 passed (Confirmed removed)</w:t>
-      </w:r>
-    </w:p>
-    <w:p>
-      <w:pPr>
-        <w:keepLines/>
-        <w:shd w:fill="F4F6F9" w:val="clear"/>
-        <w:spacing w:after="0" w:line="260"/>
-      </w:pPr>
-      <w:r>
-        <w:rPr>
-          <w:rFonts w:ascii="Consolas" w:cs="Consolas" w:eastAsia="Consolas" w:hAnsi="Consolas"/>
-          <w:sz w:val="19"/>
-          <w:szCs w:val="19"/>
-        </w:rPr>
-        <w:t xml:space="preserve"> 7  Collection Run Complete: 5 requests, 9 assertions, 0 failures (750 ms)</w:t>
+        <w:t xml:space="preserve"> 6  Collection Run Complete: 4 requests, 8 assertions, 0 failures (640 ms)</w:t>
       </w:r>
     </w:p>
     <w:tbl>
@@ -22878,6 +26745,102 @@
                 <w:color w:val="263A67"/>
               </w:rPr>
               <w:t xml:space="preserve">ACTIVE MISSION: Mission 2: Automating Student and Campus Services at Scale</w:t>
+            </w:r>
+          </w:p>
+        </w:tc>
+      </w:tr>
+    </w:tbl>
+    <w:tbl>
+      <w:tblPr>
+        <w:tblW w:type="pct" w:w="100%"/>
+        <w:tblBorders>
+          <w:top w:val="single" w:color="auto" w:sz="4"/>
+          <w:left w:val="single" w:color="auto" w:sz="4"/>
+          <w:bottom w:val="single" w:color="auto" w:sz="4"/>
+          <w:right w:val="single" w:color="auto" w:sz="4"/>
+          <w:insideH w:val="single" w:color="auto" w:sz="4"/>
+          <w:insideV w:val="single" w:color="auto" w:sz="4"/>
+        </w:tblBorders>
+      </w:tblPr>
+      <w:tblGrid>
+        <w:gridCol w:w="100"/>
+      </w:tblGrid>
+      <w:tr>
+        <w:tc>
+          <w:tcPr>
+            <w:tcBorders>
+              <w:top w:val="single" w:color="D9E0EA" w:sz="2"/>
+              <w:left w:val="single" w:color="D9E0EA" w:sz="2"/>
+              <w:bottom w:val="single" w:color="D9E0EA" w:sz="2"/>
+              <w:right w:val="single" w:color="D9E0EA" w:sz="2"/>
+            </w:tcBorders>
+            <w:shd w:fill="F8FAFC" w:val="clear"/>
+            <w:tcMar>
+              <w:top w:type="dxa" w:w="130"/>
+              <w:left w:type="dxa" w:w="160"/>
+              <w:bottom w:type="dxa" w:w="130"/>
+              <w:right w:type="dxa" w:w="160"/>
+            </w:tcMar>
+          </w:tcPr>
+          <w:p>
+            <w:pPr>
+              <w:spacing w:after="120" w:line="300"/>
+            </w:pPr>
+            <w:r>
+              <w:rPr>
+                <w:b/>
+                <w:bCs/>
+                <w:color w:val="263A67"/>
+              </w:rPr>
+              <w:t xml:space="preserve">CHAPTER ROADMAP &amp; LEARNING CONTRACT</w:t>
+            </w:r>
+          </w:p>
+          <w:p>
+            <w:pPr>
+              <w:spacing w:after="120" w:line="300"/>
+            </w:pPr>
+            <w:r>
+              <w:rPr>
+                <w:b/>
+                <w:bCs/>
+                <w:color w:val="168A8A"/>
+              </w:rPr>
+              <w:t xml:space="preserve">WE WILL ACHIEVE: </w:t>
+            </w:r>
+            <w:r>
+              <w:t xml:space="preserve">Scale single request tests into bulk regression engines by driving automated iterations with external CSV datasets and mastering Data Scope precedence.</w:t>
+            </w:r>
+          </w:p>
+          <w:p>
+            <w:pPr>
+              <w:spacing w:after="120" w:line="300"/>
+            </w:pPr>
+            <w:r>
+              <w:rPr>
+                <w:b/>
+                <w:bCs/>
+                <w:color w:val="4659A7"/>
+              </w:rPr>
+              <w:t xml:space="preserve">HOW WE WILL DO IT: </w:t>
+            </w:r>
+            <w:r>
+              <w:t xml:space="preserve">Structure tabular test data, ingest row values using pm.iterationData, parameterize request bodies, and monitor iteration level execution scorecards.</w:t>
+            </w:r>
+          </w:p>
+          <w:p>
+            <w:pPr>
+              <w:spacing w:after="120" w:line="300"/>
+            </w:pPr>
+            <w:r>
+              <w:rPr>
+                <w:b/>
+                <w:bCs/>
+                <w:color w:val="263A67"/>
+              </w:rPr>
+              <w:t xml:space="preserve">WHAT YOU WILL CARRY FORWARD: </w:t>
+            </w:r>
+            <w:r>
+              <w:t xml:space="preserve">The capability to execute high volume regression suites against external datasets, closing Mission 2 and preparing for complex e commerce workflows in Chapter 9.</w:t>
             </w:r>
           </w:p>
         </w:tc>
@@ -23159,6 +27122,95 @@
     </w:p>
     <w:p>
       <w:pPr>
+        <w:pStyle w:val="Heading2"/>
+        <w:keepNext/>
+        <w:spacing w:after="100" w:before="240"/>
+      </w:pPr>
+      <w:r>
+        <w:rPr>
+          <w:b/>
+          <w:bCs/>
+          <w:color w:val="4659A7"/>
+        </w:rPr>
+        <w:t xml:space="preserve">The code</w:t>
+      </w:r>
+    </w:p>
+    <w:p>
+      <w:pPr>
+        <w:spacing w:after="120" w:line="300"/>
+      </w:pPr>
+      <w:r>
+        <w:rPr>
+          <w:rFonts w:ascii="Consolas" w:cs="Consolas" w:eastAsia="Consolas" w:hAnsi="Consolas"/>
+          <w:b/>
+          <w:bCs/>
+          <w:color w:val="4659A7"/>
+        </w:rPr>
+        <w:t xml:space="preserve">books_data.csv</w:t>
+      </w:r>
+    </w:p>
+    <w:p>
+      <w:pPr>
+        <w:keepLines/>
+        <w:shd w:fill="F4F6F9" w:val="clear"/>
+        <w:spacing w:after="0" w:line="260"/>
+      </w:pPr>
+      <w:r>
+        <w:rPr>
+          <w:rFonts w:ascii="Consolas" w:cs="Consolas" w:eastAsia="Consolas" w:hAnsi="Consolas"/>
+          <w:sz w:val="19"/>
+          <w:szCs w:val="19"/>
+        </w:rPr>
+        <w:t xml:space="preserve"> 1  book_name,author,aisle</w:t>
+      </w:r>
+    </w:p>
+    <w:p>
+      <w:pPr>
+        <w:keepLines/>
+        <w:shd w:fill="F4F6F9" w:val="clear"/>
+        <w:spacing w:after="0" w:line="260"/>
+      </w:pPr>
+      <w:r>
+        <w:rPr>
+          <w:rFonts w:ascii="Consolas" w:cs="Consolas" w:eastAsia="Consolas" w:hAnsi="Consolas"/>
+          <w:sz w:val="19"/>
+          <w:szCs w:val="19"/>
+        </w:rPr>
+        <w:t xml:space="preserve"> 2  Learn Postman Testing,John Doe,101</w:t>
+      </w:r>
+    </w:p>
+    <w:p>
+      <w:pPr>
+        <w:keepLines/>
+        <w:shd w:fill="F4F6F9" w:val="clear"/>
+        <w:spacing w:after="0" w:line="260"/>
+      </w:pPr>
+      <w:r>
+        <w:rPr>
+          <w:rFonts w:ascii="Consolas" w:cs="Consolas" w:eastAsia="Consolas" w:hAnsi="Consolas"/>
+          <w:sz w:val="19"/>
+          <w:szCs w:val="19"/>
+        </w:rPr>
+        <w:t xml:space="preserve"> 3  Mastering Git and GitHub,Jane Smith,102</w:t>
+      </w:r>
+    </w:p>
+    <w:p>
+      <w:pPr>
+        <w:keepLines/>
+        <w:shd w:fill="F4F6F9" w:val="clear"/>
+        <w:spacing w:after="0" w:line="260"/>
+      </w:pPr>
+      <w:r>
+        <w:rPr>
+          <w:rFonts w:ascii="Consolas" w:cs="Consolas" w:eastAsia="Consolas" w:hAnsi="Consolas"/>
+          <w:sz w:val="19"/>
+          <w:szCs w:val="19"/>
+        </w:rPr>
+        <w:t xml:space="preserve"> 4  Modern Angular Architecture,Alex Mercer,103</w:t>
+      </w:r>
+    </w:p>
+    <w:p>
+      <w:pPr>
         <w:spacing w:after="120" w:line="300"/>
       </w:pPr>
       <w:r>
@@ -23928,7 +27980,7 @@
           <w:sz w:val="19"/>
           <w:szCs w:val="19"/>
         </w:rPr>
-        <w:t xml:space="preserve"> 2  Iteration 1: Ingested "Learn Postman Testing" : 6 of 6 passed (180 ms)</w:t>
+        <w:t xml:space="preserve"> 2  Iteration 1 of 3 (Row 1):</w:t>
       </w:r>
     </w:p>
     <w:p>
@@ -23943,7 +27995,7 @@
           <w:sz w:val="19"/>
           <w:szCs w:val="19"/>
         </w:rPr>
-        <w:t xml:space="preserve"> 3  Iteration 2: Ingested "Mastering Git and GitHub" : 6 of 6 passed (172 ms)</w:t>
+        <w:t xml:space="preserve"> 3    POST AddBook: 200 OK (38 ms) -&gt; Msg: "successfully added", ID: "LIB104821"</w:t>
       </w:r>
     </w:p>
     <w:p>
@@ -23958,7 +28010,7 @@
           <w:sz w:val="19"/>
           <w:szCs w:val="19"/>
         </w:rPr>
-        <w:t xml:space="preserve"> 4  Iteration 3: Ingested "Modern Angular Architecture" : 6 of 6 passed (165 ms)</w:t>
+        <w:t xml:space="preserve"> 4    GET GetBook?id=LIB104821: 200 OK (29 ms) -&gt; Verified name "Learn Postman Testing", aisle "101"</w:t>
       </w:r>
     </w:p>
     <w:p>
@@ -23973,7 +28025,142 @@
           <w:sz w:val="19"/>
           <w:szCs w:val="19"/>
         </w:rPr>
-        <w:t xml:space="preserve"> 5  Bulk Execution Completed: 3 iterations, 9 requests, 18 assertions, 0 failures (517 ms)</w:t>
+        <w:t xml:space="preserve"> 5    POST DeleteBook: 200 OK (26 ms) -&gt; msg: "book is successfully deleted"</w:t>
+      </w:r>
+    </w:p>
+    <w:p>
+      <w:pPr>
+        <w:keepLines/>
+        <w:shd w:fill="F4F6F9" w:val="clear"/>
+        <w:spacing w:after="0" w:line="260"/>
+      </w:pPr>
+      <w:r>
+        <w:rPr>
+          <w:rFonts w:ascii="Consolas" w:cs="Consolas" w:eastAsia="Consolas" w:hAnsi="Consolas"/>
+          <w:sz w:val="19"/>
+          <w:szCs w:val="19"/>
+        </w:rPr>
+        <w:t xml:space="preserve"> 6  Iteration 2 of 3 (Row 2):</w:t>
+      </w:r>
+    </w:p>
+    <w:p>
+      <w:pPr>
+        <w:keepLines/>
+        <w:shd w:fill="F4F6F9" w:val="clear"/>
+        <w:spacing w:after="0" w:line="260"/>
+      </w:pPr>
+      <w:r>
+        <w:rPr>
+          <w:rFonts w:ascii="Consolas" w:cs="Consolas" w:eastAsia="Consolas" w:hAnsi="Consolas"/>
+          <w:sz w:val="19"/>
+          <w:szCs w:val="19"/>
+        </w:rPr>
+        <w:t xml:space="preserve"> 7    POST AddBook: 200 OK (36 ms) -&gt; Msg: "successfully added", ID: "LIB207192"</w:t>
+      </w:r>
+    </w:p>
+    <w:p>
+      <w:pPr>
+        <w:keepLines/>
+        <w:shd w:fill="F4F6F9" w:val="clear"/>
+        <w:spacing w:after="0" w:line="260"/>
+      </w:pPr>
+      <w:r>
+        <w:rPr>
+          <w:rFonts w:ascii="Consolas" w:cs="Consolas" w:eastAsia="Consolas" w:hAnsi="Consolas"/>
+          <w:sz w:val="19"/>
+          <w:szCs w:val="19"/>
+        </w:rPr>
+        <w:t xml:space="preserve"> 8    GET GetBook?id=LIB207192: 200 OK (28 ms) -&gt; Verified name "Mastering Git and GitHub", aisle "102"</w:t>
+      </w:r>
+    </w:p>
+    <w:p>
+      <w:pPr>
+        <w:keepLines/>
+        <w:shd w:fill="F4F6F9" w:val="clear"/>
+        <w:spacing w:after="0" w:line="260"/>
+      </w:pPr>
+      <w:r>
+        <w:rPr>
+          <w:rFonts w:ascii="Consolas" w:cs="Consolas" w:eastAsia="Consolas" w:hAnsi="Consolas"/>
+          <w:sz w:val="19"/>
+          <w:szCs w:val="19"/>
+        </w:rPr>
+        <w:t xml:space="preserve"> 9    POST DeleteBook: 200 OK (25 ms) -&gt; msg: "book is successfully deleted"</w:t>
+      </w:r>
+    </w:p>
+    <w:p>
+      <w:pPr>
+        <w:keepLines/>
+        <w:shd w:fill="F4F6F9" w:val="clear"/>
+        <w:spacing w:after="0" w:line="260"/>
+      </w:pPr>
+      <w:r>
+        <w:rPr>
+          <w:rFonts w:ascii="Consolas" w:cs="Consolas" w:eastAsia="Consolas" w:hAnsi="Consolas"/>
+          <w:sz w:val="19"/>
+          <w:szCs w:val="19"/>
+        </w:rPr>
+        <w:t xml:space="preserve">10  Iteration 3 of 3 (Row 3):</w:t>
+      </w:r>
+    </w:p>
+    <w:p>
+      <w:pPr>
+        <w:keepLines/>
+        <w:shd w:fill="F4F6F9" w:val="clear"/>
+        <w:spacing w:after="0" w:line="260"/>
+      </w:pPr>
+      <w:r>
+        <w:rPr>
+          <w:rFonts w:ascii="Consolas" w:cs="Consolas" w:eastAsia="Consolas" w:hAnsi="Consolas"/>
+          <w:sz w:val="19"/>
+          <w:szCs w:val="19"/>
+        </w:rPr>
+        <w:t xml:space="preserve">11    POST AddBook: 200 OK (37 ms) -&gt; Msg: "successfully added", ID: "LIB303841"</w:t>
+      </w:r>
+    </w:p>
+    <w:p>
+      <w:pPr>
+        <w:keepLines/>
+        <w:shd w:fill="F4F6F9" w:val="clear"/>
+        <w:spacing w:after="0" w:line="260"/>
+      </w:pPr>
+      <w:r>
+        <w:rPr>
+          <w:rFonts w:ascii="Consolas" w:cs="Consolas" w:eastAsia="Consolas" w:hAnsi="Consolas"/>
+          <w:sz w:val="19"/>
+          <w:szCs w:val="19"/>
+        </w:rPr>
+        <w:t xml:space="preserve">12    GET GetBook?id=LIB303841: 200 OK (28 ms) -&gt; Verified name "Modern Angular Architecture", aisle "103"</w:t>
+      </w:r>
+    </w:p>
+    <w:p>
+      <w:pPr>
+        <w:keepLines/>
+        <w:shd w:fill="F4F6F9" w:val="clear"/>
+        <w:spacing w:after="0" w:line="260"/>
+      </w:pPr>
+      <w:r>
+        <w:rPr>
+          <w:rFonts w:ascii="Consolas" w:cs="Consolas" w:eastAsia="Consolas" w:hAnsi="Consolas"/>
+          <w:sz w:val="19"/>
+          <w:szCs w:val="19"/>
+        </w:rPr>
+        <w:t xml:space="preserve">13    POST DeleteBook: 200 OK (25 ms) -&gt; msg: "book is successfully deleted"</w:t>
+      </w:r>
+    </w:p>
+    <w:p>
+      <w:pPr>
+        <w:keepLines/>
+        <w:shd w:fill="F4F6F9" w:val="clear"/>
+        <w:spacing w:after="0" w:line="260"/>
+      </w:pPr>
+      <w:r>
+        <w:rPr>
+          <w:rFonts w:ascii="Consolas" w:cs="Consolas" w:eastAsia="Consolas" w:hAnsi="Consolas"/>
+          <w:sz w:val="19"/>
+          <w:szCs w:val="19"/>
+        </w:rPr>
+        <w:t xml:space="preserve">14  Bulk Execution Completed: 3 iterations, 9 requests, 18 assertions, 0 failures (312 ms)</w:t>
       </w:r>
     </w:p>
     <w:tbl>
@@ -24913,6 +29100,102 @@
                 <w:color w:val="263A67"/>
               </w:rPr>
               <w:t xml:space="preserve">ACTIVE MISSION: Mission 3: Hardening for Enterprise Production and CI CD</w:t>
+            </w:r>
+          </w:p>
+        </w:tc>
+      </w:tr>
+    </w:tbl>
+    <w:tbl>
+      <w:tblPr>
+        <w:tblW w:type="pct" w:w="100%"/>
+        <w:tblBorders>
+          <w:top w:val="single" w:color="auto" w:sz="4"/>
+          <w:left w:val="single" w:color="auto" w:sz="4"/>
+          <w:bottom w:val="single" w:color="auto" w:sz="4"/>
+          <w:right w:val="single" w:color="auto" w:sz="4"/>
+          <w:insideH w:val="single" w:color="auto" w:sz="4"/>
+          <w:insideV w:val="single" w:color="auto" w:sz="4"/>
+        </w:tblBorders>
+      </w:tblPr>
+      <w:tblGrid>
+        <w:gridCol w:w="100"/>
+      </w:tblGrid>
+      <w:tr>
+        <w:tc>
+          <w:tcPr>
+            <w:tcBorders>
+              <w:top w:val="single" w:color="D9E0EA" w:sz="2"/>
+              <w:left w:val="single" w:color="D9E0EA" w:sz="2"/>
+              <w:bottom w:val="single" w:color="D9E0EA" w:sz="2"/>
+              <w:right w:val="single" w:color="D9E0EA" w:sz="2"/>
+            </w:tcBorders>
+            <w:shd w:fill="F8FAFC" w:val="clear"/>
+            <w:tcMar>
+              <w:top w:type="dxa" w:w="130"/>
+              <w:left w:type="dxa" w:w="160"/>
+              <w:bottom w:type="dxa" w:w="130"/>
+              <w:right w:type="dxa" w:w="160"/>
+            </w:tcMar>
+          </w:tcPr>
+          <w:p>
+            <w:pPr>
+              <w:spacing w:after="120" w:line="300"/>
+            </w:pPr>
+            <w:r>
+              <w:rPr>
+                <w:b/>
+                <w:bCs/>
+                <w:color w:val="263A67"/>
+              </w:rPr>
+              <w:t xml:space="preserve">CHAPTER ROADMAP &amp; LEARNING CONTRACT</w:t>
+            </w:r>
+          </w:p>
+          <w:p>
+            <w:pPr>
+              <w:spacing w:after="120" w:line="300"/>
+            </w:pPr>
+            <w:r>
+              <w:rPr>
+                <w:b/>
+                <w:bCs/>
+                <w:color w:val="168A8A"/>
+              </w:rPr>
+              <w:t xml:space="preserve">WE WILL ACHIEVE: </w:t>
+            </w:r>
+            <w:r>
+              <w:t xml:space="preserve">Harden test suites against real world production instability by constructing negative test matrices, implementing defensive parsing, and writing bounded self healing workflows.</w:t>
+            </w:r>
+          </w:p>
+          <w:p>
+            <w:pPr>
+              <w:spacing w:after="120" w:line="300"/>
+            </w:pPr>
+            <w:r>
+              <w:rPr>
+                <w:b/>
+                <w:bCs/>
+                <w:color w:val="4659A7"/>
+              </w:rPr>
+              <w:t xml:space="preserve">HOW WE WILL DO IT: </w:t>
+            </w:r>
+            <w:r>
+              <w:t xml:space="preserve">Test boundary and error status codes, safeguard JSON deserialization against HTML gateway crashes with try catch, verify data leak shields, and control execution flow safely.</w:t>
+            </w:r>
+          </w:p>
+          <w:p>
+            <w:pPr>
+              <w:spacing w:after="120" w:line="300"/>
+            </w:pPr>
+            <w:r>
+              <w:rPr>
+                <w:b/>
+                <w:bCs/>
+                <w:color w:val="263A67"/>
+              </w:rPr>
+              <w:t xml:space="preserve">WHAT YOU WILL CARRY FORWARD: </w:t>
+            </w:r>
+            <w:r>
+              <w:t xml:space="preserve">Defensive parsing and bounded retry mechanics that prepare your test suites for mock simulation in Chapter 10 and OAuth 2.0 flows in Chapter 11.</w:t>
             </w:r>
           </w:p>
         </w:tc>
@@ -26099,7 +30382,7 @@
         <w:spacing w:after="120" w:line="300"/>
       </w:pPr>
       <w:r>
-        <w:t xml:space="preserve">What happens if a test run is aborted midway, leaving a book record stuck in the database? On the next run, AddBook will fail with "book already exist". We write an intelligent self healing script using a collection flag and </w:t>
+        <w:t xml:space="preserve">What happens if a test run is aborted midway, leaving a book record stuck in the database? On the next run, AddBook fails with {"msg": "Book already exists"}. We write an intelligent, bounded self healing script using collection variables and </w:t>
       </w:r>
       <w:r>
         <w:rPr>
@@ -26110,7 +30393,7 @@
         <w:t xml:space="preserve">postman.setNextRequest</w:t>
       </w:r>
       <w:r>
-        <w:t xml:space="preserve">.</w:t>
+        <w:t xml:space="preserve">:</w:t>
       </w:r>
     </w:p>
     <w:p>
@@ -26154,7 +30437,7 @@
           <w:sz w:val="19"/>
           <w:szCs w:val="19"/>
         </w:rPr>
-        <w:t xml:space="preserve"> 1  const responseText = pm.response.text();</w:t>
+        <w:t xml:space="preserve"> 1  let responseJson = {};</w:t>
       </w:r>
     </w:p>
     <w:p>
@@ -26169,7 +30452,7 @@
           <w:sz w:val="19"/>
           <w:szCs w:val="19"/>
         </w:rPr>
-        <w:t xml:space="preserve"> 2   </w:t>
+        <w:t xml:space="preserve"> 2  try {</w:t>
       </w:r>
     </w:p>
     <w:p>
@@ -26184,7 +30467,7 @@
           <w:sz w:val="19"/>
           <w:szCs w:val="19"/>
         </w:rPr>
-        <w:t xml:space="preserve"> 3  if (responseText.includes("book already exist")) {</w:t>
+        <w:t xml:space="preserve"> 3      responseJson = pm.response.json();</w:t>
       </w:r>
     </w:p>
     <w:p>
@@ -26199,7 +30482,7 @@
           <w:sz w:val="19"/>
           <w:szCs w:val="19"/>
         </w:rPr>
-        <w:t xml:space="preserve"> 4      console.log("Collision detected! Initiating self healing cleanup...");</w:t>
+        <w:t xml:space="preserve"> 4  } catch (err) {</w:t>
       </w:r>
     </w:p>
     <w:p>
@@ -26214,7 +30497,7 @@
           <w:sz w:val="19"/>
           <w:szCs w:val="19"/>
         </w:rPr>
-        <w:t xml:space="preserve"> 5      pm.collectionVariables.set("recovery_flag", "true");</w:t>
+        <w:t xml:space="preserve"> 5      responseJson = {};</w:t>
       </w:r>
     </w:p>
     <w:p>
@@ -26229,7 +30512,7 @@
           <w:sz w:val="19"/>
           <w:szCs w:val="19"/>
         </w:rPr>
-        <w:t xml:space="preserve"> 6      postman.setNextRequest("Delete Book");</w:t>
+        <w:t xml:space="preserve"> 6  }</w:t>
       </w:r>
     </w:p>
     <w:p>
@@ -26244,7 +30527,7 @@
           <w:sz w:val="19"/>
           <w:szCs w:val="19"/>
         </w:rPr>
-        <w:t xml:space="preserve"> 7  } else {</w:t>
+        <w:t xml:space="preserve"> 7   </w:t>
       </w:r>
     </w:p>
     <w:p>
@@ -26259,7 +30542,7 @@
           <w:sz w:val="19"/>
           <w:szCs w:val="19"/>
         </w:rPr>
-        <w:t xml:space="preserve"> 8      pm.collectionVariables.set("recovery_flag", "false");</w:t>
+        <w:t xml:space="preserve"> 8  const maxRetries = 2;</w:t>
       </w:r>
     </w:p>
     <w:p>
@@ -26274,7 +30557,7 @@
           <w:sz w:val="19"/>
           <w:szCs w:val="19"/>
         </w:rPr>
-        <w:t xml:space="preserve"> 9      pm.test("Book added successfully", function () {</w:t>
+        <w:t xml:space="preserve"> 9  let retryCount = Number(pm.collectionVariables.get("retry_count") || 0);</w:t>
       </w:r>
     </w:p>
     <w:p>
@@ -26289,7 +30572,7 @@
           <w:sz w:val="19"/>
           <w:szCs w:val="19"/>
         </w:rPr>
-        <w:t xml:space="preserve">10          pm.response.to.have.status(200);</w:t>
+        <w:t xml:space="preserve">10   </w:t>
       </w:r>
     </w:p>
     <w:p>
@@ -26304,7 +30587,7 @@
           <w:sz w:val="19"/>
           <w:szCs w:val="19"/>
         </w:rPr>
-        <w:t xml:space="preserve">11      });</w:t>
+        <w:t xml:space="preserve">11  // Exact match on canonical duplicate error contract</w:t>
       </w:r>
     </w:p>
     <w:p>
@@ -26319,9 +30602,336 @@
           <w:sz w:val="19"/>
           <w:szCs w:val="19"/>
         </w:rPr>
-        <w:t xml:space="preserve">12  }</w:t>
-      </w:r>
-    </w:p>
+        <w:t xml:space="preserve">12  if (responseJson.msg === "Book already exists") {</w:t>
+      </w:r>
+    </w:p>
+    <w:p>
+      <w:pPr>
+        <w:keepLines/>
+        <w:shd w:fill="F4F6F9" w:val="clear"/>
+        <w:spacing w:after="0" w:line="260"/>
+      </w:pPr>
+      <w:r>
+        <w:rPr>
+          <w:rFonts w:ascii="Consolas" w:cs="Consolas" w:eastAsia="Consolas" w:hAnsi="Consolas"/>
+          <w:sz w:val="19"/>
+          <w:szCs w:val="19"/>
+        </w:rPr>
+        <w:t xml:space="preserve">13      if (retryCount &lt; maxRetries) {</w:t>
+      </w:r>
+    </w:p>
+    <w:p>
+      <w:pPr>
+        <w:keepLines/>
+        <w:shd w:fill="F4F6F9" w:val="clear"/>
+        <w:spacing w:after="0" w:line="260"/>
+      </w:pPr>
+      <w:r>
+        <w:rPr>
+          <w:rFonts w:ascii="Consolas" w:cs="Consolas" w:eastAsia="Consolas" w:hAnsi="Consolas"/>
+          <w:sz w:val="19"/>
+          <w:szCs w:val="19"/>
+        </w:rPr>
+        <w:t xml:space="preserve">14          retryCount += 1;</w:t>
+      </w:r>
+    </w:p>
+    <w:p>
+      <w:pPr>
+        <w:keepLines/>
+        <w:shd w:fill="F4F6F9" w:val="clear"/>
+        <w:spacing w:after="0" w:line="260"/>
+      </w:pPr>
+      <w:r>
+        <w:rPr>
+          <w:rFonts w:ascii="Consolas" w:cs="Consolas" w:eastAsia="Consolas" w:hAnsi="Consolas"/>
+          <w:sz w:val="19"/>
+          <w:szCs w:val="19"/>
+        </w:rPr>
+        <w:t xml:space="preserve">15          pm.collectionVariables.set("retry_count", retryCount);</w:t>
+      </w:r>
+    </w:p>
+    <w:p>
+      <w:pPr>
+        <w:keepLines/>
+        <w:shd w:fill="F4F6F9" w:val="clear"/>
+        <w:spacing w:after="0" w:line="260"/>
+      </w:pPr>
+      <w:r>
+        <w:rPr>
+          <w:rFonts w:ascii="Consolas" w:cs="Consolas" w:eastAsia="Consolas" w:hAnsi="Consolas"/>
+          <w:sz w:val="19"/>
+          <w:szCs w:val="19"/>
+        </w:rPr>
+        <w:t xml:space="preserve">16          console.log("Collision detected! Attempt " + retryCount + " of " + maxRetries + ". Triggering DeleteBook cleanup...");</w:t>
+      </w:r>
+    </w:p>
+    <w:p>
+      <w:pPr>
+        <w:keepLines/>
+        <w:shd w:fill="F4F6F9" w:val="clear"/>
+        <w:spacing w:after="0" w:line="260"/>
+      </w:pPr>
+      <w:r>
+        <w:rPr>
+          <w:rFonts w:ascii="Consolas" w:cs="Consolas" w:eastAsia="Consolas" w:hAnsi="Consolas"/>
+          <w:sz w:val="19"/>
+          <w:szCs w:val="19"/>
+        </w:rPr>
+        <w:t xml:space="preserve">17          postman.setNextRequest("Delete Book");</w:t>
+      </w:r>
+    </w:p>
+    <w:p>
+      <w:pPr>
+        <w:keepLines/>
+        <w:shd w:fill="F4F6F9" w:val="clear"/>
+        <w:spacing w:after="0" w:line="260"/>
+      </w:pPr>
+      <w:r>
+        <w:rPr>
+          <w:rFonts w:ascii="Consolas" w:cs="Consolas" w:eastAsia="Consolas" w:hAnsi="Consolas"/>
+          <w:sz w:val="19"/>
+          <w:szCs w:val="19"/>
+        </w:rPr>
+        <w:t xml:space="preserve">18      } else {</w:t>
+      </w:r>
+    </w:p>
+    <w:p>
+      <w:pPr>
+        <w:keepLines/>
+        <w:shd w:fill="F4F6F9" w:val="clear"/>
+        <w:spacing w:after="0" w:line="260"/>
+      </w:pPr>
+      <w:r>
+        <w:rPr>
+          <w:rFonts w:ascii="Consolas" w:cs="Consolas" w:eastAsia="Consolas" w:hAnsi="Consolas"/>
+          <w:sz w:val="19"/>
+          <w:szCs w:val="19"/>
+        </w:rPr>
+        <w:t xml:space="preserve">19          pm.collectionVariables.set("retry_count", 0);</w:t>
+      </w:r>
+    </w:p>
+    <w:p>
+      <w:pPr>
+        <w:keepLines/>
+        <w:shd w:fill="F4F6F9" w:val="clear"/>
+        <w:spacing w:after="0" w:line="260"/>
+      </w:pPr>
+      <w:r>
+        <w:rPr>
+          <w:rFonts w:ascii="Consolas" w:cs="Consolas" w:eastAsia="Consolas" w:hAnsi="Consolas"/>
+          <w:sz w:val="19"/>
+          <w:szCs w:val="19"/>
+        </w:rPr>
+        <w:t xml:space="preserve">20          postman.setNextRequest(null);</w:t>
+      </w:r>
+    </w:p>
+    <w:p>
+      <w:pPr>
+        <w:keepLines/>
+        <w:shd w:fill="F4F6F9" w:val="clear"/>
+        <w:spacing w:after="0" w:line="260"/>
+      </w:pPr>
+      <w:r>
+        <w:rPr>
+          <w:rFonts w:ascii="Consolas" w:cs="Consolas" w:eastAsia="Consolas" w:hAnsi="Consolas"/>
+          <w:sz w:val="19"/>
+          <w:szCs w:val="19"/>
+        </w:rPr>
+        <w:t xml:space="preserve">21          pm.expect.fail("Max retries exceeded: duplicate record persistent after cleanup attempts");</w:t>
+      </w:r>
+    </w:p>
+    <w:p>
+      <w:pPr>
+        <w:keepLines/>
+        <w:shd w:fill="F4F6F9" w:val="clear"/>
+        <w:spacing w:after="0" w:line="260"/>
+      </w:pPr>
+      <w:r>
+        <w:rPr>
+          <w:rFonts w:ascii="Consolas" w:cs="Consolas" w:eastAsia="Consolas" w:hAnsi="Consolas"/>
+          <w:sz w:val="19"/>
+          <w:szCs w:val="19"/>
+        </w:rPr>
+        <w:t xml:space="preserve">22      }</w:t>
+      </w:r>
+    </w:p>
+    <w:p>
+      <w:pPr>
+        <w:keepLines/>
+        <w:shd w:fill="F4F6F9" w:val="clear"/>
+        <w:spacing w:after="0" w:line="260"/>
+      </w:pPr>
+      <w:r>
+        <w:rPr>
+          <w:rFonts w:ascii="Consolas" w:cs="Consolas" w:eastAsia="Consolas" w:hAnsi="Consolas"/>
+          <w:sz w:val="19"/>
+          <w:szCs w:val="19"/>
+        </w:rPr>
+        <w:t xml:space="preserve">23  } else {</w:t>
+      </w:r>
+    </w:p>
+    <w:p>
+      <w:pPr>
+        <w:keepLines/>
+        <w:shd w:fill="F4F6F9" w:val="clear"/>
+        <w:spacing w:after="0" w:line="260"/>
+      </w:pPr>
+      <w:r>
+        <w:rPr>
+          <w:rFonts w:ascii="Consolas" w:cs="Consolas" w:eastAsia="Consolas" w:hAnsi="Consolas"/>
+          <w:sz w:val="19"/>
+          <w:szCs w:val="19"/>
+        </w:rPr>
+        <w:t xml:space="preserve">24      pm.collectionVariables.set("retry_count", 0);</w:t>
+      </w:r>
+    </w:p>
+    <w:p>
+      <w:pPr>
+        <w:keepLines/>
+        <w:shd w:fill="F4F6F9" w:val="clear"/>
+        <w:spacing w:after="0" w:line="260"/>
+      </w:pPr>
+      <w:r>
+        <w:rPr>
+          <w:rFonts w:ascii="Consolas" w:cs="Consolas" w:eastAsia="Consolas" w:hAnsi="Consolas"/>
+          <w:sz w:val="19"/>
+          <w:szCs w:val="19"/>
+        </w:rPr>
+        <w:t xml:space="preserve">25      pm.test("Book added successfully", function () {</w:t>
+      </w:r>
+    </w:p>
+    <w:p>
+      <w:pPr>
+        <w:keepLines/>
+        <w:shd w:fill="F4F6F9" w:val="clear"/>
+        <w:spacing w:after="0" w:line="260"/>
+      </w:pPr>
+      <w:r>
+        <w:rPr>
+          <w:rFonts w:ascii="Consolas" w:cs="Consolas" w:eastAsia="Consolas" w:hAnsi="Consolas"/>
+          <w:sz w:val="19"/>
+          <w:szCs w:val="19"/>
+        </w:rPr>
+        <w:t xml:space="preserve">26          pm.response.to.have.status(200);</w:t>
+      </w:r>
+    </w:p>
+    <w:p>
+      <w:pPr>
+        <w:keepLines/>
+        <w:shd w:fill="F4F6F9" w:val="clear"/>
+        <w:spacing w:after="0" w:line="260"/>
+      </w:pPr>
+      <w:r>
+        <w:rPr>
+          <w:rFonts w:ascii="Consolas" w:cs="Consolas" w:eastAsia="Consolas" w:hAnsi="Consolas"/>
+          <w:sz w:val="19"/>
+          <w:szCs w:val="19"/>
+        </w:rPr>
+        <w:t xml:space="preserve">27          pm.expect(responseJson.Msg).to.eql("successfully added");</w:t>
+      </w:r>
+    </w:p>
+    <w:p>
+      <w:pPr>
+        <w:keepLines/>
+        <w:shd w:fill="F4F6F9" w:val="clear"/>
+        <w:spacing w:after="0" w:line="260"/>
+      </w:pPr>
+      <w:r>
+        <w:rPr>
+          <w:rFonts w:ascii="Consolas" w:cs="Consolas" w:eastAsia="Consolas" w:hAnsi="Consolas"/>
+          <w:sz w:val="19"/>
+          <w:szCs w:val="19"/>
+        </w:rPr>
+        <w:t xml:space="preserve">28      });</w:t>
+      </w:r>
+    </w:p>
+    <w:p>
+      <w:pPr>
+        <w:keepLines/>
+        <w:shd w:fill="F4F6F9" w:val="clear"/>
+        <w:spacing w:after="0" w:line="260"/>
+      </w:pPr>
+      <w:r>
+        <w:rPr>
+          <w:rFonts w:ascii="Consolas" w:cs="Consolas" w:eastAsia="Consolas" w:hAnsi="Consolas"/>
+          <w:sz w:val="19"/>
+          <w:szCs w:val="19"/>
+        </w:rPr>
+        <w:t xml:space="preserve">29  }</w:t>
+      </w:r>
+    </w:p>
+    <w:tbl>
+      <w:tblPr>
+        <w:tblW w:type="pct" w:w="100%"/>
+        <w:tblBorders>
+          <w:top w:val="single" w:color="auto" w:sz="4"/>
+          <w:left w:val="single" w:color="auto" w:sz="4"/>
+          <w:bottom w:val="single" w:color="auto" w:sz="4"/>
+          <w:right w:val="single" w:color="auto" w:sz="4"/>
+          <w:insideH w:val="single" w:color="auto" w:sz="4"/>
+          <w:insideV w:val="single" w:color="auto" w:sz="4"/>
+        </w:tblBorders>
+      </w:tblPr>
+      <w:tblGrid>
+        <w:gridCol w:w="100"/>
+      </w:tblGrid>
+      <w:tr>
+        <w:tc>
+          <w:tcPr>
+            <w:tcBorders>
+              <w:top w:val="single" w:color="D9E0EA" w:sz="2"/>
+              <w:left w:val="single" w:color="D9E0EA" w:sz="2"/>
+              <w:bottom w:val="single" w:color="D9E0EA" w:sz="2"/>
+              <w:right w:val="single" w:color="D9E0EA" w:sz="2"/>
+            </w:tcBorders>
+            <w:shd w:fill="F2F4FA" w:val="clear"/>
+            <w:tcMar>
+              <w:top w:type="dxa" w:w="130"/>
+              <w:left w:type="dxa" w:w="160"/>
+              <w:bottom w:type="dxa" w:w="130"/>
+              <w:right w:type="dxa" w:w="160"/>
+            </w:tcMar>
+          </w:tcPr>
+          <w:p>
+            <w:pPr>
+              <w:spacing w:after="120" w:line="300"/>
+            </w:pPr>
+            <w:r>
+              <w:rPr>
+                <w:b/>
+                <w:bCs/>
+                <w:color w:val="263A67"/>
+              </w:rPr>
+              <w:t xml:space="preserve">The Bounded Loop Rule: Preventing Infinite CI CD Hangs</w:t>
+            </w:r>
+          </w:p>
+          <w:p>
+            <w:pPr>
+              <w:spacing w:after="120" w:line="300"/>
+            </w:pPr>
+            <w:r>
+              <w:t xml:space="preserve">Never call postman.setNextRequest without a bounded counter like retryCount.</w:t>
+            </w:r>
+          </w:p>
+          <w:p>
+            <w:pPr>
+              <w:spacing w:after="120" w:line="300"/>
+            </w:pPr>
+            <w:r>
+              <w:t xml:space="preserve">If an automated script loops unconditionally on an unexpected database state, Postman or Newman will ping the server endlessly until the CI build times out after an hour.</w:t>
+            </w:r>
+          </w:p>
+          <w:p>
+            <w:pPr>
+              <w:spacing w:after="120" w:line="300"/>
+            </w:pPr>
+            <w:r>
+              <w:t xml:space="preserve">Always establish a hard ceiling (such as 2 or 3 retries) and explicitly call postman.setNextRequest(null) or pm.expect.fail() when the ceiling is reached.</w:t>
+            </w:r>
+          </w:p>
+        </w:tc>
+      </w:tr>
+    </w:tbl>
     <w:tbl>
       <w:tblPr>
         <w:tblW w:type="pct" w:w="100%"/>
@@ -27258,6 +31868,102 @@
               <w:bottom w:val="single" w:color="D9E0EA" w:sz="2"/>
               <w:right w:val="single" w:color="D9E0EA" w:sz="2"/>
             </w:tcBorders>
+            <w:shd w:fill="F8FAFC" w:val="clear"/>
+            <w:tcMar>
+              <w:top w:type="dxa" w:w="130"/>
+              <w:left w:type="dxa" w:w="160"/>
+              <w:bottom w:type="dxa" w:w="130"/>
+              <w:right w:type="dxa" w:w="160"/>
+            </w:tcMar>
+          </w:tcPr>
+          <w:p>
+            <w:pPr>
+              <w:spacing w:after="120" w:line="300"/>
+            </w:pPr>
+            <w:r>
+              <w:rPr>
+                <w:b/>
+                <w:bCs/>
+                <w:color w:val="263A67"/>
+              </w:rPr>
+              <w:t xml:space="preserve">CHAPTER ROADMAP &amp; LEARNING CONTRACT</w:t>
+            </w:r>
+          </w:p>
+          <w:p>
+            <w:pPr>
+              <w:spacing w:after="120" w:line="300"/>
+            </w:pPr>
+            <w:r>
+              <w:rPr>
+                <w:b/>
+                <w:bCs/>
+                <w:color w:val="168A8A"/>
+              </w:rPr>
+              <w:t xml:space="preserve">WE WILL ACHIEVE: </w:t>
+            </w:r>
+            <w:r>
+              <w:t xml:space="preserve">Unblock Agile testing sprints and prevent contract drift by mastering JSON Schema validation, hosted Postman Mock Servers, and modern GraphQL query architectures.</w:t>
+            </w:r>
+          </w:p>
+          <w:p>
+            <w:pPr>
+              <w:spacing w:after="120" w:line="300"/>
+            </w:pPr>
+            <w:r>
+              <w:rPr>
+                <w:b/>
+                <w:bCs/>
+                <w:color w:val="4659A7"/>
+              </w:rPr>
+              <w:t xml:space="preserve">HOW WE WILL DO IT: </w:t>
+            </w:r>
+            <w:r>
+              <w:t xml:space="preserve">Define strict array schemas matching production REST contracts, configure cloud mock examples, execute seamless mock to live environment flips, and parameterize GraphQL queries.</w:t>
+            </w:r>
+          </w:p>
+          <w:p>
+            <w:pPr>
+              <w:spacing w:after="120" w:line="300"/>
+            </w:pPr>
+            <w:r>
+              <w:rPr>
+                <w:b/>
+                <w:bCs/>
+                <w:color w:val="263A67"/>
+              </w:rPr>
+              <w:t xml:space="preserve">WHAT YOU WILL CARRY FORWARD: </w:t>
+            </w:r>
+            <w:r>
+              <w:t xml:space="preserve">Production grade schema validation and mock virtualization techniques that prepare you for enterprise OAuth 2.0 security in Chapter 11.</w:t>
+            </w:r>
+          </w:p>
+        </w:tc>
+      </w:tr>
+    </w:tbl>
+    <w:tbl>
+      <w:tblPr>
+        <w:tblW w:type="pct" w:w="100%"/>
+        <w:tblBorders>
+          <w:top w:val="single" w:color="auto" w:sz="4"/>
+          <w:left w:val="single" w:color="auto" w:sz="4"/>
+          <w:bottom w:val="single" w:color="auto" w:sz="4"/>
+          <w:right w:val="single" w:color="auto" w:sz="4"/>
+          <w:insideH w:val="single" w:color="auto" w:sz="4"/>
+          <w:insideV w:val="single" w:color="auto" w:sz="4"/>
+        </w:tblBorders>
+      </w:tblPr>
+      <w:tblGrid>
+        <w:gridCol w:w="100"/>
+      </w:tblGrid>
+      <w:tr>
+        <w:tc>
+          <w:tcPr>
+            <w:tcBorders>
+              <w:top w:val="single" w:color="D9E0EA" w:sz="2"/>
+              <w:left w:val="single" w:color="D9E0EA" w:sz="2"/>
+              <w:bottom w:val="single" w:color="D9E0EA" w:sz="2"/>
+              <w:right w:val="single" w:color="D9E0EA" w:sz="2"/>
+            </w:tcBorders>
             <w:shd w:fill="EBF5FB" w:val="clear"/>
             <w:tcMar>
               <w:top w:type="dxa" w:w="130"/>
@@ -27412,7 +32118,7 @@
           <w:sz w:val="19"/>
           <w:szCs w:val="19"/>
         </w:rPr>
-        <w:t xml:space="preserve"> 3    "type": "object",</w:t>
+        <w:t xml:space="preserve"> 3    "type": "array",</w:t>
       </w:r>
     </w:p>
     <w:p>
@@ -27427,7 +32133,7 @@
           <w:sz w:val="19"/>
           <w:szCs w:val="19"/>
         </w:rPr>
-        <w:t xml:space="preserve"> 4    "required": ["book_name", "isbn", "aisle", "author"],</w:t>
+        <w:t xml:space="preserve"> 4    "items": {</w:t>
       </w:r>
     </w:p>
     <w:p>
@@ -27442,7 +32148,7 @@
           <w:sz w:val="19"/>
           <w:szCs w:val="19"/>
         </w:rPr>
-        <w:t xml:space="preserve"> 5    "properties": {</w:t>
+        <w:t xml:space="preserve"> 5      "type": "object",</w:t>
       </w:r>
     </w:p>
     <w:p>
@@ -27457,7 +32163,7 @@
           <w:sz w:val="19"/>
           <w:szCs w:val="19"/>
         </w:rPr>
-        <w:t xml:space="preserve"> 6      "book_name": { "type": "string" },</w:t>
+        <w:t xml:space="preserve"> 6      "required": ["book_name", "isbn", "aisle"],</w:t>
       </w:r>
     </w:p>
     <w:p>
@@ -27472,7 +32178,7 @@
           <w:sz w:val="19"/>
           <w:szCs w:val="19"/>
         </w:rPr>
-        <w:t xml:space="preserve"> 7      "isbn": { "type": "string", "minLength": 3 },</w:t>
+        <w:t xml:space="preserve"> 7      "properties": {</w:t>
       </w:r>
     </w:p>
     <w:p>
@@ -27487,7 +32193,7 @@
           <w:sz w:val="19"/>
           <w:szCs w:val="19"/>
         </w:rPr>
-        <w:t xml:space="preserve"> 8      "aisle": { "type": "integer", "minimum": 1 },</w:t>
+        <w:t xml:space="preserve"> 8        "book_name": { "type": "string" },</w:t>
       </w:r>
     </w:p>
     <w:p>
@@ -27502,7 +32208,7 @@
           <w:sz w:val="19"/>
           <w:szCs w:val="19"/>
         </w:rPr>
-        <w:t xml:space="preserve"> 9      "author": { "type": "string" }</w:t>
+        <w:t xml:space="preserve"> 9        "isbn": { "type": "string", "minLength": 3 },</w:t>
       </w:r>
     </w:p>
     <w:p>
@@ -27517,7 +32223,7 @@
           <w:sz w:val="19"/>
           <w:szCs w:val="19"/>
         </w:rPr>
-        <w:t xml:space="preserve">10    }</w:t>
+        <w:t xml:space="preserve">10        "aisle": { "type": "string" }</w:t>
       </w:r>
     </w:p>
     <w:p>
@@ -27532,7 +32238,37 @@
           <w:sz w:val="19"/>
           <w:szCs w:val="19"/>
         </w:rPr>
-        <w:t xml:space="preserve">11  }</w:t>
+        <w:t xml:space="preserve">11      }</w:t>
+      </w:r>
+    </w:p>
+    <w:p>
+      <w:pPr>
+        <w:keepLines/>
+        <w:shd w:fill="F4F6F9" w:val="clear"/>
+        <w:spacing w:after="0" w:line="260"/>
+      </w:pPr>
+      <w:r>
+        <w:rPr>
+          <w:rFonts w:ascii="Consolas" w:cs="Consolas" w:eastAsia="Consolas" w:hAnsi="Consolas"/>
+          <w:sz w:val="19"/>
+          <w:szCs w:val="19"/>
+        </w:rPr>
+        <w:t xml:space="preserve">12    }</w:t>
+      </w:r>
+    </w:p>
+    <w:p>
+      <w:pPr>
+        <w:keepLines/>
+        <w:shd w:fill="F4F6F9" w:val="clear"/>
+        <w:spacing w:after="0" w:line="260"/>
+      </w:pPr>
+      <w:r>
+        <w:rPr>
+          <w:rFonts w:ascii="Consolas" w:cs="Consolas" w:eastAsia="Consolas" w:hAnsi="Consolas"/>
+          <w:sz w:val="19"/>
+          <w:szCs w:val="19"/>
+        </w:rPr>
+        <w:t xml:space="preserve">13  }</w:t>
       </w:r>
     </w:p>
     <w:tbl>
@@ -27577,31 +32313,31 @@
                 <w:bCs/>
                 <w:color w:val="263A67"/>
               </w:rPr>
-              <w:t xml:space="preserve">Detecting Costly Type Mismatches Early</w:t>
-            </w:r>
-          </w:p>
-          <w:p>
-            <w:pPr>
-              <w:spacing w:after="120" w:line="300"/>
-            </w:pPr>
-            <w:r>
-              <w:t xml:space="preserve">A frequent bug in web applications is data type discrepancy: the mobile app expects a numerical price (45), but the backend accidentally serializes it as a string ("45").</w:t>
-            </w:r>
-          </w:p>
-          <w:p>
-            <w:pPr>
-              <w:spacing w:after="120" w:line="300"/>
-            </w:pPr>
-            <w:r>
-              <w:t xml:space="preserve">Manual inspection often overlooks this subtle bug because the human eye sees the digits 45 in both cases.</w:t>
-            </w:r>
-          </w:p>
-          <w:p>
-            <w:pPr>
-              <w:spacing w:after="120" w:line="300"/>
-            </w:pPr>
-            <w:r>
-              <w:t xml:space="preserve">JSON Schema validation catches type mismatches automatically during test execution, preventing severe client side calculation errors.</w:t>
+              <w:t xml:space="preserve">The Array Trap in REST Search Endpoints</w:t>
+            </w:r>
+          </w:p>
+          <w:p>
+            <w:pPr>
+              <w:spacing w:after="120" w:line="300"/>
+            </w:pPr>
+            <w:r>
+              <w:t xml:space="preserve">A frequent pitfall among freshers is declaring the root type as object when inspecting query endpoints.</w:t>
+            </w:r>
+          </w:p>
+          <w:p>
+            <w:pPr>
+              <w:spacing w:after="120" w:line="300"/>
+            </w:pPr>
+            <w:r>
+              <w:t xml:space="preserve">In RESTful services, search endpoints like GET /v1/books?id=... return a list of matching entries even when only one record matches. The root container is an array ([]) rather than a single object ({}).</w:t>
+            </w:r>
+          </w:p>
+          <w:p>
+            <w:pPr>
+              <w:spacing w:after="120" w:line="300"/>
+            </w:pPr>
+            <w:r>
+              <w:t xml:space="preserve">Declaring type: "object" against an array response immediately triggers a schema mismatch failure. Always verify whether the root token is a curly bracket or an open square bracket!</w:t>
             </w:r>
           </w:p>
         </w:tc>
@@ -27711,7 +32447,7 @@
               <w:spacing w:after="120" w:line="300"/>
             </w:pPr>
             <w:r>
-              <w:t xml:space="preserve">Specifies mandatory fields and exact expected data types (strings, positive integers).</w:t>
+              <w:t xml:space="preserve">Specifies that the response is an array of book objects with required string properties.</w:t>
             </w:r>
           </w:p>
           <w:p>
@@ -27741,13 +32477,15 @@
                 <w:szCs w:val="19"/>
               </w:rPr>
               <w:t xml:space="preserve"> 1  const schemaContract = {
-    type: "object",
-    required: ["book_name", "isbn", "aisle", "author"],
-    properties: {
-        book_name: { type: "string" },
-        isbn: { type: "string" },
-        aisle: { type: "integer", minimum: 1 },
-        author: { type: "string" }
+    type: "array",
+    items: {
+        type: "object",
+        required: ["book_name", "isbn", "aisle"],
+        properties: {
+            book_name: { type: "string" },
+            isbn: { type: "string" },
+            aisle: { type: "string" }
+        }
     }
 };</w:t>
             </w:r>
@@ -27964,23 +32702,23 @@
                 <w:bCs/>
                 <w:color w:val="263A67"/>
               </w:rPr>
-              <w:t xml:space="preserve">If a backend update changes the aisle field from integer 42 to string "42", how will this schema test react?</w:t>
-            </w:r>
-          </w:p>
-          <w:p>
-            <w:pPr>
-              <w:spacing w:after="120" w:line="300"/>
-            </w:pPr>
-            <w:r>
-              <w:t xml:space="preserve">A. The test fails immediately: tv4 flags a type mismatch because string was received where integer was required</w:t>
-            </w:r>
-          </w:p>
-          <w:p>
-            <w:pPr>
-              <w:spacing w:after="120" w:line="300"/>
-            </w:pPr>
-            <w:r>
-              <w:t xml:space="preserve">B. The test passes green because JSON automatically converts strings to numbers</w:t>
+              <w:t xml:space="preserve">If a backend update changes the aisle field from string "42" to a number 42, how will this schema test react?</w:t>
+            </w:r>
+          </w:p>
+          <w:p>
+            <w:pPr>
+              <w:spacing w:after="120" w:line="300"/>
+            </w:pPr>
+            <w:r>
+              <w:t xml:space="preserve">A. The test fails immediately: tv4 flags a type mismatch because number was received where string was required</w:t>
+            </w:r>
+          </w:p>
+          <w:p>
+            <w:pPr>
+              <w:spacing w:after="120" w:line="300"/>
+            </w:pPr>
+            <w:r>
+              <w:t xml:space="preserve">B. The test passes green because JSON automatically converts numbers to strings</w:t>
             </w:r>
           </w:p>
           <w:p>
@@ -28012,7 +32750,7 @@
               <w:t xml:space="preserve">Actual Output (Schema Type Mismatch Confirmation): </w:t>
             </w:r>
             <w:r>
-              <w:t xml:space="preserve">Schema drift caught instantly! JSON Schema is strictly typed: tv4 flags an AssertionError with message "Invalid type: string (expected integer) at /aisle". This protects mobile apps from crashing before bad code reaches production!</w:t>
+              <w:t xml:space="preserve">Schema drift caught instantly! JSON Schema is strictly typed: tv4 flags an AssertionError with message "Invalid type: number (expected string) at /0/aisle". This protects mobile apps from crashing before bad code reaches production!</w:t>
             </w:r>
           </w:p>
         </w:tc>
@@ -30865,6 +35603,102 @@
               <w:bottom w:val="single" w:color="D9E0EA" w:sz="2"/>
               <w:right w:val="single" w:color="D9E0EA" w:sz="2"/>
             </w:tcBorders>
+            <w:shd w:fill="F8FAFC" w:val="clear"/>
+            <w:tcMar>
+              <w:top w:type="dxa" w:w="130"/>
+              <w:left w:type="dxa" w:w="160"/>
+              <w:bottom w:type="dxa" w:w="130"/>
+              <w:right w:type="dxa" w:w="160"/>
+            </w:tcMar>
+          </w:tcPr>
+          <w:p>
+            <w:pPr>
+              <w:spacing w:after="120" w:line="300"/>
+            </w:pPr>
+            <w:r>
+              <w:rPr>
+                <w:b/>
+                <w:bCs/>
+                <w:color w:val="263A67"/>
+              </w:rPr>
+              <w:t xml:space="preserve">CHAPTER ROADMAP &amp; LEARNING CONTRACT</w:t>
+            </w:r>
+          </w:p>
+          <w:p>
+            <w:pPr>
+              <w:spacing w:after="120" w:line="300"/>
+            </w:pPr>
+            <w:r>
+              <w:rPr>
+                <w:b/>
+                <w:bCs/>
+                <w:color w:val="168A8A"/>
+              </w:rPr>
+              <w:t xml:space="preserve">WE WILL ACHIEVE: </w:t>
+            </w:r>
+            <w:r>
+              <w:t xml:space="preserve">Master modern enterprise API security by deconstructing OAuth 2.0 grant types, automating token handshakes in test suites, and chaining Bearer tokens into protected requests.</w:t>
+            </w:r>
+          </w:p>
+          <w:p>
+            <w:pPr>
+              <w:spacing w:after="120" w:line="300"/>
+            </w:pPr>
+            <w:r>
+              <w:rPr>
+                <w:b/>
+                <w:bCs/>
+                <w:color w:val="4659A7"/>
+              </w:rPr>
+              <w:t xml:space="preserve">HOW WE WILL DO IT: </w:t>
+            </w:r>
+            <w:r>
+              <w:t xml:space="preserve">Contrast interactive Authorization Code flows with machine to machine Client Credentials for CI CD, execute live token exchange requests, extract tokens into global variables, and validate 401 unauthorized boundaries.</w:t>
+            </w:r>
+          </w:p>
+          <w:p>
+            <w:pPr>
+              <w:spacing w:after="120" w:line="300"/>
+            </w:pPr>
+            <w:r>
+              <w:rPr>
+                <w:b/>
+                <w:bCs/>
+                <w:color w:val="263A67"/>
+              </w:rPr>
+              <w:t xml:space="preserve">WHAT YOU WILL CARRY FORWARD: </w:t>
+            </w:r>
+            <w:r>
+              <w:t xml:space="preserve">Automated token acquisition patterns and authenticated collection runs that safeguard enterprise endpoints, carrying forward into XML web services in Chapter 12.</w:t>
+            </w:r>
+          </w:p>
+        </w:tc>
+      </w:tr>
+    </w:tbl>
+    <w:tbl>
+      <w:tblPr>
+        <w:tblW w:type="pct" w:w="100%"/>
+        <w:tblBorders>
+          <w:top w:val="single" w:color="auto" w:sz="4"/>
+          <w:left w:val="single" w:color="auto" w:sz="4"/>
+          <w:bottom w:val="single" w:color="auto" w:sz="4"/>
+          <w:right w:val="single" w:color="auto" w:sz="4"/>
+          <w:insideH w:val="single" w:color="auto" w:sz="4"/>
+          <w:insideV w:val="single" w:color="auto" w:sz="4"/>
+        </w:tblBorders>
+      </w:tblPr>
+      <w:tblGrid>
+        <w:gridCol w:w="100"/>
+      </w:tblGrid>
+      <w:tr>
+        <w:tc>
+          <w:tcPr>
+            <w:tcBorders>
+              <w:top w:val="single" w:color="D9E0EA" w:sz="2"/>
+              <w:left w:val="single" w:color="D9E0EA" w:sz="2"/>
+              <w:bottom w:val="single" w:color="D9E0EA" w:sz="2"/>
+              <w:right w:val="single" w:color="D9E0EA" w:sz="2"/>
+            </w:tcBorders>
             <w:shd w:fill="EBF5FB" w:val="clear"/>
             <w:tcMar>
               <w:top w:type="dxa" w:w="130"/>
@@ -32932,15 +37766,95 @@
           <w:bCs/>
           <w:color w:val="4659A7"/>
         </w:rPr>
-        <w:t xml:space="preserve">Step 6: Automating Token Workflows and Global Variables in Postman</w:t>
-      </w:r>
-    </w:p>
+        <w:t xml:space="preserve">Step 6: Automating Token Workflows and CI CD Grant Types</w:t>
+      </w:r>
+    </w:p>
+    <w:tbl>
+      <w:tblPr>
+        <w:tblW w:type="pct" w:w="100%"/>
+        <w:tblBorders>
+          <w:top w:val="single" w:color="auto" w:sz="4"/>
+          <w:left w:val="single" w:color="auto" w:sz="4"/>
+          <w:bottom w:val="single" w:color="auto" w:sz="4"/>
+          <w:right w:val="single" w:color="auto" w:sz="4"/>
+          <w:insideH w:val="single" w:color="auto" w:sz="4"/>
+          <w:insideV w:val="single" w:color="auto" w:sz="4"/>
+        </w:tblBorders>
+      </w:tblPr>
+      <w:tblGrid>
+        <w:gridCol w:w="100"/>
+      </w:tblGrid>
+      <w:tr>
+        <w:tc>
+          <w:tcPr>
+            <w:tcBorders>
+              <w:top w:val="single" w:color="D9E0EA" w:sz="2"/>
+              <w:left w:val="single" w:color="D9E0EA" w:sz="2"/>
+              <w:bottom w:val="single" w:color="D9E0EA" w:sz="2"/>
+              <w:right w:val="single" w:color="D9E0EA" w:sz="2"/>
+            </w:tcBorders>
+            <w:shd w:fill="F2F4FA" w:val="clear"/>
+            <w:tcMar>
+              <w:top w:type="dxa" w:w="130"/>
+              <w:left w:type="dxa" w:w="160"/>
+              <w:bottom w:type="dxa" w:w="130"/>
+              <w:right w:type="dxa" w:w="160"/>
+            </w:tcMar>
+          </w:tcPr>
+          <w:p>
+            <w:pPr>
+              <w:spacing w:after="120" w:line="300"/>
+            </w:pPr>
+            <w:r>
+              <w:rPr>
+                <w:b/>
+                <w:bCs/>
+                <w:color w:val="263A67"/>
+              </w:rPr>
+              <w:t xml:space="preserve">Architectural Choice: Authorization Code vs Client Credentials in CI CD</w:t>
+            </w:r>
+          </w:p>
+          <w:p>
+            <w:pPr>
+              <w:spacing w:after="120" w:line="300"/>
+            </w:pPr>
+            <w:r>
+              <w:t xml:space="preserve">Why can you not easily run an Authorization Code flow inside a headless continuous integration build server?</w:t>
+            </w:r>
+          </w:p>
+          <w:p>
+            <w:pPr>
+              <w:spacing w:after="120" w:line="300"/>
+            </w:pPr>
+            <w:r>
+              <w:t xml:space="preserve">• Authorization Code Grant requires an interactive web browser where a human student logs in and clicks Allow. In unattended Jenkins, GitHub Actions, or GitLab CI pipelines, there is no browser and no human user to solve two factor authentication prompts!</w:t>
+            </w:r>
+          </w:p>
+          <w:p>
+            <w:pPr>
+              <w:spacing w:after="120" w:line="300"/>
+            </w:pPr>
+            <w:r>
+              <w:t xml:space="preserve">• Client Credentials Grant is designed specifically for machine to machine automation. The automated test runner dispatches a direct backend call with grant_type=client_credentials, client_id, and client_secret to POST /oauth/token, receiving an automated service token in milliseconds without user interaction.</w:t>
+            </w:r>
+          </w:p>
+          <w:p>
+            <w:pPr>
+              <w:spacing w:after="120" w:line="300"/>
+            </w:pPr>
+            <w:r>
+              <w:t xml:space="preserve">When testing public user journeys, Postman handles Authorization Code. When testing automated background microservice integrations in CI CD, configure the Client Credentials grant.</w:t>
+            </w:r>
+          </w:p>
+        </w:tc>
+      </w:tr>
+    </w:tbl>
     <w:p>
       <w:pPr>
         <w:spacing w:after="120" w:line="300"/>
       </w:pPr>
       <w:r>
-        <w:t xml:space="preserve">When executing test collections automatedly in CI CD pipelines, you cannot open a browser window to click login buttons. Instead, we configure an automated token exchange request as the very first step in our collection. In its Tests script, we extract the access token and save it into a global variable so every subsequent request inherits it automatically. You can download the script: [Download Capture Bearer Token Script](/materials/zero-to-agentic-api-testing/lesson-11/capture-bearer-token.js):</w:t>
+        <w:t xml:space="preserve">When executing test collections automatedly in CI CD pipelines, we configure an automated token exchange request as the very first step in our collection. In its Tests script, we extract the access token and save it into a global variable so every subsequent request inherits it automatically. You can download the script: [Download Capture Bearer Token Script](/materials/zero-to-agentic-api-testing/lesson-11/capture-bearer-token.js):</w:t>
       </w:r>
     </w:p>
     <w:p>
@@ -34294,6 +39208,102 @@
                 <w:color w:val="263A67"/>
               </w:rPr>
               <w:t xml:space="preserve">ACTIVE MISSION: Mission 3: Hardening for Enterprise Production and CI CD</w:t>
+            </w:r>
+          </w:p>
+        </w:tc>
+      </w:tr>
+    </w:tbl>
+    <w:tbl>
+      <w:tblPr>
+        <w:tblW w:type="pct" w:w="100%"/>
+        <w:tblBorders>
+          <w:top w:val="single" w:color="auto" w:sz="4"/>
+          <w:left w:val="single" w:color="auto" w:sz="4"/>
+          <w:bottom w:val="single" w:color="auto" w:sz="4"/>
+          <w:right w:val="single" w:color="auto" w:sz="4"/>
+          <w:insideH w:val="single" w:color="auto" w:sz="4"/>
+          <w:insideV w:val="single" w:color="auto" w:sz="4"/>
+        </w:tblBorders>
+      </w:tblPr>
+      <w:tblGrid>
+        <w:gridCol w:w="100"/>
+      </w:tblGrid>
+      <w:tr>
+        <w:tc>
+          <w:tcPr>
+            <w:tcBorders>
+              <w:top w:val="single" w:color="D9E0EA" w:sz="2"/>
+              <w:left w:val="single" w:color="D9E0EA" w:sz="2"/>
+              <w:bottom w:val="single" w:color="D9E0EA" w:sz="2"/>
+              <w:right w:val="single" w:color="D9E0EA" w:sz="2"/>
+            </w:tcBorders>
+            <w:shd w:fill="F8FAFC" w:val="clear"/>
+            <w:tcMar>
+              <w:top w:type="dxa" w:w="130"/>
+              <w:left w:type="dxa" w:w="160"/>
+              <w:bottom w:type="dxa" w:w="130"/>
+              <w:right w:type="dxa" w:w="160"/>
+            </w:tcMar>
+          </w:tcPr>
+          <w:p>
+            <w:pPr>
+              <w:spacing w:after="120" w:line="300"/>
+            </w:pPr>
+            <w:r>
+              <w:rPr>
+                <w:b/>
+                <w:bCs/>
+                <w:color w:val="263A67"/>
+              </w:rPr>
+              <w:t xml:space="preserve">CHAPTER ROADMAP &amp; LEARNING CONTRACT</w:t>
+            </w:r>
+          </w:p>
+          <w:p>
+            <w:pPr>
+              <w:spacing w:after="120" w:line="300"/>
+            </w:pPr>
+            <w:r>
+              <w:rPr>
+                <w:b/>
+                <w:bCs/>
+                <w:color w:val="168A8A"/>
+              </w:rPr>
+              <w:t xml:space="preserve">WE WILL ACHIEVE: </w:t>
+            </w:r>
+            <w:r>
+              <w:t xml:space="preserve">Master legacy enterprise web services by crafting SOAP 1.1 and 1.2 XML envelopes, parsing XML responses with xml2Json, and asserting payload data defensively.</w:t>
+            </w:r>
+          </w:p>
+          <w:p>
+            <w:pPr>
+              <w:spacing w:after="120" w:line="300"/>
+            </w:pPr>
+            <w:r>
+              <w:rPr>
+                <w:b/>
+                <w:bCs/>
+                <w:color w:val="4659A7"/>
+              </w:rPr>
+              <w:t xml:space="preserve">HOW WE WILL DO IT: </w:t>
+            </w:r>
+            <w:r>
+              <w:t xml:space="preserve">Contrast REST with SOAP, configure strict Content Type headers, convert XML envelopes into traversable JavaScript objects, and defend against legacy whitespace quirks with trim.</w:t>
+            </w:r>
+          </w:p>
+          <w:p>
+            <w:pPr>
+              <w:spacing w:after="120" w:line="300"/>
+            </w:pPr>
+            <w:r>
+              <w:rPr>
+                <w:b/>
+                <w:bCs/>
+                <w:color w:val="263A67"/>
+              </w:rPr>
+              <w:t xml:space="preserve">WHAT YOU WILL CARRY FORWARD: </w:t>
+            </w:r>
+            <w:r>
+              <w:t xml:space="preserve">The complete multi protocol toolkit (REST, GraphQL, and SOAP) ready for unattended command line test execution in Jenkins and Newman in Chapter 13.</w:t>
             </w:r>
           </w:p>
         </w:tc>
@@ -36434,7 +41444,7 @@
           <w:sz w:val="19"/>
           <w:szCs w:val="19"/>
         </w:rPr>
-        <w:t xml:space="preserve">15      pm.expect(actualValue).to.eql("four hundred");</w:t>
+        <w:t xml:space="preserve">15      // Defensive trim handles legacy SOAP trailing whitespace</w:t>
       </w:r>
     </w:p>
     <w:p>
@@ -36449,7 +41459,22 @@
           <w:sz w:val="19"/>
           <w:szCs w:val="19"/>
         </w:rPr>
-        <w:t xml:space="preserve">16  });</w:t>
+        <w:t xml:space="preserve">16      pm.expect(actualValue.trim()).to.eql("four hundred");</w:t>
+      </w:r>
+    </w:p>
+    <w:p>
+      <w:pPr>
+        <w:keepLines/>
+        <w:shd w:fill="F4F6F9" w:val="clear"/>
+        <w:spacing w:after="0" w:line="260"/>
+      </w:pPr>
+      <w:r>
+        <w:rPr>
+          <w:rFonts w:ascii="Consolas" w:cs="Consolas" w:eastAsia="Consolas" w:hAnsi="Consolas"/>
+          <w:sz w:val="19"/>
+          <w:szCs w:val="19"/>
+        </w:rPr>
+        <w:t xml:space="preserve">17  });</w:t>
       </w:r>
     </w:p>
     <w:tbl>
@@ -36494,6 +41519,78 @@
                 <w:bCs/>
                 <w:color w:val="263A67"/>
               </w:rPr>
+              <w:t xml:space="preserve">Legacy SOAP Reality: The Trailing Whitespace Trap</w:t>
+            </w:r>
+          </w:p>
+          <w:p>
+            <w:pPr>
+              <w:spacing w:after="120" w:line="300"/>
+            </w:pPr>
+            <w:r>
+              <w:t xml:space="preserve">A real world quirk of the public DataAccess NumberConversion SOAP service is that it appends a trailing space to words: returning "four hundred " rather than "four hundred".</w:t>
+            </w:r>
+          </w:p>
+          <w:p>
+            <w:pPr>
+              <w:spacing w:after="120" w:line="300"/>
+            </w:pPr>
+            <w:r>
+              <w:t xml:space="preserve">If you write pm.expect(actualValue).to.eql("four hundred") without trimming, your test will fail with an unexpected character difference at index 12!</w:t>
+            </w:r>
+          </w:p>
+          <w:p>
+            <w:pPr>
+              <w:spacing w:after="120" w:line="300"/>
+            </w:pPr>
+            <w:r>
+              <w:t xml:space="preserve">In automated testing of legacy XML services, always use defensive methods like actualValue.trim() or pm.expect(actualValue).to.include("four hundred") to safeguard tests from invisible whitespace discrepancies.</w:t>
+            </w:r>
+          </w:p>
+        </w:tc>
+      </w:tr>
+    </w:tbl>
+    <w:tbl>
+      <w:tblPr>
+        <w:tblW w:type="pct" w:w="100%"/>
+        <w:tblBorders>
+          <w:top w:val="single" w:color="auto" w:sz="4"/>
+          <w:left w:val="single" w:color="auto" w:sz="4"/>
+          <w:bottom w:val="single" w:color="auto" w:sz="4"/>
+          <w:right w:val="single" w:color="auto" w:sz="4"/>
+          <w:insideH w:val="single" w:color="auto" w:sz="4"/>
+          <w:insideV w:val="single" w:color="auto" w:sz="4"/>
+        </w:tblBorders>
+      </w:tblPr>
+      <w:tblGrid>
+        <w:gridCol w:w="100"/>
+      </w:tblGrid>
+      <w:tr>
+        <w:tc>
+          <w:tcPr>
+            <w:tcBorders>
+              <w:top w:val="single" w:color="D9E0EA" w:sz="2"/>
+              <w:left w:val="single" w:color="D9E0EA" w:sz="2"/>
+              <w:bottom w:val="single" w:color="D9E0EA" w:sz="2"/>
+              <w:right w:val="single" w:color="D9E0EA" w:sz="2"/>
+            </w:tcBorders>
+            <w:shd w:fill="F2F4FA" w:val="clear"/>
+            <w:tcMar>
+              <w:top w:type="dxa" w:w="130"/>
+              <w:left w:type="dxa" w:w="160"/>
+              <w:bottom w:type="dxa" w:w="130"/>
+              <w:right w:type="dxa" w:w="160"/>
+            </w:tcMar>
+          </w:tcPr>
+          <w:p>
+            <w:pPr>
+              <w:spacing w:after="120" w:line="300"/>
+            </w:pPr>
+            <w:r>
+              <w:rPr>
+                <w:b/>
+                <w:bCs/>
+                <w:color w:val="263A67"/>
+              </w:rPr>
               <w:t xml:space="preserve">Fresher Trap to Avoid: Using Dot Notation for XML Namespaces</w:t>
             </w:r>
           </w:p>
@@ -36722,7 +41819,7 @@
           <w:sz w:val="19"/>
           <w:szCs w:val="19"/>
         </w:rPr>
-        <w:t xml:space="preserve"> 7      pm.expect(actualWord).to.eql(expectedWord);</w:t>
+        <w:t xml:space="preserve"> 7      pm.expect(actualWord.trim()).to.eql(expectedWord);</w:t>
       </w:r>
     </w:p>
     <w:p>
@@ -37846,6 +42943,102 @@
                 <w:color w:val="263A67"/>
               </w:rPr>
               <w:t xml:space="preserve">ACTIVE MISSION: Mission 3: Hardening for Enterprise Production and CI CD</w:t>
+            </w:r>
+          </w:p>
+        </w:tc>
+      </w:tr>
+    </w:tbl>
+    <w:tbl>
+      <w:tblPr>
+        <w:tblW w:type="pct" w:w="100%"/>
+        <w:tblBorders>
+          <w:top w:val="single" w:color="auto" w:sz="4"/>
+          <w:left w:val="single" w:color="auto" w:sz="4"/>
+          <w:bottom w:val="single" w:color="auto" w:sz="4"/>
+          <w:right w:val="single" w:color="auto" w:sz="4"/>
+          <w:insideH w:val="single" w:color="auto" w:sz="4"/>
+          <w:insideV w:val="single" w:color="auto" w:sz="4"/>
+        </w:tblBorders>
+      </w:tblPr>
+      <w:tblGrid>
+        <w:gridCol w:w="100"/>
+      </w:tblGrid>
+      <w:tr>
+        <w:tc>
+          <w:tcPr>
+            <w:tcBorders>
+              <w:top w:val="single" w:color="D9E0EA" w:sz="2"/>
+              <w:left w:val="single" w:color="D9E0EA" w:sz="2"/>
+              <w:bottom w:val="single" w:color="D9E0EA" w:sz="2"/>
+              <w:right w:val="single" w:color="D9E0EA" w:sz="2"/>
+            </w:tcBorders>
+            <w:shd w:fill="F8FAFC" w:val="clear"/>
+            <w:tcMar>
+              <w:top w:type="dxa" w:w="130"/>
+              <w:left w:type="dxa" w:w="160"/>
+              <w:bottom w:type="dxa" w:w="130"/>
+              <w:right w:type="dxa" w:w="160"/>
+            </w:tcMar>
+          </w:tcPr>
+          <w:p>
+            <w:pPr>
+              <w:spacing w:after="120" w:line="300"/>
+            </w:pPr>
+            <w:r>
+              <w:rPr>
+                <w:b/>
+                <w:bCs/>
+                <w:color w:val="263A67"/>
+              </w:rPr>
+              <w:t xml:space="preserve">CHAPTER ROADMAP &amp; LEARNING CONTRACT</w:t>
+            </w:r>
+          </w:p>
+          <w:p>
+            <w:pPr>
+              <w:spacing w:after="120" w:line="300"/>
+            </w:pPr>
+            <w:r>
+              <w:rPr>
+                <w:b/>
+                <w:bCs/>
+                <w:color w:val="168A8A"/>
+              </w:rPr>
+              <w:t xml:space="preserve">WE WILL ACHIEVE: </w:t>
+            </w:r>
+            <w:r>
+              <w:t xml:space="preserve">Transform your desktop collection into an automated, headless deployment gate by mastering Newman CLI, HTML Extra reports, and CI CD pipeline integration.</w:t>
+            </w:r>
+          </w:p>
+          <w:p>
+            <w:pPr>
+              <w:spacing w:after="120" w:line="300"/>
+            </w:pPr>
+            <w:r>
+              <w:rPr>
+                <w:b/>
+                <w:bCs/>
+                <w:color w:val="4659A7"/>
+              </w:rPr>
+              <w:t xml:space="preserve">HOW WE WILL DO IT: </w:t>
+            </w:r>
+            <w:r>
+              <w:t xml:space="preserve">Export portable JSON collections and environments, execute command line runs with data files and fail fast bail flags, generate visual dashboards, and configure Jenkins automation.</w:t>
+            </w:r>
+          </w:p>
+          <w:p>
+            <w:pPr>
+              <w:spacing w:after="120" w:line="300"/>
+            </w:pPr>
+            <w:r>
+              <w:rPr>
+                <w:b/>
+                <w:bCs/>
+                <w:color w:val="263A67"/>
+              </w:rPr>
+              <w:t xml:space="preserve">WHAT YOU WILL CARRY FORWARD: </w:t>
+            </w:r>
+            <w:r>
+              <w:t xml:space="preserve">The complete enterprise grade automated API testing pipeline running autonomously in continuous delivery pipelines, achieving full Mission 3 victory.</w:t>
             </w:r>
           </w:p>
         </w:tc>
@@ -38899,7 +44092,7 @@
           <w:sz w:val="19"/>
           <w:szCs w:val="19"/>
         </w:rPr>
-        <w:t xml:space="preserve">10    ✓ Retrieved book author matches the original creation author</w:t>
+        <w:t xml:space="preserve">10    ✓ Retrieved book name matches "Learn Postman Testing"</w:t>
       </w:r>
     </w:p>
     <w:p>
@@ -38914,7 +44107,7 @@
           <w:sz w:val="19"/>
           <w:szCs w:val="19"/>
         </w:rPr>
-        <w:t xml:space="preserve">11   </w:t>
+        <w:t xml:space="preserve">11    ✓ Catalog ISBN and aisle match created coordinates</w:t>
       </w:r>
     </w:p>
     <w:p>
@@ -38929,7 +44122,7 @@
           <w:sz w:val="19"/>
           <w:szCs w:val="19"/>
         </w:rPr>
-        <w:t xml:space="preserve">12  POST https://uat-api.campuslibrary.org/v1/books/delete [200 OK, 212B, 158ms]</w:t>
+        <w:t xml:space="preserve">12   </w:t>
       </w:r>
     </w:p>
     <w:p>
@@ -38944,7 +44137,7 @@
           <w:sz w:val="19"/>
           <w:szCs w:val="19"/>
         </w:rPr>
-        <w:t xml:space="preserve">13    ✓ Book is successfully deleted message verified</w:t>
+        <w:t xml:space="preserve">13  POST https://uat-api.campuslibrary.org/v1/books/delete [200 OK, 212B, 158ms]</w:t>
       </w:r>
     </w:p>
     <w:p>
@@ -38959,7 +44152,7 @@
           <w:sz w:val="19"/>
           <w:szCs w:val="19"/>
         </w:rPr>
-        <w:t xml:space="preserve">14   </w:t>
+        <w:t xml:space="preserve">14    ✓ Book is successfully deleted message verified</w:t>
       </w:r>
     </w:p>
     <w:p>
@@ -38974,7 +44167,7 @@
           <w:sz w:val="19"/>
           <w:szCs w:val="19"/>
         </w:rPr>
-        <w:t xml:space="preserve">15  ┌─────────────────────────┬──────────┬──────────┐</w:t>
+        <w:t xml:space="preserve">15   </w:t>
       </w:r>
     </w:p>
     <w:p>
@@ -38989,7 +44182,7 @@
           <w:sz w:val="19"/>
           <w:szCs w:val="19"/>
         </w:rPr>
-        <w:t xml:space="preserve">16  │                         │ Executed │   Failed │</w:t>
+        <w:t xml:space="preserve">16  ┌─────────────────────────┬──────────┬──────────┐</w:t>
       </w:r>
     </w:p>
     <w:p>
@@ -39004,7 +44197,7 @@
           <w:sz w:val="19"/>
           <w:szCs w:val="19"/>
         </w:rPr>
-        <w:t xml:space="preserve">17  ├─────────────────────────┼──────────┼──────────┤</w:t>
+        <w:t xml:space="preserve">17  │                         │ Executed │   Failed │</w:t>
       </w:r>
     </w:p>
     <w:p>
@@ -39019,7 +44212,7 @@
           <w:sz w:val="19"/>
           <w:szCs w:val="19"/>
         </w:rPr>
-        <w:t xml:space="preserve">18  │              iterations │        3 │        0 │</w:t>
+        <w:t xml:space="preserve">18  ├─────────────────────────┼──────────┼──────────┤</w:t>
       </w:r>
     </w:p>
     <w:p>
@@ -39034,7 +44227,7 @@
           <w:sz w:val="19"/>
           <w:szCs w:val="19"/>
         </w:rPr>
-        <w:t xml:space="preserve">19  │                requests │        9 │        0 │</w:t>
+        <w:t xml:space="preserve">19  │              iterations │        3 │        0 │</w:t>
       </w:r>
     </w:p>
     <w:p>
@@ -39049,7 +44242,7 @@
           <w:sz w:val="19"/>
           <w:szCs w:val="19"/>
         </w:rPr>
-        <w:t xml:space="preserve">20  │            test-scripts │       18 │        0 │</w:t>
+        <w:t xml:space="preserve">20  │                requests │        9 │        0 │</w:t>
       </w:r>
     </w:p>
     <w:p>
@@ -39064,7 +44257,7 @@
           <w:sz w:val="19"/>
           <w:szCs w:val="19"/>
         </w:rPr>
-        <w:t xml:space="preserve">21  │      prerequest-scripts │       12 │        0 │</w:t>
+        <w:t xml:space="preserve">21  │            test-scripts │       18 │        0 │</w:t>
       </w:r>
     </w:p>
     <w:p>
@@ -39079,7 +44272,7 @@
           <w:sz w:val="19"/>
           <w:szCs w:val="19"/>
         </w:rPr>
-        <w:t xml:space="preserve">22  │              assertions │       18 │        0 │</w:t>
+        <w:t xml:space="preserve">22  │      prerequest-scripts │       12 │        0 │</w:t>
       </w:r>
     </w:p>
     <w:p>
@@ -39094,7 +44287,7 @@
           <w:sz w:val="19"/>
           <w:szCs w:val="19"/>
         </w:rPr>
-        <w:t xml:space="preserve">23  └─────────────────────────┴──────────┴──────────┘</w:t>
+        <w:t xml:space="preserve">23  │              assertions │       18 │        0 │</w:t>
       </w:r>
     </w:p>
     <w:p>
@@ -39109,7 +44302,22 @@
           <w:sz w:val="19"/>
           <w:szCs w:val="19"/>
         </w:rPr>
-        <w:t xml:space="preserve">24  Execution Summary: 3 iterations, 9 requests, 18 assertions, 0 failures (518 ms)</w:t>
+        <w:t xml:space="preserve">24  └─────────────────────────┴──────────┴──────────┘</w:t>
+      </w:r>
+    </w:p>
+    <w:p>
+      <w:pPr>
+        <w:keepLines/>
+        <w:shd w:fill="F4F6F9" w:val="clear"/>
+        <w:spacing w:after="0" w:line="260"/>
+      </w:pPr>
+      <w:r>
+        <w:rPr>
+          <w:rFonts w:ascii="Consolas" w:cs="Consolas" w:eastAsia="Consolas" w:hAnsi="Consolas"/>
+          <w:sz w:val="19"/>
+          <w:szCs w:val="19"/>
+        </w:rPr>
+        <w:t xml:space="preserve">25  Execution Summary: 3 iterations, 9 requests, 18 assertions, 0 failures (518 ms)</w:t>
       </w:r>
     </w:p>
     <w:p>

--- a/public/books/zero-to-agentic-api-testing/edition-01/Zero-To-Agentic-Api-Testing-Edition-01.docx
+++ b/public/books/zero-to-agentic-api-testing/edition-01/Zero-To-Agentic-Api-Testing-Edition-01.docx
@@ -577,7 +577,7 @@
       </w:r>
     </w:p>
     <w:p>
-      <w:hyperlink w:history="1" r:id="rIdnapjfaudeb4bnvi09i4tc">
+      <w:hyperlink w:history="1" r:id="rIdhzmntdwg0mvccpr9ff-g_">
         <w:r>
           <w:rPr>
             <w:rStyle w:val="Hyperlink"/>
@@ -595,7 +595,7 @@
       </w:r>
     </w:p>
     <w:p>
-      <w:hyperlink w:history="1" r:id="rIdk3nsn7ktikwpu0xe4g3s7">
+      <w:hyperlink w:history="1" r:id="rId5m2luh6mywo3r3jwwaduy">
         <w:r>
           <w:rPr>
             <w:rStyle w:val="Hyperlink"/>

--- a/public/books/zero-to-agentic-api-testing/edition-01/Zero-To-Agentic-Api-Testing-Edition-01.docx
+++ b/public/books/zero-to-agentic-api-testing/edition-01/Zero-To-Agentic-Api-Testing-Edition-01.docx
@@ -577,7 +577,7 @@
       </w:r>
     </w:p>
     <w:p>
-      <w:hyperlink w:history="1" r:id="rId-hjpnylnbrm2iyplvr1ca">
+      <w:hyperlink w:history="1" r:id="rId9mpx1n71tgazggvflmzke">
         <w:r>
           <w:rPr>
             <w:rStyle w:val="Hyperlink"/>
@@ -595,7 +595,7 @@
       </w:r>
     </w:p>
     <w:p>
-      <w:hyperlink w:history="1" r:id="rIdpymu6epeciqzwdnv7uf7c">
+      <w:hyperlink w:history="1" r:id="rIdepqvtr3kzjdqhj0kcuhyi">
         <w:r>
           <w:rPr>
             <w:rStyle w:val="Hyperlink"/>
@@ -741,8 +741,71 @@
                 <w:bCs/>
                 <w:color w:val="263A67"/>
               </w:rPr>
-              <w:t xml:space="preserve">CHAPTER ROADMAP &amp; LEARNING CONTRACT</w:t>
-            </w:r>
+              <w:t xml:space="preserve">MISSION BRIEFING &amp; CHAPTER ROADMAP</w:t>
+            </w:r>
+          </w:p>
+          <w:p>
+            <w:pPr>
+              <w:spacing w:after="120" w:line="300"/>
+            </w:pPr>
+            <w:r>
+              <w:rPr>
+                <w:b/>
+                <w:bCs/>
+                <w:color w:val="168A8A"/>
+              </w:rPr>
+              <w:t xml:space="preserve">MISSION 1 · PHASE 1 OF 3: Global Open Data and Web Wire Audit</w:t>
+            </w:r>
+          </w:p>
+          <w:p>
+            <w:pPr>
+              <w:spacing w:after="120" w:line="300"/>
+            </w:pPr>
+            <w:r>
+              <w:rPr>
+                <w:b/>
+                <w:bCs/>
+                <w:color w:val="263A67"/>
+              </w:rPr>
+              <w:t xml:space="preserve">CRISIS SCENARIO: The Apex Campus Launch Crisis: When the Frontend Lost Its Voice</w:t>
+            </w:r>
+          </w:p>
+          <w:p>
+            <w:pPr>
+              <w:spacing w:after="120" w:line="300"/>
+            </w:pPr>
+            <w:r>
+              <w:rPr>
+                <w:b/>
+                <w:bCs/>
+              </w:rPr>
+              <w:t xml:space="preserve">Context: </w:t>
+            </w:r>
+            <w:r>
+              <w:t xml:space="preserve">On the eve of university orientation, the student mobile application failed to display campus data. The triage war room discovered a silent disconnect between client UI code and backend services. To resolve the crisis and establish lasting quality gates, we must inspect the wire from first principles, construct a minimal server, and audit every core HTTP operation.</w:t>
+            </w:r>
+          </w:p>
+          <w:p>
+            <w:pPr>
+              <w:spacing w:after="120" w:line="300"/>
+            </w:pPr>
+            <w:r>
+              <w:rPr>
+                <w:b/>
+                <w:bCs/>
+                <w:color w:val="168A8A"/>
+              </w:rPr>
+              <w:t xml:space="preserve">Operational Target: </w:t>
+            </w:r>
+            <w:r>
+              <w:t xml:space="preserve">Build a runnable server from scratch, execute all five CRUD operations, and verify payload contracts across REST, SOAP, and GraphQL.</w:t>
+            </w:r>
+          </w:p>
+          <w:p>
+            <w:pPr>
+              <w:spacing w:after="120" w:line="300"/>
+            </w:pPr>
+            Node.js Express Catalog Service · Port 3000 · Public Open Data Endpoints
           </w:p>
           <w:p>
             <w:pPr>
@@ -1603,7 +1666,7 @@
               <w:bottom w:val="single" w:color="D9E0EA" w:sz="2"/>
               <w:right w:val="single" w:color="D9E0EA" w:sz="2"/>
             </w:tcBorders>
-            <w:shd w:fill="F2F4FA" w:val="clear"/>
+            <w:shd w:fill="F8FAFC" w:val="clear"/>
             <w:tcMar>
               <w:top w:type="dxa" w:w="130"/>
               <w:left w:type="dxa" w:w="160"/>
@@ -1621,47 +1684,493 @@
                 <w:bCs/>
                 <w:color w:val="263A67"/>
               </w:rPr>
-              <w:t xml:space="preserve">Understanding Every Line of the Starter Program</w:t>
-            </w:r>
-          </w:p>
-          <w:p>
-            <w:pPr>
-              <w:spacing w:after="120" w:line="300"/>
-            </w:pPr>
-            <w:r>
-              <w:t xml:space="preserve">• const express = require("express"): Imports the Express library to create web routes.</w:t>
-            </w:r>
-          </w:p>
-          <w:p>
-            <w:pPr>
-              <w:spacing w:after="120" w:line="300"/>
-            </w:pPr>
-            <w:r>
-              <w:t xml:space="preserve">• app.use(express.json()): Enables the server to understand incoming JSON request bodies.</w:t>
-            </w:r>
-          </w:p>
-          <w:p>
-            <w:pPr>
-              <w:spacing w:after="120" w:line="300"/>
-            </w:pPr>
-            <w:r>
-              <w:t xml:space="preserve">• let books = [...]: Holds our textbook inventory in system RAM. Because it is in memory, stopping the server resets the catalog back to this initial record.</w:t>
-            </w:r>
-          </w:p>
-          <w:p>
-            <w:pPr>
-              <w:spacing w:after="120" w:line="300"/>
-            </w:pPr>
-            <w:r>
-              <w:t xml:space="preserve">• let nextId = 2: A monotonically advancing counter ensuring every new book receives an incremented, unique ID that never collides with or reuses old IDs.</w:t>
-            </w:r>
-          </w:p>
-          <w:p>
-            <w:pPr>
-              <w:spacing w:after="120" w:line="300"/>
-            </w:pPr>
-            <w:r>
-              <w:t xml:space="preserve">• app.listen(3000): Opens local communication port 3000 and waits for incoming network connections.</w:t>
+              <w:t xml:space="preserve">ARCHITECTURAL BLUEPRINT</w:t>
+            </w:r>
+          </w:p>
+          <w:p>
+            <w:pPr>
+              <w:jc w:val="center"/>
+            </w:pPr>
+            <w:r>
+              <w:drawing>
+                <wp:inline distT="0" distB="0" distL="0" distR="0">
+                  <wp:extent cx="5334000" cy="2905125"/>
+                  <wp:effectExtent t="0" r="0" b="0" l="0"/>
+                  <wp:docPr id="1" name="Architectural code anatomy diagram of minimal Express API server" descr="Architectural code anatomy diagram of minimal Express API server" title="Architectural code anatomy diagram of minimal Express API server"/>
+                  <wp:cNvGraphicFramePr>
+                    <a:graphicFrameLocks xmlns:a="http://schemas.openxmlformats.org/drawingml/2006/main" noChangeAspect="1"/>
+                  </wp:cNvGraphicFramePr>
+                  <a:graphic xmlns:a="http://schemas.openxmlformats.org/drawingml/2006/main">
+                    <a:graphicData uri="http://schemas.openxmlformats.org/drawingml/2006/picture">
+                      <pic:pic xmlns:pic="http://schemas.openxmlformats.org/drawingml/2006/picture">
+                        <pic:nvPicPr>
+                          <pic:cNvPr id="0" name="" descr=""/>
+                          <pic:cNvPicPr>
+                            <a:picLocks noChangeAspect="1" noChangeArrowheads="1"/>
+                          </pic:cNvPicPr>
+                        </pic:nvPicPr>
+                        <pic:blipFill>
+                          <a:blip r:embed="rId11" cstate="none"/>
+                          <a:srcRect/>
+                          <a:stretch>
+                            <a:fillRect/>
+                          </a:stretch>
+                        </pic:blipFill>
+                        <pic:spPr bwMode="auto">
+                          <a:xfrm>
+                            <a:off x="0" y="0"/>
+                            <a:ext cx="5334000" cy="2905125"/>
+                          </a:xfrm>
+                          <a:prstGeom prst="rect">
+                            <a:avLst/>
+                          </a:prstGeom>
+                        </pic:spPr>
+                      </pic:pic>
+                    </a:graphicData>
+                  </a:graphic>
+                </wp:inline>
+              </w:drawing>
+            </w:r>
+          </w:p>
+          <w:p>
+            <w:pPr>
+              <w:spacing w:after="120" w:line="300"/>
+              <w:jc w:val="center"/>
+            </w:pPr>
+            <w:r>
+              <w:rPr>
+                <w:i/>
+                <w:iCs/>
+                <w:color w:val="5B6575"/>
+                <w:sz w:val="19"/>
+                <w:szCs w:val="19"/>
+              </w:rPr>
+              <w:t xml:space="preserve">The Architectural Anatomy of server.js: Four Distinct Layers Powering Our Minimal API Server</w:t>
+            </w:r>
+          </w:p>
+        </w:tc>
+      </w:tr>
+    </w:tbl>
+    <w:tbl>
+      <w:tblPr>
+        <w:tblW w:type="pct" w:w="100%"/>
+        <w:tblBorders>
+          <w:top w:val="single" w:color="auto" w:sz="4"/>
+          <w:left w:val="single" w:color="auto" w:sz="4"/>
+          <w:bottom w:val="single" w:color="auto" w:sz="4"/>
+          <w:right w:val="single" w:color="auto" w:sz="4"/>
+          <w:insideH w:val="single" w:color="auto" w:sz="4"/>
+          <w:insideV w:val="single" w:color="auto" w:sz="4"/>
+        </w:tblBorders>
+      </w:tblPr>
+      <w:tblGrid>
+        <w:gridCol w:w="100"/>
+      </w:tblGrid>
+      <w:tr>
+        <w:tc>
+          <w:tcPr>
+            <w:tcBorders>
+              <w:top w:val="single" w:color="D9E0EA" w:sz="2"/>
+              <w:left w:val="single" w:color="D9E0EA" w:sz="2"/>
+              <w:bottom w:val="single" w:color="D9E0EA" w:sz="2"/>
+              <w:right w:val="single" w:color="D9E0EA" w:sz="2"/>
+            </w:tcBorders>
+            <w:shd w:fill="F3F6FA" w:val="clear"/>
+            <w:tcMar>
+              <w:top w:type="dxa" w:w="130"/>
+              <w:left w:type="dxa" w:w="160"/>
+              <w:bottom w:type="dxa" w:w="130"/>
+              <w:right w:type="dxa" w:w="160"/>
+            </w:tcMar>
+          </w:tcPr>
+          <w:p>
+            <w:pPr>
+              <w:spacing w:after="120" w:line="300"/>
+            </w:pPr>
+            <w:r>
+              <w:rPr>
+                <w:b/>
+                <w:bCs/>
+                <w:color w:val="263A67"/>
+              </w:rPr>
+              <w:t xml:space="preserve">Deconstructing server.js: Inside the Four Pillars of a Web API</w:t>
+            </w:r>
+          </w:p>
+          <w:p>
+            <w:pPr>
+              <w:spacing w:after="120" w:line="300"/>
+            </w:pPr>
+            <w:r>
+              <w:t xml:space="preserve">Every web API server, whether a microservice or an enterprise cloud gateway, is assembled from four architectural layers. Examine the code and purpose inside each box:</w:t>
+            </w:r>
+          </w:p>
+          <w:p>
+            <w:pPr>
+              <w:spacing w:after="120" w:line="300"/>
+            </w:pPr>
+            <w:r>
+              <w:rPr>
+                <w:b/>
+                <w:bCs/>
+                <w:color w:val="263A67"/>
+              </w:rPr>
+              <w:t xml:space="preserve">PILLAR 1: ROUTING ENGINE · Framework Import and Application Factory</w:t>
+            </w:r>
+          </w:p>
+          <w:p>
+            <w:pPr>
+              <w:spacing w:after="120" w:line="300"/>
+            </w:pPr>
+            <w:r>
+              <w:t xml:space="preserve">Imports the Express web framework from node_modules and initializes the central app server instance. This object coordinates all incoming HTTP traffic, registers route handlers, and dispatches responses.</w:t>
+            </w:r>
+          </w:p>
+          <w:p>
+            <w:pPr>
+              <w:spacing w:after="120" w:line="300"/>
+            </w:pPr>
+            <w:r>
+              <w:t xml:space="preserve">• require("express"): Loads the web routing framework into system memory.</w:t>
+            </w:r>
+          </w:p>
+          <w:p>
+            <w:pPr>
+              <w:spacing w:after="120" w:line="300"/>
+            </w:pPr>
+            <w:r>
+              <w:t xml:space="preserve">• app = express(): Creates the central application instance that registers route endpoints.</w:t>
+            </w:r>
+          </w:p>
+          <w:p>
+            <w:pPr>
+              <w:spacing w:after="120" w:line="300"/>
+            </w:pPr>
+            <w:r>
+              <w:rPr>
+                <w:rFonts w:ascii="Consolas" w:cs="Consolas" w:eastAsia="Consolas" w:hAnsi="Consolas"/>
+                <w:b/>
+                <w:bCs/>
+                <w:color w:val="4659A7"/>
+              </w:rPr>
+              <w:t xml:space="preserve">server.js (Lines 1 to 3)</w:t>
+            </w:r>
+          </w:p>
+          <w:p>
+            <w:pPr>
+              <w:keepLines/>
+              <w:shd w:fill="F4F6F9" w:val="clear"/>
+              <w:spacing w:after="0" w:line="260"/>
+            </w:pPr>
+            <w:r>
+              <w:rPr>
+                <w:rFonts w:ascii="Consolas" w:cs="Consolas" w:eastAsia="Consolas" w:hAnsi="Consolas"/>
+                <w:sz w:val="19"/>
+                <w:szCs w:val="19"/>
+              </w:rPr>
+              <w:t xml:space="preserve"> 1  const express = require("express");</w:t>
+            </w:r>
+          </w:p>
+          <w:p>
+            <w:pPr>
+              <w:keepLines/>
+              <w:shd w:fill="F4F6F9" w:val="clear"/>
+              <w:spacing w:after="0" w:line="260"/>
+            </w:pPr>
+            <w:r>
+              <w:rPr>
+                <w:rFonts w:ascii="Consolas" w:cs="Consolas" w:eastAsia="Consolas" w:hAnsi="Consolas"/>
+                <w:sz w:val="19"/>
+                <w:szCs w:val="19"/>
+              </w:rPr>
+              <w:t xml:space="preserve"> 2  const app = express();</w:t>
+            </w:r>
+          </w:p>
+          <w:p>
+            <w:pPr>
+              <w:spacing w:after="120" w:line="300"/>
+            </w:pPr>
+            <w:r>
+              <w:rPr>
+                <w:b/>
+                <w:bCs/>
+                <w:color w:val="263A67"/>
+              </w:rPr>
+              <w:t xml:space="preserve">PILLAR 2: PAYLOAD INTERCEPTOR · Inbound JSON Parsing Middleware</w:t>
+            </w:r>
+          </w:p>
+          <w:p>
+            <w:pPr>
+              <w:spacing w:after="120" w:line="300"/>
+            </w:pPr>
+            <w:r>
+              <w:t xml:space="preserve">Registers global middleware that intercepts every incoming network packet. When a client sends a request carrying Content-Type: application/json, this middleware parses the raw incoming binary stream into an accessible JavaScript object attached to req.body.</w:t>
+            </w:r>
+          </w:p>
+          <w:p>
+            <w:pPr>
+              <w:spacing w:after="120" w:line="300"/>
+            </w:pPr>
+            <w:r>
+              <w:t xml:space="preserve">• Stream Deserialization: Without this middleware, req.body remains completely undefined.</w:t>
+            </w:r>
+          </w:p>
+          <w:p>
+            <w:pPr>
+              <w:spacing w:after="120" w:line="300"/>
+            </w:pPr>
+            <w:r>
+              <w:t xml:space="preserve">• Automatic Translation: Translates raw JSON wire text into structured JavaScript objects.</w:t>
+            </w:r>
+          </w:p>
+          <w:p>
+            <w:pPr>
+              <w:spacing w:after="120" w:line="300"/>
+            </w:pPr>
+            <w:r>
+              <w:rPr>
+                <w:rFonts w:ascii="Consolas" w:cs="Consolas" w:eastAsia="Consolas" w:hAnsi="Consolas"/>
+                <w:b/>
+                <w:bCs/>
+                <w:color w:val="4659A7"/>
+              </w:rPr>
+              <w:t xml:space="preserve">server.js (Lines 5 to 7)</w:t>
+            </w:r>
+          </w:p>
+          <w:p>
+            <w:pPr>
+              <w:keepLines/>
+              <w:shd w:fill="F4F6F9" w:val="clear"/>
+              <w:spacing w:after="0" w:line="260"/>
+            </w:pPr>
+            <w:r>
+              <w:rPr>
+                <w:rFonts w:ascii="Consolas" w:cs="Consolas" w:eastAsia="Consolas" w:hAnsi="Consolas"/>
+                <w:sz w:val="19"/>
+                <w:szCs w:val="19"/>
+              </w:rPr>
+              <w:t xml:space="preserve"> 1  // Middleware to parse incoming JSON payloads</w:t>
+            </w:r>
+          </w:p>
+          <w:p>
+            <w:pPr>
+              <w:keepLines/>
+              <w:shd w:fill="F4F6F9" w:val="clear"/>
+              <w:spacing w:after="0" w:line="260"/>
+            </w:pPr>
+            <w:r>
+              <w:rPr>
+                <w:rFonts w:ascii="Consolas" w:cs="Consolas" w:eastAsia="Consolas" w:hAnsi="Consolas"/>
+                <w:sz w:val="19"/>
+                <w:szCs w:val="19"/>
+              </w:rPr>
+              <w:t xml:space="preserve"> 2  app.use(express.json());</w:t>
+            </w:r>
+          </w:p>
+          <w:p>
+            <w:pPr>
+              <w:spacing w:after="120" w:line="300"/>
+            </w:pPr>
+            <w:r>
+              <w:rPr>
+                <w:b/>
+                <w:bCs/>
+                <w:color w:val="263A67"/>
+              </w:rPr>
+              <w:t xml:space="preserve">PILLAR 3: IN MEMORY DATASTORE · Volatile Array and Monotonic ID Counter</w:t>
+            </w:r>
+          </w:p>
+          <w:p>
+            <w:pPr>
+              <w:spacing w:after="120" w:line="300"/>
+            </w:pPr>
+            <w:r>
+              <w:t xml:space="preserve">Allocates an array directly inside Node.js heap memory (system RAM). Because it is stored in volatile RAM, restarting the server resets the catalog back to its starter state. The monotonically advancing nextId counter ensures every newly created book receives a unique ID.</w:t>
+            </w:r>
+          </w:p>
+          <w:p>
+            <w:pPr>
+              <w:spacing w:after="120" w:line="300"/>
+            </w:pPr>
+            <w:r>
+              <w:t xml:space="preserve">• Zero Database Overhead: Enables instant local experimentation without external database drivers.</w:t>
+            </w:r>
+          </w:p>
+          <w:p>
+            <w:pPr>
+              <w:spacing w:after="120" w:line="300"/>
+            </w:pPr>
+            <w:r>
+              <w:t xml:space="preserve">• Monotonic Sequence: nextId advances from 2 to 3, 4, and beyond, preventing ID collisions or reuse.</w:t>
+            </w:r>
+          </w:p>
+          <w:p>
+            <w:pPr>
+              <w:spacing w:after="120" w:line="300"/>
+            </w:pPr>
+            <w:r>
+              <w:rPr>
+                <w:rFonts w:ascii="Consolas" w:cs="Consolas" w:eastAsia="Consolas" w:hAnsi="Consolas"/>
+                <w:b/>
+                <w:bCs/>
+                <w:color w:val="4659A7"/>
+              </w:rPr>
+              <w:t xml:space="preserve">server.js (Lines 9 to 13)</w:t>
+            </w:r>
+          </w:p>
+          <w:p>
+            <w:pPr>
+              <w:keepLines/>
+              <w:shd w:fill="F4F6F9" w:val="clear"/>
+              <w:spacing w:after="0" w:line="260"/>
+            </w:pPr>
+            <w:r>
+              <w:rPr>
+                <w:rFonts w:ascii="Consolas" w:cs="Consolas" w:eastAsia="Consolas" w:hAnsi="Consolas"/>
+                <w:sz w:val="19"/>
+                <w:szCs w:val="19"/>
+              </w:rPr>
+              <w:t xml:space="preserve"> 1  let books = [</w:t>
+            </w:r>
+          </w:p>
+          <w:p>
+            <w:pPr>
+              <w:keepLines/>
+              <w:shd w:fill="F4F6F9" w:val="clear"/>
+              <w:spacing w:after="0" w:line="260"/>
+            </w:pPr>
+            <w:r>
+              <w:rPr>
+                <w:rFonts w:ascii="Consolas" w:cs="Consolas" w:eastAsia="Consolas" w:hAnsi="Consolas"/>
+                <w:sz w:val="19"/>
+                <w:szCs w:val="19"/>
+              </w:rPr>
+              <w:t xml:space="preserve"> 2    { id: 1, title: "Clean Architecture", author: "Robert Martin" }</w:t>
+            </w:r>
+          </w:p>
+          <w:p>
+            <w:pPr>
+              <w:keepLines/>
+              <w:shd w:fill="F4F6F9" w:val="clear"/>
+              <w:spacing w:after="0" w:line="260"/>
+            </w:pPr>
+            <w:r>
+              <w:rPr>
+                <w:rFonts w:ascii="Consolas" w:cs="Consolas" w:eastAsia="Consolas" w:hAnsi="Consolas"/>
+                <w:sz w:val="19"/>
+                <w:szCs w:val="19"/>
+              </w:rPr>
+              <w:t xml:space="preserve"> 3  ];</w:t>
+            </w:r>
+          </w:p>
+          <w:p>
+            <w:pPr>
+              <w:keepLines/>
+              <w:shd w:fill="F4F6F9" w:val="clear"/>
+              <w:spacing w:after="0" w:line="260"/>
+            </w:pPr>
+            <w:r>
+              <w:rPr>
+                <w:rFonts w:ascii="Consolas" w:cs="Consolas" w:eastAsia="Consolas" w:hAnsi="Consolas"/>
+                <w:sz w:val="19"/>
+                <w:szCs w:val="19"/>
+              </w:rPr>
+              <w:t xml:space="preserve"> 4  let nextId = 2;</w:t>
+            </w:r>
+          </w:p>
+          <w:p>
+            <w:pPr>
+              <w:spacing w:after="120" w:line="300"/>
+            </w:pPr>
+            <w:r>
+              <w:rPr>
+                <w:b/>
+                <w:bCs/>
+                <w:color w:val="263A67"/>
+              </w:rPr>
+              <w:t xml:space="preserve">PILLAR 4: NETWORK LISTENER · TCP Port 3000 Loopback Listener</w:t>
+            </w:r>
+          </w:p>
+          <w:p>
+            <w:pPr>
+              <w:spacing w:after="120" w:line="300"/>
+            </w:pPr>
+            <w:r>
+              <w:t xml:space="preserve">Binds the Node.js process to TCP communication port 3000 on your machine loopback network interface. Think of your computer as a high rise residential building: localhost is the building address, and port 3000 is the specific apartment door where our catalog service accepts visitors.</w:t>
+            </w:r>
+          </w:p>
+          <w:p>
+            <w:pPr>
+              <w:spacing w:after="120" w:line="300"/>
+            </w:pPr>
+            <w:r>
+              <w:t xml:space="preserve">• localhost: The universal loopback address (127.0.0.1) routing traffic within the same machine.</w:t>
+            </w:r>
+          </w:p>
+          <w:p>
+            <w:pPr>
+              <w:spacing w:after="120" w:line="300"/>
+            </w:pPr>
+            <w:r>
+              <w:t xml:space="preserve">• Port 3000: The dedicated doorway where our book server listens for incoming HTTP requests.</w:t>
+            </w:r>
+          </w:p>
+          <w:p>
+            <w:pPr>
+              <w:spacing w:after="120" w:line="300"/>
+            </w:pPr>
+            <w:r>
+              <w:rPr>
+                <w:rFonts w:ascii="Consolas" w:cs="Consolas" w:eastAsia="Consolas" w:hAnsi="Consolas"/>
+                <w:b/>
+                <w:bCs/>
+                <w:color w:val="4659A7"/>
+              </w:rPr>
+              <w:t xml:space="preserve">server.js (Lines 15 to 18)</w:t>
+            </w:r>
+          </w:p>
+          <w:p>
+            <w:pPr>
+              <w:keepLines/>
+              <w:shd w:fill="F4F6F9" w:val="clear"/>
+              <w:spacing w:after="0" w:line="260"/>
+            </w:pPr>
+            <w:r>
+              <w:rPr>
+                <w:rFonts w:ascii="Consolas" w:cs="Consolas" w:eastAsia="Consolas" w:hAnsi="Consolas"/>
+                <w:sz w:val="19"/>
+                <w:szCs w:val="19"/>
+              </w:rPr>
+              <w:t xml:space="preserve"> 1  app.listen(3000, () =&gt; {</w:t>
+            </w:r>
+          </w:p>
+          <w:p>
+            <w:pPr>
+              <w:keepLines/>
+              <w:shd w:fill="F4F6F9" w:val="clear"/>
+              <w:spacing w:after="0" w:line="260"/>
+            </w:pPr>
+            <w:r>
+              <w:rPr>
+                <w:rFonts w:ascii="Consolas" w:cs="Consolas" w:eastAsia="Consolas" w:hAnsi="Consolas"/>
+                <w:sz w:val="19"/>
+                <w:szCs w:val="19"/>
+              </w:rPr>
+              <w:t xml:space="preserve"> 2    console.log("Book catalog server listening on http://localhost:3000");</w:t>
+            </w:r>
+          </w:p>
+          <w:p>
+            <w:pPr>
+              <w:keepLines/>
+              <w:shd w:fill="F4F6F9" w:val="clear"/>
+              <w:spacing w:after="0" w:line="260"/>
+            </w:pPr>
+            <w:r>
+              <w:rPr>
+                <w:rFonts w:ascii="Consolas" w:cs="Consolas" w:eastAsia="Consolas" w:hAnsi="Consolas"/>
+                <w:sz w:val="19"/>
+                <w:szCs w:val="19"/>
+              </w:rPr>
+              <w:t xml:space="preserve"> 3  });</w:t>
             </w:r>
           </w:p>
         </w:tc>
@@ -6665,7 +7174,7 @@
                           </pic:cNvPicPr>
                         </pic:nvPicPr>
                         <pic:blipFill>
-                          <a:blip r:embed="rId11" cstate="none"/>
+                          <a:blip r:embed="rId12" cstate="none"/>
                           <a:srcRect/>
                           <a:stretch>
                             <a:fillRect/>
@@ -7215,7 +7724,7 @@
                           </pic:cNvPicPr>
                         </pic:nvPicPr>
                         <pic:blipFill>
-                          <a:blip r:embed="rId12" cstate="none"/>
+                          <a:blip r:embed="rId13" cstate="none"/>
                           <a:srcRect/>
                           <a:stretch>
                             <a:fillRect/>
@@ -8495,7 +9004,7 @@
                           </pic:cNvPicPr>
                         </pic:nvPicPr>
                         <pic:blipFill>
-                          <a:blip r:embed="rId13" cstate="none"/>
+                          <a:blip r:embed="rId14" cstate="none"/>
                           <a:srcRect/>
                           <a:stretch>
                             <a:fillRect/>
@@ -9228,8 +9737,71 @@
                 <w:bCs/>
                 <w:color w:val="263A67"/>
               </w:rPr>
-              <w:t xml:space="preserve">CHAPTER ROADMAP &amp; LEARNING CONTRACT</w:t>
-            </w:r>
+              <w:t xml:space="preserve">MISSION BRIEFING &amp; CHAPTER ROADMAP</w:t>
+            </w:r>
+          </w:p>
+          <w:p>
+            <w:pPr>
+              <w:spacing w:after="120" w:line="300"/>
+            </w:pPr>
+            <w:r>
+              <w:rPr>
+                <w:b/>
+                <w:bCs/>
+                <w:color w:val="168A8A"/>
+              </w:rPr>
+              <w:t xml:space="preserve">MISSION 1 · PHASE 2 OF 3: Global Open Data and Web Wire Audit</w:t>
+            </w:r>
+          </w:p>
+          <w:p>
+            <w:pPr>
+              <w:spacing w:after="120" w:line="300"/>
+            </w:pPr>
+            <w:r>
+              <w:rPr>
+                <w:b/>
+                <w:bCs/>
+                <w:color w:val="263A67"/>
+              </w:rPr>
+              <w:t xml:space="preserve">CRISIS SCENARIO: The Campus Transit Shuttle Crash: Diagnosing the 500 Server Error</w:t>
+            </w:r>
+          </w:p>
+          <w:p>
+            <w:pPr>
+              <w:spacing w:after="120" w:line="300"/>
+            </w:pPr>
+            <w:r>
+              <w:rPr>
+                <w:b/>
+                <w:bCs/>
+              </w:rPr>
+              <w:t xml:space="preserve">Context: </w:t>
+            </w:r>
+            <w:r>
+              <w:t xml:space="preserve">The student shuttle tracking service crashed on day one of orientation whenever students opened the route tracker without selecting a destination. The frontend team blamed the backend, while backend logs showed an unhandled NullPointerException. In this phase, we enter the war room to inspect raw HTTP packets by hand, understand status code families, and install defensive guards.</w:t>
+            </w:r>
+          </w:p>
+          <w:p>
+            <w:pPr>
+              <w:spacing w:after="120" w:line="300"/>
+            </w:pPr>
+            <w:r>
+              <w:rPr>
+                <w:b/>
+                <w:bCs/>
+                <w:color w:val="168A8A"/>
+              </w:rPr>
+              <w:t xml:space="preserve">Operational Target: </w:t>
+            </w:r>
+            <w:r>
+              <w:t xml:space="preserve">Reproduce the unhandled 500 crash, install a defensive input validation guard, and verify both 400 Bad Request and 200 OK contracts.</w:t>
+            </w:r>
+          </w:p>
+          <w:p>
+            <w:pPr>
+              <w:spacing w:after="120" w:line="300"/>
+            </w:pPr>
+            Campus Shuttle Route Locator Service · Port 5050 · HTTP Wire Traffic
           </w:p>
           <w:p>
             <w:pPr>
@@ -9432,7 +10004,7 @@
                           </pic:cNvPicPr>
                         </pic:nvPicPr>
                         <pic:blipFill>
-                          <a:blip r:embed="rId14" cstate="none"/>
+                          <a:blip r:embed="rId15" cstate="none"/>
                           <a:srcRect/>
                           <a:stretch>
                             <a:fillRect/>
@@ -10801,7 +11373,7 @@
                           </pic:cNvPicPr>
                         </pic:nvPicPr>
                         <pic:blipFill>
-                          <a:blip r:embed="rId11" cstate="none"/>
+                          <a:blip r:embed="rId12" cstate="none"/>
                           <a:srcRect/>
                           <a:stretch>
                             <a:fillRect/>
@@ -11156,7 +11728,7 @@
           <w:sz w:val="19"/>
           <w:szCs w:val="19"/>
         </w:rPr>
-        <w:t xml:space="preserve"> 5      at /home/user/campus-api/shuttle_service.js:23:25</w:t>
+        <w:t xml:space="preserve"> 5      at /home/user/campus_api/shuttle_service.js:23:25</w:t>
       </w:r>
     </w:p>
     <w:p>
@@ -12893,7 +13465,7 @@
                           </pic:cNvPicPr>
                         </pic:nvPicPr>
                         <pic:blipFill>
-                          <a:blip r:embed="rId15" cstate="none"/>
+                          <a:blip r:embed="rId16" cstate="none"/>
                           <a:srcRect/>
                           <a:stretch>
                             <a:fillRect/>
@@ -14143,8 +14715,71 @@
                 <w:bCs/>
                 <w:color w:val="263A67"/>
               </w:rPr>
-              <w:t xml:space="preserve">CHAPTER ROADMAP &amp; LEARNING CONTRACT</w:t>
-            </w:r>
+              <w:t xml:space="preserve">MISSION BRIEFING &amp; CHAPTER ROADMAP</w:t>
+            </w:r>
+          </w:p>
+          <w:p>
+            <w:pPr>
+              <w:spacing w:after="120" w:line="300"/>
+            </w:pPr>
+            <w:r>
+              <w:rPr>
+                <w:b/>
+                <w:bCs/>
+                <w:color w:val="168A8A"/>
+              </w:rPr>
+              <w:t xml:space="preserve">MISSION 1 · PHASE 3 OF 3: Global Open Data and Web Wire Audit</w:t>
+            </w:r>
+          </w:p>
+          <w:p>
+            <w:pPr>
+              <w:spacing w:after="120" w:line="300"/>
+            </w:pPr>
+            <w:r>
+              <w:rPr>
+                <w:b/>
+                <w:bCs/>
+                <w:color w:val="263A67"/>
+              </w:rPr>
+              <w:t xml:space="preserve">CRISIS SCENARIO: Automating the Wire Gate: Never Repeat Manual Eyeball Audits</w:t>
+            </w:r>
+          </w:p>
+          <w:p>
+            <w:pPr>
+              <w:spacing w:after="120" w:line="300"/>
+            </w:pPr>
+            <w:r>
+              <w:rPr>
+                <w:b/>
+                <w:bCs/>
+              </w:rPr>
+              <w:t xml:space="preserve">Context: </w:t>
+            </w:r>
+            <w:r>
+              <w:t xml:space="preserve">We diagnosed and repaired the shuttle service defect by hand, but manual testing does not scale across repeated deployments. If an engineer accidentally removes the defensive guard tomorrow, the system will crash again. We must convert our manual wire observations into automated JavaScript assertions that run at machine speed in Postman.</w:t>
+            </w:r>
+          </w:p>
+          <w:p>
+            <w:pPr>
+              <w:spacing w:after="120" w:line="300"/>
+            </w:pPr>
+            <w:r>
+              <w:rPr>
+                <w:b/>
+                <w:bCs/>
+                <w:color w:val="168A8A"/>
+              </w:rPr>
+              <w:t xml:space="preserve">Operational Target: </w:t>
+            </w:r>
+            <w:r>
+              <w:t xml:space="preserve">Construct automated regression checks for both the 400 guard and 200 contract, execute collection runs, and achieve Mission 1 victory.</w:t>
+            </w:r>
+          </w:p>
+          <w:p>
+            <w:pPr>
+              <w:spacing w:after="120" w:line="300"/>
+            </w:pPr>
+            Postman Test Workbench · JavaScript Sandbox · Campus Transit Service
           </w:p>
           <w:p>
             <w:pPr>
@@ -14663,7 +15298,7 @@
                           </pic:cNvPicPr>
                         </pic:nvPicPr>
                         <pic:blipFill>
-                          <a:blip r:embed="rId16" cstate="none"/>
+                          <a:blip r:embed="rId17" cstate="none"/>
                           <a:srcRect/>
                           <a:stretch>
                             <a:fillRect/>
@@ -17626,7 +18261,7 @@
                           </pic:cNvPicPr>
                         </pic:nvPicPr>
                         <pic:blipFill>
-                          <a:blip r:embed="rId17" cstate="none"/>
+                          <a:blip r:embed="rId18" cstate="none"/>
                           <a:srcRect/>
                           <a:stretch>
                             <a:fillRect/>
@@ -18451,8 +19086,71 @@
                 <w:bCs/>
                 <w:color w:val="263A67"/>
               </w:rPr>
-              <w:t xml:space="preserve">CHAPTER ROADMAP &amp; LEARNING CONTRACT</w:t>
-            </w:r>
+              <w:t xml:space="preserve">MISSION BRIEFING &amp; CHAPTER ROADMAP</w:t>
+            </w:r>
+          </w:p>
+          <w:p>
+            <w:pPr>
+              <w:spacing w:after="120" w:line="300"/>
+            </w:pPr>
+            <w:r>
+              <w:rPr>
+                <w:b/>
+                <w:bCs/>
+                <w:color w:val="168A8A"/>
+              </w:rPr>
+              <w:t xml:space="preserve">MISSION 2 · PHASE 1 OF 6: Automating Student and Campus Services at Scale</w:t>
+            </w:r>
+          </w:p>
+          <w:p>
+            <w:pPr>
+              <w:spacing w:after="120" w:line="300"/>
+            </w:pPr>
+            <w:r>
+              <w:rPr>
+                <w:b/>
+                <w:bCs/>
+                <w:color w:val="263A67"/>
+              </w:rPr>
+              <w:t xml:space="preserve">CRISIS SCENARIO: The College Library REST Service: Manual CRUD Exploration</w:t>
+            </w:r>
+          </w:p>
+          <w:p>
+            <w:pPr>
+              <w:spacing w:after="120" w:line="300"/>
+            </w:pPr>
+            <w:r>
+              <w:rPr>
+                <w:b/>
+                <w:bCs/>
+              </w:rPr>
+              <w:t xml:space="preserve">Context: </w:t>
+            </w:r>
+            <w:r>
+              <w:t xml:space="preserve">With the transit crisis resolved, the engineering leadership assigns you to automate the core College Library REST services. The library system manages cataloging, aisle positioning, and book acquisitions under strict unique constraints. Before automating scripts, we must map out the manual AddBook, GetBook, and DeleteBook contract lifecycle and experience the pain of manual copy paste.</w:t>
+            </w:r>
+          </w:p>
+          <w:p>
+            <w:pPr>
+              <w:spacing w:after="120" w:line="300"/>
+            </w:pPr>
+            <w:r>
+              <w:rPr>
+                <w:b/>
+                <w:bCs/>
+                <w:color w:val="168A8A"/>
+              </w:rPr>
+              <w:t xml:space="preserve">Operational Target: </w:t>
+            </w:r>
+            <w:r>
+              <w:t xml:space="preserve">Map out the complete CRUD contract across AddBook, GetBook, and DeleteBook, and verify unique ISBN and aisle constraints.</w:t>
+            </w:r>
+          </w:p>
+          <w:p>
+            <w:pPr>
+              <w:spacing w:after="120" w:line="300"/>
+            </w:pPr>
+            College Library REST Engine · Port 5050 · QA Staging Target
           </w:p>
           <w:p>
             <w:pPr>
@@ -18655,7 +19353,7 @@
                           </pic:cNvPicPr>
                         </pic:nvPicPr>
                         <pic:blipFill>
-                          <a:blip r:embed="rId18" cstate="none"/>
+                          <a:blip r:embed="rId19" cstate="none"/>
                           <a:srcRect/>
                           <a:stretch>
                             <a:fillRect/>
@@ -19129,7 +19827,7 @@
                           </pic:cNvPicPr>
                         </pic:nvPicPr>
                         <pic:blipFill>
-                          <a:blip r:embed="rId19" cstate="none"/>
+                          <a:blip r:embed="rId20" cstate="none"/>
                           <a:srcRect/>
                           <a:stretch>
                             <a:fillRect/>
@@ -21978,8 +22676,71 @@
                 <w:bCs/>
                 <w:color w:val="263A67"/>
               </w:rPr>
-              <w:t xml:space="preserve">CHAPTER ROADMAP &amp; LEARNING CONTRACT</w:t>
-            </w:r>
+              <w:t xml:space="preserve">MISSION BRIEFING &amp; CHAPTER ROADMAP</w:t>
+            </w:r>
+          </w:p>
+          <w:p>
+            <w:pPr>
+              <w:spacing w:after="120" w:line="300"/>
+            </w:pPr>
+            <w:r>
+              <w:rPr>
+                <w:b/>
+                <w:bCs/>
+                <w:color w:val="168A8A"/>
+              </w:rPr>
+              <w:t xml:space="preserve">MISSION 2 · PHASE 2 OF 6: Automating Student and Campus Services at Scale</w:t>
+            </w:r>
+          </w:p>
+          <w:p>
+            <w:pPr>
+              <w:spacing w:after="120" w:line="300"/>
+            </w:pPr>
+            <w:r>
+              <w:rPr>
+                <w:b/>
+                <w:bCs/>
+                <w:color w:val="263A67"/>
+              </w:rPr>
+              <w:t xml:space="preserve">CRISIS SCENARIO: Eliminating Eyeball Traps: Machine Speed JavaScript Assertions</w:t>
+            </w:r>
+          </w:p>
+          <w:p>
+            <w:pPr>
+              <w:spacing w:after="120" w:line="300"/>
+            </w:pPr>
+            <w:r>
+              <w:rPr>
+                <w:b/>
+                <w:bCs/>
+              </w:rPr>
+              <w:t xml:space="preserve">Context: </w:t>
+            </w:r>
+            <w:r>
+              <w:t xml:space="preserve">Manual verification of hundreds of textbook responses is impossible for human eyes to sustain. A missing JSON key or a latency spike to two seconds will easily slip past manual review. In this phase, we harness the embedded Node.js sandbox inside Postman to write Chai assertions that validate status codes, response times, header values, and schema contracts in milliseconds.</w:t>
+            </w:r>
+          </w:p>
+          <w:p>
+            <w:pPr>
+              <w:spacing w:after="120" w:line="300"/>
+            </w:pPr>
+            <w:r>
+              <w:rPr>
+                <w:b/>
+                <w:bCs/>
+                <w:color w:val="168A8A"/>
+              </w:rPr>
+              <w:t xml:space="preserve">Operational Target: </w:t>
+            </w:r>
+            <w:r>
+              <w:t xml:space="preserve">Automate status code, response time, header, and JSON schema assertions with strict casing validation.</w:t>
+            </w:r>
+          </w:p>
+          <w:p>
+            <w:pPr>
+              <w:spacing w:after="120" w:line="300"/>
+            </w:pPr>
+            Postman Embedded Node.js Sandbox · Chai Assertion Library · Library REST Engine
           </w:p>
           <w:p>
             <w:pPr>
@@ -22194,7 +22955,7 @@
                           </pic:cNvPicPr>
                         </pic:nvPicPr>
                         <pic:blipFill>
-                          <a:blip r:embed="rId20" cstate="none"/>
+                          <a:blip r:embed="rId21" cstate="none"/>
                           <a:srcRect/>
                           <a:stretch>
                             <a:fillRect/>
@@ -25238,8 +25999,71 @@
                 <w:bCs/>
                 <w:color w:val="263A67"/>
               </w:rPr>
-              <w:t xml:space="preserve">CHAPTER ROADMAP &amp; LEARNING CONTRACT</w:t>
-            </w:r>
+              <w:t xml:space="preserve">MISSION BRIEFING &amp; CHAPTER ROADMAP</w:t>
+            </w:r>
+          </w:p>
+          <w:p>
+            <w:pPr>
+              <w:spacing w:after="120" w:line="300"/>
+            </w:pPr>
+            <w:r>
+              <w:rPr>
+                <w:b/>
+                <w:bCs/>
+                <w:color w:val="168A8A"/>
+              </w:rPr>
+              <w:t xml:space="preserve">MISSION 2 · PHASE 3 OF 6: Automating Student and Campus Services at Scale</w:t>
+            </w:r>
+          </w:p>
+          <w:p>
+            <w:pPr>
+              <w:spacing w:after="120" w:line="300"/>
+            </w:pPr>
+            <w:r>
+              <w:rPr>
+                <w:b/>
+                <w:bCs/>
+                <w:color w:val="263A67"/>
+              </w:rPr>
+              <w:t xml:space="preserve">CRISIS SCENARIO: Dynamic Environment Isolation and Unique State Generation</w:t>
+            </w:r>
+          </w:p>
+          <w:p>
+            <w:pPr>
+              <w:spacing w:after="120" w:line="300"/>
+            </w:pPr>
+            <w:r>
+              <w:rPr>
+                <w:b/>
+                <w:bCs/>
+              </w:rPr>
+              <w:t xml:space="preserve">Context: </w:t>
+            </w:r>
+            <w:r>
+              <w:t xml:space="preserve">Hardcoded test data causes severe test flakiness. If your test suite uses a hardcoded ISBN, running the suite a second time triggers a duplicate book collision error and fails the test. Furthermore, running tests against production instead of staging by mistake can corrupt live data. We must master the five variable scopes, switch environments dynamically, and generate collision free unique IDs.</w:t>
+            </w:r>
+          </w:p>
+          <w:p>
+            <w:pPr>
+              <w:spacing w:after="120" w:line="300"/>
+            </w:pPr>
+            <w:r>
+              <w:rPr>
+                <w:b/>
+                <w:bCs/>
+                <w:color w:val="168A8A"/>
+              </w:rPr>
+              <w:t xml:space="preserve">Operational Target: </w:t>
+            </w:r>
+            <w:r>
+              <w:t xml:space="preserve">Implement the 5 variable scopes, configure QA vs UAT environments, and generate dynamic unique ISBNs in Pre request scripts.</w:t>
+            </w:r>
+          </w:p>
+          <w:p>
+            <w:pPr>
+              <w:spacing w:after="120" w:line="300"/>
+            </w:pPr>
+            Postman Variable Scopes Hierarchy · Dynamic Environment Switching · Pre request Script Engine
           </w:p>
           <w:p>
             <w:pPr>
@@ -25454,7 +26278,7 @@
                           </pic:cNvPicPr>
                         </pic:nvPicPr>
                         <pic:blipFill>
-                          <a:blip r:embed="rId21" cstate="none"/>
+                          <a:blip r:embed="rId22" cstate="none"/>
                           <a:srcRect/>
                           <a:stretch>
                             <a:fillRect/>
@@ -27722,8 +28546,71 @@
                 <w:bCs/>
                 <w:color w:val="263A67"/>
               </w:rPr>
-              <w:t xml:space="preserve">CHAPTER ROADMAP &amp; LEARNING CONTRACT</w:t>
-            </w:r>
+              <w:t xml:space="preserve">MISSION BRIEFING &amp; CHAPTER ROADMAP</w:t>
+            </w:r>
+          </w:p>
+          <w:p>
+            <w:pPr>
+              <w:spacing w:after="120" w:line="300"/>
+            </w:pPr>
+            <w:r>
+              <w:rPr>
+                <w:b/>
+                <w:bCs/>
+                <w:color w:val="168A8A"/>
+              </w:rPr>
+              <w:t xml:space="preserve">MISSION 2 · PHASE 4 OF 6: Automating Student and Campus Services at Scale</w:t>
+            </w:r>
+          </w:p>
+          <w:p>
+            <w:pPr>
+              <w:spacing w:after="120" w:line="300"/>
+            </w:pPr>
+            <w:r>
+              <w:rPr>
+                <w:b/>
+                <w:bCs/>
+                <w:color w:val="263A67"/>
+              </w:rPr>
+              <w:t xml:space="preserve">CRISIS SCENARIO: Autonomous Request Chaining and Multilevel JSON Traversal</w:t>
+            </w:r>
+          </w:p>
+          <w:p>
+            <w:pPr>
+              <w:spacing w:after="120" w:line="300"/>
+            </w:pPr>
+            <w:r>
+              <w:rPr>
+                <w:b/>
+                <w:bCs/>
+              </w:rPr>
+              <w:t xml:space="preserve">Context: </w:t>
+            </w:r>
+            <w:r>
+              <w:t xml:space="preserve">Real world workflows do not exist in isolation: data produced by one request must be consumed by the next. In the library catalog, AddBook generates a composite ID that must be dynamically captured and passed into GetBook and DeleteBook. Furthermore, enterprise responses contain deeply nested objects and arrays that require mathematical verification.</w:t>
+            </w:r>
+          </w:p>
+          <w:p>
+            <w:pPr>
+              <w:spacing w:after="120" w:line="300"/>
+            </w:pPr>
+            <w:r>
+              <w:rPr>
+                <w:b/>
+                <w:bCs/>
+                <w:color w:val="168A8A"/>
+              </w:rPr>
+              <w:t xml:space="preserve">Operational Target: </w:t>
+            </w:r>
+            <w:r>
+              <w:t xml:space="preserve">Chain AddBook, GetBook, and DeleteBook dynamically, parse nested JSON responses, and aggregate array data with JavaScript methods.</w:t>
+            </w:r>
+          </w:p>
+          <w:p>
+            <w:pPr>
+              <w:spacing w:after="120" w:line="300"/>
+            </w:pPr>
+            Autonomous Request Chaining Pipeline · Campus Bookstore E Commerce Engine
           </w:p>
           <w:p>
             <w:pPr>
@@ -27938,7 +28825,7 @@
                           </pic:cNvPicPr>
                         </pic:nvPicPr>
                         <pic:blipFill>
-                          <a:blip r:embed="rId22" cstate="none"/>
+                          <a:blip r:embed="rId23" cstate="none"/>
                           <a:srcRect/>
                           <a:stretch>
                             <a:fillRect/>
@@ -29585,7 +30472,7 @@
                           </pic:cNvPicPr>
                         </pic:nvPicPr>
                         <pic:blipFill>
-                          <a:blip r:embed="rId23" cstate="none"/>
+                          <a:blip r:embed="rId24" cstate="none"/>
                           <a:srcRect/>
                           <a:stretch>
                             <a:fillRect/>
@@ -31592,8 +32479,71 @@
                 <w:bCs/>
                 <w:color w:val="263A67"/>
               </w:rPr>
-              <w:t xml:space="preserve">CHAPTER ROADMAP &amp; LEARNING CONTRACT</w:t>
-            </w:r>
+              <w:t xml:space="preserve">MISSION BRIEFING &amp; CHAPTER ROADMAP</w:t>
+            </w:r>
+          </w:p>
+          <w:p>
+            <w:pPr>
+              <w:spacing w:after="120" w:line="300"/>
+            </w:pPr>
+            <w:r>
+              <w:rPr>
+                <w:b/>
+                <w:bCs/>
+                <w:color w:val="168A8A"/>
+              </w:rPr>
+              <w:t xml:space="preserve">MISSION 2 · PHASE 5 OF 6: Automating Student and Campus Services at Scale</w:t>
+            </w:r>
+          </w:p>
+          <w:p>
+            <w:pPr>
+              <w:spacing w:after="120" w:line="300"/>
+            </w:pPr>
+            <w:r>
+              <w:rPr>
+                <w:b/>
+                <w:bCs/>
+                <w:color w:val="263A67"/>
+              </w:rPr>
+              <w:t xml:space="preserve">CRISIS SCENARIO: Mass Ingestion: Data Driven Testing with External Datasets</w:t>
+            </w:r>
+          </w:p>
+          <w:p>
+            <w:pPr>
+              <w:spacing w:after="120" w:line="300"/>
+            </w:pPr>
+            <w:r>
+              <w:rPr>
+                <w:b/>
+                <w:bCs/>
+              </w:rPr>
+              <w:t xml:space="preserve">Context: </w:t>
+            </w:r>
+            <w:r>
+              <w:t xml:space="preserve">Testing one book at a time proves the contract works, but enterprise systems must ingest thousands of books across different genres and authors. Hardcoding individual test cases for every book is unmaintainable. We must decouple test logic from test data by driving automated iterations from external CSV and JSON data files.</w:t>
+            </w:r>
+          </w:p>
+          <w:p>
+            <w:pPr>
+              <w:spacing w:after="120" w:line="300"/>
+            </w:pPr>
+            <w:r>
+              <w:rPr>
+                <w:b/>
+                <w:bCs/>
+                <w:color w:val="168A8A"/>
+              </w:rPr>
+              <w:t xml:space="preserve">Operational Target: </w:t>
+            </w:r>
+            <w:r>
+              <w:t xml:space="preserve">Drive automated collection runner iterations using external CSV and JSON datasets with iterationData variables.</w:t>
+            </w:r>
+          </w:p>
+          <w:p>
+            <w:pPr>
+              <w:spacing w:after="120" w:line="300"/>
+            </w:pPr>
+            Postman Collection Runner · CSV and JSON Data File Ingestion Engine
           </w:p>
           <w:p>
             <w:pPr>
@@ -31808,7 +32758,7 @@
                           </pic:cNvPicPr>
                         </pic:nvPicPr>
                         <pic:blipFill>
-                          <a:blip r:embed="rId24" cstate="none"/>
+                          <a:blip r:embed="rId25" cstate="none"/>
                           <a:srcRect/>
                           <a:stretch>
                             <a:fillRect/>
@@ -33947,8 +34897,71 @@
                 <w:bCs/>
                 <w:color w:val="263A67"/>
               </w:rPr>
-              <w:t xml:space="preserve">CHAPTER ROADMAP &amp; LEARNING CONTRACT</w:t>
-            </w:r>
+              <w:t xml:space="preserve">MISSION BRIEFING &amp; CHAPTER ROADMAP</w:t>
+            </w:r>
+          </w:p>
+          <w:p>
+            <w:pPr>
+              <w:spacing w:after="120" w:line="300"/>
+            </w:pPr>
+            <w:r>
+              <w:rPr>
+                <w:b/>
+                <w:bCs/>
+                <w:color w:val="168A8A"/>
+              </w:rPr>
+              <w:t xml:space="preserve">MISSION 2 · PHASE 6 OF 6: Automating Student and Campus Services at Scale</w:t>
+            </w:r>
+          </w:p>
+          <w:p>
+            <w:pPr>
+              <w:spacing w:after="120" w:line="300"/>
+            </w:pPr>
+            <w:r>
+              <w:rPr>
+                <w:b/>
+                <w:bCs/>
+                <w:color w:val="263A67"/>
+              </w:rPr>
+              <w:t xml:space="preserve">CRISIS SCENARIO: Production Hardening: Error Handling and Self Healing Resilience</w:t>
+            </w:r>
+          </w:p>
+          <w:p>
+            <w:pPr>
+              <w:spacing w:after="120" w:line="300"/>
+            </w:pPr>
+            <w:r>
+              <w:rPr>
+                <w:b/>
+                <w:bCs/>
+              </w:rPr>
+              <w:t xml:space="preserve">Context: </w:t>
+            </w:r>
+            <w:r>
+              <w:t xml:space="preserve">In production, network glitches, temporary service outages, and duplicate records will occur. Brittle test suites fail completely on the first unexpected error. Enterprise test suites must be resilient: handling negative response codes defensively, safe parsing JSON payloads, and executing self healing cleanup loops to recover gracefully.</w:t>
+            </w:r>
+          </w:p>
+          <w:p>
+            <w:pPr>
+              <w:spacing w:after="120" w:line="300"/>
+            </w:pPr>
+            <w:r>
+              <w:rPr>
+                <w:b/>
+                <w:bCs/>
+                <w:color w:val="168A8A"/>
+              </w:rPr>
+              <w:t xml:space="preserve">Operational Target: </w:t>
+            </w:r>
+            <w:r>
+              <w:t xml:space="preserve">Implement defensive try catch parsing, validate negative error codes, and engineer self healing cleanup loops.</w:t>
+            </w:r>
+          </w:p>
+          <w:p>
+            <w:pPr>
+              <w:spacing w:after="120" w:line="300"/>
+            </w:pPr>
+            Resilience Engineering Layer · Defensive Scripting Sandbox · Teardown Loop
           </w:p>
           <w:p>
             <w:pPr>
@@ -34077,7 +35090,7 @@
                           </pic:cNvPicPr>
                         </pic:nvPicPr>
                         <pic:blipFill>
-                          <a:blip r:embed="rId25" cstate="none"/>
+                          <a:blip r:embed="rId26" cstate="none"/>
                           <a:srcRect/>
                           <a:stretch>
                             <a:fillRect/>
@@ -34551,7 +35564,7 @@
                           </pic:cNvPicPr>
                         </pic:nvPicPr>
                         <pic:blipFill>
-                          <a:blip r:embed="rId26" cstate="none"/>
+                          <a:blip r:embed="rId27" cstate="none"/>
                           <a:srcRect/>
                           <a:stretch>
                             <a:fillRect/>
@@ -37059,8 +38072,71 @@
                 <w:bCs/>
                 <w:color w:val="263A67"/>
               </w:rPr>
-              <w:t xml:space="preserve">CHAPTER ROADMAP &amp; LEARNING CONTRACT</w:t>
-            </w:r>
+              <w:t xml:space="preserve">MISSION BRIEFING &amp; CHAPTER ROADMAP</w:t>
+            </w:r>
+          </w:p>
+          <w:p>
+            <w:pPr>
+              <w:spacing w:after="120" w:line="300"/>
+            </w:pPr>
+            <w:r>
+              <w:rPr>
+                <w:b/>
+                <w:bCs/>
+                <w:color w:val="168A8A"/>
+              </w:rPr>
+              <w:t xml:space="preserve">MISSION 3 · PHASE 1 OF 4: Enterprise Resilience and CI CD Quality Gates</w:t>
+            </w:r>
+          </w:p>
+          <w:p>
+            <w:pPr>
+              <w:spacing w:after="120" w:line="300"/>
+            </w:pPr>
+            <w:r>
+              <w:rPr>
+                <w:b/>
+                <w:bCs/>
+                <w:color w:val="263A67"/>
+              </w:rPr>
+              <w:t xml:space="preserve">CRISIS SCENARIO: Agile Sprint Simulation: Contract First Testing with Mock Servers</w:t>
+            </w:r>
+          </w:p>
+          <w:p>
+            <w:pPr>
+              <w:spacing w:after="120" w:line="300"/>
+            </w:pPr>
+            <w:r>
+              <w:rPr>
+                <w:b/>
+                <w:bCs/>
+              </w:rPr>
+              <w:t xml:space="preserve">Context: </w:t>
+            </w:r>
+            <w:r>
+              <w:t xml:space="preserve">In modern fast paced engineering sprints, QA automation engineers face a classic roadblock: backend developers spend two weeks building database schemas and business logic. If testers wait for live endpoints before writing tests, QA becomes the release bottleneck. We must unblock parallel testing by adopting contract first development, writing JSON Schema contracts, and spinning up hosted Postman Mock Servers.</w:t>
+            </w:r>
+          </w:p>
+          <w:p>
+            <w:pPr>
+              <w:spacing w:after="120" w:line="300"/>
+            </w:pPr>
+            <w:r>
+              <w:rPr>
+                <w:b/>
+                <w:bCs/>
+                <w:color w:val="168A8A"/>
+              </w:rPr>
+              <w:t xml:space="preserve">Operational Target: </w:t>
+            </w:r>
+            <w:r>
+              <w:t xml:space="preserve">Build JSON Schema contract validators, configure Postman Mock Servers with Examples, and compare REST with GraphQL.</w:t>
+            </w:r>
+          </w:p>
+          <w:p>
+            <w:pPr>
+              <w:spacing w:after="120" w:line="300"/>
+            </w:pPr>
+            Postman Hosted Mock Server · JSON Schema Validator · GraphQL Query Resolver
           </w:p>
           <w:p>
             <w:pPr>
@@ -38035,7 +39111,7 @@
                           </pic:cNvPicPr>
                         </pic:nvPicPr>
                         <pic:blipFill>
-                          <a:blip r:embed="rId27" cstate="none"/>
+                          <a:blip r:embed="rId28" cstate="none"/>
                           <a:srcRect/>
                           <a:stretch>
                             <a:fillRect/>
@@ -38881,7 +39957,7 @@
                           </pic:cNvPicPr>
                         </pic:nvPicPr>
                         <pic:blipFill>
-                          <a:blip r:embed="rId28" cstate="none"/>
+                          <a:blip r:embed="rId29" cstate="none"/>
                           <a:srcRect/>
                           <a:stretch>
                             <a:fillRect/>
@@ -40977,8 +42053,71 @@
                 <w:bCs/>
                 <w:color w:val="263A67"/>
               </w:rPr>
-              <w:t xml:space="preserve">CHAPTER ROADMAP &amp; LEARNING CONTRACT</w:t>
-            </w:r>
+              <w:t xml:space="preserve">MISSION BRIEFING &amp; CHAPTER ROADMAP</w:t>
+            </w:r>
+          </w:p>
+          <w:p>
+            <w:pPr>
+              <w:spacing w:after="120" w:line="300"/>
+            </w:pPr>
+            <w:r>
+              <w:rPr>
+                <w:b/>
+                <w:bCs/>
+                <w:color w:val="168A8A"/>
+              </w:rPr>
+              <w:t xml:space="preserve">MISSION 3 · PHASE 2 OF 4: Enterprise Resilience and CI CD Quality Gates</w:t>
+            </w:r>
+          </w:p>
+          <w:p>
+            <w:pPr>
+              <w:spacing w:after="120" w:line="300"/>
+            </w:pPr>
+            <w:r>
+              <w:rPr>
+                <w:b/>
+                <w:bCs/>
+                <w:color w:val="263A67"/>
+              </w:rPr>
+              <w:t xml:space="preserve">CRISIS SCENARIO: Securing the Gateway: OAuth 2.0 and Modern Token Authorization</w:t>
+            </w:r>
+          </w:p>
+          <w:p>
+            <w:pPr>
+              <w:spacing w:after="120" w:line="300"/>
+            </w:pPr>
+            <w:r>
+              <w:rPr>
+                <w:b/>
+                <w:bCs/>
+              </w:rPr>
+              <w:t xml:space="preserve">Context: </w:t>
+            </w:r>
+            <w:r>
+              <w:t xml:space="preserve">Enterprise campus systems handle sensitive student records and financial transactions. Simple API keys or basic auth credentials are unacceptable in modern architecture. Microservices enforce OAuth 2.0 token based authorization. We must master the four roles, execute the two step Authorization Code grant, automate token exchange scripts, and chain Bearer tokens into secured requests.</w:t>
+            </w:r>
+          </w:p>
+          <w:p>
+            <w:pPr>
+              <w:spacing w:after="120" w:line="300"/>
+            </w:pPr>
+            <w:r>
+              <w:rPr>
+                <w:b/>
+                <w:bCs/>
+                <w:color w:val="168A8A"/>
+              </w:rPr>
+              <w:t xml:space="preserve">Operational Target: </w:t>
+            </w:r>
+            <w:r>
+              <w:t xml:space="preserve">Deconstruct the OAuth 2.0 handshake, automate token retrieval in pre request scripts, and test token expiration.</w:t>
+            </w:r>
+          </w:p>
+          <w:p>
+            <w:pPr>
+              <w:spacing w:after="120" w:line="300"/>
+            </w:pPr>
+            OAuth 2.0 Authorization Server · Bearer Token Gateway · Secured Student Endpoints
           </w:p>
           <w:p>
             <w:pPr>
@@ -41314,7 +42453,7 @@
                           </pic:cNvPicPr>
                         </pic:nvPicPr>
                         <pic:blipFill>
-                          <a:blip r:embed="rId29" cstate="none"/>
+                          <a:blip r:embed="rId30" cstate="none"/>
                           <a:srcRect/>
                           <a:stretch>
                             <a:fillRect/>
@@ -44843,8 +45982,71 @@
                 <w:bCs/>
                 <w:color w:val="263A67"/>
               </w:rPr>
-              <w:t xml:space="preserve">CHAPTER ROADMAP &amp; LEARNING CONTRACT</w:t>
-            </w:r>
+              <w:t xml:space="preserve">MISSION BRIEFING &amp; CHAPTER ROADMAP</w:t>
+            </w:r>
+          </w:p>
+          <w:p>
+            <w:pPr>
+              <w:spacing w:after="120" w:line="300"/>
+            </w:pPr>
+            <w:r>
+              <w:rPr>
+                <w:b/>
+                <w:bCs/>
+                <w:color w:val="168A8A"/>
+              </w:rPr>
+              <w:t xml:space="preserve">MISSION 3 · PHASE 3 OF 4: Enterprise Resilience and CI CD Quality Gates</w:t>
+            </w:r>
+          </w:p>
+          <w:p>
+            <w:pPr>
+              <w:spacing w:after="120" w:line="300"/>
+            </w:pPr>
+            <w:r>
+              <w:rPr>
+                <w:b/>
+                <w:bCs/>
+                <w:color w:val="263A67"/>
+              </w:rPr>
+              <w:t xml:space="preserve">CRISIS SCENARIO: Legacy Systems Integration: SOAP WebServices and XML Parsing</w:t>
+            </w:r>
+          </w:p>
+          <w:p>
+            <w:pPr>
+              <w:spacing w:after="120" w:line="300"/>
+            </w:pPr>
+            <w:r>
+              <w:rPr>
+                <w:b/>
+                <w:bCs/>
+              </w:rPr>
+              <w:t xml:space="preserve">Context: </w:t>
+            </w:r>
+            <w:r>
+              <w:t xml:space="preserve">Modern microservices communicate via REST and JSON, but enterprise institutions still rely on legacy mainframes and banking gateways built on SOAP and XML. When the campus finance office requires verifying textbook grants through a state accounting mainframe, our testing suite must speak SOAP 1.1 and 1.2 XML envelopes and parse responses accurately.</w:t>
+            </w:r>
+          </w:p>
+          <w:p>
+            <w:pPr>
+              <w:spacing w:after="120" w:line="300"/>
+            </w:pPr>
+            <w:r>
+              <w:rPr>
+                <w:b/>
+                <w:bCs/>
+                <w:color w:val="168A8A"/>
+              </w:rPr>
+              <w:t xml:space="preserve">Operational Target: </w:t>
+            </w:r>
+            <w:r>
+              <w:t xml:space="preserve">Craft valid SOAP XML envelopes, set required SOAP headers, parse XML with xml2Json, and assert response values.</w:t>
+            </w:r>
+          </w:p>
+          <w:p>
+            <w:pPr>
+              <w:spacing w:after="120" w:line="300"/>
+            </w:pPr>
+            Enterprise SOAP 1.2 WebService · XML Envelope Parser · State Accounting Gateway
           </w:p>
           <w:p>
             <w:pPr>
@@ -45577,7 +46779,7 @@
                           </pic:cNvPicPr>
                         </pic:nvPicPr>
                         <pic:blipFill>
-                          <a:blip r:embed="rId30" cstate="none"/>
+                          <a:blip r:embed="rId31" cstate="none"/>
                           <a:srcRect/>
                           <a:stretch>
                             <a:fillRect/>
@@ -48578,8 +49780,71 @@
                 <w:bCs/>
                 <w:color w:val="263A67"/>
               </w:rPr>
-              <w:t xml:space="preserve">CHAPTER ROADMAP &amp; LEARNING CONTRACT</w:t>
-            </w:r>
+              <w:t xml:space="preserve">MISSION BRIEFING &amp; CHAPTER ROADMAP</w:t>
+            </w:r>
+          </w:p>
+          <w:p>
+            <w:pPr>
+              <w:spacing w:after="120" w:line="300"/>
+            </w:pPr>
+            <w:r>
+              <w:rPr>
+                <w:b/>
+                <w:bCs/>
+                <w:color w:val="168A8A"/>
+              </w:rPr>
+              <w:t xml:space="preserve">MISSION 3 · PHASE 4 OF 4: Enterprise Resilience and CI CD Quality Gates</w:t>
+            </w:r>
+          </w:p>
+          <w:p>
+            <w:pPr>
+              <w:spacing w:after="120" w:line="300"/>
+            </w:pPr>
+            <w:r>
+              <w:rPr>
+                <w:b/>
+                <w:bCs/>
+                <w:color w:val="263A67"/>
+              </w:rPr>
+              <w:t xml:space="preserve">CRISIS SCENARIO: Continuous Quality Gate: Headless Newman Execution in CI CD</w:t>
+            </w:r>
+          </w:p>
+          <w:p>
+            <w:pPr>
+              <w:spacing w:after="120" w:line="300"/>
+            </w:pPr>
+            <w:r>
+              <w:rPr>
+                <w:b/>
+                <w:bCs/>
+              </w:rPr>
+              <w:t xml:space="preserve">Context: </w:t>
+            </w:r>
+            <w:r>
+              <w:t xml:space="preserve">On the eve of campus enrollment, ten thousand students and faculty will access the university portal. Developers are deploying hotfixes continuously. We cannot rely on manual testing in a desktop app. We must construct an autonomous robot watchdog: running our test suites headlessly via Newman CLI on every code commit, generating visual HTML Extra dashboards, and gating production releases in Jenkins and GitHub Actions.</w:t>
+            </w:r>
+          </w:p>
+          <w:p>
+            <w:pPr>
+              <w:spacing w:after="120" w:line="300"/>
+            </w:pPr>
+            <w:r>
+              <w:rPr>
+                <w:b/>
+                <w:bCs/>
+                <w:color w:val="168A8A"/>
+              </w:rPr>
+              <w:t xml:space="preserve">Operational Target: </w:t>
+            </w:r>
+            <w:r>
+              <w:t xml:space="preserve">Export portable collections and environments, run headless test suites with Newman, configure fail fast bail flags, and integrate CI CD pipelines.</w:t>
+            </w:r>
+          </w:p>
+          <w:p>
+            <w:pPr>
+              <w:spacing w:after="120" w:line="300"/>
+            </w:pPr>
+            Newman CLI Runtime · Jenkins CI CD Pipeline · GitHub Actions · HTML Extra Dashboard
           </w:p>
           <w:p>
             <w:pPr>
@@ -48708,7 +49973,7 @@
                           </pic:cNvPicPr>
                         </pic:nvPicPr>
                         <pic:blipFill>
-                          <a:blip r:embed="rId25" cstate="none"/>
+                          <a:blip r:embed="rId26" cstate="none"/>
                           <a:srcRect/>
                           <a:stretch>
                             <a:fillRect/>
@@ -48903,7 +50168,7 @@
                           </pic:cNvPicPr>
                         </pic:nvPicPr>
                         <pic:blipFill>
-                          <a:blip r:embed="rId31" cstate="none"/>
+                          <a:blip r:embed="rId32" cstate="none"/>
                           <a:srcRect/>
                           <a:stretch>
                             <a:fillRect/>

--- a/public/books/zero-to-agentic-api-testing/edition-01/Zero-To-Agentic-Api-Testing-Edition-01.docx
+++ b/public/books/zero-to-agentic-api-testing/edition-01/Zero-To-Agentic-Api-Testing-Edition-01.docx
@@ -577,7 +577,7 @@
       </w:r>
     </w:p>
     <w:p>
-      <w:hyperlink w:history="1" r:id="rId9mpx1n71tgazggvflmzke">
+      <w:hyperlink w:history="1" r:id="rIdu1-a1ikuayuns6ymduuwb">
         <w:r>
           <w:rPr>
             <w:rStyle w:val="Hyperlink"/>
@@ -595,7 +595,7 @@
       </w:r>
     </w:p>
     <w:p>
-      <w:hyperlink w:history="1" r:id="rIdepqvtr3kzjdqhj0kcuhyi">
+      <w:hyperlink w:history="1" r:id="rIdqjqcemdngxhxflo-vox_-">
         <w:r>
           <w:rPr>
             <w:rStyle w:val="Hyperlink"/>
@@ -754,7 +754,7 @@
                 <w:bCs/>
                 <w:color w:val="168A8A"/>
               </w:rPr>
-              <w:t xml:space="preserve">MISSION 1 · PHASE 1 OF 3: Global Open Data and Web Wire Audit</w:t>
+              <w:t xml:space="preserve">MISSION 1 · PHASE 1 OF 3: WIRE FOUNDATIONS AND FIRST PRINCIPLES: Global Open Data and Web Wire Audit</w:t>
             </w:r>
           </w:p>
           <w:p>
@@ -853,6 +853,201 @@
             </w:r>
             <w:r>
               <w:t xml:space="preserve">The assembled runnable server.js file and the foundational mental model of an HTTP request and response pair.</w:t>
+            </w:r>
+          </w:p>
+        </w:tc>
+      </w:tr>
+    </w:tbl>
+    <w:tbl>
+      <w:tblPr>
+        <w:tblW w:type="pct" w:w="100%"/>
+        <w:tblBorders>
+          <w:top w:val="single" w:color="auto" w:sz="4"/>
+          <w:left w:val="single" w:color="auto" w:sz="4"/>
+          <w:bottom w:val="single" w:color="auto" w:sz="4"/>
+          <w:right w:val="single" w:color="auto" w:sz="4"/>
+          <w:insideH w:val="single" w:color="auto" w:sz="4"/>
+          <w:insideV w:val="single" w:color="auto" w:sz="4"/>
+        </w:tblBorders>
+      </w:tblPr>
+      <w:tblGrid>
+        <w:gridCol w:w="100"/>
+      </w:tblGrid>
+      <w:tr>
+        <w:tc>
+          <w:tcPr>
+            <w:tcBorders>
+              <w:top w:val="single" w:color="D9E0EA" w:sz="2"/>
+              <w:left w:val="single" w:color="D9E0EA" w:sz="2"/>
+              <w:bottom w:val="single" w:color="D9E0EA" w:sz="2"/>
+              <w:right w:val="single" w:color="D9E0EA" w:sz="2"/>
+            </w:tcBorders>
+            <w:shd w:fill="EEF5FA" w:val="clear"/>
+            <w:tcMar>
+              <w:top w:type="dxa" w:w="130"/>
+              <w:left w:type="dxa" w:w="160"/>
+              <w:bottom w:type="dxa" w:w="130"/>
+              <w:right w:type="dxa" w:w="160"/>
+            </w:tcMar>
+          </w:tcPr>
+          <w:p>
+            <w:pPr>
+              <w:spacing w:after="120" w:line="300"/>
+            </w:pPr>
+            <w:r>
+              <w:rPr>
+                <w:b/>
+                <w:bCs/>
+                <w:color w:val="263A67"/>
+              </w:rPr>
+              <w:t xml:space="preserve">OUR MISSION · The Apex Campus Launch Crisis: When the Frontend Lost Its Voice</w:t>
+            </w:r>
+          </w:p>
+          <w:p>
+            <w:pPr>
+              <w:spacing w:after="120" w:line="300"/>
+            </w:pPr>
+            <w:r>
+              <w:t xml:space="preserve">On the eve of campus launch at Apex University, an urgent alert flashes across engineering monitors. The flagship student portal application has gone dark. The mobile user interface is completely blank, displaying silent error states. Inside the triage war room, the mobile frontend team insists their interface code was compiled without errors and blames backend failures. The backend server engineers report that their databases are active and blame mobile network drops. Neither team can see what is happening across the invisible communication boundary. As the API Quality Engineer, your deployment begins here: you must inspect the raw network wire, construct a minimal API server from scratch to prove communication contracts, execute the core HTTP operations, and bridge the disconnect between client and backend.</w:t>
+            </w:r>
+          </w:p>
+          <w:p>
+            <w:pPr>
+              <w:jc w:val="center"/>
+            </w:pPr>
+            <w:r>
+              <w:drawing>
+                <wp:inline distT="0" distB="0" distL="0" distR="0">
+                  <wp:extent cx="4953000" cy="2705100"/>
+                  <wp:effectExtent t="0" r="0" b="0" l="0"/>
+                  <wp:docPr id="1" name="The Apex Campus war room showing engineering command screens and live wire diagnostics." descr="The Apex Campus war room showing engineering command screens and live wire diagnostics." title="The Apex Campus war room showing engineering command screens and live wire diagnostics."/>
+                  <wp:cNvGraphicFramePr>
+                    <a:graphicFrameLocks xmlns:a="http://schemas.openxmlformats.org/drawingml/2006/main" noChangeAspect="1"/>
+                  </wp:cNvGraphicFramePr>
+                  <a:graphic xmlns:a="http://schemas.openxmlformats.org/drawingml/2006/main">
+                    <a:graphicData uri="http://schemas.openxmlformats.org/drawingml/2006/picture">
+                      <pic:pic xmlns:pic="http://schemas.openxmlformats.org/drawingml/2006/picture">
+                        <pic:nvPicPr>
+                          <pic:cNvPr id="0" name="" descr=""/>
+                          <pic:cNvPicPr>
+                            <a:picLocks noChangeAspect="1" noChangeArrowheads="1"/>
+                          </pic:cNvPicPr>
+                        </pic:nvPicPr>
+                        <pic:blipFill>
+                          <a:blip r:embed="rId10" cstate="none"/>
+                          <a:srcRect/>
+                          <a:stretch>
+                            <a:fillRect/>
+                          </a:stretch>
+                        </pic:blipFill>
+                        <pic:spPr bwMode="auto">
+                          <a:xfrm>
+                            <a:off x="0" y="0"/>
+                            <a:ext cx="4953000" cy="2705100"/>
+                          </a:xfrm>
+                          <a:prstGeom prst="rect">
+                            <a:avLst/>
+                          </a:prstGeom>
+                        </pic:spPr>
+                      </pic:pic>
+                    </a:graphicData>
+                  </a:graphic>
+                </wp:inline>
+              </w:drawing>
+            </w:r>
+          </w:p>
+          <w:p>
+            <w:pPr>
+              <w:spacing w:after="120" w:line="300"/>
+              <w:jc w:val="center"/>
+            </w:pPr>
+            <w:r>
+              <w:rPr>
+                <w:i/>
+                <w:iCs/>
+                <w:color w:val="5B6575"/>
+                <w:sz w:val="19"/>
+                <w:szCs w:val="19"/>
+              </w:rPr>
+              <w:t xml:space="preserve">The Apex Campus War Room: When the frontend loses its voice, truth is found on the wire.</w:t>
+            </w:r>
+          </w:p>
+          <w:p>
+            <w:pPr>
+              <w:spacing w:after="120" w:line="300"/>
+            </w:pPr>
+            <w:r>
+              <w:rPr>
+                <w:b/>
+                <w:bCs/>
+                <w:color w:val="4659A7"/>
+              </w:rPr>
+              <w:t xml:space="preserve">1  </w:t>
+            </w:r>
+            <w:r>
+              <w:t xml:space="preserve">The Crisis: Student mobile screens display blank cards and silent network failures.</w:t>
+            </w:r>
+          </w:p>
+          <w:p>
+            <w:pPr>
+              <w:spacing w:after="120" w:line="300"/>
+            </w:pPr>
+            <w:r>
+              <w:rPr>
+                <w:b/>
+                <w:bCs/>
+                <w:color w:val="4659A7"/>
+              </w:rPr>
+              <w:t xml:space="preserve">2  </w:t>
+            </w:r>
+            <w:r>
+              <w:t xml:space="preserve">The Disconnect: Frontend and backend teams are deadlocked because neither can observe the wire.</w:t>
+            </w:r>
+          </w:p>
+          <w:p>
+            <w:pPr>
+              <w:spacing w:after="120" w:line="300"/>
+            </w:pPr>
+            <w:r>
+              <w:rPr>
+                <w:b/>
+                <w:bCs/>
+                <w:color w:val="4659A7"/>
+              </w:rPr>
+              <w:t xml:space="preserve">3  </w:t>
+            </w:r>
+            <w:r>
+              <w:t xml:space="preserve">The Mission: Build a minimal server from first principles, master the five core operations, and audit the wire.</w:t>
+            </w:r>
+          </w:p>
+          <w:p>
+            <w:pPr>
+              <w:spacing w:after="120" w:line="300"/>
+            </w:pPr>
+            <w:r>
+              <w:rPr>
+                <w:b/>
+                <w:bCs/>
+              </w:rPr>
+              <w:t xml:space="preserve">What we know: </w:t>
+            </w:r>
+            <w:r>
+              <w:t xml:space="preserve">The frontend UI and backend server cannot communicate without agreed API contracts. • HTTP requests and responses travel across the network wire as structured text packets.</w:t>
+            </w:r>
+          </w:p>
+          <w:p>
+            <w:pPr>
+              <w:spacing w:after="120" w:line="300"/>
+            </w:pPr>
+            <w:r>
+              <w:rPr>
+                <w:b/>
+                <w:bCs/>
+              </w:rPr>
+              <w:t xml:space="preserve">What we need: </w:t>
+            </w:r>
+            <w:r>
+              <w:t xml:space="preserve">Build a minimal runnable Express server to control and inspect both sides of the connection. • Execute and verify POST, GET, PUT, PATCH, and DELETE operations over the wire. • Contrast REST with SOAP and GraphQL using the identical data query.</w:t>
             </w:r>
           </w:p>
         </w:tc>
@@ -1010,7 +1205,7 @@
                           </pic:cNvPicPr>
                         </pic:nvPicPr>
                         <pic:blipFill>
-                          <a:blip r:embed="rId10" cstate="none"/>
+                          <a:blip r:embed="rId11" cstate="none"/>
                           <a:srcRect/>
                           <a:stretch>
                             <a:fillRect/>
@@ -1710,7 +1905,7 @@
                           </pic:cNvPicPr>
                         </pic:nvPicPr>
                         <pic:blipFill>
-                          <a:blip r:embed="rId11" cstate="none"/>
+                          <a:blip r:embed="rId12" cstate="none"/>
                           <a:srcRect/>
                           <a:stretch>
                             <a:fillRect/>
@@ -7174,7 +7369,7 @@
                           </pic:cNvPicPr>
                         </pic:nvPicPr>
                         <pic:blipFill>
-                          <a:blip r:embed="rId12" cstate="none"/>
+                          <a:blip r:embed="rId13" cstate="none"/>
                           <a:srcRect/>
                           <a:stretch>
                             <a:fillRect/>
@@ -7724,7 +7919,7 @@
                           </pic:cNvPicPr>
                         </pic:nvPicPr>
                         <pic:blipFill>
-                          <a:blip r:embed="rId13" cstate="none"/>
+                          <a:blip r:embed="rId14" cstate="none"/>
                           <a:srcRect/>
                           <a:stretch>
                             <a:fillRect/>
@@ -9004,7 +9199,7 @@
                           </pic:cNvPicPr>
                         </pic:nvPicPr>
                         <pic:blipFill>
-                          <a:blip r:embed="rId14" cstate="none"/>
+                          <a:blip r:embed="rId15" cstate="none"/>
                           <a:srcRect/>
                           <a:stretch>
                             <a:fillRect/>
@@ -9750,7 +9945,7 @@
                 <w:bCs/>
                 <w:color w:val="168A8A"/>
               </w:rPr>
-              <w:t xml:space="preserve">MISSION 1 · PHASE 2 OF 3: Global Open Data and Web Wire Audit</w:t>
+              <w:t xml:space="preserve">MISSION 1 · PHASE 2 OF 3: THE MANUAL WIRE INVESTIGATION: Global Open Data and Web Wire Audit</w:t>
             </w:r>
           </w:p>
           <w:p>
@@ -10004,7 +10199,7 @@
                           </pic:cNvPicPr>
                         </pic:nvPicPr>
                         <pic:blipFill>
-                          <a:blip r:embed="rId15" cstate="none"/>
+                          <a:blip r:embed="rId10" cstate="none"/>
                           <a:srcRect/>
                           <a:stretch>
                             <a:fillRect/>
@@ -11373,7 +11568,7 @@
                           </pic:cNvPicPr>
                         </pic:nvPicPr>
                         <pic:blipFill>
-                          <a:blip r:embed="rId12" cstate="none"/>
+                          <a:blip r:embed="rId13" cstate="none"/>
                           <a:srcRect/>
                           <a:stretch>
                             <a:fillRect/>
@@ -14728,7 +14923,7 @@
                 <w:bCs/>
                 <w:color w:val="168A8A"/>
               </w:rPr>
-              <w:t xml:space="preserve">MISSION 1 · PHASE 3 OF 3: Global Open Data and Web Wire Audit</w:t>
+              <w:t xml:space="preserve">MISSION 1 · PHASE 3 OF 3: AUTOMATING THE WIRE VERIFICATION: Global Open Data and Web Wire Audit</w:t>
             </w:r>
           </w:p>
           <w:p>

--- a/public/books/zero-to-agentic-api-testing/edition-01/Zero-To-Agentic-Api-Testing-Edition-01.docx
+++ b/public/books/zero-to-agentic-api-testing/edition-01/Zero-To-Agentic-Api-Testing-Edition-01.docx
@@ -577,7 +577,7 @@
       </w:r>
     </w:p>
     <w:p>
-      <w:hyperlink w:history="1" r:id="rIdhubscumq62hjjspkixa3l">
+      <w:hyperlink w:history="1" r:id="rId6_uwyuf89-npdidulopfu">
         <w:r>
           <w:rPr>
             <w:rStyle w:val="Hyperlink"/>
@@ -595,7 +595,7 @@
       </w:r>
     </w:p>
     <w:p>
-      <w:hyperlink w:history="1" r:id="rIdhqpwhqqymm19cbn2oageb">
+      <w:hyperlink w:history="1" r:id="rIdjoy7tkrtkcmavvjulwtpo">
         <w:r>
           <w:rPr>
             <w:rStyle w:val="Hyperlink"/>
@@ -858,6 +858,69 @@
         </w:tc>
       </w:tr>
     </w:tbl>
+    <w:p>
+      <w:pPr>
+        <w:pStyle w:val="Heading2"/>
+        <w:keepNext/>
+        <w:spacing w:after="100" w:before="240"/>
+      </w:pPr>
+      <w:r>
+        <w:rPr>
+          <w:b/>
+          <w:bCs/>
+          <w:color w:val="4659A7"/>
+        </w:rPr>
+        <w:t xml:space="preserve">The Day You Walked into the War Room</w:t>
+      </w:r>
+    </w:p>
+    <w:p>
+      <w:pPr>
+        <w:spacing w:after="120" w:line="300"/>
+      </w:pPr>
+      <w:r>
+        <w:t xml:space="preserve">It is 8:14 PM on the eve of campus wide orientation at Apex University. Fluorescent lights hum in the engineering command center. A massive curved display shows real time transit telemetry, student registration queues, and a flood of failing network requests.</w:t>
+      </w:r>
+    </w:p>
+    <w:p>
+      <w:pPr>
+        <w:spacing w:after="120" w:line="300"/>
+      </w:pPr>
+      <w:r>
+        <w:t xml:space="preserve">The mobile development lead is visibly frustrated: The mobile app is completely blank. The backend transit service must have crashed. The backend lead pushes back immediately: Our database clusters are healthy and CPU load is under twelve percent. The mobile team must have broken their UI rendering.</w:t>
+      </w:r>
+    </w:p>
+    <w:p>
+      <w:pPr>
+        <w:spacing w:after="120" w:line="300"/>
+      </w:pPr>
+      <w:r>
+        <w:t xml:space="preserve">Both engineering teams are deadlocked because they are staring at their own screens, arguing across an invisible chasm: the network wire.</w:t>
+      </w:r>
+    </w:p>
+    <w:p>
+      <w:pPr>
+        <w:spacing w:after="120" w:line="300"/>
+      </w:pPr>
+      <w:r>
+        <w:t xml:space="preserve">You have just joined the engineering team as an aspiring tester and developer. You want to help resolve the crisis, but you face an immediate reality: you have never audited network packets or debugged distributed services before. How can you diagnose why two computers cannot speak to each other if you have never built an API from scratch?</w:t>
+      </w:r>
+    </w:p>
+    <w:p>
+      <w:pPr>
+        <w:spacing w:after="120" w:line="300"/>
+      </w:pPr>
+      <w:r>
+        <w:t xml:space="preserve">You cannot debug what you do not understand. To see through the confusion of the war room, you need to understand what an API truly is, how data travels across the physical wire, and how servers process requests.</w:t>
+      </w:r>
+    </w:p>
+    <w:p>
+      <w:pPr>
+        <w:spacing w:after="120" w:line="300"/>
+      </w:pPr>
+      <w:r>
+        <w:t xml:space="preserve">You pull up a chair in the corner of the room, open your laptop terminal, and begin where every great engineer begins: by understanding the foundational mechanics of client server communication from first principles.</w:t>
+      </w:r>
+    </w:p>
     <w:p>
       <w:pPr>
         <w:pStyle w:val="Heading2"/>
@@ -1123,6 +1186,186 @@
               <w:bottom w:val="single" w:color="D9E0EA" w:sz="2"/>
               <w:right w:val="single" w:color="D9E0EA" w:sz="2"/>
             </w:tcBorders>
+            <w:shd w:fill="F8FAFC" w:val="clear"/>
+            <w:tcMar>
+              <w:top w:type="dxa" w:w="130"/>
+              <w:left w:type="dxa" w:w="160"/>
+              <w:bottom w:type="dxa" w:w="130"/>
+              <w:right w:type="dxa" w:w="160"/>
+            </w:tcMar>
+          </w:tcPr>
+          <w:p>
+            <w:pPr>
+              <w:spacing w:after="120" w:line="300"/>
+            </w:pPr>
+            <w:r>
+              <w:rPr>
+                <w:b/>
+                <w:bCs/>
+                <w:color w:val="263A67"/>
+              </w:rPr>
+              <w:t xml:space="preserve">ARCHITECTURE · The Frontend and Backend Bridge: How Modern Applications Communicate</w:t>
+            </w:r>
+          </w:p>
+          <w:p>
+            <w:pPr>
+              <w:spacing w:after="120" w:line="300"/>
+            </w:pPr>
+            <w:r>
+              <w:rPr>
+                <w:b/>
+                <w:bCs/>
+                <w:color w:val="4659A7"/>
+                <w:sz w:val="22"/>
+                <w:szCs w:val="22"/>
+              </w:rPr>
+              <w:t xml:space="preserve">ENTERPRISE ARCHITECTURE · The Frontend and Backend Bridge: How Modern Applications Communicate</w:t>
+            </w:r>
+          </w:p>
+          <w:p>
+            <w:pPr>
+              <w:spacing w:after="120" w:line="300"/>
+            </w:pPr>
+            <w:r>
+              <w:t xml:space="preserve">In enterprise software, the frontend client application (iOS, Android, React Web) never connects directly to database servers. Instead, it dispatches structured HTTP requests with JSON contracts across the network wire to an API gateway and backend service.</w:t>
+            </w:r>
+          </w:p>
+          <w:p>
+            <w:pPr>
+              <w:jc w:val="center"/>
+            </w:pPr>
+            <w:r>
+              <w:drawing>
+                <wp:inline distT="0" distB="0" distL="0" distR="0">
+                  <wp:extent cx="5334000" cy="2905125"/>
+                  <wp:effectExtent t="0" r="0" b="0" l="0"/>
+                  <wp:docPr id="1" name="Architectural bridge diagram showing Frontend Clients connecting through HTTP REST and JSON Contracts to Backend Spring Boot and PostgreSQL Database." descr="Architectural bridge diagram showing Frontend Clients connecting through HTTP REST and JSON Contracts to Backend Spring Boot and PostgreSQL Database." title="Architectural bridge diagram showing Frontend Clients connecting through HTTP REST and JSON Contracts to Backend Spring Boot and PostgreSQL Database."/>
+                  <wp:cNvGraphicFramePr>
+                    <a:graphicFrameLocks xmlns:a="http://schemas.openxmlformats.org/drawingml/2006/main" noChangeAspect="1"/>
+                  </wp:cNvGraphicFramePr>
+                  <a:graphic xmlns:a="http://schemas.openxmlformats.org/drawingml/2006/main">
+                    <a:graphicData uri="http://schemas.openxmlformats.org/drawingml/2006/picture">
+                      <pic:pic xmlns:pic="http://schemas.openxmlformats.org/drawingml/2006/picture">
+                        <pic:nvPicPr>
+                          <pic:cNvPr id="0" name="" descr=""/>
+                          <pic:cNvPicPr>
+                            <a:picLocks noChangeAspect="1" noChangeArrowheads="1"/>
+                          </pic:cNvPicPr>
+                        </pic:nvPicPr>
+                        <pic:blipFill>
+                          <a:blip r:embed="rId11" cstate="none"/>
+                          <a:srcRect/>
+                          <a:stretch>
+                            <a:fillRect/>
+                          </a:stretch>
+                        </pic:blipFill>
+                        <pic:spPr bwMode="auto">
+                          <a:xfrm>
+                            <a:off x="0" y="0"/>
+                            <a:ext cx="5334000" cy="2905125"/>
+                          </a:xfrm>
+                          <a:prstGeom prst="rect">
+                            <a:avLst/>
+                          </a:prstGeom>
+                        </pic:spPr>
+                      </pic:pic>
+                    </a:graphicData>
+                  </a:graphic>
+                </wp:inline>
+              </w:drawing>
+            </w:r>
+          </w:p>
+          <w:p>
+            <w:pPr>
+              <w:spacing w:after="120" w:line="300"/>
+              <w:jc w:val="center"/>
+            </w:pPr>
+            <w:r>
+              <w:rPr>
+                <w:i/>
+                <w:iCs/>
+                <w:color w:val="5B6575"/>
+                <w:sz w:val="19"/>
+                <w:szCs w:val="19"/>
+              </w:rPr>
+              <w:t xml:space="preserve">The API bridge: Decoupling user interfaces from backend database clusters across the network wire.</w:t>
+            </w:r>
+          </w:p>
+          <w:p>
+            <w:pPr>
+              <w:spacing w:after="120" w:line="300"/>
+            </w:pPr>
+            <w:r>
+              <w:rPr>
+                <w:b/>
+                <w:bCs/>
+                <w:color w:val="4659A7"/>
+              </w:rPr>
+              <w:t xml:space="preserve">1  </w:t>
+            </w:r>
+            <w:r>
+              <w:t xml:space="preserve">Frontend Clients: Mobile applications and web browsers rendering UI components.</w:t>
+            </w:r>
+          </w:p>
+          <w:p>
+            <w:pPr>
+              <w:spacing w:after="120" w:line="300"/>
+            </w:pPr>
+            <w:r>
+              <w:rPr>
+                <w:b/>
+                <w:bCs/>
+                <w:color w:val="4659A7"/>
+              </w:rPr>
+              <w:t xml:space="preserve">2  </w:t>
+            </w:r>
+            <w:r>
+              <w:t xml:space="preserve">API Gateway and Network Wire: The HTTP communication layer transmitting standardized JSON payloads.</w:t>
+            </w:r>
+          </w:p>
+          <w:p>
+            <w:pPr>
+              <w:spacing w:after="120" w:line="300"/>
+            </w:pPr>
+            <w:r>
+              <w:rPr>
+                <w:b/>
+                <w:bCs/>
+                <w:color w:val="4659A7"/>
+              </w:rPr>
+              <w:t xml:space="preserve">3  </w:t>
+            </w:r>
+            <w:r>
+              <w:t xml:space="preserve">Backend and Database: Enterprise services executing business logic and persisting state to database clusters.</w:t>
+            </w:r>
+          </w:p>
+        </w:tc>
+      </w:tr>
+    </w:tbl>
+    <w:tbl>
+      <w:tblPr>
+        <w:tblW w:type="pct" w:w="100%"/>
+        <w:tblBorders>
+          <w:top w:val="single" w:color="auto" w:sz="4"/>
+          <w:left w:val="single" w:color="auto" w:sz="4"/>
+          <w:bottom w:val="single" w:color="auto" w:sz="4"/>
+          <w:right w:val="single" w:color="auto" w:sz="4"/>
+          <w:insideH w:val="single" w:color="auto" w:sz="4"/>
+          <w:insideV w:val="single" w:color="auto" w:sz="4"/>
+        </w:tblBorders>
+      </w:tblPr>
+      <w:tblGrid>
+        <w:gridCol w:w="100"/>
+      </w:tblGrid>
+      <w:tr>
+        <w:tc>
+          <w:tcPr>
+            <w:tcBorders>
+              <w:top w:val="single" w:color="D9E0EA" w:sz="2"/>
+              <w:left w:val="single" w:color="D9E0EA" w:sz="2"/>
+              <w:bottom w:val="single" w:color="D9E0EA" w:sz="2"/>
+              <w:right w:val="single" w:color="D9E0EA" w:sz="2"/>
+            </w:tcBorders>
             <w:shd w:fill="EEF1FA" w:val="clear"/>
             <w:tcMar>
               <w:top w:type="dxa" w:w="130"/>
@@ -1496,7 +1739,7 @@
               <w:spacing w:after="120" w:line="300"/>
             </w:pPr>
             <w:r>
-              <w:t xml:space="preserve">Allocates an array directly inside system RAM (Node.js heap memory) seeded with an initial textbook object. Using in-memory storage allows rapid local experimentation without external database drivers, and resets cleanly on server restart. The nextId counter advances monotonically from 2 to 3, 4, and beyond, ensuring every newly created resource receives an immutable, collision free ID.</w:t>
+              <w:t xml:space="preserve">Allocates an array directly inside system RAM (Node.js heap memory) seeded with an initial textbook object. Using in memory storage allows rapid local experimentation without external database drivers, and resets cleanly on server restart. The nextId counter advances monotonically from 2 to 3, 4, and beyond, ensuring every newly created resource receives an immutable, collision free ID.</w:t>
             </w:r>
           </w:p>
           <w:p>
@@ -2014,7 +2257,30 @@
                 <w:bCs/>
                 <w:color w:val="263A67"/>
               </w:rPr>
-              <w:t xml:space="preserve">ARCHITECTURAL BLUEPRINT</w:t>
+              <w:t xml:space="preserve">ARCHITECTURE · Architectural Flow of server.js: Data Journey through TCP and Memory</w:t>
+            </w:r>
+          </w:p>
+          <w:p>
+            <w:pPr>
+              <w:spacing w:after="120" w:line="300"/>
+            </w:pPr>
+            <w:r>
+              <w:rPr>
+                <w:b/>
+                <w:bCs/>
+                <w:color w:val="4659A7"/>
+                <w:sz w:val="22"/>
+                <w:szCs w:val="22"/>
+              </w:rPr>
+              <w:t xml:space="preserve">ARCHITECTURAL ANATOMY · Architectural Flow of server.js: Data Journey through TCP and Memory</w:t>
+            </w:r>
+          </w:p>
+          <w:p>
+            <w:pPr>
+              <w:spacing w:after="120" w:line="300"/>
+            </w:pPr>
+            <w:r>
+              <w:t xml:space="preserve">Here is how your minimal server processes traffic under the hood: incoming TCP requests enter port 3000, pass through stream parsing middleware, mutate heap memory state, and return formatted JSON.</w:t>
             </w:r>
           </w:p>
           <w:p>
@@ -2040,7 +2306,7 @@
                           </pic:cNvPicPr>
                         </pic:nvPicPr>
                         <pic:blipFill>
-                          <a:blip r:embed="rId11" cstate="none"/>
+                          <a:blip r:embed="rId12" cstate="none"/>
                           <a:srcRect/>
                           <a:stretch>
                             <a:fillRect/>
@@ -7135,7 +7401,7 @@
                           </pic:cNvPicPr>
                         </pic:nvPicPr>
                         <pic:blipFill>
-                          <a:blip r:embed="rId12" cstate="none"/>
+                          <a:blip r:embed="rId13" cstate="none"/>
                           <a:srcRect/>
                           <a:stretch>
                             <a:fillRect/>
@@ -7685,7 +7951,7 @@
                           </pic:cNvPicPr>
                         </pic:nvPicPr>
                         <pic:blipFill>
-                          <a:blip r:embed="rId13" cstate="none"/>
+                          <a:blip r:embed="rId14" cstate="none"/>
                           <a:srcRect/>
                           <a:stretch>
                             <a:fillRect/>
@@ -8965,7 +9231,7 @@
                           </pic:cNvPicPr>
                         </pic:nvPicPr>
                         <pic:blipFill>
-                          <a:blip r:embed="rId14" cstate="none"/>
+                          <a:blip r:embed="rId15" cstate="none"/>
                           <a:srcRect/>
                           <a:stretch>
                             <a:fillRect/>
@@ -9965,7 +10231,7 @@
                           </pic:cNvPicPr>
                         </pic:nvPicPr>
                         <pic:blipFill>
-                          <a:blip r:embed="rId15" cstate="none"/>
+                          <a:blip r:embed="rId16" cstate="none"/>
                           <a:srcRect/>
                           <a:stretch>
                             <a:fillRect/>
@@ -11334,7 +11600,7 @@
                           </pic:cNvPicPr>
                         </pic:nvPicPr>
                         <pic:blipFill>
-                          <a:blip r:embed="rId12" cstate="none"/>
+                          <a:blip r:embed="rId13" cstate="none"/>
                           <a:srcRect/>
                           <a:stretch>
                             <a:fillRect/>
@@ -13426,7 +13692,7 @@
                           </pic:cNvPicPr>
                         </pic:nvPicPr>
                         <pic:blipFill>
-                          <a:blip r:embed="rId16" cstate="none"/>
+                          <a:blip r:embed="rId17" cstate="none"/>
                           <a:srcRect/>
                           <a:stretch>
                             <a:fillRect/>
@@ -15259,7 +15525,7 @@
                           </pic:cNvPicPr>
                         </pic:nvPicPr>
                         <pic:blipFill>
-                          <a:blip r:embed="rId17" cstate="none"/>
+                          <a:blip r:embed="rId18" cstate="none"/>
                           <a:srcRect/>
                           <a:stretch>
                             <a:fillRect/>
@@ -18222,7 +18488,7 @@
                           </pic:cNvPicPr>
                         </pic:nvPicPr>
                         <pic:blipFill>
-                          <a:blip r:embed="rId18" cstate="none"/>
+                          <a:blip r:embed="rId19" cstate="none"/>
                           <a:srcRect/>
                           <a:stretch>
                             <a:fillRect/>
@@ -19314,7 +19580,7 @@
                           </pic:cNvPicPr>
                         </pic:nvPicPr>
                         <pic:blipFill>
-                          <a:blip r:embed="rId19" cstate="none"/>
+                          <a:blip r:embed="rId20" cstate="none"/>
                           <a:srcRect/>
                           <a:stretch>
                             <a:fillRect/>
@@ -19788,7 +20054,7 @@
                           </pic:cNvPicPr>
                         </pic:nvPicPr>
                         <pic:blipFill>
-                          <a:blip r:embed="rId20" cstate="none"/>
+                          <a:blip r:embed="rId21" cstate="none"/>
                           <a:srcRect/>
                           <a:stretch>
                             <a:fillRect/>
@@ -22916,7 +23182,7 @@
                           </pic:cNvPicPr>
                         </pic:nvPicPr>
                         <pic:blipFill>
-                          <a:blip r:embed="rId21" cstate="none"/>
+                          <a:blip r:embed="rId22" cstate="none"/>
                           <a:srcRect/>
                           <a:stretch>
                             <a:fillRect/>
@@ -26239,7 +26505,7 @@
                           </pic:cNvPicPr>
                         </pic:nvPicPr>
                         <pic:blipFill>
-                          <a:blip r:embed="rId22" cstate="none"/>
+                          <a:blip r:embed="rId23" cstate="none"/>
                           <a:srcRect/>
                           <a:stretch>
                             <a:fillRect/>
@@ -28786,7 +29052,7 @@
                           </pic:cNvPicPr>
                         </pic:nvPicPr>
                         <pic:blipFill>
-                          <a:blip r:embed="rId23" cstate="none"/>
+                          <a:blip r:embed="rId24" cstate="none"/>
                           <a:srcRect/>
                           <a:stretch>
                             <a:fillRect/>
@@ -30433,7 +30699,7 @@
                           </pic:cNvPicPr>
                         </pic:nvPicPr>
                         <pic:blipFill>
-                          <a:blip r:embed="rId24" cstate="none"/>
+                          <a:blip r:embed="rId25" cstate="none"/>
                           <a:srcRect/>
                           <a:stretch>
                             <a:fillRect/>
@@ -32719,7 +32985,7 @@
                           </pic:cNvPicPr>
                         </pic:nvPicPr>
                         <pic:blipFill>
-                          <a:blip r:embed="rId25" cstate="none"/>
+                          <a:blip r:embed="rId26" cstate="none"/>
                           <a:srcRect/>
                           <a:stretch>
                             <a:fillRect/>
@@ -35051,7 +35317,7 @@
                           </pic:cNvPicPr>
                         </pic:nvPicPr>
                         <pic:blipFill>
-                          <a:blip r:embed="rId26" cstate="none"/>
+                          <a:blip r:embed="rId27" cstate="none"/>
                           <a:srcRect/>
                           <a:stretch>
                             <a:fillRect/>
@@ -35525,7 +35791,7 @@
                           </pic:cNvPicPr>
                         </pic:nvPicPr>
                         <pic:blipFill>
-                          <a:blip r:embed="rId27" cstate="none"/>
+                          <a:blip r:embed="rId28" cstate="none"/>
                           <a:srcRect/>
                           <a:stretch>
                             <a:fillRect/>
@@ -39072,7 +39338,7 @@
                           </pic:cNvPicPr>
                         </pic:nvPicPr>
                         <pic:blipFill>
-                          <a:blip r:embed="rId28" cstate="none"/>
+                          <a:blip r:embed="rId29" cstate="none"/>
                           <a:srcRect/>
                           <a:stretch>
                             <a:fillRect/>
@@ -39918,7 +40184,7 @@
                           </pic:cNvPicPr>
                         </pic:nvPicPr>
                         <pic:blipFill>
-                          <a:blip r:embed="rId29" cstate="none"/>
+                          <a:blip r:embed="rId30" cstate="none"/>
                           <a:srcRect/>
                           <a:stretch>
                             <a:fillRect/>
@@ -42414,7 +42680,7 @@
                           </pic:cNvPicPr>
                         </pic:nvPicPr>
                         <pic:blipFill>
-                          <a:blip r:embed="rId30" cstate="none"/>
+                          <a:blip r:embed="rId31" cstate="none"/>
                           <a:srcRect/>
                           <a:stretch>
                             <a:fillRect/>
@@ -46740,7 +47006,7 @@
                           </pic:cNvPicPr>
                         </pic:nvPicPr>
                         <pic:blipFill>
-                          <a:blip r:embed="rId31" cstate="none"/>
+                          <a:blip r:embed="rId32" cstate="none"/>
                           <a:srcRect/>
                           <a:stretch>
                             <a:fillRect/>
@@ -49934,7 +50200,7 @@
                           </pic:cNvPicPr>
                         </pic:nvPicPr>
                         <pic:blipFill>
-                          <a:blip r:embed="rId26" cstate="none"/>
+                          <a:blip r:embed="rId27" cstate="none"/>
                           <a:srcRect/>
                           <a:stretch>
                             <a:fillRect/>
@@ -50129,7 +50395,7 @@
                           </pic:cNvPicPr>
                         </pic:nvPicPr>
                         <pic:blipFill>
-                          <a:blip r:embed="rId32" cstate="none"/>
+                          <a:blip r:embed="rId33" cstate="none"/>
                           <a:srcRect/>
                           <a:stretch>
                             <a:fillRect/>

--- a/public/books/zero-to-agentic-api-testing/edition-01/Zero-To-Agentic-Api-Testing-Edition-01.docx
+++ b/public/books/zero-to-agentic-api-testing/edition-01/Zero-To-Agentic-Api-Testing-Edition-01.docx
@@ -577,7 +577,7 @@
       </w:r>
     </w:p>
     <w:p>
-      <w:hyperlink w:history="1" r:id="rId6_uwyuf89-npdidulopfu">
+      <w:hyperlink w:history="1" r:id="rIdge7zw3gj2oku9ucaglejo">
         <w:r>
           <w:rPr>
             <w:rStyle w:val="Hyperlink"/>
@@ -595,7 +595,7 @@
       </w:r>
     </w:p>
     <w:p>
-      <w:hyperlink w:history="1" r:id="rIdjoy7tkrtkcmavvjulwtpo">
+      <w:hyperlink w:history="1" r:id="rIdkk0qob__tonc9oj4dugo7">
         <w:r>
           <w:rPr>
             <w:rStyle w:val="Hyperlink"/>
@@ -3053,6 +3053,186 @@
               <w:bottom w:val="single" w:color="D9E0EA" w:sz="2"/>
               <w:right w:val="single" w:color="D9E0EA" w:sz="2"/>
             </w:tcBorders>
+            <w:shd w:fill="F8FAFC" w:val="clear"/>
+            <w:tcMar>
+              <w:top w:type="dxa" w:w="130"/>
+              <w:left w:type="dxa" w:w="160"/>
+              <w:bottom w:type="dxa" w:w="130"/>
+              <w:right w:type="dxa" w:w="160"/>
+            </w:tcMar>
+          </w:tcPr>
+          <w:p>
+            <w:pPr>
+              <w:spacing w:after="120" w:line="300"/>
+            </w:pPr>
+            <w:r>
+              <w:rPr>
+                <w:b/>
+                <w:bCs/>
+                <w:color w:val="263A67"/>
+              </w:rPr>
+              <w:t xml:space="preserve">ARCHITECTURE · HTTP POST Creation Flow: From Request to In Memory Persistence</w:t>
+            </w:r>
+          </w:p>
+          <w:p>
+            <w:pPr>
+              <w:spacing w:after="120" w:line="300"/>
+            </w:pPr>
+            <w:r>
+              <w:rPr>
+                <w:b/>
+                <w:bCs/>
+                <w:color w:val="4659A7"/>
+                <w:sz w:val="22"/>
+                <w:szCs w:val="22"/>
+              </w:rPr>
+              <w:t xml:space="preserve">OPERATION 1 WIRE FLOW · HTTP POST Creation Flow: From Request to In Memory Persistence</w:t>
+            </w:r>
+          </w:p>
+          <w:p>
+            <w:pPr>
+              <w:spacing w:after="120" w:line="300"/>
+            </w:pPr>
+            <w:r>
+              <w:t xml:space="preserve">When a client dispatches a POST request with a JSON payload, Express streams the bytes through middleware, allocates an incremented ID, stores the record in RAM heap memory, and returns HTTP 201 Created.</w:t>
+            </w:r>
+          </w:p>
+          <w:p>
+            <w:pPr>
+              <w:jc w:val="center"/>
+            </w:pPr>
+            <w:r>
+              <w:drawing>
+                <wp:inline distT="0" distB="0" distL="0" distR="0">
+                  <wp:extent cx="5334000" cy="2905125"/>
+                  <wp:effectExtent t="0" r="0" b="0" l="0"/>
+                  <wp:docPr id="1" name="HTTP POST creation flow diagram showing Client dispatching POST with JSON payload, Express server assigning ID 2, and responding with 201 Created." descr="HTTP POST creation flow diagram showing Client dispatching POST with JSON payload, Express server assigning ID 2, and responding with 201 Created." title="HTTP POST creation flow diagram showing Client dispatching POST with JSON payload, Express server assigning ID 2, and responding with 201 Created."/>
+                  <wp:cNvGraphicFramePr>
+                    <a:graphicFrameLocks xmlns:a="http://schemas.openxmlformats.org/drawingml/2006/main" noChangeAspect="1"/>
+                  </wp:cNvGraphicFramePr>
+                  <a:graphic xmlns:a="http://schemas.openxmlformats.org/drawingml/2006/main">
+                    <a:graphicData uri="http://schemas.openxmlformats.org/drawingml/2006/picture">
+                      <pic:pic xmlns:pic="http://schemas.openxmlformats.org/drawingml/2006/picture">
+                        <pic:nvPicPr>
+                          <pic:cNvPr id="0" name="" descr=""/>
+                          <pic:cNvPicPr>
+                            <a:picLocks noChangeAspect="1" noChangeArrowheads="1"/>
+                          </pic:cNvPicPr>
+                        </pic:nvPicPr>
+                        <pic:blipFill>
+                          <a:blip r:embed="rId13" cstate="none"/>
+                          <a:srcRect/>
+                          <a:stretch>
+                            <a:fillRect/>
+                          </a:stretch>
+                        </pic:blipFill>
+                        <pic:spPr bwMode="auto">
+                          <a:xfrm>
+                            <a:off x="0" y="0"/>
+                            <a:ext cx="5334000" cy="2905125"/>
+                          </a:xfrm>
+                          <a:prstGeom prst="rect">
+                            <a:avLst/>
+                          </a:prstGeom>
+                        </pic:spPr>
+                      </pic:pic>
+                    </a:graphicData>
+                  </a:graphic>
+                </wp:inline>
+              </w:drawing>
+            </w:r>
+          </w:p>
+          <w:p>
+            <w:pPr>
+              <w:spacing w:after="120" w:line="300"/>
+              <w:jc w:val="center"/>
+            </w:pPr>
+            <w:r>
+              <w:rPr>
+                <w:i/>
+                <w:iCs/>
+                <w:color w:val="5B6575"/>
+                <w:sz w:val="19"/>
+                <w:szCs w:val="19"/>
+              </w:rPr>
+              <w:t xml:space="preserve">The POST creation flow: Moving data from client request into server memory and returning 201 Created.</w:t>
+            </w:r>
+          </w:p>
+          <w:p>
+            <w:pPr>
+              <w:spacing w:after="120" w:line="300"/>
+            </w:pPr>
+            <w:r>
+              <w:rPr>
+                <w:b/>
+                <w:bCs/>
+                <w:color w:val="4659A7"/>
+              </w:rPr>
+              <w:t xml:space="preserve">1  </w:t>
+            </w:r>
+            <w:r>
+              <w:t xml:space="preserve">Client Dispatches POST: Sends method POST /books with Content-Type application/json and raw payload.</w:t>
+            </w:r>
+          </w:p>
+          <w:p>
+            <w:pPr>
+              <w:spacing w:after="120" w:line="300"/>
+            </w:pPr>
+            <w:r>
+              <w:rPr>
+                <w:b/>
+                <w:bCs/>
+                <w:color w:val="4659A7"/>
+              </w:rPr>
+              <w:t xml:space="preserve">2  </w:t>
+            </w:r>
+            <w:r>
+              <w:t xml:space="preserve">Express Server Processing: Middleware deserializes JSON, assigns nextId 2, and pushes object into memory.</w:t>
+            </w:r>
+          </w:p>
+          <w:p>
+            <w:pPr>
+              <w:spacing w:after="120" w:line="300"/>
+            </w:pPr>
+            <w:r>
+              <w:rPr>
+                <w:b/>
+                <w:bCs/>
+                <w:color w:val="4659A7"/>
+              </w:rPr>
+              <w:t xml:space="preserve">3  </w:t>
+            </w:r>
+            <w:r>
+              <w:t xml:space="preserve">Server Responds 201 Created: Transmits the freshly created record back to the client as confirmation.</w:t>
+            </w:r>
+          </w:p>
+        </w:tc>
+      </w:tr>
+    </w:tbl>
+    <w:tbl>
+      <w:tblPr>
+        <w:tblW w:type="pct" w:w="100%"/>
+        <w:tblBorders>
+          <w:top w:val="single" w:color="auto" w:sz="4"/>
+          <w:left w:val="single" w:color="auto" w:sz="4"/>
+          <w:bottom w:val="single" w:color="auto" w:sz="4"/>
+          <w:right w:val="single" w:color="auto" w:sz="4"/>
+          <w:insideH w:val="single" w:color="auto" w:sz="4"/>
+          <w:insideV w:val="single" w:color="auto" w:sz="4"/>
+        </w:tblBorders>
+      </w:tblPr>
+      <w:tblGrid>
+        <w:gridCol w:w="100"/>
+      </w:tblGrid>
+      <w:tr>
+        <w:tc>
+          <w:tcPr>
+            <w:tcBorders>
+              <w:top w:val="single" w:color="D9E0EA" w:sz="2"/>
+              <w:left w:val="single" w:color="D9E0EA" w:sz="2"/>
+              <w:bottom w:val="single" w:color="D9E0EA" w:sz="2"/>
+              <w:right w:val="single" w:color="D9E0EA" w:sz="2"/>
+            </w:tcBorders>
             <w:shd w:fill="F2F4FA" w:val="clear"/>
             <w:tcMar>
               <w:top w:type="dxa" w:w="130"/>
@@ -3737,6 +3917,186 @@
         </w:tc>
       </w:tr>
     </w:tbl>
+    <w:tbl>
+      <w:tblPr>
+        <w:tblW w:type="pct" w:w="100%"/>
+        <w:tblBorders>
+          <w:top w:val="single" w:color="auto" w:sz="4"/>
+          <w:left w:val="single" w:color="auto" w:sz="4"/>
+          <w:bottom w:val="single" w:color="auto" w:sz="4"/>
+          <w:right w:val="single" w:color="auto" w:sz="4"/>
+          <w:insideH w:val="single" w:color="auto" w:sz="4"/>
+          <w:insideV w:val="single" w:color="auto" w:sz="4"/>
+        </w:tblBorders>
+      </w:tblPr>
+      <w:tblGrid>
+        <w:gridCol w:w="100"/>
+      </w:tblGrid>
+      <w:tr>
+        <w:tc>
+          <w:tcPr>
+            <w:tcBorders>
+              <w:top w:val="single" w:color="D9E0EA" w:sz="2"/>
+              <w:left w:val="single" w:color="D9E0EA" w:sz="2"/>
+              <w:bottom w:val="single" w:color="D9E0EA" w:sz="2"/>
+              <w:right w:val="single" w:color="D9E0EA" w:sz="2"/>
+            </w:tcBorders>
+            <w:shd w:fill="F8FAFC" w:val="clear"/>
+            <w:tcMar>
+              <w:top w:type="dxa" w:w="130"/>
+              <w:left w:type="dxa" w:w="160"/>
+              <w:bottom w:type="dxa" w:w="130"/>
+              <w:right w:type="dxa" w:w="160"/>
+            </w:tcMar>
+          </w:tcPr>
+          <w:p>
+            <w:pPr>
+              <w:spacing w:after="120" w:line="300"/>
+            </w:pPr>
+            <w:r>
+              <w:rPr>
+                <w:b/>
+                <w:bCs/>
+                <w:color w:val="263A67"/>
+              </w:rPr>
+              <w:t xml:space="preserve">ARCHITECTURE · HTTP GET Retrieval Flow: Reading Records from RAM Memory</w:t>
+            </w:r>
+          </w:p>
+          <w:p>
+            <w:pPr>
+              <w:spacing w:after="120" w:line="300"/>
+            </w:pPr>
+            <w:r>
+              <w:rPr>
+                <w:b/>
+                <w:bCs/>
+                <w:color w:val="4659A7"/>
+                <w:sz w:val="22"/>
+                <w:szCs w:val="22"/>
+              </w:rPr>
+              <w:t xml:space="preserve">OPERATION 2 WIRE FLOW · HTTP GET Retrieval Flow: Reading Records from RAM Memory</w:t>
+            </w:r>
+          </w:p>
+          <w:p>
+            <w:pPr>
+              <w:spacing w:after="120" w:line="300"/>
+            </w:pPr>
+            <w:r>
+              <w:t xml:space="preserve">Retrieving records using HTTP GET is a safe, read only operation. No body is transmitted with the request. The server reads the existing books array from RAM heap memory and returns status 200 OK with both book records.</w:t>
+            </w:r>
+          </w:p>
+          <w:p>
+            <w:pPr>
+              <w:jc w:val="center"/>
+            </w:pPr>
+            <w:r>
+              <w:drawing>
+                <wp:inline distT="0" distB="0" distL="0" distR="0">
+                  <wp:extent cx="5334000" cy="2905125"/>
+                  <wp:effectExtent t="0" r="0" b="0" l="0"/>
+                  <wp:docPr id="1" name="HTTP GET retrieval flow diagram showing Client dispatching GET without body, Express server reading books array from RAM heap, and responding with 200 OK." descr="HTTP GET retrieval flow diagram showing Client dispatching GET without body, Express server reading books array from RAM heap, and responding with 200 OK." title="HTTP GET retrieval flow diagram showing Client dispatching GET without body, Express server reading books array from RAM heap, and responding with 200 OK."/>
+                  <wp:cNvGraphicFramePr>
+                    <a:graphicFrameLocks xmlns:a="http://schemas.openxmlformats.org/drawingml/2006/main" noChangeAspect="1"/>
+                  </wp:cNvGraphicFramePr>
+                  <a:graphic xmlns:a="http://schemas.openxmlformats.org/drawingml/2006/main">
+                    <a:graphicData uri="http://schemas.openxmlformats.org/drawingml/2006/picture">
+                      <pic:pic xmlns:pic="http://schemas.openxmlformats.org/drawingml/2006/picture">
+                        <pic:nvPicPr>
+                          <pic:cNvPr id="0" name="" descr=""/>
+                          <pic:cNvPicPr>
+                            <a:picLocks noChangeAspect="1" noChangeArrowheads="1"/>
+                          </pic:cNvPicPr>
+                        </pic:nvPicPr>
+                        <pic:blipFill>
+                          <a:blip r:embed="rId14" cstate="none"/>
+                          <a:srcRect/>
+                          <a:stretch>
+                            <a:fillRect/>
+                          </a:stretch>
+                        </pic:blipFill>
+                        <pic:spPr bwMode="auto">
+                          <a:xfrm>
+                            <a:off x="0" y="0"/>
+                            <a:ext cx="5334000" cy="2905125"/>
+                          </a:xfrm>
+                          <a:prstGeom prst="rect">
+                            <a:avLst/>
+                          </a:prstGeom>
+                        </pic:spPr>
+                      </pic:pic>
+                    </a:graphicData>
+                  </a:graphic>
+                </wp:inline>
+              </w:drawing>
+            </w:r>
+          </w:p>
+          <w:p>
+            <w:pPr>
+              <w:spacing w:after="120" w:line="300"/>
+              <w:jc w:val="center"/>
+            </w:pPr>
+            <w:r>
+              <w:rPr>
+                <w:i/>
+                <w:iCs/>
+                <w:color w:val="5B6575"/>
+                <w:sz w:val="19"/>
+                <w:szCs w:val="19"/>
+              </w:rPr>
+              <w:t xml:space="preserve">The GET retrieval flow: Safe read operation returning the accumulated catalog in a JSON array.</w:t>
+            </w:r>
+          </w:p>
+          <w:p>
+            <w:pPr>
+              <w:spacing w:after="120" w:line="300"/>
+            </w:pPr>
+            <w:r>
+              <w:rPr>
+                <w:b/>
+                <w:bCs/>
+                <w:color w:val="4659A7"/>
+              </w:rPr>
+              <w:t xml:space="preserve">1  </w:t>
+            </w:r>
+            <w:r>
+              <w:t xml:space="preserve">Client Dispatches GET: Requests resource collection /books with no body payload.</w:t>
+            </w:r>
+          </w:p>
+          <w:p>
+            <w:pPr>
+              <w:spacing w:after="120" w:line="300"/>
+            </w:pPr>
+            <w:r>
+              <w:rPr>
+                <w:b/>
+                <w:bCs/>
+                <w:color w:val="4659A7"/>
+              </w:rPr>
+              <w:t xml:space="preserve">2  </w:t>
+            </w:r>
+            <w:r>
+              <w:t xml:space="preserve">Express Server Processing: Route handler accesses the in memory books array without modifying state.</w:t>
+            </w:r>
+          </w:p>
+          <w:p>
+            <w:pPr>
+              <w:spacing w:after="120" w:line="300"/>
+            </w:pPr>
+            <w:r>
+              <w:rPr>
+                <w:b/>
+                <w:bCs/>
+                <w:color w:val="4659A7"/>
+              </w:rPr>
+              <w:t xml:space="preserve">3  </w:t>
+            </w:r>
+            <w:r>
+              <w:t xml:space="preserve">Server Responds 200 OK: Serializes the two item array and returns it to the client.</w:t>
+            </w:r>
+          </w:p>
+        </w:tc>
+      </w:tr>
+    </w:tbl>
     <w:p>
       <w:pPr>
         <w:pStyle w:val="Heading2"/>
@@ -5982,6 +6342,186 @@
         </w:tc>
       </w:tr>
     </w:tbl>
+    <w:tbl>
+      <w:tblPr>
+        <w:tblW w:type="pct" w:w="100%"/>
+        <w:tblBorders>
+          <w:top w:val="single" w:color="auto" w:sz="4"/>
+          <w:left w:val="single" w:color="auto" w:sz="4"/>
+          <w:bottom w:val="single" w:color="auto" w:sz="4"/>
+          <w:right w:val="single" w:color="auto" w:sz="4"/>
+          <w:insideH w:val="single" w:color="auto" w:sz="4"/>
+          <w:insideV w:val="single" w:color="auto" w:sz="4"/>
+        </w:tblBorders>
+      </w:tblPr>
+      <w:tblGrid>
+        <w:gridCol w:w="100"/>
+      </w:tblGrid>
+      <w:tr>
+        <w:tc>
+          <w:tcPr>
+            <w:tcBorders>
+              <w:top w:val="single" w:color="D9E0EA" w:sz="2"/>
+              <w:left w:val="single" w:color="D9E0EA" w:sz="2"/>
+              <w:bottom w:val="single" w:color="D9E0EA" w:sz="2"/>
+              <w:right w:val="single" w:color="D9E0EA" w:sz="2"/>
+            </w:tcBorders>
+            <w:shd w:fill="F8FAFC" w:val="clear"/>
+            <w:tcMar>
+              <w:top w:type="dxa" w:w="130"/>
+              <w:left w:type="dxa" w:w="160"/>
+              <w:bottom w:type="dxa" w:w="130"/>
+              <w:right w:type="dxa" w:w="160"/>
+            </w:tcMar>
+          </w:tcPr>
+          <w:p>
+            <w:pPr>
+              <w:spacing w:after="120" w:line="300"/>
+            </w:pPr>
+            <w:r>
+              <w:rPr>
+                <w:b/>
+                <w:bCs/>
+                <w:color w:val="263A67"/>
+              </w:rPr>
+              <w:t xml:space="preserve">ARCHITECTURE · Comparing PUT, PATCH, and DELETE: Complete Replacement, Delta, and Removal</w:t>
+            </w:r>
+          </w:p>
+          <w:p>
+            <w:pPr>
+              <w:spacing w:after="120" w:line="300"/>
+            </w:pPr>
+            <w:r>
+              <w:rPr>
+                <w:b/>
+                <w:bCs/>
+                <w:color w:val="4659A7"/>
+                <w:sz w:val="22"/>
+                <w:szCs w:val="22"/>
+              </w:rPr>
+              <w:t xml:space="preserve">MUTATION COMPARISON · Comparing PUT, PATCH, and DELETE: Complete Replacement, Delta, and Removal</w:t>
+            </w:r>
+          </w:p>
+          <w:p>
+            <w:pPr>
+              <w:spacing w:after="120" w:line="300"/>
+            </w:pPr>
+            <w:r>
+              <w:t xml:space="preserve">Study how the three data modification operations interact with server state: PUT replaces the whole record, PATCH mutates only specific fields, and DELETE purges the record entirely.</w:t>
+            </w:r>
+          </w:p>
+          <w:p>
+            <w:pPr>
+              <w:jc w:val="center"/>
+            </w:pPr>
+            <w:r>
+              <w:drawing>
+                <wp:inline distT="0" distB="0" distL="0" distR="0">
+                  <wp:extent cx="5334000" cy="2905125"/>
+                  <wp:effectExtent t="0" r="0" b="0" l="0"/>
+                  <wp:docPr id="1" name="Diagram comparing PUT full replacement, PATCH partial delta update, and DELETE resource removal side by side." descr="Diagram comparing PUT full replacement, PATCH partial delta update, and DELETE resource removal side by side." title="Diagram comparing PUT full replacement, PATCH partial delta update, and DELETE resource removal side by side."/>
+                  <wp:cNvGraphicFramePr>
+                    <a:graphicFrameLocks xmlns:a="http://schemas.openxmlformats.org/drawingml/2006/main" noChangeAspect="1"/>
+                  </wp:cNvGraphicFramePr>
+                  <a:graphic xmlns:a="http://schemas.openxmlformats.org/drawingml/2006/main">
+                    <a:graphicData uri="http://schemas.openxmlformats.org/drawingml/2006/picture">
+                      <pic:pic xmlns:pic="http://schemas.openxmlformats.org/drawingml/2006/picture">
+                        <pic:nvPicPr>
+                          <pic:cNvPr id="0" name="" descr=""/>
+                          <pic:cNvPicPr>
+                            <a:picLocks noChangeAspect="1" noChangeArrowheads="1"/>
+                          </pic:cNvPicPr>
+                        </pic:nvPicPr>
+                        <pic:blipFill>
+                          <a:blip r:embed="rId15" cstate="none"/>
+                          <a:srcRect/>
+                          <a:stretch>
+                            <a:fillRect/>
+                          </a:stretch>
+                        </pic:blipFill>
+                        <pic:spPr bwMode="auto">
+                          <a:xfrm>
+                            <a:off x="0" y="0"/>
+                            <a:ext cx="5334000" cy="2905125"/>
+                          </a:xfrm>
+                          <a:prstGeom prst="rect">
+                            <a:avLst/>
+                          </a:prstGeom>
+                        </pic:spPr>
+                      </pic:pic>
+                    </a:graphicData>
+                  </a:graphic>
+                </wp:inline>
+              </w:drawing>
+            </w:r>
+          </w:p>
+          <w:p>
+            <w:pPr>
+              <w:spacing w:after="120" w:line="300"/>
+              <w:jc w:val="center"/>
+            </w:pPr>
+            <w:r>
+              <w:rPr>
+                <w:i/>
+                <w:iCs/>
+                <w:color w:val="5B6575"/>
+                <w:sz w:val="19"/>
+                <w:szCs w:val="19"/>
+              </w:rPr>
+              <w:t xml:space="preserve">The three mutation verbs compared: Complete replacement with PUT, partial delta with PATCH, and resource purging with DELETE.</w:t>
+            </w:r>
+          </w:p>
+          <w:p>
+            <w:pPr>
+              <w:spacing w:after="120" w:line="300"/>
+            </w:pPr>
+            <w:r>
+              <w:rPr>
+                <w:b/>
+                <w:bCs/>
+                <w:color w:val="4659A7"/>
+              </w:rPr>
+              <w:t xml:space="preserve">1  </w:t>
+            </w:r>
+            <w:r>
+              <w:t xml:space="preserve">PUT (Full Replacement): Completely overwrites the existing record in memory with the supplied payload.</w:t>
+            </w:r>
+          </w:p>
+          <w:p>
+            <w:pPr>
+              <w:spacing w:after="120" w:line="300"/>
+            </w:pPr>
+            <w:r>
+              <w:rPr>
+                <w:b/>
+                <w:bCs/>
+                <w:color w:val="4659A7"/>
+              </w:rPr>
+              <w:t xml:space="preserve">2  </w:t>
+            </w:r>
+            <w:r>
+              <w:t xml:space="preserve">PATCH (Partial Delta): Modifies only the specified fields while preserving unmentioned fields like author.</w:t>
+            </w:r>
+          </w:p>
+          <w:p>
+            <w:pPr>
+              <w:spacing w:after="120" w:line="300"/>
+            </w:pPr>
+            <w:r>
+              <w:rPr>
+                <w:b/>
+                <w:bCs/>
+                <w:color w:val="4659A7"/>
+              </w:rPr>
+              <w:t xml:space="preserve">3  </w:t>
+            </w:r>
+            <w:r>
+              <w:t xml:space="preserve">DELETE (Resource Removal): Purges the target resource from system memory, returning confirmation status 200 or 204.</w:t>
+            </w:r>
+          </w:p>
+        </w:tc>
+      </w:tr>
+    </w:tbl>
     <w:p>
       <w:pPr>
         <w:pStyle w:val="Heading2"/>
@@ -7401,7 +7941,7 @@
                           </pic:cNvPicPr>
                         </pic:nvPicPr>
                         <pic:blipFill>
-                          <a:blip r:embed="rId13" cstate="none"/>
+                          <a:blip r:embed="rId16" cstate="none"/>
                           <a:srcRect/>
                           <a:stretch>
                             <a:fillRect/>
@@ -7951,7 +8491,7 @@
                           </pic:cNvPicPr>
                         </pic:nvPicPr>
                         <pic:blipFill>
-                          <a:blip r:embed="rId14" cstate="none"/>
+                          <a:blip r:embed="rId17" cstate="none"/>
                           <a:srcRect/>
                           <a:stretch>
                             <a:fillRect/>
@@ -9231,7 +9771,7 @@
                           </pic:cNvPicPr>
                         </pic:nvPicPr>
                         <pic:blipFill>
-                          <a:blip r:embed="rId15" cstate="none"/>
+                          <a:blip r:embed="rId18" cstate="none"/>
                           <a:srcRect/>
                           <a:stretch>
                             <a:fillRect/>
@@ -10231,7 +10771,7 @@
                           </pic:cNvPicPr>
                         </pic:nvPicPr>
                         <pic:blipFill>
-                          <a:blip r:embed="rId16" cstate="none"/>
+                          <a:blip r:embed="rId19" cstate="none"/>
                           <a:srcRect/>
                           <a:stretch>
                             <a:fillRect/>
@@ -11600,7 +12140,7 @@
                           </pic:cNvPicPr>
                         </pic:nvPicPr>
                         <pic:blipFill>
-                          <a:blip r:embed="rId13" cstate="none"/>
+                          <a:blip r:embed="rId16" cstate="none"/>
                           <a:srcRect/>
                           <a:stretch>
                             <a:fillRect/>
@@ -13692,7 +14232,7 @@
                           </pic:cNvPicPr>
                         </pic:nvPicPr>
                         <pic:blipFill>
-                          <a:blip r:embed="rId17" cstate="none"/>
+                          <a:blip r:embed="rId20" cstate="none"/>
                           <a:srcRect/>
                           <a:stretch>
                             <a:fillRect/>
@@ -15525,7 +16065,7 @@
                           </pic:cNvPicPr>
                         </pic:nvPicPr>
                         <pic:blipFill>
-                          <a:blip r:embed="rId18" cstate="none"/>
+                          <a:blip r:embed="rId21" cstate="none"/>
                           <a:srcRect/>
                           <a:stretch>
                             <a:fillRect/>
@@ -18488,7 +19028,7 @@
                           </pic:cNvPicPr>
                         </pic:nvPicPr>
                         <pic:blipFill>
-                          <a:blip r:embed="rId19" cstate="none"/>
+                          <a:blip r:embed="rId22" cstate="none"/>
                           <a:srcRect/>
                           <a:stretch>
                             <a:fillRect/>
@@ -19580,7 +20120,7 @@
                           </pic:cNvPicPr>
                         </pic:nvPicPr>
                         <pic:blipFill>
-                          <a:blip r:embed="rId20" cstate="none"/>
+                          <a:blip r:embed="rId23" cstate="none"/>
                           <a:srcRect/>
                           <a:stretch>
                             <a:fillRect/>
@@ -20054,7 +20594,7 @@
                           </pic:cNvPicPr>
                         </pic:nvPicPr>
                         <pic:blipFill>
-                          <a:blip r:embed="rId21" cstate="none"/>
+                          <a:blip r:embed="rId24" cstate="none"/>
                           <a:srcRect/>
                           <a:stretch>
                             <a:fillRect/>
@@ -23182,7 +23722,7 @@
                           </pic:cNvPicPr>
                         </pic:nvPicPr>
                         <pic:blipFill>
-                          <a:blip r:embed="rId22" cstate="none"/>
+                          <a:blip r:embed="rId25" cstate="none"/>
                           <a:srcRect/>
                           <a:stretch>
                             <a:fillRect/>
@@ -26505,7 +27045,7 @@
                           </pic:cNvPicPr>
                         </pic:nvPicPr>
                         <pic:blipFill>
-                          <a:blip r:embed="rId23" cstate="none"/>
+                          <a:blip r:embed="rId26" cstate="none"/>
                           <a:srcRect/>
                           <a:stretch>
                             <a:fillRect/>
@@ -29052,7 +29592,7 @@
                           </pic:cNvPicPr>
                         </pic:nvPicPr>
                         <pic:blipFill>
-                          <a:blip r:embed="rId24" cstate="none"/>
+                          <a:blip r:embed="rId27" cstate="none"/>
                           <a:srcRect/>
                           <a:stretch>
                             <a:fillRect/>
@@ -30699,7 +31239,7 @@
                           </pic:cNvPicPr>
                         </pic:nvPicPr>
                         <pic:blipFill>
-                          <a:blip r:embed="rId25" cstate="none"/>
+                          <a:blip r:embed="rId28" cstate="none"/>
                           <a:srcRect/>
                           <a:stretch>
                             <a:fillRect/>
@@ -32985,7 +33525,7 @@
                           </pic:cNvPicPr>
                         </pic:nvPicPr>
                         <pic:blipFill>
-                          <a:blip r:embed="rId26" cstate="none"/>
+                          <a:blip r:embed="rId29" cstate="none"/>
                           <a:srcRect/>
                           <a:stretch>
                             <a:fillRect/>
@@ -35317,7 +35857,7 @@
                           </pic:cNvPicPr>
                         </pic:nvPicPr>
                         <pic:blipFill>
-                          <a:blip r:embed="rId27" cstate="none"/>
+                          <a:blip r:embed="rId30" cstate="none"/>
                           <a:srcRect/>
                           <a:stretch>
                             <a:fillRect/>
@@ -35791,7 +36331,7 @@
                           </pic:cNvPicPr>
                         </pic:nvPicPr>
                         <pic:blipFill>
-                          <a:blip r:embed="rId28" cstate="none"/>
+                          <a:blip r:embed="rId31" cstate="none"/>
                           <a:srcRect/>
                           <a:stretch>
                             <a:fillRect/>
@@ -39338,7 +39878,7 @@
                           </pic:cNvPicPr>
                         </pic:nvPicPr>
                         <pic:blipFill>
-                          <a:blip r:embed="rId29" cstate="none"/>
+                          <a:blip r:embed="rId32" cstate="none"/>
                           <a:srcRect/>
                           <a:stretch>
                             <a:fillRect/>
@@ -40184,7 +40724,7 @@
                           </pic:cNvPicPr>
                         </pic:nvPicPr>
                         <pic:blipFill>
-                          <a:blip r:embed="rId30" cstate="none"/>
+                          <a:blip r:embed="rId33" cstate="none"/>
                           <a:srcRect/>
                           <a:stretch>
                             <a:fillRect/>
@@ -42680,7 +43220,7 @@
                           </pic:cNvPicPr>
                         </pic:nvPicPr>
                         <pic:blipFill>
-                          <a:blip r:embed="rId31" cstate="none"/>
+                          <a:blip r:embed="rId34" cstate="none"/>
                           <a:srcRect/>
                           <a:stretch>
                             <a:fillRect/>
@@ -47006,7 +47546,7 @@
                           </pic:cNvPicPr>
                         </pic:nvPicPr>
                         <pic:blipFill>
-                          <a:blip r:embed="rId32" cstate="none"/>
+                          <a:blip r:embed="rId35" cstate="none"/>
                           <a:srcRect/>
                           <a:stretch>
                             <a:fillRect/>
@@ -50200,7 +50740,7 @@
                           </pic:cNvPicPr>
                         </pic:nvPicPr>
                         <pic:blipFill>
-                          <a:blip r:embed="rId27" cstate="none"/>
+                          <a:blip r:embed="rId30" cstate="none"/>
                           <a:srcRect/>
                           <a:stretch>
                             <a:fillRect/>
@@ -50395,7 +50935,7 @@
                           </pic:cNvPicPr>
                         </pic:nvPicPr>
                         <pic:blipFill>
-                          <a:blip r:embed="rId33" cstate="none"/>
+                          <a:blip r:embed="rId36" cstate="none"/>
                           <a:srcRect/>
                           <a:stretch>
                             <a:fillRect/>

--- a/public/books/zero-to-agentic-api-testing/edition-01/Zero-To-Agentic-Api-Testing-Edition-01.docx
+++ b/public/books/zero-to-agentic-api-testing/edition-01/Zero-To-Agentic-Api-Testing-Edition-01.docx
@@ -577,7 +577,7 @@
       </w:r>
     </w:p>
     <w:p>
-      <w:hyperlink w:history="1" r:id="rIdge7zw3gj2oku9ucaglejo">
+      <w:hyperlink w:history="1" r:id="rId0uoqgzyusixdseyx718fv">
         <w:r>
           <w:rPr>
             <w:rStyle w:val="Hyperlink"/>
@@ -595,7 +595,7 @@
       </w:r>
     </w:p>
     <w:p>
-      <w:hyperlink w:history="1" r:id="rIdkk0qob__tonc9oj4dugo7">
+      <w:hyperlink w:history="1" r:id="rIdb5iwnjlpx5pqclwivxjcs">
         <w:r>
           <w:rPr>
             <w:rStyle w:val="Hyperlink"/>
@@ -921,67 +921,6 @@
         <w:t xml:space="preserve">You pull up a chair in the corner of the room, open your laptop terminal, and begin where every great engineer begins: by understanding the foundational mechanics of client server communication from first principles.</w:t>
       </w:r>
     </w:p>
-    <w:p>
-      <w:pPr>
-        <w:pStyle w:val="Heading2"/>
-        <w:keepNext/>
-        <w:spacing w:after="100" w:before="240"/>
-      </w:pPr>
-      <w:r>
-        <w:rPr>
-          <w:b/>
-          <w:bCs/>
-          <w:color w:val="4659A7"/>
-        </w:rPr>
-        <w:t xml:space="preserve">Step 1: The Core Mental Model: What is an API?</w:t>
-      </w:r>
-    </w:p>
-    <w:p>
-      <w:pPr>
-        <w:spacing w:after="120" w:line="300"/>
-      </w:pPr>
-      <w:r>
-        <w:t xml:space="preserve">Every day you tap buttons on your smartphone: you order food on a delivery app, check the weather forecast, or book a cab. But your phone does not store the global weather database, and it certainly does not store the restaurant kitchen inventory. Your phone is a </w:t>
-      </w:r>
-      <w:r>
-        <w:rPr>
-          <w:b/>
-          <w:bCs/>
-        </w:rPr>
-        <w:t xml:space="preserve">client</w:t>
-      </w:r>
-      <w:r>
-        <w:t xml:space="preserve">, and the computer holding the data miles away in a data center is the </w:t>
-      </w:r>
-      <w:r>
-        <w:rPr>
-          <w:b/>
-          <w:bCs/>
-        </w:rPr>
-        <w:t xml:space="preserve">server</w:t>
-      </w:r>
-      <w:r>
-        <w:t xml:space="preserve">.</w:t>
-      </w:r>
-    </w:p>
-    <w:p>
-      <w:pPr>
-        <w:spacing w:after="120" w:line="300"/>
-      </w:pPr>
-      <w:r>
-        <w:t xml:space="preserve">How do these two computers talk to each other? They communicate through an </w:t>
-      </w:r>
-      <w:r>
-        <w:rPr>
-          <w:b/>
-          <w:bCs/>
-        </w:rPr>
-        <w:t xml:space="preserve">API</w:t>
-      </w:r>
-      <w:r>
-        <w:t xml:space="preserve">, which stands for Application Programming Interface. In simple English, an API is a digital messenger that takes your request to the server, tells the server what you want, and brings back the reply.</w:t>
-      </w:r>
-    </w:p>
     <w:tbl>
       <w:tblPr>
         <w:tblW w:type="pct" w:w="100%"/>
@@ -1024,6 +963,247 @@
                 <w:bCs/>
                 <w:color w:val="263A67"/>
               </w:rPr>
+              <w:t xml:space="preserve">ARCHITECTURE · Triage at 8:14 PM: The Invisible Network Wire Between Mobile and Backend</w:t>
+            </w:r>
+          </w:p>
+          <w:p>
+            <w:pPr>
+              <w:spacing w:after="120" w:line="300"/>
+            </w:pPr>
+            <w:r>
+              <w:rPr>
+                <w:b/>
+                <w:bCs/>
+                <w:color w:val="4659A7"/>
+                <w:sz w:val="22"/>
+                <w:szCs w:val="22"/>
+              </w:rPr>
+              <w:t xml:space="preserve">THE APEX CAMPUS WAR ROOM · Triage at 8:14 PM: The Invisible Network Wire Between Mobile and Backend</w:t>
+            </w:r>
+          </w:p>
+          <w:p>
+            <w:pPr>
+              <w:spacing w:after="120" w:line="300"/>
+            </w:pPr>
+            <w:r>
+              <w:t xml:space="preserve">Inside the Apex University command center, engineering leads debate whether the outage stems from mobile app rendering bugs or backend microservice crashes. In the foreground, an aspiring engineer opens a terminal to investigate the wire from first principles.</w:t>
+            </w:r>
+          </w:p>
+          <w:p>
+            <w:pPr>
+              <w:jc w:val="center"/>
+            </w:pPr>
+            <w:r>
+              <w:drawing>
+                <wp:inline distT="0" distB="0" distL="0" distR="0">
+                  <wp:extent cx="5334000" cy="2905125"/>
+                  <wp:effectExtent t="0" r="0" b="0" l="0"/>
+                  <wp:docPr id="1" name="Photograph of the Apex Campus engineering war room at 8:14 PM with an engineer working at a laptop in the foreground while tech leads debate a transit incident display in the background." descr="Photograph of the Apex Campus engineering war room at 8:14 PM with an engineer working at a laptop in the foreground while tech leads debate a transit incident display in the background." title="Photograph of the Apex Campus engineering war room at 8:14 PM with an engineer working at a laptop in the foreground while tech leads debate a transit incident display in the background."/>
+                  <wp:cNvGraphicFramePr>
+                    <a:graphicFrameLocks xmlns:a="http://schemas.openxmlformats.org/drawingml/2006/main" noChangeAspect="1"/>
+                  </wp:cNvGraphicFramePr>
+                  <a:graphic xmlns:a="http://schemas.openxmlformats.org/drawingml/2006/main">
+                    <a:graphicData uri="http://schemas.openxmlformats.org/drawingml/2006/picture">
+                      <pic:pic xmlns:pic="http://schemas.openxmlformats.org/drawingml/2006/picture">
+                        <pic:nvPicPr>
+                          <pic:cNvPr id="0" name="" descr=""/>
+                          <pic:cNvPicPr>
+                            <a:picLocks noChangeAspect="1" noChangeArrowheads="1"/>
+                          </pic:cNvPicPr>
+                        </pic:nvPicPr>
+                        <pic:blipFill>
+                          <a:blip r:embed="rId10" cstate="none"/>
+                          <a:srcRect/>
+                          <a:stretch>
+                            <a:fillRect/>
+                          </a:stretch>
+                        </pic:blipFill>
+                        <pic:spPr bwMode="auto">
+                          <a:xfrm>
+                            <a:off x="0" y="0"/>
+                            <a:ext cx="5334000" cy="2905125"/>
+                          </a:xfrm>
+                          <a:prstGeom prst="rect">
+                            <a:avLst/>
+                          </a:prstGeom>
+                        </pic:spPr>
+                      </pic:pic>
+                    </a:graphicData>
+                  </a:graphic>
+                </wp:inline>
+              </w:drawing>
+            </w:r>
+          </w:p>
+          <w:p>
+            <w:pPr>
+              <w:spacing w:after="120" w:line="300"/>
+              <w:jc w:val="center"/>
+            </w:pPr>
+            <w:r>
+              <w:rPr>
+                <w:i/>
+                <w:iCs/>
+                <w:color w:val="5B6575"/>
+                <w:sz w:val="19"/>
+                <w:szCs w:val="19"/>
+              </w:rPr>
+              <w:t xml:space="preserve">Figure 1.0: The Apex Campus War Room. When mobile and backend teams point fingers across an invisible network wire, the engineer must build and verify from first principles.</w:t>
+            </w:r>
+          </w:p>
+          <w:p>
+            <w:pPr>
+              <w:spacing w:after="120" w:line="300"/>
+            </w:pPr>
+            <w:r>
+              <w:rPr>
+                <w:b/>
+                <w:bCs/>
+                <w:color w:val="4659A7"/>
+              </w:rPr>
+              <w:t xml:space="preserve">1  </w:t>
+            </w:r>
+            <w:r>
+              <w:t xml:space="preserve">The Command Display: Real time transit telemetry showing critical network failures and offline shuttle routes.</w:t>
+            </w:r>
+          </w:p>
+          <w:p>
+            <w:pPr>
+              <w:spacing w:after="120" w:line="300"/>
+            </w:pPr>
+            <w:r>
+              <w:rPr>
+                <w:b/>
+                <w:bCs/>
+                <w:color w:val="4659A7"/>
+              </w:rPr>
+              <w:t xml:space="preserve">2  </w:t>
+            </w:r>
+            <w:r>
+              <w:t xml:space="preserve">The Architectural Impasse: Mobile engineers blame backend crashes; backend leads defend database health.</w:t>
+            </w:r>
+          </w:p>
+          <w:p>
+            <w:pPr>
+              <w:spacing w:after="120" w:line="300"/>
+            </w:pPr>
+            <w:r>
+              <w:rPr>
+                <w:b/>
+                <w:bCs/>
+                <w:color w:val="4659A7"/>
+              </w:rPr>
+              <w:t xml:space="preserve">3  </w:t>
+            </w:r>
+            <w:r>
+              <w:t xml:space="preserve">The First Principles Approach: Opening a fresh terminal to build a minimal API server from the ground up.</w:t>
+            </w:r>
+          </w:p>
+        </w:tc>
+      </w:tr>
+    </w:tbl>
+    <w:p>
+      <w:pPr>
+        <w:pStyle w:val="Heading2"/>
+        <w:keepNext/>
+        <w:spacing w:after="100" w:before="240"/>
+      </w:pPr>
+      <w:r>
+        <w:rPr>
+          <w:b/>
+          <w:bCs/>
+          <w:color w:val="4659A7"/>
+        </w:rPr>
+        <w:t xml:space="preserve">Step 1: The Core Mental Model: What is an API?</w:t>
+      </w:r>
+    </w:p>
+    <w:p>
+      <w:pPr>
+        <w:spacing w:after="120" w:line="300"/>
+      </w:pPr>
+      <w:r>
+        <w:t xml:space="preserve">Every day you tap buttons on your smartphone: you order food on a delivery app, check the weather forecast, or book a cab. But your phone does not store the global weather database, and it certainly does not store the restaurant kitchen inventory. Your phone is a </w:t>
+      </w:r>
+      <w:r>
+        <w:rPr>
+          <w:b/>
+          <w:bCs/>
+        </w:rPr>
+        <w:t xml:space="preserve">client</w:t>
+      </w:r>
+      <w:r>
+        <w:t xml:space="preserve">, and the computer holding the data miles away in a data center is the </w:t>
+      </w:r>
+      <w:r>
+        <w:rPr>
+          <w:b/>
+          <w:bCs/>
+        </w:rPr>
+        <w:t xml:space="preserve">server</w:t>
+      </w:r>
+      <w:r>
+        <w:t xml:space="preserve">.</w:t>
+      </w:r>
+    </w:p>
+    <w:p>
+      <w:pPr>
+        <w:spacing w:after="120" w:line="300"/>
+      </w:pPr>
+      <w:r>
+        <w:t xml:space="preserve">How do these two computers talk to each other? They communicate through an </w:t>
+      </w:r>
+      <w:r>
+        <w:rPr>
+          <w:b/>
+          <w:bCs/>
+        </w:rPr>
+        <w:t xml:space="preserve">API</w:t>
+      </w:r>
+      <w:r>
+        <w:t xml:space="preserve">, which stands for Application Programming Interface. In simple English, an API is a digital messenger that takes your request to the server, tells the server what you want, and brings back the reply.</w:t>
+      </w:r>
+    </w:p>
+    <w:tbl>
+      <w:tblPr>
+        <w:tblW w:type="pct" w:w="100%"/>
+        <w:tblBorders>
+          <w:top w:val="single" w:color="auto" w:sz="4"/>
+          <w:left w:val="single" w:color="auto" w:sz="4"/>
+          <w:bottom w:val="single" w:color="auto" w:sz="4"/>
+          <w:right w:val="single" w:color="auto" w:sz="4"/>
+          <w:insideH w:val="single" w:color="auto" w:sz="4"/>
+          <w:insideV w:val="single" w:color="auto" w:sz="4"/>
+        </w:tblBorders>
+      </w:tblPr>
+      <w:tblGrid>
+        <w:gridCol w:w="100"/>
+      </w:tblGrid>
+      <w:tr>
+        <w:tc>
+          <w:tcPr>
+            <w:tcBorders>
+              <w:top w:val="single" w:color="D9E0EA" w:sz="2"/>
+              <w:left w:val="single" w:color="D9E0EA" w:sz="2"/>
+              <w:bottom w:val="single" w:color="D9E0EA" w:sz="2"/>
+              <w:right w:val="single" w:color="D9E0EA" w:sz="2"/>
+            </w:tcBorders>
+            <w:shd w:fill="F8FAFC" w:val="clear"/>
+            <w:tcMar>
+              <w:top w:type="dxa" w:w="130"/>
+              <w:left w:type="dxa" w:w="160"/>
+              <w:bottom w:type="dxa" w:w="130"/>
+              <w:right w:type="dxa" w:w="160"/>
+            </w:tcMar>
+          </w:tcPr>
+          <w:p>
+            <w:pPr>
+              <w:spacing w:after="120" w:line="300"/>
+            </w:pPr>
+            <w:r>
+              <w:rPr>
+                <w:b/>
+                <w:bCs/>
+                <w:color w:val="263A67"/>
+              </w:rPr>
               <w:t xml:space="preserve">ARCHITECTURE · The Restaurant Analogy: Customer, Waiter, and Kitchen Backend</w:t>
             </w:r>
           </w:p>
@@ -1073,7 +1253,7 @@
                           </pic:cNvPicPr>
                         </pic:nvPicPr>
                         <pic:blipFill>
-                          <a:blip r:embed="rId10" cstate="none"/>
+                          <a:blip r:embed="rId11" cstate="none"/>
                           <a:srcRect/>
                           <a:stretch>
                             <a:fillRect/>
@@ -1253,7 +1433,7 @@
                           </pic:cNvPicPr>
                         </pic:nvPicPr>
                         <pic:blipFill>
-                          <a:blip r:embed="rId11" cstate="none"/>
+                          <a:blip r:embed="rId12" cstate="none"/>
                           <a:srcRect/>
                           <a:stretch>
                             <a:fillRect/>
@@ -2306,7 +2486,7 @@
                           </pic:cNvPicPr>
                         </pic:nvPicPr>
                         <pic:blipFill>
-                          <a:blip r:embed="rId12" cstate="none"/>
+                          <a:blip r:embed="rId13" cstate="none"/>
                           <a:srcRect/>
                           <a:stretch>
                             <a:fillRect/>
@@ -3120,7 +3300,7 @@
                           </pic:cNvPicPr>
                         </pic:nvPicPr>
                         <pic:blipFill>
-                          <a:blip r:embed="rId13" cstate="none"/>
+                          <a:blip r:embed="rId14" cstate="none"/>
                           <a:srcRect/>
                           <a:stretch>
                             <a:fillRect/>
@@ -4008,7 +4188,7 @@
                           </pic:cNvPicPr>
                         </pic:nvPicPr>
                         <pic:blipFill>
-                          <a:blip r:embed="rId14" cstate="none"/>
+                          <a:blip r:embed="rId15" cstate="none"/>
                           <a:srcRect/>
                           <a:stretch>
                             <a:fillRect/>
@@ -6433,7 +6613,7 @@
                           </pic:cNvPicPr>
                         </pic:nvPicPr>
                         <pic:blipFill>
-                          <a:blip r:embed="rId15" cstate="none"/>
+                          <a:blip r:embed="rId16" cstate="none"/>
                           <a:srcRect/>
                           <a:stretch>
                             <a:fillRect/>
@@ -7941,7 +8121,7 @@
                           </pic:cNvPicPr>
                         </pic:nvPicPr>
                         <pic:blipFill>
-                          <a:blip r:embed="rId16" cstate="none"/>
+                          <a:blip r:embed="rId17" cstate="none"/>
                           <a:srcRect/>
                           <a:stretch>
                             <a:fillRect/>
@@ -8491,7 +8671,7 @@
                           </pic:cNvPicPr>
                         </pic:nvPicPr>
                         <pic:blipFill>
-                          <a:blip r:embed="rId17" cstate="none"/>
+                          <a:blip r:embed="rId18" cstate="none"/>
                           <a:srcRect/>
                           <a:stretch>
                             <a:fillRect/>
@@ -9771,7 +9951,7 @@
                           </pic:cNvPicPr>
                         </pic:nvPicPr>
                         <pic:blipFill>
-                          <a:blip r:embed="rId18" cstate="none"/>
+                          <a:blip r:embed="rId19" cstate="none"/>
                           <a:srcRect/>
                           <a:stretch>
                             <a:fillRect/>
@@ -10771,7 +10951,7 @@
                           </pic:cNvPicPr>
                         </pic:nvPicPr>
                         <pic:blipFill>
-                          <a:blip r:embed="rId19" cstate="none"/>
+                          <a:blip r:embed="rId20" cstate="none"/>
                           <a:srcRect/>
                           <a:stretch>
                             <a:fillRect/>
@@ -12140,7 +12320,7 @@
                           </pic:cNvPicPr>
                         </pic:nvPicPr>
                         <pic:blipFill>
-                          <a:blip r:embed="rId16" cstate="none"/>
+                          <a:blip r:embed="rId17" cstate="none"/>
                           <a:srcRect/>
                           <a:stretch>
                             <a:fillRect/>
@@ -14232,7 +14412,7 @@
                           </pic:cNvPicPr>
                         </pic:nvPicPr>
                         <pic:blipFill>
-                          <a:blip r:embed="rId20" cstate="none"/>
+                          <a:blip r:embed="rId21" cstate="none"/>
                           <a:srcRect/>
                           <a:stretch>
                             <a:fillRect/>
@@ -16065,7 +16245,7 @@
                           </pic:cNvPicPr>
                         </pic:nvPicPr>
                         <pic:blipFill>
-                          <a:blip r:embed="rId21" cstate="none"/>
+                          <a:blip r:embed="rId22" cstate="none"/>
                           <a:srcRect/>
                           <a:stretch>
                             <a:fillRect/>
@@ -19028,7 +19208,7 @@
                           </pic:cNvPicPr>
                         </pic:nvPicPr>
                         <pic:blipFill>
-                          <a:blip r:embed="rId22" cstate="none"/>
+                          <a:blip r:embed="rId23" cstate="none"/>
                           <a:srcRect/>
                           <a:stretch>
                             <a:fillRect/>
@@ -20120,7 +20300,7 @@
                           </pic:cNvPicPr>
                         </pic:nvPicPr>
                         <pic:blipFill>
-                          <a:blip r:embed="rId23" cstate="none"/>
+                          <a:blip r:embed="rId24" cstate="none"/>
                           <a:srcRect/>
                           <a:stretch>
                             <a:fillRect/>
@@ -20594,7 +20774,7 @@
                           </pic:cNvPicPr>
                         </pic:nvPicPr>
                         <pic:blipFill>
-                          <a:blip r:embed="rId24" cstate="none"/>
+                          <a:blip r:embed="rId25" cstate="none"/>
                           <a:srcRect/>
                           <a:stretch>
                             <a:fillRect/>
@@ -23722,7 +23902,7 @@
                           </pic:cNvPicPr>
                         </pic:nvPicPr>
                         <pic:blipFill>
-                          <a:blip r:embed="rId25" cstate="none"/>
+                          <a:blip r:embed="rId26" cstate="none"/>
                           <a:srcRect/>
                           <a:stretch>
                             <a:fillRect/>
@@ -27045,7 +27225,7 @@
                           </pic:cNvPicPr>
                         </pic:nvPicPr>
                         <pic:blipFill>
-                          <a:blip r:embed="rId26" cstate="none"/>
+                          <a:blip r:embed="rId27" cstate="none"/>
                           <a:srcRect/>
                           <a:stretch>
                             <a:fillRect/>
@@ -29592,7 +29772,7 @@
                           </pic:cNvPicPr>
                         </pic:nvPicPr>
                         <pic:blipFill>
-                          <a:blip r:embed="rId27" cstate="none"/>
+                          <a:blip r:embed="rId28" cstate="none"/>
                           <a:srcRect/>
                           <a:stretch>
                             <a:fillRect/>
@@ -31239,7 +31419,7 @@
                           </pic:cNvPicPr>
                         </pic:nvPicPr>
                         <pic:blipFill>
-                          <a:blip r:embed="rId28" cstate="none"/>
+                          <a:blip r:embed="rId29" cstate="none"/>
                           <a:srcRect/>
                           <a:stretch>
                             <a:fillRect/>
@@ -33525,7 +33705,7 @@
                           </pic:cNvPicPr>
                         </pic:nvPicPr>
                         <pic:blipFill>
-                          <a:blip r:embed="rId29" cstate="none"/>
+                          <a:blip r:embed="rId30" cstate="none"/>
                           <a:srcRect/>
                           <a:stretch>
                             <a:fillRect/>
@@ -35857,7 +36037,7 @@
                           </pic:cNvPicPr>
                         </pic:nvPicPr>
                         <pic:blipFill>
-                          <a:blip r:embed="rId30" cstate="none"/>
+                          <a:blip r:embed="rId31" cstate="none"/>
                           <a:srcRect/>
                           <a:stretch>
                             <a:fillRect/>
@@ -36331,7 +36511,7 @@
                           </pic:cNvPicPr>
                         </pic:nvPicPr>
                         <pic:blipFill>
-                          <a:blip r:embed="rId31" cstate="none"/>
+                          <a:blip r:embed="rId32" cstate="none"/>
                           <a:srcRect/>
                           <a:stretch>
                             <a:fillRect/>
@@ -39878,7 +40058,7 @@
                           </pic:cNvPicPr>
                         </pic:nvPicPr>
                         <pic:blipFill>
-                          <a:blip r:embed="rId32" cstate="none"/>
+                          <a:blip r:embed="rId33" cstate="none"/>
                           <a:srcRect/>
                           <a:stretch>
                             <a:fillRect/>
@@ -40724,7 +40904,7 @@
                           </pic:cNvPicPr>
                         </pic:nvPicPr>
                         <pic:blipFill>
-                          <a:blip r:embed="rId33" cstate="none"/>
+                          <a:blip r:embed="rId34" cstate="none"/>
                           <a:srcRect/>
                           <a:stretch>
                             <a:fillRect/>
@@ -43220,7 +43400,7 @@
                           </pic:cNvPicPr>
                         </pic:nvPicPr>
                         <pic:blipFill>
-                          <a:blip r:embed="rId34" cstate="none"/>
+                          <a:blip r:embed="rId35" cstate="none"/>
                           <a:srcRect/>
                           <a:stretch>
                             <a:fillRect/>
@@ -47546,7 +47726,7 @@
                           </pic:cNvPicPr>
                         </pic:nvPicPr>
                         <pic:blipFill>
-                          <a:blip r:embed="rId35" cstate="none"/>
+                          <a:blip r:embed="rId36" cstate="none"/>
                           <a:srcRect/>
                           <a:stretch>
                             <a:fillRect/>
@@ -50740,7 +50920,7 @@
                           </pic:cNvPicPr>
                         </pic:nvPicPr>
                         <pic:blipFill>
-                          <a:blip r:embed="rId30" cstate="none"/>
+                          <a:blip r:embed="rId31" cstate="none"/>
                           <a:srcRect/>
                           <a:stretch>
                             <a:fillRect/>
@@ -50935,7 +51115,7 @@
                           </pic:cNvPicPr>
                         </pic:nvPicPr>
                         <pic:blipFill>
-                          <a:blip r:embed="rId36" cstate="none"/>
+                          <a:blip r:embed="rId37" cstate="none"/>
                           <a:srcRect/>
                           <a:stretch>
                             <a:fillRect/>

--- a/public/books/zero-to-agentic-api-testing/edition-01/Zero-To-Agentic-Api-Testing-Edition-01.docx
+++ b/public/books/zero-to-agentic-api-testing/edition-01/Zero-To-Agentic-Api-Testing-Edition-01.docx
@@ -577,7 +577,7 @@
       </w:r>
     </w:p>
     <w:p>
-      <w:hyperlink w:history="1" r:id="rIdhij7f9qjzk0nkzjhn9mo2">
+      <w:hyperlink w:history="1" r:id="rIdxhajfvj8hmjrmz_oc4pad">
         <w:r>
           <w:rPr>
             <w:rStyle w:val="Hyperlink"/>
@@ -595,7 +595,7 @@
       </w:r>
     </w:p>
     <w:p>
-      <w:hyperlink w:history="1" r:id="rIdfj7yogrnswy4lrq-6jpna">
+      <w:hyperlink w:history="1" r:id="rIdfkcarfcltbksox9gtrnz5">
         <w:r>
           <w:rPr>
             <w:rStyle w:val="Hyperlink"/>
@@ -754,7 +754,7 @@
                 <w:bCs/>
                 <w:color w:val="168A8A"/>
               </w:rPr>
-              <w:t xml:space="preserve">MISSION 1 · PHASE 1 OF 3: WIRE FOUNDATIONS AND FIRST PRINCIPLES: Global Open Data and Web Wire Audit</w:t>
+              <w:t xml:space="preserve">QUEST LEVEL 1: WIRE FOUNDATIONS AND FIRST PRINCIPLES: Day 1 on the Job: From Absolute Zero to Building Your First API</w:t>
             </w:r>
           </w:p>
           <w:p>
@@ -767,7 +767,7 @@
                 <w:bCs/>
                 <w:color w:val="263A67"/>
               </w:rPr>
-              <w:t xml:space="preserve">CRISIS SCENARIO: The Apex Campus Launch Crisis: When the Frontend Lost Its Voice</w:t>
+              <w:t xml:space="preserve">CRISIS SCENARIO: Day 1 Confusion: When a Fresh Intern Tries to Test an API with Google Chrome</w:t>
             </w:r>
           </w:p>
           <w:p>
@@ -782,7 +782,7 @@
               <w:t xml:space="preserve">Context: </w:t>
             </w:r>
             <w:r>
-              <w:t xml:space="preserve">On the eve of university orientation, the student mobile application failed to display campus data. The triage war room discovered a silent disconnect between client UI code and backend services. To resolve the crisis and establish lasting quality gates, we must inspect the wire from first principles, construct a minimal server, and audit every core HTTP operation.</w:t>
+              <w:t xml:space="preserve">Akshay walks into Apex Institute of Technology for his first day as a software engineering intern. He is paired with Sameer, a calm senior architect who reveals that Akshay will be testing backend APIs. The problem is that Akshay does not even know what an API is! When Akshay tries to test an API by simply pasting links into a web browser, Sameer introduces the restaurant analogy, the secret truth of network wires, and guides him to construct a working server from scratch.</w:t>
             </w:r>
           </w:p>
           <w:p>
@@ -798,7 +798,7 @@
               <w:t xml:space="preserve">Operational Target: </w:t>
             </w:r>
             <w:r>
-              <w:t xml:space="preserve">Build a runnable server from scratch, execute all five CRUD operations, and verify payload contracts across REST, SOAP, and GraphQL.</w:t>
+              <w:t xml:space="preserve">Discover why browsers cannot test full APIs, assemble a runnable Express server on port 3000, master the five core CRUD operations in the API Testing Workbench, and prepare for production incidents.</w:t>
             </w:r>
           </w:p>
           <w:p>
@@ -907,7 +907,7 @@
                 <w:bCs/>
                 <w:color w:val="168A8A"/>
               </w:rPr>
-              <w:t xml:space="preserve">PHASE: STAGE 6 AUTHORING · RANK: JUNIOR QA TO WIRE AUDITOR</w:t>
+              <w:t xml:space="preserve">PHASE: STAGE 6 AUTHORING · RANK: DAY 1 INTERN TO WIRE AUDITOR</w:t>
             </w:r>
           </w:p>
           <w:p>
@@ -920,7 +920,7 @@
                 <w:bCs/>
                 <w:color w:val="263A67"/>
               </w:rPr>
-              <w:t xml:space="preserve">ACTIVE MISSION: Phase 1: Wire Foundations and First Principles</w:t>
+              <w:t xml:space="preserve">ACTIVE MISSION: Quest Level 1: Wire Foundations and First Principles</w:t>
             </w:r>
           </w:p>
         </w:tc>
@@ -968,7 +968,7 @@
                 <w:bCs/>
                 <w:color w:val="263A67"/>
               </w:rPr>
-              <w:t xml:space="preserve">The Checklist Kingdom</w:t>
+              <w:t xml:space="preserve">Day 1 at the Desk: What is an API Anyway?</w:t>
             </w:r>
           </w:p>
           <w:p>
@@ -996,15 +996,15 @@
                 <w:sz w:val="28"/>
                 <w:szCs w:val="28"/>
               </w:rPr>
-              <w:t xml:space="preserve">The Checklist Kingdom</w:t>
-            </w:r>
-          </w:p>
-          <w:p>
-            <w:pPr>
-              <w:spacing w:after="120" w:line="300"/>
-            </w:pPr>
-            <w:r>
-              <w:t xml:space="preserve">Akshay spends his morning in the shared desk bay ticking checkboxes on a printed regression sheet, wondering why automated pipeline gates feel so far away.</w:t>
+              <w:t xml:space="preserve">Day 1 at the Desk: What is an API Anyway?</w:t>
+            </w:r>
+          </w:p>
+          <w:p>
+            <w:pPr>
+              <w:spacing w:after="120" w:line="300"/>
+            </w:pPr>
+            <w:r>
+              <w:t xml:space="preserve">Akshay reports for his first day at Apex Institute of Technology, eager to write code but completely baffled by his new job assignment.</w:t>
             </w:r>
           </w:p>
           <w:p>
@@ -1017,32 +1017,32 @@
                 <w:bCs/>
                 <w:color w:val="263A67"/>
               </w:rPr>
-              <w:t xml:space="preserve">PANEL 1: The Manual Routine (09:15 AM)</w:t>
-            </w:r>
-          </w:p>
-          <w:p>
-            <w:pPr>
-              <w:spacing w:after="120" w:line="300"/>
-            </w:pPr>
-            Akshay in a crisp white kurta sits at his teak partition desk bay beneath geometric light from a carved jali screen. Over his shoulder, three tabs of the API Testing Workbench show green status pills.
-          </w:p>
-          <w:p>
-            <w:pPr>
-              <w:spacing w:after="120" w:line="300"/>
-            </w:pPr>
-            "Forty one requests clicked. Forty one green ticks recorded. Exactly the same as yesterday."
-          </w:p>
-          <w:p>
-            <w:pPr>
-              <w:spacing w:after="120" w:line="300"/>
-            </w:pPr>
-            "That is the dream, no? Nothing broke, so management stays happy."
-          </w:p>
-          <w:p>
-            <w:pPr>
-              <w:spacing w:after="120" w:line="300"/>
-            </w:pPr>
-            Clicking manual checks creates the illusion of software quality while leaving the engineer completely blind to wire contracts.
+              <w:t xml:space="preserve">PANEL 1: The First Assignment (09:30 AM)</w:t>
+            </w:r>
+          </w:p>
+          <w:p>
+            <w:pPr>
+              <w:spacing w:after="120" w:line="300"/>
+            </w:pPr>
+            Akshay sits nervously at his new teak desk beneath geometric morning sunlight filtering through a carved stone jali screen. Sameer walks over holding two glasses of hot ginger chai.
+          </w:p>
+          <w:p>
+            <w:pPr>
+              <w:spacing w:after="120" w:line="300"/>
+            </w:pPr>
+            "Welcome to the team, Akshay! Drink some hot chai. Today begins your journey: you are going to be our new API tester."
+          </w:p>
+          <w:p>
+            <w:pPr>
+              <w:spacing w:after="120" w:line="300"/>
+            </w:pPr>
+            "Thank you, Sameer sir! But honestly, I have only built simple web pages in college. What exactly is an API?"
+          </w:p>
+          <w:p>
+            <w:pPr>
+              <w:spacing w:after="120" w:line="300"/>
+            </w:pPr>
+            Every great software engineer starts at absolute zero on Day 1.
           </w:p>
           <w:p>
             <w:pPr>
@@ -1054,26 +1054,26 @@
                 <w:bCs/>
                 <w:color w:val="263A67"/>
               </w:rPr>
-              <w:t xml:space="preserve">PANEL 2: The Inner Doubt (09:42 AM)</w:t>
-            </w:r>
-          </w:p>
-          <w:p>
-            <w:pPr>
-              <w:spacing w:after="120" w:line="300"/>
-            </w:pPr>
-            Akshay stares at the printed spreadsheet, tapping his pen against the desk beside a brass lamp. He glances at terminal windows flying past on senior screens across the bay.
-          </w:p>
-          <w:p>
-            <w:pPr>
-              <w:spacing w:after="120" w:line="300"/>
-            </w:pPr>
-            "If the dream is clicking the same button every sprint, why does everyone keep talking about pipeline gates and test runners?"
-          </w:p>
-          <w:p>
-            <w:pPr>
-              <w:spacing w:after="120" w:line="300"/>
-            </w:pPr>
-            Manual clicking is repetitive maintenance; automated wire assertions are software engineering.
+              <w:t xml:space="preserve">PANEL 2: The Google Chrome Experiment (09:45 AM)</w:t>
+            </w:r>
+          </w:p>
+          <w:p>
+            <w:pPr>
+              <w:spacing w:after="120" w:line="300"/>
+            </w:pPr>
+            Akshay opens Google Chrome on his laptop, stares at the blank search bar, and types in the local campus course URL, hitting Enter with high hopes.
+          </w:p>
+          <w:p>
+            <w:pPr>
+              <w:spacing w:after="120" w:line="300"/>
+            </w:pPr>
+            "If it has a URL, I can just test it right here in Chrome, correct? But wait, where are the buttons? How do I add a new student or change a course title from this search bar?"
+          </w:p>
+          <w:p>
+            <w:pPr>
+              <w:spacing w:after="120" w:line="300"/>
+            </w:pPr>
+            A web browser address bar is designed only to fetch and display documents, not to test programmable services.
           </w:p>
           <w:p>
             <w:pPr>
@@ -1085,32 +1085,32 @@
                 <w:bCs/>
                 <w:color w:val="263A67"/>
               </w:rPr>
-              <w:t xml:space="preserve">PANEL 3: The Standup Order (10:05 AM)</w:t>
-            </w:r>
-          </w:p>
-          <w:p>
-            <w:pPr>
-              <w:spacing w:after="120" w:line="300"/>
-            </w:pPr>
-            The engineering lead pauses by the bay entrance, leaning against a carved Dravidian stone pillar with a tablet in hand.
-          </w:p>
-          <w:p>
-            <w:pPr>
-              <w:spacing w:after="120" w:line="300"/>
-            </w:pPr>
-            "Our orientation platform migration is scheduled for tonight. The catalog smoke suite needs automated wire verification before we open the gates."
-          </w:p>
-          <w:p>
-            <w:pPr>
-              <w:spacing w:after="120" w:line="300"/>
-            </w:pPr>
-            "Understood. I will have the endpoints verified."
-          </w:p>
-          <w:p>
-            <w:pPr>
-              <w:spacing w:after="120" w:line="300"/>
-            </w:pPr>
-            Modern deployment pipelines demand programmable contracts, not human fingers on buttons.
+              <w:t xml:space="preserve">PANEL 3: Sameer Warm Laugh (09:50 AM)</w:t>
+            </w:r>
+          </w:p>
+          <w:p>
+            <w:pPr>
+              <w:spacing w:after="120" w:line="300"/>
+            </w:pPr>
+            Sameer chuckles warmly and pulls up a wooden chair beside Akshay, placing his tea glass on a copper coaster.
+          </w:p>
+          <w:p>
+            <w:pPr>
+              <w:spacing w:after="120" w:line="300"/>
+            </w:pPr>
+            "Do not worry, Akshay! Every beginner tries hitting URLs in a browser. The browser only knows how to ask for things nicely. It cannot easily package data or test operations. Let me tell you about a restaurant."
+          </w:p>
+          <w:p>
+            <w:pPr>
+              <w:spacing w:after="120" w:line="300"/>
+            </w:pPr>
+            "A restaurant? How does food relate to computer programming?"
+          </w:p>
+          <w:p>
+            <w:pPr>
+              <w:spacing w:after="120" w:line="300"/>
+            </w:pPr>
+            Relatable physical analogies make complex technical architecture immediately intuitive.
           </w:p>
           <w:p>
             <w:pPr>
@@ -1122,26 +1122,228 @@
                 <w:bCs/>
                 <w:color w:val="263A67"/>
               </w:rPr>
-              <w:t xml:space="preserve">PANEL 4: The Browser Bar Barrier (10:20 AM)</w:t>
-            </w:r>
-          </w:p>
-          <w:p>
-            <w:pPr>
-              <w:spacing w:after="120" w:line="300"/>
-            </w:pPr>
-            Akshay opens a browser window and pastes a catalog URL into the address bar, hitting enter to inspect the server response.
-          </w:p>
-          <w:p>
-            <w:pPr>
-              <w:spacing w:after="120" w:line="300"/>
-            </w:pPr>
-            "It shows text on the screen, but how do I submit a new course or send a security token from this browser bar?"
-          </w:p>
-          <w:p>
-            <w:pPr>
-              <w:spacing w:after="120" w:line="300"/>
-            </w:pPr>
-            The browser address bar is strictly a GET consumer; full API auditing requires dedicated workbench tools.
+              <w:t xml:space="preserve">PANEL 4: The Secret of the Waiter (10:05 AM)</w:t>
+            </w:r>
+          </w:p>
+          <w:p>
+            <w:pPr>
+              <w:spacing w:after="120" w:line="300"/>
+            </w:pPr>
+            Sameer sketches a simple diagram in Akshay notebook showing a dining table, a waiter holding an order notepad, and a kitchen pantry.
+          </w:p>
+          <w:p>
+            <w:pPr>
+              <w:spacing w:after="120" w:line="300"/>
+            </w:pPr>
+            "When you sit at a dining table, do you walk into the kitchen pantry, chop onions, and light the stove yourself?"
+          </w:p>
+          <w:p>
+            <w:pPr>
+              <w:spacing w:after="120" w:line="300"/>
+            </w:pPr>
+            "Of course not! I look at the menu, tell the waiter what I want, and the waiter brings the prepared dish to my table."
+          </w:p>
+          <w:p>
+            <w:pPr>
+              <w:spacing w:after="120" w:line="300"/>
+            </w:pPr>
+            An API is the digital waiter that carries structured requests between consumers and backend kitchens.
+          </w:p>
+        </w:tc>
+      </w:tr>
+    </w:tbl>
+    <w:tbl>
+      <w:tblPr>
+        <w:tblW w:type="pct" w:w="100%"/>
+        <w:tblBorders>
+          <w:top w:val="single" w:color="auto" w:sz="4"/>
+          <w:left w:val="single" w:color="auto" w:sz="4"/>
+          <w:bottom w:val="single" w:color="auto" w:sz="4"/>
+          <w:right w:val="single" w:color="auto" w:sz="4"/>
+          <w:insideH w:val="single" w:color="auto" w:sz="4"/>
+          <w:insideV w:val="single" w:color="auto" w:sz="4"/>
+        </w:tblBorders>
+      </w:tblPr>
+      <w:tblGrid>
+        <w:gridCol w:w="100"/>
+      </w:tblGrid>
+      <w:tr>
+        <w:tc>
+          <w:tcPr>
+            <w:tcBorders>
+              <w:top w:val="single" w:color="D9E0EA" w:sz="2"/>
+              <w:left w:val="single" w:color="D9E0EA" w:sz="2"/>
+              <w:bottom w:val="single" w:color="D9E0EA" w:sz="2"/>
+              <w:right w:val="single" w:color="D9E0EA" w:sz="2"/>
+            </w:tcBorders>
+            <w:shd w:fill="F8FAFC" w:val="clear"/>
+            <w:tcMar>
+              <w:top w:type="dxa" w:w="130"/>
+              <w:left w:type="dxa" w:w="160"/>
+              <w:bottom w:type="dxa" w:w="130"/>
+              <w:right w:type="dxa" w:w="160"/>
+            </w:tcMar>
+          </w:tcPr>
+          <w:p>
+            <w:pPr>
+              <w:spacing w:after="120" w:line="300"/>
+            </w:pPr>
+            <w:r>
+              <w:rPr>
+                <w:b/>
+                <w:bCs/>
+                <w:color w:val="263A67"/>
+              </w:rPr>
+              <w:t xml:space="preserve">ARCHITECTURE · The Restaurant Analogy: Customer, Waiter API, and Kitchen Backend</w:t>
+            </w:r>
+          </w:p>
+          <w:p>
+            <w:pPr>
+              <w:spacing w:after="120" w:line="300"/>
+            </w:pPr>
+            <w:r>
+              <w:rPr>
+                <w:b/>
+                <w:bCs/>
+                <w:color w:val="4659A7"/>
+                <w:sz w:val="22"/>
+                <w:szCs w:val="22"/>
+              </w:rPr>
+              <w:t xml:space="preserve">CORE MENTAL MODEL · The Restaurant Analogy: Customer, Waiter API, and Kitchen Backend</w:t>
+            </w:r>
+          </w:p>
+          <w:p>
+            <w:pPr>
+              <w:spacing w:after="120" w:line="300"/>
+            </w:pPr>
+            <w:r>
+              <w:t xml:space="preserve">To understand why APIs exist, picture a restaurant. You as the customer do not walk behind the kitchen counter to inspect storage shelves or cook recipes. Instead, you interact with a friendly waiter who accepts your order from the printed menu, carries it to the kitchen, and delivers your food when it is ready.</w:t>
+            </w:r>
+          </w:p>
+          <w:p>
+            <w:pPr>
+              <w:jc w:val="center"/>
+            </w:pPr>
+            <w:r>
+              <w:drawing>
+                <wp:inline distT="0" distB="0" distL="0" distR="0">
+                  <wp:extent cx="5334000" cy="2905125"/>
+                  <wp:effectExtent t="0" r="0" b="0" l="0"/>
+                  <wp:docPr id="1" name="Infographic showing Customer as Client App, Waiter as API Contract, and Kitchen as Backend Database." descr="Infographic showing Customer as Client App, Waiter as API Contract, and Kitchen as Backend Database." title="Infographic showing Customer as Client App, Waiter as API Contract, and Kitchen as Backend Database."/>
+                  <wp:cNvGraphicFramePr>
+                    <a:graphicFrameLocks xmlns:a="http://schemas.openxmlformats.org/drawingml/2006/main" noChangeAspect="1"/>
+                  </wp:cNvGraphicFramePr>
+                  <a:graphic xmlns:a="http://schemas.openxmlformats.org/drawingml/2006/main">
+                    <a:graphicData uri="http://schemas.openxmlformats.org/drawingml/2006/picture">
+                      <pic:pic xmlns:pic="http://schemas.openxmlformats.org/drawingml/2006/picture">
+                        <pic:nvPicPr>
+                          <pic:cNvPr id="0" name="" descr=""/>
+                          <pic:cNvPicPr>
+                            <a:picLocks noChangeAspect="1" noChangeArrowheads="1"/>
+                          </pic:cNvPicPr>
+                        </pic:nvPicPr>
+                        <pic:blipFill>
+                          <a:blip r:embed="rId10" cstate="none"/>
+                          <a:srcRect/>
+                          <a:stretch>
+                            <a:fillRect/>
+                          </a:stretch>
+                        </pic:blipFill>
+                        <pic:spPr bwMode="auto">
+                          <a:xfrm>
+                            <a:off x="0" y="0"/>
+                            <a:ext cx="5334000" cy="2905125"/>
+                          </a:xfrm>
+                          <a:prstGeom prst="rect">
+                            <a:avLst/>
+                          </a:prstGeom>
+                        </pic:spPr>
+                      </pic:pic>
+                    </a:graphicData>
+                  </a:graphic>
+                </wp:inline>
+              </w:drawing>
+            </w:r>
+          </w:p>
+          <w:p>
+            <w:pPr>
+              <w:spacing w:after="120" w:line="300"/>
+              <w:jc w:val="center"/>
+            </w:pPr>
+            <w:r>
+              <w:rPr>
+                <w:i/>
+                <w:iCs/>
+                <w:color w:val="5B6575"/>
+                <w:sz w:val="19"/>
+                <w:szCs w:val="19"/>
+              </w:rPr>
+              <w:t xml:space="preserve">The Restaurant Analogy: The waiter API protects the kitchen while serving exact orders to guests.</w:t>
+            </w:r>
+          </w:p>
+          <w:p>
+            <w:pPr>
+              <w:spacing w:after="120" w:line="300"/>
+            </w:pPr>
+            <w:r>
+              <w:rPr>
+                <w:b/>
+                <w:bCs/>
+                <w:color w:val="4659A7"/>
+              </w:rPr>
+              <w:t xml:space="preserve">1  </w:t>
+            </w:r>
+            <w:r>
+              <w:t xml:space="preserve">Customer (The Client): The mobile app or website that requests information without needing to know internal database schemas.</w:t>
+            </w:r>
+          </w:p>
+          <w:p>
+            <w:pPr>
+              <w:spacing w:after="120" w:line="300"/>
+            </w:pPr>
+            <w:r>
+              <w:rPr>
+                <w:b/>
+                <w:bCs/>
+                <w:color w:val="4659A7"/>
+              </w:rPr>
+              <w:t xml:space="preserve">2  </w:t>
+            </w:r>
+            <w:r>
+              <w:t xml:space="preserve">The Menu (The API Contract): The list of available endpoints and actions that both the client and server agree upon.</w:t>
+            </w:r>
+          </w:p>
+          <w:p>
+            <w:pPr>
+              <w:spacing w:after="120" w:line="300"/>
+            </w:pPr>
+            <w:r>
+              <w:rPr>
+                <w:b/>
+                <w:bCs/>
+                <w:color w:val="4659A7"/>
+              </w:rPr>
+              <w:t xml:space="preserve">3  </w:t>
+            </w:r>
+            <w:r>
+              <w:t xml:space="preserve">The Waiter (The API): The messenger that takes structured request payloads across the room and returns formatted response data.</w:t>
+            </w:r>
+          </w:p>
+          <w:p>
+            <w:pPr>
+              <w:spacing w:after="120" w:line="300"/>
+            </w:pPr>
+            <w:r>
+              <w:rPr>
+                <w:b/>
+                <w:bCs/>
+                <w:color w:val="4659A7"/>
+              </w:rPr>
+              <w:t xml:space="preserve">4  </w:t>
+            </w:r>
+            <w:r>
+              <w:t xml:space="preserve">The Kitchen (The Backend Server and Database): The secure engine that verifies rules, queries tables, and prepares the output.</w:t>
+            </w:r>
           </w:p>
         </w:tc>
       </w:tr>
@@ -1209,7 +1411,7 @@
               <w:spacing w:after="120" w:line="300"/>
             </w:pPr>
             <w:r>
-              <w:t xml:space="preserve">Akshay attempts to test a backend endpoint by pasting http://localhost:3000/courses into his browser address bar. What is the fundamental operational limitation of this approach?</w:t>
+              <w:t xml:space="preserve">Akshay tries to test a new student registration endpoint by pasting http://localhost:3000/courses into his browser address bar. Why does this approach fail to test the full API contract?</w:t>
             </w:r>
           </w:p>
           <w:p>
@@ -1224,7 +1426,7 @@
               <w:t xml:space="preserve">A. </w:t>
             </w:r>
             <w:r>
-              <w:t xml:space="preserve">The browser address bar can only trigger GET requests and cannot transmit a JSON body payload or custom headers</w:t>
+              <w:t xml:space="preserve">The browser address bar can only trigger HTTP GET requests and cannot transmit structured JSON body payloads or custom headers</w:t>
             </w:r>
           </w:p>
           <w:p>
@@ -1239,7 +1441,7 @@
               <w:t xml:space="preserve">B. </w:t>
             </w:r>
             <w:r>
-              <w:t xml:space="preserve">The browser cannot parse JSON data and will always crash on HTTP status 200</w:t>
+              <w:t xml:space="preserve">Web browsers are forbidden by internet law from communicating with localhost servers</w:t>
             </w:r>
           </w:p>
           <w:p>
@@ -1254,7 +1456,7 @@
               <w:t xml:space="preserve">C. </w:t>
             </w:r>
             <w:r>
-              <w:t xml:space="preserve">The browser address bar encrypts all network packets with private SSL keys that Node.js cannot read</w:t>
+              <w:t xml:space="preserve">Node.js automatically shuts down its network socket whenever Google Chrome connects</w:t>
             </w:r>
           </w:p>
           <w:p>
@@ -1270,7 +1472,7 @@
               <w:t xml:space="preserve">TACTICAL TRIUMPH: </w:t>
             </w:r>
             <w:r>
-              <w:t xml:space="preserve">Tactical Triumph: The browser address bar issues an HTTP GET request without a request body. To test POST, PUT, PATCH, and DELETE operations with JSON payloads, an engineer requires an API Testing Workbench or a terminal HTTP client.</w:t>
+              <w:t xml:space="preserve">Tactical Triumph: The browser address bar only issues HTTP GET requests without a request body. To test POST creation, PUT replacement, and custom headers, engineers use specialized API workbenches or terminal tools.</w:t>
             </w:r>
           </w:p>
         </w:tc>
@@ -1318,140 +1520,192 @@
                 <w:bCs/>
                 <w:color w:val="263A67"/>
               </w:rPr>
-              <w:t xml:space="preserve">ARCHITECTURE · The Frontend to Backend API Bridge: Separating UI from Persistence</w:t>
-            </w:r>
-          </w:p>
-          <w:p>
-            <w:pPr>
-              <w:spacing w:after="120" w:line="300"/>
-            </w:pPr>
-            <w:r>
-              <w:rPr>
-                <w:b/>
-                <w:bCs/>
-                <w:color w:val="4659A7"/>
-                <w:sz w:val="22"/>
-                <w:szCs w:val="22"/>
-              </w:rPr>
-              <w:t xml:space="preserve">ARCHITECTURAL FOUNDATION · The Frontend to Backend API Bridge: Separating UI from Persistence</w:t>
-            </w:r>
-          </w:p>
-          <w:p>
-            <w:pPr>
-              <w:spacing w:after="120" w:line="300"/>
-            </w:pPr>
-            <w:r>
-              <w:t xml:space="preserve">Modern web applications never connect client user interfaces directly to database storage. The API acts as an explicit bridge, enforcing authentication, validation, and contract rules across the network boundary.</w:t>
-            </w:r>
-          </w:p>
-          <w:p>
-            <w:pPr>
-              <w:jc w:val="center"/>
-            </w:pPr>
-            <w:r>
-              <w:drawing>
-                <wp:inline distT="0" distB="0" distL="0" distR="0">
-                  <wp:extent cx="5334000" cy="2905125"/>
-                  <wp:effectExtent t="0" r="0" b="0" l="0"/>
-                  <wp:docPr id="1" name="Architectural diagram showing client devices connecting over HTTP to backend microservices and databases." descr="Architectural diagram showing client devices connecting over HTTP to backend microservices and databases." title="Architectural diagram showing client devices connecting over HTTP to backend microservices and databases."/>
-                  <wp:cNvGraphicFramePr>
-                    <a:graphicFrameLocks xmlns:a="http://schemas.openxmlformats.org/drawingml/2006/main" noChangeAspect="1"/>
-                  </wp:cNvGraphicFramePr>
-                  <a:graphic xmlns:a="http://schemas.openxmlformats.org/drawingml/2006/main">
-                    <a:graphicData uri="http://schemas.openxmlformats.org/drawingml/2006/picture">
-                      <pic:pic xmlns:pic="http://schemas.openxmlformats.org/drawingml/2006/picture">
-                        <pic:nvPicPr>
-                          <pic:cNvPr id="0" name="" descr=""/>
-                          <pic:cNvPicPr>
-                            <a:picLocks noChangeAspect="1" noChangeArrowheads="1"/>
-                          </pic:cNvPicPr>
-                        </pic:nvPicPr>
-                        <pic:blipFill>
-                          <a:blip r:embed="rId10" cstate="none"/>
-                          <a:srcRect/>
-                          <a:stretch>
-                            <a:fillRect/>
-                          </a:stretch>
-                        </pic:blipFill>
-                        <pic:spPr bwMode="auto">
-                          <a:xfrm>
-                            <a:off x="0" y="0"/>
-                            <a:ext cx="5334000" cy="2905125"/>
-                          </a:xfrm>
-                          <a:prstGeom prst="rect">
-                            <a:avLst/>
-                          </a:prstGeom>
-                        </pic:spPr>
-                      </pic:pic>
-                    </a:graphicData>
-                  </a:graphic>
-                </wp:inline>
-              </w:drawing>
-            </w:r>
-          </w:p>
-          <w:p>
-            <w:pPr>
-              <w:spacing w:after="120" w:line="300"/>
-              <w:jc w:val="center"/>
-            </w:pPr>
-            <w:r>
-              <w:rPr>
-                <w:i/>
-                <w:iCs/>
-                <w:color w:val="5B6575"/>
-                <w:sz w:val="19"/>
-                <w:szCs w:val="19"/>
-              </w:rPr>
-              <w:t xml:space="preserve">The API Bridge: Hiding database complexity behind clean HTTP interfaces.</w:t>
-            </w:r>
-          </w:p>
-          <w:p>
-            <w:pPr>
-              <w:spacing w:after="120" w:line="300"/>
-            </w:pPr>
-            <w:r>
-              <w:rPr>
-                <w:b/>
-                <w:bCs/>
-                <w:color w:val="4659A7"/>
-              </w:rPr>
-              <w:t xml:space="preserve">1  </w:t>
-            </w:r>
-            <w:r>
-              <w:t xml:space="preserve">Client Tier: Mobile apps and web browsers render pixels and handle user interactions.</w:t>
-            </w:r>
-          </w:p>
-          <w:p>
-            <w:pPr>
-              <w:spacing w:after="120" w:line="300"/>
-            </w:pPr>
-            <w:r>
-              <w:rPr>
-                <w:b/>
-                <w:bCs/>
-                <w:color w:val="4659A7"/>
-              </w:rPr>
-              <w:t xml:space="preserve">2  </w:t>
-            </w:r>
-            <w:r>
-              <w:t xml:space="preserve">Network Wire: HTTP transport carries structured JSON messages across TCP sockets.</w:t>
-            </w:r>
-          </w:p>
-          <w:p>
-            <w:pPr>
-              <w:spacing w:after="120" w:line="300"/>
-            </w:pPr>
-            <w:r>
-              <w:rPr>
-                <w:b/>
-                <w:bCs/>
-                <w:color w:val="4659A7"/>
-              </w:rPr>
-              <w:t xml:space="preserve">3  </w:t>
-            </w:r>
-            <w:r>
-              <w:t xml:space="preserve">Backend Tier: Server handlers authenticate requests, execute business rules, and read from databases.</w:t>
-            </w:r>
+              <w:t xml:space="preserve">How the Internet Works and The Truth of the Wire</w:t>
+            </w:r>
+          </w:p>
+          <w:p>
+            <w:pPr>
+              <w:spacing w:after="120" w:line="300"/>
+            </w:pPr>
+            <w:r>
+              <w:rPr>
+                <w:b/>
+                <w:bCs/>
+                <w:color w:val="168A8A"/>
+              </w:rPr>
+              <w:t xml:space="preserve">COMIC SCENE 2 OF 4</w:t>
+            </w:r>
+          </w:p>
+          <w:p>
+            <w:pPr>
+              <w:spacing w:after="120" w:line="300"/>
+            </w:pPr>
+            <w:r>
+              <w:rPr>
+                <w:b/>
+                <w:bCs/>
+                <w:color w:val="263A67"/>
+                <w:sz w:val="28"/>
+                <w:szCs w:val="28"/>
+              </w:rPr>
+              <w:t xml:space="preserve">How the Internet Works and The Truth of the Wire</w:t>
+            </w:r>
+          </w:p>
+          <w:p>
+            <w:pPr>
+              <w:spacing w:after="120" w:line="300"/>
+            </w:pPr>
+            <w:r>
+              <w:t xml:space="preserve">Sameer opens his laptop to show Akshay what actually happens inside physical network cables when computers talk.</w:t>
+            </w:r>
+          </w:p>
+          <w:p>
+            <w:pPr>
+              <w:spacing w:after="120" w:line="300"/>
+            </w:pPr>
+            <w:r>
+              <w:rPr>
+                <w:b/>
+                <w:bCs/>
+                <w:color w:val="263A67"/>
+              </w:rPr>
+              <w:t xml:space="preserve">PANEL 1: The Fancy Frame vs The Postcard (10:30 AM)</w:t>
+            </w:r>
+          </w:p>
+          <w:p>
+            <w:pPr>
+              <w:spacing w:after="120" w:line="300"/>
+            </w:pPr>
+            Sameer points to a colorful university homepage on one screen and a black terminal window with raw text on the other screen.
+          </w:p>
+          <w:p>
+            <w:pPr>
+              <w:spacing w:after="120" w:line="300"/>
+            </w:pPr>
+            "Look at this webpage, Akshay. The browser is like a decorator. It takes plain text and paints pretty CSS colors, fonts, and drop shadows around it like an ornate picture frame."
+          </w:p>
+          <w:p>
+            <w:pPr>
+              <w:spacing w:after="120" w:line="300"/>
+            </w:pPr>
+            "So what is the API doing behind all that paint?"
+          </w:p>
+          <w:p>
+            <w:pPr>
+              <w:spacing w:after="120" w:line="300"/>
+            </w:pPr>
+            User interfaces are decorative presentations built on top of underlying raw data payloads.
+          </w:p>
+          <w:p>
+            <w:pPr>
+              <w:spacing w:after="120" w:line="300"/>
+            </w:pPr>
+            <w:r>
+              <w:rPr>
+                <w:b/>
+                <w:bCs/>
+                <w:color w:val="263A67"/>
+              </w:rPr>
+              <w:t xml:space="preserve">PANEL 2: Why Engineers Say On The Wire (10:45 AM)</w:t>
+            </w:r>
+          </w:p>
+          <w:p>
+            <w:pPr>
+              <w:spacing w:after="120" w:line="300"/>
+            </w:pPr>
+            Sameer lifts a blue Ethernet network cable running from the desk socket into the workstation tower.
+          </w:p>
+          <w:p>
+            <w:pPr>
+              <w:spacing w:after="120" w:line="300"/>
+            </w:pPr>
+            "Inside this cable and through WiFi waves, there are no buttons or pictures. There are only electrical pulses carrying raw letters of text, like a postcard in an envelope. Engineers call this the wire. An API tester looks directly at the postcard on the wire before the browser ever decorates it!"
+          </w:p>
+          <w:p>
+            <w:pPr>
+              <w:spacing w:after="120" w:line="300"/>
+            </w:pPr>
+            "Aha! So inspecting the wire means reading the raw message traveling between two computers!"
+          </w:p>
+          <w:p>
+            <w:pPr>
+              <w:spacing w:after="120" w:line="300"/>
+            </w:pPr>
+            On the wire simply means inspecting raw data packets moving across physical networks.
+          </w:p>
+          <w:p>
+            <w:pPr>
+              <w:spacing w:after="120" w:line="300"/>
+            </w:pPr>
+            <w:r>
+              <w:rPr>
+                <w:b/>
+                <w:bCs/>
+                <w:color w:val="263A67"/>
+              </w:rPr>
+              <w:t xml:space="preserve">PANEL 3: The Four Parts of an HTTP Packet (11:10 AM)</w:t>
+            </w:r>
+          </w:p>
+          <w:p>
+            <w:pPr>
+              <w:spacing w:after="120" w:line="300"/>
+            </w:pPr>
+            Sameer opens a text editor and writes four simple labels: Method, Path, Headers, and Body.
+          </w:p>
+          <w:p>
+            <w:pPr>
+              <w:spacing w:after="120" w:line="300"/>
+            </w:pPr>
+            "Every request traveling the wire has four simple parts: What action to take (Method), where to deliver it (Path), meta notes like language or format (Headers), and the payload package itself (Body)."
+          </w:p>
+          <w:p>
+            <w:pPr>
+              <w:spacing w:after="120" w:line="300"/>
+            </w:pPr>
+            "Like sending a parcel by post! The address on the envelope, the delivery instructions, and the item inside the box!"
+          </w:p>
+          <w:p>
+            <w:pPr>
+              <w:spacing w:after="120" w:line="300"/>
+            </w:pPr>
+            HTTP transactions mirror physical postal mail: address, stamp, envelope, and contents.
+          </w:p>
+          <w:p>
+            <w:pPr>
+              <w:spacing w:after="120" w:line="300"/>
+            </w:pPr>
+            <w:r>
+              <w:rPr>
+                <w:b/>
+                <w:bCs/>
+                <w:color w:val="263A67"/>
+              </w:rPr>
+              <w:t xml:space="preserve">PANEL 4: The Challenge Accepted (11:30 AM)</w:t>
+            </w:r>
+          </w:p>
+          <w:p>
+            <w:pPr>
+              <w:spacing w:after="120" w:line="300"/>
+            </w:pPr>
+            Akshay rolls up his kurta sleeves and places his hands on the keyboard with a bright grin.
+          </w:p>
+          <w:p>
+            <w:pPr>
+              <w:spacing w:after="120" w:line="300"/>
+            </w:pPr>
+            "I understand the theory now! But how do we actually create a waiter? Can we build our own server right now?"
+          </w:p>
+          <w:p>
+            <w:pPr>
+              <w:spacing w:after="120" w:line="300"/>
+            </w:pPr>
+            "That is the spirit! Open your code editor. We will build a complete campus course catalog server in less than twenty lines of code."
+          </w:p>
+          <w:p>
+            <w:pPr>
+              <w:spacing w:after="120" w:line="300"/>
+            </w:pPr>
+            Building a working server transforms abstract theory into permanent engineering skill.
           </w:p>
         </w:tc>
       </w:tr>
@@ -1498,180 +1752,271 @@
                 <w:bCs/>
                 <w:color w:val="263A67"/>
               </w:rPr>
-              <w:t xml:space="preserve">The Cafeteria Crisis</w:t>
-            </w:r>
-          </w:p>
-          <w:p>
-            <w:pPr>
-              <w:spacing w:after="120" w:line="300"/>
-            </w:pPr>
-            <w:r>
-              <w:rPr>
-                <w:b/>
-                <w:bCs/>
-                <w:color w:val="168A8A"/>
-              </w:rPr>
-              <w:t xml:space="preserve">COMIC SCENE 2 OF 4</w:t>
-            </w:r>
-          </w:p>
-          <w:p>
-            <w:pPr>
-              <w:spacing w:after="120" w:line="300"/>
-            </w:pPr>
-            <w:r>
-              <w:rPr>
-                <w:b/>
-                <w:bCs/>
-                <w:color w:val="263A67"/>
-                <w:sz w:val="28"/>
-                <w:szCs w:val="28"/>
-              </w:rPr>
-              <w:t xml:space="preserve">The Cafeteria Crisis</w:t>
-            </w:r>
-          </w:p>
-          <w:p>
-            <w:pPr>
-              <w:spacing w:after="120" w:line="300"/>
-            </w:pPr>
-            <w:r>
-              <w:t xml:space="preserve">Orientation lunch is jeopardized when the digital menu board freezes. Sameer invites Akshay to inspect the invisible wire between client and server.</w:t>
-            </w:r>
-          </w:p>
-          <w:p>
-            <w:pPr>
-              <w:spacing w:after="120" w:line="300"/>
-            </w:pPr>
-            <w:r>
-              <w:rPr>
-                <w:b/>
-                <w:bCs/>
-                <w:color w:val="263A67"/>
-              </w:rPr>
-              <w:t xml:space="preserve">PANEL 1: Frozen Menu Screen (12:30 PM)</w:t>
-            </w:r>
-          </w:p>
-          <w:p>
-            <w:pPr>
-              <w:spacing w:after="120" w:line="300"/>
-            </w:pPr>
-            A long queue of hungry students stretches across the campus dining hall. The digital menu screen hangs motionless, displaying breakfast items during lunch hour.
-          </w:p>
-          <w:p>
-            <w:pPr>
-              <w:spacing w:after="120" w:line="300"/>
-            </w:pPr>
-            "The screen is frozen! I restarted the tablet three times, but the lunch specials will not appear."
-          </w:p>
-          <w:p>
-            <w:pPr>
-              <w:spacing w:after="120" w:line="300"/>
-            </w:pPr>
-            Restarting client display devices does nothing when the backend wire conversation is severed.
-          </w:p>
-          <w:p>
-            <w:pPr>
-              <w:spacing w:after="120" w:line="300"/>
-            </w:pPr>
-            <w:r>
-              <w:rPr>
-                <w:b/>
-                <w:bCs/>
-                <w:color w:val="263A67"/>
-              </w:rPr>
-              <w:t xml:space="preserve">PANEL 2: The Refresh Reflex (12:34 PM)</w:t>
-            </w:r>
-          </w:p>
-          <w:p>
-            <w:pPr>
-              <w:spacing w:after="120" w:line="300"/>
-            </w:pPr>
-            Akshay taps the screen reload icon repeatedly, watching the spinning circular loader return to the exact same stale menu.
-          </w:p>
-          <w:p>
-            <w:pPr>
-              <w:spacing w:after="120" w:line="300"/>
-            </w:pPr>
-            "It returns something, so the network must be working, right?"
-          </w:p>
-          <w:p>
-            <w:pPr>
-              <w:spacing w:after="120" w:line="300"/>
-            </w:pPr>
-            "Something is not a contract, Akshay. Come to the lab and let us inspect the conversation."
-          </w:p>
-          <w:p>
-            <w:pPr>
-              <w:spacing w:after="120" w:line="300"/>
-            </w:pPr>
-            Receiving any response is not evidence of correctness; payload contracts must be audited.
-          </w:p>
-          <w:p>
-            <w:pPr>
-              <w:spacing w:after="120" w:line="300"/>
-            </w:pPr>
-            <w:r>
-              <w:rPr>
-                <w:b/>
-                <w:bCs/>
-                <w:color w:val="263A67"/>
-              </w:rPr>
-              <w:t xml:space="preserve">PANEL 3: Entering Sameer Lab (12:45 PM)</w:t>
-            </w:r>
-          </w:p>
-          <w:p>
-            <w:pPr>
-              <w:spacing w:after="120" w:line="300"/>
-            </w:pPr>
-            Sameer leads Akshay into his quiet corner research lab. An indigo Nehru jacket hangs on his teak chair, a server rack hums softly on the left, and a brass chai glass rests on the desk.
-          </w:p>
-          <w:p>
-            <w:pPr>
-              <w:spacing w:after="120" w:line="300"/>
-            </w:pPr>
-            "When a customer sits in a restaurant, does the kitchen pantry sit directly on their table?"
-          </w:p>
-          <w:p>
-            <w:pPr>
-              <w:spacing w:after="120" w:line="300"/>
-            </w:pPr>
-            "No. The customer gives an order to the waiter, and the waiter brings food from the kitchen."
-          </w:p>
-          <w:p>
-            <w:pPr>
-              <w:spacing w:after="120" w:line="300"/>
-            </w:pPr>
-            An API is the digital waiter translating structured orders between client consumers and backend kitchens.
-          </w:p>
-          <w:p>
-            <w:pPr>
-              <w:spacing w:after="120" w:line="300"/>
-            </w:pPr>
-            <w:r>
-              <w:rPr>
-                <w:b/>
-                <w:bCs/>
-                <w:color w:val="263A67"/>
-              </w:rPr>
-              <w:t xml:space="preserve">PANEL 4: The Wire Conversation (12:55 PM)</w:t>
-            </w:r>
-          </w:p>
-          <w:p>
-            <w:pPr>
-              <w:spacing w:after="120" w:line="300"/>
-            </w:pPr>
-            Sameer gestures toward the glowing terminal screen with his brass chai glass.
-          </w:p>
-          <w:p>
-            <w:pPr>
-              <w:spacing w:after="120" w:line="300"/>
-            </w:pPr>
-            "Stop calling it a screen failure. The screen only renders what the wire delivers. Look at the conversation itself."
-          </w:p>
-          <w:p>
-            <w:pPr>
-              <w:spacing w:after="120" w:line="300"/>
-            </w:pPr>
-            When user interfaces misbehave, the ultimate source of truth is the network wire.
+              <w:t xml:space="preserve">ARCHITECTURE · The Frontend to Backend API Bridge: Separating UI from Persistence</w:t>
+            </w:r>
+          </w:p>
+          <w:p>
+            <w:pPr>
+              <w:spacing w:after="120" w:line="300"/>
+            </w:pPr>
+            <w:r>
+              <w:rPr>
+                <w:b/>
+                <w:bCs/>
+                <w:color w:val="4659A7"/>
+                <w:sz w:val="22"/>
+                <w:szCs w:val="22"/>
+              </w:rPr>
+              <w:t xml:space="preserve">ARCHITECTURAL FOUNDATION · The Frontend to Backend API Bridge: Separating UI from Persistence</w:t>
+            </w:r>
+          </w:p>
+          <w:p>
+            <w:pPr>
+              <w:spacing w:after="120" w:line="300"/>
+            </w:pPr>
+            <w:r>
+              <w:t xml:space="preserve">Modern software separates the user interface from backend data storage. Mobile phones, web browsers, smart watches, and external partners all talk to the exact same backend server through clean API contracts, ensuring that business rules and database records remain safe and consistent.</w:t>
+            </w:r>
+          </w:p>
+          <w:p>
+            <w:pPr>
+              <w:jc w:val="center"/>
+            </w:pPr>
+            <w:r>
+              <w:drawing>
+                <wp:inline distT="0" distB="0" distL="0" distR="0">
+                  <wp:extent cx="5334000" cy="2905125"/>
+                  <wp:effectExtent t="0" r="0" b="0" l="0"/>
+                  <wp:docPr id="1" name="Architectural diagram showing client devices connecting over HTTP to backend microservices and databases." descr="Architectural diagram showing client devices connecting over HTTP to backend microservices and databases." title="Architectural diagram showing client devices connecting over HTTP to backend microservices and databases."/>
+                  <wp:cNvGraphicFramePr>
+                    <a:graphicFrameLocks xmlns:a="http://schemas.openxmlformats.org/drawingml/2006/main" noChangeAspect="1"/>
+                  </wp:cNvGraphicFramePr>
+                  <a:graphic xmlns:a="http://schemas.openxmlformats.org/drawingml/2006/main">
+                    <a:graphicData uri="http://schemas.openxmlformats.org/drawingml/2006/picture">
+                      <pic:pic xmlns:pic="http://schemas.openxmlformats.org/drawingml/2006/picture">
+                        <pic:nvPicPr>
+                          <pic:cNvPr id="0" name="" descr=""/>
+                          <pic:cNvPicPr>
+                            <a:picLocks noChangeAspect="1" noChangeArrowheads="1"/>
+                          </pic:cNvPicPr>
+                        </pic:nvPicPr>
+                        <pic:blipFill>
+                          <a:blip r:embed="rId11" cstate="none"/>
+                          <a:srcRect/>
+                          <a:stretch>
+                            <a:fillRect/>
+                          </a:stretch>
+                        </pic:blipFill>
+                        <pic:spPr bwMode="auto">
+                          <a:xfrm>
+                            <a:off x="0" y="0"/>
+                            <a:ext cx="5334000" cy="2905125"/>
+                          </a:xfrm>
+                          <a:prstGeom prst="rect">
+                            <a:avLst/>
+                          </a:prstGeom>
+                        </pic:spPr>
+                      </pic:pic>
+                    </a:graphicData>
+                  </a:graphic>
+                </wp:inline>
+              </w:drawing>
+            </w:r>
+          </w:p>
+          <w:p>
+            <w:pPr>
+              <w:spacing w:after="120" w:line="300"/>
+              <w:jc w:val="center"/>
+            </w:pPr>
+            <w:r>
+              <w:rPr>
+                <w:i/>
+                <w:iCs/>
+                <w:color w:val="5B6575"/>
+                <w:sz w:val="19"/>
+                <w:szCs w:val="19"/>
+              </w:rPr>
+              <w:t xml:space="preserve">The API Bridge: Multiple client interfaces sharing a single backend source of truth.</w:t>
+            </w:r>
+          </w:p>
+          <w:p>
+            <w:pPr>
+              <w:spacing w:after="120" w:line="300"/>
+            </w:pPr>
+            <w:r>
+              <w:rPr>
+                <w:b/>
+                <w:bCs/>
+                <w:color w:val="4659A7"/>
+              </w:rPr>
+              <w:t xml:space="preserve">1  </w:t>
+            </w:r>
+            <w:r>
+              <w:t xml:space="preserve">Client Tier: Mobile apps and web browsers render pixels, accept taps, and display notifications.</w:t>
+            </w:r>
+          </w:p>
+          <w:p>
+            <w:pPr>
+              <w:spacing w:after="120" w:line="300"/>
+            </w:pPr>
+            <w:r>
+              <w:rPr>
+                <w:b/>
+                <w:bCs/>
+                <w:color w:val="4659A7"/>
+              </w:rPr>
+              <w:t xml:space="preserve">2  </w:t>
+            </w:r>
+            <w:r>
+              <w:t xml:space="preserve">Network Wire: HTTP transport carries structured JSON messages across physical cables and wireless radio links.</w:t>
+            </w:r>
+          </w:p>
+          <w:p>
+            <w:pPr>
+              <w:spacing w:after="120" w:line="300"/>
+            </w:pPr>
+            <w:r>
+              <w:rPr>
+                <w:b/>
+                <w:bCs/>
+                <w:color w:val="4659A7"/>
+              </w:rPr>
+              <w:t xml:space="preserve">3  </w:t>
+            </w:r>
+            <w:r>
+              <w:t xml:space="preserve">Backend Tier: Server handlers authenticate callers, validate incoming rules, and persist data to databases.</w:t>
+            </w:r>
+          </w:p>
+        </w:tc>
+      </w:tr>
+    </w:tbl>
+    <w:p>
+      <w:pPr>
+        <w:pStyle w:val="Heading2"/>
+        <w:keepNext/>
+        <w:spacing w:after="100" w:before="240"/>
+      </w:pPr>
+      <w:r>
+        <w:rPr>
+          <w:b/>
+          <w:bCs/>
+          <w:color w:val="4659A7"/>
+        </w:rPr>
+        <w:t xml:space="preserve">Input → Process → Output</w:t>
+      </w:r>
+    </w:p>
+    <w:tbl>
+      <w:tblPr>
+        <w:tblW w:type="pct" w:w="100%"/>
+        <w:tblBorders>
+          <w:top w:val="single" w:color="auto" w:sz="4"/>
+          <w:left w:val="single" w:color="auto" w:sz="4"/>
+          <w:bottom w:val="single" w:color="auto" w:sz="4"/>
+          <w:right w:val="single" w:color="auto" w:sz="4"/>
+          <w:insideH w:val="single" w:color="auto" w:sz="4"/>
+          <w:insideV w:val="single" w:color="auto" w:sz="4"/>
+        </w:tblBorders>
+      </w:tblPr>
+      <w:tblGrid>
+        <w:gridCol w:w="100"/>
+        <w:gridCol w:w="100"/>
+        <w:gridCol w:w="100"/>
+      </w:tblGrid>
+      <w:tr>
+        <w:tc>
+          <w:tcPr>
+            <w:tcBorders>
+              <w:top w:val="single" w:color="D9E0EA" w:sz="2"/>
+              <w:left w:val="single" w:color="D9E0EA" w:sz="2"/>
+              <w:bottom w:val="single" w:color="D9E0EA" w:sz="2"/>
+              <w:right w:val="single" w:color="D9E0EA" w:sz="2"/>
+            </w:tcBorders>
+            <w:shd w:fill="F5F7FB" w:val="clear"/>
+          </w:tcPr>
+          <w:p>
+            <w:pPr>
+              <w:spacing w:after="120" w:line="300"/>
+            </w:pPr>
+            <w:r>
+              <w:rPr>
+                <w:b/>
+                <w:bCs/>
+                <w:color w:val="4659A7"/>
+              </w:rPr>
+              <w:t xml:space="preserve">HTTP Request</w:t>
+            </w:r>
+          </w:p>
+          <w:p>
+            <w:pPr>
+              <w:spacing w:after="120" w:line="300"/>
+            </w:pPr>
+            <w:r>
+              <w:t xml:space="preserve">Method + URL Path + Headers + Optional Body</w:t>
+            </w:r>
+          </w:p>
+        </w:tc>
+        <w:tc>
+          <w:tcPr>
+            <w:tcBorders>
+              <w:top w:val="single" w:color="D9E0EA" w:sz="2"/>
+              <w:left w:val="single" w:color="D9E0EA" w:sz="2"/>
+              <w:bottom w:val="single" w:color="D9E0EA" w:sz="2"/>
+              <w:right w:val="single" w:color="D9E0EA" w:sz="2"/>
+            </w:tcBorders>
+            <w:shd w:fill="F5F7FB" w:val="clear"/>
+          </w:tcPr>
+          <w:p>
+            <w:pPr>
+              <w:spacing w:after="120" w:line="300"/>
+            </w:pPr>
+            <w:r>
+              <w:rPr>
+                <w:b/>
+                <w:bCs/>
+                <w:color w:val="4659A7"/>
+              </w:rPr>
+              <w:t xml:space="preserve">Express Route Handler</w:t>
+            </w:r>
+          </w:p>
+          <w:p>
+            <w:pPr>
+              <w:spacing w:after="120" w:line="300"/>
+            </w:pPr>
+            <w:r>
+              <w:t xml:space="preserve">Buffers TCP chunks, parses JSON, runs business logic</w:t>
+            </w:r>
+          </w:p>
+        </w:tc>
+        <w:tc>
+          <w:tcPr>
+            <w:tcBorders>
+              <w:top w:val="single" w:color="D9E0EA" w:sz="2"/>
+              <w:left w:val="single" w:color="D9E0EA" w:sz="2"/>
+              <w:bottom w:val="single" w:color="D9E0EA" w:sz="2"/>
+              <w:right w:val="single" w:color="D9E0EA" w:sz="2"/>
+            </w:tcBorders>
+            <w:shd w:fill="F5F7FB" w:val="clear"/>
+          </w:tcPr>
+          <w:p>
+            <w:pPr>
+              <w:spacing w:after="120" w:line="300"/>
+            </w:pPr>
+            <w:r>
+              <w:rPr>
+                <w:b/>
+                <w:bCs/>
+                <w:color w:val="4659A7"/>
+              </w:rPr>
+              <w:t xml:space="preserve">HTTP Response</w:t>
+            </w:r>
+          </w:p>
+          <w:p>
+            <w:pPr>
+              <w:spacing w:after="120" w:line="300"/>
+            </w:pPr>
+            <w:r>
+              <w:t xml:space="preserve">Status Code + Response Headers + JSON Payload</w:t>
+            </w:r>
           </w:p>
         </w:tc>
       </w:tr>
@@ -1718,7 +2063,7 @@
                 <w:bCs/>
                 <w:color w:val="263A67"/>
               </w:rPr>
-              <w:t xml:space="preserve">ARCHITECTURE · The Restaurant Analogy: Customer, Waiter API, and Kitchen Backend</w:t>
+              <w:t xml:space="preserve">ARCHITECTURE · Anatomy of an HTTP Wire Transaction: Request Line, Headers, and Payloads</w:t>
             </w:r>
           </w:p>
           <w:p>
@@ -1733,317 +2078,6 @@
                 <w:sz w:val="22"/>
                 <w:szCs w:val="22"/>
               </w:rPr>
-              <w:t xml:space="preserve">CORE MENTAL MODEL · The Restaurant Analogy: Customer, Waiter API, and Kitchen Backend</w:t>
-            </w:r>
-          </w:p>
-          <w:p>
-            <w:pPr>
-              <w:spacing w:after="120" w:line="300"/>
-            </w:pPr>
-            <w:r>
-              <w:t xml:space="preserve">To understand why APIs exist, consider dining in a restaurant. A customer does not enter the kitchen to slice vegetables or query the pantry directly. Instead, the customer interacts with a waiter who accepts structured menu orders, conveys them to the kitchen, and returns prepared meals.</w:t>
-            </w:r>
-          </w:p>
-          <w:p>
-            <w:pPr>
-              <w:jc w:val="center"/>
-            </w:pPr>
-            <w:r>
-              <w:drawing>
-                <wp:inline distT="0" distB="0" distL="0" distR="0">
-                  <wp:extent cx="5334000" cy="2905125"/>
-                  <wp:effectExtent t="0" r="0" b="0" l="0"/>
-                  <wp:docPr id="1" name="Infographic showing customer as client, waiter as API contract, and kitchen as backend database server." descr="Infographic showing customer as client, waiter as API contract, and kitchen as backend database server." title="Infographic showing customer as client, waiter as API contract, and kitchen as backend database server."/>
-                  <wp:cNvGraphicFramePr>
-                    <a:graphicFrameLocks xmlns:a="http://schemas.openxmlformats.org/drawingml/2006/main" noChangeAspect="1"/>
-                  </wp:cNvGraphicFramePr>
-                  <a:graphic xmlns:a="http://schemas.openxmlformats.org/drawingml/2006/main">
-                    <a:graphicData uri="http://schemas.openxmlformats.org/drawingml/2006/picture">
-                      <pic:pic xmlns:pic="http://schemas.openxmlformats.org/drawingml/2006/picture">
-                        <pic:nvPicPr>
-                          <pic:cNvPr id="0" name="" descr=""/>
-                          <pic:cNvPicPr>
-                            <a:picLocks noChangeAspect="1" noChangeArrowheads="1"/>
-                          </pic:cNvPicPr>
-                        </pic:nvPicPr>
-                        <pic:blipFill>
-                          <a:blip r:embed="rId11" cstate="none"/>
-                          <a:srcRect/>
-                          <a:stretch>
-                            <a:fillRect/>
-                          </a:stretch>
-                        </pic:blipFill>
-                        <pic:spPr bwMode="auto">
-                          <a:xfrm>
-                            <a:off x="0" y="0"/>
-                            <a:ext cx="5334000" cy="2905125"/>
-                          </a:xfrm>
-                          <a:prstGeom prst="rect">
-                            <a:avLst/>
-                          </a:prstGeom>
-                        </pic:spPr>
-                      </pic:pic>
-                    </a:graphicData>
-                  </a:graphic>
-                </wp:inline>
-              </w:drawing>
-            </w:r>
-          </w:p>
-          <w:p>
-            <w:pPr>
-              <w:spacing w:after="120" w:line="300"/>
-              <w:jc w:val="center"/>
-            </w:pPr>
-            <w:r>
-              <w:rPr>
-                <w:i/>
-                <w:iCs/>
-                <w:color w:val="5B6575"/>
-                <w:sz w:val="19"/>
-                <w:szCs w:val="19"/>
-              </w:rPr>
-              <w:t xml:space="preserve">The Restaurant Analogy: Structured orders prevent customers from breaking kitchen invariants.</w:t>
-            </w:r>
-          </w:p>
-          <w:p>
-            <w:pPr>
-              <w:spacing w:after="120" w:line="300"/>
-            </w:pPr>
-            <w:r>
-              <w:rPr>
-                <w:b/>
-                <w:bCs/>
-                <w:color w:val="4659A7"/>
-              </w:rPr>
-              <w:t xml:space="preserve">1  </w:t>
-            </w:r>
-            <w:r>
-              <w:t xml:space="preserve">Customer (Client Application): Submits structured requests using menu definitions without knowing internal chef routines.</w:t>
-            </w:r>
-          </w:p>
-          <w:p>
-            <w:pPr>
-              <w:spacing w:after="120" w:line="300"/>
-            </w:pPr>
-            <w:r>
-              <w:rPr>
-                <w:b/>
-                <w:bCs/>
-                <w:color w:val="4659A7"/>
-              </w:rPr>
-              <w:t xml:space="preserve">2  </w:t>
-            </w:r>
-            <w:r>
-              <w:t xml:space="preserve">Waiter (Application Programming Interface): Validates the order, carries packets across the room, and returns responses.</w:t>
-            </w:r>
-          </w:p>
-          <w:p>
-            <w:pPr>
-              <w:spacing w:after="120" w:line="300"/>
-            </w:pPr>
-            <w:r>
-              <w:rPr>
-                <w:b/>
-                <w:bCs/>
-                <w:color w:val="4659A7"/>
-              </w:rPr>
-              <w:t xml:space="preserve">3  </w:t>
-            </w:r>
-            <w:r>
-              <w:t xml:space="preserve">Kitchen (Backend Server &amp; Database): Executes culinary logic, fetches raw data from storage, and outputs serialized food.</w:t>
-            </w:r>
-          </w:p>
-        </w:tc>
-      </w:tr>
-    </w:tbl>
-    <w:p>
-      <w:pPr>
-        <w:pStyle w:val="Heading2"/>
-        <w:keepNext/>
-        <w:spacing w:after="100" w:before="240"/>
-      </w:pPr>
-      <w:r>
-        <w:rPr>
-          <w:b/>
-          <w:bCs/>
-          <w:color w:val="4659A7"/>
-        </w:rPr>
-        <w:t xml:space="preserve">Input → Process → Output</w:t>
-      </w:r>
-    </w:p>
-    <w:tbl>
-      <w:tblPr>
-        <w:tblW w:type="pct" w:w="100%"/>
-        <w:tblBorders>
-          <w:top w:val="single" w:color="auto" w:sz="4"/>
-          <w:left w:val="single" w:color="auto" w:sz="4"/>
-          <w:bottom w:val="single" w:color="auto" w:sz="4"/>
-          <w:right w:val="single" w:color="auto" w:sz="4"/>
-          <w:insideH w:val="single" w:color="auto" w:sz="4"/>
-          <w:insideV w:val="single" w:color="auto" w:sz="4"/>
-        </w:tblBorders>
-      </w:tblPr>
-      <w:tblGrid>
-        <w:gridCol w:w="100"/>
-        <w:gridCol w:w="100"/>
-        <w:gridCol w:w="100"/>
-      </w:tblGrid>
-      <w:tr>
-        <w:tc>
-          <w:tcPr>
-            <w:tcBorders>
-              <w:top w:val="single" w:color="D9E0EA" w:sz="2"/>
-              <w:left w:val="single" w:color="D9E0EA" w:sz="2"/>
-              <w:bottom w:val="single" w:color="D9E0EA" w:sz="2"/>
-              <w:right w:val="single" w:color="D9E0EA" w:sz="2"/>
-            </w:tcBorders>
-            <w:shd w:fill="F5F7FB" w:val="clear"/>
-          </w:tcPr>
-          <w:p>
-            <w:pPr>
-              <w:spacing w:after="120" w:line="300"/>
-            </w:pPr>
-            <w:r>
-              <w:rPr>
-                <w:b/>
-                <w:bCs/>
-                <w:color w:val="4659A7"/>
-              </w:rPr>
-              <w:t xml:space="preserve">HTTP Request</w:t>
-            </w:r>
-          </w:p>
-          <w:p>
-            <w:pPr>
-              <w:spacing w:after="120" w:line="300"/>
-            </w:pPr>
-            <w:r>
-              <w:t xml:space="preserve">GET /courses or POST with JSON body</w:t>
-            </w:r>
-          </w:p>
-        </w:tc>
-        <w:tc>
-          <w:tcPr>
-            <w:tcBorders>
-              <w:top w:val="single" w:color="D9E0EA" w:sz="2"/>
-              <w:left w:val="single" w:color="D9E0EA" w:sz="2"/>
-              <w:bottom w:val="single" w:color="D9E0EA" w:sz="2"/>
-              <w:right w:val="single" w:color="D9E0EA" w:sz="2"/>
-            </w:tcBorders>
-            <w:shd w:fill="F5F7FB" w:val="clear"/>
-          </w:tcPr>
-          <w:p>
-            <w:pPr>
-              <w:spacing w:after="120" w:line="300"/>
-            </w:pPr>
-            <w:r>
-              <w:rPr>
-                <w:b/>
-                <w:bCs/>
-                <w:color w:val="4659A7"/>
-              </w:rPr>
-              <w:t xml:space="preserve">Express Route Handler</w:t>
-            </w:r>
-          </w:p>
-          <w:p>
-            <w:pPr>
-              <w:spacing w:after="120" w:line="300"/>
-            </w:pPr>
-            <w:r>
-              <w:t xml:space="preserve">Buffers TCP stream and queries store</w:t>
-            </w:r>
-          </w:p>
-        </w:tc>
-        <w:tc>
-          <w:tcPr>
-            <w:tcBorders>
-              <w:top w:val="single" w:color="D9E0EA" w:sz="2"/>
-              <w:left w:val="single" w:color="D9E0EA" w:sz="2"/>
-              <w:bottom w:val="single" w:color="D9E0EA" w:sz="2"/>
-              <w:right w:val="single" w:color="D9E0EA" w:sz="2"/>
-            </w:tcBorders>
-            <w:shd w:fill="F5F7FB" w:val="clear"/>
-          </w:tcPr>
-          <w:p>
-            <w:pPr>
-              <w:spacing w:after="120" w:line="300"/>
-            </w:pPr>
-            <w:r>
-              <w:rPr>
-                <w:b/>
-                <w:bCs/>
-                <w:color w:val="4659A7"/>
-              </w:rPr>
-              <w:t xml:space="preserve">HTTP Response</w:t>
-            </w:r>
-          </w:p>
-          <w:p>
-            <w:pPr>
-              <w:spacing w:after="120" w:line="300"/>
-            </w:pPr>
-            <w:r>
-              <w:t xml:space="preserve">Status 200 OK or 201 Created with JSON</w:t>
-            </w:r>
-          </w:p>
-        </w:tc>
-      </w:tr>
-    </w:tbl>
-    <w:tbl>
-      <w:tblPr>
-        <w:tblW w:type="pct" w:w="100%"/>
-        <w:tblBorders>
-          <w:top w:val="single" w:color="auto" w:sz="4"/>
-          <w:left w:val="single" w:color="auto" w:sz="4"/>
-          <w:bottom w:val="single" w:color="auto" w:sz="4"/>
-          <w:right w:val="single" w:color="auto" w:sz="4"/>
-          <w:insideH w:val="single" w:color="auto" w:sz="4"/>
-          <w:insideV w:val="single" w:color="auto" w:sz="4"/>
-        </w:tblBorders>
-      </w:tblPr>
-      <w:tblGrid>
-        <w:gridCol w:w="100"/>
-      </w:tblGrid>
-      <w:tr>
-        <w:tc>
-          <w:tcPr>
-            <w:tcBorders>
-              <w:top w:val="single" w:color="D9E0EA" w:sz="2"/>
-              <w:left w:val="single" w:color="D9E0EA" w:sz="2"/>
-              <w:bottom w:val="single" w:color="D9E0EA" w:sz="2"/>
-              <w:right w:val="single" w:color="D9E0EA" w:sz="2"/>
-            </w:tcBorders>
-            <w:shd w:fill="F8FAFC" w:val="clear"/>
-            <w:tcMar>
-              <w:top w:type="dxa" w:w="130"/>
-              <w:left w:type="dxa" w:w="160"/>
-              <w:bottom w:type="dxa" w:w="130"/>
-              <w:right w:type="dxa" w:w="160"/>
-            </w:tcMar>
-          </w:tcPr>
-          <w:p>
-            <w:pPr>
-              <w:spacing w:after="120" w:line="300"/>
-            </w:pPr>
-            <w:r>
-              <w:rPr>
-                <w:b/>
-                <w:bCs/>
-                <w:color w:val="263A67"/>
-              </w:rPr>
-              <w:t xml:space="preserve">ARCHITECTURE · Anatomy of an HTTP Wire Transaction: Request Line, Headers, and Payloads</w:t>
-            </w:r>
-          </w:p>
-          <w:p>
-            <w:pPr>
-              <w:spacing w:after="120" w:line="300"/>
-            </w:pPr>
-            <w:r>
-              <w:rPr>
-                <w:b/>
-                <w:bCs/>
-                <w:color w:val="4659A7"/>
-                <w:sz w:val="22"/>
-                <w:szCs w:val="22"/>
-              </w:rPr>
               <w:t xml:space="preserve">WIRE PROTOCOL ANATOMY · Anatomy of an HTTP Wire Transaction: Request Line, Headers, and Payloads</w:t>
             </w:r>
           </w:p>
@@ -2052,7 +2086,7 @@
               <w:spacing w:after="120" w:line="300"/>
             </w:pPr>
             <w:r>
-              <w:t xml:space="preserve">Every API transaction across the internet consists of two complementary packets: an HTTP Request and an HTTP Response. Each packet features three distinct structural sections: the start line, key value headers, and an optional message body.</w:t>
+              <w:t xml:space="preserve">Every API conversation across the internet consists of two complementary packets: an HTTP Request and an HTTP Response. Each packet features three distinct structural sections: the start line, key value headers, and the message body.</w:t>
             </w:r>
           </w:p>
           <w:p>
@@ -2129,7 +2163,7 @@
               <w:t xml:space="preserve">1  </w:t>
             </w:r>
             <w:r>
-              <w:t xml:space="preserve">Request Start Line: Contains the HTTP Verb (GET, POST), the target resource path (/menu), and protocol version (HTTP/1.1).</w:t>
+              <w:t xml:space="preserve">Request Start Line: Contains the HTTP Verb (GET, POST), target path (/courses), and protocol version (HTTP/1.1).</w:t>
             </w:r>
           </w:p>
           <w:p>
@@ -2145,7 +2179,7 @@
               <w:t xml:space="preserve">2  </w:t>
             </w:r>
             <w:r>
-              <w:t xml:space="preserve">Headers Section: Metadata providing encoding rules, authorization tokens, content types, and caching policies.</w:t>
+              <w:t xml:space="preserve">Headers Section: Metadata providing encoding rules, authorization tokens, content types, and caching hints.</w:t>
             </w:r>
           </w:p>
           <w:p>
@@ -2177,7 +2211,7 @@
               <w:t xml:space="preserve">4  </w:t>
             </w:r>
             <w:r>
-              <w:t xml:space="preserve">Response Status Line: Three digit numeric code confirming success (200), client error (400), or server fault (500).</w:t>
+              <w:t xml:space="preserve">Response Status Line: Three digit numeric code confirming success (200, 201), client error (400, 404), or server crash (500).</w:t>
             </w:r>
           </w:p>
         </w:tc>
@@ -2246,7 +2280,7 @@
               <w:spacing w:after="120" w:line="300"/>
             </w:pPr>
             <w:r>
-              <w:t xml:space="preserve">Martin Fowler formulated the First Law of Distributed Object Design: Do not distribute your objects. Engineers often assume remote network calls behave like local function calls. A local function call in memory executes in nanoseconds and never suffers packet drops. A network call crosses physical routers, switches, and serialization boundaries where latency multiplies by ten thousand and connections can fail at any instant.</w:t>
+              <w:t xml:space="preserve">Martin Fowler formulated the First Law of Distributed Object Design: Do not distribute your objects. Beginners often assume remote network calls behave like local function calls. A local function call in memory executes in nanoseconds and never suffers packet drops. A network call crosses physical routers, switches, and serialization boundaries where latency multiplies by ten thousand and connections can fail at any instant.</w:t>
             </w:r>
           </w:p>
           <w:p>
@@ -2310,7 +2344,7 @@
                 <w:bCs/>
                 <w:color w:val="263A67"/>
               </w:rPr>
-              <w:t xml:space="preserve">Building the Minimal Server</w:t>
+              <w:t xml:space="preserve">Akshay Builds His Very First API Server</w:t>
             </w:r>
           </w:p>
           <w:p>
@@ -2338,15 +2372,15 @@
                 <w:sz w:val="28"/>
                 <w:szCs w:val="28"/>
               </w:rPr>
-              <w:t xml:space="preserve">Building the Minimal Server</w:t>
-            </w:r>
-          </w:p>
-          <w:p>
-            <w:pPr>
-              <w:spacing w:after="120" w:line="300"/>
-            </w:pPr>
-            <w:r>
-              <w:t xml:space="preserve">In Sameer quiet corner lab, Sameer guides Akshay to construct a runnable Express catalog server from first principles.</w:t>
+              <w:t xml:space="preserve">Akshay Builds His Very First API Server</w:t>
+            </w:r>
+          </w:p>
+          <w:p>
+            <w:pPr>
+              <w:spacing w:after="120" w:line="300"/>
+            </w:pPr>
+            <w:r>
+              <w:t xml:space="preserve">Sameer guides Akshay through writing server.js, where Akshay encounters a classic beginner blooper and discovers the power of middleware.</w:t>
             </w:r>
           </w:p>
           <w:p>
@@ -2359,32 +2393,32 @@
                 <w:bCs/>
                 <w:color w:val="263A67"/>
               </w:rPr>
-              <w:t xml:space="preserve">PANEL 1: The Two Ends of the Wire (02:15 PM)</w:t>
-            </w:r>
-          </w:p>
-          <w:p>
-            <w:pPr>
-              <w:spacing w:after="120" w:line="300"/>
-            </w:pPr>
-            Sameer pulls up a split screen on his workstation monitor. On the left is an empty code editor file named server.js; on the right is a dark terminal prompt.
-          </w:p>
-          <w:p>
-            <w:pPr>
-              <w:spacing w:after="120" w:line="300"/>
-            </w:pPr>
-            "Before you can test someone else code, you must hold both ends of the wire in your own hands."
-          </w:p>
-          <w:p>
-            <w:pPr>
-              <w:spacing w:after="120" w:line="300"/>
-            </w:pPr>
-            "You mean build the server myself? I thought QA engineers only test existing systems."
-          </w:p>
-          <w:p>
-            <w:pPr>
-              <w:spacing w:after="120" w:line="300"/>
-            </w:pPr>
-            True API mastery begins when you understand the server mechanics that receive and process wire packets.
+              <w:t xml:space="preserve">PANEL 1: Writing the First Five Lines (01:15 PM)</w:t>
+            </w:r>
+          </w:p>
+          <w:p>
+            <w:pPr>
+              <w:spacing w:after="120" w:line="300"/>
+            </w:pPr>
+            Akshay creates a new file named server.js in his code workspace, typing out the Express import and initial course data array.
+          </w:p>
+          <w:p>
+            <w:pPr>
+              <w:spacing w:after="120" w:line="300"/>
+            </w:pPr>
+            "We import express, create our app instance, and create a small courses array with two course items."
+          </w:p>
+          <w:p>
+            <w:pPr>
+              <w:spacing w:after="120" w:line="300"/>
+            </w:pPr>
+            "Perfect. That array represents our college catalog database. Now add the GET route so clients can read it."
+          </w:p>
+          <w:p>
+            <w:pPr>
+              <w:spacing w:after="120" w:line="300"/>
+            </w:pPr>
+            An API server is simply a program that binds to a network port and listens for incoming requests.
           </w:p>
           <w:p>
             <w:pPr>
@@ -2396,32 +2430,32 @@
                 <w:bCs/>
                 <w:color w:val="263A67"/>
               </w:rPr>
-              <w:t xml:space="preserve">PANEL 2: Assembling Express on Port 3000 (02:30 PM)</w:t>
-            </w:r>
-          </w:p>
-          <w:p>
-            <w:pPr>
-              <w:spacing w:after="120" w:line="300"/>
-            </w:pPr>
-            Akshay types the initial Express setup lines into server.js under Sameer watchful eye.
-          </w:p>
-          <w:p>
-            <w:pPr>
-              <w:spacing w:after="120" w:line="300"/>
-            </w:pPr>
-            "We import express, create the app instance, and listen on port 3000."
-          </w:p>
-          <w:p>
-            <w:pPr>
-              <w:spacing w:after="120" w:line="300"/>
-            </w:pPr>
-            "Good. Now add the courses array so our server has data to share."
-          </w:p>
-          <w:p>
-            <w:pPr>
-              <w:spacing w:after="120" w:line="300"/>
-            </w:pPr>
-            An API server is fundamentally a loop listening on a network port, matching URL patterns to functions.
+              <w:t xml:space="preserve">PANEL 2: The Missing Middleware Blooper (01:35 PM)</w:t>
+            </w:r>
+          </w:p>
+          <w:p>
+            <w:pPr>
+              <w:spacing w:after="120" w:line="300"/>
+            </w:pPr>
+            Akshay writes app.post to register new courses, opens his terminal, and sends a test request. The terminal explodes with a bright red stack trace.
+          </w:p>
+          <w:p>
+            <w:pPr>
+              <w:spacing w:after="120" w:line="300"/>
+            </w:pPr>
+            "Oh no! TypeError: Cannot read properties of undefined! Did I break the whole computer already?!"
+          </w:p>
+          <w:p>
+            <w:pPr>
+              <w:spacing w:after="120" w:line="300"/>
+            </w:pPr>
+            "You did not break anything, Akshay! Look at line 4. Did you tell Express how to read JSON text coming across the wire?"
+          </w:p>
+          <w:p>
+            <w:pPr>
+              <w:spacing w:after="120" w:line="300"/>
+            </w:pPr>
+            HTTP bodies arrive as raw chunks of binary bytes; servers need a stream parser to decode them.
           </w:p>
           <w:p>
             <w:pPr>
@@ -2433,32 +2467,32 @@
                 <w:bCs/>
                 <w:color w:val="263A67"/>
               </w:rPr>
-              <w:t xml:space="preserve">PANEL 3: The Undefined Body Crash (02:48 PM)</w:t>
-            </w:r>
-          </w:p>
-          <w:p>
-            <w:pPr>
-              <w:spacing w:after="120" w:line="300"/>
-            </w:pPr>
-            Akshay triggers a POST request to add a new course, but the Node console flashes a red stack trace.
-          </w:p>
-          <w:p>
-            <w:pPr>
-              <w:spacing w:after="120" w:line="300"/>
-            </w:pPr>
-            "TypeError: Cannot read properties of undefined! But I sent a valid JSON body!"
-          </w:p>
-          <w:p>
-            <w:pPr>
-              <w:spacing w:after="120" w:line="300"/>
-            </w:pPr>
-            "Look closely at your middleware pipeline. Did you tell Express how to read JSON text from the wire?"
-          </w:p>
-          <w:p>
-            <w:pPr>
-              <w:spacing w:after="120" w:line="300"/>
-            </w:pPr>
-            HTTP request bodies arrive as raw TCP binary streams; middleware must buffer and parse them into objects.
+              <w:t xml:space="preserve">PANEL 3: Mounting express.json (01:45 PM)</w:t>
+            </w:r>
+          </w:p>
+          <w:p>
+            <w:pPr>
+              <w:spacing w:after="120" w:line="300"/>
+            </w:pPr>
+            Sameer points to the top of server.js with a smile. Akshay types app.use(express.json()) and restarts the server.
+          </w:p>
+          <w:p>
+            <w:pPr>
+              <w:spacing w:after="120" w:line="300"/>
+            </w:pPr>
+            "By default, Express does not parse request bodies. Adding express.json tells your server to assemble incoming bytes into req.body."
+          </w:p>
+          <w:p>
+            <w:pPr>
+              <w:spacing w:after="120" w:line="300"/>
+            </w:pPr>
+            "It worked! The terminal says server listening on port 3000, and my new course was accepted!"
+          </w:p>
+          <w:p>
+            <w:pPr>
+              <w:spacing w:after="120" w:line="300"/>
+            </w:pPr>
+            Middleware acts as a translator standing at the door, converting raw bytes into clean JavaScript objects.
           </w:p>
           <w:p>
             <w:pPr>
@@ -2470,32 +2504,32 @@
                 <w:bCs/>
                 <w:color w:val="263A67"/>
               </w:rPr>
-              <w:t xml:space="preserve">PANEL 4: Mounting express.json Middleware (03:05 PM)</w:t>
-            </w:r>
-          </w:p>
-          <w:p>
-            <w:pPr>
-              <w:spacing w:after="120" w:line="300"/>
-            </w:pPr>
-            Akshay adds app.use(express.json()) at the top of server.js and restarts the process. The terminal confirms healthy startup.
-          </w:p>
-          <w:p>
-            <w:pPr>
-              <w:spacing w:after="120" w:line="300"/>
-            </w:pPr>
-            "It worked! req.body now contains the parsed course object and returns 201 Created."
-          </w:p>
-          <w:p>
-            <w:pPr>
-              <w:spacing w:after="120" w:line="300"/>
-            </w:pPr>
-            "Remember that moment. Half of all junior API bugs are missing stream parsers."
-          </w:p>
-          <w:p>
-            <w:pPr>
-              <w:spacing w:after="120" w:line="300"/>
-            </w:pPr>
-            Middleware sits directly in the request path, transforming raw wire bytes before route handlers run.
+              <w:t xml:space="preserve">PANEL 4: Holding Both Ends of the Wire (02:00 PM)</w:t>
+            </w:r>
+          </w:p>
+          <w:p>
+            <w:pPr>
+              <w:spacing w:after="120" w:line="300"/>
+            </w:pPr>
+            Akshay looks at his terminal and editor side by side, his eyes wide with newfound understanding.
+          </w:p>
+          <w:p>
+            <w:pPr>
+              <w:spacing w:after="120" w:line="300"/>
+            </w:pPr>
+            "I wrote twenty lines of JavaScript, and now any computer on our local network can talk to my server! This feels like magic!"
+          </w:p>
+          <w:p>
+            <w:pPr>
+              <w:spacing w:after="120" w:line="300"/>
+            </w:pPr>
+            "It is not magic, Akshay. It is engineering. Now let us download a real API Testing Workbench and test every operation."
+          </w:p>
+          <w:p>
+            <w:pPr>
+              <w:spacing w:after="120" w:line="300"/>
+            </w:pPr>
+            True confidence comes from understanding how servers receive, process, and return data.
           </w:p>
         </w:tc>
       </w:tr>
@@ -2573,15 +2607,15 @@
               <w:spacing w:after="120" w:line="300"/>
             </w:pPr>
             <w:r>
-              <w:t xml:space="preserve">Input: HTTP requests (GET /courses without body, POST /courses with JSON payload)</w:t>
-            </w:r>
-          </w:p>
-          <w:p>
-            <w:pPr>
-              <w:spacing w:after="120" w:line="300"/>
-            </w:pPr>
-            <w:r>
-              <w:t xml:space="preserve">Processing: Route matching, TCP stream parsing via express.json(), in memory array mutations</w:t>
+              <w:t xml:space="preserve">Input: HTTP requests (GET /courses without body, POST /courses with JSON payload, PATCH /courses/:code with updates)</w:t>
+            </w:r>
+          </w:p>
+          <w:p>
+            <w:pPr>
+              <w:spacing w:after="120" w:line="300"/>
+            </w:pPr>
+            <w:r>
+              <w:t xml:space="preserve">Processing: Route pattern matching, TCP stream parsing via express.json(), in memory array mutations</w:t>
             </w:r>
           </w:p>
           <w:p>
@@ -2944,7 +2978,7 @@
           <w:sz w:val="19"/>
           <w:szCs w:val="19"/>
         </w:rPr>
-        <w:t xml:space="preserve">21  app.listen(3000, () =&gt; {</w:t>
+        <w:t xml:space="preserve">21  app.patch('/courses/:code', (req, res) =&gt; {</w:t>
       </w:r>
     </w:p>
     <w:p>
@@ -2959,7 +2993,7 @@
           <w:sz w:val="19"/>
           <w:szCs w:val="19"/>
         </w:rPr>
-        <w:t xml:space="preserve">22    console.log('Apex Campus Catalog Service live on port 3000')</w:t>
+        <w:t xml:space="preserve">22    const course = courses.find(c =&gt; c.code === req.params.code)</w:t>
       </w:r>
     </w:p>
     <w:p>
@@ -2974,7 +3008,112 @@
           <w:sz w:val="19"/>
           <w:szCs w:val="19"/>
         </w:rPr>
-        <w:t xml:space="preserve">23  })</w:t>
+        <w:t xml:space="preserve">23    if (!course) return res.status(404).json({ error: 'Course not found' })</w:t>
+      </w:r>
+    </w:p>
+    <w:p>
+      <w:pPr>
+        <w:keepLines/>
+        <w:shd w:fill="F4F6F9" w:val="clear"/>
+        <w:spacing w:after="0" w:line="260"/>
+      </w:pPr>
+      <w:r>
+        <w:rPr>
+          <w:rFonts w:ascii="Consolas" w:cs="Consolas" w:eastAsia="Consolas" w:hAnsi="Consolas"/>
+          <w:sz w:val="19"/>
+          <w:szCs w:val="19"/>
+        </w:rPr>
+        <w:t xml:space="preserve">24    Object.assign(course, req.body)</w:t>
+      </w:r>
+    </w:p>
+    <w:p>
+      <w:pPr>
+        <w:keepLines/>
+        <w:shd w:fill="F4F6F9" w:val="clear"/>
+        <w:spacing w:after="0" w:line="260"/>
+      </w:pPr>
+      <w:r>
+        <w:rPr>
+          <w:rFonts w:ascii="Consolas" w:cs="Consolas" w:eastAsia="Consolas" w:hAnsi="Consolas"/>
+          <w:sz w:val="19"/>
+          <w:szCs w:val="19"/>
+        </w:rPr>
+        <w:t xml:space="preserve">25    res.status(200).json({ message: 'Course updated', course })</w:t>
+      </w:r>
+    </w:p>
+    <w:p>
+      <w:pPr>
+        <w:keepLines/>
+        <w:shd w:fill="F4F6F9" w:val="clear"/>
+        <w:spacing w:after="0" w:line="260"/>
+      </w:pPr>
+      <w:r>
+        <w:rPr>
+          <w:rFonts w:ascii="Consolas" w:cs="Consolas" w:eastAsia="Consolas" w:hAnsi="Consolas"/>
+          <w:sz w:val="19"/>
+          <w:szCs w:val="19"/>
+        </w:rPr>
+        <w:t xml:space="preserve">26  })</w:t>
+      </w:r>
+    </w:p>
+    <w:p>
+      <w:pPr>
+        <w:keepLines/>
+        <w:shd w:fill="F4F6F9" w:val="clear"/>
+        <w:spacing w:after="0" w:line="260"/>
+      </w:pPr>
+      <w:r>
+        <w:rPr>
+          <w:rFonts w:ascii="Consolas" w:cs="Consolas" w:eastAsia="Consolas" w:hAnsi="Consolas"/>
+          <w:sz w:val="19"/>
+          <w:szCs w:val="19"/>
+        </w:rPr>
+        <w:t xml:space="preserve">27   </w:t>
+      </w:r>
+    </w:p>
+    <w:p>
+      <w:pPr>
+        <w:keepLines/>
+        <w:shd w:fill="F4F6F9" w:val="clear"/>
+        <w:spacing w:after="0" w:line="260"/>
+      </w:pPr>
+      <w:r>
+        <w:rPr>
+          <w:rFonts w:ascii="Consolas" w:cs="Consolas" w:eastAsia="Consolas" w:hAnsi="Consolas"/>
+          <w:sz w:val="19"/>
+          <w:szCs w:val="19"/>
+        </w:rPr>
+        <w:t xml:space="preserve">28  app.listen(3000, () =&gt; {</w:t>
+      </w:r>
+    </w:p>
+    <w:p>
+      <w:pPr>
+        <w:keepLines/>
+        <w:shd w:fill="F4F6F9" w:val="clear"/>
+        <w:spacing w:after="0" w:line="260"/>
+      </w:pPr>
+      <w:r>
+        <w:rPr>
+          <w:rFonts w:ascii="Consolas" w:cs="Consolas" w:eastAsia="Consolas" w:hAnsi="Consolas"/>
+          <w:sz w:val="19"/>
+          <w:szCs w:val="19"/>
+        </w:rPr>
+        <w:t xml:space="preserve">29    console.log('Apex Campus Catalog Service live on port 3000')</w:t>
+      </w:r>
+    </w:p>
+    <w:p>
+      <w:pPr>
+        <w:keepLines/>
+        <w:shd w:fill="F4F6F9" w:val="clear"/>
+        <w:spacing w:after="0" w:line="260"/>
+      </w:pPr>
+      <w:r>
+        <w:rPr>
+          <w:rFonts w:ascii="Consolas" w:cs="Consolas" w:eastAsia="Consolas" w:hAnsi="Consolas"/>
+          <w:sz w:val="19"/>
+          <w:szCs w:val="19"/>
+        </w:rPr>
+        <w:t xml:space="preserve">30  })</w:t>
       </w:r>
     </w:p>
     <w:tbl>
@@ -3027,7 +3166,7 @@
               <w:spacing w:after="120" w:line="300"/>
             </w:pPr>
             <w:r>
-              <w:t xml:space="preserve">Here is how each section of our minimal server operates under the hood:</w:t>
+              <w:t xml:space="preserve">Here is how each section of our beginner friendly server works under the hood:</w:t>
             </w:r>
           </w:p>
           <w:p>
@@ -3040,15 +3179,15 @@
                 <w:bCs/>
                 <w:color w:val="263A67"/>
               </w:rPr>
-              <w:t xml:space="preserve">CHUNK 1: Server Setup and Middleware · Importing Express and Mounting JSON Parser</w:t>
-            </w:r>
-          </w:p>
-          <w:p>
-            <w:pPr>
-              <w:spacing w:after="120" w:line="300"/>
-            </w:pPr>
-            <w:r>
-              <w:t xml:space="preserve">Express requires explicit middleware to buffer incoming TCP chunk streams and parse raw text into JavaScript objects.</w:t>
+              <w:t xml:space="preserve">CHUNK 1: Setup and Middleware · Importing Express and Installing the JSON Parser</w:t>
+            </w:r>
+          </w:p>
+          <w:p>
+            <w:pPr>
+              <w:spacing w:after="120" w:line="300"/>
+            </w:pPr>
+            <w:r>
+              <w:t xml:space="preserve">We load Express and mount express.json middleware so incoming request payloads are automatically parsed into JavaScript objects.</w:t>
             </w:r>
           </w:p>
           <w:p>
@@ -3123,7 +3262,7 @@
               <w:t xml:space="preserve">Rule: </w:t>
             </w:r>
             <w:r>
-              <w:t xml:space="preserve">Without app.use(express.json()), req.body remains undefined on all POST and PUT requests.</w:t>
+              <w:t xml:space="preserve">Without app.use(express.json()), req.body remains undefined on every POST, PUT, and PATCH request.</w:t>
             </w:r>
           </w:p>
           <w:p>
@@ -3136,15 +3275,15 @@
                 <w:bCs/>
                 <w:color w:val="263A67"/>
               </w:rPr>
-              <w:t xml:space="preserve">CHUNK 2: In Memory Store · Initializing the Course Catalog Array</w:t>
-            </w:r>
-          </w:p>
-          <w:p>
-            <w:pPr>
-              <w:spacing w:after="120" w:line="300"/>
-            </w:pPr>
-            <w:r>
-              <w:t xml:space="preserve">We seed an in memory array with initial courses to simulate a lightweight database store.</w:t>
+              <w:t xml:space="preserve">CHUNK 2: In Memory Store · Seeding the Initial Course Catalog Array</w:t>
+            </w:r>
+          </w:p>
+          <w:p>
+            <w:pPr>
+              <w:spacing w:after="120" w:line="300"/>
+            </w:pPr>
+            <w:r>
+              <w:t xml:space="preserve">We initialize a lightweight in memory array to act as our local database during development.</w:t>
             </w:r>
           </w:p>
           <w:p>
@@ -3234,7 +3373,7 @@
               <w:t xml:space="preserve">Rule: </w:t>
             </w:r>
             <w:r>
-              <w:t xml:space="preserve">In memory arrays provide deterministic, sub millisecond state for local testing.</w:t>
+              <w:t xml:space="preserve">In memory arrays provide instant, zero setup state for rapid local testing.</w:t>
             </w:r>
           </w:p>
           <w:p>
@@ -3247,15 +3386,15 @@
                 <w:bCs/>
                 <w:color w:val="263A67"/>
               </w:rPr>
-              <w:t xml:space="preserve">CHUNK 3: Route Handlers and Port Listener · Binding Routes and Listening on Port 3000</w:t>
-            </w:r>
-          </w:p>
-          <w:p>
-            <w:pPr>
-              <w:spacing w:after="120" w:line="300"/>
-            </w:pPr>
-            <w:r>
-              <w:t xml:space="preserve">The server matches HTTP methods and paths to callback functions, returning status codes and JSON payloads.</w:t>
+              <w:t xml:space="preserve">CHUNK 3: Route Handlers and Port Listener · Mounting GET, POST, and Activating Port 3000</w:t>
+            </w:r>
+          </w:p>
+          <w:p>
+            <w:pPr>
+              <w:spacing w:after="120" w:line="300"/>
+            </w:pPr>
+            <w:r>
+              <w:t xml:space="preserve">The server matches client requests to callback functions and listens on port 3000 for incoming TCP connections.</w:t>
             </w:r>
           </w:p>
           <w:p>
@@ -3375,7 +3514,7 @@
               <w:t xml:space="preserve">Rule: </w:t>
             </w:r>
             <w:r>
-              <w:t xml:space="preserve">Always return explicit HTTP status codes: 200 for retrieval, 201 for resource creation.</w:t>
+              <w:t xml:space="preserve">Return explicit HTTP status codes: 200 for reading data, 201 for successfully creating new records.</w:t>
             </w:r>
           </w:p>
         </w:tc>
@@ -3482,7 +3621,7 @@
           <w:sz w:val="19"/>
           <w:szCs w:val="19"/>
         </w:rPr>
-        <w:t xml:space="preserve"> 5  Registered routes: GET /courses, POST /courses</w:t>
+        <w:t xml:space="preserve"> 5  Registered routes: GET /courses, POST /courses, PATCH /courses/:code</w:t>
       </w:r>
     </w:p>
     <w:p>
@@ -3739,7 +3878,7 @@
         <w:spacing w:after="120" w:line="300"/>
       </w:pPr>
       <w:r>
-        <w:t xml:space="preserve">Memory: req.body = { code: "CS102", title: "Data Structures" }</w:t>
+        <w:t xml:space="preserve">Memory: req.body = { code: "CS102", title: "Discrete Math" }</w:t>
       </w:r>
     </w:p>
     <w:p>
@@ -4190,7 +4329,7 @@
                 <w:bCs/>
                 <w:color w:val="263A67"/>
               </w:rPr>
-              <w:t xml:space="preserve">The Five CRUD Operations and Protocol Tasting</w:t>
+              <w:t xml:space="preserve">The API Testing Workbench and The Five Magic Keys</w:t>
             </w:r>
           </w:p>
           <w:p>
@@ -4218,15 +4357,15 @@
                 <w:sz w:val="28"/>
                 <w:szCs w:val="28"/>
               </w:rPr>
-              <w:t xml:space="preserve">The Five CRUD Operations and Protocol Tasting</w:t>
-            </w:r>
-          </w:p>
-          <w:p>
-            <w:pPr>
-              <w:spacing w:after="120" w:line="300"/>
-            </w:pPr>
-            <w:r>
-              <w:t xml:space="preserve">With the server running on port 3000, Akshay uses the API Testing Workbench to execute all five HTTP operations and compare REST against SOAP and GraphQL.</w:t>
+              <w:t xml:space="preserve">The API Testing Workbench and The Five Magic Keys</w:t>
+            </w:r>
+          </w:p>
+          <w:p>
+            <w:pPr>
+              <w:spacing w:after="120" w:line="300"/>
+            </w:pPr>
+            <w:r>
+              <w:t xml:space="preserve">Sameer introduces Akshay to the API Testing Workbench, where they test GET, POST, the dangerous PUT vs PATCH trap, and get interrupted by an urgent alarm.</w:t>
             </w:r>
           </w:p>
           <w:p>
@@ -4239,32 +4378,32 @@
                 <w:bCs/>
                 <w:color w:val="263A67"/>
               </w:rPr>
-              <w:t xml:space="preserve">PANEL 1: The CRUD Verbs in Action (03:40 PM)</w:t>
-            </w:r>
-          </w:p>
-          <w:p>
-            <w:pPr>
-              <w:spacing w:after="120" w:line="300"/>
-            </w:pPr>
-            Akshay opens the API Testing Workbench, configuring tabs for POST, GET, PUT, PATCH, and DELETE against the local catalog service.
-          </w:p>
-          <w:p>
-            <w:pPr>
-              <w:spacing w:after="120" w:line="300"/>
-            </w:pPr>
-            "POST creates a resource. GET retrieves it. But what is the exact difference between PUT and PATCH?"
-          </w:p>
-          <w:p>
-            <w:pPr>
-              <w:spacing w:after="120" w:line="300"/>
-            </w:pPr>
-            "PUT replaces the entire document. PATCH applies a surgical delta to specific attributes."
-          </w:p>
-          <w:p>
-            <w:pPr>
-              <w:spacing w:after="120" w:line="300"/>
-            </w:pPr>
-            HTTP verbs have precise architectural contracts; choosing the wrong verb causes silent data bugs.
+              <w:t xml:space="preserve">PANEL 1: Opening the API Testing Workbench (02:30 PM)</w:t>
+            </w:r>
+          </w:p>
+          <w:p>
+            <w:pPr>
+              <w:spacing w:after="120" w:line="300"/>
+            </w:pPr>
+            Akshay launches the desktop API Testing Workbench. He sees a clean request address bar, method dropdown buttons, and a dedicated response output drawer.
+          </w:p>
+          <w:p>
+            <w:pPr>
+              <w:spacing w:after="120" w:line="300"/>
+            </w:pPr>
+            "This is your primary weapon as an API tester. Here you can pick any HTTP verb, set request headers, craft JSON payloads, and inspect status codes."
+          </w:p>
+          <w:p>
+            <w:pPr>
+              <w:spacing w:after="120" w:line="300"/>
+            </w:pPr>
+            "Look at that! I can hit Send on GET /courses and immediately see status 200 OK with the course array!"
+          </w:p>
+          <w:p>
+            <w:pPr>
+              <w:spacing w:after="120" w:line="300"/>
+            </w:pPr>
+            Specialized API testing workbenches provide total visibility into network wire conversations.
           </w:p>
           <w:p>
             <w:pPr>
@@ -4276,32 +4415,32 @@
                 <w:bCs/>
                 <w:color w:val="263A67"/>
               </w:rPr>
-              <w:t xml:space="preserve">PANEL 2: The PUT Overwrite Accident (04:02 PM)</w:t>
-            </w:r>
-          </w:p>
-          <w:p>
-            <w:pPr>
-              <w:spacing w:after="120" w:line="300"/>
-            </w:pPr>
-            Akshay sends a PUT request with only { "status": "Inactive" }, and watches the course title and credits disappear from the database record.
-          </w:p>
-          <w:p>
-            <w:pPr>
-              <w:spacing w:after="120" w:line="300"/>
-            </w:pPr>
-            "The department and credits are gone! The server replaced the whole object with my single field!"
-          </w:p>
-          <w:p>
-            <w:pPr>
-              <w:spacing w:after="120" w:line="300"/>
-            </w:pPr>
-            "That is the PUT contract in action. If you only want to update status, use PATCH."
-          </w:p>
-          <w:p>
-            <w:pPr>
-              <w:spacing w:after="120" w:line="300"/>
-            </w:pPr>
-            PUT is complete resource replacement; PATCH is partial modification.
+              <w:t xml:space="preserve">PANEL 2: The Dangerous PUT vs PATCH Trap (03:10 PM)</w:t>
+            </w:r>
+          </w:p>
+          <w:p>
+            <w:pPr>
+              <w:spacing w:after="120" w:line="300"/>
+            </w:pPr>
+            Akshay tries to mark a course as Inactive. He sends a PUT request with only { "status": "Inactive" }. Suddenly, the course title, department, and credits disappear!
+          </w:p>
+          <w:p>
+            <w:pPr>
+              <w:spacing w:after="120" w:line="300"/>
+            </w:pPr>
+            "Wait, what happened?! The title and credits are gone! The server replaced the whole object with just my single status field!"
+          </w:p>
+          <w:p>
+            <w:pPr>
+              <w:spacing w:after="120" w:line="300"/>
+            </w:pPr>
+            "Think of ordering food at a restaurant! PUT replaces the entire dinner plate. If you order a replacement plate with only pickle, they take away your rice and dal! If you only want to change the pickle, use PATCH!"
+          </w:p>
+          <w:p>
+            <w:pPr>
+              <w:spacing w:after="120" w:line="300"/>
+            </w:pPr>
+            PUT is complete resource replacement; PATCH is surgical delta modification.
           </w:p>
           <w:p>
             <w:pPr>
@@ -4313,26 +4452,26 @@
                 <w:bCs/>
                 <w:color w:val="263A67"/>
               </w:rPr>
-              <w:t xml:space="preserve">PANEL 3: Protocol Tasting: REST vs SOAP vs GraphQL (04:30 PM)</w:t>
-            </w:r>
-          </w:p>
-          <w:p>
-            <w:pPr>
-              <w:spacing w:after="120" w:line="300"/>
-            </w:pPr>
-            Sameer loads three side by side tabs in the workbench showing the same campus catalog query represented in REST JSON, SOAP XML, and a GraphQL query document.
-          </w:p>
-          <w:p>
-            <w:pPr>
-              <w:spacing w:after="120" w:line="300"/>
-            </w:pPr>
-            "Look at the wire payload for each. REST gives standard resources. SOAP wraps XML in heavy envelopes. GraphQL gives exact field control."
-          </w:p>
-          <w:p>
-            <w:pPr>
-              <w:spacing w:after="120" w:line="300"/>
-            </w:pPr>
-            "In GraphQL I can request just code and title, and the server returns only those two keys!"
+              <w:t xml:space="preserve">PANEL 3: Tasting REST, SOAP, and GraphQL (04:00 PM)</w:t>
+            </w:r>
+          </w:p>
+          <w:p>
+            <w:pPr>
+              <w:spacing w:after="120" w:line="300"/>
+            </w:pPr>
+            Sameer opens three comparison tabs in the workbench showing the same catalog query in REST JSON, SOAP XML, and a GraphQL query document.
+          </w:p>
+          <w:p>
+            <w:pPr>
+              <w:spacing w:after="120" w:line="300"/>
+            </w:pPr>
+            "REST gives standard URLs and status codes. SOAP wraps XML in heavy envelopes. GraphQL lets the client ask for only the exact fields they need."
+          </w:p>
+          <w:p>
+            <w:pPr>
+              <w:spacing w:after="120" w:line="300"/>
+            </w:pPr>
+            "In GraphQL I can ask for just code and title, and the server returns only those two fields without extra clutter!"
           </w:p>
           <w:p>
             <w:pPr>
@@ -4350,32 +4489,32 @@
                 <w:bCs/>
                 <w:color w:val="263A67"/>
               </w:rPr>
-              <w:t xml:space="preserve">PANEL 4: The First Victory (05:00 PM)</w:t>
-            </w:r>
-          </w:p>
-          <w:p>
-            <w:pPr>
-              <w:spacing w:after="120" w:line="300"/>
-            </w:pPr>
-            Akshay leans back in his chair with a confident smile. All five CRUD tabs show clean, predictable green responses.
-          </w:p>
-          <w:p>
-            <w:pPr>
-              <w:spacing w:after="120" w:line="300"/>
-            </w:pPr>
-            "I understand what the wire is doing now. No more blind clicking on checklists."
-          </w:p>
-          <w:p>
-            <w:pPr>
-              <w:spacing w:after="120" w:line="300"/>
-            </w:pPr>
-            "Good. Because tomorrow morning, our real challenge begins."
-          </w:p>
-          <w:p>
-            <w:pPr>
-              <w:spacing w:after="120" w:line="300"/>
-            </w:pPr>
-            The transition from manual tester to wire auditor begins with understanding first principles.
+              <w:t xml:space="preserve">PANEL 4: The Emergency Strobe Alarm (04:45 PM)</w:t>
+            </w:r>
+          </w:p>
+          <w:p>
+            <w:pPr>
+              <w:spacing w:after="120" w:line="300"/>
+            </w:pPr>
+            Akshay leans back, celebrating his mastery of all five CRUD operations. Suddenly, a piercing emergency pager alarm shrills across the room, and the operations monitor flashes crimson red!
+          </w:p>
+          <w:p>
+            <w:pPr>
+              <w:spacing w:after="120" w:line="300"/>
+            </w:pPr>
+            "Sameer, what is that sound?! The wall monitor is flashing red: Transit Shuttle Service 500 Internal Server Error!"
+          </w:p>
+          <w:p>
+            <w:pPr>
+              <w:spacing w:after="120" w:line="300"/>
+            </w:pPr>
+            "Orientation begins tomorrow morning, and our student transit tracker just crashed in production. Grab your laptop, Akshay. Tomorrow, our real mission begins!"
+          </w:p>
+          <w:p>
+            <w:pPr>
+              <w:spacing w:after="120" w:line="300"/>
+            </w:pPr>
+            A software engineer training is tested the moment production breaks.
           </w:p>
         </w:tc>
       </w:tr>
@@ -5948,7 +6087,7 @@
             <w:pPr>
               <w:spacing w:after="120" w:line="300"/>
             </w:pPr>
-            "Exactly. PUT is idempotent complete replacement. If you only want to change one attribute, send a PATCH request instead."
+            "Exactly. PUT replaces the entire thali. If you only want to change one attribute, send a PATCH request instead."
           </w:p>
           <w:p>
             <w:pPr>
@@ -6868,15 +7007,15 @@
                 <w:bCs/>
                 <w:color w:val="263A67"/>
               </w:rPr>
-              <w:t xml:space="preserve">⚡ ARCHITECTURAL TRIUMPH · Phase 1 Complete: First Principles Wire Mastered</w:t>
-            </w:r>
-          </w:p>
-          <w:p>
-            <w:pPr>
-              <w:spacing w:after="120" w:line="300"/>
-            </w:pPr>
-            <w:r>
-              <w:t xml:space="preserve">Akshay has advanced from clicking manual checklists in ignorance to building a minimal Express API server, auditing the five core HTTP operations, and reading network wire conversations with clarity.</w:t>
+              <w:t xml:space="preserve">⚡ ARCHITECTURAL TRIUMPH · Quest 1 Complete: From Absolute Zero to Wire Apprentice</w:t>
+            </w:r>
+          </w:p>
+          <w:p>
+            <w:pPr>
+              <w:spacing w:after="120" w:line="300"/>
+            </w:pPr>
+            <w:r>
+              <w:t xml:space="preserve">Akshay has advanced from a confused Day 1 intern typing URLs into Google Chrome to building his own minimal Express API server, auditing the five core HTTP operations, and reading network wire conversations with clarity.</w:t>
             </w:r>
           </w:p>
           <w:p>
@@ -6902,7 +7041,7 @@
               <w:spacing w:after="120" w:line="300"/>
             </w:pPr>
             <w:r>
-              <w:t xml:space="preserve">Ability to construct an in memory Express server with JSON middleware on port 3000</w:t>
+              <w:t xml:space="preserve">Clear mental model of the Restaurant Analogy: Client, Waiter API, and Backend Kitchen</w:t>
             </w:r>
           </w:p>
           <w:p>
@@ -6915,7 +7054,7 @@
               <w:spacing w:after="120" w:line="300"/>
             </w:pPr>
             <w:r>
-              <w:t xml:space="preserve">Precision auditing of all five CRUD operations: POST, GET, PUT, PATCH, and DELETE</w:t>
+              <w:t xml:space="preserve">Understanding what On the Wire means: raw postcards traveling across physical cables before browser decoration</w:t>
             </w:r>
           </w:p>
           <w:p>
@@ -6928,7 +7067,7 @@
               <w:spacing w:after="120" w:line="300"/>
             </w:pPr>
             <w:r>
-              <w:t xml:space="preserve">Architectural understanding of Martin Fowler First Law of Distributed Objects</w:t>
+              <w:t xml:space="preserve">Ability to construct an in memory Express server with JSON middleware on port 3000</w:t>
             </w:r>
           </w:p>
           <w:p>
@@ -6941,7 +7080,20 @@
               <w:spacing w:after="120" w:line="300"/>
             </w:pPr>
             <w:r>
-              <w:t xml:space="preserve">Clarity on REST, SOAP, and GraphQL payload trade offs on the network wire</w:t>
+              <w:t xml:space="preserve">Precision understanding of all five CRUD operations: POST, GET, PUT, PATCH, and DELETE</w:t>
+            </w:r>
+          </w:p>
+          <w:p>
+            <w:pPr>
+              <w:pStyle w:val="ListParagraph"/>
+              <w:numPr>
+                <w:ilvl w:val="0"/>
+                <w:numId w:val="3"/>
+              </w:numPr>
+              <w:spacing w:after="120" w:line="300"/>
+            </w:pPr>
+            <w:r>
+              <w:t xml:space="preserve">Dodging the PUT vs PATCH trap by choosing surgical delta updates over full document replacement</w:t>
             </w:r>
           </w:p>
           <w:p>
@@ -7049,7 +7201,7 @@
               <w:spacing w:after="120" w:line="300"/>
             </w:pPr>
             <w:r>
-              <w:t xml:space="preserve">Sameer taps the glowing monitor in his lab as twilight falls across the teak desk. Orientation morning begins tomorrow at eight sharp, but the campus transit shuttle tracking API has suddenly crashed with an uncaught 500 Internal Server Error. When student phones query the route locator with an absent parameter, the entire backend service halts. In Chapter 2, Akshay and Sameer enter the crisis war room to dissect status codes, analyze null pointer exceptions, and engineer defensive input validation guards.</w:t>
+              <w:t xml:space="preserve">A piercing emergency pager alarm shrills across the room as the wall monitors strobe in crimson red. Orientation morning begins tomorrow at eight sharp, but the campus transit shuttle tracking API has suddenly crashed with an uncaught 500 Internal Server Error. Over one thousand students are stranded at the gates without shuttle arrival timings. When student phones query the route locator with an absent parameter, the entire backend service halts. In Chapter 2, Akshay and Sameer enter the crisis war room to investigate the root cause, dissect status codes, and engineer defensive input validation guards.</w:t>
             </w:r>
           </w:p>
         </w:tc>

--- a/public/books/zero-to-agentic-api-testing/edition-01/Zero-To-Agentic-Api-Testing-Edition-01.docx
+++ b/public/books/zero-to-agentic-api-testing/edition-01/Zero-To-Agentic-Api-Testing-Edition-01.docx
@@ -577,7 +577,7 @@
       </w:r>
     </w:p>
     <w:p>
-      <w:hyperlink w:history="1" r:id="rIdxhajfvj8hmjrmz_oc4pad">
+      <w:hyperlink w:history="1" r:id="rIdpwfsig9cmljldnyryy5fa">
         <w:r>
           <w:rPr>
             <w:rStyle w:val="Hyperlink"/>
@@ -595,7 +595,7 @@
       </w:r>
     </w:p>
     <w:p>
-      <w:hyperlink w:history="1" r:id="rIdfkcarfcltbksox9gtrnz5">
+      <w:hyperlink w:history="1" r:id="rIdkwt99zlqzhe2by5thkebg">
         <w:r>
           <w:rPr>
             <w:rStyle w:val="Hyperlink"/>
@@ -968,186 +968,140 @@
                 <w:bCs/>
                 <w:color w:val="263A67"/>
               </w:rPr>
-              <w:t xml:space="preserve">Day 1 at the Desk: What is an API Anyway?</w:t>
-            </w:r>
-          </w:p>
-          <w:p>
-            <w:pPr>
-              <w:spacing w:after="120" w:line="300"/>
-            </w:pPr>
-            <w:r>
-              <w:rPr>
-                <w:b/>
-                <w:bCs/>
-                <w:color w:val="168A8A"/>
-              </w:rPr>
-              <w:t xml:space="preserve">COMIC SCENE 1 OF 4</w:t>
-            </w:r>
-          </w:p>
-          <w:p>
-            <w:pPr>
-              <w:spacing w:after="120" w:line="300"/>
-            </w:pPr>
-            <w:r>
-              <w:rPr>
-                <w:b/>
-                <w:bCs/>
-                <w:color w:val="263A67"/>
-                <w:sz w:val="28"/>
-                <w:szCs w:val="28"/>
-              </w:rPr>
-              <w:t xml:space="preserve">Day 1 at the Desk: What is an API Anyway?</w:t>
-            </w:r>
-          </w:p>
-          <w:p>
-            <w:pPr>
-              <w:spacing w:after="120" w:line="300"/>
-            </w:pPr>
-            <w:r>
-              <w:t xml:space="preserve">Akshay reports for his first day at Apex Institute of Technology, eager to write code but completely baffled by his new job assignment.</w:t>
-            </w:r>
-          </w:p>
-          <w:p>
-            <w:pPr>
-              <w:spacing w:after="120" w:line="300"/>
-            </w:pPr>
-            <w:r>
-              <w:rPr>
-                <w:b/>
-                <w:bCs/>
-                <w:color w:val="263A67"/>
-              </w:rPr>
-              <w:t xml:space="preserve">PANEL 1: The First Assignment (09:30 AM)</w:t>
-            </w:r>
-          </w:p>
-          <w:p>
-            <w:pPr>
-              <w:spacing w:after="120" w:line="300"/>
-            </w:pPr>
-            Akshay sits nervously at his new teak desk beneath geometric morning sunlight filtering through a carved stone jali screen. Sameer walks over holding two glasses of hot ginger chai.
-          </w:p>
-          <w:p>
-            <w:pPr>
-              <w:spacing w:after="120" w:line="300"/>
-            </w:pPr>
-            "Welcome to the team, Akshay! Drink some hot chai. Today begins your journey: you are going to be our new API tester."
-          </w:p>
-          <w:p>
-            <w:pPr>
-              <w:spacing w:after="120" w:line="300"/>
-            </w:pPr>
-            "Thank you, Sameer sir! But honestly, I have only built simple web pages in college. What exactly is an API?"
-          </w:p>
-          <w:p>
-            <w:pPr>
-              <w:spacing w:after="120" w:line="300"/>
-            </w:pPr>
-            Every great software engineer starts at absolute zero on Day 1.
-          </w:p>
-          <w:p>
-            <w:pPr>
-              <w:spacing w:after="120" w:line="300"/>
-            </w:pPr>
-            <w:r>
-              <w:rPr>
-                <w:b/>
-                <w:bCs/>
-                <w:color w:val="263A67"/>
-              </w:rPr>
-              <w:t xml:space="preserve">PANEL 2: The Google Chrome Experiment (09:45 AM)</w:t>
-            </w:r>
-          </w:p>
-          <w:p>
-            <w:pPr>
-              <w:spacing w:after="120" w:line="300"/>
-            </w:pPr>
-            Akshay opens Google Chrome on his laptop, stares at the blank search bar, and types in the local campus course URL, hitting Enter with high hopes.
-          </w:p>
-          <w:p>
-            <w:pPr>
-              <w:spacing w:after="120" w:line="300"/>
-            </w:pPr>
-            "If it has a URL, I can just test it right here in Chrome, correct? But wait, where are the buttons? How do I add a new student or change a course title from this search bar?"
-          </w:p>
-          <w:p>
-            <w:pPr>
-              <w:spacing w:after="120" w:line="300"/>
-            </w:pPr>
-            A web browser address bar is designed only to fetch and display documents, not to test programmable services.
-          </w:p>
-          <w:p>
-            <w:pPr>
-              <w:spacing w:after="120" w:line="300"/>
-            </w:pPr>
-            <w:r>
-              <w:rPr>
-                <w:b/>
-                <w:bCs/>
-                <w:color w:val="263A67"/>
-              </w:rPr>
-              <w:t xml:space="preserve">PANEL 3: Sameer Warm Laugh (09:50 AM)</w:t>
-            </w:r>
-          </w:p>
-          <w:p>
-            <w:pPr>
-              <w:spacing w:after="120" w:line="300"/>
-            </w:pPr>
-            Sameer chuckles warmly and pulls up a wooden chair beside Akshay, placing his tea glass on a copper coaster.
-          </w:p>
-          <w:p>
-            <w:pPr>
-              <w:spacing w:after="120" w:line="300"/>
-            </w:pPr>
-            "Do not worry, Akshay! Every beginner tries hitting URLs in a browser. The browser only knows how to ask for things nicely. It cannot easily package data or test operations. Let me tell you about a restaurant."
-          </w:p>
-          <w:p>
-            <w:pPr>
-              <w:spacing w:after="120" w:line="300"/>
-            </w:pPr>
-            "A restaurant? How does food relate to computer programming?"
-          </w:p>
-          <w:p>
-            <w:pPr>
-              <w:spacing w:after="120" w:line="300"/>
-            </w:pPr>
-            Relatable physical analogies make complex technical architecture immediately intuitive.
-          </w:p>
-          <w:p>
-            <w:pPr>
-              <w:spacing w:after="120" w:line="300"/>
-            </w:pPr>
-            <w:r>
-              <w:rPr>
-                <w:b/>
-                <w:bCs/>
-                <w:color w:val="263A67"/>
-              </w:rPr>
-              <w:t xml:space="preserve">PANEL 4: The Secret of the Waiter (10:05 AM)</w:t>
-            </w:r>
-          </w:p>
-          <w:p>
-            <w:pPr>
-              <w:spacing w:after="120" w:line="300"/>
-            </w:pPr>
-            Sameer sketches a simple diagram in Akshay notebook showing a dining table, a waiter holding an order notepad, and a kitchen pantry.
-          </w:p>
-          <w:p>
-            <w:pPr>
-              <w:spacing w:after="120" w:line="300"/>
-            </w:pPr>
-            "When you sit at a dining table, do you walk into the kitchen pantry, chop onions, and light the stove yourself?"
-          </w:p>
-          <w:p>
-            <w:pPr>
-              <w:spacing w:after="120" w:line="300"/>
-            </w:pPr>
-            "Of course not! I look at the menu, tell the waiter what I want, and the waiter brings the prepared dish to my table."
-          </w:p>
-          <w:p>
-            <w:pPr>
-              <w:spacing w:after="120" w:line="300"/>
-            </w:pPr>
-            An API is the digital waiter that carries structured requests between consumers and backend kitchens.
+              <w:t xml:space="preserve">ARCHITECTURE · Akshay First Morning: From Chrome Confusion to the Canteen Analogy</w:t>
+            </w:r>
+          </w:p>
+          <w:p>
+            <w:pPr>
+              <w:spacing w:after="120" w:line="300"/>
+            </w:pPr>
+            <w:r>
+              <w:rPr>
+                <w:b/>
+                <w:bCs/>
+                <w:color w:val="4659A7"/>
+                <w:sz w:val="22"/>
+                <w:szCs w:val="22"/>
+              </w:rPr>
+              <w:t xml:space="preserve">COMIC STRIP · SCENE 1 OF 4 · Akshay First Morning: From Chrome Confusion to the Canteen Analogy</w:t>
+            </w:r>
+          </w:p>
+          <w:p>
+            <w:pPr>
+              <w:spacing w:after="120" w:line="300"/>
+            </w:pPr>
+            <w:r>
+              <w:t xml:space="preserve">Akshay sits nervously at his new workstation on his first day as an intern. Sameer arrives with hot ginger chai, discovers Akshay attempting to test an API through Google Chrome, and breaks into a warm smile before explaining how clients and servers really talk.</w:t>
+            </w:r>
+          </w:p>
+          <w:p>
+            <w:pPr>
+              <w:jc w:val="center"/>
+            </w:pPr>
+            <w:r>
+              <w:drawing>
+                <wp:inline distT="0" distB="0" distL="0" distR="0">
+                  <wp:extent cx="5334000" cy="2905125"/>
+                  <wp:effectExtent t="0" r="0" b="0" l="0"/>
+                  <wp:docPr id="1" name="Three panel comic strip showing Akshay arriving nervously, receiving chai from Sameer, trying to type a URL into Chrome, and Sameer sketching the restaurant analogy." descr="Three panel comic strip showing Akshay arriving nervously, receiving chai from Sameer, trying to type a URL into Chrome, and Sameer sketching the restaurant analogy." title="Three panel comic strip showing Akshay arriving nervously, receiving chai from Sameer, trying to type a URL into Chrome, and Sameer sketching the restaurant analogy."/>
+                  <wp:cNvGraphicFramePr>
+                    <a:graphicFrameLocks xmlns:a="http://schemas.openxmlformats.org/drawingml/2006/main" noChangeAspect="1"/>
+                  </wp:cNvGraphicFramePr>
+                  <a:graphic xmlns:a="http://schemas.openxmlformats.org/drawingml/2006/main">
+                    <a:graphicData uri="http://schemas.openxmlformats.org/drawingml/2006/picture">
+                      <pic:pic xmlns:pic="http://schemas.openxmlformats.org/drawingml/2006/picture">
+                        <pic:nvPicPr>
+                          <pic:cNvPr id="0" name="" descr=""/>
+                          <pic:cNvPicPr>
+                            <a:picLocks noChangeAspect="1" noChangeArrowheads="1"/>
+                          </pic:cNvPicPr>
+                        </pic:nvPicPr>
+                        <pic:blipFill>
+                          <a:blip r:embed="rId10" cstate="none"/>
+                          <a:srcRect/>
+                          <a:stretch>
+                            <a:fillRect/>
+                          </a:stretch>
+                        </pic:blipFill>
+                        <pic:spPr bwMode="auto">
+                          <a:xfrm>
+                            <a:off x="0" y="0"/>
+                            <a:ext cx="5334000" cy="2905125"/>
+                          </a:xfrm>
+                          <a:prstGeom prst="rect">
+                            <a:avLst/>
+                          </a:prstGeom>
+                        </pic:spPr>
+                      </pic:pic>
+                    </a:graphicData>
+                  </a:graphic>
+                </wp:inline>
+              </w:drawing>
+            </w:r>
+          </w:p>
+          <w:p>
+            <w:pPr>
+              <w:spacing w:after="120" w:line="300"/>
+              <w:jc w:val="center"/>
+            </w:pPr>
+            <w:r>
+              <w:rPr>
+                <w:i/>
+                <w:iCs/>
+                <w:color w:val="5B6575"/>
+                <w:sz w:val="19"/>
+                <w:szCs w:val="19"/>
+              </w:rPr>
+              <w:t xml:space="preserve">The Day 1 Realization: Before you can test an API, you must know what happens behind the screen.</w:t>
+            </w:r>
+          </w:p>
+          <w:p>
+            <w:pPr>
+              <w:spacing w:after="120" w:line="300"/>
+            </w:pPr>
+            <w:r>
+              <w:rPr>
+                <w:b/>
+                <w:bCs/>
+                <w:color w:val="4659A7"/>
+              </w:rPr>
+              <w:t xml:space="preserve">1  </w:t>
+            </w:r>
+            <w:r>
+              <w:t xml:space="preserve">Panel 1: Akshay sits at his teak workstation desk with Nagara jali screens in the background, wondering where to begin.</w:t>
+            </w:r>
+          </w:p>
+          <w:p>
+            <w:pPr>
+              <w:spacing w:after="120" w:line="300"/>
+            </w:pPr>
+            <w:r>
+              <w:rPr>
+                <w:b/>
+                <w:bCs/>
+                <w:color w:val="4659A7"/>
+              </w:rPr>
+              <w:t xml:space="preserve">2  </w:t>
+            </w:r>
+            <w:r>
+              <w:t xml:space="preserve">Panel 2: Sameer arrives carrying two steaming glasses of cutting chai, welcoming Akshay to the backend engineering squad.</w:t>
+            </w:r>
+          </w:p>
+          <w:p>
+            <w:pPr>
+              <w:spacing w:after="120" w:line="300"/>
+            </w:pPr>
+            <w:r>
+              <w:rPr>
+                <w:b/>
+                <w:bCs/>
+                <w:color w:val="4659A7"/>
+              </w:rPr>
+              <w:t xml:space="preserve">3  </w:t>
+            </w:r>
+            <w:r>
+              <w:t xml:space="preserve">Panel 3: Akshay tries typing an API endpoint into Google Chrome; Sameer chuckles and sketches a dining table, waiter, and kitchen.</w:t>
+            </w:r>
           </w:p>
         </w:tc>
       </w:tr>
@@ -1194,6 +1148,232 @@
                 <w:bCs/>
                 <w:color w:val="263A67"/>
               </w:rPr>
+              <w:t xml:space="preserve">Day 1 at the Desk: What is an API Anyway?</w:t>
+            </w:r>
+          </w:p>
+          <w:p>
+            <w:pPr>
+              <w:spacing w:after="120" w:line="300"/>
+            </w:pPr>
+            <w:r>
+              <w:rPr>
+                <w:b/>
+                <w:bCs/>
+                <w:color w:val="168A8A"/>
+              </w:rPr>
+              <w:t xml:space="preserve">COMIC SCENE 1 OF 4</w:t>
+            </w:r>
+          </w:p>
+          <w:p>
+            <w:pPr>
+              <w:spacing w:after="120" w:line="300"/>
+            </w:pPr>
+            <w:r>
+              <w:rPr>
+                <w:b/>
+                <w:bCs/>
+                <w:color w:val="263A67"/>
+                <w:sz w:val="28"/>
+                <w:szCs w:val="28"/>
+              </w:rPr>
+              <w:t xml:space="preserve">Day 1 at the Desk: What is an API Anyway?</w:t>
+            </w:r>
+          </w:p>
+          <w:p>
+            <w:pPr>
+              <w:spacing w:after="120" w:line="300"/>
+            </w:pPr>
+            <w:r>
+              <w:t xml:space="preserve">Akshay reports for his first day at Apex Institute of Technology, eager to write code but completely baffled by his new job assignment.</w:t>
+            </w:r>
+          </w:p>
+          <w:p>
+            <w:pPr>
+              <w:spacing w:after="120" w:line="300"/>
+            </w:pPr>
+            <w:r>
+              <w:rPr>
+                <w:b/>
+                <w:bCs/>
+                <w:color w:val="263A67"/>
+              </w:rPr>
+              <w:t xml:space="preserve">PANEL 1: The First Assignment (09:30 AM)</w:t>
+            </w:r>
+          </w:p>
+          <w:p>
+            <w:pPr>
+              <w:spacing w:after="120" w:line="300"/>
+            </w:pPr>
+            Akshay sits nervously at his new teak desk beneath geometric morning sunlight filtering through a carved stone jali screen. Sameer walks over holding two glasses of hot ginger chai.
+          </w:p>
+          <w:p>
+            <w:pPr>
+              <w:spacing w:after="120" w:line="300"/>
+            </w:pPr>
+            "Welcome to the team, Akshay! Drink some hot chai. Today begins your journey: you are going to be our new API tester."
+          </w:p>
+          <w:p>
+            <w:pPr>
+              <w:spacing w:after="120" w:line="300"/>
+            </w:pPr>
+            "Thank you, Sameer sir! But honestly, I have only built simple web pages in college. What exactly is an API?"
+          </w:p>
+          <w:p>
+            <w:pPr>
+              <w:spacing w:after="120" w:line="300"/>
+            </w:pPr>
+            Every great software engineer starts at absolute zero on Day 1.
+          </w:p>
+          <w:p>
+            <w:pPr>
+              <w:spacing w:after="120" w:line="300"/>
+            </w:pPr>
+            <w:r>
+              <w:rPr>
+                <w:b/>
+                <w:bCs/>
+                <w:color w:val="263A67"/>
+              </w:rPr>
+              <w:t xml:space="preserve">PANEL 2: The Google Chrome Experiment (09:45 AM)</w:t>
+            </w:r>
+          </w:p>
+          <w:p>
+            <w:pPr>
+              <w:spacing w:after="120" w:line="300"/>
+            </w:pPr>
+            Akshay opens Google Chrome on his laptop, stares at the blank search bar, and types in the local campus course URL, hitting Enter with high hopes.
+          </w:p>
+          <w:p>
+            <w:pPr>
+              <w:spacing w:after="120" w:line="300"/>
+            </w:pPr>
+            "If it has a URL, I can just test it right here in Chrome, correct? But wait, where are the buttons? How do I add a new student or change a course title from this search bar?"
+          </w:p>
+          <w:p>
+            <w:pPr>
+              <w:spacing w:after="120" w:line="300"/>
+            </w:pPr>
+            A web browser address bar is designed only to fetch and display documents, not to test programmable services.
+          </w:p>
+          <w:p>
+            <w:pPr>
+              <w:spacing w:after="120" w:line="300"/>
+            </w:pPr>
+            <w:r>
+              <w:rPr>
+                <w:b/>
+                <w:bCs/>
+                <w:color w:val="263A67"/>
+              </w:rPr>
+              <w:t xml:space="preserve">PANEL 3: Sameer Warm Laugh (09:50 AM)</w:t>
+            </w:r>
+          </w:p>
+          <w:p>
+            <w:pPr>
+              <w:spacing w:after="120" w:line="300"/>
+            </w:pPr>
+            Sameer chuckles warmly and pulls up a wooden chair beside Akshay, placing his tea glass on a copper coaster.
+          </w:p>
+          <w:p>
+            <w:pPr>
+              <w:spacing w:after="120" w:line="300"/>
+            </w:pPr>
+            "Do not worry, Akshay! Every beginner tries hitting URLs in a browser. The browser only knows how to ask for things nicely. It cannot easily package data or test operations. Let me tell you about a restaurant."
+          </w:p>
+          <w:p>
+            <w:pPr>
+              <w:spacing w:after="120" w:line="300"/>
+            </w:pPr>
+            "A restaurant? How does food relate to computer programming?"
+          </w:p>
+          <w:p>
+            <w:pPr>
+              <w:spacing w:after="120" w:line="300"/>
+            </w:pPr>
+            Relatable physical analogies make complex technical architecture immediately intuitive.
+          </w:p>
+          <w:p>
+            <w:pPr>
+              <w:spacing w:after="120" w:line="300"/>
+            </w:pPr>
+            <w:r>
+              <w:rPr>
+                <w:b/>
+                <w:bCs/>
+                <w:color w:val="263A67"/>
+              </w:rPr>
+              <w:t xml:space="preserve">PANEL 4: The Secret of the Waiter (10:05 AM)</w:t>
+            </w:r>
+          </w:p>
+          <w:p>
+            <w:pPr>
+              <w:spacing w:after="120" w:line="300"/>
+            </w:pPr>
+            Sameer sketches a simple diagram in Akshay notebook showing a dining table, a waiter holding an order notepad, and a kitchen pantry.
+          </w:p>
+          <w:p>
+            <w:pPr>
+              <w:spacing w:after="120" w:line="300"/>
+            </w:pPr>
+            "When you sit at a dining table, do you walk into the kitchen pantry, chop onions, and light the stove yourself?"
+          </w:p>
+          <w:p>
+            <w:pPr>
+              <w:spacing w:after="120" w:line="300"/>
+            </w:pPr>
+            "Of course not! I look at the menu, tell the waiter what I want, and the waiter brings the prepared dish to my table."
+          </w:p>
+          <w:p>
+            <w:pPr>
+              <w:spacing w:after="120" w:line="300"/>
+            </w:pPr>
+            An API is the digital waiter that carries structured requests between consumers and backend kitchens.
+          </w:p>
+        </w:tc>
+      </w:tr>
+    </w:tbl>
+    <w:tbl>
+      <w:tblPr>
+        <w:tblW w:type="pct" w:w="100%"/>
+        <w:tblBorders>
+          <w:top w:val="single" w:color="auto" w:sz="4"/>
+          <w:left w:val="single" w:color="auto" w:sz="4"/>
+          <w:bottom w:val="single" w:color="auto" w:sz="4"/>
+          <w:right w:val="single" w:color="auto" w:sz="4"/>
+          <w:insideH w:val="single" w:color="auto" w:sz="4"/>
+          <w:insideV w:val="single" w:color="auto" w:sz="4"/>
+        </w:tblBorders>
+      </w:tblPr>
+      <w:tblGrid>
+        <w:gridCol w:w="100"/>
+      </w:tblGrid>
+      <w:tr>
+        <w:tc>
+          <w:tcPr>
+            <w:tcBorders>
+              <w:top w:val="single" w:color="D9E0EA" w:sz="2"/>
+              <w:left w:val="single" w:color="D9E0EA" w:sz="2"/>
+              <w:bottom w:val="single" w:color="D9E0EA" w:sz="2"/>
+              <w:right w:val="single" w:color="D9E0EA" w:sz="2"/>
+            </w:tcBorders>
+            <w:shd w:fill="F8FAFC" w:val="clear"/>
+            <w:tcMar>
+              <w:top w:type="dxa" w:w="130"/>
+              <w:left w:type="dxa" w:w="160"/>
+              <w:bottom w:type="dxa" w:w="130"/>
+              <w:right w:type="dxa" w:w="160"/>
+            </w:tcMar>
+          </w:tcPr>
+          <w:p>
+            <w:pPr>
+              <w:spacing w:after="120" w:line="300"/>
+            </w:pPr>
+            <w:r>
+              <w:rPr>
+                <w:b/>
+                <w:bCs/>
+                <w:color w:val="263A67"/>
+              </w:rPr>
               <w:t xml:space="preserve">ARCHITECTURE · The Restaurant Analogy: Customer, Waiter API, and Kitchen Backend</w:t>
             </w:r>
           </w:p>
@@ -1243,7 +1423,7 @@
                           </pic:cNvPicPr>
                         </pic:nvPicPr>
                         <pic:blipFill>
-                          <a:blip r:embed="rId10" cstate="none"/>
+                          <a:blip r:embed="rId11" cstate="none"/>
                           <a:srcRect/>
                           <a:stretch>
                             <a:fillRect/>
@@ -1801,7 +1981,7 @@
                           </pic:cNvPicPr>
                         </pic:nvPicPr>
                         <pic:blipFill>
-                          <a:blip r:embed="rId11" cstate="none"/>
+                          <a:blip r:embed="rId12" cstate="none"/>
                           <a:srcRect/>
                           <a:stretch>
                             <a:fillRect/>
@@ -1943,15 +2123,15 @@
                 <w:bCs/>
                 <w:color w:val="4659A7"/>
               </w:rPr>
-              <w:t xml:space="preserve">HTTP Request</w:t>
-            </w:r>
-          </w:p>
-          <w:p>
-            <w:pPr>
-              <w:spacing w:after="120" w:line="300"/>
-            </w:pPr>
-            <w:r>
-              <w:t xml:space="preserve">Method + URL Path + Headers + Optional Body</w:t>
+              <w:t xml:space="preserve">HTTP Request Input</w:t>
+            </w:r>
+          </w:p>
+          <w:p>
+            <w:pPr>
+              <w:spacing w:after="120" w:line="300"/>
+            </w:pPr>
+            <w:r>
+              <w:t xml:space="preserve">Method: POST · Path: /courses · Headers: application/json · Body: Course Record</w:t>
             </w:r>
           </w:p>
         </w:tc>
@@ -1975,15 +2155,15 @@
                 <w:bCs/>
                 <w:color w:val="4659A7"/>
               </w:rPr>
-              <w:t xml:space="preserve">Express Route Handler</w:t>
-            </w:r>
-          </w:p>
-          <w:p>
-            <w:pPr>
-              <w:spacing w:after="120" w:line="300"/>
-            </w:pPr>
-            <w:r>
-              <w:t xml:space="preserve">Buffers TCP chunks, parses JSON, runs business logic</w:t>
+              <w:t xml:space="preserve">Express Route Processing</w:t>
+            </w:r>
+          </w:p>
+          <w:p>
+            <w:pPr>
+              <w:spacing w:after="120" w:line="300"/>
+            </w:pPr>
+            <w:r>
+              <w:t xml:space="preserve">Buffers TCP chunks, parses JSON stream, and pushes to courses array</w:t>
             </w:r>
           </w:p>
         </w:tc>
@@ -2007,15 +2187,15 @@
                 <w:bCs/>
                 <w:color w:val="4659A7"/>
               </w:rPr>
-              <w:t xml:space="preserve">HTTP Response</w:t>
-            </w:r>
-          </w:p>
-          <w:p>
-            <w:pPr>
-              <w:spacing w:after="120" w:line="300"/>
-            </w:pPr>
-            <w:r>
-              <w:t xml:space="preserve">Status Code + Response Headers + JSON Payload</w:t>
+              <w:t xml:space="preserve">HTTP Response Output</w:t>
+            </w:r>
+          </w:p>
+          <w:p>
+            <w:pPr>
+              <w:spacing w:after="120" w:line="300"/>
+            </w:pPr>
+            <w:r>
+              <w:t xml:space="preserve">Status: 201 Created · Latency: 24ms · Body: Confirmation JSON</w:t>
             </w:r>
           </w:p>
         </w:tc>
@@ -2112,7 +2292,7 @@
                           </pic:cNvPicPr>
                         </pic:nvPicPr>
                         <pic:blipFill>
-                          <a:blip r:embed="rId12" cstate="none"/>
+                          <a:blip r:embed="rId13" cstate="none"/>
                           <a:srcRect/>
                           <a:stretch>
                             <a:fillRect/>
@@ -4068,7 +4248,7 @@
                           </pic:cNvPicPr>
                         </pic:nvPicPr>
                         <pic:blipFill>
-                          <a:blip r:embed="rId13" cstate="none"/>
+                          <a:blip r:embed="rId14" cstate="none"/>
                           <a:srcRect/>
                           <a:stretch>
                             <a:fillRect/>
@@ -5256,7 +5436,7 @@
                           </pic:cNvPicPr>
                         </pic:nvPicPr>
                         <pic:blipFill>
-                          <a:blip r:embed="rId14" cstate="none"/>
+                          <a:blip r:embed="rId15" cstate="none"/>
                           <a:srcRect/>
                           <a:stretch>
                             <a:fillRect/>
@@ -5729,7 +5909,7 @@
                           </pic:cNvPicPr>
                         </pic:nvPicPr>
                         <pic:blipFill>
-                          <a:blip r:embed="rId15" cstate="none"/>
+                          <a:blip r:embed="rId16" cstate="none"/>
                           <a:srcRect/>
                           <a:stretch>
                             <a:fillRect/>
@@ -5909,7 +6089,7 @@
                           </pic:cNvPicPr>
                         </pic:nvPicPr>
                         <pic:blipFill>
-                          <a:blip r:embed="rId16" cstate="none"/>
+                          <a:blip r:embed="rId17" cstate="none"/>
                           <a:srcRect/>
                           <a:stretch>
                             <a:fillRect/>
@@ -6475,7 +6655,7 @@
                           </pic:cNvPicPr>
                         </pic:nvPicPr>
                         <pic:blipFill>
-                          <a:blip r:embed="rId17" cstate="none"/>
+                          <a:blip r:embed="rId18" cstate="none"/>
                           <a:srcRect/>
                           <a:stretch>
                             <a:fillRect/>
@@ -6989,6 +7169,186 @@
               <w:bottom w:val="single" w:color="D9E0EA" w:sz="2"/>
               <w:right w:val="single" w:color="D9E0EA" w:sz="2"/>
             </w:tcBorders>
+            <w:shd w:fill="F8FAFC" w:val="clear"/>
+            <w:tcMar>
+              <w:top w:type="dxa" w:w="130"/>
+              <w:left w:type="dxa" w:w="160"/>
+              <w:bottom w:type="dxa" w:w="130"/>
+              <w:right w:type="dxa" w:w="160"/>
+            </w:tcMar>
+          </w:tcPr>
+          <w:p>
+            <w:pPr>
+              <w:spacing w:after="120" w:line="300"/>
+            </w:pPr>
+            <w:r>
+              <w:rPr>
+                <w:b/>
+                <w:bCs/>
+                <w:color w:val="263A67"/>
+              </w:rPr>
+              <w:t xml:space="preserve">ARCHITECTURE · The Crimson Strobe: Production Alarm Halts Orientation Eve</w:t>
+            </w:r>
+          </w:p>
+          <w:p>
+            <w:pPr>
+              <w:spacing w:after="120" w:line="300"/>
+            </w:pPr>
+            <w:r>
+              <w:rPr>
+                <w:b/>
+                <w:bCs/>
+                <w:color w:val="4659A7"/>
+                <w:sz w:val="22"/>
+                <w:szCs w:val="22"/>
+              </w:rPr>
+              <w:t xml:space="preserve">COMIC STRIP · EMERGENCY CLIFFHANGER · The Crimson Strobe: Production Alarm Halts Orientation Eve</w:t>
+            </w:r>
+          </w:p>
+          <w:p>
+            <w:pPr>
+              <w:spacing w:after="120" w:line="300"/>
+            </w:pPr>
+            <w:r>
+              <w:t xml:space="preserve">Akshay and Sameer celebrate their successful Day 1 training quest when suddenly an emergency pager alarm pierces the lab. The wall mounted operations monitor flashes in crimson red, displaying a critical 500 crash on the campus transit shuttle service and setting up the Chapter 2 mission.</w:t>
+            </w:r>
+          </w:p>
+          <w:p>
+            <w:pPr>
+              <w:jc w:val="center"/>
+            </w:pPr>
+            <w:r>
+              <w:drawing>
+                <wp:inline distT="0" distB="0" distL="0" distR="0">
+                  <wp:extent cx="5334000" cy="2905125"/>
+                  <wp:effectExtent t="0" r="0" b="0" l="0"/>
+                  <wp:docPr id="1" name="Three panel comic strip showing Akshay and Sameer high fiving, a red warning strobe light flashing on the ceiling, and both engineers staring seriously at a flashing emergency monitor." descr="Three panel comic strip showing Akshay and Sameer high fiving, a red warning strobe light flashing on the ceiling, and both engineers staring seriously at a flashing emergency monitor." title="Three panel comic strip showing Akshay and Sameer high fiving, a red warning strobe light flashing on the ceiling, and both engineers staring seriously at a flashing emergency monitor."/>
+                  <wp:cNvGraphicFramePr>
+                    <a:graphicFrameLocks xmlns:a="http://schemas.openxmlformats.org/drawingml/2006/main" noChangeAspect="1"/>
+                  </wp:cNvGraphicFramePr>
+                  <a:graphic xmlns:a="http://schemas.openxmlformats.org/drawingml/2006/main">
+                    <a:graphicData uri="http://schemas.openxmlformats.org/drawingml/2006/picture">
+                      <pic:pic xmlns:pic="http://schemas.openxmlformats.org/drawingml/2006/picture">
+                        <pic:nvPicPr>
+                          <pic:cNvPr id="0" name="" descr=""/>
+                          <pic:cNvPicPr>
+                            <a:picLocks noChangeAspect="1" noChangeArrowheads="1"/>
+                          </pic:cNvPicPr>
+                        </pic:nvPicPr>
+                        <pic:blipFill>
+                          <a:blip r:embed="rId19" cstate="none"/>
+                          <a:srcRect/>
+                          <a:stretch>
+                            <a:fillRect/>
+                          </a:stretch>
+                        </pic:blipFill>
+                        <pic:spPr bwMode="auto">
+                          <a:xfrm>
+                            <a:off x="0" y="0"/>
+                            <a:ext cx="5334000" cy="2905125"/>
+                          </a:xfrm>
+                          <a:prstGeom prst="rect">
+                            <a:avLst/>
+                          </a:prstGeom>
+                        </pic:spPr>
+                      </pic:pic>
+                    </a:graphicData>
+                  </a:graphic>
+                </wp:inline>
+              </w:drawing>
+            </w:r>
+          </w:p>
+          <w:p>
+            <w:pPr>
+              <w:spacing w:after="120" w:line="300"/>
+              <w:jc w:val="center"/>
+            </w:pPr>
+            <w:r>
+              <w:rPr>
+                <w:i/>
+                <w:iCs/>
+                <w:color w:val="5B6575"/>
+                <w:sz w:val="19"/>
+                <w:szCs w:val="19"/>
+              </w:rPr>
+              <w:t xml:space="preserve">The Orientation Alarm: When production crashes, training ends and the real mission begins.</w:t>
+            </w:r>
+          </w:p>
+          <w:p>
+            <w:pPr>
+              <w:spacing w:after="120" w:line="300"/>
+            </w:pPr>
+            <w:r>
+              <w:rPr>
+                <w:b/>
+                <w:bCs/>
+                <w:color w:val="4659A7"/>
+              </w:rPr>
+              <w:t xml:space="preserve">1  </w:t>
+            </w:r>
+            <w:r>
+              <w:t xml:space="preserve">Panel 1: Akshay and Sameer exchange high fives after mastering all five CRUD operations in the API Testing Workbench.</w:t>
+            </w:r>
+          </w:p>
+          <w:p>
+            <w:pPr>
+              <w:spacing w:after="120" w:line="300"/>
+            </w:pPr>
+            <w:r>
+              <w:rPr>
+                <w:b/>
+                <w:bCs/>
+                <w:color w:val="4659A7"/>
+              </w:rPr>
+              <w:t xml:space="preserve">2  </w:t>
+            </w:r>
+            <w:r>
+              <w:t xml:space="preserve">Panel 2: A sudden ceiling strobe flashes crimson red across the engineering lab, startling both engineers.</w:t>
+            </w:r>
+          </w:p>
+          <w:p>
+            <w:pPr>
+              <w:spacing w:after="120" w:line="300"/>
+            </w:pPr>
+            <w:r>
+              <w:rPr>
+                <w:b/>
+                <w:bCs/>
+                <w:color w:val="4659A7"/>
+              </w:rPr>
+              <w:t xml:space="preserve">3  </w:t>
+            </w:r>
+            <w:r>
+              <w:t xml:space="preserve">Panel 3: Sameer and Akshay stand side by side, staring at the critical 500 error alert on the transit shuttle monitor.</w:t>
+            </w:r>
+          </w:p>
+        </w:tc>
+      </w:tr>
+    </w:tbl>
+    <w:tbl>
+      <w:tblPr>
+        <w:tblW w:type="pct" w:w="100%"/>
+        <w:tblBorders>
+          <w:top w:val="single" w:color="auto" w:sz="4"/>
+          <w:left w:val="single" w:color="auto" w:sz="4"/>
+          <w:bottom w:val="single" w:color="auto" w:sz="4"/>
+          <w:right w:val="single" w:color="auto" w:sz="4"/>
+          <w:insideH w:val="single" w:color="auto" w:sz="4"/>
+          <w:insideV w:val="single" w:color="auto" w:sz="4"/>
+        </w:tblBorders>
+      </w:tblPr>
+      <w:tblGrid>
+        <w:gridCol w:w="100"/>
+      </w:tblGrid>
+      <w:tr>
+        <w:tc>
+          <w:tcPr>
+            <w:tcBorders>
+              <w:top w:val="single" w:color="D9E0EA" w:sz="2"/>
+              <w:left w:val="single" w:color="D9E0EA" w:sz="2"/>
+              <w:bottom w:val="single" w:color="D9E0EA" w:sz="2"/>
+              <w:right w:val="single" w:color="D9E0EA" w:sz="2"/>
+            </w:tcBorders>
             <w:shd w:fill="F0F4FA" w:val="clear"/>
             <w:tcMar>
               <w:top w:type="dxa" w:w="130"/>
@@ -7914,7 +8274,7 @@
                           </pic:cNvPicPr>
                         </pic:nvPicPr>
                         <pic:blipFill>
-                          <a:blip r:embed="rId12" cstate="none"/>
+                          <a:blip r:embed="rId13" cstate="none"/>
                           <a:srcRect/>
                           <a:stretch>
                             <a:fillRect/>
@@ -9198,7 +9558,7 @@
                           </pic:cNvPicPr>
                         </pic:nvPicPr>
                         <pic:blipFill>
-                          <a:blip r:embed="rId18" cstate="none"/>
+                          <a:blip r:embed="rId20" cstate="none"/>
                           <a:srcRect/>
                           <a:stretch>
                             <a:fillRect/>
@@ -10600,7 +10960,7 @@
                           </pic:cNvPicPr>
                         </pic:nvPicPr>
                         <pic:blipFill>
-                          <a:blip r:embed="rId19" cstate="none"/>
+                          <a:blip r:embed="rId21" cstate="none"/>
                           <a:srcRect/>
                           <a:stretch>
                             <a:fillRect/>
@@ -11374,7 +11734,7 @@
                           </pic:cNvPicPr>
                         </pic:nvPicPr>
                         <pic:blipFill>
-                          <a:blip r:embed="rId20" cstate="none"/>
+                          <a:blip r:embed="rId22" cstate="none"/>
                           <a:srcRect/>
                           <a:stretch>
                             <a:fillRect/>
@@ -12141,7 +12501,7 @@
                           </pic:cNvPicPr>
                         </pic:nvPicPr>
                         <pic:blipFill>
-                          <a:blip r:embed="rId21" cstate="none"/>
+                          <a:blip r:embed="rId23" cstate="none"/>
                           <a:srcRect/>
                           <a:stretch>
                             <a:fillRect/>
@@ -13848,7 +14208,7 @@
                           </pic:cNvPicPr>
                         </pic:nvPicPr>
                         <pic:blipFill>
-                          <a:blip r:embed="rId22" cstate="none"/>
+                          <a:blip r:embed="rId24" cstate="none"/>
                           <a:srcRect/>
                           <a:stretch>
                             <a:fillRect/>
@@ -14322,7 +14682,7 @@
                           </pic:cNvPicPr>
                         </pic:nvPicPr>
                         <pic:blipFill>
-                          <a:blip r:embed="rId23" cstate="none"/>
+                          <a:blip r:embed="rId25" cstate="none"/>
                           <a:srcRect/>
                           <a:stretch>
                             <a:fillRect/>
@@ -18593,7 +18953,7 @@
                           </pic:cNvPicPr>
                         </pic:nvPicPr>
                         <pic:blipFill>
-                          <a:blip r:embed="rId20" cstate="none"/>
+                          <a:blip r:embed="rId22" cstate="none"/>
                           <a:srcRect/>
                           <a:stretch>
                             <a:fillRect/>
@@ -22958,7 +23318,7 @@
                           </pic:cNvPicPr>
                         </pic:nvPicPr>
                         <pic:blipFill>
-                          <a:blip r:embed="rId24" cstate="none"/>
+                          <a:blip r:embed="rId26" cstate="none"/>
                           <a:srcRect/>
                           <a:stretch>
                             <a:fillRect/>
@@ -26753,7 +27113,7 @@
                           </pic:cNvPicPr>
                         </pic:nvPicPr>
                         <pic:blipFill>
-                          <a:blip r:embed="rId25" cstate="none"/>
+                          <a:blip r:embed="rId27" cstate="none"/>
                           <a:srcRect/>
                           <a:stretch>
                             <a:fillRect/>
@@ -28400,7 +28760,7 @@
                           </pic:cNvPicPr>
                         </pic:nvPicPr>
                         <pic:blipFill>
-                          <a:blip r:embed="rId26" cstate="none"/>
+                          <a:blip r:embed="rId28" cstate="none"/>
                           <a:srcRect/>
                           <a:stretch>
                             <a:fillRect/>
@@ -30686,7 +31046,7 @@
                           </pic:cNvPicPr>
                         </pic:nvPicPr>
                         <pic:blipFill>
-                          <a:blip r:embed="rId27" cstate="none"/>
+                          <a:blip r:embed="rId29" cstate="none"/>
                           <a:srcRect/>
                           <a:stretch>
                             <a:fillRect/>
@@ -33018,7 +33378,7 @@
                           </pic:cNvPicPr>
                         </pic:nvPicPr>
                         <pic:blipFill>
-                          <a:blip r:embed="rId28" cstate="none"/>
+                          <a:blip r:embed="rId30" cstate="none"/>
                           <a:srcRect/>
                           <a:stretch>
                             <a:fillRect/>
@@ -33492,7 +33852,7 @@
                           </pic:cNvPicPr>
                         </pic:nvPicPr>
                         <pic:blipFill>
-                          <a:blip r:embed="rId29" cstate="none"/>
+                          <a:blip r:embed="rId31" cstate="none"/>
                           <a:srcRect/>
                           <a:stretch>
                             <a:fillRect/>
@@ -37039,7 +37399,7 @@
                           </pic:cNvPicPr>
                         </pic:nvPicPr>
                         <pic:blipFill>
-                          <a:blip r:embed="rId30" cstate="none"/>
+                          <a:blip r:embed="rId32" cstate="none"/>
                           <a:srcRect/>
                           <a:stretch>
                             <a:fillRect/>
@@ -37885,7 +38245,7 @@
                           </pic:cNvPicPr>
                         </pic:nvPicPr>
                         <pic:blipFill>
-                          <a:blip r:embed="rId31" cstate="none"/>
+                          <a:blip r:embed="rId33" cstate="none"/>
                           <a:srcRect/>
                           <a:stretch>
                             <a:fillRect/>
@@ -40381,7 +40741,7 @@
                           </pic:cNvPicPr>
                         </pic:nvPicPr>
                         <pic:blipFill>
-                          <a:blip r:embed="rId32" cstate="none"/>
+                          <a:blip r:embed="rId34" cstate="none"/>
                           <a:srcRect/>
                           <a:stretch>
                             <a:fillRect/>
@@ -44707,7 +45067,7 @@
                           </pic:cNvPicPr>
                         </pic:nvPicPr>
                         <pic:blipFill>
-                          <a:blip r:embed="rId33" cstate="none"/>
+                          <a:blip r:embed="rId35" cstate="none"/>
                           <a:srcRect/>
                           <a:stretch>
                             <a:fillRect/>
@@ -47901,7 +48261,7 @@
                           </pic:cNvPicPr>
                         </pic:nvPicPr>
                         <pic:blipFill>
-                          <a:blip r:embed="rId28" cstate="none"/>
+                          <a:blip r:embed="rId30" cstate="none"/>
                           <a:srcRect/>
                           <a:stretch>
                             <a:fillRect/>
@@ -48096,7 +48456,7 @@
                           </pic:cNvPicPr>
                         </pic:nvPicPr>
                         <pic:blipFill>
-                          <a:blip r:embed="rId34" cstate="none"/>
+                          <a:blip r:embed="rId36" cstate="none"/>
                           <a:srcRect/>
                           <a:stretch>
                             <a:fillRect/>

--- a/public/books/zero-to-agentic-api-testing/edition-01/Zero-To-Agentic-Api-Testing-Edition-01.docx
+++ b/public/books/zero-to-agentic-api-testing/edition-01/Zero-To-Agentic-Api-Testing-Edition-01.docx
@@ -577,7 +577,7 @@
       </w:r>
     </w:p>
     <w:p>
-      <w:hyperlink w:history="1" r:id="rIdpwfsig9cmljldnyryy5fa">
+      <w:hyperlink w:history="1" r:id="rIdfm6keudwyqvq7qqn9lsci">
         <w:r>
           <w:rPr>
             <w:rStyle w:val="Hyperlink"/>
@@ -595,7 +595,7 @@
       </w:r>
     </w:p>
     <w:p>
-      <w:hyperlink w:history="1" r:id="rIdkwt99zlqzhe2by5thkebg">
+      <w:hyperlink w:history="1" r:id="rIdcs5os-42vcyenzqs4lyqz">
         <w:r>
           <w:rPr>
             <w:rStyle w:val="Hyperlink"/>
@@ -4669,32 +4669,32 @@
                 <w:bCs/>
                 <w:color w:val="263A67"/>
               </w:rPr>
-              <w:t xml:space="preserve">PANEL 4: The Emergency Strobe Alarm (04:45 PM)</w:t>
-            </w:r>
-          </w:p>
-          <w:p>
-            <w:pPr>
-              <w:spacing w:after="120" w:line="300"/>
-            </w:pPr>
-            Akshay leans back, celebrating his mastery of all five CRUD operations. Suddenly, a piercing emergency pager alarm shrills across the room, and the operations monitor flashes crimson red!
-          </w:p>
-          <w:p>
-            <w:pPr>
-              <w:spacing w:after="120" w:line="300"/>
-            </w:pPr>
-            "Sameer, what is that sound?! The wall monitor is flashing red: Transit Shuttle Service 500 Internal Server Error!"
-          </w:p>
-          <w:p>
-            <w:pPr>
-              <w:spacing w:after="120" w:line="300"/>
-            </w:pPr>
-            "Orientation begins tomorrow morning, and our student transit tracker just crashed in production. Grab your laptop, Akshay. Tomorrow, our real mission begins!"
-          </w:p>
-          <w:p>
-            <w:pPr>
-              <w:spacing w:after="120" w:line="300"/>
-            </w:pPr>
-            A software engineer training is tested the moment production breaks.
+              <w:t xml:space="preserve">PANEL 4: The First Milestone Achieved (04:35 PM)</w:t>
+            </w:r>
+          </w:p>
+          <w:p>
+            <w:pPr>
+              <w:spacing w:after="120" w:line="300"/>
+            </w:pPr>
+            Akshay celebrates mastering all five CRUD operations with Sameer beside a traditional brass diya lamp.
+          </w:p>
+          <w:p>
+            <w:pPr>
+              <w:spacing w:after="120" w:line="300"/>
+            </w:pPr>
+            "Every request is green, Sameer! I can read, write, update, and inspect responses directly on the wire!"
+          </w:p>
+          <w:p>
+            <w:pPr>
+              <w:spacing w:after="120" w:line="300"/>
+            </w:pPr>
+            "You have earned your first milestone, Akshay. You are now officially a wire apprentice!"
+          </w:p>
+          <w:p>
+            <w:pPr>
+              <w:spacing w:after="120" w:line="300"/>
+            </w:pPr>
+            Consistent practice across all five operations builds true technical intuition.
           </w:p>
         </w:tc>
       </w:tr>

--- a/public/books/zero-to-agentic-api-testing/edition-01/Zero-To-Agentic-Api-Testing-Edition-01.docx
+++ b/public/books/zero-to-agentic-api-testing/edition-01/Zero-To-Agentic-Api-Testing-Edition-01.docx
@@ -577,7 +577,7 @@
       </w:r>
     </w:p>
     <w:p>
-      <w:hyperlink w:history="1" r:id="rIdfm6keudwyqvq7qqn9lsci">
+      <w:hyperlink w:history="1" r:id="rIdn8ehd6gndfbq04iovdkha">
         <w:r>
           <w:rPr>
             <w:rStyle w:val="Hyperlink"/>
@@ -595,7 +595,7 @@
       </w:r>
     </w:p>
     <w:p>
-      <w:hyperlink w:history="1" r:id="rIdcs5os-42vcyenzqs4lyqz">
+      <w:hyperlink w:history="1" r:id="rId4wrnh8thy5bqfewplum_b">
         <w:r>
           <w:rPr>
             <w:rStyle w:val="Hyperlink"/>
